--- a/DF_TermProject_Spring2026.docx
+++ b/DF_TermProject_Spring2026.docx
@@ -1,6 +1,6 @@
 
 <file path=word/document.xml><?xml version="1.0" encoding="utf-8"?>
-<w:document xmlns:wpc="http://schemas.microsoft.com/office/word/2010/wordprocessingCanvas" xmlns:cx="http://schemas.microsoft.com/office/drawing/2014/chartex" xmlns:cx1="http://schemas.microsoft.com/office/drawing/2015/9/8/chartex" xmlns:cx2="http://schemas.microsoft.com/office/drawing/2015/10/21/chartex" xmlns:cx3="http://schemas.microsoft.com/office/drawing/2016/5/9/chartex" xmlns:cx4="http://schemas.microsoft.com/office/drawing/2016/5/10/chartex" xmlns:cx5="http://schemas.microsoft.com/office/drawing/2016/5/11/chartex" xmlns:cx6="http://schemas.microsoft.com/office/drawing/2016/5/12/chartex" xmlns:cx7="http://schemas.microsoft.com/office/drawing/2016/5/13/chartex" xmlns:cx8="http://schemas.microsoft.com/office/drawing/2016/5/14/chartex" xmlns:mc="http://schemas.openxmlformats.org/markup-compatibility/2006" xmlns:aink="http://schemas.microsoft.com/office/drawing/2016/ink" xmlns:am3d="http://schemas.microsoft.com/office/drawing/2017/model3d" xmlns:o="urn:schemas-microsoft-com:office:office" xmlns:oel="http://schemas.microsoft.com/office/2019/extlst" xmlns:r="http://schemas.openxmlformats.org/officeDocument/2006/relationships" xmlns:m="http://schemas.openxmlformats.org/officeDocument/2006/math" xmlns:v="urn:schemas-microsoft-com:vml" xmlns:wp14="http://schemas.microsoft.com/office/word/2010/wordprocessingDrawing" xmlns:wp="http://schemas.openxmlformats.org/drawingml/2006/wordprocessingDrawing" xmlns:w10="urn:schemas-microsoft-com:office:word" xmlns:w="http://schemas.openxmlformats.org/wordprocessingml/2006/main" xmlns:w14="http://schemas.microsoft.com/office/word/2010/wordml" xmlns:w15="http://schemas.microsoft.com/office/word/2012/wordml" xmlns:w16cex="http://schemas.microsoft.com/office/word/2018/wordml/cex" xmlns:w16cid="http://schemas.microsoft.com/office/word/2016/wordml/cid" xmlns:w16="http://schemas.microsoft.com/office/word/2018/wordml" xmlns:w16du="http://schemas.microsoft.com/office/word/2023/wordml/word16du" xmlns:w16sdtdh="http://schemas.microsoft.com/office/word/2020/wordml/sdtdatahash" xmlns:w16sdtfl="http://schemas.microsoft.com/office/word/2024/wordml/sdtformatlock" xmlns:w16se="http://schemas.microsoft.com/office/word/2015/wordml/symex" xmlns:wpg="http://schemas.microsoft.com/office/word/2010/wordprocessingGroup" xmlns:wpi="http://schemas.microsoft.com/office/word/2010/wordprocessingInk" xmlns:wne="http://schemas.microsoft.com/office/word/2006/wordml" xmlns:wps="http://schemas.microsoft.com/office/word/2010/wordprocessingShape" mc:Ignorable="w14 w15 w16se w16cid w16 w16cex w16sdtdh w16sdtfl w16du wp14">
+<w:document xmlns:wpc="http://schemas.microsoft.com/office/word/2010/wordprocessingCanvas" xmlns:cx="http://schemas.microsoft.com/office/drawing/2014/chartex" xmlns:mc="http://schemas.openxmlformats.org/markup-compatibility/2006" xmlns:o="urn:schemas-microsoft-com:office:office" xmlns:r="http://schemas.openxmlformats.org/officeDocument/2006/relationships" xmlns:m="http://schemas.openxmlformats.org/officeDocument/2006/math" xmlns:v="urn:schemas-microsoft-com:vml" xmlns:wp14="http://schemas.microsoft.com/office/word/2010/wordprocessingDrawing" xmlns:wp="http://schemas.openxmlformats.org/drawingml/2006/wordprocessingDrawing" xmlns:w10="urn:schemas-microsoft-com:office:word" xmlns:w="http://schemas.openxmlformats.org/wordprocessingml/2006/main" xmlns:w14="http://schemas.microsoft.com/office/word/2010/wordml" xmlns:w15="http://schemas.microsoft.com/office/word/2012/wordml" xmlns:w16se="http://schemas.microsoft.com/office/word/2015/wordml/symex" xmlns:wpg="http://schemas.microsoft.com/office/word/2010/wordprocessingGroup" xmlns:wpi="http://schemas.microsoft.com/office/word/2010/wordprocessingInk" xmlns:wne="http://schemas.microsoft.com/office/word/2006/wordml" xmlns:wps="http://schemas.microsoft.com/office/word/2010/wordprocessingShape" mc:Ignorable="w14 w15 w16se wp14">
   <w:body>
     <w:p>
       <w:pPr>
@@ -61,7 +61,15 @@
           <w:bCs/>
           <w:color w:val="1F3864"/>
         </w:rPr>
-        <w:t>Total Marks: 100   |   Weeks Covered: 1 – 16   |   CLO: CLO1, CLO2, CLO3</w:t>
+        <w:t xml:space="preserve">Total Marks: 100   |   Weeks Covered: 1 </w:t>
+      </w:r>
+      <w:r>
+        <w:rPr>
+          <w:b/>
+          <w:bCs/>
+          <w:color w:val="1F3864"/>
+        </w:rPr>
+        <w:t>– 16   |   CLO: CLO1, CLO2, CLO3</w:t>
       </w:r>
     </w:p>
     <w:p>
@@ -100,7 +108,19 @@
         <w:rPr>
           <w:color w:val="000000"/>
         </w:rPr>
-        <w:t xml:space="preserve"> static web application across three isolated software environments: Development, Staging, and Production. Each environment has its own dedicated CI workflow (triggered on a Pull Request) and its own dedicated CD workflow (triggered on a merge/push), giving six GitHub Actions workflow files in total. Each team member authors exactly one workflow file and exactly one web page.</w:t>
+        <w:t xml:space="preserve"> static web application across three isolated software environments: Development, Staging, and Production. Each env</w:t>
+      </w:r>
+      <w:r>
+        <w:rPr>
+          <w:color w:val="000000"/>
+        </w:rPr>
+        <w:t>ironment has its own dedicated CI workflow (triggered on a Pull Request) and its own dedicated CD workflow (triggered on a merge/push), giving six GitHub Actions workflow files in total. Each team member authors exactly one workflow file and exactly one we</w:t>
+      </w:r>
+      <w:r>
+        <w:rPr>
+          <w:color w:val="000000"/>
+        </w:rPr>
+        <w:t>b page.</w:t>
       </w:r>
     </w:p>
     <w:p/>
@@ -146,7 +166,13 @@
         <w:rPr>
           <w:color w:val="000000"/>
         </w:rPr>
-        <w:t>Design and implement six GitHub Actions workflow files: ci-dev.yml, cd-dev.yml, ci-staging.yml, cd-staging.yml, ci-prod.yml, and cd-prod.yml.</w:t>
+        <w:t>Design and implement six GitHub Actions workflow files: ci-dev.y</w:t>
+      </w:r>
+      <w:r>
+        <w:rPr>
+          <w:color w:val="000000"/>
+        </w:rPr>
+        <w:t>ml, cd-dev.yml, ci-staging.yml, cd-staging.yml, ci-prod.yml, and cd-prod.yml.</w:t>
       </w:r>
     </w:p>
     <w:p>
@@ -178,7 +204,13 @@
         <w:rPr>
           <w:color w:val="000000"/>
         </w:rPr>
-        <w:t>Build and push environment-tagged Docker images to Docker Hub from each CI pipeline.</w:t>
+        <w:t xml:space="preserve">Build and push environment-tagged Docker images to Docker Hub </w:t>
+      </w:r>
+      <w:r>
+        <w:rPr>
+          <w:color w:val="000000"/>
+        </w:rPr>
+        <w:t>from each CI pipeline.</w:t>
       </w:r>
     </w:p>
     <w:p>
@@ -226,7 +258,13 @@
         <w:rPr>
           <w:color w:val="000000"/>
         </w:rPr>
-        <w:t>Demonstrate end-to-end automated delivery from a code push on a feature branch to a live deployment on the appropriate Render service.</w:t>
+        <w:t>Demonstrate end-to-end automa</w:t>
+      </w:r>
+      <w:r>
+        <w:rPr>
+          <w:color w:val="000000"/>
+        </w:rPr>
+        <w:t>ted delivery from a code push on a feature branch to a live deployment on the appropriate Render service.</w:t>
       </w:r>
     </w:p>
     <w:p/>
@@ -251,7 +289,13 @@
         <w:rPr>
           <w:color w:val="000000"/>
         </w:rPr>
-        <w:t>Group Size: Five (5) students per group. A group of six is permitted; in that case the Team Lead must add an extra row to Table 1 and assign one additional page (contact.html).</w:t>
+        <w:t>Group Size: Five (5) students per group. A group of six is permitted; in that case the Team Lead must add an extra row to Tabl</w:t>
+      </w:r>
+      <w:r>
+        <w:rPr>
+          <w:color w:val="000000"/>
+        </w:rPr>
+        <w:t>e 1 and assign one additional page (contact.html).</w:t>
       </w:r>
     </w:p>
     <w:p>
@@ -283,7 +327,13 @@
         <w:rPr>
           <w:color w:val="000000"/>
         </w:rPr>
-        <w:t>New Repository: Students MUST create a brand-new GitHub repository for this Term Project. Do NOT reuse or fork any repository from any previous assignment.</w:t>
+        <w:t>New Repository: Students MUST create a brand-new GitHub repository for this Term Project. Do NOT reuse or fork any repository</w:t>
+      </w:r>
+      <w:r>
+        <w:rPr>
+          <w:color w:val="000000"/>
+        </w:rPr>
+        <w:t xml:space="preserve"> from any previous assignment.</w:t>
       </w:r>
     </w:p>
     <w:p>
@@ -315,7 +365,13 @@
         <w:rPr>
           <w:color w:val="000000"/>
         </w:rPr>
-        <w:t>Secrets Ownership: All GitHub secrets and environment configurations must be created by the Team Lead using the TL's own Docker Hub and Render credentials. No team member other than the TL should create or modify secrets.</w:t>
+        <w:t>Secre</w:t>
+      </w:r>
+      <w:r>
+        <w:rPr>
+          <w:color w:val="000000"/>
+        </w:rPr>
+        <w:t>ts Ownership: All GitHub secrets and environment configurations must be created by the Team Lead using the TL's own Docker Hub and Render credentials. No team member other than the TL should create or modify secrets.</w:t>
       </w:r>
     </w:p>
     <w:p>
@@ -331,7 +387,13 @@
         <w:rPr>
           <w:color w:val="000000"/>
         </w:rPr>
-        <w:t>All deployments MUST be triggered via the GitHub Actions CD pipelines. Manual deployment on Render is NOT permitted after the initial service setup.</w:t>
+        <w:t>All deployments MUST be triggered via t</w:t>
+      </w:r>
+      <w:r>
+        <w:rPr>
+          <w:color w:val="000000"/>
+        </w:rPr>
+        <w:t>he GitHub Actions CD pipelines. Manual deployment on Render is NOT permitted after the initial service setup.</w:t>
       </w:r>
     </w:p>
     <w:p>
@@ -380,7 +442,13 @@
         <w:rPr>
           <w:color w:val="000000"/>
         </w:rPr>
-        <w:t>Each team member must work on their own feature branch and open a Pull Request (PR) targeting the develop branch.</w:t>
+        <w:t>Each team member must wor</w:t>
+      </w:r>
+      <w:r>
+        <w:rPr>
+          <w:color w:val="000000"/>
+        </w:rPr>
+        <w:t>k on their own feature branch and open a Pull Request (PR) targeting the develop branch.</w:t>
       </w:r>
     </w:p>
     <w:p>
@@ -396,7 +464,13 @@
         <w:rPr>
           <w:color w:val="000000"/>
         </w:rPr>
-        <w:t>No JavaScript of any kind is permitted. All pages must be built exclusively using HTML5 and CSS3. Forms must use HTML-only attributes (no JS event listeners, no fetch, no XMLHttpRequest).</w:t>
+        <w:t>No JavaScript of any kind is permitted. All pages must be built exclusively using HTML5 and CSS3. Forms must use HTML-only attributes (no JS event listeners, no fetch,</w:t>
+      </w:r>
+      <w:r>
+        <w:rPr>
+          <w:color w:val="000000"/>
+        </w:rPr>
+        <w:t xml:space="preserve"> no XMLHttpRequest).</w:t>
       </w:r>
     </w:p>
     <w:p>
@@ -444,14 +518,14 @@
         <w:tblLook w:val="04A0" w:firstRow="1" w:lastRow="0" w:firstColumn="1" w:lastColumn="0" w:noHBand="0" w:noVBand="1"/>
       </w:tblPr>
       <w:tblGrid>
-        <w:gridCol w:w="452"/>
-        <w:gridCol w:w="985"/>
-        <w:gridCol w:w="1208"/>
-        <w:gridCol w:w="1663"/>
-        <w:gridCol w:w="1141"/>
-        <w:gridCol w:w="1141"/>
-        <w:gridCol w:w="974"/>
-        <w:gridCol w:w="1441"/>
+        <w:gridCol w:w="446"/>
+        <w:gridCol w:w="1190"/>
+        <w:gridCol w:w="1190"/>
+        <w:gridCol w:w="1621"/>
+        <w:gridCol w:w="1114"/>
+        <w:gridCol w:w="1114"/>
+        <w:gridCol w:w="1997"/>
+        <w:gridCol w:w="1406"/>
       </w:tblGrid>
       <w:tr>
         <w:tc>
@@ -620,7 +694,17 @@
                 <w:sz w:val="20"/>
                 <w:szCs w:val="20"/>
               </w:rPr>
-              <w:t>Assigned Workflow File</w:t>
+              <w:t>Assig</w:t>
+            </w:r>
+            <w:r>
+              <w:rPr>
+                <w:b/>
+                <w:bCs/>
+                <w:color w:val="FFFFFF"/>
+                <w:sz w:val="20"/>
+                <w:szCs w:val="20"/>
+              </w:rPr>
+              <w:t>ned Workflow File</w:t>
             </w:r>
           </w:p>
         </w:tc>
@@ -746,7 +830,11 @@
             </w:tcMar>
             <w:vAlign w:val="center"/>
           </w:tcPr>
-          <w:p/>
+          <w:p>
+            <w:r>
+              <w:t>1</w:t>
+            </w:r>
+          </w:p>
         </w:tc>
         <w:tc>
           <w:tcPr>
@@ -766,7 +854,11 @@
             </w:tcMar>
             <w:vAlign w:val="center"/>
           </w:tcPr>
-          <w:p/>
+          <w:p>
+            <w:r>
+              <w:t>AbdulAziz</w:t>
+            </w:r>
+          </w:p>
         </w:tc>
         <w:tc>
           <w:tcPr>
@@ -786,7 +878,11 @@
             </w:tcMar>
             <w:vAlign w:val="center"/>
           </w:tcPr>
-          <w:p/>
+          <w:p>
+            <w:r>
+              <w:t>Aziz6587-cell</w:t>
+            </w:r>
+          </w:p>
         </w:tc>
         <w:tc>
           <w:tcPr>
@@ -806,7 +902,11 @@
             </w:tcMar>
             <w:vAlign w:val="center"/>
           </w:tcPr>
-          <w:p/>
+          <w:p>
+            <w:r>
+              <w:t>Lead</w:t>
+            </w:r>
+          </w:p>
         </w:tc>
         <w:tc>
           <w:tcPr>
@@ -826,7 +926,16 @@
             </w:tcMar>
             <w:vAlign w:val="center"/>
           </w:tcPr>
-          <w:p/>
+          <w:p>
+            <w:r>
+              <w:t>ci-dev</w:t>
+            </w:r>
+          </w:p>
+          <w:p>
+            <w:r>
+              <w:t>cd-prod</w:t>
+            </w:r>
+          </w:p>
         </w:tc>
         <w:tc>
           <w:tcPr>
@@ -846,7 +955,11 @@
             </w:tcMar>
             <w:vAlign w:val="center"/>
           </w:tcPr>
-          <w:p/>
+          <w:p>
+            <w:r>
+              <w:t>index</w:t>
+            </w:r>
+          </w:p>
         </w:tc>
         <w:tc>
           <w:tcPr>
@@ -866,7 +979,11 @@
             </w:tcMar>
             <w:vAlign w:val="center"/>
           </w:tcPr>
-          <w:p/>
+          <w:p>
+            <w:r>
+              <w:t>features/aziz6587-cell/index</w:t>
+            </w:r>
+          </w:p>
         </w:tc>
         <w:tc>
           <w:tcPr>
@@ -886,7 +1003,11 @@
             </w:tcMar>
             <w:vAlign w:val="center"/>
           </w:tcPr>
-          <w:p/>
+          <w:p>
+            <w:r>
+              <w:t>N</w:t>
+            </w:r>
+          </w:p>
         </w:tc>
       </w:tr>
       <w:tr>
@@ -908,7 +1029,13 @@
             </w:tcMar>
             <w:vAlign w:val="center"/>
           </w:tcPr>
-          <w:p/>
+          <w:p>
+            <w:r>
+              <w:t>2</w:t>
+            </w:r>
+            <w:bookmarkStart w:id="0" w:name="_GoBack"/>
+            <w:bookmarkEnd w:id="0"/>
+          </w:p>
         </w:tc>
         <w:tc>
           <w:tcPr>
@@ -1591,7 +1718,15 @@
           <w:iCs/>
           <w:color w:val="595959"/>
         </w:rPr>
-        <w:t>[Paste Render Development Service URL Here]</w:t>
+        <w:t xml:space="preserve">[Paste Render Development </w:t>
+      </w:r>
+      <w:r>
+        <w:rPr>
+          <w:i/>
+          <w:iCs/>
+          <w:color w:val="595959"/>
+        </w:rPr>
+        <w:t>Service URL Here]</w:t>
       </w:r>
     </w:p>
     <w:p>
@@ -1901,7 +2036,15 @@
                 <w:sz w:val="20"/>
                 <w:szCs w:val="20"/>
               </w:rPr>
-              <w:t>Active development; CI triggered on every PR to develop</w:t>
+              <w:t>Active development; CI tri</w:t>
+            </w:r>
+            <w:r>
+              <w:rPr>
+                <w:color w:val="000000"/>
+                <w:sz w:val="20"/>
+                <w:szCs w:val="20"/>
+              </w:rPr>
+              <w:t>ggered on every PR to develop</w:t>
             </w:r>
           </w:p>
         </w:tc>
@@ -2141,7 +2284,15 @@
                 <w:sz w:val="20"/>
                 <w:szCs w:val="20"/>
               </w:rPr>
-              <w:t>Live public site; CI triggered on every PR to main</w:t>
+              <w:t>Live public site; CI triggered on</w:t>
+            </w:r>
+            <w:r>
+              <w:rPr>
+                <w:color w:val="000000"/>
+                <w:sz w:val="20"/>
+                <w:szCs w:val="20"/>
+              </w:rPr>
+              <w:t xml:space="preserve"> every PR to main</w:t>
             </w:r>
           </w:p>
         </w:tc>
@@ -2214,7 +2365,13 @@
         <w:rPr>
           <w:color w:val="000000"/>
         </w:rPr>
-        <w:t>The Team Lead sets up the repository, Dockerfile, shared stylesheet (style.css), and all six CI/CD workflow files. Each team member is individually responsible for building one destination page (HTML + CSS) and authoring one workflow file – either a CI or a CD workflow for any one environment.</w:t>
+        <w:t xml:space="preserve">The Team Lead sets up the repository, Dockerfile, shared stylesheet (style.css), and all six CI/CD workflow files. Each team member is individually responsible for building one </w:t>
+      </w:r>
+      <w:r>
+        <w:rPr>
+          <w:color w:val="000000"/>
+        </w:rPr>
+        <w:t>destination page (HTML + CSS) and authoring one workflow file – either a CI or a CD workflow for any one environment.</w:t>
       </w:r>
     </w:p>
     <w:p/>
@@ -2507,7 +2664,15 @@
                 <w:sz w:val="20"/>
                 <w:szCs w:val="20"/>
               </w:rPr>
-              <w:t>A welcoming landing page introducing PakVista, with a hero section, a brief paragraph about Pakistan's tourism, and navigation links to all five destination pages.</w:t>
+              <w:t xml:space="preserve">A welcoming landing page </w:t>
+            </w:r>
+            <w:r>
+              <w:rPr>
+                <w:color w:val="000000"/>
+                <w:sz w:val="20"/>
+                <w:szCs w:val="20"/>
+              </w:rPr>
+              <w:t>introducing PakVista, with a hero section, a brief paragraph about Pakistan's tourism, and navigation links to all five destination pages.</w:t>
             </w:r>
           </w:p>
         </w:tc>
@@ -2632,7 +2797,15 @@
                 <w:sz w:val="20"/>
                 <w:szCs w:val="20"/>
               </w:rPr>
-              <w:t>Dedicated page for Lahore covering the Badshahi Mosque, Lahore Fort, and Shalimar Gardens, with descriptive paragraphs and an HTML-only image placeholder section.</w:t>
+              <w:t xml:space="preserve">Dedicated page for Lahore covering the Badshahi Mosque, Lahore Fort, and </w:t>
+            </w:r>
+            <w:r>
+              <w:rPr>
+                <w:color w:val="000000"/>
+                <w:sz w:val="20"/>
+                <w:szCs w:val="20"/>
+              </w:rPr>
+              <w:t>Shalimar Gardens, with descriptive paragraphs and an HTML-only image placeholder section.</w:t>
             </w:r>
           </w:p>
         </w:tc>
@@ -2757,7 +2930,15 @@
                 <w:sz w:val="20"/>
                 <w:szCs w:val="20"/>
               </w:rPr>
-              <w:t>Dedicated page for Hunza Valley covering Rakaposhi viewpoint, Attabad Lake, and Baltit Fort, with descriptive paragraphs and an HTML-only image placeholder section.</w:t>
+              <w:t xml:space="preserve">Dedicated page for Hunza Valley covering Rakaposhi viewpoint, Attabad Lake, and Baltit Fort, with descriptive paragraphs and an HTML-only </w:t>
+            </w:r>
+            <w:r>
+              <w:rPr>
+                <w:color w:val="000000"/>
+                <w:sz w:val="20"/>
+                <w:szCs w:val="20"/>
+              </w:rPr>
+              <w:t>image placeholder section.</w:t>
             </w:r>
           </w:p>
         </w:tc>
@@ -3030,7 +3211,13 @@
         <w:rPr>
           <w:color w:val="000000"/>
         </w:rPr>
-        <w:t>Each team member must author exactly one workflow file. The Team Lead authors the remaining workflow files as part of the repository setup.</w:t>
+        <w:t xml:space="preserve">Each team member must </w:t>
+      </w:r>
+      <w:r>
+        <w:rPr>
+          <w:color w:val="000000"/>
+        </w:rPr>
+        <w:t>author exactly one workflow file. The Team Lead authors the remaining workflow files as part of the repository setup.</w:t>
       </w:r>
     </w:p>
     <w:p/>
@@ -3379,7 +3566,15 @@
                 <w:sz w:val="20"/>
                 <w:szCs w:val="20"/>
               </w:rPr>
-              <w:t>Assigned to Member 1 (Team Lead): Checkout,</w:t>
+              <w:t xml:space="preserve">Assigned to </w:t>
+            </w:r>
+            <w:r>
+              <w:rPr>
+                <w:color w:val="000000"/>
+                <w:sz w:val="20"/>
+                <w:szCs w:val="20"/>
+              </w:rPr>
+              <w:t>Member 1 (Team Lead): Checkout,</w:t>
             </w:r>
             <w:r>
               <w:rPr>
@@ -3559,7 +3754,15 @@
                 <w:sz w:val="20"/>
                 <w:szCs w:val="20"/>
               </w:rPr>
-              <w:t>Assigned to Member 2: Checkout, declare environment: development, curl POST to RENDER_DEPLOY_HOOK_DEV_URL, output confirmation.</w:t>
+              <w:t xml:space="preserve">Assigned to Member 2: Checkout, declare </w:t>
+            </w:r>
+            <w:r>
+              <w:rPr>
+                <w:color w:val="000000"/>
+                <w:sz w:val="20"/>
+                <w:szCs w:val="20"/>
+              </w:rPr>
+              <w:t>environment: development, curl POST to RENDER_DEPLOY_HOOK_DEV_URL, output confirmation.</w:t>
             </w:r>
           </w:p>
         </w:tc>
@@ -3729,7 +3932,15 @@
                 <w:sz w:val="20"/>
                 <w:szCs w:val="20"/>
               </w:rPr>
-              <w:t>Docker Login, Build, Tag (:staging-latest, :staging-&lt;sha&gt;), Push to Docker Hub.</w:t>
+              <w:t xml:space="preserve">Docker Login, Build, Tag </w:t>
+            </w:r>
+            <w:r>
+              <w:rPr>
+                <w:color w:val="000000"/>
+                <w:sz w:val="20"/>
+                <w:szCs w:val="20"/>
+              </w:rPr>
+              <w:t>(:staging-latest, :staging-&lt;sha&gt;), Push to Docker Hub.</w:t>
             </w:r>
           </w:p>
         </w:tc>
@@ -4230,7 +4441,13 @@
         <w:rPr>
           <w:color w:val="000000"/>
         </w:rPr>
-        <w:t>Each team member independently follows the complete GitFlow for their assigned page and workflow file:</w:t>
+        <w:t>Each team member independently follows the complete GitFlow for their</w:t>
+      </w:r>
+      <w:r>
+        <w:rPr>
+          <w:color w:val="000000"/>
+        </w:rPr>
+        <w:t xml:space="preserve"> assigned page and workflow file:</w:t>
       </w:r>
     </w:p>
     <w:p>
@@ -4279,7 +4496,13 @@
         <w:rPr>
           <w:color w:val="000000"/>
         </w:rPr>
-        <w:t>Build the assigned HTML page with appropriate content. Link the page to the shared style.css. No JavaScript permitted.</w:t>
+        <w:t>Build the assigned HTML page with appropriate content. Link the page to t</w:t>
+      </w:r>
+      <w:r>
+        <w:rPr>
+          <w:color w:val="000000"/>
+        </w:rPr>
+        <w:t>he shared style.css. No JavaScript permitted.</w:t>
       </w:r>
     </w:p>
     <w:p>
@@ -4327,7 +4550,13 @@
         <w:rPr>
           <w:color w:val="000000"/>
         </w:rPr>
-        <w:t>Open a Pull Request (PR) targeting the develop branch. The CI workflow for the development environment (ci-dev.yml) fires automatically. Verify all steps pass.</w:t>
+        <w:t>Op</w:t>
+      </w:r>
+      <w:r>
+        <w:rPr>
+          <w:color w:val="000000"/>
+        </w:rPr>
+        <w:t>en a Pull Request (PR) targeting the develop branch. The CI workflow for the development environment (ci-dev.yml) fires automatically. Verify all steps pass.</w:t>
       </w:r>
     </w:p>
     <w:p>
@@ -4343,7 +4572,13 @@
         <w:rPr>
           <w:color w:val="000000"/>
         </w:rPr>
-        <w:t>Request a review from the Team Lead. Once CI passes and the PR is approved, the Team Lead merges it. The merge triggers the CD pipeline (cd-dev.yml) and deploys the updated site to the Render development service.</w:t>
+        <w:t xml:space="preserve">Request a review from the Team Lead. Once CI passes and the PR is approved, the Team Lead merges </w:t>
+      </w:r>
+      <w:r>
+        <w:rPr>
+          <w:color w:val="000000"/>
+        </w:rPr>
+        <w:t>it. The merge triggers the CD pipeline (cd-dev.yml) and deploys the updated site to the Render development service.</w:t>
       </w:r>
     </w:p>
     <w:p/>
@@ -4369,7 +4604,16 @@
           <w:sz w:val="19"/>
           <w:szCs w:val="19"/>
         </w:rPr>
-        <w:t>Feature Branch → PR to develop → ci-dev.yml builds &amp; pushes :dev-latest → PR merged → push on develop → cd-dev.yml deploys to pakvista-dev on Render → Live PakVista Development updated.</w:t>
+        <w:t>Feature Branch → PR to develop → ci-dev.yml builds &amp; pushes :dev-latest → PR merged → push on develop → cd-dev.yml</w:t>
+      </w:r>
+      <w:r>
+        <w:rPr>
+          <w:rFonts w:ascii="Courier New" w:eastAsia="Courier New" w:hAnsi="Courier New" w:cs="Courier New"/>
+          <w:color w:val="1F3864"/>
+          <w:sz w:val="19"/>
+          <w:szCs w:val="19"/>
+        </w:rPr>
+        <w:t xml:space="preserve"> deploys to pakvista-dev on Render → Live PakVista Development updated.</w:t>
       </w:r>
     </w:p>
     <w:p/>
@@ -4420,7 +4664,13 @@
         <w:rPr>
           <w:color w:val="000000"/>
         </w:rPr>
-        <w:t>Create a new public GitHub repository named pakvista-cicd (or a name agreed by the team). Do NOT clone or fork any existing repository.</w:t>
+        <w:t>Creat</w:t>
+      </w:r>
+      <w:r>
+        <w:rPr>
+          <w:color w:val="000000"/>
+        </w:rPr>
+        <w:t>e a new public GitHub repository named pakvista-cicd (or a name agreed by the team). Do NOT clone or fork any existing repository.</w:t>
       </w:r>
     </w:p>
     <w:p>
@@ -4436,7 +4686,13 @@
         <w:rPr>
           <w:color w:val="000000"/>
         </w:rPr>
-        <w:t>Create the develop, staging, and main branches. Set develop as the default working branch. The promotion flow is: develop → staging → main.</w:t>
+        <w:t xml:space="preserve">Create the develop, staging, and main branches. Set develop as the default working branch. The promotion flow is: develop → </w:t>
+      </w:r>
+      <w:r>
+        <w:rPr>
+          <w:color w:val="000000"/>
+        </w:rPr>
+        <w:t>staging → main.</w:t>
       </w:r>
     </w:p>
     <w:p>
@@ -4530,7 +4786,15 @@
           <w:bCs/>
           <w:color w:val="000000"/>
         </w:rPr>
-        <w:t>Require the corresponding CI status check to pass before merging (ci-dev for develop; ci-staging for staging; ci-prod for main).</w:t>
+        <w:t>Require the corresponding CI status check to pass before merging (ci-dev for develop; ci-staging for staging; ci-prod for m</w:t>
+      </w:r>
+      <w:r>
+        <w:rPr>
+          <w:b/>
+          <w:bCs/>
+          <w:color w:val="000000"/>
+        </w:rPr>
+        <w:t>ain).</w:t>
       </w:r>
     </w:p>
     <w:p>
@@ -4566,7 +4830,13 @@
         <w:rPr>
           <w:color w:val="000000"/>
         </w:rPr>
-        <w:t>The Team Lead must sign up on Render (render.com) and create three separate Web Services, one per environment, each connected to the Team Lead's Docker Hub image repository. The deploy hook URL for each service is obtained from: Render Dashboard → Service → Settings → Deploy Hook.</w:t>
+        <w:t>The Team Lead must sign up on Render (render.com) and create three separate Web Services, one per environment, each connected to the Team Lead's Dock</w:t>
+      </w:r>
+      <w:r>
+        <w:rPr>
+          <w:color w:val="000000"/>
+        </w:rPr>
+        <w:t>er Hub image repository. The deploy hook URL for each service is obtained from: Render Dashboard → Service → Settings → Deploy Hook.</w:t>
       </w:r>
     </w:p>
     <w:p/>
@@ -5086,7 +5356,15 @@
                 <w:sz w:val="20"/>
                 <w:szCs w:val="20"/>
               </w:rPr>
-              <w:t>Store in GitHub 'production' environment</w:t>
+              <w:t>Store in GitHub 'production'</w:t>
+            </w:r>
+            <w:r>
+              <w:rPr>
+                <w:color w:val="000000"/>
+                <w:sz w:val="20"/>
+                <w:szCs w:val="20"/>
+              </w:rPr>
+              <w:t xml:space="preserve"> environment</w:t>
             </w:r>
           </w:p>
         </w:tc>
@@ -5572,7 +5850,15 @@
                 <w:sz w:val="20"/>
                 <w:szCs w:val="20"/>
               </w:rPr>
-              <w:t>Shared stylesheet enforcing consistent visual identity across all pages</w:t>
+              <w:t xml:space="preserve">Shared stylesheet enforcing consistent visual identity across all </w:t>
+            </w:r>
+            <w:r>
+              <w:rPr>
+                <w:color w:val="000000"/>
+                <w:sz w:val="20"/>
+                <w:szCs w:val="20"/>
+              </w:rPr>
+              <w:t>pages</w:t>
             </w:r>
           </w:p>
         </w:tc>
@@ -5758,7 +6044,15 @@
                 <w:sz w:val="20"/>
                 <w:szCs w:val="20"/>
               </w:rPr>
-              <w:t>CD workflow for Development – triggered on push to develop</w:t>
+              <w:t xml:space="preserve">CD workflow for Development </w:t>
+            </w:r>
+            <w:r>
+              <w:rPr>
+                <w:color w:val="000000"/>
+                <w:sz w:val="20"/>
+                <w:szCs w:val="20"/>
+              </w:rPr>
+              <w:t>– triggered on push to develop</w:t>
             </w:r>
           </w:p>
         </w:tc>
@@ -6086,7 +6380,10 @@
       </w:pPr>
       <w:r>
         <w:lastRenderedPageBreak/>
-        <w:t>GITHUB ENVIRONMENTS &amp; SECRETS (MANDATORY)</w:t>
+        <w:t xml:space="preserve">GITHUB </w:t>
+      </w:r>
+      <w:r>
+        <w:t>ENVIRONMENTS &amp; SECRETS (MANDATORY)</w:t>
       </w:r>
     </w:p>
     <w:p>
@@ -6097,7 +6394,13 @@
         <w:rPr>
           <w:color w:val="000000"/>
         </w:rPr>
-        <w:t>The Team Lead is responsible for creating all three GitHub Environments and all secrets listed below. The TL is the repository admin and the credentials belong exclusively to the TL's Docker Hub and Render accounts. No other team member should create or modify secrets.</w:t>
+        <w:t>The Team Lead is responsible for creating all three GitHub Environments and all secrets listed below. The TL is the repository admin and the credentials belong exclusively to the TL's Docker Hub and Render accounts. No ot</w:t>
+      </w:r>
+      <w:r>
+        <w:rPr>
+          <w:color w:val="000000"/>
+        </w:rPr>
+        <w:t>her team member should create or modify secrets.</w:t>
       </w:r>
     </w:p>
     <w:p/>
@@ -6192,7 +6495,13 @@
         <w:rPr>
           <w:color w:val="000000"/>
         </w:rPr>
-        <w:t>Table 5: Secrets Configuration Reference</w:t>
+        <w:t xml:space="preserve">Table 5: </w:t>
+      </w:r>
+      <w:r>
+        <w:rPr>
+          <w:color w:val="000000"/>
+        </w:rPr>
+        <w:t>Secrets Configuration Reference</w:t>
       </w:r>
     </w:p>
     <w:p/>
@@ -6503,7 +6812,15 @@
                 <w:sz w:val="20"/>
                 <w:szCs w:val="20"/>
               </w:rPr>
-              <w:t>Team Lead's Docker Hub Personal Access Token (PAT) generated from Docker Hub → Account Settings → Security. Reference: https://docs.docker.com/security/for-developers/access-tokens/</w:t>
+              <w:t xml:space="preserve">Team </w:t>
+            </w:r>
+            <w:r>
+              <w:rPr>
+                <w:color w:val="000000"/>
+                <w:sz w:val="20"/>
+                <w:szCs w:val="20"/>
+              </w:rPr>
+              <w:t>Lead's Docker Hub Personal Access Token (PAT) generated from Docker Hub → Account Settings → Security. Reference: https://docs.docker.com/security/for-developers/access-tokens/</w:t>
             </w:r>
           </w:p>
         </w:tc>
@@ -6596,7 +6913,15 @@
                 <w:sz w:val="20"/>
                 <w:szCs w:val="20"/>
               </w:rPr>
-              <w:t>Deploy-hook webhook URL from the pakvista-dev Render service. Added inside the 'development' environment secrets.</w:t>
+              <w:t xml:space="preserve">Deploy-hook webhook URL </w:t>
+            </w:r>
+            <w:r>
+              <w:rPr>
+                <w:color w:val="000000"/>
+                <w:sz w:val="20"/>
+                <w:szCs w:val="20"/>
+              </w:rPr>
+              <w:t>from the pakvista-dev Render service. Added inside the 'development' environment secrets.</w:t>
             </w:r>
           </w:p>
         </w:tc>
@@ -6801,7 +7126,17 @@
           <w:sz w:val="20"/>
           <w:szCs w:val="20"/>
         </w:rPr>
-        <w:t>Reference: GitHub Encrypted Secrets – https://docs.github.com/en/actions/security-guides/encrypted-secrets | GitHub Environments – https://docs.github.com/en/actions/deployment/targeting-different-environments/using-environments-for-deployment</w:t>
+        <w:t xml:space="preserve">Reference: GitHub Encrypted Secrets – </w:t>
+      </w:r>
+      <w:r>
+        <w:rPr>
+          <w:i/>
+          <w:iCs/>
+          <w:color w:val="595959"/>
+          <w:sz w:val="20"/>
+          <w:szCs w:val="20"/>
+        </w:rPr>
+        <w:t>https://docs.github.com/en/actions/security-guides/encrypted-secrets | GitHub Environments – https://docs.github.com/en/actions/deployment/targeting-different-environments/using-environments-for-deployment</w:t>
       </w:r>
     </w:p>
     <w:p/>
@@ -6822,7 +7157,13 @@
         <w:rPr>
           <w:color w:val="000000"/>
         </w:rPr>
-        <w:t>There are three CI workflow files, one per environment. All three follow the same structure; the only differences are the trigger branch, the image tags, and the file name.</w:t>
+        <w:t>There are three CI workf</w:t>
+      </w:r>
+      <w:r>
+        <w:rPr>
+          <w:color w:val="000000"/>
+        </w:rPr>
+        <w:t>low files, one per environment. All three follow the same structure; the only differences are the trigger branch, the image tags, and the file name.</w:t>
       </w:r>
     </w:p>
     <w:p/>
@@ -7373,7 +7714,13 @@
         <w:rPr>
           <w:color w:val="000000"/>
         </w:rPr>
-        <w:t>Each CI workflow must include the following steps in the stated order:</w:t>
+        <w:t xml:space="preserve">Each CI workflow must </w:t>
+      </w:r>
+      <w:r>
+        <w:rPr>
+          <w:color w:val="000000"/>
+        </w:rPr>
+        <w:t>include the following steps in the stated order:</w:t>
       </w:r>
     </w:p>
     <w:p/>
@@ -7504,7 +7851,17 @@
           <w:sz w:val="20"/>
           <w:szCs w:val="20"/>
         </w:rPr>
-        <w:t>Reference: https://github.com/docker/login-action | https://docs.docker.com/security/for-developers/access-tokens/</w:t>
+        <w:t xml:space="preserve">Reference: https://github.com/docker/login-action | </w:t>
+      </w:r>
+      <w:r>
+        <w:rPr>
+          <w:i/>
+          <w:iCs/>
+          <w:color w:val="595959"/>
+          <w:sz w:val="20"/>
+          <w:szCs w:val="20"/>
+        </w:rPr>
+        <w:t>https://docs.docker.com/security/for-developers/access-tokens/</w:t>
       </w:r>
     </w:p>
     <w:p/>
@@ -7701,7 +8058,15 @@
           <w:bCs/>
           <w:color w:val="000000"/>
         </w:rPr>
-        <w:t>The CI status check must be registered as a required check in the Branch Protection Rules on the target branch</w:t>
+        <w:t>The CI status check must be register</w:t>
+      </w:r>
+      <w:r>
+        <w:rPr>
+          <w:b/>
+          <w:bCs/>
+          <w:color w:val="000000"/>
+        </w:rPr>
+        <w:t>ed as a required check in the Branch Protection Rules on the target branch</w:t>
       </w:r>
       <w:r>
         <w:rPr>
@@ -7743,7 +8108,13 @@
         <w:rPr>
           <w:color w:val="000000"/>
         </w:rPr>
-        <w:t>There are three CD workflow files, one per environment. All three follow the same structure; the only differences are the trigger branch, the GitHub Environment declared, and the deploy hook secret name.</w:t>
+        <w:t>There are three CD workflow files, one per environment. All three follow the same structure; the on</w:t>
+      </w:r>
+      <w:r>
+        <w:rPr>
+          <w:color w:val="000000"/>
+        </w:rPr>
+        <w:t>ly differences are the trigger branch, the GitHub Environment declared, and the deploy hook secret name.</w:t>
       </w:r>
     </w:p>
     <w:p/>
@@ -8031,7 +8402,15 @@
                 <w:sz w:val="20"/>
                 <w:szCs w:val="20"/>
               </w:rPr>
-              <w:t>RENDER_DEPLOY_HOOK_DEV_URL (in 'development' env)</w:t>
+              <w:t xml:space="preserve">RENDER_DEPLOY_HOOK_DEV_URL (in </w:t>
+            </w:r>
+            <w:r>
+              <w:rPr>
+                <w:color w:val="000000"/>
+                <w:sz w:val="20"/>
+                <w:szCs w:val="20"/>
+              </w:rPr>
+              <w:t>'development' env)</w:t>
             </w:r>
           </w:p>
         </w:tc>
@@ -8294,7 +8673,13 @@
         <w:rPr>
           <w:color w:val="000000"/>
         </w:rPr>
-        <w:t>Each CD workflow must include the following steps in the stated order:</w:t>
+        <w:t>Each CD workflow must include the following</w:t>
+      </w:r>
+      <w:r>
+        <w:rPr>
+          <w:color w:val="000000"/>
+        </w:rPr>
+        <w:t xml:space="preserve"> steps in the stated order:</w:t>
       </w:r>
     </w:p>
     <w:p/>
@@ -8359,7 +8744,13 @@
         <w:rPr>
           <w:color w:val="000000"/>
         </w:rPr>
-        <w:t>The job must declare the appropriate GitHub Environment (environment: development | staging | production) so that the environment-level deploy hook secret is injected into the job.</w:t>
+        <w:t>The job must declare the appropriate GitHub Environment (environment: devel</w:t>
+      </w:r>
+      <w:r>
+        <w:rPr>
+          <w:color w:val="000000"/>
+        </w:rPr>
+        <w:t>opment | staging | production) so that the environment-level deploy hook secret is injected into the job.</w:t>
       </w:r>
     </w:p>
     <w:p>
@@ -8399,7 +8790,13 @@
         <w:rPr>
           <w:color w:val="000000"/>
         </w:rPr>
-        <w:t>Send an HTTP POST request to the Render deploy hook URL using curl:</w:t>
+        <w:t xml:space="preserve">Send an </w:t>
+      </w:r>
+      <w:r>
+        <w:rPr>
+          <w:color w:val="000000"/>
+        </w:rPr>
+        <w:t>HTTP POST request to the Render deploy hook URL using curl:</w:t>
       </w:r>
     </w:p>
     <w:p>
@@ -8444,7 +8841,16 @@
           <w:sz w:val="20"/>
           <w:szCs w:val="20"/>
         </w:rPr>
-        <w:t>curl -X POST ${{ secrets.RENDER_DEPLOY_HOOK_PROD_URL }}    # cd-prod.yml</w:t>
+        <w:t>curl -X POST ${{ secrets.RENDER_DEPLOY_HOOK_PROD_</w:t>
+      </w:r>
+      <w:r>
+        <w:rPr>
+          <w:rFonts w:ascii="Courier New" w:eastAsia="Courier New" w:hAnsi="Courier New" w:cs="Courier New"/>
+          <w:color w:val="C7254E"/>
+          <w:sz w:val="20"/>
+          <w:szCs w:val="20"/>
+        </w:rPr>
+        <w:t>URL }}    # cd-prod.yml</w:t>
       </w:r>
     </w:p>
     <w:p>
@@ -8485,7 +8891,13 @@
         <w:rPr>
           <w:color w:val="000000"/>
         </w:rPr>
-        <w:t>Output a timestamped deployment confirmation message as the final step using echo, e.g.: echo "Deployment to &lt;environment&gt; triggered at $(date)"</w:t>
+        <w:t>Output a timestamped deployment confirmat</w:t>
+      </w:r>
+      <w:r>
+        <w:rPr>
+          <w:color w:val="000000"/>
+        </w:rPr>
+        <w:t>ion message as the final step using echo, e.g.: echo "Deployment to &lt;environment&gt; triggered at $(date)"</w:t>
       </w:r>
     </w:p>
     <w:p>
@@ -8541,7 +8953,13 @@
         <w:rPr>
           <w:color w:val="000000"/>
         </w:rPr>
-        <w:t>The job must NOT contain any Docker build or push steps – those responsibilities belong exclusively to the CI workflows.</w:t>
+        <w:t xml:space="preserve">The job must </w:t>
+      </w:r>
+      <w:r>
+        <w:rPr>
+          <w:color w:val="000000"/>
+        </w:rPr>
+        <w:t>NOT contain any Docker build or push steps – those responsibilities belong exclusively to the CI workflows.</w:t>
       </w:r>
     </w:p>
     <w:p>
@@ -8557,7 +8975,13 @@
         <w:rPr>
           <w:color w:val="000000"/>
         </w:rPr>
-        <w:t>The workflow must be triggered only on push events to the specified branch (no workflow_dispatch or schedule triggers are required, though they may be added as extras).</w:t>
+        <w:t xml:space="preserve">The workflow must be triggered only on push events to the specified branch (no workflow_dispatch or schedule triggers are required, though they may </w:t>
+      </w:r>
+      <w:r>
+        <w:rPr>
+          <w:color w:val="000000"/>
+        </w:rPr>
+        <w:t>be added as extras).</w:t>
       </w:r>
     </w:p>
     <w:p/>
@@ -8600,7 +9024,13 @@
         <w:rPr>
           <w:color w:val="000000"/>
         </w:rPr>
-        <w:t>Base image: nginx:alpine (official Nginx image on Alpine Linux). Reference: https://hub.docker.com/_/nginx</w:t>
+        <w:t>Base image: nginx:alpine (official Nginx image on Alpine Linux). Reference: https://hub.docker.com/_/n</w:t>
+      </w:r>
+      <w:r>
+        <w:rPr>
+          <w:color w:val="000000"/>
+        </w:rPr>
+        <w:t>ginx</w:t>
       </w:r>
     </w:p>
     <w:p>
@@ -8664,7 +9094,13 @@
         <w:rPr>
           <w:color w:val="000000"/>
         </w:rPr>
-        <w:t>The Dockerfile must be placed in the repository root (not in a subdirectory).</w:t>
+        <w:t xml:space="preserve">The </w:t>
+      </w:r>
+      <w:r>
+        <w:rPr>
+          <w:color w:val="000000"/>
+        </w:rPr>
+        <w:t>Dockerfile must be placed in the repository root (not in a subdirectory).</w:t>
       </w:r>
     </w:p>
     <w:p/>
@@ -8752,7 +9188,17 @@
           <w:sz w:val="20"/>
           <w:szCs w:val="20"/>
         </w:rPr>
-        <w:t>Reference – Docker Official nginx Image: https://hub.docker.com/_/nginx | Dockerfile Reference: https://docs.docker.com/reference/dockerfile/</w:t>
+        <w:t>Reference – Docker Official nginx Image: https://hu</w:t>
+      </w:r>
+      <w:r>
+        <w:rPr>
+          <w:i/>
+          <w:iCs/>
+          <w:color w:val="595959"/>
+          <w:sz w:val="20"/>
+          <w:szCs w:val="20"/>
+        </w:rPr>
+        <w:t>b.docker.com/_/nginx | Dockerfile Reference: https://docs.docker.com/reference/dockerfile/</w:t>
       </w:r>
     </w:p>
     <w:p/>
@@ -8772,7 +9218,13 @@
         <w:rPr>
           <w:color w:val="000000"/>
         </w:rPr>
-        <w:t>All pages must comply with the following standards. Pages not meeting these requirements will not receive full marks for the page development task.</w:t>
+        <w:t>All pages must comply with the following standards. Pages not meeting these requirements will not receive full marks for the page development</w:t>
+      </w:r>
+      <w:r>
+        <w:rPr>
+          <w:color w:val="000000"/>
+        </w:rPr>
+        <w:t xml:space="preserve"> task.</w:t>
       </w:r>
     </w:p>
     <w:p/>
@@ -8837,7 +9289,13 @@
         <w:rPr>
           <w:color w:val="000000"/>
         </w:rPr>
-        <w:t>Every page must contain a consistent navigation bar (&lt;nav&gt;) with anchor links to all five destination pages and the home page.</w:t>
+        <w:t>Every</w:t>
+      </w:r>
+      <w:r>
+        <w:rPr>
+          <w:color w:val="000000"/>
+        </w:rPr>
+        <w:t xml:space="preserve"> page must contain a consistent navigation bar (&lt;nav&gt;) with anchor links to all five destination pages and the home page.</w:t>
       </w:r>
     </w:p>
     <w:p>
@@ -8869,7 +9327,13 @@
         <w:rPr>
           <w:color w:val="000000"/>
         </w:rPr>
-        <w:t>No JavaScript: &lt;script&gt; tags, inline event handlers (onclick, onsubmit, etc.), and external .js file links are strictly prohibited.</w:t>
+        <w:t>No JavaScript: &lt;script&gt; tags, inline</w:t>
+      </w:r>
+      <w:r>
+        <w:rPr>
+          <w:color w:val="000000"/>
+        </w:rPr>
+        <w:t xml:space="preserve"> event handlers (onclick, onsubmit, etc.), and external .js file links are strictly prohibited.</w:t>
       </w:r>
     </w:p>
     <w:p>
@@ -8885,7 +9349,13 @@
         <w:rPr>
           <w:color w:val="000000"/>
         </w:rPr>
-        <w:t>All images must use HTML &lt;figure&gt; and &lt;figcaption&gt; elements with descriptive alt attributes. Actual image files are optional; a styled empty &lt;div class="img-placeholder"&gt; with a descriptive label inside is acceptable.</w:t>
+        <w:t>All images must use HTML &lt;figure&gt; and &lt;figcaption&gt; elements with descriptive alt attributes. Actual image files are optional; a styled empty &lt;div class="img-pla</w:t>
+      </w:r>
+      <w:r>
+        <w:rPr>
+          <w:color w:val="000000"/>
+        </w:rPr>
+        <w:t>ceholder"&gt; with a descriptive label inside is acceptable.</w:t>
       </w:r>
     </w:p>
     <w:p>
@@ -8917,7 +9387,17 @@
           <w:sz w:val="20"/>
           <w:szCs w:val="20"/>
         </w:rPr>
-        <w:t>Reference – HTML5 Specification: https://html.spec.whatwg.org/ | MDN HTML Reference: https://developer.mozilla.org/en-US/docs/Web/HTML</w:t>
+        <w:t>Reference – HTML5 Specification: https://html.spec.whatwg.org/ | MDN HTML Reference: http</w:t>
+      </w:r>
+      <w:r>
+        <w:rPr>
+          <w:i/>
+          <w:iCs/>
+          <w:color w:val="595959"/>
+          <w:sz w:val="20"/>
+          <w:szCs w:val="20"/>
+        </w:rPr>
+        <w:t>s://developer.mozilla.org/en-US/docs/Web/HTML</w:t>
       </w:r>
     </w:p>
     <w:p/>
@@ -8938,7 +9418,13 @@
         <w:rPr>
           <w:color w:val="000000"/>
         </w:rPr>
-        <w:t>The Team Lead must create a shared style.css in the repository root. All team members must link their page to this file and must NOT create separate CSS files. Additional inline &lt;style&gt; blocks within individual pages are permitted for minor page-specific overrides only.</w:t>
+        <w:t xml:space="preserve">The Team Lead must create a shared style.css in the repository root. All team members must link their page to this file and must NOT create separate CSS files. Additional inline </w:t>
+      </w:r>
+      <w:r>
+        <w:rPr>
+          <w:color w:val="000000"/>
+        </w:rPr>
+        <w:t>&lt;style&gt; blocks within individual pages are permitted for minor page-specific overrides only.</w:t>
       </w:r>
     </w:p>
     <w:p/>
@@ -8971,7 +9457,13 @@
         <w:rPr>
           <w:color w:val="000000"/>
         </w:rPr>
-        <w:t>Provide base styles for: body, h1–h3, p, a, nav, ul/li, table, th, td, footer.</w:t>
+        <w:t xml:space="preserve">Provide base styles for: body, h1–h3, p, a, nav, ul/li, table, th, </w:t>
+      </w:r>
+      <w:r>
+        <w:rPr>
+          <w:color w:val="000000"/>
+        </w:rPr>
+        <w:t>td, footer.</w:t>
       </w:r>
     </w:p>
     <w:p>
@@ -9003,7 +9495,13 @@
         <w:rPr>
           <w:color w:val="000000"/>
         </w:rPr>
-        <w:t>Provide a .img-placeholder class that renders an empty box (e.g., 200px × 150px, with a border and background colour) as a stand-in for actual images.</w:t>
+        <w:t>Provide a .img-placeholder class that renders an empty box (e.g., 200px × 150px, with a border and background colour) as a stand-in for actual</w:t>
+      </w:r>
+      <w:r>
+        <w:rPr>
+          <w:color w:val="000000"/>
+        </w:rPr>
+        <w:t xml:space="preserve"> images.</w:t>
       </w:r>
     </w:p>
     <w:p>
@@ -9051,7 +9549,17 @@
           <w:sz w:val="20"/>
           <w:szCs w:val="20"/>
         </w:rPr>
-        <w:t>Reference – CSS Reference: https://developer.mozilla.org/en-US/docs/Web/CSS | CSS Custom Properties: https://developer.mozilla.org/en-US/docs/Web/CSS/Using_CSS_custom_properties</w:t>
+        <w:t>Reference – CSS Reference: https://developer</w:t>
+      </w:r>
+      <w:r>
+        <w:rPr>
+          <w:i/>
+          <w:iCs/>
+          <w:color w:val="595959"/>
+          <w:sz w:val="20"/>
+          <w:szCs w:val="20"/>
+        </w:rPr>
+        <w:t>.mozilla.org/en-US/docs/Web/CSS | CSS Custom Properties: https://developer.mozilla.org/en-US/docs/Web/CSS/Using_CSS_custom_properties</w:t>
       </w:r>
     </w:p>
     <w:p/>
@@ -9237,7 +9745,17 @@
                 <w:sz w:val="20"/>
                 <w:szCs w:val="20"/>
               </w:rPr>
-              <w:t>Key Steps</w:t>
+              <w:t>Key Ste</w:t>
+            </w:r>
+            <w:r>
+              <w:rPr>
+                <w:b/>
+                <w:bCs/>
+                <w:color w:val="FFFFFF"/>
+                <w:sz w:val="20"/>
+                <w:szCs w:val="20"/>
+              </w:rPr>
+              <w:t>ps</w:t>
             </w:r>
           </w:p>
         </w:tc>
@@ -9477,7 +9995,15 @@
                 <w:sz w:val="20"/>
                 <w:szCs w:val="20"/>
               </w:rPr>
-              <w:t>Checkout → env: development → curl POST RENDER_DEPLOY_HOOK_DEV_URL → echo confirmation</w:t>
+              <w:t>Checkout → env: development → curl POST RENDER_DEPLOY_HOOK_DEV_URL</w:t>
+            </w:r>
+            <w:r>
+              <w:rPr>
+                <w:color w:val="000000"/>
+                <w:sz w:val="20"/>
+                <w:szCs w:val="20"/>
+              </w:rPr>
+              <w:t xml:space="preserve"> → echo confirmation</w:t>
             </w:r>
           </w:p>
         </w:tc>
@@ -9717,7 +10243,15 @@
                 <w:sz w:val="20"/>
                 <w:szCs w:val="20"/>
               </w:rPr>
-              <w:t>Checkout → env: staging → curl POST RENDER_DEPLOY_HOOK_STAGING_URL → echo confirmation</w:t>
+              <w:t xml:space="preserve">Checkout → env: staging → curl POST </w:t>
+            </w:r>
+            <w:r>
+              <w:rPr>
+                <w:color w:val="000000"/>
+                <w:sz w:val="20"/>
+                <w:szCs w:val="20"/>
+              </w:rPr>
+              <w:t>RENDER_DEPLOY_HOOK_STAGING_URL → echo confirmation</w:t>
             </w:r>
           </w:p>
         </w:tc>
@@ -9957,7 +10491,15 @@
                 <w:sz w:val="20"/>
                 <w:szCs w:val="20"/>
               </w:rPr>
-              <w:t>Checkout → env: production → curl POST RENDER_DEPLOY_HOOK_PROD_URL → echo confirmation</w:t>
+              <w:t xml:space="preserve">Checkout → env: </w:t>
+            </w:r>
+            <w:r>
+              <w:rPr>
+                <w:color w:val="000000"/>
+                <w:sz w:val="20"/>
+                <w:szCs w:val="20"/>
+              </w:rPr>
+              <w:t>production → curl POST RENDER_DEPLOY_HOOK_PROD_URL → echo confirmation</w:t>
             </w:r>
           </w:p>
         </w:tc>
@@ -10005,7 +10547,13 @@
         <w:rPr>
           <w:color w:val="000000"/>
         </w:rPr>
-        <w:t>Create a new GitHub repository from scratch (pakvista-cicd or team-agreed name). Do NOT reuse any previous repository.</w:t>
+        <w:t xml:space="preserve">Create a new GitHub repository from scratch (pakvista-cicd or team-agreed name). Do </w:t>
+      </w:r>
+      <w:r>
+        <w:rPr>
+          <w:color w:val="000000"/>
+        </w:rPr>
+        <w:t>NOT reuse any previous repository.</w:t>
       </w:r>
     </w:p>
     <w:p>
@@ -10037,7 +10585,13 @@
         <w:rPr>
           <w:color w:val="000000"/>
         </w:rPr>
-        <w:t>Apply Branch Protection Rules on develop, staging, and main – require CI to pass and require at least one review before merging.</w:t>
+        <w:t>Apply Branch Protection Rules on develop, staging, and main – require CI to pass and require at least one review before</w:t>
+      </w:r>
+      <w:r>
+        <w:rPr>
+          <w:color w:val="000000"/>
+        </w:rPr>
+        <w:t xml:space="preserve"> merging.</w:t>
       </w:r>
     </w:p>
     <w:p>
@@ -10069,7 +10623,13 @@
         <w:rPr>
           <w:color w:val="000000"/>
         </w:rPr>
-        <w:t>Create three Render Web Services (pakvista-dev, pakvista-staging, pakvista-prod) each connected to the TL's Docker Hub image. Copy each deploy hook URL and store it in the correct GitHub Environment secret.</w:t>
+        <w:t xml:space="preserve">Create three Render Web Services (pakvista-dev, pakvista-staging, pakvista-prod) each connected to the TL's Docker Hub image. Copy each </w:t>
+      </w:r>
+      <w:r>
+        <w:rPr>
+          <w:color w:val="000000"/>
+        </w:rPr>
+        <w:t>deploy hook URL and store it in the correct GitHub Environment secret.</w:t>
       </w:r>
     </w:p>
     <w:p>
@@ -10101,7 +10661,13 @@
         <w:rPr>
           <w:color w:val="000000"/>
         </w:rPr>
-        <w:t>Set up the initial repository structure: commit style.css, the Dockerfile, and a skeleton index.html (Home / Welcome page).</w:t>
+        <w:t xml:space="preserve">Set up the initial repository structure: commit style.css, the Dockerfile, and a skeleton index.html (Home / Welcome </w:t>
+      </w:r>
+      <w:r>
+        <w:rPr>
+          <w:color w:val="000000"/>
+        </w:rPr>
+        <w:t>page).</w:t>
       </w:r>
     </w:p>
     <w:p>
@@ -10150,7 +10716,13 @@
           <w:color w:val="000000"/>
         </w:rPr>
         <w:lastRenderedPageBreak/>
-        <w:t>After all five PRs are merged into develop, promote the changes: open a PR from develop → staging, merge it; then from staging → main, merge it. Verify the CI and CD pipelines fire correctly for each promotion.</w:t>
+        <w:t xml:space="preserve">After all five PRs </w:t>
+      </w:r>
+      <w:r>
+        <w:rPr>
+          <w:color w:val="000000"/>
+        </w:rPr>
+        <w:t>are merged into develop, promote the changes: open a PR from develop → staging, merge it; then from staging → main, merge it. Verify the CI and CD pipelines fire correctly for each promotion.</w:t>
       </w:r>
     </w:p>
     <w:p/>
@@ -10175,7 +10747,13 @@
         <w:rPr>
           <w:color w:val="000000"/>
         </w:rPr>
-        <w:t>Create a personal feature branch from develop using the convention: feature/&lt;github-username&gt;/&lt;page-name&gt;.</w:t>
+        <w:t>Create a personal fea</w:t>
+      </w:r>
+      <w:r>
+        <w:rPr>
+          <w:color w:val="000000"/>
+        </w:rPr>
+        <w:t>ture branch from develop using the convention: feature/&lt;github-username&gt;/&lt;page-name&gt;.</w:t>
       </w:r>
     </w:p>
     <w:p>
@@ -10207,7 +10785,13 @@
         <w:rPr>
           <w:color w:val="000000"/>
         </w:rPr>
-        <w:t>Author the assigned workflow file (Table 3) in .github/workflows/. The workflow must be syntactically correct, well-commented YAML.</w:t>
+        <w:t>Author the assigned workflow file (Table 3) in .</w:t>
+      </w:r>
+      <w:r>
+        <w:rPr>
+          <w:color w:val="000000"/>
+        </w:rPr>
+        <w:t>github/workflows/. The workflow must be syntactically correct, well-commented YAML.</w:t>
       </w:r>
     </w:p>
     <w:p>
@@ -10239,7 +10823,13 @@
         <w:rPr>
           <w:color w:val="000000"/>
         </w:rPr>
-        <w:t>Open a Pull Request targeting the develop branch with a meaningful PR description. Verify the CI workflow (ci-dev.yml) fires and all steps pass.</w:t>
+        <w:t>Open a Pull Request targeting the develop branch with a meaningful PR description.</w:t>
+      </w:r>
+      <w:r>
+        <w:rPr>
+          <w:color w:val="000000"/>
+        </w:rPr>
+        <w:t xml:space="preserve"> Verify the CI workflow (ci-dev.yml) fires and all steps pass.</w:t>
       </w:r>
     </w:p>
     <w:p>
@@ -10271,7 +10861,13 @@
         <w:rPr>
           <w:color w:val="000000"/>
         </w:rPr>
-        <w:t>Verify the live PakVista Development site on Render reflects the newly added page.</w:t>
+        <w:t xml:space="preserve">Verify the live PakVista Development site on Render reflects the </w:t>
+      </w:r>
+      <w:r>
+        <w:rPr>
+          <w:color w:val="000000"/>
+        </w:rPr>
+        <w:t>newly added page.</w:t>
       </w:r>
     </w:p>
     <w:p>
@@ -10454,7 +11050,17 @@
                 <w:sz w:val="20"/>
                 <w:szCs w:val="20"/>
               </w:rPr>
-              <w:t>Max Marks</w:t>
+              <w:t xml:space="preserve">Max </w:t>
+            </w:r>
+            <w:r>
+              <w:rPr>
+                <w:b/>
+                <w:bCs/>
+                <w:color w:val="FFFFFF"/>
+                <w:sz w:val="20"/>
+                <w:szCs w:val="20"/>
+              </w:rPr>
+              <w:t>Marks</w:t>
             </w:r>
           </w:p>
         </w:tc>
@@ -10682,7 +11288,15 @@
                 <w:sz w:val="20"/>
                 <w:szCs w:val="20"/>
               </w:rPr>
-              <w:t>Version the Term Project document (TermProject_Spring2026.docx) inside the repo root; each member fills their row in Table 1 including Assigned Workflow File and Assigned Page.</w:t>
+              <w:t xml:space="preserve">Version the Term Project document </w:t>
+            </w:r>
+            <w:r>
+              <w:rPr>
+                <w:color w:val="000000"/>
+                <w:sz w:val="20"/>
+                <w:szCs w:val="20"/>
+              </w:rPr>
+              <w:t>(TermProject_Spring2026.docx) inside the repo root; each member fills their row in Table 1 including Assigned Workflow File and Assigned Page.</w:t>
             </w:r>
           </w:p>
         </w:tc>
@@ -10845,7 +11459,15 @@
                 <w:sz w:val="20"/>
                 <w:szCs w:val="20"/>
               </w:rPr>
-              <w:t>Create three GitHub Environments: development, staging, production.</w:t>
+              <w:t xml:space="preserve">Create three GitHub </w:t>
+            </w:r>
+            <w:r>
+              <w:rPr>
+                <w:color w:val="000000"/>
+                <w:sz w:val="20"/>
+                <w:szCs w:val="20"/>
+              </w:rPr>
+              <w:t>Environments: development, staging, production.</w:t>
             </w:r>
           </w:p>
         </w:tc>
@@ -11039,7 +11661,15 @@
                 <w:sz w:val="20"/>
                 <w:szCs w:val="20"/>
               </w:rPr>
-              <w:t>Configure three environment-level secrets: RENDER_DEPLOY_HOOK_DEV_URL, RENDER_DEPLOY_HOOK_STAGING_URL, RENDER_DEPLOY_HOOK_PROD_URL inside their respective GitHub Environments.</w:t>
+              <w:t xml:space="preserve">Configure three environment-level secrets: RENDER_DEPLOY_HOOK_DEV_URL, </w:t>
+            </w:r>
+            <w:r>
+              <w:rPr>
+                <w:color w:val="000000"/>
+                <w:sz w:val="20"/>
+                <w:szCs w:val="20"/>
+              </w:rPr>
+              <w:t>RENDER_DEPLOY_HOOK_STAGING_URL, RENDER_DEPLOY_HOOK_PROD_URL inside their respective GitHub Environments.</w:t>
             </w:r>
           </w:p>
         </w:tc>
@@ -11201,7 +11831,17 @@
                 <w:sz w:val="21"/>
                 <w:szCs w:val="21"/>
               </w:rPr>
-              <w:t>HTML Page Development (Full Git &amp; GitHub Flow)</w:t>
+              <w:t xml:space="preserve">HTML Page Development </w:t>
+            </w:r>
+            <w:r>
+              <w:rPr>
+                <w:b/>
+                <w:bCs/>
+                <w:color w:val="1F3864"/>
+                <w:sz w:val="21"/>
+                <w:szCs w:val="21"/>
+              </w:rPr>
+              <w:t>(Full Git &amp; GitHub Flow)</w:t>
             </w:r>
           </w:p>
         </w:tc>
@@ -11396,7 +12036,15 @@
                 <w:sz w:val="20"/>
                 <w:szCs w:val="20"/>
               </w:rPr>
-              <w:t>Each member builds their assigned HTML page with complete, relevant content (no Lorem Ipsum), linked to shared style.css, no JavaScript.</w:t>
+              <w:t>Each member builds their assigned HTML page with complete, relevant content (no Lorem Ipsum), linked to</w:t>
+            </w:r>
+            <w:r>
+              <w:rPr>
+                <w:color w:val="000000"/>
+                <w:sz w:val="20"/>
+                <w:szCs w:val="20"/>
+              </w:rPr>
+              <w:t xml:space="preserve"> shared style.css, no JavaScript.</w:t>
             </w:r>
           </w:p>
         </w:tc>
@@ -11664,7 +12312,15 @@
                 <w:sz w:val="20"/>
                 <w:szCs w:val="20"/>
               </w:rPr>
-              <w:t>ci-dev.yml: correct pull_request trigger targeting develop, all five mandatory steps present and correctly configured.</w:t>
+              <w:t xml:space="preserve">ci-dev.yml: correct </w:t>
+            </w:r>
+            <w:r>
+              <w:rPr>
+                <w:color w:val="000000"/>
+                <w:sz w:val="20"/>
+                <w:szCs w:val="20"/>
+              </w:rPr>
+              <w:t>pull_request trigger targeting develop, all five mandatory steps present and correctly configured.</w:t>
             </w:r>
           </w:p>
         </w:tc>
@@ -11761,7 +12417,15 @@
                 <w:sz w:val="20"/>
                 <w:szCs w:val="20"/>
               </w:rPr>
-              <w:t>ci-staging.yml: correct pull_request trigger targeting staging, environment-specific image tags (:staging-latest, :staging-&lt;sha&gt;), push to Docker Hub succeeds.</w:t>
+              <w:t xml:space="preserve">ci-staging.yml: correct pull_request trigger targeting staging, environment-specific image tags (:staging-latest, :staging-&lt;sha&gt;), push to Docker Hub </w:t>
+            </w:r>
+            <w:r>
+              <w:rPr>
+                <w:color w:val="000000"/>
+                <w:sz w:val="20"/>
+                <w:szCs w:val="20"/>
+              </w:rPr>
+              <w:t>succeeds.</w:t>
             </w:r>
           </w:p>
         </w:tc>
@@ -12119,7 +12783,15 @@
                 <w:sz w:val="20"/>
                 <w:szCs w:val="20"/>
               </w:rPr>
-              <w:t>cd-staging.yml: correct push trigger on staging, declares environment: staging, curl POST to RENDER_DEPLOY_HOOK_STAGING_URL, echo confirmation.</w:t>
+              <w:t xml:space="preserve">cd-staging.yml: correct push trigger on staging, declares environment: staging, curl POST to </w:t>
+            </w:r>
+            <w:r>
+              <w:rPr>
+                <w:color w:val="000000"/>
+                <w:sz w:val="20"/>
+                <w:szCs w:val="20"/>
+              </w:rPr>
+              <w:t>RENDER_DEPLOY_HOOK_STAGING_URL, echo confirmation.</w:t>
             </w:r>
           </w:p>
         </w:tc>
@@ -12476,7 +13148,15 @@
                 <w:sz w:val="20"/>
                 <w:szCs w:val="20"/>
               </w:rPr>
-              <w:t>Individual reflection (4–5 lines per member) on multi-environment CI/CD and their experience authoring a workflow file and an HTML page.</w:t>
+              <w:t xml:space="preserve">Individual reflection (4–5 lines per </w:t>
+            </w:r>
+            <w:r>
+              <w:rPr>
+                <w:color w:val="000000"/>
+                <w:sz w:val="20"/>
+                <w:szCs w:val="20"/>
+              </w:rPr>
+              <w:t>member) on multi-environment CI/CD and their experience authoring a workflow file and an HTML page.</w:t>
             </w:r>
           </w:p>
         </w:tc>
@@ -12623,7 +13303,13 @@
         <w:rPr>
           <w:color w:val="000000"/>
         </w:rPr>
-        <w:t>Completed Term Project document with all group details filled in (Table 1), including each member's Assigned Workflow File and Assigned Page.</w:t>
+        <w:t xml:space="preserve">Completed Term Project document with all group details </w:t>
+      </w:r>
+      <w:r>
+        <w:rPr>
+          <w:color w:val="000000"/>
+        </w:rPr>
+        <w:t>filled in (Table 1), including each member's Assigned Workflow File and Assigned Page.</w:t>
       </w:r>
     </w:p>
     <w:p>
@@ -12671,7 +13357,13 @@
         <w:rPr>
           <w:color w:val="000000"/>
         </w:rPr>
-        <w:t>Screenshot 1: GitHub repository showing all three GitHub Environments (development, staging, production) with their respective secrets configured.</w:t>
+        <w:t xml:space="preserve">Screenshot 1: GitHub </w:t>
+      </w:r>
+      <w:r>
+        <w:rPr>
+          <w:color w:val="000000"/>
+        </w:rPr>
+        <w:t>repository showing all three GitHub Environments (development, staging, production) with their respective secrets configured.</w:t>
       </w:r>
     </w:p>
     <w:p>
@@ -12687,7 +13379,13 @@
         <w:rPr>
           <w:color w:val="000000"/>
         </w:rPr>
-        <w:t>Screenshot 2: Each member's CI workflow run (ci-dev.yml) triggered by their individual PR – all steps green. One screenshot per member or a combined view showing all members' runs.</w:t>
+        <w:t>Screenshot 2: Each member's CI workflow run (ci-dev.yml) triggered by their individual PR – all steps green. One screenshot per me</w:t>
+      </w:r>
+      <w:r>
+        <w:rPr>
+          <w:color w:val="000000"/>
+        </w:rPr>
+        <w:t>mber or a combined view showing all members' runs.</w:t>
       </w:r>
     </w:p>
     <w:p>
@@ -12719,7 +13417,13 @@
         <w:rPr>
           <w:color w:val="000000"/>
         </w:rPr>
-        <w:t>Screenshot 4: All three CD workflow runs (cd-dev.yml, cd-staging.yml, cd-prod.yml) – deploy step completed and confirmation echo visible.</w:t>
+        <w:t xml:space="preserve">Screenshot 4: All three </w:t>
+      </w:r>
+      <w:r>
+        <w:rPr>
+          <w:color w:val="000000"/>
+        </w:rPr>
+        <w:t>CD workflow runs (cd-dev.yml, cd-staging.yml, cd-prod.yml) – deploy step completed and confirmation echo visible.</w:t>
       </w:r>
     </w:p>
     <w:p>
@@ -12735,7 +13439,13 @@
         <w:rPr>
           <w:color w:val="000000"/>
         </w:rPr>
-        <w:t>Screenshot 5: Live PakVista site on each of the three Render services showing all five pages are accessible (three screenshots total, one per environment).</w:t>
+        <w:t xml:space="preserve">Screenshot 5: Live PakVista site on each of the three Render services showing all five pages are accessible (three screenshots total, one per </w:t>
+      </w:r>
+      <w:r>
+        <w:rPr>
+          <w:color w:val="000000"/>
+        </w:rPr>
+        <w:t>environment).</w:t>
       </w:r>
     </w:p>
     <w:p>
@@ -12767,7 +13477,13 @@
         <w:rPr>
           <w:color w:val="000000"/>
         </w:rPr>
-        <w:t>Individual Reflection: Each team member must write 4–5 lines on what they learnt and any challenges they faced, especially regarding authoring a GitHub Actions workflow file and building their HTML page.</w:t>
+        <w:t xml:space="preserve">Individual Reflection: Each team member must write 4–5 lines on what they learnt and any challenges they faced, especially regarding authoring a GitHub </w:t>
+      </w:r>
+      <w:r>
+        <w:rPr>
+          <w:color w:val="000000"/>
+        </w:rPr>
+        <w:t>Actions workflow file and building their HTML page.</w:t>
       </w:r>
     </w:p>
     <w:p/>
@@ -12910,7 +13626,17 @@
                 <w:sz w:val="20"/>
                 <w:szCs w:val="20"/>
               </w:rPr>
-              <w:t>GitHub Environments (development, staging, production) &amp; All Secrets</w:t>
+              <w:t xml:space="preserve">GitHub Environments (development, staging, production) </w:t>
+            </w:r>
+            <w:r>
+              <w:rPr>
+                <w:b/>
+                <w:bCs/>
+                <w:color w:val="000000"/>
+                <w:sz w:val="20"/>
+                <w:szCs w:val="20"/>
+              </w:rPr>
+              <w:t>&amp; All Secrets</w:t>
             </w:r>
           </w:p>
         </w:tc>
@@ -13099,7 +13825,17 @@
                 <w:sz w:val="20"/>
                 <w:szCs w:val="20"/>
               </w:rPr>
-              <w:t>CD Workflow Runs – All three environments triggered by push events</w:t>
+              <w:t xml:space="preserve">CD Workflow </w:t>
+            </w:r>
+            <w:r>
+              <w:rPr>
+                <w:b/>
+                <w:bCs/>
+                <w:color w:val="000000"/>
+                <w:sz w:val="20"/>
+                <w:szCs w:val="20"/>
+              </w:rPr>
+              <w:t>Runs – All three environments triggered by push events</w:t>
             </w:r>
           </w:p>
         </w:tc>
@@ -13255,62 +13991,8 @@
                 <w:sz w:val="20"/>
                 <w:szCs w:val="20"/>
               </w:rPr>
-              <w:t>[Paste screenshot here]</w:t>
-            </w:r>
-          </w:p>
-        </w:tc>
-      </w:tr>
-      <w:tr>
-        <w:tc>
-          <w:tcPr>
-            <w:tcW w:w="3200" w:type="dxa"/>
-            <w:tcBorders>
-              <w:top w:val="single" w:sz="1" w:space="0" w:color="AAAAAA"/>
-              <w:left w:val="single" w:sz="1" w:space="0" w:color="AAAAAA"/>
-              <w:bottom w:val="single" w:sz="1" w:space="0" w:color="AAAAAA"/>
-              <w:right w:val="single" w:sz="1" w:space="0" w:color="AAAAAA"/>
-            </w:tcBorders>
-            <w:shd w:val="clear" w:color="auto" w:fill="EBF3FA"/>
-            <w:tcMar>
-              <w:top w:w="80" w:type="dxa"/>
-              <w:left w:w="120" w:type="dxa"/>
-              <w:bottom w:w="80" w:type="dxa"/>
-              <w:right w:w="120" w:type="dxa"/>
-            </w:tcMar>
-            <w:vAlign w:val="center"/>
-          </w:tcPr>
-          <w:p>
-            <w:r>
-              <w:rPr>
-                <w:b/>
-                <w:bCs/>
-                <w:color w:val="000000"/>
-                <w:sz w:val="20"/>
-                <w:szCs w:val="20"/>
-              </w:rPr>
-              <w:lastRenderedPageBreak/>
-              <w:t>Live PakVista – Production Render Service (all 5 pages accessible)</w:t>
-            </w:r>
-          </w:p>
-        </w:tc>
-        <w:tc>
-          <w:tcPr>
-            <w:tcW w:w="6160" w:type="dxa"/>
-            <w:tcBorders>
-              <w:top w:val="single" w:sz="1" w:space="0" w:color="AAAAAA"/>
-              <w:left w:val="single" w:sz="1" w:space="0" w:color="AAAAAA"/>
-              <w:bottom w:val="single" w:sz="1" w:space="0" w:color="AAAAAA"/>
-              <w:right w:val="single" w:sz="1" w:space="0" w:color="AAAAAA"/>
-            </w:tcBorders>
-            <w:shd w:val="clear" w:color="auto" w:fill="EBF3FA"/>
-            <w:tcMar>
-              <w:top w:w="80" w:type="dxa"/>
-              <w:left w:w="120" w:type="dxa"/>
-              <w:bottom w:w="80" w:type="dxa"/>
-              <w:right w:w="120" w:type="dxa"/>
-            </w:tcMar>
-          </w:tcPr>
-          <w:p>
+              <w:t xml:space="preserve">[Paste screenshot </w:t>
+            </w:r>
             <w:r>
               <w:rPr>
                 <w:i/>
@@ -13319,7 +14001,7 @@
                 <w:sz w:val="20"/>
                 <w:szCs w:val="20"/>
               </w:rPr>
-              <w:t>[Paste screenshot here]</w:t>
+              <w:t>here]</w:t>
             </w:r>
           </w:p>
         </w:tc>
@@ -13334,25 +14016,26 @@
               <w:bottom w:val="single" w:sz="1" w:space="0" w:color="AAAAAA"/>
               <w:right w:val="single" w:sz="1" w:space="0" w:color="AAAAAA"/>
             </w:tcBorders>
-            <w:shd w:val="clear" w:color="auto" w:fill="FFFFFF"/>
-            <w:tcMar>
-              <w:top w:w="80" w:type="dxa"/>
-              <w:left w:w="120" w:type="dxa"/>
-              <w:bottom w:w="80" w:type="dxa"/>
-              <w:right w:w="120" w:type="dxa"/>
-            </w:tcMar>
-            <w:vAlign w:val="center"/>
-          </w:tcPr>
-          <w:p>
-            <w:r>
-              <w:rPr>
-                <w:b/>
-                <w:bCs/>
-                <w:color w:val="000000"/>
-                <w:sz w:val="20"/>
-                <w:szCs w:val="20"/>
-              </w:rPr>
-              <w:t>Term Project .docx visible in GitHub Repository file listing</w:t>
+            <w:shd w:val="clear" w:color="auto" w:fill="EBF3FA"/>
+            <w:tcMar>
+              <w:top w:w="80" w:type="dxa"/>
+              <w:left w:w="120" w:type="dxa"/>
+              <w:bottom w:w="80" w:type="dxa"/>
+              <w:right w:w="120" w:type="dxa"/>
+            </w:tcMar>
+            <w:vAlign w:val="center"/>
+          </w:tcPr>
+          <w:p>
+            <w:r>
+              <w:rPr>
+                <w:b/>
+                <w:bCs/>
+                <w:color w:val="000000"/>
+                <w:sz w:val="20"/>
+                <w:szCs w:val="20"/>
+              </w:rPr>
+              <w:lastRenderedPageBreak/>
+              <w:t>Live PakVista – Production Render Service (all 5 pages accessible)</w:t>
             </w:r>
           </w:p>
         </w:tc>
@@ -13365,7 +14048,7 @@
               <w:bottom w:val="single" w:sz="1" w:space="0" w:color="AAAAAA"/>
               <w:right w:val="single" w:sz="1" w:space="0" w:color="AAAAAA"/>
             </w:tcBorders>
-            <w:shd w:val="clear" w:color="auto" w:fill="FFFFFF"/>
+            <w:shd w:val="clear" w:color="auto" w:fill="EBF3FA"/>
             <w:tcMar>
               <w:top w:w="80" w:type="dxa"/>
               <w:left w:w="120" w:type="dxa"/>
@@ -13387,6 +14070,69 @@
           </w:p>
         </w:tc>
       </w:tr>
+      <w:tr>
+        <w:tc>
+          <w:tcPr>
+            <w:tcW w:w="3200" w:type="dxa"/>
+            <w:tcBorders>
+              <w:top w:val="single" w:sz="1" w:space="0" w:color="AAAAAA"/>
+              <w:left w:val="single" w:sz="1" w:space="0" w:color="AAAAAA"/>
+              <w:bottom w:val="single" w:sz="1" w:space="0" w:color="AAAAAA"/>
+              <w:right w:val="single" w:sz="1" w:space="0" w:color="AAAAAA"/>
+            </w:tcBorders>
+            <w:shd w:val="clear" w:color="auto" w:fill="FFFFFF"/>
+            <w:tcMar>
+              <w:top w:w="80" w:type="dxa"/>
+              <w:left w:w="120" w:type="dxa"/>
+              <w:bottom w:w="80" w:type="dxa"/>
+              <w:right w:w="120" w:type="dxa"/>
+            </w:tcMar>
+            <w:vAlign w:val="center"/>
+          </w:tcPr>
+          <w:p>
+            <w:r>
+              <w:rPr>
+                <w:b/>
+                <w:bCs/>
+                <w:color w:val="000000"/>
+                <w:sz w:val="20"/>
+                <w:szCs w:val="20"/>
+              </w:rPr>
+              <w:t>Term Project .docx visible in GitHub Repository file listing</w:t>
+            </w:r>
+          </w:p>
+        </w:tc>
+        <w:tc>
+          <w:tcPr>
+            <w:tcW w:w="6160" w:type="dxa"/>
+            <w:tcBorders>
+              <w:top w:val="single" w:sz="1" w:space="0" w:color="AAAAAA"/>
+              <w:left w:val="single" w:sz="1" w:space="0" w:color="AAAAAA"/>
+              <w:bottom w:val="single" w:sz="1" w:space="0" w:color="AAAAAA"/>
+              <w:right w:val="single" w:sz="1" w:space="0" w:color="AAAAAA"/>
+            </w:tcBorders>
+            <w:shd w:val="clear" w:color="auto" w:fill="FFFFFF"/>
+            <w:tcMar>
+              <w:top w:w="80" w:type="dxa"/>
+              <w:left w:w="120" w:type="dxa"/>
+              <w:bottom w:w="80" w:type="dxa"/>
+              <w:right w:w="120" w:type="dxa"/>
+            </w:tcMar>
+          </w:tcPr>
+          <w:p>
+            <w:r>
+              <w:rPr>
+                <w:i/>
+                <w:iCs/>
+                <w:color w:val="595959"/>
+                <w:sz w:val="20"/>
+                <w:szCs w:val="20"/>
+              </w:rPr>
+              <w:t>[Paste screenshot here]</w:t>
+            </w:r>
+          </w:p>
+        </w:tc>
+      </w:tr>
     </w:tbl>
     <w:p/>
     <w:p>
@@ -13405,7 +14151,13 @@
         <w:rPr>
           <w:color w:val="000000"/>
         </w:rPr>
-        <w:t>Each team member must write 4–5 lines below describing what they learnt during this Term Project, any challenges they encountered while authoring their workflow file and building their HTML page, and how they resolved those challenges.</w:t>
+        <w:t xml:space="preserve">Each team member must write 4–5 lines below </w:t>
+      </w:r>
+      <w:r>
+        <w:rPr>
+          <w:color w:val="000000"/>
+        </w:rPr>
+        <w:t>describing what they learnt during this Term Project, any challenges they encountered while authoring their workflow file and building their HTML page, and how they resolved those challenges.</w:t>
       </w:r>
     </w:p>
     <w:p/>
@@ -13435,7 +14187,15 @@
           <w:iCs/>
           <w:color w:val="595959"/>
         </w:rPr>
-        <w:t>[Write your 4–5 line reflection here]</w:t>
+        <w:t>[Write your 4–5 line refl</w:t>
+      </w:r>
+      <w:r>
+        <w:rPr>
+          <w:i/>
+          <w:iCs/>
+          <w:color w:val="595959"/>
+        </w:rPr>
+        <w:t>ection here]</w:t>
       </w:r>
     </w:p>
     <w:p/>
@@ -13539,7 +14299,15 @@
           <w:bCs/>
           <w:color w:val="2E75B6"/>
         </w:rPr>
-        <w:t>Member 5: [Student Name] – Reflection</w:t>
+        <w:t xml:space="preserve">Member 5: </w:t>
+      </w:r>
+      <w:r>
+        <w:rPr>
+          <w:b/>
+          <w:bCs/>
+          <w:color w:val="2E75B6"/>
+        </w:rPr>
+        <w:t>[Student Name] – Reflection</w:t>
       </w:r>
     </w:p>
     <w:p>
@@ -13581,7 +14349,13 @@
         <w:rPr>
           <w:color w:val="000000"/>
         </w:rPr>
-        <w:t>All technical work must align with the official documentation listed below. Students are expected to consult these resources while building their workflow files, Dockerfile, and HTML pages.</w:t>
+        <w:t>All technical work must align with the official documentation listed below. Students are expected to consult these resources while building their workflow</w:t>
+      </w:r>
+      <w:r>
+        <w:rPr>
+          <w:color w:val="000000"/>
+        </w:rPr>
+        <w:t xml:space="preserve"> files, Dockerfile, and HTML pages.</w:t>
       </w:r>
     </w:p>
     <w:p/>
@@ -13857,61 +14631,8 @@
                 <w:sz w:val="18"/>
                 <w:szCs w:val="18"/>
               </w:rPr>
-              <w:t>https://docs.github.com/en/actions/writing-workflows/choosing-what-your-workflow-does/accessing-contextual-information-about-workflow-runs</w:t>
-            </w:r>
-          </w:p>
-        </w:tc>
-      </w:tr>
-      <w:tr>
-        <w:tc>
-          <w:tcPr>
-            <w:tcW w:w="3400" w:type="dxa"/>
-            <w:tcBorders>
-              <w:top w:val="single" w:sz="1" w:space="0" w:color="AAAAAA"/>
-              <w:left w:val="single" w:sz="1" w:space="0" w:color="AAAAAA"/>
-              <w:bottom w:val="single" w:sz="1" w:space="0" w:color="AAAAAA"/>
-              <w:right w:val="single" w:sz="1" w:space="0" w:color="AAAAAA"/>
-            </w:tcBorders>
-            <w:shd w:val="clear" w:color="auto" w:fill="FFFFFF"/>
-            <w:tcMar>
-              <w:top w:w="80" w:type="dxa"/>
-              <w:left w:w="120" w:type="dxa"/>
-              <w:bottom w:w="80" w:type="dxa"/>
-              <w:right w:w="120" w:type="dxa"/>
-            </w:tcMar>
-            <w:vAlign w:val="center"/>
-          </w:tcPr>
-          <w:p>
-            <w:r>
-              <w:rPr>
-                <w:b/>
-                <w:bCs/>
-                <w:color w:val="000000"/>
-                <w:sz w:val="20"/>
-                <w:szCs w:val="20"/>
-              </w:rPr>
-              <w:t>GitHub Actions – Encrypted Secrets</w:t>
-            </w:r>
-          </w:p>
-        </w:tc>
-        <w:tc>
-          <w:tcPr>
-            <w:tcW w:w="5960" w:type="dxa"/>
-            <w:tcBorders>
-              <w:top w:val="single" w:sz="1" w:space="0" w:color="AAAAAA"/>
-              <w:left w:val="single" w:sz="1" w:space="0" w:color="AAAAAA"/>
-              <w:bottom w:val="single" w:sz="1" w:space="0" w:color="AAAAAA"/>
-              <w:right w:val="single" w:sz="1" w:space="0" w:color="AAAAAA"/>
-            </w:tcBorders>
-            <w:shd w:val="clear" w:color="auto" w:fill="FFFFFF"/>
-            <w:tcMar>
-              <w:top w:w="80" w:type="dxa"/>
-              <w:left w:w="120" w:type="dxa"/>
-              <w:bottom w:w="80" w:type="dxa"/>
-              <w:right w:w="120" w:type="dxa"/>
-            </w:tcMar>
-          </w:tcPr>
-          <w:p>
+              <w:t>https://docs.github.com/en/actions/writing-workflows/choosing-what-your-workflow-does</w:t>
+            </w:r>
             <w:r>
               <w:rPr>
                 <w:rFonts w:ascii="Courier New" w:eastAsia="Courier New" w:hAnsi="Courier New" w:cs="Courier New"/>
@@ -13919,7 +14640,7 @@
                 <w:sz w:val="18"/>
                 <w:szCs w:val="18"/>
               </w:rPr>
-              <w:t>https://docs.github.com/en/actions/security-guides/encrypted-secrets</w:t>
+              <w:t>/accessing-contextual-information-about-workflow-runs</w:t>
             </w:r>
           </w:p>
         </w:tc>
@@ -13934,25 +14655,25 @@
               <w:bottom w:val="single" w:sz="1" w:space="0" w:color="AAAAAA"/>
               <w:right w:val="single" w:sz="1" w:space="0" w:color="AAAAAA"/>
             </w:tcBorders>
-            <w:shd w:val="clear" w:color="auto" w:fill="EBF3FA"/>
-            <w:tcMar>
-              <w:top w:w="80" w:type="dxa"/>
-              <w:left w:w="120" w:type="dxa"/>
-              <w:bottom w:w="80" w:type="dxa"/>
-              <w:right w:w="120" w:type="dxa"/>
-            </w:tcMar>
-            <w:vAlign w:val="center"/>
-          </w:tcPr>
-          <w:p>
-            <w:r>
-              <w:rPr>
-                <w:b/>
-                <w:bCs/>
-                <w:color w:val="000000"/>
-                <w:sz w:val="20"/>
-                <w:szCs w:val="20"/>
-              </w:rPr>
-              <w:t>GitHub Actions – Environments for Deployment</w:t>
+            <w:shd w:val="clear" w:color="auto" w:fill="FFFFFF"/>
+            <w:tcMar>
+              <w:top w:w="80" w:type="dxa"/>
+              <w:left w:w="120" w:type="dxa"/>
+              <w:bottom w:w="80" w:type="dxa"/>
+              <w:right w:w="120" w:type="dxa"/>
+            </w:tcMar>
+            <w:vAlign w:val="center"/>
+          </w:tcPr>
+          <w:p>
+            <w:r>
+              <w:rPr>
+                <w:b/>
+                <w:bCs/>
+                <w:color w:val="000000"/>
+                <w:sz w:val="20"/>
+                <w:szCs w:val="20"/>
+              </w:rPr>
+              <w:t>GitHub Actions – Encrypted Secrets</w:t>
             </w:r>
           </w:p>
         </w:tc>
@@ -13965,7 +14686,7 @@
               <w:bottom w:val="single" w:sz="1" w:space="0" w:color="AAAAAA"/>
               <w:right w:val="single" w:sz="1" w:space="0" w:color="AAAAAA"/>
             </w:tcBorders>
-            <w:shd w:val="clear" w:color="auto" w:fill="EBF3FA"/>
+            <w:shd w:val="clear" w:color="auto" w:fill="FFFFFF"/>
             <w:tcMar>
               <w:top w:w="80" w:type="dxa"/>
               <w:left w:w="120" w:type="dxa"/>
@@ -13981,7 +14702,7 @@
                 <w:sz w:val="18"/>
                 <w:szCs w:val="18"/>
               </w:rPr>
-              <w:t>https://docs.github.com/en/actions/deployment/targeting-different-environments/using-environments-for-deployment</w:t>
+              <w:t>https://docs.github.com/en/actions/security-guides/encrypted-secrets</w:t>
             </w:r>
           </w:p>
         </w:tc>
@@ -13996,25 +14717,25 @@
               <w:bottom w:val="single" w:sz="1" w:space="0" w:color="AAAAAA"/>
               <w:right w:val="single" w:sz="1" w:space="0" w:color="AAAAAA"/>
             </w:tcBorders>
-            <w:shd w:val="clear" w:color="auto" w:fill="FFFFFF"/>
-            <w:tcMar>
-              <w:top w:w="80" w:type="dxa"/>
-              <w:left w:w="120" w:type="dxa"/>
-              <w:bottom w:w="80" w:type="dxa"/>
-              <w:right w:w="120" w:type="dxa"/>
-            </w:tcMar>
-            <w:vAlign w:val="center"/>
-          </w:tcPr>
-          <w:p>
-            <w:r>
-              <w:rPr>
-                <w:b/>
-                <w:bCs/>
-                <w:color w:val="000000"/>
-                <w:sz w:val="20"/>
-                <w:szCs w:val="20"/>
-              </w:rPr>
-              <w:t>GitHub Actions – Branch Protection Rules</w:t>
+            <w:shd w:val="clear" w:color="auto" w:fill="EBF3FA"/>
+            <w:tcMar>
+              <w:top w:w="80" w:type="dxa"/>
+              <w:left w:w="120" w:type="dxa"/>
+              <w:bottom w:w="80" w:type="dxa"/>
+              <w:right w:w="120" w:type="dxa"/>
+            </w:tcMar>
+            <w:vAlign w:val="center"/>
+          </w:tcPr>
+          <w:p>
+            <w:r>
+              <w:rPr>
+                <w:b/>
+                <w:bCs/>
+                <w:color w:val="000000"/>
+                <w:sz w:val="20"/>
+                <w:szCs w:val="20"/>
+              </w:rPr>
+              <w:t>GitHub Actions – Environments for Deployment</w:t>
             </w:r>
           </w:p>
         </w:tc>
@@ -14027,7 +14748,7 @@
               <w:bottom w:val="single" w:sz="1" w:space="0" w:color="AAAAAA"/>
               <w:right w:val="single" w:sz="1" w:space="0" w:color="AAAAAA"/>
             </w:tcBorders>
-            <w:shd w:val="clear" w:color="auto" w:fill="FFFFFF"/>
+            <w:shd w:val="clear" w:color="auto" w:fill="EBF3FA"/>
             <w:tcMar>
               <w:top w:w="80" w:type="dxa"/>
               <w:left w:w="120" w:type="dxa"/>
@@ -14043,7 +14764,7 @@
                 <w:sz w:val="18"/>
                 <w:szCs w:val="18"/>
               </w:rPr>
-              <w:t>https://docs.github.com/en/repositories/configuring-branches-and-merges-in-your-repository/managing-protected-branches/about-protected-branches</w:t>
+              <w:t>https://docs.github.com/en/actions/deployment/targeting-different-environments/using-environments-for-deployment</w:t>
             </w:r>
           </w:p>
         </w:tc>
@@ -14058,25 +14779,25 @@
               <w:bottom w:val="single" w:sz="1" w:space="0" w:color="AAAAAA"/>
               <w:right w:val="single" w:sz="1" w:space="0" w:color="AAAAAA"/>
             </w:tcBorders>
-            <w:shd w:val="clear" w:color="auto" w:fill="EBF3FA"/>
-            <w:tcMar>
-              <w:top w:w="80" w:type="dxa"/>
-              <w:left w:w="120" w:type="dxa"/>
-              <w:bottom w:w="80" w:type="dxa"/>
-              <w:right w:w="120" w:type="dxa"/>
-            </w:tcMar>
-            <w:vAlign w:val="center"/>
-          </w:tcPr>
-          <w:p>
-            <w:r>
-              <w:rPr>
-                <w:b/>
-                <w:bCs/>
-                <w:color w:val="000000"/>
-                <w:sz w:val="20"/>
-                <w:szCs w:val="20"/>
-              </w:rPr>
-              <w:t>actions/checkout@v4 (Official Action)</w:t>
+            <w:shd w:val="clear" w:color="auto" w:fill="FFFFFF"/>
+            <w:tcMar>
+              <w:top w:w="80" w:type="dxa"/>
+              <w:left w:w="120" w:type="dxa"/>
+              <w:bottom w:w="80" w:type="dxa"/>
+              <w:right w:w="120" w:type="dxa"/>
+            </w:tcMar>
+            <w:vAlign w:val="center"/>
+          </w:tcPr>
+          <w:p>
+            <w:r>
+              <w:rPr>
+                <w:b/>
+                <w:bCs/>
+                <w:color w:val="000000"/>
+                <w:sz w:val="20"/>
+                <w:szCs w:val="20"/>
+              </w:rPr>
+              <w:t>GitHub Actions – Branch Protection Rules</w:t>
             </w:r>
           </w:p>
         </w:tc>
@@ -14089,7 +14810,7 @@
               <w:bottom w:val="single" w:sz="1" w:space="0" w:color="AAAAAA"/>
               <w:right w:val="single" w:sz="1" w:space="0" w:color="AAAAAA"/>
             </w:tcBorders>
-            <w:shd w:val="clear" w:color="auto" w:fill="EBF3FA"/>
+            <w:shd w:val="clear" w:color="auto" w:fill="FFFFFF"/>
             <w:tcMar>
               <w:top w:w="80" w:type="dxa"/>
               <w:left w:w="120" w:type="dxa"/>
@@ -14105,7 +14826,7 @@
                 <w:sz w:val="18"/>
                 <w:szCs w:val="18"/>
               </w:rPr>
-              <w:t>https://github.com/actions/checkout</w:t>
+              <w:t>https://docs.github.com/en/repositories/configuring-branches-and-merges-in-your-repository/managing-protected-branches/about-protected-branches</w:t>
             </w:r>
           </w:p>
         </w:tc>
@@ -14120,25 +14841,25 @@
               <w:bottom w:val="single" w:sz="1" w:space="0" w:color="AAAAAA"/>
               <w:right w:val="single" w:sz="1" w:space="0" w:color="AAAAAA"/>
             </w:tcBorders>
-            <w:shd w:val="clear" w:color="auto" w:fill="FFFFFF"/>
-            <w:tcMar>
-              <w:top w:w="80" w:type="dxa"/>
-              <w:left w:w="120" w:type="dxa"/>
-              <w:bottom w:w="80" w:type="dxa"/>
-              <w:right w:w="120" w:type="dxa"/>
-            </w:tcMar>
-            <w:vAlign w:val="center"/>
-          </w:tcPr>
-          <w:p>
-            <w:r>
-              <w:rPr>
-                <w:b/>
-                <w:bCs/>
-                <w:color w:val="000000"/>
-                <w:sz w:val="20"/>
-                <w:szCs w:val="20"/>
-              </w:rPr>
-              <w:t>docker/login-action@v3 (Official Docker Action)</w:t>
+            <w:shd w:val="clear" w:color="auto" w:fill="EBF3FA"/>
+            <w:tcMar>
+              <w:top w:w="80" w:type="dxa"/>
+              <w:left w:w="120" w:type="dxa"/>
+              <w:bottom w:w="80" w:type="dxa"/>
+              <w:right w:w="120" w:type="dxa"/>
+            </w:tcMar>
+            <w:vAlign w:val="center"/>
+          </w:tcPr>
+          <w:p>
+            <w:r>
+              <w:rPr>
+                <w:b/>
+                <w:bCs/>
+                <w:color w:val="000000"/>
+                <w:sz w:val="20"/>
+                <w:szCs w:val="20"/>
+              </w:rPr>
+              <w:t>actions/checkout@v4 (Official Action)</w:t>
             </w:r>
           </w:p>
         </w:tc>
@@ -14151,7 +14872,7 @@
               <w:bottom w:val="single" w:sz="1" w:space="0" w:color="AAAAAA"/>
               <w:right w:val="single" w:sz="1" w:space="0" w:color="AAAAAA"/>
             </w:tcBorders>
-            <w:shd w:val="clear" w:color="auto" w:fill="FFFFFF"/>
+            <w:shd w:val="clear" w:color="auto" w:fill="EBF3FA"/>
             <w:tcMar>
               <w:top w:w="80" w:type="dxa"/>
               <w:left w:w="120" w:type="dxa"/>
@@ -14167,7 +14888,7 @@
                 <w:sz w:val="18"/>
                 <w:szCs w:val="18"/>
               </w:rPr>
-              <w:t>https://github.com/docker/login-action</w:t>
+              <w:t>https://github.com/actions/checkout</w:t>
             </w:r>
           </w:p>
         </w:tc>
@@ -14182,25 +14903,35 @@
               <w:bottom w:val="single" w:sz="1" w:space="0" w:color="AAAAAA"/>
               <w:right w:val="single" w:sz="1" w:space="0" w:color="AAAAAA"/>
             </w:tcBorders>
-            <w:shd w:val="clear" w:color="auto" w:fill="EBF3FA"/>
-            <w:tcMar>
-              <w:top w:w="80" w:type="dxa"/>
-              <w:left w:w="120" w:type="dxa"/>
-              <w:bottom w:w="80" w:type="dxa"/>
-              <w:right w:w="120" w:type="dxa"/>
-            </w:tcMar>
-            <w:vAlign w:val="center"/>
-          </w:tcPr>
-          <w:p>
-            <w:r>
-              <w:rPr>
-                <w:b/>
-                <w:bCs/>
-                <w:color w:val="000000"/>
-                <w:sz w:val="20"/>
-                <w:szCs w:val="20"/>
-              </w:rPr>
-              <w:t>docker/build-push-action@v5 (Official Docker Action)</w:t>
+            <w:shd w:val="clear" w:color="auto" w:fill="FFFFFF"/>
+            <w:tcMar>
+              <w:top w:w="80" w:type="dxa"/>
+              <w:left w:w="120" w:type="dxa"/>
+              <w:bottom w:w="80" w:type="dxa"/>
+              <w:right w:w="120" w:type="dxa"/>
+            </w:tcMar>
+            <w:vAlign w:val="center"/>
+          </w:tcPr>
+          <w:p>
+            <w:r>
+              <w:rPr>
+                <w:b/>
+                <w:bCs/>
+                <w:color w:val="000000"/>
+                <w:sz w:val="20"/>
+                <w:szCs w:val="20"/>
+              </w:rPr>
+              <w:t xml:space="preserve">docker/login-action@v3 (Official </w:t>
+            </w:r>
+            <w:r>
+              <w:rPr>
+                <w:b/>
+                <w:bCs/>
+                <w:color w:val="000000"/>
+                <w:sz w:val="20"/>
+                <w:szCs w:val="20"/>
+              </w:rPr>
+              <w:t>Docker Action)</w:t>
             </w:r>
           </w:p>
         </w:tc>
@@ -14213,7 +14944,7 @@
               <w:bottom w:val="single" w:sz="1" w:space="0" w:color="AAAAAA"/>
               <w:right w:val="single" w:sz="1" w:space="0" w:color="AAAAAA"/>
             </w:tcBorders>
-            <w:shd w:val="clear" w:color="auto" w:fill="EBF3FA"/>
+            <w:shd w:val="clear" w:color="auto" w:fill="FFFFFF"/>
             <w:tcMar>
               <w:top w:w="80" w:type="dxa"/>
               <w:left w:w="120" w:type="dxa"/>
@@ -14229,7 +14960,7 @@
                 <w:sz w:val="18"/>
                 <w:szCs w:val="18"/>
               </w:rPr>
-              <w:t>https://github.com/docker/build-push-action</w:t>
+              <w:t>https://github.com/docker/login-action</w:t>
             </w:r>
           </w:p>
         </w:tc>
@@ -14244,25 +14975,25 @@
               <w:bottom w:val="single" w:sz="1" w:space="0" w:color="AAAAAA"/>
               <w:right w:val="single" w:sz="1" w:space="0" w:color="AAAAAA"/>
             </w:tcBorders>
-            <w:shd w:val="clear" w:color="auto" w:fill="FFFFFF"/>
-            <w:tcMar>
-              <w:top w:w="80" w:type="dxa"/>
-              <w:left w:w="120" w:type="dxa"/>
-              <w:bottom w:w="80" w:type="dxa"/>
-              <w:right w:w="120" w:type="dxa"/>
-            </w:tcMar>
-            <w:vAlign w:val="center"/>
-          </w:tcPr>
-          <w:p>
-            <w:r>
-              <w:rPr>
-                <w:b/>
-                <w:bCs/>
-                <w:color w:val="000000"/>
-                <w:sz w:val="20"/>
-                <w:szCs w:val="20"/>
-              </w:rPr>
-              <w:t>docker/metadata-action@v5 (Official Docker Action)</w:t>
+            <w:shd w:val="clear" w:color="auto" w:fill="EBF3FA"/>
+            <w:tcMar>
+              <w:top w:w="80" w:type="dxa"/>
+              <w:left w:w="120" w:type="dxa"/>
+              <w:bottom w:w="80" w:type="dxa"/>
+              <w:right w:w="120" w:type="dxa"/>
+            </w:tcMar>
+            <w:vAlign w:val="center"/>
+          </w:tcPr>
+          <w:p>
+            <w:r>
+              <w:rPr>
+                <w:b/>
+                <w:bCs/>
+                <w:color w:val="000000"/>
+                <w:sz w:val="20"/>
+                <w:szCs w:val="20"/>
+              </w:rPr>
+              <w:t>docker/build-push-action@v5 (Official Docker Action)</w:t>
             </w:r>
           </w:p>
         </w:tc>
@@ -14275,7 +15006,7 @@
               <w:bottom w:val="single" w:sz="1" w:space="0" w:color="AAAAAA"/>
               <w:right w:val="single" w:sz="1" w:space="0" w:color="AAAAAA"/>
             </w:tcBorders>
-            <w:shd w:val="clear" w:color="auto" w:fill="FFFFFF"/>
+            <w:shd w:val="clear" w:color="auto" w:fill="EBF3FA"/>
             <w:tcMar>
               <w:top w:w="80" w:type="dxa"/>
               <w:left w:w="120" w:type="dxa"/>
@@ -14291,7 +15022,7 @@
                 <w:sz w:val="18"/>
                 <w:szCs w:val="18"/>
               </w:rPr>
-              <w:t>https://github.com/docker/metadata-action</w:t>
+              <w:t>https://github.com/docker/build-push-action</w:t>
             </w:r>
           </w:p>
         </w:tc>
@@ -14306,25 +15037,25 @@
               <w:bottom w:val="single" w:sz="1" w:space="0" w:color="AAAAAA"/>
               <w:right w:val="single" w:sz="1" w:space="0" w:color="AAAAAA"/>
             </w:tcBorders>
-            <w:shd w:val="clear" w:color="auto" w:fill="EBF3FA"/>
-            <w:tcMar>
-              <w:top w:w="80" w:type="dxa"/>
-              <w:left w:w="120" w:type="dxa"/>
-              <w:bottom w:w="80" w:type="dxa"/>
-              <w:right w:w="120" w:type="dxa"/>
-            </w:tcMar>
-            <w:vAlign w:val="center"/>
-          </w:tcPr>
-          <w:p>
-            <w:r>
-              <w:rPr>
-                <w:b/>
-                <w:bCs/>
-                <w:color w:val="000000"/>
-                <w:sz w:val="20"/>
-                <w:szCs w:val="20"/>
-              </w:rPr>
-              <w:t>Docker Hub – Repositories &amp; Access Tokens</w:t>
+            <w:shd w:val="clear" w:color="auto" w:fill="FFFFFF"/>
+            <w:tcMar>
+              <w:top w:w="80" w:type="dxa"/>
+              <w:left w:w="120" w:type="dxa"/>
+              <w:bottom w:w="80" w:type="dxa"/>
+              <w:right w:w="120" w:type="dxa"/>
+            </w:tcMar>
+            <w:vAlign w:val="center"/>
+          </w:tcPr>
+          <w:p>
+            <w:r>
+              <w:rPr>
+                <w:b/>
+                <w:bCs/>
+                <w:color w:val="000000"/>
+                <w:sz w:val="20"/>
+                <w:szCs w:val="20"/>
+              </w:rPr>
+              <w:t>docker/metadata-action@v5 (Official Docker Action)</w:t>
             </w:r>
           </w:p>
         </w:tc>
@@ -14337,7 +15068,7 @@
               <w:bottom w:val="single" w:sz="1" w:space="0" w:color="AAAAAA"/>
               <w:right w:val="single" w:sz="1" w:space="0" w:color="AAAAAA"/>
             </w:tcBorders>
-            <w:shd w:val="clear" w:color="auto" w:fill="EBF3FA"/>
+            <w:shd w:val="clear" w:color="auto" w:fill="FFFFFF"/>
             <w:tcMar>
               <w:top w:w="80" w:type="dxa"/>
               <w:left w:w="120" w:type="dxa"/>
@@ -14353,7 +15084,7 @@
                 <w:sz w:val="18"/>
                 <w:szCs w:val="18"/>
               </w:rPr>
-              <w:t>https://docs.docker.com/docker-hub/ | https://docs.docker.com/security/for-developers/access-tokens/</w:t>
+              <w:t>https://github.com/docker/metadata-action</w:t>
             </w:r>
           </w:p>
         </w:tc>
@@ -14368,25 +15099,35 @@
               <w:bottom w:val="single" w:sz="1" w:space="0" w:color="AAAAAA"/>
               <w:right w:val="single" w:sz="1" w:space="0" w:color="AAAAAA"/>
             </w:tcBorders>
-            <w:shd w:val="clear" w:color="auto" w:fill="FFFFFF"/>
-            <w:tcMar>
-              <w:top w:w="80" w:type="dxa"/>
-              <w:left w:w="120" w:type="dxa"/>
-              <w:bottom w:w="80" w:type="dxa"/>
-              <w:right w:w="120" w:type="dxa"/>
-            </w:tcMar>
-            <w:vAlign w:val="center"/>
-          </w:tcPr>
-          <w:p>
-            <w:r>
-              <w:rPr>
-                <w:b/>
-                <w:bCs/>
-                <w:color w:val="000000"/>
-                <w:sz w:val="20"/>
-                <w:szCs w:val="20"/>
-              </w:rPr>
-              <w:t>Docker Official nginx Image</w:t>
+            <w:shd w:val="clear" w:color="auto" w:fill="EBF3FA"/>
+            <w:tcMar>
+              <w:top w:w="80" w:type="dxa"/>
+              <w:left w:w="120" w:type="dxa"/>
+              <w:bottom w:w="80" w:type="dxa"/>
+              <w:right w:w="120" w:type="dxa"/>
+            </w:tcMar>
+            <w:vAlign w:val="center"/>
+          </w:tcPr>
+          <w:p>
+            <w:r>
+              <w:rPr>
+                <w:b/>
+                <w:bCs/>
+                <w:color w:val="000000"/>
+                <w:sz w:val="20"/>
+                <w:szCs w:val="20"/>
+              </w:rPr>
+              <w:t xml:space="preserve">Docker </w:t>
+            </w:r>
+            <w:r>
+              <w:rPr>
+                <w:b/>
+                <w:bCs/>
+                <w:color w:val="000000"/>
+                <w:sz w:val="20"/>
+                <w:szCs w:val="20"/>
+              </w:rPr>
+              <w:t>Hub – Repositories &amp; Access Tokens</w:t>
             </w:r>
           </w:p>
         </w:tc>
@@ -14399,7 +15140,7 @@
               <w:bottom w:val="single" w:sz="1" w:space="0" w:color="AAAAAA"/>
               <w:right w:val="single" w:sz="1" w:space="0" w:color="AAAAAA"/>
             </w:tcBorders>
-            <w:shd w:val="clear" w:color="auto" w:fill="FFFFFF"/>
+            <w:shd w:val="clear" w:color="auto" w:fill="EBF3FA"/>
             <w:tcMar>
               <w:top w:w="80" w:type="dxa"/>
               <w:left w:w="120" w:type="dxa"/>
@@ -14415,7 +15156,7 @@
                 <w:sz w:val="18"/>
                 <w:szCs w:val="18"/>
               </w:rPr>
-              <w:t>https://hub.docker.com/_/nginx</w:t>
+              <w:t>https://docs.docker.com/docker-hub/ | https://docs.docker.com/security/for-developers/access-tokens/</w:t>
             </w:r>
           </w:p>
         </w:tc>
@@ -14430,25 +15171,25 @@
               <w:bottom w:val="single" w:sz="1" w:space="0" w:color="AAAAAA"/>
               <w:right w:val="single" w:sz="1" w:space="0" w:color="AAAAAA"/>
             </w:tcBorders>
-            <w:shd w:val="clear" w:color="auto" w:fill="EBF3FA"/>
-            <w:tcMar>
-              <w:top w:w="80" w:type="dxa"/>
-              <w:left w:w="120" w:type="dxa"/>
-              <w:bottom w:w="80" w:type="dxa"/>
-              <w:right w:w="120" w:type="dxa"/>
-            </w:tcMar>
-            <w:vAlign w:val="center"/>
-          </w:tcPr>
-          <w:p>
-            <w:r>
-              <w:rPr>
-                <w:b/>
-                <w:bCs/>
-                <w:color w:val="000000"/>
-                <w:sz w:val="20"/>
-                <w:szCs w:val="20"/>
-              </w:rPr>
-              <w:t>Dockerfile Reference</w:t>
+            <w:shd w:val="clear" w:color="auto" w:fill="FFFFFF"/>
+            <w:tcMar>
+              <w:top w:w="80" w:type="dxa"/>
+              <w:left w:w="120" w:type="dxa"/>
+              <w:bottom w:w="80" w:type="dxa"/>
+              <w:right w:w="120" w:type="dxa"/>
+            </w:tcMar>
+            <w:vAlign w:val="center"/>
+          </w:tcPr>
+          <w:p>
+            <w:r>
+              <w:rPr>
+                <w:b/>
+                <w:bCs/>
+                <w:color w:val="000000"/>
+                <w:sz w:val="20"/>
+                <w:szCs w:val="20"/>
+              </w:rPr>
+              <w:t>Docker Official nginx Image</w:t>
             </w:r>
           </w:p>
         </w:tc>
@@ -14461,7 +15202,7 @@
               <w:bottom w:val="single" w:sz="1" w:space="0" w:color="AAAAAA"/>
               <w:right w:val="single" w:sz="1" w:space="0" w:color="AAAAAA"/>
             </w:tcBorders>
-            <w:shd w:val="clear" w:color="auto" w:fill="EBF3FA"/>
+            <w:shd w:val="clear" w:color="auto" w:fill="FFFFFF"/>
             <w:tcMar>
               <w:top w:w="80" w:type="dxa"/>
               <w:left w:w="120" w:type="dxa"/>
@@ -14477,7 +15218,7 @@
                 <w:sz w:val="18"/>
                 <w:szCs w:val="18"/>
               </w:rPr>
-              <w:t>https://docs.docker.com/reference/dockerfile/</w:t>
+              <w:t>https://hub.docker.com/_/nginx</w:t>
             </w:r>
           </w:p>
         </w:tc>
@@ -14492,25 +15233,25 @@
               <w:bottom w:val="single" w:sz="1" w:space="0" w:color="AAAAAA"/>
               <w:right w:val="single" w:sz="1" w:space="0" w:color="AAAAAA"/>
             </w:tcBorders>
-            <w:shd w:val="clear" w:color="auto" w:fill="FFFFFF"/>
-            <w:tcMar>
-              <w:top w:w="80" w:type="dxa"/>
-              <w:left w:w="120" w:type="dxa"/>
-              <w:bottom w:w="80" w:type="dxa"/>
-              <w:right w:w="120" w:type="dxa"/>
-            </w:tcMar>
-            <w:vAlign w:val="center"/>
-          </w:tcPr>
-          <w:p>
-            <w:r>
-              <w:rPr>
-                <w:b/>
-                <w:bCs/>
-                <w:color w:val="000000"/>
-                <w:sz w:val="20"/>
-                <w:szCs w:val="20"/>
-              </w:rPr>
-              <w:t>Render.com – Deploy Hooks</w:t>
+            <w:shd w:val="clear" w:color="auto" w:fill="EBF3FA"/>
+            <w:tcMar>
+              <w:top w:w="80" w:type="dxa"/>
+              <w:left w:w="120" w:type="dxa"/>
+              <w:bottom w:w="80" w:type="dxa"/>
+              <w:right w:w="120" w:type="dxa"/>
+            </w:tcMar>
+            <w:vAlign w:val="center"/>
+          </w:tcPr>
+          <w:p>
+            <w:r>
+              <w:rPr>
+                <w:b/>
+                <w:bCs/>
+                <w:color w:val="000000"/>
+                <w:sz w:val="20"/>
+                <w:szCs w:val="20"/>
+              </w:rPr>
+              <w:t>Dockerfile Reference</w:t>
             </w:r>
           </w:p>
         </w:tc>
@@ -14523,7 +15264,7 @@
               <w:bottom w:val="single" w:sz="1" w:space="0" w:color="AAAAAA"/>
               <w:right w:val="single" w:sz="1" w:space="0" w:color="AAAAAA"/>
             </w:tcBorders>
-            <w:shd w:val="clear" w:color="auto" w:fill="FFFFFF"/>
+            <w:shd w:val="clear" w:color="auto" w:fill="EBF3FA"/>
             <w:tcMar>
               <w:top w:w="80" w:type="dxa"/>
               <w:left w:w="120" w:type="dxa"/>
@@ -14539,7 +15280,7 @@
                 <w:sz w:val="18"/>
                 <w:szCs w:val="18"/>
               </w:rPr>
-              <w:t>https://docs.render.com/deploy-hooks</w:t>
+              <w:t>https://docs.docker.com/reference/dockerfile/</w:t>
             </w:r>
           </w:p>
         </w:tc>
@@ -14554,25 +15295,25 @@
               <w:bottom w:val="single" w:sz="1" w:space="0" w:color="AAAAAA"/>
               <w:right w:val="single" w:sz="1" w:space="0" w:color="AAAAAA"/>
             </w:tcBorders>
-            <w:shd w:val="clear" w:color="auto" w:fill="EBF3FA"/>
-            <w:tcMar>
-              <w:top w:w="80" w:type="dxa"/>
-              <w:left w:w="120" w:type="dxa"/>
-              <w:bottom w:w="80" w:type="dxa"/>
-              <w:right w:w="120" w:type="dxa"/>
-            </w:tcMar>
-            <w:vAlign w:val="center"/>
-          </w:tcPr>
-          <w:p>
-            <w:r>
-              <w:rPr>
-                <w:b/>
-                <w:bCs/>
-                <w:color w:val="000000"/>
-                <w:sz w:val="20"/>
-                <w:szCs w:val="20"/>
-              </w:rPr>
-              <w:t>Render.com – Docker Deploys</w:t>
+            <w:shd w:val="clear" w:color="auto" w:fill="FFFFFF"/>
+            <w:tcMar>
+              <w:top w:w="80" w:type="dxa"/>
+              <w:left w:w="120" w:type="dxa"/>
+              <w:bottom w:w="80" w:type="dxa"/>
+              <w:right w:w="120" w:type="dxa"/>
+            </w:tcMar>
+            <w:vAlign w:val="center"/>
+          </w:tcPr>
+          <w:p>
+            <w:r>
+              <w:rPr>
+                <w:b/>
+                <w:bCs/>
+                <w:color w:val="000000"/>
+                <w:sz w:val="20"/>
+                <w:szCs w:val="20"/>
+              </w:rPr>
+              <w:t>Render.com – Deploy Hooks</w:t>
             </w:r>
           </w:p>
         </w:tc>
@@ -14585,7 +15326,7 @@
               <w:bottom w:val="single" w:sz="1" w:space="0" w:color="AAAAAA"/>
               <w:right w:val="single" w:sz="1" w:space="0" w:color="AAAAAA"/>
             </w:tcBorders>
-            <w:shd w:val="clear" w:color="auto" w:fill="EBF3FA"/>
+            <w:shd w:val="clear" w:color="auto" w:fill="FFFFFF"/>
             <w:tcMar>
               <w:top w:w="80" w:type="dxa"/>
               <w:left w:w="120" w:type="dxa"/>
@@ -14601,7 +15342,7 @@
                 <w:sz w:val="18"/>
                 <w:szCs w:val="18"/>
               </w:rPr>
-              <w:t>https://docs.render.com/docker</w:t>
+              <w:t>https://docs.render.com/deploy-hooks</w:t>
             </w:r>
           </w:p>
         </w:tc>
@@ -14616,25 +15357,25 @@
               <w:bottom w:val="single" w:sz="1" w:space="0" w:color="AAAAAA"/>
               <w:right w:val="single" w:sz="1" w:space="0" w:color="AAAAAA"/>
             </w:tcBorders>
-            <w:shd w:val="clear" w:color="auto" w:fill="FFFFFF"/>
-            <w:tcMar>
-              <w:top w:w="80" w:type="dxa"/>
-              <w:left w:w="120" w:type="dxa"/>
-              <w:bottom w:w="80" w:type="dxa"/>
-              <w:right w:w="120" w:type="dxa"/>
-            </w:tcMar>
-            <w:vAlign w:val="center"/>
-          </w:tcPr>
-          <w:p>
-            <w:r>
-              <w:rPr>
-                <w:b/>
-                <w:bCs/>
-                <w:color w:val="000000"/>
-                <w:sz w:val="20"/>
-                <w:szCs w:val="20"/>
-              </w:rPr>
-              <w:t>HTML5 Specification (WHATWG)</w:t>
+            <w:shd w:val="clear" w:color="auto" w:fill="EBF3FA"/>
+            <w:tcMar>
+              <w:top w:w="80" w:type="dxa"/>
+              <w:left w:w="120" w:type="dxa"/>
+              <w:bottom w:w="80" w:type="dxa"/>
+              <w:right w:w="120" w:type="dxa"/>
+            </w:tcMar>
+            <w:vAlign w:val="center"/>
+          </w:tcPr>
+          <w:p>
+            <w:r>
+              <w:rPr>
+                <w:b/>
+                <w:bCs/>
+                <w:color w:val="000000"/>
+                <w:sz w:val="20"/>
+                <w:szCs w:val="20"/>
+              </w:rPr>
+              <w:t>Render.com – Docker Deploys</w:t>
             </w:r>
           </w:p>
         </w:tc>
@@ -14647,7 +15388,7 @@
               <w:bottom w:val="single" w:sz="1" w:space="0" w:color="AAAAAA"/>
               <w:right w:val="single" w:sz="1" w:space="0" w:color="AAAAAA"/>
             </w:tcBorders>
-            <w:shd w:val="clear" w:color="auto" w:fill="FFFFFF"/>
+            <w:shd w:val="clear" w:color="auto" w:fill="EBF3FA"/>
             <w:tcMar>
               <w:top w:w="80" w:type="dxa"/>
               <w:left w:w="120" w:type="dxa"/>
@@ -14663,7 +15404,7 @@
                 <w:sz w:val="18"/>
                 <w:szCs w:val="18"/>
               </w:rPr>
-              <w:t>https://html.spec.whatwg.org/</w:t>
+              <w:t>https://docs.render.com/docker</w:t>
             </w:r>
           </w:p>
         </w:tc>
@@ -14678,6 +15419,68 @@
               <w:bottom w:val="single" w:sz="1" w:space="0" w:color="AAAAAA"/>
               <w:right w:val="single" w:sz="1" w:space="0" w:color="AAAAAA"/>
             </w:tcBorders>
+            <w:shd w:val="clear" w:color="auto" w:fill="FFFFFF"/>
+            <w:tcMar>
+              <w:top w:w="80" w:type="dxa"/>
+              <w:left w:w="120" w:type="dxa"/>
+              <w:bottom w:w="80" w:type="dxa"/>
+              <w:right w:w="120" w:type="dxa"/>
+            </w:tcMar>
+            <w:vAlign w:val="center"/>
+          </w:tcPr>
+          <w:p>
+            <w:r>
+              <w:rPr>
+                <w:b/>
+                <w:bCs/>
+                <w:color w:val="000000"/>
+                <w:sz w:val="20"/>
+                <w:szCs w:val="20"/>
+              </w:rPr>
+              <w:t>HTML5 Specification (WHATWG)</w:t>
+            </w:r>
+          </w:p>
+        </w:tc>
+        <w:tc>
+          <w:tcPr>
+            <w:tcW w:w="5960" w:type="dxa"/>
+            <w:tcBorders>
+              <w:top w:val="single" w:sz="1" w:space="0" w:color="AAAAAA"/>
+              <w:left w:val="single" w:sz="1" w:space="0" w:color="AAAAAA"/>
+              <w:bottom w:val="single" w:sz="1" w:space="0" w:color="AAAAAA"/>
+              <w:right w:val="single" w:sz="1" w:space="0" w:color="AAAAAA"/>
+            </w:tcBorders>
+            <w:shd w:val="clear" w:color="auto" w:fill="FFFFFF"/>
+            <w:tcMar>
+              <w:top w:w="80" w:type="dxa"/>
+              <w:left w:w="120" w:type="dxa"/>
+              <w:bottom w:w="80" w:type="dxa"/>
+              <w:right w:w="120" w:type="dxa"/>
+            </w:tcMar>
+          </w:tcPr>
+          <w:p>
+            <w:r>
+              <w:rPr>
+                <w:rFonts w:ascii="Courier New" w:eastAsia="Courier New" w:hAnsi="Courier New" w:cs="Courier New"/>
+                <w:color w:val="2E75B6"/>
+                <w:sz w:val="18"/>
+                <w:szCs w:val="18"/>
+              </w:rPr>
+              <w:t>https://html.spec.whatwg.org/</w:t>
+            </w:r>
+          </w:p>
+        </w:tc>
+      </w:tr>
+      <w:tr>
+        <w:tc>
+          <w:tcPr>
+            <w:tcW w:w="3400" w:type="dxa"/>
+            <w:tcBorders>
+              <w:top w:val="single" w:sz="1" w:space="0" w:color="AAAAAA"/>
+              <w:left w:val="single" w:sz="1" w:space="0" w:color="AAAAAA"/>
+              <w:bottom w:val="single" w:sz="1" w:space="0" w:color="AAAAAA"/>
+              <w:right w:val="single" w:sz="1" w:space="0" w:color="AAAAAA"/>
+            </w:tcBorders>
             <w:shd w:val="clear" w:color="auto" w:fill="EBF3FA"/>
             <w:tcMar>
               <w:top w:w="80" w:type="dxa"/>
@@ -14696,7 +15499,17 @@
                 <w:sz w:val="20"/>
                 <w:szCs w:val="20"/>
               </w:rPr>
-              <w:t>MDN Web Docs – HTML Reference</w:t>
+              <w:t xml:space="preserve">MDN Web Docs – HTML </w:t>
+            </w:r>
+            <w:r>
+              <w:rPr>
+                <w:b/>
+                <w:bCs/>
+                <w:color w:val="000000"/>
+                <w:sz w:val="20"/>
+                <w:szCs w:val="20"/>
+              </w:rPr>
+              <w:t>Reference</w:t>
             </w:r>
           </w:p>
         </w:tc>
@@ -14870,7 +15683,7 @@
 </file>
 
 <file path=word/endnotes.xml><?xml version="1.0" encoding="utf-8"?>
-<w:endnotes xmlns:wpc="http://schemas.microsoft.com/office/word/2010/wordprocessingCanvas" xmlns:cx="http://schemas.microsoft.com/office/drawing/2014/chartex" xmlns:cx1="http://schemas.microsoft.com/office/drawing/2015/9/8/chartex" xmlns:cx2="http://schemas.microsoft.com/office/drawing/2015/10/21/chartex" xmlns:cx3="http://schemas.microsoft.com/office/drawing/2016/5/9/chartex" xmlns:cx4="http://schemas.microsoft.com/office/drawing/2016/5/10/chartex" xmlns:cx5="http://schemas.microsoft.com/office/drawing/2016/5/11/chartex" xmlns:cx6="http://schemas.microsoft.com/office/drawing/2016/5/12/chartex" xmlns:cx7="http://schemas.microsoft.com/office/drawing/2016/5/13/chartex" xmlns:cx8="http://schemas.microsoft.com/office/drawing/2016/5/14/chartex" xmlns:mc="http://schemas.openxmlformats.org/markup-compatibility/2006" xmlns:aink="http://schemas.microsoft.com/office/drawing/2016/ink" xmlns:am3d="http://schemas.microsoft.com/office/drawing/2017/model3d" xmlns:o="urn:schemas-microsoft-com:office:office" xmlns:oel="http://schemas.microsoft.com/office/2019/extlst" xmlns:r="http://schemas.openxmlformats.org/officeDocument/2006/relationships" xmlns:m="http://schemas.openxmlformats.org/officeDocument/2006/math" xmlns:v="urn:schemas-microsoft-com:vml" xmlns:wp14="http://schemas.microsoft.com/office/word/2010/wordprocessingDrawing" xmlns:wp="http://schemas.openxmlformats.org/drawingml/2006/wordprocessingDrawing" xmlns:w10="urn:schemas-microsoft-com:office:word" xmlns:w="http://schemas.openxmlformats.org/wordprocessingml/2006/main" xmlns:w14="http://schemas.microsoft.com/office/word/2010/wordml" xmlns:w15="http://schemas.microsoft.com/office/word/2012/wordml" xmlns:w16cex="http://schemas.microsoft.com/office/word/2018/wordml/cex" xmlns:w16cid="http://schemas.microsoft.com/office/word/2016/wordml/cid" xmlns:w16="http://schemas.microsoft.com/office/word/2018/wordml" xmlns:w16du="http://schemas.microsoft.com/office/word/2023/wordml/word16du" xmlns:w16sdtdh="http://schemas.microsoft.com/office/word/2020/wordml/sdtdatahash" xmlns:w16sdtfl="http://schemas.microsoft.com/office/word/2024/wordml/sdtformatlock" xmlns:w16se="http://schemas.microsoft.com/office/word/2015/wordml/symex" xmlns:wpg="http://schemas.microsoft.com/office/word/2010/wordprocessingGroup" xmlns:wpi="http://schemas.microsoft.com/office/word/2010/wordprocessingInk" xmlns:wne="http://schemas.microsoft.com/office/word/2006/wordml" xmlns:wps="http://schemas.microsoft.com/office/word/2010/wordprocessingShape" mc:Ignorable="w14 w15 w16se w16cid w16 w16cex w16sdtdh w16sdtfl w16du wp14">
+<w:endnotes xmlns:wpc="http://schemas.microsoft.com/office/word/2010/wordprocessingCanvas" xmlns:cx="http://schemas.microsoft.com/office/drawing/2014/chartex" xmlns:mc="http://schemas.openxmlformats.org/markup-compatibility/2006" xmlns:o="urn:schemas-microsoft-com:office:office" xmlns:r="http://schemas.openxmlformats.org/officeDocument/2006/relationships" xmlns:m="http://schemas.openxmlformats.org/officeDocument/2006/math" xmlns:v="urn:schemas-microsoft-com:vml" xmlns:wp14="http://schemas.microsoft.com/office/word/2010/wordprocessingDrawing" xmlns:wp="http://schemas.openxmlformats.org/drawingml/2006/wordprocessingDrawing" xmlns:w10="urn:schemas-microsoft-com:office:word" xmlns:w="http://schemas.openxmlformats.org/wordprocessingml/2006/main" xmlns:w14="http://schemas.microsoft.com/office/word/2010/wordml" xmlns:w15="http://schemas.microsoft.com/office/word/2012/wordml" xmlns:w16se="http://schemas.microsoft.com/office/word/2015/wordml/symex" xmlns:wpg="http://schemas.microsoft.com/office/word/2010/wordprocessingGroup" xmlns:wpi="http://schemas.microsoft.com/office/word/2010/wordprocessingInk" xmlns:wne="http://schemas.microsoft.com/office/word/2006/wordml" xmlns:wps="http://schemas.microsoft.com/office/word/2010/wordprocessingShape" mc:Ignorable="w14 w15 w16se wp14">
   <w:endnote w:type="separator" w:id="-1">
     <w:p>
       <w:r>
@@ -14889,7 +15702,7 @@
 </file>
 
 <file path=word/footer1.xml><?xml version="1.0" encoding="utf-8"?>
-<w:ftr xmlns:wpc="http://schemas.microsoft.com/office/word/2010/wordprocessingCanvas" xmlns:cx="http://schemas.microsoft.com/office/drawing/2014/chartex" xmlns:cx1="http://schemas.microsoft.com/office/drawing/2015/9/8/chartex" xmlns:cx2="http://schemas.microsoft.com/office/drawing/2015/10/21/chartex" xmlns:cx3="http://schemas.microsoft.com/office/drawing/2016/5/9/chartex" xmlns:cx4="http://schemas.microsoft.com/office/drawing/2016/5/10/chartex" xmlns:cx5="http://schemas.microsoft.com/office/drawing/2016/5/11/chartex" xmlns:cx6="http://schemas.microsoft.com/office/drawing/2016/5/12/chartex" xmlns:cx7="http://schemas.microsoft.com/office/drawing/2016/5/13/chartex" xmlns:cx8="http://schemas.microsoft.com/office/drawing/2016/5/14/chartex" xmlns:mc="http://schemas.openxmlformats.org/markup-compatibility/2006" xmlns:aink="http://schemas.microsoft.com/office/drawing/2016/ink" xmlns:am3d="http://schemas.microsoft.com/office/drawing/2017/model3d" xmlns:o="urn:schemas-microsoft-com:office:office" xmlns:oel="http://schemas.microsoft.com/office/2019/extlst" xmlns:r="http://schemas.openxmlformats.org/officeDocument/2006/relationships" xmlns:m="http://schemas.openxmlformats.org/officeDocument/2006/math" xmlns:v="urn:schemas-microsoft-com:vml" xmlns:wp14="http://schemas.microsoft.com/office/word/2010/wordprocessingDrawing" xmlns:wp="http://schemas.openxmlformats.org/drawingml/2006/wordprocessingDrawing" xmlns:w10="urn:schemas-microsoft-com:office:word" xmlns:w="http://schemas.openxmlformats.org/wordprocessingml/2006/main" xmlns:w14="http://schemas.microsoft.com/office/word/2010/wordml" xmlns:w15="http://schemas.microsoft.com/office/word/2012/wordml" xmlns:w16cex="http://schemas.microsoft.com/office/word/2018/wordml/cex" xmlns:w16cid="http://schemas.microsoft.com/office/word/2016/wordml/cid" xmlns:w16="http://schemas.microsoft.com/office/word/2018/wordml" xmlns:w16du="http://schemas.microsoft.com/office/word/2023/wordml/word16du" xmlns:w16sdtdh="http://schemas.microsoft.com/office/word/2020/wordml/sdtdatahash" xmlns:w16sdtfl="http://schemas.microsoft.com/office/word/2024/wordml/sdtformatlock" xmlns:w16se="http://schemas.microsoft.com/office/word/2015/wordml/symex" xmlns:wpg="http://schemas.microsoft.com/office/word/2010/wordprocessingGroup" xmlns:wpi="http://schemas.microsoft.com/office/word/2010/wordprocessingInk" xmlns:wne="http://schemas.microsoft.com/office/word/2006/wordml" xmlns:wps="http://schemas.microsoft.com/office/word/2010/wordprocessingShape" mc:Ignorable="w14 w15 w16se w16cid w16 w16cex w16sdtdh w16sdtfl w16du wp14">
+<w:ftr xmlns:wpc="http://schemas.microsoft.com/office/word/2010/wordprocessingCanvas" xmlns:cx="http://schemas.microsoft.com/office/drawing/2014/chartex" xmlns:mc="http://schemas.openxmlformats.org/markup-compatibility/2006" xmlns:o="urn:schemas-microsoft-com:office:office" xmlns:r="http://schemas.openxmlformats.org/officeDocument/2006/relationships" xmlns:m="http://schemas.openxmlformats.org/officeDocument/2006/math" xmlns:v="urn:schemas-microsoft-com:vml" xmlns:wp14="http://schemas.microsoft.com/office/word/2010/wordprocessingDrawing" xmlns:wp="http://schemas.openxmlformats.org/drawingml/2006/wordprocessingDrawing" xmlns:w10="urn:schemas-microsoft-com:office:word" xmlns:w="http://schemas.openxmlformats.org/wordprocessingml/2006/main" xmlns:w14="http://schemas.microsoft.com/office/word/2010/wordml" xmlns:w15="http://schemas.microsoft.com/office/word/2012/wordml" xmlns:w16se="http://schemas.microsoft.com/office/word/2015/wordml/symex" xmlns:wpg="http://schemas.microsoft.com/office/word/2010/wordprocessingGroup" xmlns:wpi="http://schemas.microsoft.com/office/word/2010/wordprocessingInk" xmlns:wne="http://schemas.microsoft.com/office/word/2006/wordml" xmlns:wps="http://schemas.microsoft.com/office/word/2010/wordprocessingShape" mc:Ignorable="w14 w15 w16se wp14">
   <w:p>
     <w:pPr>
       <w:pBdr>
@@ -14947,7 +15760,7 @@
         <w:sz w:val="18"/>
         <w:szCs w:val="18"/>
       </w:rPr>
-      <w:t>1</w:t>
+      <w:t>20</w:t>
     </w:r>
     <w:r>
       <w:rPr>
@@ -14996,7 +15809,7 @@
         <w:sz w:val="18"/>
         <w:szCs w:val="18"/>
       </w:rPr>
-      <w:t>2</w:t>
+      <w:t>20</w:t>
     </w:r>
     <w:r>
       <w:rPr>
@@ -15011,7 +15824,7 @@
 </file>
 
 <file path=word/footnotes.xml><?xml version="1.0" encoding="utf-8"?>
-<w:footnotes xmlns:wpc="http://schemas.microsoft.com/office/word/2010/wordprocessingCanvas" xmlns:cx="http://schemas.microsoft.com/office/drawing/2014/chartex" xmlns:cx1="http://schemas.microsoft.com/office/drawing/2015/9/8/chartex" xmlns:cx2="http://schemas.microsoft.com/office/drawing/2015/10/21/chartex" xmlns:cx3="http://schemas.microsoft.com/office/drawing/2016/5/9/chartex" xmlns:cx4="http://schemas.microsoft.com/office/drawing/2016/5/10/chartex" xmlns:cx5="http://schemas.microsoft.com/office/drawing/2016/5/11/chartex" xmlns:cx6="http://schemas.microsoft.com/office/drawing/2016/5/12/chartex" xmlns:cx7="http://schemas.microsoft.com/office/drawing/2016/5/13/chartex" xmlns:cx8="http://schemas.microsoft.com/office/drawing/2016/5/14/chartex" xmlns:mc="http://schemas.openxmlformats.org/markup-compatibility/2006" xmlns:aink="http://schemas.microsoft.com/office/drawing/2016/ink" xmlns:am3d="http://schemas.microsoft.com/office/drawing/2017/model3d" xmlns:o="urn:schemas-microsoft-com:office:office" xmlns:oel="http://schemas.microsoft.com/office/2019/extlst" xmlns:r="http://schemas.openxmlformats.org/officeDocument/2006/relationships" xmlns:m="http://schemas.openxmlformats.org/officeDocument/2006/math" xmlns:v="urn:schemas-microsoft-com:vml" xmlns:wp14="http://schemas.microsoft.com/office/word/2010/wordprocessingDrawing" xmlns:wp="http://schemas.openxmlformats.org/drawingml/2006/wordprocessingDrawing" xmlns:w10="urn:schemas-microsoft-com:office:word" xmlns:w="http://schemas.openxmlformats.org/wordprocessingml/2006/main" xmlns:w14="http://schemas.microsoft.com/office/word/2010/wordml" xmlns:w15="http://schemas.microsoft.com/office/word/2012/wordml" xmlns:w16cex="http://schemas.microsoft.com/office/word/2018/wordml/cex" xmlns:w16cid="http://schemas.microsoft.com/office/word/2016/wordml/cid" xmlns:w16="http://schemas.microsoft.com/office/word/2018/wordml" xmlns:w16du="http://schemas.microsoft.com/office/word/2023/wordml/word16du" xmlns:w16sdtdh="http://schemas.microsoft.com/office/word/2020/wordml/sdtdatahash" xmlns:w16sdtfl="http://schemas.microsoft.com/office/word/2024/wordml/sdtformatlock" xmlns:w16se="http://schemas.microsoft.com/office/word/2015/wordml/symex" xmlns:wpg="http://schemas.microsoft.com/office/word/2010/wordprocessingGroup" xmlns:wpi="http://schemas.microsoft.com/office/word/2010/wordprocessingInk" xmlns:wne="http://schemas.microsoft.com/office/word/2006/wordml" xmlns:wps="http://schemas.microsoft.com/office/word/2010/wordprocessingShape" mc:Ignorable="w14 w15 w16se w16cid w16 w16cex w16sdtdh w16sdtfl w16du wp14">
+<w:footnotes xmlns:wpc="http://schemas.microsoft.com/office/word/2010/wordprocessingCanvas" xmlns:cx="http://schemas.microsoft.com/office/drawing/2014/chartex" xmlns:mc="http://schemas.openxmlformats.org/markup-compatibility/2006" xmlns:o="urn:schemas-microsoft-com:office:office" xmlns:r="http://schemas.openxmlformats.org/officeDocument/2006/relationships" xmlns:m="http://schemas.openxmlformats.org/officeDocument/2006/math" xmlns:v="urn:schemas-microsoft-com:vml" xmlns:wp14="http://schemas.microsoft.com/office/word/2010/wordprocessingDrawing" xmlns:wp="http://schemas.openxmlformats.org/drawingml/2006/wordprocessingDrawing" xmlns:w10="urn:schemas-microsoft-com:office:word" xmlns:w="http://schemas.openxmlformats.org/wordprocessingml/2006/main" xmlns:w14="http://schemas.microsoft.com/office/word/2010/wordml" xmlns:w15="http://schemas.microsoft.com/office/word/2012/wordml" xmlns:w16se="http://schemas.microsoft.com/office/word/2015/wordml/symex" xmlns:wpg="http://schemas.microsoft.com/office/word/2010/wordprocessingGroup" xmlns:wpi="http://schemas.microsoft.com/office/word/2010/wordprocessingInk" xmlns:wne="http://schemas.microsoft.com/office/word/2006/wordml" xmlns:wps="http://schemas.microsoft.com/office/word/2010/wordprocessingShape" mc:Ignorable="w14 w15 w16se wp14">
   <w:footnote w:type="separator" w:id="-1">
     <w:p>
       <w:r>
@@ -15030,7 +15843,7 @@
 </file>
 
 <file path=word/header1.xml><?xml version="1.0" encoding="utf-8"?>
-<w:hdr xmlns:wpc="http://schemas.microsoft.com/office/word/2010/wordprocessingCanvas" xmlns:cx="http://schemas.microsoft.com/office/drawing/2014/chartex" xmlns:cx1="http://schemas.microsoft.com/office/drawing/2015/9/8/chartex" xmlns:cx2="http://schemas.microsoft.com/office/drawing/2015/10/21/chartex" xmlns:cx3="http://schemas.microsoft.com/office/drawing/2016/5/9/chartex" xmlns:cx4="http://schemas.microsoft.com/office/drawing/2016/5/10/chartex" xmlns:cx5="http://schemas.microsoft.com/office/drawing/2016/5/11/chartex" xmlns:cx6="http://schemas.microsoft.com/office/drawing/2016/5/12/chartex" xmlns:cx7="http://schemas.microsoft.com/office/drawing/2016/5/13/chartex" xmlns:cx8="http://schemas.microsoft.com/office/drawing/2016/5/14/chartex" xmlns:mc="http://schemas.openxmlformats.org/markup-compatibility/2006" xmlns:aink="http://schemas.microsoft.com/office/drawing/2016/ink" xmlns:am3d="http://schemas.microsoft.com/office/drawing/2017/model3d" xmlns:o="urn:schemas-microsoft-com:office:office" xmlns:oel="http://schemas.microsoft.com/office/2019/extlst" xmlns:r="http://schemas.openxmlformats.org/officeDocument/2006/relationships" xmlns:m="http://schemas.openxmlformats.org/officeDocument/2006/math" xmlns:v="urn:schemas-microsoft-com:vml" xmlns:wp14="http://schemas.microsoft.com/office/word/2010/wordprocessingDrawing" xmlns:wp="http://schemas.openxmlformats.org/drawingml/2006/wordprocessingDrawing" xmlns:w10="urn:schemas-microsoft-com:office:word" xmlns:w="http://schemas.openxmlformats.org/wordprocessingml/2006/main" xmlns:w14="http://schemas.microsoft.com/office/word/2010/wordml" xmlns:w15="http://schemas.microsoft.com/office/word/2012/wordml" xmlns:w16cex="http://schemas.microsoft.com/office/word/2018/wordml/cex" xmlns:w16cid="http://schemas.microsoft.com/office/word/2016/wordml/cid" xmlns:w16="http://schemas.microsoft.com/office/word/2018/wordml" xmlns:w16du="http://schemas.microsoft.com/office/word/2023/wordml/word16du" xmlns:w16sdtdh="http://schemas.microsoft.com/office/word/2020/wordml/sdtdatahash" xmlns:w16sdtfl="http://schemas.microsoft.com/office/word/2024/wordml/sdtformatlock" xmlns:w16se="http://schemas.microsoft.com/office/word/2015/wordml/symex" xmlns:wpg="http://schemas.microsoft.com/office/word/2010/wordprocessingGroup" xmlns:wpi="http://schemas.microsoft.com/office/word/2010/wordprocessingInk" xmlns:wne="http://schemas.microsoft.com/office/word/2006/wordml" xmlns:wps="http://schemas.microsoft.com/office/word/2010/wordprocessingShape" mc:Ignorable="w14 w15 w16se w16cid w16 w16cex w16sdtdh w16sdtfl w16du wp14">
+<w:hdr xmlns:wpc="http://schemas.microsoft.com/office/word/2010/wordprocessingCanvas" xmlns:cx="http://schemas.microsoft.com/office/drawing/2014/chartex" xmlns:mc="http://schemas.openxmlformats.org/markup-compatibility/2006" xmlns:o="urn:schemas-microsoft-com:office:office" xmlns:r="http://schemas.openxmlformats.org/officeDocument/2006/relationships" xmlns:m="http://schemas.openxmlformats.org/officeDocument/2006/math" xmlns:v="urn:schemas-microsoft-com:vml" xmlns:wp14="http://schemas.microsoft.com/office/word/2010/wordprocessingDrawing" xmlns:wp="http://schemas.openxmlformats.org/drawingml/2006/wordprocessingDrawing" xmlns:w10="urn:schemas-microsoft-com:office:word" xmlns:w="http://schemas.openxmlformats.org/wordprocessingml/2006/main" xmlns:w14="http://schemas.microsoft.com/office/word/2010/wordml" xmlns:w15="http://schemas.microsoft.com/office/word/2012/wordml" xmlns:w16se="http://schemas.microsoft.com/office/word/2015/wordml/symex" xmlns:wpg="http://schemas.microsoft.com/office/word/2010/wordprocessingGroup" xmlns:wpi="http://schemas.microsoft.com/office/word/2010/wordprocessingInk" xmlns:wne="http://schemas.microsoft.com/office/word/2006/wordml" xmlns:wps="http://schemas.microsoft.com/office/word/2010/wordprocessingShape" mc:Ignorable="w14 w15 w16se wp14">
   <w:p>
     <w:pPr>
       <w:pBdr>
@@ -15064,7 +15877,7 @@
 </file>
 
 <file path=word/numbering.xml><?xml version="1.0" encoding="utf-8"?>
-<w:numbering xmlns:wpc="http://schemas.microsoft.com/office/word/2010/wordprocessingCanvas" xmlns:cx="http://schemas.microsoft.com/office/drawing/2014/chartex" xmlns:cx1="http://schemas.microsoft.com/office/drawing/2015/9/8/chartex" xmlns:cx2="http://schemas.microsoft.com/office/drawing/2015/10/21/chartex" xmlns:cx3="http://schemas.microsoft.com/office/drawing/2016/5/9/chartex" xmlns:cx4="http://schemas.microsoft.com/office/drawing/2016/5/10/chartex" xmlns:cx5="http://schemas.microsoft.com/office/drawing/2016/5/11/chartex" xmlns:cx6="http://schemas.microsoft.com/office/drawing/2016/5/12/chartex" xmlns:cx7="http://schemas.microsoft.com/office/drawing/2016/5/13/chartex" xmlns:cx8="http://schemas.microsoft.com/office/drawing/2016/5/14/chartex" xmlns:mc="http://schemas.openxmlformats.org/markup-compatibility/2006" xmlns:aink="http://schemas.microsoft.com/office/drawing/2016/ink" xmlns:am3d="http://schemas.microsoft.com/office/drawing/2017/model3d" xmlns:o="urn:schemas-microsoft-com:office:office" xmlns:oel="http://schemas.microsoft.com/office/2019/extlst" xmlns:r="http://schemas.openxmlformats.org/officeDocument/2006/relationships" xmlns:m="http://schemas.openxmlformats.org/officeDocument/2006/math" xmlns:v="urn:schemas-microsoft-com:vml" xmlns:wp14="http://schemas.microsoft.com/office/word/2010/wordprocessingDrawing" xmlns:wp="http://schemas.openxmlformats.org/drawingml/2006/wordprocessingDrawing" xmlns:w10="urn:schemas-microsoft-com:office:word" xmlns:w="http://schemas.openxmlformats.org/wordprocessingml/2006/main" xmlns:w14="http://schemas.microsoft.com/office/word/2010/wordml" xmlns:w15="http://schemas.microsoft.com/office/word/2012/wordml" xmlns:w16cex="http://schemas.microsoft.com/office/word/2018/wordml/cex" xmlns:w16cid="http://schemas.microsoft.com/office/word/2016/wordml/cid" xmlns:w16="http://schemas.microsoft.com/office/word/2018/wordml" xmlns:w16du="http://schemas.microsoft.com/office/word/2023/wordml/word16du" xmlns:w16sdtdh="http://schemas.microsoft.com/office/word/2020/wordml/sdtdatahash" xmlns:w16sdtfl="http://schemas.microsoft.com/office/word/2024/wordml/sdtformatlock" xmlns:w16se="http://schemas.microsoft.com/office/word/2015/wordml/symex" xmlns:wpg="http://schemas.microsoft.com/office/word/2010/wordprocessingGroup" xmlns:wpi="http://schemas.microsoft.com/office/word/2010/wordprocessingInk" xmlns:wne="http://schemas.microsoft.com/office/word/2006/wordml" xmlns:wps="http://schemas.microsoft.com/office/word/2010/wordprocessingShape" mc:Ignorable="w14 w15 w16se w16cid w16 w16cex w16sdtdh w16sdtfl w16du wp14">
+<w:numbering xmlns:wpc="http://schemas.microsoft.com/office/word/2010/wordprocessingCanvas" xmlns:cx="http://schemas.microsoft.com/office/drawing/2014/chartex" xmlns:mc="http://schemas.openxmlformats.org/markup-compatibility/2006" xmlns:o="urn:schemas-microsoft-com:office:office" xmlns:r="http://schemas.openxmlformats.org/officeDocument/2006/relationships" xmlns:m="http://schemas.openxmlformats.org/officeDocument/2006/math" xmlns:v="urn:schemas-microsoft-com:vml" xmlns:wp14="http://schemas.microsoft.com/office/word/2010/wordprocessingDrawing" xmlns:wp="http://schemas.openxmlformats.org/drawingml/2006/wordprocessingDrawing" xmlns:w10="urn:schemas-microsoft-com:office:word" xmlns:w="http://schemas.openxmlformats.org/wordprocessingml/2006/main" xmlns:w14="http://schemas.microsoft.com/office/word/2010/wordml" xmlns:w15="http://schemas.microsoft.com/office/word/2012/wordml" xmlns:w16se="http://schemas.microsoft.com/office/word/2015/wordml/symex" xmlns:wpg="http://schemas.microsoft.com/office/word/2010/wordprocessingGroup" xmlns:wpi="http://schemas.microsoft.com/office/word/2010/wordprocessingInk" xmlns:wne="http://schemas.microsoft.com/office/word/2006/wordml" xmlns:wps="http://schemas.microsoft.com/office/word/2010/wordprocessingShape" mc:Ignorable="w14 w15 w16se wp14">
   <w:abstractNum w:abstractNumId="0" w15:restartNumberingAfterBreak="0">
     <w:nsid w:val="0C5F5D60"/>
     <w:multiLevelType w:val="hybridMultilevel"/>
@@ -15495,44 +16308,44 @@
       <w:lvlJc w:val="left"/>
     </w:lvl>
   </w:abstractNum>
-  <w:num w:numId="1" w16cid:durableId="2117942478">
+  <w:num w:numId="1">
     <w:abstractNumId w:val="4"/>
     <w:lvlOverride w:ilvl="0">
       <w:startOverride w:val="1"/>
     </w:lvlOverride>
   </w:num>
-  <w:num w:numId="2" w16cid:durableId="83378792">
+  <w:num w:numId="2">
     <w:abstractNumId w:val="0"/>
     <w:lvlOverride w:ilvl="0">
       <w:startOverride w:val="1"/>
     </w:lvlOverride>
   </w:num>
-  <w:num w:numId="3" w16cid:durableId="109058998">
+  <w:num w:numId="3">
     <w:abstractNumId w:val="2"/>
     <w:lvlOverride w:ilvl="0">
       <w:startOverride w:val="1"/>
     </w:lvlOverride>
   </w:num>
-  <w:num w:numId="4" w16cid:durableId="1097016307">
+  <w:num w:numId="4">
     <w:abstractNumId w:val="0"/>
   </w:num>
-  <w:num w:numId="5" w16cid:durableId="148984198">
+  <w:num w:numId="5">
     <w:abstractNumId w:val="6"/>
   </w:num>
-  <w:num w:numId="6" w16cid:durableId="1898860815">
+  <w:num w:numId="6">
     <w:abstractNumId w:val="1"/>
   </w:num>
-  <w:num w:numId="7" w16cid:durableId="2025783913">
+  <w:num w:numId="7">
     <w:abstractNumId w:val="5"/>
   </w:num>
-  <w:num w:numId="8" w16cid:durableId="1904019393">
+  <w:num w:numId="8">
     <w:abstractNumId w:val="3"/>
   </w:num>
 </w:numbering>
 </file>
 
 <file path=word/styles.xml><?xml version="1.0" encoding="utf-8"?>
-<w:styles xmlns:mc="http://schemas.openxmlformats.org/markup-compatibility/2006" xmlns:r="http://schemas.openxmlformats.org/officeDocument/2006/relationships" xmlns:w="http://schemas.openxmlformats.org/wordprocessingml/2006/main" xmlns:w14="http://schemas.microsoft.com/office/word/2010/wordml" xmlns:w15="http://schemas.microsoft.com/office/word/2012/wordml" xmlns:w16cex="http://schemas.microsoft.com/office/word/2018/wordml/cex" xmlns:w16cid="http://schemas.microsoft.com/office/word/2016/wordml/cid" xmlns:w16="http://schemas.microsoft.com/office/word/2018/wordml" xmlns:w16du="http://schemas.microsoft.com/office/word/2023/wordml/word16du" xmlns:w16sdtdh="http://schemas.microsoft.com/office/word/2020/wordml/sdtdatahash" xmlns:w16sdtfl="http://schemas.microsoft.com/office/word/2024/wordml/sdtformatlock" xmlns:w16se="http://schemas.microsoft.com/office/word/2015/wordml/symex" mc:Ignorable="w14 w15 w16se w16cid w16 w16cex w16sdtdh w16sdtfl w16du">
+<w:styles xmlns:mc="http://schemas.openxmlformats.org/markup-compatibility/2006" xmlns:r="http://schemas.openxmlformats.org/officeDocument/2006/relationships" xmlns:w="http://schemas.openxmlformats.org/wordprocessingml/2006/main" xmlns:w14="http://schemas.microsoft.com/office/word/2010/wordml" xmlns:w15="http://schemas.microsoft.com/office/word/2012/wordml" xmlns:w16se="http://schemas.microsoft.com/office/word/2015/wordml/symex" mc:Ignorable="w14 w15 w16se">
   <w:docDefaults>
     <w:rPrDefault>
       <w:rPr>
@@ -15544,7 +16357,7 @@
     </w:rPrDefault>
     <w:pPrDefault/>
   </w:docDefaults>
-  <w:latentStyles w:defLockedState="0" w:defUIPriority="99" w:defSemiHidden="0" w:defUnhideWhenUsed="0" w:defQFormat="0" w:count="376">
+  <w:latentStyles w:defLockedState="0" w:defUIPriority="99" w:defSemiHidden="0" w:defUnhideWhenUsed="0" w:defQFormat="0" w:count="371">
     <w:lsdException w:name="Normal" w:uiPriority="0" w:qFormat="1"/>
     <w:lsdException w:name="heading 1" w:uiPriority="9" w:qFormat="1"/>
     <w:lsdException w:name="heading 2" w:semiHidden="1" w:uiPriority="9" w:unhideWhenUsed="1" w:qFormat="1"/>
@@ -15916,11 +16729,6 @@
     <w:lsdException w:name="List Table 5 Dark Accent 6" w:uiPriority="50"/>
     <w:lsdException w:name="List Table 6 Colorful Accent 6" w:uiPriority="51"/>
     <w:lsdException w:name="List Table 7 Colorful Accent 6" w:uiPriority="52"/>
-    <w:lsdException w:name="Mention" w:semiHidden="1" w:unhideWhenUsed="1"/>
-    <w:lsdException w:name="Smart Hyperlink" w:semiHidden="1" w:unhideWhenUsed="1"/>
-    <w:lsdException w:name="Hashtag" w:semiHidden="1" w:unhideWhenUsed="1"/>
-    <w:lsdException w:name="Unresolved Mention" w:semiHidden="1" w:unhideWhenUsed="1"/>
-    <w:lsdException w:name="Smart Link" w:semiHidden="1" w:unhideWhenUsed="1"/>
   </w:latentStyles>
   <w:style w:type="paragraph" w:default="1" w:styleId="Normal">
     <w:name w:val="Normal"/>

--- a/DF_TermProject_Spring2026.docx
+++ b/DF_TermProject_Spring2026.docx
@@ -1,6 +1,6 @@
 
 <file path=word/document.xml><?xml version="1.0" encoding="utf-8"?>
-<w:document xmlns:wpc="http://schemas.microsoft.com/office/word/2010/wordprocessingCanvas" xmlns:cx="http://schemas.microsoft.com/office/drawing/2014/chartex" xmlns:mc="http://schemas.openxmlformats.org/markup-compatibility/2006" xmlns:o="urn:schemas-microsoft-com:office:office" xmlns:r="http://schemas.openxmlformats.org/officeDocument/2006/relationships" xmlns:m="http://schemas.openxmlformats.org/officeDocument/2006/math" xmlns:v="urn:schemas-microsoft-com:vml" xmlns:wp14="http://schemas.microsoft.com/office/word/2010/wordprocessingDrawing" xmlns:wp="http://schemas.openxmlformats.org/drawingml/2006/wordprocessingDrawing" xmlns:w10="urn:schemas-microsoft-com:office:word" xmlns:w="http://schemas.openxmlformats.org/wordprocessingml/2006/main" xmlns:w14="http://schemas.microsoft.com/office/word/2010/wordml" xmlns:w15="http://schemas.microsoft.com/office/word/2012/wordml" xmlns:w16se="http://schemas.microsoft.com/office/word/2015/wordml/symex" xmlns:wpg="http://schemas.microsoft.com/office/word/2010/wordprocessingGroup" xmlns:wpi="http://schemas.microsoft.com/office/word/2010/wordprocessingInk" xmlns:wne="http://schemas.microsoft.com/office/word/2006/wordml" xmlns:wps="http://schemas.microsoft.com/office/word/2010/wordprocessingShape" mc:Ignorable="w14 w15 w16se wp14">
+<w:document xmlns:wpc="http://schemas.microsoft.com/office/word/2010/wordprocessingCanvas" xmlns:cx="http://schemas.microsoft.com/office/drawing/2014/chartex" xmlns:cx1="http://schemas.microsoft.com/office/drawing/2015/9/8/chartex" xmlns:cx2="http://schemas.microsoft.com/office/drawing/2015/10/21/chartex" xmlns:cx3="http://schemas.microsoft.com/office/drawing/2016/5/9/chartex" xmlns:cx4="http://schemas.microsoft.com/office/drawing/2016/5/10/chartex" xmlns:cx5="http://schemas.microsoft.com/office/drawing/2016/5/11/chartex" xmlns:cx6="http://schemas.microsoft.com/office/drawing/2016/5/12/chartex" xmlns:cx7="http://schemas.microsoft.com/office/drawing/2016/5/13/chartex" xmlns:cx8="http://schemas.microsoft.com/office/drawing/2016/5/14/chartex" xmlns:mc="http://schemas.openxmlformats.org/markup-compatibility/2006" xmlns:aink="http://schemas.microsoft.com/office/drawing/2016/ink" xmlns:am3d="http://schemas.microsoft.com/office/drawing/2017/model3d" xmlns:o="urn:schemas-microsoft-com:office:office" xmlns:oel="http://schemas.microsoft.com/office/2019/extlst" xmlns:r="http://schemas.openxmlformats.org/officeDocument/2006/relationships" xmlns:m="http://schemas.openxmlformats.org/officeDocument/2006/math" xmlns:v="urn:schemas-microsoft-com:vml" xmlns:wp14="http://schemas.microsoft.com/office/word/2010/wordprocessingDrawing" xmlns:wp="http://schemas.openxmlformats.org/drawingml/2006/wordprocessingDrawing" xmlns:w10="urn:schemas-microsoft-com:office:word" xmlns:w="http://schemas.openxmlformats.org/wordprocessingml/2006/main" xmlns:w14="http://schemas.microsoft.com/office/word/2010/wordml" xmlns:w15="http://schemas.microsoft.com/office/word/2012/wordml" xmlns:w16cex="http://schemas.microsoft.com/office/word/2018/wordml/cex" xmlns:w16cid="http://schemas.microsoft.com/office/word/2016/wordml/cid" xmlns:w16="http://schemas.microsoft.com/office/word/2018/wordml" xmlns:w16du="http://schemas.microsoft.com/office/word/2023/wordml/word16du" xmlns:w16sdtdh="http://schemas.microsoft.com/office/word/2020/wordml/sdtdatahash" xmlns:w16sdtfl="http://schemas.microsoft.com/office/word/2024/wordml/sdtformatlock" xmlns:w16se="http://schemas.microsoft.com/office/word/2015/wordml/symex" xmlns:wpg="http://schemas.microsoft.com/office/word/2010/wordprocessingGroup" xmlns:wpi="http://schemas.microsoft.com/office/word/2010/wordprocessingInk" xmlns:wne="http://schemas.microsoft.com/office/word/2006/wordml" xmlns:wps="http://schemas.microsoft.com/office/word/2010/wordprocessingShape" mc:Ignorable="w14 w15 w16se w16cid w16 w16cex w16sdtdh w16sdtfl w16du wp14">
   <w:body>
     <w:p>
       <w:pPr>
@@ -61,15 +61,7 @@
           <w:bCs/>
           <w:color w:val="1F3864"/>
         </w:rPr>
-        <w:t xml:space="preserve">Total Marks: 100   |   Weeks Covered: 1 </w:t>
-      </w:r>
-      <w:r>
-        <w:rPr>
-          <w:b/>
-          <w:bCs/>
-          <w:color w:val="1F3864"/>
-        </w:rPr>
-        <w:t>– 16   |   CLO: CLO1, CLO2, CLO3</w:t>
+        <w:t>Total Marks: 100   |   Weeks Covered: 1 – 16   |   CLO: CLO1, CLO2, CLO3</w:t>
       </w:r>
     </w:p>
     <w:p>
@@ -108,19 +100,7 @@
         <w:rPr>
           <w:color w:val="000000"/>
         </w:rPr>
-        <w:t xml:space="preserve"> static web application across three isolated software environments: Development, Staging, and Production. Each env</w:t>
-      </w:r>
-      <w:r>
-        <w:rPr>
-          <w:color w:val="000000"/>
-        </w:rPr>
-        <w:t>ironment has its own dedicated CI workflow (triggered on a Pull Request) and its own dedicated CD workflow (triggered on a merge/push), giving six GitHub Actions workflow files in total. Each team member authors exactly one workflow file and exactly one we</w:t>
-      </w:r>
-      <w:r>
-        <w:rPr>
-          <w:color w:val="000000"/>
-        </w:rPr>
-        <w:t>b page.</w:t>
+        <w:t xml:space="preserve"> static web application across three isolated software environments: Development, Staging, and Production. Each environment has its own dedicated CI workflow (triggered on a Pull Request) and its own dedicated CD workflow (triggered on a merge/push), giving six GitHub Actions workflow files in total. Each team member authors exactly one workflow file and exactly one web page.</w:t>
       </w:r>
     </w:p>
     <w:p/>
@@ -166,13 +146,7 @@
         <w:rPr>
           <w:color w:val="000000"/>
         </w:rPr>
-        <w:t>Design and implement six GitHub Actions workflow files: ci-dev.y</w:t>
-      </w:r>
-      <w:r>
-        <w:rPr>
-          <w:color w:val="000000"/>
-        </w:rPr>
-        <w:t>ml, cd-dev.yml, ci-staging.yml, cd-staging.yml, ci-prod.yml, and cd-prod.yml.</w:t>
+        <w:t>Design and implement six GitHub Actions workflow files: ci-dev.yml, cd-dev.yml, ci-staging.yml, cd-staging.yml, ci-prod.yml, and cd-prod.yml.</w:t>
       </w:r>
     </w:p>
     <w:p>
@@ -204,13 +178,7 @@
         <w:rPr>
           <w:color w:val="000000"/>
         </w:rPr>
-        <w:t xml:space="preserve">Build and push environment-tagged Docker images to Docker Hub </w:t>
-      </w:r>
-      <w:r>
-        <w:rPr>
-          <w:color w:val="000000"/>
-        </w:rPr>
-        <w:t>from each CI pipeline.</w:t>
+        <w:t>Build and push environment-tagged Docker images to Docker Hub from each CI pipeline.</w:t>
       </w:r>
     </w:p>
     <w:p>
@@ -258,13 +226,7 @@
         <w:rPr>
           <w:color w:val="000000"/>
         </w:rPr>
-        <w:t>Demonstrate end-to-end automa</w:t>
-      </w:r>
-      <w:r>
-        <w:rPr>
-          <w:color w:val="000000"/>
-        </w:rPr>
-        <w:t>ted delivery from a code push on a feature branch to a live deployment on the appropriate Render service.</w:t>
+        <w:t>Demonstrate end-to-end automated delivery from a code push on a feature branch to a live deployment on the appropriate Render service.</w:t>
       </w:r>
     </w:p>
     <w:p/>
@@ -289,13 +251,7 @@
         <w:rPr>
           <w:color w:val="000000"/>
         </w:rPr>
-        <w:t>Group Size: Five (5) students per group. A group of six is permitted; in that case the Team Lead must add an extra row to Tabl</w:t>
-      </w:r>
-      <w:r>
-        <w:rPr>
-          <w:color w:val="000000"/>
-        </w:rPr>
-        <w:t>e 1 and assign one additional page (contact.html).</w:t>
+        <w:t>Group Size: Five (5) students per group. A group of six is permitted; in that case the Team Lead must add an extra row to Table 1 and assign one additional page (contact.html).</w:t>
       </w:r>
     </w:p>
     <w:p>
@@ -327,13 +283,7 @@
         <w:rPr>
           <w:color w:val="000000"/>
         </w:rPr>
-        <w:t>New Repository: Students MUST create a brand-new GitHub repository for this Term Project. Do NOT reuse or fork any repository</w:t>
-      </w:r>
-      <w:r>
-        <w:rPr>
-          <w:color w:val="000000"/>
-        </w:rPr>
-        <w:t xml:space="preserve"> from any previous assignment.</w:t>
+        <w:t>New Repository: Students MUST create a brand-new GitHub repository for this Term Project. Do NOT reuse or fork any repository from any previous assignment.</w:t>
       </w:r>
     </w:p>
     <w:p>
@@ -365,13 +315,7 @@
         <w:rPr>
           <w:color w:val="000000"/>
         </w:rPr>
-        <w:t>Secre</w:t>
-      </w:r>
-      <w:r>
-        <w:rPr>
-          <w:color w:val="000000"/>
-        </w:rPr>
-        <w:t>ts Ownership: All GitHub secrets and environment configurations must be created by the Team Lead using the TL's own Docker Hub and Render credentials. No team member other than the TL should create or modify secrets.</w:t>
+        <w:t>Secrets Ownership: All GitHub secrets and environment configurations must be created by the Team Lead using the TL's own Docker Hub and Render credentials. No team member other than the TL should create or modify secrets.</w:t>
       </w:r>
     </w:p>
     <w:p>
@@ -387,13 +331,7 @@
         <w:rPr>
           <w:color w:val="000000"/>
         </w:rPr>
-        <w:t>All deployments MUST be triggered via t</w:t>
-      </w:r>
-      <w:r>
-        <w:rPr>
-          <w:color w:val="000000"/>
-        </w:rPr>
-        <w:t>he GitHub Actions CD pipelines. Manual deployment on Render is NOT permitted after the initial service setup.</w:t>
+        <w:t>All deployments MUST be triggered via the GitHub Actions CD pipelines. Manual deployment on Render is NOT permitted after the initial service setup.</w:t>
       </w:r>
     </w:p>
     <w:p>
@@ -442,13 +380,7 @@
         <w:rPr>
           <w:color w:val="000000"/>
         </w:rPr>
-        <w:t>Each team member must wor</w:t>
-      </w:r>
-      <w:r>
-        <w:rPr>
-          <w:color w:val="000000"/>
-        </w:rPr>
-        <w:t>k on their own feature branch and open a Pull Request (PR) targeting the develop branch.</w:t>
+        <w:t>Each team member must work on their own feature branch and open a Pull Request (PR) targeting the develop branch.</w:t>
       </w:r>
     </w:p>
     <w:p>
@@ -464,13 +396,7 @@
         <w:rPr>
           <w:color w:val="000000"/>
         </w:rPr>
-        <w:t>No JavaScript of any kind is permitted. All pages must be built exclusively using HTML5 and CSS3. Forms must use HTML-only attributes (no JS event listeners, no fetch,</w:t>
-      </w:r>
-      <w:r>
-        <w:rPr>
-          <w:color w:val="000000"/>
-        </w:rPr>
-        <w:t xml:space="preserve"> no XMLHttpRequest).</w:t>
+        <w:t>No JavaScript of any kind is permitted. All pages must be built exclusively using HTML5 and CSS3. Forms must use HTML-only attributes (no JS event listeners, no fetch, no XMLHttpRequest).</w:t>
       </w:r>
     </w:p>
     <w:p>
@@ -518,14 +444,14 @@
         <w:tblLook w:val="04A0" w:firstRow="1" w:lastRow="0" w:firstColumn="1" w:lastColumn="0" w:noHBand="0" w:noVBand="1"/>
       </w:tblPr>
       <w:tblGrid>
-        <w:gridCol w:w="446"/>
-        <w:gridCol w:w="1190"/>
-        <w:gridCol w:w="1190"/>
-        <w:gridCol w:w="1621"/>
-        <w:gridCol w:w="1114"/>
-        <w:gridCol w:w="1114"/>
-        <w:gridCol w:w="1997"/>
-        <w:gridCol w:w="1406"/>
+        <w:gridCol w:w="427"/>
+        <w:gridCol w:w="1101"/>
+        <w:gridCol w:w="1177"/>
+        <w:gridCol w:w="1492"/>
+        <w:gridCol w:w="1032"/>
+        <w:gridCol w:w="1032"/>
+        <w:gridCol w:w="2521"/>
+        <w:gridCol w:w="1296"/>
       </w:tblGrid>
       <w:tr>
         <w:tc>
@@ -694,17 +620,7 @@
                 <w:sz w:val="20"/>
                 <w:szCs w:val="20"/>
               </w:rPr>
-              <w:t>Assig</w:t>
-            </w:r>
-            <w:r>
-              <w:rPr>
-                <w:b/>
-                <w:bCs/>
-                <w:color w:val="FFFFFF"/>
-                <w:sz w:val="20"/>
-                <w:szCs w:val="20"/>
-              </w:rPr>
-              <w:t>ned Workflow File</w:t>
+              <w:t>Assigned Workflow File</w:t>
             </w:r>
           </w:p>
         </w:tc>
@@ -880,7 +796,10 @@
           </w:tcPr>
           <w:p>
             <w:r>
-              <w:t>Aziz6587-cell</w:t>
+              <w:t>a</w:t>
+            </w:r>
+            <w:r>
+              <w:t>ziz6587-cell</w:t>
             </w:r>
           </w:p>
         </w:tc>
@@ -1033,8 +952,6 @@
             <w:r>
               <w:t>2</w:t>
             </w:r>
-            <w:bookmarkStart w:id="0" w:name="_GoBack"/>
-            <w:bookmarkEnd w:id="0"/>
           </w:p>
         </w:tc>
         <w:tc>
@@ -1055,7 +972,11 @@
             </w:tcMar>
             <w:vAlign w:val="center"/>
           </w:tcPr>
-          <w:p/>
+          <w:p>
+            <w:r>
+              <w:t>Arslan Ali</w:t>
+            </w:r>
+          </w:p>
         </w:tc>
         <w:tc>
           <w:tcPr>
@@ -1075,7 +996,11 @@
             </w:tcMar>
             <w:vAlign w:val="center"/>
           </w:tcPr>
-          <w:p/>
+          <w:p>
+            <w:r>
+              <w:t>ali0arslan8</w:t>
+            </w:r>
+          </w:p>
         </w:tc>
         <w:tc>
           <w:tcPr>
@@ -1095,7 +1020,11 @@
             </w:tcMar>
             <w:vAlign w:val="center"/>
           </w:tcPr>
-          <w:p/>
+          <w:p>
+            <w:r>
+              <w:t>member</w:t>
+            </w:r>
+          </w:p>
         </w:tc>
         <w:tc>
           <w:tcPr>
@@ -1115,7 +1044,11 @@
             </w:tcMar>
             <w:vAlign w:val="center"/>
           </w:tcPr>
-          <w:p/>
+          <w:p>
+            <w:r>
+              <w:t>cd-dev</w:t>
+            </w:r>
+          </w:p>
         </w:tc>
         <w:tc>
           <w:tcPr>
@@ -1135,7 +1068,11 @@
             </w:tcMar>
             <w:vAlign w:val="center"/>
           </w:tcPr>
-          <w:p/>
+          <w:p>
+            <w:r>
+              <w:t>lahore</w:t>
+            </w:r>
+          </w:p>
         </w:tc>
         <w:tc>
           <w:tcPr>
@@ -1155,7 +1092,11 @@
             </w:tcMar>
             <w:vAlign w:val="center"/>
           </w:tcPr>
-          <w:p/>
+          <w:p>
+            <w:r>
+              <w:t>features/ali0arslan8/lahore</w:t>
+            </w:r>
+          </w:p>
         </w:tc>
         <w:tc>
           <w:tcPr>
@@ -1175,7 +1116,11 @@
             </w:tcMar>
             <w:vAlign w:val="center"/>
           </w:tcPr>
-          <w:p/>
+          <w:p>
+            <w:r>
+              <w:t>n</w:t>
+            </w:r>
+          </w:p>
         </w:tc>
       </w:tr>
       <w:tr>
@@ -1718,15 +1663,7 @@
           <w:iCs/>
           <w:color w:val="595959"/>
         </w:rPr>
-        <w:t xml:space="preserve">[Paste Render Development </w:t>
-      </w:r>
-      <w:r>
-        <w:rPr>
-          <w:i/>
-          <w:iCs/>
-          <w:color w:val="595959"/>
-        </w:rPr>
-        <w:t>Service URL Here]</w:t>
+        <w:t>[Paste Render Development Service URL Here]</w:t>
       </w:r>
     </w:p>
     <w:p>
@@ -1871,6 +1808,7 @@
                 <w:sz w:val="20"/>
                 <w:szCs w:val="20"/>
               </w:rPr>
+              <w:lastRenderedPageBreak/>
               <w:t>Environment</w:t>
             </w:r>
           </w:p>
@@ -2006,7 +1944,6 @@
                 <w:sz w:val="20"/>
                 <w:szCs w:val="20"/>
               </w:rPr>
-              <w:lastRenderedPageBreak/>
               <w:t>Development</w:t>
             </w:r>
           </w:p>
@@ -2036,15 +1973,7 @@
                 <w:sz w:val="20"/>
                 <w:szCs w:val="20"/>
               </w:rPr>
-              <w:t>Active development; CI tri</w:t>
-            </w:r>
-            <w:r>
-              <w:rPr>
-                <w:color w:val="000000"/>
-                <w:sz w:val="20"/>
-                <w:szCs w:val="20"/>
-              </w:rPr>
-              <w:t>ggered on every PR to develop</w:t>
+              <w:t>Active development; CI triggered on every PR to develop</w:t>
             </w:r>
           </w:p>
         </w:tc>
@@ -2284,15 +2213,7 @@
                 <w:sz w:val="20"/>
                 <w:szCs w:val="20"/>
               </w:rPr>
-              <w:t>Live public site; CI triggered on</w:t>
-            </w:r>
-            <w:r>
-              <w:rPr>
-                <w:color w:val="000000"/>
-                <w:sz w:val="20"/>
-                <w:szCs w:val="20"/>
-              </w:rPr>
-              <w:t xml:space="preserve"> every PR to main</w:t>
+              <w:t>Live public site; CI triggered on every PR to main</w:t>
             </w:r>
           </w:p>
         </w:tc>
@@ -2365,13 +2286,7 @@
         <w:rPr>
           <w:color w:val="000000"/>
         </w:rPr>
-        <w:t xml:space="preserve">The Team Lead sets up the repository, Dockerfile, shared stylesheet (style.css), and all six CI/CD workflow files. Each team member is individually responsible for building one </w:t>
-      </w:r>
-      <w:r>
-        <w:rPr>
-          <w:color w:val="000000"/>
-        </w:rPr>
-        <w:t>destination page (HTML + CSS) and authoring one workflow file – either a CI or a CD workflow for any one environment.</w:t>
+        <w:t>The Team Lead sets up the repository, Dockerfile, shared stylesheet (style.css), and all six CI/CD workflow files. Each team member is individually responsible for building one destination page (HTML + CSS) and authoring one workflow file – either a CI or a CD workflow for any one environment.</w:t>
       </w:r>
     </w:p>
     <w:p/>
@@ -2664,15 +2579,7 @@
                 <w:sz w:val="20"/>
                 <w:szCs w:val="20"/>
               </w:rPr>
-              <w:t xml:space="preserve">A welcoming landing page </w:t>
-            </w:r>
-            <w:r>
-              <w:rPr>
-                <w:color w:val="000000"/>
-                <w:sz w:val="20"/>
-                <w:szCs w:val="20"/>
-              </w:rPr>
-              <w:t>introducing PakVista, with a hero section, a brief paragraph about Pakistan's tourism, and navigation links to all five destination pages.</w:t>
+              <w:t>A welcoming landing page introducing PakVista, with a hero section, a brief paragraph about Pakistan's tourism, and navigation links to all five destination pages.</w:t>
             </w:r>
           </w:p>
         </w:tc>
@@ -2797,15 +2704,7 @@
                 <w:sz w:val="20"/>
                 <w:szCs w:val="20"/>
               </w:rPr>
-              <w:t xml:space="preserve">Dedicated page for Lahore covering the Badshahi Mosque, Lahore Fort, and </w:t>
-            </w:r>
-            <w:r>
-              <w:rPr>
-                <w:color w:val="000000"/>
-                <w:sz w:val="20"/>
-                <w:szCs w:val="20"/>
-              </w:rPr>
-              <w:t>Shalimar Gardens, with descriptive paragraphs and an HTML-only image placeholder section.</w:t>
+              <w:t>Dedicated page for Lahore covering the Badshahi Mosque, Lahore Fort, and Shalimar Gardens, with descriptive paragraphs and an HTML-only image placeholder section.</w:t>
             </w:r>
           </w:p>
         </w:tc>
@@ -2930,15 +2829,7 @@
                 <w:sz w:val="20"/>
                 <w:szCs w:val="20"/>
               </w:rPr>
-              <w:t xml:space="preserve">Dedicated page for Hunza Valley covering Rakaposhi viewpoint, Attabad Lake, and Baltit Fort, with descriptive paragraphs and an HTML-only </w:t>
-            </w:r>
-            <w:r>
-              <w:rPr>
-                <w:color w:val="000000"/>
-                <w:sz w:val="20"/>
-                <w:szCs w:val="20"/>
-              </w:rPr>
-              <w:t>image placeholder section.</w:t>
+              <w:t>Dedicated page for Hunza Valley covering Rakaposhi viewpoint, Attabad Lake, and Baltit Fort, with descriptive paragraphs and an HTML-only image placeholder section.</w:t>
             </w:r>
           </w:p>
         </w:tc>
@@ -3211,13 +3102,7 @@
         <w:rPr>
           <w:color w:val="000000"/>
         </w:rPr>
-        <w:t xml:space="preserve">Each team member must </w:t>
-      </w:r>
-      <w:r>
-        <w:rPr>
-          <w:color w:val="000000"/>
-        </w:rPr>
-        <w:t>author exactly one workflow file. The Team Lead authors the remaining workflow files as part of the repository setup.</w:t>
+        <w:t>Each team member must author exactly one workflow file. The Team Lead authors the remaining workflow files as part of the repository setup.</w:t>
       </w:r>
     </w:p>
     <w:p/>
@@ -3448,6 +3333,7 @@
                 <w:sz w:val="20"/>
                 <w:szCs w:val="20"/>
               </w:rPr>
+              <w:lastRenderedPageBreak/>
               <w:t>1</w:t>
             </w:r>
           </w:p>
@@ -3566,32 +3452,15 @@
                 <w:sz w:val="20"/>
                 <w:szCs w:val="20"/>
               </w:rPr>
-              <w:t xml:space="preserve">Assigned to </w:t>
-            </w:r>
-            <w:r>
-              <w:rPr>
-                <w:color w:val="000000"/>
-                <w:sz w:val="20"/>
-                <w:szCs w:val="20"/>
-              </w:rPr>
-              <w:t>Member 1 (Team Lead): Checkout,</w:t>
-            </w:r>
-            <w:r>
-              <w:rPr>
-                <w:color w:val="000000"/>
-                <w:sz w:val="20"/>
-                <w:szCs w:val="20"/>
-              </w:rPr>
-              <w:t xml:space="preserve"> HTML &amp; CSS Linting, Building with </w:t>
-            </w:r>
-            <w:r>
-              <w:rPr>
-                <w:color w:val="000000"/>
-                <w:sz w:val="20"/>
-                <w:szCs w:val="20"/>
-              </w:rPr>
-              <w:lastRenderedPageBreak/>
-              <w:t>Parcel,</w:t>
+              <w:t>Assigned to Member 1 (Team Lead): Checkout,</w:t>
+            </w:r>
+            <w:r>
+              <w:rPr>
+                <w:color w:val="000000"/>
+                <w:sz w:val="20"/>
+                <w:szCs w:val="20"/>
+              </w:rPr>
+              <w:t xml:space="preserve"> HTML &amp; CSS Linting, Building with Parcel,</w:t>
             </w:r>
             <w:r>
               <w:rPr>
@@ -3635,7 +3504,6 @@
                 <w:sz w:val="20"/>
                 <w:szCs w:val="20"/>
               </w:rPr>
-              <w:lastRenderedPageBreak/>
               <w:t>2</w:t>
             </w:r>
           </w:p>
@@ -3754,15 +3622,7 @@
                 <w:sz w:val="20"/>
                 <w:szCs w:val="20"/>
               </w:rPr>
-              <w:t xml:space="preserve">Assigned to Member 2: Checkout, declare </w:t>
-            </w:r>
-            <w:r>
-              <w:rPr>
-                <w:color w:val="000000"/>
-                <w:sz w:val="20"/>
-                <w:szCs w:val="20"/>
-              </w:rPr>
-              <w:t>environment: development, curl POST to RENDER_DEPLOY_HOOK_DEV_URL, output confirmation.</w:t>
+              <w:t>Assigned to Member 2: Checkout, declare environment: development, curl POST to RENDER_DEPLOY_HOOK_DEV_URL, output confirmation.</w:t>
             </w:r>
           </w:p>
         </w:tc>
@@ -3932,15 +3792,7 @@
                 <w:sz w:val="20"/>
                 <w:szCs w:val="20"/>
               </w:rPr>
-              <w:t xml:space="preserve">Docker Login, Build, Tag </w:t>
-            </w:r>
-            <w:r>
-              <w:rPr>
-                <w:color w:val="000000"/>
-                <w:sz w:val="20"/>
-                <w:szCs w:val="20"/>
-              </w:rPr>
-              <w:t>(:staging-latest, :staging-&lt;sha&gt;), Push to Docker Hub.</w:t>
+              <w:t>Docker Login, Build, Tag (:staging-latest, :staging-&lt;sha&gt;), Push to Docker Hub.</w:t>
             </w:r>
           </w:p>
         </w:tc>
@@ -4441,13 +4293,7 @@
         <w:rPr>
           <w:color w:val="000000"/>
         </w:rPr>
-        <w:t>Each team member independently follows the complete GitFlow for their</w:t>
-      </w:r>
-      <w:r>
-        <w:rPr>
-          <w:color w:val="000000"/>
-        </w:rPr>
-        <w:t xml:space="preserve"> assigned page and workflow file:</w:t>
+        <w:t>Each team member independently follows the complete GitFlow for their assigned page and workflow file:</w:t>
       </w:r>
     </w:p>
     <w:p>
@@ -4496,13 +4342,7 @@
         <w:rPr>
           <w:color w:val="000000"/>
         </w:rPr>
-        <w:t>Build the assigned HTML page with appropriate content. Link the page to t</w:t>
-      </w:r>
-      <w:r>
-        <w:rPr>
-          <w:color w:val="000000"/>
-        </w:rPr>
-        <w:t>he shared style.css. No JavaScript permitted.</w:t>
+        <w:t>Build the assigned HTML page with appropriate content. Link the page to the shared style.css. No JavaScript permitted.</w:t>
       </w:r>
     </w:p>
     <w:p>
@@ -4550,13 +4390,7 @@
         <w:rPr>
           <w:color w:val="000000"/>
         </w:rPr>
-        <w:t>Op</w:t>
-      </w:r>
-      <w:r>
-        <w:rPr>
-          <w:color w:val="000000"/>
-        </w:rPr>
-        <w:t>en a Pull Request (PR) targeting the develop branch. The CI workflow for the development environment (ci-dev.yml) fires automatically. Verify all steps pass.</w:t>
+        <w:t>Open a Pull Request (PR) targeting the develop branch. The CI workflow for the development environment (ci-dev.yml) fires automatically. Verify all steps pass.</w:t>
       </w:r>
     </w:p>
     <w:p>
@@ -4572,13 +4406,7 @@
         <w:rPr>
           <w:color w:val="000000"/>
         </w:rPr>
-        <w:t xml:space="preserve">Request a review from the Team Lead. Once CI passes and the PR is approved, the Team Lead merges </w:t>
-      </w:r>
-      <w:r>
-        <w:rPr>
-          <w:color w:val="000000"/>
-        </w:rPr>
-        <w:t>it. The merge triggers the CD pipeline (cd-dev.yml) and deploys the updated site to the Render development service.</w:t>
+        <w:t>Request a review from the Team Lead. Once CI passes and the PR is approved, the Team Lead merges it. The merge triggers the CD pipeline (cd-dev.yml) and deploys the updated site to the Render development service.</w:t>
       </w:r>
     </w:p>
     <w:p/>
@@ -4604,16 +4432,7 @@
           <w:sz w:val="19"/>
           <w:szCs w:val="19"/>
         </w:rPr>
-        <w:t>Feature Branch → PR to develop → ci-dev.yml builds &amp; pushes :dev-latest → PR merged → push on develop → cd-dev.yml</w:t>
-      </w:r>
-      <w:r>
-        <w:rPr>
-          <w:rFonts w:ascii="Courier New" w:eastAsia="Courier New" w:hAnsi="Courier New" w:cs="Courier New"/>
-          <w:color w:val="1F3864"/>
-          <w:sz w:val="19"/>
-          <w:szCs w:val="19"/>
-        </w:rPr>
-        <w:t xml:space="preserve"> deploys to pakvista-dev on Render → Live PakVista Development updated.</w:t>
+        <w:t>Feature Branch → PR to develop → ci-dev.yml builds &amp; pushes :dev-latest → PR merged → push on develop → cd-dev.yml deploys to pakvista-dev on Render → Live PakVista Development updated.</w:t>
       </w:r>
     </w:p>
     <w:p/>
@@ -4664,13 +4483,7 @@
         <w:rPr>
           <w:color w:val="000000"/>
         </w:rPr>
-        <w:t>Creat</w:t>
-      </w:r>
-      <w:r>
-        <w:rPr>
-          <w:color w:val="000000"/>
-        </w:rPr>
-        <w:t>e a new public GitHub repository named pakvista-cicd (or a name agreed by the team). Do NOT clone or fork any existing repository.</w:t>
+        <w:t>Create a new public GitHub repository named pakvista-cicd (or a name agreed by the team). Do NOT clone or fork any existing repository.</w:t>
       </w:r>
     </w:p>
     <w:p>
@@ -4686,13 +4499,7 @@
         <w:rPr>
           <w:color w:val="000000"/>
         </w:rPr>
-        <w:t xml:space="preserve">Create the develop, staging, and main branches. Set develop as the default working branch. The promotion flow is: develop → </w:t>
-      </w:r>
-      <w:r>
-        <w:rPr>
-          <w:color w:val="000000"/>
-        </w:rPr>
-        <w:t>staging → main.</w:t>
+        <w:t>Create the develop, staging, and main branches. Set develop as the default working branch. The promotion flow is: develop → staging → main.</w:t>
       </w:r>
     </w:p>
     <w:p>
@@ -4786,15 +4593,7 @@
           <w:bCs/>
           <w:color w:val="000000"/>
         </w:rPr>
-        <w:t>Require the corresponding CI status check to pass before merging (ci-dev for develop; ci-staging for staging; ci-prod for m</w:t>
-      </w:r>
-      <w:r>
-        <w:rPr>
-          <w:b/>
-          <w:bCs/>
-          <w:color w:val="000000"/>
-        </w:rPr>
-        <w:t>ain).</w:t>
+        <w:t>Require the corresponding CI status check to pass before merging (ci-dev for develop; ci-staging for staging; ci-prod for main).</w:t>
       </w:r>
     </w:p>
     <w:p>
@@ -4830,13 +4629,7 @@
         <w:rPr>
           <w:color w:val="000000"/>
         </w:rPr>
-        <w:t>The Team Lead must sign up on Render (render.com) and create three separate Web Services, one per environment, each connected to the Team Lead's Dock</w:t>
-      </w:r>
-      <w:r>
-        <w:rPr>
-          <w:color w:val="000000"/>
-        </w:rPr>
-        <w:t>er Hub image repository. The deploy hook URL for each service is obtained from: Render Dashboard → Service → Settings → Deploy Hook.</w:t>
+        <w:t>The Team Lead must sign up on Render (render.com) and create three separate Web Services, one per environment, each connected to the Team Lead's Docker Hub image repository. The deploy hook URL for each service is obtained from: Render Dashboard → Service → Settings → Deploy Hook.</w:t>
       </w:r>
     </w:p>
     <w:p/>
@@ -5356,15 +5149,7 @@
                 <w:sz w:val="20"/>
                 <w:szCs w:val="20"/>
               </w:rPr>
-              <w:t>Store in GitHub 'production'</w:t>
-            </w:r>
-            <w:r>
-              <w:rPr>
-                <w:color w:val="000000"/>
-                <w:sz w:val="20"/>
-                <w:szCs w:val="20"/>
-              </w:rPr>
-              <w:t xml:space="preserve"> environment</w:t>
+              <w:t>Store in GitHub 'production' environment</w:t>
             </w:r>
           </w:p>
         </w:tc>
@@ -5850,15 +5635,7 @@
                 <w:sz w:val="20"/>
                 <w:szCs w:val="20"/>
               </w:rPr>
-              <w:t xml:space="preserve">Shared stylesheet enforcing consistent visual identity across all </w:t>
-            </w:r>
-            <w:r>
-              <w:rPr>
-                <w:color w:val="000000"/>
-                <w:sz w:val="20"/>
-                <w:szCs w:val="20"/>
-              </w:rPr>
-              <w:t>pages</w:t>
+              <w:t>Shared stylesheet enforcing consistent visual identity across all pages</w:t>
             </w:r>
           </w:p>
         </w:tc>
@@ -6044,15 +5821,7 @@
                 <w:sz w:val="20"/>
                 <w:szCs w:val="20"/>
               </w:rPr>
-              <w:t xml:space="preserve">CD workflow for Development </w:t>
-            </w:r>
-            <w:r>
-              <w:rPr>
-                <w:color w:val="000000"/>
-                <w:sz w:val="20"/>
-                <w:szCs w:val="20"/>
-              </w:rPr>
-              <w:t>– triggered on push to develop</w:t>
+              <w:t>CD workflow for Development – triggered on push to develop</w:t>
             </w:r>
           </w:p>
         </w:tc>
@@ -6380,10 +6149,7 @@
       </w:pPr>
       <w:r>
         <w:lastRenderedPageBreak/>
-        <w:t xml:space="preserve">GITHUB </w:t>
-      </w:r>
-      <w:r>
-        <w:t>ENVIRONMENTS &amp; SECRETS (MANDATORY)</w:t>
+        <w:t>GITHUB ENVIRONMENTS &amp; SECRETS (MANDATORY)</w:t>
       </w:r>
     </w:p>
     <w:p>
@@ -6394,13 +6160,7 @@
         <w:rPr>
           <w:color w:val="000000"/>
         </w:rPr>
-        <w:t>The Team Lead is responsible for creating all three GitHub Environments and all secrets listed below. The TL is the repository admin and the credentials belong exclusively to the TL's Docker Hub and Render accounts. No ot</w:t>
-      </w:r>
-      <w:r>
-        <w:rPr>
-          <w:color w:val="000000"/>
-        </w:rPr>
-        <w:t>her team member should create or modify secrets.</w:t>
+        <w:t>The Team Lead is responsible for creating all three GitHub Environments and all secrets listed below. The TL is the repository admin and the credentials belong exclusively to the TL's Docker Hub and Render accounts. No other team member should create or modify secrets.</w:t>
       </w:r>
     </w:p>
     <w:p/>
@@ -6495,13 +6255,7 @@
         <w:rPr>
           <w:color w:val="000000"/>
         </w:rPr>
-        <w:t xml:space="preserve">Table 5: </w:t>
-      </w:r>
-      <w:r>
-        <w:rPr>
-          <w:color w:val="000000"/>
-        </w:rPr>
-        <w:t>Secrets Configuration Reference</w:t>
+        <w:t>Table 5: Secrets Configuration Reference</w:t>
       </w:r>
     </w:p>
     <w:p/>
@@ -6812,15 +6566,7 @@
                 <w:sz w:val="20"/>
                 <w:szCs w:val="20"/>
               </w:rPr>
-              <w:t xml:space="preserve">Team </w:t>
-            </w:r>
-            <w:r>
-              <w:rPr>
-                <w:color w:val="000000"/>
-                <w:sz w:val="20"/>
-                <w:szCs w:val="20"/>
-              </w:rPr>
-              <w:t>Lead's Docker Hub Personal Access Token (PAT) generated from Docker Hub → Account Settings → Security. Reference: https://docs.docker.com/security/for-developers/access-tokens/</w:t>
+              <w:t>Team Lead's Docker Hub Personal Access Token (PAT) generated from Docker Hub → Account Settings → Security. Reference: https://docs.docker.com/security/for-developers/access-tokens/</w:t>
             </w:r>
           </w:p>
         </w:tc>
@@ -6913,15 +6659,7 @@
                 <w:sz w:val="20"/>
                 <w:szCs w:val="20"/>
               </w:rPr>
-              <w:t xml:space="preserve">Deploy-hook webhook URL </w:t>
-            </w:r>
-            <w:r>
-              <w:rPr>
-                <w:color w:val="000000"/>
-                <w:sz w:val="20"/>
-                <w:szCs w:val="20"/>
-              </w:rPr>
-              <w:t>from the pakvista-dev Render service. Added inside the 'development' environment secrets.</w:t>
+              <w:t>Deploy-hook webhook URL from the pakvista-dev Render service. Added inside the 'development' environment secrets.</w:t>
             </w:r>
           </w:p>
         </w:tc>
@@ -7126,17 +6864,7 @@
           <w:sz w:val="20"/>
           <w:szCs w:val="20"/>
         </w:rPr>
-        <w:t xml:space="preserve">Reference: GitHub Encrypted Secrets – </w:t>
-      </w:r>
-      <w:r>
-        <w:rPr>
-          <w:i/>
-          <w:iCs/>
-          <w:color w:val="595959"/>
-          <w:sz w:val="20"/>
-          <w:szCs w:val="20"/>
-        </w:rPr>
-        <w:t>https://docs.github.com/en/actions/security-guides/encrypted-secrets | GitHub Environments – https://docs.github.com/en/actions/deployment/targeting-different-environments/using-environments-for-deployment</w:t>
+        <w:t>Reference: GitHub Encrypted Secrets – https://docs.github.com/en/actions/security-guides/encrypted-secrets | GitHub Environments – https://docs.github.com/en/actions/deployment/targeting-different-environments/using-environments-for-deployment</w:t>
       </w:r>
     </w:p>
     <w:p/>
@@ -7157,13 +6885,7 @@
         <w:rPr>
           <w:color w:val="000000"/>
         </w:rPr>
-        <w:t>There are three CI workf</w:t>
-      </w:r>
-      <w:r>
-        <w:rPr>
-          <w:color w:val="000000"/>
-        </w:rPr>
-        <w:t>low files, one per environment. All three follow the same structure; the only differences are the trigger branch, the image tags, and the file name.</w:t>
+        <w:t>There are three CI workflow files, one per environment. All three follow the same structure; the only differences are the trigger branch, the image tags, and the file name.</w:t>
       </w:r>
     </w:p>
     <w:p/>
@@ -7714,13 +7436,7 @@
         <w:rPr>
           <w:color w:val="000000"/>
         </w:rPr>
-        <w:t xml:space="preserve">Each CI workflow must </w:t>
-      </w:r>
-      <w:r>
-        <w:rPr>
-          <w:color w:val="000000"/>
-        </w:rPr>
-        <w:t>include the following steps in the stated order:</w:t>
+        <w:t>Each CI workflow must include the following steps in the stated order:</w:t>
       </w:r>
     </w:p>
     <w:p/>
@@ -7851,17 +7567,7 @@
           <w:sz w:val="20"/>
           <w:szCs w:val="20"/>
         </w:rPr>
-        <w:t xml:space="preserve">Reference: https://github.com/docker/login-action | </w:t>
-      </w:r>
-      <w:r>
-        <w:rPr>
-          <w:i/>
-          <w:iCs/>
-          <w:color w:val="595959"/>
-          <w:sz w:val="20"/>
-          <w:szCs w:val="20"/>
-        </w:rPr>
-        <w:t>https://docs.docker.com/security/for-developers/access-tokens/</w:t>
+        <w:t>Reference: https://github.com/docker/login-action | https://docs.docker.com/security/for-developers/access-tokens/</w:t>
       </w:r>
     </w:p>
     <w:p/>
@@ -8058,15 +7764,7 @@
           <w:bCs/>
           <w:color w:val="000000"/>
         </w:rPr>
-        <w:t>The CI status check must be register</w:t>
-      </w:r>
-      <w:r>
-        <w:rPr>
-          <w:b/>
-          <w:bCs/>
-          <w:color w:val="000000"/>
-        </w:rPr>
-        <w:t>ed as a required check in the Branch Protection Rules on the target branch</w:t>
+        <w:t>The CI status check must be registered as a required check in the Branch Protection Rules on the target branch</w:t>
       </w:r>
       <w:r>
         <w:rPr>
@@ -8108,13 +7806,7 @@
         <w:rPr>
           <w:color w:val="000000"/>
         </w:rPr>
-        <w:t>There are three CD workflow files, one per environment. All three follow the same structure; the on</w:t>
-      </w:r>
-      <w:r>
-        <w:rPr>
-          <w:color w:val="000000"/>
-        </w:rPr>
-        <w:t>ly differences are the trigger branch, the GitHub Environment declared, and the deploy hook secret name.</w:t>
+        <w:t>There are three CD workflow files, one per environment. All three follow the same structure; the only differences are the trigger branch, the GitHub Environment declared, and the deploy hook secret name.</w:t>
       </w:r>
     </w:p>
     <w:p/>
@@ -8402,15 +8094,7 @@
                 <w:sz w:val="20"/>
                 <w:szCs w:val="20"/>
               </w:rPr>
-              <w:t xml:space="preserve">RENDER_DEPLOY_HOOK_DEV_URL (in </w:t>
-            </w:r>
-            <w:r>
-              <w:rPr>
-                <w:color w:val="000000"/>
-                <w:sz w:val="20"/>
-                <w:szCs w:val="20"/>
-              </w:rPr>
-              <w:t>'development' env)</w:t>
+              <w:t>RENDER_DEPLOY_HOOK_DEV_URL (in 'development' env)</w:t>
             </w:r>
           </w:p>
         </w:tc>
@@ -8673,13 +8357,7 @@
         <w:rPr>
           <w:color w:val="000000"/>
         </w:rPr>
-        <w:t>Each CD workflow must include the following</w:t>
-      </w:r>
-      <w:r>
-        <w:rPr>
-          <w:color w:val="000000"/>
-        </w:rPr>
-        <w:t xml:space="preserve"> steps in the stated order:</w:t>
+        <w:t>Each CD workflow must include the following steps in the stated order:</w:t>
       </w:r>
     </w:p>
     <w:p/>
@@ -8744,13 +8422,7 @@
         <w:rPr>
           <w:color w:val="000000"/>
         </w:rPr>
-        <w:t>The job must declare the appropriate GitHub Environment (environment: devel</w:t>
-      </w:r>
-      <w:r>
-        <w:rPr>
-          <w:color w:val="000000"/>
-        </w:rPr>
-        <w:t>opment | staging | production) so that the environment-level deploy hook secret is injected into the job.</w:t>
+        <w:t>The job must declare the appropriate GitHub Environment (environment: development | staging | production) so that the environment-level deploy hook secret is injected into the job.</w:t>
       </w:r>
     </w:p>
     <w:p>
@@ -8790,13 +8462,7 @@
         <w:rPr>
           <w:color w:val="000000"/>
         </w:rPr>
-        <w:t xml:space="preserve">Send an </w:t>
-      </w:r>
-      <w:r>
-        <w:rPr>
-          <w:color w:val="000000"/>
-        </w:rPr>
-        <w:t>HTTP POST request to the Render deploy hook URL using curl:</w:t>
+        <w:t>Send an HTTP POST request to the Render deploy hook URL using curl:</w:t>
       </w:r>
     </w:p>
     <w:p>
@@ -8841,16 +8507,7 @@
           <w:sz w:val="20"/>
           <w:szCs w:val="20"/>
         </w:rPr>
-        <w:t>curl -X POST ${{ secrets.RENDER_DEPLOY_HOOK_PROD_</w:t>
-      </w:r>
-      <w:r>
-        <w:rPr>
-          <w:rFonts w:ascii="Courier New" w:eastAsia="Courier New" w:hAnsi="Courier New" w:cs="Courier New"/>
-          <w:color w:val="C7254E"/>
-          <w:sz w:val="20"/>
-          <w:szCs w:val="20"/>
-        </w:rPr>
-        <w:t>URL }}    # cd-prod.yml</w:t>
+        <w:t>curl -X POST ${{ secrets.RENDER_DEPLOY_HOOK_PROD_URL }}    # cd-prod.yml</w:t>
       </w:r>
     </w:p>
     <w:p>
@@ -8891,13 +8548,7 @@
         <w:rPr>
           <w:color w:val="000000"/>
         </w:rPr>
-        <w:t>Output a timestamped deployment confirmat</w:t>
-      </w:r>
-      <w:r>
-        <w:rPr>
-          <w:color w:val="000000"/>
-        </w:rPr>
-        <w:t>ion message as the final step using echo, e.g.: echo "Deployment to &lt;environment&gt; triggered at $(date)"</w:t>
+        <w:t>Output a timestamped deployment confirmation message as the final step using echo, e.g.: echo "Deployment to &lt;environment&gt; triggered at $(date)"</w:t>
       </w:r>
     </w:p>
     <w:p>
@@ -8953,13 +8604,7 @@
         <w:rPr>
           <w:color w:val="000000"/>
         </w:rPr>
-        <w:t xml:space="preserve">The job must </w:t>
-      </w:r>
-      <w:r>
-        <w:rPr>
-          <w:color w:val="000000"/>
-        </w:rPr>
-        <w:t>NOT contain any Docker build or push steps – those responsibilities belong exclusively to the CI workflows.</w:t>
+        <w:t>The job must NOT contain any Docker build or push steps – those responsibilities belong exclusively to the CI workflows.</w:t>
       </w:r>
     </w:p>
     <w:p>
@@ -8975,13 +8620,7 @@
         <w:rPr>
           <w:color w:val="000000"/>
         </w:rPr>
-        <w:t xml:space="preserve">The workflow must be triggered only on push events to the specified branch (no workflow_dispatch or schedule triggers are required, though they may </w:t>
-      </w:r>
-      <w:r>
-        <w:rPr>
-          <w:color w:val="000000"/>
-        </w:rPr>
-        <w:t>be added as extras).</w:t>
+        <w:t>The workflow must be triggered only on push events to the specified branch (no workflow_dispatch or schedule triggers are required, though they may be added as extras).</w:t>
       </w:r>
     </w:p>
     <w:p/>
@@ -9024,13 +8663,7 @@
         <w:rPr>
           <w:color w:val="000000"/>
         </w:rPr>
-        <w:t>Base image: nginx:alpine (official Nginx image on Alpine Linux). Reference: https://hub.docker.com/_/n</w:t>
-      </w:r>
-      <w:r>
-        <w:rPr>
-          <w:color w:val="000000"/>
-        </w:rPr>
-        <w:t>ginx</w:t>
+        <w:t>Base image: nginx:alpine (official Nginx image on Alpine Linux). Reference: https://hub.docker.com/_/nginx</w:t>
       </w:r>
     </w:p>
     <w:p>
@@ -9094,13 +8727,7 @@
         <w:rPr>
           <w:color w:val="000000"/>
         </w:rPr>
-        <w:t xml:space="preserve">The </w:t>
-      </w:r>
-      <w:r>
-        <w:rPr>
-          <w:color w:val="000000"/>
-        </w:rPr>
-        <w:t>Dockerfile must be placed in the repository root (not in a subdirectory).</w:t>
+        <w:t>The Dockerfile must be placed in the repository root (not in a subdirectory).</w:t>
       </w:r>
     </w:p>
     <w:p/>
@@ -9188,17 +8815,7 @@
           <w:sz w:val="20"/>
           <w:szCs w:val="20"/>
         </w:rPr>
-        <w:t>Reference – Docker Official nginx Image: https://hu</w:t>
-      </w:r>
-      <w:r>
-        <w:rPr>
-          <w:i/>
-          <w:iCs/>
-          <w:color w:val="595959"/>
-          <w:sz w:val="20"/>
-          <w:szCs w:val="20"/>
-        </w:rPr>
-        <w:t>b.docker.com/_/nginx | Dockerfile Reference: https://docs.docker.com/reference/dockerfile/</w:t>
+        <w:t>Reference – Docker Official nginx Image: https://hub.docker.com/_/nginx | Dockerfile Reference: https://docs.docker.com/reference/dockerfile/</w:t>
       </w:r>
     </w:p>
     <w:p/>
@@ -9218,13 +8835,7 @@
         <w:rPr>
           <w:color w:val="000000"/>
         </w:rPr>
-        <w:t>All pages must comply with the following standards. Pages not meeting these requirements will not receive full marks for the page development</w:t>
-      </w:r>
-      <w:r>
-        <w:rPr>
-          <w:color w:val="000000"/>
-        </w:rPr>
-        <w:t xml:space="preserve"> task.</w:t>
+        <w:t>All pages must comply with the following standards. Pages not meeting these requirements will not receive full marks for the page development task.</w:t>
       </w:r>
     </w:p>
     <w:p/>
@@ -9289,13 +8900,7 @@
         <w:rPr>
           <w:color w:val="000000"/>
         </w:rPr>
-        <w:t>Every</w:t>
-      </w:r>
-      <w:r>
-        <w:rPr>
-          <w:color w:val="000000"/>
-        </w:rPr>
-        <w:t xml:space="preserve"> page must contain a consistent navigation bar (&lt;nav&gt;) with anchor links to all five destination pages and the home page.</w:t>
+        <w:t>Every page must contain a consistent navigation bar (&lt;nav&gt;) with anchor links to all five destination pages and the home page.</w:t>
       </w:r>
     </w:p>
     <w:p>
@@ -9327,13 +8932,7 @@
         <w:rPr>
           <w:color w:val="000000"/>
         </w:rPr>
-        <w:t>No JavaScript: &lt;script&gt; tags, inline</w:t>
-      </w:r>
-      <w:r>
-        <w:rPr>
-          <w:color w:val="000000"/>
-        </w:rPr>
-        <w:t xml:space="preserve"> event handlers (onclick, onsubmit, etc.), and external .js file links are strictly prohibited.</w:t>
+        <w:t>No JavaScript: &lt;script&gt; tags, inline event handlers (onclick, onsubmit, etc.), and external .js file links are strictly prohibited.</w:t>
       </w:r>
     </w:p>
     <w:p>
@@ -9349,13 +8948,7 @@
         <w:rPr>
           <w:color w:val="000000"/>
         </w:rPr>
-        <w:t>All images must use HTML &lt;figure&gt; and &lt;figcaption&gt; elements with descriptive alt attributes. Actual image files are optional; a styled empty &lt;div class="img-pla</w:t>
-      </w:r>
-      <w:r>
-        <w:rPr>
-          <w:color w:val="000000"/>
-        </w:rPr>
-        <w:t>ceholder"&gt; with a descriptive label inside is acceptable.</w:t>
+        <w:t>All images must use HTML &lt;figure&gt; and &lt;figcaption&gt; elements with descriptive alt attributes. Actual image files are optional; a styled empty &lt;div class="img-placeholder"&gt; with a descriptive label inside is acceptable.</w:t>
       </w:r>
     </w:p>
     <w:p>
@@ -9387,17 +8980,7 @@
           <w:sz w:val="20"/>
           <w:szCs w:val="20"/>
         </w:rPr>
-        <w:t>Reference – HTML5 Specification: https://html.spec.whatwg.org/ | MDN HTML Reference: http</w:t>
-      </w:r>
-      <w:r>
-        <w:rPr>
-          <w:i/>
-          <w:iCs/>
-          <w:color w:val="595959"/>
-          <w:sz w:val="20"/>
-          <w:szCs w:val="20"/>
-        </w:rPr>
-        <w:t>s://developer.mozilla.org/en-US/docs/Web/HTML</w:t>
+        <w:t>Reference – HTML5 Specification: https://html.spec.whatwg.org/ | MDN HTML Reference: https://developer.mozilla.org/en-US/docs/Web/HTML</w:t>
       </w:r>
     </w:p>
     <w:p/>
@@ -9418,13 +9001,7 @@
         <w:rPr>
           <w:color w:val="000000"/>
         </w:rPr>
-        <w:t xml:space="preserve">The Team Lead must create a shared style.css in the repository root. All team members must link their page to this file and must NOT create separate CSS files. Additional inline </w:t>
-      </w:r>
-      <w:r>
-        <w:rPr>
-          <w:color w:val="000000"/>
-        </w:rPr>
-        <w:t>&lt;style&gt; blocks within individual pages are permitted for minor page-specific overrides only.</w:t>
+        <w:t>The Team Lead must create a shared style.css in the repository root. All team members must link their page to this file and must NOT create separate CSS files. Additional inline &lt;style&gt; blocks within individual pages are permitted for minor page-specific overrides only.</w:t>
       </w:r>
     </w:p>
     <w:p/>
@@ -9457,13 +9034,7 @@
         <w:rPr>
           <w:color w:val="000000"/>
         </w:rPr>
-        <w:t xml:space="preserve">Provide base styles for: body, h1–h3, p, a, nav, ul/li, table, th, </w:t>
-      </w:r>
-      <w:r>
-        <w:rPr>
-          <w:color w:val="000000"/>
-        </w:rPr>
-        <w:t>td, footer.</w:t>
+        <w:t>Provide base styles for: body, h1–h3, p, a, nav, ul/li, table, th, td, footer.</w:t>
       </w:r>
     </w:p>
     <w:p>
@@ -9495,13 +9066,7 @@
         <w:rPr>
           <w:color w:val="000000"/>
         </w:rPr>
-        <w:t>Provide a .img-placeholder class that renders an empty box (e.g., 200px × 150px, with a border and background colour) as a stand-in for actual</w:t>
-      </w:r>
-      <w:r>
-        <w:rPr>
-          <w:color w:val="000000"/>
-        </w:rPr>
-        <w:t xml:space="preserve"> images.</w:t>
+        <w:t>Provide a .img-placeholder class that renders an empty box (e.g., 200px × 150px, with a border and background colour) as a stand-in for actual images.</w:t>
       </w:r>
     </w:p>
     <w:p>
@@ -9549,17 +9114,7 @@
           <w:sz w:val="20"/>
           <w:szCs w:val="20"/>
         </w:rPr>
-        <w:t>Reference – CSS Reference: https://developer</w:t>
-      </w:r>
-      <w:r>
-        <w:rPr>
-          <w:i/>
-          <w:iCs/>
-          <w:color w:val="595959"/>
-          <w:sz w:val="20"/>
-          <w:szCs w:val="20"/>
-        </w:rPr>
-        <w:t>.mozilla.org/en-US/docs/Web/CSS | CSS Custom Properties: https://developer.mozilla.org/en-US/docs/Web/CSS/Using_CSS_custom_properties</w:t>
+        <w:t>Reference – CSS Reference: https://developer.mozilla.org/en-US/docs/Web/CSS | CSS Custom Properties: https://developer.mozilla.org/en-US/docs/Web/CSS/Using_CSS_custom_properties</w:t>
       </w:r>
     </w:p>
     <w:p/>
@@ -9745,17 +9300,7 @@
                 <w:sz w:val="20"/>
                 <w:szCs w:val="20"/>
               </w:rPr>
-              <w:t>Key Ste</w:t>
-            </w:r>
-            <w:r>
-              <w:rPr>
-                <w:b/>
-                <w:bCs/>
-                <w:color w:val="FFFFFF"/>
-                <w:sz w:val="20"/>
-                <w:szCs w:val="20"/>
-              </w:rPr>
-              <w:t>ps</w:t>
+              <w:t>Key Steps</w:t>
             </w:r>
           </w:p>
         </w:tc>
@@ -9995,15 +9540,7 @@
                 <w:sz w:val="20"/>
                 <w:szCs w:val="20"/>
               </w:rPr>
-              <w:t>Checkout → env: development → curl POST RENDER_DEPLOY_HOOK_DEV_URL</w:t>
-            </w:r>
-            <w:r>
-              <w:rPr>
-                <w:color w:val="000000"/>
-                <w:sz w:val="20"/>
-                <w:szCs w:val="20"/>
-              </w:rPr>
-              <w:t xml:space="preserve"> → echo confirmation</w:t>
+              <w:t>Checkout → env: development → curl POST RENDER_DEPLOY_HOOK_DEV_URL → echo confirmation</w:t>
             </w:r>
           </w:p>
         </w:tc>
@@ -10243,15 +9780,7 @@
                 <w:sz w:val="20"/>
                 <w:szCs w:val="20"/>
               </w:rPr>
-              <w:t xml:space="preserve">Checkout → env: staging → curl POST </w:t>
-            </w:r>
-            <w:r>
-              <w:rPr>
-                <w:color w:val="000000"/>
-                <w:sz w:val="20"/>
-                <w:szCs w:val="20"/>
-              </w:rPr>
-              <w:t>RENDER_DEPLOY_HOOK_STAGING_URL → echo confirmation</w:t>
+              <w:t>Checkout → env: staging → curl POST RENDER_DEPLOY_HOOK_STAGING_URL → echo confirmation</w:t>
             </w:r>
           </w:p>
         </w:tc>
@@ -10491,15 +10020,7 @@
                 <w:sz w:val="20"/>
                 <w:szCs w:val="20"/>
               </w:rPr>
-              <w:t xml:space="preserve">Checkout → env: </w:t>
-            </w:r>
-            <w:r>
-              <w:rPr>
-                <w:color w:val="000000"/>
-                <w:sz w:val="20"/>
-                <w:szCs w:val="20"/>
-              </w:rPr>
-              <w:t>production → curl POST RENDER_DEPLOY_HOOK_PROD_URL → echo confirmation</w:t>
+              <w:t>Checkout → env: production → curl POST RENDER_DEPLOY_HOOK_PROD_URL → echo confirmation</w:t>
             </w:r>
           </w:p>
         </w:tc>
@@ -10547,13 +10068,7 @@
         <w:rPr>
           <w:color w:val="000000"/>
         </w:rPr>
-        <w:t xml:space="preserve">Create a new GitHub repository from scratch (pakvista-cicd or team-agreed name). Do </w:t>
-      </w:r>
-      <w:r>
-        <w:rPr>
-          <w:color w:val="000000"/>
-        </w:rPr>
-        <w:t>NOT reuse any previous repository.</w:t>
+        <w:t>Create a new GitHub repository from scratch (pakvista-cicd or team-agreed name). Do NOT reuse any previous repository.</w:t>
       </w:r>
     </w:p>
     <w:p>
@@ -10585,13 +10100,7 @@
         <w:rPr>
           <w:color w:val="000000"/>
         </w:rPr>
-        <w:t>Apply Branch Protection Rules on develop, staging, and main – require CI to pass and require at least one review before</w:t>
-      </w:r>
-      <w:r>
-        <w:rPr>
-          <w:color w:val="000000"/>
-        </w:rPr>
-        <w:t xml:space="preserve"> merging.</w:t>
+        <w:t>Apply Branch Protection Rules on develop, staging, and main – require CI to pass and require at least one review before merging.</w:t>
       </w:r>
     </w:p>
     <w:p>
@@ -10623,13 +10132,7 @@
         <w:rPr>
           <w:color w:val="000000"/>
         </w:rPr>
-        <w:t xml:space="preserve">Create three Render Web Services (pakvista-dev, pakvista-staging, pakvista-prod) each connected to the TL's Docker Hub image. Copy each </w:t>
-      </w:r>
-      <w:r>
-        <w:rPr>
-          <w:color w:val="000000"/>
-        </w:rPr>
-        <w:t>deploy hook URL and store it in the correct GitHub Environment secret.</w:t>
+        <w:t>Create three Render Web Services (pakvista-dev, pakvista-staging, pakvista-prod) each connected to the TL's Docker Hub image. Copy each deploy hook URL and store it in the correct GitHub Environment secret.</w:t>
       </w:r>
     </w:p>
     <w:p>
@@ -10661,13 +10164,7 @@
         <w:rPr>
           <w:color w:val="000000"/>
         </w:rPr>
-        <w:t xml:space="preserve">Set up the initial repository structure: commit style.css, the Dockerfile, and a skeleton index.html (Home / Welcome </w:t>
-      </w:r>
-      <w:r>
-        <w:rPr>
-          <w:color w:val="000000"/>
-        </w:rPr>
-        <w:t>page).</w:t>
+        <w:t>Set up the initial repository structure: commit style.css, the Dockerfile, and a skeleton index.html (Home / Welcome page).</w:t>
       </w:r>
     </w:p>
     <w:p>
@@ -10716,13 +10213,7 @@
           <w:color w:val="000000"/>
         </w:rPr>
         <w:lastRenderedPageBreak/>
-        <w:t xml:space="preserve">After all five PRs </w:t>
-      </w:r>
-      <w:r>
-        <w:rPr>
-          <w:color w:val="000000"/>
-        </w:rPr>
-        <w:t>are merged into develop, promote the changes: open a PR from develop → staging, merge it; then from staging → main, merge it. Verify the CI and CD pipelines fire correctly for each promotion.</w:t>
+        <w:t>After all five PRs are merged into develop, promote the changes: open a PR from develop → staging, merge it; then from staging → main, merge it. Verify the CI and CD pipelines fire correctly for each promotion.</w:t>
       </w:r>
     </w:p>
     <w:p/>
@@ -10747,13 +10238,7 @@
         <w:rPr>
           <w:color w:val="000000"/>
         </w:rPr>
-        <w:t>Create a personal fea</w:t>
-      </w:r>
-      <w:r>
-        <w:rPr>
-          <w:color w:val="000000"/>
-        </w:rPr>
-        <w:t>ture branch from develop using the convention: feature/&lt;github-username&gt;/&lt;page-name&gt;.</w:t>
+        <w:t>Create a personal feature branch from develop using the convention: feature/&lt;github-username&gt;/&lt;page-name&gt;.</w:t>
       </w:r>
     </w:p>
     <w:p>
@@ -10785,13 +10270,7 @@
         <w:rPr>
           <w:color w:val="000000"/>
         </w:rPr>
-        <w:t>Author the assigned workflow file (Table 3) in .</w:t>
-      </w:r>
-      <w:r>
-        <w:rPr>
-          <w:color w:val="000000"/>
-        </w:rPr>
-        <w:t>github/workflows/. The workflow must be syntactically correct, well-commented YAML.</w:t>
+        <w:t>Author the assigned workflow file (Table 3) in .github/workflows/. The workflow must be syntactically correct, well-commented YAML.</w:t>
       </w:r>
     </w:p>
     <w:p>
@@ -10823,13 +10302,7 @@
         <w:rPr>
           <w:color w:val="000000"/>
         </w:rPr>
-        <w:t>Open a Pull Request targeting the develop branch with a meaningful PR description.</w:t>
-      </w:r>
-      <w:r>
-        <w:rPr>
-          <w:color w:val="000000"/>
-        </w:rPr>
-        <w:t xml:space="preserve"> Verify the CI workflow (ci-dev.yml) fires and all steps pass.</w:t>
+        <w:t>Open a Pull Request targeting the develop branch with a meaningful PR description. Verify the CI workflow (ci-dev.yml) fires and all steps pass.</w:t>
       </w:r>
     </w:p>
     <w:p>
@@ -10861,13 +10334,7 @@
         <w:rPr>
           <w:color w:val="000000"/>
         </w:rPr>
-        <w:t xml:space="preserve">Verify the live PakVista Development site on Render reflects the </w:t>
-      </w:r>
-      <w:r>
-        <w:rPr>
-          <w:color w:val="000000"/>
-        </w:rPr>
-        <w:t>newly added page.</w:t>
+        <w:t>Verify the live PakVista Development site on Render reflects the newly added page.</w:t>
       </w:r>
     </w:p>
     <w:p>
@@ -11050,17 +10517,7 @@
                 <w:sz w:val="20"/>
                 <w:szCs w:val="20"/>
               </w:rPr>
-              <w:t xml:space="preserve">Max </w:t>
-            </w:r>
-            <w:r>
-              <w:rPr>
-                <w:b/>
-                <w:bCs/>
-                <w:color w:val="FFFFFF"/>
-                <w:sz w:val="20"/>
-                <w:szCs w:val="20"/>
-              </w:rPr>
-              <w:t>Marks</w:t>
+              <w:t>Max Marks</w:t>
             </w:r>
           </w:p>
         </w:tc>
@@ -11288,15 +10745,7 @@
                 <w:sz w:val="20"/>
                 <w:szCs w:val="20"/>
               </w:rPr>
-              <w:t xml:space="preserve">Version the Term Project document </w:t>
-            </w:r>
-            <w:r>
-              <w:rPr>
-                <w:color w:val="000000"/>
-                <w:sz w:val="20"/>
-                <w:szCs w:val="20"/>
-              </w:rPr>
-              <w:t>(TermProject_Spring2026.docx) inside the repo root; each member fills their row in Table 1 including Assigned Workflow File and Assigned Page.</w:t>
+              <w:t>Version the Term Project document (TermProject_Spring2026.docx) inside the repo root; each member fills their row in Table 1 including Assigned Workflow File and Assigned Page.</w:t>
             </w:r>
           </w:p>
         </w:tc>
@@ -11459,15 +10908,7 @@
                 <w:sz w:val="20"/>
                 <w:szCs w:val="20"/>
               </w:rPr>
-              <w:t xml:space="preserve">Create three GitHub </w:t>
-            </w:r>
-            <w:r>
-              <w:rPr>
-                <w:color w:val="000000"/>
-                <w:sz w:val="20"/>
-                <w:szCs w:val="20"/>
-              </w:rPr>
-              <w:t>Environments: development, staging, production.</w:t>
+              <w:t>Create three GitHub Environments: development, staging, production.</w:t>
             </w:r>
           </w:p>
         </w:tc>
@@ -11661,15 +11102,7 @@
                 <w:sz w:val="20"/>
                 <w:szCs w:val="20"/>
               </w:rPr>
-              <w:t xml:space="preserve">Configure three environment-level secrets: RENDER_DEPLOY_HOOK_DEV_URL, </w:t>
-            </w:r>
-            <w:r>
-              <w:rPr>
-                <w:color w:val="000000"/>
-                <w:sz w:val="20"/>
-                <w:szCs w:val="20"/>
-              </w:rPr>
-              <w:t>RENDER_DEPLOY_HOOK_STAGING_URL, RENDER_DEPLOY_HOOK_PROD_URL inside their respective GitHub Environments.</w:t>
+              <w:t>Configure three environment-level secrets: RENDER_DEPLOY_HOOK_DEV_URL, RENDER_DEPLOY_HOOK_STAGING_URL, RENDER_DEPLOY_HOOK_PROD_URL inside their respective GitHub Environments.</w:t>
             </w:r>
           </w:p>
         </w:tc>
@@ -11831,8 +11264,31 @@
                 <w:sz w:val="21"/>
                 <w:szCs w:val="21"/>
               </w:rPr>
-              <w:t xml:space="preserve">HTML Page Development </w:t>
-            </w:r>
+              <w:t>HTML Page Development (Full Git &amp; GitHub Flow)</w:t>
+            </w:r>
+          </w:p>
+        </w:tc>
+        <w:tc>
+          <w:tcPr>
+            <w:tcW w:w="2000" w:type="dxa"/>
+            <w:tcBorders>
+              <w:top w:val="single" w:sz="1" w:space="0" w:color="AAAAAA"/>
+              <w:left w:val="single" w:sz="1" w:space="0" w:color="AAAAAA"/>
+              <w:bottom w:val="single" w:sz="1" w:space="0" w:color="AAAAAA"/>
+              <w:right w:val="single" w:sz="1" w:space="0" w:color="AAAAAA"/>
+            </w:tcBorders>
+            <w:shd w:val="clear" w:color="auto" w:fill="D5E8F0"/>
+            <w:tcMar>
+              <w:top w:w="80" w:type="dxa"/>
+              <w:left w:w="120" w:type="dxa"/>
+              <w:bottom w:w="80" w:type="dxa"/>
+              <w:right w:w="120" w:type="dxa"/>
+            </w:tcMar>
+          </w:tcPr>
+          <w:p>
+            <w:pPr>
+              <w:jc w:val="center"/>
+            </w:pPr>
             <w:r>
               <w:rPr>
                 <w:b/>
@@ -11841,26 +11297,29 @@
                 <w:sz w:val="21"/>
                 <w:szCs w:val="21"/>
               </w:rPr>
-              <w:t>(Full Git &amp; GitHub Flow)</w:t>
-            </w:r>
-          </w:p>
-        </w:tc>
-        <w:tc>
-          <w:tcPr>
-            <w:tcW w:w="2000" w:type="dxa"/>
-            <w:tcBorders>
-              <w:top w:val="single" w:sz="1" w:space="0" w:color="AAAAAA"/>
-              <w:left w:val="single" w:sz="1" w:space="0" w:color="AAAAAA"/>
-              <w:bottom w:val="single" w:sz="1" w:space="0" w:color="AAAAAA"/>
-              <w:right w:val="single" w:sz="1" w:space="0" w:color="AAAAAA"/>
-            </w:tcBorders>
-            <w:shd w:val="clear" w:color="auto" w:fill="D5E8F0"/>
-            <w:tcMar>
-              <w:top w:w="80" w:type="dxa"/>
-              <w:left w:w="120" w:type="dxa"/>
-              <w:bottom w:w="80" w:type="dxa"/>
-              <w:right w:w="120" w:type="dxa"/>
-            </w:tcMar>
+              <w:t>20 Marks</w:t>
+            </w:r>
+          </w:p>
+        </w:tc>
+      </w:tr>
+      <w:tr>
+        <w:tc>
+          <w:tcPr>
+            <w:tcW w:w="500" w:type="dxa"/>
+            <w:tcBorders>
+              <w:top w:val="single" w:sz="1" w:space="0" w:color="AAAAAA"/>
+              <w:left w:val="single" w:sz="1" w:space="0" w:color="AAAAAA"/>
+              <w:bottom w:val="single" w:sz="1" w:space="0" w:color="AAAAAA"/>
+              <w:right w:val="single" w:sz="1" w:space="0" w:color="AAAAAA"/>
+            </w:tcBorders>
+            <w:shd w:val="clear" w:color="auto" w:fill="EBF3FA"/>
+            <w:tcMar>
+              <w:top w:w="80" w:type="dxa"/>
+              <w:left w:w="120" w:type="dxa"/>
+              <w:bottom w:w="80" w:type="dxa"/>
+              <w:right w:w="120" w:type="dxa"/>
+            </w:tcMar>
+            <w:vAlign w:val="center"/>
           </w:tcPr>
           <w:p>
             <w:pPr>
@@ -11870,33 +11329,326 @@
               <w:rPr>
                 <w:b/>
                 <w:bCs/>
+                <w:color w:val="000000"/>
+                <w:sz w:val="20"/>
+                <w:szCs w:val="20"/>
+              </w:rPr>
+              <w:t>7</w:t>
+            </w:r>
+          </w:p>
+        </w:tc>
+        <w:tc>
+          <w:tcPr>
+            <w:tcW w:w="6860" w:type="dxa"/>
+            <w:tcBorders>
+              <w:top w:val="single" w:sz="1" w:space="0" w:color="AAAAAA"/>
+              <w:left w:val="single" w:sz="1" w:space="0" w:color="AAAAAA"/>
+              <w:bottom w:val="single" w:sz="1" w:space="0" w:color="AAAAAA"/>
+              <w:right w:val="single" w:sz="1" w:space="0" w:color="AAAAAA"/>
+            </w:tcBorders>
+            <w:shd w:val="clear" w:color="auto" w:fill="EBF3FA"/>
+            <w:tcMar>
+              <w:top w:w="80" w:type="dxa"/>
+              <w:left w:w="120" w:type="dxa"/>
+              <w:bottom w:w="80" w:type="dxa"/>
+              <w:right w:w="120" w:type="dxa"/>
+            </w:tcMar>
+            <w:vAlign w:val="center"/>
+          </w:tcPr>
+          <w:p>
+            <w:r>
+              <w:rPr>
+                <w:color w:val="000000"/>
+                <w:sz w:val="20"/>
+                <w:szCs w:val="20"/>
+              </w:rPr>
+              <w:t>Each member creates their feature branch using the correct naming convention (feature/&lt;username&gt;/&lt;page-name&gt;).</w:t>
+            </w:r>
+          </w:p>
+        </w:tc>
+        <w:tc>
+          <w:tcPr>
+            <w:tcW w:w="2000" w:type="dxa"/>
+            <w:tcBorders>
+              <w:top w:val="single" w:sz="1" w:space="0" w:color="AAAAAA"/>
+              <w:left w:val="single" w:sz="1" w:space="0" w:color="AAAAAA"/>
+              <w:bottom w:val="single" w:sz="1" w:space="0" w:color="AAAAAA"/>
+              <w:right w:val="single" w:sz="1" w:space="0" w:color="AAAAAA"/>
+            </w:tcBorders>
+            <w:shd w:val="clear" w:color="auto" w:fill="EBF3FA"/>
+            <w:tcMar>
+              <w:top w:w="80" w:type="dxa"/>
+              <w:left w:w="120" w:type="dxa"/>
+              <w:bottom w:w="80" w:type="dxa"/>
+              <w:right w:w="120" w:type="dxa"/>
+            </w:tcMar>
+            <w:vAlign w:val="center"/>
+          </w:tcPr>
+          <w:p>
+            <w:pPr>
+              <w:jc w:val="center"/>
+            </w:pPr>
+            <w:r>
+              <w:rPr>
+                <w:color w:val="000000"/>
+                <w:sz w:val="20"/>
+                <w:szCs w:val="20"/>
+              </w:rPr>
+              <w:t>4</w:t>
+            </w:r>
+          </w:p>
+        </w:tc>
+      </w:tr>
+      <w:tr>
+        <w:tc>
+          <w:tcPr>
+            <w:tcW w:w="500" w:type="dxa"/>
+            <w:tcBorders>
+              <w:top w:val="single" w:sz="1" w:space="0" w:color="AAAAAA"/>
+              <w:left w:val="single" w:sz="1" w:space="0" w:color="AAAAAA"/>
+              <w:bottom w:val="single" w:sz="1" w:space="0" w:color="AAAAAA"/>
+              <w:right w:val="single" w:sz="1" w:space="0" w:color="AAAAAA"/>
+            </w:tcBorders>
+            <w:shd w:val="clear" w:color="auto" w:fill="FFFFFF"/>
+            <w:tcMar>
+              <w:top w:w="80" w:type="dxa"/>
+              <w:left w:w="120" w:type="dxa"/>
+              <w:bottom w:w="80" w:type="dxa"/>
+              <w:right w:w="120" w:type="dxa"/>
+            </w:tcMar>
+            <w:vAlign w:val="center"/>
+          </w:tcPr>
+          <w:p>
+            <w:pPr>
+              <w:jc w:val="center"/>
+            </w:pPr>
+            <w:r>
+              <w:rPr>
+                <w:b/>
+                <w:bCs/>
+                <w:color w:val="000000"/>
+                <w:sz w:val="20"/>
+                <w:szCs w:val="20"/>
+              </w:rPr>
+              <w:t>8</w:t>
+            </w:r>
+          </w:p>
+        </w:tc>
+        <w:tc>
+          <w:tcPr>
+            <w:tcW w:w="6860" w:type="dxa"/>
+            <w:tcBorders>
+              <w:top w:val="single" w:sz="1" w:space="0" w:color="AAAAAA"/>
+              <w:left w:val="single" w:sz="1" w:space="0" w:color="AAAAAA"/>
+              <w:bottom w:val="single" w:sz="1" w:space="0" w:color="AAAAAA"/>
+              <w:right w:val="single" w:sz="1" w:space="0" w:color="AAAAAA"/>
+            </w:tcBorders>
+            <w:shd w:val="clear" w:color="auto" w:fill="FFFFFF"/>
+            <w:tcMar>
+              <w:top w:w="80" w:type="dxa"/>
+              <w:left w:w="120" w:type="dxa"/>
+              <w:bottom w:w="80" w:type="dxa"/>
+              <w:right w:w="120" w:type="dxa"/>
+            </w:tcMar>
+            <w:vAlign w:val="center"/>
+          </w:tcPr>
+          <w:p>
+            <w:r>
+              <w:rPr>
+                <w:color w:val="000000"/>
+                <w:sz w:val="20"/>
+                <w:szCs w:val="20"/>
+              </w:rPr>
+              <w:t>Each member builds their assigned HTML page with complete, relevant content (no Lorem Ipsum), linked to shared style.css, no JavaScript.</w:t>
+            </w:r>
+          </w:p>
+        </w:tc>
+        <w:tc>
+          <w:tcPr>
+            <w:tcW w:w="2000" w:type="dxa"/>
+            <w:tcBorders>
+              <w:top w:val="single" w:sz="1" w:space="0" w:color="AAAAAA"/>
+              <w:left w:val="single" w:sz="1" w:space="0" w:color="AAAAAA"/>
+              <w:bottom w:val="single" w:sz="1" w:space="0" w:color="AAAAAA"/>
+              <w:right w:val="single" w:sz="1" w:space="0" w:color="AAAAAA"/>
+            </w:tcBorders>
+            <w:shd w:val="clear" w:color="auto" w:fill="FFFFFF"/>
+            <w:tcMar>
+              <w:top w:w="80" w:type="dxa"/>
+              <w:left w:w="120" w:type="dxa"/>
+              <w:bottom w:w="80" w:type="dxa"/>
+              <w:right w:w="120" w:type="dxa"/>
+            </w:tcMar>
+            <w:vAlign w:val="center"/>
+          </w:tcPr>
+          <w:p>
+            <w:pPr>
+              <w:jc w:val="center"/>
+            </w:pPr>
+            <w:r>
+              <w:rPr>
+                <w:color w:val="000000"/>
+                <w:sz w:val="20"/>
+                <w:szCs w:val="20"/>
+              </w:rPr>
+              <w:t>10</w:t>
+            </w:r>
+          </w:p>
+        </w:tc>
+      </w:tr>
+      <w:tr>
+        <w:tc>
+          <w:tcPr>
+            <w:tcW w:w="500" w:type="dxa"/>
+            <w:tcBorders>
+              <w:top w:val="single" w:sz="1" w:space="0" w:color="AAAAAA"/>
+              <w:left w:val="single" w:sz="1" w:space="0" w:color="AAAAAA"/>
+              <w:bottom w:val="single" w:sz="1" w:space="0" w:color="AAAAAA"/>
+              <w:right w:val="single" w:sz="1" w:space="0" w:color="AAAAAA"/>
+            </w:tcBorders>
+            <w:shd w:val="clear" w:color="auto" w:fill="EBF3FA"/>
+            <w:tcMar>
+              <w:top w:w="80" w:type="dxa"/>
+              <w:left w:w="120" w:type="dxa"/>
+              <w:bottom w:w="80" w:type="dxa"/>
+              <w:right w:w="120" w:type="dxa"/>
+            </w:tcMar>
+            <w:vAlign w:val="center"/>
+          </w:tcPr>
+          <w:p>
+            <w:pPr>
+              <w:jc w:val="center"/>
+            </w:pPr>
+            <w:r>
+              <w:rPr>
+                <w:b/>
+                <w:bCs/>
+                <w:color w:val="000000"/>
+                <w:sz w:val="20"/>
+                <w:szCs w:val="20"/>
+              </w:rPr>
+              <w:t>9</w:t>
+            </w:r>
+          </w:p>
+        </w:tc>
+        <w:tc>
+          <w:tcPr>
+            <w:tcW w:w="6860" w:type="dxa"/>
+            <w:tcBorders>
+              <w:top w:val="single" w:sz="1" w:space="0" w:color="AAAAAA"/>
+              <w:left w:val="single" w:sz="1" w:space="0" w:color="AAAAAA"/>
+              <w:bottom w:val="single" w:sz="1" w:space="0" w:color="AAAAAA"/>
+              <w:right w:val="single" w:sz="1" w:space="0" w:color="AAAAAA"/>
+            </w:tcBorders>
+            <w:shd w:val="clear" w:color="auto" w:fill="EBF3FA"/>
+            <w:tcMar>
+              <w:top w:w="80" w:type="dxa"/>
+              <w:left w:w="120" w:type="dxa"/>
+              <w:bottom w:w="80" w:type="dxa"/>
+              <w:right w:w="120" w:type="dxa"/>
+            </w:tcMar>
+            <w:vAlign w:val="center"/>
+          </w:tcPr>
+          <w:p>
+            <w:r>
+              <w:rPr>
+                <w:color w:val="000000"/>
+                <w:sz w:val="20"/>
+                <w:szCs w:val="20"/>
+              </w:rPr>
+              <w:t>Each member opens a PR targeting develop with a meaningful description; CI passes before merge.</w:t>
+            </w:r>
+            <w:r>
+              <w:rPr>
+                <w:color w:val="000000"/>
+                <w:sz w:val="20"/>
+                <w:szCs w:val="20"/>
+              </w:rPr>
+              <w:t xml:space="preserve"> </w:t>
+            </w:r>
+          </w:p>
+        </w:tc>
+        <w:tc>
+          <w:tcPr>
+            <w:tcW w:w="2000" w:type="dxa"/>
+            <w:tcBorders>
+              <w:top w:val="single" w:sz="1" w:space="0" w:color="AAAAAA"/>
+              <w:left w:val="single" w:sz="1" w:space="0" w:color="AAAAAA"/>
+              <w:bottom w:val="single" w:sz="1" w:space="0" w:color="AAAAAA"/>
+              <w:right w:val="single" w:sz="1" w:space="0" w:color="AAAAAA"/>
+            </w:tcBorders>
+            <w:shd w:val="clear" w:color="auto" w:fill="EBF3FA"/>
+            <w:tcMar>
+              <w:top w:w="80" w:type="dxa"/>
+              <w:left w:w="120" w:type="dxa"/>
+              <w:bottom w:w="80" w:type="dxa"/>
+              <w:right w:w="120" w:type="dxa"/>
+            </w:tcMar>
+            <w:vAlign w:val="center"/>
+          </w:tcPr>
+          <w:p>
+            <w:pPr>
+              <w:jc w:val="center"/>
+            </w:pPr>
+            <w:r>
+              <w:rPr>
+                <w:color w:val="000000"/>
+                <w:sz w:val="20"/>
+                <w:szCs w:val="20"/>
+              </w:rPr>
+              <w:t>6</w:t>
+            </w:r>
+          </w:p>
+        </w:tc>
+      </w:tr>
+      <w:tr>
+        <w:tc>
+          <w:tcPr>
+            <w:tcW w:w="7360" w:type="dxa"/>
+            <w:gridSpan w:val="2"/>
+            <w:tcBorders>
+              <w:top w:val="single" w:sz="1" w:space="0" w:color="AAAAAA"/>
+              <w:left w:val="single" w:sz="1" w:space="0" w:color="AAAAAA"/>
+              <w:bottom w:val="single" w:sz="1" w:space="0" w:color="AAAAAA"/>
+              <w:right w:val="single" w:sz="1" w:space="0" w:color="AAAAAA"/>
+            </w:tcBorders>
+            <w:shd w:val="clear" w:color="auto" w:fill="D5E8F0"/>
+            <w:tcMar>
+              <w:top w:w="80" w:type="dxa"/>
+              <w:left w:w="120" w:type="dxa"/>
+              <w:bottom w:w="80" w:type="dxa"/>
+              <w:right w:w="120" w:type="dxa"/>
+            </w:tcMar>
+          </w:tcPr>
+          <w:p>
+            <w:r>
+              <w:rPr>
+                <w:b/>
+                <w:bCs/>
                 <w:color w:val="1F3864"/>
                 <w:sz w:val="21"/>
                 <w:szCs w:val="21"/>
               </w:rPr>
-              <w:t>20 Marks</w:t>
-            </w:r>
-          </w:p>
-        </w:tc>
-      </w:tr>
-      <w:tr>
-        <w:tc>
-          <w:tcPr>
-            <w:tcW w:w="500" w:type="dxa"/>
-            <w:tcBorders>
-              <w:top w:val="single" w:sz="1" w:space="0" w:color="AAAAAA"/>
-              <w:left w:val="single" w:sz="1" w:space="0" w:color="AAAAAA"/>
-              <w:bottom w:val="single" w:sz="1" w:space="0" w:color="AAAAAA"/>
-              <w:right w:val="single" w:sz="1" w:space="0" w:color="AAAAAA"/>
-            </w:tcBorders>
-            <w:shd w:val="clear" w:color="auto" w:fill="EBF3FA"/>
-            <w:tcMar>
-              <w:top w:w="80" w:type="dxa"/>
-              <w:left w:w="120" w:type="dxa"/>
-              <w:bottom w:w="80" w:type="dxa"/>
-              <w:right w:w="120" w:type="dxa"/>
-            </w:tcMar>
-            <w:vAlign w:val="center"/>
+              <w:t>CI Pipelines – Build &amp; Push Docker Images (ci-dev, ci-staging, ci-prod)</w:t>
+            </w:r>
+          </w:p>
+        </w:tc>
+        <w:tc>
+          <w:tcPr>
+            <w:tcW w:w="2000" w:type="dxa"/>
+            <w:tcBorders>
+              <w:top w:val="single" w:sz="1" w:space="0" w:color="AAAAAA"/>
+              <w:left w:val="single" w:sz="1" w:space="0" w:color="AAAAAA"/>
+              <w:bottom w:val="single" w:sz="1" w:space="0" w:color="AAAAAA"/>
+              <w:right w:val="single" w:sz="1" w:space="0" w:color="AAAAAA"/>
+            </w:tcBorders>
+            <w:shd w:val="clear" w:color="auto" w:fill="D5E8F0"/>
+            <w:tcMar>
+              <w:top w:w="80" w:type="dxa"/>
+              <w:left w:w="120" w:type="dxa"/>
+              <w:bottom w:w="80" w:type="dxa"/>
+              <w:right w:w="120" w:type="dxa"/>
+            </w:tcMar>
           </w:tcPr>
           <w:p>
             <w:pPr>
@@ -11906,46 +11658,19 @@
               <w:rPr>
                 <w:b/>
                 <w:bCs/>
-                <w:color w:val="000000"/>
-                <w:sz w:val="20"/>
-                <w:szCs w:val="20"/>
-              </w:rPr>
-              <w:t>7</w:t>
-            </w:r>
-          </w:p>
-        </w:tc>
-        <w:tc>
-          <w:tcPr>
-            <w:tcW w:w="6860" w:type="dxa"/>
-            <w:tcBorders>
-              <w:top w:val="single" w:sz="1" w:space="0" w:color="AAAAAA"/>
-              <w:left w:val="single" w:sz="1" w:space="0" w:color="AAAAAA"/>
-              <w:bottom w:val="single" w:sz="1" w:space="0" w:color="AAAAAA"/>
-              <w:right w:val="single" w:sz="1" w:space="0" w:color="AAAAAA"/>
-            </w:tcBorders>
-            <w:shd w:val="clear" w:color="auto" w:fill="EBF3FA"/>
-            <w:tcMar>
-              <w:top w:w="80" w:type="dxa"/>
-              <w:left w:w="120" w:type="dxa"/>
-              <w:bottom w:w="80" w:type="dxa"/>
-              <w:right w:w="120" w:type="dxa"/>
-            </w:tcMar>
-            <w:vAlign w:val="center"/>
-          </w:tcPr>
-          <w:p>
-            <w:r>
-              <w:rPr>
-                <w:color w:val="000000"/>
-                <w:sz w:val="20"/>
-                <w:szCs w:val="20"/>
-              </w:rPr>
-              <w:t>Each member creates their feature branch using the correct naming convention (feature/&lt;username&gt;/&lt;page-name&gt;).</w:t>
-            </w:r>
-          </w:p>
-        </w:tc>
-        <w:tc>
-          <w:tcPr>
-            <w:tcW w:w="2000" w:type="dxa"/>
+                <w:color w:val="1F3864"/>
+                <w:sz w:val="21"/>
+                <w:szCs w:val="21"/>
+              </w:rPr>
+              <w:t>25 Marks</w:t>
+            </w:r>
+          </w:p>
+        </w:tc>
+      </w:tr>
+      <w:tr>
+        <w:tc>
+          <w:tcPr>
+            <w:tcW w:w="500" w:type="dxa"/>
             <w:tcBorders>
               <w:top w:val="single" w:sz="1" w:space="0" w:color="AAAAAA"/>
               <w:left w:val="single" w:sz="1" w:space="0" w:color="AAAAAA"/>
@@ -11967,26 +11692,55 @@
             </w:pPr>
             <w:r>
               <w:rPr>
-                <w:color w:val="000000"/>
-                <w:sz w:val="20"/>
-                <w:szCs w:val="20"/>
-              </w:rPr>
-              <w:t>4</w:t>
-            </w:r>
-          </w:p>
-        </w:tc>
-      </w:tr>
-      <w:tr>
-        <w:tc>
-          <w:tcPr>
-            <w:tcW w:w="500" w:type="dxa"/>
-            <w:tcBorders>
-              <w:top w:val="single" w:sz="1" w:space="0" w:color="AAAAAA"/>
-              <w:left w:val="single" w:sz="1" w:space="0" w:color="AAAAAA"/>
-              <w:bottom w:val="single" w:sz="1" w:space="0" w:color="AAAAAA"/>
-              <w:right w:val="single" w:sz="1" w:space="0" w:color="AAAAAA"/>
-            </w:tcBorders>
-            <w:shd w:val="clear" w:color="auto" w:fill="FFFFFF"/>
+                <w:b/>
+                <w:bCs/>
+                <w:color w:val="000000"/>
+                <w:sz w:val="20"/>
+                <w:szCs w:val="20"/>
+              </w:rPr>
+              <w:t>10</w:t>
+            </w:r>
+          </w:p>
+        </w:tc>
+        <w:tc>
+          <w:tcPr>
+            <w:tcW w:w="6860" w:type="dxa"/>
+            <w:tcBorders>
+              <w:top w:val="single" w:sz="1" w:space="0" w:color="AAAAAA"/>
+              <w:left w:val="single" w:sz="1" w:space="0" w:color="AAAAAA"/>
+              <w:bottom w:val="single" w:sz="1" w:space="0" w:color="AAAAAA"/>
+              <w:right w:val="single" w:sz="1" w:space="0" w:color="AAAAAA"/>
+            </w:tcBorders>
+            <w:shd w:val="clear" w:color="auto" w:fill="EBF3FA"/>
+            <w:tcMar>
+              <w:top w:w="80" w:type="dxa"/>
+              <w:left w:w="120" w:type="dxa"/>
+              <w:bottom w:w="80" w:type="dxa"/>
+              <w:right w:w="120" w:type="dxa"/>
+            </w:tcMar>
+            <w:vAlign w:val="center"/>
+          </w:tcPr>
+          <w:p>
+            <w:r>
+              <w:rPr>
+                <w:color w:val="000000"/>
+                <w:sz w:val="20"/>
+                <w:szCs w:val="20"/>
+              </w:rPr>
+              <w:t>ci-dev.yml: correct pull_request trigger targeting develop, all five mandatory steps present and correctly configured.</w:t>
+            </w:r>
+          </w:p>
+        </w:tc>
+        <w:tc>
+          <w:tcPr>
+            <w:tcW w:w="2000" w:type="dxa"/>
+            <w:tcBorders>
+              <w:top w:val="single" w:sz="1" w:space="0" w:color="AAAAAA"/>
+              <w:left w:val="single" w:sz="1" w:space="0" w:color="AAAAAA"/>
+              <w:bottom w:val="single" w:sz="1" w:space="0" w:color="AAAAAA"/>
+              <w:right w:val="single" w:sz="1" w:space="0" w:color="AAAAAA"/>
+            </w:tcBorders>
+            <w:shd w:val="clear" w:color="auto" w:fill="EBF3FA"/>
             <w:tcMar>
               <w:top w:w="80" w:type="dxa"/>
               <w:left w:w="120" w:type="dxa"/>
@@ -12001,8 +11755,6 @@
             </w:pPr>
             <w:r>
               <w:rPr>
-                <w:b/>
-                <w:bCs/>
                 <w:color w:val="000000"/>
                 <w:sz w:val="20"/>
                 <w:szCs w:val="20"/>
@@ -12011,46 +11763,11 @@
             </w:r>
           </w:p>
         </w:tc>
-        <w:tc>
-          <w:tcPr>
-            <w:tcW w:w="6860" w:type="dxa"/>
-            <w:tcBorders>
-              <w:top w:val="single" w:sz="1" w:space="0" w:color="AAAAAA"/>
-              <w:left w:val="single" w:sz="1" w:space="0" w:color="AAAAAA"/>
-              <w:bottom w:val="single" w:sz="1" w:space="0" w:color="AAAAAA"/>
-              <w:right w:val="single" w:sz="1" w:space="0" w:color="AAAAAA"/>
-            </w:tcBorders>
-            <w:shd w:val="clear" w:color="auto" w:fill="FFFFFF"/>
-            <w:tcMar>
-              <w:top w:w="80" w:type="dxa"/>
-              <w:left w:w="120" w:type="dxa"/>
-              <w:bottom w:w="80" w:type="dxa"/>
-              <w:right w:w="120" w:type="dxa"/>
-            </w:tcMar>
-            <w:vAlign w:val="center"/>
-          </w:tcPr>
-          <w:p>
-            <w:r>
-              <w:rPr>
-                <w:color w:val="000000"/>
-                <w:sz w:val="20"/>
-                <w:szCs w:val="20"/>
-              </w:rPr>
-              <w:t>Each member builds their assigned HTML page with complete, relevant content (no Lorem Ipsum), linked to</w:t>
-            </w:r>
-            <w:r>
-              <w:rPr>
-                <w:color w:val="000000"/>
-                <w:sz w:val="20"/>
-                <w:szCs w:val="20"/>
-              </w:rPr>
-              <w:t xml:space="preserve"> shared style.css, no JavaScript.</w:t>
-            </w:r>
-          </w:p>
-        </w:tc>
-        <w:tc>
-          <w:tcPr>
-            <w:tcW w:w="2000" w:type="dxa"/>
+      </w:tr>
+      <w:tr>
+        <w:tc>
+          <w:tcPr>
+            <w:tcW w:w="500" w:type="dxa"/>
             <w:tcBorders>
               <w:top w:val="single" w:sz="1" w:space="0" w:color="AAAAAA"/>
               <w:left w:val="single" w:sz="1" w:space="0" w:color="AAAAAA"/>
@@ -12072,26 +11789,55 @@
             </w:pPr>
             <w:r>
               <w:rPr>
-                <w:color w:val="000000"/>
-                <w:sz w:val="20"/>
-                <w:szCs w:val="20"/>
-              </w:rPr>
-              <w:t>10</w:t>
-            </w:r>
-          </w:p>
-        </w:tc>
-      </w:tr>
-      <w:tr>
-        <w:tc>
-          <w:tcPr>
-            <w:tcW w:w="500" w:type="dxa"/>
-            <w:tcBorders>
-              <w:top w:val="single" w:sz="1" w:space="0" w:color="AAAAAA"/>
-              <w:left w:val="single" w:sz="1" w:space="0" w:color="AAAAAA"/>
-              <w:bottom w:val="single" w:sz="1" w:space="0" w:color="AAAAAA"/>
-              <w:right w:val="single" w:sz="1" w:space="0" w:color="AAAAAA"/>
-            </w:tcBorders>
-            <w:shd w:val="clear" w:color="auto" w:fill="EBF3FA"/>
+                <w:b/>
+                <w:bCs/>
+                <w:color w:val="000000"/>
+                <w:sz w:val="20"/>
+                <w:szCs w:val="20"/>
+              </w:rPr>
+              <w:t>11</w:t>
+            </w:r>
+          </w:p>
+        </w:tc>
+        <w:tc>
+          <w:tcPr>
+            <w:tcW w:w="6860" w:type="dxa"/>
+            <w:tcBorders>
+              <w:top w:val="single" w:sz="1" w:space="0" w:color="AAAAAA"/>
+              <w:left w:val="single" w:sz="1" w:space="0" w:color="AAAAAA"/>
+              <w:bottom w:val="single" w:sz="1" w:space="0" w:color="AAAAAA"/>
+              <w:right w:val="single" w:sz="1" w:space="0" w:color="AAAAAA"/>
+            </w:tcBorders>
+            <w:shd w:val="clear" w:color="auto" w:fill="FFFFFF"/>
+            <w:tcMar>
+              <w:top w:w="80" w:type="dxa"/>
+              <w:left w:w="120" w:type="dxa"/>
+              <w:bottom w:w="80" w:type="dxa"/>
+              <w:right w:w="120" w:type="dxa"/>
+            </w:tcMar>
+            <w:vAlign w:val="center"/>
+          </w:tcPr>
+          <w:p>
+            <w:r>
+              <w:rPr>
+                <w:color w:val="000000"/>
+                <w:sz w:val="20"/>
+                <w:szCs w:val="20"/>
+              </w:rPr>
+              <w:t>ci-staging.yml: correct pull_request trigger targeting staging, environment-specific image tags (:staging-latest, :staging-&lt;sha&gt;), push to Docker Hub succeeds.</w:t>
+            </w:r>
+          </w:p>
+        </w:tc>
+        <w:tc>
+          <w:tcPr>
+            <w:tcW w:w="2000" w:type="dxa"/>
+            <w:tcBorders>
+              <w:top w:val="single" w:sz="1" w:space="0" w:color="AAAAAA"/>
+              <w:left w:val="single" w:sz="1" w:space="0" w:color="AAAAAA"/>
+              <w:bottom w:val="single" w:sz="1" w:space="0" w:color="AAAAAA"/>
+              <w:right w:val="single" w:sz="1" w:space="0" w:color="AAAAAA"/>
+            </w:tcBorders>
+            <w:shd w:val="clear" w:color="auto" w:fill="FFFFFF"/>
             <w:tcMar>
               <w:top w:w="80" w:type="dxa"/>
               <w:left w:w="120" w:type="dxa"/>
@@ -12106,56 +11852,19 @@
             </w:pPr>
             <w:r>
               <w:rPr>
-                <w:b/>
-                <w:bCs/>
-                <w:color w:val="000000"/>
-                <w:sz w:val="20"/>
-                <w:szCs w:val="20"/>
-              </w:rPr>
-              <w:t>9</w:t>
-            </w:r>
-          </w:p>
-        </w:tc>
-        <w:tc>
-          <w:tcPr>
-            <w:tcW w:w="6860" w:type="dxa"/>
-            <w:tcBorders>
-              <w:top w:val="single" w:sz="1" w:space="0" w:color="AAAAAA"/>
-              <w:left w:val="single" w:sz="1" w:space="0" w:color="AAAAAA"/>
-              <w:bottom w:val="single" w:sz="1" w:space="0" w:color="AAAAAA"/>
-              <w:right w:val="single" w:sz="1" w:space="0" w:color="AAAAAA"/>
-            </w:tcBorders>
-            <w:shd w:val="clear" w:color="auto" w:fill="EBF3FA"/>
-            <w:tcMar>
-              <w:top w:w="80" w:type="dxa"/>
-              <w:left w:w="120" w:type="dxa"/>
-              <w:bottom w:w="80" w:type="dxa"/>
-              <w:right w:w="120" w:type="dxa"/>
-            </w:tcMar>
-            <w:vAlign w:val="center"/>
-          </w:tcPr>
-          <w:p>
-            <w:r>
-              <w:rPr>
-                <w:color w:val="000000"/>
-                <w:sz w:val="20"/>
-                <w:szCs w:val="20"/>
-              </w:rPr>
-              <w:t>Each member opens a PR targeting develop with a meaningful description; CI passes before merge.</w:t>
-            </w:r>
-            <w:r>
-              <w:rPr>
-                <w:color w:val="000000"/>
-                <w:sz w:val="20"/>
-                <w:szCs w:val="20"/>
-              </w:rPr>
-              <w:t xml:space="preserve"> </w:t>
-            </w:r>
-          </w:p>
-        </w:tc>
-        <w:tc>
-          <w:tcPr>
-            <w:tcW w:w="2000" w:type="dxa"/>
+                <w:color w:val="000000"/>
+                <w:sz w:val="20"/>
+                <w:szCs w:val="20"/>
+              </w:rPr>
+              <w:t>8</w:t>
+            </w:r>
+          </w:p>
+        </w:tc>
+      </w:tr>
+      <w:tr>
+        <w:tc>
+          <w:tcPr>
+            <w:tcW w:w="500" w:type="dxa"/>
             <w:tcBorders>
               <w:top w:val="single" w:sz="1" w:space="0" w:color="AAAAAA"/>
               <w:left w:val="single" w:sz="1" w:space="0" w:color="AAAAAA"/>
@@ -12177,11 +11886,74 @@
             </w:pPr>
             <w:r>
               <w:rPr>
-                <w:color w:val="000000"/>
-                <w:sz w:val="20"/>
-                <w:szCs w:val="20"/>
-              </w:rPr>
-              <w:t>6</w:t>
+                <w:b/>
+                <w:bCs/>
+                <w:color w:val="000000"/>
+                <w:sz w:val="20"/>
+                <w:szCs w:val="20"/>
+              </w:rPr>
+              <w:t>12</w:t>
+            </w:r>
+          </w:p>
+        </w:tc>
+        <w:tc>
+          <w:tcPr>
+            <w:tcW w:w="6860" w:type="dxa"/>
+            <w:tcBorders>
+              <w:top w:val="single" w:sz="1" w:space="0" w:color="AAAAAA"/>
+              <w:left w:val="single" w:sz="1" w:space="0" w:color="AAAAAA"/>
+              <w:bottom w:val="single" w:sz="1" w:space="0" w:color="AAAAAA"/>
+              <w:right w:val="single" w:sz="1" w:space="0" w:color="AAAAAA"/>
+            </w:tcBorders>
+            <w:shd w:val="clear" w:color="auto" w:fill="EBF3FA"/>
+            <w:tcMar>
+              <w:top w:w="80" w:type="dxa"/>
+              <w:left w:w="120" w:type="dxa"/>
+              <w:bottom w:w="80" w:type="dxa"/>
+              <w:right w:w="120" w:type="dxa"/>
+            </w:tcMar>
+            <w:vAlign w:val="center"/>
+          </w:tcPr>
+          <w:p>
+            <w:r>
+              <w:rPr>
+                <w:color w:val="000000"/>
+                <w:sz w:val="20"/>
+                <w:szCs w:val="20"/>
+              </w:rPr>
+              <w:t>ci-prod.yml: correct pull_request trigger targeting main, environment-specific image tags (:prod-latest, :prod-&lt;sha&gt;), push to Docker Hub succeeds.</w:t>
+            </w:r>
+          </w:p>
+        </w:tc>
+        <w:tc>
+          <w:tcPr>
+            <w:tcW w:w="2000" w:type="dxa"/>
+            <w:tcBorders>
+              <w:top w:val="single" w:sz="1" w:space="0" w:color="AAAAAA"/>
+              <w:left w:val="single" w:sz="1" w:space="0" w:color="AAAAAA"/>
+              <w:bottom w:val="single" w:sz="1" w:space="0" w:color="AAAAAA"/>
+              <w:right w:val="single" w:sz="1" w:space="0" w:color="AAAAAA"/>
+            </w:tcBorders>
+            <w:shd w:val="clear" w:color="auto" w:fill="EBF3FA"/>
+            <w:tcMar>
+              <w:top w:w="80" w:type="dxa"/>
+              <w:left w:w="120" w:type="dxa"/>
+              <w:bottom w:w="80" w:type="dxa"/>
+              <w:right w:w="120" w:type="dxa"/>
+            </w:tcMar>
+            <w:vAlign w:val="center"/>
+          </w:tcPr>
+          <w:p>
+            <w:pPr>
+              <w:jc w:val="center"/>
+            </w:pPr>
+            <w:r>
+              <w:rPr>
+                <w:color w:val="000000"/>
+                <w:sz w:val="20"/>
+                <w:szCs w:val="20"/>
+              </w:rPr>
+              <w:t>9</w:t>
             </w:r>
           </w:p>
         </w:tc>
@@ -12214,7 +11986,7 @@
                 <w:sz w:val="21"/>
                 <w:szCs w:val="21"/>
               </w:rPr>
-              <w:t>CI Pipelines – Build &amp; Push Docker Images (ci-dev, ci-staging, ci-prod)</w:t>
+              <w:t>CD Pipelines – Automated Deployment to Render (cd-dev, cd-staging, cd-prod)</w:t>
             </w:r>
           </w:p>
         </w:tc>
@@ -12247,7 +12019,7 @@
                 <w:sz w:val="21"/>
                 <w:szCs w:val="21"/>
               </w:rPr>
-              <w:t>25 Marks</w:t>
+              <w:t>20 Marks</w:t>
             </w:r>
           </w:p>
         </w:tc>
@@ -12283,7 +12055,8 @@
                 <w:sz w:val="20"/>
                 <w:szCs w:val="20"/>
               </w:rPr>
-              <w:t>10</w:t>
+              <w:lastRenderedPageBreak/>
+              <w:t>13</w:t>
             </w:r>
           </w:p>
         </w:tc>
@@ -12312,15 +12085,7 @@
                 <w:sz w:val="20"/>
                 <w:szCs w:val="20"/>
               </w:rPr>
-              <w:t xml:space="preserve">ci-dev.yml: correct </w:t>
-            </w:r>
-            <w:r>
-              <w:rPr>
-                <w:color w:val="000000"/>
-                <w:sz w:val="20"/>
-                <w:szCs w:val="20"/>
-              </w:rPr>
-              <w:t>pull_request trigger targeting develop, all five mandatory steps present and correctly configured.</w:t>
+              <w:t>cd-dev.yml: correct push trigger on develop, declares environment: development, curl POST to RENDER_DEPLOY_HOOK_DEV_URL, echo confirmation.</w:t>
             </w:r>
           </w:p>
         </w:tc>
@@ -12352,7 +12117,7 @@
                 <w:sz w:val="20"/>
                 <w:szCs w:val="20"/>
               </w:rPr>
-              <w:t>8</w:t>
+              <w:t>6</w:t>
             </w:r>
           </w:p>
         </w:tc>
@@ -12388,7 +12153,7 @@
                 <w:sz w:val="20"/>
                 <w:szCs w:val="20"/>
               </w:rPr>
-              <w:t>11</w:t>
+              <w:t>14</w:t>
             </w:r>
           </w:p>
         </w:tc>
@@ -12417,15 +12182,7 @@
                 <w:sz w:val="20"/>
                 <w:szCs w:val="20"/>
               </w:rPr>
-              <w:t xml:space="preserve">ci-staging.yml: correct pull_request trigger targeting staging, environment-specific image tags (:staging-latest, :staging-&lt;sha&gt;), push to Docker Hub </w:t>
-            </w:r>
-            <w:r>
-              <w:rPr>
-                <w:color w:val="000000"/>
-                <w:sz w:val="20"/>
-                <w:szCs w:val="20"/>
-              </w:rPr>
-              <w:t>succeeds.</w:t>
+              <w:t>cd-staging.yml: correct push trigger on staging, declares environment: staging, curl POST to RENDER_DEPLOY_HOOK_STAGING_URL, echo confirmation.</w:t>
             </w:r>
           </w:p>
         </w:tc>
@@ -12457,7 +12214,7 @@
                 <w:sz w:val="20"/>
                 <w:szCs w:val="20"/>
               </w:rPr>
-              <w:t>8</w:t>
+              <w:t>7</w:t>
             </w:r>
           </w:p>
         </w:tc>
@@ -12493,7 +12250,7 @@
                 <w:sz w:val="20"/>
                 <w:szCs w:val="20"/>
               </w:rPr>
-              <w:t>12</w:t>
+              <w:t>15</w:t>
             </w:r>
           </w:p>
         </w:tc>
@@ -12522,7 +12279,7 @@
                 <w:sz w:val="20"/>
                 <w:szCs w:val="20"/>
               </w:rPr>
-              <w:t>ci-prod.yml: correct pull_request trigger targeting main, environment-specific image tags (:prod-latest, :prod-&lt;sha&gt;), push to Docker Hub succeeds.</w:t>
+              <w:t>cd-prod.yml: correct push trigger on main, declares environment: production, curl POST to RENDER_DEPLOY_HOOK_PROD_URL, echo confirmation. Live production PakVista on Render displays all five pages.</w:t>
             </w:r>
           </w:p>
         </w:tc>
@@ -12554,7 +12311,7 @@
                 <w:sz w:val="20"/>
                 <w:szCs w:val="20"/>
               </w:rPr>
-              <w:t>9</w:t>
+              <w:t>7</w:t>
             </w:r>
           </w:p>
         </w:tc>
@@ -12587,7 +12344,7 @@
                 <w:sz w:val="21"/>
                 <w:szCs w:val="21"/>
               </w:rPr>
-              <w:t>CD Pipelines – Automated Deployment to Render (cd-dev, cd-staging, cd-prod)</w:t>
+              <w:t>End-to-End Verification, Screenshots &amp; Reflection</w:t>
             </w:r>
           </w:p>
         </w:tc>
@@ -12620,7 +12377,7 @@
                 <w:sz w:val="21"/>
                 <w:szCs w:val="21"/>
               </w:rPr>
-              <w:t>20 Marks</w:t>
+              <w:t>10 Marks</w:t>
             </w:r>
           </w:p>
         </w:tc>
@@ -12656,8 +12413,7 @@
                 <w:sz w:val="20"/>
                 <w:szCs w:val="20"/>
               </w:rPr>
-              <w:lastRenderedPageBreak/>
-              <w:t>13</w:t>
+              <w:t>16</w:t>
             </w:r>
           </w:p>
         </w:tc>
@@ -12686,7 +12442,7 @@
                 <w:sz w:val="20"/>
                 <w:szCs w:val="20"/>
               </w:rPr>
-              <w:t>cd-dev.yml: correct push trigger on develop, declares environment: development, curl POST to RENDER_DEPLOY_HOOK_DEV_URL, echo confirmation.</w:t>
+              <w:t>Screenshots: all six workflow runs (CI + CD per environment), Docker Hub image tags, three live Render service URLs with all pages accessible.</w:t>
             </w:r>
           </w:p>
         </w:tc>
@@ -12718,7 +12474,7 @@
                 <w:sz w:val="20"/>
                 <w:szCs w:val="20"/>
               </w:rPr>
-              <w:t>6</w:t>
+              <w:t>5</w:t>
             </w:r>
           </w:p>
         </w:tc>
@@ -12754,7 +12510,7 @@
                 <w:sz w:val="20"/>
                 <w:szCs w:val="20"/>
               </w:rPr>
-              <w:t>14</w:t>
+              <w:t>17</w:t>
             </w:r>
           </w:p>
         </w:tc>
@@ -12783,380 +12539,7 @@
                 <w:sz w:val="20"/>
                 <w:szCs w:val="20"/>
               </w:rPr>
-              <w:t xml:space="preserve">cd-staging.yml: correct push trigger on staging, declares environment: staging, curl POST to </w:t>
-            </w:r>
-            <w:r>
-              <w:rPr>
-                <w:color w:val="000000"/>
-                <w:sz w:val="20"/>
-                <w:szCs w:val="20"/>
-              </w:rPr>
-              <w:t>RENDER_DEPLOY_HOOK_STAGING_URL, echo confirmation.</w:t>
-            </w:r>
-          </w:p>
-        </w:tc>
-        <w:tc>
-          <w:tcPr>
-            <w:tcW w:w="2000" w:type="dxa"/>
-            <w:tcBorders>
-              <w:top w:val="single" w:sz="1" w:space="0" w:color="AAAAAA"/>
-              <w:left w:val="single" w:sz="1" w:space="0" w:color="AAAAAA"/>
-              <w:bottom w:val="single" w:sz="1" w:space="0" w:color="AAAAAA"/>
-              <w:right w:val="single" w:sz="1" w:space="0" w:color="AAAAAA"/>
-            </w:tcBorders>
-            <w:shd w:val="clear" w:color="auto" w:fill="FFFFFF"/>
-            <w:tcMar>
-              <w:top w:w="80" w:type="dxa"/>
-              <w:left w:w="120" w:type="dxa"/>
-              <w:bottom w:w="80" w:type="dxa"/>
-              <w:right w:w="120" w:type="dxa"/>
-            </w:tcMar>
-            <w:vAlign w:val="center"/>
-          </w:tcPr>
-          <w:p>
-            <w:pPr>
-              <w:jc w:val="center"/>
-            </w:pPr>
-            <w:r>
-              <w:rPr>
-                <w:color w:val="000000"/>
-                <w:sz w:val="20"/>
-                <w:szCs w:val="20"/>
-              </w:rPr>
-              <w:t>7</w:t>
-            </w:r>
-          </w:p>
-        </w:tc>
-      </w:tr>
-      <w:tr>
-        <w:tc>
-          <w:tcPr>
-            <w:tcW w:w="500" w:type="dxa"/>
-            <w:tcBorders>
-              <w:top w:val="single" w:sz="1" w:space="0" w:color="AAAAAA"/>
-              <w:left w:val="single" w:sz="1" w:space="0" w:color="AAAAAA"/>
-              <w:bottom w:val="single" w:sz="1" w:space="0" w:color="AAAAAA"/>
-              <w:right w:val="single" w:sz="1" w:space="0" w:color="AAAAAA"/>
-            </w:tcBorders>
-            <w:shd w:val="clear" w:color="auto" w:fill="EBF3FA"/>
-            <w:tcMar>
-              <w:top w:w="80" w:type="dxa"/>
-              <w:left w:w="120" w:type="dxa"/>
-              <w:bottom w:w="80" w:type="dxa"/>
-              <w:right w:w="120" w:type="dxa"/>
-            </w:tcMar>
-            <w:vAlign w:val="center"/>
-          </w:tcPr>
-          <w:p>
-            <w:pPr>
-              <w:jc w:val="center"/>
-            </w:pPr>
-            <w:r>
-              <w:rPr>
-                <w:b/>
-                <w:bCs/>
-                <w:color w:val="000000"/>
-                <w:sz w:val="20"/>
-                <w:szCs w:val="20"/>
-              </w:rPr>
-              <w:t>15</w:t>
-            </w:r>
-          </w:p>
-        </w:tc>
-        <w:tc>
-          <w:tcPr>
-            <w:tcW w:w="6860" w:type="dxa"/>
-            <w:tcBorders>
-              <w:top w:val="single" w:sz="1" w:space="0" w:color="AAAAAA"/>
-              <w:left w:val="single" w:sz="1" w:space="0" w:color="AAAAAA"/>
-              <w:bottom w:val="single" w:sz="1" w:space="0" w:color="AAAAAA"/>
-              <w:right w:val="single" w:sz="1" w:space="0" w:color="AAAAAA"/>
-            </w:tcBorders>
-            <w:shd w:val="clear" w:color="auto" w:fill="EBF3FA"/>
-            <w:tcMar>
-              <w:top w:w="80" w:type="dxa"/>
-              <w:left w:w="120" w:type="dxa"/>
-              <w:bottom w:w="80" w:type="dxa"/>
-              <w:right w:w="120" w:type="dxa"/>
-            </w:tcMar>
-            <w:vAlign w:val="center"/>
-          </w:tcPr>
-          <w:p>
-            <w:r>
-              <w:rPr>
-                <w:color w:val="000000"/>
-                <w:sz w:val="20"/>
-                <w:szCs w:val="20"/>
-              </w:rPr>
-              <w:t>cd-prod.yml: correct push trigger on main, declares environment: production, curl POST to RENDER_DEPLOY_HOOK_PROD_URL, echo confirmation. Live production PakVista on Render displays all five pages.</w:t>
-            </w:r>
-          </w:p>
-        </w:tc>
-        <w:tc>
-          <w:tcPr>
-            <w:tcW w:w="2000" w:type="dxa"/>
-            <w:tcBorders>
-              <w:top w:val="single" w:sz="1" w:space="0" w:color="AAAAAA"/>
-              <w:left w:val="single" w:sz="1" w:space="0" w:color="AAAAAA"/>
-              <w:bottom w:val="single" w:sz="1" w:space="0" w:color="AAAAAA"/>
-              <w:right w:val="single" w:sz="1" w:space="0" w:color="AAAAAA"/>
-            </w:tcBorders>
-            <w:shd w:val="clear" w:color="auto" w:fill="EBF3FA"/>
-            <w:tcMar>
-              <w:top w:w="80" w:type="dxa"/>
-              <w:left w:w="120" w:type="dxa"/>
-              <w:bottom w:w="80" w:type="dxa"/>
-              <w:right w:w="120" w:type="dxa"/>
-            </w:tcMar>
-            <w:vAlign w:val="center"/>
-          </w:tcPr>
-          <w:p>
-            <w:pPr>
-              <w:jc w:val="center"/>
-            </w:pPr>
-            <w:r>
-              <w:rPr>
-                <w:color w:val="000000"/>
-                <w:sz w:val="20"/>
-                <w:szCs w:val="20"/>
-              </w:rPr>
-              <w:t>7</w:t>
-            </w:r>
-          </w:p>
-        </w:tc>
-      </w:tr>
-      <w:tr>
-        <w:tc>
-          <w:tcPr>
-            <w:tcW w:w="7360" w:type="dxa"/>
-            <w:gridSpan w:val="2"/>
-            <w:tcBorders>
-              <w:top w:val="single" w:sz="1" w:space="0" w:color="AAAAAA"/>
-              <w:left w:val="single" w:sz="1" w:space="0" w:color="AAAAAA"/>
-              <w:bottom w:val="single" w:sz="1" w:space="0" w:color="AAAAAA"/>
-              <w:right w:val="single" w:sz="1" w:space="0" w:color="AAAAAA"/>
-            </w:tcBorders>
-            <w:shd w:val="clear" w:color="auto" w:fill="D5E8F0"/>
-            <w:tcMar>
-              <w:top w:w="80" w:type="dxa"/>
-              <w:left w:w="120" w:type="dxa"/>
-              <w:bottom w:w="80" w:type="dxa"/>
-              <w:right w:w="120" w:type="dxa"/>
-            </w:tcMar>
-          </w:tcPr>
-          <w:p>
-            <w:r>
-              <w:rPr>
-                <w:b/>
-                <w:bCs/>
-                <w:color w:val="1F3864"/>
-                <w:sz w:val="21"/>
-                <w:szCs w:val="21"/>
-              </w:rPr>
-              <w:t>End-to-End Verification, Screenshots &amp; Reflection</w:t>
-            </w:r>
-          </w:p>
-        </w:tc>
-        <w:tc>
-          <w:tcPr>
-            <w:tcW w:w="2000" w:type="dxa"/>
-            <w:tcBorders>
-              <w:top w:val="single" w:sz="1" w:space="0" w:color="AAAAAA"/>
-              <w:left w:val="single" w:sz="1" w:space="0" w:color="AAAAAA"/>
-              <w:bottom w:val="single" w:sz="1" w:space="0" w:color="AAAAAA"/>
-              <w:right w:val="single" w:sz="1" w:space="0" w:color="AAAAAA"/>
-            </w:tcBorders>
-            <w:shd w:val="clear" w:color="auto" w:fill="D5E8F0"/>
-            <w:tcMar>
-              <w:top w:w="80" w:type="dxa"/>
-              <w:left w:w="120" w:type="dxa"/>
-              <w:bottom w:w="80" w:type="dxa"/>
-              <w:right w:w="120" w:type="dxa"/>
-            </w:tcMar>
-          </w:tcPr>
-          <w:p>
-            <w:pPr>
-              <w:jc w:val="center"/>
-            </w:pPr>
-            <w:r>
-              <w:rPr>
-                <w:b/>
-                <w:bCs/>
-                <w:color w:val="1F3864"/>
-                <w:sz w:val="21"/>
-                <w:szCs w:val="21"/>
-              </w:rPr>
-              <w:t>10 Marks</w:t>
-            </w:r>
-          </w:p>
-        </w:tc>
-      </w:tr>
-      <w:tr>
-        <w:tc>
-          <w:tcPr>
-            <w:tcW w:w="500" w:type="dxa"/>
-            <w:tcBorders>
-              <w:top w:val="single" w:sz="1" w:space="0" w:color="AAAAAA"/>
-              <w:left w:val="single" w:sz="1" w:space="0" w:color="AAAAAA"/>
-              <w:bottom w:val="single" w:sz="1" w:space="0" w:color="AAAAAA"/>
-              <w:right w:val="single" w:sz="1" w:space="0" w:color="AAAAAA"/>
-            </w:tcBorders>
-            <w:shd w:val="clear" w:color="auto" w:fill="EBF3FA"/>
-            <w:tcMar>
-              <w:top w:w="80" w:type="dxa"/>
-              <w:left w:w="120" w:type="dxa"/>
-              <w:bottom w:w="80" w:type="dxa"/>
-              <w:right w:w="120" w:type="dxa"/>
-            </w:tcMar>
-            <w:vAlign w:val="center"/>
-          </w:tcPr>
-          <w:p>
-            <w:pPr>
-              <w:jc w:val="center"/>
-            </w:pPr>
-            <w:r>
-              <w:rPr>
-                <w:b/>
-                <w:bCs/>
-                <w:color w:val="000000"/>
-                <w:sz w:val="20"/>
-                <w:szCs w:val="20"/>
-              </w:rPr>
-              <w:t>16</w:t>
-            </w:r>
-          </w:p>
-        </w:tc>
-        <w:tc>
-          <w:tcPr>
-            <w:tcW w:w="6860" w:type="dxa"/>
-            <w:tcBorders>
-              <w:top w:val="single" w:sz="1" w:space="0" w:color="AAAAAA"/>
-              <w:left w:val="single" w:sz="1" w:space="0" w:color="AAAAAA"/>
-              <w:bottom w:val="single" w:sz="1" w:space="0" w:color="AAAAAA"/>
-              <w:right w:val="single" w:sz="1" w:space="0" w:color="AAAAAA"/>
-            </w:tcBorders>
-            <w:shd w:val="clear" w:color="auto" w:fill="EBF3FA"/>
-            <w:tcMar>
-              <w:top w:w="80" w:type="dxa"/>
-              <w:left w:w="120" w:type="dxa"/>
-              <w:bottom w:w="80" w:type="dxa"/>
-              <w:right w:w="120" w:type="dxa"/>
-            </w:tcMar>
-            <w:vAlign w:val="center"/>
-          </w:tcPr>
-          <w:p>
-            <w:r>
-              <w:rPr>
-                <w:color w:val="000000"/>
-                <w:sz w:val="20"/>
-                <w:szCs w:val="20"/>
-              </w:rPr>
-              <w:t>Screenshots: all six workflow runs (CI + CD per environment), Docker Hub image tags, three live Render service URLs with all pages accessible.</w:t>
-            </w:r>
-          </w:p>
-        </w:tc>
-        <w:tc>
-          <w:tcPr>
-            <w:tcW w:w="2000" w:type="dxa"/>
-            <w:tcBorders>
-              <w:top w:val="single" w:sz="1" w:space="0" w:color="AAAAAA"/>
-              <w:left w:val="single" w:sz="1" w:space="0" w:color="AAAAAA"/>
-              <w:bottom w:val="single" w:sz="1" w:space="0" w:color="AAAAAA"/>
-              <w:right w:val="single" w:sz="1" w:space="0" w:color="AAAAAA"/>
-            </w:tcBorders>
-            <w:shd w:val="clear" w:color="auto" w:fill="EBF3FA"/>
-            <w:tcMar>
-              <w:top w:w="80" w:type="dxa"/>
-              <w:left w:w="120" w:type="dxa"/>
-              <w:bottom w:w="80" w:type="dxa"/>
-              <w:right w:w="120" w:type="dxa"/>
-            </w:tcMar>
-            <w:vAlign w:val="center"/>
-          </w:tcPr>
-          <w:p>
-            <w:pPr>
-              <w:jc w:val="center"/>
-            </w:pPr>
-            <w:r>
-              <w:rPr>
-                <w:color w:val="000000"/>
-                <w:sz w:val="20"/>
-                <w:szCs w:val="20"/>
-              </w:rPr>
-              <w:t>5</w:t>
-            </w:r>
-          </w:p>
-        </w:tc>
-      </w:tr>
-      <w:tr>
-        <w:tc>
-          <w:tcPr>
-            <w:tcW w:w="500" w:type="dxa"/>
-            <w:tcBorders>
-              <w:top w:val="single" w:sz="1" w:space="0" w:color="AAAAAA"/>
-              <w:left w:val="single" w:sz="1" w:space="0" w:color="AAAAAA"/>
-              <w:bottom w:val="single" w:sz="1" w:space="0" w:color="AAAAAA"/>
-              <w:right w:val="single" w:sz="1" w:space="0" w:color="AAAAAA"/>
-            </w:tcBorders>
-            <w:shd w:val="clear" w:color="auto" w:fill="FFFFFF"/>
-            <w:tcMar>
-              <w:top w:w="80" w:type="dxa"/>
-              <w:left w:w="120" w:type="dxa"/>
-              <w:bottom w:w="80" w:type="dxa"/>
-              <w:right w:w="120" w:type="dxa"/>
-            </w:tcMar>
-            <w:vAlign w:val="center"/>
-          </w:tcPr>
-          <w:p>
-            <w:pPr>
-              <w:jc w:val="center"/>
-            </w:pPr>
-            <w:r>
-              <w:rPr>
-                <w:b/>
-                <w:bCs/>
-                <w:color w:val="000000"/>
-                <w:sz w:val="20"/>
-                <w:szCs w:val="20"/>
-              </w:rPr>
-              <w:t>17</w:t>
-            </w:r>
-          </w:p>
-        </w:tc>
-        <w:tc>
-          <w:tcPr>
-            <w:tcW w:w="6860" w:type="dxa"/>
-            <w:tcBorders>
-              <w:top w:val="single" w:sz="1" w:space="0" w:color="AAAAAA"/>
-              <w:left w:val="single" w:sz="1" w:space="0" w:color="AAAAAA"/>
-              <w:bottom w:val="single" w:sz="1" w:space="0" w:color="AAAAAA"/>
-              <w:right w:val="single" w:sz="1" w:space="0" w:color="AAAAAA"/>
-            </w:tcBorders>
-            <w:shd w:val="clear" w:color="auto" w:fill="FFFFFF"/>
-            <w:tcMar>
-              <w:top w:w="80" w:type="dxa"/>
-              <w:left w:w="120" w:type="dxa"/>
-              <w:bottom w:w="80" w:type="dxa"/>
-              <w:right w:w="120" w:type="dxa"/>
-            </w:tcMar>
-            <w:vAlign w:val="center"/>
-          </w:tcPr>
-          <w:p>
-            <w:r>
-              <w:rPr>
-                <w:color w:val="000000"/>
-                <w:sz w:val="20"/>
-                <w:szCs w:val="20"/>
-              </w:rPr>
-              <w:t xml:space="preserve">Individual reflection (4–5 lines per </w:t>
-            </w:r>
-            <w:r>
-              <w:rPr>
-                <w:color w:val="000000"/>
-                <w:sz w:val="20"/>
-                <w:szCs w:val="20"/>
-              </w:rPr>
-              <w:t>member) on multi-environment CI/CD and their experience authoring a workflow file and an HTML page.</w:t>
+              <w:t>Individual reflection (4–5 lines per member) on multi-environment CI/CD and their experience authoring a workflow file and an HTML page.</w:t>
             </w:r>
           </w:p>
         </w:tc>
@@ -13303,13 +12686,7 @@
         <w:rPr>
           <w:color w:val="000000"/>
         </w:rPr>
-        <w:t xml:space="preserve">Completed Term Project document with all group details </w:t>
-      </w:r>
-      <w:r>
-        <w:rPr>
-          <w:color w:val="000000"/>
-        </w:rPr>
-        <w:t>filled in (Table 1), including each member's Assigned Workflow File and Assigned Page.</w:t>
+        <w:t>Completed Term Project document with all group details filled in (Table 1), including each member's Assigned Workflow File and Assigned Page.</w:t>
       </w:r>
     </w:p>
     <w:p>
@@ -13357,13 +12734,7 @@
         <w:rPr>
           <w:color w:val="000000"/>
         </w:rPr>
-        <w:t xml:space="preserve">Screenshot 1: GitHub </w:t>
-      </w:r>
-      <w:r>
-        <w:rPr>
-          <w:color w:val="000000"/>
-        </w:rPr>
-        <w:t>repository showing all three GitHub Environments (development, staging, production) with their respective secrets configured.</w:t>
+        <w:t>Screenshot 1: GitHub repository showing all three GitHub Environments (development, staging, production) with their respective secrets configured.</w:t>
       </w:r>
     </w:p>
     <w:p>
@@ -13379,13 +12750,7 @@
         <w:rPr>
           <w:color w:val="000000"/>
         </w:rPr>
-        <w:t>Screenshot 2: Each member's CI workflow run (ci-dev.yml) triggered by their individual PR – all steps green. One screenshot per me</w:t>
-      </w:r>
-      <w:r>
-        <w:rPr>
-          <w:color w:val="000000"/>
-        </w:rPr>
-        <w:t>mber or a combined view showing all members' runs.</w:t>
+        <w:t>Screenshot 2: Each member's CI workflow run (ci-dev.yml) triggered by their individual PR – all steps green. One screenshot per member or a combined view showing all members' runs.</w:t>
       </w:r>
     </w:p>
     <w:p>
@@ -13417,13 +12782,7 @@
         <w:rPr>
           <w:color w:val="000000"/>
         </w:rPr>
-        <w:t xml:space="preserve">Screenshot 4: All three </w:t>
-      </w:r>
-      <w:r>
-        <w:rPr>
-          <w:color w:val="000000"/>
-        </w:rPr>
-        <w:t>CD workflow runs (cd-dev.yml, cd-staging.yml, cd-prod.yml) – deploy step completed and confirmation echo visible.</w:t>
+        <w:t>Screenshot 4: All three CD workflow runs (cd-dev.yml, cd-staging.yml, cd-prod.yml) – deploy step completed and confirmation echo visible.</w:t>
       </w:r>
     </w:p>
     <w:p>
@@ -13439,13 +12798,7 @@
         <w:rPr>
           <w:color w:val="000000"/>
         </w:rPr>
-        <w:t xml:space="preserve">Screenshot 5: Live PakVista site on each of the three Render services showing all five pages are accessible (three screenshots total, one per </w:t>
-      </w:r>
-      <w:r>
-        <w:rPr>
-          <w:color w:val="000000"/>
-        </w:rPr>
-        <w:t>environment).</w:t>
+        <w:t>Screenshot 5: Live PakVista site on each of the three Render services showing all five pages are accessible (three screenshots total, one per environment).</w:t>
       </w:r>
     </w:p>
     <w:p>
@@ -13477,13 +12830,7 @@
         <w:rPr>
           <w:color w:val="000000"/>
         </w:rPr>
-        <w:t xml:space="preserve">Individual Reflection: Each team member must write 4–5 lines on what they learnt and any challenges they faced, especially regarding authoring a GitHub </w:t>
-      </w:r>
-      <w:r>
-        <w:rPr>
-          <w:color w:val="000000"/>
-        </w:rPr>
-        <w:t>Actions workflow file and building their HTML page.</w:t>
+        <w:t>Individual Reflection: Each team member must write 4–5 lines on what they learnt and any challenges they faced, especially regarding authoring a GitHub Actions workflow file and building their HTML page.</w:t>
       </w:r>
     </w:p>
     <w:p/>
@@ -13626,17 +12973,7 @@
                 <w:sz w:val="20"/>
                 <w:szCs w:val="20"/>
               </w:rPr>
-              <w:t xml:space="preserve">GitHub Environments (development, staging, production) </w:t>
-            </w:r>
-            <w:r>
-              <w:rPr>
-                <w:b/>
-                <w:bCs/>
-                <w:color w:val="000000"/>
-                <w:sz w:val="20"/>
-                <w:szCs w:val="20"/>
-              </w:rPr>
-              <w:t>&amp; All Secrets</w:t>
+              <w:t>GitHub Environments (development, staging, production) &amp; All Secrets</w:t>
             </w:r>
           </w:p>
         </w:tc>
@@ -13825,17 +13162,7 @@
                 <w:sz w:val="20"/>
                 <w:szCs w:val="20"/>
               </w:rPr>
-              <w:t xml:space="preserve">CD Workflow </w:t>
-            </w:r>
-            <w:r>
-              <w:rPr>
-                <w:b/>
-                <w:bCs/>
-                <w:color w:val="000000"/>
-                <w:sz w:val="20"/>
-                <w:szCs w:val="20"/>
-              </w:rPr>
-              <w:t>Runs – All three environments triggered by push events</w:t>
+              <w:t>CD Workflow Runs – All three environments triggered by push events</w:t>
             </w:r>
           </w:p>
         </w:tc>
@@ -13991,8 +13318,62 @@
                 <w:sz w:val="20"/>
                 <w:szCs w:val="20"/>
               </w:rPr>
-              <w:t xml:space="preserve">[Paste screenshot </w:t>
-            </w:r>
+              <w:t>[Paste screenshot here]</w:t>
+            </w:r>
+          </w:p>
+        </w:tc>
+      </w:tr>
+      <w:tr>
+        <w:tc>
+          <w:tcPr>
+            <w:tcW w:w="3200" w:type="dxa"/>
+            <w:tcBorders>
+              <w:top w:val="single" w:sz="1" w:space="0" w:color="AAAAAA"/>
+              <w:left w:val="single" w:sz="1" w:space="0" w:color="AAAAAA"/>
+              <w:bottom w:val="single" w:sz="1" w:space="0" w:color="AAAAAA"/>
+              <w:right w:val="single" w:sz="1" w:space="0" w:color="AAAAAA"/>
+            </w:tcBorders>
+            <w:shd w:val="clear" w:color="auto" w:fill="EBF3FA"/>
+            <w:tcMar>
+              <w:top w:w="80" w:type="dxa"/>
+              <w:left w:w="120" w:type="dxa"/>
+              <w:bottom w:w="80" w:type="dxa"/>
+              <w:right w:w="120" w:type="dxa"/>
+            </w:tcMar>
+            <w:vAlign w:val="center"/>
+          </w:tcPr>
+          <w:p>
+            <w:r>
+              <w:rPr>
+                <w:b/>
+                <w:bCs/>
+                <w:color w:val="000000"/>
+                <w:sz w:val="20"/>
+                <w:szCs w:val="20"/>
+              </w:rPr>
+              <w:lastRenderedPageBreak/>
+              <w:t>Live PakVista – Production Render Service (all 5 pages accessible)</w:t>
+            </w:r>
+          </w:p>
+        </w:tc>
+        <w:tc>
+          <w:tcPr>
+            <w:tcW w:w="6160" w:type="dxa"/>
+            <w:tcBorders>
+              <w:top w:val="single" w:sz="1" w:space="0" w:color="AAAAAA"/>
+              <w:left w:val="single" w:sz="1" w:space="0" w:color="AAAAAA"/>
+              <w:bottom w:val="single" w:sz="1" w:space="0" w:color="AAAAAA"/>
+              <w:right w:val="single" w:sz="1" w:space="0" w:color="AAAAAA"/>
+            </w:tcBorders>
+            <w:shd w:val="clear" w:color="auto" w:fill="EBF3FA"/>
+            <w:tcMar>
+              <w:top w:w="80" w:type="dxa"/>
+              <w:left w:w="120" w:type="dxa"/>
+              <w:bottom w:w="80" w:type="dxa"/>
+              <w:right w:w="120" w:type="dxa"/>
+            </w:tcMar>
+          </w:tcPr>
+          <w:p>
             <w:r>
               <w:rPr>
                 <w:i/>
@@ -14001,7 +13382,7 @@
                 <w:sz w:val="20"/>
                 <w:szCs w:val="20"/>
               </w:rPr>
-              <w:t>here]</w:t>
+              <w:t>[Paste screenshot here]</w:t>
             </w:r>
           </w:p>
         </w:tc>
@@ -14016,26 +13397,25 @@
               <w:bottom w:val="single" w:sz="1" w:space="0" w:color="AAAAAA"/>
               <w:right w:val="single" w:sz="1" w:space="0" w:color="AAAAAA"/>
             </w:tcBorders>
-            <w:shd w:val="clear" w:color="auto" w:fill="EBF3FA"/>
-            <w:tcMar>
-              <w:top w:w="80" w:type="dxa"/>
-              <w:left w:w="120" w:type="dxa"/>
-              <w:bottom w:w="80" w:type="dxa"/>
-              <w:right w:w="120" w:type="dxa"/>
-            </w:tcMar>
-            <w:vAlign w:val="center"/>
-          </w:tcPr>
-          <w:p>
-            <w:r>
-              <w:rPr>
-                <w:b/>
-                <w:bCs/>
-                <w:color w:val="000000"/>
-                <w:sz w:val="20"/>
-                <w:szCs w:val="20"/>
-              </w:rPr>
-              <w:lastRenderedPageBreak/>
-              <w:t>Live PakVista – Production Render Service (all 5 pages accessible)</w:t>
+            <w:shd w:val="clear" w:color="auto" w:fill="FFFFFF"/>
+            <w:tcMar>
+              <w:top w:w="80" w:type="dxa"/>
+              <w:left w:w="120" w:type="dxa"/>
+              <w:bottom w:w="80" w:type="dxa"/>
+              <w:right w:w="120" w:type="dxa"/>
+            </w:tcMar>
+            <w:vAlign w:val="center"/>
+          </w:tcPr>
+          <w:p>
+            <w:r>
+              <w:rPr>
+                <w:b/>
+                <w:bCs/>
+                <w:color w:val="000000"/>
+                <w:sz w:val="20"/>
+                <w:szCs w:val="20"/>
+              </w:rPr>
+              <w:t>Term Project .docx visible in GitHub Repository file listing</w:t>
             </w:r>
           </w:p>
         </w:tc>
@@ -14048,7 +13428,7 @@
               <w:bottom w:val="single" w:sz="1" w:space="0" w:color="AAAAAA"/>
               <w:right w:val="single" w:sz="1" w:space="0" w:color="AAAAAA"/>
             </w:tcBorders>
-            <w:shd w:val="clear" w:color="auto" w:fill="EBF3FA"/>
+            <w:shd w:val="clear" w:color="auto" w:fill="FFFFFF"/>
             <w:tcMar>
               <w:top w:w="80" w:type="dxa"/>
               <w:left w:w="120" w:type="dxa"/>
@@ -14070,69 +13450,6 @@
           </w:p>
         </w:tc>
       </w:tr>
-      <w:tr>
-        <w:tc>
-          <w:tcPr>
-            <w:tcW w:w="3200" w:type="dxa"/>
-            <w:tcBorders>
-              <w:top w:val="single" w:sz="1" w:space="0" w:color="AAAAAA"/>
-              <w:left w:val="single" w:sz="1" w:space="0" w:color="AAAAAA"/>
-              <w:bottom w:val="single" w:sz="1" w:space="0" w:color="AAAAAA"/>
-              <w:right w:val="single" w:sz="1" w:space="0" w:color="AAAAAA"/>
-            </w:tcBorders>
-            <w:shd w:val="clear" w:color="auto" w:fill="FFFFFF"/>
-            <w:tcMar>
-              <w:top w:w="80" w:type="dxa"/>
-              <w:left w:w="120" w:type="dxa"/>
-              <w:bottom w:w="80" w:type="dxa"/>
-              <w:right w:w="120" w:type="dxa"/>
-            </w:tcMar>
-            <w:vAlign w:val="center"/>
-          </w:tcPr>
-          <w:p>
-            <w:r>
-              <w:rPr>
-                <w:b/>
-                <w:bCs/>
-                <w:color w:val="000000"/>
-                <w:sz w:val="20"/>
-                <w:szCs w:val="20"/>
-              </w:rPr>
-              <w:t>Term Project .docx visible in GitHub Repository file listing</w:t>
-            </w:r>
-          </w:p>
-        </w:tc>
-        <w:tc>
-          <w:tcPr>
-            <w:tcW w:w="6160" w:type="dxa"/>
-            <w:tcBorders>
-              <w:top w:val="single" w:sz="1" w:space="0" w:color="AAAAAA"/>
-              <w:left w:val="single" w:sz="1" w:space="0" w:color="AAAAAA"/>
-              <w:bottom w:val="single" w:sz="1" w:space="0" w:color="AAAAAA"/>
-              <w:right w:val="single" w:sz="1" w:space="0" w:color="AAAAAA"/>
-            </w:tcBorders>
-            <w:shd w:val="clear" w:color="auto" w:fill="FFFFFF"/>
-            <w:tcMar>
-              <w:top w:w="80" w:type="dxa"/>
-              <w:left w:w="120" w:type="dxa"/>
-              <w:bottom w:w="80" w:type="dxa"/>
-              <w:right w:w="120" w:type="dxa"/>
-            </w:tcMar>
-          </w:tcPr>
-          <w:p>
-            <w:r>
-              <w:rPr>
-                <w:i/>
-                <w:iCs/>
-                <w:color w:val="595959"/>
-                <w:sz w:val="20"/>
-                <w:szCs w:val="20"/>
-              </w:rPr>
-              <w:t>[Paste screenshot here]</w:t>
-            </w:r>
-          </w:p>
-        </w:tc>
-      </w:tr>
     </w:tbl>
     <w:p/>
     <w:p>
@@ -14151,13 +13468,7 @@
         <w:rPr>
           <w:color w:val="000000"/>
         </w:rPr>
-        <w:t xml:space="preserve">Each team member must write 4–5 lines below </w:t>
-      </w:r>
-      <w:r>
-        <w:rPr>
-          <w:color w:val="000000"/>
-        </w:rPr>
-        <w:t>describing what they learnt during this Term Project, any challenges they encountered while authoring their workflow file and building their HTML page, and how they resolved those challenges.</w:t>
+        <w:t>Each team member must write 4–5 lines below describing what they learnt during this Term Project, any challenges they encountered while authoring their workflow file and building their HTML page, and how they resolved those challenges.</w:t>
       </w:r>
     </w:p>
     <w:p/>
@@ -14187,15 +13498,7 @@
           <w:iCs/>
           <w:color w:val="595959"/>
         </w:rPr>
-        <w:t>[Write your 4–5 line refl</w:t>
-      </w:r>
-      <w:r>
-        <w:rPr>
-          <w:i/>
-          <w:iCs/>
-          <w:color w:val="595959"/>
-        </w:rPr>
-        <w:t>ection here]</w:t>
+        <w:t>[Write your 4–5 line reflection here]</w:t>
       </w:r>
     </w:p>
     <w:p/>
@@ -14299,15 +13602,7 @@
           <w:bCs/>
           <w:color w:val="2E75B6"/>
         </w:rPr>
-        <w:t xml:space="preserve">Member 5: </w:t>
-      </w:r>
-      <w:r>
-        <w:rPr>
-          <w:b/>
-          <w:bCs/>
-          <w:color w:val="2E75B6"/>
-        </w:rPr>
-        <w:t>[Student Name] – Reflection</w:t>
+        <w:t>Member 5: [Student Name] – Reflection</w:t>
       </w:r>
     </w:p>
     <w:p>
@@ -14349,13 +13644,7 @@
         <w:rPr>
           <w:color w:val="000000"/>
         </w:rPr>
-        <w:t>All technical work must align with the official documentation listed below. Students are expected to consult these resources while building their workflow</w:t>
-      </w:r>
-      <w:r>
-        <w:rPr>
-          <w:color w:val="000000"/>
-        </w:rPr>
-        <w:t xml:space="preserve"> files, Dockerfile, and HTML pages.</w:t>
+        <w:t>All technical work must align with the official documentation listed below. Students are expected to consult these resources while building their workflow files, Dockerfile, and HTML pages.</w:t>
       </w:r>
     </w:p>
     <w:p/>
@@ -14631,8 +13920,61 @@
                 <w:sz w:val="18"/>
                 <w:szCs w:val="18"/>
               </w:rPr>
-              <w:t>https://docs.github.com/en/actions/writing-workflows/choosing-what-your-workflow-does</w:t>
-            </w:r>
+              <w:t>https://docs.github.com/en/actions/writing-workflows/choosing-what-your-workflow-does/accessing-contextual-information-about-workflow-runs</w:t>
+            </w:r>
+          </w:p>
+        </w:tc>
+      </w:tr>
+      <w:tr>
+        <w:tc>
+          <w:tcPr>
+            <w:tcW w:w="3400" w:type="dxa"/>
+            <w:tcBorders>
+              <w:top w:val="single" w:sz="1" w:space="0" w:color="AAAAAA"/>
+              <w:left w:val="single" w:sz="1" w:space="0" w:color="AAAAAA"/>
+              <w:bottom w:val="single" w:sz="1" w:space="0" w:color="AAAAAA"/>
+              <w:right w:val="single" w:sz="1" w:space="0" w:color="AAAAAA"/>
+            </w:tcBorders>
+            <w:shd w:val="clear" w:color="auto" w:fill="FFFFFF"/>
+            <w:tcMar>
+              <w:top w:w="80" w:type="dxa"/>
+              <w:left w:w="120" w:type="dxa"/>
+              <w:bottom w:w="80" w:type="dxa"/>
+              <w:right w:w="120" w:type="dxa"/>
+            </w:tcMar>
+            <w:vAlign w:val="center"/>
+          </w:tcPr>
+          <w:p>
+            <w:r>
+              <w:rPr>
+                <w:b/>
+                <w:bCs/>
+                <w:color w:val="000000"/>
+                <w:sz w:val="20"/>
+                <w:szCs w:val="20"/>
+              </w:rPr>
+              <w:t>GitHub Actions – Encrypted Secrets</w:t>
+            </w:r>
+          </w:p>
+        </w:tc>
+        <w:tc>
+          <w:tcPr>
+            <w:tcW w:w="5960" w:type="dxa"/>
+            <w:tcBorders>
+              <w:top w:val="single" w:sz="1" w:space="0" w:color="AAAAAA"/>
+              <w:left w:val="single" w:sz="1" w:space="0" w:color="AAAAAA"/>
+              <w:bottom w:val="single" w:sz="1" w:space="0" w:color="AAAAAA"/>
+              <w:right w:val="single" w:sz="1" w:space="0" w:color="AAAAAA"/>
+            </w:tcBorders>
+            <w:shd w:val="clear" w:color="auto" w:fill="FFFFFF"/>
+            <w:tcMar>
+              <w:top w:w="80" w:type="dxa"/>
+              <w:left w:w="120" w:type="dxa"/>
+              <w:bottom w:w="80" w:type="dxa"/>
+              <w:right w:w="120" w:type="dxa"/>
+            </w:tcMar>
+          </w:tcPr>
+          <w:p>
             <w:r>
               <w:rPr>
                 <w:rFonts w:ascii="Courier New" w:eastAsia="Courier New" w:hAnsi="Courier New" w:cs="Courier New"/>
@@ -14640,7 +13982,7 @@
                 <w:sz w:val="18"/>
                 <w:szCs w:val="18"/>
               </w:rPr>
-              <w:t>/accessing-contextual-information-about-workflow-runs</w:t>
+              <w:t>https://docs.github.com/en/actions/security-guides/encrypted-secrets</w:t>
             </w:r>
           </w:p>
         </w:tc>
@@ -14655,25 +13997,25 @@
               <w:bottom w:val="single" w:sz="1" w:space="0" w:color="AAAAAA"/>
               <w:right w:val="single" w:sz="1" w:space="0" w:color="AAAAAA"/>
             </w:tcBorders>
-            <w:shd w:val="clear" w:color="auto" w:fill="FFFFFF"/>
-            <w:tcMar>
-              <w:top w:w="80" w:type="dxa"/>
-              <w:left w:w="120" w:type="dxa"/>
-              <w:bottom w:w="80" w:type="dxa"/>
-              <w:right w:w="120" w:type="dxa"/>
-            </w:tcMar>
-            <w:vAlign w:val="center"/>
-          </w:tcPr>
-          <w:p>
-            <w:r>
-              <w:rPr>
-                <w:b/>
-                <w:bCs/>
-                <w:color w:val="000000"/>
-                <w:sz w:val="20"/>
-                <w:szCs w:val="20"/>
-              </w:rPr>
-              <w:t>GitHub Actions – Encrypted Secrets</w:t>
+            <w:shd w:val="clear" w:color="auto" w:fill="EBF3FA"/>
+            <w:tcMar>
+              <w:top w:w="80" w:type="dxa"/>
+              <w:left w:w="120" w:type="dxa"/>
+              <w:bottom w:w="80" w:type="dxa"/>
+              <w:right w:w="120" w:type="dxa"/>
+            </w:tcMar>
+            <w:vAlign w:val="center"/>
+          </w:tcPr>
+          <w:p>
+            <w:r>
+              <w:rPr>
+                <w:b/>
+                <w:bCs/>
+                <w:color w:val="000000"/>
+                <w:sz w:val="20"/>
+                <w:szCs w:val="20"/>
+              </w:rPr>
+              <w:t>GitHub Actions – Environments for Deployment</w:t>
             </w:r>
           </w:p>
         </w:tc>
@@ -14686,7 +14028,7 @@
               <w:bottom w:val="single" w:sz="1" w:space="0" w:color="AAAAAA"/>
               <w:right w:val="single" w:sz="1" w:space="0" w:color="AAAAAA"/>
             </w:tcBorders>
-            <w:shd w:val="clear" w:color="auto" w:fill="FFFFFF"/>
+            <w:shd w:val="clear" w:color="auto" w:fill="EBF3FA"/>
             <w:tcMar>
               <w:top w:w="80" w:type="dxa"/>
               <w:left w:w="120" w:type="dxa"/>
@@ -14702,7 +14044,7 @@
                 <w:sz w:val="18"/>
                 <w:szCs w:val="18"/>
               </w:rPr>
-              <w:t>https://docs.github.com/en/actions/security-guides/encrypted-secrets</w:t>
+              <w:t>https://docs.github.com/en/actions/deployment/targeting-different-environments/using-environments-for-deployment</w:t>
             </w:r>
           </w:p>
         </w:tc>
@@ -14717,25 +14059,25 @@
               <w:bottom w:val="single" w:sz="1" w:space="0" w:color="AAAAAA"/>
               <w:right w:val="single" w:sz="1" w:space="0" w:color="AAAAAA"/>
             </w:tcBorders>
-            <w:shd w:val="clear" w:color="auto" w:fill="EBF3FA"/>
-            <w:tcMar>
-              <w:top w:w="80" w:type="dxa"/>
-              <w:left w:w="120" w:type="dxa"/>
-              <w:bottom w:w="80" w:type="dxa"/>
-              <w:right w:w="120" w:type="dxa"/>
-            </w:tcMar>
-            <w:vAlign w:val="center"/>
-          </w:tcPr>
-          <w:p>
-            <w:r>
-              <w:rPr>
-                <w:b/>
-                <w:bCs/>
-                <w:color w:val="000000"/>
-                <w:sz w:val="20"/>
-                <w:szCs w:val="20"/>
-              </w:rPr>
-              <w:t>GitHub Actions – Environments for Deployment</w:t>
+            <w:shd w:val="clear" w:color="auto" w:fill="FFFFFF"/>
+            <w:tcMar>
+              <w:top w:w="80" w:type="dxa"/>
+              <w:left w:w="120" w:type="dxa"/>
+              <w:bottom w:w="80" w:type="dxa"/>
+              <w:right w:w="120" w:type="dxa"/>
+            </w:tcMar>
+            <w:vAlign w:val="center"/>
+          </w:tcPr>
+          <w:p>
+            <w:r>
+              <w:rPr>
+                <w:b/>
+                <w:bCs/>
+                <w:color w:val="000000"/>
+                <w:sz w:val="20"/>
+                <w:szCs w:val="20"/>
+              </w:rPr>
+              <w:t>GitHub Actions – Branch Protection Rules</w:t>
             </w:r>
           </w:p>
         </w:tc>
@@ -14748,7 +14090,7 @@
               <w:bottom w:val="single" w:sz="1" w:space="0" w:color="AAAAAA"/>
               <w:right w:val="single" w:sz="1" w:space="0" w:color="AAAAAA"/>
             </w:tcBorders>
-            <w:shd w:val="clear" w:color="auto" w:fill="EBF3FA"/>
+            <w:shd w:val="clear" w:color="auto" w:fill="FFFFFF"/>
             <w:tcMar>
               <w:top w:w="80" w:type="dxa"/>
               <w:left w:w="120" w:type="dxa"/>
@@ -14764,7 +14106,7 @@
                 <w:sz w:val="18"/>
                 <w:szCs w:val="18"/>
               </w:rPr>
-              <w:t>https://docs.github.com/en/actions/deployment/targeting-different-environments/using-environments-for-deployment</w:t>
+              <w:t>https://docs.github.com/en/repositories/configuring-branches-and-merges-in-your-repository/managing-protected-branches/about-protected-branches</w:t>
             </w:r>
           </w:p>
         </w:tc>
@@ -14779,25 +14121,25 @@
               <w:bottom w:val="single" w:sz="1" w:space="0" w:color="AAAAAA"/>
               <w:right w:val="single" w:sz="1" w:space="0" w:color="AAAAAA"/>
             </w:tcBorders>
-            <w:shd w:val="clear" w:color="auto" w:fill="FFFFFF"/>
-            <w:tcMar>
-              <w:top w:w="80" w:type="dxa"/>
-              <w:left w:w="120" w:type="dxa"/>
-              <w:bottom w:w="80" w:type="dxa"/>
-              <w:right w:w="120" w:type="dxa"/>
-            </w:tcMar>
-            <w:vAlign w:val="center"/>
-          </w:tcPr>
-          <w:p>
-            <w:r>
-              <w:rPr>
-                <w:b/>
-                <w:bCs/>
-                <w:color w:val="000000"/>
-                <w:sz w:val="20"/>
-                <w:szCs w:val="20"/>
-              </w:rPr>
-              <w:t>GitHub Actions – Branch Protection Rules</w:t>
+            <w:shd w:val="clear" w:color="auto" w:fill="EBF3FA"/>
+            <w:tcMar>
+              <w:top w:w="80" w:type="dxa"/>
+              <w:left w:w="120" w:type="dxa"/>
+              <w:bottom w:w="80" w:type="dxa"/>
+              <w:right w:w="120" w:type="dxa"/>
+            </w:tcMar>
+            <w:vAlign w:val="center"/>
+          </w:tcPr>
+          <w:p>
+            <w:r>
+              <w:rPr>
+                <w:b/>
+                <w:bCs/>
+                <w:color w:val="000000"/>
+                <w:sz w:val="20"/>
+                <w:szCs w:val="20"/>
+              </w:rPr>
+              <w:t>actions/checkout@v4 (Official Action)</w:t>
             </w:r>
           </w:p>
         </w:tc>
@@ -14810,7 +14152,7 @@
               <w:bottom w:val="single" w:sz="1" w:space="0" w:color="AAAAAA"/>
               <w:right w:val="single" w:sz="1" w:space="0" w:color="AAAAAA"/>
             </w:tcBorders>
-            <w:shd w:val="clear" w:color="auto" w:fill="FFFFFF"/>
+            <w:shd w:val="clear" w:color="auto" w:fill="EBF3FA"/>
             <w:tcMar>
               <w:top w:w="80" w:type="dxa"/>
               <w:left w:w="120" w:type="dxa"/>
@@ -14826,7 +14168,7 @@
                 <w:sz w:val="18"/>
                 <w:szCs w:val="18"/>
               </w:rPr>
-              <w:t>https://docs.github.com/en/repositories/configuring-branches-and-merges-in-your-repository/managing-protected-branches/about-protected-branches</w:t>
+              <w:t>https://github.com/actions/checkout</w:t>
             </w:r>
           </w:p>
         </w:tc>
@@ -14841,25 +14183,25 @@
               <w:bottom w:val="single" w:sz="1" w:space="0" w:color="AAAAAA"/>
               <w:right w:val="single" w:sz="1" w:space="0" w:color="AAAAAA"/>
             </w:tcBorders>
-            <w:shd w:val="clear" w:color="auto" w:fill="EBF3FA"/>
-            <w:tcMar>
-              <w:top w:w="80" w:type="dxa"/>
-              <w:left w:w="120" w:type="dxa"/>
-              <w:bottom w:w="80" w:type="dxa"/>
-              <w:right w:w="120" w:type="dxa"/>
-            </w:tcMar>
-            <w:vAlign w:val="center"/>
-          </w:tcPr>
-          <w:p>
-            <w:r>
-              <w:rPr>
-                <w:b/>
-                <w:bCs/>
-                <w:color w:val="000000"/>
-                <w:sz w:val="20"/>
-                <w:szCs w:val="20"/>
-              </w:rPr>
-              <w:t>actions/checkout@v4 (Official Action)</w:t>
+            <w:shd w:val="clear" w:color="auto" w:fill="FFFFFF"/>
+            <w:tcMar>
+              <w:top w:w="80" w:type="dxa"/>
+              <w:left w:w="120" w:type="dxa"/>
+              <w:bottom w:w="80" w:type="dxa"/>
+              <w:right w:w="120" w:type="dxa"/>
+            </w:tcMar>
+            <w:vAlign w:val="center"/>
+          </w:tcPr>
+          <w:p>
+            <w:r>
+              <w:rPr>
+                <w:b/>
+                <w:bCs/>
+                <w:color w:val="000000"/>
+                <w:sz w:val="20"/>
+                <w:szCs w:val="20"/>
+              </w:rPr>
+              <w:t>docker/login-action@v3 (Official Docker Action)</w:t>
             </w:r>
           </w:p>
         </w:tc>
@@ -14872,7 +14214,7 @@
               <w:bottom w:val="single" w:sz="1" w:space="0" w:color="AAAAAA"/>
               <w:right w:val="single" w:sz="1" w:space="0" w:color="AAAAAA"/>
             </w:tcBorders>
-            <w:shd w:val="clear" w:color="auto" w:fill="EBF3FA"/>
+            <w:shd w:val="clear" w:color="auto" w:fill="FFFFFF"/>
             <w:tcMar>
               <w:top w:w="80" w:type="dxa"/>
               <w:left w:w="120" w:type="dxa"/>
@@ -14888,7 +14230,7 @@
                 <w:sz w:val="18"/>
                 <w:szCs w:val="18"/>
               </w:rPr>
-              <w:t>https://github.com/actions/checkout</w:t>
+              <w:t>https://github.com/docker/login-action</w:t>
             </w:r>
           </w:p>
         </w:tc>
@@ -14903,35 +14245,25 @@
               <w:bottom w:val="single" w:sz="1" w:space="0" w:color="AAAAAA"/>
               <w:right w:val="single" w:sz="1" w:space="0" w:color="AAAAAA"/>
             </w:tcBorders>
-            <w:shd w:val="clear" w:color="auto" w:fill="FFFFFF"/>
-            <w:tcMar>
-              <w:top w:w="80" w:type="dxa"/>
-              <w:left w:w="120" w:type="dxa"/>
-              <w:bottom w:w="80" w:type="dxa"/>
-              <w:right w:w="120" w:type="dxa"/>
-            </w:tcMar>
-            <w:vAlign w:val="center"/>
-          </w:tcPr>
-          <w:p>
-            <w:r>
-              <w:rPr>
-                <w:b/>
-                <w:bCs/>
-                <w:color w:val="000000"/>
-                <w:sz w:val="20"/>
-                <w:szCs w:val="20"/>
-              </w:rPr>
-              <w:t xml:space="preserve">docker/login-action@v3 (Official </w:t>
-            </w:r>
-            <w:r>
-              <w:rPr>
-                <w:b/>
-                <w:bCs/>
-                <w:color w:val="000000"/>
-                <w:sz w:val="20"/>
-                <w:szCs w:val="20"/>
-              </w:rPr>
-              <w:t>Docker Action)</w:t>
+            <w:shd w:val="clear" w:color="auto" w:fill="EBF3FA"/>
+            <w:tcMar>
+              <w:top w:w="80" w:type="dxa"/>
+              <w:left w:w="120" w:type="dxa"/>
+              <w:bottom w:w="80" w:type="dxa"/>
+              <w:right w:w="120" w:type="dxa"/>
+            </w:tcMar>
+            <w:vAlign w:val="center"/>
+          </w:tcPr>
+          <w:p>
+            <w:r>
+              <w:rPr>
+                <w:b/>
+                <w:bCs/>
+                <w:color w:val="000000"/>
+                <w:sz w:val="20"/>
+                <w:szCs w:val="20"/>
+              </w:rPr>
+              <w:t>docker/build-push-action@v5 (Official Docker Action)</w:t>
             </w:r>
           </w:p>
         </w:tc>
@@ -14944,7 +14276,7 @@
               <w:bottom w:val="single" w:sz="1" w:space="0" w:color="AAAAAA"/>
               <w:right w:val="single" w:sz="1" w:space="0" w:color="AAAAAA"/>
             </w:tcBorders>
-            <w:shd w:val="clear" w:color="auto" w:fill="FFFFFF"/>
+            <w:shd w:val="clear" w:color="auto" w:fill="EBF3FA"/>
             <w:tcMar>
               <w:top w:w="80" w:type="dxa"/>
               <w:left w:w="120" w:type="dxa"/>
@@ -14960,7 +14292,7 @@
                 <w:sz w:val="18"/>
                 <w:szCs w:val="18"/>
               </w:rPr>
-              <w:t>https://github.com/docker/login-action</w:t>
+              <w:t>https://github.com/docker/build-push-action</w:t>
             </w:r>
           </w:p>
         </w:tc>
@@ -14975,25 +14307,25 @@
               <w:bottom w:val="single" w:sz="1" w:space="0" w:color="AAAAAA"/>
               <w:right w:val="single" w:sz="1" w:space="0" w:color="AAAAAA"/>
             </w:tcBorders>
-            <w:shd w:val="clear" w:color="auto" w:fill="EBF3FA"/>
-            <w:tcMar>
-              <w:top w:w="80" w:type="dxa"/>
-              <w:left w:w="120" w:type="dxa"/>
-              <w:bottom w:w="80" w:type="dxa"/>
-              <w:right w:w="120" w:type="dxa"/>
-            </w:tcMar>
-            <w:vAlign w:val="center"/>
-          </w:tcPr>
-          <w:p>
-            <w:r>
-              <w:rPr>
-                <w:b/>
-                <w:bCs/>
-                <w:color w:val="000000"/>
-                <w:sz w:val="20"/>
-                <w:szCs w:val="20"/>
-              </w:rPr>
-              <w:t>docker/build-push-action@v5 (Official Docker Action)</w:t>
+            <w:shd w:val="clear" w:color="auto" w:fill="FFFFFF"/>
+            <w:tcMar>
+              <w:top w:w="80" w:type="dxa"/>
+              <w:left w:w="120" w:type="dxa"/>
+              <w:bottom w:w="80" w:type="dxa"/>
+              <w:right w:w="120" w:type="dxa"/>
+            </w:tcMar>
+            <w:vAlign w:val="center"/>
+          </w:tcPr>
+          <w:p>
+            <w:r>
+              <w:rPr>
+                <w:b/>
+                <w:bCs/>
+                <w:color w:val="000000"/>
+                <w:sz w:val="20"/>
+                <w:szCs w:val="20"/>
+              </w:rPr>
+              <w:t>docker/metadata-action@v5 (Official Docker Action)</w:t>
             </w:r>
           </w:p>
         </w:tc>
@@ -15006,7 +14338,7 @@
               <w:bottom w:val="single" w:sz="1" w:space="0" w:color="AAAAAA"/>
               <w:right w:val="single" w:sz="1" w:space="0" w:color="AAAAAA"/>
             </w:tcBorders>
-            <w:shd w:val="clear" w:color="auto" w:fill="EBF3FA"/>
+            <w:shd w:val="clear" w:color="auto" w:fill="FFFFFF"/>
             <w:tcMar>
               <w:top w:w="80" w:type="dxa"/>
               <w:left w:w="120" w:type="dxa"/>
@@ -15022,7 +14354,7 @@
                 <w:sz w:val="18"/>
                 <w:szCs w:val="18"/>
               </w:rPr>
-              <w:t>https://github.com/docker/build-push-action</w:t>
+              <w:t>https://github.com/docker/metadata-action</w:t>
             </w:r>
           </w:p>
         </w:tc>
@@ -15037,25 +14369,25 @@
               <w:bottom w:val="single" w:sz="1" w:space="0" w:color="AAAAAA"/>
               <w:right w:val="single" w:sz="1" w:space="0" w:color="AAAAAA"/>
             </w:tcBorders>
-            <w:shd w:val="clear" w:color="auto" w:fill="FFFFFF"/>
-            <w:tcMar>
-              <w:top w:w="80" w:type="dxa"/>
-              <w:left w:w="120" w:type="dxa"/>
-              <w:bottom w:w="80" w:type="dxa"/>
-              <w:right w:w="120" w:type="dxa"/>
-            </w:tcMar>
-            <w:vAlign w:val="center"/>
-          </w:tcPr>
-          <w:p>
-            <w:r>
-              <w:rPr>
-                <w:b/>
-                <w:bCs/>
-                <w:color w:val="000000"/>
-                <w:sz w:val="20"/>
-                <w:szCs w:val="20"/>
-              </w:rPr>
-              <w:t>docker/metadata-action@v5 (Official Docker Action)</w:t>
+            <w:shd w:val="clear" w:color="auto" w:fill="EBF3FA"/>
+            <w:tcMar>
+              <w:top w:w="80" w:type="dxa"/>
+              <w:left w:w="120" w:type="dxa"/>
+              <w:bottom w:w="80" w:type="dxa"/>
+              <w:right w:w="120" w:type="dxa"/>
+            </w:tcMar>
+            <w:vAlign w:val="center"/>
+          </w:tcPr>
+          <w:p>
+            <w:r>
+              <w:rPr>
+                <w:b/>
+                <w:bCs/>
+                <w:color w:val="000000"/>
+                <w:sz w:val="20"/>
+                <w:szCs w:val="20"/>
+              </w:rPr>
+              <w:t>Docker Hub – Repositories &amp; Access Tokens</w:t>
             </w:r>
           </w:p>
         </w:tc>
@@ -15068,7 +14400,7 @@
               <w:bottom w:val="single" w:sz="1" w:space="0" w:color="AAAAAA"/>
               <w:right w:val="single" w:sz="1" w:space="0" w:color="AAAAAA"/>
             </w:tcBorders>
-            <w:shd w:val="clear" w:color="auto" w:fill="FFFFFF"/>
+            <w:shd w:val="clear" w:color="auto" w:fill="EBF3FA"/>
             <w:tcMar>
               <w:top w:w="80" w:type="dxa"/>
               <w:left w:w="120" w:type="dxa"/>
@@ -15084,7 +14416,7 @@
                 <w:sz w:val="18"/>
                 <w:szCs w:val="18"/>
               </w:rPr>
-              <w:t>https://github.com/docker/metadata-action</w:t>
+              <w:t>https://docs.docker.com/docker-hub/ | https://docs.docker.com/security/for-developers/access-tokens/</w:t>
             </w:r>
           </w:p>
         </w:tc>
@@ -15099,35 +14431,25 @@
               <w:bottom w:val="single" w:sz="1" w:space="0" w:color="AAAAAA"/>
               <w:right w:val="single" w:sz="1" w:space="0" w:color="AAAAAA"/>
             </w:tcBorders>
-            <w:shd w:val="clear" w:color="auto" w:fill="EBF3FA"/>
-            <w:tcMar>
-              <w:top w:w="80" w:type="dxa"/>
-              <w:left w:w="120" w:type="dxa"/>
-              <w:bottom w:w="80" w:type="dxa"/>
-              <w:right w:w="120" w:type="dxa"/>
-            </w:tcMar>
-            <w:vAlign w:val="center"/>
-          </w:tcPr>
-          <w:p>
-            <w:r>
-              <w:rPr>
-                <w:b/>
-                <w:bCs/>
-                <w:color w:val="000000"/>
-                <w:sz w:val="20"/>
-                <w:szCs w:val="20"/>
-              </w:rPr>
-              <w:t xml:space="preserve">Docker </w:t>
-            </w:r>
-            <w:r>
-              <w:rPr>
-                <w:b/>
-                <w:bCs/>
-                <w:color w:val="000000"/>
-                <w:sz w:val="20"/>
-                <w:szCs w:val="20"/>
-              </w:rPr>
-              <w:t>Hub – Repositories &amp; Access Tokens</w:t>
+            <w:shd w:val="clear" w:color="auto" w:fill="FFFFFF"/>
+            <w:tcMar>
+              <w:top w:w="80" w:type="dxa"/>
+              <w:left w:w="120" w:type="dxa"/>
+              <w:bottom w:w="80" w:type="dxa"/>
+              <w:right w:w="120" w:type="dxa"/>
+            </w:tcMar>
+            <w:vAlign w:val="center"/>
+          </w:tcPr>
+          <w:p>
+            <w:r>
+              <w:rPr>
+                <w:b/>
+                <w:bCs/>
+                <w:color w:val="000000"/>
+                <w:sz w:val="20"/>
+                <w:szCs w:val="20"/>
+              </w:rPr>
+              <w:t>Docker Official nginx Image</w:t>
             </w:r>
           </w:p>
         </w:tc>
@@ -15140,7 +14462,7 @@
               <w:bottom w:val="single" w:sz="1" w:space="0" w:color="AAAAAA"/>
               <w:right w:val="single" w:sz="1" w:space="0" w:color="AAAAAA"/>
             </w:tcBorders>
-            <w:shd w:val="clear" w:color="auto" w:fill="EBF3FA"/>
+            <w:shd w:val="clear" w:color="auto" w:fill="FFFFFF"/>
             <w:tcMar>
               <w:top w:w="80" w:type="dxa"/>
               <w:left w:w="120" w:type="dxa"/>
@@ -15156,7 +14478,7 @@
                 <w:sz w:val="18"/>
                 <w:szCs w:val="18"/>
               </w:rPr>
-              <w:t>https://docs.docker.com/docker-hub/ | https://docs.docker.com/security/for-developers/access-tokens/</w:t>
+              <w:t>https://hub.docker.com/_/nginx</w:t>
             </w:r>
           </w:p>
         </w:tc>
@@ -15171,25 +14493,25 @@
               <w:bottom w:val="single" w:sz="1" w:space="0" w:color="AAAAAA"/>
               <w:right w:val="single" w:sz="1" w:space="0" w:color="AAAAAA"/>
             </w:tcBorders>
-            <w:shd w:val="clear" w:color="auto" w:fill="FFFFFF"/>
-            <w:tcMar>
-              <w:top w:w="80" w:type="dxa"/>
-              <w:left w:w="120" w:type="dxa"/>
-              <w:bottom w:w="80" w:type="dxa"/>
-              <w:right w:w="120" w:type="dxa"/>
-            </w:tcMar>
-            <w:vAlign w:val="center"/>
-          </w:tcPr>
-          <w:p>
-            <w:r>
-              <w:rPr>
-                <w:b/>
-                <w:bCs/>
-                <w:color w:val="000000"/>
-                <w:sz w:val="20"/>
-                <w:szCs w:val="20"/>
-              </w:rPr>
-              <w:t>Docker Official nginx Image</w:t>
+            <w:shd w:val="clear" w:color="auto" w:fill="EBF3FA"/>
+            <w:tcMar>
+              <w:top w:w="80" w:type="dxa"/>
+              <w:left w:w="120" w:type="dxa"/>
+              <w:bottom w:w="80" w:type="dxa"/>
+              <w:right w:w="120" w:type="dxa"/>
+            </w:tcMar>
+            <w:vAlign w:val="center"/>
+          </w:tcPr>
+          <w:p>
+            <w:r>
+              <w:rPr>
+                <w:b/>
+                <w:bCs/>
+                <w:color w:val="000000"/>
+                <w:sz w:val="20"/>
+                <w:szCs w:val="20"/>
+              </w:rPr>
+              <w:t>Dockerfile Reference</w:t>
             </w:r>
           </w:p>
         </w:tc>
@@ -15202,7 +14524,7 @@
               <w:bottom w:val="single" w:sz="1" w:space="0" w:color="AAAAAA"/>
               <w:right w:val="single" w:sz="1" w:space="0" w:color="AAAAAA"/>
             </w:tcBorders>
-            <w:shd w:val="clear" w:color="auto" w:fill="FFFFFF"/>
+            <w:shd w:val="clear" w:color="auto" w:fill="EBF3FA"/>
             <w:tcMar>
               <w:top w:w="80" w:type="dxa"/>
               <w:left w:w="120" w:type="dxa"/>
@@ -15218,7 +14540,7 @@
                 <w:sz w:val="18"/>
                 <w:szCs w:val="18"/>
               </w:rPr>
-              <w:t>https://hub.docker.com/_/nginx</w:t>
+              <w:t>https://docs.docker.com/reference/dockerfile/</w:t>
             </w:r>
           </w:p>
         </w:tc>
@@ -15233,25 +14555,25 @@
               <w:bottom w:val="single" w:sz="1" w:space="0" w:color="AAAAAA"/>
               <w:right w:val="single" w:sz="1" w:space="0" w:color="AAAAAA"/>
             </w:tcBorders>
-            <w:shd w:val="clear" w:color="auto" w:fill="EBF3FA"/>
-            <w:tcMar>
-              <w:top w:w="80" w:type="dxa"/>
-              <w:left w:w="120" w:type="dxa"/>
-              <w:bottom w:w="80" w:type="dxa"/>
-              <w:right w:w="120" w:type="dxa"/>
-            </w:tcMar>
-            <w:vAlign w:val="center"/>
-          </w:tcPr>
-          <w:p>
-            <w:r>
-              <w:rPr>
-                <w:b/>
-                <w:bCs/>
-                <w:color w:val="000000"/>
-                <w:sz w:val="20"/>
-                <w:szCs w:val="20"/>
-              </w:rPr>
-              <w:t>Dockerfile Reference</w:t>
+            <w:shd w:val="clear" w:color="auto" w:fill="FFFFFF"/>
+            <w:tcMar>
+              <w:top w:w="80" w:type="dxa"/>
+              <w:left w:w="120" w:type="dxa"/>
+              <w:bottom w:w="80" w:type="dxa"/>
+              <w:right w:w="120" w:type="dxa"/>
+            </w:tcMar>
+            <w:vAlign w:val="center"/>
+          </w:tcPr>
+          <w:p>
+            <w:r>
+              <w:rPr>
+                <w:b/>
+                <w:bCs/>
+                <w:color w:val="000000"/>
+                <w:sz w:val="20"/>
+                <w:szCs w:val="20"/>
+              </w:rPr>
+              <w:t>Render.com – Deploy Hooks</w:t>
             </w:r>
           </w:p>
         </w:tc>
@@ -15264,7 +14586,7 @@
               <w:bottom w:val="single" w:sz="1" w:space="0" w:color="AAAAAA"/>
               <w:right w:val="single" w:sz="1" w:space="0" w:color="AAAAAA"/>
             </w:tcBorders>
-            <w:shd w:val="clear" w:color="auto" w:fill="EBF3FA"/>
+            <w:shd w:val="clear" w:color="auto" w:fill="FFFFFF"/>
             <w:tcMar>
               <w:top w:w="80" w:type="dxa"/>
               <w:left w:w="120" w:type="dxa"/>
@@ -15280,7 +14602,7 @@
                 <w:sz w:val="18"/>
                 <w:szCs w:val="18"/>
               </w:rPr>
-              <w:t>https://docs.docker.com/reference/dockerfile/</w:t>
+              <w:t>https://docs.render.com/deploy-hooks</w:t>
             </w:r>
           </w:p>
         </w:tc>
@@ -15295,25 +14617,25 @@
               <w:bottom w:val="single" w:sz="1" w:space="0" w:color="AAAAAA"/>
               <w:right w:val="single" w:sz="1" w:space="0" w:color="AAAAAA"/>
             </w:tcBorders>
-            <w:shd w:val="clear" w:color="auto" w:fill="FFFFFF"/>
-            <w:tcMar>
-              <w:top w:w="80" w:type="dxa"/>
-              <w:left w:w="120" w:type="dxa"/>
-              <w:bottom w:w="80" w:type="dxa"/>
-              <w:right w:w="120" w:type="dxa"/>
-            </w:tcMar>
-            <w:vAlign w:val="center"/>
-          </w:tcPr>
-          <w:p>
-            <w:r>
-              <w:rPr>
-                <w:b/>
-                <w:bCs/>
-                <w:color w:val="000000"/>
-                <w:sz w:val="20"/>
-                <w:szCs w:val="20"/>
-              </w:rPr>
-              <w:t>Render.com – Deploy Hooks</w:t>
+            <w:shd w:val="clear" w:color="auto" w:fill="EBF3FA"/>
+            <w:tcMar>
+              <w:top w:w="80" w:type="dxa"/>
+              <w:left w:w="120" w:type="dxa"/>
+              <w:bottom w:w="80" w:type="dxa"/>
+              <w:right w:w="120" w:type="dxa"/>
+            </w:tcMar>
+            <w:vAlign w:val="center"/>
+          </w:tcPr>
+          <w:p>
+            <w:r>
+              <w:rPr>
+                <w:b/>
+                <w:bCs/>
+                <w:color w:val="000000"/>
+                <w:sz w:val="20"/>
+                <w:szCs w:val="20"/>
+              </w:rPr>
+              <w:t>Render.com – Docker Deploys</w:t>
             </w:r>
           </w:p>
         </w:tc>
@@ -15326,7 +14648,7 @@
               <w:bottom w:val="single" w:sz="1" w:space="0" w:color="AAAAAA"/>
               <w:right w:val="single" w:sz="1" w:space="0" w:color="AAAAAA"/>
             </w:tcBorders>
-            <w:shd w:val="clear" w:color="auto" w:fill="FFFFFF"/>
+            <w:shd w:val="clear" w:color="auto" w:fill="EBF3FA"/>
             <w:tcMar>
               <w:top w:w="80" w:type="dxa"/>
               <w:left w:w="120" w:type="dxa"/>
@@ -15342,7 +14664,7 @@
                 <w:sz w:val="18"/>
                 <w:szCs w:val="18"/>
               </w:rPr>
-              <w:t>https://docs.render.com/deploy-hooks</w:t>
+              <w:t>https://docs.render.com/docker</w:t>
             </w:r>
           </w:p>
         </w:tc>
@@ -15357,25 +14679,25 @@
               <w:bottom w:val="single" w:sz="1" w:space="0" w:color="AAAAAA"/>
               <w:right w:val="single" w:sz="1" w:space="0" w:color="AAAAAA"/>
             </w:tcBorders>
-            <w:shd w:val="clear" w:color="auto" w:fill="EBF3FA"/>
-            <w:tcMar>
-              <w:top w:w="80" w:type="dxa"/>
-              <w:left w:w="120" w:type="dxa"/>
-              <w:bottom w:w="80" w:type="dxa"/>
-              <w:right w:w="120" w:type="dxa"/>
-            </w:tcMar>
-            <w:vAlign w:val="center"/>
-          </w:tcPr>
-          <w:p>
-            <w:r>
-              <w:rPr>
-                <w:b/>
-                <w:bCs/>
-                <w:color w:val="000000"/>
-                <w:sz w:val="20"/>
-                <w:szCs w:val="20"/>
-              </w:rPr>
-              <w:t>Render.com – Docker Deploys</w:t>
+            <w:shd w:val="clear" w:color="auto" w:fill="FFFFFF"/>
+            <w:tcMar>
+              <w:top w:w="80" w:type="dxa"/>
+              <w:left w:w="120" w:type="dxa"/>
+              <w:bottom w:w="80" w:type="dxa"/>
+              <w:right w:w="120" w:type="dxa"/>
+            </w:tcMar>
+            <w:vAlign w:val="center"/>
+          </w:tcPr>
+          <w:p>
+            <w:r>
+              <w:rPr>
+                <w:b/>
+                <w:bCs/>
+                <w:color w:val="000000"/>
+                <w:sz w:val="20"/>
+                <w:szCs w:val="20"/>
+              </w:rPr>
+              <w:t>HTML5 Specification (WHATWG)</w:t>
             </w:r>
           </w:p>
         </w:tc>
@@ -15388,7 +14710,7 @@
               <w:bottom w:val="single" w:sz="1" w:space="0" w:color="AAAAAA"/>
               <w:right w:val="single" w:sz="1" w:space="0" w:color="AAAAAA"/>
             </w:tcBorders>
-            <w:shd w:val="clear" w:color="auto" w:fill="EBF3FA"/>
+            <w:shd w:val="clear" w:color="auto" w:fill="FFFFFF"/>
             <w:tcMar>
               <w:top w:w="80" w:type="dxa"/>
               <w:left w:w="120" w:type="dxa"/>
@@ -15404,7 +14726,7 @@
                 <w:sz w:val="18"/>
                 <w:szCs w:val="18"/>
               </w:rPr>
-              <w:t>https://docs.render.com/docker</w:t>
+              <w:t>https://html.spec.whatwg.org/</w:t>
             </w:r>
           </w:p>
         </w:tc>
@@ -15419,97 +14741,25 @@
               <w:bottom w:val="single" w:sz="1" w:space="0" w:color="AAAAAA"/>
               <w:right w:val="single" w:sz="1" w:space="0" w:color="AAAAAA"/>
             </w:tcBorders>
-            <w:shd w:val="clear" w:color="auto" w:fill="FFFFFF"/>
-            <w:tcMar>
-              <w:top w:w="80" w:type="dxa"/>
-              <w:left w:w="120" w:type="dxa"/>
-              <w:bottom w:w="80" w:type="dxa"/>
-              <w:right w:w="120" w:type="dxa"/>
-            </w:tcMar>
-            <w:vAlign w:val="center"/>
-          </w:tcPr>
-          <w:p>
-            <w:r>
-              <w:rPr>
-                <w:b/>
-                <w:bCs/>
-                <w:color w:val="000000"/>
-                <w:sz w:val="20"/>
-                <w:szCs w:val="20"/>
-              </w:rPr>
-              <w:t>HTML5 Specification (WHATWG)</w:t>
-            </w:r>
-          </w:p>
-        </w:tc>
-        <w:tc>
-          <w:tcPr>
-            <w:tcW w:w="5960" w:type="dxa"/>
-            <w:tcBorders>
-              <w:top w:val="single" w:sz="1" w:space="0" w:color="AAAAAA"/>
-              <w:left w:val="single" w:sz="1" w:space="0" w:color="AAAAAA"/>
-              <w:bottom w:val="single" w:sz="1" w:space="0" w:color="AAAAAA"/>
-              <w:right w:val="single" w:sz="1" w:space="0" w:color="AAAAAA"/>
-            </w:tcBorders>
-            <w:shd w:val="clear" w:color="auto" w:fill="FFFFFF"/>
-            <w:tcMar>
-              <w:top w:w="80" w:type="dxa"/>
-              <w:left w:w="120" w:type="dxa"/>
-              <w:bottom w:w="80" w:type="dxa"/>
-              <w:right w:w="120" w:type="dxa"/>
-            </w:tcMar>
-          </w:tcPr>
-          <w:p>
-            <w:r>
-              <w:rPr>
-                <w:rFonts w:ascii="Courier New" w:eastAsia="Courier New" w:hAnsi="Courier New" w:cs="Courier New"/>
-                <w:color w:val="2E75B6"/>
-                <w:sz w:val="18"/>
-                <w:szCs w:val="18"/>
-              </w:rPr>
-              <w:t>https://html.spec.whatwg.org/</w:t>
-            </w:r>
-          </w:p>
-        </w:tc>
-      </w:tr>
-      <w:tr>
-        <w:tc>
-          <w:tcPr>
-            <w:tcW w:w="3400" w:type="dxa"/>
-            <w:tcBorders>
-              <w:top w:val="single" w:sz="1" w:space="0" w:color="AAAAAA"/>
-              <w:left w:val="single" w:sz="1" w:space="0" w:color="AAAAAA"/>
-              <w:bottom w:val="single" w:sz="1" w:space="0" w:color="AAAAAA"/>
-              <w:right w:val="single" w:sz="1" w:space="0" w:color="AAAAAA"/>
-            </w:tcBorders>
-            <w:shd w:val="clear" w:color="auto" w:fill="EBF3FA"/>
-            <w:tcMar>
-              <w:top w:w="80" w:type="dxa"/>
-              <w:left w:w="120" w:type="dxa"/>
-              <w:bottom w:w="80" w:type="dxa"/>
-              <w:right w:w="120" w:type="dxa"/>
-            </w:tcMar>
-            <w:vAlign w:val="center"/>
-          </w:tcPr>
-          <w:p>
-            <w:r>
-              <w:rPr>
-                <w:b/>
-                <w:bCs/>
-                <w:color w:val="000000"/>
-                <w:sz w:val="20"/>
-                <w:szCs w:val="20"/>
-              </w:rPr>
-              <w:t xml:space="preserve">MDN Web Docs – HTML </w:t>
-            </w:r>
-            <w:r>
-              <w:rPr>
-                <w:b/>
-                <w:bCs/>
-                <w:color w:val="000000"/>
-                <w:sz w:val="20"/>
-                <w:szCs w:val="20"/>
-              </w:rPr>
-              <w:t>Reference</w:t>
+            <w:shd w:val="clear" w:color="auto" w:fill="EBF3FA"/>
+            <w:tcMar>
+              <w:top w:w="80" w:type="dxa"/>
+              <w:left w:w="120" w:type="dxa"/>
+              <w:bottom w:w="80" w:type="dxa"/>
+              <w:right w:w="120" w:type="dxa"/>
+            </w:tcMar>
+            <w:vAlign w:val="center"/>
+          </w:tcPr>
+          <w:p>
+            <w:r>
+              <w:rPr>
+                <w:b/>
+                <w:bCs/>
+                <w:color w:val="000000"/>
+                <w:sz w:val="20"/>
+                <w:szCs w:val="20"/>
+              </w:rPr>
+              <w:t>MDN Web Docs – HTML Reference</w:t>
             </w:r>
           </w:p>
         </w:tc>
@@ -15683,7 +14933,7 @@
 </file>
 
 <file path=word/endnotes.xml><?xml version="1.0" encoding="utf-8"?>
-<w:endnotes xmlns:wpc="http://schemas.microsoft.com/office/word/2010/wordprocessingCanvas" xmlns:cx="http://schemas.microsoft.com/office/drawing/2014/chartex" xmlns:mc="http://schemas.openxmlformats.org/markup-compatibility/2006" xmlns:o="urn:schemas-microsoft-com:office:office" xmlns:r="http://schemas.openxmlformats.org/officeDocument/2006/relationships" xmlns:m="http://schemas.openxmlformats.org/officeDocument/2006/math" xmlns:v="urn:schemas-microsoft-com:vml" xmlns:wp14="http://schemas.microsoft.com/office/word/2010/wordprocessingDrawing" xmlns:wp="http://schemas.openxmlformats.org/drawingml/2006/wordprocessingDrawing" xmlns:w10="urn:schemas-microsoft-com:office:word" xmlns:w="http://schemas.openxmlformats.org/wordprocessingml/2006/main" xmlns:w14="http://schemas.microsoft.com/office/word/2010/wordml" xmlns:w15="http://schemas.microsoft.com/office/word/2012/wordml" xmlns:w16se="http://schemas.microsoft.com/office/word/2015/wordml/symex" xmlns:wpg="http://schemas.microsoft.com/office/word/2010/wordprocessingGroup" xmlns:wpi="http://schemas.microsoft.com/office/word/2010/wordprocessingInk" xmlns:wne="http://schemas.microsoft.com/office/word/2006/wordml" xmlns:wps="http://schemas.microsoft.com/office/word/2010/wordprocessingShape" mc:Ignorable="w14 w15 w16se wp14">
+<w:endnotes xmlns:wpc="http://schemas.microsoft.com/office/word/2010/wordprocessingCanvas" xmlns:cx="http://schemas.microsoft.com/office/drawing/2014/chartex" xmlns:cx1="http://schemas.microsoft.com/office/drawing/2015/9/8/chartex" xmlns:cx2="http://schemas.microsoft.com/office/drawing/2015/10/21/chartex" xmlns:cx3="http://schemas.microsoft.com/office/drawing/2016/5/9/chartex" xmlns:cx4="http://schemas.microsoft.com/office/drawing/2016/5/10/chartex" xmlns:cx5="http://schemas.microsoft.com/office/drawing/2016/5/11/chartex" xmlns:cx6="http://schemas.microsoft.com/office/drawing/2016/5/12/chartex" xmlns:cx7="http://schemas.microsoft.com/office/drawing/2016/5/13/chartex" xmlns:cx8="http://schemas.microsoft.com/office/drawing/2016/5/14/chartex" xmlns:mc="http://schemas.openxmlformats.org/markup-compatibility/2006" xmlns:aink="http://schemas.microsoft.com/office/drawing/2016/ink" xmlns:am3d="http://schemas.microsoft.com/office/drawing/2017/model3d" xmlns:o="urn:schemas-microsoft-com:office:office" xmlns:oel="http://schemas.microsoft.com/office/2019/extlst" xmlns:r="http://schemas.openxmlformats.org/officeDocument/2006/relationships" xmlns:m="http://schemas.openxmlformats.org/officeDocument/2006/math" xmlns:v="urn:schemas-microsoft-com:vml" xmlns:wp14="http://schemas.microsoft.com/office/word/2010/wordprocessingDrawing" xmlns:wp="http://schemas.openxmlformats.org/drawingml/2006/wordprocessingDrawing" xmlns:w10="urn:schemas-microsoft-com:office:word" xmlns:w="http://schemas.openxmlformats.org/wordprocessingml/2006/main" xmlns:w14="http://schemas.microsoft.com/office/word/2010/wordml" xmlns:w15="http://schemas.microsoft.com/office/word/2012/wordml" xmlns:w16cex="http://schemas.microsoft.com/office/word/2018/wordml/cex" xmlns:w16cid="http://schemas.microsoft.com/office/word/2016/wordml/cid" xmlns:w16="http://schemas.microsoft.com/office/word/2018/wordml" xmlns:w16du="http://schemas.microsoft.com/office/word/2023/wordml/word16du" xmlns:w16sdtdh="http://schemas.microsoft.com/office/word/2020/wordml/sdtdatahash" xmlns:w16sdtfl="http://schemas.microsoft.com/office/word/2024/wordml/sdtformatlock" xmlns:w16se="http://schemas.microsoft.com/office/word/2015/wordml/symex" xmlns:wpg="http://schemas.microsoft.com/office/word/2010/wordprocessingGroup" xmlns:wpi="http://schemas.microsoft.com/office/word/2010/wordprocessingInk" xmlns:wne="http://schemas.microsoft.com/office/word/2006/wordml" xmlns:wps="http://schemas.microsoft.com/office/word/2010/wordprocessingShape" mc:Ignorable="w14 w15 w16se w16cid w16 w16cex w16sdtdh w16sdtfl w16du wp14">
   <w:endnote w:type="separator" w:id="-1">
     <w:p>
       <w:r>
@@ -15702,7 +14952,7 @@
 </file>
 
 <file path=word/footer1.xml><?xml version="1.0" encoding="utf-8"?>
-<w:ftr xmlns:wpc="http://schemas.microsoft.com/office/word/2010/wordprocessingCanvas" xmlns:cx="http://schemas.microsoft.com/office/drawing/2014/chartex" xmlns:mc="http://schemas.openxmlformats.org/markup-compatibility/2006" xmlns:o="urn:schemas-microsoft-com:office:office" xmlns:r="http://schemas.openxmlformats.org/officeDocument/2006/relationships" xmlns:m="http://schemas.openxmlformats.org/officeDocument/2006/math" xmlns:v="urn:schemas-microsoft-com:vml" xmlns:wp14="http://schemas.microsoft.com/office/word/2010/wordprocessingDrawing" xmlns:wp="http://schemas.openxmlformats.org/drawingml/2006/wordprocessingDrawing" xmlns:w10="urn:schemas-microsoft-com:office:word" xmlns:w="http://schemas.openxmlformats.org/wordprocessingml/2006/main" xmlns:w14="http://schemas.microsoft.com/office/word/2010/wordml" xmlns:w15="http://schemas.microsoft.com/office/word/2012/wordml" xmlns:w16se="http://schemas.microsoft.com/office/word/2015/wordml/symex" xmlns:wpg="http://schemas.microsoft.com/office/word/2010/wordprocessingGroup" xmlns:wpi="http://schemas.microsoft.com/office/word/2010/wordprocessingInk" xmlns:wne="http://schemas.microsoft.com/office/word/2006/wordml" xmlns:wps="http://schemas.microsoft.com/office/word/2010/wordprocessingShape" mc:Ignorable="w14 w15 w16se wp14">
+<w:ftr xmlns:wpc="http://schemas.microsoft.com/office/word/2010/wordprocessingCanvas" xmlns:cx="http://schemas.microsoft.com/office/drawing/2014/chartex" xmlns:cx1="http://schemas.microsoft.com/office/drawing/2015/9/8/chartex" xmlns:cx2="http://schemas.microsoft.com/office/drawing/2015/10/21/chartex" xmlns:cx3="http://schemas.microsoft.com/office/drawing/2016/5/9/chartex" xmlns:cx4="http://schemas.microsoft.com/office/drawing/2016/5/10/chartex" xmlns:cx5="http://schemas.microsoft.com/office/drawing/2016/5/11/chartex" xmlns:cx6="http://schemas.microsoft.com/office/drawing/2016/5/12/chartex" xmlns:cx7="http://schemas.microsoft.com/office/drawing/2016/5/13/chartex" xmlns:cx8="http://schemas.microsoft.com/office/drawing/2016/5/14/chartex" xmlns:mc="http://schemas.openxmlformats.org/markup-compatibility/2006" xmlns:aink="http://schemas.microsoft.com/office/drawing/2016/ink" xmlns:am3d="http://schemas.microsoft.com/office/drawing/2017/model3d" xmlns:o="urn:schemas-microsoft-com:office:office" xmlns:oel="http://schemas.microsoft.com/office/2019/extlst" xmlns:r="http://schemas.openxmlformats.org/officeDocument/2006/relationships" xmlns:m="http://schemas.openxmlformats.org/officeDocument/2006/math" xmlns:v="urn:schemas-microsoft-com:vml" xmlns:wp14="http://schemas.microsoft.com/office/word/2010/wordprocessingDrawing" xmlns:wp="http://schemas.openxmlformats.org/drawingml/2006/wordprocessingDrawing" xmlns:w10="urn:schemas-microsoft-com:office:word" xmlns:w="http://schemas.openxmlformats.org/wordprocessingml/2006/main" xmlns:w14="http://schemas.microsoft.com/office/word/2010/wordml" xmlns:w15="http://schemas.microsoft.com/office/word/2012/wordml" xmlns:w16cex="http://schemas.microsoft.com/office/word/2018/wordml/cex" xmlns:w16cid="http://schemas.microsoft.com/office/word/2016/wordml/cid" xmlns:w16="http://schemas.microsoft.com/office/word/2018/wordml" xmlns:w16du="http://schemas.microsoft.com/office/word/2023/wordml/word16du" xmlns:w16sdtdh="http://schemas.microsoft.com/office/word/2020/wordml/sdtdatahash" xmlns:w16sdtfl="http://schemas.microsoft.com/office/word/2024/wordml/sdtformatlock" xmlns:w16se="http://schemas.microsoft.com/office/word/2015/wordml/symex" xmlns:wpg="http://schemas.microsoft.com/office/word/2010/wordprocessingGroup" xmlns:wpi="http://schemas.microsoft.com/office/word/2010/wordprocessingInk" xmlns:wne="http://schemas.microsoft.com/office/word/2006/wordml" xmlns:wps="http://schemas.microsoft.com/office/word/2010/wordprocessingShape" mc:Ignorable="w14 w15 w16se w16cid w16 w16cex w16sdtdh w16sdtfl w16du wp14">
   <w:p>
     <w:pPr>
       <w:pBdr>
@@ -15824,7 +15074,7 @@
 </file>
 
 <file path=word/footnotes.xml><?xml version="1.0" encoding="utf-8"?>
-<w:footnotes xmlns:wpc="http://schemas.microsoft.com/office/word/2010/wordprocessingCanvas" xmlns:cx="http://schemas.microsoft.com/office/drawing/2014/chartex" xmlns:mc="http://schemas.openxmlformats.org/markup-compatibility/2006" xmlns:o="urn:schemas-microsoft-com:office:office" xmlns:r="http://schemas.openxmlformats.org/officeDocument/2006/relationships" xmlns:m="http://schemas.openxmlformats.org/officeDocument/2006/math" xmlns:v="urn:schemas-microsoft-com:vml" xmlns:wp14="http://schemas.microsoft.com/office/word/2010/wordprocessingDrawing" xmlns:wp="http://schemas.openxmlformats.org/drawingml/2006/wordprocessingDrawing" xmlns:w10="urn:schemas-microsoft-com:office:word" xmlns:w="http://schemas.openxmlformats.org/wordprocessingml/2006/main" xmlns:w14="http://schemas.microsoft.com/office/word/2010/wordml" xmlns:w15="http://schemas.microsoft.com/office/word/2012/wordml" xmlns:w16se="http://schemas.microsoft.com/office/word/2015/wordml/symex" xmlns:wpg="http://schemas.microsoft.com/office/word/2010/wordprocessingGroup" xmlns:wpi="http://schemas.microsoft.com/office/word/2010/wordprocessingInk" xmlns:wne="http://schemas.microsoft.com/office/word/2006/wordml" xmlns:wps="http://schemas.microsoft.com/office/word/2010/wordprocessingShape" mc:Ignorable="w14 w15 w16se wp14">
+<w:footnotes xmlns:wpc="http://schemas.microsoft.com/office/word/2010/wordprocessingCanvas" xmlns:cx="http://schemas.microsoft.com/office/drawing/2014/chartex" xmlns:cx1="http://schemas.microsoft.com/office/drawing/2015/9/8/chartex" xmlns:cx2="http://schemas.microsoft.com/office/drawing/2015/10/21/chartex" xmlns:cx3="http://schemas.microsoft.com/office/drawing/2016/5/9/chartex" xmlns:cx4="http://schemas.microsoft.com/office/drawing/2016/5/10/chartex" xmlns:cx5="http://schemas.microsoft.com/office/drawing/2016/5/11/chartex" xmlns:cx6="http://schemas.microsoft.com/office/drawing/2016/5/12/chartex" xmlns:cx7="http://schemas.microsoft.com/office/drawing/2016/5/13/chartex" xmlns:cx8="http://schemas.microsoft.com/office/drawing/2016/5/14/chartex" xmlns:mc="http://schemas.openxmlformats.org/markup-compatibility/2006" xmlns:aink="http://schemas.microsoft.com/office/drawing/2016/ink" xmlns:am3d="http://schemas.microsoft.com/office/drawing/2017/model3d" xmlns:o="urn:schemas-microsoft-com:office:office" xmlns:oel="http://schemas.microsoft.com/office/2019/extlst" xmlns:r="http://schemas.openxmlformats.org/officeDocument/2006/relationships" xmlns:m="http://schemas.openxmlformats.org/officeDocument/2006/math" xmlns:v="urn:schemas-microsoft-com:vml" xmlns:wp14="http://schemas.microsoft.com/office/word/2010/wordprocessingDrawing" xmlns:wp="http://schemas.openxmlformats.org/drawingml/2006/wordprocessingDrawing" xmlns:w10="urn:schemas-microsoft-com:office:word" xmlns:w="http://schemas.openxmlformats.org/wordprocessingml/2006/main" xmlns:w14="http://schemas.microsoft.com/office/word/2010/wordml" xmlns:w15="http://schemas.microsoft.com/office/word/2012/wordml" xmlns:w16cex="http://schemas.microsoft.com/office/word/2018/wordml/cex" xmlns:w16cid="http://schemas.microsoft.com/office/word/2016/wordml/cid" xmlns:w16="http://schemas.microsoft.com/office/word/2018/wordml" xmlns:w16du="http://schemas.microsoft.com/office/word/2023/wordml/word16du" xmlns:w16sdtdh="http://schemas.microsoft.com/office/word/2020/wordml/sdtdatahash" xmlns:w16sdtfl="http://schemas.microsoft.com/office/word/2024/wordml/sdtformatlock" xmlns:w16se="http://schemas.microsoft.com/office/word/2015/wordml/symex" xmlns:wpg="http://schemas.microsoft.com/office/word/2010/wordprocessingGroup" xmlns:wpi="http://schemas.microsoft.com/office/word/2010/wordprocessingInk" xmlns:wne="http://schemas.microsoft.com/office/word/2006/wordml" xmlns:wps="http://schemas.microsoft.com/office/word/2010/wordprocessingShape" mc:Ignorable="w14 w15 w16se w16cid w16 w16cex w16sdtdh w16sdtfl w16du wp14">
   <w:footnote w:type="separator" w:id="-1">
     <w:p>
       <w:r>
@@ -15843,7 +15093,7 @@
 </file>
 
 <file path=word/header1.xml><?xml version="1.0" encoding="utf-8"?>
-<w:hdr xmlns:wpc="http://schemas.microsoft.com/office/word/2010/wordprocessingCanvas" xmlns:cx="http://schemas.microsoft.com/office/drawing/2014/chartex" xmlns:mc="http://schemas.openxmlformats.org/markup-compatibility/2006" xmlns:o="urn:schemas-microsoft-com:office:office" xmlns:r="http://schemas.openxmlformats.org/officeDocument/2006/relationships" xmlns:m="http://schemas.openxmlformats.org/officeDocument/2006/math" xmlns:v="urn:schemas-microsoft-com:vml" xmlns:wp14="http://schemas.microsoft.com/office/word/2010/wordprocessingDrawing" xmlns:wp="http://schemas.openxmlformats.org/drawingml/2006/wordprocessingDrawing" xmlns:w10="urn:schemas-microsoft-com:office:word" xmlns:w="http://schemas.openxmlformats.org/wordprocessingml/2006/main" xmlns:w14="http://schemas.microsoft.com/office/word/2010/wordml" xmlns:w15="http://schemas.microsoft.com/office/word/2012/wordml" xmlns:w16se="http://schemas.microsoft.com/office/word/2015/wordml/symex" xmlns:wpg="http://schemas.microsoft.com/office/word/2010/wordprocessingGroup" xmlns:wpi="http://schemas.microsoft.com/office/word/2010/wordprocessingInk" xmlns:wne="http://schemas.microsoft.com/office/word/2006/wordml" xmlns:wps="http://schemas.microsoft.com/office/word/2010/wordprocessingShape" mc:Ignorable="w14 w15 w16se wp14">
+<w:hdr xmlns:wpc="http://schemas.microsoft.com/office/word/2010/wordprocessingCanvas" xmlns:cx="http://schemas.microsoft.com/office/drawing/2014/chartex" xmlns:cx1="http://schemas.microsoft.com/office/drawing/2015/9/8/chartex" xmlns:cx2="http://schemas.microsoft.com/office/drawing/2015/10/21/chartex" xmlns:cx3="http://schemas.microsoft.com/office/drawing/2016/5/9/chartex" xmlns:cx4="http://schemas.microsoft.com/office/drawing/2016/5/10/chartex" xmlns:cx5="http://schemas.microsoft.com/office/drawing/2016/5/11/chartex" xmlns:cx6="http://schemas.microsoft.com/office/drawing/2016/5/12/chartex" xmlns:cx7="http://schemas.microsoft.com/office/drawing/2016/5/13/chartex" xmlns:cx8="http://schemas.microsoft.com/office/drawing/2016/5/14/chartex" xmlns:mc="http://schemas.openxmlformats.org/markup-compatibility/2006" xmlns:aink="http://schemas.microsoft.com/office/drawing/2016/ink" xmlns:am3d="http://schemas.microsoft.com/office/drawing/2017/model3d" xmlns:o="urn:schemas-microsoft-com:office:office" xmlns:oel="http://schemas.microsoft.com/office/2019/extlst" xmlns:r="http://schemas.openxmlformats.org/officeDocument/2006/relationships" xmlns:m="http://schemas.openxmlformats.org/officeDocument/2006/math" xmlns:v="urn:schemas-microsoft-com:vml" xmlns:wp14="http://schemas.microsoft.com/office/word/2010/wordprocessingDrawing" xmlns:wp="http://schemas.openxmlformats.org/drawingml/2006/wordprocessingDrawing" xmlns:w10="urn:schemas-microsoft-com:office:word" xmlns:w="http://schemas.openxmlformats.org/wordprocessingml/2006/main" xmlns:w14="http://schemas.microsoft.com/office/word/2010/wordml" xmlns:w15="http://schemas.microsoft.com/office/word/2012/wordml" xmlns:w16cex="http://schemas.microsoft.com/office/word/2018/wordml/cex" xmlns:w16cid="http://schemas.microsoft.com/office/word/2016/wordml/cid" xmlns:w16="http://schemas.microsoft.com/office/word/2018/wordml" xmlns:w16du="http://schemas.microsoft.com/office/word/2023/wordml/word16du" xmlns:w16sdtdh="http://schemas.microsoft.com/office/word/2020/wordml/sdtdatahash" xmlns:w16sdtfl="http://schemas.microsoft.com/office/word/2024/wordml/sdtformatlock" xmlns:w16se="http://schemas.microsoft.com/office/word/2015/wordml/symex" xmlns:wpg="http://schemas.microsoft.com/office/word/2010/wordprocessingGroup" xmlns:wpi="http://schemas.microsoft.com/office/word/2010/wordprocessingInk" xmlns:wne="http://schemas.microsoft.com/office/word/2006/wordml" xmlns:wps="http://schemas.microsoft.com/office/word/2010/wordprocessingShape" mc:Ignorable="w14 w15 w16se w16cid w16 w16cex w16sdtdh w16sdtfl w16du wp14">
   <w:p>
     <w:pPr>
       <w:pBdr>
@@ -15877,7 +15127,7 @@
 </file>
 
 <file path=word/numbering.xml><?xml version="1.0" encoding="utf-8"?>
-<w:numbering xmlns:wpc="http://schemas.microsoft.com/office/word/2010/wordprocessingCanvas" xmlns:cx="http://schemas.microsoft.com/office/drawing/2014/chartex" xmlns:mc="http://schemas.openxmlformats.org/markup-compatibility/2006" xmlns:o="urn:schemas-microsoft-com:office:office" xmlns:r="http://schemas.openxmlformats.org/officeDocument/2006/relationships" xmlns:m="http://schemas.openxmlformats.org/officeDocument/2006/math" xmlns:v="urn:schemas-microsoft-com:vml" xmlns:wp14="http://schemas.microsoft.com/office/word/2010/wordprocessingDrawing" xmlns:wp="http://schemas.openxmlformats.org/drawingml/2006/wordprocessingDrawing" xmlns:w10="urn:schemas-microsoft-com:office:word" xmlns:w="http://schemas.openxmlformats.org/wordprocessingml/2006/main" xmlns:w14="http://schemas.microsoft.com/office/word/2010/wordml" xmlns:w15="http://schemas.microsoft.com/office/word/2012/wordml" xmlns:w16se="http://schemas.microsoft.com/office/word/2015/wordml/symex" xmlns:wpg="http://schemas.microsoft.com/office/word/2010/wordprocessingGroup" xmlns:wpi="http://schemas.microsoft.com/office/word/2010/wordprocessingInk" xmlns:wne="http://schemas.microsoft.com/office/word/2006/wordml" xmlns:wps="http://schemas.microsoft.com/office/word/2010/wordprocessingShape" mc:Ignorable="w14 w15 w16se wp14">
+<w:numbering xmlns:wpc="http://schemas.microsoft.com/office/word/2010/wordprocessingCanvas" xmlns:cx="http://schemas.microsoft.com/office/drawing/2014/chartex" xmlns:cx1="http://schemas.microsoft.com/office/drawing/2015/9/8/chartex" xmlns:cx2="http://schemas.microsoft.com/office/drawing/2015/10/21/chartex" xmlns:cx3="http://schemas.microsoft.com/office/drawing/2016/5/9/chartex" xmlns:cx4="http://schemas.microsoft.com/office/drawing/2016/5/10/chartex" xmlns:cx5="http://schemas.microsoft.com/office/drawing/2016/5/11/chartex" xmlns:cx6="http://schemas.microsoft.com/office/drawing/2016/5/12/chartex" xmlns:cx7="http://schemas.microsoft.com/office/drawing/2016/5/13/chartex" xmlns:cx8="http://schemas.microsoft.com/office/drawing/2016/5/14/chartex" xmlns:mc="http://schemas.openxmlformats.org/markup-compatibility/2006" xmlns:aink="http://schemas.microsoft.com/office/drawing/2016/ink" xmlns:am3d="http://schemas.microsoft.com/office/drawing/2017/model3d" xmlns:o="urn:schemas-microsoft-com:office:office" xmlns:oel="http://schemas.microsoft.com/office/2019/extlst" xmlns:r="http://schemas.openxmlformats.org/officeDocument/2006/relationships" xmlns:m="http://schemas.openxmlformats.org/officeDocument/2006/math" xmlns:v="urn:schemas-microsoft-com:vml" xmlns:wp14="http://schemas.microsoft.com/office/word/2010/wordprocessingDrawing" xmlns:wp="http://schemas.openxmlformats.org/drawingml/2006/wordprocessingDrawing" xmlns:w10="urn:schemas-microsoft-com:office:word" xmlns:w="http://schemas.openxmlformats.org/wordprocessingml/2006/main" xmlns:w14="http://schemas.microsoft.com/office/word/2010/wordml" xmlns:w15="http://schemas.microsoft.com/office/word/2012/wordml" xmlns:w16cex="http://schemas.microsoft.com/office/word/2018/wordml/cex" xmlns:w16cid="http://schemas.microsoft.com/office/word/2016/wordml/cid" xmlns:w16="http://schemas.microsoft.com/office/word/2018/wordml" xmlns:w16du="http://schemas.microsoft.com/office/word/2023/wordml/word16du" xmlns:w16sdtdh="http://schemas.microsoft.com/office/word/2020/wordml/sdtdatahash" xmlns:w16sdtfl="http://schemas.microsoft.com/office/word/2024/wordml/sdtformatlock" xmlns:w16se="http://schemas.microsoft.com/office/word/2015/wordml/symex" xmlns:wpg="http://schemas.microsoft.com/office/word/2010/wordprocessingGroup" xmlns:wpi="http://schemas.microsoft.com/office/word/2010/wordprocessingInk" xmlns:wne="http://schemas.microsoft.com/office/word/2006/wordml" xmlns:wps="http://schemas.microsoft.com/office/word/2010/wordprocessingShape" mc:Ignorable="w14 w15 w16se w16cid w16 w16cex w16sdtdh w16sdtfl w16du wp14">
   <w:abstractNum w:abstractNumId="0" w15:restartNumberingAfterBreak="0">
     <w:nsid w:val="0C5F5D60"/>
     <w:multiLevelType w:val="hybridMultilevel"/>
@@ -16308,44 +15558,44 @@
       <w:lvlJc w:val="left"/>
     </w:lvl>
   </w:abstractNum>
-  <w:num w:numId="1">
+  <w:num w:numId="1" w16cid:durableId="1627079862">
     <w:abstractNumId w:val="4"/>
     <w:lvlOverride w:ilvl="0">
       <w:startOverride w:val="1"/>
     </w:lvlOverride>
   </w:num>
-  <w:num w:numId="2">
+  <w:num w:numId="2" w16cid:durableId="1203130621">
     <w:abstractNumId w:val="0"/>
     <w:lvlOverride w:ilvl="0">
       <w:startOverride w:val="1"/>
     </w:lvlOverride>
   </w:num>
-  <w:num w:numId="3">
+  <w:num w:numId="3" w16cid:durableId="906839492">
     <w:abstractNumId w:val="2"/>
     <w:lvlOverride w:ilvl="0">
       <w:startOverride w:val="1"/>
     </w:lvlOverride>
   </w:num>
-  <w:num w:numId="4">
+  <w:num w:numId="4" w16cid:durableId="1429227494">
     <w:abstractNumId w:val="0"/>
   </w:num>
-  <w:num w:numId="5">
+  <w:num w:numId="5" w16cid:durableId="194122701">
     <w:abstractNumId w:val="6"/>
   </w:num>
-  <w:num w:numId="6">
+  <w:num w:numId="6" w16cid:durableId="288123099">
     <w:abstractNumId w:val="1"/>
   </w:num>
-  <w:num w:numId="7">
+  <w:num w:numId="7" w16cid:durableId="2111466143">
     <w:abstractNumId w:val="5"/>
   </w:num>
-  <w:num w:numId="8">
+  <w:num w:numId="8" w16cid:durableId="334961252">
     <w:abstractNumId w:val="3"/>
   </w:num>
 </w:numbering>
 </file>
 
 <file path=word/styles.xml><?xml version="1.0" encoding="utf-8"?>
-<w:styles xmlns:mc="http://schemas.openxmlformats.org/markup-compatibility/2006" xmlns:r="http://schemas.openxmlformats.org/officeDocument/2006/relationships" xmlns:w="http://schemas.openxmlformats.org/wordprocessingml/2006/main" xmlns:w14="http://schemas.microsoft.com/office/word/2010/wordml" xmlns:w15="http://schemas.microsoft.com/office/word/2012/wordml" xmlns:w16se="http://schemas.microsoft.com/office/word/2015/wordml/symex" mc:Ignorable="w14 w15 w16se">
+<w:styles xmlns:mc="http://schemas.openxmlformats.org/markup-compatibility/2006" xmlns:r="http://schemas.openxmlformats.org/officeDocument/2006/relationships" xmlns:w="http://schemas.openxmlformats.org/wordprocessingml/2006/main" xmlns:w14="http://schemas.microsoft.com/office/word/2010/wordml" xmlns:w15="http://schemas.microsoft.com/office/word/2012/wordml" xmlns:w16cex="http://schemas.microsoft.com/office/word/2018/wordml/cex" xmlns:w16cid="http://schemas.microsoft.com/office/word/2016/wordml/cid" xmlns:w16="http://schemas.microsoft.com/office/word/2018/wordml" xmlns:w16du="http://schemas.microsoft.com/office/word/2023/wordml/word16du" xmlns:w16sdtdh="http://schemas.microsoft.com/office/word/2020/wordml/sdtdatahash" xmlns:w16sdtfl="http://schemas.microsoft.com/office/word/2024/wordml/sdtformatlock" xmlns:w16se="http://schemas.microsoft.com/office/word/2015/wordml/symex" mc:Ignorable="w14 w15 w16se w16cid w16 w16cex w16sdtdh w16sdtfl w16du">
   <w:docDefaults>
     <w:rPrDefault>
       <w:rPr>
@@ -16357,7 +15607,7 @@
     </w:rPrDefault>
     <w:pPrDefault/>
   </w:docDefaults>
-  <w:latentStyles w:defLockedState="0" w:defUIPriority="99" w:defSemiHidden="0" w:defUnhideWhenUsed="0" w:defQFormat="0" w:count="371">
+  <w:latentStyles w:defLockedState="0" w:defUIPriority="99" w:defSemiHidden="0" w:defUnhideWhenUsed="0" w:defQFormat="0" w:count="376">
     <w:lsdException w:name="Normal" w:uiPriority="0" w:qFormat="1"/>
     <w:lsdException w:name="heading 1" w:uiPriority="9" w:qFormat="1"/>
     <w:lsdException w:name="heading 2" w:semiHidden="1" w:uiPriority="9" w:unhideWhenUsed="1" w:qFormat="1"/>
@@ -16729,6 +15979,11 @@
     <w:lsdException w:name="List Table 5 Dark Accent 6" w:uiPriority="50"/>
     <w:lsdException w:name="List Table 6 Colorful Accent 6" w:uiPriority="51"/>
     <w:lsdException w:name="List Table 7 Colorful Accent 6" w:uiPriority="52"/>
+    <w:lsdException w:name="Mention" w:semiHidden="1" w:unhideWhenUsed="1"/>
+    <w:lsdException w:name="Smart Hyperlink" w:semiHidden="1" w:unhideWhenUsed="1"/>
+    <w:lsdException w:name="Hashtag" w:semiHidden="1" w:unhideWhenUsed="1"/>
+    <w:lsdException w:name="Unresolved Mention" w:semiHidden="1" w:unhideWhenUsed="1"/>
+    <w:lsdException w:name="Smart Link" w:semiHidden="1" w:unhideWhenUsed="1"/>
   </w:latentStyles>
   <w:style w:type="paragraph" w:default="1" w:styleId="Normal">
     <w:name w:val="Normal"/>

--- a/DF_TermProject_Spring2026.docx
+++ b/DF_TermProject_Spring2026.docx
@@ -1,12 +1,14 @@
 
 <file path=word/document.xml><?xml version="1.0" encoding="utf-8"?>
-<w:document xmlns:wpc="http://schemas.microsoft.com/office/word/2010/wordprocessingCanvas" xmlns:cx="http://schemas.microsoft.com/office/drawing/2014/chartex" xmlns:mc="http://schemas.openxmlformats.org/markup-compatibility/2006" xmlns:o="urn:schemas-microsoft-com:office:office" xmlns:r="http://schemas.openxmlformats.org/officeDocument/2006/relationships" xmlns:m="http://schemas.openxmlformats.org/officeDocument/2006/math" xmlns:v="urn:schemas-microsoft-com:vml" xmlns:wp14="http://schemas.microsoft.com/office/word/2010/wordprocessingDrawing" xmlns:wp="http://schemas.openxmlformats.org/drawingml/2006/wordprocessingDrawing" xmlns:w10="urn:schemas-microsoft-com:office:word" xmlns:w="http://schemas.openxmlformats.org/wordprocessingml/2006/main" xmlns:w14="http://schemas.microsoft.com/office/word/2010/wordml" xmlns:w15="http://schemas.microsoft.com/office/word/2012/wordml" xmlns:w16se="http://schemas.microsoft.com/office/word/2015/wordml/symex" xmlns:wpg="http://schemas.microsoft.com/office/word/2010/wordprocessingGroup" xmlns:wpi="http://schemas.microsoft.com/office/word/2010/wordprocessingInk" xmlns:wne="http://schemas.microsoft.com/office/word/2006/wordml" xmlns:wps="http://schemas.microsoft.com/office/word/2010/wordprocessingShape" mc:Ignorable="w14 w15 w16se wp14">
+<w:document xmlns:wpc="http://schemas.microsoft.com/office/word/2010/wordprocessingCanvas" xmlns:cx="http://schemas.microsoft.com/office/drawing/2014/chartex" xmlns:cx1="http://schemas.microsoft.com/office/drawing/2015/9/8/chartex" xmlns:mc="http://schemas.openxmlformats.org/markup-compatibility/2006" xmlns:o="urn:schemas-microsoft-com:office:office" xmlns:r="http://schemas.openxmlformats.org/officeDocument/2006/relationships" xmlns:m="http://schemas.openxmlformats.org/officeDocument/2006/math" xmlns:v="urn:schemas-microsoft-com:vml" xmlns:wp14="http://schemas.microsoft.com/office/word/2010/wordprocessingDrawing" xmlns:wp="http://schemas.openxmlformats.org/drawingml/2006/wordprocessingDrawing" xmlns:w10="urn:schemas-microsoft-com:office:word" xmlns:w="http://schemas.openxmlformats.org/wordprocessingml/2006/main" xmlns:w14="http://schemas.microsoft.com/office/word/2010/wordml" xmlns:w15="http://schemas.microsoft.com/office/word/2012/wordml" xmlns:w16se="http://schemas.microsoft.com/office/word/2015/wordml/symex" xmlns:wpg="http://schemas.microsoft.com/office/word/2010/wordprocessingGroup" xmlns:wpi="http://schemas.microsoft.com/office/word/2010/wordprocessingInk" xmlns:wne="http://schemas.microsoft.com/office/word/2006/wordml" xmlns:wps="http://schemas.microsoft.com/office/word/2010/wordprocessingShape" mc:Ignorable="w14 w15 w16se wp14">
   <w:body>
     <w:p>
       <w:pPr>
         <w:spacing w:after="80"/>
         <w:jc w:val="center"/>
       </w:pPr>
+      <w:bookmarkStart w:id="0" w:name="_GoBack"/>
+      <w:bookmarkEnd w:id="0"/>
       <w:r>
         <w:rPr>
           <w:b/>
@@ -61,15 +63,7 @@
           <w:bCs/>
           <w:color w:val="1F3864"/>
         </w:rPr>
-        <w:t xml:space="preserve">Total Marks: 100   |   Weeks Covered: 1 </w:t>
-      </w:r>
-      <w:r>
-        <w:rPr>
-          <w:b/>
-          <w:bCs/>
-          <w:color w:val="1F3864"/>
-        </w:rPr>
-        <w:t>– 16   |   CLO: CLO1, CLO2, CLO3</w:t>
+        <w:t>Total Marks: 100   |   Weeks Covered: 1 – 16   |   CLO: CLO1, CLO2, CLO3</w:t>
       </w:r>
     </w:p>
     <w:p>
@@ -108,19 +102,7 @@
         <w:rPr>
           <w:color w:val="000000"/>
         </w:rPr>
-        <w:t xml:space="preserve"> static web application across three isolated software environments: Development, Staging, and Production. Each env</w:t>
-      </w:r>
-      <w:r>
-        <w:rPr>
-          <w:color w:val="000000"/>
-        </w:rPr>
-        <w:t>ironment has its own dedicated CI workflow (triggered on a Pull Request) and its own dedicated CD workflow (triggered on a merge/push), giving six GitHub Actions workflow files in total. Each team member authors exactly one workflow file and exactly one we</w:t>
-      </w:r>
-      <w:r>
-        <w:rPr>
-          <w:color w:val="000000"/>
-        </w:rPr>
-        <w:t>b page.</w:t>
+        <w:t xml:space="preserve"> static web application across three isolated software environments: Development, Staging, and Production. Each environment has its own dedicated CI workflow (triggered on a Pull Request) and its own dedicated CD workflow (triggered on a merge/push), giving six GitHub Actions workflow files in total. Each team member authors exactly one workflow file and exactly one web page.</w:t>
       </w:r>
     </w:p>
     <w:p/>
@@ -166,13 +148,8 @@
         <w:rPr>
           <w:color w:val="000000"/>
         </w:rPr>
-        <w:t>Design and implement six GitHub Actions workflow files: ci-dev.y</w:t>
-      </w:r>
-      <w:r>
-        <w:rPr>
-          <w:color w:val="000000"/>
-        </w:rPr>
-        <w:t>ml, cd-dev.yml, ci-staging.yml, cd-staging.yml, ci-prod.yml, and cd-prod.yml.</w:t>
+        <w:lastRenderedPageBreak/>
+        <w:t>Design and implement six GitHub Actions workflow files: ci-dev.yml, cd-dev.yml, ci-staging.yml, cd-staging.yml, ci-prod.yml, and cd-prod.yml.</w:t>
       </w:r>
     </w:p>
     <w:p>
@@ -204,13 +181,7 @@
         <w:rPr>
           <w:color w:val="000000"/>
         </w:rPr>
-        <w:t xml:space="preserve">Build and push environment-tagged Docker images to Docker Hub </w:t>
-      </w:r>
-      <w:r>
-        <w:rPr>
-          <w:color w:val="000000"/>
-        </w:rPr>
-        <w:t>from each CI pipeline.</w:t>
+        <w:t>Build and push environment-tagged Docker images to Docker Hub from each CI pipeline.</w:t>
       </w:r>
     </w:p>
     <w:p>
@@ -258,13 +229,7 @@
         <w:rPr>
           <w:color w:val="000000"/>
         </w:rPr>
-        <w:t>Demonstrate end-to-end automa</w:t>
-      </w:r>
-      <w:r>
-        <w:rPr>
-          <w:color w:val="000000"/>
-        </w:rPr>
-        <w:t>ted delivery from a code push on a feature branch to a live deployment on the appropriate Render service.</w:t>
+        <w:t>Demonstrate end-to-end automated delivery from a code push on a feature branch to a live deployment on the appropriate Render service.</w:t>
       </w:r>
     </w:p>
     <w:p/>
@@ -289,13 +254,7 @@
         <w:rPr>
           <w:color w:val="000000"/>
         </w:rPr>
-        <w:t>Group Size: Five (5) students per group. A group of six is permitted; in that case the Team Lead must add an extra row to Tabl</w:t>
-      </w:r>
-      <w:r>
-        <w:rPr>
-          <w:color w:val="000000"/>
-        </w:rPr>
-        <w:t>e 1 and assign one additional page (contact.html).</w:t>
+        <w:t>Group Size: Five (5) students per group. A group of six is permitted; in that case the Team Lead must add an extra row to Table 1 and assign one additional page (contact.html).</w:t>
       </w:r>
     </w:p>
     <w:p>
@@ -327,13 +286,7 @@
         <w:rPr>
           <w:color w:val="000000"/>
         </w:rPr>
-        <w:t>New Repository: Students MUST create a brand-new GitHub repository for this Term Project. Do NOT reuse or fork any repository</w:t>
-      </w:r>
-      <w:r>
-        <w:rPr>
-          <w:color w:val="000000"/>
-        </w:rPr>
-        <w:t xml:space="preserve"> from any previous assignment.</w:t>
+        <w:t>New Repository: Students MUST create a brand-new GitHub repository for this Term Project. Do NOT reuse or fork any repository from any previous assignment.</w:t>
       </w:r>
     </w:p>
     <w:p>
@@ -365,13 +318,8 @@
         <w:rPr>
           <w:color w:val="000000"/>
         </w:rPr>
-        <w:t>Secre</w:t>
-      </w:r>
-      <w:r>
-        <w:rPr>
-          <w:color w:val="000000"/>
-        </w:rPr>
-        <w:t>ts Ownership: All GitHub secrets and environment configurations must be created by the Team Lead using the TL's own Docker Hub and Render credentials. No team member other than the TL should create or modify secrets.</w:t>
+        <w:lastRenderedPageBreak/>
+        <w:t>Secrets Ownership: All GitHub secrets and environment configurations must be created by the Team Lead using the TL's own Docker Hub and Render credentials. No team member other than the TL should create or modify secrets.</w:t>
       </w:r>
     </w:p>
     <w:p>
@@ -387,13 +335,7 @@
         <w:rPr>
           <w:color w:val="000000"/>
         </w:rPr>
-        <w:t>All deployments MUST be triggered via t</w:t>
-      </w:r>
-      <w:r>
-        <w:rPr>
-          <w:color w:val="000000"/>
-        </w:rPr>
-        <w:t>he GitHub Actions CD pipelines. Manual deployment on Render is NOT permitted after the initial service setup.</w:t>
+        <w:t>All deployments MUST be triggered via the GitHub Actions CD pipelines. Manual deployment on Render is NOT permitted after the initial service setup.</w:t>
       </w:r>
     </w:p>
     <w:p>
@@ -409,7 +351,6 @@
         <w:rPr>
           <w:color w:val="000000"/>
         </w:rPr>
-        <w:lastRenderedPageBreak/>
         <w:t>Only the Team Lead submits the final document to the LMS.</w:t>
       </w:r>
     </w:p>
@@ -442,13 +383,7 @@
         <w:rPr>
           <w:color w:val="000000"/>
         </w:rPr>
-        <w:t>Each team member must wor</w:t>
-      </w:r>
-      <w:r>
-        <w:rPr>
-          <w:color w:val="000000"/>
-        </w:rPr>
-        <w:t>k on their own feature branch and open a Pull Request (PR) targeting the develop branch.</w:t>
+        <w:t>Each team member must work on their own feature branch and open a Pull Request (PR) targeting the develop branch.</w:t>
       </w:r>
     </w:p>
     <w:p>
@@ -464,13 +399,7 @@
         <w:rPr>
           <w:color w:val="000000"/>
         </w:rPr>
-        <w:t>No JavaScript of any kind is permitted. All pages must be built exclusively using HTML5 and CSS3. Forms must use HTML-only attributes (no JS event listeners, no fetch,</w:t>
-      </w:r>
-      <w:r>
-        <w:rPr>
-          <w:color w:val="000000"/>
-        </w:rPr>
-        <w:t xml:space="preserve"> no XMLHttpRequest).</w:t>
+        <w:t>No JavaScript of any kind is permitted. All pages must be built exclusively using HTML5 and CSS3. Forms must use HTML-only attributes (no JS event listeners, no fetch, no XMLHttpRequest).</w:t>
       </w:r>
     </w:p>
     <w:p>
@@ -694,17 +623,7 @@
                 <w:sz w:val="20"/>
                 <w:szCs w:val="20"/>
               </w:rPr>
-              <w:t>Assig</w:t>
-            </w:r>
-            <w:r>
-              <w:rPr>
-                <w:b/>
-                <w:bCs/>
-                <w:color w:val="FFFFFF"/>
-                <w:sz w:val="20"/>
-                <w:szCs w:val="20"/>
-              </w:rPr>
-              <w:t>ned Workflow File</w:t>
+              <w:t>Assigned Workflow File</w:t>
             </w:r>
           </w:p>
         </w:tc>
@@ -1033,8 +952,6 @@
             <w:r>
               <w:t>2</w:t>
             </w:r>
-            <w:bookmarkStart w:id="0" w:name="_GoBack"/>
-            <w:bookmarkEnd w:id="0"/>
           </w:p>
         </w:tc>
         <w:tc>
@@ -1718,15 +1635,7 @@
           <w:iCs/>
           <w:color w:val="595959"/>
         </w:rPr>
-        <w:t xml:space="preserve">[Paste Render Development </w:t>
-      </w:r>
-      <w:r>
-        <w:rPr>
-          <w:i/>
-          <w:iCs/>
-          <w:color w:val="595959"/>
-        </w:rPr>
-        <w:t>Service URL Here]</w:t>
+        <w:t>[Paste Render Development Service URL Here]</w:t>
       </w:r>
     </w:p>
     <w:p>
@@ -2036,15 +1945,7 @@
                 <w:sz w:val="20"/>
                 <w:szCs w:val="20"/>
               </w:rPr>
-              <w:t>Active development; CI tri</w:t>
-            </w:r>
-            <w:r>
-              <w:rPr>
-                <w:color w:val="000000"/>
-                <w:sz w:val="20"/>
-                <w:szCs w:val="20"/>
-              </w:rPr>
-              <w:t>ggered on every PR to develop</w:t>
+              <w:t>Active development; CI triggered on every PR to develop</w:t>
             </w:r>
           </w:p>
         </w:tc>
@@ -2284,15 +2185,7 @@
                 <w:sz w:val="20"/>
                 <w:szCs w:val="20"/>
               </w:rPr>
-              <w:t>Live public site; CI triggered on</w:t>
-            </w:r>
-            <w:r>
-              <w:rPr>
-                <w:color w:val="000000"/>
-                <w:sz w:val="20"/>
-                <w:szCs w:val="20"/>
-              </w:rPr>
-              <w:t xml:space="preserve"> every PR to main</w:t>
+              <w:t>Live public site; CI triggered on every PR to main</w:t>
             </w:r>
           </w:p>
         </w:tc>
@@ -2365,13 +2258,7 @@
         <w:rPr>
           <w:color w:val="000000"/>
         </w:rPr>
-        <w:t xml:space="preserve">The Team Lead sets up the repository, Dockerfile, shared stylesheet (style.css), and all six CI/CD workflow files. Each team member is individually responsible for building one </w:t>
-      </w:r>
-      <w:r>
-        <w:rPr>
-          <w:color w:val="000000"/>
-        </w:rPr>
-        <w:t>destination page (HTML + CSS) and authoring one workflow file – either a CI or a CD workflow for any one environment.</w:t>
+        <w:t>The Team Lead sets up the repository, Dockerfile, shared stylesheet (style.css), and all six CI/CD workflow files. Each team member is individually responsible for building one destination page (HTML + CSS) and authoring one workflow file – either a CI or a CD workflow for any one environment.</w:t>
       </w:r>
     </w:p>
     <w:p/>
@@ -2664,15 +2551,7 @@
                 <w:sz w:val="20"/>
                 <w:szCs w:val="20"/>
               </w:rPr>
-              <w:t xml:space="preserve">A welcoming landing page </w:t>
-            </w:r>
-            <w:r>
-              <w:rPr>
-                <w:color w:val="000000"/>
-                <w:sz w:val="20"/>
-                <w:szCs w:val="20"/>
-              </w:rPr>
-              <w:t>introducing PakVista, with a hero section, a brief paragraph about Pakistan's tourism, and navigation links to all five destination pages.</w:t>
+              <w:t>A welcoming landing page introducing PakVista, with a hero section, a brief paragraph about Pakistan's tourism, and navigation links to all five destination pages.</w:t>
             </w:r>
           </w:p>
         </w:tc>
@@ -2797,15 +2676,7 @@
                 <w:sz w:val="20"/>
                 <w:szCs w:val="20"/>
               </w:rPr>
-              <w:t xml:space="preserve">Dedicated page for Lahore covering the Badshahi Mosque, Lahore Fort, and </w:t>
-            </w:r>
-            <w:r>
-              <w:rPr>
-                <w:color w:val="000000"/>
-                <w:sz w:val="20"/>
-                <w:szCs w:val="20"/>
-              </w:rPr>
-              <w:t>Shalimar Gardens, with descriptive paragraphs and an HTML-only image placeholder section.</w:t>
+              <w:t>Dedicated page for Lahore covering the Badshahi Mosque, Lahore Fort, and Shalimar Gardens, with descriptive paragraphs and an HTML-only image placeholder section.</w:t>
             </w:r>
           </w:p>
         </w:tc>
@@ -2930,15 +2801,7 @@
                 <w:sz w:val="20"/>
                 <w:szCs w:val="20"/>
               </w:rPr>
-              <w:t xml:space="preserve">Dedicated page for Hunza Valley covering Rakaposhi viewpoint, Attabad Lake, and Baltit Fort, with descriptive paragraphs and an HTML-only </w:t>
-            </w:r>
-            <w:r>
-              <w:rPr>
-                <w:color w:val="000000"/>
-                <w:sz w:val="20"/>
-                <w:szCs w:val="20"/>
-              </w:rPr>
-              <w:t>image placeholder section.</w:t>
+              <w:t>Dedicated page for Hunza Valley covering Rakaposhi viewpoint, Attabad Lake, and Baltit Fort, with descriptive paragraphs and an HTML-only image placeholder section.</w:t>
             </w:r>
           </w:p>
         </w:tc>
@@ -3211,13 +3074,8 @@
         <w:rPr>
           <w:color w:val="000000"/>
         </w:rPr>
-        <w:t xml:space="preserve">Each team member must </w:t>
-      </w:r>
-      <w:r>
-        <w:rPr>
-          <w:color w:val="000000"/>
-        </w:rPr>
-        <w:t>author exactly one workflow file. The Team Lead authors the remaining workflow files as part of the repository setup.</w:t>
+        <w:lastRenderedPageBreak/>
+        <w:t>Each team member must author exactly one workflow file. The Team Lead authors the remaining workflow files as part of the repository setup.</w:t>
       </w:r>
     </w:p>
     <w:p/>
@@ -3566,32 +3424,15 @@
                 <w:sz w:val="20"/>
                 <w:szCs w:val="20"/>
               </w:rPr>
-              <w:t xml:space="preserve">Assigned to </w:t>
-            </w:r>
-            <w:r>
-              <w:rPr>
-                <w:color w:val="000000"/>
-                <w:sz w:val="20"/>
-                <w:szCs w:val="20"/>
-              </w:rPr>
-              <w:t>Member 1 (Team Lead): Checkout,</w:t>
-            </w:r>
-            <w:r>
-              <w:rPr>
-                <w:color w:val="000000"/>
-                <w:sz w:val="20"/>
-                <w:szCs w:val="20"/>
-              </w:rPr>
-              <w:t xml:space="preserve"> HTML &amp; CSS Linting, Building with </w:t>
-            </w:r>
-            <w:r>
-              <w:rPr>
-                <w:color w:val="000000"/>
-                <w:sz w:val="20"/>
-                <w:szCs w:val="20"/>
-              </w:rPr>
-              <w:lastRenderedPageBreak/>
-              <w:t>Parcel,</w:t>
+              <w:t>Assigned to Member 1 (Team Lead): Checkout,</w:t>
+            </w:r>
+            <w:r>
+              <w:rPr>
+                <w:color w:val="000000"/>
+                <w:sz w:val="20"/>
+                <w:szCs w:val="20"/>
+              </w:rPr>
+              <w:t xml:space="preserve"> HTML &amp; CSS Linting, Building with Parcel,</w:t>
             </w:r>
             <w:r>
               <w:rPr>
@@ -3635,7 +3476,6 @@
                 <w:sz w:val="20"/>
                 <w:szCs w:val="20"/>
               </w:rPr>
-              <w:lastRenderedPageBreak/>
               <w:t>2</w:t>
             </w:r>
           </w:p>
@@ -3754,15 +3594,7 @@
                 <w:sz w:val="20"/>
                 <w:szCs w:val="20"/>
               </w:rPr>
-              <w:t xml:space="preserve">Assigned to Member 2: Checkout, declare </w:t>
-            </w:r>
-            <w:r>
-              <w:rPr>
-                <w:color w:val="000000"/>
-                <w:sz w:val="20"/>
-                <w:szCs w:val="20"/>
-              </w:rPr>
-              <w:t>environment: development, curl POST to RENDER_DEPLOY_HOOK_DEV_URL, output confirmation.</w:t>
+              <w:t>Assigned to Member 2: Checkout, declare environment: development, curl POST to RENDER_DEPLOY_HOOK_DEV_URL, output confirmation.</w:t>
             </w:r>
           </w:p>
         </w:tc>
@@ -3932,15 +3764,7 @@
                 <w:sz w:val="20"/>
                 <w:szCs w:val="20"/>
               </w:rPr>
-              <w:t xml:space="preserve">Docker Login, Build, Tag </w:t>
-            </w:r>
-            <w:r>
-              <w:rPr>
-                <w:color w:val="000000"/>
-                <w:sz w:val="20"/>
-                <w:szCs w:val="20"/>
-              </w:rPr>
-              <w:t>(:staging-latest, :staging-&lt;sha&gt;), Push to Docker Hub.</w:t>
+              <w:t>Docker Login, Build, Tag (:staging-latest, :staging-&lt;sha&gt;), Push to Docker Hub.</w:t>
             </w:r>
           </w:p>
         </w:tc>
@@ -4441,13 +4265,7 @@
         <w:rPr>
           <w:color w:val="000000"/>
         </w:rPr>
-        <w:t>Each team member independently follows the complete GitFlow for their</w:t>
-      </w:r>
-      <w:r>
-        <w:rPr>
-          <w:color w:val="000000"/>
-        </w:rPr>
-        <w:t xml:space="preserve"> assigned page and workflow file:</w:t>
+        <w:t>Each team member independently follows the complete GitFlow for their assigned page and workflow file:</w:t>
       </w:r>
     </w:p>
     <w:p>
@@ -4496,13 +4314,8 @@
         <w:rPr>
           <w:color w:val="000000"/>
         </w:rPr>
-        <w:t>Build the assigned HTML page with appropriate content. Link the page to t</w:t>
-      </w:r>
-      <w:r>
-        <w:rPr>
-          <w:color w:val="000000"/>
-        </w:rPr>
-        <w:t>he shared style.css. No JavaScript permitted.</w:t>
+        <w:lastRenderedPageBreak/>
+        <w:t>Build the assigned HTML page with appropriate content. Link the page to the shared style.css. No JavaScript permitted.</w:t>
       </w:r>
     </w:p>
     <w:p>
@@ -4550,13 +4363,7 @@
         <w:rPr>
           <w:color w:val="000000"/>
         </w:rPr>
-        <w:t>Op</w:t>
-      </w:r>
-      <w:r>
-        <w:rPr>
-          <w:color w:val="000000"/>
-        </w:rPr>
-        <w:t>en a Pull Request (PR) targeting the develop branch. The CI workflow for the development environment (ci-dev.yml) fires automatically. Verify all steps pass.</w:t>
+        <w:t>Open a Pull Request (PR) targeting the develop branch. The CI workflow for the development environment (ci-dev.yml) fires automatically. Verify all steps pass.</w:t>
       </w:r>
     </w:p>
     <w:p>
@@ -4572,13 +4379,7 @@
         <w:rPr>
           <w:color w:val="000000"/>
         </w:rPr>
-        <w:t xml:space="preserve">Request a review from the Team Lead. Once CI passes and the PR is approved, the Team Lead merges </w:t>
-      </w:r>
-      <w:r>
-        <w:rPr>
-          <w:color w:val="000000"/>
-        </w:rPr>
-        <w:t>it. The merge triggers the CD pipeline (cd-dev.yml) and deploys the updated site to the Render development service.</w:t>
+        <w:t>Request a review from the Team Lead. Once CI passes and the PR is approved, the Team Lead merges it. The merge triggers the CD pipeline (cd-dev.yml) and deploys the updated site to the Render development service.</w:t>
       </w:r>
     </w:p>
     <w:p/>
@@ -4604,16 +4405,7 @@
           <w:sz w:val="19"/>
           <w:szCs w:val="19"/>
         </w:rPr>
-        <w:t>Feature Branch → PR to develop → ci-dev.yml builds &amp; pushes :dev-latest → PR merged → push on develop → cd-dev.yml</w:t>
-      </w:r>
-      <w:r>
-        <w:rPr>
-          <w:rFonts w:ascii="Courier New" w:eastAsia="Courier New" w:hAnsi="Courier New" w:cs="Courier New"/>
-          <w:color w:val="1F3864"/>
-          <w:sz w:val="19"/>
-          <w:szCs w:val="19"/>
-        </w:rPr>
-        <w:t xml:space="preserve"> deploys to pakvista-dev on Render → Live PakVista Development updated.</w:t>
+        <w:t>Feature Branch → PR to develop → ci-dev.yml builds &amp; pushes :dev-latest → PR merged → push on develop → cd-dev.yml deploys to pakvista-dev on Render → Live PakVista Development updated.</w:t>
       </w:r>
     </w:p>
     <w:p/>
@@ -4664,13 +4456,7 @@
         <w:rPr>
           <w:color w:val="000000"/>
         </w:rPr>
-        <w:t>Creat</w:t>
-      </w:r>
-      <w:r>
-        <w:rPr>
-          <w:color w:val="000000"/>
-        </w:rPr>
-        <w:t>e a new public GitHub repository named pakvista-cicd (or a name agreed by the team). Do NOT clone or fork any existing repository.</w:t>
+        <w:t>Create a new public GitHub repository named pakvista-cicd (or a name agreed by the team). Do NOT clone or fork any existing repository.</w:t>
       </w:r>
     </w:p>
     <w:p>
@@ -4686,13 +4472,7 @@
         <w:rPr>
           <w:color w:val="000000"/>
         </w:rPr>
-        <w:t xml:space="preserve">Create the develop, staging, and main branches. Set develop as the default working branch. The promotion flow is: develop → </w:t>
-      </w:r>
-      <w:r>
-        <w:rPr>
-          <w:color w:val="000000"/>
-        </w:rPr>
-        <w:t>staging → main.</w:t>
+        <w:t>Create the develop, staging, and main branches. Set develop as the default working branch. The promotion flow is: develop → staging → main.</w:t>
       </w:r>
     </w:p>
     <w:p>
@@ -4786,15 +4566,7 @@
           <w:bCs/>
           <w:color w:val="000000"/>
         </w:rPr>
-        <w:t>Require the corresponding CI status check to pass before merging (ci-dev for develop; ci-staging for staging; ci-prod for m</w:t>
-      </w:r>
-      <w:r>
-        <w:rPr>
-          <w:b/>
-          <w:bCs/>
-          <w:color w:val="000000"/>
-        </w:rPr>
-        <w:t>ain).</w:t>
+        <w:t>Require the corresponding CI status check to pass before merging (ci-dev for develop; ci-staging for staging; ci-prod for main).</w:t>
       </w:r>
     </w:p>
     <w:p>
@@ -4830,13 +4602,7 @@
         <w:rPr>
           <w:color w:val="000000"/>
         </w:rPr>
-        <w:t>The Team Lead must sign up on Render (render.com) and create three separate Web Services, one per environment, each connected to the Team Lead's Dock</w:t>
-      </w:r>
-      <w:r>
-        <w:rPr>
-          <w:color w:val="000000"/>
-        </w:rPr>
-        <w:t>er Hub image repository. The deploy hook URL for each service is obtained from: Render Dashboard → Service → Settings → Deploy Hook.</w:t>
+        <w:t>The Team Lead must sign up on Render (render.com) and create three separate Web Services, one per environment, each connected to the Team Lead's Docker Hub image repository. The deploy hook URL for each service is obtained from: Render Dashboard → Service → Settings → Deploy Hook.</w:t>
       </w:r>
     </w:p>
     <w:p/>
@@ -5356,15 +5122,7 @@
                 <w:sz w:val="20"/>
                 <w:szCs w:val="20"/>
               </w:rPr>
-              <w:t>Store in GitHub 'production'</w:t>
-            </w:r>
-            <w:r>
-              <w:rPr>
-                <w:color w:val="000000"/>
-                <w:sz w:val="20"/>
-                <w:szCs w:val="20"/>
-              </w:rPr>
-              <w:t xml:space="preserve"> environment</w:t>
+              <w:t>Store in GitHub 'production' environment</w:t>
             </w:r>
           </w:p>
         </w:tc>
@@ -5758,7 +5516,6 @@
                 <w:sz w:val="20"/>
                 <w:szCs w:val="20"/>
               </w:rPr>
-              <w:lastRenderedPageBreak/>
               <w:t>swat.html</w:t>
             </w:r>
           </w:p>
@@ -5850,15 +5607,7 @@
                 <w:sz w:val="20"/>
                 <w:szCs w:val="20"/>
               </w:rPr>
-              <w:t xml:space="preserve">Shared stylesheet enforcing consistent visual identity across all </w:t>
-            </w:r>
-            <w:r>
-              <w:rPr>
-                <w:color w:val="000000"/>
-                <w:sz w:val="20"/>
-                <w:szCs w:val="20"/>
-              </w:rPr>
-              <w:t>pages</w:t>
+              <w:t>Shared stylesheet enforcing consistent visual identity across all pages</w:t>
             </w:r>
           </w:p>
         </w:tc>
@@ -6044,15 +5793,7 @@
                 <w:sz w:val="20"/>
                 <w:szCs w:val="20"/>
               </w:rPr>
-              <w:t xml:space="preserve">CD workflow for Development </w:t>
-            </w:r>
-            <w:r>
-              <w:rPr>
-                <w:color w:val="000000"/>
-                <w:sz w:val="20"/>
-                <w:szCs w:val="20"/>
-              </w:rPr>
-              <w:t>– triggered on push to develop</w:t>
+              <w:t>CD workflow for Development – triggered on push to develop</w:t>
             </w:r>
           </w:p>
         </w:tc>
@@ -6380,10 +6121,7 @@
       </w:pPr>
       <w:r>
         <w:lastRenderedPageBreak/>
-        <w:t xml:space="preserve">GITHUB </w:t>
-      </w:r>
-      <w:r>
-        <w:t>ENVIRONMENTS &amp; SECRETS (MANDATORY)</w:t>
+        <w:t>GITHUB ENVIRONMENTS &amp; SECRETS (MANDATORY)</w:t>
       </w:r>
     </w:p>
     <w:p>
@@ -6394,13 +6132,7 @@
         <w:rPr>
           <w:color w:val="000000"/>
         </w:rPr>
-        <w:t>The Team Lead is responsible for creating all three GitHub Environments and all secrets listed below. The TL is the repository admin and the credentials belong exclusively to the TL's Docker Hub and Render accounts. No ot</w:t>
-      </w:r>
-      <w:r>
-        <w:rPr>
-          <w:color w:val="000000"/>
-        </w:rPr>
-        <w:t>her team member should create or modify secrets.</w:t>
+        <w:t>The Team Lead is responsible for creating all three GitHub Environments and all secrets listed below. The TL is the repository admin and the credentials belong exclusively to the TL's Docker Hub and Render accounts. No other team member should create or modify secrets.</w:t>
       </w:r>
     </w:p>
     <w:p/>
@@ -6495,13 +6227,7 @@
         <w:rPr>
           <w:color w:val="000000"/>
         </w:rPr>
-        <w:t xml:space="preserve">Table 5: </w:t>
-      </w:r>
-      <w:r>
-        <w:rPr>
-          <w:color w:val="000000"/>
-        </w:rPr>
-        <w:t>Secrets Configuration Reference</w:t>
+        <w:t>Table 5: Secrets Configuration Reference</w:t>
       </w:r>
     </w:p>
     <w:p/>
@@ -6812,15 +6538,16 @@
                 <w:sz w:val="20"/>
                 <w:szCs w:val="20"/>
               </w:rPr>
-              <w:t xml:space="preserve">Team </w:t>
-            </w:r>
-            <w:r>
-              <w:rPr>
-                <w:color w:val="000000"/>
-                <w:sz w:val="20"/>
-                <w:szCs w:val="20"/>
-              </w:rPr>
-              <w:t>Lead's Docker Hub Personal Access Token (PAT) generated from Docker Hub → Account Settings → Security. Reference: https://docs.docker.com/security/for-developers/access-tokens/</w:t>
+              <w:t xml:space="preserve">Team Lead's Docker Hub Personal Access Token (PAT) generated from Docker Hub → Account Settings → Security. Reference: </w:t>
+            </w:r>
+            <w:r>
+              <w:rPr>
+                <w:color w:val="000000"/>
+                <w:sz w:val="20"/>
+                <w:szCs w:val="20"/>
+              </w:rPr>
+              <w:lastRenderedPageBreak/>
+              <w:t>https://docs.docker.com/security/for-developers/access-tokens/</w:t>
             </w:r>
           </w:p>
         </w:tc>
@@ -6853,6 +6580,7 @@
                 <w:sz w:val="20"/>
                 <w:szCs w:val="20"/>
               </w:rPr>
+              <w:lastRenderedPageBreak/>
               <w:t>Environment: development</w:t>
             </w:r>
           </w:p>
@@ -6913,15 +6641,7 @@
                 <w:sz w:val="20"/>
                 <w:szCs w:val="20"/>
               </w:rPr>
-              <w:t xml:space="preserve">Deploy-hook webhook URL </w:t>
-            </w:r>
-            <w:r>
-              <w:rPr>
-                <w:color w:val="000000"/>
-                <w:sz w:val="20"/>
-                <w:szCs w:val="20"/>
-              </w:rPr>
-              <w:t>from the pakvista-dev Render service. Added inside the 'development' environment secrets.</w:t>
+              <w:t>Deploy-hook webhook URL from the pakvista-dev Render service. Added inside the 'development' environment secrets.</w:t>
             </w:r>
           </w:p>
         </w:tc>
@@ -7126,17 +6846,7 @@
           <w:sz w:val="20"/>
           <w:szCs w:val="20"/>
         </w:rPr>
-        <w:t xml:space="preserve">Reference: GitHub Encrypted Secrets – </w:t>
-      </w:r>
-      <w:r>
-        <w:rPr>
-          <w:i/>
-          <w:iCs/>
-          <w:color w:val="595959"/>
-          <w:sz w:val="20"/>
-          <w:szCs w:val="20"/>
-        </w:rPr>
-        <w:t>https://docs.github.com/en/actions/security-guides/encrypted-secrets | GitHub Environments – https://docs.github.com/en/actions/deployment/targeting-different-environments/using-environments-for-deployment</w:t>
+        <w:t>Reference: GitHub Encrypted Secrets – https://docs.github.com/en/actions/security-guides/encrypted-secrets | GitHub Environments – https://docs.github.com/en/actions/deployment/targeting-different-environments/using-environments-for-deployment</w:t>
       </w:r>
     </w:p>
     <w:p/>
@@ -7145,7 +6855,6 @@
         <w:pStyle w:val="Heading1"/>
       </w:pPr>
       <w:r>
-        <w:lastRenderedPageBreak/>
         <w:t>CI PIPELINE REQUIREMENTS</w:t>
       </w:r>
     </w:p>
@@ -7157,13 +6866,7 @@
         <w:rPr>
           <w:color w:val="000000"/>
         </w:rPr>
-        <w:t>There are three CI workf</w:t>
-      </w:r>
-      <w:r>
-        <w:rPr>
-          <w:color w:val="000000"/>
-        </w:rPr>
-        <w:t>low files, one per environment. All three follow the same structure; the only differences are the trigger branch, the image tags, and the file name.</w:t>
+        <w:t>There are three CI workflow files, one per environment. All three follow the same structure; the only differences are the trigger branch, the image tags, and the file name.</w:t>
       </w:r>
     </w:p>
     <w:p/>
@@ -7703,6 +7406,7 @@
         <w:pStyle w:val="Heading2"/>
       </w:pPr>
       <w:r>
+        <w:lastRenderedPageBreak/>
         <w:t>7.2  Mandatory Steps (all CI workflows)</w:t>
       </w:r>
     </w:p>
@@ -7714,13 +7418,7 @@
         <w:rPr>
           <w:color w:val="000000"/>
         </w:rPr>
-        <w:t xml:space="preserve">Each CI workflow must </w:t>
-      </w:r>
-      <w:r>
-        <w:rPr>
-          <w:color w:val="000000"/>
-        </w:rPr>
-        <w:t>include the following steps in the stated order:</w:t>
+        <w:t>Each CI workflow must include the following steps in the stated order:</w:t>
       </w:r>
     </w:p>
     <w:p/>
@@ -7851,8 +7549,54 @@
           <w:sz w:val="20"/>
           <w:szCs w:val="20"/>
         </w:rPr>
-        <w:t xml:space="preserve">Reference: https://github.com/docker/login-action | </w:t>
-      </w:r>
+        <w:t>Reference: https://github.com/docker/login-action | https://docs.docker.com/security/for-developers/access-tokens/</w:t>
+      </w:r>
+    </w:p>
+    <w:p/>
+    <w:p>
+      <w:pPr>
+        <w:spacing w:before="80" w:after="20"/>
+      </w:pPr>
+      <w:r>
+        <w:rPr>
+          <w:b/>
+          <w:bCs/>
+          <w:color w:val="1F3864"/>
+        </w:rPr>
+        <w:t xml:space="preserve">Step </w:t>
+      </w:r>
+      <w:r>
+        <w:rPr>
+          <w:b/>
+          <w:bCs/>
+          <w:color w:val="1F3864"/>
+        </w:rPr>
+        <w:t>4</w:t>
+      </w:r>
+      <w:r>
+        <w:rPr>
+          <w:b/>
+          <w:bCs/>
+          <w:color w:val="1F3864"/>
+        </w:rPr>
+        <w:t xml:space="preserve"> – Build Image</w:t>
+      </w:r>
+    </w:p>
+    <w:p>
+      <w:pPr>
+        <w:spacing w:before="60" w:after="60" w:line="276" w:lineRule="auto"/>
+      </w:pPr>
+      <w:r>
+        <w:rPr>
+          <w:color w:val="000000"/>
+        </w:rPr>
+        <w:t>Build the Docker image from the Dockerfile in the project root using docker/build-push-action@v5 with push: false.</w:t>
+      </w:r>
+    </w:p>
+    <w:p>
+      <w:pPr>
+        <w:spacing w:before="60" w:after="60"/>
+      </w:pPr>
       <w:r>
         <w:rPr>
           <w:i/>
@@ -7861,7 +7605,7 @@
           <w:sz w:val="20"/>
           <w:szCs w:val="20"/>
         </w:rPr>
-        <w:t>https://docs.docker.com/security/for-developers/access-tokens/</w:t>
+        <w:t>Reference: https://github.com/docker/build-push-action</w:t>
       </w:r>
     </w:p>
     <w:p/>
@@ -7883,7 +7627,7 @@
           <w:bCs/>
           <w:color w:val="1F3864"/>
         </w:rPr>
-        <w:t>4</w:t>
+        <w:t>5</w:t>
       </w:r>
       <w:r>
         <w:rPr>
@@ -7891,7 +7635,7 @@
           <w:bCs/>
           <w:color w:val="1F3864"/>
         </w:rPr>
-        <w:t xml:space="preserve"> – Build Image</w:t>
+        <w:t xml:space="preserve"> – Tag Image</w:t>
       </w:r>
     </w:p>
     <w:p>
@@ -7902,7 +7646,49 @@
         <w:rPr>
           <w:color w:val="000000"/>
         </w:rPr>
-        <w:t>Build the Docker image from the Dockerfile in the project root using docker/build-push-action@v5 with push: false.</w:t>
+        <w:t>Apply environment-specific tags</w:t>
+      </w:r>
+    </w:p>
+    <w:p/>
+    <w:p>
+      <w:pPr>
+        <w:spacing w:before="80" w:after="20"/>
+      </w:pPr>
+      <w:r>
+        <w:rPr>
+          <w:b/>
+          <w:bCs/>
+          <w:color w:val="1F3864"/>
+        </w:rPr>
+        <w:lastRenderedPageBreak/>
+        <w:t xml:space="preserve">Step </w:t>
+      </w:r>
+      <w:r>
+        <w:rPr>
+          <w:b/>
+          <w:bCs/>
+          <w:color w:val="1F3864"/>
+        </w:rPr>
+        <w:t>6</w:t>
+      </w:r>
+      <w:r>
+        <w:rPr>
+          <w:b/>
+          <w:bCs/>
+          <w:color w:val="1F3864"/>
+        </w:rPr>
+        <w:t xml:space="preserve"> – Push Image</w:t>
+      </w:r>
+    </w:p>
+    <w:p>
+      <w:pPr>
+        <w:spacing w:before="60" w:after="60" w:line="276" w:lineRule="auto"/>
+      </w:pPr>
+      <w:r>
+        <w:rPr>
+          <w:color w:val="000000"/>
+        </w:rPr>
+        <w:t>Re-run docker/build-push-action@v5 with push: true to push the tagged image to Docker Hub.</w:t>
       </w:r>
     </w:p>
     <w:p>
@@ -7917,113 +7703,15 @@
           <w:sz w:val="20"/>
           <w:szCs w:val="20"/>
         </w:rPr>
-        <w:t>Reference: https://github.com/docker/build-push-action</w:t>
+        <w:t>Reference: https://docs.docker.com/docker-hub/ | https://github.com/docker/build-push-action</w:t>
       </w:r>
     </w:p>
     <w:p/>
     <w:p>
       <w:pPr>
-        <w:spacing w:before="80" w:after="20"/>
-      </w:pPr>
-      <w:r>
-        <w:rPr>
-          <w:b/>
-          <w:bCs/>
-          <w:color w:val="1F3864"/>
-        </w:rPr>
-        <w:t xml:space="preserve">Step </w:t>
-      </w:r>
-      <w:r>
-        <w:rPr>
-          <w:b/>
-          <w:bCs/>
-          <w:color w:val="1F3864"/>
-        </w:rPr>
-        <w:t>5</w:t>
-      </w:r>
-      <w:r>
-        <w:rPr>
-          <w:b/>
-          <w:bCs/>
-          <w:color w:val="1F3864"/>
-        </w:rPr>
-        <w:t xml:space="preserve"> – Tag Image</w:t>
-      </w:r>
-    </w:p>
-    <w:p>
-      <w:pPr>
-        <w:spacing w:before="60" w:after="60" w:line="276" w:lineRule="auto"/>
-      </w:pPr>
-      <w:r>
-        <w:rPr>
-          <w:color w:val="000000"/>
-        </w:rPr>
-        <w:t>Apply environment-specific tags</w:t>
-      </w:r>
-    </w:p>
-    <w:p/>
-    <w:p>
-      <w:pPr>
-        <w:spacing w:before="80" w:after="20"/>
-      </w:pPr>
-      <w:r>
-        <w:rPr>
-          <w:b/>
-          <w:bCs/>
-          <w:color w:val="1F3864"/>
-        </w:rPr>
-        <w:t xml:space="preserve">Step </w:t>
-      </w:r>
-      <w:r>
-        <w:rPr>
-          <w:b/>
-          <w:bCs/>
-          <w:color w:val="1F3864"/>
-        </w:rPr>
-        <w:t>6</w:t>
-      </w:r>
-      <w:r>
-        <w:rPr>
-          <w:b/>
-          <w:bCs/>
-          <w:color w:val="1F3864"/>
-        </w:rPr>
-        <w:t xml:space="preserve"> – Push Image</w:t>
-      </w:r>
-    </w:p>
-    <w:p>
-      <w:pPr>
-        <w:spacing w:before="60" w:after="60" w:line="276" w:lineRule="auto"/>
-      </w:pPr>
-      <w:r>
-        <w:rPr>
-          <w:color w:val="000000"/>
-        </w:rPr>
-        <w:t>Re-run docker/build-push-action@v5 with push: true to push the tagged image to Docker Hub.</w:t>
-      </w:r>
-    </w:p>
-    <w:p>
-      <w:pPr>
-        <w:spacing w:before="60" w:after="60"/>
-      </w:pPr>
-      <w:r>
-        <w:rPr>
-          <w:i/>
-          <w:iCs/>
-          <w:color w:val="595959"/>
-          <w:sz w:val="20"/>
-          <w:szCs w:val="20"/>
-        </w:rPr>
-        <w:t>Reference: https://docs.docker.com/docker-hub/ | https://github.com/docker/build-push-action</w:t>
-      </w:r>
-    </w:p>
-    <w:p/>
-    <w:p>
-      <w:pPr>
         <w:pStyle w:val="Heading2"/>
       </w:pPr>
       <w:r>
-        <w:lastRenderedPageBreak/>
         <w:t>7.3  Additional CI Requirements</w:t>
       </w:r>
     </w:p>
@@ -8058,15 +7746,7 @@
           <w:bCs/>
           <w:color w:val="000000"/>
         </w:rPr>
-        <w:t>The CI status check must be register</w:t>
-      </w:r>
-      <w:r>
-        <w:rPr>
-          <w:b/>
-          <w:bCs/>
-          <w:color w:val="000000"/>
-        </w:rPr>
-        <w:t>ed as a required check in the Branch Protection Rules on the target branch</w:t>
+        <w:t>The CI status check must be registered as a required check in the Branch Protection Rules on the target branch</w:t>
       </w:r>
       <w:r>
         <w:rPr>
@@ -8108,13 +7788,7 @@
         <w:rPr>
           <w:color w:val="000000"/>
         </w:rPr>
-        <w:t>There are three CD workflow files, one per environment. All three follow the same structure; the on</w:t>
-      </w:r>
-      <w:r>
-        <w:rPr>
-          <w:color w:val="000000"/>
-        </w:rPr>
-        <w:t>ly differences are the trigger branch, the GitHub Environment declared, and the deploy hook secret name.</w:t>
+        <w:t>There are three CD workflow files, one per environment. All three follow the same structure; the only differences are the trigger branch, the GitHub Environment declared, and the deploy hook secret name.</w:t>
       </w:r>
     </w:p>
     <w:p/>
@@ -8402,15 +8076,7 @@
                 <w:sz w:val="20"/>
                 <w:szCs w:val="20"/>
               </w:rPr>
-              <w:t xml:space="preserve">RENDER_DEPLOY_HOOK_DEV_URL (in </w:t>
-            </w:r>
-            <w:r>
-              <w:rPr>
-                <w:color w:val="000000"/>
-                <w:sz w:val="20"/>
-                <w:szCs w:val="20"/>
-              </w:rPr>
-              <w:t>'development' env)</w:t>
+              <w:t>RENDER_DEPLOY_HOOK_DEV_URL (in 'development' env)</w:t>
             </w:r>
           </w:p>
         </w:tc>
@@ -8443,6 +8109,7 @@
                 <w:sz w:val="20"/>
                 <w:szCs w:val="20"/>
               </w:rPr>
+              <w:lastRenderedPageBreak/>
               <w:t>cd-staging.yml</w:t>
             </w:r>
           </w:p>
@@ -8673,13 +8340,7 @@
         <w:rPr>
           <w:color w:val="000000"/>
         </w:rPr>
-        <w:t>Each CD workflow must include the following</w:t>
-      </w:r>
-      <w:r>
-        <w:rPr>
-          <w:color w:val="000000"/>
-        </w:rPr>
-        <w:t xml:space="preserve"> steps in the stated order:</w:t>
+        <w:t>Each CD workflow must include the following steps in the stated order:</w:t>
       </w:r>
     </w:p>
     <w:p/>
@@ -8744,13 +8405,7 @@
         <w:rPr>
           <w:color w:val="000000"/>
         </w:rPr>
-        <w:t>The job must declare the appropriate GitHub Environment (environment: devel</w:t>
-      </w:r>
-      <w:r>
-        <w:rPr>
-          <w:color w:val="000000"/>
-        </w:rPr>
-        <w:t>opment | staging | production) so that the environment-level deploy hook secret is injected into the job.</w:t>
+        <w:t>The job must declare the appropriate GitHub Environment (environment: development | staging | production) so that the environment-level deploy hook secret is injected into the job.</w:t>
       </w:r>
     </w:p>
     <w:p>
@@ -8790,13 +8445,7 @@
         <w:rPr>
           <w:color w:val="000000"/>
         </w:rPr>
-        <w:t xml:space="preserve">Send an </w:t>
-      </w:r>
-      <w:r>
-        <w:rPr>
-          <w:color w:val="000000"/>
-        </w:rPr>
-        <w:t>HTTP POST request to the Render deploy hook URL using curl:</w:t>
+        <w:t>Send an HTTP POST request to the Render deploy hook URL using curl:</w:t>
       </w:r>
     </w:p>
     <w:p>
@@ -8841,16 +8490,8 @@
           <w:sz w:val="20"/>
           <w:szCs w:val="20"/>
         </w:rPr>
-        <w:t>curl -X POST ${{ secrets.RENDER_DEPLOY_HOOK_PROD_</w:t>
-      </w:r>
-      <w:r>
-        <w:rPr>
-          <w:rFonts w:ascii="Courier New" w:eastAsia="Courier New" w:hAnsi="Courier New" w:cs="Courier New"/>
-          <w:color w:val="C7254E"/>
-          <w:sz w:val="20"/>
-          <w:szCs w:val="20"/>
-        </w:rPr>
-        <w:t>URL }}    # cd-prod.yml</w:t>
+        <w:lastRenderedPageBreak/>
+        <w:t>curl -X POST ${{ secrets.RENDER_DEPLOY_HOOK_PROD_URL }}    # cd-prod.yml</w:t>
       </w:r>
     </w:p>
     <w:p>
@@ -8879,7 +8520,6 @@
           <w:bCs/>
           <w:color w:val="1F3864"/>
         </w:rPr>
-        <w:lastRenderedPageBreak/>
         <w:t>Step 4 – Confirm</w:t>
       </w:r>
     </w:p>
@@ -8891,13 +8531,7 @@
         <w:rPr>
           <w:color w:val="000000"/>
         </w:rPr>
-        <w:t>Output a timestamped deployment confirmat</w:t>
-      </w:r>
-      <w:r>
-        <w:rPr>
-          <w:color w:val="000000"/>
-        </w:rPr>
-        <w:t>ion message as the final step using echo, e.g.: echo "Deployment to &lt;environment&gt; triggered at $(date)"</w:t>
+        <w:t>Output a timestamped deployment confirmation message as the final step using echo, e.g.: echo "Deployment to &lt;environment&gt; triggered at $(date)"</w:t>
       </w:r>
     </w:p>
     <w:p>
@@ -8953,13 +8587,7 @@
         <w:rPr>
           <w:color w:val="000000"/>
         </w:rPr>
-        <w:t xml:space="preserve">The job must </w:t>
-      </w:r>
-      <w:r>
-        <w:rPr>
-          <w:color w:val="000000"/>
-        </w:rPr>
-        <w:t>NOT contain any Docker build or push steps – those responsibilities belong exclusively to the CI workflows.</w:t>
+        <w:t>The job must NOT contain any Docker build or push steps – those responsibilities belong exclusively to the CI workflows.</w:t>
       </w:r>
     </w:p>
     <w:p>
@@ -8975,13 +8603,7 @@
         <w:rPr>
           <w:color w:val="000000"/>
         </w:rPr>
-        <w:t xml:space="preserve">The workflow must be triggered only on push events to the specified branch (no workflow_dispatch or schedule triggers are required, though they may </w:t>
-      </w:r>
-      <w:r>
-        <w:rPr>
-          <w:color w:val="000000"/>
-        </w:rPr>
-        <w:t>be added as extras).</w:t>
+        <w:t>The workflow must be triggered only on push events to the specified branch (no workflow_dispatch or schedule triggers are required, though they may be added as extras).</w:t>
       </w:r>
     </w:p>
     <w:p/>
@@ -9024,13 +8646,7 @@
         <w:rPr>
           <w:color w:val="000000"/>
         </w:rPr>
-        <w:t>Base image: nginx:alpine (official Nginx image on Alpine Linux). Reference: https://hub.docker.com/_/n</w:t>
-      </w:r>
-      <w:r>
-        <w:rPr>
-          <w:color w:val="000000"/>
-        </w:rPr>
-        <w:t>ginx</w:t>
+        <w:t>Base image: nginx:alpine (official Nginx image on Alpine Linux). Reference: https://hub.docker.com/_/nginx</w:t>
       </w:r>
     </w:p>
     <w:p>
@@ -9094,13 +8710,7 @@
         <w:rPr>
           <w:color w:val="000000"/>
         </w:rPr>
-        <w:t xml:space="preserve">The </w:t>
-      </w:r>
-      <w:r>
-        <w:rPr>
-          <w:color w:val="000000"/>
-        </w:rPr>
-        <w:t>Dockerfile must be placed in the repository root (not in a subdirectory).</w:t>
+        <w:t>The Dockerfile must be placed in the repository root (not in a subdirectory).</w:t>
       </w:r>
     </w:p>
     <w:p/>
@@ -9188,17 +8798,7 @@
           <w:sz w:val="20"/>
           <w:szCs w:val="20"/>
         </w:rPr>
-        <w:t>Reference – Docker Official nginx Image: https://hu</w:t>
-      </w:r>
-      <w:r>
-        <w:rPr>
-          <w:i/>
-          <w:iCs/>
-          <w:color w:val="595959"/>
-          <w:sz w:val="20"/>
-          <w:szCs w:val="20"/>
-        </w:rPr>
-        <w:t>b.docker.com/_/nginx | Dockerfile Reference: https://docs.docker.com/reference/dockerfile/</w:t>
+        <w:t>Reference – Docker Official nginx Image: https://hub.docker.com/_/nginx | Dockerfile Reference: https://docs.docker.com/reference/dockerfile/</w:t>
       </w:r>
     </w:p>
     <w:p/>
@@ -9218,13 +8818,8 @@
         <w:rPr>
           <w:color w:val="000000"/>
         </w:rPr>
-        <w:t>All pages must comply with the following standards. Pages not meeting these requirements will not receive full marks for the page development</w:t>
-      </w:r>
-      <w:r>
-        <w:rPr>
-          <w:color w:val="000000"/>
-        </w:rPr>
-        <w:t xml:space="preserve"> task.</w:t>
+        <w:lastRenderedPageBreak/>
+        <w:t>All pages must comply with the following standards. Pages not meeting these requirements will not receive full marks for the page development task.</w:t>
       </w:r>
     </w:p>
     <w:p/>
@@ -9289,13 +8884,7 @@
         <w:rPr>
           <w:color w:val="000000"/>
         </w:rPr>
-        <w:t>Every</w:t>
-      </w:r>
-      <w:r>
-        <w:rPr>
-          <w:color w:val="000000"/>
-        </w:rPr>
-        <w:t xml:space="preserve"> page must contain a consistent navigation bar (&lt;nav&gt;) with anchor links to all five destination pages and the home page.</w:t>
+        <w:t>Every page must contain a consistent navigation bar (&lt;nav&gt;) with anchor links to all five destination pages and the home page.</w:t>
       </w:r>
     </w:p>
     <w:p>
@@ -9327,13 +8916,7 @@
         <w:rPr>
           <w:color w:val="000000"/>
         </w:rPr>
-        <w:t>No JavaScript: &lt;script&gt; tags, inline</w:t>
-      </w:r>
-      <w:r>
-        <w:rPr>
-          <w:color w:val="000000"/>
-        </w:rPr>
-        <w:t xml:space="preserve"> event handlers (onclick, onsubmit, etc.), and external .js file links are strictly prohibited.</w:t>
+        <w:t>No JavaScript: &lt;script&gt; tags, inline event handlers (onclick, onsubmit, etc.), and external .js file links are strictly prohibited.</w:t>
       </w:r>
     </w:p>
     <w:p>
@@ -9349,13 +8932,7 @@
         <w:rPr>
           <w:color w:val="000000"/>
         </w:rPr>
-        <w:t>All images must use HTML &lt;figure&gt; and &lt;figcaption&gt; elements with descriptive alt attributes. Actual image files are optional; a styled empty &lt;div class="img-pla</w:t>
-      </w:r>
-      <w:r>
-        <w:rPr>
-          <w:color w:val="000000"/>
-        </w:rPr>
-        <w:t>ceholder"&gt; with a descriptive label inside is acceptable.</w:t>
+        <w:t>All images must use HTML &lt;figure&gt; and &lt;figcaption&gt; elements with descriptive alt attributes. Actual image files are optional; a styled empty &lt;div class="img-placeholder"&gt; with a descriptive label inside is acceptable.</w:t>
       </w:r>
     </w:p>
     <w:p>
@@ -9387,17 +8964,7 @@
           <w:sz w:val="20"/>
           <w:szCs w:val="20"/>
         </w:rPr>
-        <w:t>Reference – HTML5 Specification: https://html.spec.whatwg.org/ | MDN HTML Reference: http</w:t>
-      </w:r>
-      <w:r>
-        <w:rPr>
-          <w:i/>
-          <w:iCs/>
-          <w:color w:val="595959"/>
-          <w:sz w:val="20"/>
-          <w:szCs w:val="20"/>
-        </w:rPr>
-        <w:t>s://developer.mozilla.org/en-US/docs/Web/HTML</w:t>
+        <w:t>Reference – HTML5 Specification: https://html.spec.whatwg.org/ | MDN HTML Reference: https://developer.mozilla.org/en-US/docs/Web/HTML</w:t>
       </w:r>
     </w:p>
     <w:p/>
@@ -9406,25 +8973,19 @@
         <w:pStyle w:val="Heading1"/>
       </w:pPr>
       <w:r>
+        <w:t>CSS (style.css) REQUIREMENTS</w:t>
+      </w:r>
+    </w:p>
+    <w:p>
+      <w:pPr>
+        <w:spacing w:before="60" w:after="60" w:line="276" w:lineRule="auto"/>
+      </w:pPr>
+      <w:r>
+        <w:rPr>
+          <w:color w:val="000000"/>
+        </w:rPr>
         <w:lastRenderedPageBreak/>
-        <w:t>CSS (style.css) REQUIREMENTS</w:t>
-      </w:r>
-    </w:p>
-    <w:p>
-      <w:pPr>
-        <w:spacing w:before="60" w:after="60" w:line="276" w:lineRule="auto"/>
-      </w:pPr>
-      <w:r>
-        <w:rPr>
-          <w:color w:val="000000"/>
-        </w:rPr>
-        <w:t xml:space="preserve">The Team Lead must create a shared style.css in the repository root. All team members must link their page to this file and must NOT create separate CSS files. Additional inline </w:t>
-      </w:r>
-      <w:r>
-        <w:rPr>
-          <w:color w:val="000000"/>
-        </w:rPr>
-        <w:t>&lt;style&gt; blocks within individual pages are permitted for minor page-specific overrides only.</w:t>
+        <w:t>The Team Lead must create a shared style.css in the repository root. All team members must link their page to this file and must NOT create separate CSS files. Additional inline &lt;style&gt; blocks within individual pages are permitted for minor page-specific overrides only.</w:t>
       </w:r>
     </w:p>
     <w:p/>
@@ -9457,13 +9018,7 @@
         <w:rPr>
           <w:color w:val="000000"/>
         </w:rPr>
-        <w:t xml:space="preserve">Provide base styles for: body, h1–h3, p, a, nav, ul/li, table, th, </w:t>
-      </w:r>
-      <w:r>
-        <w:rPr>
-          <w:color w:val="000000"/>
-        </w:rPr>
-        <w:t>td, footer.</w:t>
+        <w:t>Provide base styles for: body, h1–h3, p, a, nav, ul/li, table, th, td, footer.</w:t>
       </w:r>
     </w:p>
     <w:p>
@@ -9495,13 +9050,7 @@
         <w:rPr>
           <w:color w:val="000000"/>
         </w:rPr>
-        <w:t>Provide a .img-placeholder class that renders an empty box (e.g., 200px × 150px, with a border and background colour) as a stand-in for actual</w:t>
-      </w:r>
-      <w:r>
-        <w:rPr>
-          <w:color w:val="000000"/>
-        </w:rPr>
-        <w:t xml:space="preserve"> images.</w:t>
+        <w:t>Provide a .img-placeholder class that renders an empty box (e.g., 200px × 150px, with a border and background colour) as a stand-in for actual images.</w:t>
       </w:r>
     </w:p>
     <w:p>
@@ -9549,17 +9098,7 @@
           <w:sz w:val="20"/>
           <w:szCs w:val="20"/>
         </w:rPr>
-        <w:t>Reference – CSS Reference: https://developer</w:t>
-      </w:r>
-      <w:r>
-        <w:rPr>
-          <w:i/>
-          <w:iCs/>
-          <w:color w:val="595959"/>
-          <w:sz w:val="20"/>
-          <w:szCs w:val="20"/>
-        </w:rPr>
-        <w:t>.mozilla.org/en-US/docs/Web/CSS | CSS Custom Properties: https://developer.mozilla.org/en-US/docs/Web/CSS/Using_CSS_custom_properties</w:t>
+        <w:t>Reference – CSS Reference: https://developer.mozilla.org/en-US/docs/Web/CSS | CSS Custom Properties: https://developer.mozilla.org/en-US/docs/Web/CSS/Using_CSS_custom_properties</w:t>
       </w:r>
     </w:p>
     <w:p/>
@@ -9745,17 +9284,7 @@
                 <w:sz w:val="20"/>
                 <w:szCs w:val="20"/>
               </w:rPr>
-              <w:t>Key Ste</w:t>
-            </w:r>
-            <w:r>
-              <w:rPr>
-                <w:b/>
-                <w:bCs/>
-                <w:color w:val="FFFFFF"/>
-                <w:sz w:val="20"/>
-                <w:szCs w:val="20"/>
-              </w:rPr>
-              <w:t>ps</w:t>
+              <w:t>Key Steps</w:t>
             </w:r>
           </w:p>
         </w:tc>
@@ -9995,15 +9524,7 @@
                 <w:sz w:val="20"/>
                 <w:szCs w:val="20"/>
               </w:rPr>
-              <w:t>Checkout → env: development → curl POST RENDER_DEPLOY_HOOK_DEV_URL</w:t>
-            </w:r>
-            <w:r>
-              <w:rPr>
-                <w:color w:val="000000"/>
-                <w:sz w:val="20"/>
-                <w:szCs w:val="20"/>
-              </w:rPr>
-              <w:t xml:space="preserve"> → echo confirmation</w:t>
+              <w:t>Checkout → env: development → curl POST RENDER_DEPLOY_HOOK_DEV_URL → echo confirmation</w:t>
             </w:r>
           </w:p>
         </w:tc>
@@ -10243,15 +9764,7 @@
                 <w:sz w:val="20"/>
                 <w:szCs w:val="20"/>
               </w:rPr>
-              <w:t xml:space="preserve">Checkout → env: staging → curl POST </w:t>
-            </w:r>
-            <w:r>
-              <w:rPr>
-                <w:color w:val="000000"/>
-                <w:sz w:val="20"/>
-                <w:szCs w:val="20"/>
-              </w:rPr>
-              <w:t>RENDER_DEPLOY_HOOK_STAGING_URL → echo confirmation</w:t>
+              <w:t>Checkout → env: staging → curl POST RENDER_DEPLOY_HOOK_STAGING_URL → echo confirmation</w:t>
             </w:r>
           </w:p>
         </w:tc>
@@ -10491,15 +10004,7 @@
                 <w:sz w:val="20"/>
                 <w:szCs w:val="20"/>
               </w:rPr>
-              <w:t xml:space="preserve">Checkout → env: </w:t>
-            </w:r>
-            <w:r>
-              <w:rPr>
-                <w:color w:val="000000"/>
-                <w:sz w:val="20"/>
-                <w:szCs w:val="20"/>
-              </w:rPr>
-              <w:t>production → curl POST RENDER_DEPLOY_HOOK_PROD_URL → echo confirmation</w:t>
+              <w:t>Checkout → env: production → curl POST RENDER_DEPLOY_HOOK_PROD_URL → echo confirmation</w:t>
             </w:r>
           </w:p>
         </w:tc>
@@ -10547,13 +10052,7 @@
         <w:rPr>
           <w:color w:val="000000"/>
         </w:rPr>
-        <w:t xml:space="preserve">Create a new GitHub repository from scratch (pakvista-cicd or team-agreed name). Do </w:t>
-      </w:r>
-      <w:r>
-        <w:rPr>
-          <w:color w:val="000000"/>
-        </w:rPr>
-        <w:t>NOT reuse any previous repository.</w:t>
+        <w:t>Create a new GitHub repository from scratch (pakvista-cicd or team-agreed name). Do NOT reuse any previous repository.</w:t>
       </w:r>
     </w:p>
     <w:p>
@@ -10585,13 +10084,8 @@
         <w:rPr>
           <w:color w:val="000000"/>
         </w:rPr>
-        <w:t>Apply Branch Protection Rules on develop, staging, and main – require CI to pass and require at least one review before</w:t>
-      </w:r>
-      <w:r>
-        <w:rPr>
-          <w:color w:val="000000"/>
-        </w:rPr>
-        <w:t xml:space="preserve"> merging.</w:t>
+        <w:lastRenderedPageBreak/>
+        <w:t>Apply Branch Protection Rules on develop, staging, and main – require CI to pass and require at least one review before merging.</w:t>
       </w:r>
     </w:p>
     <w:p>
@@ -10623,13 +10117,7 @@
         <w:rPr>
           <w:color w:val="000000"/>
         </w:rPr>
-        <w:t xml:space="preserve">Create three Render Web Services (pakvista-dev, pakvista-staging, pakvista-prod) each connected to the TL's Docker Hub image. Copy each </w:t>
-      </w:r>
-      <w:r>
-        <w:rPr>
-          <w:color w:val="000000"/>
-        </w:rPr>
-        <w:t>deploy hook URL and store it in the correct GitHub Environment secret.</w:t>
+        <w:t>Create three Render Web Services (pakvista-dev, pakvista-staging, pakvista-prod) each connected to the TL's Docker Hub image. Copy each deploy hook URL and store it in the correct GitHub Environment secret.</w:t>
       </w:r>
     </w:p>
     <w:p>
@@ -10661,13 +10149,7 @@
         <w:rPr>
           <w:color w:val="000000"/>
         </w:rPr>
-        <w:t xml:space="preserve">Set up the initial repository structure: commit style.css, the Dockerfile, and a skeleton index.html (Home / Welcome </w:t>
-      </w:r>
-      <w:r>
-        <w:rPr>
-          <w:color w:val="000000"/>
-        </w:rPr>
-        <w:t>page).</w:t>
+        <w:t>Set up the initial repository structure: commit style.css, the Dockerfile, and a skeleton index.html (Home / Welcome page).</w:t>
       </w:r>
     </w:p>
     <w:p>
@@ -10715,14 +10197,7 @@
         <w:rPr>
           <w:color w:val="000000"/>
         </w:rPr>
-        <w:lastRenderedPageBreak/>
-        <w:t xml:space="preserve">After all five PRs </w:t>
-      </w:r>
-      <w:r>
-        <w:rPr>
-          <w:color w:val="000000"/>
-        </w:rPr>
-        <w:t>are merged into develop, promote the changes: open a PR from develop → staging, merge it; then from staging → main, merge it. Verify the CI and CD pipelines fire correctly for each promotion.</w:t>
+        <w:t>After all five PRs are merged into develop, promote the changes: open a PR from develop → staging, merge it; then from staging → main, merge it. Verify the CI and CD pipelines fire correctly for each promotion.</w:t>
       </w:r>
     </w:p>
     <w:p/>
@@ -10747,13 +10222,7 @@
         <w:rPr>
           <w:color w:val="000000"/>
         </w:rPr>
-        <w:t>Create a personal fea</w:t>
-      </w:r>
-      <w:r>
-        <w:rPr>
-          <w:color w:val="000000"/>
-        </w:rPr>
-        <w:t>ture branch from develop using the convention: feature/&lt;github-username&gt;/&lt;page-name&gt;.</w:t>
+        <w:t>Create a personal feature branch from develop using the convention: feature/&lt;github-username&gt;/&lt;page-name&gt;.</w:t>
       </w:r>
     </w:p>
     <w:p>
@@ -10785,13 +10254,8 @@
         <w:rPr>
           <w:color w:val="000000"/>
         </w:rPr>
-        <w:t>Author the assigned workflow file (Table 3) in .</w:t>
-      </w:r>
-      <w:r>
-        <w:rPr>
-          <w:color w:val="000000"/>
-        </w:rPr>
-        <w:t>github/workflows/. The workflow must be syntactically correct, well-commented YAML.</w:t>
+        <w:lastRenderedPageBreak/>
+        <w:t>Author the assigned workflow file (Table 3) in .github/workflows/. The workflow must be syntactically correct, well-commented YAML.</w:t>
       </w:r>
     </w:p>
     <w:p>
@@ -10823,13 +10287,7 @@
         <w:rPr>
           <w:color w:val="000000"/>
         </w:rPr>
-        <w:t>Open a Pull Request targeting the develop branch with a meaningful PR description.</w:t>
-      </w:r>
-      <w:r>
-        <w:rPr>
-          <w:color w:val="000000"/>
-        </w:rPr>
-        <w:t xml:space="preserve"> Verify the CI workflow (ci-dev.yml) fires and all steps pass.</w:t>
+        <w:t>Open a Pull Request targeting the develop branch with a meaningful PR description. Verify the CI workflow (ci-dev.yml) fires and all steps pass.</w:t>
       </w:r>
     </w:p>
     <w:p>
@@ -10861,13 +10319,7 @@
         <w:rPr>
           <w:color w:val="000000"/>
         </w:rPr>
-        <w:t xml:space="preserve">Verify the live PakVista Development site on Render reflects the </w:t>
-      </w:r>
-      <w:r>
-        <w:rPr>
-          <w:color w:val="000000"/>
-        </w:rPr>
-        <w:t>newly added page.</w:t>
+        <w:t>Verify the live PakVista Development site on Render reflects the newly added page.</w:t>
       </w:r>
     </w:p>
     <w:p>
@@ -11050,17 +10502,7 @@
                 <w:sz w:val="20"/>
                 <w:szCs w:val="20"/>
               </w:rPr>
-              <w:t xml:space="preserve">Max </w:t>
-            </w:r>
-            <w:r>
-              <w:rPr>
-                <w:b/>
-                <w:bCs/>
-                <w:color w:val="FFFFFF"/>
-                <w:sz w:val="20"/>
-                <w:szCs w:val="20"/>
-              </w:rPr>
-              <w:t>Marks</w:t>
+              <w:t>Max Marks</w:t>
             </w:r>
           </w:p>
         </w:tc>
@@ -11288,15 +10730,7 @@
                 <w:sz w:val="20"/>
                 <w:szCs w:val="20"/>
               </w:rPr>
-              <w:t xml:space="preserve">Version the Term Project document </w:t>
-            </w:r>
-            <w:r>
-              <w:rPr>
-                <w:color w:val="000000"/>
-                <w:sz w:val="20"/>
-                <w:szCs w:val="20"/>
-              </w:rPr>
-              <w:t>(TermProject_Spring2026.docx) inside the repo root; each member fills their row in Table 1 including Assigned Workflow File and Assigned Page.</w:t>
+              <w:t>Version the Term Project document (TermProject_Spring2026.docx) inside the repo root; each member fills their row in Table 1 including Assigned Workflow File and Assigned Page.</w:t>
             </w:r>
           </w:p>
         </w:tc>
@@ -11459,15 +10893,7 @@
                 <w:sz w:val="20"/>
                 <w:szCs w:val="20"/>
               </w:rPr>
-              <w:t xml:space="preserve">Create three GitHub </w:t>
-            </w:r>
-            <w:r>
-              <w:rPr>
-                <w:color w:val="000000"/>
-                <w:sz w:val="20"/>
-                <w:szCs w:val="20"/>
-              </w:rPr>
-              <w:t>Environments: development, staging, production.</w:t>
+              <w:t>Create three GitHub Environments: development, staging, production.</w:t>
             </w:r>
           </w:p>
         </w:tc>
@@ -11661,15 +11087,7 @@
                 <w:sz w:val="20"/>
                 <w:szCs w:val="20"/>
               </w:rPr>
-              <w:t xml:space="preserve">Configure three environment-level secrets: RENDER_DEPLOY_HOOK_DEV_URL, </w:t>
-            </w:r>
-            <w:r>
-              <w:rPr>
-                <w:color w:val="000000"/>
-                <w:sz w:val="20"/>
-                <w:szCs w:val="20"/>
-              </w:rPr>
-              <w:t>RENDER_DEPLOY_HOOK_STAGING_URL, RENDER_DEPLOY_HOOK_PROD_URL inside their respective GitHub Environments.</w:t>
+              <w:t>Configure three environment-level secrets: RENDER_DEPLOY_HOOK_DEV_URL, RENDER_DEPLOY_HOOK_STAGING_URL, RENDER_DEPLOY_HOOK_PROD_URL inside their respective GitHub Environments.</w:t>
             </w:r>
           </w:p>
         </w:tc>
@@ -11831,8 +11249,31 @@
                 <w:sz w:val="21"/>
                 <w:szCs w:val="21"/>
               </w:rPr>
-              <w:t xml:space="preserve">HTML Page Development </w:t>
-            </w:r>
+              <w:t>HTML Page Development (Full Git &amp; GitHub Flow)</w:t>
+            </w:r>
+          </w:p>
+        </w:tc>
+        <w:tc>
+          <w:tcPr>
+            <w:tcW w:w="2000" w:type="dxa"/>
+            <w:tcBorders>
+              <w:top w:val="single" w:sz="1" w:space="0" w:color="AAAAAA"/>
+              <w:left w:val="single" w:sz="1" w:space="0" w:color="AAAAAA"/>
+              <w:bottom w:val="single" w:sz="1" w:space="0" w:color="AAAAAA"/>
+              <w:right w:val="single" w:sz="1" w:space="0" w:color="AAAAAA"/>
+            </w:tcBorders>
+            <w:shd w:val="clear" w:color="auto" w:fill="D5E8F0"/>
+            <w:tcMar>
+              <w:top w:w="80" w:type="dxa"/>
+              <w:left w:w="120" w:type="dxa"/>
+              <w:bottom w:w="80" w:type="dxa"/>
+              <w:right w:w="120" w:type="dxa"/>
+            </w:tcMar>
+          </w:tcPr>
+          <w:p>
+            <w:pPr>
+              <w:jc w:val="center"/>
+            </w:pPr>
             <w:r>
               <w:rPr>
                 <w:b/>
@@ -11841,26 +11282,29 @@
                 <w:sz w:val="21"/>
                 <w:szCs w:val="21"/>
               </w:rPr>
-              <w:t>(Full Git &amp; GitHub Flow)</w:t>
-            </w:r>
-          </w:p>
-        </w:tc>
-        <w:tc>
-          <w:tcPr>
-            <w:tcW w:w="2000" w:type="dxa"/>
-            <w:tcBorders>
-              <w:top w:val="single" w:sz="1" w:space="0" w:color="AAAAAA"/>
-              <w:left w:val="single" w:sz="1" w:space="0" w:color="AAAAAA"/>
-              <w:bottom w:val="single" w:sz="1" w:space="0" w:color="AAAAAA"/>
-              <w:right w:val="single" w:sz="1" w:space="0" w:color="AAAAAA"/>
-            </w:tcBorders>
-            <w:shd w:val="clear" w:color="auto" w:fill="D5E8F0"/>
-            <w:tcMar>
-              <w:top w:w="80" w:type="dxa"/>
-              <w:left w:w="120" w:type="dxa"/>
-              <w:bottom w:w="80" w:type="dxa"/>
-              <w:right w:w="120" w:type="dxa"/>
-            </w:tcMar>
+              <w:t>20 Marks</w:t>
+            </w:r>
+          </w:p>
+        </w:tc>
+      </w:tr>
+      <w:tr>
+        <w:tc>
+          <w:tcPr>
+            <w:tcW w:w="500" w:type="dxa"/>
+            <w:tcBorders>
+              <w:top w:val="single" w:sz="1" w:space="0" w:color="AAAAAA"/>
+              <w:left w:val="single" w:sz="1" w:space="0" w:color="AAAAAA"/>
+              <w:bottom w:val="single" w:sz="1" w:space="0" w:color="AAAAAA"/>
+              <w:right w:val="single" w:sz="1" w:space="0" w:color="AAAAAA"/>
+            </w:tcBorders>
+            <w:shd w:val="clear" w:color="auto" w:fill="EBF3FA"/>
+            <w:tcMar>
+              <w:top w:w="80" w:type="dxa"/>
+              <w:left w:w="120" w:type="dxa"/>
+              <w:bottom w:w="80" w:type="dxa"/>
+              <w:right w:w="120" w:type="dxa"/>
+            </w:tcMar>
+            <w:vAlign w:val="center"/>
           </w:tcPr>
           <w:p>
             <w:pPr>
@@ -11870,33 +11314,326 @@
               <w:rPr>
                 <w:b/>
                 <w:bCs/>
+                <w:color w:val="000000"/>
+                <w:sz w:val="20"/>
+                <w:szCs w:val="20"/>
+              </w:rPr>
+              <w:t>7</w:t>
+            </w:r>
+          </w:p>
+        </w:tc>
+        <w:tc>
+          <w:tcPr>
+            <w:tcW w:w="6860" w:type="dxa"/>
+            <w:tcBorders>
+              <w:top w:val="single" w:sz="1" w:space="0" w:color="AAAAAA"/>
+              <w:left w:val="single" w:sz="1" w:space="0" w:color="AAAAAA"/>
+              <w:bottom w:val="single" w:sz="1" w:space="0" w:color="AAAAAA"/>
+              <w:right w:val="single" w:sz="1" w:space="0" w:color="AAAAAA"/>
+            </w:tcBorders>
+            <w:shd w:val="clear" w:color="auto" w:fill="EBF3FA"/>
+            <w:tcMar>
+              <w:top w:w="80" w:type="dxa"/>
+              <w:left w:w="120" w:type="dxa"/>
+              <w:bottom w:w="80" w:type="dxa"/>
+              <w:right w:w="120" w:type="dxa"/>
+            </w:tcMar>
+            <w:vAlign w:val="center"/>
+          </w:tcPr>
+          <w:p>
+            <w:r>
+              <w:rPr>
+                <w:color w:val="000000"/>
+                <w:sz w:val="20"/>
+                <w:szCs w:val="20"/>
+              </w:rPr>
+              <w:t>Each member creates their feature branch using the correct naming convention (feature/&lt;username&gt;/&lt;page-name&gt;).</w:t>
+            </w:r>
+          </w:p>
+        </w:tc>
+        <w:tc>
+          <w:tcPr>
+            <w:tcW w:w="2000" w:type="dxa"/>
+            <w:tcBorders>
+              <w:top w:val="single" w:sz="1" w:space="0" w:color="AAAAAA"/>
+              <w:left w:val="single" w:sz="1" w:space="0" w:color="AAAAAA"/>
+              <w:bottom w:val="single" w:sz="1" w:space="0" w:color="AAAAAA"/>
+              <w:right w:val="single" w:sz="1" w:space="0" w:color="AAAAAA"/>
+            </w:tcBorders>
+            <w:shd w:val="clear" w:color="auto" w:fill="EBF3FA"/>
+            <w:tcMar>
+              <w:top w:w="80" w:type="dxa"/>
+              <w:left w:w="120" w:type="dxa"/>
+              <w:bottom w:w="80" w:type="dxa"/>
+              <w:right w:w="120" w:type="dxa"/>
+            </w:tcMar>
+            <w:vAlign w:val="center"/>
+          </w:tcPr>
+          <w:p>
+            <w:pPr>
+              <w:jc w:val="center"/>
+            </w:pPr>
+            <w:r>
+              <w:rPr>
+                <w:color w:val="000000"/>
+                <w:sz w:val="20"/>
+                <w:szCs w:val="20"/>
+              </w:rPr>
+              <w:t>4</w:t>
+            </w:r>
+          </w:p>
+        </w:tc>
+      </w:tr>
+      <w:tr>
+        <w:tc>
+          <w:tcPr>
+            <w:tcW w:w="500" w:type="dxa"/>
+            <w:tcBorders>
+              <w:top w:val="single" w:sz="1" w:space="0" w:color="AAAAAA"/>
+              <w:left w:val="single" w:sz="1" w:space="0" w:color="AAAAAA"/>
+              <w:bottom w:val="single" w:sz="1" w:space="0" w:color="AAAAAA"/>
+              <w:right w:val="single" w:sz="1" w:space="0" w:color="AAAAAA"/>
+            </w:tcBorders>
+            <w:shd w:val="clear" w:color="auto" w:fill="FFFFFF"/>
+            <w:tcMar>
+              <w:top w:w="80" w:type="dxa"/>
+              <w:left w:w="120" w:type="dxa"/>
+              <w:bottom w:w="80" w:type="dxa"/>
+              <w:right w:w="120" w:type="dxa"/>
+            </w:tcMar>
+            <w:vAlign w:val="center"/>
+          </w:tcPr>
+          <w:p>
+            <w:pPr>
+              <w:jc w:val="center"/>
+            </w:pPr>
+            <w:r>
+              <w:rPr>
+                <w:b/>
+                <w:bCs/>
+                <w:color w:val="000000"/>
+                <w:sz w:val="20"/>
+                <w:szCs w:val="20"/>
+              </w:rPr>
+              <w:t>8</w:t>
+            </w:r>
+          </w:p>
+        </w:tc>
+        <w:tc>
+          <w:tcPr>
+            <w:tcW w:w="6860" w:type="dxa"/>
+            <w:tcBorders>
+              <w:top w:val="single" w:sz="1" w:space="0" w:color="AAAAAA"/>
+              <w:left w:val="single" w:sz="1" w:space="0" w:color="AAAAAA"/>
+              <w:bottom w:val="single" w:sz="1" w:space="0" w:color="AAAAAA"/>
+              <w:right w:val="single" w:sz="1" w:space="0" w:color="AAAAAA"/>
+            </w:tcBorders>
+            <w:shd w:val="clear" w:color="auto" w:fill="FFFFFF"/>
+            <w:tcMar>
+              <w:top w:w="80" w:type="dxa"/>
+              <w:left w:w="120" w:type="dxa"/>
+              <w:bottom w:w="80" w:type="dxa"/>
+              <w:right w:w="120" w:type="dxa"/>
+            </w:tcMar>
+            <w:vAlign w:val="center"/>
+          </w:tcPr>
+          <w:p>
+            <w:r>
+              <w:rPr>
+                <w:color w:val="000000"/>
+                <w:sz w:val="20"/>
+                <w:szCs w:val="20"/>
+              </w:rPr>
+              <w:t>Each member builds their assigned HTML page with complete, relevant content (no Lorem Ipsum), linked to shared style.css, no JavaScript.</w:t>
+            </w:r>
+          </w:p>
+        </w:tc>
+        <w:tc>
+          <w:tcPr>
+            <w:tcW w:w="2000" w:type="dxa"/>
+            <w:tcBorders>
+              <w:top w:val="single" w:sz="1" w:space="0" w:color="AAAAAA"/>
+              <w:left w:val="single" w:sz="1" w:space="0" w:color="AAAAAA"/>
+              <w:bottom w:val="single" w:sz="1" w:space="0" w:color="AAAAAA"/>
+              <w:right w:val="single" w:sz="1" w:space="0" w:color="AAAAAA"/>
+            </w:tcBorders>
+            <w:shd w:val="clear" w:color="auto" w:fill="FFFFFF"/>
+            <w:tcMar>
+              <w:top w:w="80" w:type="dxa"/>
+              <w:left w:w="120" w:type="dxa"/>
+              <w:bottom w:w="80" w:type="dxa"/>
+              <w:right w:w="120" w:type="dxa"/>
+            </w:tcMar>
+            <w:vAlign w:val="center"/>
+          </w:tcPr>
+          <w:p>
+            <w:pPr>
+              <w:jc w:val="center"/>
+            </w:pPr>
+            <w:r>
+              <w:rPr>
+                <w:color w:val="000000"/>
+                <w:sz w:val="20"/>
+                <w:szCs w:val="20"/>
+              </w:rPr>
+              <w:t>10</w:t>
+            </w:r>
+          </w:p>
+        </w:tc>
+      </w:tr>
+      <w:tr>
+        <w:tc>
+          <w:tcPr>
+            <w:tcW w:w="500" w:type="dxa"/>
+            <w:tcBorders>
+              <w:top w:val="single" w:sz="1" w:space="0" w:color="AAAAAA"/>
+              <w:left w:val="single" w:sz="1" w:space="0" w:color="AAAAAA"/>
+              <w:bottom w:val="single" w:sz="1" w:space="0" w:color="AAAAAA"/>
+              <w:right w:val="single" w:sz="1" w:space="0" w:color="AAAAAA"/>
+            </w:tcBorders>
+            <w:shd w:val="clear" w:color="auto" w:fill="EBF3FA"/>
+            <w:tcMar>
+              <w:top w:w="80" w:type="dxa"/>
+              <w:left w:w="120" w:type="dxa"/>
+              <w:bottom w:w="80" w:type="dxa"/>
+              <w:right w:w="120" w:type="dxa"/>
+            </w:tcMar>
+            <w:vAlign w:val="center"/>
+          </w:tcPr>
+          <w:p>
+            <w:pPr>
+              <w:jc w:val="center"/>
+            </w:pPr>
+            <w:r>
+              <w:rPr>
+                <w:b/>
+                <w:bCs/>
+                <w:color w:val="000000"/>
+                <w:sz w:val="20"/>
+                <w:szCs w:val="20"/>
+              </w:rPr>
+              <w:t>9</w:t>
+            </w:r>
+          </w:p>
+        </w:tc>
+        <w:tc>
+          <w:tcPr>
+            <w:tcW w:w="6860" w:type="dxa"/>
+            <w:tcBorders>
+              <w:top w:val="single" w:sz="1" w:space="0" w:color="AAAAAA"/>
+              <w:left w:val="single" w:sz="1" w:space="0" w:color="AAAAAA"/>
+              <w:bottom w:val="single" w:sz="1" w:space="0" w:color="AAAAAA"/>
+              <w:right w:val="single" w:sz="1" w:space="0" w:color="AAAAAA"/>
+            </w:tcBorders>
+            <w:shd w:val="clear" w:color="auto" w:fill="EBF3FA"/>
+            <w:tcMar>
+              <w:top w:w="80" w:type="dxa"/>
+              <w:left w:w="120" w:type="dxa"/>
+              <w:bottom w:w="80" w:type="dxa"/>
+              <w:right w:w="120" w:type="dxa"/>
+            </w:tcMar>
+            <w:vAlign w:val="center"/>
+          </w:tcPr>
+          <w:p>
+            <w:r>
+              <w:rPr>
+                <w:color w:val="000000"/>
+                <w:sz w:val="20"/>
+                <w:szCs w:val="20"/>
+              </w:rPr>
+              <w:t>Each member opens a PR targeting develop with a meaningful description; CI passes before merge.</w:t>
+            </w:r>
+            <w:r>
+              <w:rPr>
+                <w:color w:val="000000"/>
+                <w:sz w:val="20"/>
+                <w:szCs w:val="20"/>
+              </w:rPr>
+              <w:t xml:space="preserve"> </w:t>
+            </w:r>
+          </w:p>
+        </w:tc>
+        <w:tc>
+          <w:tcPr>
+            <w:tcW w:w="2000" w:type="dxa"/>
+            <w:tcBorders>
+              <w:top w:val="single" w:sz="1" w:space="0" w:color="AAAAAA"/>
+              <w:left w:val="single" w:sz="1" w:space="0" w:color="AAAAAA"/>
+              <w:bottom w:val="single" w:sz="1" w:space="0" w:color="AAAAAA"/>
+              <w:right w:val="single" w:sz="1" w:space="0" w:color="AAAAAA"/>
+            </w:tcBorders>
+            <w:shd w:val="clear" w:color="auto" w:fill="EBF3FA"/>
+            <w:tcMar>
+              <w:top w:w="80" w:type="dxa"/>
+              <w:left w:w="120" w:type="dxa"/>
+              <w:bottom w:w="80" w:type="dxa"/>
+              <w:right w:w="120" w:type="dxa"/>
+            </w:tcMar>
+            <w:vAlign w:val="center"/>
+          </w:tcPr>
+          <w:p>
+            <w:pPr>
+              <w:jc w:val="center"/>
+            </w:pPr>
+            <w:r>
+              <w:rPr>
+                <w:color w:val="000000"/>
+                <w:sz w:val="20"/>
+                <w:szCs w:val="20"/>
+              </w:rPr>
+              <w:t>6</w:t>
+            </w:r>
+          </w:p>
+        </w:tc>
+      </w:tr>
+      <w:tr>
+        <w:tc>
+          <w:tcPr>
+            <w:tcW w:w="7360" w:type="dxa"/>
+            <w:gridSpan w:val="2"/>
+            <w:tcBorders>
+              <w:top w:val="single" w:sz="1" w:space="0" w:color="AAAAAA"/>
+              <w:left w:val="single" w:sz="1" w:space="0" w:color="AAAAAA"/>
+              <w:bottom w:val="single" w:sz="1" w:space="0" w:color="AAAAAA"/>
+              <w:right w:val="single" w:sz="1" w:space="0" w:color="AAAAAA"/>
+            </w:tcBorders>
+            <w:shd w:val="clear" w:color="auto" w:fill="D5E8F0"/>
+            <w:tcMar>
+              <w:top w:w="80" w:type="dxa"/>
+              <w:left w:w="120" w:type="dxa"/>
+              <w:bottom w:w="80" w:type="dxa"/>
+              <w:right w:w="120" w:type="dxa"/>
+            </w:tcMar>
+          </w:tcPr>
+          <w:p>
+            <w:r>
+              <w:rPr>
+                <w:b/>
+                <w:bCs/>
                 <w:color w:val="1F3864"/>
                 <w:sz w:val="21"/>
                 <w:szCs w:val="21"/>
               </w:rPr>
-              <w:t>20 Marks</w:t>
-            </w:r>
-          </w:p>
-        </w:tc>
-      </w:tr>
-      <w:tr>
-        <w:tc>
-          <w:tcPr>
-            <w:tcW w:w="500" w:type="dxa"/>
-            <w:tcBorders>
-              <w:top w:val="single" w:sz="1" w:space="0" w:color="AAAAAA"/>
-              <w:left w:val="single" w:sz="1" w:space="0" w:color="AAAAAA"/>
-              <w:bottom w:val="single" w:sz="1" w:space="0" w:color="AAAAAA"/>
-              <w:right w:val="single" w:sz="1" w:space="0" w:color="AAAAAA"/>
-            </w:tcBorders>
-            <w:shd w:val="clear" w:color="auto" w:fill="EBF3FA"/>
-            <w:tcMar>
-              <w:top w:w="80" w:type="dxa"/>
-              <w:left w:w="120" w:type="dxa"/>
-              <w:bottom w:w="80" w:type="dxa"/>
-              <w:right w:w="120" w:type="dxa"/>
-            </w:tcMar>
-            <w:vAlign w:val="center"/>
+              <w:t>CI Pipelines – Build &amp; Push Docker Images (ci-dev, ci-staging, ci-prod)</w:t>
+            </w:r>
+          </w:p>
+        </w:tc>
+        <w:tc>
+          <w:tcPr>
+            <w:tcW w:w="2000" w:type="dxa"/>
+            <w:tcBorders>
+              <w:top w:val="single" w:sz="1" w:space="0" w:color="AAAAAA"/>
+              <w:left w:val="single" w:sz="1" w:space="0" w:color="AAAAAA"/>
+              <w:bottom w:val="single" w:sz="1" w:space="0" w:color="AAAAAA"/>
+              <w:right w:val="single" w:sz="1" w:space="0" w:color="AAAAAA"/>
+            </w:tcBorders>
+            <w:shd w:val="clear" w:color="auto" w:fill="D5E8F0"/>
+            <w:tcMar>
+              <w:top w:w="80" w:type="dxa"/>
+              <w:left w:w="120" w:type="dxa"/>
+              <w:bottom w:w="80" w:type="dxa"/>
+              <w:right w:w="120" w:type="dxa"/>
+            </w:tcMar>
           </w:tcPr>
           <w:p>
             <w:pPr>
@@ -11906,46 +11643,19 @@
               <w:rPr>
                 <w:b/>
                 <w:bCs/>
-                <w:color w:val="000000"/>
-                <w:sz w:val="20"/>
-                <w:szCs w:val="20"/>
-              </w:rPr>
-              <w:t>7</w:t>
-            </w:r>
-          </w:p>
-        </w:tc>
-        <w:tc>
-          <w:tcPr>
-            <w:tcW w:w="6860" w:type="dxa"/>
-            <w:tcBorders>
-              <w:top w:val="single" w:sz="1" w:space="0" w:color="AAAAAA"/>
-              <w:left w:val="single" w:sz="1" w:space="0" w:color="AAAAAA"/>
-              <w:bottom w:val="single" w:sz="1" w:space="0" w:color="AAAAAA"/>
-              <w:right w:val="single" w:sz="1" w:space="0" w:color="AAAAAA"/>
-            </w:tcBorders>
-            <w:shd w:val="clear" w:color="auto" w:fill="EBF3FA"/>
-            <w:tcMar>
-              <w:top w:w="80" w:type="dxa"/>
-              <w:left w:w="120" w:type="dxa"/>
-              <w:bottom w:w="80" w:type="dxa"/>
-              <w:right w:w="120" w:type="dxa"/>
-            </w:tcMar>
-            <w:vAlign w:val="center"/>
-          </w:tcPr>
-          <w:p>
-            <w:r>
-              <w:rPr>
-                <w:color w:val="000000"/>
-                <w:sz w:val="20"/>
-                <w:szCs w:val="20"/>
-              </w:rPr>
-              <w:t>Each member creates their feature branch using the correct naming convention (feature/&lt;username&gt;/&lt;page-name&gt;).</w:t>
-            </w:r>
-          </w:p>
-        </w:tc>
-        <w:tc>
-          <w:tcPr>
-            <w:tcW w:w="2000" w:type="dxa"/>
+                <w:color w:val="1F3864"/>
+                <w:sz w:val="21"/>
+                <w:szCs w:val="21"/>
+              </w:rPr>
+              <w:t>25 Marks</w:t>
+            </w:r>
+          </w:p>
+        </w:tc>
+      </w:tr>
+      <w:tr>
+        <w:tc>
+          <w:tcPr>
+            <w:tcW w:w="500" w:type="dxa"/>
             <w:tcBorders>
               <w:top w:val="single" w:sz="1" w:space="0" w:color="AAAAAA"/>
               <w:left w:val="single" w:sz="1" w:space="0" w:color="AAAAAA"/>
@@ -11967,26 +11677,55 @@
             </w:pPr>
             <w:r>
               <w:rPr>
-                <w:color w:val="000000"/>
-                <w:sz w:val="20"/>
-                <w:szCs w:val="20"/>
-              </w:rPr>
-              <w:t>4</w:t>
-            </w:r>
-          </w:p>
-        </w:tc>
-      </w:tr>
-      <w:tr>
-        <w:tc>
-          <w:tcPr>
-            <w:tcW w:w="500" w:type="dxa"/>
-            <w:tcBorders>
-              <w:top w:val="single" w:sz="1" w:space="0" w:color="AAAAAA"/>
-              <w:left w:val="single" w:sz="1" w:space="0" w:color="AAAAAA"/>
-              <w:bottom w:val="single" w:sz="1" w:space="0" w:color="AAAAAA"/>
-              <w:right w:val="single" w:sz="1" w:space="0" w:color="AAAAAA"/>
-            </w:tcBorders>
-            <w:shd w:val="clear" w:color="auto" w:fill="FFFFFF"/>
+                <w:b/>
+                <w:bCs/>
+                <w:color w:val="000000"/>
+                <w:sz w:val="20"/>
+                <w:szCs w:val="20"/>
+              </w:rPr>
+              <w:t>10</w:t>
+            </w:r>
+          </w:p>
+        </w:tc>
+        <w:tc>
+          <w:tcPr>
+            <w:tcW w:w="6860" w:type="dxa"/>
+            <w:tcBorders>
+              <w:top w:val="single" w:sz="1" w:space="0" w:color="AAAAAA"/>
+              <w:left w:val="single" w:sz="1" w:space="0" w:color="AAAAAA"/>
+              <w:bottom w:val="single" w:sz="1" w:space="0" w:color="AAAAAA"/>
+              <w:right w:val="single" w:sz="1" w:space="0" w:color="AAAAAA"/>
+            </w:tcBorders>
+            <w:shd w:val="clear" w:color="auto" w:fill="EBF3FA"/>
+            <w:tcMar>
+              <w:top w:w="80" w:type="dxa"/>
+              <w:left w:w="120" w:type="dxa"/>
+              <w:bottom w:w="80" w:type="dxa"/>
+              <w:right w:w="120" w:type="dxa"/>
+            </w:tcMar>
+            <w:vAlign w:val="center"/>
+          </w:tcPr>
+          <w:p>
+            <w:r>
+              <w:rPr>
+                <w:color w:val="000000"/>
+                <w:sz w:val="20"/>
+                <w:szCs w:val="20"/>
+              </w:rPr>
+              <w:t>ci-dev.yml: correct pull_request trigger targeting develop, all five mandatory steps present and correctly configured.</w:t>
+            </w:r>
+          </w:p>
+        </w:tc>
+        <w:tc>
+          <w:tcPr>
+            <w:tcW w:w="2000" w:type="dxa"/>
+            <w:tcBorders>
+              <w:top w:val="single" w:sz="1" w:space="0" w:color="AAAAAA"/>
+              <w:left w:val="single" w:sz="1" w:space="0" w:color="AAAAAA"/>
+              <w:bottom w:val="single" w:sz="1" w:space="0" w:color="AAAAAA"/>
+              <w:right w:val="single" w:sz="1" w:space="0" w:color="AAAAAA"/>
+            </w:tcBorders>
+            <w:shd w:val="clear" w:color="auto" w:fill="EBF3FA"/>
             <w:tcMar>
               <w:top w:w="80" w:type="dxa"/>
               <w:left w:w="120" w:type="dxa"/>
@@ -12001,8 +11740,6 @@
             </w:pPr>
             <w:r>
               <w:rPr>
-                <w:b/>
-                <w:bCs/>
                 <w:color w:val="000000"/>
                 <w:sz w:val="20"/>
                 <w:szCs w:val="20"/>
@@ -12011,46 +11748,11 @@
             </w:r>
           </w:p>
         </w:tc>
-        <w:tc>
-          <w:tcPr>
-            <w:tcW w:w="6860" w:type="dxa"/>
-            <w:tcBorders>
-              <w:top w:val="single" w:sz="1" w:space="0" w:color="AAAAAA"/>
-              <w:left w:val="single" w:sz="1" w:space="0" w:color="AAAAAA"/>
-              <w:bottom w:val="single" w:sz="1" w:space="0" w:color="AAAAAA"/>
-              <w:right w:val="single" w:sz="1" w:space="0" w:color="AAAAAA"/>
-            </w:tcBorders>
-            <w:shd w:val="clear" w:color="auto" w:fill="FFFFFF"/>
-            <w:tcMar>
-              <w:top w:w="80" w:type="dxa"/>
-              <w:left w:w="120" w:type="dxa"/>
-              <w:bottom w:w="80" w:type="dxa"/>
-              <w:right w:w="120" w:type="dxa"/>
-            </w:tcMar>
-            <w:vAlign w:val="center"/>
-          </w:tcPr>
-          <w:p>
-            <w:r>
-              <w:rPr>
-                <w:color w:val="000000"/>
-                <w:sz w:val="20"/>
-                <w:szCs w:val="20"/>
-              </w:rPr>
-              <w:t>Each member builds their assigned HTML page with complete, relevant content (no Lorem Ipsum), linked to</w:t>
-            </w:r>
-            <w:r>
-              <w:rPr>
-                <w:color w:val="000000"/>
-                <w:sz w:val="20"/>
-                <w:szCs w:val="20"/>
-              </w:rPr>
-              <w:t xml:space="preserve"> shared style.css, no JavaScript.</w:t>
-            </w:r>
-          </w:p>
-        </w:tc>
-        <w:tc>
-          <w:tcPr>
-            <w:tcW w:w="2000" w:type="dxa"/>
+      </w:tr>
+      <w:tr>
+        <w:tc>
+          <w:tcPr>
+            <w:tcW w:w="500" w:type="dxa"/>
             <w:tcBorders>
               <w:top w:val="single" w:sz="1" w:space="0" w:color="AAAAAA"/>
               <w:left w:val="single" w:sz="1" w:space="0" w:color="AAAAAA"/>
@@ -12072,26 +11774,55 @@
             </w:pPr>
             <w:r>
               <w:rPr>
-                <w:color w:val="000000"/>
-                <w:sz w:val="20"/>
-                <w:szCs w:val="20"/>
-              </w:rPr>
-              <w:t>10</w:t>
-            </w:r>
-          </w:p>
-        </w:tc>
-      </w:tr>
-      <w:tr>
-        <w:tc>
-          <w:tcPr>
-            <w:tcW w:w="500" w:type="dxa"/>
-            <w:tcBorders>
-              <w:top w:val="single" w:sz="1" w:space="0" w:color="AAAAAA"/>
-              <w:left w:val="single" w:sz="1" w:space="0" w:color="AAAAAA"/>
-              <w:bottom w:val="single" w:sz="1" w:space="0" w:color="AAAAAA"/>
-              <w:right w:val="single" w:sz="1" w:space="0" w:color="AAAAAA"/>
-            </w:tcBorders>
-            <w:shd w:val="clear" w:color="auto" w:fill="EBF3FA"/>
+                <w:b/>
+                <w:bCs/>
+                <w:color w:val="000000"/>
+                <w:sz w:val="20"/>
+                <w:szCs w:val="20"/>
+              </w:rPr>
+              <w:t>11</w:t>
+            </w:r>
+          </w:p>
+        </w:tc>
+        <w:tc>
+          <w:tcPr>
+            <w:tcW w:w="6860" w:type="dxa"/>
+            <w:tcBorders>
+              <w:top w:val="single" w:sz="1" w:space="0" w:color="AAAAAA"/>
+              <w:left w:val="single" w:sz="1" w:space="0" w:color="AAAAAA"/>
+              <w:bottom w:val="single" w:sz="1" w:space="0" w:color="AAAAAA"/>
+              <w:right w:val="single" w:sz="1" w:space="0" w:color="AAAAAA"/>
+            </w:tcBorders>
+            <w:shd w:val="clear" w:color="auto" w:fill="FFFFFF"/>
+            <w:tcMar>
+              <w:top w:w="80" w:type="dxa"/>
+              <w:left w:w="120" w:type="dxa"/>
+              <w:bottom w:w="80" w:type="dxa"/>
+              <w:right w:w="120" w:type="dxa"/>
+            </w:tcMar>
+            <w:vAlign w:val="center"/>
+          </w:tcPr>
+          <w:p>
+            <w:r>
+              <w:rPr>
+                <w:color w:val="000000"/>
+                <w:sz w:val="20"/>
+                <w:szCs w:val="20"/>
+              </w:rPr>
+              <w:t>ci-staging.yml: correct pull_request trigger targeting staging, environment-specific image tags (:staging-latest, :staging-&lt;sha&gt;), push to Docker Hub succeeds.</w:t>
+            </w:r>
+          </w:p>
+        </w:tc>
+        <w:tc>
+          <w:tcPr>
+            <w:tcW w:w="2000" w:type="dxa"/>
+            <w:tcBorders>
+              <w:top w:val="single" w:sz="1" w:space="0" w:color="AAAAAA"/>
+              <w:left w:val="single" w:sz="1" w:space="0" w:color="AAAAAA"/>
+              <w:bottom w:val="single" w:sz="1" w:space="0" w:color="AAAAAA"/>
+              <w:right w:val="single" w:sz="1" w:space="0" w:color="AAAAAA"/>
+            </w:tcBorders>
+            <w:shd w:val="clear" w:color="auto" w:fill="FFFFFF"/>
             <w:tcMar>
               <w:top w:w="80" w:type="dxa"/>
               <w:left w:w="120" w:type="dxa"/>
@@ -12106,56 +11837,19 @@
             </w:pPr>
             <w:r>
               <w:rPr>
-                <w:b/>
-                <w:bCs/>
-                <w:color w:val="000000"/>
-                <w:sz w:val="20"/>
-                <w:szCs w:val="20"/>
-              </w:rPr>
-              <w:t>9</w:t>
-            </w:r>
-          </w:p>
-        </w:tc>
-        <w:tc>
-          <w:tcPr>
-            <w:tcW w:w="6860" w:type="dxa"/>
-            <w:tcBorders>
-              <w:top w:val="single" w:sz="1" w:space="0" w:color="AAAAAA"/>
-              <w:left w:val="single" w:sz="1" w:space="0" w:color="AAAAAA"/>
-              <w:bottom w:val="single" w:sz="1" w:space="0" w:color="AAAAAA"/>
-              <w:right w:val="single" w:sz="1" w:space="0" w:color="AAAAAA"/>
-            </w:tcBorders>
-            <w:shd w:val="clear" w:color="auto" w:fill="EBF3FA"/>
-            <w:tcMar>
-              <w:top w:w="80" w:type="dxa"/>
-              <w:left w:w="120" w:type="dxa"/>
-              <w:bottom w:w="80" w:type="dxa"/>
-              <w:right w:w="120" w:type="dxa"/>
-            </w:tcMar>
-            <w:vAlign w:val="center"/>
-          </w:tcPr>
-          <w:p>
-            <w:r>
-              <w:rPr>
-                <w:color w:val="000000"/>
-                <w:sz w:val="20"/>
-                <w:szCs w:val="20"/>
-              </w:rPr>
-              <w:t>Each member opens a PR targeting develop with a meaningful description; CI passes before merge.</w:t>
-            </w:r>
-            <w:r>
-              <w:rPr>
-                <w:color w:val="000000"/>
-                <w:sz w:val="20"/>
-                <w:szCs w:val="20"/>
-              </w:rPr>
-              <w:t xml:space="preserve"> </w:t>
-            </w:r>
-          </w:p>
-        </w:tc>
-        <w:tc>
-          <w:tcPr>
-            <w:tcW w:w="2000" w:type="dxa"/>
+                <w:color w:val="000000"/>
+                <w:sz w:val="20"/>
+                <w:szCs w:val="20"/>
+              </w:rPr>
+              <w:t>8</w:t>
+            </w:r>
+          </w:p>
+        </w:tc>
+      </w:tr>
+      <w:tr>
+        <w:tc>
+          <w:tcPr>
+            <w:tcW w:w="500" w:type="dxa"/>
             <w:tcBorders>
               <w:top w:val="single" w:sz="1" w:space="0" w:color="AAAAAA"/>
               <w:left w:val="single" w:sz="1" w:space="0" w:color="AAAAAA"/>
@@ -12177,11 +11871,74 @@
             </w:pPr>
             <w:r>
               <w:rPr>
-                <w:color w:val="000000"/>
-                <w:sz w:val="20"/>
-                <w:szCs w:val="20"/>
-              </w:rPr>
-              <w:t>6</w:t>
+                <w:b/>
+                <w:bCs/>
+                <w:color w:val="000000"/>
+                <w:sz w:val="20"/>
+                <w:szCs w:val="20"/>
+              </w:rPr>
+              <w:t>12</w:t>
+            </w:r>
+          </w:p>
+        </w:tc>
+        <w:tc>
+          <w:tcPr>
+            <w:tcW w:w="6860" w:type="dxa"/>
+            <w:tcBorders>
+              <w:top w:val="single" w:sz="1" w:space="0" w:color="AAAAAA"/>
+              <w:left w:val="single" w:sz="1" w:space="0" w:color="AAAAAA"/>
+              <w:bottom w:val="single" w:sz="1" w:space="0" w:color="AAAAAA"/>
+              <w:right w:val="single" w:sz="1" w:space="0" w:color="AAAAAA"/>
+            </w:tcBorders>
+            <w:shd w:val="clear" w:color="auto" w:fill="EBF3FA"/>
+            <w:tcMar>
+              <w:top w:w="80" w:type="dxa"/>
+              <w:left w:w="120" w:type="dxa"/>
+              <w:bottom w:w="80" w:type="dxa"/>
+              <w:right w:w="120" w:type="dxa"/>
+            </w:tcMar>
+            <w:vAlign w:val="center"/>
+          </w:tcPr>
+          <w:p>
+            <w:r>
+              <w:rPr>
+                <w:color w:val="000000"/>
+                <w:sz w:val="20"/>
+                <w:szCs w:val="20"/>
+              </w:rPr>
+              <w:t>ci-prod.yml: correct pull_request trigger targeting main, environment-specific image tags (:prod-latest, :prod-&lt;sha&gt;), push to Docker Hub succeeds.</w:t>
+            </w:r>
+          </w:p>
+        </w:tc>
+        <w:tc>
+          <w:tcPr>
+            <w:tcW w:w="2000" w:type="dxa"/>
+            <w:tcBorders>
+              <w:top w:val="single" w:sz="1" w:space="0" w:color="AAAAAA"/>
+              <w:left w:val="single" w:sz="1" w:space="0" w:color="AAAAAA"/>
+              <w:bottom w:val="single" w:sz="1" w:space="0" w:color="AAAAAA"/>
+              <w:right w:val="single" w:sz="1" w:space="0" w:color="AAAAAA"/>
+            </w:tcBorders>
+            <w:shd w:val="clear" w:color="auto" w:fill="EBF3FA"/>
+            <w:tcMar>
+              <w:top w:w="80" w:type="dxa"/>
+              <w:left w:w="120" w:type="dxa"/>
+              <w:bottom w:w="80" w:type="dxa"/>
+              <w:right w:w="120" w:type="dxa"/>
+            </w:tcMar>
+            <w:vAlign w:val="center"/>
+          </w:tcPr>
+          <w:p>
+            <w:pPr>
+              <w:jc w:val="center"/>
+            </w:pPr>
+            <w:r>
+              <w:rPr>
+                <w:color w:val="000000"/>
+                <w:sz w:val="20"/>
+                <w:szCs w:val="20"/>
+              </w:rPr>
+              <w:t>9</w:t>
             </w:r>
           </w:p>
         </w:tc>
@@ -12214,7 +11971,7 @@
                 <w:sz w:val="21"/>
                 <w:szCs w:val="21"/>
               </w:rPr>
-              <w:t>CI Pipelines – Build &amp; Push Docker Images (ci-dev, ci-staging, ci-prod)</w:t>
+              <w:t>CD Pipelines – Automated Deployment to Render (cd-dev, cd-staging, cd-prod)</w:t>
             </w:r>
           </w:p>
         </w:tc>
@@ -12247,7 +12004,7 @@
                 <w:sz w:val="21"/>
                 <w:szCs w:val="21"/>
               </w:rPr>
-              <w:t>25 Marks</w:t>
+              <w:t>20 Marks</w:t>
             </w:r>
           </w:p>
         </w:tc>
@@ -12283,7 +12040,8 @@
                 <w:sz w:val="20"/>
                 <w:szCs w:val="20"/>
               </w:rPr>
-              <w:t>10</w:t>
+              <w:lastRenderedPageBreak/>
+              <w:t>13</w:t>
             </w:r>
           </w:p>
         </w:tc>
@@ -12312,15 +12070,7 @@
                 <w:sz w:val="20"/>
                 <w:szCs w:val="20"/>
               </w:rPr>
-              <w:t xml:space="preserve">ci-dev.yml: correct </w:t>
-            </w:r>
-            <w:r>
-              <w:rPr>
-                <w:color w:val="000000"/>
-                <w:sz w:val="20"/>
-                <w:szCs w:val="20"/>
-              </w:rPr>
-              <w:t>pull_request trigger targeting develop, all five mandatory steps present and correctly configured.</w:t>
+              <w:t>cd-dev.yml: correct push trigger on develop, declares environment: development, curl POST to RENDER_DEPLOY_HOOK_DEV_URL, echo confirmation.</w:t>
             </w:r>
           </w:p>
         </w:tc>
@@ -12352,7 +12102,7 @@
                 <w:sz w:val="20"/>
                 <w:szCs w:val="20"/>
               </w:rPr>
-              <w:t>8</w:t>
+              <w:t>6</w:t>
             </w:r>
           </w:p>
         </w:tc>
@@ -12388,7 +12138,7 @@
                 <w:sz w:val="20"/>
                 <w:szCs w:val="20"/>
               </w:rPr>
-              <w:t>11</w:t>
+              <w:t>14</w:t>
             </w:r>
           </w:p>
         </w:tc>
@@ -12417,15 +12167,7 @@
                 <w:sz w:val="20"/>
                 <w:szCs w:val="20"/>
               </w:rPr>
-              <w:t xml:space="preserve">ci-staging.yml: correct pull_request trigger targeting staging, environment-specific image tags (:staging-latest, :staging-&lt;sha&gt;), push to Docker Hub </w:t>
-            </w:r>
-            <w:r>
-              <w:rPr>
-                <w:color w:val="000000"/>
-                <w:sz w:val="20"/>
-                <w:szCs w:val="20"/>
-              </w:rPr>
-              <w:t>succeeds.</w:t>
+              <w:t>cd-staging.yml: correct push trigger on staging, declares environment: staging, curl POST to RENDER_DEPLOY_HOOK_STAGING_URL, echo confirmation.</w:t>
             </w:r>
           </w:p>
         </w:tc>
@@ -12457,7 +12199,7 @@
                 <w:sz w:val="20"/>
                 <w:szCs w:val="20"/>
               </w:rPr>
-              <w:t>8</w:t>
+              <w:t>7</w:t>
             </w:r>
           </w:p>
         </w:tc>
@@ -12493,7 +12235,7 @@
                 <w:sz w:val="20"/>
                 <w:szCs w:val="20"/>
               </w:rPr>
-              <w:t>12</w:t>
+              <w:t>15</w:t>
             </w:r>
           </w:p>
         </w:tc>
@@ -12522,7 +12264,7 @@
                 <w:sz w:val="20"/>
                 <w:szCs w:val="20"/>
               </w:rPr>
-              <w:t>ci-prod.yml: correct pull_request trigger targeting main, environment-specific image tags (:prod-latest, :prod-&lt;sha&gt;), push to Docker Hub succeeds.</w:t>
+              <w:t>cd-prod.yml: correct push trigger on main, declares environment: production, curl POST to RENDER_DEPLOY_HOOK_PROD_URL, echo confirmation. Live production PakVista on Render displays all five pages.</w:t>
             </w:r>
           </w:p>
         </w:tc>
@@ -12554,7 +12296,7 @@
                 <w:sz w:val="20"/>
                 <w:szCs w:val="20"/>
               </w:rPr>
-              <w:t>9</w:t>
+              <w:t>7</w:t>
             </w:r>
           </w:p>
         </w:tc>
@@ -12587,7 +12329,7 @@
                 <w:sz w:val="21"/>
                 <w:szCs w:val="21"/>
               </w:rPr>
-              <w:t>CD Pipelines – Automated Deployment to Render (cd-dev, cd-staging, cd-prod)</w:t>
+              <w:t>End-to-End Verification, Screenshots &amp; Reflection</w:t>
             </w:r>
           </w:p>
         </w:tc>
@@ -12620,7 +12362,7 @@
                 <w:sz w:val="21"/>
                 <w:szCs w:val="21"/>
               </w:rPr>
-              <w:t>20 Marks</w:t>
+              <w:t>10 Marks</w:t>
             </w:r>
           </w:p>
         </w:tc>
@@ -12656,8 +12398,7 @@
                 <w:sz w:val="20"/>
                 <w:szCs w:val="20"/>
               </w:rPr>
-              <w:lastRenderedPageBreak/>
-              <w:t>13</w:t>
+              <w:t>16</w:t>
             </w:r>
           </w:p>
         </w:tc>
@@ -12686,7 +12427,7 @@
                 <w:sz w:val="20"/>
                 <w:szCs w:val="20"/>
               </w:rPr>
-              <w:t>cd-dev.yml: correct push trigger on develop, declares environment: development, curl POST to RENDER_DEPLOY_HOOK_DEV_URL, echo confirmation.</w:t>
+              <w:t>Screenshots: all six workflow runs (CI + CD per environment), Docker Hub image tags, three live Render service URLs with all pages accessible.</w:t>
             </w:r>
           </w:p>
         </w:tc>
@@ -12718,7 +12459,7 @@
                 <w:sz w:val="20"/>
                 <w:szCs w:val="20"/>
               </w:rPr>
-              <w:t>6</w:t>
+              <w:t>5</w:t>
             </w:r>
           </w:p>
         </w:tc>
@@ -12754,7 +12495,7 @@
                 <w:sz w:val="20"/>
                 <w:szCs w:val="20"/>
               </w:rPr>
-              <w:t>14</w:t>
+              <w:t>17</w:t>
             </w:r>
           </w:p>
         </w:tc>
@@ -12783,380 +12524,7 @@
                 <w:sz w:val="20"/>
                 <w:szCs w:val="20"/>
               </w:rPr>
-              <w:t xml:space="preserve">cd-staging.yml: correct push trigger on staging, declares environment: staging, curl POST to </w:t>
-            </w:r>
-            <w:r>
-              <w:rPr>
-                <w:color w:val="000000"/>
-                <w:sz w:val="20"/>
-                <w:szCs w:val="20"/>
-              </w:rPr>
-              <w:t>RENDER_DEPLOY_HOOK_STAGING_URL, echo confirmation.</w:t>
-            </w:r>
-          </w:p>
-        </w:tc>
-        <w:tc>
-          <w:tcPr>
-            <w:tcW w:w="2000" w:type="dxa"/>
-            <w:tcBorders>
-              <w:top w:val="single" w:sz="1" w:space="0" w:color="AAAAAA"/>
-              <w:left w:val="single" w:sz="1" w:space="0" w:color="AAAAAA"/>
-              <w:bottom w:val="single" w:sz="1" w:space="0" w:color="AAAAAA"/>
-              <w:right w:val="single" w:sz="1" w:space="0" w:color="AAAAAA"/>
-            </w:tcBorders>
-            <w:shd w:val="clear" w:color="auto" w:fill="FFFFFF"/>
-            <w:tcMar>
-              <w:top w:w="80" w:type="dxa"/>
-              <w:left w:w="120" w:type="dxa"/>
-              <w:bottom w:w="80" w:type="dxa"/>
-              <w:right w:w="120" w:type="dxa"/>
-            </w:tcMar>
-            <w:vAlign w:val="center"/>
-          </w:tcPr>
-          <w:p>
-            <w:pPr>
-              <w:jc w:val="center"/>
-            </w:pPr>
-            <w:r>
-              <w:rPr>
-                <w:color w:val="000000"/>
-                <w:sz w:val="20"/>
-                <w:szCs w:val="20"/>
-              </w:rPr>
-              <w:t>7</w:t>
-            </w:r>
-          </w:p>
-        </w:tc>
-      </w:tr>
-      <w:tr>
-        <w:tc>
-          <w:tcPr>
-            <w:tcW w:w="500" w:type="dxa"/>
-            <w:tcBorders>
-              <w:top w:val="single" w:sz="1" w:space="0" w:color="AAAAAA"/>
-              <w:left w:val="single" w:sz="1" w:space="0" w:color="AAAAAA"/>
-              <w:bottom w:val="single" w:sz="1" w:space="0" w:color="AAAAAA"/>
-              <w:right w:val="single" w:sz="1" w:space="0" w:color="AAAAAA"/>
-            </w:tcBorders>
-            <w:shd w:val="clear" w:color="auto" w:fill="EBF3FA"/>
-            <w:tcMar>
-              <w:top w:w="80" w:type="dxa"/>
-              <w:left w:w="120" w:type="dxa"/>
-              <w:bottom w:w="80" w:type="dxa"/>
-              <w:right w:w="120" w:type="dxa"/>
-            </w:tcMar>
-            <w:vAlign w:val="center"/>
-          </w:tcPr>
-          <w:p>
-            <w:pPr>
-              <w:jc w:val="center"/>
-            </w:pPr>
-            <w:r>
-              <w:rPr>
-                <w:b/>
-                <w:bCs/>
-                <w:color w:val="000000"/>
-                <w:sz w:val="20"/>
-                <w:szCs w:val="20"/>
-              </w:rPr>
-              <w:t>15</w:t>
-            </w:r>
-          </w:p>
-        </w:tc>
-        <w:tc>
-          <w:tcPr>
-            <w:tcW w:w="6860" w:type="dxa"/>
-            <w:tcBorders>
-              <w:top w:val="single" w:sz="1" w:space="0" w:color="AAAAAA"/>
-              <w:left w:val="single" w:sz="1" w:space="0" w:color="AAAAAA"/>
-              <w:bottom w:val="single" w:sz="1" w:space="0" w:color="AAAAAA"/>
-              <w:right w:val="single" w:sz="1" w:space="0" w:color="AAAAAA"/>
-            </w:tcBorders>
-            <w:shd w:val="clear" w:color="auto" w:fill="EBF3FA"/>
-            <w:tcMar>
-              <w:top w:w="80" w:type="dxa"/>
-              <w:left w:w="120" w:type="dxa"/>
-              <w:bottom w:w="80" w:type="dxa"/>
-              <w:right w:w="120" w:type="dxa"/>
-            </w:tcMar>
-            <w:vAlign w:val="center"/>
-          </w:tcPr>
-          <w:p>
-            <w:r>
-              <w:rPr>
-                <w:color w:val="000000"/>
-                <w:sz w:val="20"/>
-                <w:szCs w:val="20"/>
-              </w:rPr>
-              <w:t>cd-prod.yml: correct push trigger on main, declares environment: production, curl POST to RENDER_DEPLOY_HOOK_PROD_URL, echo confirmation. Live production PakVista on Render displays all five pages.</w:t>
-            </w:r>
-          </w:p>
-        </w:tc>
-        <w:tc>
-          <w:tcPr>
-            <w:tcW w:w="2000" w:type="dxa"/>
-            <w:tcBorders>
-              <w:top w:val="single" w:sz="1" w:space="0" w:color="AAAAAA"/>
-              <w:left w:val="single" w:sz="1" w:space="0" w:color="AAAAAA"/>
-              <w:bottom w:val="single" w:sz="1" w:space="0" w:color="AAAAAA"/>
-              <w:right w:val="single" w:sz="1" w:space="0" w:color="AAAAAA"/>
-            </w:tcBorders>
-            <w:shd w:val="clear" w:color="auto" w:fill="EBF3FA"/>
-            <w:tcMar>
-              <w:top w:w="80" w:type="dxa"/>
-              <w:left w:w="120" w:type="dxa"/>
-              <w:bottom w:w="80" w:type="dxa"/>
-              <w:right w:w="120" w:type="dxa"/>
-            </w:tcMar>
-            <w:vAlign w:val="center"/>
-          </w:tcPr>
-          <w:p>
-            <w:pPr>
-              <w:jc w:val="center"/>
-            </w:pPr>
-            <w:r>
-              <w:rPr>
-                <w:color w:val="000000"/>
-                <w:sz w:val="20"/>
-                <w:szCs w:val="20"/>
-              </w:rPr>
-              <w:t>7</w:t>
-            </w:r>
-          </w:p>
-        </w:tc>
-      </w:tr>
-      <w:tr>
-        <w:tc>
-          <w:tcPr>
-            <w:tcW w:w="7360" w:type="dxa"/>
-            <w:gridSpan w:val="2"/>
-            <w:tcBorders>
-              <w:top w:val="single" w:sz="1" w:space="0" w:color="AAAAAA"/>
-              <w:left w:val="single" w:sz="1" w:space="0" w:color="AAAAAA"/>
-              <w:bottom w:val="single" w:sz="1" w:space="0" w:color="AAAAAA"/>
-              <w:right w:val="single" w:sz="1" w:space="0" w:color="AAAAAA"/>
-            </w:tcBorders>
-            <w:shd w:val="clear" w:color="auto" w:fill="D5E8F0"/>
-            <w:tcMar>
-              <w:top w:w="80" w:type="dxa"/>
-              <w:left w:w="120" w:type="dxa"/>
-              <w:bottom w:w="80" w:type="dxa"/>
-              <w:right w:w="120" w:type="dxa"/>
-            </w:tcMar>
-          </w:tcPr>
-          <w:p>
-            <w:r>
-              <w:rPr>
-                <w:b/>
-                <w:bCs/>
-                <w:color w:val="1F3864"/>
-                <w:sz w:val="21"/>
-                <w:szCs w:val="21"/>
-              </w:rPr>
-              <w:t>End-to-End Verification, Screenshots &amp; Reflection</w:t>
-            </w:r>
-          </w:p>
-        </w:tc>
-        <w:tc>
-          <w:tcPr>
-            <w:tcW w:w="2000" w:type="dxa"/>
-            <w:tcBorders>
-              <w:top w:val="single" w:sz="1" w:space="0" w:color="AAAAAA"/>
-              <w:left w:val="single" w:sz="1" w:space="0" w:color="AAAAAA"/>
-              <w:bottom w:val="single" w:sz="1" w:space="0" w:color="AAAAAA"/>
-              <w:right w:val="single" w:sz="1" w:space="0" w:color="AAAAAA"/>
-            </w:tcBorders>
-            <w:shd w:val="clear" w:color="auto" w:fill="D5E8F0"/>
-            <w:tcMar>
-              <w:top w:w="80" w:type="dxa"/>
-              <w:left w:w="120" w:type="dxa"/>
-              <w:bottom w:w="80" w:type="dxa"/>
-              <w:right w:w="120" w:type="dxa"/>
-            </w:tcMar>
-          </w:tcPr>
-          <w:p>
-            <w:pPr>
-              <w:jc w:val="center"/>
-            </w:pPr>
-            <w:r>
-              <w:rPr>
-                <w:b/>
-                <w:bCs/>
-                <w:color w:val="1F3864"/>
-                <w:sz w:val="21"/>
-                <w:szCs w:val="21"/>
-              </w:rPr>
-              <w:t>10 Marks</w:t>
-            </w:r>
-          </w:p>
-        </w:tc>
-      </w:tr>
-      <w:tr>
-        <w:tc>
-          <w:tcPr>
-            <w:tcW w:w="500" w:type="dxa"/>
-            <w:tcBorders>
-              <w:top w:val="single" w:sz="1" w:space="0" w:color="AAAAAA"/>
-              <w:left w:val="single" w:sz="1" w:space="0" w:color="AAAAAA"/>
-              <w:bottom w:val="single" w:sz="1" w:space="0" w:color="AAAAAA"/>
-              <w:right w:val="single" w:sz="1" w:space="0" w:color="AAAAAA"/>
-            </w:tcBorders>
-            <w:shd w:val="clear" w:color="auto" w:fill="EBF3FA"/>
-            <w:tcMar>
-              <w:top w:w="80" w:type="dxa"/>
-              <w:left w:w="120" w:type="dxa"/>
-              <w:bottom w:w="80" w:type="dxa"/>
-              <w:right w:w="120" w:type="dxa"/>
-            </w:tcMar>
-            <w:vAlign w:val="center"/>
-          </w:tcPr>
-          <w:p>
-            <w:pPr>
-              <w:jc w:val="center"/>
-            </w:pPr>
-            <w:r>
-              <w:rPr>
-                <w:b/>
-                <w:bCs/>
-                <w:color w:val="000000"/>
-                <w:sz w:val="20"/>
-                <w:szCs w:val="20"/>
-              </w:rPr>
-              <w:t>16</w:t>
-            </w:r>
-          </w:p>
-        </w:tc>
-        <w:tc>
-          <w:tcPr>
-            <w:tcW w:w="6860" w:type="dxa"/>
-            <w:tcBorders>
-              <w:top w:val="single" w:sz="1" w:space="0" w:color="AAAAAA"/>
-              <w:left w:val="single" w:sz="1" w:space="0" w:color="AAAAAA"/>
-              <w:bottom w:val="single" w:sz="1" w:space="0" w:color="AAAAAA"/>
-              <w:right w:val="single" w:sz="1" w:space="0" w:color="AAAAAA"/>
-            </w:tcBorders>
-            <w:shd w:val="clear" w:color="auto" w:fill="EBF3FA"/>
-            <w:tcMar>
-              <w:top w:w="80" w:type="dxa"/>
-              <w:left w:w="120" w:type="dxa"/>
-              <w:bottom w:w="80" w:type="dxa"/>
-              <w:right w:w="120" w:type="dxa"/>
-            </w:tcMar>
-            <w:vAlign w:val="center"/>
-          </w:tcPr>
-          <w:p>
-            <w:r>
-              <w:rPr>
-                <w:color w:val="000000"/>
-                <w:sz w:val="20"/>
-                <w:szCs w:val="20"/>
-              </w:rPr>
-              <w:t>Screenshots: all six workflow runs (CI + CD per environment), Docker Hub image tags, three live Render service URLs with all pages accessible.</w:t>
-            </w:r>
-          </w:p>
-        </w:tc>
-        <w:tc>
-          <w:tcPr>
-            <w:tcW w:w="2000" w:type="dxa"/>
-            <w:tcBorders>
-              <w:top w:val="single" w:sz="1" w:space="0" w:color="AAAAAA"/>
-              <w:left w:val="single" w:sz="1" w:space="0" w:color="AAAAAA"/>
-              <w:bottom w:val="single" w:sz="1" w:space="0" w:color="AAAAAA"/>
-              <w:right w:val="single" w:sz="1" w:space="0" w:color="AAAAAA"/>
-            </w:tcBorders>
-            <w:shd w:val="clear" w:color="auto" w:fill="EBF3FA"/>
-            <w:tcMar>
-              <w:top w:w="80" w:type="dxa"/>
-              <w:left w:w="120" w:type="dxa"/>
-              <w:bottom w:w="80" w:type="dxa"/>
-              <w:right w:w="120" w:type="dxa"/>
-            </w:tcMar>
-            <w:vAlign w:val="center"/>
-          </w:tcPr>
-          <w:p>
-            <w:pPr>
-              <w:jc w:val="center"/>
-            </w:pPr>
-            <w:r>
-              <w:rPr>
-                <w:color w:val="000000"/>
-                <w:sz w:val="20"/>
-                <w:szCs w:val="20"/>
-              </w:rPr>
-              <w:t>5</w:t>
-            </w:r>
-          </w:p>
-        </w:tc>
-      </w:tr>
-      <w:tr>
-        <w:tc>
-          <w:tcPr>
-            <w:tcW w:w="500" w:type="dxa"/>
-            <w:tcBorders>
-              <w:top w:val="single" w:sz="1" w:space="0" w:color="AAAAAA"/>
-              <w:left w:val="single" w:sz="1" w:space="0" w:color="AAAAAA"/>
-              <w:bottom w:val="single" w:sz="1" w:space="0" w:color="AAAAAA"/>
-              <w:right w:val="single" w:sz="1" w:space="0" w:color="AAAAAA"/>
-            </w:tcBorders>
-            <w:shd w:val="clear" w:color="auto" w:fill="FFFFFF"/>
-            <w:tcMar>
-              <w:top w:w="80" w:type="dxa"/>
-              <w:left w:w="120" w:type="dxa"/>
-              <w:bottom w:w="80" w:type="dxa"/>
-              <w:right w:w="120" w:type="dxa"/>
-            </w:tcMar>
-            <w:vAlign w:val="center"/>
-          </w:tcPr>
-          <w:p>
-            <w:pPr>
-              <w:jc w:val="center"/>
-            </w:pPr>
-            <w:r>
-              <w:rPr>
-                <w:b/>
-                <w:bCs/>
-                <w:color w:val="000000"/>
-                <w:sz w:val="20"/>
-                <w:szCs w:val="20"/>
-              </w:rPr>
-              <w:t>17</w:t>
-            </w:r>
-          </w:p>
-        </w:tc>
-        <w:tc>
-          <w:tcPr>
-            <w:tcW w:w="6860" w:type="dxa"/>
-            <w:tcBorders>
-              <w:top w:val="single" w:sz="1" w:space="0" w:color="AAAAAA"/>
-              <w:left w:val="single" w:sz="1" w:space="0" w:color="AAAAAA"/>
-              <w:bottom w:val="single" w:sz="1" w:space="0" w:color="AAAAAA"/>
-              <w:right w:val="single" w:sz="1" w:space="0" w:color="AAAAAA"/>
-            </w:tcBorders>
-            <w:shd w:val="clear" w:color="auto" w:fill="FFFFFF"/>
-            <w:tcMar>
-              <w:top w:w="80" w:type="dxa"/>
-              <w:left w:w="120" w:type="dxa"/>
-              <w:bottom w:w="80" w:type="dxa"/>
-              <w:right w:w="120" w:type="dxa"/>
-            </w:tcMar>
-            <w:vAlign w:val="center"/>
-          </w:tcPr>
-          <w:p>
-            <w:r>
-              <w:rPr>
-                <w:color w:val="000000"/>
-                <w:sz w:val="20"/>
-                <w:szCs w:val="20"/>
-              </w:rPr>
-              <w:t xml:space="preserve">Individual reflection (4–5 lines per </w:t>
-            </w:r>
-            <w:r>
-              <w:rPr>
-                <w:color w:val="000000"/>
-                <w:sz w:val="20"/>
-                <w:szCs w:val="20"/>
-              </w:rPr>
-              <w:t>member) on multi-environment CI/CD and their experience authoring a workflow file and an HTML page.</w:t>
+              <w:t>Individual reflection (4–5 lines per member) on multi-environment CI/CD and their experience authoring a workflow file and an HTML page.</w:t>
             </w:r>
           </w:p>
         </w:tc>
@@ -13303,13 +12671,7 @@
         <w:rPr>
           <w:color w:val="000000"/>
         </w:rPr>
-        <w:t xml:space="preserve">Completed Term Project document with all group details </w:t>
-      </w:r>
-      <w:r>
-        <w:rPr>
-          <w:color w:val="000000"/>
-        </w:rPr>
-        <w:t>filled in (Table 1), including each member's Assigned Workflow File and Assigned Page.</w:t>
+        <w:t>Completed Term Project document with all group details filled in (Table 1), including each member's Assigned Workflow File and Assigned Page.</w:t>
       </w:r>
     </w:p>
     <w:p>
@@ -13357,13 +12719,7 @@
         <w:rPr>
           <w:color w:val="000000"/>
         </w:rPr>
-        <w:t xml:space="preserve">Screenshot 1: GitHub </w:t>
-      </w:r>
-      <w:r>
-        <w:rPr>
-          <w:color w:val="000000"/>
-        </w:rPr>
-        <w:t>repository showing all three GitHub Environments (development, staging, production) with their respective secrets configured.</w:t>
+        <w:t>Screenshot 1: GitHub repository showing all three GitHub Environments (development, staging, production) with their respective secrets configured.</w:t>
       </w:r>
     </w:p>
     <w:p>
@@ -13379,13 +12735,7 @@
         <w:rPr>
           <w:color w:val="000000"/>
         </w:rPr>
-        <w:t>Screenshot 2: Each member's CI workflow run (ci-dev.yml) triggered by their individual PR – all steps green. One screenshot per me</w:t>
-      </w:r>
-      <w:r>
-        <w:rPr>
-          <w:color w:val="000000"/>
-        </w:rPr>
-        <w:t>mber or a combined view showing all members' runs.</w:t>
+        <w:t>Screenshot 2: Each member's CI workflow run (ci-dev.yml) triggered by their individual PR – all steps green. One screenshot per member or a combined view showing all members' runs.</w:t>
       </w:r>
     </w:p>
     <w:p>
@@ -13417,13 +12767,7 @@
         <w:rPr>
           <w:color w:val="000000"/>
         </w:rPr>
-        <w:t xml:space="preserve">Screenshot 4: All three </w:t>
-      </w:r>
-      <w:r>
-        <w:rPr>
-          <w:color w:val="000000"/>
-        </w:rPr>
-        <w:t>CD workflow runs (cd-dev.yml, cd-staging.yml, cd-prod.yml) – deploy step completed and confirmation echo visible.</w:t>
+        <w:t>Screenshot 4: All three CD workflow runs (cd-dev.yml, cd-staging.yml, cd-prod.yml) – deploy step completed and confirmation echo visible.</w:t>
       </w:r>
     </w:p>
     <w:p>
@@ -13439,13 +12783,7 @@
         <w:rPr>
           <w:color w:val="000000"/>
         </w:rPr>
-        <w:t xml:space="preserve">Screenshot 5: Live PakVista site on each of the three Render services showing all five pages are accessible (three screenshots total, one per </w:t>
-      </w:r>
-      <w:r>
-        <w:rPr>
-          <w:color w:val="000000"/>
-        </w:rPr>
-        <w:t>environment).</w:t>
+        <w:t>Screenshot 5: Live PakVista site on each of the three Render services showing all five pages are accessible (three screenshots total, one per environment).</w:t>
       </w:r>
     </w:p>
     <w:p>
@@ -13477,13 +12815,8 @@
         <w:rPr>
           <w:color w:val="000000"/>
         </w:rPr>
-        <w:t xml:space="preserve">Individual Reflection: Each team member must write 4–5 lines on what they learnt and any challenges they faced, especially regarding authoring a GitHub </w:t>
-      </w:r>
-      <w:r>
-        <w:rPr>
-          <w:color w:val="000000"/>
-        </w:rPr>
-        <w:t>Actions workflow file and building their HTML page.</w:t>
+        <w:lastRenderedPageBreak/>
+        <w:t>Individual Reflection: Each team member must write 4–5 lines on what they learnt and any challenges they faced, especially regarding authoring a GitHub Actions workflow file and building their HTML page.</w:t>
       </w:r>
     </w:p>
     <w:p/>
@@ -13626,17 +12959,7 @@
                 <w:sz w:val="20"/>
                 <w:szCs w:val="20"/>
               </w:rPr>
-              <w:t xml:space="preserve">GitHub Environments (development, staging, production) </w:t>
-            </w:r>
-            <w:r>
-              <w:rPr>
-                <w:b/>
-                <w:bCs/>
-                <w:color w:val="000000"/>
-                <w:sz w:val="20"/>
-                <w:szCs w:val="20"/>
-              </w:rPr>
-              <w:t>&amp; All Secrets</w:t>
+              <w:t>GitHub Environments (development, staging, production) &amp; All Secrets</w:t>
             </w:r>
           </w:p>
         </w:tc>
@@ -13825,17 +13148,7 @@
                 <w:sz w:val="20"/>
                 <w:szCs w:val="20"/>
               </w:rPr>
-              <w:t xml:space="preserve">CD Workflow </w:t>
-            </w:r>
-            <w:r>
-              <w:rPr>
-                <w:b/>
-                <w:bCs/>
-                <w:color w:val="000000"/>
-                <w:sz w:val="20"/>
-                <w:szCs w:val="20"/>
-              </w:rPr>
-              <w:t>Runs – All three environments triggered by push events</w:t>
+              <w:t>CD Workflow Runs – All three environments triggered by push events</w:t>
             </w:r>
           </w:p>
         </w:tc>
@@ -13991,8 +13304,61 @@
                 <w:sz w:val="20"/>
                 <w:szCs w:val="20"/>
               </w:rPr>
-              <w:t xml:space="preserve">[Paste screenshot </w:t>
-            </w:r>
+              <w:t>[Paste screenshot here]</w:t>
+            </w:r>
+          </w:p>
+        </w:tc>
+      </w:tr>
+      <w:tr>
+        <w:tc>
+          <w:tcPr>
+            <w:tcW w:w="3200" w:type="dxa"/>
+            <w:tcBorders>
+              <w:top w:val="single" w:sz="1" w:space="0" w:color="AAAAAA"/>
+              <w:left w:val="single" w:sz="1" w:space="0" w:color="AAAAAA"/>
+              <w:bottom w:val="single" w:sz="1" w:space="0" w:color="AAAAAA"/>
+              <w:right w:val="single" w:sz="1" w:space="0" w:color="AAAAAA"/>
+            </w:tcBorders>
+            <w:shd w:val="clear" w:color="auto" w:fill="EBF3FA"/>
+            <w:tcMar>
+              <w:top w:w="80" w:type="dxa"/>
+              <w:left w:w="120" w:type="dxa"/>
+              <w:bottom w:w="80" w:type="dxa"/>
+              <w:right w:w="120" w:type="dxa"/>
+            </w:tcMar>
+            <w:vAlign w:val="center"/>
+          </w:tcPr>
+          <w:p>
+            <w:r>
+              <w:rPr>
+                <w:b/>
+                <w:bCs/>
+                <w:color w:val="000000"/>
+                <w:sz w:val="20"/>
+                <w:szCs w:val="20"/>
+              </w:rPr>
+              <w:t>Live PakVista – Production Render Service (all 5 pages accessible)</w:t>
+            </w:r>
+          </w:p>
+        </w:tc>
+        <w:tc>
+          <w:tcPr>
+            <w:tcW w:w="6160" w:type="dxa"/>
+            <w:tcBorders>
+              <w:top w:val="single" w:sz="1" w:space="0" w:color="AAAAAA"/>
+              <w:left w:val="single" w:sz="1" w:space="0" w:color="AAAAAA"/>
+              <w:bottom w:val="single" w:sz="1" w:space="0" w:color="AAAAAA"/>
+              <w:right w:val="single" w:sz="1" w:space="0" w:color="AAAAAA"/>
+            </w:tcBorders>
+            <w:shd w:val="clear" w:color="auto" w:fill="EBF3FA"/>
+            <w:tcMar>
+              <w:top w:w="80" w:type="dxa"/>
+              <w:left w:w="120" w:type="dxa"/>
+              <w:bottom w:w="80" w:type="dxa"/>
+              <w:right w:w="120" w:type="dxa"/>
+            </w:tcMar>
+          </w:tcPr>
+          <w:p>
             <w:r>
               <w:rPr>
                 <w:i/>
@@ -14001,7 +13367,7 @@
                 <w:sz w:val="20"/>
                 <w:szCs w:val="20"/>
               </w:rPr>
-              <w:t>here]</w:t>
+              <w:t>[Paste screenshot here]</w:t>
             </w:r>
           </w:p>
         </w:tc>
@@ -14016,26 +13382,25 @@
               <w:bottom w:val="single" w:sz="1" w:space="0" w:color="AAAAAA"/>
               <w:right w:val="single" w:sz="1" w:space="0" w:color="AAAAAA"/>
             </w:tcBorders>
-            <w:shd w:val="clear" w:color="auto" w:fill="EBF3FA"/>
-            <w:tcMar>
-              <w:top w:w="80" w:type="dxa"/>
-              <w:left w:w="120" w:type="dxa"/>
-              <w:bottom w:w="80" w:type="dxa"/>
-              <w:right w:w="120" w:type="dxa"/>
-            </w:tcMar>
-            <w:vAlign w:val="center"/>
-          </w:tcPr>
-          <w:p>
-            <w:r>
-              <w:rPr>
-                <w:b/>
-                <w:bCs/>
-                <w:color w:val="000000"/>
-                <w:sz w:val="20"/>
-                <w:szCs w:val="20"/>
-              </w:rPr>
-              <w:lastRenderedPageBreak/>
-              <w:t>Live PakVista – Production Render Service (all 5 pages accessible)</w:t>
+            <w:shd w:val="clear" w:color="auto" w:fill="FFFFFF"/>
+            <w:tcMar>
+              <w:top w:w="80" w:type="dxa"/>
+              <w:left w:w="120" w:type="dxa"/>
+              <w:bottom w:w="80" w:type="dxa"/>
+              <w:right w:w="120" w:type="dxa"/>
+            </w:tcMar>
+            <w:vAlign w:val="center"/>
+          </w:tcPr>
+          <w:p>
+            <w:r>
+              <w:rPr>
+                <w:b/>
+                <w:bCs/>
+                <w:color w:val="000000"/>
+                <w:sz w:val="20"/>
+                <w:szCs w:val="20"/>
+              </w:rPr>
+              <w:t>Term Project .docx visible in GitHub Repository file listing</w:t>
             </w:r>
           </w:p>
         </w:tc>
@@ -14048,7 +13413,7 @@
               <w:bottom w:val="single" w:sz="1" w:space="0" w:color="AAAAAA"/>
               <w:right w:val="single" w:sz="1" w:space="0" w:color="AAAAAA"/>
             </w:tcBorders>
-            <w:shd w:val="clear" w:color="auto" w:fill="EBF3FA"/>
+            <w:shd w:val="clear" w:color="auto" w:fill="FFFFFF"/>
             <w:tcMar>
               <w:top w:w="80" w:type="dxa"/>
               <w:left w:w="120" w:type="dxa"/>
@@ -14070,69 +13435,6 @@
           </w:p>
         </w:tc>
       </w:tr>
-      <w:tr>
-        <w:tc>
-          <w:tcPr>
-            <w:tcW w:w="3200" w:type="dxa"/>
-            <w:tcBorders>
-              <w:top w:val="single" w:sz="1" w:space="0" w:color="AAAAAA"/>
-              <w:left w:val="single" w:sz="1" w:space="0" w:color="AAAAAA"/>
-              <w:bottom w:val="single" w:sz="1" w:space="0" w:color="AAAAAA"/>
-              <w:right w:val="single" w:sz="1" w:space="0" w:color="AAAAAA"/>
-            </w:tcBorders>
-            <w:shd w:val="clear" w:color="auto" w:fill="FFFFFF"/>
-            <w:tcMar>
-              <w:top w:w="80" w:type="dxa"/>
-              <w:left w:w="120" w:type="dxa"/>
-              <w:bottom w:w="80" w:type="dxa"/>
-              <w:right w:w="120" w:type="dxa"/>
-            </w:tcMar>
-            <w:vAlign w:val="center"/>
-          </w:tcPr>
-          <w:p>
-            <w:r>
-              <w:rPr>
-                <w:b/>
-                <w:bCs/>
-                <w:color w:val="000000"/>
-                <w:sz w:val="20"/>
-                <w:szCs w:val="20"/>
-              </w:rPr>
-              <w:t>Term Project .docx visible in GitHub Repository file listing</w:t>
-            </w:r>
-          </w:p>
-        </w:tc>
-        <w:tc>
-          <w:tcPr>
-            <w:tcW w:w="6160" w:type="dxa"/>
-            <w:tcBorders>
-              <w:top w:val="single" w:sz="1" w:space="0" w:color="AAAAAA"/>
-              <w:left w:val="single" w:sz="1" w:space="0" w:color="AAAAAA"/>
-              <w:bottom w:val="single" w:sz="1" w:space="0" w:color="AAAAAA"/>
-              <w:right w:val="single" w:sz="1" w:space="0" w:color="AAAAAA"/>
-            </w:tcBorders>
-            <w:shd w:val="clear" w:color="auto" w:fill="FFFFFF"/>
-            <w:tcMar>
-              <w:top w:w="80" w:type="dxa"/>
-              <w:left w:w="120" w:type="dxa"/>
-              <w:bottom w:w="80" w:type="dxa"/>
-              <w:right w:w="120" w:type="dxa"/>
-            </w:tcMar>
-          </w:tcPr>
-          <w:p>
-            <w:r>
-              <w:rPr>
-                <w:i/>
-                <w:iCs/>
-                <w:color w:val="595959"/>
-                <w:sz w:val="20"/>
-                <w:szCs w:val="20"/>
-              </w:rPr>
-              <w:t>[Paste screenshot here]</w:t>
-            </w:r>
-          </w:p>
-        </w:tc>
-      </w:tr>
     </w:tbl>
     <w:p/>
     <w:p>
@@ -14151,13 +13453,14 @@
         <w:rPr>
           <w:color w:val="000000"/>
         </w:rPr>
-        <w:t xml:space="preserve">Each team member must write 4–5 lines below </w:t>
+        <w:t xml:space="preserve">Each team member must write 4–5 lines below describing what they learnt during this Term Project, any challenges they encountered while authoring </w:t>
       </w:r>
       <w:r>
         <w:rPr>
           <w:color w:val="000000"/>
         </w:rPr>
-        <w:t>describing what they learnt during this Term Project, any challenges they encountered while authoring their workflow file and building their HTML page, and how they resolved those challenges.</w:t>
+        <w:lastRenderedPageBreak/>
+        <w:t>their workflow file and building their HTML page, and how they resolved those challenges.</w:t>
       </w:r>
     </w:p>
     <w:p/>
@@ -14187,15 +13490,7 @@
           <w:iCs/>
           <w:color w:val="595959"/>
         </w:rPr>
-        <w:t>[Write your 4–5 line refl</w:t>
-      </w:r>
-      <w:r>
-        <w:rPr>
-          <w:i/>
-          <w:iCs/>
-          <w:color w:val="595959"/>
-        </w:rPr>
-        <w:t>ection here]</w:t>
+        <w:t>[Write your 4–5 line reflection here]</w:t>
       </w:r>
     </w:p>
     <w:p/>
@@ -14299,15 +13594,7 @@
           <w:bCs/>
           <w:color w:val="2E75B6"/>
         </w:rPr>
-        <w:t xml:space="preserve">Member 5: </w:t>
-      </w:r>
-      <w:r>
-        <w:rPr>
-          <w:b/>
-          <w:bCs/>
-          <w:color w:val="2E75B6"/>
-        </w:rPr>
-        <w:t>[Student Name] – Reflection</w:t>
+        <w:t>Member 5: [Student Name] – Reflection</w:t>
       </w:r>
     </w:p>
     <w:p>
@@ -14349,13 +13636,7 @@
         <w:rPr>
           <w:color w:val="000000"/>
         </w:rPr>
-        <w:t>All technical work must align with the official documentation listed below. Students are expected to consult these resources while building their workflow</w:t>
-      </w:r>
-      <w:r>
-        <w:rPr>
-          <w:color w:val="000000"/>
-        </w:rPr>
-        <w:t xml:space="preserve"> files, Dockerfile, and HTML pages.</w:t>
+        <w:t>All technical work must align with the official documentation listed below. Students are expected to consult these resources while building their workflow files, Dockerfile, and HTML pages.</w:t>
       </w:r>
     </w:p>
     <w:p/>
@@ -14631,8 +13912,61 @@
                 <w:sz w:val="18"/>
                 <w:szCs w:val="18"/>
               </w:rPr>
-              <w:t>https://docs.github.com/en/actions/writing-workflows/choosing-what-your-workflow-does</w:t>
-            </w:r>
+              <w:t>https://docs.github.com/en/actions/writing-workflows/choosing-what-your-workflow-does/accessing-contextual-information-about-workflow-runs</w:t>
+            </w:r>
+          </w:p>
+        </w:tc>
+      </w:tr>
+      <w:tr>
+        <w:tc>
+          <w:tcPr>
+            <w:tcW w:w="3400" w:type="dxa"/>
+            <w:tcBorders>
+              <w:top w:val="single" w:sz="1" w:space="0" w:color="AAAAAA"/>
+              <w:left w:val="single" w:sz="1" w:space="0" w:color="AAAAAA"/>
+              <w:bottom w:val="single" w:sz="1" w:space="0" w:color="AAAAAA"/>
+              <w:right w:val="single" w:sz="1" w:space="0" w:color="AAAAAA"/>
+            </w:tcBorders>
+            <w:shd w:val="clear" w:color="auto" w:fill="FFFFFF"/>
+            <w:tcMar>
+              <w:top w:w="80" w:type="dxa"/>
+              <w:left w:w="120" w:type="dxa"/>
+              <w:bottom w:w="80" w:type="dxa"/>
+              <w:right w:w="120" w:type="dxa"/>
+            </w:tcMar>
+            <w:vAlign w:val="center"/>
+          </w:tcPr>
+          <w:p>
+            <w:r>
+              <w:rPr>
+                <w:b/>
+                <w:bCs/>
+                <w:color w:val="000000"/>
+                <w:sz w:val="20"/>
+                <w:szCs w:val="20"/>
+              </w:rPr>
+              <w:t>GitHub Actions – Encrypted Secrets</w:t>
+            </w:r>
+          </w:p>
+        </w:tc>
+        <w:tc>
+          <w:tcPr>
+            <w:tcW w:w="5960" w:type="dxa"/>
+            <w:tcBorders>
+              <w:top w:val="single" w:sz="1" w:space="0" w:color="AAAAAA"/>
+              <w:left w:val="single" w:sz="1" w:space="0" w:color="AAAAAA"/>
+              <w:bottom w:val="single" w:sz="1" w:space="0" w:color="AAAAAA"/>
+              <w:right w:val="single" w:sz="1" w:space="0" w:color="AAAAAA"/>
+            </w:tcBorders>
+            <w:shd w:val="clear" w:color="auto" w:fill="FFFFFF"/>
+            <w:tcMar>
+              <w:top w:w="80" w:type="dxa"/>
+              <w:left w:w="120" w:type="dxa"/>
+              <w:bottom w:w="80" w:type="dxa"/>
+              <w:right w:w="120" w:type="dxa"/>
+            </w:tcMar>
+          </w:tcPr>
+          <w:p>
             <w:r>
               <w:rPr>
                 <w:rFonts w:ascii="Courier New" w:eastAsia="Courier New" w:hAnsi="Courier New" w:cs="Courier New"/>
@@ -14640,7 +13974,7 @@
                 <w:sz w:val="18"/>
                 <w:szCs w:val="18"/>
               </w:rPr>
-              <w:t>/accessing-contextual-information-about-workflow-runs</w:t>
+              <w:t>https://docs.github.com/en/actions/security-guides/encrypted-secrets</w:t>
             </w:r>
           </w:p>
         </w:tc>
@@ -14655,25 +13989,25 @@
               <w:bottom w:val="single" w:sz="1" w:space="0" w:color="AAAAAA"/>
               <w:right w:val="single" w:sz="1" w:space="0" w:color="AAAAAA"/>
             </w:tcBorders>
-            <w:shd w:val="clear" w:color="auto" w:fill="FFFFFF"/>
-            <w:tcMar>
-              <w:top w:w="80" w:type="dxa"/>
-              <w:left w:w="120" w:type="dxa"/>
-              <w:bottom w:w="80" w:type="dxa"/>
-              <w:right w:w="120" w:type="dxa"/>
-            </w:tcMar>
-            <w:vAlign w:val="center"/>
-          </w:tcPr>
-          <w:p>
-            <w:r>
-              <w:rPr>
-                <w:b/>
-                <w:bCs/>
-                <w:color w:val="000000"/>
-                <w:sz w:val="20"/>
-                <w:szCs w:val="20"/>
-              </w:rPr>
-              <w:t>GitHub Actions – Encrypted Secrets</w:t>
+            <w:shd w:val="clear" w:color="auto" w:fill="EBF3FA"/>
+            <w:tcMar>
+              <w:top w:w="80" w:type="dxa"/>
+              <w:left w:w="120" w:type="dxa"/>
+              <w:bottom w:w="80" w:type="dxa"/>
+              <w:right w:w="120" w:type="dxa"/>
+            </w:tcMar>
+            <w:vAlign w:val="center"/>
+          </w:tcPr>
+          <w:p>
+            <w:r>
+              <w:rPr>
+                <w:b/>
+                <w:bCs/>
+                <w:color w:val="000000"/>
+                <w:sz w:val="20"/>
+                <w:szCs w:val="20"/>
+              </w:rPr>
+              <w:t>GitHub Actions – Environments for Deployment</w:t>
             </w:r>
           </w:p>
         </w:tc>
@@ -14686,7 +14020,7 @@
               <w:bottom w:val="single" w:sz="1" w:space="0" w:color="AAAAAA"/>
               <w:right w:val="single" w:sz="1" w:space="0" w:color="AAAAAA"/>
             </w:tcBorders>
-            <w:shd w:val="clear" w:color="auto" w:fill="FFFFFF"/>
+            <w:shd w:val="clear" w:color="auto" w:fill="EBF3FA"/>
             <w:tcMar>
               <w:top w:w="80" w:type="dxa"/>
               <w:left w:w="120" w:type="dxa"/>
@@ -14702,7 +14036,7 @@
                 <w:sz w:val="18"/>
                 <w:szCs w:val="18"/>
               </w:rPr>
-              <w:t>https://docs.github.com/en/actions/security-guides/encrypted-secrets</w:t>
+              <w:t>https://docs.github.com/en/actions/deployment/targeting-different-environments/using-environments-for-deployment</w:t>
             </w:r>
           </w:p>
         </w:tc>
@@ -14717,25 +14051,25 @@
               <w:bottom w:val="single" w:sz="1" w:space="0" w:color="AAAAAA"/>
               <w:right w:val="single" w:sz="1" w:space="0" w:color="AAAAAA"/>
             </w:tcBorders>
-            <w:shd w:val="clear" w:color="auto" w:fill="EBF3FA"/>
-            <w:tcMar>
-              <w:top w:w="80" w:type="dxa"/>
-              <w:left w:w="120" w:type="dxa"/>
-              <w:bottom w:w="80" w:type="dxa"/>
-              <w:right w:w="120" w:type="dxa"/>
-            </w:tcMar>
-            <w:vAlign w:val="center"/>
-          </w:tcPr>
-          <w:p>
-            <w:r>
-              <w:rPr>
-                <w:b/>
-                <w:bCs/>
-                <w:color w:val="000000"/>
-                <w:sz w:val="20"/>
-                <w:szCs w:val="20"/>
-              </w:rPr>
-              <w:t>GitHub Actions – Environments for Deployment</w:t>
+            <w:shd w:val="clear" w:color="auto" w:fill="FFFFFF"/>
+            <w:tcMar>
+              <w:top w:w="80" w:type="dxa"/>
+              <w:left w:w="120" w:type="dxa"/>
+              <w:bottom w:w="80" w:type="dxa"/>
+              <w:right w:w="120" w:type="dxa"/>
+            </w:tcMar>
+            <w:vAlign w:val="center"/>
+          </w:tcPr>
+          <w:p>
+            <w:r>
+              <w:rPr>
+                <w:b/>
+                <w:bCs/>
+                <w:color w:val="000000"/>
+                <w:sz w:val="20"/>
+                <w:szCs w:val="20"/>
+              </w:rPr>
+              <w:t>GitHub Actions – Branch Protection Rules</w:t>
             </w:r>
           </w:p>
         </w:tc>
@@ -14748,7 +14082,7 @@
               <w:bottom w:val="single" w:sz="1" w:space="0" w:color="AAAAAA"/>
               <w:right w:val="single" w:sz="1" w:space="0" w:color="AAAAAA"/>
             </w:tcBorders>
-            <w:shd w:val="clear" w:color="auto" w:fill="EBF3FA"/>
+            <w:shd w:val="clear" w:color="auto" w:fill="FFFFFF"/>
             <w:tcMar>
               <w:top w:w="80" w:type="dxa"/>
               <w:left w:w="120" w:type="dxa"/>
@@ -14764,7 +14098,7 @@
                 <w:sz w:val="18"/>
                 <w:szCs w:val="18"/>
               </w:rPr>
-              <w:t>https://docs.github.com/en/actions/deployment/targeting-different-environments/using-environments-for-deployment</w:t>
+              <w:t>https://docs.github.com/en/repositories/configuring-branches-and-merges-in-your-repository/managing-protected-branches/about-protected-branches</w:t>
             </w:r>
           </w:p>
         </w:tc>
@@ -14779,25 +14113,25 @@
               <w:bottom w:val="single" w:sz="1" w:space="0" w:color="AAAAAA"/>
               <w:right w:val="single" w:sz="1" w:space="0" w:color="AAAAAA"/>
             </w:tcBorders>
-            <w:shd w:val="clear" w:color="auto" w:fill="FFFFFF"/>
-            <w:tcMar>
-              <w:top w:w="80" w:type="dxa"/>
-              <w:left w:w="120" w:type="dxa"/>
-              <w:bottom w:w="80" w:type="dxa"/>
-              <w:right w:w="120" w:type="dxa"/>
-            </w:tcMar>
-            <w:vAlign w:val="center"/>
-          </w:tcPr>
-          <w:p>
-            <w:r>
-              <w:rPr>
-                <w:b/>
-                <w:bCs/>
-                <w:color w:val="000000"/>
-                <w:sz w:val="20"/>
-                <w:szCs w:val="20"/>
-              </w:rPr>
-              <w:t>GitHub Actions – Branch Protection Rules</w:t>
+            <w:shd w:val="clear" w:color="auto" w:fill="EBF3FA"/>
+            <w:tcMar>
+              <w:top w:w="80" w:type="dxa"/>
+              <w:left w:w="120" w:type="dxa"/>
+              <w:bottom w:w="80" w:type="dxa"/>
+              <w:right w:w="120" w:type="dxa"/>
+            </w:tcMar>
+            <w:vAlign w:val="center"/>
+          </w:tcPr>
+          <w:p>
+            <w:r>
+              <w:rPr>
+                <w:b/>
+                <w:bCs/>
+                <w:color w:val="000000"/>
+                <w:sz w:val="20"/>
+                <w:szCs w:val="20"/>
+              </w:rPr>
+              <w:t>actions/checkout@v4 (Official Action)</w:t>
             </w:r>
           </w:p>
         </w:tc>
@@ -14810,7 +14144,7 @@
               <w:bottom w:val="single" w:sz="1" w:space="0" w:color="AAAAAA"/>
               <w:right w:val="single" w:sz="1" w:space="0" w:color="AAAAAA"/>
             </w:tcBorders>
-            <w:shd w:val="clear" w:color="auto" w:fill="FFFFFF"/>
+            <w:shd w:val="clear" w:color="auto" w:fill="EBF3FA"/>
             <w:tcMar>
               <w:top w:w="80" w:type="dxa"/>
               <w:left w:w="120" w:type="dxa"/>
@@ -14826,7 +14160,7 @@
                 <w:sz w:val="18"/>
                 <w:szCs w:val="18"/>
               </w:rPr>
-              <w:t>https://docs.github.com/en/repositories/configuring-branches-and-merges-in-your-repository/managing-protected-branches/about-protected-branches</w:t>
+              <w:t>https://github.com/actions/checkout</w:t>
             </w:r>
           </w:p>
         </w:tc>
@@ -14841,25 +14175,25 @@
               <w:bottom w:val="single" w:sz="1" w:space="0" w:color="AAAAAA"/>
               <w:right w:val="single" w:sz="1" w:space="0" w:color="AAAAAA"/>
             </w:tcBorders>
-            <w:shd w:val="clear" w:color="auto" w:fill="EBF3FA"/>
-            <w:tcMar>
-              <w:top w:w="80" w:type="dxa"/>
-              <w:left w:w="120" w:type="dxa"/>
-              <w:bottom w:w="80" w:type="dxa"/>
-              <w:right w:w="120" w:type="dxa"/>
-            </w:tcMar>
-            <w:vAlign w:val="center"/>
-          </w:tcPr>
-          <w:p>
-            <w:r>
-              <w:rPr>
-                <w:b/>
-                <w:bCs/>
-                <w:color w:val="000000"/>
-                <w:sz w:val="20"/>
-                <w:szCs w:val="20"/>
-              </w:rPr>
-              <w:t>actions/checkout@v4 (Official Action)</w:t>
+            <w:shd w:val="clear" w:color="auto" w:fill="FFFFFF"/>
+            <w:tcMar>
+              <w:top w:w="80" w:type="dxa"/>
+              <w:left w:w="120" w:type="dxa"/>
+              <w:bottom w:w="80" w:type="dxa"/>
+              <w:right w:w="120" w:type="dxa"/>
+            </w:tcMar>
+            <w:vAlign w:val="center"/>
+          </w:tcPr>
+          <w:p>
+            <w:r>
+              <w:rPr>
+                <w:b/>
+                <w:bCs/>
+                <w:color w:val="000000"/>
+                <w:sz w:val="20"/>
+                <w:szCs w:val="20"/>
+              </w:rPr>
+              <w:t>docker/login-action@v3 (Official Docker Action)</w:t>
             </w:r>
           </w:p>
         </w:tc>
@@ -14872,7 +14206,7 @@
               <w:bottom w:val="single" w:sz="1" w:space="0" w:color="AAAAAA"/>
               <w:right w:val="single" w:sz="1" w:space="0" w:color="AAAAAA"/>
             </w:tcBorders>
-            <w:shd w:val="clear" w:color="auto" w:fill="EBF3FA"/>
+            <w:shd w:val="clear" w:color="auto" w:fill="FFFFFF"/>
             <w:tcMar>
               <w:top w:w="80" w:type="dxa"/>
               <w:left w:w="120" w:type="dxa"/>
@@ -14888,7 +14222,7 @@
                 <w:sz w:val="18"/>
                 <w:szCs w:val="18"/>
               </w:rPr>
-              <w:t>https://github.com/actions/checkout</w:t>
+              <w:t>https://github.com/docker/login-action</w:t>
             </w:r>
           </w:p>
         </w:tc>
@@ -14903,35 +14237,25 @@
               <w:bottom w:val="single" w:sz="1" w:space="0" w:color="AAAAAA"/>
               <w:right w:val="single" w:sz="1" w:space="0" w:color="AAAAAA"/>
             </w:tcBorders>
-            <w:shd w:val="clear" w:color="auto" w:fill="FFFFFF"/>
-            <w:tcMar>
-              <w:top w:w="80" w:type="dxa"/>
-              <w:left w:w="120" w:type="dxa"/>
-              <w:bottom w:w="80" w:type="dxa"/>
-              <w:right w:w="120" w:type="dxa"/>
-            </w:tcMar>
-            <w:vAlign w:val="center"/>
-          </w:tcPr>
-          <w:p>
-            <w:r>
-              <w:rPr>
-                <w:b/>
-                <w:bCs/>
-                <w:color w:val="000000"/>
-                <w:sz w:val="20"/>
-                <w:szCs w:val="20"/>
-              </w:rPr>
-              <w:t xml:space="preserve">docker/login-action@v3 (Official </w:t>
-            </w:r>
-            <w:r>
-              <w:rPr>
-                <w:b/>
-                <w:bCs/>
-                <w:color w:val="000000"/>
-                <w:sz w:val="20"/>
-                <w:szCs w:val="20"/>
-              </w:rPr>
-              <w:t>Docker Action)</w:t>
+            <w:shd w:val="clear" w:color="auto" w:fill="EBF3FA"/>
+            <w:tcMar>
+              <w:top w:w="80" w:type="dxa"/>
+              <w:left w:w="120" w:type="dxa"/>
+              <w:bottom w:w="80" w:type="dxa"/>
+              <w:right w:w="120" w:type="dxa"/>
+            </w:tcMar>
+            <w:vAlign w:val="center"/>
+          </w:tcPr>
+          <w:p>
+            <w:r>
+              <w:rPr>
+                <w:b/>
+                <w:bCs/>
+                <w:color w:val="000000"/>
+                <w:sz w:val="20"/>
+                <w:szCs w:val="20"/>
+              </w:rPr>
+              <w:t>docker/build-push-action@v5 (Official Docker Action)</w:t>
             </w:r>
           </w:p>
         </w:tc>
@@ -14944,7 +14268,7 @@
               <w:bottom w:val="single" w:sz="1" w:space="0" w:color="AAAAAA"/>
               <w:right w:val="single" w:sz="1" w:space="0" w:color="AAAAAA"/>
             </w:tcBorders>
-            <w:shd w:val="clear" w:color="auto" w:fill="FFFFFF"/>
+            <w:shd w:val="clear" w:color="auto" w:fill="EBF3FA"/>
             <w:tcMar>
               <w:top w:w="80" w:type="dxa"/>
               <w:left w:w="120" w:type="dxa"/>
@@ -14960,7 +14284,7 @@
                 <w:sz w:val="18"/>
                 <w:szCs w:val="18"/>
               </w:rPr>
-              <w:t>https://github.com/docker/login-action</w:t>
+              <w:t>https://github.com/docker/build-push-action</w:t>
             </w:r>
           </w:p>
         </w:tc>
@@ -14975,25 +14299,25 @@
               <w:bottom w:val="single" w:sz="1" w:space="0" w:color="AAAAAA"/>
               <w:right w:val="single" w:sz="1" w:space="0" w:color="AAAAAA"/>
             </w:tcBorders>
-            <w:shd w:val="clear" w:color="auto" w:fill="EBF3FA"/>
-            <w:tcMar>
-              <w:top w:w="80" w:type="dxa"/>
-              <w:left w:w="120" w:type="dxa"/>
-              <w:bottom w:w="80" w:type="dxa"/>
-              <w:right w:w="120" w:type="dxa"/>
-            </w:tcMar>
-            <w:vAlign w:val="center"/>
-          </w:tcPr>
-          <w:p>
-            <w:r>
-              <w:rPr>
-                <w:b/>
-                <w:bCs/>
-                <w:color w:val="000000"/>
-                <w:sz w:val="20"/>
-                <w:szCs w:val="20"/>
-              </w:rPr>
-              <w:t>docker/build-push-action@v5 (Official Docker Action)</w:t>
+            <w:shd w:val="clear" w:color="auto" w:fill="FFFFFF"/>
+            <w:tcMar>
+              <w:top w:w="80" w:type="dxa"/>
+              <w:left w:w="120" w:type="dxa"/>
+              <w:bottom w:w="80" w:type="dxa"/>
+              <w:right w:w="120" w:type="dxa"/>
+            </w:tcMar>
+            <w:vAlign w:val="center"/>
+          </w:tcPr>
+          <w:p>
+            <w:r>
+              <w:rPr>
+                <w:b/>
+                <w:bCs/>
+                <w:color w:val="000000"/>
+                <w:sz w:val="20"/>
+                <w:szCs w:val="20"/>
+              </w:rPr>
+              <w:t>docker/metadata-action@v5 (Official Docker Action)</w:t>
             </w:r>
           </w:p>
         </w:tc>
@@ -15006,7 +14330,7 @@
               <w:bottom w:val="single" w:sz="1" w:space="0" w:color="AAAAAA"/>
               <w:right w:val="single" w:sz="1" w:space="0" w:color="AAAAAA"/>
             </w:tcBorders>
-            <w:shd w:val="clear" w:color="auto" w:fill="EBF3FA"/>
+            <w:shd w:val="clear" w:color="auto" w:fill="FFFFFF"/>
             <w:tcMar>
               <w:top w:w="80" w:type="dxa"/>
               <w:left w:w="120" w:type="dxa"/>
@@ -15022,7 +14346,7 @@
                 <w:sz w:val="18"/>
                 <w:szCs w:val="18"/>
               </w:rPr>
-              <w:t>https://github.com/docker/build-push-action</w:t>
+              <w:t>https://github.com/docker/metadata-action</w:t>
             </w:r>
           </w:p>
         </w:tc>
@@ -15037,25 +14361,25 @@
               <w:bottom w:val="single" w:sz="1" w:space="0" w:color="AAAAAA"/>
               <w:right w:val="single" w:sz="1" w:space="0" w:color="AAAAAA"/>
             </w:tcBorders>
-            <w:shd w:val="clear" w:color="auto" w:fill="FFFFFF"/>
-            <w:tcMar>
-              <w:top w:w="80" w:type="dxa"/>
-              <w:left w:w="120" w:type="dxa"/>
-              <w:bottom w:w="80" w:type="dxa"/>
-              <w:right w:w="120" w:type="dxa"/>
-            </w:tcMar>
-            <w:vAlign w:val="center"/>
-          </w:tcPr>
-          <w:p>
-            <w:r>
-              <w:rPr>
-                <w:b/>
-                <w:bCs/>
-                <w:color w:val="000000"/>
-                <w:sz w:val="20"/>
-                <w:szCs w:val="20"/>
-              </w:rPr>
-              <w:t>docker/metadata-action@v5 (Official Docker Action)</w:t>
+            <w:shd w:val="clear" w:color="auto" w:fill="EBF3FA"/>
+            <w:tcMar>
+              <w:top w:w="80" w:type="dxa"/>
+              <w:left w:w="120" w:type="dxa"/>
+              <w:bottom w:w="80" w:type="dxa"/>
+              <w:right w:w="120" w:type="dxa"/>
+            </w:tcMar>
+            <w:vAlign w:val="center"/>
+          </w:tcPr>
+          <w:p>
+            <w:r>
+              <w:rPr>
+                <w:b/>
+                <w:bCs/>
+                <w:color w:val="000000"/>
+                <w:sz w:val="20"/>
+                <w:szCs w:val="20"/>
+              </w:rPr>
+              <w:t>Docker Hub – Repositories &amp; Access Tokens</w:t>
             </w:r>
           </w:p>
         </w:tc>
@@ -15068,7 +14392,7 @@
               <w:bottom w:val="single" w:sz="1" w:space="0" w:color="AAAAAA"/>
               <w:right w:val="single" w:sz="1" w:space="0" w:color="AAAAAA"/>
             </w:tcBorders>
-            <w:shd w:val="clear" w:color="auto" w:fill="FFFFFF"/>
+            <w:shd w:val="clear" w:color="auto" w:fill="EBF3FA"/>
             <w:tcMar>
               <w:top w:w="80" w:type="dxa"/>
               <w:left w:w="120" w:type="dxa"/>
@@ -15084,7 +14408,7 @@
                 <w:sz w:val="18"/>
                 <w:szCs w:val="18"/>
               </w:rPr>
-              <w:t>https://github.com/docker/metadata-action</w:t>
+              <w:t>https://docs.docker.com/docker-hub/ | https://docs.docker.com/security/for-developers/access-tokens/</w:t>
             </w:r>
           </w:p>
         </w:tc>
@@ -15099,35 +14423,25 @@
               <w:bottom w:val="single" w:sz="1" w:space="0" w:color="AAAAAA"/>
               <w:right w:val="single" w:sz="1" w:space="0" w:color="AAAAAA"/>
             </w:tcBorders>
-            <w:shd w:val="clear" w:color="auto" w:fill="EBF3FA"/>
-            <w:tcMar>
-              <w:top w:w="80" w:type="dxa"/>
-              <w:left w:w="120" w:type="dxa"/>
-              <w:bottom w:w="80" w:type="dxa"/>
-              <w:right w:w="120" w:type="dxa"/>
-            </w:tcMar>
-            <w:vAlign w:val="center"/>
-          </w:tcPr>
-          <w:p>
-            <w:r>
-              <w:rPr>
-                <w:b/>
-                <w:bCs/>
-                <w:color w:val="000000"/>
-                <w:sz w:val="20"/>
-                <w:szCs w:val="20"/>
-              </w:rPr>
-              <w:t xml:space="preserve">Docker </w:t>
-            </w:r>
-            <w:r>
-              <w:rPr>
-                <w:b/>
-                <w:bCs/>
-                <w:color w:val="000000"/>
-                <w:sz w:val="20"/>
-                <w:szCs w:val="20"/>
-              </w:rPr>
-              <w:t>Hub – Repositories &amp; Access Tokens</w:t>
+            <w:shd w:val="clear" w:color="auto" w:fill="FFFFFF"/>
+            <w:tcMar>
+              <w:top w:w="80" w:type="dxa"/>
+              <w:left w:w="120" w:type="dxa"/>
+              <w:bottom w:w="80" w:type="dxa"/>
+              <w:right w:w="120" w:type="dxa"/>
+            </w:tcMar>
+            <w:vAlign w:val="center"/>
+          </w:tcPr>
+          <w:p>
+            <w:r>
+              <w:rPr>
+                <w:b/>
+                <w:bCs/>
+                <w:color w:val="000000"/>
+                <w:sz w:val="20"/>
+                <w:szCs w:val="20"/>
+              </w:rPr>
+              <w:t>Docker Official nginx Image</w:t>
             </w:r>
           </w:p>
         </w:tc>
@@ -15140,7 +14454,7 @@
               <w:bottom w:val="single" w:sz="1" w:space="0" w:color="AAAAAA"/>
               <w:right w:val="single" w:sz="1" w:space="0" w:color="AAAAAA"/>
             </w:tcBorders>
-            <w:shd w:val="clear" w:color="auto" w:fill="EBF3FA"/>
+            <w:shd w:val="clear" w:color="auto" w:fill="FFFFFF"/>
             <w:tcMar>
               <w:top w:w="80" w:type="dxa"/>
               <w:left w:w="120" w:type="dxa"/>
@@ -15156,7 +14470,7 @@
                 <w:sz w:val="18"/>
                 <w:szCs w:val="18"/>
               </w:rPr>
-              <w:t>https://docs.docker.com/docker-hub/ | https://docs.docker.com/security/for-developers/access-tokens/</w:t>
+              <w:t>https://hub.docker.com/_/nginx</w:t>
             </w:r>
           </w:p>
         </w:tc>
@@ -15171,25 +14485,25 @@
               <w:bottom w:val="single" w:sz="1" w:space="0" w:color="AAAAAA"/>
               <w:right w:val="single" w:sz="1" w:space="0" w:color="AAAAAA"/>
             </w:tcBorders>
-            <w:shd w:val="clear" w:color="auto" w:fill="FFFFFF"/>
-            <w:tcMar>
-              <w:top w:w="80" w:type="dxa"/>
-              <w:left w:w="120" w:type="dxa"/>
-              <w:bottom w:w="80" w:type="dxa"/>
-              <w:right w:w="120" w:type="dxa"/>
-            </w:tcMar>
-            <w:vAlign w:val="center"/>
-          </w:tcPr>
-          <w:p>
-            <w:r>
-              <w:rPr>
-                <w:b/>
-                <w:bCs/>
-                <w:color w:val="000000"/>
-                <w:sz w:val="20"/>
-                <w:szCs w:val="20"/>
-              </w:rPr>
-              <w:t>Docker Official nginx Image</w:t>
+            <w:shd w:val="clear" w:color="auto" w:fill="EBF3FA"/>
+            <w:tcMar>
+              <w:top w:w="80" w:type="dxa"/>
+              <w:left w:w="120" w:type="dxa"/>
+              <w:bottom w:w="80" w:type="dxa"/>
+              <w:right w:w="120" w:type="dxa"/>
+            </w:tcMar>
+            <w:vAlign w:val="center"/>
+          </w:tcPr>
+          <w:p>
+            <w:r>
+              <w:rPr>
+                <w:b/>
+                <w:bCs/>
+                <w:color w:val="000000"/>
+                <w:sz w:val="20"/>
+                <w:szCs w:val="20"/>
+              </w:rPr>
+              <w:t>Dockerfile Reference</w:t>
             </w:r>
           </w:p>
         </w:tc>
@@ -15202,7 +14516,7 @@
               <w:bottom w:val="single" w:sz="1" w:space="0" w:color="AAAAAA"/>
               <w:right w:val="single" w:sz="1" w:space="0" w:color="AAAAAA"/>
             </w:tcBorders>
-            <w:shd w:val="clear" w:color="auto" w:fill="FFFFFF"/>
+            <w:shd w:val="clear" w:color="auto" w:fill="EBF3FA"/>
             <w:tcMar>
               <w:top w:w="80" w:type="dxa"/>
               <w:left w:w="120" w:type="dxa"/>
@@ -15218,7 +14532,7 @@
                 <w:sz w:val="18"/>
                 <w:szCs w:val="18"/>
               </w:rPr>
-              <w:t>https://hub.docker.com/_/nginx</w:t>
+              <w:t>https://docs.docker.com/reference/dockerfile/</w:t>
             </w:r>
           </w:p>
         </w:tc>
@@ -15233,25 +14547,25 @@
               <w:bottom w:val="single" w:sz="1" w:space="0" w:color="AAAAAA"/>
               <w:right w:val="single" w:sz="1" w:space="0" w:color="AAAAAA"/>
             </w:tcBorders>
-            <w:shd w:val="clear" w:color="auto" w:fill="EBF3FA"/>
-            <w:tcMar>
-              <w:top w:w="80" w:type="dxa"/>
-              <w:left w:w="120" w:type="dxa"/>
-              <w:bottom w:w="80" w:type="dxa"/>
-              <w:right w:w="120" w:type="dxa"/>
-            </w:tcMar>
-            <w:vAlign w:val="center"/>
-          </w:tcPr>
-          <w:p>
-            <w:r>
-              <w:rPr>
-                <w:b/>
-                <w:bCs/>
-                <w:color w:val="000000"/>
-                <w:sz w:val="20"/>
-                <w:szCs w:val="20"/>
-              </w:rPr>
-              <w:t>Dockerfile Reference</w:t>
+            <w:shd w:val="clear" w:color="auto" w:fill="FFFFFF"/>
+            <w:tcMar>
+              <w:top w:w="80" w:type="dxa"/>
+              <w:left w:w="120" w:type="dxa"/>
+              <w:bottom w:w="80" w:type="dxa"/>
+              <w:right w:w="120" w:type="dxa"/>
+            </w:tcMar>
+            <w:vAlign w:val="center"/>
+          </w:tcPr>
+          <w:p>
+            <w:r>
+              <w:rPr>
+                <w:b/>
+                <w:bCs/>
+                <w:color w:val="000000"/>
+                <w:sz w:val="20"/>
+                <w:szCs w:val="20"/>
+              </w:rPr>
+              <w:t>Render.com – Deploy Hooks</w:t>
             </w:r>
           </w:p>
         </w:tc>
@@ -15264,7 +14578,7 @@
               <w:bottom w:val="single" w:sz="1" w:space="0" w:color="AAAAAA"/>
               <w:right w:val="single" w:sz="1" w:space="0" w:color="AAAAAA"/>
             </w:tcBorders>
-            <w:shd w:val="clear" w:color="auto" w:fill="EBF3FA"/>
+            <w:shd w:val="clear" w:color="auto" w:fill="FFFFFF"/>
             <w:tcMar>
               <w:top w:w="80" w:type="dxa"/>
               <w:left w:w="120" w:type="dxa"/>
@@ -15280,7 +14594,7 @@
                 <w:sz w:val="18"/>
                 <w:szCs w:val="18"/>
               </w:rPr>
-              <w:t>https://docs.docker.com/reference/dockerfile/</w:t>
+              <w:t>https://docs.render.com/deploy-hooks</w:t>
             </w:r>
           </w:p>
         </w:tc>
@@ -15295,25 +14609,25 @@
               <w:bottom w:val="single" w:sz="1" w:space="0" w:color="AAAAAA"/>
               <w:right w:val="single" w:sz="1" w:space="0" w:color="AAAAAA"/>
             </w:tcBorders>
-            <w:shd w:val="clear" w:color="auto" w:fill="FFFFFF"/>
-            <w:tcMar>
-              <w:top w:w="80" w:type="dxa"/>
-              <w:left w:w="120" w:type="dxa"/>
-              <w:bottom w:w="80" w:type="dxa"/>
-              <w:right w:w="120" w:type="dxa"/>
-            </w:tcMar>
-            <w:vAlign w:val="center"/>
-          </w:tcPr>
-          <w:p>
-            <w:r>
-              <w:rPr>
-                <w:b/>
-                <w:bCs/>
-                <w:color w:val="000000"/>
-                <w:sz w:val="20"/>
-                <w:szCs w:val="20"/>
-              </w:rPr>
-              <w:t>Render.com – Deploy Hooks</w:t>
+            <w:shd w:val="clear" w:color="auto" w:fill="EBF3FA"/>
+            <w:tcMar>
+              <w:top w:w="80" w:type="dxa"/>
+              <w:left w:w="120" w:type="dxa"/>
+              <w:bottom w:w="80" w:type="dxa"/>
+              <w:right w:w="120" w:type="dxa"/>
+            </w:tcMar>
+            <w:vAlign w:val="center"/>
+          </w:tcPr>
+          <w:p>
+            <w:r>
+              <w:rPr>
+                <w:b/>
+                <w:bCs/>
+                <w:color w:val="000000"/>
+                <w:sz w:val="20"/>
+                <w:szCs w:val="20"/>
+              </w:rPr>
+              <w:t>Render.com – Docker Deploys</w:t>
             </w:r>
           </w:p>
         </w:tc>
@@ -15326,7 +14640,7 @@
               <w:bottom w:val="single" w:sz="1" w:space="0" w:color="AAAAAA"/>
               <w:right w:val="single" w:sz="1" w:space="0" w:color="AAAAAA"/>
             </w:tcBorders>
-            <w:shd w:val="clear" w:color="auto" w:fill="FFFFFF"/>
+            <w:shd w:val="clear" w:color="auto" w:fill="EBF3FA"/>
             <w:tcMar>
               <w:top w:w="80" w:type="dxa"/>
               <w:left w:w="120" w:type="dxa"/>
@@ -15342,7 +14656,7 @@
                 <w:sz w:val="18"/>
                 <w:szCs w:val="18"/>
               </w:rPr>
-              <w:t>https://docs.render.com/deploy-hooks</w:t>
+              <w:t>https://docs.render.com/docker</w:t>
             </w:r>
           </w:p>
         </w:tc>
@@ -15357,25 +14671,25 @@
               <w:bottom w:val="single" w:sz="1" w:space="0" w:color="AAAAAA"/>
               <w:right w:val="single" w:sz="1" w:space="0" w:color="AAAAAA"/>
             </w:tcBorders>
-            <w:shd w:val="clear" w:color="auto" w:fill="EBF3FA"/>
-            <w:tcMar>
-              <w:top w:w="80" w:type="dxa"/>
-              <w:left w:w="120" w:type="dxa"/>
-              <w:bottom w:w="80" w:type="dxa"/>
-              <w:right w:w="120" w:type="dxa"/>
-            </w:tcMar>
-            <w:vAlign w:val="center"/>
-          </w:tcPr>
-          <w:p>
-            <w:r>
-              <w:rPr>
-                <w:b/>
-                <w:bCs/>
-                <w:color w:val="000000"/>
-                <w:sz w:val="20"/>
-                <w:szCs w:val="20"/>
-              </w:rPr>
-              <w:t>Render.com – Docker Deploys</w:t>
+            <w:shd w:val="clear" w:color="auto" w:fill="FFFFFF"/>
+            <w:tcMar>
+              <w:top w:w="80" w:type="dxa"/>
+              <w:left w:w="120" w:type="dxa"/>
+              <w:bottom w:w="80" w:type="dxa"/>
+              <w:right w:w="120" w:type="dxa"/>
+            </w:tcMar>
+            <w:vAlign w:val="center"/>
+          </w:tcPr>
+          <w:p>
+            <w:r>
+              <w:rPr>
+                <w:b/>
+                <w:bCs/>
+                <w:color w:val="000000"/>
+                <w:sz w:val="20"/>
+                <w:szCs w:val="20"/>
+              </w:rPr>
+              <w:t>HTML5 Specification (WHATWG)</w:t>
             </w:r>
           </w:p>
         </w:tc>
@@ -15388,7 +14702,7 @@
               <w:bottom w:val="single" w:sz="1" w:space="0" w:color="AAAAAA"/>
               <w:right w:val="single" w:sz="1" w:space="0" w:color="AAAAAA"/>
             </w:tcBorders>
-            <w:shd w:val="clear" w:color="auto" w:fill="EBF3FA"/>
+            <w:shd w:val="clear" w:color="auto" w:fill="FFFFFF"/>
             <w:tcMar>
               <w:top w:w="80" w:type="dxa"/>
               <w:left w:w="120" w:type="dxa"/>
@@ -15404,7 +14718,7 @@
                 <w:sz w:val="18"/>
                 <w:szCs w:val="18"/>
               </w:rPr>
-              <w:t>https://docs.render.com/docker</w:t>
+              <w:t>https://html.spec.whatwg.org/</w:t>
             </w:r>
           </w:p>
         </w:tc>
@@ -15419,25 +14733,25 @@
               <w:bottom w:val="single" w:sz="1" w:space="0" w:color="AAAAAA"/>
               <w:right w:val="single" w:sz="1" w:space="0" w:color="AAAAAA"/>
             </w:tcBorders>
-            <w:shd w:val="clear" w:color="auto" w:fill="FFFFFF"/>
-            <w:tcMar>
-              <w:top w:w="80" w:type="dxa"/>
-              <w:left w:w="120" w:type="dxa"/>
-              <w:bottom w:w="80" w:type="dxa"/>
-              <w:right w:w="120" w:type="dxa"/>
-            </w:tcMar>
-            <w:vAlign w:val="center"/>
-          </w:tcPr>
-          <w:p>
-            <w:r>
-              <w:rPr>
-                <w:b/>
-                <w:bCs/>
-                <w:color w:val="000000"/>
-                <w:sz w:val="20"/>
-                <w:szCs w:val="20"/>
-              </w:rPr>
-              <w:t>HTML5 Specification (WHATWG)</w:t>
+            <w:shd w:val="clear" w:color="auto" w:fill="EBF3FA"/>
+            <w:tcMar>
+              <w:top w:w="80" w:type="dxa"/>
+              <w:left w:w="120" w:type="dxa"/>
+              <w:bottom w:w="80" w:type="dxa"/>
+              <w:right w:w="120" w:type="dxa"/>
+            </w:tcMar>
+            <w:vAlign w:val="center"/>
+          </w:tcPr>
+          <w:p>
+            <w:r>
+              <w:rPr>
+                <w:b/>
+                <w:bCs/>
+                <w:color w:val="000000"/>
+                <w:sz w:val="20"/>
+                <w:szCs w:val="20"/>
+              </w:rPr>
+              <w:t>MDN Web Docs – HTML Reference</w:t>
             </w:r>
           </w:p>
         </w:tc>
@@ -15450,7 +14764,7 @@
               <w:bottom w:val="single" w:sz="1" w:space="0" w:color="AAAAAA"/>
               <w:right w:val="single" w:sz="1" w:space="0" w:color="AAAAAA"/>
             </w:tcBorders>
-            <w:shd w:val="clear" w:color="auto" w:fill="FFFFFF"/>
+            <w:shd w:val="clear" w:color="auto" w:fill="EBF3FA"/>
             <w:tcMar>
               <w:top w:w="80" w:type="dxa"/>
               <w:left w:w="120" w:type="dxa"/>
@@ -15466,7 +14780,7 @@
                 <w:sz w:val="18"/>
                 <w:szCs w:val="18"/>
               </w:rPr>
-              <w:t>https://html.spec.whatwg.org/</w:t>
+              <w:t>https://developer.mozilla.org/en-US/docs/Web/HTML</w:t>
             </w:r>
           </w:p>
         </w:tc>
@@ -15481,35 +14795,26 @@
               <w:bottom w:val="single" w:sz="1" w:space="0" w:color="AAAAAA"/>
               <w:right w:val="single" w:sz="1" w:space="0" w:color="AAAAAA"/>
             </w:tcBorders>
-            <w:shd w:val="clear" w:color="auto" w:fill="EBF3FA"/>
-            <w:tcMar>
-              <w:top w:w="80" w:type="dxa"/>
-              <w:left w:w="120" w:type="dxa"/>
-              <w:bottom w:w="80" w:type="dxa"/>
-              <w:right w:w="120" w:type="dxa"/>
-            </w:tcMar>
-            <w:vAlign w:val="center"/>
-          </w:tcPr>
-          <w:p>
-            <w:r>
-              <w:rPr>
-                <w:b/>
-                <w:bCs/>
-                <w:color w:val="000000"/>
-                <w:sz w:val="20"/>
-                <w:szCs w:val="20"/>
-              </w:rPr>
-              <w:t xml:space="preserve">MDN Web Docs – HTML </w:t>
-            </w:r>
-            <w:r>
-              <w:rPr>
-                <w:b/>
-                <w:bCs/>
-                <w:color w:val="000000"/>
-                <w:sz w:val="20"/>
-                <w:szCs w:val="20"/>
-              </w:rPr>
-              <w:t>Reference</w:t>
+            <w:shd w:val="clear" w:color="auto" w:fill="FFFFFF"/>
+            <w:tcMar>
+              <w:top w:w="80" w:type="dxa"/>
+              <w:left w:w="120" w:type="dxa"/>
+              <w:bottom w:w="80" w:type="dxa"/>
+              <w:right w:w="120" w:type="dxa"/>
+            </w:tcMar>
+            <w:vAlign w:val="center"/>
+          </w:tcPr>
+          <w:p>
+            <w:r>
+              <w:rPr>
+                <w:b/>
+                <w:bCs/>
+                <w:color w:val="000000"/>
+                <w:sz w:val="20"/>
+                <w:szCs w:val="20"/>
+              </w:rPr>
+              <w:lastRenderedPageBreak/>
+              <w:t>MDN Web Docs – CSS Reference</w:t>
             </w:r>
           </w:p>
         </w:tc>
@@ -15522,7 +14827,7 @@
               <w:bottom w:val="single" w:sz="1" w:space="0" w:color="AAAAAA"/>
               <w:right w:val="single" w:sz="1" w:space="0" w:color="AAAAAA"/>
             </w:tcBorders>
-            <w:shd w:val="clear" w:color="auto" w:fill="EBF3FA"/>
+            <w:shd w:val="clear" w:color="auto" w:fill="FFFFFF"/>
             <w:tcMar>
               <w:top w:w="80" w:type="dxa"/>
               <w:left w:w="120" w:type="dxa"/>
@@ -15538,7 +14843,7 @@
                 <w:sz w:val="18"/>
                 <w:szCs w:val="18"/>
               </w:rPr>
-              <w:t>https://developer.mozilla.org/en-US/docs/Web/HTML</w:t>
+              <w:t>https://developer.mozilla.org/en-US/docs/Web/CSS</w:t>
             </w:r>
           </w:p>
         </w:tc>
@@ -15553,87 +14858,24 @@
               <w:bottom w:val="single" w:sz="1" w:space="0" w:color="AAAAAA"/>
               <w:right w:val="single" w:sz="1" w:space="0" w:color="AAAAAA"/>
             </w:tcBorders>
-            <w:shd w:val="clear" w:color="auto" w:fill="FFFFFF"/>
-            <w:tcMar>
-              <w:top w:w="80" w:type="dxa"/>
-              <w:left w:w="120" w:type="dxa"/>
-              <w:bottom w:w="80" w:type="dxa"/>
-              <w:right w:w="120" w:type="dxa"/>
-            </w:tcMar>
-            <w:vAlign w:val="center"/>
-          </w:tcPr>
-          <w:p>
-            <w:r>
-              <w:rPr>
-                <w:b/>
-                <w:bCs/>
-                <w:color w:val="000000"/>
-                <w:sz w:val="20"/>
-                <w:szCs w:val="20"/>
-              </w:rPr>
-              <w:t>MDN Web Docs – CSS Reference</w:t>
-            </w:r>
-          </w:p>
-        </w:tc>
-        <w:tc>
-          <w:tcPr>
-            <w:tcW w:w="5960" w:type="dxa"/>
-            <w:tcBorders>
-              <w:top w:val="single" w:sz="1" w:space="0" w:color="AAAAAA"/>
-              <w:left w:val="single" w:sz="1" w:space="0" w:color="AAAAAA"/>
-              <w:bottom w:val="single" w:sz="1" w:space="0" w:color="AAAAAA"/>
-              <w:right w:val="single" w:sz="1" w:space="0" w:color="AAAAAA"/>
-            </w:tcBorders>
-            <w:shd w:val="clear" w:color="auto" w:fill="FFFFFF"/>
-            <w:tcMar>
-              <w:top w:w="80" w:type="dxa"/>
-              <w:left w:w="120" w:type="dxa"/>
-              <w:bottom w:w="80" w:type="dxa"/>
-              <w:right w:w="120" w:type="dxa"/>
-            </w:tcMar>
-          </w:tcPr>
-          <w:p>
-            <w:r>
-              <w:rPr>
-                <w:rFonts w:ascii="Courier New" w:eastAsia="Courier New" w:hAnsi="Courier New" w:cs="Courier New"/>
-                <w:color w:val="2E75B6"/>
-                <w:sz w:val="18"/>
-                <w:szCs w:val="18"/>
-              </w:rPr>
-              <w:t>https://developer.mozilla.org/en-US/docs/Web/CSS</w:t>
-            </w:r>
-          </w:p>
-        </w:tc>
-      </w:tr>
-      <w:tr>
-        <w:tc>
-          <w:tcPr>
-            <w:tcW w:w="3400" w:type="dxa"/>
-            <w:tcBorders>
-              <w:top w:val="single" w:sz="1" w:space="0" w:color="AAAAAA"/>
-              <w:left w:val="single" w:sz="1" w:space="0" w:color="AAAAAA"/>
-              <w:bottom w:val="single" w:sz="1" w:space="0" w:color="AAAAAA"/>
-              <w:right w:val="single" w:sz="1" w:space="0" w:color="AAAAAA"/>
-            </w:tcBorders>
-            <w:shd w:val="clear" w:color="auto" w:fill="EBF3FA"/>
-            <w:tcMar>
-              <w:top w:w="80" w:type="dxa"/>
-              <w:left w:w="120" w:type="dxa"/>
-              <w:bottom w:w="80" w:type="dxa"/>
-              <w:right w:w="120" w:type="dxa"/>
-            </w:tcMar>
-            <w:vAlign w:val="center"/>
-          </w:tcPr>
-          <w:p>
-            <w:r>
-              <w:rPr>
-                <w:b/>
-                <w:bCs/>
-                <w:color w:val="000000"/>
-                <w:sz w:val="20"/>
-                <w:szCs w:val="20"/>
-              </w:rPr>
-              <w:lastRenderedPageBreak/>
+            <w:shd w:val="clear" w:color="auto" w:fill="EBF3FA"/>
+            <w:tcMar>
+              <w:top w:w="80" w:type="dxa"/>
+              <w:left w:w="120" w:type="dxa"/>
+              <w:bottom w:w="80" w:type="dxa"/>
+              <w:right w:w="120" w:type="dxa"/>
+            </w:tcMar>
+            <w:vAlign w:val="center"/>
+          </w:tcPr>
+          <w:p>
+            <w:r>
+              <w:rPr>
+                <w:b/>
+                <w:bCs/>
+                <w:color w:val="000000"/>
+                <w:sz w:val="20"/>
+                <w:szCs w:val="20"/>
+              </w:rPr>
               <w:t>CSS Custom Properties (Variables)</w:t>
             </w:r>
           </w:p>
@@ -15683,7 +14925,7 @@
 </file>
 
 <file path=word/endnotes.xml><?xml version="1.0" encoding="utf-8"?>
-<w:endnotes xmlns:wpc="http://schemas.microsoft.com/office/word/2010/wordprocessingCanvas" xmlns:cx="http://schemas.microsoft.com/office/drawing/2014/chartex" xmlns:mc="http://schemas.openxmlformats.org/markup-compatibility/2006" xmlns:o="urn:schemas-microsoft-com:office:office" xmlns:r="http://schemas.openxmlformats.org/officeDocument/2006/relationships" xmlns:m="http://schemas.openxmlformats.org/officeDocument/2006/math" xmlns:v="urn:schemas-microsoft-com:vml" xmlns:wp14="http://schemas.microsoft.com/office/word/2010/wordprocessingDrawing" xmlns:wp="http://schemas.openxmlformats.org/drawingml/2006/wordprocessingDrawing" xmlns:w10="urn:schemas-microsoft-com:office:word" xmlns:w="http://schemas.openxmlformats.org/wordprocessingml/2006/main" xmlns:w14="http://schemas.microsoft.com/office/word/2010/wordml" xmlns:w15="http://schemas.microsoft.com/office/word/2012/wordml" xmlns:w16se="http://schemas.microsoft.com/office/word/2015/wordml/symex" xmlns:wpg="http://schemas.microsoft.com/office/word/2010/wordprocessingGroup" xmlns:wpi="http://schemas.microsoft.com/office/word/2010/wordprocessingInk" xmlns:wne="http://schemas.microsoft.com/office/word/2006/wordml" xmlns:wps="http://schemas.microsoft.com/office/word/2010/wordprocessingShape" mc:Ignorable="w14 w15 w16se wp14">
+<w:endnotes xmlns:wpc="http://schemas.microsoft.com/office/word/2010/wordprocessingCanvas" xmlns:cx="http://schemas.microsoft.com/office/drawing/2014/chartex" xmlns:cx1="http://schemas.microsoft.com/office/drawing/2015/9/8/chartex" xmlns:mc="http://schemas.openxmlformats.org/markup-compatibility/2006" xmlns:o="urn:schemas-microsoft-com:office:office" xmlns:r="http://schemas.openxmlformats.org/officeDocument/2006/relationships" xmlns:m="http://schemas.openxmlformats.org/officeDocument/2006/math" xmlns:v="urn:schemas-microsoft-com:vml" xmlns:wp14="http://schemas.microsoft.com/office/word/2010/wordprocessingDrawing" xmlns:wp="http://schemas.openxmlformats.org/drawingml/2006/wordprocessingDrawing" xmlns:w10="urn:schemas-microsoft-com:office:word" xmlns:w="http://schemas.openxmlformats.org/wordprocessingml/2006/main" xmlns:w14="http://schemas.microsoft.com/office/word/2010/wordml" xmlns:w15="http://schemas.microsoft.com/office/word/2012/wordml" xmlns:w16se="http://schemas.microsoft.com/office/word/2015/wordml/symex" xmlns:wpg="http://schemas.microsoft.com/office/word/2010/wordprocessingGroup" xmlns:wpi="http://schemas.microsoft.com/office/word/2010/wordprocessingInk" xmlns:wne="http://schemas.microsoft.com/office/word/2006/wordml" xmlns:wps="http://schemas.microsoft.com/office/word/2010/wordprocessingShape" mc:Ignorable="w14 w15 w16se wp14">
   <w:endnote w:type="separator" w:id="-1">
     <w:p>
       <w:r>
@@ -15697,12 +14939,15 @@
         <w:continuationSeparator/>
       </w:r>
     </w:p>
+  </w:endnote>
+  <w:endnote w:type="continuationNotice" w:id="1">
+    <w:p/>
   </w:endnote>
 </w:endnotes>
 </file>
 
 <file path=word/footer1.xml><?xml version="1.0" encoding="utf-8"?>
-<w:ftr xmlns:wpc="http://schemas.microsoft.com/office/word/2010/wordprocessingCanvas" xmlns:cx="http://schemas.microsoft.com/office/drawing/2014/chartex" xmlns:mc="http://schemas.openxmlformats.org/markup-compatibility/2006" xmlns:o="urn:schemas-microsoft-com:office:office" xmlns:r="http://schemas.openxmlformats.org/officeDocument/2006/relationships" xmlns:m="http://schemas.openxmlformats.org/officeDocument/2006/math" xmlns:v="urn:schemas-microsoft-com:vml" xmlns:wp14="http://schemas.microsoft.com/office/word/2010/wordprocessingDrawing" xmlns:wp="http://schemas.openxmlformats.org/drawingml/2006/wordprocessingDrawing" xmlns:w10="urn:schemas-microsoft-com:office:word" xmlns:w="http://schemas.openxmlformats.org/wordprocessingml/2006/main" xmlns:w14="http://schemas.microsoft.com/office/word/2010/wordml" xmlns:w15="http://schemas.microsoft.com/office/word/2012/wordml" xmlns:w16se="http://schemas.microsoft.com/office/word/2015/wordml/symex" xmlns:wpg="http://schemas.microsoft.com/office/word/2010/wordprocessingGroup" xmlns:wpi="http://schemas.microsoft.com/office/word/2010/wordprocessingInk" xmlns:wne="http://schemas.microsoft.com/office/word/2006/wordml" xmlns:wps="http://schemas.microsoft.com/office/word/2010/wordprocessingShape" mc:Ignorable="w14 w15 w16se wp14">
+<w:ftr xmlns:wpc="http://schemas.microsoft.com/office/word/2010/wordprocessingCanvas" xmlns:cx="http://schemas.microsoft.com/office/drawing/2014/chartex" xmlns:cx1="http://schemas.microsoft.com/office/drawing/2015/9/8/chartex" xmlns:mc="http://schemas.openxmlformats.org/markup-compatibility/2006" xmlns:o="urn:schemas-microsoft-com:office:office" xmlns:r="http://schemas.openxmlformats.org/officeDocument/2006/relationships" xmlns:m="http://schemas.openxmlformats.org/officeDocument/2006/math" xmlns:v="urn:schemas-microsoft-com:vml" xmlns:wp14="http://schemas.microsoft.com/office/word/2010/wordprocessingDrawing" xmlns:wp="http://schemas.openxmlformats.org/drawingml/2006/wordprocessingDrawing" xmlns:w10="urn:schemas-microsoft-com:office:word" xmlns:w="http://schemas.openxmlformats.org/wordprocessingml/2006/main" xmlns:w14="http://schemas.microsoft.com/office/word/2010/wordml" xmlns:w15="http://schemas.microsoft.com/office/word/2012/wordml" xmlns:w16se="http://schemas.microsoft.com/office/word/2015/wordml/symex" xmlns:wpg="http://schemas.microsoft.com/office/word/2010/wordprocessingGroup" xmlns:wpi="http://schemas.microsoft.com/office/word/2010/wordprocessingInk" xmlns:wne="http://schemas.microsoft.com/office/word/2006/wordml" xmlns:wps="http://schemas.microsoft.com/office/word/2010/wordprocessingShape" mc:Ignorable="w14 w15 w16se wp14">
   <w:p>
     <w:pPr>
       <w:pBdr>
@@ -15760,7 +15005,7 @@
         <w:sz w:val="18"/>
         <w:szCs w:val="18"/>
       </w:rPr>
-      <w:t>20</w:t>
+      <w:t>1</w:t>
     </w:r>
     <w:r>
       <w:rPr>
@@ -15809,7 +15054,7 @@
         <w:sz w:val="18"/>
         <w:szCs w:val="18"/>
       </w:rPr>
-      <w:t>20</w:t>
+      <w:t>28</w:t>
     </w:r>
     <w:r>
       <w:rPr>
@@ -15824,7 +15069,7 @@
 </file>
 
 <file path=word/footnotes.xml><?xml version="1.0" encoding="utf-8"?>
-<w:footnotes xmlns:wpc="http://schemas.microsoft.com/office/word/2010/wordprocessingCanvas" xmlns:cx="http://schemas.microsoft.com/office/drawing/2014/chartex" xmlns:mc="http://schemas.openxmlformats.org/markup-compatibility/2006" xmlns:o="urn:schemas-microsoft-com:office:office" xmlns:r="http://schemas.openxmlformats.org/officeDocument/2006/relationships" xmlns:m="http://schemas.openxmlformats.org/officeDocument/2006/math" xmlns:v="urn:schemas-microsoft-com:vml" xmlns:wp14="http://schemas.microsoft.com/office/word/2010/wordprocessingDrawing" xmlns:wp="http://schemas.openxmlformats.org/drawingml/2006/wordprocessingDrawing" xmlns:w10="urn:schemas-microsoft-com:office:word" xmlns:w="http://schemas.openxmlformats.org/wordprocessingml/2006/main" xmlns:w14="http://schemas.microsoft.com/office/word/2010/wordml" xmlns:w15="http://schemas.microsoft.com/office/word/2012/wordml" xmlns:w16se="http://schemas.microsoft.com/office/word/2015/wordml/symex" xmlns:wpg="http://schemas.microsoft.com/office/word/2010/wordprocessingGroup" xmlns:wpi="http://schemas.microsoft.com/office/word/2010/wordprocessingInk" xmlns:wne="http://schemas.microsoft.com/office/word/2006/wordml" xmlns:wps="http://schemas.microsoft.com/office/word/2010/wordprocessingShape" mc:Ignorable="w14 w15 w16se wp14">
+<w:footnotes xmlns:wpc="http://schemas.microsoft.com/office/word/2010/wordprocessingCanvas" xmlns:cx="http://schemas.microsoft.com/office/drawing/2014/chartex" xmlns:cx1="http://schemas.microsoft.com/office/drawing/2015/9/8/chartex" xmlns:mc="http://schemas.openxmlformats.org/markup-compatibility/2006" xmlns:o="urn:schemas-microsoft-com:office:office" xmlns:r="http://schemas.openxmlformats.org/officeDocument/2006/relationships" xmlns:m="http://schemas.openxmlformats.org/officeDocument/2006/math" xmlns:v="urn:schemas-microsoft-com:vml" xmlns:wp14="http://schemas.microsoft.com/office/word/2010/wordprocessingDrawing" xmlns:wp="http://schemas.openxmlformats.org/drawingml/2006/wordprocessingDrawing" xmlns:w10="urn:schemas-microsoft-com:office:word" xmlns:w="http://schemas.openxmlformats.org/wordprocessingml/2006/main" xmlns:w14="http://schemas.microsoft.com/office/word/2010/wordml" xmlns:w15="http://schemas.microsoft.com/office/word/2012/wordml" xmlns:w16se="http://schemas.microsoft.com/office/word/2015/wordml/symex" xmlns:wpg="http://schemas.microsoft.com/office/word/2010/wordprocessingGroup" xmlns:wpi="http://schemas.microsoft.com/office/word/2010/wordprocessingInk" xmlns:wne="http://schemas.microsoft.com/office/word/2006/wordml" xmlns:wps="http://schemas.microsoft.com/office/word/2010/wordprocessingShape" mc:Ignorable="w14 w15 w16se wp14">
   <w:footnote w:type="separator" w:id="-1">
     <w:p>
       <w:r>
@@ -15838,12 +15083,15 @@
         <w:continuationSeparator/>
       </w:r>
     </w:p>
+  </w:footnote>
+  <w:footnote w:type="continuationNotice" w:id="1">
+    <w:p/>
   </w:footnote>
 </w:footnotes>
 </file>
 
 <file path=word/header1.xml><?xml version="1.0" encoding="utf-8"?>
-<w:hdr xmlns:wpc="http://schemas.microsoft.com/office/word/2010/wordprocessingCanvas" xmlns:cx="http://schemas.microsoft.com/office/drawing/2014/chartex" xmlns:mc="http://schemas.openxmlformats.org/markup-compatibility/2006" xmlns:o="urn:schemas-microsoft-com:office:office" xmlns:r="http://schemas.openxmlformats.org/officeDocument/2006/relationships" xmlns:m="http://schemas.openxmlformats.org/officeDocument/2006/math" xmlns:v="urn:schemas-microsoft-com:vml" xmlns:wp14="http://schemas.microsoft.com/office/word/2010/wordprocessingDrawing" xmlns:wp="http://schemas.openxmlformats.org/drawingml/2006/wordprocessingDrawing" xmlns:w10="urn:schemas-microsoft-com:office:word" xmlns:w="http://schemas.openxmlformats.org/wordprocessingml/2006/main" xmlns:w14="http://schemas.microsoft.com/office/word/2010/wordml" xmlns:w15="http://schemas.microsoft.com/office/word/2012/wordml" xmlns:w16se="http://schemas.microsoft.com/office/word/2015/wordml/symex" xmlns:wpg="http://schemas.microsoft.com/office/word/2010/wordprocessingGroup" xmlns:wpi="http://schemas.microsoft.com/office/word/2010/wordprocessingInk" xmlns:wne="http://schemas.microsoft.com/office/word/2006/wordml" xmlns:wps="http://schemas.microsoft.com/office/word/2010/wordprocessingShape" mc:Ignorable="w14 w15 w16se wp14">
+<w:hdr xmlns:wpc="http://schemas.microsoft.com/office/word/2010/wordprocessingCanvas" xmlns:cx="http://schemas.microsoft.com/office/drawing/2014/chartex" xmlns:cx1="http://schemas.microsoft.com/office/drawing/2015/9/8/chartex" xmlns:mc="http://schemas.openxmlformats.org/markup-compatibility/2006" xmlns:o="urn:schemas-microsoft-com:office:office" xmlns:r="http://schemas.openxmlformats.org/officeDocument/2006/relationships" xmlns:m="http://schemas.openxmlformats.org/officeDocument/2006/math" xmlns:v="urn:schemas-microsoft-com:vml" xmlns:wp14="http://schemas.microsoft.com/office/word/2010/wordprocessingDrawing" xmlns:wp="http://schemas.openxmlformats.org/drawingml/2006/wordprocessingDrawing" xmlns:w10="urn:schemas-microsoft-com:office:word" xmlns:w="http://schemas.openxmlformats.org/wordprocessingml/2006/main" xmlns:w14="http://schemas.microsoft.com/office/word/2010/wordml" xmlns:w15="http://schemas.microsoft.com/office/word/2012/wordml" xmlns:w16se="http://schemas.microsoft.com/office/word/2015/wordml/symex" xmlns:wpg="http://schemas.microsoft.com/office/word/2010/wordprocessingGroup" xmlns:wpi="http://schemas.microsoft.com/office/word/2010/wordprocessingInk" xmlns:wne="http://schemas.microsoft.com/office/word/2006/wordml" xmlns:wps="http://schemas.microsoft.com/office/word/2010/wordprocessingShape" mc:Ignorable="w14 w15 w16se wp14">
   <w:p>
     <w:pPr>
       <w:pBdr>
@@ -15877,7 +15125,7 @@
 </file>
 
 <file path=word/numbering.xml><?xml version="1.0" encoding="utf-8"?>
-<w:numbering xmlns:wpc="http://schemas.microsoft.com/office/word/2010/wordprocessingCanvas" xmlns:cx="http://schemas.microsoft.com/office/drawing/2014/chartex" xmlns:mc="http://schemas.openxmlformats.org/markup-compatibility/2006" xmlns:o="urn:schemas-microsoft-com:office:office" xmlns:r="http://schemas.openxmlformats.org/officeDocument/2006/relationships" xmlns:m="http://schemas.openxmlformats.org/officeDocument/2006/math" xmlns:v="urn:schemas-microsoft-com:vml" xmlns:wp14="http://schemas.microsoft.com/office/word/2010/wordprocessingDrawing" xmlns:wp="http://schemas.openxmlformats.org/drawingml/2006/wordprocessingDrawing" xmlns:w10="urn:schemas-microsoft-com:office:word" xmlns:w="http://schemas.openxmlformats.org/wordprocessingml/2006/main" xmlns:w14="http://schemas.microsoft.com/office/word/2010/wordml" xmlns:w15="http://schemas.microsoft.com/office/word/2012/wordml" xmlns:w16se="http://schemas.microsoft.com/office/word/2015/wordml/symex" xmlns:wpg="http://schemas.microsoft.com/office/word/2010/wordprocessingGroup" xmlns:wpi="http://schemas.microsoft.com/office/word/2010/wordprocessingInk" xmlns:wne="http://schemas.microsoft.com/office/word/2006/wordml" xmlns:wps="http://schemas.microsoft.com/office/word/2010/wordprocessingShape" mc:Ignorable="w14 w15 w16se wp14">
+<w:numbering xmlns:wpc="http://schemas.microsoft.com/office/word/2010/wordprocessingCanvas" xmlns:cx="http://schemas.microsoft.com/office/drawing/2014/chartex" xmlns:cx1="http://schemas.microsoft.com/office/drawing/2015/9/8/chartex" xmlns:mc="http://schemas.openxmlformats.org/markup-compatibility/2006" xmlns:o="urn:schemas-microsoft-com:office:office" xmlns:r="http://schemas.openxmlformats.org/officeDocument/2006/relationships" xmlns:m="http://schemas.openxmlformats.org/officeDocument/2006/math" xmlns:v="urn:schemas-microsoft-com:vml" xmlns:wp14="http://schemas.microsoft.com/office/word/2010/wordprocessingDrawing" xmlns:wp="http://schemas.openxmlformats.org/drawingml/2006/wordprocessingDrawing" xmlns:w10="urn:schemas-microsoft-com:office:word" xmlns:w="http://schemas.openxmlformats.org/wordprocessingml/2006/main" xmlns:w14="http://schemas.microsoft.com/office/word/2010/wordml" xmlns:w15="http://schemas.microsoft.com/office/word/2012/wordml" xmlns:w16se="http://schemas.microsoft.com/office/word/2015/wordml/symex" xmlns:wpg="http://schemas.microsoft.com/office/word/2010/wordprocessingGroup" xmlns:wpi="http://schemas.microsoft.com/office/word/2010/wordprocessingInk" xmlns:wne="http://schemas.microsoft.com/office/word/2006/wordml" xmlns:wps="http://schemas.microsoft.com/office/word/2010/wordprocessingShape" mc:Ignorable="w14 w15 w16se wp14">
   <w:abstractNum w:abstractNumId="0" w15:restartNumberingAfterBreak="0">
     <w:nsid w:val="0C5F5D60"/>
     <w:multiLevelType w:val="hybridMultilevel"/>
@@ -16537,7 +15785,7 @@
     <w:lsdException w:name="Medium Shading 2 Accent 1" w:uiPriority="64"/>
     <w:lsdException w:name="Medium List 1 Accent 1" w:uiPriority="65"/>
     <w:lsdException w:name="Revision" w:semiHidden="1"/>
-    <w:lsdException w:name="List Paragraph" w:uiPriority="34" w:qFormat="1"/>
+    <w:lsdException w:name="List Paragraph" w:uiPriority="0" w:qFormat="1"/>
     <w:lsdException w:name="Quote" w:uiPriority="29" w:qFormat="1"/>
     <w:lsdException w:name="Intense Quote" w:uiPriority="30" w:qFormat="1"/>
     <w:lsdException w:name="Medium List 2 Accent 1" w:uiPriority="66"/>

--- a/DF_TermProject_Spring2026.docx
+++ b/DF_TermProject_Spring2026.docx
@@ -75,7 +75,7 @@
     <w:p>
       <w:pPr>
         <w:pBdr>
-          <w:bottom w:val="single" w:sz="6" w:space="1" w:color="2E75B6"/>
+          <w:bottom w:val="single" w:color="2E75B6" w:sz="6" w:space="1"/>
         </w:pBdr>
       </w:pPr>
     </w:p>
@@ -409,7 +409,6 @@
         <w:rPr>
           <w:color w:val="000000"/>
         </w:rPr>
-        <w:lastRenderedPageBreak/>
         <w:t>Only the Team Lead submits the final document to the LMS.</w:t>
       </w:r>
     </w:p>
@@ -504,12 +503,12 @@
       <w:tblPr>
         <w:tblW w:w="8900" w:type="dxa"/>
         <w:tblBorders>
-          <w:top w:val="single" w:sz="4" w:space="0" w:color="auto"/>
-          <w:left w:val="single" w:sz="4" w:space="0" w:color="auto"/>
-          <w:bottom w:val="single" w:sz="4" w:space="0" w:color="auto"/>
-          <w:right w:val="single" w:sz="4" w:space="0" w:color="auto"/>
-          <w:insideH w:val="single" w:sz="4" w:space="0" w:color="auto"/>
-          <w:insideV w:val="single" w:sz="4" w:space="0" w:color="auto"/>
+          <w:top w:val="single" w:color="auto" w:sz="4" w:space="0"/>
+          <w:left w:val="single" w:color="auto" w:sz="4" w:space="0"/>
+          <w:bottom w:val="single" w:color="auto" w:sz="4" w:space="0"/>
+          <w:right w:val="single" w:color="auto" w:sz="4" w:space="0"/>
+          <w:insideH w:val="single" w:color="auto" w:sz="4" w:space="0"/>
+          <w:insideV w:val="single" w:color="auto" w:sz="4" w:space="0"/>
         </w:tblBorders>
         <w:tblCellMar>
           <w:left w:w="10" w:type="dxa"/>
@@ -532,12 +531,12 @@
           <w:tcPr>
             <w:tcW w:w="500" w:type="dxa"/>
             <w:tcBorders>
-              <w:top w:val="single" w:sz="1" w:space="0" w:color="AAAAAA"/>
-              <w:left w:val="single" w:sz="1" w:space="0" w:color="AAAAAA"/>
-              <w:bottom w:val="single" w:sz="1" w:space="0" w:color="AAAAAA"/>
-              <w:right w:val="single" w:sz="1" w:space="0" w:color="AAAAAA"/>
-            </w:tcBorders>
-            <w:shd w:val="clear" w:color="auto" w:fill="1F3864"/>
+              <w:top w:val="single" w:color="AAAAAA" w:sz="1" w:space="0"/>
+              <w:left w:val="single" w:color="AAAAAA" w:sz="1" w:space="0"/>
+              <w:bottom w:val="single" w:color="AAAAAA" w:sz="1" w:space="0"/>
+              <w:right w:val="single" w:color="AAAAAA" w:sz="1" w:space="0"/>
+            </w:tcBorders>
+            <w:shd w:val="clear" w:color="auto" w:fill="1F3864" w:themeFill="accent1" w:themeFillShade="80"/>
             <w:tcMar>
               <w:top w:w="80" w:type="dxa"/>
               <w:left w:w="120" w:type="dxa"/>
@@ -566,12 +565,12 @@
           <w:tcPr>
             <w:tcW w:w="1400" w:type="dxa"/>
             <w:tcBorders>
-              <w:top w:val="single" w:sz="1" w:space="0" w:color="AAAAAA"/>
-              <w:left w:val="single" w:sz="1" w:space="0" w:color="AAAAAA"/>
-              <w:bottom w:val="single" w:sz="1" w:space="0" w:color="AAAAAA"/>
-              <w:right w:val="single" w:sz="1" w:space="0" w:color="AAAAAA"/>
-            </w:tcBorders>
-            <w:shd w:val="clear" w:color="auto" w:fill="1F3864"/>
+              <w:top w:val="single" w:color="AAAAAA" w:sz="1" w:space="0"/>
+              <w:left w:val="single" w:color="AAAAAA" w:sz="1" w:space="0"/>
+              <w:bottom w:val="single" w:color="AAAAAA" w:sz="1" w:space="0"/>
+              <w:right w:val="single" w:color="AAAAAA" w:sz="1" w:space="0"/>
+            </w:tcBorders>
+            <w:shd w:val="clear" w:color="auto" w:fill="1F3864" w:themeFill="accent1" w:themeFillShade="80"/>
             <w:tcMar>
               <w:top w:w="80" w:type="dxa"/>
               <w:left w:w="120" w:type="dxa"/>
@@ -600,12 +599,12 @@
           <w:tcPr>
             <w:tcW w:w="1400" w:type="dxa"/>
             <w:tcBorders>
-              <w:top w:val="single" w:sz="1" w:space="0" w:color="AAAAAA"/>
-              <w:left w:val="single" w:sz="1" w:space="0" w:color="AAAAAA"/>
-              <w:bottom w:val="single" w:sz="1" w:space="0" w:color="AAAAAA"/>
-              <w:right w:val="single" w:sz="1" w:space="0" w:color="AAAAAA"/>
-            </w:tcBorders>
-            <w:shd w:val="clear" w:color="auto" w:fill="1F3864"/>
+              <w:top w:val="single" w:color="AAAAAA" w:sz="1" w:space="0"/>
+              <w:left w:val="single" w:color="AAAAAA" w:sz="1" w:space="0"/>
+              <w:bottom w:val="single" w:color="AAAAAA" w:sz="1" w:space="0"/>
+              <w:right w:val="single" w:color="AAAAAA" w:sz="1" w:space="0"/>
+            </w:tcBorders>
+            <w:shd w:val="clear" w:color="auto" w:fill="1F3864" w:themeFill="accent1" w:themeFillShade="80"/>
             <w:tcMar>
               <w:top w:w="80" w:type="dxa"/>
               <w:left w:w="120" w:type="dxa"/>
@@ -634,12 +633,12 @@
           <w:tcPr>
             <w:tcW w:w="1100" w:type="dxa"/>
             <w:tcBorders>
-              <w:top w:val="single" w:sz="1" w:space="0" w:color="AAAAAA"/>
-              <w:left w:val="single" w:sz="1" w:space="0" w:color="AAAAAA"/>
-              <w:bottom w:val="single" w:sz="1" w:space="0" w:color="AAAAAA"/>
-              <w:right w:val="single" w:sz="1" w:space="0" w:color="AAAAAA"/>
-            </w:tcBorders>
-            <w:shd w:val="clear" w:color="auto" w:fill="1F3864"/>
+              <w:top w:val="single" w:color="AAAAAA" w:sz="1" w:space="0"/>
+              <w:left w:val="single" w:color="AAAAAA" w:sz="1" w:space="0"/>
+              <w:bottom w:val="single" w:color="AAAAAA" w:sz="1" w:space="0"/>
+              <w:right w:val="single" w:color="AAAAAA" w:sz="1" w:space="0"/>
+            </w:tcBorders>
+            <w:shd w:val="clear" w:color="auto" w:fill="1F3864" w:themeFill="accent1" w:themeFillShade="80"/>
             <w:tcMar>
               <w:top w:w="80" w:type="dxa"/>
               <w:left w:w="120" w:type="dxa"/>
@@ -668,12 +667,12 @@
           <w:tcPr>
             <w:tcW w:w="1200" w:type="dxa"/>
             <w:tcBorders>
-              <w:top w:val="single" w:sz="1" w:space="0" w:color="AAAAAA"/>
-              <w:left w:val="single" w:sz="1" w:space="0" w:color="AAAAAA"/>
-              <w:bottom w:val="single" w:sz="1" w:space="0" w:color="AAAAAA"/>
-              <w:right w:val="single" w:sz="1" w:space="0" w:color="AAAAAA"/>
-            </w:tcBorders>
-            <w:shd w:val="clear" w:color="auto" w:fill="1F3864"/>
+              <w:top w:val="single" w:color="AAAAAA" w:sz="1" w:space="0"/>
+              <w:left w:val="single" w:color="AAAAAA" w:sz="1" w:space="0"/>
+              <w:bottom w:val="single" w:color="AAAAAA" w:sz="1" w:space="0"/>
+              <w:right w:val="single" w:color="AAAAAA" w:sz="1" w:space="0"/>
+            </w:tcBorders>
+            <w:shd w:val="clear" w:color="auto" w:fill="1F3864" w:themeFill="accent1" w:themeFillShade="80"/>
             <w:tcMar>
               <w:top w:w="80" w:type="dxa"/>
               <w:left w:w="120" w:type="dxa"/>
@@ -712,12 +711,12 @@
           <w:tcPr>
             <w:tcW w:w="1200" w:type="dxa"/>
             <w:tcBorders>
-              <w:top w:val="single" w:sz="1" w:space="0" w:color="AAAAAA"/>
-              <w:left w:val="single" w:sz="1" w:space="0" w:color="AAAAAA"/>
-              <w:bottom w:val="single" w:sz="1" w:space="0" w:color="AAAAAA"/>
-              <w:right w:val="single" w:sz="1" w:space="0" w:color="AAAAAA"/>
-            </w:tcBorders>
-            <w:shd w:val="clear" w:color="auto" w:fill="1F3864"/>
+              <w:top w:val="single" w:color="AAAAAA" w:sz="1" w:space="0"/>
+              <w:left w:val="single" w:color="AAAAAA" w:sz="1" w:space="0"/>
+              <w:bottom w:val="single" w:color="AAAAAA" w:sz="1" w:space="0"/>
+              <w:right w:val="single" w:color="AAAAAA" w:sz="1" w:space="0"/>
+            </w:tcBorders>
+            <w:shd w:val="clear" w:color="auto" w:fill="1F3864" w:themeFill="accent1" w:themeFillShade="80"/>
             <w:tcMar>
               <w:top w:w="80" w:type="dxa"/>
               <w:left w:w="120" w:type="dxa"/>
@@ -746,12 +745,12 @@
           <w:tcPr>
             <w:tcW w:w="1200" w:type="dxa"/>
             <w:tcBorders>
-              <w:top w:val="single" w:sz="1" w:space="0" w:color="AAAAAA"/>
-              <w:left w:val="single" w:sz="1" w:space="0" w:color="AAAAAA"/>
-              <w:bottom w:val="single" w:sz="1" w:space="0" w:color="AAAAAA"/>
-              <w:right w:val="single" w:sz="1" w:space="0" w:color="AAAAAA"/>
-            </w:tcBorders>
-            <w:shd w:val="clear" w:color="auto" w:fill="1F3864"/>
+              <w:top w:val="single" w:color="AAAAAA" w:sz="1" w:space="0"/>
+              <w:left w:val="single" w:color="AAAAAA" w:sz="1" w:space="0"/>
+              <w:bottom w:val="single" w:color="AAAAAA" w:sz="1" w:space="0"/>
+              <w:right w:val="single" w:color="AAAAAA" w:sz="1" w:space="0"/>
+            </w:tcBorders>
+            <w:shd w:val="clear" w:color="auto" w:fill="1F3864" w:themeFill="accent1" w:themeFillShade="80"/>
             <w:tcMar>
               <w:top w:w="80" w:type="dxa"/>
               <w:left w:w="120" w:type="dxa"/>
@@ -780,12 +779,12 @@
           <w:tcPr>
             <w:tcW w:w="900" w:type="dxa"/>
             <w:tcBorders>
-              <w:top w:val="single" w:sz="1" w:space="0" w:color="AAAAAA"/>
-              <w:left w:val="single" w:sz="1" w:space="0" w:color="AAAAAA"/>
-              <w:bottom w:val="single" w:sz="1" w:space="0" w:color="AAAAAA"/>
-              <w:right w:val="single" w:sz="1" w:space="0" w:color="AAAAAA"/>
-            </w:tcBorders>
-            <w:shd w:val="clear" w:color="auto" w:fill="1F3864"/>
+              <w:top w:val="single" w:color="AAAAAA" w:sz="1" w:space="0"/>
+              <w:left w:val="single" w:color="AAAAAA" w:sz="1" w:space="0"/>
+              <w:bottom w:val="single" w:color="AAAAAA" w:sz="1" w:space="0"/>
+              <w:right w:val="single" w:color="AAAAAA" w:sz="1" w:space="0"/>
+            </w:tcBorders>
+            <w:shd w:val="clear" w:color="auto" w:fill="1F3864" w:themeFill="accent1" w:themeFillShade="80"/>
             <w:tcMar>
               <w:top w:w="80" w:type="dxa"/>
               <w:left w:w="120" w:type="dxa"/>
@@ -816,12 +815,12 @@
           <w:tcPr>
             <w:tcW w:w="500" w:type="dxa"/>
             <w:tcBorders>
-              <w:top w:val="single" w:sz="1" w:space="0" w:color="AAAAAA"/>
-              <w:left w:val="single" w:sz="1" w:space="0" w:color="AAAAAA"/>
-              <w:bottom w:val="single" w:sz="1" w:space="0" w:color="AAAAAA"/>
-              <w:right w:val="single" w:sz="1" w:space="0" w:color="AAAAAA"/>
-            </w:tcBorders>
-            <w:shd w:val="clear" w:color="auto" w:fill="FFFFFF"/>
+              <w:top w:val="single" w:color="AAAAAA" w:sz="1" w:space="0"/>
+              <w:left w:val="single" w:color="AAAAAA" w:sz="1" w:space="0"/>
+              <w:bottom w:val="single" w:color="AAAAAA" w:sz="1" w:space="0"/>
+              <w:right w:val="single" w:color="AAAAAA" w:sz="1" w:space="0"/>
+            </w:tcBorders>
+            <w:shd w:val="clear" w:color="auto" w:fill="FFFFFF" w:themeFill="background1"/>
             <w:tcMar>
               <w:top w:w="80" w:type="dxa"/>
               <w:left w:w="120" w:type="dxa"/>
@@ -840,12 +839,12 @@
           <w:tcPr>
             <w:tcW w:w="1400" w:type="dxa"/>
             <w:tcBorders>
-              <w:top w:val="single" w:sz="1" w:space="0" w:color="AAAAAA"/>
-              <w:left w:val="single" w:sz="1" w:space="0" w:color="AAAAAA"/>
-              <w:bottom w:val="single" w:sz="1" w:space="0" w:color="AAAAAA"/>
-              <w:right w:val="single" w:sz="1" w:space="0" w:color="AAAAAA"/>
-            </w:tcBorders>
-            <w:shd w:val="clear" w:color="auto" w:fill="FFFFFF"/>
+              <w:top w:val="single" w:color="AAAAAA" w:sz="1" w:space="0"/>
+              <w:left w:val="single" w:color="AAAAAA" w:sz="1" w:space="0"/>
+              <w:bottom w:val="single" w:color="AAAAAA" w:sz="1" w:space="0"/>
+              <w:right w:val="single" w:color="AAAAAA" w:sz="1" w:space="0"/>
+            </w:tcBorders>
+            <w:shd w:val="clear" w:color="auto" w:fill="FFFFFF" w:themeFill="background1"/>
             <w:tcMar>
               <w:top w:w="80" w:type="dxa"/>
               <w:left w:w="120" w:type="dxa"/>
@@ -864,12 +863,12 @@
           <w:tcPr>
             <w:tcW w:w="1400" w:type="dxa"/>
             <w:tcBorders>
-              <w:top w:val="single" w:sz="1" w:space="0" w:color="AAAAAA"/>
-              <w:left w:val="single" w:sz="1" w:space="0" w:color="AAAAAA"/>
-              <w:bottom w:val="single" w:sz="1" w:space="0" w:color="AAAAAA"/>
-              <w:right w:val="single" w:sz="1" w:space="0" w:color="AAAAAA"/>
-            </w:tcBorders>
-            <w:shd w:val="clear" w:color="auto" w:fill="FFFFFF"/>
+              <w:top w:val="single" w:color="AAAAAA" w:sz="1" w:space="0"/>
+              <w:left w:val="single" w:color="AAAAAA" w:sz="1" w:space="0"/>
+              <w:bottom w:val="single" w:color="AAAAAA" w:sz="1" w:space="0"/>
+              <w:right w:val="single" w:color="AAAAAA" w:sz="1" w:space="0"/>
+            </w:tcBorders>
+            <w:shd w:val="clear" w:color="auto" w:fill="FFFFFF" w:themeFill="background1"/>
             <w:tcMar>
               <w:top w:w="80" w:type="dxa"/>
               <w:left w:w="120" w:type="dxa"/>
@@ -888,12 +887,12 @@
           <w:tcPr>
             <w:tcW w:w="1100" w:type="dxa"/>
             <w:tcBorders>
-              <w:top w:val="single" w:sz="1" w:space="0" w:color="AAAAAA"/>
-              <w:left w:val="single" w:sz="1" w:space="0" w:color="AAAAAA"/>
-              <w:bottom w:val="single" w:sz="1" w:space="0" w:color="AAAAAA"/>
-              <w:right w:val="single" w:sz="1" w:space="0" w:color="AAAAAA"/>
-            </w:tcBorders>
-            <w:shd w:val="clear" w:color="auto" w:fill="FFFFFF"/>
+              <w:top w:val="single" w:color="AAAAAA" w:sz="1" w:space="0"/>
+              <w:left w:val="single" w:color="AAAAAA" w:sz="1" w:space="0"/>
+              <w:bottom w:val="single" w:color="AAAAAA" w:sz="1" w:space="0"/>
+              <w:right w:val="single" w:color="AAAAAA" w:sz="1" w:space="0"/>
+            </w:tcBorders>
+            <w:shd w:val="clear" w:color="auto" w:fill="FFFFFF" w:themeFill="background1"/>
             <w:tcMar>
               <w:top w:w="80" w:type="dxa"/>
               <w:left w:w="120" w:type="dxa"/>
@@ -912,12 +911,12 @@
           <w:tcPr>
             <w:tcW w:w="1200" w:type="dxa"/>
             <w:tcBorders>
-              <w:top w:val="single" w:sz="1" w:space="0" w:color="AAAAAA"/>
-              <w:left w:val="single" w:sz="1" w:space="0" w:color="AAAAAA"/>
-              <w:bottom w:val="single" w:sz="1" w:space="0" w:color="AAAAAA"/>
-              <w:right w:val="single" w:sz="1" w:space="0" w:color="AAAAAA"/>
-            </w:tcBorders>
-            <w:shd w:val="clear" w:color="auto" w:fill="FFFFFF"/>
+              <w:top w:val="single" w:color="AAAAAA" w:sz="1" w:space="0"/>
+              <w:left w:val="single" w:color="AAAAAA" w:sz="1" w:space="0"/>
+              <w:bottom w:val="single" w:color="AAAAAA" w:sz="1" w:space="0"/>
+              <w:right w:val="single" w:color="AAAAAA" w:sz="1" w:space="0"/>
+            </w:tcBorders>
+            <w:shd w:val="clear" w:color="auto" w:fill="FFFFFF" w:themeFill="background1"/>
             <w:tcMar>
               <w:top w:w="80" w:type="dxa"/>
               <w:left w:w="120" w:type="dxa"/>
@@ -941,12 +940,12 @@
           <w:tcPr>
             <w:tcW w:w="1200" w:type="dxa"/>
             <w:tcBorders>
-              <w:top w:val="single" w:sz="1" w:space="0" w:color="AAAAAA"/>
-              <w:left w:val="single" w:sz="1" w:space="0" w:color="AAAAAA"/>
-              <w:bottom w:val="single" w:sz="1" w:space="0" w:color="AAAAAA"/>
-              <w:right w:val="single" w:sz="1" w:space="0" w:color="AAAAAA"/>
-            </w:tcBorders>
-            <w:shd w:val="clear" w:color="auto" w:fill="FFFFFF"/>
+              <w:top w:val="single" w:color="AAAAAA" w:sz="1" w:space="0"/>
+              <w:left w:val="single" w:color="AAAAAA" w:sz="1" w:space="0"/>
+              <w:bottom w:val="single" w:color="AAAAAA" w:sz="1" w:space="0"/>
+              <w:right w:val="single" w:color="AAAAAA" w:sz="1" w:space="0"/>
+            </w:tcBorders>
+            <w:shd w:val="clear" w:color="auto" w:fill="FFFFFF" w:themeFill="background1"/>
             <w:tcMar>
               <w:top w:w="80" w:type="dxa"/>
               <w:left w:w="120" w:type="dxa"/>
@@ -965,12 +964,12 @@
           <w:tcPr>
             <w:tcW w:w="1200" w:type="dxa"/>
             <w:tcBorders>
-              <w:top w:val="single" w:sz="1" w:space="0" w:color="AAAAAA"/>
-              <w:left w:val="single" w:sz="1" w:space="0" w:color="AAAAAA"/>
-              <w:bottom w:val="single" w:sz="1" w:space="0" w:color="AAAAAA"/>
-              <w:right w:val="single" w:sz="1" w:space="0" w:color="AAAAAA"/>
-            </w:tcBorders>
-            <w:shd w:val="clear" w:color="auto" w:fill="FFFFFF"/>
+              <w:top w:val="single" w:color="AAAAAA" w:sz="1" w:space="0"/>
+              <w:left w:val="single" w:color="AAAAAA" w:sz="1" w:space="0"/>
+              <w:bottom w:val="single" w:color="AAAAAA" w:sz="1" w:space="0"/>
+              <w:right w:val="single" w:color="AAAAAA" w:sz="1" w:space="0"/>
+            </w:tcBorders>
+            <w:shd w:val="clear" w:color="auto" w:fill="FFFFFF" w:themeFill="background1"/>
             <w:tcMar>
               <w:top w:w="80" w:type="dxa"/>
               <w:left w:w="120" w:type="dxa"/>
@@ -989,12 +988,12 @@
           <w:tcPr>
             <w:tcW w:w="900" w:type="dxa"/>
             <w:tcBorders>
-              <w:top w:val="single" w:sz="1" w:space="0" w:color="AAAAAA"/>
-              <w:left w:val="single" w:sz="1" w:space="0" w:color="AAAAAA"/>
-              <w:bottom w:val="single" w:sz="1" w:space="0" w:color="AAAAAA"/>
-              <w:right w:val="single" w:sz="1" w:space="0" w:color="AAAAAA"/>
-            </w:tcBorders>
-            <w:shd w:val="clear" w:color="auto" w:fill="FFFFFF"/>
+              <w:top w:val="single" w:color="AAAAAA" w:sz="1" w:space="0"/>
+              <w:left w:val="single" w:color="AAAAAA" w:sz="1" w:space="0"/>
+              <w:bottom w:val="single" w:color="AAAAAA" w:sz="1" w:space="0"/>
+              <w:right w:val="single" w:color="AAAAAA" w:sz="1" w:space="0"/>
+            </w:tcBorders>
+            <w:shd w:val="clear" w:color="auto" w:fill="FFFFFF" w:themeFill="background1"/>
             <w:tcMar>
               <w:top w:w="80" w:type="dxa"/>
               <w:left w:w="120" w:type="dxa"/>
@@ -1015,10 +1014,10 @@
           <w:tcPr>
             <w:tcW w:w="500" w:type="dxa"/>
             <w:tcBorders>
-              <w:top w:val="single" w:sz="1" w:space="0" w:color="AAAAAA"/>
-              <w:left w:val="single" w:sz="1" w:space="0" w:color="AAAAAA"/>
-              <w:bottom w:val="single" w:sz="1" w:space="0" w:color="AAAAAA"/>
-              <w:right w:val="single" w:sz="1" w:space="0" w:color="AAAAAA"/>
+              <w:top w:val="single" w:color="AAAAAA" w:sz="1" w:space="0"/>
+              <w:left w:val="single" w:color="AAAAAA" w:sz="1" w:space="0"/>
+              <w:bottom w:val="single" w:color="AAAAAA" w:sz="1" w:space="0"/>
+              <w:right w:val="single" w:color="AAAAAA" w:sz="1" w:space="0"/>
             </w:tcBorders>
             <w:shd w:val="clear" w:color="auto" w:fill="EBF3FA"/>
             <w:tcMar>
@@ -1033,7 +1032,7 @@
             <w:r>
               <w:t>2</w:t>
             </w:r>
-            <w:bookmarkStart w:id="0" w:name="_GoBack"/>
+            <w:bookmarkStart w:name="_GoBack" w:id="0"/>
             <w:bookmarkEnd w:id="0"/>
           </w:p>
         </w:tc>
@@ -1041,10 +1040,10 @@
           <w:tcPr>
             <w:tcW w:w="1400" w:type="dxa"/>
             <w:tcBorders>
-              <w:top w:val="single" w:sz="1" w:space="0" w:color="AAAAAA"/>
-              <w:left w:val="single" w:sz="1" w:space="0" w:color="AAAAAA"/>
-              <w:bottom w:val="single" w:sz="1" w:space="0" w:color="AAAAAA"/>
-              <w:right w:val="single" w:sz="1" w:space="0" w:color="AAAAAA"/>
+              <w:top w:val="single" w:color="AAAAAA" w:sz="1" w:space="0"/>
+              <w:left w:val="single" w:color="AAAAAA" w:sz="1" w:space="0"/>
+              <w:bottom w:val="single" w:color="AAAAAA" w:sz="1" w:space="0"/>
+              <w:right w:val="single" w:color="AAAAAA" w:sz="1" w:space="0"/>
             </w:tcBorders>
             <w:shd w:val="clear" w:color="auto" w:fill="EBF3FA"/>
             <w:tcMar>
@@ -1055,16 +1054,21 @@
             </w:tcMar>
             <w:vAlign w:val="center"/>
           </w:tcPr>
-          <w:p/>
+          <w:p>
+            <w:r>
+              <w:rPr/>
+              <w:t>Usama</w:t>
+            </w:r>
+          </w:p>
         </w:tc>
         <w:tc>
           <w:tcPr>
             <w:tcW w:w="1400" w:type="dxa"/>
             <w:tcBorders>
-              <w:top w:val="single" w:sz="1" w:space="0" w:color="AAAAAA"/>
-              <w:left w:val="single" w:sz="1" w:space="0" w:color="AAAAAA"/>
-              <w:bottom w:val="single" w:sz="1" w:space="0" w:color="AAAAAA"/>
-              <w:right w:val="single" w:sz="1" w:space="0" w:color="AAAAAA"/>
+              <w:top w:val="single" w:color="AAAAAA" w:sz="1" w:space="0"/>
+              <w:left w:val="single" w:color="AAAAAA" w:sz="1" w:space="0"/>
+              <w:bottom w:val="single" w:color="AAAAAA" w:sz="1" w:space="0"/>
+              <w:right w:val="single" w:color="AAAAAA" w:sz="1" w:space="0"/>
             </w:tcBorders>
             <w:shd w:val="clear" w:color="auto" w:fill="EBF3FA"/>
             <w:tcMar>
@@ -1075,16 +1079,21 @@
             </w:tcMar>
             <w:vAlign w:val="center"/>
           </w:tcPr>
-          <w:p/>
+          <w:p>
+            <w:r>
+              <w:rPr/>
+              <w:t>Usamaucp243-blip</w:t>
+            </w:r>
+          </w:p>
         </w:tc>
         <w:tc>
           <w:tcPr>
             <w:tcW w:w="1100" w:type="dxa"/>
             <w:tcBorders>
-              <w:top w:val="single" w:sz="1" w:space="0" w:color="AAAAAA"/>
-              <w:left w:val="single" w:sz="1" w:space="0" w:color="AAAAAA"/>
-              <w:bottom w:val="single" w:sz="1" w:space="0" w:color="AAAAAA"/>
-              <w:right w:val="single" w:sz="1" w:space="0" w:color="AAAAAA"/>
+              <w:top w:val="single" w:color="AAAAAA" w:sz="1" w:space="0"/>
+              <w:left w:val="single" w:color="AAAAAA" w:sz="1" w:space="0"/>
+              <w:bottom w:val="single" w:color="AAAAAA" w:sz="1" w:space="0"/>
+              <w:right w:val="single" w:color="AAAAAA" w:sz="1" w:space="0"/>
             </w:tcBorders>
             <w:shd w:val="clear" w:color="auto" w:fill="EBF3FA"/>
             <w:tcMar>
@@ -1095,16 +1104,21 @@
             </w:tcMar>
             <w:vAlign w:val="center"/>
           </w:tcPr>
-          <w:p/>
+          <w:p>
+            <w:r>
+              <w:rPr/>
+              <w:t>member</w:t>
+            </w:r>
+          </w:p>
         </w:tc>
         <w:tc>
           <w:tcPr>
             <w:tcW w:w="1200" w:type="dxa"/>
             <w:tcBorders>
-              <w:top w:val="single" w:sz="1" w:space="0" w:color="AAAAAA"/>
-              <w:left w:val="single" w:sz="1" w:space="0" w:color="AAAAAA"/>
-              <w:bottom w:val="single" w:sz="1" w:space="0" w:color="AAAAAA"/>
-              <w:right w:val="single" w:sz="1" w:space="0" w:color="AAAAAA"/>
+              <w:top w:val="single" w:color="AAAAAA" w:sz="1" w:space="0"/>
+              <w:left w:val="single" w:color="AAAAAA" w:sz="1" w:space="0"/>
+              <w:bottom w:val="single" w:color="AAAAAA" w:sz="1" w:space="0"/>
+              <w:right w:val="single" w:color="AAAAAA" w:sz="1" w:space="0"/>
             </w:tcBorders>
             <w:shd w:val="clear" w:color="auto" w:fill="EBF3FA"/>
             <w:tcMar>
@@ -1115,16 +1129,21 @@
             </w:tcMar>
             <w:vAlign w:val="center"/>
           </w:tcPr>
-          <w:p/>
+          <w:p>
+            <w:r>
+              <w:rPr/>
+              <w:t>cd-staging</w:t>
+            </w:r>
+          </w:p>
         </w:tc>
         <w:tc>
           <w:tcPr>
             <w:tcW w:w="1200" w:type="dxa"/>
             <w:tcBorders>
-              <w:top w:val="single" w:sz="1" w:space="0" w:color="AAAAAA"/>
-              <w:left w:val="single" w:sz="1" w:space="0" w:color="AAAAAA"/>
-              <w:bottom w:val="single" w:sz="1" w:space="0" w:color="AAAAAA"/>
-              <w:right w:val="single" w:sz="1" w:space="0" w:color="AAAAAA"/>
+              <w:top w:val="single" w:color="AAAAAA" w:sz="1" w:space="0"/>
+              <w:left w:val="single" w:color="AAAAAA" w:sz="1" w:space="0"/>
+              <w:bottom w:val="single" w:color="AAAAAA" w:sz="1" w:space="0"/>
+              <w:right w:val="single" w:color="AAAAAA" w:sz="1" w:space="0"/>
             </w:tcBorders>
             <w:shd w:val="clear" w:color="auto" w:fill="EBF3FA"/>
             <w:tcMar>
@@ -1135,16 +1154,21 @@
             </w:tcMar>
             <w:vAlign w:val="center"/>
           </w:tcPr>
-          <w:p/>
+          <w:p>
+            <w:r>
+              <w:rPr/>
+              <w:t>hunza</w:t>
+            </w:r>
+          </w:p>
         </w:tc>
         <w:tc>
           <w:tcPr>
             <w:tcW w:w="1200" w:type="dxa"/>
             <w:tcBorders>
-              <w:top w:val="single" w:sz="1" w:space="0" w:color="AAAAAA"/>
-              <w:left w:val="single" w:sz="1" w:space="0" w:color="AAAAAA"/>
-              <w:bottom w:val="single" w:sz="1" w:space="0" w:color="AAAAAA"/>
-              <w:right w:val="single" w:sz="1" w:space="0" w:color="AAAAAA"/>
+              <w:top w:val="single" w:color="AAAAAA" w:sz="1" w:space="0"/>
+              <w:left w:val="single" w:color="AAAAAA" w:sz="1" w:space="0"/>
+              <w:bottom w:val="single" w:color="AAAAAA" w:sz="1" w:space="0"/>
+              <w:right w:val="single" w:color="AAAAAA" w:sz="1" w:space="0"/>
             </w:tcBorders>
             <w:shd w:val="clear" w:color="auto" w:fill="EBF3FA"/>
             <w:tcMar>
@@ -1155,16 +1179,21 @@
             </w:tcMar>
             <w:vAlign w:val="center"/>
           </w:tcPr>
-          <w:p/>
+          <w:p>
+            <w:r>
+              <w:rPr/>
+              <w:t>Features/usamaucp243-blip</w:t>
+            </w:r>
+          </w:p>
         </w:tc>
         <w:tc>
           <w:tcPr>
             <w:tcW w:w="900" w:type="dxa"/>
             <w:tcBorders>
-              <w:top w:val="single" w:sz="1" w:space="0" w:color="AAAAAA"/>
-              <w:left w:val="single" w:sz="1" w:space="0" w:color="AAAAAA"/>
-              <w:bottom w:val="single" w:sz="1" w:space="0" w:color="AAAAAA"/>
-              <w:right w:val="single" w:sz="1" w:space="0" w:color="AAAAAA"/>
+              <w:top w:val="single" w:color="AAAAAA" w:sz="1" w:space="0"/>
+              <w:left w:val="single" w:color="AAAAAA" w:sz="1" w:space="0"/>
+              <w:bottom w:val="single" w:color="AAAAAA" w:sz="1" w:space="0"/>
+              <w:right w:val="single" w:color="AAAAAA" w:sz="1" w:space="0"/>
             </w:tcBorders>
             <w:shd w:val="clear" w:color="auto" w:fill="EBF3FA"/>
             <w:tcMar>
@@ -1175,7 +1204,12 @@
             </w:tcMar>
             <w:vAlign w:val="center"/>
           </w:tcPr>
-          <w:p/>
+          <w:p>
+            <w:r>
+              <w:rPr/>
+              <w:t>N</w:t>
+            </w:r>
+          </w:p>
         </w:tc>
       </w:tr>
       <w:tr>
@@ -1183,12 +1217,12 @@
           <w:tcPr>
             <w:tcW w:w="500" w:type="dxa"/>
             <w:tcBorders>
-              <w:top w:val="single" w:sz="1" w:space="0" w:color="AAAAAA"/>
-              <w:left w:val="single" w:sz="1" w:space="0" w:color="AAAAAA"/>
-              <w:bottom w:val="single" w:sz="1" w:space="0" w:color="AAAAAA"/>
-              <w:right w:val="single" w:sz="1" w:space="0" w:color="AAAAAA"/>
-            </w:tcBorders>
-            <w:shd w:val="clear" w:color="auto" w:fill="FFFFFF"/>
+              <w:top w:val="single" w:color="AAAAAA" w:sz="1" w:space="0"/>
+              <w:left w:val="single" w:color="AAAAAA" w:sz="1" w:space="0"/>
+              <w:bottom w:val="single" w:color="AAAAAA" w:sz="1" w:space="0"/>
+              <w:right w:val="single" w:color="AAAAAA" w:sz="1" w:space="0"/>
+            </w:tcBorders>
+            <w:shd w:val="clear" w:color="auto" w:fill="FFFFFF" w:themeFill="background1"/>
             <w:tcMar>
               <w:top w:w="80" w:type="dxa"/>
               <w:left w:w="120" w:type="dxa"/>
@@ -1203,12 +1237,12 @@
           <w:tcPr>
             <w:tcW w:w="1400" w:type="dxa"/>
             <w:tcBorders>
-              <w:top w:val="single" w:sz="1" w:space="0" w:color="AAAAAA"/>
-              <w:left w:val="single" w:sz="1" w:space="0" w:color="AAAAAA"/>
-              <w:bottom w:val="single" w:sz="1" w:space="0" w:color="AAAAAA"/>
-              <w:right w:val="single" w:sz="1" w:space="0" w:color="AAAAAA"/>
-            </w:tcBorders>
-            <w:shd w:val="clear" w:color="auto" w:fill="FFFFFF"/>
+              <w:top w:val="single" w:color="AAAAAA" w:sz="1" w:space="0"/>
+              <w:left w:val="single" w:color="AAAAAA" w:sz="1" w:space="0"/>
+              <w:bottom w:val="single" w:color="AAAAAA" w:sz="1" w:space="0"/>
+              <w:right w:val="single" w:color="AAAAAA" w:sz="1" w:space="0"/>
+            </w:tcBorders>
+            <w:shd w:val="clear" w:color="auto" w:fill="FFFFFF" w:themeFill="background1"/>
             <w:tcMar>
               <w:top w:w="80" w:type="dxa"/>
               <w:left w:w="120" w:type="dxa"/>
@@ -1223,12 +1257,12 @@
           <w:tcPr>
             <w:tcW w:w="1400" w:type="dxa"/>
             <w:tcBorders>
-              <w:top w:val="single" w:sz="1" w:space="0" w:color="AAAAAA"/>
-              <w:left w:val="single" w:sz="1" w:space="0" w:color="AAAAAA"/>
-              <w:bottom w:val="single" w:sz="1" w:space="0" w:color="AAAAAA"/>
-              <w:right w:val="single" w:sz="1" w:space="0" w:color="AAAAAA"/>
-            </w:tcBorders>
-            <w:shd w:val="clear" w:color="auto" w:fill="FFFFFF"/>
+              <w:top w:val="single" w:color="AAAAAA" w:sz="1" w:space="0"/>
+              <w:left w:val="single" w:color="AAAAAA" w:sz="1" w:space="0"/>
+              <w:bottom w:val="single" w:color="AAAAAA" w:sz="1" w:space="0"/>
+              <w:right w:val="single" w:color="AAAAAA" w:sz="1" w:space="0"/>
+            </w:tcBorders>
+            <w:shd w:val="clear" w:color="auto" w:fill="FFFFFF" w:themeFill="background1"/>
             <w:tcMar>
               <w:top w:w="80" w:type="dxa"/>
               <w:left w:w="120" w:type="dxa"/>
@@ -1243,12 +1277,12 @@
           <w:tcPr>
             <w:tcW w:w="1100" w:type="dxa"/>
             <w:tcBorders>
-              <w:top w:val="single" w:sz="1" w:space="0" w:color="AAAAAA"/>
-              <w:left w:val="single" w:sz="1" w:space="0" w:color="AAAAAA"/>
-              <w:bottom w:val="single" w:sz="1" w:space="0" w:color="AAAAAA"/>
-              <w:right w:val="single" w:sz="1" w:space="0" w:color="AAAAAA"/>
-            </w:tcBorders>
-            <w:shd w:val="clear" w:color="auto" w:fill="FFFFFF"/>
+              <w:top w:val="single" w:color="AAAAAA" w:sz="1" w:space="0"/>
+              <w:left w:val="single" w:color="AAAAAA" w:sz="1" w:space="0"/>
+              <w:bottom w:val="single" w:color="AAAAAA" w:sz="1" w:space="0"/>
+              <w:right w:val="single" w:color="AAAAAA" w:sz="1" w:space="0"/>
+            </w:tcBorders>
+            <w:shd w:val="clear" w:color="auto" w:fill="FFFFFF" w:themeFill="background1"/>
             <w:tcMar>
               <w:top w:w="80" w:type="dxa"/>
               <w:left w:w="120" w:type="dxa"/>
@@ -1263,12 +1297,12 @@
           <w:tcPr>
             <w:tcW w:w="1200" w:type="dxa"/>
             <w:tcBorders>
-              <w:top w:val="single" w:sz="1" w:space="0" w:color="AAAAAA"/>
-              <w:left w:val="single" w:sz="1" w:space="0" w:color="AAAAAA"/>
-              <w:bottom w:val="single" w:sz="1" w:space="0" w:color="AAAAAA"/>
-              <w:right w:val="single" w:sz="1" w:space="0" w:color="AAAAAA"/>
-            </w:tcBorders>
-            <w:shd w:val="clear" w:color="auto" w:fill="FFFFFF"/>
+              <w:top w:val="single" w:color="AAAAAA" w:sz="1" w:space="0"/>
+              <w:left w:val="single" w:color="AAAAAA" w:sz="1" w:space="0"/>
+              <w:bottom w:val="single" w:color="AAAAAA" w:sz="1" w:space="0"/>
+              <w:right w:val="single" w:color="AAAAAA" w:sz="1" w:space="0"/>
+            </w:tcBorders>
+            <w:shd w:val="clear" w:color="auto" w:fill="FFFFFF" w:themeFill="background1"/>
             <w:tcMar>
               <w:top w:w="80" w:type="dxa"/>
               <w:left w:w="120" w:type="dxa"/>
@@ -1283,12 +1317,12 @@
           <w:tcPr>
             <w:tcW w:w="1200" w:type="dxa"/>
             <w:tcBorders>
-              <w:top w:val="single" w:sz="1" w:space="0" w:color="AAAAAA"/>
-              <w:left w:val="single" w:sz="1" w:space="0" w:color="AAAAAA"/>
-              <w:bottom w:val="single" w:sz="1" w:space="0" w:color="AAAAAA"/>
-              <w:right w:val="single" w:sz="1" w:space="0" w:color="AAAAAA"/>
-            </w:tcBorders>
-            <w:shd w:val="clear" w:color="auto" w:fill="FFFFFF"/>
+              <w:top w:val="single" w:color="AAAAAA" w:sz="1" w:space="0"/>
+              <w:left w:val="single" w:color="AAAAAA" w:sz="1" w:space="0"/>
+              <w:bottom w:val="single" w:color="AAAAAA" w:sz="1" w:space="0"/>
+              <w:right w:val="single" w:color="AAAAAA" w:sz="1" w:space="0"/>
+            </w:tcBorders>
+            <w:shd w:val="clear" w:color="auto" w:fill="FFFFFF" w:themeFill="background1"/>
             <w:tcMar>
               <w:top w:w="80" w:type="dxa"/>
               <w:left w:w="120" w:type="dxa"/>
@@ -1303,12 +1337,12 @@
           <w:tcPr>
             <w:tcW w:w="1200" w:type="dxa"/>
             <w:tcBorders>
-              <w:top w:val="single" w:sz="1" w:space="0" w:color="AAAAAA"/>
-              <w:left w:val="single" w:sz="1" w:space="0" w:color="AAAAAA"/>
-              <w:bottom w:val="single" w:sz="1" w:space="0" w:color="AAAAAA"/>
-              <w:right w:val="single" w:sz="1" w:space="0" w:color="AAAAAA"/>
-            </w:tcBorders>
-            <w:shd w:val="clear" w:color="auto" w:fill="FFFFFF"/>
+              <w:top w:val="single" w:color="AAAAAA" w:sz="1" w:space="0"/>
+              <w:left w:val="single" w:color="AAAAAA" w:sz="1" w:space="0"/>
+              <w:bottom w:val="single" w:color="AAAAAA" w:sz="1" w:space="0"/>
+              <w:right w:val="single" w:color="AAAAAA" w:sz="1" w:space="0"/>
+            </w:tcBorders>
+            <w:shd w:val="clear" w:color="auto" w:fill="FFFFFF" w:themeFill="background1"/>
             <w:tcMar>
               <w:top w:w="80" w:type="dxa"/>
               <w:left w:w="120" w:type="dxa"/>
@@ -1323,12 +1357,12 @@
           <w:tcPr>
             <w:tcW w:w="900" w:type="dxa"/>
             <w:tcBorders>
-              <w:top w:val="single" w:sz="1" w:space="0" w:color="AAAAAA"/>
-              <w:left w:val="single" w:sz="1" w:space="0" w:color="AAAAAA"/>
-              <w:bottom w:val="single" w:sz="1" w:space="0" w:color="AAAAAA"/>
-              <w:right w:val="single" w:sz="1" w:space="0" w:color="AAAAAA"/>
-            </w:tcBorders>
-            <w:shd w:val="clear" w:color="auto" w:fill="FFFFFF"/>
+              <w:top w:val="single" w:color="AAAAAA" w:sz="1" w:space="0"/>
+              <w:left w:val="single" w:color="AAAAAA" w:sz="1" w:space="0"/>
+              <w:bottom w:val="single" w:color="AAAAAA" w:sz="1" w:space="0"/>
+              <w:right w:val="single" w:color="AAAAAA" w:sz="1" w:space="0"/>
+            </w:tcBorders>
+            <w:shd w:val="clear" w:color="auto" w:fill="FFFFFF" w:themeFill="background1"/>
             <w:tcMar>
               <w:top w:w="80" w:type="dxa"/>
               <w:left w:w="120" w:type="dxa"/>
@@ -1345,10 +1379,10 @@
           <w:tcPr>
             <w:tcW w:w="500" w:type="dxa"/>
             <w:tcBorders>
-              <w:top w:val="single" w:sz="1" w:space="0" w:color="AAAAAA"/>
-              <w:left w:val="single" w:sz="1" w:space="0" w:color="AAAAAA"/>
-              <w:bottom w:val="single" w:sz="1" w:space="0" w:color="AAAAAA"/>
-              <w:right w:val="single" w:sz="1" w:space="0" w:color="AAAAAA"/>
+              <w:top w:val="single" w:color="AAAAAA" w:sz="1" w:space="0"/>
+              <w:left w:val="single" w:color="AAAAAA" w:sz="1" w:space="0"/>
+              <w:bottom w:val="single" w:color="AAAAAA" w:sz="1" w:space="0"/>
+              <w:right w:val="single" w:color="AAAAAA" w:sz="1" w:space="0"/>
             </w:tcBorders>
             <w:shd w:val="clear" w:color="auto" w:fill="EBF3FA"/>
             <w:tcMar>
@@ -1365,10 +1399,10 @@
           <w:tcPr>
             <w:tcW w:w="1400" w:type="dxa"/>
             <w:tcBorders>
-              <w:top w:val="single" w:sz="1" w:space="0" w:color="AAAAAA"/>
-              <w:left w:val="single" w:sz="1" w:space="0" w:color="AAAAAA"/>
-              <w:bottom w:val="single" w:sz="1" w:space="0" w:color="AAAAAA"/>
-              <w:right w:val="single" w:sz="1" w:space="0" w:color="AAAAAA"/>
+              <w:top w:val="single" w:color="AAAAAA" w:sz="1" w:space="0"/>
+              <w:left w:val="single" w:color="AAAAAA" w:sz="1" w:space="0"/>
+              <w:bottom w:val="single" w:color="AAAAAA" w:sz="1" w:space="0"/>
+              <w:right w:val="single" w:color="AAAAAA" w:sz="1" w:space="0"/>
             </w:tcBorders>
             <w:shd w:val="clear" w:color="auto" w:fill="EBF3FA"/>
             <w:tcMar>
@@ -1385,10 +1419,10 @@
           <w:tcPr>
             <w:tcW w:w="1400" w:type="dxa"/>
             <w:tcBorders>
-              <w:top w:val="single" w:sz="1" w:space="0" w:color="AAAAAA"/>
-              <w:left w:val="single" w:sz="1" w:space="0" w:color="AAAAAA"/>
-              <w:bottom w:val="single" w:sz="1" w:space="0" w:color="AAAAAA"/>
-              <w:right w:val="single" w:sz="1" w:space="0" w:color="AAAAAA"/>
+              <w:top w:val="single" w:color="AAAAAA" w:sz="1" w:space="0"/>
+              <w:left w:val="single" w:color="AAAAAA" w:sz="1" w:space="0"/>
+              <w:bottom w:val="single" w:color="AAAAAA" w:sz="1" w:space="0"/>
+              <w:right w:val="single" w:color="AAAAAA" w:sz="1" w:space="0"/>
             </w:tcBorders>
             <w:shd w:val="clear" w:color="auto" w:fill="EBF3FA"/>
             <w:tcMar>
@@ -1405,10 +1439,10 @@
           <w:tcPr>
             <w:tcW w:w="1100" w:type="dxa"/>
             <w:tcBorders>
-              <w:top w:val="single" w:sz="1" w:space="0" w:color="AAAAAA"/>
-              <w:left w:val="single" w:sz="1" w:space="0" w:color="AAAAAA"/>
-              <w:bottom w:val="single" w:sz="1" w:space="0" w:color="AAAAAA"/>
-              <w:right w:val="single" w:sz="1" w:space="0" w:color="AAAAAA"/>
+              <w:top w:val="single" w:color="AAAAAA" w:sz="1" w:space="0"/>
+              <w:left w:val="single" w:color="AAAAAA" w:sz="1" w:space="0"/>
+              <w:bottom w:val="single" w:color="AAAAAA" w:sz="1" w:space="0"/>
+              <w:right w:val="single" w:color="AAAAAA" w:sz="1" w:space="0"/>
             </w:tcBorders>
             <w:shd w:val="clear" w:color="auto" w:fill="EBF3FA"/>
             <w:tcMar>
@@ -1425,10 +1459,10 @@
           <w:tcPr>
             <w:tcW w:w="1200" w:type="dxa"/>
             <w:tcBorders>
-              <w:top w:val="single" w:sz="1" w:space="0" w:color="AAAAAA"/>
-              <w:left w:val="single" w:sz="1" w:space="0" w:color="AAAAAA"/>
-              <w:bottom w:val="single" w:sz="1" w:space="0" w:color="AAAAAA"/>
-              <w:right w:val="single" w:sz="1" w:space="0" w:color="AAAAAA"/>
+              <w:top w:val="single" w:color="AAAAAA" w:sz="1" w:space="0"/>
+              <w:left w:val="single" w:color="AAAAAA" w:sz="1" w:space="0"/>
+              <w:bottom w:val="single" w:color="AAAAAA" w:sz="1" w:space="0"/>
+              <w:right w:val="single" w:color="AAAAAA" w:sz="1" w:space="0"/>
             </w:tcBorders>
             <w:shd w:val="clear" w:color="auto" w:fill="EBF3FA"/>
             <w:tcMar>
@@ -1445,10 +1479,10 @@
           <w:tcPr>
             <w:tcW w:w="1200" w:type="dxa"/>
             <w:tcBorders>
-              <w:top w:val="single" w:sz="1" w:space="0" w:color="AAAAAA"/>
-              <w:left w:val="single" w:sz="1" w:space="0" w:color="AAAAAA"/>
-              <w:bottom w:val="single" w:sz="1" w:space="0" w:color="AAAAAA"/>
-              <w:right w:val="single" w:sz="1" w:space="0" w:color="AAAAAA"/>
+              <w:top w:val="single" w:color="AAAAAA" w:sz="1" w:space="0"/>
+              <w:left w:val="single" w:color="AAAAAA" w:sz="1" w:space="0"/>
+              <w:bottom w:val="single" w:color="AAAAAA" w:sz="1" w:space="0"/>
+              <w:right w:val="single" w:color="AAAAAA" w:sz="1" w:space="0"/>
             </w:tcBorders>
             <w:shd w:val="clear" w:color="auto" w:fill="EBF3FA"/>
             <w:tcMar>
@@ -1465,10 +1499,10 @@
           <w:tcPr>
             <w:tcW w:w="1200" w:type="dxa"/>
             <w:tcBorders>
-              <w:top w:val="single" w:sz="1" w:space="0" w:color="AAAAAA"/>
-              <w:left w:val="single" w:sz="1" w:space="0" w:color="AAAAAA"/>
-              <w:bottom w:val="single" w:sz="1" w:space="0" w:color="AAAAAA"/>
-              <w:right w:val="single" w:sz="1" w:space="0" w:color="AAAAAA"/>
+              <w:top w:val="single" w:color="AAAAAA" w:sz="1" w:space="0"/>
+              <w:left w:val="single" w:color="AAAAAA" w:sz="1" w:space="0"/>
+              <w:bottom w:val="single" w:color="AAAAAA" w:sz="1" w:space="0"/>
+              <w:right w:val="single" w:color="AAAAAA" w:sz="1" w:space="0"/>
             </w:tcBorders>
             <w:shd w:val="clear" w:color="auto" w:fill="EBF3FA"/>
             <w:tcMar>
@@ -1485,10 +1519,10 @@
           <w:tcPr>
             <w:tcW w:w="900" w:type="dxa"/>
             <w:tcBorders>
-              <w:top w:val="single" w:sz="1" w:space="0" w:color="AAAAAA"/>
-              <w:left w:val="single" w:sz="1" w:space="0" w:color="AAAAAA"/>
-              <w:bottom w:val="single" w:sz="1" w:space="0" w:color="AAAAAA"/>
-              <w:right w:val="single" w:sz="1" w:space="0" w:color="AAAAAA"/>
+              <w:top w:val="single" w:color="AAAAAA" w:sz="1" w:space="0"/>
+              <w:left w:val="single" w:color="AAAAAA" w:sz="1" w:space="0"/>
+              <w:bottom w:val="single" w:color="AAAAAA" w:sz="1" w:space="0"/>
+              <w:right w:val="single" w:color="AAAAAA" w:sz="1" w:space="0"/>
             </w:tcBorders>
             <w:shd w:val="clear" w:color="auto" w:fill="EBF3FA"/>
             <w:tcMar>
@@ -1507,12 +1541,12 @@
           <w:tcPr>
             <w:tcW w:w="500" w:type="dxa"/>
             <w:tcBorders>
-              <w:top w:val="single" w:sz="1" w:space="0" w:color="AAAAAA"/>
-              <w:left w:val="single" w:sz="1" w:space="0" w:color="AAAAAA"/>
-              <w:bottom w:val="single" w:sz="1" w:space="0" w:color="AAAAAA"/>
-              <w:right w:val="single" w:sz="1" w:space="0" w:color="AAAAAA"/>
-            </w:tcBorders>
-            <w:shd w:val="clear" w:color="auto" w:fill="FFFFFF"/>
+              <w:top w:val="single" w:color="AAAAAA" w:sz="1" w:space="0"/>
+              <w:left w:val="single" w:color="AAAAAA" w:sz="1" w:space="0"/>
+              <w:bottom w:val="single" w:color="AAAAAA" w:sz="1" w:space="0"/>
+              <w:right w:val="single" w:color="AAAAAA" w:sz="1" w:space="0"/>
+            </w:tcBorders>
+            <w:shd w:val="clear" w:color="auto" w:fill="FFFFFF" w:themeFill="background1"/>
             <w:tcMar>
               <w:top w:w="80" w:type="dxa"/>
               <w:left w:w="120" w:type="dxa"/>
@@ -1527,12 +1561,12 @@
           <w:tcPr>
             <w:tcW w:w="1400" w:type="dxa"/>
             <w:tcBorders>
-              <w:top w:val="single" w:sz="1" w:space="0" w:color="AAAAAA"/>
-              <w:left w:val="single" w:sz="1" w:space="0" w:color="AAAAAA"/>
-              <w:bottom w:val="single" w:sz="1" w:space="0" w:color="AAAAAA"/>
-              <w:right w:val="single" w:sz="1" w:space="0" w:color="AAAAAA"/>
-            </w:tcBorders>
-            <w:shd w:val="clear" w:color="auto" w:fill="FFFFFF"/>
+              <w:top w:val="single" w:color="AAAAAA" w:sz="1" w:space="0"/>
+              <w:left w:val="single" w:color="AAAAAA" w:sz="1" w:space="0"/>
+              <w:bottom w:val="single" w:color="AAAAAA" w:sz="1" w:space="0"/>
+              <w:right w:val="single" w:color="AAAAAA" w:sz="1" w:space="0"/>
+            </w:tcBorders>
+            <w:shd w:val="clear" w:color="auto" w:fill="FFFFFF" w:themeFill="background1"/>
             <w:tcMar>
               <w:top w:w="80" w:type="dxa"/>
               <w:left w:w="120" w:type="dxa"/>
@@ -1547,12 +1581,12 @@
           <w:tcPr>
             <w:tcW w:w="1400" w:type="dxa"/>
             <w:tcBorders>
-              <w:top w:val="single" w:sz="1" w:space="0" w:color="AAAAAA"/>
-              <w:left w:val="single" w:sz="1" w:space="0" w:color="AAAAAA"/>
-              <w:bottom w:val="single" w:sz="1" w:space="0" w:color="AAAAAA"/>
-              <w:right w:val="single" w:sz="1" w:space="0" w:color="AAAAAA"/>
-            </w:tcBorders>
-            <w:shd w:val="clear" w:color="auto" w:fill="FFFFFF"/>
+              <w:top w:val="single" w:color="AAAAAA" w:sz="1" w:space="0"/>
+              <w:left w:val="single" w:color="AAAAAA" w:sz="1" w:space="0"/>
+              <w:bottom w:val="single" w:color="AAAAAA" w:sz="1" w:space="0"/>
+              <w:right w:val="single" w:color="AAAAAA" w:sz="1" w:space="0"/>
+            </w:tcBorders>
+            <w:shd w:val="clear" w:color="auto" w:fill="FFFFFF" w:themeFill="background1"/>
             <w:tcMar>
               <w:top w:w="80" w:type="dxa"/>
               <w:left w:w="120" w:type="dxa"/>
@@ -1567,12 +1601,12 @@
           <w:tcPr>
             <w:tcW w:w="1100" w:type="dxa"/>
             <w:tcBorders>
-              <w:top w:val="single" w:sz="1" w:space="0" w:color="AAAAAA"/>
-              <w:left w:val="single" w:sz="1" w:space="0" w:color="AAAAAA"/>
-              <w:bottom w:val="single" w:sz="1" w:space="0" w:color="AAAAAA"/>
-              <w:right w:val="single" w:sz="1" w:space="0" w:color="AAAAAA"/>
-            </w:tcBorders>
-            <w:shd w:val="clear" w:color="auto" w:fill="FFFFFF"/>
+              <w:top w:val="single" w:color="AAAAAA" w:sz="1" w:space="0"/>
+              <w:left w:val="single" w:color="AAAAAA" w:sz="1" w:space="0"/>
+              <w:bottom w:val="single" w:color="AAAAAA" w:sz="1" w:space="0"/>
+              <w:right w:val="single" w:color="AAAAAA" w:sz="1" w:space="0"/>
+            </w:tcBorders>
+            <w:shd w:val="clear" w:color="auto" w:fill="FFFFFF" w:themeFill="background1"/>
             <w:tcMar>
               <w:top w:w="80" w:type="dxa"/>
               <w:left w:w="120" w:type="dxa"/>
@@ -1587,12 +1621,12 @@
           <w:tcPr>
             <w:tcW w:w="1200" w:type="dxa"/>
             <w:tcBorders>
-              <w:top w:val="single" w:sz="1" w:space="0" w:color="AAAAAA"/>
-              <w:left w:val="single" w:sz="1" w:space="0" w:color="AAAAAA"/>
-              <w:bottom w:val="single" w:sz="1" w:space="0" w:color="AAAAAA"/>
-              <w:right w:val="single" w:sz="1" w:space="0" w:color="AAAAAA"/>
-            </w:tcBorders>
-            <w:shd w:val="clear" w:color="auto" w:fill="FFFFFF"/>
+              <w:top w:val="single" w:color="AAAAAA" w:sz="1" w:space="0"/>
+              <w:left w:val="single" w:color="AAAAAA" w:sz="1" w:space="0"/>
+              <w:bottom w:val="single" w:color="AAAAAA" w:sz="1" w:space="0"/>
+              <w:right w:val="single" w:color="AAAAAA" w:sz="1" w:space="0"/>
+            </w:tcBorders>
+            <w:shd w:val="clear" w:color="auto" w:fill="FFFFFF" w:themeFill="background1"/>
             <w:tcMar>
               <w:top w:w="80" w:type="dxa"/>
               <w:left w:w="120" w:type="dxa"/>
@@ -1607,12 +1641,12 @@
           <w:tcPr>
             <w:tcW w:w="1200" w:type="dxa"/>
             <w:tcBorders>
-              <w:top w:val="single" w:sz="1" w:space="0" w:color="AAAAAA"/>
-              <w:left w:val="single" w:sz="1" w:space="0" w:color="AAAAAA"/>
-              <w:bottom w:val="single" w:sz="1" w:space="0" w:color="AAAAAA"/>
-              <w:right w:val="single" w:sz="1" w:space="0" w:color="AAAAAA"/>
-            </w:tcBorders>
-            <w:shd w:val="clear" w:color="auto" w:fill="FFFFFF"/>
+              <w:top w:val="single" w:color="AAAAAA" w:sz="1" w:space="0"/>
+              <w:left w:val="single" w:color="AAAAAA" w:sz="1" w:space="0"/>
+              <w:bottom w:val="single" w:color="AAAAAA" w:sz="1" w:space="0"/>
+              <w:right w:val="single" w:color="AAAAAA" w:sz="1" w:space="0"/>
+            </w:tcBorders>
+            <w:shd w:val="clear" w:color="auto" w:fill="FFFFFF" w:themeFill="background1"/>
             <w:tcMar>
               <w:top w:w="80" w:type="dxa"/>
               <w:left w:w="120" w:type="dxa"/>
@@ -1627,12 +1661,12 @@
           <w:tcPr>
             <w:tcW w:w="1200" w:type="dxa"/>
             <w:tcBorders>
-              <w:top w:val="single" w:sz="1" w:space="0" w:color="AAAAAA"/>
-              <w:left w:val="single" w:sz="1" w:space="0" w:color="AAAAAA"/>
-              <w:bottom w:val="single" w:sz="1" w:space="0" w:color="AAAAAA"/>
-              <w:right w:val="single" w:sz="1" w:space="0" w:color="AAAAAA"/>
-            </w:tcBorders>
-            <w:shd w:val="clear" w:color="auto" w:fill="FFFFFF"/>
+              <w:top w:val="single" w:color="AAAAAA" w:sz="1" w:space="0"/>
+              <w:left w:val="single" w:color="AAAAAA" w:sz="1" w:space="0"/>
+              <w:bottom w:val="single" w:color="AAAAAA" w:sz="1" w:space="0"/>
+              <w:right w:val="single" w:color="AAAAAA" w:sz="1" w:space="0"/>
+            </w:tcBorders>
+            <w:shd w:val="clear" w:color="auto" w:fill="FFFFFF" w:themeFill="background1"/>
             <w:tcMar>
               <w:top w:w="80" w:type="dxa"/>
               <w:left w:w="120" w:type="dxa"/>
@@ -1647,12 +1681,12 @@
           <w:tcPr>
             <w:tcW w:w="900" w:type="dxa"/>
             <w:tcBorders>
-              <w:top w:val="single" w:sz="1" w:space="0" w:color="AAAAAA"/>
-              <w:left w:val="single" w:sz="1" w:space="0" w:color="AAAAAA"/>
-              <w:bottom w:val="single" w:sz="1" w:space="0" w:color="AAAAAA"/>
-              <w:right w:val="single" w:sz="1" w:space="0" w:color="AAAAAA"/>
-            </w:tcBorders>
-            <w:shd w:val="clear" w:color="auto" w:fill="FFFFFF"/>
+              <w:top w:val="single" w:color="AAAAAA" w:sz="1" w:space="0"/>
+              <w:left w:val="single" w:color="AAAAAA" w:sz="1" w:space="0"/>
+              <w:bottom w:val="single" w:color="AAAAAA" w:sz="1" w:space="0"/>
+              <w:right w:val="single" w:color="AAAAAA" w:sz="1" w:space="0"/>
+            </w:tcBorders>
+            <w:shd w:val="clear" w:color="auto" w:fill="FFFFFF" w:themeFill="background1"/>
             <w:tcMar>
               <w:top w:w="80" w:type="dxa"/>
               <w:left w:w="120" w:type="dxa"/>
@@ -1821,12 +1855,12 @@
       <w:tblPr>
         <w:tblW w:w="9360" w:type="dxa"/>
         <w:tblBorders>
-          <w:top w:val="single" w:sz="4" w:space="0" w:color="auto"/>
-          <w:left w:val="single" w:sz="4" w:space="0" w:color="auto"/>
-          <w:bottom w:val="single" w:sz="4" w:space="0" w:color="auto"/>
-          <w:right w:val="single" w:sz="4" w:space="0" w:color="auto"/>
-          <w:insideH w:val="single" w:sz="4" w:space="0" w:color="auto"/>
-          <w:insideV w:val="single" w:sz="4" w:space="0" w:color="auto"/>
+          <w:top w:val="single" w:color="auto" w:sz="4" w:space="0"/>
+          <w:left w:val="single" w:color="auto" w:sz="4" w:space="0"/>
+          <w:bottom w:val="single" w:color="auto" w:sz="4" w:space="0"/>
+          <w:right w:val="single" w:color="auto" w:sz="4" w:space="0"/>
+          <w:insideH w:val="single" w:color="auto" w:sz="4" w:space="0"/>
+          <w:insideV w:val="single" w:color="auto" w:sz="4" w:space="0"/>
         </w:tblBorders>
         <w:tblCellMar>
           <w:left w:w="10" w:type="dxa"/>
@@ -1845,10 +1879,10 @@
           <w:tcPr>
             <w:tcW w:w="2200" w:type="dxa"/>
             <w:tcBorders>
-              <w:top w:val="single" w:sz="1" w:space="0" w:color="AAAAAA"/>
-              <w:left w:val="single" w:sz="1" w:space="0" w:color="AAAAAA"/>
-              <w:bottom w:val="single" w:sz="1" w:space="0" w:color="AAAAAA"/>
-              <w:right w:val="single" w:sz="1" w:space="0" w:color="AAAAAA"/>
+              <w:top w:val="single" w:color="AAAAAA" w:sz="1" w:space="0"/>
+              <w:left w:val="single" w:color="AAAAAA" w:sz="1" w:space="0"/>
+              <w:bottom w:val="single" w:color="AAAAAA" w:sz="1" w:space="0"/>
+              <w:right w:val="single" w:color="AAAAAA" w:sz="1" w:space="0"/>
             </w:tcBorders>
             <w:shd w:val="clear" w:color="auto" w:fill="1F3864"/>
             <w:tcMar>
@@ -1879,10 +1913,10 @@
           <w:tcPr>
             <w:tcW w:w="2300" w:type="dxa"/>
             <w:tcBorders>
-              <w:top w:val="single" w:sz="1" w:space="0" w:color="AAAAAA"/>
-              <w:left w:val="single" w:sz="1" w:space="0" w:color="AAAAAA"/>
-              <w:bottom w:val="single" w:sz="1" w:space="0" w:color="AAAAAA"/>
-              <w:right w:val="single" w:sz="1" w:space="0" w:color="AAAAAA"/>
+              <w:top w:val="single" w:color="AAAAAA" w:sz="1" w:space="0"/>
+              <w:left w:val="single" w:color="AAAAAA" w:sz="1" w:space="0"/>
+              <w:bottom w:val="single" w:color="AAAAAA" w:sz="1" w:space="0"/>
+              <w:right w:val="single" w:color="AAAAAA" w:sz="1" w:space="0"/>
             </w:tcBorders>
             <w:shd w:val="clear" w:color="auto" w:fill="1F3864"/>
             <w:tcMar>
@@ -1913,10 +1947,10 @@
           <w:tcPr>
             <w:tcW w:w="2300" w:type="dxa"/>
             <w:tcBorders>
-              <w:top w:val="single" w:sz="1" w:space="0" w:color="AAAAAA"/>
-              <w:left w:val="single" w:sz="1" w:space="0" w:color="AAAAAA"/>
-              <w:bottom w:val="single" w:sz="1" w:space="0" w:color="AAAAAA"/>
-              <w:right w:val="single" w:sz="1" w:space="0" w:color="AAAAAA"/>
+              <w:top w:val="single" w:color="AAAAAA" w:sz="1" w:space="0"/>
+              <w:left w:val="single" w:color="AAAAAA" w:sz="1" w:space="0"/>
+              <w:bottom w:val="single" w:color="AAAAAA" w:sz="1" w:space="0"/>
+              <w:right w:val="single" w:color="AAAAAA" w:sz="1" w:space="0"/>
             </w:tcBorders>
             <w:shd w:val="clear" w:color="auto" w:fill="1F3864"/>
             <w:tcMar>
@@ -1947,10 +1981,10 @@
           <w:tcPr>
             <w:tcW w:w="2560" w:type="dxa"/>
             <w:tcBorders>
-              <w:top w:val="single" w:sz="1" w:space="0" w:color="AAAAAA"/>
-              <w:left w:val="single" w:sz="1" w:space="0" w:color="AAAAAA"/>
-              <w:bottom w:val="single" w:sz="1" w:space="0" w:color="AAAAAA"/>
-              <w:right w:val="single" w:sz="1" w:space="0" w:color="AAAAAA"/>
+              <w:top w:val="single" w:color="AAAAAA" w:sz="1" w:space="0"/>
+              <w:left w:val="single" w:color="AAAAAA" w:sz="1" w:space="0"/>
+              <w:bottom w:val="single" w:color="AAAAAA" w:sz="1" w:space="0"/>
+              <w:right w:val="single" w:color="AAAAAA" w:sz="1" w:space="0"/>
             </w:tcBorders>
             <w:shd w:val="clear" w:color="auto" w:fill="1F3864"/>
             <w:tcMar>
@@ -1983,10 +2017,10 @@
           <w:tcPr>
             <w:tcW w:w="2200" w:type="dxa"/>
             <w:tcBorders>
-              <w:top w:val="single" w:sz="1" w:space="0" w:color="AAAAAA"/>
-              <w:left w:val="single" w:sz="1" w:space="0" w:color="AAAAAA"/>
-              <w:bottom w:val="single" w:sz="1" w:space="0" w:color="AAAAAA"/>
-              <w:right w:val="single" w:sz="1" w:space="0" w:color="AAAAAA"/>
+              <w:top w:val="single" w:color="AAAAAA" w:sz="1" w:space="0"/>
+              <w:left w:val="single" w:color="AAAAAA" w:sz="1" w:space="0"/>
+              <w:bottom w:val="single" w:color="AAAAAA" w:sz="1" w:space="0"/>
+              <w:right w:val="single" w:color="AAAAAA" w:sz="1" w:space="0"/>
             </w:tcBorders>
             <w:shd w:val="clear" w:color="auto" w:fill="EBF3FA"/>
             <w:tcMar>
@@ -2006,7 +2040,6 @@
                 <w:sz w:val="20"/>
                 <w:szCs w:val="20"/>
               </w:rPr>
-              <w:lastRenderedPageBreak/>
               <w:t>Development</w:t>
             </w:r>
           </w:p>
@@ -2015,10 +2048,10 @@
           <w:tcPr>
             <w:tcW w:w="2300" w:type="dxa"/>
             <w:tcBorders>
-              <w:top w:val="single" w:sz="1" w:space="0" w:color="AAAAAA"/>
-              <w:left w:val="single" w:sz="1" w:space="0" w:color="AAAAAA"/>
-              <w:bottom w:val="single" w:sz="1" w:space="0" w:color="AAAAAA"/>
-              <w:right w:val="single" w:sz="1" w:space="0" w:color="AAAAAA"/>
+              <w:top w:val="single" w:color="AAAAAA" w:sz="1" w:space="0"/>
+              <w:left w:val="single" w:color="AAAAAA" w:sz="1" w:space="0"/>
+              <w:bottom w:val="single" w:color="AAAAAA" w:sz="1" w:space="0"/>
+              <w:right w:val="single" w:color="AAAAAA" w:sz="1" w:space="0"/>
             </w:tcBorders>
             <w:shd w:val="clear" w:color="auto" w:fill="EBF3FA"/>
             <w:tcMar>
@@ -2052,10 +2085,10 @@
           <w:tcPr>
             <w:tcW w:w="2300" w:type="dxa"/>
             <w:tcBorders>
-              <w:top w:val="single" w:sz="1" w:space="0" w:color="AAAAAA"/>
-              <w:left w:val="single" w:sz="1" w:space="0" w:color="AAAAAA"/>
-              <w:bottom w:val="single" w:sz="1" w:space="0" w:color="AAAAAA"/>
-              <w:right w:val="single" w:sz="1" w:space="0" w:color="AAAAAA"/>
+              <w:top w:val="single" w:color="AAAAAA" w:sz="1" w:space="0"/>
+              <w:left w:val="single" w:color="AAAAAA" w:sz="1" w:space="0"/>
+              <w:bottom w:val="single" w:color="AAAAAA" w:sz="1" w:space="0"/>
+              <w:right w:val="single" w:color="AAAAAA" w:sz="1" w:space="0"/>
             </w:tcBorders>
             <w:shd w:val="clear" w:color="auto" w:fill="EBF3FA"/>
             <w:tcMar>
@@ -2081,10 +2114,10 @@
           <w:tcPr>
             <w:tcW w:w="2560" w:type="dxa"/>
             <w:tcBorders>
-              <w:top w:val="single" w:sz="1" w:space="0" w:color="AAAAAA"/>
-              <w:left w:val="single" w:sz="1" w:space="0" w:color="AAAAAA"/>
-              <w:bottom w:val="single" w:sz="1" w:space="0" w:color="AAAAAA"/>
-              <w:right w:val="single" w:sz="1" w:space="0" w:color="AAAAAA"/>
+              <w:top w:val="single" w:color="AAAAAA" w:sz="1" w:space="0"/>
+              <w:left w:val="single" w:color="AAAAAA" w:sz="1" w:space="0"/>
+              <w:bottom w:val="single" w:color="AAAAAA" w:sz="1" w:space="0"/>
+              <w:right w:val="single" w:color="AAAAAA" w:sz="1" w:space="0"/>
             </w:tcBorders>
             <w:shd w:val="clear" w:color="auto" w:fill="EBF3FA"/>
             <w:tcMar>
@@ -2112,10 +2145,10 @@
           <w:tcPr>
             <w:tcW w:w="2200" w:type="dxa"/>
             <w:tcBorders>
-              <w:top w:val="single" w:sz="1" w:space="0" w:color="AAAAAA"/>
-              <w:left w:val="single" w:sz="1" w:space="0" w:color="AAAAAA"/>
-              <w:bottom w:val="single" w:sz="1" w:space="0" w:color="AAAAAA"/>
-              <w:right w:val="single" w:sz="1" w:space="0" w:color="AAAAAA"/>
+              <w:top w:val="single" w:color="AAAAAA" w:sz="1" w:space="0"/>
+              <w:left w:val="single" w:color="AAAAAA" w:sz="1" w:space="0"/>
+              <w:bottom w:val="single" w:color="AAAAAA" w:sz="1" w:space="0"/>
+              <w:right w:val="single" w:color="AAAAAA" w:sz="1" w:space="0"/>
             </w:tcBorders>
             <w:shd w:val="clear" w:color="auto" w:fill="FFFFFF"/>
             <w:tcMar>
@@ -2143,10 +2176,10 @@
           <w:tcPr>
             <w:tcW w:w="2300" w:type="dxa"/>
             <w:tcBorders>
-              <w:top w:val="single" w:sz="1" w:space="0" w:color="AAAAAA"/>
-              <w:left w:val="single" w:sz="1" w:space="0" w:color="AAAAAA"/>
-              <w:bottom w:val="single" w:sz="1" w:space="0" w:color="AAAAAA"/>
-              <w:right w:val="single" w:sz="1" w:space="0" w:color="AAAAAA"/>
+              <w:top w:val="single" w:color="AAAAAA" w:sz="1" w:space="0"/>
+              <w:left w:val="single" w:color="AAAAAA" w:sz="1" w:space="0"/>
+              <w:bottom w:val="single" w:color="AAAAAA" w:sz="1" w:space="0"/>
+              <w:right w:val="single" w:color="AAAAAA" w:sz="1" w:space="0"/>
             </w:tcBorders>
             <w:shd w:val="clear" w:color="auto" w:fill="FFFFFF"/>
             <w:tcMar>
@@ -2172,10 +2205,10 @@
           <w:tcPr>
             <w:tcW w:w="2300" w:type="dxa"/>
             <w:tcBorders>
-              <w:top w:val="single" w:sz="1" w:space="0" w:color="AAAAAA"/>
-              <w:left w:val="single" w:sz="1" w:space="0" w:color="AAAAAA"/>
-              <w:bottom w:val="single" w:sz="1" w:space="0" w:color="AAAAAA"/>
-              <w:right w:val="single" w:sz="1" w:space="0" w:color="AAAAAA"/>
+              <w:top w:val="single" w:color="AAAAAA" w:sz="1" w:space="0"/>
+              <w:left w:val="single" w:color="AAAAAA" w:sz="1" w:space="0"/>
+              <w:bottom w:val="single" w:color="AAAAAA" w:sz="1" w:space="0"/>
+              <w:right w:val="single" w:color="AAAAAA" w:sz="1" w:space="0"/>
             </w:tcBorders>
             <w:shd w:val="clear" w:color="auto" w:fill="FFFFFF"/>
             <w:tcMar>
@@ -2201,10 +2234,10 @@
           <w:tcPr>
             <w:tcW w:w="2560" w:type="dxa"/>
             <w:tcBorders>
-              <w:top w:val="single" w:sz="1" w:space="0" w:color="AAAAAA"/>
-              <w:left w:val="single" w:sz="1" w:space="0" w:color="AAAAAA"/>
-              <w:bottom w:val="single" w:sz="1" w:space="0" w:color="AAAAAA"/>
-              <w:right w:val="single" w:sz="1" w:space="0" w:color="AAAAAA"/>
+              <w:top w:val="single" w:color="AAAAAA" w:sz="1" w:space="0"/>
+              <w:left w:val="single" w:color="AAAAAA" w:sz="1" w:space="0"/>
+              <w:bottom w:val="single" w:color="AAAAAA" w:sz="1" w:space="0"/>
+              <w:right w:val="single" w:color="AAAAAA" w:sz="1" w:space="0"/>
             </w:tcBorders>
             <w:shd w:val="clear" w:color="auto" w:fill="FFFFFF"/>
             <w:tcMar>
@@ -2232,10 +2265,10 @@
           <w:tcPr>
             <w:tcW w:w="2200" w:type="dxa"/>
             <w:tcBorders>
-              <w:top w:val="single" w:sz="1" w:space="0" w:color="AAAAAA"/>
-              <w:left w:val="single" w:sz="1" w:space="0" w:color="AAAAAA"/>
-              <w:bottom w:val="single" w:sz="1" w:space="0" w:color="AAAAAA"/>
-              <w:right w:val="single" w:sz="1" w:space="0" w:color="AAAAAA"/>
+              <w:top w:val="single" w:color="AAAAAA" w:sz="1" w:space="0"/>
+              <w:left w:val="single" w:color="AAAAAA" w:sz="1" w:space="0"/>
+              <w:bottom w:val="single" w:color="AAAAAA" w:sz="1" w:space="0"/>
+              <w:right w:val="single" w:color="AAAAAA" w:sz="1" w:space="0"/>
             </w:tcBorders>
             <w:shd w:val="clear" w:color="auto" w:fill="EBF3FA"/>
             <w:tcMar>
@@ -2263,10 +2296,10 @@
           <w:tcPr>
             <w:tcW w:w="2300" w:type="dxa"/>
             <w:tcBorders>
-              <w:top w:val="single" w:sz="1" w:space="0" w:color="AAAAAA"/>
-              <w:left w:val="single" w:sz="1" w:space="0" w:color="AAAAAA"/>
-              <w:bottom w:val="single" w:sz="1" w:space="0" w:color="AAAAAA"/>
-              <w:right w:val="single" w:sz="1" w:space="0" w:color="AAAAAA"/>
+              <w:top w:val="single" w:color="AAAAAA" w:sz="1" w:space="0"/>
+              <w:left w:val="single" w:color="AAAAAA" w:sz="1" w:space="0"/>
+              <w:bottom w:val="single" w:color="AAAAAA" w:sz="1" w:space="0"/>
+              <w:right w:val="single" w:color="AAAAAA" w:sz="1" w:space="0"/>
             </w:tcBorders>
             <w:shd w:val="clear" w:color="auto" w:fill="EBF3FA"/>
             <w:tcMar>
@@ -2300,10 +2333,10 @@
           <w:tcPr>
             <w:tcW w:w="2300" w:type="dxa"/>
             <w:tcBorders>
-              <w:top w:val="single" w:sz="1" w:space="0" w:color="AAAAAA"/>
-              <w:left w:val="single" w:sz="1" w:space="0" w:color="AAAAAA"/>
-              <w:bottom w:val="single" w:sz="1" w:space="0" w:color="AAAAAA"/>
-              <w:right w:val="single" w:sz="1" w:space="0" w:color="AAAAAA"/>
+              <w:top w:val="single" w:color="AAAAAA" w:sz="1" w:space="0"/>
+              <w:left w:val="single" w:color="AAAAAA" w:sz="1" w:space="0"/>
+              <w:bottom w:val="single" w:color="AAAAAA" w:sz="1" w:space="0"/>
+              <w:right w:val="single" w:color="AAAAAA" w:sz="1" w:space="0"/>
             </w:tcBorders>
             <w:shd w:val="clear" w:color="auto" w:fill="EBF3FA"/>
             <w:tcMar>
@@ -2329,10 +2362,10 @@
           <w:tcPr>
             <w:tcW w:w="2560" w:type="dxa"/>
             <w:tcBorders>
-              <w:top w:val="single" w:sz="1" w:space="0" w:color="AAAAAA"/>
-              <w:left w:val="single" w:sz="1" w:space="0" w:color="AAAAAA"/>
-              <w:bottom w:val="single" w:sz="1" w:space="0" w:color="AAAAAA"/>
-              <w:right w:val="single" w:sz="1" w:space="0" w:color="AAAAAA"/>
+              <w:top w:val="single" w:color="AAAAAA" w:sz="1" w:space="0"/>
+              <w:left w:val="single" w:color="AAAAAA" w:sz="1" w:space="0"/>
+              <w:bottom w:val="single" w:color="AAAAAA" w:sz="1" w:space="0"/>
+              <w:right w:val="single" w:color="AAAAAA" w:sz="1" w:space="0"/>
             </w:tcBorders>
             <w:shd w:val="clear" w:color="auto" w:fill="EBF3FA"/>
             <w:tcMar>
@@ -2387,12 +2420,12 @@
       <w:tblPr>
         <w:tblW w:w="8360" w:type="dxa"/>
         <w:tblBorders>
-          <w:top w:val="single" w:sz="4" w:space="0" w:color="auto"/>
-          <w:left w:val="single" w:sz="4" w:space="0" w:color="auto"/>
-          <w:bottom w:val="single" w:sz="4" w:space="0" w:color="auto"/>
-          <w:right w:val="single" w:sz="4" w:space="0" w:color="auto"/>
-          <w:insideH w:val="single" w:sz="4" w:space="0" w:color="auto"/>
-          <w:insideV w:val="single" w:sz="4" w:space="0" w:color="auto"/>
+          <w:top w:val="single" w:color="auto" w:sz="4" w:space="0"/>
+          <w:left w:val="single" w:color="auto" w:sz="4" w:space="0"/>
+          <w:bottom w:val="single" w:color="auto" w:sz="4" w:space="0"/>
+          <w:right w:val="single" w:color="auto" w:sz="4" w:space="0"/>
+          <w:insideH w:val="single" w:color="auto" w:sz="4" w:space="0"/>
+          <w:insideV w:val="single" w:color="auto" w:sz="4" w:space="0"/>
         </w:tblBorders>
         <w:tblCellMar>
           <w:left w:w="10" w:type="dxa"/>
@@ -2411,10 +2444,10 @@
           <w:tcPr>
             <w:tcW w:w="600" w:type="dxa"/>
             <w:tcBorders>
-              <w:top w:val="single" w:sz="1" w:space="0" w:color="AAAAAA"/>
-              <w:left w:val="single" w:sz="1" w:space="0" w:color="AAAAAA"/>
-              <w:bottom w:val="single" w:sz="1" w:space="0" w:color="AAAAAA"/>
-              <w:right w:val="single" w:sz="1" w:space="0" w:color="AAAAAA"/>
+              <w:top w:val="single" w:color="AAAAAA" w:sz="1" w:space="0"/>
+              <w:left w:val="single" w:color="AAAAAA" w:sz="1" w:space="0"/>
+              <w:bottom w:val="single" w:color="AAAAAA" w:sz="1" w:space="0"/>
+              <w:right w:val="single" w:color="AAAAAA" w:sz="1" w:space="0"/>
             </w:tcBorders>
             <w:shd w:val="clear" w:color="auto" w:fill="1F3864"/>
             <w:tcMar>
@@ -2445,10 +2478,10 @@
           <w:tcPr>
             <w:tcW w:w="1400" w:type="dxa"/>
             <w:tcBorders>
-              <w:top w:val="single" w:sz="1" w:space="0" w:color="AAAAAA"/>
-              <w:left w:val="single" w:sz="1" w:space="0" w:color="AAAAAA"/>
-              <w:bottom w:val="single" w:sz="1" w:space="0" w:color="AAAAAA"/>
-              <w:right w:val="single" w:sz="1" w:space="0" w:color="AAAAAA"/>
+              <w:top w:val="single" w:color="AAAAAA" w:sz="1" w:space="0"/>
+              <w:left w:val="single" w:color="AAAAAA" w:sz="1" w:space="0"/>
+              <w:bottom w:val="single" w:color="AAAAAA" w:sz="1" w:space="0"/>
+              <w:right w:val="single" w:color="AAAAAA" w:sz="1" w:space="0"/>
             </w:tcBorders>
             <w:shd w:val="clear" w:color="auto" w:fill="1F3864"/>
             <w:tcMar>
@@ -2479,10 +2512,10 @@
           <w:tcPr>
             <w:tcW w:w="1600" w:type="dxa"/>
             <w:tcBorders>
-              <w:top w:val="single" w:sz="1" w:space="0" w:color="AAAAAA"/>
-              <w:left w:val="single" w:sz="1" w:space="0" w:color="AAAAAA"/>
-              <w:bottom w:val="single" w:sz="1" w:space="0" w:color="AAAAAA"/>
-              <w:right w:val="single" w:sz="1" w:space="0" w:color="AAAAAA"/>
+              <w:top w:val="single" w:color="AAAAAA" w:sz="1" w:space="0"/>
+              <w:left w:val="single" w:color="AAAAAA" w:sz="1" w:space="0"/>
+              <w:bottom w:val="single" w:color="AAAAAA" w:sz="1" w:space="0"/>
+              <w:right w:val="single" w:color="AAAAAA" w:sz="1" w:space="0"/>
             </w:tcBorders>
             <w:shd w:val="clear" w:color="auto" w:fill="1F3864"/>
             <w:tcMar>
@@ -2513,10 +2546,10 @@
           <w:tcPr>
             <w:tcW w:w="4760" w:type="dxa"/>
             <w:tcBorders>
-              <w:top w:val="single" w:sz="1" w:space="0" w:color="AAAAAA"/>
-              <w:left w:val="single" w:sz="1" w:space="0" w:color="AAAAAA"/>
-              <w:bottom w:val="single" w:sz="1" w:space="0" w:color="AAAAAA"/>
-              <w:right w:val="single" w:sz="1" w:space="0" w:color="AAAAAA"/>
+              <w:top w:val="single" w:color="AAAAAA" w:sz="1" w:space="0"/>
+              <w:left w:val="single" w:color="AAAAAA" w:sz="1" w:space="0"/>
+              <w:bottom w:val="single" w:color="AAAAAA" w:sz="1" w:space="0"/>
+              <w:right w:val="single" w:color="AAAAAA" w:sz="1" w:space="0"/>
             </w:tcBorders>
             <w:shd w:val="clear" w:color="auto" w:fill="1F3864"/>
             <w:tcMar>
@@ -2549,10 +2582,10 @@
           <w:tcPr>
             <w:tcW w:w="600" w:type="dxa"/>
             <w:tcBorders>
-              <w:top w:val="single" w:sz="1" w:space="0" w:color="AAAAAA"/>
-              <w:left w:val="single" w:sz="1" w:space="0" w:color="AAAAAA"/>
-              <w:bottom w:val="single" w:sz="1" w:space="0" w:color="AAAAAA"/>
-              <w:right w:val="single" w:sz="1" w:space="0" w:color="AAAAAA"/>
+              <w:top w:val="single" w:color="AAAAAA" w:sz="1" w:space="0"/>
+              <w:left w:val="single" w:color="AAAAAA" w:sz="1" w:space="0"/>
+              <w:bottom w:val="single" w:color="AAAAAA" w:sz="1" w:space="0"/>
+              <w:right w:val="single" w:color="AAAAAA" w:sz="1" w:space="0"/>
             </w:tcBorders>
             <w:shd w:val="clear" w:color="auto" w:fill="EBF3FA"/>
             <w:tcMar>
@@ -2583,10 +2616,10 @@
           <w:tcPr>
             <w:tcW w:w="1400" w:type="dxa"/>
             <w:tcBorders>
-              <w:top w:val="single" w:sz="1" w:space="0" w:color="AAAAAA"/>
-              <w:left w:val="single" w:sz="1" w:space="0" w:color="AAAAAA"/>
-              <w:bottom w:val="single" w:sz="1" w:space="0" w:color="AAAAAA"/>
-              <w:right w:val="single" w:sz="1" w:space="0" w:color="AAAAAA"/>
+              <w:top w:val="single" w:color="AAAAAA" w:sz="1" w:space="0"/>
+              <w:left w:val="single" w:color="AAAAAA" w:sz="1" w:space="0"/>
+              <w:bottom w:val="single" w:color="AAAAAA" w:sz="1" w:space="0"/>
+              <w:right w:val="single" w:color="AAAAAA" w:sz="1" w:space="0"/>
             </w:tcBorders>
             <w:shd w:val="clear" w:color="auto" w:fill="EBF3FA"/>
             <w:tcMar>
@@ -2614,10 +2647,10 @@
           <w:tcPr>
             <w:tcW w:w="1600" w:type="dxa"/>
             <w:tcBorders>
-              <w:top w:val="single" w:sz="1" w:space="0" w:color="AAAAAA"/>
-              <w:left w:val="single" w:sz="1" w:space="0" w:color="AAAAAA"/>
-              <w:bottom w:val="single" w:sz="1" w:space="0" w:color="AAAAAA"/>
-              <w:right w:val="single" w:sz="1" w:space="0" w:color="AAAAAA"/>
+              <w:top w:val="single" w:color="AAAAAA" w:sz="1" w:space="0"/>
+              <w:left w:val="single" w:color="AAAAAA" w:sz="1" w:space="0"/>
+              <w:bottom w:val="single" w:color="AAAAAA" w:sz="1" w:space="0"/>
+              <w:right w:val="single" w:color="AAAAAA" w:sz="1" w:space="0"/>
             </w:tcBorders>
             <w:shd w:val="clear" w:color="auto" w:fill="EBF3FA"/>
             <w:tcMar>
@@ -2643,10 +2676,10 @@
           <w:tcPr>
             <w:tcW w:w="4760" w:type="dxa"/>
             <w:tcBorders>
-              <w:top w:val="single" w:sz="1" w:space="0" w:color="AAAAAA"/>
-              <w:left w:val="single" w:sz="1" w:space="0" w:color="AAAAAA"/>
-              <w:bottom w:val="single" w:sz="1" w:space="0" w:color="AAAAAA"/>
-              <w:right w:val="single" w:sz="1" w:space="0" w:color="AAAAAA"/>
+              <w:top w:val="single" w:color="AAAAAA" w:sz="1" w:space="0"/>
+              <w:left w:val="single" w:color="AAAAAA" w:sz="1" w:space="0"/>
+              <w:bottom w:val="single" w:color="AAAAAA" w:sz="1" w:space="0"/>
+              <w:right w:val="single" w:color="AAAAAA" w:sz="1" w:space="0"/>
             </w:tcBorders>
             <w:shd w:val="clear" w:color="auto" w:fill="EBF3FA"/>
             <w:tcMar>
@@ -2682,10 +2715,10 @@
           <w:tcPr>
             <w:tcW w:w="600" w:type="dxa"/>
             <w:tcBorders>
-              <w:top w:val="single" w:sz="1" w:space="0" w:color="AAAAAA"/>
-              <w:left w:val="single" w:sz="1" w:space="0" w:color="AAAAAA"/>
-              <w:bottom w:val="single" w:sz="1" w:space="0" w:color="AAAAAA"/>
-              <w:right w:val="single" w:sz="1" w:space="0" w:color="AAAAAA"/>
+              <w:top w:val="single" w:color="AAAAAA" w:sz="1" w:space="0"/>
+              <w:left w:val="single" w:color="AAAAAA" w:sz="1" w:space="0"/>
+              <w:bottom w:val="single" w:color="AAAAAA" w:sz="1" w:space="0"/>
+              <w:right w:val="single" w:color="AAAAAA" w:sz="1" w:space="0"/>
             </w:tcBorders>
             <w:shd w:val="clear" w:color="auto" w:fill="FFFFFF"/>
             <w:tcMar>
@@ -2716,10 +2749,10 @@
           <w:tcPr>
             <w:tcW w:w="1400" w:type="dxa"/>
             <w:tcBorders>
-              <w:top w:val="single" w:sz="1" w:space="0" w:color="AAAAAA"/>
-              <w:left w:val="single" w:sz="1" w:space="0" w:color="AAAAAA"/>
-              <w:bottom w:val="single" w:sz="1" w:space="0" w:color="AAAAAA"/>
-              <w:right w:val="single" w:sz="1" w:space="0" w:color="AAAAAA"/>
+              <w:top w:val="single" w:color="AAAAAA" w:sz="1" w:space="0"/>
+              <w:left w:val="single" w:color="AAAAAA" w:sz="1" w:space="0"/>
+              <w:bottom w:val="single" w:color="AAAAAA" w:sz="1" w:space="0"/>
+              <w:right w:val="single" w:color="AAAAAA" w:sz="1" w:space="0"/>
             </w:tcBorders>
             <w:shd w:val="clear" w:color="auto" w:fill="FFFFFF"/>
             <w:tcMar>
@@ -2747,10 +2780,10 @@
           <w:tcPr>
             <w:tcW w:w="1600" w:type="dxa"/>
             <w:tcBorders>
-              <w:top w:val="single" w:sz="1" w:space="0" w:color="AAAAAA"/>
-              <w:left w:val="single" w:sz="1" w:space="0" w:color="AAAAAA"/>
-              <w:bottom w:val="single" w:sz="1" w:space="0" w:color="AAAAAA"/>
-              <w:right w:val="single" w:sz="1" w:space="0" w:color="AAAAAA"/>
+              <w:top w:val="single" w:color="AAAAAA" w:sz="1" w:space="0"/>
+              <w:left w:val="single" w:color="AAAAAA" w:sz="1" w:space="0"/>
+              <w:bottom w:val="single" w:color="AAAAAA" w:sz="1" w:space="0"/>
+              <w:right w:val="single" w:color="AAAAAA" w:sz="1" w:space="0"/>
             </w:tcBorders>
             <w:shd w:val="clear" w:color="auto" w:fill="FFFFFF"/>
             <w:tcMar>
@@ -2776,10 +2809,10 @@
           <w:tcPr>
             <w:tcW w:w="4760" w:type="dxa"/>
             <w:tcBorders>
-              <w:top w:val="single" w:sz="1" w:space="0" w:color="AAAAAA"/>
-              <w:left w:val="single" w:sz="1" w:space="0" w:color="AAAAAA"/>
-              <w:bottom w:val="single" w:sz="1" w:space="0" w:color="AAAAAA"/>
-              <w:right w:val="single" w:sz="1" w:space="0" w:color="AAAAAA"/>
+              <w:top w:val="single" w:color="AAAAAA" w:sz="1" w:space="0"/>
+              <w:left w:val="single" w:color="AAAAAA" w:sz="1" w:space="0"/>
+              <w:bottom w:val="single" w:color="AAAAAA" w:sz="1" w:space="0"/>
+              <w:right w:val="single" w:color="AAAAAA" w:sz="1" w:space="0"/>
             </w:tcBorders>
             <w:shd w:val="clear" w:color="auto" w:fill="FFFFFF"/>
             <w:tcMar>
@@ -2815,10 +2848,10 @@
           <w:tcPr>
             <w:tcW w:w="600" w:type="dxa"/>
             <w:tcBorders>
-              <w:top w:val="single" w:sz="1" w:space="0" w:color="AAAAAA"/>
-              <w:left w:val="single" w:sz="1" w:space="0" w:color="AAAAAA"/>
-              <w:bottom w:val="single" w:sz="1" w:space="0" w:color="AAAAAA"/>
-              <w:right w:val="single" w:sz="1" w:space="0" w:color="AAAAAA"/>
+              <w:top w:val="single" w:color="AAAAAA" w:sz="1" w:space="0"/>
+              <w:left w:val="single" w:color="AAAAAA" w:sz="1" w:space="0"/>
+              <w:bottom w:val="single" w:color="AAAAAA" w:sz="1" w:space="0"/>
+              <w:right w:val="single" w:color="AAAAAA" w:sz="1" w:space="0"/>
             </w:tcBorders>
             <w:shd w:val="clear" w:color="auto" w:fill="EBF3FA"/>
             <w:tcMar>
@@ -2849,10 +2882,10 @@
           <w:tcPr>
             <w:tcW w:w="1400" w:type="dxa"/>
             <w:tcBorders>
-              <w:top w:val="single" w:sz="1" w:space="0" w:color="AAAAAA"/>
-              <w:left w:val="single" w:sz="1" w:space="0" w:color="AAAAAA"/>
-              <w:bottom w:val="single" w:sz="1" w:space="0" w:color="AAAAAA"/>
-              <w:right w:val="single" w:sz="1" w:space="0" w:color="AAAAAA"/>
+              <w:top w:val="single" w:color="AAAAAA" w:sz="1" w:space="0"/>
+              <w:left w:val="single" w:color="AAAAAA" w:sz="1" w:space="0"/>
+              <w:bottom w:val="single" w:color="AAAAAA" w:sz="1" w:space="0"/>
+              <w:right w:val="single" w:color="AAAAAA" w:sz="1" w:space="0"/>
             </w:tcBorders>
             <w:shd w:val="clear" w:color="auto" w:fill="EBF3FA"/>
             <w:tcMar>
@@ -2880,10 +2913,10 @@
           <w:tcPr>
             <w:tcW w:w="1600" w:type="dxa"/>
             <w:tcBorders>
-              <w:top w:val="single" w:sz="1" w:space="0" w:color="AAAAAA"/>
-              <w:left w:val="single" w:sz="1" w:space="0" w:color="AAAAAA"/>
-              <w:bottom w:val="single" w:sz="1" w:space="0" w:color="AAAAAA"/>
-              <w:right w:val="single" w:sz="1" w:space="0" w:color="AAAAAA"/>
+              <w:top w:val="single" w:color="AAAAAA" w:sz="1" w:space="0"/>
+              <w:left w:val="single" w:color="AAAAAA" w:sz="1" w:space="0"/>
+              <w:bottom w:val="single" w:color="AAAAAA" w:sz="1" w:space="0"/>
+              <w:right w:val="single" w:color="AAAAAA" w:sz="1" w:space="0"/>
             </w:tcBorders>
             <w:shd w:val="clear" w:color="auto" w:fill="EBF3FA"/>
             <w:tcMar>
@@ -2909,10 +2942,10 @@
           <w:tcPr>
             <w:tcW w:w="4760" w:type="dxa"/>
             <w:tcBorders>
-              <w:top w:val="single" w:sz="1" w:space="0" w:color="AAAAAA"/>
-              <w:left w:val="single" w:sz="1" w:space="0" w:color="AAAAAA"/>
-              <w:bottom w:val="single" w:sz="1" w:space="0" w:color="AAAAAA"/>
-              <w:right w:val="single" w:sz="1" w:space="0" w:color="AAAAAA"/>
+              <w:top w:val="single" w:color="AAAAAA" w:sz="1" w:space="0"/>
+              <w:left w:val="single" w:color="AAAAAA" w:sz="1" w:space="0"/>
+              <w:bottom w:val="single" w:color="AAAAAA" w:sz="1" w:space="0"/>
+              <w:right w:val="single" w:color="AAAAAA" w:sz="1" w:space="0"/>
             </w:tcBorders>
             <w:shd w:val="clear" w:color="auto" w:fill="EBF3FA"/>
             <w:tcMar>
@@ -2948,10 +2981,10 @@
           <w:tcPr>
             <w:tcW w:w="600" w:type="dxa"/>
             <w:tcBorders>
-              <w:top w:val="single" w:sz="1" w:space="0" w:color="AAAAAA"/>
-              <w:left w:val="single" w:sz="1" w:space="0" w:color="AAAAAA"/>
-              <w:bottom w:val="single" w:sz="1" w:space="0" w:color="AAAAAA"/>
-              <w:right w:val="single" w:sz="1" w:space="0" w:color="AAAAAA"/>
+              <w:top w:val="single" w:color="AAAAAA" w:sz="1" w:space="0"/>
+              <w:left w:val="single" w:color="AAAAAA" w:sz="1" w:space="0"/>
+              <w:bottom w:val="single" w:color="AAAAAA" w:sz="1" w:space="0"/>
+              <w:right w:val="single" w:color="AAAAAA" w:sz="1" w:space="0"/>
             </w:tcBorders>
             <w:shd w:val="clear" w:color="auto" w:fill="FFFFFF"/>
             <w:tcMar>
@@ -2982,10 +3015,10 @@
           <w:tcPr>
             <w:tcW w:w="1400" w:type="dxa"/>
             <w:tcBorders>
-              <w:top w:val="single" w:sz="1" w:space="0" w:color="AAAAAA"/>
-              <w:left w:val="single" w:sz="1" w:space="0" w:color="AAAAAA"/>
-              <w:bottom w:val="single" w:sz="1" w:space="0" w:color="AAAAAA"/>
-              <w:right w:val="single" w:sz="1" w:space="0" w:color="AAAAAA"/>
+              <w:top w:val="single" w:color="AAAAAA" w:sz="1" w:space="0"/>
+              <w:left w:val="single" w:color="AAAAAA" w:sz="1" w:space="0"/>
+              <w:bottom w:val="single" w:color="AAAAAA" w:sz="1" w:space="0"/>
+              <w:right w:val="single" w:color="AAAAAA" w:sz="1" w:space="0"/>
             </w:tcBorders>
             <w:shd w:val="clear" w:color="auto" w:fill="FFFFFF"/>
             <w:tcMar>
@@ -3013,10 +3046,10 @@
           <w:tcPr>
             <w:tcW w:w="1600" w:type="dxa"/>
             <w:tcBorders>
-              <w:top w:val="single" w:sz="1" w:space="0" w:color="AAAAAA"/>
-              <w:left w:val="single" w:sz="1" w:space="0" w:color="AAAAAA"/>
-              <w:bottom w:val="single" w:sz="1" w:space="0" w:color="AAAAAA"/>
-              <w:right w:val="single" w:sz="1" w:space="0" w:color="AAAAAA"/>
+              <w:top w:val="single" w:color="AAAAAA" w:sz="1" w:space="0"/>
+              <w:left w:val="single" w:color="AAAAAA" w:sz="1" w:space="0"/>
+              <w:bottom w:val="single" w:color="AAAAAA" w:sz="1" w:space="0"/>
+              <w:right w:val="single" w:color="AAAAAA" w:sz="1" w:space="0"/>
             </w:tcBorders>
             <w:shd w:val="clear" w:color="auto" w:fill="FFFFFF"/>
             <w:tcMar>
@@ -3042,10 +3075,10 @@
           <w:tcPr>
             <w:tcW w:w="4760" w:type="dxa"/>
             <w:tcBorders>
-              <w:top w:val="single" w:sz="1" w:space="0" w:color="AAAAAA"/>
-              <w:left w:val="single" w:sz="1" w:space="0" w:color="AAAAAA"/>
-              <w:bottom w:val="single" w:sz="1" w:space="0" w:color="AAAAAA"/>
-              <w:right w:val="single" w:sz="1" w:space="0" w:color="AAAAAA"/>
+              <w:top w:val="single" w:color="AAAAAA" w:sz="1" w:space="0"/>
+              <w:left w:val="single" w:color="AAAAAA" w:sz="1" w:space="0"/>
+              <w:bottom w:val="single" w:color="AAAAAA" w:sz="1" w:space="0"/>
+              <w:right w:val="single" w:color="AAAAAA" w:sz="1" w:space="0"/>
             </w:tcBorders>
             <w:shd w:val="clear" w:color="auto" w:fill="FFFFFF"/>
             <w:tcMar>
@@ -3073,10 +3106,10 @@
           <w:tcPr>
             <w:tcW w:w="600" w:type="dxa"/>
             <w:tcBorders>
-              <w:top w:val="single" w:sz="1" w:space="0" w:color="AAAAAA"/>
-              <w:left w:val="single" w:sz="1" w:space="0" w:color="AAAAAA"/>
-              <w:bottom w:val="single" w:sz="1" w:space="0" w:color="AAAAAA"/>
-              <w:right w:val="single" w:sz="1" w:space="0" w:color="AAAAAA"/>
+              <w:top w:val="single" w:color="AAAAAA" w:sz="1" w:space="0"/>
+              <w:left w:val="single" w:color="AAAAAA" w:sz="1" w:space="0"/>
+              <w:bottom w:val="single" w:color="AAAAAA" w:sz="1" w:space="0"/>
+              <w:right w:val="single" w:color="AAAAAA" w:sz="1" w:space="0"/>
             </w:tcBorders>
             <w:shd w:val="clear" w:color="auto" w:fill="EBF3FA"/>
             <w:tcMar>
@@ -3107,10 +3140,10 @@
           <w:tcPr>
             <w:tcW w:w="1400" w:type="dxa"/>
             <w:tcBorders>
-              <w:top w:val="single" w:sz="1" w:space="0" w:color="AAAAAA"/>
-              <w:left w:val="single" w:sz="1" w:space="0" w:color="AAAAAA"/>
-              <w:bottom w:val="single" w:sz="1" w:space="0" w:color="AAAAAA"/>
-              <w:right w:val="single" w:sz="1" w:space="0" w:color="AAAAAA"/>
+              <w:top w:val="single" w:color="AAAAAA" w:sz="1" w:space="0"/>
+              <w:left w:val="single" w:color="AAAAAA" w:sz="1" w:space="0"/>
+              <w:bottom w:val="single" w:color="AAAAAA" w:sz="1" w:space="0"/>
+              <w:right w:val="single" w:color="AAAAAA" w:sz="1" w:space="0"/>
             </w:tcBorders>
             <w:shd w:val="clear" w:color="auto" w:fill="EBF3FA"/>
             <w:tcMar>
@@ -3138,10 +3171,10 @@
           <w:tcPr>
             <w:tcW w:w="1600" w:type="dxa"/>
             <w:tcBorders>
-              <w:top w:val="single" w:sz="1" w:space="0" w:color="AAAAAA"/>
-              <w:left w:val="single" w:sz="1" w:space="0" w:color="AAAAAA"/>
-              <w:bottom w:val="single" w:sz="1" w:space="0" w:color="AAAAAA"/>
-              <w:right w:val="single" w:sz="1" w:space="0" w:color="AAAAAA"/>
+              <w:top w:val="single" w:color="AAAAAA" w:sz="1" w:space="0"/>
+              <w:left w:val="single" w:color="AAAAAA" w:sz="1" w:space="0"/>
+              <w:bottom w:val="single" w:color="AAAAAA" w:sz="1" w:space="0"/>
+              <w:right w:val="single" w:color="AAAAAA" w:sz="1" w:space="0"/>
             </w:tcBorders>
             <w:shd w:val="clear" w:color="auto" w:fill="EBF3FA"/>
             <w:tcMar>
@@ -3167,10 +3200,10 @@
           <w:tcPr>
             <w:tcW w:w="4760" w:type="dxa"/>
             <w:tcBorders>
-              <w:top w:val="single" w:sz="1" w:space="0" w:color="AAAAAA"/>
-              <w:left w:val="single" w:sz="1" w:space="0" w:color="AAAAAA"/>
-              <w:bottom w:val="single" w:sz="1" w:space="0" w:color="AAAAAA"/>
-              <w:right w:val="single" w:sz="1" w:space="0" w:color="AAAAAA"/>
+              <w:top w:val="single" w:color="AAAAAA" w:sz="1" w:space="0"/>
+              <w:left w:val="single" w:color="AAAAAA" w:sz="1" w:space="0"/>
+              <w:bottom w:val="single" w:color="AAAAAA" w:sz="1" w:space="0"/>
+              <w:right w:val="single" w:color="AAAAAA" w:sz="1" w:space="0"/>
             </w:tcBorders>
             <w:shd w:val="clear" w:color="auto" w:fill="EBF3FA"/>
             <w:tcMar>
@@ -3225,12 +3258,12 @@
       <w:tblPr>
         <w:tblW w:w="9360" w:type="dxa"/>
         <w:tblBorders>
-          <w:top w:val="single" w:sz="4" w:space="0" w:color="auto"/>
-          <w:left w:val="single" w:sz="4" w:space="0" w:color="auto"/>
-          <w:bottom w:val="single" w:sz="4" w:space="0" w:color="auto"/>
-          <w:right w:val="single" w:sz="4" w:space="0" w:color="auto"/>
-          <w:insideH w:val="single" w:sz="4" w:space="0" w:color="auto"/>
-          <w:insideV w:val="single" w:sz="4" w:space="0" w:color="auto"/>
+          <w:top w:val="single" w:color="auto" w:sz="4" w:space="0"/>
+          <w:left w:val="single" w:color="auto" w:sz="4" w:space="0"/>
+          <w:bottom w:val="single" w:color="auto" w:sz="4" w:space="0"/>
+          <w:right w:val="single" w:color="auto" w:sz="4" w:space="0"/>
+          <w:insideH w:val="single" w:color="auto" w:sz="4" w:space="0"/>
+          <w:insideV w:val="single" w:color="auto" w:sz="4" w:space="0"/>
         </w:tblBorders>
         <w:tblCellMar>
           <w:left w:w="10" w:type="dxa"/>
@@ -3250,10 +3283,10 @@
           <w:tcPr>
             <w:tcW w:w="600" w:type="dxa"/>
             <w:tcBorders>
-              <w:top w:val="single" w:sz="1" w:space="0" w:color="AAAAAA"/>
-              <w:left w:val="single" w:sz="1" w:space="0" w:color="AAAAAA"/>
-              <w:bottom w:val="single" w:sz="1" w:space="0" w:color="AAAAAA"/>
-              <w:right w:val="single" w:sz="1" w:space="0" w:color="AAAAAA"/>
+              <w:top w:val="single" w:color="AAAAAA" w:sz="1" w:space="0"/>
+              <w:left w:val="single" w:color="AAAAAA" w:sz="1" w:space="0"/>
+              <w:bottom w:val="single" w:color="AAAAAA" w:sz="1" w:space="0"/>
+              <w:right w:val="single" w:color="AAAAAA" w:sz="1" w:space="0"/>
             </w:tcBorders>
             <w:shd w:val="clear" w:color="auto" w:fill="1F3864"/>
             <w:tcMar>
@@ -3284,10 +3317,10 @@
           <w:tcPr>
             <w:tcW w:w="2000" w:type="dxa"/>
             <w:tcBorders>
-              <w:top w:val="single" w:sz="1" w:space="0" w:color="AAAAAA"/>
-              <w:left w:val="single" w:sz="1" w:space="0" w:color="AAAAAA"/>
-              <w:bottom w:val="single" w:sz="1" w:space="0" w:color="AAAAAA"/>
-              <w:right w:val="single" w:sz="1" w:space="0" w:color="AAAAAA"/>
+              <w:top w:val="single" w:color="AAAAAA" w:sz="1" w:space="0"/>
+              <w:left w:val="single" w:color="AAAAAA" w:sz="1" w:space="0"/>
+              <w:bottom w:val="single" w:color="AAAAAA" w:sz="1" w:space="0"/>
+              <w:right w:val="single" w:color="AAAAAA" w:sz="1" w:space="0"/>
             </w:tcBorders>
             <w:shd w:val="clear" w:color="auto" w:fill="1F3864"/>
             <w:tcMar>
@@ -3318,10 +3351,10 @@
           <w:tcPr>
             <w:tcW w:w="1500" w:type="dxa"/>
             <w:tcBorders>
-              <w:top w:val="single" w:sz="1" w:space="0" w:color="AAAAAA"/>
-              <w:left w:val="single" w:sz="1" w:space="0" w:color="AAAAAA"/>
-              <w:bottom w:val="single" w:sz="1" w:space="0" w:color="AAAAAA"/>
-              <w:right w:val="single" w:sz="1" w:space="0" w:color="AAAAAA"/>
+              <w:top w:val="single" w:color="AAAAAA" w:sz="1" w:space="0"/>
+              <w:left w:val="single" w:color="AAAAAA" w:sz="1" w:space="0"/>
+              <w:bottom w:val="single" w:color="AAAAAA" w:sz="1" w:space="0"/>
+              <w:right w:val="single" w:color="AAAAAA" w:sz="1" w:space="0"/>
             </w:tcBorders>
             <w:shd w:val="clear" w:color="auto" w:fill="1F3864"/>
             <w:tcMar>
@@ -3352,10 +3385,10 @@
           <w:tcPr>
             <w:tcW w:w="1500" w:type="dxa"/>
             <w:tcBorders>
-              <w:top w:val="single" w:sz="1" w:space="0" w:color="AAAAAA"/>
-              <w:left w:val="single" w:sz="1" w:space="0" w:color="AAAAAA"/>
-              <w:bottom w:val="single" w:sz="1" w:space="0" w:color="AAAAAA"/>
-              <w:right w:val="single" w:sz="1" w:space="0" w:color="AAAAAA"/>
+              <w:top w:val="single" w:color="AAAAAA" w:sz="1" w:space="0"/>
+              <w:left w:val="single" w:color="AAAAAA" w:sz="1" w:space="0"/>
+              <w:bottom w:val="single" w:color="AAAAAA" w:sz="1" w:space="0"/>
+              <w:right w:val="single" w:color="AAAAAA" w:sz="1" w:space="0"/>
             </w:tcBorders>
             <w:shd w:val="clear" w:color="auto" w:fill="1F3864"/>
             <w:tcMar>
@@ -3386,10 +3419,10 @@
           <w:tcPr>
             <w:tcW w:w="3760" w:type="dxa"/>
             <w:tcBorders>
-              <w:top w:val="single" w:sz="1" w:space="0" w:color="AAAAAA"/>
-              <w:left w:val="single" w:sz="1" w:space="0" w:color="AAAAAA"/>
-              <w:bottom w:val="single" w:sz="1" w:space="0" w:color="AAAAAA"/>
-              <w:right w:val="single" w:sz="1" w:space="0" w:color="AAAAAA"/>
+              <w:top w:val="single" w:color="AAAAAA" w:sz="1" w:space="0"/>
+              <w:left w:val="single" w:color="AAAAAA" w:sz="1" w:space="0"/>
+              <w:bottom w:val="single" w:color="AAAAAA" w:sz="1" w:space="0"/>
+              <w:right w:val="single" w:color="AAAAAA" w:sz="1" w:space="0"/>
             </w:tcBorders>
             <w:shd w:val="clear" w:color="auto" w:fill="1F3864"/>
             <w:tcMar>
@@ -3422,10 +3455,10 @@
           <w:tcPr>
             <w:tcW w:w="600" w:type="dxa"/>
             <w:tcBorders>
-              <w:top w:val="single" w:sz="1" w:space="0" w:color="AAAAAA"/>
-              <w:left w:val="single" w:sz="1" w:space="0" w:color="AAAAAA"/>
-              <w:bottom w:val="single" w:sz="1" w:space="0" w:color="AAAAAA"/>
-              <w:right w:val="single" w:sz="1" w:space="0" w:color="AAAAAA"/>
+              <w:top w:val="single" w:color="AAAAAA" w:sz="1" w:space="0"/>
+              <w:left w:val="single" w:color="AAAAAA" w:sz="1" w:space="0"/>
+              <w:bottom w:val="single" w:color="AAAAAA" w:sz="1" w:space="0"/>
+              <w:right w:val="single" w:color="AAAAAA" w:sz="1" w:space="0"/>
             </w:tcBorders>
             <w:shd w:val="clear" w:color="auto" w:fill="EBF3FA"/>
             <w:tcMar>
@@ -3456,10 +3489,10 @@
           <w:tcPr>
             <w:tcW w:w="2000" w:type="dxa"/>
             <w:tcBorders>
-              <w:top w:val="single" w:sz="1" w:space="0" w:color="AAAAAA"/>
-              <w:left w:val="single" w:sz="1" w:space="0" w:color="AAAAAA"/>
-              <w:bottom w:val="single" w:sz="1" w:space="0" w:color="AAAAAA"/>
-              <w:right w:val="single" w:sz="1" w:space="0" w:color="AAAAAA"/>
+              <w:top w:val="single" w:color="AAAAAA" w:sz="1" w:space="0"/>
+              <w:left w:val="single" w:color="AAAAAA" w:sz="1" w:space="0"/>
+              <w:bottom w:val="single" w:color="AAAAAA" w:sz="1" w:space="0"/>
+              <w:right w:val="single" w:color="AAAAAA" w:sz="1" w:space="0"/>
             </w:tcBorders>
             <w:shd w:val="clear" w:color="auto" w:fill="EBF3FA"/>
             <w:tcMar>
@@ -3487,10 +3520,10 @@
           <w:tcPr>
             <w:tcW w:w="1500" w:type="dxa"/>
             <w:tcBorders>
-              <w:top w:val="single" w:sz="1" w:space="0" w:color="AAAAAA"/>
-              <w:left w:val="single" w:sz="1" w:space="0" w:color="AAAAAA"/>
-              <w:bottom w:val="single" w:sz="1" w:space="0" w:color="AAAAAA"/>
-              <w:right w:val="single" w:sz="1" w:space="0" w:color="AAAAAA"/>
+              <w:top w:val="single" w:color="AAAAAA" w:sz="1" w:space="0"/>
+              <w:left w:val="single" w:color="AAAAAA" w:sz="1" w:space="0"/>
+              <w:bottom w:val="single" w:color="AAAAAA" w:sz="1" w:space="0"/>
+              <w:right w:val="single" w:color="AAAAAA" w:sz="1" w:space="0"/>
             </w:tcBorders>
             <w:shd w:val="clear" w:color="auto" w:fill="EBF3FA"/>
             <w:tcMar>
@@ -3516,10 +3549,10 @@
           <w:tcPr>
             <w:tcW w:w="1500" w:type="dxa"/>
             <w:tcBorders>
-              <w:top w:val="single" w:sz="1" w:space="0" w:color="AAAAAA"/>
-              <w:left w:val="single" w:sz="1" w:space="0" w:color="AAAAAA"/>
-              <w:bottom w:val="single" w:sz="1" w:space="0" w:color="AAAAAA"/>
-              <w:right w:val="single" w:sz="1" w:space="0" w:color="AAAAAA"/>
+              <w:top w:val="single" w:color="AAAAAA" w:sz="1" w:space="0"/>
+              <w:left w:val="single" w:color="AAAAAA" w:sz="1" w:space="0"/>
+              <w:bottom w:val="single" w:color="AAAAAA" w:sz="1" w:space="0"/>
+              <w:right w:val="single" w:color="AAAAAA" w:sz="1" w:space="0"/>
             </w:tcBorders>
             <w:shd w:val="clear" w:color="auto" w:fill="EBF3FA"/>
             <w:tcMar>
@@ -3545,10 +3578,10 @@
           <w:tcPr>
             <w:tcW w:w="3760" w:type="dxa"/>
             <w:tcBorders>
-              <w:top w:val="single" w:sz="1" w:space="0" w:color="AAAAAA"/>
-              <w:left w:val="single" w:sz="1" w:space="0" w:color="AAAAAA"/>
-              <w:bottom w:val="single" w:sz="1" w:space="0" w:color="AAAAAA"/>
-              <w:right w:val="single" w:sz="1" w:space="0" w:color="AAAAAA"/>
+              <w:top w:val="single" w:color="AAAAAA" w:sz="1" w:space="0"/>
+              <w:left w:val="single" w:color="AAAAAA" w:sz="1" w:space="0"/>
+              <w:bottom w:val="single" w:color="AAAAAA" w:sz="1" w:space="0"/>
+              <w:right w:val="single" w:color="AAAAAA" w:sz="1" w:space="0"/>
             </w:tcBorders>
             <w:shd w:val="clear" w:color="auto" w:fill="EBF3FA"/>
             <w:tcMar>
@@ -3590,7 +3623,6 @@
                 <w:sz w:val="20"/>
                 <w:szCs w:val="20"/>
               </w:rPr>
-              <w:lastRenderedPageBreak/>
               <w:t>Parcel,</w:t>
             </w:r>
             <w:r>
@@ -3609,10 +3641,10 @@
           <w:tcPr>
             <w:tcW w:w="600" w:type="dxa"/>
             <w:tcBorders>
-              <w:top w:val="single" w:sz="1" w:space="0" w:color="AAAAAA"/>
-              <w:left w:val="single" w:sz="1" w:space="0" w:color="AAAAAA"/>
-              <w:bottom w:val="single" w:sz="1" w:space="0" w:color="AAAAAA"/>
-              <w:right w:val="single" w:sz="1" w:space="0" w:color="AAAAAA"/>
+              <w:top w:val="single" w:color="AAAAAA" w:sz="1" w:space="0"/>
+              <w:left w:val="single" w:color="AAAAAA" w:sz="1" w:space="0"/>
+              <w:bottom w:val="single" w:color="AAAAAA" w:sz="1" w:space="0"/>
+              <w:right w:val="single" w:color="AAAAAA" w:sz="1" w:space="0"/>
             </w:tcBorders>
             <w:shd w:val="clear" w:color="auto" w:fill="FFFFFF"/>
             <w:tcMar>
@@ -3635,7 +3667,6 @@
                 <w:sz w:val="20"/>
                 <w:szCs w:val="20"/>
               </w:rPr>
-              <w:lastRenderedPageBreak/>
               <w:t>2</w:t>
             </w:r>
           </w:p>
@@ -3644,10 +3675,10 @@
           <w:tcPr>
             <w:tcW w:w="2000" w:type="dxa"/>
             <w:tcBorders>
-              <w:top w:val="single" w:sz="1" w:space="0" w:color="AAAAAA"/>
-              <w:left w:val="single" w:sz="1" w:space="0" w:color="AAAAAA"/>
-              <w:bottom w:val="single" w:sz="1" w:space="0" w:color="AAAAAA"/>
-              <w:right w:val="single" w:sz="1" w:space="0" w:color="AAAAAA"/>
+              <w:top w:val="single" w:color="AAAAAA" w:sz="1" w:space="0"/>
+              <w:left w:val="single" w:color="AAAAAA" w:sz="1" w:space="0"/>
+              <w:bottom w:val="single" w:color="AAAAAA" w:sz="1" w:space="0"/>
+              <w:right w:val="single" w:color="AAAAAA" w:sz="1" w:space="0"/>
             </w:tcBorders>
             <w:shd w:val="clear" w:color="auto" w:fill="FFFFFF"/>
             <w:tcMar>
@@ -3675,10 +3706,10 @@
           <w:tcPr>
             <w:tcW w:w="1500" w:type="dxa"/>
             <w:tcBorders>
-              <w:top w:val="single" w:sz="1" w:space="0" w:color="AAAAAA"/>
-              <w:left w:val="single" w:sz="1" w:space="0" w:color="AAAAAA"/>
-              <w:bottom w:val="single" w:sz="1" w:space="0" w:color="AAAAAA"/>
-              <w:right w:val="single" w:sz="1" w:space="0" w:color="AAAAAA"/>
+              <w:top w:val="single" w:color="AAAAAA" w:sz="1" w:space="0"/>
+              <w:left w:val="single" w:color="AAAAAA" w:sz="1" w:space="0"/>
+              <w:bottom w:val="single" w:color="AAAAAA" w:sz="1" w:space="0"/>
+              <w:right w:val="single" w:color="AAAAAA" w:sz="1" w:space="0"/>
             </w:tcBorders>
             <w:shd w:val="clear" w:color="auto" w:fill="FFFFFF"/>
             <w:tcMar>
@@ -3704,10 +3735,10 @@
           <w:tcPr>
             <w:tcW w:w="1500" w:type="dxa"/>
             <w:tcBorders>
-              <w:top w:val="single" w:sz="1" w:space="0" w:color="AAAAAA"/>
-              <w:left w:val="single" w:sz="1" w:space="0" w:color="AAAAAA"/>
-              <w:bottom w:val="single" w:sz="1" w:space="0" w:color="AAAAAA"/>
-              <w:right w:val="single" w:sz="1" w:space="0" w:color="AAAAAA"/>
+              <w:top w:val="single" w:color="AAAAAA" w:sz="1" w:space="0"/>
+              <w:left w:val="single" w:color="AAAAAA" w:sz="1" w:space="0"/>
+              <w:bottom w:val="single" w:color="AAAAAA" w:sz="1" w:space="0"/>
+              <w:right w:val="single" w:color="AAAAAA" w:sz="1" w:space="0"/>
             </w:tcBorders>
             <w:shd w:val="clear" w:color="auto" w:fill="FFFFFF"/>
             <w:tcMar>
@@ -3733,10 +3764,10 @@
           <w:tcPr>
             <w:tcW w:w="3760" w:type="dxa"/>
             <w:tcBorders>
-              <w:top w:val="single" w:sz="1" w:space="0" w:color="AAAAAA"/>
-              <w:left w:val="single" w:sz="1" w:space="0" w:color="AAAAAA"/>
-              <w:bottom w:val="single" w:sz="1" w:space="0" w:color="AAAAAA"/>
-              <w:right w:val="single" w:sz="1" w:space="0" w:color="AAAAAA"/>
+              <w:top w:val="single" w:color="AAAAAA" w:sz="1" w:space="0"/>
+              <w:left w:val="single" w:color="AAAAAA" w:sz="1" w:space="0"/>
+              <w:bottom w:val="single" w:color="AAAAAA" w:sz="1" w:space="0"/>
+              <w:right w:val="single" w:color="AAAAAA" w:sz="1" w:space="0"/>
             </w:tcBorders>
             <w:shd w:val="clear" w:color="auto" w:fill="FFFFFF"/>
             <w:tcMar>
@@ -3772,10 +3803,10 @@
           <w:tcPr>
             <w:tcW w:w="600" w:type="dxa"/>
             <w:tcBorders>
-              <w:top w:val="single" w:sz="1" w:space="0" w:color="AAAAAA"/>
-              <w:left w:val="single" w:sz="1" w:space="0" w:color="AAAAAA"/>
-              <w:bottom w:val="single" w:sz="1" w:space="0" w:color="AAAAAA"/>
-              <w:right w:val="single" w:sz="1" w:space="0" w:color="AAAAAA"/>
+              <w:top w:val="single" w:color="AAAAAA" w:sz="1" w:space="0"/>
+              <w:left w:val="single" w:color="AAAAAA" w:sz="1" w:space="0"/>
+              <w:bottom w:val="single" w:color="AAAAAA" w:sz="1" w:space="0"/>
+              <w:right w:val="single" w:color="AAAAAA" w:sz="1" w:space="0"/>
             </w:tcBorders>
             <w:shd w:val="clear" w:color="auto" w:fill="EBF3FA"/>
             <w:tcMar>
@@ -3806,10 +3837,10 @@
           <w:tcPr>
             <w:tcW w:w="2000" w:type="dxa"/>
             <w:tcBorders>
-              <w:top w:val="single" w:sz="1" w:space="0" w:color="AAAAAA"/>
-              <w:left w:val="single" w:sz="1" w:space="0" w:color="AAAAAA"/>
-              <w:bottom w:val="single" w:sz="1" w:space="0" w:color="AAAAAA"/>
-              <w:right w:val="single" w:sz="1" w:space="0" w:color="AAAAAA"/>
+              <w:top w:val="single" w:color="AAAAAA" w:sz="1" w:space="0"/>
+              <w:left w:val="single" w:color="AAAAAA" w:sz="1" w:space="0"/>
+              <w:bottom w:val="single" w:color="AAAAAA" w:sz="1" w:space="0"/>
+              <w:right w:val="single" w:color="AAAAAA" w:sz="1" w:space="0"/>
             </w:tcBorders>
             <w:shd w:val="clear" w:color="auto" w:fill="EBF3FA"/>
             <w:tcMar>
@@ -3837,10 +3868,10 @@
           <w:tcPr>
             <w:tcW w:w="1500" w:type="dxa"/>
             <w:tcBorders>
-              <w:top w:val="single" w:sz="1" w:space="0" w:color="AAAAAA"/>
-              <w:left w:val="single" w:sz="1" w:space="0" w:color="AAAAAA"/>
-              <w:bottom w:val="single" w:sz="1" w:space="0" w:color="AAAAAA"/>
-              <w:right w:val="single" w:sz="1" w:space="0" w:color="AAAAAA"/>
+              <w:top w:val="single" w:color="AAAAAA" w:sz="1" w:space="0"/>
+              <w:left w:val="single" w:color="AAAAAA" w:sz="1" w:space="0"/>
+              <w:bottom w:val="single" w:color="AAAAAA" w:sz="1" w:space="0"/>
+              <w:right w:val="single" w:color="AAAAAA" w:sz="1" w:space="0"/>
             </w:tcBorders>
             <w:shd w:val="clear" w:color="auto" w:fill="EBF3FA"/>
             <w:tcMar>
@@ -3866,10 +3897,10 @@
           <w:tcPr>
             <w:tcW w:w="1500" w:type="dxa"/>
             <w:tcBorders>
-              <w:top w:val="single" w:sz="1" w:space="0" w:color="AAAAAA"/>
-              <w:left w:val="single" w:sz="1" w:space="0" w:color="AAAAAA"/>
-              <w:bottom w:val="single" w:sz="1" w:space="0" w:color="AAAAAA"/>
-              <w:right w:val="single" w:sz="1" w:space="0" w:color="AAAAAA"/>
+              <w:top w:val="single" w:color="AAAAAA" w:sz="1" w:space="0"/>
+              <w:left w:val="single" w:color="AAAAAA" w:sz="1" w:space="0"/>
+              <w:bottom w:val="single" w:color="AAAAAA" w:sz="1" w:space="0"/>
+              <w:right w:val="single" w:color="AAAAAA" w:sz="1" w:space="0"/>
             </w:tcBorders>
             <w:shd w:val="clear" w:color="auto" w:fill="EBF3FA"/>
             <w:tcMar>
@@ -3895,10 +3926,10 @@
           <w:tcPr>
             <w:tcW w:w="3760" w:type="dxa"/>
             <w:tcBorders>
-              <w:top w:val="single" w:sz="1" w:space="0" w:color="AAAAAA"/>
-              <w:left w:val="single" w:sz="1" w:space="0" w:color="AAAAAA"/>
-              <w:bottom w:val="single" w:sz="1" w:space="0" w:color="AAAAAA"/>
-              <w:right w:val="single" w:sz="1" w:space="0" w:color="AAAAAA"/>
+              <w:top w:val="single" w:color="AAAAAA" w:sz="1" w:space="0"/>
+              <w:left w:val="single" w:color="AAAAAA" w:sz="1" w:space="0"/>
+              <w:bottom w:val="single" w:color="AAAAAA" w:sz="1" w:space="0"/>
+              <w:right w:val="single" w:color="AAAAAA" w:sz="1" w:space="0"/>
             </w:tcBorders>
             <w:shd w:val="clear" w:color="auto" w:fill="EBF3FA"/>
             <w:tcMar>
@@ -3950,10 +3981,10 @@
           <w:tcPr>
             <w:tcW w:w="600" w:type="dxa"/>
             <w:tcBorders>
-              <w:top w:val="single" w:sz="1" w:space="0" w:color="AAAAAA"/>
-              <w:left w:val="single" w:sz="1" w:space="0" w:color="AAAAAA"/>
-              <w:bottom w:val="single" w:sz="1" w:space="0" w:color="AAAAAA"/>
-              <w:right w:val="single" w:sz="1" w:space="0" w:color="AAAAAA"/>
+              <w:top w:val="single" w:color="AAAAAA" w:sz="1" w:space="0"/>
+              <w:left w:val="single" w:color="AAAAAA" w:sz="1" w:space="0"/>
+              <w:bottom w:val="single" w:color="AAAAAA" w:sz="1" w:space="0"/>
+              <w:right w:val="single" w:color="AAAAAA" w:sz="1" w:space="0"/>
             </w:tcBorders>
             <w:shd w:val="clear" w:color="auto" w:fill="FFFFFF"/>
             <w:tcMar>
@@ -3984,10 +4015,10 @@
           <w:tcPr>
             <w:tcW w:w="2000" w:type="dxa"/>
             <w:tcBorders>
-              <w:top w:val="single" w:sz="1" w:space="0" w:color="AAAAAA"/>
-              <w:left w:val="single" w:sz="1" w:space="0" w:color="AAAAAA"/>
-              <w:bottom w:val="single" w:sz="1" w:space="0" w:color="AAAAAA"/>
-              <w:right w:val="single" w:sz="1" w:space="0" w:color="AAAAAA"/>
+              <w:top w:val="single" w:color="AAAAAA" w:sz="1" w:space="0"/>
+              <w:left w:val="single" w:color="AAAAAA" w:sz="1" w:space="0"/>
+              <w:bottom w:val="single" w:color="AAAAAA" w:sz="1" w:space="0"/>
+              <w:right w:val="single" w:color="AAAAAA" w:sz="1" w:space="0"/>
             </w:tcBorders>
             <w:shd w:val="clear" w:color="auto" w:fill="FFFFFF"/>
             <w:tcMar>
@@ -4015,10 +4046,10 @@
           <w:tcPr>
             <w:tcW w:w="1500" w:type="dxa"/>
             <w:tcBorders>
-              <w:top w:val="single" w:sz="1" w:space="0" w:color="AAAAAA"/>
-              <w:left w:val="single" w:sz="1" w:space="0" w:color="AAAAAA"/>
-              <w:bottom w:val="single" w:sz="1" w:space="0" w:color="AAAAAA"/>
-              <w:right w:val="single" w:sz="1" w:space="0" w:color="AAAAAA"/>
+              <w:top w:val="single" w:color="AAAAAA" w:sz="1" w:space="0"/>
+              <w:left w:val="single" w:color="AAAAAA" w:sz="1" w:space="0"/>
+              <w:bottom w:val="single" w:color="AAAAAA" w:sz="1" w:space="0"/>
+              <w:right w:val="single" w:color="AAAAAA" w:sz="1" w:space="0"/>
             </w:tcBorders>
             <w:shd w:val="clear" w:color="auto" w:fill="FFFFFF"/>
             <w:tcMar>
@@ -4044,10 +4075,10 @@
           <w:tcPr>
             <w:tcW w:w="1500" w:type="dxa"/>
             <w:tcBorders>
-              <w:top w:val="single" w:sz="1" w:space="0" w:color="AAAAAA"/>
-              <w:left w:val="single" w:sz="1" w:space="0" w:color="AAAAAA"/>
-              <w:bottom w:val="single" w:sz="1" w:space="0" w:color="AAAAAA"/>
-              <w:right w:val="single" w:sz="1" w:space="0" w:color="AAAAAA"/>
+              <w:top w:val="single" w:color="AAAAAA" w:sz="1" w:space="0"/>
+              <w:left w:val="single" w:color="AAAAAA" w:sz="1" w:space="0"/>
+              <w:bottom w:val="single" w:color="AAAAAA" w:sz="1" w:space="0"/>
+              <w:right w:val="single" w:color="AAAAAA" w:sz="1" w:space="0"/>
             </w:tcBorders>
             <w:shd w:val="clear" w:color="auto" w:fill="FFFFFF"/>
             <w:tcMar>
@@ -4073,10 +4104,10 @@
           <w:tcPr>
             <w:tcW w:w="3760" w:type="dxa"/>
             <w:tcBorders>
-              <w:top w:val="single" w:sz="1" w:space="0" w:color="AAAAAA"/>
-              <w:left w:val="single" w:sz="1" w:space="0" w:color="AAAAAA"/>
-              <w:bottom w:val="single" w:sz="1" w:space="0" w:color="AAAAAA"/>
-              <w:right w:val="single" w:sz="1" w:space="0" w:color="AAAAAA"/>
+              <w:top w:val="single" w:color="AAAAAA" w:sz="1" w:space="0"/>
+              <w:left w:val="single" w:color="AAAAAA" w:sz="1" w:space="0"/>
+              <w:bottom w:val="single" w:color="AAAAAA" w:sz="1" w:space="0"/>
+              <w:right w:val="single" w:color="AAAAAA" w:sz="1" w:space="0"/>
             </w:tcBorders>
             <w:shd w:val="clear" w:color="auto" w:fill="FFFFFF"/>
             <w:tcMar>
@@ -4104,10 +4135,10 @@
           <w:tcPr>
             <w:tcW w:w="600" w:type="dxa"/>
             <w:tcBorders>
-              <w:top w:val="single" w:sz="1" w:space="0" w:color="AAAAAA"/>
-              <w:left w:val="single" w:sz="1" w:space="0" w:color="AAAAAA"/>
-              <w:bottom w:val="single" w:sz="1" w:space="0" w:color="AAAAAA"/>
-              <w:right w:val="single" w:sz="1" w:space="0" w:color="AAAAAA"/>
+              <w:top w:val="single" w:color="AAAAAA" w:sz="1" w:space="0"/>
+              <w:left w:val="single" w:color="AAAAAA" w:sz="1" w:space="0"/>
+              <w:bottom w:val="single" w:color="AAAAAA" w:sz="1" w:space="0"/>
+              <w:right w:val="single" w:color="AAAAAA" w:sz="1" w:space="0"/>
             </w:tcBorders>
             <w:shd w:val="clear" w:color="auto" w:fill="EBF3FA"/>
             <w:tcMar>
@@ -4138,10 +4169,10 @@
           <w:tcPr>
             <w:tcW w:w="2000" w:type="dxa"/>
             <w:tcBorders>
-              <w:top w:val="single" w:sz="1" w:space="0" w:color="AAAAAA"/>
-              <w:left w:val="single" w:sz="1" w:space="0" w:color="AAAAAA"/>
-              <w:bottom w:val="single" w:sz="1" w:space="0" w:color="AAAAAA"/>
-              <w:right w:val="single" w:sz="1" w:space="0" w:color="AAAAAA"/>
+              <w:top w:val="single" w:color="AAAAAA" w:sz="1" w:space="0"/>
+              <w:left w:val="single" w:color="AAAAAA" w:sz="1" w:space="0"/>
+              <w:bottom w:val="single" w:color="AAAAAA" w:sz="1" w:space="0"/>
+              <w:right w:val="single" w:color="AAAAAA" w:sz="1" w:space="0"/>
             </w:tcBorders>
             <w:shd w:val="clear" w:color="auto" w:fill="EBF3FA"/>
             <w:tcMar>
@@ -4169,10 +4200,10 @@
           <w:tcPr>
             <w:tcW w:w="1500" w:type="dxa"/>
             <w:tcBorders>
-              <w:top w:val="single" w:sz="1" w:space="0" w:color="AAAAAA"/>
-              <w:left w:val="single" w:sz="1" w:space="0" w:color="AAAAAA"/>
-              <w:bottom w:val="single" w:sz="1" w:space="0" w:color="AAAAAA"/>
-              <w:right w:val="single" w:sz="1" w:space="0" w:color="AAAAAA"/>
+              <w:top w:val="single" w:color="AAAAAA" w:sz="1" w:space="0"/>
+              <w:left w:val="single" w:color="AAAAAA" w:sz="1" w:space="0"/>
+              <w:bottom w:val="single" w:color="AAAAAA" w:sz="1" w:space="0"/>
+              <w:right w:val="single" w:color="AAAAAA" w:sz="1" w:space="0"/>
             </w:tcBorders>
             <w:shd w:val="clear" w:color="auto" w:fill="EBF3FA"/>
             <w:tcMar>
@@ -4198,10 +4229,10 @@
           <w:tcPr>
             <w:tcW w:w="1500" w:type="dxa"/>
             <w:tcBorders>
-              <w:top w:val="single" w:sz="1" w:space="0" w:color="AAAAAA"/>
-              <w:left w:val="single" w:sz="1" w:space="0" w:color="AAAAAA"/>
-              <w:bottom w:val="single" w:sz="1" w:space="0" w:color="AAAAAA"/>
-              <w:right w:val="single" w:sz="1" w:space="0" w:color="AAAAAA"/>
+              <w:top w:val="single" w:color="AAAAAA" w:sz="1" w:space="0"/>
+              <w:left w:val="single" w:color="AAAAAA" w:sz="1" w:space="0"/>
+              <w:bottom w:val="single" w:color="AAAAAA" w:sz="1" w:space="0"/>
+              <w:right w:val="single" w:color="AAAAAA" w:sz="1" w:space="0"/>
             </w:tcBorders>
             <w:shd w:val="clear" w:color="auto" w:fill="EBF3FA"/>
             <w:tcMar>
@@ -4227,10 +4258,10 @@
           <w:tcPr>
             <w:tcW w:w="3760" w:type="dxa"/>
             <w:tcBorders>
-              <w:top w:val="single" w:sz="1" w:space="0" w:color="AAAAAA"/>
-              <w:left w:val="single" w:sz="1" w:space="0" w:color="AAAAAA"/>
-              <w:bottom w:val="single" w:sz="1" w:space="0" w:color="AAAAAA"/>
-              <w:right w:val="single" w:sz="1" w:space="0" w:color="AAAAAA"/>
+              <w:top w:val="single" w:color="AAAAAA" w:sz="1" w:space="0"/>
+              <w:left w:val="single" w:color="AAAAAA" w:sz="1" w:space="0"/>
+              <w:bottom w:val="single" w:color="AAAAAA" w:sz="1" w:space="0"/>
+              <w:right w:val="single" w:color="AAAAAA" w:sz="1" w:space="0"/>
             </w:tcBorders>
             <w:shd w:val="clear" w:color="auto" w:fill="EBF3FA"/>
             <w:tcMar>
@@ -4274,10 +4305,10 @@
           <w:tcPr>
             <w:tcW w:w="600" w:type="dxa"/>
             <w:tcBorders>
-              <w:top w:val="single" w:sz="1" w:space="0" w:color="AAAAAA"/>
-              <w:left w:val="single" w:sz="1" w:space="0" w:color="AAAAAA"/>
-              <w:bottom w:val="single" w:sz="1" w:space="0" w:color="AAAAAA"/>
-              <w:right w:val="single" w:sz="1" w:space="0" w:color="AAAAAA"/>
+              <w:top w:val="single" w:color="AAAAAA" w:sz="1" w:space="0"/>
+              <w:left w:val="single" w:color="AAAAAA" w:sz="1" w:space="0"/>
+              <w:bottom w:val="single" w:color="AAAAAA" w:sz="1" w:space="0"/>
+              <w:right w:val="single" w:color="AAAAAA" w:sz="1" w:space="0"/>
             </w:tcBorders>
             <w:shd w:val="clear" w:color="auto" w:fill="FFFFFF"/>
             <w:tcMar>
@@ -4308,10 +4339,10 @@
           <w:tcPr>
             <w:tcW w:w="2000" w:type="dxa"/>
             <w:tcBorders>
-              <w:top w:val="single" w:sz="1" w:space="0" w:color="AAAAAA"/>
-              <w:left w:val="single" w:sz="1" w:space="0" w:color="AAAAAA"/>
-              <w:bottom w:val="single" w:sz="1" w:space="0" w:color="AAAAAA"/>
-              <w:right w:val="single" w:sz="1" w:space="0" w:color="AAAAAA"/>
+              <w:top w:val="single" w:color="AAAAAA" w:sz="1" w:space="0"/>
+              <w:left w:val="single" w:color="AAAAAA" w:sz="1" w:space="0"/>
+              <w:bottom w:val="single" w:color="AAAAAA" w:sz="1" w:space="0"/>
+              <w:right w:val="single" w:color="AAAAAA" w:sz="1" w:space="0"/>
             </w:tcBorders>
             <w:shd w:val="clear" w:color="auto" w:fill="FFFFFF"/>
             <w:tcMar>
@@ -4339,10 +4370,10 @@
           <w:tcPr>
             <w:tcW w:w="1500" w:type="dxa"/>
             <w:tcBorders>
-              <w:top w:val="single" w:sz="1" w:space="0" w:color="AAAAAA"/>
-              <w:left w:val="single" w:sz="1" w:space="0" w:color="AAAAAA"/>
-              <w:bottom w:val="single" w:sz="1" w:space="0" w:color="AAAAAA"/>
-              <w:right w:val="single" w:sz="1" w:space="0" w:color="AAAAAA"/>
+              <w:top w:val="single" w:color="AAAAAA" w:sz="1" w:space="0"/>
+              <w:left w:val="single" w:color="AAAAAA" w:sz="1" w:space="0"/>
+              <w:bottom w:val="single" w:color="AAAAAA" w:sz="1" w:space="0"/>
+              <w:right w:val="single" w:color="AAAAAA" w:sz="1" w:space="0"/>
             </w:tcBorders>
             <w:shd w:val="clear" w:color="auto" w:fill="FFFFFF"/>
             <w:tcMar>
@@ -4368,10 +4399,10 @@
           <w:tcPr>
             <w:tcW w:w="1500" w:type="dxa"/>
             <w:tcBorders>
-              <w:top w:val="single" w:sz="1" w:space="0" w:color="AAAAAA"/>
-              <w:left w:val="single" w:sz="1" w:space="0" w:color="AAAAAA"/>
-              <w:bottom w:val="single" w:sz="1" w:space="0" w:color="AAAAAA"/>
-              <w:right w:val="single" w:sz="1" w:space="0" w:color="AAAAAA"/>
+              <w:top w:val="single" w:color="AAAAAA" w:sz="1" w:space="0"/>
+              <w:left w:val="single" w:color="AAAAAA" w:sz="1" w:space="0"/>
+              <w:bottom w:val="single" w:color="AAAAAA" w:sz="1" w:space="0"/>
+              <w:right w:val="single" w:color="AAAAAA" w:sz="1" w:space="0"/>
             </w:tcBorders>
             <w:shd w:val="clear" w:color="auto" w:fill="FFFFFF"/>
             <w:tcMar>
@@ -4397,10 +4428,10 @@
           <w:tcPr>
             <w:tcW w:w="3760" w:type="dxa"/>
             <w:tcBorders>
-              <w:top w:val="single" w:sz="1" w:space="0" w:color="AAAAAA"/>
-              <w:left w:val="single" w:sz="1" w:space="0" w:color="AAAAAA"/>
-              <w:bottom w:val="single" w:sz="1" w:space="0" w:color="AAAAAA"/>
-              <w:right w:val="single" w:sz="1" w:space="0" w:color="AAAAAA"/>
+              <w:top w:val="single" w:color="AAAAAA" w:sz="1" w:space="0"/>
+              <w:left w:val="single" w:color="AAAAAA" w:sz="1" w:space="0"/>
+              <w:bottom w:val="single" w:color="AAAAAA" w:sz="1" w:space="0"/>
+              <w:right w:val="single" w:color="AAAAAA" w:sz="1" w:space="0"/>
             </w:tcBorders>
             <w:shd w:val="clear" w:color="auto" w:fill="FFFFFF"/>
             <w:tcMar>
@@ -4475,7 +4506,7 @@
       </w:pPr>
       <w:r>
         <w:rPr>
-          <w:rFonts w:ascii="Courier New" w:eastAsia="Courier New" w:hAnsi="Courier New" w:cs="Courier New"/>
+          <w:rFonts w:ascii="Courier New" w:hAnsi="Courier New" w:eastAsia="Courier New" w:cs="Courier New"/>
           <w:color w:val="C7254E"/>
           <w:sz w:val="20"/>
           <w:szCs w:val="20"/>
@@ -4599,7 +4630,7 @@
       </w:pPr>
       <w:r>
         <w:rPr>
-          <w:rFonts w:ascii="Courier New" w:eastAsia="Courier New" w:hAnsi="Courier New" w:cs="Courier New"/>
+          <w:rFonts w:ascii="Courier New" w:hAnsi="Courier New" w:eastAsia="Courier New" w:cs="Courier New"/>
           <w:color w:val="1F3864"/>
           <w:sz w:val="19"/>
           <w:szCs w:val="19"/>
@@ -4608,7 +4639,7 @@
       </w:r>
       <w:r>
         <w:rPr>
-          <w:rFonts w:ascii="Courier New" w:eastAsia="Courier New" w:hAnsi="Courier New" w:cs="Courier New"/>
+          <w:rFonts w:ascii="Courier New" w:hAnsi="Courier New" w:eastAsia="Courier New" w:cs="Courier New"/>
           <w:color w:val="1F3864"/>
           <w:sz w:val="19"/>
           <w:szCs w:val="19"/>
@@ -4627,7 +4658,6 @@
         <w:pStyle w:val="Heading1"/>
       </w:pPr>
       <w:r>
-        <w:lastRenderedPageBreak/>
         <w:t>REPOSITORY SETUP (NEW REPO FROM SCRATCH)</w:t>
       </w:r>
     </w:p>
@@ -4844,12 +4874,12 @@
       <w:tblPr>
         <w:tblW w:w="9360" w:type="dxa"/>
         <w:tblBorders>
-          <w:top w:val="single" w:sz="4" w:space="0" w:color="auto"/>
-          <w:left w:val="single" w:sz="4" w:space="0" w:color="auto"/>
-          <w:bottom w:val="single" w:sz="4" w:space="0" w:color="auto"/>
-          <w:right w:val="single" w:sz="4" w:space="0" w:color="auto"/>
-          <w:insideH w:val="single" w:sz="4" w:space="0" w:color="auto"/>
-          <w:insideV w:val="single" w:sz="4" w:space="0" w:color="auto"/>
+          <w:top w:val="single" w:color="auto" w:sz="4" w:space="0"/>
+          <w:left w:val="single" w:color="auto" w:sz="4" w:space="0"/>
+          <w:bottom w:val="single" w:color="auto" w:sz="4" w:space="0"/>
+          <w:right w:val="single" w:color="auto" w:sz="4" w:space="0"/>
+          <w:insideH w:val="single" w:color="auto" w:sz="4" w:space="0"/>
+          <w:insideV w:val="single" w:color="auto" w:sz="4" w:space="0"/>
         </w:tblBorders>
         <w:tblCellMar>
           <w:left w:w="10" w:type="dxa"/>
@@ -4868,10 +4898,10 @@
           <w:tcPr>
             <w:tcW w:w="2000" w:type="dxa"/>
             <w:tcBorders>
-              <w:top w:val="single" w:sz="1" w:space="0" w:color="AAAAAA"/>
-              <w:left w:val="single" w:sz="1" w:space="0" w:color="AAAAAA"/>
-              <w:bottom w:val="single" w:sz="1" w:space="0" w:color="AAAAAA"/>
-              <w:right w:val="single" w:sz="1" w:space="0" w:color="AAAAAA"/>
+              <w:top w:val="single" w:color="AAAAAA" w:sz="1" w:space="0"/>
+              <w:left w:val="single" w:color="AAAAAA" w:sz="1" w:space="0"/>
+              <w:bottom w:val="single" w:color="AAAAAA" w:sz="1" w:space="0"/>
+              <w:right w:val="single" w:color="AAAAAA" w:sz="1" w:space="0"/>
             </w:tcBorders>
             <w:shd w:val="clear" w:color="auto" w:fill="1F3864"/>
             <w:tcMar>
@@ -4902,10 +4932,10 @@
           <w:tcPr>
             <w:tcW w:w="2200" w:type="dxa"/>
             <w:tcBorders>
-              <w:top w:val="single" w:sz="1" w:space="0" w:color="AAAAAA"/>
-              <w:left w:val="single" w:sz="1" w:space="0" w:color="AAAAAA"/>
-              <w:bottom w:val="single" w:sz="1" w:space="0" w:color="AAAAAA"/>
-              <w:right w:val="single" w:sz="1" w:space="0" w:color="AAAAAA"/>
+              <w:top w:val="single" w:color="AAAAAA" w:sz="1" w:space="0"/>
+              <w:left w:val="single" w:color="AAAAAA" w:sz="1" w:space="0"/>
+              <w:bottom w:val="single" w:color="AAAAAA" w:sz="1" w:space="0"/>
+              <w:right w:val="single" w:color="AAAAAA" w:sz="1" w:space="0"/>
             </w:tcBorders>
             <w:shd w:val="clear" w:color="auto" w:fill="1F3864"/>
             <w:tcMar>
@@ -4936,10 +4966,10 @@
           <w:tcPr>
             <w:tcW w:w="2200" w:type="dxa"/>
             <w:tcBorders>
-              <w:top w:val="single" w:sz="1" w:space="0" w:color="AAAAAA"/>
-              <w:left w:val="single" w:sz="1" w:space="0" w:color="AAAAAA"/>
-              <w:bottom w:val="single" w:sz="1" w:space="0" w:color="AAAAAA"/>
-              <w:right w:val="single" w:sz="1" w:space="0" w:color="AAAAAA"/>
+              <w:top w:val="single" w:color="AAAAAA" w:sz="1" w:space="0"/>
+              <w:left w:val="single" w:color="AAAAAA" w:sz="1" w:space="0"/>
+              <w:bottom w:val="single" w:color="AAAAAA" w:sz="1" w:space="0"/>
+              <w:right w:val="single" w:color="AAAAAA" w:sz="1" w:space="0"/>
             </w:tcBorders>
             <w:shd w:val="clear" w:color="auto" w:fill="1F3864"/>
             <w:tcMar>
@@ -4970,10 +5000,10 @@
           <w:tcPr>
             <w:tcW w:w="2960" w:type="dxa"/>
             <w:tcBorders>
-              <w:top w:val="single" w:sz="1" w:space="0" w:color="AAAAAA"/>
-              <w:left w:val="single" w:sz="1" w:space="0" w:color="AAAAAA"/>
-              <w:bottom w:val="single" w:sz="1" w:space="0" w:color="AAAAAA"/>
-              <w:right w:val="single" w:sz="1" w:space="0" w:color="AAAAAA"/>
+              <w:top w:val="single" w:color="AAAAAA" w:sz="1" w:space="0"/>
+              <w:left w:val="single" w:color="AAAAAA" w:sz="1" w:space="0"/>
+              <w:bottom w:val="single" w:color="AAAAAA" w:sz="1" w:space="0"/>
+              <w:right w:val="single" w:color="AAAAAA" w:sz="1" w:space="0"/>
             </w:tcBorders>
             <w:shd w:val="clear" w:color="auto" w:fill="1F3864"/>
             <w:tcMar>
@@ -5006,10 +5036,10 @@
           <w:tcPr>
             <w:tcW w:w="2000" w:type="dxa"/>
             <w:tcBorders>
-              <w:top w:val="single" w:sz="1" w:space="0" w:color="AAAAAA"/>
-              <w:left w:val="single" w:sz="1" w:space="0" w:color="AAAAAA"/>
-              <w:bottom w:val="single" w:sz="1" w:space="0" w:color="AAAAAA"/>
-              <w:right w:val="single" w:sz="1" w:space="0" w:color="AAAAAA"/>
+              <w:top w:val="single" w:color="AAAAAA" w:sz="1" w:space="0"/>
+              <w:left w:val="single" w:color="AAAAAA" w:sz="1" w:space="0"/>
+              <w:bottom w:val="single" w:color="AAAAAA" w:sz="1" w:space="0"/>
+              <w:right w:val="single" w:color="AAAAAA" w:sz="1" w:space="0"/>
             </w:tcBorders>
             <w:shd w:val="clear" w:color="auto" w:fill="EBF3FA"/>
             <w:tcMar>
@@ -5037,10 +5067,10 @@
           <w:tcPr>
             <w:tcW w:w="2200" w:type="dxa"/>
             <w:tcBorders>
-              <w:top w:val="single" w:sz="1" w:space="0" w:color="AAAAAA"/>
-              <w:left w:val="single" w:sz="1" w:space="0" w:color="AAAAAA"/>
-              <w:bottom w:val="single" w:sz="1" w:space="0" w:color="AAAAAA"/>
-              <w:right w:val="single" w:sz="1" w:space="0" w:color="AAAAAA"/>
+              <w:top w:val="single" w:color="AAAAAA" w:sz="1" w:space="0"/>
+              <w:left w:val="single" w:color="AAAAAA" w:sz="1" w:space="0"/>
+              <w:bottom w:val="single" w:color="AAAAAA" w:sz="1" w:space="0"/>
+              <w:right w:val="single" w:color="AAAAAA" w:sz="1" w:space="0"/>
             </w:tcBorders>
             <w:shd w:val="clear" w:color="auto" w:fill="EBF3FA"/>
             <w:tcMar>
@@ -5066,10 +5096,10 @@
           <w:tcPr>
             <w:tcW w:w="2200" w:type="dxa"/>
             <w:tcBorders>
-              <w:top w:val="single" w:sz="1" w:space="0" w:color="AAAAAA"/>
-              <w:left w:val="single" w:sz="1" w:space="0" w:color="AAAAAA"/>
-              <w:bottom w:val="single" w:sz="1" w:space="0" w:color="AAAAAA"/>
-              <w:right w:val="single" w:sz="1" w:space="0" w:color="AAAAAA"/>
+              <w:top w:val="single" w:color="AAAAAA" w:sz="1" w:space="0"/>
+              <w:left w:val="single" w:color="AAAAAA" w:sz="1" w:space="0"/>
+              <w:bottom w:val="single" w:color="AAAAAA" w:sz="1" w:space="0"/>
+              <w:right w:val="single" w:color="AAAAAA" w:sz="1" w:space="0"/>
             </w:tcBorders>
             <w:shd w:val="clear" w:color="auto" w:fill="EBF3FA"/>
             <w:tcMar>
@@ -5095,10 +5125,10 @@
           <w:tcPr>
             <w:tcW w:w="2960" w:type="dxa"/>
             <w:tcBorders>
-              <w:top w:val="single" w:sz="1" w:space="0" w:color="AAAAAA"/>
-              <w:left w:val="single" w:sz="1" w:space="0" w:color="AAAAAA"/>
-              <w:bottom w:val="single" w:sz="1" w:space="0" w:color="AAAAAA"/>
-              <w:right w:val="single" w:sz="1" w:space="0" w:color="AAAAAA"/>
+              <w:top w:val="single" w:color="AAAAAA" w:sz="1" w:space="0"/>
+              <w:left w:val="single" w:color="AAAAAA" w:sz="1" w:space="0"/>
+              <w:bottom w:val="single" w:color="AAAAAA" w:sz="1" w:space="0"/>
+              <w:right w:val="single" w:color="AAAAAA" w:sz="1" w:space="0"/>
             </w:tcBorders>
             <w:shd w:val="clear" w:color="auto" w:fill="EBF3FA"/>
             <w:tcMar>
@@ -5126,10 +5156,10 @@
           <w:tcPr>
             <w:tcW w:w="2000" w:type="dxa"/>
             <w:tcBorders>
-              <w:top w:val="single" w:sz="1" w:space="0" w:color="AAAAAA"/>
-              <w:left w:val="single" w:sz="1" w:space="0" w:color="AAAAAA"/>
-              <w:bottom w:val="single" w:sz="1" w:space="0" w:color="AAAAAA"/>
-              <w:right w:val="single" w:sz="1" w:space="0" w:color="AAAAAA"/>
+              <w:top w:val="single" w:color="AAAAAA" w:sz="1" w:space="0"/>
+              <w:left w:val="single" w:color="AAAAAA" w:sz="1" w:space="0"/>
+              <w:bottom w:val="single" w:color="AAAAAA" w:sz="1" w:space="0"/>
+              <w:right w:val="single" w:color="AAAAAA" w:sz="1" w:space="0"/>
             </w:tcBorders>
             <w:shd w:val="clear" w:color="auto" w:fill="FFFFFF"/>
             <w:tcMar>
@@ -5157,10 +5187,10 @@
           <w:tcPr>
             <w:tcW w:w="2200" w:type="dxa"/>
             <w:tcBorders>
-              <w:top w:val="single" w:sz="1" w:space="0" w:color="AAAAAA"/>
-              <w:left w:val="single" w:sz="1" w:space="0" w:color="AAAAAA"/>
-              <w:bottom w:val="single" w:sz="1" w:space="0" w:color="AAAAAA"/>
-              <w:right w:val="single" w:sz="1" w:space="0" w:color="AAAAAA"/>
+              <w:top w:val="single" w:color="AAAAAA" w:sz="1" w:space="0"/>
+              <w:left w:val="single" w:color="AAAAAA" w:sz="1" w:space="0"/>
+              <w:bottom w:val="single" w:color="AAAAAA" w:sz="1" w:space="0"/>
+              <w:right w:val="single" w:color="AAAAAA" w:sz="1" w:space="0"/>
             </w:tcBorders>
             <w:shd w:val="clear" w:color="auto" w:fill="FFFFFF"/>
             <w:tcMar>
@@ -5186,10 +5216,10 @@
           <w:tcPr>
             <w:tcW w:w="2200" w:type="dxa"/>
             <w:tcBorders>
-              <w:top w:val="single" w:sz="1" w:space="0" w:color="AAAAAA"/>
-              <w:left w:val="single" w:sz="1" w:space="0" w:color="AAAAAA"/>
-              <w:bottom w:val="single" w:sz="1" w:space="0" w:color="AAAAAA"/>
-              <w:right w:val="single" w:sz="1" w:space="0" w:color="AAAAAA"/>
+              <w:top w:val="single" w:color="AAAAAA" w:sz="1" w:space="0"/>
+              <w:left w:val="single" w:color="AAAAAA" w:sz="1" w:space="0"/>
+              <w:bottom w:val="single" w:color="AAAAAA" w:sz="1" w:space="0"/>
+              <w:right w:val="single" w:color="AAAAAA" w:sz="1" w:space="0"/>
             </w:tcBorders>
             <w:shd w:val="clear" w:color="auto" w:fill="FFFFFF"/>
             <w:tcMar>
@@ -5215,10 +5245,10 @@
           <w:tcPr>
             <w:tcW w:w="2960" w:type="dxa"/>
             <w:tcBorders>
-              <w:top w:val="single" w:sz="1" w:space="0" w:color="AAAAAA"/>
-              <w:left w:val="single" w:sz="1" w:space="0" w:color="AAAAAA"/>
-              <w:bottom w:val="single" w:sz="1" w:space="0" w:color="AAAAAA"/>
-              <w:right w:val="single" w:sz="1" w:space="0" w:color="AAAAAA"/>
+              <w:top w:val="single" w:color="AAAAAA" w:sz="1" w:space="0"/>
+              <w:left w:val="single" w:color="AAAAAA" w:sz="1" w:space="0"/>
+              <w:bottom w:val="single" w:color="AAAAAA" w:sz="1" w:space="0"/>
+              <w:right w:val="single" w:color="AAAAAA" w:sz="1" w:space="0"/>
             </w:tcBorders>
             <w:shd w:val="clear" w:color="auto" w:fill="FFFFFF"/>
             <w:tcMar>
@@ -5246,10 +5276,10 @@
           <w:tcPr>
             <w:tcW w:w="2000" w:type="dxa"/>
             <w:tcBorders>
-              <w:top w:val="single" w:sz="1" w:space="0" w:color="AAAAAA"/>
-              <w:left w:val="single" w:sz="1" w:space="0" w:color="AAAAAA"/>
-              <w:bottom w:val="single" w:sz="1" w:space="0" w:color="AAAAAA"/>
-              <w:right w:val="single" w:sz="1" w:space="0" w:color="AAAAAA"/>
+              <w:top w:val="single" w:color="AAAAAA" w:sz="1" w:space="0"/>
+              <w:left w:val="single" w:color="AAAAAA" w:sz="1" w:space="0"/>
+              <w:bottom w:val="single" w:color="AAAAAA" w:sz="1" w:space="0"/>
+              <w:right w:val="single" w:color="AAAAAA" w:sz="1" w:space="0"/>
             </w:tcBorders>
             <w:shd w:val="clear" w:color="auto" w:fill="EBF3FA"/>
             <w:tcMar>
@@ -5277,10 +5307,10 @@
           <w:tcPr>
             <w:tcW w:w="2200" w:type="dxa"/>
             <w:tcBorders>
-              <w:top w:val="single" w:sz="1" w:space="0" w:color="AAAAAA"/>
-              <w:left w:val="single" w:sz="1" w:space="0" w:color="AAAAAA"/>
-              <w:bottom w:val="single" w:sz="1" w:space="0" w:color="AAAAAA"/>
-              <w:right w:val="single" w:sz="1" w:space="0" w:color="AAAAAA"/>
+              <w:top w:val="single" w:color="AAAAAA" w:sz="1" w:space="0"/>
+              <w:left w:val="single" w:color="AAAAAA" w:sz="1" w:space="0"/>
+              <w:bottom w:val="single" w:color="AAAAAA" w:sz="1" w:space="0"/>
+              <w:right w:val="single" w:color="AAAAAA" w:sz="1" w:space="0"/>
             </w:tcBorders>
             <w:shd w:val="clear" w:color="auto" w:fill="EBF3FA"/>
             <w:tcMar>
@@ -5306,10 +5336,10 @@
           <w:tcPr>
             <w:tcW w:w="2200" w:type="dxa"/>
             <w:tcBorders>
-              <w:top w:val="single" w:sz="1" w:space="0" w:color="AAAAAA"/>
-              <w:left w:val="single" w:sz="1" w:space="0" w:color="AAAAAA"/>
-              <w:bottom w:val="single" w:sz="1" w:space="0" w:color="AAAAAA"/>
-              <w:right w:val="single" w:sz="1" w:space="0" w:color="AAAAAA"/>
+              <w:top w:val="single" w:color="AAAAAA" w:sz="1" w:space="0"/>
+              <w:left w:val="single" w:color="AAAAAA" w:sz="1" w:space="0"/>
+              <w:bottom w:val="single" w:color="AAAAAA" w:sz="1" w:space="0"/>
+              <w:right w:val="single" w:color="AAAAAA" w:sz="1" w:space="0"/>
             </w:tcBorders>
             <w:shd w:val="clear" w:color="auto" w:fill="EBF3FA"/>
             <w:tcMar>
@@ -5335,10 +5365,10 @@
           <w:tcPr>
             <w:tcW w:w="2960" w:type="dxa"/>
             <w:tcBorders>
-              <w:top w:val="single" w:sz="1" w:space="0" w:color="AAAAAA"/>
-              <w:left w:val="single" w:sz="1" w:space="0" w:color="AAAAAA"/>
-              <w:bottom w:val="single" w:sz="1" w:space="0" w:color="AAAAAA"/>
-              <w:right w:val="single" w:sz="1" w:space="0" w:color="AAAAAA"/>
+              <w:top w:val="single" w:color="AAAAAA" w:sz="1" w:space="0"/>
+              <w:left w:val="single" w:color="AAAAAA" w:sz="1" w:space="0"/>
+              <w:bottom w:val="single" w:color="AAAAAA" w:sz="1" w:space="0"/>
+              <w:right w:val="single" w:color="AAAAAA" w:sz="1" w:space="0"/>
             </w:tcBorders>
             <w:shd w:val="clear" w:color="auto" w:fill="EBF3FA"/>
             <w:tcMar>
@@ -5395,12 +5425,12 @@
       <w:tblPr>
         <w:tblW w:w="9360" w:type="dxa"/>
         <w:tblBorders>
-          <w:top w:val="single" w:sz="4" w:space="0" w:color="auto"/>
-          <w:left w:val="single" w:sz="4" w:space="0" w:color="auto"/>
-          <w:bottom w:val="single" w:sz="4" w:space="0" w:color="auto"/>
-          <w:right w:val="single" w:sz="4" w:space="0" w:color="auto"/>
-          <w:insideH w:val="single" w:sz="4" w:space="0" w:color="auto"/>
-          <w:insideV w:val="single" w:sz="4" w:space="0" w:color="auto"/>
+          <w:top w:val="single" w:color="auto" w:sz="4" w:space="0"/>
+          <w:left w:val="single" w:color="auto" w:sz="4" w:space="0"/>
+          <w:bottom w:val="single" w:color="auto" w:sz="4" w:space="0"/>
+          <w:right w:val="single" w:color="auto" w:sz="4" w:space="0"/>
+          <w:insideH w:val="single" w:color="auto" w:sz="4" w:space="0"/>
+          <w:insideV w:val="single" w:color="auto" w:sz="4" w:space="0"/>
         </w:tblBorders>
         <w:tblCellMar>
           <w:left w:w="10" w:type="dxa"/>
@@ -5417,10 +5447,10 @@
           <w:tcPr>
             <w:tcW w:w="3100" w:type="dxa"/>
             <w:tcBorders>
-              <w:top w:val="single" w:sz="1" w:space="0" w:color="AAAAAA"/>
-              <w:left w:val="single" w:sz="1" w:space="0" w:color="AAAAAA"/>
-              <w:bottom w:val="single" w:sz="1" w:space="0" w:color="AAAAAA"/>
-              <w:right w:val="single" w:sz="1" w:space="0" w:color="AAAAAA"/>
+              <w:top w:val="single" w:color="AAAAAA" w:sz="1" w:space="0"/>
+              <w:left w:val="single" w:color="AAAAAA" w:sz="1" w:space="0"/>
+              <w:bottom w:val="single" w:color="AAAAAA" w:sz="1" w:space="0"/>
+              <w:right w:val="single" w:color="AAAAAA" w:sz="1" w:space="0"/>
             </w:tcBorders>
             <w:shd w:val="clear" w:color="auto" w:fill="1F3864"/>
             <w:tcMar>
@@ -5451,10 +5481,10 @@
           <w:tcPr>
             <w:tcW w:w="6260" w:type="dxa"/>
             <w:tcBorders>
-              <w:top w:val="single" w:sz="1" w:space="0" w:color="AAAAAA"/>
-              <w:left w:val="single" w:sz="1" w:space="0" w:color="AAAAAA"/>
-              <w:bottom w:val="single" w:sz="1" w:space="0" w:color="AAAAAA"/>
-              <w:right w:val="single" w:sz="1" w:space="0" w:color="AAAAAA"/>
+              <w:top w:val="single" w:color="AAAAAA" w:sz="1" w:space="0"/>
+              <w:left w:val="single" w:color="AAAAAA" w:sz="1" w:space="0"/>
+              <w:bottom w:val="single" w:color="AAAAAA" w:sz="1" w:space="0"/>
+              <w:right w:val="single" w:color="AAAAAA" w:sz="1" w:space="0"/>
             </w:tcBorders>
             <w:shd w:val="clear" w:color="auto" w:fill="1F3864"/>
             <w:tcMar>
@@ -5487,10 +5517,10 @@
           <w:tcPr>
             <w:tcW w:w="3100" w:type="dxa"/>
             <w:tcBorders>
-              <w:top w:val="single" w:sz="1" w:space="0" w:color="AAAAAA"/>
-              <w:left w:val="single" w:sz="1" w:space="0" w:color="AAAAAA"/>
-              <w:bottom w:val="single" w:sz="1" w:space="0" w:color="AAAAAA"/>
-              <w:right w:val="single" w:sz="1" w:space="0" w:color="AAAAAA"/>
+              <w:top w:val="single" w:color="AAAAAA" w:sz="1" w:space="0"/>
+              <w:left w:val="single" w:color="AAAAAA" w:sz="1" w:space="0"/>
+              <w:bottom w:val="single" w:color="AAAAAA" w:sz="1" w:space="0"/>
+              <w:right w:val="single" w:color="AAAAAA" w:sz="1" w:space="0"/>
             </w:tcBorders>
             <w:shd w:val="clear" w:color="auto" w:fill="EBF3FA"/>
             <w:tcMar>
@@ -5518,10 +5548,10 @@
           <w:tcPr>
             <w:tcW w:w="6260" w:type="dxa"/>
             <w:tcBorders>
-              <w:top w:val="single" w:sz="1" w:space="0" w:color="AAAAAA"/>
-              <w:left w:val="single" w:sz="1" w:space="0" w:color="AAAAAA"/>
-              <w:bottom w:val="single" w:sz="1" w:space="0" w:color="AAAAAA"/>
-              <w:right w:val="single" w:sz="1" w:space="0" w:color="AAAAAA"/>
+              <w:top w:val="single" w:color="AAAAAA" w:sz="1" w:space="0"/>
+              <w:left w:val="single" w:color="AAAAAA" w:sz="1" w:space="0"/>
+              <w:bottom w:val="single" w:color="AAAAAA" w:sz="1" w:space="0"/>
+              <w:right w:val="single" w:color="AAAAAA" w:sz="1" w:space="0"/>
             </w:tcBorders>
             <w:shd w:val="clear" w:color="auto" w:fill="EBF3FA"/>
             <w:tcMar>
@@ -5549,10 +5579,10 @@
           <w:tcPr>
             <w:tcW w:w="3100" w:type="dxa"/>
             <w:tcBorders>
-              <w:top w:val="single" w:sz="1" w:space="0" w:color="AAAAAA"/>
-              <w:left w:val="single" w:sz="1" w:space="0" w:color="AAAAAA"/>
-              <w:bottom w:val="single" w:sz="1" w:space="0" w:color="AAAAAA"/>
-              <w:right w:val="single" w:sz="1" w:space="0" w:color="AAAAAA"/>
+              <w:top w:val="single" w:color="AAAAAA" w:sz="1" w:space="0"/>
+              <w:left w:val="single" w:color="AAAAAA" w:sz="1" w:space="0"/>
+              <w:bottom w:val="single" w:color="AAAAAA" w:sz="1" w:space="0"/>
+              <w:right w:val="single" w:color="AAAAAA" w:sz="1" w:space="0"/>
             </w:tcBorders>
             <w:shd w:val="clear" w:color="auto" w:fill="FFFFFF"/>
             <w:tcMar>
@@ -5580,10 +5610,10 @@
           <w:tcPr>
             <w:tcW w:w="6260" w:type="dxa"/>
             <w:tcBorders>
-              <w:top w:val="single" w:sz="1" w:space="0" w:color="AAAAAA"/>
-              <w:left w:val="single" w:sz="1" w:space="0" w:color="AAAAAA"/>
-              <w:bottom w:val="single" w:sz="1" w:space="0" w:color="AAAAAA"/>
-              <w:right w:val="single" w:sz="1" w:space="0" w:color="AAAAAA"/>
+              <w:top w:val="single" w:color="AAAAAA" w:sz="1" w:space="0"/>
+              <w:left w:val="single" w:color="AAAAAA" w:sz="1" w:space="0"/>
+              <w:bottom w:val="single" w:color="AAAAAA" w:sz="1" w:space="0"/>
+              <w:right w:val="single" w:color="AAAAAA" w:sz="1" w:space="0"/>
             </w:tcBorders>
             <w:shd w:val="clear" w:color="auto" w:fill="FFFFFF"/>
             <w:tcMar>
@@ -5611,10 +5641,10 @@
           <w:tcPr>
             <w:tcW w:w="3100" w:type="dxa"/>
             <w:tcBorders>
-              <w:top w:val="single" w:sz="1" w:space="0" w:color="AAAAAA"/>
-              <w:left w:val="single" w:sz="1" w:space="0" w:color="AAAAAA"/>
-              <w:bottom w:val="single" w:sz="1" w:space="0" w:color="AAAAAA"/>
-              <w:right w:val="single" w:sz="1" w:space="0" w:color="AAAAAA"/>
+              <w:top w:val="single" w:color="AAAAAA" w:sz="1" w:space="0"/>
+              <w:left w:val="single" w:color="AAAAAA" w:sz="1" w:space="0"/>
+              <w:bottom w:val="single" w:color="AAAAAA" w:sz="1" w:space="0"/>
+              <w:right w:val="single" w:color="AAAAAA" w:sz="1" w:space="0"/>
             </w:tcBorders>
             <w:shd w:val="clear" w:color="auto" w:fill="EBF3FA"/>
             <w:tcMar>
@@ -5642,10 +5672,10 @@
           <w:tcPr>
             <w:tcW w:w="6260" w:type="dxa"/>
             <w:tcBorders>
-              <w:top w:val="single" w:sz="1" w:space="0" w:color="AAAAAA"/>
-              <w:left w:val="single" w:sz="1" w:space="0" w:color="AAAAAA"/>
-              <w:bottom w:val="single" w:sz="1" w:space="0" w:color="AAAAAA"/>
-              <w:right w:val="single" w:sz="1" w:space="0" w:color="AAAAAA"/>
+              <w:top w:val="single" w:color="AAAAAA" w:sz="1" w:space="0"/>
+              <w:left w:val="single" w:color="AAAAAA" w:sz="1" w:space="0"/>
+              <w:bottom w:val="single" w:color="AAAAAA" w:sz="1" w:space="0"/>
+              <w:right w:val="single" w:color="AAAAAA" w:sz="1" w:space="0"/>
             </w:tcBorders>
             <w:shd w:val="clear" w:color="auto" w:fill="EBF3FA"/>
             <w:tcMar>
@@ -5673,10 +5703,10 @@
           <w:tcPr>
             <w:tcW w:w="3100" w:type="dxa"/>
             <w:tcBorders>
-              <w:top w:val="single" w:sz="1" w:space="0" w:color="AAAAAA"/>
-              <w:left w:val="single" w:sz="1" w:space="0" w:color="AAAAAA"/>
-              <w:bottom w:val="single" w:sz="1" w:space="0" w:color="AAAAAA"/>
-              <w:right w:val="single" w:sz="1" w:space="0" w:color="AAAAAA"/>
+              <w:top w:val="single" w:color="AAAAAA" w:sz="1" w:space="0"/>
+              <w:left w:val="single" w:color="AAAAAA" w:sz="1" w:space="0"/>
+              <w:bottom w:val="single" w:color="AAAAAA" w:sz="1" w:space="0"/>
+              <w:right w:val="single" w:color="AAAAAA" w:sz="1" w:space="0"/>
             </w:tcBorders>
             <w:shd w:val="clear" w:color="auto" w:fill="FFFFFF"/>
             <w:tcMar>
@@ -5704,10 +5734,10 @@
           <w:tcPr>
             <w:tcW w:w="6260" w:type="dxa"/>
             <w:tcBorders>
-              <w:top w:val="single" w:sz="1" w:space="0" w:color="AAAAAA"/>
-              <w:left w:val="single" w:sz="1" w:space="0" w:color="AAAAAA"/>
-              <w:bottom w:val="single" w:sz="1" w:space="0" w:color="AAAAAA"/>
-              <w:right w:val="single" w:sz="1" w:space="0" w:color="AAAAAA"/>
+              <w:top w:val="single" w:color="AAAAAA" w:sz="1" w:space="0"/>
+              <w:left w:val="single" w:color="AAAAAA" w:sz="1" w:space="0"/>
+              <w:bottom w:val="single" w:color="AAAAAA" w:sz="1" w:space="0"/>
+              <w:right w:val="single" w:color="AAAAAA" w:sz="1" w:space="0"/>
             </w:tcBorders>
             <w:shd w:val="clear" w:color="auto" w:fill="FFFFFF"/>
             <w:tcMar>
@@ -5735,10 +5765,10 @@
           <w:tcPr>
             <w:tcW w:w="3100" w:type="dxa"/>
             <w:tcBorders>
-              <w:top w:val="single" w:sz="1" w:space="0" w:color="AAAAAA"/>
-              <w:left w:val="single" w:sz="1" w:space="0" w:color="AAAAAA"/>
-              <w:bottom w:val="single" w:sz="1" w:space="0" w:color="AAAAAA"/>
-              <w:right w:val="single" w:sz="1" w:space="0" w:color="AAAAAA"/>
+              <w:top w:val="single" w:color="AAAAAA" w:sz="1" w:space="0"/>
+              <w:left w:val="single" w:color="AAAAAA" w:sz="1" w:space="0"/>
+              <w:bottom w:val="single" w:color="AAAAAA" w:sz="1" w:space="0"/>
+              <w:right w:val="single" w:color="AAAAAA" w:sz="1" w:space="0"/>
             </w:tcBorders>
             <w:shd w:val="clear" w:color="auto" w:fill="EBF3FA"/>
             <w:tcMar>
@@ -5758,7 +5788,6 @@
                 <w:sz w:val="20"/>
                 <w:szCs w:val="20"/>
               </w:rPr>
-              <w:lastRenderedPageBreak/>
               <w:t>swat.html</w:t>
             </w:r>
           </w:p>
@@ -5767,10 +5796,10 @@
           <w:tcPr>
             <w:tcW w:w="6260" w:type="dxa"/>
             <w:tcBorders>
-              <w:top w:val="single" w:sz="1" w:space="0" w:color="AAAAAA"/>
-              <w:left w:val="single" w:sz="1" w:space="0" w:color="AAAAAA"/>
-              <w:bottom w:val="single" w:sz="1" w:space="0" w:color="AAAAAA"/>
-              <w:right w:val="single" w:sz="1" w:space="0" w:color="AAAAAA"/>
+              <w:top w:val="single" w:color="AAAAAA" w:sz="1" w:space="0"/>
+              <w:left w:val="single" w:color="AAAAAA" w:sz="1" w:space="0"/>
+              <w:bottom w:val="single" w:color="AAAAAA" w:sz="1" w:space="0"/>
+              <w:right w:val="single" w:color="AAAAAA" w:sz="1" w:space="0"/>
             </w:tcBorders>
             <w:shd w:val="clear" w:color="auto" w:fill="EBF3FA"/>
             <w:tcMar>
@@ -5798,10 +5827,10 @@
           <w:tcPr>
             <w:tcW w:w="3100" w:type="dxa"/>
             <w:tcBorders>
-              <w:top w:val="single" w:sz="1" w:space="0" w:color="AAAAAA"/>
-              <w:left w:val="single" w:sz="1" w:space="0" w:color="AAAAAA"/>
-              <w:bottom w:val="single" w:sz="1" w:space="0" w:color="AAAAAA"/>
-              <w:right w:val="single" w:sz="1" w:space="0" w:color="AAAAAA"/>
+              <w:top w:val="single" w:color="AAAAAA" w:sz="1" w:space="0"/>
+              <w:left w:val="single" w:color="AAAAAA" w:sz="1" w:space="0"/>
+              <w:bottom w:val="single" w:color="AAAAAA" w:sz="1" w:space="0"/>
+              <w:right w:val="single" w:color="AAAAAA" w:sz="1" w:space="0"/>
             </w:tcBorders>
             <w:shd w:val="clear" w:color="auto" w:fill="FFFFFF"/>
             <w:tcMar>
@@ -5829,10 +5858,10 @@
           <w:tcPr>
             <w:tcW w:w="6260" w:type="dxa"/>
             <w:tcBorders>
-              <w:top w:val="single" w:sz="1" w:space="0" w:color="AAAAAA"/>
-              <w:left w:val="single" w:sz="1" w:space="0" w:color="AAAAAA"/>
-              <w:bottom w:val="single" w:sz="1" w:space="0" w:color="AAAAAA"/>
-              <w:right w:val="single" w:sz="1" w:space="0" w:color="AAAAAA"/>
+              <w:top w:val="single" w:color="AAAAAA" w:sz="1" w:space="0"/>
+              <w:left w:val="single" w:color="AAAAAA" w:sz="1" w:space="0"/>
+              <w:bottom w:val="single" w:color="AAAAAA" w:sz="1" w:space="0"/>
+              <w:right w:val="single" w:color="AAAAAA" w:sz="1" w:space="0"/>
             </w:tcBorders>
             <w:shd w:val="clear" w:color="auto" w:fill="FFFFFF"/>
             <w:tcMar>
@@ -5868,10 +5897,10 @@
           <w:tcPr>
             <w:tcW w:w="3100" w:type="dxa"/>
             <w:tcBorders>
-              <w:top w:val="single" w:sz="1" w:space="0" w:color="AAAAAA"/>
-              <w:left w:val="single" w:sz="1" w:space="0" w:color="AAAAAA"/>
-              <w:bottom w:val="single" w:sz="1" w:space="0" w:color="AAAAAA"/>
-              <w:right w:val="single" w:sz="1" w:space="0" w:color="AAAAAA"/>
+              <w:top w:val="single" w:color="AAAAAA" w:sz="1" w:space="0"/>
+              <w:left w:val="single" w:color="AAAAAA" w:sz="1" w:space="0"/>
+              <w:bottom w:val="single" w:color="AAAAAA" w:sz="1" w:space="0"/>
+              <w:right w:val="single" w:color="AAAAAA" w:sz="1" w:space="0"/>
             </w:tcBorders>
             <w:shd w:val="clear" w:color="auto" w:fill="EBF3FA"/>
             <w:tcMar>
@@ -5899,10 +5928,10 @@
           <w:tcPr>
             <w:tcW w:w="6260" w:type="dxa"/>
             <w:tcBorders>
-              <w:top w:val="single" w:sz="1" w:space="0" w:color="AAAAAA"/>
-              <w:left w:val="single" w:sz="1" w:space="0" w:color="AAAAAA"/>
-              <w:bottom w:val="single" w:sz="1" w:space="0" w:color="AAAAAA"/>
-              <w:right w:val="single" w:sz="1" w:space="0" w:color="AAAAAA"/>
+              <w:top w:val="single" w:color="AAAAAA" w:sz="1" w:space="0"/>
+              <w:left w:val="single" w:color="AAAAAA" w:sz="1" w:space="0"/>
+              <w:bottom w:val="single" w:color="AAAAAA" w:sz="1" w:space="0"/>
+              <w:right w:val="single" w:color="AAAAAA" w:sz="1" w:space="0"/>
             </w:tcBorders>
             <w:shd w:val="clear" w:color="auto" w:fill="EBF3FA"/>
             <w:tcMar>
@@ -5930,10 +5959,10 @@
           <w:tcPr>
             <w:tcW w:w="3100" w:type="dxa"/>
             <w:tcBorders>
-              <w:top w:val="single" w:sz="1" w:space="0" w:color="AAAAAA"/>
-              <w:left w:val="single" w:sz="1" w:space="0" w:color="AAAAAA"/>
-              <w:bottom w:val="single" w:sz="1" w:space="0" w:color="AAAAAA"/>
-              <w:right w:val="single" w:sz="1" w:space="0" w:color="AAAAAA"/>
+              <w:top w:val="single" w:color="AAAAAA" w:sz="1" w:space="0"/>
+              <w:left w:val="single" w:color="AAAAAA" w:sz="1" w:space="0"/>
+              <w:bottom w:val="single" w:color="AAAAAA" w:sz="1" w:space="0"/>
+              <w:right w:val="single" w:color="AAAAAA" w:sz="1" w:space="0"/>
             </w:tcBorders>
             <w:shd w:val="clear" w:color="auto" w:fill="FFFFFF"/>
             <w:tcMar>
@@ -5961,10 +5990,10 @@
           <w:tcPr>
             <w:tcW w:w="6260" w:type="dxa"/>
             <w:tcBorders>
-              <w:top w:val="single" w:sz="1" w:space="0" w:color="AAAAAA"/>
-              <w:left w:val="single" w:sz="1" w:space="0" w:color="AAAAAA"/>
-              <w:bottom w:val="single" w:sz="1" w:space="0" w:color="AAAAAA"/>
-              <w:right w:val="single" w:sz="1" w:space="0" w:color="AAAAAA"/>
+              <w:top w:val="single" w:color="AAAAAA" w:sz="1" w:space="0"/>
+              <w:left w:val="single" w:color="AAAAAA" w:sz="1" w:space="0"/>
+              <w:bottom w:val="single" w:color="AAAAAA" w:sz="1" w:space="0"/>
+              <w:right w:val="single" w:color="AAAAAA" w:sz="1" w:space="0"/>
             </w:tcBorders>
             <w:shd w:val="clear" w:color="auto" w:fill="FFFFFF"/>
             <w:tcMar>
@@ -5992,10 +6021,10 @@
           <w:tcPr>
             <w:tcW w:w="3100" w:type="dxa"/>
             <w:tcBorders>
-              <w:top w:val="single" w:sz="1" w:space="0" w:color="AAAAAA"/>
-              <w:left w:val="single" w:sz="1" w:space="0" w:color="AAAAAA"/>
-              <w:bottom w:val="single" w:sz="1" w:space="0" w:color="AAAAAA"/>
-              <w:right w:val="single" w:sz="1" w:space="0" w:color="AAAAAA"/>
+              <w:top w:val="single" w:color="AAAAAA" w:sz="1" w:space="0"/>
+              <w:left w:val="single" w:color="AAAAAA" w:sz="1" w:space="0"/>
+              <w:bottom w:val="single" w:color="AAAAAA" w:sz="1" w:space="0"/>
+              <w:right w:val="single" w:color="AAAAAA" w:sz="1" w:space="0"/>
             </w:tcBorders>
             <w:shd w:val="clear" w:color="auto" w:fill="EBF3FA"/>
             <w:tcMar>
@@ -6023,10 +6052,10 @@
           <w:tcPr>
             <w:tcW w:w="6260" w:type="dxa"/>
             <w:tcBorders>
-              <w:top w:val="single" w:sz="1" w:space="0" w:color="AAAAAA"/>
-              <w:left w:val="single" w:sz="1" w:space="0" w:color="AAAAAA"/>
-              <w:bottom w:val="single" w:sz="1" w:space="0" w:color="AAAAAA"/>
-              <w:right w:val="single" w:sz="1" w:space="0" w:color="AAAAAA"/>
+              <w:top w:val="single" w:color="AAAAAA" w:sz="1" w:space="0"/>
+              <w:left w:val="single" w:color="AAAAAA" w:sz="1" w:space="0"/>
+              <w:bottom w:val="single" w:color="AAAAAA" w:sz="1" w:space="0"/>
+              <w:right w:val="single" w:color="AAAAAA" w:sz="1" w:space="0"/>
             </w:tcBorders>
             <w:shd w:val="clear" w:color="auto" w:fill="EBF3FA"/>
             <w:tcMar>
@@ -6062,10 +6091,10 @@
           <w:tcPr>
             <w:tcW w:w="3100" w:type="dxa"/>
             <w:tcBorders>
-              <w:top w:val="single" w:sz="1" w:space="0" w:color="AAAAAA"/>
-              <w:left w:val="single" w:sz="1" w:space="0" w:color="AAAAAA"/>
-              <w:bottom w:val="single" w:sz="1" w:space="0" w:color="AAAAAA"/>
-              <w:right w:val="single" w:sz="1" w:space="0" w:color="AAAAAA"/>
+              <w:top w:val="single" w:color="AAAAAA" w:sz="1" w:space="0"/>
+              <w:left w:val="single" w:color="AAAAAA" w:sz="1" w:space="0"/>
+              <w:bottom w:val="single" w:color="AAAAAA" w:sz="1" w:space="0"/>
+              <w:right w:val="single" w:color="AAAAAA" w:sz="1" w:space="0"/>
             </w:tcBorders>
             <w:shd w:val="clear" w:color="auto" w:fill="FFFFFF"/>
             <w:tcMar>
@@ -6093,10 +6122,10 @@
           <w:tcPr>
             <w:tcW w:w="6260" w:type="dxa"/>
             <w:tcBorders>
-              <w:top w:val="single" w:sz="1" w:space="0" w:color="AAAAAA"/>
-              <w:left w:val="single" w:sz="1" w:space="0" w:color="AAAAAA"/>
-              <w:bottom w:val="single" w:sz="1" w:space="0" w:color="AAAAAA"/>
-              <w:right w:val="single" w:sz="1" w:space="0" w:color="AAAAAA"/>
+              <w:top w:val="single" w:color="AAAAAA" w:sz="1" w:space="0"/>
+              <w:left w:val="single" w:color="AAAAAA" w:sz="1" w:space="0"/>
+              <w:bottom w:val="single" w:color="AAAAAA" w:sz="1" w:space="0"/>
+              <w:right w:val="single" w:color="AAAAAA" w:sz="1" w:space="0"/>
             </w:tcBorders>
             <w:shd w:val="clear" w:color="auto" w:fill="FFFFFF"/>
             <w:tcMar>
@@ -6124,10 +6153,10 @@
           <w:tcPr>
             <w:tcW w:w="3100" w:type="dxa"/>
             <w:tcBorders>
-              <w:top w:val="single" w:sz="1" w:space="0" w:color="AAAAAA"/>
-              <w:left w:val="single" w:sz="1" w:space="0" w:color="AAAAAA"/>
-              <w:bottom w:val="single" w:sz="1" w:space="0" w:color="AAAAAA"/>
-              <w:right w:val="single" w:sz="1" w:space="0" w:color="AAAAAA"/>
+              <w:top w:val="single" w:color="AAAAAA" w:sz="1" w:space="0"/>
+              <w:left w:val="single" w:color="AAAAAA" w:sz="1" w:space="0"/>
+              <w:bottom w:val="single" w:color="AAAAAA" w:sz="1" w:space="0"/>
+              <w:right w:val="single" w:color="AAAAAA" w:sz="1" w:space="0"/>
             </w:tcBorders>
             <w:shd w:val="clear" w:color="auto" w:fill="EBF3FA"/>
             <w:tcMar>
@@ -6155,10 +6184,10 @@
           <w:tcPr>
             <w:tcW w:w="6260" w:type="dxa"/>
             <w:tcBorders>
-              <w:top w:val="single" w:sz="1" w:space="0" w:color="AAAAAA"/>
-              <w:left w:val="single" w:sz="1" w:space="0" w:color="AAAAAA"/>
-              <w:bottom w:val="single" w:sz="1" w:space="0" w:color="AAAAAA"/>
-              <w:right w:val="single" w:sz="1" w:space="0" w:color="AAAAAA"/>
+              <w:top w:val="single" w:color="AAAAAA" w:sz="1" w:space="0"/>
+              <w:left w:val="single" w:color="AAAAAA" w:sz="1" w:space="0"/>
+              <w:bottom w:val="single" w:color="AAAAAA" w:sz="1" w:space="0"/>
+              <w:right w:val="single" w:color="AAAAAA" w:sz="1" w:space="0"/>
             </w:tcBorders>
             <w:shd w:val="clear" w:color="auto" w:fill="EBF3FA"/>
             <w:tcMar>
@@ -6186,10 +6215,10 @@
           <w:tcPr>
             <w:tcW w:w="3100" w:type="dxa"/>
             <w:tcBorders>
-              <w:top w:val="single" w:sz="1" w:space="0" w:color="AAAAAA"/>
-              <w:left w:val="single" w:sz="1" w:space="0" w:color="AAAAAA"/>
-              <w:bottom w:val="single" w:sz="1" w:space="0" w:color="AAAAAA"/>
-              <w:right w:val="single" w:sz="1" w:space="0" w:color="AAAAAA"/>
+              <w:top w:val="single" w:color="AAAAAA" w:sz="1" w:space="0"/>
+              <w:left w:val="single" w:color="AAAAAA" w:sz="1" w:space="0"/>
+              <w:bottom w:val="single" w:color="AAAAAA" w:sz="1" w:space="0"/>
+              <w:right w:val="single" w:color="AAAAAA" w:sz="1" w:space="0"/>
             </w:tcBorders>
             <w:shd w:val="clear" w:color="auto" w:fill="FFFFFF"/>
             <w:tcMar>
@@ -6217,10 +6246,10 @@
           <w:tcPr>
             <w:tcW w:w="6260" w:type="dxa"/>
             <w:tcBorders>
-              <w:top w:val="single" w:sz="1" w:space="0" w:color="AAAAAA"/>
-              <w:left w:val="single" w:sz="1" w:space="0" w:color="AAAAAA"/>
-              <w:bottom w:val="single" w:sz="1" w:space="0" w:color="AAAAAA"/>
-              <w:right w:val="single" w:sz="1" w:space="0" w:color="AAAAAA"/>
+              <w:top w:val="single" w:color="AAAAAA" w:sz="1" w:space="0"/>
+              <w:left w:val="single" w:color="AAAAAA" w:sz="1" w:space="0"/>
+              <w:bottom w:val="single" w:color="AAAAAA" w:sz="1" w:space="0"/>
+              <w:right w:val="single" w:color="AAAAAA" w:sz="1" w:space="0"/>
             </w:tcBorders>
             <w:shd w:val="clear" w:color="auto" w:fill="FFFFFF"/>
             <w:tcMar>
@@ -6248,10 +6277,10 @@
           <w:tcPr>
             <w:tcW w:w="3100" w:type="dxa"/>
             <w:tcBorders>
-              <w:top w:val="single" w:sz="1" w:space="0" w:color="AAAAAA"/>
-              <w:left w:val="single" w:sz="1" w:space="0" w:color="AAAAAA"/>
-              <w:bottom w:val="single" w:sz="1" w:space="0" w:color="AAAAAA"/>
-              <w:right w:val="single" w:sz="1" w:space="0" w:color="AAAAAA"/>
+              <w:top w:val="single" w:color="AAAAAA" w:sz="1" w:space="0"/>
+              <w:left w:val="single" w:color="AAAAAA" w:sz="1" w:space="0"/>
+              <w:bottom w:val="single" w:color="AAAAAA" w:sz="1" w:space="0"/>
+              <w:right w:val="single" w:color="AAAAAA" w:sz="1" w:space="0"/>
             </w:tcBorders>
             <w:shd w:val="clear" w:color="auto" w:fill="EBF3FA"/>
             <w:tcMar>
@@ -6279,10 +6308,10 @@
           <w:tcPr>
             <w:tcW w:w="6260" w:type="dxa"/>
             <w:tcBorders>
-              <w:top w:val="single" w:sz="1" w:space="0" w:color="AAAAAA"/>
-              <w:left w:val="single" w:sz="1" w:space="0" w:color="AAAAAA"/>
-              <w:bottom w:val="single" w:sz="1" w:space="0" w:color="AAAAAA"/>
-              <w:right w:val="single" w:sz="1" w:space="0" w:color="AAAAAA"/>
+              <w:top w:val="single" w:color="AAAAAA" w:sz="1" w:space="0"/>
+              <w:left w:val="single" w:color="AAAAAA" w:sz="1" w:space="0"/>
+              <w:bottom w:val="single" w:color="AAAAAA" w:sz="1" w:space="0"/>
+              <w:right w:val="single" w:color="AAAAAA" w:sz="1" w:space="0"/>
             </w:tcBorders>
             <w:shd w:val="clear" w:color="auto" w:fill="EBF3FA"/>
             <w:tcMar>
@@ -6310,10 +6339,10 @@
           <w:tcPr>
             <w:tcW w:w="3100" w:type="dxa"/>
             <w:tcBorders>
-              <w:top w:val="single" w:sz="1" w:space="0" w:color="AAAAAA"/>
-              <w:left w:val="single" w:sz="1" w:space="0" w:color="AAAAAA"/>
-              <w:bottom w:val="single" w:sz="1" w:space="0" w:color="AAAAAA"/>
-              <w:right w:val="single" w:sz="1" w:space="0" w:color="AAAAAA"/>
+              <w:top w:val="single" w:color="AAAAAA" w:sz="1" w:space="0"/>
+              <w:left w:val="single" w:color="AAAAAA" w:sz="1" w:space="0"/>
+              <w:bottom w:val="single" w:color="AAAAAA" w:sz="1" w:space="0"/>
+              <w:right w:val="single" w:color="AAAAAA" w:sz="1" w:space="0"/>
             </w:tcBorders>
             <w:shd w:val="clear" w:color="auto" w:fill="FFFFFF"/>
             <w:tcMar>
@@ -6341,10 +6370,10 @@
           <w:tcPr>
             <w:tcW w:w="6260" w:type="dxa"/>
             <w:tcBorders>
-              <w:top w:val="single" w:sz="1" w:space="0" w:color="AAAAAA"/>
-              <w:left w:val="single" w:sz="1" w:space="0" w:color="AAAAAA"/>
-              <w:bottom w:val="single" w:sz="1" w:space="0" w:color="AAAAAA"/>
-              <w:right w:val="single" w:sz="1" w:space="0" w:color="AAAAAA"/>
+              <w:top w:val="single" w:color="AAAAAA" w:sz="1" w:space="0"/>
+              <w:left w:val="single" w:color="AAAAAA" w:sz="1" w:space="0"/>
+              <w:bottom w:val="single" w:color="AAAAAA" w:sz="1" w:space="0"/>
+              <w:right w:val="single" w:color="AAAAAA" w:sz="1" w:space="0"/>
             </w:tcBorders>
             <w:shd w:val="clear" w:color="auto" w:fill="FFFFFF"/>
             <w:tcMar>
@@ -6379,7 +6408,6 @@
         <w:pStyle w:val="Heading1"/>
       </w:pPr>
       <w:r>
-        <w:lastRenderedPageBreak/>
         <w:t xml:space="preserve">GITHUB </w:t>
       </w:r>
       <w:r>
@@ -6509,12 +6537,12 @@
       <w:tblPr>
         <w:tblW w:w="8360" w:type="dxa"/>
         <w:tblBorders>
-          <w:top w:val="single" w:sz="4" w:space="0" w:color="auto"/>
-          <w:left w:val="single" w:sz="4" w:space="0" w:color="auto"/>
-          <w:bottom w:val="single" w:sz="4" w:space="0" w:color="auto"/>
-          <w:right w:val="single" w:sz="4" w:space="0" w:color="auto"/>
-          <w:insideH w:val="single" w:sz="4" w:space="0" w:color="auto"/>
-          <w:insideV w:val="single" w:sz="4" w:space="0" w:color="auto"/>
+          <w:top w:val="single" w:color="auto" w:sz="4" w:space="0"/>
+          <w:left w:val="single" w:color="auto" w:sz="4" w:space="0"/>
+          <w:bottom w:val="single" w:color="auto" w:sz="4" w:space="0"/>
+          <w:right w:val="single" w:color="auto" w:sz="4" w:space="0"/>
+          <w:insideH w:val="single" w:color="auto" w:sz="4" w:space="0"/>
+          <w:insideV w:val="single" w:color="auto" w:sz="4" w:space="0"/>
         </w:tblBorders>
         <w:tblCellMar>
           <w:left w:w="10" w:type="dxa"/>
@@ -6532,10 +6560,10 @@
           <w:tcPr>
             <w:tcW w:w="1400" w:type="dxa"/>
             <w:tcBorders>
-              <w:top w:val="single" w:sz="1" w:space="0" w:color="AAAAAA"/>
-              <w:left w:val="single" w:sz="1" w:space="0" w:color="AAAAAA"/>
-              <w:bottom w:val="single" w:sz="1" w:space="0" w:color="AAAAAA"/>
-              <w:right w:val="single" w:sz="1" w:space="0" w:color="AAAAAA"/>
+              <w:top w:val="single" w:color="AAAAAA" w:sz="1" w:space="0"/>
+              <w:left w:val="single" w:color="AAAAAA" w:sz="1" w:space="0"/>
+              <w:bottom w:val="single" w:color="AAAAAA" w:sz="1" w:space="0"/>
+              <w:right w:val="single" w:color="AAAAAA" w:sz="1" w:space="0"/>
             </w:tcBorders>
             <w:shd w:val="clear" w:color="auto" w:fill="1F3864"/>
             <w:tcMar>
@@ -6566,10 +6594,10 @@
           <w:tcPr>
             <w:tcW w:w="2800" w:type="dxa"/>
             <w:tcBorders>
-              <w:top w:val="single" w:sz="1" w:space="0" w:color="AAAAAA"/>
-              <w:left w:val="single" w:sz="1" w:space="0" w:color="AAAAAA"/>
-              <w:bottom w:val="single" w:sz="1" w:space="0" w:color="AAAAAA"/>
-              <w:right w:val="single" w:sz="1" w:space="0" w:color="AAAAAA"/>
+              <w:top w:val="single" w:color="AAAAAA" w:sz="1" w:space="0"/>
+              <w:left w:val="single" w:color="AAAAAA" w:sz="1" w:space="0"/>
+              <w:bottom w:val="single" w:color="AAAAAA" w:sz="1" w:space="0"/>
+              <w:right w:val="single" w:color="AAAAAA" w:sz="1" w:space="0"/>
             </w:tcBorders>
             <w:shd w:val="clear" w:color="auto" w:fill="1F3864"/>
             <w:tcMar>
@@ -6600,10 +6628,10 @@
           <w:tcPr>
             <w:tcW w:w="4160" w:type="dxa"/>
             <w:tcBorders>
-              <w:top w:val="single" w:sz="1" w:space="0" w:color="AAAAAA"/>
-              <w:left w:val="single" w:sz="1" w:space="0" w:color="AAAAAA"/>
-              <w:bottom w:val="single" w:sz="1" w:space="0" w:color="AAAAAA"/>
-              <w:right w:val="single" w:sz="1" w:space="0" w:color="AAAAAA"/>
+              <w:top w:val="single" w:color="AAAAAA" w:sz="1" w:space="0"/>
+              <w:left w:val="single" w:color="AAAAAA" w:sz="1" w:space="0"/>
+              <w:bottom w:val="single" w:color="AAAAAA" w:sz="1" w:space="0"/>
+              <w:right w:val="single" w:color="AAAAAA" w:sz="1" w:space="0"/>
             </w:tcBorders>
             <w:shd w:val="clear" w:color="auto" w:fill="1F3864"/>
             <w:tcMar>
@@ -6636,10 +6664,10 @@
           <w:tcPr>
             <w:tcW w:w="1400" w:type="dxa"/>
             <w:tcBorders>
-              <w:top w:val="single" w:sz="1" w:space="0" w:color="AAAAAA"/>
-              <w:left w:val="single" w:sz="1" w:space="0" w:color="AAAAAA"/>
-              <w:bottom w:val="single" w:sz="1" w:space="0" w:color="AAAAAA"/>
-              <w:right w:val="single" w:sz="1" w:space="0" w:color="AAAAAA"/>
+              <w:top w:val="single" w:color="AAAAAA" w:sz="1" w:space="0"/>
+              <w:left w:val="single" w:color="AAAAAA" w:sz="1" w:space="0"/>
+              <w:bottom w:val="single" w:color="AAAAAA" w:sz="1" w:space="0"/>
+              <w:right w:val="single" w:color="AAAAAA" w:sz="1" w:space="0"/>
             </w:tcBorders>
             <w:shd w:val="clear" w:color="auto" w:fill="EBF3FA"/>
             <w:tcMar>
@@ -6667,10 +6695,10 @@
           <w:tcPr>
             <w:tcW w:w="2800" w:type="dxa"/>
             <w:tcBorders>
-              <w:top w:val="single" w:sz="1" w:space="0" w:color="AAAAAA"/>
-              <w:left w:val="single" w:sz="1" w:space="0" w:color="AAAAAA"/>
-              <w:bottom w:val="single" w:sz="1" w:space="0" w:color="AAAAAA"/>
-              <w:right w:val="single" w:sz="1" w:space="0" w:color="AAAAAA"/>
+              <w:top w:val="single" w:color="AAAAAA" w:sz="1" w:space="0"/>
+              <w:left w:val="single" w:color="AAAAAA" w:sz="1" w:space="0"/>
+              <w:bottom w:val="single" w:color="AAAAAA" w:sz="1" w:space="0"/>
+              <w:right w:val="single" w:color="AAAAAA" w:sz="1" w:space="0"/>
             </w:tcBorders>
             <w:shd w:val="clear" w:color="auto" w:fill="EBF3FA"/>
             <w:tcMar>
@@ -6698,10 +6726,10 @@
           <w:tcPr>
             <w:tcW w:w="4160" w:type="dxa"/>
             <w:tcBorders>
-              <w:top w:val="single" w:sz="1" w:space="0" w:color="AAAAAA"/>
-              <w:left w:val="single" w:sz="1" w:space="0" w:color="AAAAAA"/>
-              <w:bottom w:val="single" w:sz="1" w:space="0" w:color="AAAAAA"/>
-              <w:right w:val="single" w:sz="1" w:space="0" w:color="AAAAAA"/>
+              <w:top w:val="single" w:color="AAAAAA" w:sz="1" w:space="0"/>
+              <w:left w:val="single" w:color="AAAAAA" w:sz="1" w:space="0"/>
+              <w:bottom w:val="single" w:color="AAAAAA" w:sz="1" w:space="0"/>
+              <w:right w:val="single" w:color="AAAAAA" w:sz="1" w:space="0"/>
             </w:tcBorders>
             <w:shd w:val="clear" w:color="auto" w:fill="EBF3FA"/>
             <w:tcMar>
@@ -6729,10 +6757,10 @@
           <w:tcPr>
             <w:tcW w:w="1400" w:type="dxa"/>
             <w:tcBorders>
-              <w:top w:val="single" w:sz="1" w:space="0" w:color="AAAAAA"/>
-              <w:left w:val="single" w:sz="1" w:space="0" w:color="AAAAAA"/>
-              <w:bottom w:val="single" w:sz="1" w:space="0" w:color="AAAAAA"/>
-              <w:right w:val="single" w:sz="1" w:space="0" w:color="AAAAAA"/>
+              <w:top w:val="single" w:color="AAAAAA" w:sz="1" w:space="0"/>
+              <w:left w:val="single" w:color="AAAAAA" w:sz="1" w:space="0"/>
+              <w:bottom w:val="single" w:color="AAAAAA" w:sz="1" w:space="0"/>
+              <w:right w:val="single" w:color="AAAAAA" w:sz="1" w:space="0"/>
             </w:tcBorders>
             <w:shd w:val="clear" w:color="auto" w:fill="FFFFFF"/>
             <w:tcMar>
@@ -6760,10 +6788,10 @@
           <w:tcPr>
             <w:tcW w:w="2800" w:type="dxa"/>
             <w:tcBorders>
-              <w:top w:val="single" w:sz="1" w:space="0" w:color="AAAAAA"/>
-              <w:left w:val="single" w:sz="1" w:space="0" w:color="AAAAAA"/>
-              <w:bottom w:val="single" w:sz="1" w:space="0" w:color="AAAAAA"/>
-              <w:right w:val="single" w:sz="1" w:space="0" w:color="AAAAAA"/>
+              <w:top w:val="single" w:color="AAAAAA" w:sz="1" w:space="0"/>
+              <w:left w:val="single" w:color="AAAAAA" w:sz="1" w:space="0"/>
+              <w:bottom w:val="single" w:color="AAAAAA" w:sz="1" w:space="0"/>
+              <w:right w:val="single" w:color="AAAAAA" w:sz="1" w:space="0"/>
             </w:tcBorders>
             <w:shd w:val="clear" w:color="auto" w:fill="FFFFFF"/>
             <w:tcMar>
@@ -6791,10 +6819,10 @@
           <w:tcPr>
             <w:tcW w:w="4160" w:type="dxa"/>
             <w:tcBorders>
-              <w:top w:val="single" w:sz="1" w:space="0" w:color="AAAAAA"/>
-              <w:left w:val="single" w:sz="1" w:space="0" w:color="AAAAAA"/>
-              <w:bottom w:val="single" w:sz="1" w:space="0" w:color="AAAAAA"/>
-              <w:right w:val="single" w:sz="1" w:space="0" w:color="AAAAAA"/>
+              <w:top w:val="single" w:color="AAAAAA" w:sz="1" w:space="0"/>
+              <w:left w:val="single" w:color="AAAAAA" w:sz="1" w:space="0"/>
+              <w:bottom w:val="single" w:color="AAAAAA" w:sz="1" w:space="0"/>
+              <w:right w:val="single" w:color="AAAAAA" w:sz="1" w:space="0"/>
             </w:tcBorders>
             <w:shd w:val="clear" w:color="auto" w:fill="FFFFFF"/>
             <w:tcMar>
@@ -6830,10 +6858,10 @@
           <w:tcPr>
             <w:tcW w:w="1400" w:type="dxa"/>
             <w:tcBorders>
-              <w:top w:val="single" w:sz="1" w:space="0" w:color="AAAAAA"/>
-              <w:left w:val="single" w:sz="1" w:space="0" w:color="AAAAAA"/>
-              <w:bottom w:val="single" w:sz="1" w:space="0" w:color="AAAAAA"/>
-              <w:right w:val="single" w:sz="1" w:space="0" w:color="AAAAAA"/>
+              <w:top w:val="single" w:color="AAAAAA" w:sz="1" w:space="0"/>
+              <w:left w:val="single" w:color="AAAAAA" w:sz="1" w:space="0"/>
+              <w:bottom w:val="single" w:color="AAAAAA" w:sz="1" w:space="0"/>
+              <w:right w:val="single" w:color="AAAAAA" w:sz="1" w:space="0"/>
             </w:tcBorders>
             <w:shd w:val="clear" w:color="auto" w:fill="EBF3FA"/>
             <w:tcMar>
@@ -6861,10 +6889,10 @@
           <w:tcPr>
             <w:tcW w:w="2800" w:type="dxa"/>
             <w:tcBorders>
-              <w:top w:val="single" w:sz="1" w:space="0" w:color="AAAAAA"/>
-              <w:left w:val="single" w:sz="1" w:space="0" w:color="AAAAAA"/>
-              <w:bottom w:val="single" w:sz="1" w:space="0" w:color="AAAAAA"/>
-              <w:right w:val="single" w:sz="1" w:space="0" w:color="AAAAAA"/>
+              <w:top w:val="single" w:color="AAAAAA" w:sz="1" w:space="0"/>
+              <w:left w:val="single" w:color="AAAAAA" w:sz="1" w:space="0"/>
+              <w:bottom w:val="single" w:color="AAAAAA" w:sz="1" w:space="0"/>
+              <w:right w:val="single" w:color="AAAAAA" w:sz="1" w:space="0"/>
             </w:tcBorders>
             <w:shd w:val="clear" w:color="auto" w:fill="EBF3FA"/>
             <w:tcMar>
@@ -6892,10 +6920,10 @@
           <w:tcPr>
             <w:tcW w:w="4160" w:type="dxa"/>
             <w:tcBorders>
-              <w:top w:val="single" w:sz="1" w:space="0" w:color="AAAAAA"/>
-              <w:left w:val="single" w:sz="1" w:space="0" w:color="AAAAAA"/>
-              <w:bottom w:val="single" w:sz="1" w:space="0" w:color="AAAAAA"/>
-              <w:right w:val="single" w:sz="1" w:space="0" w:color="AAAAAA"/>
+              <w:top w:val="single" w:color="AAAAAA" w:sz="1" w:space="0"/>
+              <w:left w:val="single" w:color="AAAAAA" w:sz="1" w:space="0"/>
+              <w:bottom w:val="single" w:color="AAAAAA" w:sz="1" w:space="0"/>
+              <w:right w:val="single" w:color="AAAAAA" w:sz="1" w:space="0"/>
             </w:tcBorders>
             <w:shd w:val="clear" w:color="auto" w:fill="EBF3FA"/>
             <w:tcMar>
@@ -6931,10 +6959,10 @@
           <w:tcPr>
             <w:tcW w:w="1400" w:type="dxa"/>
             <w:tcBorders>
-              <w:top w:val="single" w:sz="1" w:space="0" w:color="AAAAAA"/>
-              <w:left w:val="single" w:sz="1" w:space="0" w:color="AAAAAA"/>
-              <w:bottom w:val="single" w:sz="1" w:space="0" w:color="AAAAAA"/>
-              <w:right w:val="single" w:sz="1" w:space="0" w:color="AAAAAA"/>
+              <w:top w:val="single" w:color="AAAAAA" w:sz="1" w:space="0"/>
+              <w:left w:val="single" w:color="AAAAAA" w:sz="1" w:space="0"/>
+              <w:bottom w:val="single" w:color="AAAAAA" w:sz="1" w:space="0"/>
+              <w:right w:val="single" w:color="AAAAAA" w:sz="1" w:space="0"/>
             </w:tcBorders>
             <w:shd w:val="clear" w:color="auto" w:fill="FFFFFF"/>
             <w:tcMar>
@@ -6962,10 +6990,10 @@
           <w:tcPr>
             <w:tcW w:w="2800" w:type="dxa"/>
             <w:tcBorders>
-              <w:top w:val="single" w:sz="1" w:space="0" w:color="AAAAAA"/>
-              <w:left w:val="single" w:sz="1" w:space="0" w:color="AAAAAA"/>
-              <w:bottom w:val="single" w:sz="1" w:space="0" w:color="AAAAAA"/>
-              <w:right w:val="single" w:sz="1" w:space="0" w:color="AAAAAA"/>
+              <w:top w:val="single" w:color="AAAAAA" w:sz="1" w:space="0"/>
+              <w:left w:val="single" w:color="AAAAAA" w:sz="1" w:space="0"/>
+              <w:bottom w:val="single" w:color="AAAAAA" w:sz="1" w:space="0"/>
+              <w:right w:val="single" w:color="AAAAAA" w:sz="1" w:space="0"/>
             </w:tcBorders>
             <w:shd w:val="clear" w:color="auto" w:fill="FFFFFF"/>
             <w:tcMar>
@@ -6993,10 +7021,10 @@
           <w:tcPr>
             <w:tcW w:w="4160" w:type="dxa"/>
             <w:tcBorders>
-              <w:top w:val="single" w:sz="1" w:space="0" w:color="AAAAAA"/>
-              <w:left w:val="single" w:sz="1" w:space="0" w:color="AAAAAA"/>
-              <w:bottom w:val="single" w:sz="1" w:space="0" w:color="AAAAAA"/>
-              <w:right w:val="single" w:sz="1" w:space="0" w:color="AAAAAA"/>
+              <w:top w:val="single" w:color="AAAAAA" w:sz="1" w:space="0"/>
+              <w:left w:val="single" w:color="AAAAAA" w:sz="1" w:space="0"/>
+              <w:bottom w:val="single" w:color="AAAAAA" w:sz="1" w:space="0"/>
+              <w:right w:val="single" w:color="AAAAAA" w:sz="1" w:space="0"/>
             </w:tcBorders>
             <w:shd w:val="clear" w:color="auto" w:fill="FFFFFF"/>
             <w:tcMar>
@@ -7024,10 +7052,10 @@
           <w:tcPr>
             <w:tcW w:w="1400" w:type="dxa"/>
             <w:tcBorders>
-              <w:top w:val="single" w:sz="1" w:space="0" w:color="AAAAAA"/>
-              <w:left w:val="single" w:sz="1" w:space="0" w:color="AAAAAA"/>
-              <w:bottom w:val="single" w:sz="1" w:space="0" w:color="AAAAAA"/>
-              <w:right w:val="single" w:sz="1" w:space="0" w:color="AAAAAA"/>
+              <w:top w:val="single" w:color="AAAAAA" w:sz="1" w:space="0"/>
+              <w:left w:val="single" w:color="AAAAAA" w:sz="1" w:space="0"/>
+              <w:bottom w:val="single" w:color="AAAAAA" w:sz="1" w:space="0"/>
+              <w:right w:val="single" w:color="AAAAAA" w:sz="1" w:space="0"/>
             </w:tcBorders>
             <w:shd w:val="clear" w:color="auto" w:fill="EBF3FA"/>
             <w:tcMar>
@@ -7055,10 +7083,10 @@
           <w:tcPr>
             <w:tcW w:w="2800" w:type="dxa"/>
             <w:tcBorders>
-              <w:top w:val="single" w:sz="1" w:space="0" w:color="AAAAAA"/>
-              <w:left w:val="single" w:sz="1" w:space="0" w:color="AAAAAA"/>
-              <w:bottom w:val="single" w:sz="1" w:space="0" w:color="AAAAAA"/>
-              <w:right w:val="single" w:sz="1" w:space="0" w:color="AAAAAA"/>
+              <w:top w:val="single" w:color="AAAAAA" w:sz="1" w:space="0"/>
+              <w:left w:val="single" w:color="AAAAAA" w:sz="1" w:space="0"/>
+              <w:bottom w:val="single" w:color="AAAAAA" w:sz="1" w:space="0"/>
+              <w:right w:val="single" w:color="AAAAAA" w:sz="1" w:space="0"/>
             </w:tcBorders>
             <w:shd w:val="clear" w:color="auto" w:fill="EBF3FA"/>
             <w:tcMar>
@@ -7086,10 +7114,10 @@
           <w:tcPr>
             <w:tcW w:w="4160" w:type="dxa"/>
             <w:tcBorders>
-              <w:top w:val="single" w:sz="1" w:space="0" w:color="AAAAAA"/>
-              <w:left w:val="single" w:sz="1" w:space="0" w:color="AAAAAA"/>
-              <w:bottom w:val="single" w:sz="1" w:space="0" w:color="AAAAAA"/>
-              <w:right w:val="single" w:sz="1" w:space="0" w:color="AAAAAA"/>
+              <w:top w:val="single" w:color="AAAAAA" w:sz="1" w:space="0"/>
+              <w:left w:val="single" w:color="AAAAAA" w:sz="1" w:space="0"/>
+              <w:bottom w:val="single" w:color="AAAAAA" w:sz="1" w:space="0"/>
+              <w:right w:val="single" w:color="AAAAAA" w:sz="1" w:space="0"/>
             </w:tcBorders>
             <w:shd w:val="clear" w:color="auto" w:fill="EBF3FA"/>
             <w:tcMar>
@@ -7145,7 +7173,6 @@
         <w:pStyle w:val="Heading1"/>
       </w:pPr>
       <w:r>
-        <w:lastRenderedPageBreak/>
         <w:t>CI PIPELINE REQUIREMENTS</w:t>
       </w:r>
     </w:p>
@@ -7179,12 +7206,12 @@
       <w:tblPr>
         <w:tblW w:w="9360" w:type="dxa"/>
         <w:tblBorders>
-          <w:top w:val="single" w:sz="4" w:space="0" w:color="auto"/>
-          <w:left w:val="single" w:sz="4" w:space="0" w:color="auto"/>
-          <w:bottom w:val="single" w:sz="4" w:space="0" w:color="auto"/>
-          <w:right w:val="single" w:sz="4" w:space="0" w:color="auto"/>
-          <w:insideH w:val="single" w:sz="4" w:space="0" w:color="auto"/>
-          <w:insideV w:val="single" w:sz="4" w:space="0" w:color="auto"/>
+          <w:top w:val="single" w:color="auto" w:sz="4" w:space="0"/>
+          <w:left w:val="single" w:color="auto" w:sz="4" w:space="0"/>
+          <w:bottom w:val="single" w:color="auto" w:sz="4" w:space="0"/>
+          <w:right w:val="single" w:color="auto" w:sz="4" w:space="0"/>
+          <w:insideH w:val="single" w:color="auto" w:sz="4" w:space="0"/>
+          <w:insideV w:val="single" w:color="auto" w:sz="4" w:space="0"/>
         </w:tblBorders>
         <w:tblCellMar>
           <w:left w:w="10" w:type="dxa"/>
@@ -7203,10 +7230,10 @@
           <w:tcPr>
             <w:tcW w:w="2600" w:type="dxa"/>
             <w:tcBorders>
-              <w:top w:val="single" w:sz="1" w:space="0" w:color="AAAAAA"/>
-              <w:left w:val="single" w:sz="1" w:space="0" w:color="AAAAAA"/>
-              <w:bottom w:val="single" w:sz="1" w:space="0" w:color="AAAAAA"/>
-              <w:right w:val="single" w:sz="1" w:space="0" w:color="AAAAAA"/>
+              <w:top w:val="single" w:color="AAAAAA" w:sz="1" w:space="0"/>
+              <w:left w:val="single" w:color="AAAAAA" w:sz="1" w:space="0"/>
+              <w:bottom w:val="single" w:color="AAAAAA" w:sz="1" w:space="0"/>
+              <w:right w:val="single" w:color="AAAAAA" w:sz="1" w:space="0"/>
             </w:tcBorders>
             <w:shd w:val="clear" w:color="auto" w:fill="1F3864"/>
             <w:tcMar>
@@ -7237,10 +7264,10 @@
           <w:tcPr>
             <w:tcW w:w="2000" w:type="dxa"/>
             <w:tcBorders>
-              <w:top w:val="single" w:sz="1" w:space="0" w:color="AAAAAA"/>
-              <w:left w:val="single" w:sz="1" w:space="0" w:color="AAAAAA"/>
-              <w:bottom w:val="single" w:sz="1" w:space="0" w:color="AAAAAA"/>
-              <w:right w:val="single" w:sz="1" w:space="0" w:color="AAAAAA"/>
+              <w:top w:val="single" w:color="AAAAAA" w:sz="1" w:space="0"/>
+              <w:left w:val="single" w:color="AAAAAA" w:sz="1" w:space="0"/>
+              <w:bottom w:val="single" w:color="AAAAAA" w:sz="1" w:space="0"/>
+              <w:right w:val="single" w:color="AAAAAA" w:sz="1" w:space="0"/>
             </w:tcBorders>
             <w:shd w:val="clear" w:color="auto" w:fill="1F3864"/>
             <w:tcMar>
@@ -7271,10 +7298,10 @@
           <w:tcPr>
             <w:tcW w:w="2000" w:type="dxa"/>
             <w:tcBorders>
-              <w:top w:val="single" w:sz="1" w:space="0" w:color="AAAAAA"/>
-              <w:left w:val="single" w:sz="1" w:space="0" w:color="AAAAAA"/>
-              <w:bottom w:val="single" w:sz="1" w:space="0" w:color="AAAAAA"/>
-              <w:right w:val="single" w:sz="1" w:space="0" w:color="AAAAAA"/>
+              <w:top w:val="single" w:color="AAAAAA" w:sz="1" w:space="0"/>
+              <w:left w:val="single" w:color="AAAAAA" w:sz="1" w:space="0"/>
+              <w:bottom w:val="single" w:color="AAAAAA" w:sz="1" w:space="0"/>
+              <w:right w:val="single" w:color="AAAAAA" w:sz="1" w:space="0"/>
             </w:tcBorders>
             <w:shd w:val="clear" w:color="auto" w:fill="1F3864"/>
             <w:tcMar>
@@ -7305,10 +7332,10 @@
           <w:tcPr>
             <w:tcW w:w="2760" w:type="dxa"/>
             <w:tcBorders>
-              <w:top w:val="single" w:sz="1" w:space="0" w:color="AAAAAA"/>
-              <w:left w:val="single" w:sz="1" w:space="0" w:color="AAAAAA"/>
-              <w:bottom w:val="single" w:sz="1" w:space="0" w:color="AAAAAA"/>
-              <w:right w:val="single" w:sz="1" w:space="0" w:color="AAAAAA"/>
+              <w:top w:val="single" w:color="AAAAAA" w:sz="1" w:space="0"/>
+              <w:left w:val="single" w:color="AAAAAA" w:sz="1" w:space="0"/>
+              <w:bottom w:val="single" w:color="AAAAAA" w:sz="1" w:space="0"/>
+              <w:right w:val="single" w:color="AAAAAA" w:sz="1" w:space="0"/>
             </w:tcBorders>
             <w:shd w:val="clear" w:color="auto" w:fill="1F3864"/>
             <w:tcMar>
@@ -7341,10 +7368,10 @@
           <w:tcPr>
             <w:tcW w:w="2600" w:type="dxa"/>
             <w:tcBorders>
-              <w:top w:val="single" w:sz="1" w:space="0" w:color="AAAAAA"/>
-              <w:left w:val="single" w:sz="1" w:space="0" w:color="AAAAAA"/>
-              <w:bottom w:val="single" w:sz="1" w:space="0" w:color="AAAAAA"/>
-              <w:right w:val="single" w:sz="1" w:space="0" w:color="AAAAAA"/>
+              <w:top w:val="single" w:color="AAAAAA" w:sz="1" w:space="0"/>
+              <w:left w:val="single" w:color="AAAAAA" w:sz="1" w:space="0"/>
+              <w:bottom w:val="single" w:color="AAAAAA" w:sz="1" w:space="0"/>
+              <w:right w:val="single" w:color="AAAAAA" w:sz="1" w:space="0"/>
             </w:tcBorders>
             <w:shd w:val="clear" w:color="auto" w:fill="EBF3FA"/>
             <w:tcMar>
@@ -7372,10 +7399,10 @@
           <w:tcPr>
             <w:tcW w:w="2000" w:type="dxa"/>
             <w:tcBorders>
-              <w:top w:val="single" w:sz="1" w:space="0" w:color="AAAAAA"/>
-              <w:left w:val="single" w:sz="1" w:space="0" w:color="AAAAAA"/>
-              <w:bottom w:val="single" w:sz="1" w:space="0" w:color="AAAAAA"/>
-              <w:right w:val="single" w:sz="1" w:space="0" w:color="AAAAAA"/>
+              <w:top w:val="single" w:color="AAAAAA" w:sz="1" w:space="0"/>
+              <w:left w:val="single" w:color="AAAAAA" w:sz="1" w:space="0"/>
+              <w:bottom w:val="single" w:color="AAAAAA" w:sz="1" w:space="0"/>
+              <w:right w:val="single" w:color="AAAAAA" w:sz="1" w:space="0"/>
             </w:tcBorders>
             <w:shd w:val="clear" w:color="auto" w:fill="EBF3FA"/>
             <w:tcMar>
@@ -7401,10 +7428,10 @@
           <w:tcPr>
             <w:tcW w:w="2000" w:type="dxa"/>
             <w:tcBorders>
-              <w:top w:val="single" w:sz="1" w:space="0" w:color="AAAAAA"/>
-              <w:left w:val="single" w:sz="1" w:space="0" w:color="AAAAAA"/>
-              <w:bottom w:val="single" w:sz="1" w:space="0" w:color="AAAAAA"/>
-              <w:right w:val="single" w:sz="1" w:space="0" w:color="AAAAAA"/>
+              <w:top w:val="single" w:color="AAAAAA" w:sz="1" w:space="0"/>
+              <w:left w:val="single" w:color="AAAAAA" w:sz="1" w:space="0"/>
+              <w:bottom w:val="single" w:color="AAAAAA" w:sz="1" w:space="0"/>
+              <w:right w:val="single" w:color="AAAAAA" w:sz="1" w:space="0"/>
             </w:tcBorders>
             <w:shd w:val="clear" w:color="auto" w:fill="EBF3FA"/>
             <w:tcMar>
@@ -7430,10 +7457,10 @@
           <w:tcPr>
             <w:tcW w:w="2760" w:type="dxa"/>
             <w:tcBorders>
-              <w:top w:val="single" w:sz="1" w:space="0" w:color="AAAAAA"/>
-              <w:left w:val="single" w:sz="1" w:space="0" w:color="AAAAAA"/>
-              <w:bottom w:val="single" w:sz="1" w:space="0" w:color="AAAAAA"/>
-              <w:right w:val="single" w:sz="1" w:space="0" w:color="AAAAAA"/>
+              <w:top w:val="single" w:color="AAAAAA" w:sz="1" w:space="0"/>
+              <w:left w:val="single" w:color="AAAAAA" w:sz="1" w:space="0"/>
+              <w:bottom w:val="single" w:color="AAAAAA" w:sz="1" w:space="0"/>
+              <w:right w:val="single" w:color="AAAAAA" w:sz="1" w:space="0"/>
             </w:tcBorders>
             <w:shd w:val="clear" w:color="auto" w:fill="EBF3FA"/>
             <w:tcMar>
@@ -7461,10 +7488,10 @@
           <w:tcPr>
             <w:tcW w:w="2600" w:type="dxa"/>
             <w:tcBorders>
-              <w:top w:val="single" w:sz="1" w:space="0" w:color="AAAAAA"/>
-              <w:left w:val="single" w:sz="1" w:space="0" w:color="AAAAAA"/>
-              <w:bottom w:val="single" w:sz="1" w:space="0" w:color="AAAAAA"/>
-              <w:right w:val="single" w:sz="1" w:space="0" w:color="AAAAAA"/>
+              <w:top w:val="single" w:color="AAAAAA" w:sz="1" w:space="0"/>
+              <w:left w:val="single" w:color="AAAAAA" w:sz="1" w:space="0"/>
+              <w:bottom w:val="single" w:color="AAAAAA" w:sz="1" w:space="0"/>
+              <w:right w:val="single" w:color="AAAAAA" w:sz="1" w:space="0"/>
             </w:tcBorders>
             <w:shd w:val="clear" w:color="auto" w:fill="FFFFFF"/>
             <w:tcMar>
@@ -7492,10 +7519,10 @@
           <w:tcPr>
             <w:tcW w:w="2000" w:type="dxa"/>
             <w:tcBorders>
-              <w:top w:val="single" w:sz="1" w:space="0" w:color="AAAAAA"/>
-              <w:left w:val="single" w:sz="1" w:space="0" w:color="AAAAAA"/>
-              <w:bottom w:val="single" w:sz="1" w:space="0" w:color="AAAAAA"/>
-              <w:right w:val="single" w:sz="1" w:space="0" w:color="AAAAAA"/>
+              <w:top w:val="single" w:color="AAAAAA" w:sz="1" w:space="0"/>
+              <w:left w:val="single" w:color="AAAAAA" w:sz="1" w:space="0"/>
+              <w:bottom w:val="single" w:color="AAAAAA" w:sz="1" w:space="0"/>
+              <w:right w:val="single" w:color="AAAAAA" w:sz="1" w:space="0"/>
             </w:tcBorders>
             <w:shd w:val="clear" w:color="auto" w:fill="FFFFFF"/>
             <w:tcMar>
@@ -7521,10 +7548,10 @@
           <w:tcPr>
             <w:tcW w:w="2000" w:type="dxa"/>
             <w:tcBorders>
-              <w:top w:val="single" w:sz="1" w:space="0" w:color="AAAAAA"/>
-              <w:left w:val="single" w:sz="1" w:space="0" w:color="AAAAAA"/>
-              <w:bottom w:val="single" w:sz="1" w:space="0" w:color="AAAAAA"/>
-              <w:right w:val="single" w:sz="1" w:space="0" w:color="AAAAAA"/>
+              <w:top w:val="single" w:color="AAAAAA" w:sz="1" w:space="0"/>
+              <w:left w:val="single" w:color="AAAAAA" w:sz="1" w:space="0"/>
+              <w:bottom w:val="single" w:color="AAAAAA" w:sz="1" w:space="0"/>
+              <w:right w:val="single" w:color="AAAAAA" w:sz="1" w:space="0"/>
             </w:tcBorders>
             <w:shd w:val="clear" w:color="auto" w:fill="FFFFFF"/>
             <w:tcMar>
@@ -7550,10 +7577,10 @@
           <w:tcPr>
             <w:tcW w:w="2760" w:type="dxa"/>
             <w:tcBorders>
-              <w:top w:val="single" w:sz="1" w:space="0" w:color="AAAAAA"/>
-              <w:left w:val="single" w:sz="1" w:space="0" w:color="AAAAAA"/>
-              <w:bottom w:val="single" w:sz="1" w:space="0" w:color="AAAAAA"/>
-              <w:right w:val="single" w:sz="1" w:space="0" w:color="AAAAAA"/>
+              <w:top w:val="single" w:color="AAAAAA" w:sz="1" w:space="0"/>
+              <w:left w:val="single" w:color="AAAAAA" w:sz="1" w:space="0"/>
+              <w:bottom w:val="single" w:color="AAAAAA" w:sz="1" w:space="0"/>
+              <w:right w:val="single" w:color="AAAAAA" w:sz="1" w:space="0"/>
             </w:tcBorders>
             <w:shd w:val="clear" w:color="auto" w:fill="FFFFFF"/>
             <w:tcMar>
@@ -7581,10 +7608,10 @@
           <w:tcPr>
             <w:tcW w:w="2600" w:type="dxa"/>
             <w:tcBorders>
-              <w:top w:val="single" w:sz="1" w:space="0" w:color="AAAAAA"/>
-              <w:left w:val="single" w:sz="1" w:space="0" w:color="AAAAAA"/>
-              <w:bottom w:val="single" w:sz="1" w:space="0" w:color="AAAAAA"/>
-              <w:right w:val="single" w:sz="1" w:space="0" w:color="AAAAAA"/>
+              <w:top w:val="single" w:color="AAAAAA" w:sz="1" w:space="0"/>
+              <w:left w:val="single" w:color="AAAAAA" w:sz="1" w:space="0"/>
+              <w:bottom w:val="single" w:color="AAAAAA" w:sz="1" w:space="0"/>
+              <w:right w:val="single" w:color="AAAAAA" w:sz="1" w:space="0"/>
             </w:tcBorders>
             <w:shd w:val="clear" w:color="auto" w:fill="EBF3FA"/>
             <w:tcMar>
@@ -7612,10 +7639,10 @@
           <w:tcPr>
             <w:tcW w:w="2000" w:type="dxa"/>
             <w:tcBorders>
-              <w:top w:val="single" w:sz="1" w:space="0" w:color="AAAAAA"/>
-              <w:left w:val="single" w:sz="1" w:space="0" w:color="AAAAAA"/>
-              <w:bottom w:val="single" w:sz="1" w:space="0" w:color="AAAAAA"/>
-              <w:right w:val="single" w:sz="1" w:space="0" w:color="AAAAAA"/>
+              <w:top w:val="single" w:color="AAAAAA" w:sz="1" w:space="0"/>
+              <w:left w:val="single" w:color="AAAAAA" w:sz="1" w:space="0"/>
+              <w:bottom w:val="single" w:color="AAAAAA" w:sz="1" w:space="0"/>
+              <w:right w:val="single" w:color="AAAAAA" w:sz="1" w:space="0"/>
             </w:tcBorders>
             <w:shd w:val="clear" w:color="auto" w:fill="EBF3FA"/>
             <w:tcMar>
@@ -7641,10 +7668,10 @@
           <w:tcPr>
             <w:tcW w:w="2000" w:type="dxa"/>
             <w:tcBorders>
-              <w:top w:val="single" w:sz="1" w:space="0" w:color="AAAAAA"/>
-              <w:left w:val="single" w:sz="1" w:space="0" w:color="AAAAAA"/>
-              <w:bottom w:val="single" w:sz="1" w:space="0" w:color="AAAAAA"/>
-              <w:right w:val="single" w:sz="1" w:space="0" w:color="AAAAAA"/>
+              <w:top w:val="single" w:color="AAAAAA" w:sz="1" w:space="0"/>
+              <w:left w:val="single" w:color="AAAAAA" w:sz="1" w:space="0"/>
+              <w:bottom w:val="single" w:color="AAAAAA" w:sz="1" w:space="0"/>
+              <w:right w:val="single" w:color="AAAAAA" w:sz="1" w:space="0"/>
             </w:tcBorders>
             <w:shd w:val="clear" w:color="auto" w:fill="EBF3FA"/>
             <w:tcMar>
@@ -7670,10 +7697,10 @@
           <w:tcPr>
             <w:tcW w:w="2760" w:type="dxa"/>
             <w:tcBorders>
-              <w:top w:val="single" w:sz="1" w:space="0" w:color="AAAAAA"/>
-              <w:left w:val="single" w:sz="1" w:space="0" w:color="AAAAAA"/>
-              <w:bottom w:val="single" w:sz="1" w:space="0" w:color="AAAAAA"/>
-              <w:right w:val="single" w:sz="1" w:space="0" w:color="AAAAAA"/>
+              <w:top w:val="single" w:color="AAAAAA" w:sz="1" w:space="0"/>
+              <w:left w:val="single" w:color="AAAAAA" w:sz="1" w:space="0"/>
+              <w:bottom w:val="single" w:color="AAAAAA" w:sz="1" w:space="0"/>
+              <w:right w:val="single" w:color="AAAAAA" w:sz="1" w:space="0"/>
             </w:tcBorders>
             <w:shd w:val="clear" w:color="auto" w:fill="EBF3FA"/>
             <w:tcMar>
@@ -8023,7 +8050,6 @@
         <w:pStyle w:val="Heading2"/>
       </w:pPr>
       <w:r>
-        <w:lastRenderedPageBreak/>
         <w:t>7.3  Additional CI Requirements</w:t>
       </w:r>
     </w:p>
@@ -8130,12 +8156,12 @@
       <w:tblPr>
         <w:tblW w:w="9360" w:type="dxa"/>
         <w:tblBorders>
-          <w:top w:val="single" w:sz="4" w:space="0" w:color="auto"/>
-          <w:left w:val="single" w:sz="4" w:space="0" w:color="auto"/>
-          <w:bottom w:val="single" w:sz="4" w:space="0" w:color="auto"/>
-          <w:right w:val="single" w:sz="4" w:space="0" w:color="auto"/>
-          <w:insideH w:val="single" w:sz="4" w:space="0" w:color="auto"/>
-          <w:insideV w:val="single" w:sz="4" w:space="0" w:color="auto"/>
+          <w:top w:val="single" w:color="auto" w:sz="4" w:space="0"/>
+          <w:left w:val="single" w:color="auto" w:sz="4" w:space="0"/>
+          <w:bottom w:val="single" w:color="auto" w:sz="4" w:space="0"/>
+          <w:right w:val="single" w:color="auto" w:sz="4" w:space="0"/>
+          <w:insideH w:val="single" w:color="auto" w:sz="4" w:space="0"/>
+          <w:insideV w:val="single" w:color="auto" w:sz="4" w:space="0"/>
         </w:tblBorders>
         <w:tblCellMar>
           <w:left w:w="10" w:type="dxa"/>
@@ -8154,10 +8180,10 @@
           <w:tcPr>
             <w:tcW w:w="2600" w:type="dxa"/>
             <w:tcBorders>
-              <w:top w:val="single" w:sz="1" w:space="0" w:color="AAAAAA"/>
-              <w:left w:val="single" w:sz="1" w:space="0" w:color="AAAAAA"/>
-              <w:bottom w:val="single" w:sz="1" w:space="0" w:color="AAAAAA"/>
-              <w:right w:val="single" w:sz="1" w:space="0" w:color="AAAAAA"/>
+              <w:top w:val="single" w:color="AAAAAA" w:sz="1" w:space="0"/>
+              <w:left w:val="single" w:color="AAAAAA" w:sz="1" w:space="0"/>
+              <w:bottom w:val="single" w:color="AAAAAA" w:sz="1" w:space="0"/>
+              <w:right w:val="single" w:color="AAAAAA" w:sz="1" w:space="0"/>
             </w:tcBorders>
             <w:shd w:val="clear" w:color="auto" w:fill="1F3864"/>
             <w:tcMar>
@@ -8188,10 +8214,10 @@
           <w:tcPr>
             <w:tcW w:w="1700" w:type="dxa"/>
             <w:tcBorders>
-              <w:top w:val="single" w:sz="1" w:space="0" w:color="AAAAAA"/>
-              <w:left w:val="single" w:sz="1" w:space="0" w:color="AAAAAA"/>
-              <w:bottom w:val="single" w:sz="1" w:space="0" w:color="AAAAAA"/>
-              <w:right w:val="single" w:sz="1" w:space="0" w:color="AAAAAA"/>
+              <w:top w:val="single" w:color="AAAAAA" w:sz="1" w:space="0"/>
+              <w:left w:val="single" w:color="AAAAAA" w:sz="1" w:space="0"/>
+              <w:bottom w:val="single" w:color="AAAAAA" w:sz="1" w:space="0"/>
+              <w:right w:val="single" w:color="AAAAAA" w:sz="1" w:space="0"/>
             </w:tcBorders>
             <w:shd w:val="clear" w:color="auto" w:fill="1F3864"/>
             <w:tcMar>
@@ -8222,10 +8248,10 @@
           <w:tcPr>
             <w:tcW w:w="2000" w:type="dxa"/>
             <w:tcBorders>
-              <w:top w:val="single" w:sz="1" w:space="0" w:color="AAAAAA"/>
-              <w:left w:val="single" w:sz="1" w:space="0" w:color="AAAAAA"/>
-              <w:bottom w:val="single" w:sz="1" w:space="0" w:color="AAAAAA"/>
-              <w:right w:val="single" w:sz="1" w:space="0" w:color="AAAAAA"/>
+              <w:top w:val="single" w:color="AAAAAA" w:sz="1" w:space="0"/>
+              <w:left w:val="single" w:color="AAAAAA" w:sz="1" w:space="0"/>
+              <w:bottom w:val="single" w:color="AAAAAA" w:sz="1" w:space="0"/>
+              <w:right w:val="single" w:color="AAAAAA" w:sz="1" w:space="0"/>
             </w:tcBorders>
             <w:shd w:val="clear" w:color="auto" w:fill="1F3864"/>
             <w:tcMar>
@@ -8256,10 +8282,10 @@
           <w:tcPr>
             <w:tcW w:w="3060" w:type="dxa"/>
             <w:tcBorders>
-              <w:top w:val="single" w:sz="1" w:space="0" w:color="AAAAAA"/>
-              <w:left w:val="single" w:sz="1" w:space="0" w:color="AAAAAA"/>
-              <w:bottom w:val="single" w:sz="1" w:space="0" w:color="AAAAAA"/>
-              <w:right w:val="single" w:sz="1" w:space="0" w:color="AAAAAA"/>
+              <w:top w:val="single" w:color="AAAAAA" w:sz="1" w:space="0"/>
+              <w:left w:val="single" w:color="AAAAAA" w:sz="1" w:space="0"/>
+              <w:bottom w:val="single" w:color="AAAAAA" w:sz="1" w:space="0"/>
+              <w:right w:val="single" w:color="AAAAAA" w:sz="1" w:space="0"/>
             </w:tcBorders>
             <w:shd w:val="clear" w:color="auto" w:fill="1F3864"/>
             <w:tcMar>
@@ -8292,10 +8318,10 @@
           <w:tcPr>
             <w:tcW w:w="2600" w:type="dxa"/>
             <w:tcBorders>
-              <w:top w:val="single" w:sz="1" w:space="0" w:color="AAAAAA"/>
-              <w:left w:val="single" w:sz="1" w:space="0" w:color="AAAAAA"/>
-              <w:bottom w:val="single" w:sz="1" w:space="0" w:color="AAAAAA"/>
-              <w:right w:val="single" w:sz="1" w:space="0" w:color="AAAAAA"/>
+              <w:top w:val="single" w:color="AAAAAA" w:sz="1" w:space="0"/>
+              <w:left w:val="single" w:color="AAAAAA" w:sz="1" w:space="0"/>
+              <w:bottom w:val="single" w:color="AAAAAA" w:sz="1" w:space="0"/>
+              <w:right w:val="single" w:color="AAAAAA" w:sz="1" w:space="0"/>
             </w:tcBorders>
             <w:shd w:val="clear" w:color="auto" w:fill="EBF3FA"/>
             <w:tcMar>
@@ -8323,10 +8349,10 @@
           <w:tcPr>
             <w:tcW w:w="1700" w:type="dxa"/>
             <w:tcBorders>
-              <w:top w:val="single" w:sz="1" w:space="0" w:color="AAAAAA"/>
-              <w:left w:val="single" w:sz="1" w:space="0" w:color="AAAAAA"/>
-              <w:bottom w:val="single" w:sz="1" w:space="0" w:color="AAAAAA"/>
-              <w:right w:val="single" w:sz="1" w:space="0" w:color="AAAAAA"/>
+              <w:top w:val="single" w:color="AAAAAA" w:sz="1" w:space="0"/>
+              <w:left w:val="single" w:color="AAAAAA" w:sz="1" w:space="0"/>
+              <w:bottom w:val="single" w:color="AAAAAA" w:sz="1" w:space="0"/>
+              <w:right w:val="single" w:color="AAAAAA" w:sz="1" w:space="0"/>
             </w:tcBorders>
             <w:shd w:val="clear" w:color="auto" w:fill="EBF3FA"/>
             <w:tcMar>
@@ -8352,10 +8378,10 @@
           <w:tcPr>
             <w:tcW w:w="2000" w:type="dxa"/>
             <w:tcBorders>
-              <w:top w:val="single" w:sz="1" w:space="0" w:color="AAAAAA"/>
-              <w:left w:val="single" w:sz="1" w:space="0" w:color="AAAAAA"/>
-              <w:bottom w:val="single" w:sz="1" w:space="0" w:color="AAAAAA"/>
-              <w:right w:val="single" w:sz="1" w:space="0" w:color="AAAAAA"/>
+              <w:top w:val="single" w:color="AAAAAA" w:sz="1" w:space="0"/>
+              <w:left w:val="single" w:color="AAAAAA" w:sz="1" w:space="0"/>
+              <w:bottom w:val="single" w:color="AAAAAA" w:sz="1" w:space="0"/>
+              <w:right w:val="single" w:color="AAAAAA" w:sz="1" w:space="0"/>
             </w:tcBorders>
             <w:shd w:val="clear" w:color="auto" w:fill="EBF3FA"/>
             <w:tcMar>
@@ -8381,10 +8407,10 @@
           <w:tcPr>
             <w:tcW w:w="3060" w:type="dxa"/>
             <w:tcBorders>
-              <w:top w:val="single" w:sz="1" w:space="0" w:color="AAAAAA"/>
-              <w:left w:val="single" w:sz="1" w:space="0" w:color="AAAAAA"/>
-              <w:bottom w:val="single" w:sz="1" w:space="0" w:color="AAAAAA"/>
-              <w:right w:val="single" w:sz="1" w:space="0" w:color="AAAAAA"/>
+              <w:top w:val="single" w:color="AAAAAA" w:sz="1" w:space="0"/>
+              <w:left w:val="single" w:color="AAAAAA" w:sz="1" w:space="0"/>
+              <w:bottom w:val="single" w:color="AAAAAA" w:sz="1" w:space="0"/>
+              <w:right w:val="single" w:color="AAAAAA" w:sz="1" w:space="0"/>
             </w:tcBorders>
             <w:shd w:val="clear" w:color="auto" w:fill="EBF3FA"/>
             <w:tcMar>
@@ -8420,10 +8446,10 @@
           <w:tcPr>
             <w:tcW w:w="2600" w:type="dxa"/>
             <w:tcBorders>
-              <w:top w:val="single" w:sz="1" w:space="0" w:color="AAAAAA"/>
-              <w:left w:val="single" w:sz="1" w:space="0" w:color="AAAAAA"/>
-              <w:bottom w:val="single" w:sz="1" w:space="0" w:color="AAAAAA"/>
-              <w:right w:val="single" w:sz="1" w:space="0" w:color="AAAAAA"/>
+              <w:top w:val="single" w:color="AAAAAA" w:sz="1" w:space="0"/>
+              <w:left w:val="single" w:color="AAAAAA" w:sz="1" w:space="0"/>
+              <w:bottom w:val="single" w:color="AAAAAA" w:sz="1" w:space="0"/>
+              <w:right w:val="single" w:color="AAAAAA" w:sz="1" w:space="0"/>
             </w:tcBorders>
             <w:shd w:val="clear" w:color="auto" w:fill="FFFFFF"/>
             <w:tcMar>
@@ -8451,10 +8477,10 @@
           <w:tcPr>
             <w:tcW w:w="1700" w:type="dxa"/>
             <w:tcBorders>
-              <w:top w:val="single" w:sz="1" w:space="0" w:color="AAAAAA"/>
-              <w:left w:val="single" w:sz="1" w:space="0" w:color="AAAAAA"/>
-              <w:bottom w:val="single" w:sz="1" w:space="0" w:color="AAAAAA"/>
-              <w:right w:val="single" w:sz="1" w:space="0" w:color="AAAAAA"/>
+              <w:top w:val="single" w:color="AAAAAA" w:sz="1" w:space="0"/>
+              <w:left w:val="single" w:color="AAAAAA" w:sz="1" w:space="0"/>
+              <w:bottom w:val="single" w:color="AAAAAA" w:sz="1" w:space="0"/>
+              <w:right w:val="single" w:color="AAAAAA" w:sz="1" w:space="0"/>
             </w:tcBorders>
             <w:shd w:val="clear" w:color="auto" w:fill="FFFFFF"/>
             <w:tcMar>
@@ -8480,10 +8506,10 @@
           <w:tcPr>
             <w:tcW w:w="2000" w:type="dxa"/>
             <w:tcBorders>
-              <w:top w:val="single" w:sz="1" w:space="0" w:color="AAAAAA"/>
-              <w:left w:val="single" w:sz="1" w:space="0" w:color="AAAAAA"/>
-              <w:bottom w:val="single" w:sz="1" w:space="0" w:color="AAAAAA"/>
-              <w:right w:val="single" w:sz="1" w:space="0" w:color="AAAAAA"/>
+              <w:top w:val="single" w:color="AAAAAA" w:sz="1" w:space="0"/>
+              <w:left w:val="single" w:color="AAAAAA" w:sz="1" w:space="0"/>
+              <w:bottom w:val="single" w:color="AAAAAA" w:sz="1" w:space="0"/>
+              <w:right w:val="single" w:color="AAAAAA" w:sz="1" w:space="0"/>
             </w:tcBorders>
             <w:shd w:val="clear" w:color="auto" w:fill="FFFFFF"/>
             <w:tcMar>
@@ -8509,10 +8535,10 @@
           <w:tcPr>
             <w:tcW w:w="3060" w:type="dxa"/>
             <w:tcBorders>
-              <w:top w:val="single" w:sz="1" w:space="0" w:color="AAAAAA"/>
-              <w:left w:val="single" w:sz="1" w:space="0" w:color="AAAAAA"/>
-              <w:bottom w:val="single" w:sz="1" w:space="0" w:color="AAAAAA"/>
-              <w:right w:val="single" w:sz="1" w:space="0" w:color="AAAAAA"/>
+              <w:top w:val="single" w:color="AAAAAA" w:sz="1" w:space="0"/>
+              <w:left w:val="single" w:color="AAAAAA" w:sz="1" w:space="0"/>
+              <w:bottom w:val="single" w:color="AAAAAA" w:sz="1" w:space="0"/>
+              <w:right w:val="single" w:color="AAAAAA" w:sz="1" w:space="0"/>
             </w:tcBorders>
             <w:shd w:val="clear" w:color="auto" w:fill="FFFFFF"/>
             <w:tcMar>
@@ -8540,10 +8566,10 @@
           <w:tcPr>
             <w:tcW w:w="2600" w:type="dxa"/>
             <w:tcBorders>
-              <w:top w:val="single" w:sz="1" w:space="0" w:color="AAAAAA"/>
-              <w:left w:val="single" w:sz="1" w:space="0" w:color="AAAAAA"/>
-              <w:bottom w:val="single" w:sz="1" w:space="0" w:color="AAAAAA"/>
-              <w:right w:val="single" w:sz="1" w:space="0" w:color="AAAAAA"/>
+              <w:top w:val="single" w:color="AAAAAA" w:sz="1" w:space="0"/>
+              <w:left w:val="single" w:color="AAAAAA" w:sz="1" w:space="0"/>
+              <w:bottom w:val="single" w:color="AAAAAA" w:sz="1" w:space="0"/>
+              <w:right w:val="single" w:color="AAAAAA" w:sz="1" w:space="0"/>
             </w:tcBorders>
             <w:shd w:val="clear" w:color="auto" w:fill="EBF3FA"/>
             <w:tcMar>
@@ -8571,10 +8597,10 @@
           <w:tcPr>
             <w:tcW w:w="1700" w:type="dxa"/>
             <w:tcBorders>
-              <w:top w:val="single" w:sz="1" w:space="0" w:color="AAAAAA"/>
-              <w:left w:val="single" w:sz="1" w:space="0" w:color="AAAAAA"/>
-              <w:bottom w:val="single" w:sz="1" w:space="0" w:color="AAAAAA"/>
-              <w:right w:val="single" w:sz="1" w:space="0" w:color="AAAAAA"/>
+              <w:top w:val="single" w:color="AAAAAA" w:sz="1" w:space="0"/>
+              <w:left w:val="single" w:color="AAAAAA" w:sz="1" w:space="0"/>
+              <w:bottom w:val="single" w:color="AAAAAA" w:sz="1" w:space="0"/>
+              <w:right w:val="single" w:color="AAAAAA" w:sz="1" w:space="0"/>
             </w:tcBorders>
             <w:shd w:val="clear" w:color="auto" w:fill="EBF3FA"/>
             <w:tcMar>
@@ -8600,10 +8626,10 @@
           <w:tcPr>
             <w:tcW w:w="2000" w:type="dxa"/>
             <w:tcBorders>
-              <w:top w:val="single" w:sz="1" w:space="0" w:color="AAAAAA"/>
-              <w:left w:val="single" w:sz="1" w:space="0" w:color="AAAAAA"/>
-              <w:bottom w:val="single" w:sz="1" w:space="0" w:color="AAAAAA"/>
-              <w:right w:val="single" w:sz="1" w:space="0" w:color="AAAAAA"/>
+              <w:top w:val="single" w:color="AAAAAA" w:sz="1" w:space="0"/>
+              <w:left w:val="single" w:color="AAAAAA" w:sz="1" w:space="0"/>
+              <w:bottom w:val="single" w:color="AAAAAA" w:sz="1" w:space="0"/>
+              <w:right w:val="single" w:color="AAAAAA" w:sz="1" w:space="0"/>
             </w:tcBorders>
             <w:shd w:val="clear" w:color="auto" w:fill="EBF3FA"/>
             <w:tcMar>
@@ -8629,10 +8655,10 @@
           <w:tcPr>
             <w:tcW w:w="3060" w:type="dxa"/>
             <w:tcBorders>
-              <w:top w:val="single" w:sz="1" w:space="0" w:color="AAAAAA"/>
-              <w:left w:val="single" w:sz="1" w:space="0" w:color="AAAAAA"/>
-              <w:bottom w:val="single" w:sz="1" w:space="0" w:color="AAAAAA"/>
-              <w:right w:val="single" w:sz="1" w:space="0" w:color="AAAAAA"/>
+              <w:top w:val="single" w:color="AAAAAA" w:sz="1" w:space="0"/>
+              <w:left w:val="single" w:color="AAAAAA" w:sz="1" w:space="0"/>
+              <w:bottom w:val="single" w:color="AAAAAA" w:sz="1" w:space="0"/>
+              <w:right w:val="single" w:color="AAAAAA" w:sz="1" w:space="0"/>
             </w:tcBorders>
             <w:shd w:val="clear" w:color="auto" w:fill="EBF3FA"/>
             <w:tcMar>
@@ -8806,7 +8832,7 @@
       </w:pPr>
       <w:r>
         <w:rPr>
-          <w:rFonts w:ascii="Courier New" w:eastAsia="Courier New" w:hAnsi="Courier New" w:cs="Courier New"/>
+          <w:rFonts w:ascii="Courier New" w:hAnsi="Courier New" w:eastAsia="Courier New" w:cs="Courier New"/>
           <w:color w:val="C7254E"/>
           <w:sz w:val="20"/>
           <w:szCs w:val="20"/>
@@ -8821,7 +8847,7 @@
       </w:pPr>
       <w:r>
         <w:rPr>
-          <w:rFonts w:ascii="Courier New" w:eastAsia="Courier New" w:hAnsi="Courier New" w:cs="Courier New"/>
+          <w:rFonts w:ascii="Courier New" w:hAnsi="Courier New" w:eastAsia="Courier New" w:cs="Courier New"/>
           <w:color w:val="C7254E"/>
           <w:sz w:val="20"/>
           <w:szCs w:val="20"/>
@@ -8836,7 +8862,7 @@
       </w:pPr>
       <w:r>
         <w:rPr>
-          <w:rFonts w:ascii="Courier New" w:eastAsia="Courier New" w:hAnsi="Courier New" w:cs="Courier New"/>
+          <w:rFonts w:ascii="Courier New" w:hAnsi="Courier New" w:eastAsia="Courier New" w:cs="Courier New"/>
           <w:color w:val="C7254E"/>
           <w:sz w:val="20"/>
           <w:szCs w:val="20"/>
@@ -8845,7 +8871,7 @@
       </w:r>
       <w:r>
         <w:rPr>
-          <w:rFonts w:ascii="Courier New" w:eastAsia="Courier New" w:hAnsi="Courier New" w:cs="Courier New"/>
+          <w:rFonts w:ascii="Courier New" w:hAnsi="Courier New" w:eastAsia="Courier New" w:cs="Courier New"/>
           <w:color w:val="C7254E"/>
           <w:sz w:val="20"/>
           <w:szCs w:val="20"/>
@@ -8879,7 +8905,6 @@
           <w:bCs/>
           <w:color w:val="1F3864"/>
         </w:rPr>
-        <w:lastRenderedPageBreak/>
         <w:t>Step 4 – Confirm</w:t>
       </w:r>
     </w:p>
@@ -8995,7 +9020,6 @@
         <w:pStyle w:val="Heading1"/>
       </w:pPr>
       <w:r>
-        <w:lastRenderedPageBreak/>
         <w:t>DOCKERFILE REQUIREMENTS</w:t>
       </w:r>
     </w:p>
@@ -9122,7 +9146,7 @@
       </w:pPr>
       <w:r>
         <w:rPr>
-          <w:rFonts w:ascii="Courier New" w:eastAsia="Courier New" w:hAnsi="Courier New" w:cs="Courier New"/>
+          <w:rFonts w:ascii="Courier New" w:hAnsi="Courier New" w:eastAsia="Courier New" w:cs="Courier New"/>
           <w:color w:val="C7254E"/>
           <w:sz w:val="20"/>
           <w:szCs w:val="20"/>
@@ -9137,7 +9161,7 @@
       </w:pPr>
       <w:r>
         <w:rPr>
-          <w:rFonts w:ascii="Courier New" w:eastAsia="Courier New" w:hAnsi="Courier New" w:cs="Courier New"/>
+          <w:rFonts w:ascii="Courier New" w:hAnsi="Courier New" w:eastAsia="Courier New" w:cs="Courier New"/>
           <w:color w:val="C7254E"/>
           <w:sz w:val="20"/>
           <w:szCs w:val="20"/>
@@ -9152,7 +9176,7 @@
       </w:pPr>
       <w:r>
         <w:rPr>
-          <w:rFonts w:ascii="Courier New" w:eastAsia="Courier New" w:hAnsi="Courier New" w:cs="Courier New"/>
+          <w:rFonts w:ascii="Courier New" w:hAnsi="Courier New" w:eastAsia="Courier New" w:cs="Courier New"/>
           <w:color w:val="C7254E"/>
           <w:sz w:val="20"/>
           <w:szCs w:val="20"/>
@@ -9167,7 +9191,7 @@
       </w:pPr>
       <w:r>
         <w:rPr>
-          <w:rFonts w:ascii="Courier New" w:eastAsia="Courier New" w:hAnsi="Courier New" w:cs="Courier New"/>
+          <w:rFonts w:ascii="Courier New" w:hAnsi="Courier New" w:eastAsia="Courier New" w:cs="Courier New"/>
           <w:color w:val="C7254E"/>
           <w:sz w:val="20"/>
           <w:szCs w:val="20"/>
@@ -9406,7 +9430,6 @@
         <w:pStyle w:val="Heading1"/>
       </w:pPr>
       <w:r>
-        <w:lastRenderedPageBreak/>
         <w:t>CSS (style.css) REQUIREMENTS</w:t>
       </w:r>
     </w:p>
@@ -9573,7 +9596,6 @@
         <w:pStyle w:val="Heading1"/>
       </w:pPr>
       <w:r>
-        <w:lastRenderedPageBreak/>
         <w:t>WORKFLOW OVERVIEW SUMMARY</w:t>
       </w:r>
     </w:p>
@@ -9593,12 +9615,12 @@
       <w:tblPr>
         <w:tblW w:w="9360" w:type="dxa"/>
         <w:tblBorders>
-          <w:top w:val="single" w:sz="4" w:space="0" w:color="auto"/>
-          <w:left w:val="single" w:sz="4" w:space="0" w:color="auto"/>
-          <w:bottom w:val="single" w:sz="4" w:space="0" w:color="auto"/>
-          <w:right w:val="single" w:sz="4" w:space="0" w:color="auto"/>
-          <w:insideH w:val="single" w:sz="4" w:space="0" w:color="auto"/>
-          <w:insideV w:val="single" w:sz="4" w:space="0" w:color="auto"/>
+          <w:top w:val="single" w:color="auto" w:sz="4" w:space="0"/>
+          <w:left w:val="single" w:color="auto" w:sz="4" w:space="0"/>
+          <w:bottom w:val="single" w:color="auto" w:sz="4" w:space="0"/>
+          <w:right w:val="single" w:color="auto" w:sz="4" w:space="0"/>
+          <w:insideH w:val="single" w:color="auto" w:sz="4" w:space="0"/>
+          <w:insideV w:val="single" w:color="auto" w:sz="4" w:space="0"/>
         </w:tblBorders>
         <w:tblCellMar>
           <w:left w:w="10" w:type="dxa"/>
@@ -9617,10 +9639,10 @@
           <w:tcPr>
             <w:tcW w:w="2000" w:type="dxa"/>
             <w:tcBorders>
-              <w:top w:val="single" w:sz="1" w:space="0" w:color="AAAAAA"/>
-              <w:left w:val="single" w:sz="1" w:space="0" w:color="AAAAAA"/>
-              <w:bottom w:val="single" w:sz="1" w:space="0" w:color="AAAAAA"/>
-              <w:right w:val="single" w:sz="1" w:space="0" w:color="AAAAAA"/>
+              <w:top w:val="single" w:color="AAAAAA" w:sz="1" w:space="0"/>
+              <w:left w:val="single" w:color="AAAAAA" w:sz="1" w:space="0"/>
+              <w:bottom w:val="single" w:color="AAAAAA" w:sz="1" w:space="0"/>
+              <w:right w:val="single" w:color="AAAAAA" w:sz="1" w:space="0"/>
             </w:tcBorders>
             <w:shd w:val="clear" w:color="auto" w:fill="1F3864"/>
             <w:tcMar>
@@ -9651,10 +9673,10 @@
           <w:tcPr>
             <w:tcW w:w="1400" w:type="dxa"/>
             <w:tcBorders>
-              <w:top w:val="single" w:sz="1" w:space="0" w:color="AAAAAA"/>
-              <w:left w:val="single" w:sz="1" w:space="0" w:color="AAAAAA"/>
-              <w:bottom w:val="single" w:sz="1" w:space="0" w:color="AAAAAA"/>
-              <w:right w:val="single" w:sz="1" w:space="0" w:color="AAAAAA"/>
+              <w:top w:val="single" w:color="AAAAAA" w:sz="1" w:space="0"/>
+              <w:left w:val="single" w:color="AAAAAA" w:sz="1" w:space="0"/>
+              <w:bottom w:val="single" w:color="AAAAAA" w:sz="1" w:space="0"/>
+              <w:right w:val="single" w:color="AAAAAA" w:sz="1" w:space="0"/>
             </w:tcBorders>
             <w:shd w:val="clear" w:color="auto" w:fill="1F3864"/>
             <w:tcMar>
@@ -9685,10 +9707,10 @@
           <w:tcPr>
             <w:tcW w:w="1800" w:type="dxa"/>
             <w:tcBorders>
-              <w:top w:val="single" w:sz="1" w:space="0" w:color="AAAAAA"/>
-              <w:left w:val="single" w:sz="1" w:space="0" w:color="AAAAAA"/>
-              <w:bottom w:val="single" w:sz="1" w:space="0" w:color="AAAAAA"/>
-              <w:right w:val="single" w:sz="1" w:space="0" w:color="AAAAAA"/>
+              <w:top w:val="single" w:color="AAAAAA" w:sz="1" w:space="0"/>
+              <w:left w:val="single" w:color="AAAAAA" w:sz="1" w:space="0"/>
+              <w:bottom w:val="single" w:color="AAAAAA" w:sz="1" w:space="0"/>
+              <w:right w:val="single" w:color="AAAAAA" w:sz="1" w:space="0"/>
             </w:tcBorders>
             <w:shd w:val="clear" w:color="auto" w:fill="1F3864"/>
             <w:tcMar>
@@ -9719,10 +9741,10 @@
           <w:tcPr>
             <w:tcW w:w="4160" w:type="dxa"/>
             <w:tcBorders>
-              <w:top w:val="single" w:sz="1" w:space="0" w:color="AAAAAA"/>
-              <w:left w:val="single" w:sz="1" w:space="0" w:color="AAAAAA"/>
-              <w:bottom w:val="single" w:sz="1" w:space="0" w:color="AAAAAA"/>
-              <w:right w:val="single" w:sz="1" w:space="0" w:color="AAAAAA"/>
+              <w:top w:val="single" w:color="AAAAAA" w:sz="1" w:space="0"/>
+              <w:left w:val="single" w:color="AAAAAA" w:sz="1" w:space="0"/>
+              <w:bottom w:val="single" w:color="AAAAAA" w:sz="1" w:space="0"/>
+              <w:right w:val="single" w:color="AAAAAA" w:sz="1" w:space="0"/>
             </w:tcBorders>
             <w:shd w:val="clear" w:color="auto" w:fill="1F3864"/>
             <w:tcMar>
@@ -9765,10 +9787,10 @@
           <w:tcPr>
             <w:tcW w:w="2000" w:type="dxa"/>
             <w:tcBorders>
-              <w:top w:val="single" w:sz="1" w:space="0" w:color="AAAAAA"/>
-              <w:left w:val="single" w:sz="1" w:space="0" w:color="AAAAAA"/>
-              <w:bottom w:val="single" w:sz="1" w:space="0" w:color="AAAAAA"/>
-              <w:right w:val="single" w:sz="1" w:space="0" w:color="AAAAAA"/>
+              <w:top w:val="single" w:color="AAAAAA" w:sz="1" w:space="0"/>
+              <w:left w:val="single" w:color="AAAAAA" w:sz="1" w:space="0"/>
+              <w:bottom w:val="single" w:color="AAAAAA" w:sz="1" w:space="0"/>
+              <w:right w:val="single" w:color="AAAAAA" w:sz="1" w:space="0"/>
             </w:tcBorders>
             <w:shd w:val="clear" w:color="auto" w:fill="EBF3FA"/>
             <w:tcMar>
@@ -9796,10 +9818,10 @@
           <w:tcPr>
             <w:tcW w:w="1400" w:type="dxa"/>
             <w:tcBorders>
-              <w:top w:val="single" w:sz="1" w:space="0" w:color="AAAAAA"/>
-              <w:left w:val="single" w:sz="1" w:space="0" w:color="AAAAAA"/>
-              <w:bottom w:val="single" w:sz="1" w:space="0" w:color="AAAAAA"/>
-              <w:right w:val="single" w:sz="1" w:space="0" w:color="AAAAAA"/>
+              <w:top w:val="single" w:color="AAAAAA" w:sz="1" w:space="0"/>
+              <w:left w:val="single" w:color="AAAAAA" w:sz="1" w:space="0"/>
+              <w:bottom w:val="single" w:color="AAAAAA" w:sz="1" w:space="0"/>
+              <w:right w:val="single" w:color="AAAAAA" w:sz="1" w:space="0"/>
             </w:tcBorders>
             <w:shd w:val="clear" w:color="auto" w:fill="EBF3FA"/>
             <w:tcMar>
@@ -9825,10 +9847,10 @@
           <w:tcPr>
             <w:tcW w:w="1800" w:type="dxa"/>
             <w:tcBorders>
-              <w:top w:val="single" w:sz="1" w:space="0" w:color="AAAAAA"/>
-              <w:left w:val="single" w:sz="1" w:space="0" w:color="AAAAAA"/>
-              <w:bottom w:val="single" w:sz="1" w:space="0" w:color="AAAAAA"/>
-              <w:right w:val="single" w:sz="1" w:space="0" w:color="AAAAAA"/>
+              <w:top w:val="single" w:color="AAAAAA" w:sz="1" w:space="0"/>
+              <w:left w:val="single" w:color="AAAAAA" w:sz="1" w:space="0"/>
+              <w:bottom w:val="single" w:color="AAAAAA" w:sz="1" w:space="0"/>
+              <w:right w:val="single" w:color="AAAAAA" w:sz="1" w:space="0"/>
             </w:tcBorders>
             <w:shd w:val="clear" w:color="auto" w:fill="EBF3FA"/>
             <w:tcMar>
@@ -9854,10 +9876,10 @@
           <w:tcPr>
             <w:tcW w:w="4160" w:type="dxa"/>
             <w:tcBorders>
-              <w:top w:val="single" w:sz="1" w:space="0" w:color="AAAAAA"/>
-              <w:left w:val="single" w:sz="1" w:space="0" w:color="AAAAAA"/>
-              <w:bottom w:val="single" w:sz="1" w:space="0" w:color="AAAAAA"/>
-              <w:right w:val="single" w:sz="1" w:space="0" w:color="AAAAAA"/>
+              <w:top w:val="single" w:color="AAAAAA" w:sz="1" w:space="0"/>
+              <w:left w:val="single" w:color="AAAAAA" w:sz="1" w:space="0"/>
+              <w:bottom w:val="single" w:color="AAAAAA" w:sz="1" w:space="0"/>
+              <w:right w:val="single" w:color="AAAAAA" w:sz="1" w:space="0"/>
             </w:tcBorders>
             <w:shd w:val="clear" w:color="auto" w:fill="EBF3FA"/>
             <w:tcMar>
@@ -9885,10 +9907,10 @@
           <w:tcPr>
             <w:tcW w:w="2000" w:type="dxa"/>
             <w:tcBorders>
-              <w:top w:val="single" w:sz="1" w:space="0" w:color="AAAAAA"/>
-              <w:left w:val="single" w:sz="1" w:space="0" w:color="AAAAAA"/>
-              <w:bottom w:val="single" w:sz="1" w:space="0" w:color="AAAAAA"/>
-              <w:right w:val="single" w:sz="1" w:space="0" w:color="AAAAAA"/>
+              <w:top w:val="single" w:color="AAAAAA" w:sz="1" w:space="0"/>
+              <w:left w:val="single" w:color="AAAAAA" w:sz="1" w:space="0"/>
+              <w:bottom w:val="single" w:color="AAAAAA" w:sz="1" w:space="0"/>
+              <w:right w:val="single" w:color="AAAAAA" w:sz="1" w:space="0"/>
             </w:tcBorders>
             <w:shd w:val="clear" w:color="auto" w:fill="FFFFFF"/>
             <w:tcMar>
@@ -9916,10 +9938,10 @@
           <w:tcPr>
             <w:tcW w:w="1400" w:type="dxa"/>
             <w:tcBorders>
-              <w:top w:val="single" w:sz="1" w:space="0" w:color="AAAAAA"/>
-              <w:left w:val="single" w:sz="1" w:space="0" w:color="AAAAAA"/>
-              <w:bottom w:val="single" w:sz="1" w:space="0" w:color="AAAAAA"/>
-              <w:right w:val="single" w:sz="1" w:space="0" w:color="AAAAAA"/>
+              <w:top w:val="single" w:color="AAAAAA" w:sz="1" w:space="0"/>
+              <w:left w:val="single" w:color="AAAAAA" w:sz="1" w:space="0"/>
+              <w:bottom w:val="single" w:color="AAAAAA" w:sz="1" w:space="0"/>
+              <w:right w:val="single" w:color="AAAAAA" w:sz="1" w:space="0"/>
             </w:tcBorders>
             <w:shd w:val="clear" w:color="auto" w:fill="FFFFFF"/>
             <w:tcMar>
@@ -9945,10 +9967,10 @@
           <w:tcPr>
             <w:tcW w:w="1800" w:type="dxa"/>
             <w:tcBorders>
-              <w:top w:val="single" w:sz="1" w:space="0" w:color="AAAAAA"/>
-              <w:left w:val="single" w:sz="1" w:space="0" w:color="AAAAAA"/>
-              <w:bottom w:val="single" w:sz="1" w:space="0" w:color="AAAAAA"/>
-              <w:right w:val="single" w:sz="1" w:space="0" w:color="AAAAAA"/>
+              <w:top w:val="single" w:color="AAAAAA" w:sz="1" w:space="0"/>
+              <w:left w:val="single" w:color="AAAAAA" w:sz="1" w:space="0"/>
+              <w:bottom w:val="single" w:color="AAAAAA" w:sz="1" w:space="0"/>
+              <w:right w:val="single" w:color="AAAAAA" w:sz="1" w:space="0"/>
             </w:tcBorders>
             <w:shd w:val="clear" w:color="auto" w:fill="FFFFFF"/>
             <w:tcMar>
@@ -9974,10 +9996,10 @@
           <w:tcPr>
             <w:tcW w:w="4160" w:type="dxa"/>
             <w:tcBorders>
-              <w:top w:val="single" w:sz="1" w:space="0" w:color="AAAAAA"/>
-              <w:left w:val="single" w:sz="1" w:space="0" w:color="AAAAAA"/>
-              <w:bottom w:val="single" w:sz="1" w:space="0" w:color="AAAAAA"/>
-              <w:right w:val="single" w:sz="1" w:space="0" w:color="AAAAAA"/>
+              <w:top w:val="single" w:color="AAAAAA" w:sz="1" w:space="0"/>
+              <w:left w:val="single" w:color="AAAAAA" w:sz="1" w:space="0"/>
+              <w:bottom w:val="single" w:color="AAAAAA" w:sz="1" w:space="0"/>
+              <w:right w:val="single" w:color="AAAAAA" w:sz="1" w:space="0"/>
             </w:tcBorders>
             <w:shd w:val="clear" w:color="auto" w:fill="FFFFFF"/>
             <w:tcMar>
@@ -10013,10 +10035,10 @@
           <w:tcPr>
             <w:tcW w:w="2000" w:type="dxa"/>
             <w:tcBorders>
-              <w:top w:val="single" w:sz="1" w:space="0" w:color="AAAAAA"/>
-              <w:left w:val="single" w:sz="1" w:space="0" w:color="AAAAAA"/>
-              <w:bottom w:val="single" w:sz="1" w:space="0" w:color="AAAAAA"/>
-              <w:right w:val="single" w:sz="1" w:space="0" w:color="AAAAAA"/>
+              <w:top w:val="single" w:color="AAAAAA" w:sz="1" w:space="0"/>
+              <w:left w:val="single" w:color="AAAAAA" w:sz="1" w:space="0"/>
+              <w:bottom w:val="single" w:color="AAAAAA" w:sz="1" w:space="0"/>
+              <w:right w:val="single" w:color="AAAAAA" w:sz="1" w:space="0"/>
             </w:tcBorders>
             <w:shd w:val="clear" w:color="auto" w:fill="EBF3FA"/>
             <w:tcMar>
@@ -10044,10 +10066,10 @@
           <w:tcPr>
             <w:tcW w:w="1400" w:type="dxa"/>
             <w:tcBorders>
-              <w:top w:val="single" w:sz="1" w:space="0" w:color="AAAAAA"/>
-              <w:left w:val="single" w:sz="1" w:space="0" w:color="AAAAAA"/>
-              <w:bottom w:val="single" w:sz="1" w:space="0" w:color="AAAAAA"/>
-              <w:right w:val="single" w:sz="1" w:space="0" w:color="AAAAAA"/>
+              <w:top w:val="single" w:color="AAAAAA" w:sz="1" w:space="0"/>
+              <w:left w:val="single" w:color="AAAAAA" w:sz="1" w:space="0"/>
+              <w:bottom w:val="single" w:color="AAAAAA" w:sz="1" w:space="0"/>
+              <w:right w:val="single" w:color="AAAAAA" w:sz="1" w:space="0"/>
             </w:tcBorders>
             <w:shd w:val="clear" w:color="auto" w:fill="EBF3FA"/>
             <w:tcMar>
@@ -10073,10 +10095,10 @@
           <w:tcPr>
             <w:tcW w:w="1800" w:type="dxa"/>
             <w:tcBorders>
-              <w:top w:val="single" w:sz="1" w:space="0" w:color="AAAAAA"/>
-              <w:left w:val="single" w:sz="1" w:space="0" w:color="AAAAAA"/>
-              <w:bottom w:val="single" w:sz="1" w:space="0" w:color="AAAAAA"/>
-              <w:right w:val="single" w:sz="1" w:space="0" w:color="AAAAAA"/>
+              <w:top w:val="single" w:color="AAAAAA" w:sz="1" w:space="0"/>
+              <w:left w:val="single" w:color="AAAAAA" w:sz="1" w:space="0"/>
+              <w:bottom w:val="single" w:color="AAAAAA" w:sz="1" w:space="0"/>
+              <w:right w:val="single" w:color="AAAAAA" w:sz="1" w:space="0"/>
             </w:tcBorders>
             <w:shd w:val="clear" w:color="auto" w:fill="EBF3FA"/>
             <w:tcMar>
@@ -10102,10 +10124,10 @@
           <w:tcPr>
             <w:tcW w:w="4160" w:type="dxa"/>
             <w:tcBorders>
-              <w:top w:val="single" w:sz="1" w:space="0" w:color="AAAAAA"/>
-              <w:left w:val="single" w:sz="1" w:space="0" w:color="AAAAAA"/>
-              <w:bottom w:val="single" w:sz="1" w:space="0" w:color="AAAAAA"/>
-              <w:right w:val="single" w:sz="1" w:space="0" w:color="AAAAAA"/>
+              <w:top w:val="single" w:color="AAAAAA" w:sz="1" w:space="0"/>
+              <w:left w:val="single" w:color="AAAAAA" w:sz="1" w:space="0"/>
+              <w:bottom w:val="single" w:color="AAAAAA" w:sz="1" w:space="0"/>
+              <w:right w:val="single" w:color="AAAAAA" w:sz="1" w:space="0"/>
             </w:tcBorders>
             <w:shd w:val="clear" w:color="auto" w:fill="EBF3FA"/>
             <w:tcMar>
@@ -10133,10 +10155,10 @@
           <w:tcPr>
             <w:tcW w:w="2000" w:type="dxa"/>
             <w:tcBorders>
-              <w:top w:val="single" w:sz="1" w:space="0" w:color="AAAAAA"/>
-              <w:left w:val="single" w:sz="1" w:space="0" w:color="AAAAAA"/>
-              <w:bottom w:val="single" w:sz="1" w:space="0" w:color="AAAAAA"/>
-              <w:right w:val="single" w:sz="1" w:space="0" w:color="AAAAAA"/>
+              <w:top w:val="single" w:color="AAAAAA" w:sz="1" w:space="0"/>
+              <w:left w:val="single" w:color="AAAAAA" w:sz="1" w:space="0"/>
+              <w:bottom w:val="single" w:color="AAAAAA" w:sz="1" w:space="0"/>
+              <w:right w:val="single" w:color="AAAAAA" w:sz="1" w:space="0"/>
             </w:tcBorders>
             <w:shd w:val="clear" w:color="auto" w:fill="FFFFFF"/>
             <w:tcMar>
@@ -10164,10 +10186,10 @@
           <w:tcPr>
             <w:tcW w:w="1400" w:type="dxa"/>
             <w:tcBorders>
-              <w:top w:val="single" w:sz="1" w:space="0" w:color="AAAAAA"/>
-              <w:left w:val="single" w:sz="1" w:space="0" w:color="AAAAAA"/>
-              <w:bottom w:val="single" w:sz="1" w:space="0" w:color="AAAAAA"/>
-              <w:right w:val="single" w:sz="1" w:space="0" w:color="AAAAAA"/>
+              <w:top w:val="single" w:color="AAAAAA" w:sz="1" w:space="0"/>
+              <w:left w:val="single" w:color="AAAAAA" w:sz="1" w:space="0"/>
+              <w:bottom w:val="single" w:color="AAAAAA" w:sz="1" w:space="0"/>
+              <w:right w:val="single" w:color="AAAAAA" w:sz="1" w:space="0"/>
             </w:tcBorders>
             <w:shd w:val="clear" w:color="auto" w:fill="FFFFFF"/>
             <w:tcMar>
@@ -10193,10 +10215,10 @@
           <w:tcPr>
             <w:tcW w:w="1800" w:type="dxa"/>
             <w:tcBorders>
-              <w:top w:val="single" w:sz="1" w:space="0" w:color="AAAAAA"/>
-              <w:left w:val="single" w:sz="1" w:space="0" w:color="AAAAAA"/>
-              <w:bottom w:val="single" w:sz="1" w:space="0" w:color="AAAAAA"/>
-              <w:right w:val="single" w:sz="1" w:space="0" w:color="AAAAAA"/>
+              <w:top w:val="single" w:color="AAAAAA" w:sz="1" w:space="0"/>
+              <w:left w:val="single" w:color="AAAAAA" w:sz="1" w:space="0"/>
+              <w:bottom w:val="single" w:color="AAAAAA" w:sz="1" w:space="0"/>
+              <w:right w:val="single" w:color="AAAAAA" w:sz="1" w:space="0"/>
             </w:tcBorders>
             <w:shd w:val="clear" w:color="auto" w:fill="FFFFFF"/>
             <w:tcMar>
@@ -10222,10 +10244,10 @@
           <w:tcPr>
             <w:tcW w:w="4160" w:type="dxa"/>
             <w:tcBorders>
-              <w:top w:val="single" w:sz="1" w:space="0" w:color="AAAAAA"/>
-              <w:left w:val="single" w:sz="1" w:space="0" w:color="AAAAAA"/>
-              <w:bottom w:val="single" w:sz="1" w:space="0" w:color="AAAAAA"/>
-              <w:right w:val="single" w:sz="1" w:space="0" w:color="AAAAAA"/>
+              <w:top w:val="single" w:color="AAAAAA" w:sz="1" w:space="0"/>
+              <w:left w:val="single" w:color="AAAAAA" w:sz="1" w:space="0"/>
+              <w:bottom w:val="single" w:color="AAAAAA" w:sz="1" w:space="0"/>
+              <w:right w:val="single" w:color="AAAAAA" w:sz="1" w:space="0"/>
             </w:tcBorders>
             <w:shd w:val="clear" w:color="auto" w:fill="FFFFFF"/>
             <w:tcMar>
@@ -10261,10 +10283,10 @@
           <w:tcPr>
             <w:tcW w:w="2000" w:type="dxa"/>
             <w:tcBorders>
-              <w:top w:val="single" w:sz="1" w:space="0" w:color="AAAAAA"/>
-              <w:left w:val="single" w:sz="1" w:space="0" w:color="AAAAAA"/>
-              <w:bottom w:val="single" w:sz="1" w:space="0" w:color="AAAAAA"/>
-              <w:right w:val="single" w:sz="1" w:space="0" w:color="AAAAAA"/>
+              <w:top w:val="single" w:color="AAAAAA" w:sz="1" w:space="0"/>
+              <w:left w:val="single" w:color="AAAAAA" w:sz="1" w:space="0"/>
+              <w:bottom w:val="single" w:color="AAAAAA" w:sz="1" w:space="0"/>
+              <w:right w:val="single" w:color="AAAAAA" w:sz="1" w:space="0"/>
             </w:tcBorders>
             <w:shd w:val="clear" w:color="auto" w:fill="EBF3FA"/>
             <w:tcMar>
@@ -10292,10 +10314,10 @@
           <w:tcPr>
             <w:tcW w:w="1400" w:type="dxa"/>
             <w:tcBorders>
-              <w:top w:val="single" w:sz="1" w:space="0" w:color="AAAAAA"/>
-              <w:left w:val="single" w:sz="1" w:space="0" w:color="AAAAAA"/>
-              <w:bottom w:val="single" w:sz="1" w:space="0" w:color="AAAAAA"/>
-              <w:right w:val="single" w:sz="1" w:space="0" w:color="AAAAAA"/>
+              <w:top w:val="single" w:color="AAAAAA" w:sz="1" w:space="0"/>
+              <w:left w:val="single" w:color="AAAAAA" w:sz="1" w:space="0"/>
+              <w:bottom w:val="single" w:color="AAAAAA" w:sz="1" w:space="0"/>
+              <w:right w:val="single" w:color="AAAAAA" w:sz="1" w:space="0"/>
             </w:tcBorders>
             <w:shd w:val="clear" w:color="auto" w:fill="EBF3FA"/>
             <w:tcMar>
@@ -10321,10 +10343,10 @@
           <w:tcPr>
             <w:tcW w:w="1800" w:type="dxa"/>
             <w:tcBorders>
-              <w:top w:val="single" w:sz="1" w:space="0" w:color="AAAAAA"/>
-              <w:left w:val="single" w:sz="1" w:space="0" w:color="AAAAAA"/>
-              <w:bottom w:val="single" w:sz="1" w:space="0" w:color="AAAAAA"/>
-              <w:right w:val="single" w:sz="1" w:space="0" w:color="AAAAAA"/>
+              <w:top w:val="single" w:color="AAAAAA" w:sz="1" w:space="0"/>
+              <w:left w:val="single" w:color="AAAAAA" w:sz="1" w:space="0"/>
+              <w:bottom w:val="single" w:color="AAAAAA" w:sz="1" w:space="0"/>
+              <w:right w:val="single" w:color="AAAAAA" w:sz="1" w:space="0"/>
             </w:tcBorders>
             <w:shd w:val="clear" w:color="auto" w:fill="EBF3FA"/>
             <w:tcMar>
@@ -10350,10 +10372,10 @@
           <w:tcPr>
             <w:tcW w:w="4160" w:type="dxa"/>
             <w:tcBorders>
-              <w:top w:val="single" w:sz="1" w:space="0" w:color="AAAAAA"/>
-              <w:left w:val="single" w:sz="1" w:space="0" w:color="AAAAAA"/>
-              <w:bottom w:val="single" w:sz="1" w:space="0" w:color="AAAAAA"/>
-              <w:right w:val="single" w:sz="1" w:space="0" w:color="AAAAAA"/>
+              <w:top w:val="single" w:color="AAAAAA" w:sz="1" w:space="0"/>
+              <w:left w:val="single" w:color="AAAAAA" w:sz="1" w:space="0"/>
+              <w:bottom w:val="single" w:color="AAAAAA" w:sz="1" w:space="0"/>
+              <w:right w:val="single" w:color="AAAAAA" w:sz="1" w:space="0"/>
             </w:tcBorders>
             <w:shd w:val="clear" w:color="auto" w:fill="EBF3FA"/>
             <w:tcMar>
@@ -10381,10 +10403,10 @@
           <w:tcPr>
             <w:tcW w:w="2000" w:type="dxa"/>
             <w:tcBorders>
-              <w:top w:val="single" w:sz="1" w:space="0" w:color="AAAAAA"/>
-              <w:left w:val="single" w:sz="1" w:space="0" w:color="AAAAAA"/>
-              <w:bottom w:val="single" w:sz="1" w:space="0" w:color="AAAAAA"/>
-              <w:right w:val="single" w:sz="1" w:space="0" w:color="AAAAAA"/>
+              <w:top w:val="single" w:color="AAAAAA" w:sz="1" w:space="0"/>
+              <w:left w:val="single" w:color="AAAAAA" w:sz="1" w:space="0"/>
+              <w:bottom w:val="single" w:color="AAAAAA" w:sz="1" w:space="0"/>
+              <w:right w:val="single" w:color="AAAAAA" w:sz="1" w:space="0"/>
             </w:tcBorders>
             <w:shd w:val="clear" w:color="auto" w:fill="FFFFFF"/>
             <w:tcMar>
@@ -10412,10 +10434,10 @@
           <w:tcPr>
             <w:tcW w:w="1400" w:type="dxa"/>
             <w:tcBorders>
-              <w:top w:val="single" w:sz="1" w:space="0" w:color="AAAAAA"/>
-              <w:left w:val="single" w:sz="1" w:space="0" w:color="AAAAAA"/>
-              <w:bottom w:val="single" w:sz="1" w:space="0" w:color="AAAAAA"/>
-              <w:right w:val="single" w:sz="1" w:space="0" w:color="AAAAAA"/>
+              <w:top w:val="single" w:color="AAAAAA" w:sz="1" w:space="0"/>
+              <w:left w:val="single" w:color="AAAAAA" w:sz="1" w:space="0"/>
+              <w:bottom w:val="single" w:color="AAAAAA" w:sz="1" w:space="0"/>
+              <w:right w:val="single" w:color="AAAAAA" w:sz="1" w:space="0"/>
             </w:tcBorders>
             <w:shd w:val="clear" w:color="auto" w:fill="FFFFFF"/>
             <w:tcMar>
@@ -10441,10 +10463,10 @@
           <w:tcPr>
             <w:tcW w:w="1800" w:type="dxa"/>
             <w:tcBorders>
-              <w:top w:val="single" w:sz="1" w:space="0" w:color="AAAAAA"/>
-              <w:left w:val="single" w:sz="1" w:space="0" w:color="AAAAAA"/>
-              <w:bottom w:val="single" w:sz="1" w:space="0" w:color="AAAAAA"/>
-              <w:right w:val="single" w:sz="1" w:space="0" w:color="AAAAAA"/>
+              <w:top w:val="single" w:color="AAAAAA" w:sz="1" w:space="0"/>
+              <w:left w:val="single" w:color="AAAAAA" w:sz="1" w:space="0"/>
+              <w:bottom w:val="single" w:color="AAAAAA" w:sz="1" w:space="0"/>
+              <w:right w:val="single" w:color="AAAAAA" w:sz="1" w:space="0"/>
             </w:tcBorders>
             <w:shd w:val="clear" w:color="auto" w:fill="FFFFFF"/>
             <w:tcMar>
@@ -10470,10 +10492,10 @@
           <w:tcPr>
             <w:tcW w:w="4160" w:type="dxa"/>
             <w:tcBorders>
-              <w:top w:val="single" w:sz="1" w:space="0" w:color="AAAAAA"/>
-              <w:left w:val="single" w:sz="1" w:space="0" w:color="AAAAAA"/>
-              <w:bottom w:val="single" w:sz="1" w:space="0" w:color="AAAAAA"/>
-              <w:right w:val="single" w:sz="1" w:space="0" w:color="AAAAAA"/>
+              <w:top w:val="single" w:color="AAAAAA" w:sz="1" w:space="0"/>
+              <w:left w:val="single" w:color="AAAAAA" w:sz="1" w:space="0"/>
+              <w:bottom w:val="single" w:color="AAAAAA" w:sz="1" w:space="0"/>
+              <w:right w:val="single" w:color="AAAAAA" w:sz="1" w:space="0"/>
             </w:tcBorders>
             <w:shd w:val="clear" w:color="auto" w:fill="FFFFFF"/>
             <w:tcMar>
@@ -10715,7 +10737,6 @@
         <w:rPr>
           <w:color w:val="000000"/>
         </w:rPr>
-        <w:lastRenderedPageBreak/>
         <w:t xml:space="preserve">After all five PRs </w:t>
       </w:r>
       <w:r>
@@ -10913,7 +10934,6 @@
         <w:pStyle w:val="Heading1"/>
       </w:pPr>
       <w:r>
-        <w:lastRenderedPageBreak/>
         <w:t>TASKS &amp; MARKING SCHEME</w:t>
       </w:r>
     </w:p>
@@ -10933,12 +10953,12 @@
       <w:tblPr>
         <w:tblW w:w="9360" w:type="dxa"/>
         <w:tblBorders>
-          <w:top w:val="single" w:sz="4" w:space="0" w:color="auto"/>
-          <w:left w:val="single" w:sz="4" w:space="0" w:color="auto"/>
-          <w:bottom w:val="single" w:sz="4" w:space="0" w:color="auto"/>
-          <w:right w:val="single" w:sz="4" w:space="0" w:color="auto"/>
-          <w:insideH w:val="single" w:sz="4" w:space="0" w:color="auto"/>
-          <w:insideV w:val="single" w:sz="4" w:space="0" w:color="auto"/>
+          <w:top w:val="single" w:color="auto" w:sz="4" w:space="0"/>
+          <w:left w:val="single" w:color="auto" w:sz="4" w:space="0"/>
+          <w:bottom w:val="single" w:color="auto" w:sz="4" w:space="0"/>
+          <w:right w:val="single" w:color="auto" w:sz="4" w:space="0"/>
+          <w:insideH w:val="single" w:color="auto" w:sz="4" w:space="0"/>
+          <w:insideV w:val="single" w:color="auto" w:sz="4" w:space="0"/>
         </w:tblBorders>
         <w:tblCellMar>
           <w:left w:w="10" w:type="dxa"/>
@@ -10956,10 +10976,10 @@
           <w:tcPr>
             <w:tcW w:w="500" w:type="dxa"/>
             <w:tcBorders>
-              <w:top w:val="single" w:sz="1" w:space="0" w:color="AAAAAA"/>
-              <w:left w:val="single" w:sz="1" w:space="0" w:color="AAAAAA"/>
-              <w:bottom w:val="single" w:sz="1" w:space="0" w:color="AAAAAA"/>
-              <w:right w:val="single" w:sz="1" w:space="0" w:color="AAAAAA"/>
+              <w:top w:val="single" w:color="AAAAAA" w:sz="1" w:space="0"/>
+              <w:left w:val="single" w:color="AAAAAA" w:sz="1" w:space="0"/>
+              <w:bottom w:val="single" w:color="AAAAAA" w:sz="1" w:space="0"/>
+              <w:right w:val="single" w:color="AAAAAA" w:sz="1" w:space="0"/>
             </w:tcBorders>
             <w:shd w:val="clear" w:color="auto" w:fill="1F3864"/>
             <w:tcMar>
@@ -10990,10 +11010,10 @@
           <w:tcPr>
             <w:tcW w:w="6860" w:type="dxa"/>
             <w:tcBorders>
-              <w:top w:val="single" w:sz="1" w:space="0" w:color="AAAAAA"/>
-              <w:left w:val="single" w:sz="1" w:space="0" w:color="AAAAAA"/>
-              <w:bottom w:val="single" w:sz="1" w:space="0" w:color="AAAAAA"/>
-              <w:right w:val="single" w:sz="1" w:space="0" w:color="AAAAAA"/>
+              <w:top w:val="single" w:color="AAAAAA" w:sz="1" w:space="0"/>
+              <w:left w:val="single" w:color="AAAAAA" w:sz="1" w:space="0"/>
+              <w:bottom w:val="single" w:color="AAAAAA" w:sz="1" w:space="0"/>
+              <w:right w:val="single" w:color="AAAAAA" w:sz="1" w:space="0"/>
             </w:tcBorders>
             <w:shd w:val="clear" w:color="auto" w:fill="1F3864"/>
             <w:tcMar>
@@ -11024,10 +11044,10 @@
           <w:tcPr>
             <w:tcW w:w="2000" w:type="dxa"/>
             <w:tcBorders>
-              <w:top w:val="single" w:sz="1" w:space="0" w:color="AAAAAA"/>
-              <w:left w:val="single" w:sz="1" w:space="0" w:color="AAAAAA"/>
-              <w:bottom w:val="single" w:sz="1" w:space="0" w:color="AAAAAA"/>
-              <w:right w:val="single" w:sz="1" w:space="0" w:color="AAAAAA"/>
+              <w:top w:val="single" w:color="AAAAAA" w:sz="1" w:space="0"/>
+              <w:left w:val="single" w:color="AAAAAA" w:sz="1" w:space="0"/>
+              <w:bottom w:val="single" w:color="AAAAAA" w:sz="1" w:space="0"/>
+              <w:right w:val="single" w:color="AAAAAA" w:sz="1" w:space="0"/>
             </w:tcBorders>
             <w:shd w:val="clear" w:color="auto" w:fill="1F3864"/>
             <w:tcMar>
@@ -11071,10 +11091,10 @@
             <w:tcW w:w="7360" w:type="dxa"/>
             <w:gridSpan w:val="2"/>
             <w:tcBorders>
-              <w:top w:val="single" w:sz="1" w:space="0" w:color="AAAAAA"/>
-              <w:left w:val="single" w:sz="1" w:space="0" w:color="AAAAAA"/>
-              <w:bottom w:val="single" w:sz="1" w:space="0" w:color="AAAAAA"/>
-              <w:right w:val="single" w:sz="1" w:space="0" w:color="AAAAAA"/>
+              <w:top w:val="single" w:color="AAAAAA" w:sz="1" w:space="0"/>
+              <w:left w:val="single" w:color="AAAAAA" w:sz="1" w:space="0"/>
+              <w:bottom w:val="single" w:color="AAAAAA" w:sz="1" w:space="0"/>
+              <w:right w:val="single" w:color="AAAAAA" w:sz="1" w:space="0"/>
             </w:tcBorders>
             <w:shd w:val="clear" w:color="auto" w:fill="D5E8F0"/>
             <w:tcMar>
@@ -11101,10 +11121,10 @@
           <w:tcPr>
             <w:tcW w:w="2000" w:type="dxa"/>
             <w:tcBorders>
-              <w:top w:val="single" w:sz="1" w:space="0" w:color="AAAAAA"/>
-              <w:left w:val="single" w:sz="1" w:space="0" w:color="AAAAAA"/>
-              <w:bottom w:val="single" w:sz="1" w:space="0" w:color="AAAAAA"/>
-              <w:right w:val="single" w:sz="1" w:space="0" w:color="AAAAAA"/>
+              <w:top w:val="single" w:color="AAAAAA" w:sz="1" w:space="0"/>
+              <w:left w:val="single" w:color="AAAAAA" w:sz="1" w:space="0"/>
+              <w:bottom w:val="single" w:color="AAAAAA" w:sz="1" w:space="0"/>
+              <w:right w:val="single" w:color="AAAAAA" w:sz="1" w:space="0"/>
             </w:tcBorders>
             <w:shd w:val="clear" w:color="auto" w:fill="D5E8F0"/>
             <w:tcMar>
@@ -11136,10 +11156,10 @@
           <w:tcPr>
             <w:tcW w:w="500" w:type="dxa"/>
             <w:tcBorders>
-              <w:top w:val="single" w:sz="1" w:space="0" w:color="AAAAAA"/>
-              <w:left w:val="single" w:sz="1" w:space="0" w:color="AAAAAA"/>
-              <w:bottom w:val="single" w:sz="1" w:space="0" w:color="AAAAAA"/>
-              <w:right w:val="single" w:sz="1" w:space="0" w:color="AAAAAA"/>
+              <w:top w:val="single" w:color="AAAAAA" w:sz="1" w:space="0"/>
+              <w:left w:val="single" w:color="AAAAAA" w:sz="1" w:space="0"/>
+              <w:bottom w:val="single" w:color="AAAAAA" w:sz="1" w:space="0"/>
+              <w:right w:val="single" w:color="AAAAAA" w:sz="1" w:space="0"/>
             </w:tcBorders>
             <w:shd w:val="clear" w:color="auto" w:fill="EBF3FA"/>
             <w:tcMar>
@@ -11170,10 +11190,10 @@
           <w:tcPr>
             <w:tcW w:w="6860" w:type="dxa"/>
             <w:tcBorders>
-              <w:top w:val="single" w:sz="1" w:space="0" w:color="AAAAAA"/>
-              <w:left w:val="single" w:sz="1" w:space="0" w:color="AAAAAA"/>
-              <w:bottom w:val="single" w:sz="1" w:space="0" w:color="AAAAAA"/>
-              <w:right w:val="single" w:sz="1" w:space="0" w:color="AAAAAA"/>
+              <w:top w:val="single" w:color="AAAAAA" w:sz="1" w:space="0"/>
+              <w:left w:val="single" w:color="AAAAAA" w:sz="1" w:space="0"/>
+              <w:bottom w:val="single" w:color="AAAAAA" w:sz="1" w:space="0"/>
+              <w:right w:val="single" w:color="AAAAAA" w:sz="1" w:space="0"/>
             </w:tcBorders>
             <w:shd w:val="clear" w:color="auto" w:fill="EBF3FA"/>
             <w:tcMar>
@@ -11199,10 +11219,10 @@
           <w:tcPr>
             <w:tcW w:w="2000" w:type="dxa"/>
             <w:tcBorders>
-              <w:top w:val="single" w:sz="1" w:space="0" w:color="AAAAAA"/>
-              <w:left w:val="single" w:sz="1" w:space="0" w:color="AAAAAA"/>
-              <w:bottom w:val="single" w:sz="1" w:space="0" w:color="AAAAAA"/>
-              <w:right w:val="single" w:sz="1" w:space="0" w:color="AAAAAA"/>
+              <w:top w:val="single" w:color="AAAAAA" w:sz="1" w:space="0"/>
+              <w:left w:val="single" w:color="AAAAAA" w:sz="1" w:space="0"/>
+              <w:bottom w:val="single" w:color="AAAAAA" w:sz="1" w:space="0"/>
+              <w:right w:val="single" w:color="AAAAAA" w:sz="1" w:space="0"/>
             </w:tcBorders>
             <w:shd w:val="clear" w:color="auto" w:fill="EBF3FA"/>
             <w:tcMar>
@@ -11233,10 +11253,10 @@
           <w:tcPr>
             <w:tcW w:w="500" w:type="dxa"/>
             <w:tcBorders>
-              <w:top w:val="single" w:sz="1" w:space="0" w:color="AAAAAA"/>
-              <w:left w:val="single" w:sz="1" w:space="0" w:color="AAAAAA"/>
-              <w:bottom w:val="single" w:sz="1" w:space="0" w:color="AAAAAA"/>
-              <w:right w:val="single" w:sz="1" w:space="0" w:color="AAAAAA"/>
+              <w:top w:val="single" w:color="AAAAAA" w:sz="1" w:space="0"/>
+              <w:left w:val="single" w:color="AAAAAA" w:sz="1" w:space="0"/>
+              <w:bottom w:val="single" w:color="AAAAAA" w:sz="1" w:space="0"/>
+              <w:right w:val="single" w:color="AAAAAA" w:sz="1" w:space="0"/>
             </w:tcBorders>
             <w:shd w:val="clear" w:color="auto" w:fill="FFFFFF"/>
             <w:tcMar>
@@ -11267,10 +11287,10 @@
           <w:tcPr>
             <w:tcW w:w="6860" w:type="dxa"/>
             <w:tcBorders>
-              <w:top w:val="single" w:sz="1" w:space="0" w:color="AAAAAA"/>
-              <w:left w:val="single" w:sz="1" w:space="0" w:color="AAAAAA"/>
-              <w:bottom w:val="single" w:sz="1" w:space="0" w:color="AAAAAA"/>
-              <w:right w:val="single" w:sz="1" w:space="0" w:color="AAAAAA"/>
+              <w:top w:val="single" w:color="AAAAAA" w:sz="1" w:space="0"/>
+              <w:left w:val="single" w:color="AAAAAA" w:sz="1" w:space="0"/>
+              <w:bottom w:val="single" w:color="AAAAAA" w:sz="1" w:space="0"/>
+              <w:right w:val="single" w:color="AAAAAA" w:sz="1" w:space="0"/>
             </w:tcBorders>
             <w:shd w:val="clear" w:color="auto" w:fill="FFFFFF"/>
             <w:tcMar>
@@ -11304,10 +11324,10 @@
           <w:tcPr>
             <w:tcW w:w="2000" w:type="dxa"/>
             <w:tcBorders>
-              <w:top w:val="single" w:sz="1" w:space="0" w:color="AAAAAA"/>
-              <w:left w:val="single" w:sz="1" w:space="0" w:color="AAAAAA"/>
-              <w:bottom w:val="single" w:sz="1" w:space="0" w:color="AAAAAA"/>
-              <w:right w:val="single" w:sz="1" w:space="0" w:color="AAAAAA"/>
+              <w:top w:val="single" w:color="AAAAAA" w:sz="1" w:space="0"/>
+              <w:left w:val="single" w:color="AAAAAA" w:sz="1" w:space="0"/>
+              <w:bottom w:val="single" w:color="AAAAAA" w:sz="1" w:space="0"/>
+              <w:right w:val="single" w:color="AAAAAA" w:sz="1" w:space="0"/>
             </w:tcBorders>
             <w:shd w:val="clear" w:color="auto" w:fill="FFFFFF"/>
             <w:tcMar>
@@ -11339,10 +11359,10 @@
             <w:tcW w:w="7360" w:type="dxa"/>
             <w:gridSpan w:val="2"/>
             <w:tcBorders>
-              <w:top w:val="single" w:sz="1" w:space="0" w:color="AAAAAA"/>
-              <w:left w:val="single" w:sz="1" w:space="0" w:color="AAAAAA"/>
-              <w:bottom w:val="single" w:sz="1" w:space="0" w:color="AAAAAA"/>
-              <w:right w:val="single" w:sz="1" w:space="0" w:color="AAAAAA"/>
+              <w:top w:val="single" w:color="AAAAAA" w:sz="1" w:space="0"/>
+              <w:left w:val="single" w:color="AAAAAA" w:sz="1" w:space="0"/>
+              <w:bottom w:val="single" w:color="AAAAAA" w:sz="1" w:space="0"/>
+              <w:right w:val="single" w:color="AAAAAA" w:sz="1" w:space="0"/>
             </w:tcBorders>
             <w:shd w:val="clear" w:color="auto" w:fill="D5E8F0"/>
             <w:tcMar>
@@ -11369,10 +11389,10 @@
           <w:tcPr>
             <w:tcW w:w="2000" w:type="dxa"/>
             <w:tcBorders>
-              <w:top w:val="single" w:sz="1" w:space="0" w:color="AAAAAA"/>
-              <w:left w:val="single" w:sz="1" w:space="0" w:color="AAAAAA"/>
-              <w:bottom w:val="single" w:sz="1" w:space="0" w:color="AAAAAA"/>
-              <w:right w:val="single" w:sz="1" w:space="0" w:color="AAAAAA"/>
+              <w:top w:val="single" w:color="AAAAAA" w:sz="1" w:space="0"/>
+              <w:left w:val="single" w:color="AAAAAA" w:sz="1" w:space="0"/>
+              <w:bottom w:val="single" w:color="AAAAAA" w:sz="1" w:space="0"/>
+              <w:right w:val="single" w:color="AAAAAA" w:sz="1" w:space="0"/>
             </w:tcBorders>
             <w:shd w:val="clear" w:color="auto" w:fill="D5E8F0"/>
             <w:tcMar>
@@ -11404,10 +11424,10 @@
           <w:tcPr>
             <w:tcW w:w="500" w:type="dxa"/>
             <w:tcBorders>
-              <w:top w:val="single" w:sz="1" w:space="0" w:color="AAAAAA"/>
-              <w:left w:val="single" w:sz="1" w:space="0" w:color="AAAAAA"/>
-              <w:bottom w:val="single" w:sz="1" w:space="0" w:color="AAAAAA"/>
-              <w:right w:val="single" w:sz="1" w:space="0" w:color="AAAAAA"/>
+              <w:top w:val="single" w:color="AAAAAA" w:sz="1" w:space="0"/>
+              <w:left w:val="single" w:color="AAAAAA" w:sz="1" w:space="0"/>
+              <w:bottom w:val="single" w:color="AAAAAA" w:sz="1" w:space="0"/>
+              <w:right w:val="single" w:color="AAAAAA" w:sz="1" w:space="0"/>
             </w:tcBorders>
             <w:shd w:val="clear" w:color="auto" w:fill="EBF3FA"/>
             <w:tcMar>
@@ -11438,10 +11458,10 @@
           <w:tcPr>
             <w:tcW w:w="6860" w:type="dxa"/>
             <w:tcBorders>
-              <w:top w:val="single" w:sz="1" w:space="0" w:color="AAAAAA"/>
-              <w:left w:val="single" w:sz="1" w:space="0" w:color="AAAAAA"/>
-              <w:bottom w:val="single" w:sz="1" w:space="0" w:color="AAAAAA"/>
-              <w:right w:val="single" w:sz="1" w:space="0" w:color="AAAAAA"/>
+              <w:top w:val="single" w:color="AAAAAA" w:sz="1" w:space="0"/>
+              <w:left w:val="single" w:color="AAAAAA" w:sz="1" w:space="0"/>
+              <w:bottom w:val="single" w:color="AAAAAA" w:sz="1" w:space="0"/>
+              <w:right w:val="single" w:color="AAAAAA" w:sz="1" w:space="0"/>
             </w:tcBorders>
             <w:shd w:val="clear" w:color="auto" w:fill="EBF3FA"/>
             <w:tcMar>
@@ -11475,10 +11495,10 @@
           <w:tcPr>
             <w:tcW w:w="2000" w:type="dxa"/>
             <w:tcBorders>
-              <w:top w:val="single" w:sz="1" w:space="0" w:color="AAAAAA"/>
-              <w:left w:val="single" w:sz="1" w:space="0" w:color="AAAAAA"/>
-              <w:bottom w:val="single" w:sz="1" w:space="0" w:color="AAAAAA"/>
-              <w:right w:val="single" w:sz="1" w:space="0" w:color="AAAAAA"/>
+              <w:top w:val="single" w:color="AAAAAA" w:sz="1" w:space="0"/>
+              <w:left w:val="single" w:color="AAAAAA" w:sz="1" w:space="0"/>
+              <w:bottom w:val="single" w:color="AAAAAA" w:sz="1" w:space="0"/>
+              <w:right w:val="single" w:color="AAAAAA" w:sz="1" w:space="0"/>
             </w:tcBorders>
             <w:shd w:val="clear" w:color="auto" w:fill="EBF3FA"/>
             <w:tcMar>
@@ -11509,10 +11529,10 @@
           <w:tcPr>
             <w:tcW w:w="500" w:type="dxa"/>
             <w:tcBorders>
-              <w:top w:val="single" w:sz="1" w:space="0" w:color="AAAAAA"/>
-              <w:left w:val="single" w:sz="1" w:space="0" w:color="AAAAAA"/>
-              <w:bottom w:val="single" w:sz="1" w:space="0" w:color="AAAAAA"/>
-              <w:right w:val="single" w:sz="1" w:space="0" w:color="AAAAAA"/>
+              <w:top w:val="single" w:color="AAAAAA" w:sz="1" w:space="0"/>
+              <w:left w:val="single" w:color="AAAAAA" w:sz="1" w:space="0"/>
+              <w:bottom w:val="single" w:color="AAAAAA" w:sz="1" w:space="0"/>
+              <w:right w:val="single" w:color="AAAAAA" w:sz="1" w:space="0"/>
             </w:tcBorders>
             <w:shd w:val="clear" w:color="auto" w:fill="FFFFFF"/>
             <w:tcMar>
@@ -11543,10 +11563,10 @@
           <w:tcPr>
             <w:tcW w:w="6860" w:type="dxa"/>
             <w:tcBorders>
-              <w:top w:val="single" w:sz="1" w:space="0" w:color="AAAAAA"/>
-              <w:left w:val="single" w:sz="1" w:space="0" w:color="AAAAAA"/>
-              <w:bottom w:val="single" w:sz="1" w:space="0" w:color="AAAAAA"/>
-              <w:right w:val="single" w:sz="1" w:space="0" w:color="AAAAAA"/>
+              <w:top w:val="single" w:color="AAAAAA" w:sz="1" w:space="0"/>
+              <w:left w:val="single" w:color="AAAAAA" w:sz="1" w:space="0"/>
+              <w:bottom w:val="single" w:color="AAAAAA" w:sz="1" w:space="0"/>
+              <w:right w:val="single" w:color="AAAAAA" w:sz="1" w:space="0"/>
             </w:tcBorders>
             <w:shd w:val="clear" w:color="auto" w:fill="FFFFFF"/>
             <w:tcMar>
@@ -11572,10 +11592,10 @@
           <w:tcPr>
             <w:tcW w:w="2000" w:type="dxa"/>
             <w:tcBorders>
-              <w:top w:val="single" w:sz="1" w:space="0" w:color="AAAAAA"/>
-              <w:left w:val="single" w:sz="1" w:space="0" w:color="AAAAAA"/>
-              <w:bottom w:val="single" w:sz="1" w:space="0" w:color="AAAAAA"/>
-              <w:right w:val="single" w:sz="1" w:space="0" w:color="AAAAAA"/>
+              <w:top w:val="single" w:color="AAAAAA" w:sz="1" w:space="0"/>
+              <w:left w:val="single" w:color="AAAAAA" w:sz="1" w:space="0"/>
+              <w:bottom w:val="single" w:color="AAAAAA" w:sz="1" w:space="0"/>
+              <w:right w:val="single" w:color="AAAAAA" w:sz="1" w:space="0"/>
             </w:tcBorders>
             <w:shd w:val="clear" w:color="auto" w:fill="FFFFFF"/>
             <w:tcMar>
@@ -11606,10 +11626,10 @@
           <w:tcPr>
             <w:tcW w:w="500" w:type="dxa"/>
             <w:tcBorders>
-              <w:top w:val="single" w:sz="1" w:space="0" w:color="AAAAAA"/>
-              <w:left w:val="single" w:sz="1" w:space="0" w:color="AAAAAA"/>
-              <w:bottom w:val="single" w:sz="1" w:space="0" w:color="AAAAAA"/>
-              <w:right w:val="single" w:sz="1" w:space="0" w:color="AAAAAA"/>
+              <w:top w:val="single" w:color="AAAAAA" w:sz="1" w:space="0"/>
+              <w:left w:val="single" w:color="AAAAAA" w:sz="1" w:space="0"/>
+              <w:bottom w:val="single" w:color="AAAAAA" w:sz="1" w:space="0"/>
+              <w:right w:val="single" w:color="AAAAAA" w:sz="1" w:space="0"/>
             </w:tcBorders>
             <w:shd w:val="clear" w:color="auto" w:fill="EBF3FA"/>
             <w:tcMar>
@@ -11640,10 +11660,10 @@
           <w:tcPr>
             <w:tcW w:w="6860" w:type="dxa"/>
             <w:tcBorders>
-              <w:top w:val="single" w:sz="1" w:space="0" w:color="AAAAAA"/>
-              <w:left w:val="single" w:sz="1" w:space="0" w:color="AAAAAA"/>
-              <w:bottom w:val="single" w:sz="1" w:space="0" w:color="AAAAAA"/>
-              <w:right w:val="single" w:sz="1" w:space="0" w:color="AAAAAA"/>
+              <w:top w:val="single" w:color="AAAAAA" w:sz="1" w:space="0"/>
+              <w:left w:val="single" w:color="AAAAAA" w:sz="1" w:space="0"/>
+              <w:bottom w:val="single" w:color="AAAAAA" w:sz="1" w:space="0"/>
+              <w:right w:val="single" w:color="AAAAAA" w:sz="1" w:space="0"/>
             </w:tcBorders>
             <w:shd w:val="clear" w:color="auto" w:fill="EBF3FA"/>
             <w:tcMar>
@@ -11677,10 +11697,10 @@
           <w:tcPr>
             <w:tcW w:w="2000" w:type="dxa"/>
             <w:tcBorders>
-              <w:top w:val="single" w:sz="1" w:space="0" w:color="AAAAAA"/>
-              <w:left w:val="single" w:sz="1" w:space="0" w:color="AAAAAA"/>
-              <w:bottom w:val="single" w:sz="1" w:space="0" w:color="AAAAAA"/>
-              <w:right w:val="single" w:sz="1" w:space="0" w:color="AAAAAA"/>
+              <w:top w:val="single" w:color="AAAAAA" w:sz="1" w:space="0"/>
+              <w:left w:val="single" w:color="AAAAAA" w:sz="1" w:space="0"/>
+              <w:bottom w:val="single" w:color="AAAAAA" w:sz="1" w:space="0"/>
+              <w:right w:val="single" w:color="AAAAAA" w:sz="1" w:space="0"/>
             </w:tcBorders>
             <w:shd w:val="clear" w:color="auto" w:fill="EBF3FA"/>
             <w:tcMar>
@@ -11711,10 +11731,10 @@
           <w:tcPr>
             <w:tcW w:w="500" w:type="dxa"/>
             <w:tcBorders>
-              <w:top w:val="single" w:sz="1" w:space="0" w:color="AAAAAA"/>
-              <w:left w:val="single" w:sz="1" w:space="0" w:color="AAAAAA"/>
-              <w:bottom w:val="single" w:sz="1" w:space="0" w:color="AAAAAA"/>
-              <w:right w:val="single" w:sz="1" w:space="0" w:color="AAAAAA"/>
+              <w:top w:val="single" w:color="AAAAAA" w:sz="1" w:space="0"/>
+              <w:left w:val="single" w:color="AAAAAA" w:sz="1" w:space="0"/>
+              <w:bottom w:val="single" w:color="AAAAAA" w:sz="1" w:space="0"/>
+              <w:right w:val="single" w:color="AAAAAA" w:sz="1" w:space="0"/>
             </w:tcBorders>
             <w:shd w:val="clear" w:color="auto" w:fill="FFFFFF"/>
             <w:tcMar>
@@ -11745,10 +11765,10 @@
           <w:tcPr>
             <w:tcW w:w="6860" w:type="dxa"/>
             <w:tcBorders>
-              <w:top w:val="single" w:sz="1" w:space="0" w:color="AAAAAA"/>
-              <w:left w:val="single" w:sz="1" w:space="0" w:color="AAAAAA"/>
-              <w:bottom w:val="single" w:sz="1" w:space="0" w:color="AAAAAA"/>
-              <w:right w:val="single" w:sz="1" w:space="0" w:color="AAAAAA"/>
+              <w:top w:val="single" w:color="AAAAAA" w:sz="1" w:space="0"/>
+              <w:left w:val="single" w:color="AAAAAA" w:sz="1" w:space="0"/>
+              <w:bottom w:val="single" w:color="AAAAAA" w:sz="1" w:space="0"/>
+              <w:right w:val="single" w:color="AAAAAA" w:sz="1" w:space="0"/>
             </w:tcBorders>
             <w:shd w:val="clear" w:color="auto" w:fill="FFFFFF"/>
             <w:tcMar>
@@ -11774,10 +11794,10 @@
           <w:tcPr>
             <w:tcW w:w="2000" w:type="dxa"/>
             <w:tcBorders>
-              <w:top w:val="single" w:sz="1" w:space="0" w:color="AAAAAA"/>
-              <w:left w:val="single" w:sz="1" w:space="0" w:color="AAAAAA"/>
-              <w:bottom w:val="single" w:sz="1" w:space="0" w:color="AAAAAA"/>
-              <w:right w:val="single" w:sz="1" w:space="0" w:color="AAAAAA"/>
+              <w:top w:val="single" w:color="AAAAAA" w:sz="1" w:space="0"/>
+              <w:left w:val="single" w:color="AAAAAA" w:sz="1" w:space="0"/>
+              <w:bottom w:val="single" w:color="AAAAAA" w:sz="1" w:space="0"/>
+              <w:right w:val="single" w:color="AAAAAA" w:sz="1" w:space="0"/>
             </w:tcBorders>
             <w:shd w:val="clear" w:color="auto" w:fill="FFFFFF"/>
             <w:tcMar>
@@ -11809,10 +11829,10 @@
             <w:tcW w:w="7360" w:type="dxa"/>
             <w:gridSpan w:val="2"/>
             <w:tcBorders>
-              <w:top w:val="single" w:sz="1" w:space="0" w:color="AAAAAA"/>
-              <w:left w:val="single" w:sz="1" w:space="0" w:color="AAAAAA"/>
-              <w:bottom w:val="single" w:sz="1" w:space="0" w:color="AAAAAA"/>
-              <w:right w:val="single" w:sz="1" w:space="0" w:color="AAAAAA"/>
+              <w:top w:val="single" w:color="AAAAAA" w:sz="1" w:space="0"/>
+              <w:left w:val="single" w:color="AAAAAA" w:sz="1" w:space="0"/>
+              <w:bottom w:val="single" w:color="AAAAAA" w:sz="1" w:space="0"/>
+              <w:right w:val="single" w:color="AAAAAA" w:sz="1" w:space="0"/>
             </w:tcBorders>
             <w:shd w:val="clear" w:color="auto" w:fill="D5E8F0"/>
             <w:tcMar>
@@ -11849,10 +11869,10 @@
           <w:tcPr>
             <w:tcW w:w="2000" w:type="dxa"/>
             <w:tcBorders>
-              <w:top w:val="single" w:sz="1" w:space="0" w:color="AAAAAA"/>
-              <w:left w:val="single" w:sz="1" w:space="0" w:color="AAAAAA"/>
-              <w:bottom w:val="single" w:sz="1" w:space="0" w:color="AAAAAA"/>
-              <w:right w:val="single" w:sz="1" w:space="0" w:color="AAAAAA"/>
+              <w:top w:val="single" w:color="AAAAAA" w:sz="1" w:space="0"/>
+              <w:left w:val="single" w:color="AAAAAA" w:sz="1" w:space="0"/>
+              <w:bottom w:val="single" w:color="AAAAAA" w:sz="1" w:space="0"/>
+              <w:right w:val="single" w:color="AAAAAA" w:sz="1" w:space="0"/>
             </w:tcBorders>
             <w:shd w:val="clear" w:color="auto" w:fill="D5E8F0"/>
             <w:tcMar>
@@ -11884,10 +11904,10 @@
           <w:tcPr>
             <w:tcW w:w="500" w:type="dxa"/>
             <w:tcBorders>
-              <w:top w:val="single" w:sz="1" w:space="0" w:color="AAAAAA"/>
-              <w:left w:val="single" w:sz="1" w:space="0" w:color="AAAAAA"/>
-              <w:bottom w:val="single" w:sz="1" w:space="0" w:color="AAAAAA"/>
-              <w:right w:val="single" w:sz="1" w:space="0" w:color="AAAAAA"/>
+              <w:top w:val="single" w:color="AAAAAA" w:sz="1" w:space="0"/>
+              <w:left w:val="single" w:color="AAAAAA" w:sz="1" w:space="0"/>
+              <w:bottom w:val="single" w:color="AAAAAA" w:sz="1" w:space="0"/>
+              <w:right w:val="single" w:color="AAAAAA" w:sz="1" w:space="0"/>
             </w:tcBorders>
             <w:shd w:val="clear" w:color="auto" w:fill="EBF3FA"/>
             <w:tcMar>
@@ -11918,10 +11938,10 @@
           <w:tcPr>
             <w:tcW w:w="6860" w:type="dxa"/>
             <w:tcBorders>
-              <w:top w:val="single" w:sz="1" w:space="0" w:color="AAAAAA"/>
-              <w:left w:val="single" w:sz="1" w:space="0" w:color="AAAAAA"/>
-              <w:bottom w:val="single" w:sz="1" w:space="0" w:color="AAAAAA"/>
-              <w:right w:val="single" w:sz="1" w:space="0" w:color="AAAAAA"/>
+              <w:top w:val="single" w:color="AAAAAA" w:sz="1" w:space="0"/>
+              <w:left w:val="single" w:color="AAAAAA" w:sz="1" w:space="0"/>
+              <w:bottom w:val="single" w:color="AAAAAA" w:sz="1" w:space="0"/>
+              <w:right w:val="single" w:color="AAAAAA" w:sz="1" w:space="0"/>
             </w:tcBorders>
             <w:shd w:val="clear" w:color="auto" w:fill="EBF3FA"/>
             <w:tcMar>
@@ -11947,10 +11967,10 @@
           <w:tcPr>
             <w:tcW w:w="2000" w:type="dxa"/>
             <w:tcBorders>
-              <w:top w:val="single" w:sz="1" w:space="0" w:color="AAAAAA"/>
-              <w:left w:val="single" w:sz="1" w:space="0" w:color="AAAAAA"/>
-              <w:bottom w:val="single" w:sz="1" w:space="0" w:color="AAAAAA"/>
-              <w:right w:val="single" w:sz="1" w:space="0" w:color="AAAAAA"/>
+              <w:top w:val="single" w:color="AAAAAA" w:sz="1" w:space="0"/>
+              <w:left w:val="single" w:color="AAAAAA" w:sz="1" w:space="0"/>
+              <w:bottom w:val="single" w:color="AAAAAA" w:sz="1" w:space="0"/>
+              <w:right w:val="single" w:color="AAAAAA" w:sz="1" w:space="0"/>
             </w:tcBorders>
             <w:shd w:val="clear" w:color="auto" w:fill="EBF3FA"/>
             <w:tcMar>
@@ -11981,10 +12001,10 @@
           <w:tcPr>
             <w:tcW w:w="500" w:type="dxa"/>
             <w:tcBorders>
-              <w:top w:val="single" w:sz="1" w:space="0" w:color="AAAAAA"/>
-              <w:left w:val="single" w:sz="1" w:space="0" w:color="AAAAAA"/>
-              <w:bottom w:val="single" w:sz="1" w:space="0" w:color="AAAAAA"/>
-              <w:right w:val="single" w:sz="1" w:space="0" w:color="AAAAAA"/>
+              <w:top w:val="single" w:color="AAAAAA" w:sz="1" w:space="0"/>
+              <w:left w:val="single" w:color="AAAAAA" w:sz="1" w:space="0"/>
+              <w:bottom w:val="single" w:color="AAAAAA" w:sz="1" w:space="0"/>
+              <w:right w:val="single" w:color="AAAAAA" w:sz="1" w:space="0"/>
             </w:tcBorders>
             <w:shd w:val="clear" w:color="auto" w:fill="FFFFFF"/>
             <w:tcMar>
@@ -12015,10 +12035,10 @@
           <w:tcPr>
             <w:tcW w:w="6860" w:type="dxa"/>
             <w:tcBorders>
-              <w:top w:val="single" w:sz="1" w:space="0" w:color="AAAAAA"/>
-              <w:left w:val="single" w:sz="1" w:space="0" w:color="AAAAAA"/>
-              <w:bottom w:val="single" w:sz="1" w:space="0" w:color="AAAAAA"/>
-              <w:right w:val="single" w:sz="1" w:space="0" w:color="AAAAAA"/>
+              <w:top w:val="single" w:color="AAAAAA" w:sz="1" w:space="0"/>
+              <w:left w:val="single" w:color="AAAAAA" w:sz="1" w:space="0"/>
+              <w:bottom w:val="single" w:color="AAAAAA" w:sz="1" w:space="0"/>
+              <w:right w:val="single" w:color="AAAAAA" w:sz="1" w:space="0"/>
             </w:tcBorders>
             <w:shd w:val="clear" w:color="auto" w:fill="FFFFFF"/>
             <w:tcMar>
@@ -12052,10 +12072,10 @@
           <w:tcPr>
             <w:tcW w:w="2000" w:type="dxa"/>
             <w:tcBorders>
-              <w:top w:val="single" w:sz="1" w:space="0" w:color="AAAAAA"/>
-              <w:left w:val="single" w:sz="1" w:space="0" w:color="AAAAAA"/>
-              <w:bottom w:val="single" w:sz="1" w:space="0" w:color="AAAAAA"/>
-              <w:right w:val="single" w:sz="1" w:space="0" w:color="AAAAAA"/>
+              <w:top w:val="single" w:color="AAAAAA" w:sz="1" w:space="0"/>
+              <w:left w:val="single" w:color="AAAAAA" w:sz="1" w:space="0"/>
+              <w:bottom w:val="single" w:color="AAAAAA" w:sz="1" w:space="0"/>
+              <w:right w:val="single" w:color="AAAAAA" w:sz="1" w:space="0"/>
             </w:tcBorders>
             <w:shd w:val="clear" w:color="auto" w:fill="FFFFFF"/>
             <w:tcMar>
@@ -12086,10 +12106,10 @@
           <w:tcPr>
             <w:tcW w:w="500" w:type="dxa"/>
             <w:tcBorders>
-              <w:top w:val="single" w:sz="1" w:space="0" w:color="AAAAAA"/>
-              <w:left w:val="single" w:sz="1" w:space="0" w:color="AAAAAA"/>
-              <w:bottom w:val="single" w:sz="1" w:space="0" w:color="AAAAAA"/>
-              <w:right w:val="single" w:sz="1" w:space="0" w:color="AAAAAA"/>
+              <w:top w:val="single" w:color="AAAAAA" w:sz="1" w:space="0"/>
+              <w:left w:val="single" w:color="AAAAAA" w:sz="1" w:space="0"/>
+              <w:bottom w:val="single" w:color="AAAAAA" w:sz="1" w:space="0"/>
+              <w:right w:val="single" w:color="AAAAAA" w:sz="1" w:space="0"/>
             </w:tcBorders>
             <w:shd w:val="clear" w:color="auto" w:fill="EBF3FA"/>
             <w:tcMar>
@@ -12120,10 +12140,10 @@
           <w:tcPr>
             <w:tcW w:w="6860" w:type="dxa"/>
             <w:tcBorders>
-              <w:top w:val="single" w:sz="1" w:space="0" w:color="AAAAAA"/>
-              <w:left w:val="single" w:sz="1" w:space="0" w:color="AAAAAA"/>
-              <w:bottom w:val="single" w:sz="1" w:space="0" w:color="AAAAAA"/>
-              <w:right w:val="single" w:sz="1" w:space="0" w:color="AAAAAA"/>
+              <w:top w:val="single" w:color="AAAAAA" w:sz="1" w:space="0"/>
+              <w:left w:val="single" w:color="AAAAAA" w:sz="1" w:space="0"/>
+              <w:bottom w:val="single" w:color="AAAAAA" w:sz="1" w:space="0"/>
+              <w:right w:val="single" w:color="AAAAAA" w:sz="1" w:space="0"/>
             </w:tcBorders>
             <w:shd w:val="clear" w:color="auto" w:fill="EBF3FA"/>
             <w:tcMar>
@@ -12157,10 +12177,10 @@
           <w:tcPr>
             <w:tcW w:w="2000" w:type="dxa"/>
             <w:tcBorders>
-              <w:top w:val="single" w:sz="1" w:space="0" w:color="AAAAAA"/>
-              <w:left w:val="single" w:sz="1" w:space="0" w:color="AAAAAA"/>
-              <w:bottom w:val="single" w:sz="1" w:space="0" w:color="AAAAAA"/>
-              <w:right w:val="single" w:sz="1" w:space="0" w:color="AAAAAA"/>
+              <w:top w:val="single" w:color="AAAAAA" w:sz="1" w:space="0"/>
+              <w:left w:val="single" w:color="AAAAAA" w:sz="1" w:space="0"/>
+              <w:bottom w:val="single" w:color="AAAAAA" w:sz="1" w:space="0"/>
+              <w:right w:val="single" w:color="AAAAAA" w:sz="1" w:space="0"/>
             </w:tcBorders>
             <w:shd w:val="clear" w:color="auto" w:fill="EBF3FA"/>
             <w:tcMar>
@@ -12192,10 +12212,10 @@
             <w:tcW w:w="7360" w:type="dxa"/>
             <w:gridSpan w:val="2"/>
             <w:tcBorders>
-              <w:top w:val="single" w:sz="1" w:space="0" w:color="AAAAAA"/>
-              <w:left w:val="single" w:sz="1" w:space="0" w:color="AAAAAA"/>
-              <w:bottom w:val="single" w:sz="1" w:space="0" w:color="AAAAAA"/>
-              <w:right w:val="single" w:sz="1" w:space="0" w:color="AAAAAA"/>
+              <w:top w:val="single" w:color="AAAAAA" w:sz="1" w:space="0"/>
+              <w:left w:val="single" w:color="AAAAAA" w:sz="1" w:space="0"/>
+              <w:bottom w:val="single" w:color="AAAAAA" w:sz="1" w:space="0"/>
+              <w:right w:val="single" w:color="AAAAAA" w:sz="1" w:space="0"/>
             </w:tcBorders>
             <w:shd w:val="clear" w:color="auto" w:fill="D5E8F0"/>
             <w:tcMar>
@@ -12222,10 +12242,10 @@
           <w:tcPr>
             <w:tcW w:w="2000" w:type="dxa"/>
             <w:tcBorders>
-              <w:top w:val="single" w:sz="1" w:space="0" w:color="AAAAAA"/>
-              <w:left w:val="single" w:sz="1" w:space="0" w:color="AAAAAA"/>
-              <w:bottom w:val="single" w:sz="1" w:space="0" w:color="AAAAAA"/>
-              <w:right w:val="single" w:sz="1" w:space="0" w:color="AAAAAA"/>
+              <w:top w:val="single" w:color="AAAAAA" w:sz="1" w:space="0"/>
+              <w:left w:val="single" w:color="AAAAAA" w:sz="1" w:space="0"/>
+              <w:bottom w:val="single" w:color="AAAAAA" w:sz="1" w:space="0"/>
+              <w:right w:val="single" w:color="AAAAAA" w:sz="1" w:space="0"/>
             </w:tcBorders>
             <w:shd w:val="clear" w:color="auto" w:fill="D5E8F0"/>
             <w:tcMar>
@@ -12257,10 +12277,10 @@
           <w:tcPr>
             <w:tcW w:w="500" w:type="dxa"/>
             <w:tcBorders>
-              <w:top w:val="single" w:sz="1" w:space="0" w:color="AAAAAA"/>
-              <w:left w:val="single" w:sz="1" w:space="0" w:color="AAAAAA"/>
-              <w:bottom w:val="single" w:sz="1" w:space="0" w:color="AAAAAA"/>
-              <w:right w:val="single" w:sz="1" w:space="0" w:color="AAAAAA"/>
+              <w:top w:val="single" w:color="AAAAAA" w:sz="1" w:space="0"/>
+              <w:left w:val="single" w:color="AAAAAA" w:sz="1" w:space="0"/>
+              <w:bottom w:val="single" w:color="AAAAAA" w:sz="1" w:space="0"/>
+              <w:right w:val="single" w:color="AAAAAA" w:sz="1" w:space="0"/>
             </w:tcBorders>
             <w:shd w:val="clear" w:color="auto" w:fill="EBF3FA"/>
             <w:tcMar>
@@ -12291,10 +12311,10 @@
           <w:tcPr>
             <w:tcW w:w="6860" w:type="dxa"/>
             <w:tcBorders>
-              <w:top w:val="single" w:sz="1" w:space="0" w:color="AAAAAA"/>
-              <w:left w:val="single" w:sz="1" w:space="0" w:color="AAAAAA"/>
-              <w:bottom w:val="single" w:sz="1" w:space="0" w:color="AAAAAA"/>
-              <w:right w:val="single" w:sz="1" w:space="0" w:color="AAAAAA"/>
+              <w:top w:val="single" w:color="AAAAAA" w:sz="1" w:space="0"/>
+              <w:left w:val="single" w:color="AAAAAA" w:sz="1" w:space="0"/>
+              <w:bottom w:val="single" w:color="AAAAAA" w:sz="1" w:space="0"/>
+              <w:right w:val="single" w:color="AAAAAA" w:sz="1" w:space="0"/>
             </w:tcBorders>
             <w:shd w:val="clear" w:color="auto" w:fill="EBF3FA"/>
             <w:tcMar>
@@ -12328,10 +12348,10 @@
           <w:tcPr>
             <w:tcW w:w="2000" w:type="dxa"/>
             <w:tcBorders>
-              <w:top w:val="single" w:sz="1" w:space="0" w:color="AAAAAA"/>
-              <w:left w:val="single" w:sz="1" w:space="0" w:color="AAAAAA"/>
-              <w:bottom w:val="single" w:sz="1" w:space="0" w:color="AAAAAA"/>
-              <w:right w:val="single" w:sz="1" w:space="0" w:color="AAAAAA"/>
+              <w:top w:val="single" w:color="AAAAAA" w:sz="1" w:space="0"/>
+              <w:left w:val="single" w:color="AAAAAA" w:sz="1" w:space="0"/>
+              <w:bottom w:val="single" w:color="AAAAAA" w:sz="1" w:space="0"/>
+              <w:right w:val="single" w:color="AAAAAA" w:sz="1" w:space="0"/>
             </w:tcBorders>
             <w:shd w:val="clear" w:color="auto" w:fill="EBF3FA"/>
             <w:tcMar>
@@ -12362,10 +12382,10 @@
           <w:tcPr>
             <w:tcW w:w="500" w:type="dxa"/>
             <w:tcBorders>
-              <w:top w:val="single" w:sz="1" w:space="0" w:color="AAAAAA"/>
-              <w:left w:val="single" w:sz="1" w:space="0" w:color="AAAAAA"/>
-              <w:bottom w:val="single" w:sz="1" w:space="0" w:color="AAAAAA"/>
-              <w:right w:val="single" w:sz="1" w:space="0" w:color="AAAAAA"/>
+              <w:top w:val="single" w:color="AAAAAA" w:sz="1" w:space="0"/>
+              <w:left w:val="single" w:color="AAAAAA" w:sz="1" w:space="0"/>
+              <w:bottom w:val="single" w:color="AAAAAA" w:sz="1" w:space="0"/>
+              <w:right w:val="single" w:color="AAAAAA" w:sz="1" w:space="0"/>
             </w:tcBorders>
             <w:shd w:val="clear" w:color="auto" w:fill="FFFFFF"/>
             <w:tcMar>
@@ -12396,10 +12416,10 @@
           <w:tcPr>
             <w:tcW w:w="6860" w:type="dxa"/>
             <w:tcBorders>
-              <w:top w:val="single" w:sz="1" w:space="0" w:color="AAAAAA"/>
-              <w:left w:val="single" w:sz="1" w:space="0" w:color="AAAAAA"/>
-              <w:bottom w:val="single" w:sz="1" w:space="0" w:color="AAAAAA"/>
-              <w:right w:val="single" w:sz="1" w:space="0" w:color="AAAAAA"/>
+              <w:top w:val="single" w:color="AAAAAA" w:sz="1" w:space="0"/>
+              <w:left w:val="single" w:color="AAAAAA" w:sz="1" w:space="0"/>
+              <w:bottom w:val="single" w:color="AAAAAA" w:sz="1" w:space="0"/>
+              <w:right w:val="single" w:color="AAAAAA" w:sz="1" w:space="0"/>
             </w:tcBorders>
             <w:shd w:val="clear" w:color="auto" w:fill="FFFFFF"/>
             <w:tcMar>
@@ -12433,10 +12453,10 @@
           <w:tcPr>
             <w:tcW w:w="2000" w:type="dxa"/>
             <w:tcBorders>
-              <w:top w:val="single" w:sz="1" w:space="0" w:color="AAAAAA"/>
-              <w:left w:val="single" w:sz="1" w:space="0" w:color="AAAAAA"/>
-              <w:bottom w:val="single" w:sz="1" w:space="0" w:color="AAAAAA"/>
-              <w:right w:val="single" w:sz="1" w:space="0" w:color="AAAAAA"/>
+              <w:top w:val="single" w:color="AAAAAA" w:sz="1" w:space="0"/>
+              <w:left w:val="single" w:color="AAAAAA" w:sz="1" w:space="0"/>
+              <w:bottom w:val="single" w:color="AAAAAA" w:sz="1" w:space="0"/>
+              <w:right w:val="single" w:color="AAAAAA" w:sz="1" w:space="0"/>
             </w:tcBorders>
             <w:shd w:val="clear" w:color="auto" w:fill="FFFFFF"/>
             <w:tcMar>
@@ -12467,10 +12487,10 @@
           <w:tcPr>
             <w:tcW w:w="500" w:type="dxa"/>
             <w:tcBorders>
-              <w:top w:val="single" w:sz="1" w:space="0" w:color="AAAAAA"/>
-              <w:left w:val="single" w:sz="1" w:space="0" w:color="AAAAAA"/>
-              <w:bottom w:val="single" w:sz="1" w:space="0" w:color="AAAAAA"/>
-              <w:right w:val="single" w:sz="1" w:space="0" w:color="AAAAAA"/>
+              <w:top w:val="single" w:color="AAAAAA" w:sz="1" w:space="0"/>
+              <w:left w:val="single" w:color="AAAAAA" w:sz="1" w:space="0"/>
+              <w:bottom w:val="single" w:color="AAAAAA" w:sz="1" w:space="0"/>
+              <w:right w:val="single" w:color="AAAAAA" w:sz="1" w:space="0"/>
             </w:tcBorders>
             <w:shd w:val="clear" w:color="auto" w:fill="EBF3FA"/>
             <w:tcMar>
@@ -12501,10 +12521,10 @@
           <w:tcPr>
             <w:tcW w:w="6860" w:type="dxa"/>
             <w:tcBorders>
-              <w:top w:val="single" w:sz="1" w:space="0" w:color="AAAAAA"/>
-              <w:left w:val="single" w:sz="1" w:space="0" w:color="AAAAAA"/>
-              <w:bottom w:val="single" w:sz="1" w:space="0" w:color="AAAAAA"/>
-              <w:right w:val="single" w:sz="1" w:space="0" w:color="AAAAAA"/>
+              <w:top w:val="single" w:color="AAAAAA" w:sz="1" w:space="0"/>
+              <w:left w:val="single" w:color="AAAAAA" w:sz="1" w:space="0"/>
+              <w:bottom w:val="single" w:color="AAAAAA" w:sz="1" w:space="0"/>
+              <w:right w:val="single" w:color="AAAAAA" w:sz="1" w:space="0"/>
             </w:tcBorders>
             <w:shd w:val="clear" w:color="auto" w:fill="EBF3FA"/>
             <w:tcMar>
@@ -12530,10 +12550,10 @@
           <w:tcPr>
             <w:tcW w:w="2000" w:type="dxa"/>
             <w:tcBorders>
-              <w:top w:val="single" w:sz="1" w:space="0" w:color="AAAAAA"/>
-              <w:left w:val="single" w:sz="1" w:space="0" w:color="AAAAAA"/>
-              <w:bottom w:val="single" w:sz="1" w:space="0" w:color="AAAAAA"/>
-              <w:right w:val="single" w:sz="1" w:space="0" w:color="AAAAAA"/>
+              <w:top w:val="single" w:color="AAAAAA" w:sz="1" w:space="0"/>
+              <w:left w:val="single" w:color="AAAAAA" w:sz="1" w:space="0"/>
+              <w:bottom w:val="single" w:color="AAAAAA" w:sz="1" w:space="0"/>
+              <w:right w:val="single" w:color="AAAAAA" w:sz="1" w:space="0"/>
             </w:tcBorders>
             <w:shd w:val="clear" w:color="auto" w:fill="EBF3FA"/>
             <w:tcMar>
@@ -12565,10 +12585,10 @@
             <w:tcW w:w="7360" w:type="dxa"/>
             <w:gridSpan w:val="2"/>
             <w:tcBorders>
-              <w:top w:val="single" w:sz="1" w:space="0" w:color="AAAAAA"/>
-              <w:left w:val="single" w:sz="1" w:space="0" w:color="AAAAAA"/>
-              <w:bottom w:val="single" w:sz="1" w:space="0" w:color="AAAAAA"/>
-              <w:right w:val="single" w:sz="1" w:space="0" w:color="AAAAAA"/>
+              <w:top w:val="single" w:color="AAAAAA" w:sz="1" w:space="0"/>
+              <w:left w:val="single" w:color="AAAAAA" w:sz="1" w:space="0"/>
+              <w:bottom w:val="single" w:color="AAAAAA" w:sz="1" w:space="0"/>
+              <w:right w:val="single" w:color="AAAAAA" w:sz="1" w:space="0"/>
             </w:tcBorders>
             <w:shd w:val="clear" w:color="auto" w:fill="D5E8F0"/>
             <w:tcMar>
@@ -12595,10 +12615,10 @@
           <w:tcPr>
             <w:tcW w:w="2000" w:type="dxa"/>
             <w:tcBorders>
-              <w:top w:val="single" w:sz="1" w:space="0" w:color="AAAAAA"/>
-              <w:left w:val="single" w:sz="1" w:space="0" w:color="AAAAAA"/>
-              <w:bottom w:val="single" w:sz="1" w:space="0" w:color="AAAAAA"/>
-              <w:right w:val="single" w:sz="1" w:space="0" w:color="AAAAAA"/>
+              <w:top w:val="single" w:color="AAAAAA" w:sz="1" w:space="0"/>
+              <w:left w:val="single" w:color="AAAAAA" w:sz="1" w:space="0"/>
+              <w:bottom w:val="single" w:color="AAAAAA" w:sz="1" w:space="0"/>
+              <w:right w:val="single" w:color="AAAAAA" w:sz="1" w:space="0"/>
             </w:tcBorders>
             <w:shd w:val="clear" w:color="auto" w:fill="D5E8F0"/>
             <w:tcMar>
@@ -12630,10 +12650,10 @@
           <w:tcPr>
             <w:tcW w:w="500" w:type="dxa"/>
             <w:tcBorders>
-              <w:top w:val="single" w:sz="1" w:space="0" w:color="AAAAAA"/>
-              <w:left w:val="single" w:sz="1" w:space="0" w:color="AAAAAA"/>
-              <w:bottom w:val="single" w:sz="1" w:space="0" w:color="AAAAAA"/>
-              <w:right w:val="single" w:sz="1" w:space="0" w:color="AAAAAA"/>
+              <w:top w:val="single" w:color="AAAAAA" w:sz="1" w:space="0"/>
+              <w:left w:val="single" w:color="AAAAAA" w:sz="1" w:space="0"/>
+              <w:bottom w:val="single" w:color="AAAAAA" w:sz="1" w:space="0"/>
+              <w:right w:val="single" w:color="AAAAAA" w:sz="1" w:space="0"/>
             </w:tcBorders>
             <w:shd w:val="clear" w:color="auto" w:fill="EBF3FA"/>
             <w:tcMar>
@@ -12656,7 +12676,6 @@
                 <w:sz w:val="20"/>
                 <w:szCs w:val="20"/>
               </w:rPr>
-              <w:lastRenderedPageBreak/>
               <w:t>13</w:t>
             </w:r>
           </w:p>
@@ -12665,10 +12684,10 @@
           <w:tcPr>
             <w:tcW w:w="6860" w:type="dxa"/>
             <w:tcBorders>
-              <w:top w:val="single" w:sz="1" w:space="0" w:color="AAAAAA"/>
-              <w:left w:val="single" w:sz="1" w:space="0" w:color="AAAAAA"/>
-              <w:bottom w:val="single" w:sz="1" w:space="0" w:color="AAAAAA"/>
-              <w:right w:val="single" w:sz="1" w:space="0" w:color="AAAAAA"/>
+              <w:top w:val="single" w:color="AAAAAA" w:sz="1" w:space="0"/>
+              <w:left w:val="single" w:color="AAAAAA" w:sz="1" w:space="0"/>
+              <w:bottom w:val="single" w:color="AAAAAA" w:sz="1" w:space="0"/>
+              <w:right w:val="single" w:color="AAAAAA" w:sz="1" w:space="0"/>
             </w:tcBorders>
             <w:shd w:val="clear" w:color="auto" w:fill="EBF3FA"/>
             <w:tcMar>
@@ -12694,10 +12713,10 @@
           <w:tcPr>
             <w:tcW w:w="2000" w:type="dxa"/>
             <w:tcBorders>
-              <w:top w:val="single" w:sz="1" w:space="0" w:color="AAAAAA"/>
-              <w:left w:val="single" w:sz="1" w:space="0" w:color="AAAAAA"/>
-              <w:bottom w:val="single" w:sz="1" w:space="0" w:color="AAAAAA"/>
-              <w:right w:val="single" w:sz="1" w:space="0" w:color="AAAAAA"/>
+              <w:top w:val="single" w:color="AAAAAA" w:sz="1" w:space="0"/>
+              <w:left w:val="single" w:color="AAAAAA" w:sz="1" w:space="0"/>
+              <w:bottom w:val="single" w:color="AAAAAA" w:sz="1" w:space="0"/>
+              <w:right w:val="single" w:color="AAAAAA" w:sz="1" w:space="0"/>
             </w:tcBorders>
             <w:shd w:val="clear" w:color="auto" w:fill="EBF3FA"/>
             <w:tcMar>
@@ -12728,10 +12747,10 @@
           <w:tcPr>
             <w:tcW w:w="500" w:type="dxa"/>
             <w:tcBorders>
-              <w:top w:val="single" w:sz="1" w:space="0" w:color="AAAAAA"/>
-              <w:left w:val="single" w:sz="1" w:space="0" w:color="AAAAAA"/>
-              <w:bottom w:val="single" w:sz="1" w:space="0" w:color="AAAAAA"/>
-              <w:right w:val="single" w:sz="1" w:space="0" w:color="AAAAAA"/>
+              <w:top w:val="single" w:color="AAAAAA" w:sz="1" w:space="0"/>
+              <w:left w:val="single" w:color="AAAAAA" w:sz="1" w:space="0"/>
+              <w:bottom w:val="single" w:color="AAAAAA" w:sz="1" w:space="0"/>
+              <w:right w:val="single" w:color="AAAAAA" w:sz="1" w:space="0"/>
             </w:tcBorders>
             <w:shd w:val="clear" w:color="auto" w:fill="FFFFFF"/>
             <w:tcMar>
@@ -12762,10 +12781,10 @@
           <w:tcPr>
             <w:tcW w:w="6860" w:type="dxa"/>
             <w:tcBorders>
-              <w:top w:val="single" w:sz="1" w:space="0" w:color="AAAAAA"/>
-              <w:left w:val="single" w:sz="1" w:space="0" w:color="AAAAAA"/>
-              <w:bottom w:val="single" w:sz="1" w:space="0" w:color="AAAAAA"/>
-              <w:right w:val="single" w:sz="1" w:space="0" w:color="AAAAAA"/>
+              <w:top w:val="single" w:color="AAAAAA" w:sz="1" w:space="0"/>
+              <w:left w:val="single" w:color="AAAAAA" w:sz="1" w:space="0"/>
+              <w:bottom w:val="single" w:color="AAAAAA" w:sz="1" w:space="0"/>
+              <w:right w:val="single" w:color="AAAAAA" w:sz="1" w:space="0"/>
             </w:tcBorders>
             <w:shd w:val="clear" w:color="auto" w:fill="FFFFFF"/>
             <w:tcMar>
@@ -12799,10 +12818,10 @@
           <w:tcPr>
             <w:tcW w:w="2000" w:type="dxa"/>
             <w:tcBorders>
-              <w:top w:val="single" w:sz="1" w:space="0" w:color="AAAAAA"/>
-              <w:left w:val="single" w:sz="1" w:space="0" w:color="AAAAAA"/>
-              <w:bottom w:val="single" w:sz="1" w:space="0" w:color="AAAAAA"/>
-              <w:right w:val="single" w:sz="1" w:space="0" w:color="AAAAAA"/>
+              <w:top w:val="single" w:color="AAAAAA" w:sz="1" w:space="0"/>
+              <w:left w:val="single" w:color="AAAAAA" w:sz="1" w:space="0"/>
+              <w:bottom w:val="single" w:color="AAAAAA" w:sz="1" w:space="0"/>
+              <w:right w:val="single" w:color="AAAAAA" w:sz="1" w:space="0"/>
             </w:tcBorders>
             <w:shd w:val="clear" w:color="auto" w:fill="FFFFFF"/>
             <w:tcMar>
@@ -12833,10 +12852,10 @@
           <w:tcPr>
             <w:tcW w:w="500" w:type="dxa"/>
             <w:tcBorders>
-              <w:top w:val="single" w:sz="1" w:space="0" w:color="AAAAAA"/>
-              <w:left w:val="single" w:sz="1" w:space="0" w:color="AAAAAA"/>
-              <w:bottom w:val="single" w:sz="1" w:space="0" w:color="AAAAAA"/>
-              <w:right w:val="single" w:sz="1" w:space="0" w:color="AAAAAA"/>
+              <w:top w:val="single" w:color="AAAAAA" w:sz="1" w:space="0"/>
+              <w:left w:val="single" w:color="AAAAAA" w:sz="1" w:space="0"/>
+              <w:bottom w:val="single" w:color="AAAAAA" w:sz="1" w:space="0"/>
+              <w:right w:val="single" w:color="AAAAAA" w:sz="1" w:space="0"/>
             </w:tcBorders>
             <w:shd w:val="clear" w:color="auto" w:fill="EBF3FA"/>
             <w:tcMar>
@@ -12867,10 +12886,10 @@
           <w:tcPr>
             <w:tcW w:w="6860" w:type="dxa"/>
             <w:tcBorders>
-              <w:top w:val="single" w:sz="1" w:space="0" w:color="AAAAAA"/>
-              <w:left w:val="single" w:sz="1" w:space="0" w:color="AAAAAA"/>
-              <w:bottom w:val="single" w:sz="1" w:space="0" w:color="AAAAAA"/>
-              <w:right w:val="single" w:sz="1" w:space="0" w:color="AAAAAA"/>
+              <w:top w:val="single" w:color="AAAAAA" w:sz="1" w:space="0"/>
+              <w:left w:val="single" w:color="AAAAAA" w:sz="1" w:space="0"/>
+              <w:bottom w:val="single" w:color="AAAAAA" w:sz="1" w:space="0"/>
+              <w:right w:val="single" w:color="AAAAAA" w:sz="1" w:space="0"/>
             </w:tcBorders>
             <w:shd w:val="clear" w:color="auto" w:fill="EBF3FA"/>
             <w:tcMar>
@@ -12896,10 +12915,10 @@
           <w:tcPr>
             <w:tcW w:w="2000" w:type="dxa"/>
             <w:tcBorders>
-              <w:top w:val="single" w:sz="1" w:space="0" w:color="AAAAAA"/>
-              <w:left w:val="single" w:sz="1" w:space="0" w:color="AAAAAA"/>
-              <w:bottom w:val="single" w:sz="1" w:space="0" w:color="AAAAAA"/>
-              <w:right w:val="single" w:sz="1" w:space="0" w:color="AAAAAA"/>
+              <w:top w:val="single" w:color="AAAAAA" w:sz="1" w:space="0"/>
+              <w:left w:val="single" w:color="AAAAAA" w:sz="1" w:space="0"/>
+              <w:bottom w:val="single" w:color="AAAAAA" w:sz="1" w:space="0"/>
+              <w:right w:val="single" w:color="AAAAAA" w:sz="1" w:space="0"/>
             </w:tcBorders>
             <w:shd w:val="clear" w:color="auto" w:fill="EBF3FA"/>
             <w:tcMar>
@@ -12931,10 +12950,10 @@
             <w:tcW w:w="7360" w:type="dxa"/>
             <w:gridSpan w:val="2"/>
             <w:tcBorders>
-              <w:top w:val="single" w:sz="1" w:space="0" w:color="AAAAAA"/>
-              <w:left w:val="single" w:sz="1" w:space="0" w:color="AAAAAA"/>
-              <w:bottom w:val="single" w:sz="1" w:space="0" w:color="AAAAAA"/>
-              <w:right w:val="single" w:sz="1" w:space="0" w:color="AAAAAA"/>
+              <w:top w:val="single" w:color="AAAAAA" w:sz="1" w:space="0"/>
+              <w:left w:val="single" w:color="AAAAAA" w:sz="1" w:space="0"/>
+              <w:bottom w:val="single" w:color="AAAAAA" w:sz="1" w:space="0"/>
+              <w:right w:val="single" w:color="AAAAAA" w:sz="1" w:space="0"/>
             </w:tcBorders>
             <w:shd w:val="clear" w:color="auto" w:fill="D5E8F0"/>
             <w:tcMar>
@@ -12961,10 +12980,10 @@
           <w:tcPr>
             <w:tcW w:w="2000" w:type="dxa"/>
             <w:tcBorders>
-              <w:top w:val="single" w:sz="1" w:space="0" w:color="AAAAAA"/>
-              <w:left w:val="single" w:sz="1" w:space="0" w:color="AAAAAA"/>
-              <w:bottom w:val="single" w:sz="1" w:space="0" w:color="AAAAAA"/>
-              <w:right w:val="single" w:sz="1" w:space="0" w:color="AAAAAA"/>
+              <w:top w:val="single" w:color="AAAAAA" w:sz="1" w:space="0"/>
+              <w:left w:val="single" w:color="AAAAAA" w:sz="1" w:space="0"/>
+              <w:bottom w:val="single" w:color="AAAAAA" w:sz="1" w:space="0"/>
+              <w:right w:val="single" w:color="AAAAAA" w:sz="1" w:space="0"/>
             </w:tcBorders>
             <w:shd w:val="clear" w:color="auto" w:fill="D5E8F0"/>
             <w:tcMar>
@@ -12996,10 +13015,10 @@
           <w:tcPr>
             <w:tcW w:w="500" w:type="dxa"/>
             <w:tcBorders>
-              <w:top w:val="single" w:sz="1" w:space="0" w:color="AAAAAA"/>
-              <w:left w:val="single" w:sz="1" w:space="0" w:color="AAAAAA"/>
-              <w:bottom w:val="single" w:sz="1" w:space="0" w:color="AAAAAA"/>
-              <w:right w:val="single" w:sz="1" w:space="0" w:color="AAAAAA"/>
+              <w:top w:val="single" w:color="AAAAAA" w:sz="1" w:space="0"/>
+              <w:left w:val="single" w:color="AAAAAA" w:sz="1" w:space="0"/>
+              <w:bottom w:val="single" w:color="AAAAAA" w:sz="1" w:space="0"/>
+              <w:right w:val="single" w:color="AAAAAA" w:sz="1" w:space="0"/>
             </w:tcBorders>
             <w:shd w:val="clear" w:color="auto" w:fill="EBF3FA"/>
             <w:tcMar>
@@ -13030,10 +13049,10 @@
           <w:tcPr>
             <w:tcW w:w="6860" w:type="dxa"/>
             <w:tcBorders>
-              <w:top w:val="single" w:sz="1" w:space="0" w:color="AAAAAA"/>
-              <w:left w:val="single" w:sz="1" w:space="0" w:color="AAAAAA"/>
-              <w:bottom w:val="single" w:sz="1" w:space="0" w:color="AAAAAA"/>
-              <w:right w:val="single" w:sz="1" w:space="0" w:color="AAAAAA"/>
+              <w:top w:val="single" w:color="AAAAAA" w:sz="1" w:space="0"/>
+              <w:left w:val="single" w:color="AAAAAA" w:sz="1" w:space="0"/>
+              <w:bottom w:val="single" w:color="AAAAAA" w:sz="1" w:space="0"/>
+              <w:right w:val="single" w:color="AAAAAA" w:sz="1" w:space="0"/>
             </w:tcBorders>
             <w:shd w:val="clear" w:color="auto" w:fill="EBF3FA"/>
             <w:tcMar>
@@ -13059,10 +13078,10 @@
           <w:tcPr>
             <w:tcW w:w="2000" w:type="dxa"/>
             <w:tcBorders>
-              <w:top w:val="single" w:sz="1" w:space="0" w:color="AAAAAA"/>
-              <w:left w:val="single" w:sz="1" w:space="0" w:color="AAAAAA"/>
-              <w:bottom w:val="single" w:sz="1" w:space="0" w:color="AAAAAA"/>
-              <w:right w:val="single" w:sz="1" w:space="0" w:color="AAAAAA"/>
+              <w:top w:val="single" w:color="AAAAAA" w:sz="1" w:space="0"/>
+              <w:left w:val="single" w:color="AAAAAA" w:sz="1" w:space="0"/>
+              <w:bottom w:val="single" w:color="AAAAAA" w:sz="1" w:space="0"/>
+              <w:right w:val="single" w:color="AAAAAA" w:sz="1" w:space="0"/>
             </w:tcBorders>
             <w:shd w:val="clear" w:color="auto" w:fill="EBF3FA"/>
             <w:tcMar>
@@ -13093,10 +13112,10 @@
           <w:tcPr>
             <w:tcW w:w="500" w:type="dxa"/>
             <w:tcBorders>
-              <w:top w:val="single" w:sz="1" w:space="0" w:color="AAAAAA"/>
-              <w:left w:val="single" w:sz="1" w:space="0" w:color="AAAAAA"/>
-              <w:bottom w:val="single" w:sz="1" w:space="0" w:color="AAAAAA"/>
-              <w:right w:val="single" w:sz="1" w:space="0" w:color="AAAAAA"/>
+              <w:top w:val="single" w:color="AAAAAA" w:sz="1" w:space="0"/>
+              <w:left w:val="single" w:color="AAAAAA" w:sz="1" w:space="0"/>
+              <w:bottom w:val="single" w:color="AAAAAA" w:sz="1" w:space="0"/>
+              <w:right w:val="single" w:color="AAAAAA" w:sz="1" w:space="0"/>
             </w:tcBorders>
             <w:shd w:val="clear" w:color="auto" w:fill="FFFFFF"/>
             <w:tcMar>
@@ -13127,10 +13146,10 @@
           <w:tcPr>
             <w:tcW w:w="6860" w:type="dxa"/>
             <w:tcBorders>
-              <w:top w:val="single" w:sz="1" w:space="0" w:color="AAAAAA"/>
-              <w:left w:val="single" w:sz="1" w:space="0" w:color="AAAAAA"/>
-              <w:bottom w:val="single" w:sz="1" w:space="0" w:color="AAAAAA"/>
-              <w:right w:val="single" w:sz="1" w:space="0" w:color="AAAAAA"/>
+              <w:top w:val="single" w:color="AAAAAA" w:sz="1" w:space="0"/>
+              <w:left w:val="single" w:color="AAAAAA" w:sz="1" w:space="0"/>
+              <w:bottom w:val="single" w:color="AAAAAA" w:sz="1" w:space="0"/>
+              <w:right w:val="single" w:color="AAAAAA" w:sz="1" w:space="0"/>
             </w:tcBorders>
             <w:shd w:val="clear" w:color="auto" w:fill="FFFFFF"/>
             <w:tcMar>
@@ -13164,10 +13183,10 @@
           <w:tcPr>
             <w:tcW w:w="2000" w:type="dxa"/>
             <w:tcBorders>
-              <w:top w:val="single" w:sz="1" w:space="0" w:color="AAAAAA"/>
-              <w:left w:val="single" w:sz="1" w:space="0" w:color="AAAAAA"/>
-              <w:bottom w:val="single" w:sz="1" w:space="0" w:color="AAAAAA"/>
-              <w:right w:val="single" w:sz="1" w:space="0" w:color="AAAAAA"/>
+              <w:top w:val="single" w:color="AAAAAA" w:sz="1" w:space="0"/>
+              <w:left w:val="single" w:color="AAAAAA" w:sz="1" w:space="0"/>
+              <w:bottom w:val="single" w:color="AAAAAA" w:sz="1" w:space="0"/>
+              <w:right w:val="single" w:color="AAAAAA" w:sz="1" w:space="0"/>
             </w:tcBorders>
             <w:shd w:val="clear" w:color="auto" w:fill="FFFFFF"/>
             <w:tcMar>
@@ -13199,10 +13218,10 @@
             <w:tcW w:w="7360" w:type="dxa"/>
             <w:gridSpan w:val="2"/>
             <w:tcBorders>
-              <w:top w:val="single" w:sz="1" w:space="0" w:color="AAAAAA"/>
-              <w:left w:val="single" w:sz="1" w:space="0" w:color="AAAAAA"/>
-              <w:bottom w:val="single" w:sz="1" w:space="0" w:color="AAAAAA"/>
-              <w:right w:val="single" w:sz="1" w:space="0" w:color="AAAAAA"/>
+              <w:top w:val="single" w:color="AAAAAA" w:sz="1" w:space="0"/>
+              <w:left w:val="single" w:color="AAAAAA" w:sz="1" w:space="0"/>
+              <w:bottom w:val="single" w:color="AAAAAA" w:sz="1" w:space="0"/>
+              <w:right w:val="single" w:color="AAAAAA" w:sz="1" w:space="0"/>
             </w:tcBorders>
             <w:shd w:val="clear" w:color="auto" w:fill="1F3864"/>
             <w:tcMar>
@@ -13232,10 +13251,10 @@
           <w:tcPr>
             <w:tcW w:w="2000" w:type="dxa"/>
             <w:tcBorders>
-              <w:top w:val="single" w:sz="1" w:space="0" w:color="AAAAAA"/>
-              <w:left w:val="single" w:sz="1" w:space="0" w:color="AAAAAA"/>
-              <w:bottom w:val="single" w:sz="1" w:space="0" w:color="AAAAAA"/>
-              <w:right w:val="single" w:sz="1" w:space="0" w:color="AAAAAA"/>
+              <w:top w:val="single" w:color="AAAAAA" w:sz="1" w:space="0"/>
+              <w:left w:val="single" w:color="AAAAAA" w:sz="1" w:space="0"/>
+              <w:bottom w:val="single" w:color="AAAAAA" w:sz="1" w:space="0"/>
+              <w:right w:val="single" w:color="AAAAAA" w:sz="1" w:space="0"/>
             </w:tcBorders>
             <w:shd w:val="clear" w:color="auto" w:fill="1F3864"/>
             <w:tcMar>
@@ -13274,7 +13293,6 @@
         <w:pStyle w:val="Heading1"/>
       </w:pPr>
       <w:r>
-        <w:lastRenderedPageBreak/>
         <w:t>SUBMISSION REQUIREMENTS</w:t>
       </w:r>
     </w:p>
@@ -13511,12 +13529,12 @@
       <w:tblPr>
         <w:tblW w:w="9360" w:type="dxa"/>
         <w:tblBorders>
-          <w:top w:val="single" w:sz="4" w:space="0" w:color="auto"/>
-          <w:left w:val="single" w:sz="4" w:space="0" w:color="auto"/>
-          <w:bottom w:val="single" w:sz="4" w:space="0" w:color="auto"/>
-          <w:right w:val="single" w:sz="4" w:space="0" w:color="auto"/>
-          <w:insideH w:val="single" w:sz="4" w:space="0" w:color="auto"/>
-          <w:insideV w:val="single" w:sz="4" w:space="0" w:color="auto"/>
+          <w:top w:val="single" w:color="auto" w:sz="4" w:space="0"/>
+          <w:left w:val="single" w:color="auto" w:sz="4" w:space="0"/>
+          <w:bottom w:val="single" w:color="auto" w:sz="4" w:space="0"/>
+          <w:right w:val="single" w:color="auto" w:sz="4" w:space="0"/>
+          <w:insideH w:val="single" w:color="auto" w:sz="4" w:space="0"/>
+          <w:insideV w:val="single" w:color="auto" w:sz="4" w:space="0"/>
         </w:tblBorders>
         <w:tblCellMar>
           <w:left w:w="10" w:type="dxa"/>
@@ -13533,10 +13551,10 @@
           <w:tcPr>
             <w:tcW w:w="3200" w:type="dxa"/>
             <w:tcBorders>
-              <w:top w:val="single" w:sz="1" w:space="0" w:color="AAAAAA"/>
-              <w:left w:val="single" w:sz="1" w:space="0" w:color="AAAAAA"/>
-              <w:bottom w:val="single" w:sz="1" w:space="0" w:color="AAAAAA"/>
-              <w:right w:val="single" w:sz="1" w:space="0" w:color="AAAAAA"/>
+              <w:top w:val="single" w:color="AAAAAA" w:sz="1" w:space="0"/>
+              <w:left w:val="single" w:color="AAAAAA" w:sz="1" w:space="0"/>
+              <w:bottom w:val="single" w:color="AAAAAA" w:sz="1" w:space="0"/>
+              <w:right w:val="single" w:color="AAAAAA" w:sz="1" w:space="0"/>
             </w:tcBorders>
             <w:shd w:val="clear" w:color="auto" w:fill="1F3864"/>
             <w:tcMar>
@@ -13567,10 +13585,10 @@
           <w:tcPr>
             <w:tcW w:w="6160" w:type="dxa"/>
             <w:tcBorders>
-              <w:top w:val="single" w:sz="1" w:space="0" w:color="AAAAAA"/>
-              <w:left w:val="single" w:sz="1" w:space="0" w:color="AAAAAA"/>
-              <w:bottom w:val="single" w:sz="1" w:space="0" w:color="AAAAAA"/>
-              <w:right w:val="single" w:sz="1" w:space="0" w:color="AAAAAA"/>
+              <w:top w:val="single" w:color="AAAAAA" w:sz="1" w:space="0"/>
+              <w:left w:val="single" w:color="AAAAAA" w:sz="1" w:space="0"/>
+              <w:bottom w:val="single" w:color="AAAAAA" w:sz="1" w:space="0"/>
+              <w:right w:val="single" w:color="AAAAAA" w:sz="1" w:space="0"/>
             </w:tcBorders>
             <w:shd w:val="clear" w:color="auto" w:fill="1F3864"/>
             <w:tcMar>
@@ -13603,10 +13621,10 @@
           <w:tcPr>
             <w:tcW w:w="3200" w:type="dxa"/>
             <w:tcBorders>
-              <w:top w:val="single" w:sz="1" w:space="0" w:color="AAAAAA"/>
-              <w:left w:val="single" w:sz="1" w:space="0" w:color="AAAAAA"/>
-              <w:bottom w:val="single" w:sz="1" w:space="0" w:color="AAAAAA"/>
-              <w:right w:val="single" w:sz="1" w:space="0" w:color="AAAAAA"/>
+              <w:top w:val="single" w:color="AAAAAA" w:sz="1" w:space="0"/>
+              <w:left w:val="single" w:color="AAAAAA" w:sz="1" w:space="0"/>
+              <w:bottom w:val="single" w:color="AAAAAA" w:sz="1" w:space="0"/>
+              <w:right w:val="single" w:color="AAAAAA" w:sz="1" w:space="0"/>
             </w:tcBorders>
             <w:shd w:val="clear" w:color="auto" w:fill="EBF3FA"/>
             <w:tcMar>
@@ -13644,10 +13662,10 @@
           <w:tcPr>
             <w:tcW w:w="6160" w:type="dxa"/>
             <w:tcBorders>
-              <w:top w:val="single" w:sz="1" w:space="0" w:color="AAAAAA"/>
-              <w:left w:val="single" w:sz="1" w:space="0" w:color="AAAAAA"/>
-              <w:bottom w:val="single" w:sz="1" w:space="0" w:color="AAAAAA"/>
-              <w:right w:val="single" w:sz="1" w:space="0" w:color="AAAAAA"/>
+              <w:top w:val="single" w:color="AAAAAA" w:sz="1" w:space="0"/>
+              <w:left w:val="single" w:color="AAAAAA" w:sz="1" w:space="0"/>
+              <w:bottom w:val="single" w:color="AAAAAA" w:sz="1" w:space="0"/>
+              <w:right w:val="single" w:color="AAAAAA" w:sz="1" w:space="0"/>
             </w:tcBorders>
             <w:shd w:val="clear" w:color="auto" w:fill="EBF3FA"/>
             <w:tcMar>
@@ -13676,10 +13694,10 @@
           <w:tcPr>
             <w:tcW w:w="3200" w:type="dxa"/>
             <w:tcBorders>
-              <w:top w:val="single" w:sz="1" w:space="0" w:color="AAAAAA"/>
-              <w:left w:val="single" w:sz="1" w:space="0" w:color="AAAAAA"/>
-              <w:bottom w:val="single" w:sz="1" w:space="0" w:color="AAAAAA"/>
-              <w:right w:val="single" w:sz="1" w:space="0" w:color="AAAAAA"/>
+              <w:top w:val="single" w:color="AAAAAA" w:sz="1" w:space="0"/>
+              <w:left w:val="single" w:color="AAAAAA" w:sz="1" w:space="0"/>
+              <w:bottom w:val="single" w:color="AAAAAA" w:sz="1" w:space="0"/>
+              <w:right w:val="single" w:color="AAAAAA" w:sz="1" w:space="0"/>
             </w:tcBorders>
             <w:shd w:val="clear" w:color="auto" w:fill="FFFFFF"/>
             <w:tcMar>
@@ -13707,10 +13725,10 @@
           <w:tcPr>
             <w:tcW w:w="6160" w:type="dxa"/>
             <w:tcBorders>
-              <w:top w:val="single" w:sz="1" w:space="0" w:color="AAAAAA"/>
-              <w:left w:val="single" w:sz="1" w:space="0" w:color="AAAAAA"/>
-              <w:bottom w:val="single" w:sz="1" w:space="0" w:color="AAAAAA"/>
-              <w:right w:val="single" w:sz="1" w:space="0" w:color="AAAAAA"/>
+              <w:top w:val="single" w:color="AAAAAA" w:sz="1" w:space="0"/>
+              <w:left w:val="single" w:color="AAAAAA" w:sz="1" w:space="0"/>
+              <w:bottom w:val="single" w:color="AAAAAA" w:sz="1" w:space="0"/>
+              <w:right w:val="single" w:color="AAAAAA" w:sz="1" w:space="0"/>
             </w:tcBorders>
             <w:shd w:val="clear" w:color="auto" w:fill="FFFFFF"/>
             <w:tcMar>
@@ -13739,10 +13757,10 @@
           <w:tcPr>
             <w:tcW w:w="3200" w:type="dxa"/>
             <w:tcBorders>
-              <w:top w:val="single" w:sz="1" w:space="0" w:color="AAAAAA"/>
-              <w:left w:val="single" w:sz="1" w:space="0" w:color="AAAAAA"/>
-              <w:bottom w:val="single" w:sz="1" w:space="0" w:color="AAAAAA"/>
-              <w:right w:val="single" w:sz="1" w:space="0" w:color="AAAAAA"/>
+              <w:top w:val="single" w:color="AAAAAA" w:sz="1" w:space="0"/>
+              <w:left w:val="single" w:color="AAAAAA" w:sz="1" w:space="0"/>
+              <w:bottom w:val="single" w:color="AAAAAA" w:sz="1" w:space="0"/>
+              <w:right w:val="single" w:color="AAAAAA" w:sz="1" w:space="0"/>
             </w:tcBorders>
             <w:shd w:val="clear" w:color="auto" w:fill="EBF3FA"/>
             <w:tcMar>
@@ -13770,10 +13788,10 @@
           <w:tcPr>
             <w:tcW w:w="6160" w:type="dxa"/>
             <w:tcBorders>
-              <w:top w:val="single" w:sz="1" w:space="0" w:color="AAAAAA"/>
-              <w:left w:val="single" w:sz="1" w:space="0" w:color="AAAAAA"/>
-              <w:bottom w:val="single" w:sz="1" w:space="0" w:color="AAAAAA"/>
-              <w:right w:val="single" w:sz="1" w:space="0" w:color="AAAAAA"/>
+              <w:top w:val="single" w:color="AAAAAA" w:sz="1" w:space="0"/>
+              <w:left w:val="single" w:color="AAAAAA" w:sz="1" w:space="0"/>
+              <w:bottom w:val="single" w:color="AAAAAA" w:sz="1" w:space="0"/>
+              <w:right w:val="single" w:color="AAAAAA" w:sz="1" w:space="0"/>
             </w:tcBorders>
             <w:shd w:val="clear" w:color="auto" w:fill="EBF3FA"/>
             <w:tcMar>
@@ -13802,10 +13820,10 @@
           <w:tcPr>
             <w:tcW w:w="3200" w:type="dxa"/>
             <w:tcBorders>
-              <w:top w:val="single" w:sz="1" w:space="0" w:color="AAAAAA"/>
-              <w:left w:val="single" w:sz="1" w:space="0" w:color="AAAAAA"/>
-              <w:bottom w:val="single" w:sz="1" w:space="0" w:color="AAAAAA"/>
-              <w:right w:val="single" w:sz="1" w:space="0" w:color="AAAAAA"/>
+              <w:top w:val="single" w:color="AAAAAA" w:sz="1" w:space="0"/>
+              <w:left w:val="single" w:color="AAAAAA" w:sz="1" w:space="0"/>
+              <w:bottom w:val="single" w:color="AAAAAA" w:sz="1" w:space="0"/>
+              <w:right w:val="single" w:color="AAAAAA" w:sz="1" w:space="0"/>
             </w:tcBorders>
             <w:shd w:val="clear" w:color="auto" w:fill="FFFFFF"/>
             <w:tcMar>
@@ -13843,10 +13861,10 @@
           <w:tcPr>
             <w:tcW w:w="6160" w:type="dxa"/>
             <w:tcBorders>
-              <w:top w:val="single" w:sz="1" w:space="0" w:color="AAAAAA"/>
-              <w:left w:val="single" w:sz="1" w:space="0" w:color="AAAAAA"/>
-              <w:bottom w:val="single" w:sz="1" w:space="0" w:color="AAAAAA"/>
-              <w:right w:val="single" w:sz="1" w:space="0" w:color="AAAAAA"/>
+              <w:top w:val="single" w:color="AAAAAA" w:sz="1" w:space="0"/>
+              <w:left w:val="single" w:color="AAAAAA" w:sz="1" w:space="0"/>
+              <w:bottom w:val="single" w:color="AAAAAA" w:sz="1" w:space="0"/>
+              <w:right w:val="single" w:color="AAAAAA" w:sz="1" w:space="0"/>
             </w:tcBorders>
             <w:shd w:val="clear" w:color="auto" w:fill="FFFFFF"/>
             <w:tcMar>
@@ -13875,10 +13893,10 @@
           <w:tcPr>
             <w:tcW w:w="3200" w:type="dxa"/>
             <w:tcBorders>
-              <w:top w:val="single" w:sz="1" w:space="0" w:color="AAAAAA"/>
-              <w:left w:val="single" w:sz="1" w:space="0" w:color="AAAAAA"/>
-              <w:bottom w:val="single" w:sz="1" w:space="0" w:color="AAAAAA"/>
-              <w:right w:val="single" w:sz="1" w:space="0" w:color="AAAAAA"/>
+              <w:top w:val="single" w:color="AAAAAA" w:sz="1" w:space="0"/>
+              <w:left w:val="single" w:color="AAAAAA" w:sz="1" w:space="0"/>
+              <w:bottom w:val="single" w:color="AAAAAA" w:sz="1" w:space="0"/>
+              <w:right w:val="single" w:color="AAAAAA" w:sz="1" w:space="0"/>
             </w:tcBorders>
             <w:shd w:val="clear" w:color="auto" w:fill="EBF3FA"/>
             <w:tcMar>
@@ -13906,10 +13924,10 @@
           <w:tcPr>
             <w:tcW w:w="6160" w:type="dxa"/>
             <w:tcBorders>
-              <w:top w:val="single" w:sz="1" w:space="0" w:color="AAAAAA"/>
-              <w:left w:val="single" w:sz="1" w:space="0" w:color="AAAAAA"/>
-              <w:bottom w:val="single" w:sz="1" w:space="0" w:color="AAAAAA"/>
-              <w:right w:val="single" w:sz="1" w:space="0" w:color="AAAAAA"/>
+              <w:top w:val="single" w:color="AAAAAA" w:sz="1" w:space="0"/>
+              <w:left w:val="single" w:color="AAAAAA" w:sz="1" w:space="0"/>
+              <w:bottom w:val="single" w:color="AAAAAA" w:sz="1" w:space="0"/>
+              <w:right w:val="single" w:color="AAAAAA" w:sz="1" w:space="0"/>
             </w:tcBorders>
             <w:shd w:val="clear" w:color="auto" w:fill="EBF3FA"/>
             <w:tcMar>
@@ -13938,10 +13956,10 @@
           <w:tcPr>
             <w:tcW w:w="3200" w:type="dxa"/>
             <w:tcBorders>
-              <w:top w:val="single" w:sz="1" w:space="0" w:color="AAAAAA"/>
-              <w:left w:val="single" w:sz="1" w:space="0" w:color="AAAAAA"/>
-              <w:bottom w:val="single" w:sz="1" w:space="0" w:color="AAAAAA"/>
-              <w:right w:val="single" w:sz="1" w:space="0" w:color="AAAAAA"/>
+              <w:top w:val="single" w:color="AAAAAA" w:sz="1" w:space="0"/>
+              <w:left w:val="single" w:color="AAAAAA" w:sz="1" w:space="0"/>
+              <w:bottom w:val="single" w:color="AAAAAA" w:sz="1" w:space="0"/>
+              <w:right w:val="single" w:color="AAAAAA" w:sz="1" w:space="0"/>
             </w:tcBorders>
             <w:shd w:val="clear" w:color="auto" w:fill="FFFFFF"/>
             <w:tcMar>
@@ -13969,10 +13987,10 @@
           <w:tcPr>
             <w:tcW w:w="6160" w:type="dxa"/>
             <w:tcBorders>
-              <w:top w:val="single" w:sz="1" w:space="0" w:color="AAAAAA"/>
-              <w:left w:val="single" w:sz="1" w:space="0" w:color="AAAAAA"/>
-              <w:bottom w:val="single" w:sz="1" w:space="0" w:color="AAAAAA"/>
-              <w:right w:val="single" w:sz="1" w:space="0" w:color="AAAAAA"/>
+              <w:top w:val="single" w:color="AAAAAA" w:sz="1" w:space="0"/>
+              <w:left w:val="single" w:color="AAAAAA" w:sz="1" w:space="0"/>
+              <w:bottom w:val="single" w:color="AAAAAA" w:sz="1" w:space="0"/>
+              <w:right w:val="single" w:color="AAAAAA" w:sz="1" w:space="0"/>
             </w:tcBorders>
             <w:shd w:val="clear" w:color="auto" w:fill="FFFFFF"/>
             <w:tcMar>
@@ -14011,10 +14029,10 @@
           <w:tcPr>
             <w:tcW w:w="3200" w:type="dxa"/>
             <w:tcBorders>
-              <w:top w:val="single" w:sz="1" w:space="0" w:color="AAAAAA"/>
-              <w:left w:val="single" w:sz="1" w:space="0" w:color="AAAAAA"/>
-              <w:bottom w:val="single" w:sz="1" w:space="0" w:color="AAAAAA"/>
-              <w:right w:val="single" w:sz="1" w:space="0" w:color="AAAAAA"/>
+              <w:top w:val="single" w:color="AAAAAA" w:sz="1" w:space="0"/>
+              <w:left w:val="single" w:color="AAAAAA" w:sz="1" w:space="0"/>
+              <w:bottom w:val="single" w:color="AAAAAA" w:sz="1" w:space="0"/>
+              <w:right w:val="single" w:color="AAAAAA" w:sz="1" w:space="0"/>
             </w:tcBorders>
             <w:shd w:val="clear" w:color="auto" w:fill="EBF3FA"/>
             <w:tcMar>
@@ -14034,7 +14052,6 @@
                 <w:sz w:val="20"/>
                 <w:szCs w:val="20"/>
               </w:rPr>
-              <w:lastRenderedPageBreak/>
               <w:t>Live PakVista – Production Render Service (all 5 pages accessible)</w:t>
             </w:r>
           </w:p>
@@ -14043,10 +14060,10 @@
           <w:tcPr>
             <w:tcW w:w="6160" w:type="dxa"/>
             <w:tcBorders>
-              <w:top w:val="single" w:sz="1" w:space="0" w:color="AAAAAA"/>
-              <w:left w:val="single" w:sz="1" w:space="0" w:color="AAAAAA"/>
-              <w:bottom w:val="single" w:sz="1" w:space="0" w:color="AAAAAA"/>
-              <w:right w:val="single" w:sz="1" w:space="0" w:color="AAAAAA"/>
+              <w:top w:val="single" w:color="AAAAAA" w:sz="1" w:space="0"/>
+              <w:left w:val="single" w:color="AAAAAA" w:sz="1" w:space="0"/>
+              <w:bottom w:val="single" w:color="AAAAAA" w:sz="1" w:space="0"/>
+              <w:right w:val="single" w:color="AAAAAA" w:sz="1" w:space="0"/>
             </w:tcBorders>
             <w:shd w:val="clear" w:color="auto" w:fill="EBF3FA"/>
             <w:tcMar>
@@ -14075,10 +14092,10 @@
           <w:tcPr>
             <w:tcW w:w="3200" w:type="dxa"/>
             <w:tcBorders>
-              <w:top w:val="single" w:sz="1" w:space="0" w:color="AAAAAA"/>
-              <w:left w:val="single" w:sz="1" w:space="0" w:color="AAAAAA"/>
-              <w:bottom w:val="single" w:sz="1" w:space="0" w:color="AAAAAA"/>
-              <w:right w:val="single" w:sz="1" w:space="0" w:color="AAAAAA"/>
+              <w:top w:val="single" w:color="AAAAAA" w:sz="1" w:space="0"/>
+              <w:left w:val="single" w:color="AAAAAA" w:sz="1" w:space="0"/>
+              <w:bottom w:val="single" w:color="AAAAAA" w:sz="1" w:space="0"/>
+              <w:right w:val="single" w:color="AAAAAA" w:sz="1" w:space="0"/>
             </w:tcBorders>
             <w:shd w:val="clear" w:color="auto" w:fill="FFFFFF"/>
             <w:tcMar>
@@ -14106,10 +14123,10 @@
           <w:tcPr>
             <w:tcW w:w="6160" w:type="dxa"/>
             <w:tcBorders>
-              <w:top w:val="single" w:sz="1" w:space="0" w:color="AAAAAA"/>
-              <w:left w:val="single" w:sz="1" w:space="0" w:color="AAAAAA"/>
-              <w:bottom w:val="single" w:sz="1" w:space="0" w:color="AAAAAA"/>
-              <w:right w:val="single" w:sz="1" w:space="0" w:color="AAAAAA"/>
+              <w:top w:val="single" w:color="AAAAAA" w:sz="1" w:space="0"/>
+              <w:left w:val="single" w:color="AAAAAA" w:sz="1" w:space="0"/>
+              <w:bottom w:val="single" w:color="AAAAAA" w:sz="1" w:space="0"/>
+              <w:right w:val="single" w:color="AAAAAA" w:sz="1" w:space="0"/>
             </w:tcBorders>
             <w:shd w:val="clear" w:color="auto" w:fill="FFFFFF"/>
             <w:tcMar>
@@ -14177,7 +14194,7 @@
     <w:p>
       <w:pPr>
         <w:pBdr>
-          <w:bottom w:val="single" w:sz="2" w:space="1" w:color="CCCCCC"/>
+          <w:bottom w:val="single" w:color="CCCCCC" w:sz="2" w:space="1"/>
         </w:pBdr>
         <w:spacing w:before="160" w:after="40"/>
       </w:pPr>
@@ -14215,7 +14232,7 @@
     <w:p>
       <w:pPr>
         <w:pBdr>
-          <w:bottom w:val="single" w:sz="2" w:space="1" w:color="CCCCCC"/>
+          <w:bottom w:val="single" w:color="CCCCCC" w:sz="2" w:space="1"/>
         </w:pBdr>
         <w:spacing w:before="160" w:after="40"/>
       </w:pPr>
@@ -14245,7 +14262,7 @@
     <w:p>
       <w:pPr>
         <w:pBdr>
-          <w:bottom w:val="single" w:sz="2" w:space="1" w:color="CCCCCC"/>
+          <w:bottom w:val="single" w:color="CCCCCC" w:sz="2" w:space="1"/>
         </w:pBdr>
         <w:spacing w:before="160" w:after="40"/>
       </w:pPr>
@@ -14275,7 +14292,7 @@
     <w:p>
       <w:pPr>
         <w:pBdr>
-          <w:bottom w:val="single" w:sz="2" w:space="1" w:color="CCCCCC"/>
+          <w:bottom w:val="single" w:color="CCCCCC" w:sz="2" w:space="1"/>
         </w:pBdr>
         <w:spacing w:before="160" w:after="40"/>
       </w:pPr>
@@ -14313,7 +14330,7 @@
     <w:p>
       <w:pPr>
         <w:pBdr>
-          <w:bottom w:val="single" w:sz="2" w:space="1" w:color="CCCCCC"/>
+          <w:bottom w:val="single" w:color="CCCCCC" w:sz="2" w:space="1"/>
         </w:pBdr>
         <w:spacing w:before="160" w:after="40"/>
       </w:pPr>
@@ -14337,7 +14354,6 @@
         <w:pStyle w:val="Heading1"/>
       </w:pPr>
       <w:r>
-        <w:lastRenderedPageBreak/>
         <w:t>OFFICIAL REFERENCE DOCUMENTATION</w:t>
       </w:r>
     </w:p>
@@ -14363,12 +14379,12 @@
       <w:tblPr>
         <w:tblW w:w="9360" w:type="dxa"/>
         <w:tblBorders>
-          <w:top w:val="single" w:sz="4" w:space="0" w:color="auto"/>
-          <w:left w:val="single" w:sz="4" w:space="0" w:color="auto"/>
-          <w:bottom w:val="single" w:sz="4" w:space="0" w:color="auto"/>
-          <w:right w:val="single" w:sz="4" w:space="0" w:color="auto"/>
-          <w:insideH w:val="single" w:sz="4" w:space="0" w:color="auto"/>
-          <w:insideV w:val="single" w:sz="4" w:space="0" w:color="auto"/>
+          <w:top w:val="single" w:color="auto" w:sz="4" w:space="0"/>
+          <w:left w:val="single" w:color="auto" w:sz="4" w:space="0"/>
+          <w:bottom w:val="single" w:color="auto" w:sz="4" w:space="0"/>
+          <w:right w:val="single" w:color="auto" w:sz="4" w:space="0"/>
+          <w:insideH w:val="single" w:color="auto" w:sz="4" w:space="0"/>
+          <w:insideV w:val="single" w:color="auto" w:sz="4" w:space="0"/>
         </w:tblBorders>
         <w:tblCellMar>
           <w:left w:w="10" w:type="dxa"/>
@@ -14385,10 +14401,10 @@
           <w:tcPr>
             <w:tcW w:w="3400" w:type="dxa"/>
             <w:tcBorders>
-              <w:top w:val="single" w:sz="1" w:space="0" w:color="AAAAAA"/>
-              <w:left w:val="single" w:sz="1" w:space="0" w:color="AAAAAA"/>
-              <w:bottom w:val="single" w:sz="1" w:space="0" w:color="AAAAAA"/>
-              <w:right w:val="single" w:sz="1" w:space="0" w:color="AAAAAA"/>
+              <w:top w:val="single" w:color="AAAAAA" w:sz="1" w:space="0"/>
+              <w:left w:val="single" w:color="AAAAAA" w:sz="1" w:space="0"/>
+              <w:bottom w:val="single" w:color="AAAAAA" w:sz="1" w:space="0"/>
+              <w:right w:val="single" w:color="AAAAAA" w:sz="1" w:space="0"/>
             </w:tcBorders>
             <w:shd w:val="clear" w:color="auto" w:fill="1F3864"/>
             <w:tcMar>
@@ -14419,10 +14435,10 @@
           <w:tcPr>
             <w:tcW w:w="5960" w:type="dxa"/>
             <w:tcBorders>
-              <w:top w:val="single" w:sz="1" w:space="0" w:color="AAAAAA"/>
-              <w:left w:val="single" w:sz="1" w:space="0" w:color="AAAAAA"/>
-              <w:bottom w:val="single" w:sz="1" w:space="0" w:color="AAAAAA"/>
-              <w:right w:val="single" w:sz="1" w:space="0" w:color="AAAAAA"/>
+              <w:top w:val="single" w:color="AAAAAA" w:sz="1" w:space="0"/>
+              <w:left w:val="single" w:color="AAAAAA" w:sz="1" w:space="0"/>
+              <w:bottom w:val="single" w:color="AAAAAA" w:sz="1" w:space="0"/>
+              <w:right w:val="single" w:color="AAAAAA" w:sz="1" w:space="0"/>
             </w:tcBorders>
             <w:shd w:val="clear" w:color="auto" w:fill="1F3864"/>
             <w:tcMar>
@@ -14455,10 +14471,10 @@
           <w:tcPr>
             <w:tcW w:w="3400" w:type="dxa"/>
             <w:tcBorders>
-              <w:top w:val="single" w:sz="1" w:space="0" w:color="AAAAAA"/>
-              <w:left w:val="single" w:sz="1" w:space="0" w:color="AAAAAA"/>
-              <w:bottom w:val="single" w:sz="1" w:space="0" w:color="AAAAAA"/>
-              <w:right w:val="single" w:sz="1" w:space="0" w:color="AAAAAA"/>
+              <w:top w:val="single" w:color="AAAAAA" w:sz="1" w:space="0"/>
+              <w:left w:val="single" w:color="AAAAAA" w:sz="1" w:space="0"/>
+              <w:bottom w:val="single" w:color="AAAAAA" w:sz="1" w:space="0"/>
+              <w:right w:val="single" w:color="AAAAAA" w:sz="1" w:space="0"/>
             </w:tcBorders>
             <w:shd w:val="clear" w:color="auto" w:fill="EBF3FA"/>
             <w:tcMar>
@@ -14486,10 +14502,10 @@
           <w:tcPr>
             <w:tcW w:w="5960" w:type="dxa"/>
             <w:tcBorders>
-              <w:top w:val="single" w:sz="1" w:space="0" w:color="AAAAAA"/>
-              <w:left w:val="single" w:sz="1" w:space="0" w:color="AAAAAA"/>
-              <w:bottom w:val="single" w:sz="1" w:space="0" w:color="AAAAAA"/>
-              <w:right w:val="single" w:sz="1" w:space="0" w:color="AAAAAA"/>
+              <w:top w:val="single" w:color="AAAAAA" w:sz="1" w:space="0"/>
+              <w:left w:val="single" w:color="AAAAAA" w:sz="1" w:space="0"/>
+              <w:bottom w:val="single" w:color="AAAAAA" w:sz="1" w:space="0"/>
+              <w:right w:val="single" w:color="AAAAAA" w:sz="1" w:space="0"/>
             </w:tcBorders>
             <w:shd w:val="clear" w:color="auto" w:fill="EBF3FA"/>
             <w:tcMar>
@@ -14502,7 +14518,7 @@
           <w:p>
             <w:r>
               <w:rPr>
-                <w:rFonts w:ascii="Courier New" w:eastAsia="Courier New" w:hAnsi="Courier New" w:cs="Courier New"/>
+                <w:rFonts w:ascii="Courier New" w:hAnsi="Courier New" w:eastAsia="Courier New" w:cs="Courier New"/>
                 <w:color w:val="2E75B6"/>
                 <w:sz w:val="18"/>
                 <w:szCs w:val="18"/>
@@ -14517,10 +14533,10 @@
           <w:tcPr>
             <w:tcW w:w="3400" w:type="dxa"/>
             <w:tcBorders>
-              <w:top w:val="single" w:sz="1" w:space="0" w:color="AAAAAA"/>
-              <w:left w:val="single" w:sz="1" w:space="0" w:color="AAAAAA"/>
-              <w:bottom w:val="single" w:sz="1" w:space="0" w:color="AAAAAA"/>
-              <w:right w:val="single" w:sz="1" w:space="0" w:color="AAAAAA"/>
+              <w:top w:val="single" w:color="AAAAAA" w:sz="1" w:space="0"/>
+              <w:left w:val="single" w:color="AAAAAA" w:sz="1" w:space="0"/>
+              <w:bottom w:val="single" w:color="AAAAAA" w:sz="1" w:space="0"/>
+              <w:right w:val="single" w:color="AAAAAA" w:sz="1" w:space="0"/>
             </w:tcBorders>
             <w:shd w:val="clear" w:color="auto" w:fill="FFFFFF"/>
             <w:tcMar>
@@ -14548,10 +14564,10 @@
           <w:tcPr>
             <w:tcW w:w="5960" w:type="dxa"/>
             <w:tcBorders>
-              <w:top w:val="single" w:sz="1" w:space="0" w:color="AAAAAA"/>
-              <w:left w:val="single" w:sz="1" w:space="0" w:color="AAAAAA"/>
-              <w:bottom w:val="single" w:sz="1" w:space="0" w:color="AAAAAA"/>
-              <w:right w:val="single" w:sz="1" w:space="0" w:color="AAAAAA"/>
+              <w:top w:val="single" w:color="AAAAAA" w:sz="1" w:space="0"/>
+              <w:left w:val="single" w:color="AAAAAA" w:sz="1" w:space="0"/>
+              <w:bottom w:val="single" w:color="AAAAAA" w:sz="1" w:space="0"/>
+              <w:right w:val="single" w:color="AAAAAA" w:sz="1" w:space="0"/>
             </w:tcBorders>
             <w:shd w:val="clear" w:color="auto" w:fill="FFFFFF"/>
             <w:tcMar>
@@ -14564,7 +14580,7 @@
           <w:p>
             <w:r>
               <w:rPr>
-                <w:rFonts w:ascii="Courier New" w:eastAsia="Courier New" w:hAnsi="Courier New" w:cs="Courier New"/>
+                <w:rFonts w:ascii="Courier New" w:hAnsi="Courier New" w:eastAsia="Courier New" w:cs="Courier New"/>
                 <w:color w:val="2E75B6"/>
                 <w:sz w:val="18"/>
                 <w:szCs w:val="18"/>
@@ -14579,10 +14595,10 @@
           <w:tcPr>
             <w:tcW w:w="3400" w:type="dxa"/>
             <w:tcBorders>
-              <w:top w:val="single" w:sz="1" w:space="0" w:color="AAAAAA"/>
-              <w:left w:val="single" w:sz="1" w:space="0" w:color="AAAAAA"/>
-              <w:bottom w:val="single" w:sz="1" w:space="0" w:color="AAAAAA"/>
-              <w:right w:val="single" w:sz="1" w:space="0" w:color="AAAAAA"/>
+              <w:top w:val="single" w:color="AAAAAA" w:sz="1" w:space="0"/>
+              <w:left w:val="single" w:color="AAAAAA" w:sz="1" w:space="0"/>
+              <w:bottom w:val="single" w:color="AAAAAA" w:sz="1" w:space="0"/>
+              <w:right w:val="single" w:color="AAAAAA" w:sz="1" w:space="0"/>
             </w:tcBorders>
             <w:shd w:val="clear" w:color="auto" w:fill="EBF3FA"/>
             <w:tcMar>
@@ -14610,10 +14626,10 @@
           <w:tcPr>
             <w:tcW w:w="5960" w:type="dxa"/>
             <w:tcBorders>
-              <w:top w:val="single" w:sz="1" w:space="0" w:color="AAAAAA"/>
-              <w:left w:val="single" w:sz="1" w:space="0" w:color="AAAAAA"/>
-              <w:bottom w:val="single" w:sz="1" w:space="0" w:color="AAAAAA"/>
-              <w:right w:val="single" w:sz="1" w:space="0" w:color="AAAAAA"/>
+              <w:top w:val="single" w:color="AAAAAA" w:sz="1" w:space="0"/>
+              <w:left w:val="single" w:color="AAAAAA" w:sz="1" w:space="0"/>
+              <w:bottom w:val="single" w:color="AAAAAA" w:sz="1" w:space="0"/>
+              <w:right w:val="single" w:color="AAAAAA" w:sz="1" w:space="0"/>
             </w:tcBorders>
             <w:shd w:val="clear" w:color="auto" w:fill="EBF3FA"/>
             <w:tcMar>
@@ -14626,7 +14642,7 @@
           <w:p>
             <w:r>
               <w:rPr>
-                <w:rFonts w:ascii="Courier New" w:eastAsia="Courier New" w:hAnsi="Courier New" w:cs="Courier New"/>
+                <w:rFonts w:ascii="Courier New" w:hAnsi="Courier New" w:eastAsia="Courier New" w:cs="Courier New"/>
                 <w:color w:val="2E75B6"/>
                 <w:sz w:val="18"/>
                 <w:szCs w:val="18"/>
@@ -14635,7 +14651,7 @@
             </w:r>
             <w:r>
               <w:rPr>
-                <w:rFonts w:ascii="Courier New" w:eastAsia="Courier New" w:hAnsi="Courier New" w:cs="Courier New"/>
+                <w:rFonts w:ascii="Courier New" w:hAnsi="Courier New" w:eastAsia="Courier New" w:cs="Courier New"/>
                 <w:color w:val="2E75B6"/>
                 <w:sz w:val="18"/>
                 <w:szCs w:val="18"/>
@@ -14650,10 +14666,10 @@
           <w:tcPr>
             <w:tcW w:w="3400" w:type="dxa"/>
             <w:tcBorders>
-              <w:top w:val="single" w:sz="1" w:space="0" w:color="AAAAAA"/>
-              <w:left w:val="single" w:sz="1" w:space="0" w:color="AAAAAA"/>
-              <w:bottom w:val="single" w:sz="1" w:space="0" w:color="AAAAAA"/>
-              <w:right w:val="single" w:sz="1" w:space="0" w:color="AAAAAA"/>
+              <w:top w:val="single" w:color="AAAAAA" w:sz="1" w:space="0"/>
+              <w:left w:val="single" w:color="AAAAAA" w:sz="1" w:space="0"/>
+              <w:bottom w:val="single" w:color="AAAAAA" w:sz="1" w:space="0"/>
+              <w:right w:val="single" w:color="AAAAAA" w:sz="1" w:space="0"/>
             </w:tcBorders>
             <w:shd w:val="clear" w:color="auto" w:fill="FFFFFF"/>
             <w:tcMar>
@@ -14681,10 +14697,10 @@
           <w:tcPr>
             <w:tcW w:w="5960" w:type="dxa"/>
             <w:tcBorders>
-              <w:top w:val="single" w:sz="1" w:space="0" w:color="AAAAAA"/>
-              <w:left w:val="single" w:sz="1" w:space="0" w:color="AAAAAA"/>
-              <w:bottom w:val="single" w:sz="1" w:space="0" w:color="AAAAAA"/>
-              <w:right w:val="single" w:sz="1" w:space="0" w:color="AAAAAA"/>
+              <w:top w:val="single" w:color="AAAAAA" w:sz="1" w:space="0"/>
+              <w:left w:val="single" w:color="AAAAAA" w:sz="1" w:space="0"/>
+              <w:bottom w:val="single" w:color="AAAAAA" w:sz="1" w:space="0"/>
+              <w:right w:val="single" w:color="AAAAAA" w:sz="1" w:space="0"/>
             </w:tcBorders>
             <w:shd w:val="clear" w:color="auto" w:fill="FFFFFF"/>
             <w:tcMar>
@@ -14697,7 +14713,7 @@
           <w:p>
             <w:r>
               <w:rPr>
-                <w:rFonts w:ascii="Courier New" w:eastAsia="Courier New" w:hAnsi="Courier New" w:cs="Courier New"/>
+                <w:rFonts w:ascii="Courier New" w:hAnsi="Courier New" w:eastAsia="Courier New" w:cs="Courier New"/>
                 <w:color w:val="2E75B6"/>
                 <w:sz w:val="18"/>
                 <w:szCs w:val="18"/>
@@ -14712,10 +14728,10 @@
           <w:tcPr>
             <w:tcW w:w="3400" w:type="dxa"/>
             <w:tcBorders>
-              <w:top w:val="single" w:sz="1" w:space="0" w:color="AAAAAA"/>
-              <w:left w:val="single" w:sz="1" w:space="0" w:color="AAAAAA"/>
-              <w:bottom w:val="single" w:sz="1" w:space="0" w:color="AAAAAA"/>
-              <w:right w:val="single" w:sz="1" w:space="0" w:color="AAAAAA"/>
+              <w:top w:val="single" w:color="AAAAAA" w:sz="1" w:space="0"/>
+              <w:left w:val="single" w:color="AAAAAA" w:sz="1" w:space="0"/>
+              <w:bottom w:val="single" w:color="AAAAAA" w:sz="1" w:space="0"/>
+              <w:right w:val="single" w:color="AAAAAA" w:sz="1" w:space="0"/>
             </w:tcBorders>
             <w:shd w:val="clear" w:color="auto" w:fill="EBF3FA"/>
             <w:tcMar>
@@ -14743,10 +14759,10 @@
           <w:tcPr>
             <w:tcW w:w="5960" w:type="dxa"/>
             <w:tcBorders>
-              <w:top w:val="single" w:sz="1" w:space="0" w:color="AAAAAA"/>
-              <w:left w:val="single" w:sz="1" w:space="0" w:color="AAAAAA"/>
-              <w:bottom w:val="single" w:sz="1" w:space="0" w:color="AAAAAA"/>
-              <w:right w:val="single" w:sz="1" w:space="0" w:color="AAAAAA"/>
+              <w:top w:val="single" w:color="AAAAAA" w:sz="1" w:space="0"/>
+              <w:left w:val="single" w:color="AAAAAA" w:sz="1" w:space="0"/>
+              <w:bottom w:val="single" w:color="AAAAAA" w:sz="1" w:space="0"/>
+              <w:right w:val="single" w:color="AAAAAA" w:sz="1" w:space="0"/>
             </w:tcBorders>
             <w:shd w:val="clear" w:color="auto" w:fill="EBF3FA"/>
             <w:tcMar>
@@ -14759,7 +14775,7 @@
           <w:p>
             <w:r>
               <w:rPr>
-                <w:rFonts w:ascii="Courier New" w:eastAsia="Courier New" w:hAnsi="Courier New" w:cs="Courier New"/>
+                <w:rFonts w:ascii="Courier New" w:hAnsi="Courier New" w:eastAsia="Courier New" w:cs="Courier New"/>
                 <w:color w:val="2E75B6"/>
                 <w:sz w:val="18"/>
                 <w:szCs w:val="18"/>
@@ -14774,10 +14790,10 @@
           <w:tcPr>
             <w:tcW w:w="3400" w:type="dxa"/>
             <w:tcBorders>
-              <w:top w:val="single" w:sz="1" w:space="0" w:color="AAAAAA"/>
-              <w:left w:val="single" w:sz="1" w:space="0" w:color="AAAAAA"/>
-              <w:bottom w:val="single" w:sz="1" w:space="0" w:color="AAAAAA"/>
-              <w:right w:val="single" w:sz="1" w:space="0" w:color="AAAAAA"/>
+              <w:top w:val="single" w:color="AAAAAA" w:sz="1" w:space="0"/>
+              <w:left w:val="single" w:color="AAAAAA" w:sz="1" w:space="0"/>
+              <w:bottom w:val="single" w:color="AAAAAA" w:sz="1" w:space="0"/>
+              <w:right w:val="single" w:color="AAAAAA" w:sz="1" w:space="0"/>
             </w:tcBorders>
             <w:shd w:val="clear" w:color="auto" w:fill="FFFFFF"/>
             <w:tcMar>
@@ -14805,10 +14821,10 @@
           <w:tcPr>
             <w:tcW w:w="5960" w:type="dxa"/>
             <w:tcBorders>
-              <w:top w:val="single" w:sz="1" w:space="0" w:color="AAAAAA"/>
-              <w:left w:val="single" w:sz="1" w:space="0" w:color="AAAAAA"/>
-              <w:bottom w:val="single" w:sz="1" w:space="0" w:color="AAAAAA"/>
-              <w:right w:val="single" w:sz="1" w:space="0" w:color="AAAAAA"/>
+              <w:top w:val="single" w:color="AAAAAA" w:sz="1" w:space="0"/>
+              <w:left w:val="single" w:color="AAAAAA" w:sz="1" w:space="0"/>
+              <w:bottom w:val="single" w:color="AAAAAA" w:sz="1" w:space="0"/>
+              <w:right w:val="single" w:color="AAAAAA" w:sz="1" w:space="0"/>
             </w:tcBorders>
             <w:shd w:val="clear" w:color="auto" w:fill="FFFFFF"/>
             <w:tcMar>
@@ -14821,7 +14837,7 @@
           <w:p>
             <w:r>
               <w:rPr>
-                <w:rFonts w:ascii="Courier New" w:eastAsia="Courier New" w:hAnsi="Courier New" w:cs="Courier New"/>
+                <w:rFonts w:ascii="Courier New" w:hAnsi="Courier New" w:eastAsia="Courier New" w:cs="Courier New"/>
                 <w:color w:val="2E75B6"/>
                 <w:sz w:val="18"/>
                 <w:szCs w:val="18"/>
@@ -14836,10 +14852,10 @@
           <w:tcPr>
             <w:tcW w:w="3400" w:type="dxa"/>
             <w:tcBorders>
-              <w:top w:val="single" w:sz="1" w:space="0" w:color="AAAAAA"/>
-              <w:left w:val="single" w:sz="1" w:space="0" w:color="AAAAAA"/>
-              <w:bottom w:val="single" w:sz="1" w:space="0" w:color="AAAAAA"/>
-              <w:right w:val="single" w:sz="1" w:space="0" w:color="AAAAAA"/>
+              <w:top w:val="single" w:color="AAAAAA" w:sz="1" w:space="0"/>
+              <w:left w:val="single" w:color="AAAAAA" w:sz="1" w:space="0"/>
+              <w:bottom w:val="single" w:color="AAAAAA" w:sz="1" w:space="0"/>
+              <w:right w:val="single" w:color="AAAAAA" w:sz="1" w:space="0"/>
             </w:tcBorders>
             <w:shd w:val="clear" w:color="auto" w:fill="EBF3FA"/>
             <w:tcMar>
@@ -14867,10 +14883,10 @@
           <w:tcPr>
             <w:tcW w:w="5960" w:type="dxa"/>
             <w:tcBorders>
-              <w:top w:val="single" w:sz="1" w:space="0" w:color="AAAAAA"/>
-              <w:left w:val="single" w:sz="1" w:space="0" w:color="AAAAAA"/>
-              <w:bottom w:val="single" w:sz="1" w:space="0" w:color="AAAAAA"/>
-              <w:right w:val="single" w:sz="1" w:space="0" w:color="AAAAAA"/>
+              <w:top w:val="single" w:color="AAAAAA" w:sz="1" w:space="0"/>
+              <w:left w:val="single" w:color="AAAAAA" w:sz="1" w:space="0"/>
+              <w:bottom w:val="single" w:color="AAAAAA" w:sz="1" w:space="0"/>
+              <w:right w:val="single" w:color="AAAAAA" w:sz="1" w:space="0"/>
             </w:tcBorders>
             <w:shd w:val="clear" w:color="auto" w:fill="EBF3FA"/>
             <w:tcMar>
@@ -14883,7 +14899,7 @@
           <w:p>
             <w:r>
               <w:rPr>
-                <w:rFonts w:ascii="Courier New" w:eastAsia="Courier New" w:hAnsi="Courier New" w:cs="Courier New"/>
+                <w:rFonts w:ascii="Courier New" w:hAnsi="Courier New" w:eastAsia="Courier New" w:cs="Courier New"/>
                 <w:color w:val="2E75B6"/>
                 <w:sz w:val="18"/>
                 <w:szCs w:val="18"/>
@@ -14898,10 +14914,10 @@
           <w:tcPr>
             <w:tcW w:w="3400" w:type="dxa"/>
             <w:tcBorders>
-              <w:top w:val="single" w:sz="1" w:space="0" w:color="AAAAAA"/>
-              <w:left w:val="single" w:sz="1" w:space="0" w:color="AAAAAA"/>
-              <w:bottom w:val="single" w:sz="1" w:space="0" w:color="AAAAAA"/>
-              <w:right w:val="single" w:sz="1" w:space="0" w:color="AAAAAA"/>
+              <w:top w:val="single" w:color="AAAAAA" w:sz="1" w:space="0"/>
+              <w:left w:val="single" w:color="AAAAAA" w:sz="1" w:space="0"/>
+              <w:bottom w:val="single" w:color="AAAAAA" w:sz="1" w:space="0"/>
+              <w:right w:val="single" w:color="AAAAAA" w:sz="1" w:space="0"/>
             </w:tcBorders>
             <w:shd w:val="clear" w:color="auto" w:fill="FFFFFF"/>
             <w:tcMar>
@@ -14939,10 +14955,10 @@
           <w:tcPr>
             <w:tcW w:w="5960" w:type="dxa"/>
             <w:tcBorders>
-              <w:top w:val="single" w:sz="1" w:space="0" w:color="AAAAAA"/>
-              <w:left w:val="single" w:sz="1" w:space="0" w:color="AAAAAA"/>
-              <w:bottom w:val="single" w:sz="1" w:space="0" w:color="AAAAAA"/>
-              <w:right w:val="single" w:sz="1" w:space="0" w:color="AAAAAA"/>
+              <w:top w:val="single" w:color="AAAAAA" w:sz="1" w:space="0"/>
+              <w:left w:val="single" w:color="AAAAAA" w:sz="1" w:space="0"/>
+              <w:bottom w:val="single" w:color="AAAAAA" w:sz="1" w:space="0"/>
+              <w:right w:val="single" w:color="AAAAAA" w:sz="1" w:space="0"/>
             </w:tcBorders>
             <w:shd w:val="clear" w:color="auto" w:fill="FFFFFF"/>
             <w:tcMar>
@@ -14955,7 +14971,7 @@
           <w:p>
             <w:r>
               <w:rPr>
-                <w:rFonts w:ascii="Courier New" w:eastAsia="Courier New" w:hAnsi="Courier New" w:cs="Courier New"/>
+                <w:rFonts w:ascii="Courier New" w:hAnsi="Courier New" w:eastAsia="Courier New" w:cs="Courier New"/>
                 <w:color w:val="2E75B6"/>
                 <w:sz w:val="18"/>
                 <w:szCs w:val="18"/>
@@ -14970,10 +14986,10 @@
           <w:tcPr>
             <w:tcW w:w="3400" w:type="dxa"/>
             <w:tcBorders>
-              <w:top w:val="single" w:sz="1" w:space="0" w:color="AAAAAA"/>
-              <w:left w:val="single" w:sz="1" w:space="0" w:color="AAAAAA"/>
-              <w:bottom w:val="single" w:sz="1" w:space="0" w:color="AAAAAA"/>
-              <w:right w:val="single" w:sz="1" w:space="0" w:color="AAAAAA"/>
+              <w:top w:val="single" w:color="AAAAAA" w:sz="1" w:space="0"/>
+              <w:left w:val="single" w:color="AAAAAA" w:sz="1" w:space="0"/>
+              <w:bottom w:val="single" w:color="AAAAAA" w:sz="1" w:space="0"/>
+              <w:right w:val="single" w:color="AAAAAA" w:sz="1" w:space="0"/>
             </w:tcBorders>
             <w:shd w:val="clear" w:color="auto" w:fill="EBF3FA"/>
             <w:tcMar>
@@ -15001,10 +15017,10 @@
           <w:tcPr>
             <w:tcW w:w="5960" w:type="dxa"/>
             <w:tcBorders>
-              <w:top w:val="single" w:sz="1" w:space="0" w:color="AAAAAA"/>
-              <w:left w:val="single" w:sz="1" w:space="0" w:color="AAAAAA"/>
-              <w:bottom w:val="single" w:sz="1" w:space="0" w:color="AAAAAA"/>
-              <w:right w:val="single" w:sz="1" w:space="0" w:color="AAAAAA"/>
+              <w:top w:val="single" w:color="AAAAAA" w:sz="1" w:space="0"/>
+              <w:left w:val="single" w:color="AAAAAA" w:sz="1" w:space="0"/>
+              <w:bottom w:val="single" w:color="AAAAAA" w:sz="1" w:space="0"/>
+              <w:right w:val="single" w:color="AAAAAA" w:sz="1" w:space="0"/>
             </w:tcBorders>
             <w:shd w:val="clear" w:color="auto" w:fill="EBF3FA"/>
             <w:tcMar>
@@ -15017,7 +15033,7 @@
           <w:p>
             <w:r>
               <w:rPr>
-                <w:rFonts w:ascii="Courier New" w:eastAsia="Courier New" w:hAnsi="Courier New" w:cs="Courier New"/>
+                <w:rFonts w:ascii="Courier New" w:hAnsi="Courier New" w:eastAsia="Courier New" w:cs="Courier New"/>
                 <w:color w:val="2E75B6"/>
                 <w:sz w:val="18"/>
                 <w:szCs w:val="18"/>
@@ -15032,10 +15048,10 @@
           <w:tcPr>
             <w:tcW w:w="3400" w:type="dxa"/>
             <w:tcBorders>
-              <w:top w:val="single" w:sz="1" w:space="0" w:color="AAAAAA"/>
-              <w:left w:val="single" w:sz="1" w:space="0" w:color="AAAAAA"/>
-              <w:bottom w:val="single" w:sz="1" w:space="0" w:color="AAAAAA"/>
-              <w:right w:val="single" w:sz="1" w:space="0" w:color="AAAAAA"/>
+              <w:top w:val="single" w:color="AAAAAA" w:sz="1" w:space="0"/>
+              <w:left w:val="single" w:color="AAAAAA" w:sz="1" w:space="0"/>
+              <w:bottom w:val="single" w:color="AAAAAA" w:sz="1" w:space="0"/>
+              <w:right w:val="single" w:color="AAAAAA" w:sz="1" w:space="0"/>
             </w:tcBorders>
             <w:shd w:val="clear" w:color="auto" w:fill="FFFFFF"/>
             <w:tcMar>
@@ -15063,10 +15079,10 @@
           <w:tcPr>
             <w:tcW w:w="5960" w:type="dxa"/>
             <w:tcBorders>
-              <w:top w:val="single" w:sz="1" w:space="0" w:color="AAAAAA"/>
-              <w:left w:val="single" w:sz="1" w:space="0" w:color="AAAAAA"/>
-              <w:bottom w:val="single" w:sz="1" w:space="0" w:color="AAAAAA"/>
-              <w:right w:val="single" w:sz="1" w:space="0" w:color="AAAAAA"/>
+              <w:top w:val="single" w:color="AAAAAA" w:sz="1" w:space="0"/>
+              <w:left w:val="single" w:color="AAAAAA" w:sz="1" w:space="0"/>
+              <w:bottom w:val="single" w:color="AAAAAA" w:sz="1" w:space="0"/>
+              <w:right w:val="single" w:color="AAAAAA" w:sz="1" w:space="0"/>
             </w:tcBorders>
             <w:shd w:val="clear" w:color="auto" w:fill="FFFFFF"/>
             <w:tcMar>
@@ -15079,7 +15095,7 @@
           <w:p>
             <w:r>
               <w:rPr>
-                <w:rFonts w:ascii="Courier New" w:eastAsia="Courier New" w:hAnsi="Courier New" w:cs="Courier New"/>
+                <w:rFonts w:ascii="Courier New" w:hAnsi="Courier New" w:eastAsia="Courier New" w:cs="Courier New"/>
                 <w:color w:val="2E75B6"/>
                 <w:sz w:val="18"/>
                 <w:szCs w:val="18"/>
@@ -15094,10 +15110,10 @@
           <w:tcPr>
             <w:tcW w:w="3400" w:type="dxa"/>
             <w:tcBorders>
-              <w:top w:val="single" w:sz="1" w:space="0" w:color="AAAAAA"/>
-              <w:left w:val="single" w:sz="1" w:space="0" w:color="AAAAAA"/>
-              <w:bottom w:val="single" w:sz="1" w:space="0" w:color="AAAAAA"/>
-              <w:right w:val="single" w:sz="1" w:space="0" w:color="AAAAAA"/>
+              <w:top w:val="single" w:color="AAAAAA" w:sz="1" w:space="0"/>
+              <w:left w:val="single" w:color="AAAAAA" w:sz="1" w:space="0"/>
+              <w:bottom w:val="single" w:color="AAAAAA" w:sz="1" w:space="0"/>
+              <w:right w:val="single" w:color="AAAAAA" w:sz="1" w:space="0"/>
             </w:tcBorders>
             <w:shd w:val="clear" w:color="auto" w:fill="EBF3FA"/>
             <w:tcMar>
@@ -15135,10 +15151,10 @@
           <w:tcPr>
             <w:tcW w:w="5960" w:type="dxa"/>
             <w:tcBorders>
-              <w:top w:val="single" w:sz="1" w:space="0" w:color="AAAAAA"/>
-              <w:left w:val="single" w:sz="1" w:space="0" w:color="AAAAAA"/>
-              <w:bottom w:val="single" w:sz="1" w:space="0" w:color="AAAAAA"/>
-              <w:right w:val="single" w:sz="1" w:space="0" w:color="AAAAAA"/>
+              <w:top w:val="single" w:color="AAAAAA" w:sz="1" w:space="0"/>
+              <w:left w:val="single" w:color="AAAAAA" w:sz="1" w:space="0"/>
+              <w:bottom w:val="single" w:color="AAAAAA" w:sz="1" w:space="0"/>
+              <w:right w:val="single" w:color="AAAAAA" w:sz="1" w:space="0"/>
             </w:tcBorders>
             <w:shd w:val="clear" w:color="auto" w:fill="EBF3FA"/>
             <w:tcMar>
@@ -15151,7 +15167,7 @@
           <w:p>
             <w:r>
               <w:rPr>
-                <w:rFonts w:ascii="Courier New" w:eastAsia="Courier New" w:hAnsi="Courier New" w:cs="Courier New"/>
+                <w:rFonts w:ascii="Courier New" w:hAnsi="Courier New" w:eastAsia="Courier New" w:cs="Courier New"/>
                 <w:color w:val="2E75B6"/>
                 <w:sz w:val="18"/>
                 <w:szCs w:val="18"/>
@@ -15166,10 +15182,10 @@
           <w:tcPr>
             <w:tcW w:w="3400" w:type="dxa"/>
             <w:tcBorders>
-              <w:top w:val="single" w:sz="1" w:space="0" w:color="AAAAAA"/>
-              <w:left w:val="single" w:sz="1" w:space="0" w:color="AAAAAA"/>
-              <w:bottom w:val="single" w:sz="1" w:space="0" w:color="AAAAAA"/>
-              <w:right w:val="single" w:sz="1" w:space="0" w:color="AAAAAA"/>
+              <w:top w:val="single" w:color="AAAAAA" w:sz="1" w:space="0"/>
+              <w:left w:val="single" w:color="AAAAAA" w:sz="1" w:space="0"/>
+              <w:bottom w:val="single" w:color="AAAAAA" w:sz="1" w:space="0"/>
+              <w:right w:val="single" w:color="AAAAAA" w:sz="1" w:space="0"/>
             </w:tcBorders>
             <w:shd w:val="clear" w:color="auto" w:fill="FFFFFF"/>
             <w:tcMar>
@@ -15197,10 +15213,10 @@
           <w:tcPr>
             <w:tcW w:w="5960" w:type="dxa"/>
             <w:tcBorders>
-              <w:top w:val="single" w:sz="1" w:space="0" w:color="AAAAAA"/>
-              <w:left w:val="single" w:sz="1" w:space="0" w:color="AAAAAA"/>
-              <w:bottom w:val="single" w:sz="1" w:space="0" w:color="AAAAAA"/>
-              <w:right w:val="single" w:sz="1" w:space="0" w:color="AAAAAA"/>
+              <w:top w:val="single" w:color="AAAAAA" w:sz="1" w:space="0"/>
+              <w:left w:val="single" w:color="AAAAAA" w:sz="1" w:space="0"/>
+              <w:bottom w:val="single" w:color="AAAAAA" w:sz="1" w:space="0"/>
+              <w:right w:val="single" w:color="AAAAAA" w:sz="1" w:space="0"/>
             </w:tcBorders>
             <w:shd w:val="clear" w:color="auto" w:fill="FFFFFF"/>
             <w:tcMar>
@@ -15213,7 +15229,7 @@
           <w:p>
             <w:r>
               <w:rPr>
-                <w:rFonts w:ascii="Courier New" w:eastAsia="Courier New" w:hAnsi="Courier New" w:cs="Courier New"/>
+                <w:rFonts w:ascii="Courier New" w:hAnsi="Courier New" w:eastAsia="Courier New" w:cs="Courier New"/>
                 <w:color w:val="2E75B6"/>
                 <w:sz w:val="18"/>
                 <w:szCs w:val="18"/>
@@ -15228,10 +15244,10 @@
           <w:tcPr>
             <w:tcW w:w="3400" w:type="dxa"/>
             <w:tcBorders>
-              <w:top w:val="single" w:sz="1" w:space="0" w:color="AAAAAA"/>
-              <w:left w:val="single" w:sz="1" w:space="0" w:color="AAAAAA"/>
-              <w:bottom w:val="single" w:sz="1" w:space="0" w:color="AAAAAA"/>
-              <w:right w:val="single" w:sz="1" w:space="0" w:color="AAAAAA"/>
+              <w:top w:val="single" w:color="AAAAAA" w:sz="1" w:space="0"/>
+              <w:left w:val="single" w:color="AAAAAA" w:sz="1" w:space="0"/>
+              <w:bottom w:val="single" w:color="AAAAAA" w:sz="1" w:space="0"/>
+              <w:right w:val="single" w:color="AAAAAA" w:sz="1" w:space="0"/>
             </w:tcBorders>
             <w:shd w:val="clear" w:color="auto" w:fill="EBF3FA"/>
             <w:tcMar>
@@ -15259,10 +15275,10 @@
           <w:tcPr>
             <w:tcW w:w="5960" w:type="dxa"/>
             <w:tcBorders>
-              <w:top w:val="single" w:sz="1" w:space="0" w:color="AAAAAA"/>
-              <w:left w:val="single" w:sz="1" w:space="0" w:color="AAAAAA"/>
-              <w:bottom w:val="single" w:sz="1" w:space="0" w:color="AAAAAA"/>
-              <w:right w:val="single" w:sz="1" w:space="0" w:color="AAAAAA"/>
+              <w:top w:val="single" w:color="AAAAAA" w:sz="1" w:space="0"/>
+              <w:left w:val="single" w:color="AAAAAA" w:sz="1" w:space="0"/>
+              <w:bottom w:val="single" w:color="AAAAAA" w:sz="1" w:space="0"/>
+              <w:right w:val="single" w:color="AAAAAA" w:sz="1" w:space="0"/>
             </w:tcBorders>
             <w:shd w:val="clear" w:color="auto" w:fill="EBF3FA"/>
             <w:tcMar>
@@ -15275,7 +15291,7 @@
           <w:p>
             <w:r>
               <w:rPr>
-                <w:rFonts w:ascii="Courier New" w:eastAsia="Courier New" w:hAnsi="Courier New" w:cs="Courier New"/>
+                <w:rFonts w:ascii="Courier New" w:hAnsi="Courier New" w:eastAsia="Courier New" w:cs="Courier New"/>
                 <w:color w:val="2E75B6"/>
                 <w:sz w:val="18"/>
                 <w:szCs w:val="18"/>
@@ -15290,10 +15306,10 @@
           <w:tcPr>
             <w:tcW w:w="3400" w:type="dxa"/>
             <w:tcBorders>
-              <w:top w:val="single" w:sz="1" w:space="0" w:color="AAAAAA"/>
-              <w:left w:val="single" w:sz="1" w:space="0" w:color="AAAAAA"/>
-              <w:bottom w:val="single" w:sz="1" w:space="0" w:color="AAAAAA"/>
-              <w:right w:val="single" w:sz="1" w:space="0" w:color="AAAAAA"/>
+              <w:top w:val="single" w:color="AAAAAA" w:sz="1" w:space="0"/>
+              <w:left w:val="single" w:color="AAAAAA" w:sz="1" w:space="0"/>
+              <w:bottom w:val="single" w:color="AAAAAA" w:sz="1" w:space="0"/>
+              <w:right w:val="single" w:color="AAAAAA" w:sz="1" w:space="0"/>
             </w:tcBorders>
             <w:shd w:val="clear" w:color="auto" w:fill="FFFFFF"/>
             <w:tcMar>
@@ -15321,10 +15337,10 @@
           <w:tcPr>
             <w:tcW w:w="5960" w:type="dxa"/>
             <w:tcBorders>
-              <w:top w:val="single" w:sz="1" w:space="0" w:color="AAAAAA"/>
-              <w:left w:val="single" w:sz="1" w:space="0" w:color="AAAAAA"/>
-              <w:bottom w:val="single" w:sz="1" w:space="0" w:color="AAAAAA"/>
-              <w:right w:val="single" w:sz="1" w:space="0" w:color="AAAAAA"/>
+              <w:top w:val="single" w:color="AAAAAA" w:sz="1" w:space="0"/>
+              <w:left w:val="single" w:color="AAAAAA" w:sz="1" w:space="0"/>
+              <w:bottom w:val="single" w:color="AAAAAA" w:sz="1" w:space="0"/>
+              <w:right w:val="single" w:color="AAAAAA" w:sz="1" w:space="0"/>
             </w:tcBorders>
             <w:shd w:val="clear" w:color="auto" w:fill="FFFFFF"/>
             <w:tcMar>
@@ -15337,7 +15353,7 @@
           <w:p>
             <w:r>
               <w:rPr>
-                <w:rFonts w:ascii="Courier New" w:eastAsia="Courier New" w:hAnsi="Courier New" w:cs="Courier New"/>
+                <w:rFonts w:ascii="Courier New" w:hAnsi="Courier New" w:eastAsia="Courier New" w:cs="Courier New"/>
                 <w:color w:val="2E75B6"/>
                 <w:sz w:val="18"/>
                 <w:szCs w:val="18"/>
@@ -15352,10 +15368,10 @@
           <w:tcPr>
             <w:tcW w:w="3400" w:type="dxa"/>
             <w:tcBorders>
-              <w:top w:val="single" w:sz="1" w:space="0" w:color="AAAAAA"/>
-              <w:left w:val="single" w:sz="1" w:space="0" w:color="AAAAAA"/>
-              <w:bottom w:val="single" w:sz="1" w:space="0" w:color="AAAAAA"/>
-              <w:right w:val="single" w:sz="1" w:space="0" w:color="AAAAAA"/>
+              <w:top w:val="single" w:color="AAAAAA" w:sz="1" w:space="0"/>
+              <w:left w:val="single" w:color="AAAAAA" w:sz="1" w:space="0"/>
+              <w:bottom w:val="single" w:color="AAAAAA" w:sz="1" w:space="0"/>
+              <w:right w:val="single" w:color="AAAAAA" w:sz="1" w:space="0"/>
             </w:tcBorders>
             <w:shd w:val="clear" w:color="auto" w:fill="EBF3FA"/>
             <w:tcMar>
@@ -15383,10 +15399,10 @@
           <w:tcPr>
             <w:tcW w:w="5960" w:type="dxa"/>
             <w:tcBorders>
-              <w:top w:val="single" w:sz="1" w:space="0" w:color="AAAAAA"/>
-              <w:left w:val="single" w:sz="1" w:space="0" w:color="AAAAAA"/>
-              <w:bottom w:val="single" w:sz="1" w:space="0" w:color="AAAAAA"/>
-              <w:right w:val="single" w:sz="1" w:space="0" w:color="AAAAAA"/>
+              <w:top w:val="single" w:color="AAAAAA" w:sz="1" w:space="0"/>
+              <w:left w:val="single" w:color="AAAAAA" w:sz="1" w:space="0"/>
+              <w:bottom w:val="single" w:color="AAAAAA" w:sz="1" w:space="0"/>
+              <w:right w:val="single" w:color="AAAAAA" w:sz="1" w:space="0"/>
             </w:tcBorders>
             <w:shd w:val="clear" w:color="auto" w:fill="EBF3FA"/>
             <w:tcMar>
@@ -15399,7 +15415,7 @@
           <w:p>
             <w:r>
               <w:rPr>
-                <w:rFonts w:ascii="Courier New" w:eastAsia="Courier New" w:hAnsi="Courier New" w:cs="Courier New"/>
+                <w:rFonts w:ascii="Courier New" w:hAnsi="Courier New" w:eastAsia="Courier New" w:cs="Courier New"/>
                 <w:color w:val="2E75B6"/>
                 <w:sz w:val="18"/>
                 <w:szCs w:val="18"/>
@@ -15414,10 +15430,10 @@
           <w:tcPr>
             <w:tcW w:w="3400" w:type="dxa"/>
             <w:tcBorders>
-              <w:top w:val="single" w:sz="1" w:space="0" w:color="AAAAAA"/>
-              <w:left w:val="single" w:sz="1" w:space="0" w:color="AAAAAA"/>
-              <w:bottom w:val="single" w:sz="1" w:space="0" w:color="AAAAAA"/>
-              <w:right w:val="single" w:sz="1" w:space="0" w:color="AAAAAA"/>
+              <w:top w:val="single" w:color="AAAAAA" w:sz="1" w:space="0"/>
+              <w:left w:val="single" w:color="AAAAAA" w:sz="1" w:space="0"/>
+              <w:bottom w:val="single" w:color="AAAAAA" w:sz="1" w:space="0"/>
+              <w:right w:val="single" w:color="AAAAAA" w:sz="1" w:space="0"/>
             </w:tcBorders>
             <w:shd w:val="clear" w:color="auto" w:fill="FFFFFF"/>
             <w:tcMar>
@@ -15445,10 +15461,10 @@
           <w:tcPr>
             <w:tcW w:w="5960" w:type="dxa"/>
             <w:tcBorders>
-              <w:top w:val="single" w:sz="1" w:space="0" w:color="AAAAAA"/>
-              <w:left w:val="single" w:sz="1" w:space="0" w:color="AAAAAA"/>
-              <w:bottom w:val="single" w:sz="1" w:space="0" w:color="AAAAAA"/>
-              <w:right w:val="single" w:sz="1" w:space="0" w:color="AAAAAA"/>
+              <w:top w:val="single" w:color="AAAAAA" w:sz="1" w:space="0"/>
+              <w:left w:val="single" w:color="AAAAAA" w:sz="1" w:space="0"/>
+              <w:bottom w:val="single" w:color="AAAAAA" w:sz="1" w:space="0"/>
+              <w:right w:val="single" w:color="AAAAAA" w:sz="1" w:space="0"/>
             </w:tcBorders>
             <w:shd w:val="clear" w:color="auto" w:fill="FFFFFF"/>
             <w:tcMar>
@@ -15461,7 +15477,7 @@
           <w:p>
             <w:r>
               <w:rPr>
-                <w:rFonts w:ascii="Courier New" w:eastAsia="Courier New" w:hAnsi="Courier New" w:cs="Courier New"/>
+                <w:rFonts w:ascii="Courier New" w:hAnsi="Courier New" w:eastAsia="Courier New" w:cs="Courier New"/>
                 <w:color w:val="2E75B6"/>
                 <w:sz w:val="18"/>
                 <w:szCs w:val="18"/>
@@ -15476,10 +15492,10 @@
           <w:tcPr>
             <w:tcW w:w="3400" w:type="dxa"/>
             <w:tcBorders>
-              <w:top w:val="single" w:sz="1" w:space="0" w:color="AAAAAA"/>
-              <w:left w:val="single" w:sz="1" w:space="0" w:color="AAAAAA"/>
-              <w:bottom w:val="single" w:sz="1" w:space="0" w:color="AAAAAA"/>
-              <w:right w:val="single" w:sz="1" w:space="0" w:color="AAAAAA"/>
+              <w:top w:val="single" w:color="AAAAAA" w:sz="1" w:space="0"/>
+              <w:left w:val="single" w:color="AAAAAA" w:sz="1" w:space="0"/>
+              <w:bottom w:val="single" w:color="AAAAAA" w:sz="1" w:space="0"/>
+              <w:right w:val="single" w:color="AAAAAA" w:sz="1" w:space="0"/>
             </w:tcBorders>
             <w:shd w:val="clear" w:color="auto" w:fill="EBF3FA"/>
             <w:tcMar>
@@ -15517,10 +15533,10 @@
           <w:tcPr>
             <w:tcW w:w="5960" w:type="dxa"/>
             <w:tcBorders>
-              <w:top w:val="single" w:sz="1" w:space="0" w:color="AAAAAA"/>
-              <w:left w:val="single" w:sz="1" w:space="0" w:color="AAAAAA"/>
-              <w:bottom w:val="single" w:sz="1" w:space="0" w:color="AAAAAA"/>
-              <w:right w:val="single" w:sz="1" w:space="0" w:color="AAAAAA"/>
+              <w:top w:val="single" w:color="AAAAAA" w:sz="1" w:space="0"/>
+              <w:left w:val="single" w:color="AAAAAA" w:sz="1" w:space="0"/>
+              <w:bottom w:val="single" w:color="AAAAAA" w:sz="1" w:space="0"/>
+              <w:right w:val="single" w:color="AAAAAA" w:sz="1" w:space="0"/>
             </w:tcBorders>
             <w:shd w:val="clear" w:color="auto" w:fill="EBF3FA"/>
             <w:tcMar>
@@ -15533,7 +15549,7 @@
           <w:p>
             <w:r>
               <w:rPr>
-                <w:rFonts w:ascii="Courier New" w:eastAsia="Courier New" w:hAnsi="Courier New" w:cs="Courier New"/>
+                <w:rFonts w:ascii="Courier New" w:hAnsi="Courier New" w:eastAsia="Courier New" w:cs="Courier New"/>
                 <w:color w:val="2E75B6"/>
                 <w:sz w:val="18"/>
                 <w:szCs w:val="18"/>
@@ -15548,10 +15564,10 @@
           <w:tcPr>
             <w:tcW w:w="3400" w:type="dxa"/>
             <w:tcBorders>
-              <w:top w:val="single" w:sz="1" w:space="0" w:color="AAAAAA"/>
-              <w:left w:val="single" w:sz="1" w:space="0" w:color="AAAAAA"/>
-              <w:bottom w:val="single" w:sz="1" w:space="0" w:color="AAAAAA"/>
-              <w:right w:val="single" w:sz="1" w:space="0" w:color="AAAAAA"/>
+              <w:top w:val="single" w:color="AAAAAA" w:sz="1" w:space="0"/>
+              <w:left w:val="single" w:color="AAAAAA" w:sz="1" w:space="0"/>
+              <w:bottom w:val="single" w:color="AAAAAA" w:sz="1" w:space="0"/>
+              <w:right w:val="single" w:color="AAAAAA" w:sz="1" w:space="0"/>
             </w:tcBorders>
             <w:shd w:val="clear" w:color="auto" w:fill="FFFFFF"/>
             <w:tcMar>
@@ -15579,10 +15595,10 @@
           <w:tcPr>
             <w:tcW w:w="5960" w:type="dxa"/>
             <w:tcBorders>
-              <w:top w:val="single" w:sz="1" w:space="0" w:color="AAAAAA"/>
-              <w:left w:val="single" w:sz="1" w:space="0" w:color="AAAAAA"/>
-              <w:bottom w:val="single" w:sz="1" w:space="0" w:color="AAAAAA"/>
-              <w:right w:val="single" w:sz="1" w:space="0" w:color="AAAAAA"/>
+              <w:top w:val="single" w:color="AAAAAA" w:sz="1" w:space="0"/>
+              <w:left w:val="single" w:color="AAAAAA" w:sz="1" w:space="0"/>
+              <w:bottom w:val="single" w:color="AAAAAA" w:sz="1" w:space="0"/>
+              <w:right w:val="single" w:color="AAAAAA" w:sz="1" w:space="0"/>
             </w:tcBorders>
             <w:shd w:val="clear" w:color="auto" w:fill="FFFFFF"/>
             <w:tcMar>
@@ -15595,7 +15611,7 @@
           <w:p>
             <w:r>
               <w:rPr>
-                <w:rFonts w:ascii="Courier New" w:eastAsia="Courier New" w:hAnsi="Courier New" w:cs="Courier New"/>
+                <w:rFonts w:ascii="Courier New" w:hAnsi="Courier New" w:eastAsia="Courier New" w:cs="Courier New"/>
                 <w:color w:val="2E75B6"/>
                 <w:sz w:val="18"/>
                 <w:szCs w:val="18"/>
@@ -15610,10 +15626,10 @@
           <w:tcPr>
             <w:tcW w:w="3400" w:type="dxa"/>
             <w:tcBorders>
-              <w:top w:val="single" w:sz="1" w:space="0" w:color="AAAAAA"/>
-              <w:left w:val="single" w:sz="1" w:space="0" w:color="AAAAAA"/>
-              <w:bottom w:val="single" w:sz="1" w:space="0" w:color="AAAAAA"/>
-              <w:right w:val="single" w:sz="1" w:space="0" w:color="AAAAAA"/>
+              <w:top w:val="single" w:color="AAAAAA" w:sz="1" w:space="0"/>
+              <w:left w:val="single" w:color="AAAAAA" w:sz="1" w:space="0"/>
+              <w:bottom w:val="single" w:color="AAAAAA" w:sz="1" w:space="0"/>
+              <w:right w:val="single" w:color="AAAAAA" w:sz="1" w:space="0"/>
             </w:tcBorders>
             <w:shd w:val="clear" w:color="auto" w:fill="EBF3FA"/>
             <w:tcMar>
@@ -15633,7 +15649,6 @@
                 <w:sz w:val="20"/>
                 <w:szCs w:val="20"/>
               </w:rPr>
-              <w:lastRenderedPageBreak/>
               <w:t>CSS Custom Properties (Variables)</w:t>
             </w:r>
           </w:p>
@@ -15642,10 +15657,10 @@
           <w:tcPr>
             <w:tcW w:w="5960" w:type="dxa"/>
             <w:tcBorders>
-              <w:top w:val="single" w:sz="1" w:space="0" w:color="AAAAAA"/>
-              <w:left w:val="single" w:sz="1" w:space="0" w:color="AAAAAA"/>
-              <w:bottom w:val="single" w:sz="1" w:space="0" w:color="AAAAAA"/>
-              <w:right w:val="single" w:sz="1" w:space="0" w:color="AAAAAA"/>
+              <w:top w:val="single" w:color="AAAAAA" w:sz="1" w:space="0"/>
+              <w:left w:val="single" w:color="AAAAAA" w:sz="1" w:space="0"/>
+              <w:bottom w:val="single" w:color="AAAAAA" w:sz="1" w:space="0"/>
+              <w:right w:val="single" w:color="AAAAAA" w:sz="1" w:space="0"/>
             </w:tcBorders>
             <w:shd w:val="clear" w:color="auto" w:fill="EBF3FA"/>
             <w:tcMar>
@@ -15658,7 +15673,7 @@
           <w:p>
             <w:r>
               <w:rPr>
-                <w:rFonts w:ascii="Courier New" w:eastAsia="Courier New" w:hAnsi="Courier New" w:cs="Courier New"/>
+                <w:rFonts w:ascii="Courier New" w:hAnsi="Courier New" w:eastAsia="Courier New" w:cs="Courier New"/>
                 <w:color w:val="2E75B6"/>
                 <w:sz w:val="18"/>
                 <w:szCs w:val="18"/>
@@ -15673,7 +15688,7 @@
     <w:sectPr>
       <w:headerReference w:type="default" r:id="rId7"/>
       <w:footerReference w:type="default" r:id="rId8"/>
-      <w:pgSz w:w="12240" w:h="15840"/>
+      <w:pgSz w:w="12240" w:h="15840" w:orient="portrait"/>
       <w:pgMar w:top="1080" w:right="1080" w:bottom="1080" w:left="1080" w:header="708" w:footer="708" w:gutter="0"/>
       <w:cols w:space="720"/>
       <w:docGrid w:linePitch="360"/>
@@ -15706,7 +15721,7 @@
   <w:p>
     <w:pPr>
       <w:pBdr>
-        <w:top w:val="single" w:sz="4" w:space="1" w:color="2E75B6"/>
+        <w:top w:val="single" w:color="2E75B6" w:sz="4" w:space="1"/>
       </w:pBdr>
       <w:tabs>
         <w:tab w:val="right" w:pos="9026"/>
@@ -15727,6 +15742,13 @@
         <w:szCs w:val="18"/>
       </w:rPr>
       <w:tab/>
+    </w:r>
+    <w:r>
+      <w:rPr>
+        <w:color w:val="595959"/>
+        <w:sz w:val="18"/>
+        <w:szCs w:val="18"/>
+      </w:rPr>
       <w:t xml:space="preserve">Page </w:t>
     </w:r>
     <w:r>
@@ -15847,7 +15869,7 @@
   <w:p>
     <w:pPr>
       <w:pBdr>
-        <w:bottom w:val="single" w:sz="4" w:space="1" w:color="2E75B6"/>
+        <w:bottom w:val="single" w:color="2E75B6" w:sz="4" w:space="1"/>
       </w:pBdr>
       <w:tabs>
         <w:tab w:val="right" w:pos="9026"/>
@@ -15870,6 +15892,13 @@
         <w:szCs w:val="18"/>
       </w:rPr>
       <w:tab/>
+    </w:r>
+    <w:r>
+      <w:rPr>
+        <w:color w:val="595959"/>
+        <w:sz w:val="18"/>
+        <w:szCs w:val="18"/>
+      </w:rPr>
       <w:t>TERM PROJECT</w:t>
     </w:r>
   </w:p>
@@ -16345,11 +16374,11 @@
 </file>
 
 <file path=word/styles.xml><?xml version="1.0" encoding="utf-8"?>
-<w:styles xmlns:mc="http://schemas.openxmlformats.org/markup-compatibility/2006" xmlns:r="http://schemas.openxmlformats.org/officeDocument/2006/relationships" xmlns:w="http://schemas.openxmlformats.org/wordprocessingml/2006/main" xmlns:w14="http://schemas.microsoft.com/office/word/2010/wordml" xmlns:w15="http://schemas.microsoft.com/office/word/2012/wordml" xmlns:w16se="http://schemas.microsoft.com/office/word/2015/wordml/symex" mc:Ignorable="w14 w15 w16se">
+<w:styles xmlns:wp14="http://schemas.microsoft.com/office/word/2010/wordprocessingDrawing" xmlns:mc="http://schemas.openxmlformats.org/markup-compatibility/2006" xmlns:r="http://schemas.openxmlformats.org/officeDocument/2006/relationships" xmlns:w="http://schemas.openxmlformats.org/wordprocessingml/2006/main" xmlns:w14="http://schemas.microsoft.com/office/word/2010/wordml" xmlns:w15="http://schemas.microsoft.com/office/word/2012/wordml" xmlns:w16se="http://schemas.microsoft.com/office/word/2015/wordml/symex" mc:Ignorable="w14 w15 w16se wp14">
   <w:docDefaults>
     <w:rPrDefault>
       <w:rPr>
-        <w:rFonts w:ascii="Arial" w:eastAsia="Arial" w:hAnsi="Arial" w:cs="Arial"/>
+        <w:rFonts w:ascii="Arial" w:hAnsi="Arial" w:eastAsia="Arial" w:cs="Arial"/>
         <w:sz w:val="22"/>
         <w:szCs w:val="22"/>
         <w:lang w:val="en-US" w:eastAsia="en-US" w:bidi="ar-SA"/>
@@ -16360,14 +16389,14 @@
   <w:latentStyles w:defLockedState="0" w:defUIPriority="99" w:defSemiHidden="0" w:defUnhideWhenUsed="0" w:defQFormat="0" w:count="371">
     <w:lsdException w:name="Normal" w:uiPriority="0" w:qFormat="1"/>
     <w:lsdException w:name="heading 1" w:uiPriority="9" w:qFormat="1"/>
-    <w:lsdException w:name="heading 2" w:semiHidden="1" w:uiPriority="9" w:unhideWhenUsed="1" w:qFormat="1"/>
-    <w:lsdException w:name="heading 3" w:semiHidden="1" w:uiPriority="9" w:unhideWhenUsed="1" w:qFormat="1"/>
-    <w:lsdException w:name="heading 4" w:semiHidden="1" w:uiPriority="9" w:unhideWhenUsed="1" w:qFormat="1"/>
-    <w:lsdException w:name="heading 5" w:semiHidden="1" w:uiPriority="9" w:unhideWhenUsed="1" w:qFormat="1"/>
-    <w:lsdException w:name="heading 6" w:semiHidden="1" w:uiPriority="9" w:unhideWhenUsed="1" w:qFormat="1"/>
-    <w:lsdException w:name="heading 7" w:semiHidden="1" w:uiPriority="9" w:unhideWhenUsed="1" w:qFormat="1"/>
-    <w:lsdException w:name="heading 8" w:semiHidden="1" w:uiPriority="9" w:unhideWhenUsed="1" w:qFormat="1"/>
-    <w:lsdException w:name="heading 9" w:semiHidden="1" w:uiPriority="9" w:unhideWhenUsed="1" w:qFormat="1"/>
+    <w:lsdException w:name="heading 2" w:uiPriority="9" w:semiHidden="1" w:unhideWhenUsed="1" w:qFormat="1"/>
+    <w:lsdException w:name="heading 3" w:uiPriority="9" w:semiHidden="1" w:unhideWhenUsed="1" w:qFormat="1"/>
+    <w:lsdException w:name="heading 4" w:uiPriority="9" w:semiHidden="1" w:unhideWhenUsed="1" w:qFormat="1"/>
+    <w:lsdException w:name="heading 5" w:uiPriority="9" w:semiHidden="1" w:unhideWhenUsed="1" w:qFormat="1"/>
+    <w:lsdException w:name="heading 6" w:uiPriority="9" w:semiHidden="1" w:unhideWhenUsed="1" w:qFormat="1"/>
+    <w:lsdException w:name="heading 7" w:uiPriority="9" w:semiHidden="1" w:unhideWhenUsed="1" w:qFormat="1"/>
+    <w:lsdException w:name="heading 8" w:uiPriority="9" w:semiHidden="1" w:unhideWhenUsed="1" w:qFormat="1"/>
+    <w:lsdException w:name="heading 9" w:uiPriority="9" w:semiHidden="1" w:unhideWhenUsed="1" w:qFormat="1"/>
     <w:lsdException w:name="index 1" w:semiHidden="1" w:unhideWhenUsed="1"/>
     <w:lsdException w:name="index 2" w:semiHidden="1" w:unhideWhenUsed="1"/>
     <w:lsdException w:name="index 3" w:semiHidden="1" w:unhideWhenUsed="1"/>
@@ -16377,22 +16406,22 @@
     <w:lsdException w:name="index 7" w:semiHidden="1" w:unhideWhenUsed="1"/>
     <w:lsdException w:name="index 8" w:semiHidden="1" w:unhideWhenUsed="1"/>
     <w:lsdException w:name="index 9" w:semiHidden="1" w:unhideWhenUsed="1"/>
-    <w:lsdException w:name="toc 1" w:semiHidden="1" w:uiPriority="39" w:unhideWhenUsed="1"/>
-    <w:lsdException w:name="toc 2" w:semiHidden="1" w:uiPriority="39" w:unhideWhenUsed="1"/>
-    <w:lsdException w:name="toc 3" w:semiHidden="1" w:uiPriority="39" w:unhideWhenUsed="1"/>
-    <w:lsdException w:name="toc 4" w:semiHidden="1" w:uiPriority="39" w:unhideWhenUsed="1"/>
-    <w:lsdException w:name="toc 5" w:semiHidden="1" w:uiPriority="39" w:unhideWhenUsed="1"/>
-    <w:lsdException w:name="toc 6" w:semiHidden="1" w:uiPriority="39" w:unhideWhenUsed="1"/>
-    <w:lsdException w:name="toc 7" w:semiHidden="1" w:uiPriority="39" w:unhideWhenUsed="1"/>
-    <w:lsdException w:name="toc 8" w:semiHidden="1" w:uiPriority="39" w:unhideWhenUsed="1"/>
-    <w:lsdException w:name="toc 9" w:semiHidden="1" w:uiPriority="39" w:unhideWhenUsed="1"/>
+    <w:lsdException w:name="toc 1" w:uiPriority="39" w:semiHidden="1" w:unhideWhenUsed="1"/>
+    <w:lsdException w:name="toc 2" w:uiPriority="39" w:semiHidden="1" w:unhideWhenUsed="1"/>
+    <w:lsdException w:name="toc 3" w:uiPriority="39" w:semiHidden="1" w:unhideWhenUsed="1"/>
+    <w:lsdException w:name="toc 4" w:uiPriority="39" w:semiHidden="1" w:unhideWhenUsed="1"/>
+    <w:lsdException w:name="toc 5" w:uiPriority="39" w:semiHidden="1" w:unhideWhenUsed="1"/>
+    <w:lsdException w:name="toc 6" w:uiPriority="39" w:semiHidden="1" w:unhideWhenUsed="1"/>
+    <w:lsdException w:name="toc 7" w:uiPriority="39" w:semiHidden="1" w:unhideWhenUsed="1"/>
+    <w:lsdException w:name="toc 8" w:uiPriority="39" w:semiHidden="1" w:unhideWhenUsed="1"/>
+    <w:lsdException w:name="toc 9" w:uiPriority="39" w:semiHidden="1" w:unhideWhenUsed="1"/>
     <w:lsdException w:name="Normal Indent" w:semiHidden="1" w:unhideWhenUsed="1"/>
     <w:lsdException w:name="footnote text" w:semiHidden="1" w:unhideWhenUsed="1"/>
     <w:lsdException w:name="annotation text" w:semiHidden="1" w:unhideWhenUsed="1"/>
     <w:lsdException w:name="header" w:semiHidden="1" w:unhideWhenUsed="1"/>
     <w:lsdException w:name="footer" w:semiHidden="1" w:unhideWhenUsed="1"/>
     <w:lsdException w:name="index heading" w:semiHidden="1" w:unhideWhenUsed="1"/>
-    <w:lsdException w:name="caption" w:semiHidden="1" w:uiPriority="35" w:unhideWhenUsed="1" w:qFormat="1"/>
+    <w:lsdException w:name="caption" w:uiPriority="35" w:semiHidden="1" w:unhideWhenUsed="1" w:qFormat="1"/>
     <w:lsdException w:name="table of figures" w:semiHidden="1" w:unhideWhenUsed="1"/>
     <w:lsdException w:name="envelope address" w:semiHidden="1" w:unhideWhenUsed="1"/>
     <w:lsdException w:name="envelope return" w:semiHidden="1" w:unhideWhenUsed="1"/>
@@ -16423,7 +16452,7 @@
     <w:lsdException w:name="Title" w:uiPriority="10" w:qFormat="1"/>
     <w:lsdException w:name="Closing" w:semiHidden="1" w:unhideWhenUsed="1"/>
     <w:lsdException w:name="Signature" w:semiHidden="1" w:unhideWhenUsed="1"/>
-    <w:lsdException w:name="Default Paragraph Font" w:semiHidden="1" w:uiPriority="1" w:unhideWhenUsed="1"/>
+    <w:lsdException w:name="Default Paragraph Font" w:uiPriority="1" w:semiHidden="1" w:unhideWhenUsed="1"/>
     <w:lsdException w:name="Body Text" w:semiHidden="1" w:unhideWhenUsed="1"/>
     <w:lsdException w:name="Body Text Indent" w:semiHidden="1" w:unhideWhenUsed="1"/>
     <w:lsdException w:name="List Continue" w:semiHidden="1" w:unhideWhenUsed="1"/>
@@ -16623,8 +16652,8 @@
     <w:lsdException w:name="Subtle Reference" w:uiPriority="31" w:qFormat="1"/>
     <w:lsdException w:name="Intense Reference" w:uiPriority="32" w:qFormat="1"/>
     <w:lsdException w:name="Book Title" w:uiPriority="33" w:qFormat="1"/>
-    <w:lsdException w:name="Bibliography" w:semiHidden="1" w:uiPriority="37" w:unhideWhenUsed="1"/>
-    <w:lsdException w:name="TOC Heading" w:semiHidden="1" w:uiPriority="39" w:unhideWhenUsed="1" w:qFormat="1"/>
+    <w:lsdException w:name="Bibliography" w:uiPriority="37" w:semiHidden="1" w:unhideWhenUsed="1"/>
+    <w:lsdException w:name="TOC Heading" w:uiPriority="39" w:semiHidden="1" w:unhideWhenUsed="1" w:qFormat="1"/>
     <w:lsdException w:name="Plain Table 1" w:uiPriority="41"/>
     <w:lsdException w:name="Plain Table 2" w:uiPriority="42"/>
     <w:lsdException w:name="Plain Table 3" w:uiPriority="43"/>
@@ -16730,7 +16759,7 @@
     <w:lsdException w:name="List Table 6 Colorful Accent 6" w:uiPriority="51"/>
     <w:lsdException w:name="List Table 7 Colorful Accent 6" w:uiPriority="52"/>
   </w:latentStyles>
-  <w:style w:type="paragraph" w:default="1" w:styleId="Normal">
+  <w:style w:type="paragraph" w:styleId="Normal" w:default="1">
     <w:name w:val="Normal"/>
     <w:qFormat/>
     <w:rsid w:val="0052654E"/>
@@ -16827,13 +16856,13 @@
       <w:color w:val="1F4D78"/>
     </w:rPr>
   </w:style>
-  <w:style w:type="character" w:default="1" w:styleId="DefaultParagraphFont">
+  <w:style w:type="character" w:styleId="DefaultParagraphFont" w:default="1">
     <w:name w:val="Default Paragraph Font"/>
     <w:uiPriority w:val="1"/>
     <w:semiHidden/>
     <w:unhideWhenUsed/>
   </w:style>
-  <w:style w:type="table" w:default="1" w:styleId="TableNormal">
+  <w:style w:type="table" w:styleId="TableNormal" w:default="1">
     <w:name w:val="Normal Table"/>
     <w:uiPriority w:val="99"/>
     <w:semiHidden/>
@@ -16848,7 +16877,7 @@
       </w:tblCellMar>
     </w:tblPr>
   </w:style>
-  <w:style w:type="numbering" w:default="1" w:styleId="NoList">
+  <w:style w:type="numbering" w:styleId="NoList" w:default="1">
     <w:name w:val="No List"/>
     <w:uiPriority w:val="99"/>
     <w:semiHidden/>
@@ -16863,7 +16892,7 @@
       <w:szCs w:val="56"/>
     </w:rPr>
   </w:style>
-  <w:style w:type="paragraph" w:customStyle="1" w:styleId="Strong1">
+  <w:style w:type="paragraph" w:styleId="Strong1" w:customStyle="1">
     <w:name w:val="Strong1"/>
     <w:qFormat/>
     <w:rPr>
@@ -16904,7 +16933,7 @@
       <w:szCs w:val="20"/>
     </w:rPr>
   </w:style>
-  <w:style w:type="character" w:customStyle="1" w:styleId="FootnoteTextChar">
+  <w:style w:type="character" w:styleId="FootnoteTextChar" w:customStyle="1">
     <w:name w:val="Footnote Text Char"/>
     <w:link w:val="FootnoteText"/>
     <w:uiPriority w:val="99"/>
@@ -16935,7 +16964,7 @@
       <w:szCs w:val="20"/>
     </w:rPr>
   </w:style>
-  <w:style w:type="character" w:customStyle="1" w:styleId="EndnoteTextChar">
+  <w:style w:type="character" w:styleId="EndnoteTextChar" w:customStyle="1">
     <w:name w:val="Endnote Text Char"/>
     <w:link w:val="EndnoteText"/>
     <w:uiPriority w:val="99"/>
@@ -16950,7 +16979,7 @@
 </file>
 
 <file path=word/theme/theme1.xml><?xml version="1.0" encoding="utf-8"?>
-<a:theme xmlns:a="http://schemas.openxmlformats.org/drawingml/2006/main" name="Office Theme">
+<a:theme xmlns:a="http://schemas.openxmlformats.org/drawingml/2006/main" xmlns:thm15="http://schemas.microsoft.com/office/thememl/2012/main" name="Office Theme">
   <a:themeElements>
     <a:clrScheme name="Office">
       <a:dk1>

--- a/DF_TermProject_Spring2026.docx
+++ b/DF_TermProject_Spring2026.docx
@@ -428,7 +428,7 @@
     <w:p/>
     <w:tbl>
       <w:tblPr>
-        <w:tblW w:w="8900" w:type="dxa"/>
+        <w:tblW w:w="10078" w:type="dxa"/>
         <w:tblBorders>
           <w:top w:val="single" w:sz="4" w:space="0" w:color="auto"/>
           <w:left w:val="single" w:sz="4" w:space="0" w:color="auto"/>
@@ -444,19 +444,19 @@
         <w:tblLook w:val="04A0" w:firstRow="1" w:lastRow="0" w:firstColumn="1" w:lastColumn="0" w:noHBand="0" w:noVBand="1"/>
       </w:tblPr>
       <w:tblGrid>
-        <w:gridCol w:w="427"/>
-        <w:gridCol w:w="1101"/>
-        <w:gridCol w:w="1177"/>
-        <w:gridCol w:w="1492"/>
-        <w:gridCol w:w="1032"/>
-        <w:gridCol w:w="1032"/>
-        <w:gridCol w:w="2521"/>
-        <w:gridCol w:w="1296"/>
+        <w:gridCol w:w="426"/>
+        <w:gridCol w:w="1105"/>
+        <w:gridCol w:w="1180"/>
+        <w:gridCol w:w="1497"/>
+        <w:gridCol w:w="1036"/>
+        <w:gridCol w:w="1036"/>
+        <w:gridCol w:w="2497"/>
+        <w:gridCol w:w="1301"/>
       </w:tblGrid>
       <w:tr>
         <w:tc>
           <w:tcPr>
-            <w:tcW w:w="500" w:type="dxa"/>
+            <w:tcW w:w="443" w:type="dxa"/>
             <w:tcBorders>
               <w:top w:val="single" w:sz="1" w:space="0" w:color="AAAAAA"/>
               <w:left w:val="single" w:sz="1" w:space="0" w:color="AAAAAA"/>
@@ -490,7 +490,7 @@
         </w:tc>
         <w:tc>
           <w:tcPr>
-            <w:tcW w:w="1400" w:type="dxa"/>
+            <w:tcW w:w="1180" w:type="dxa"/>
             <w:tcBorders>
               <w:top w:val="single" w:sz="1" w:space="0" w:color="AAAAAA"/>
               <w:left w:val="single" w:sz="1" w:space="0" w:color="AAAAAA"/>
@@ -524,7 +524,7 @@
         </w:tc>
         <w:tc>
           <w:tcPr>
-            <w:tcW w:w="1400" w:type="dxa"/>
+            <w:tcW w:w="1263" w:type="dxa"/>
             <w:tcBorders>
               <w:top w:val="single" w:sz="1" w:space="0" w:color="AAAAAA"/>
               <w:left w:val="single" w:sz="1" w:space="0" w:color="AAAAAA"/>
@@ -558,7 +558,7 @@
         </w:tc>
         <w:tc>
           <w:tcPr>
-            <w:tcW w:w="1100" w:type="dxa"/>
+            <w:tcW w:w="1607" w:type="dxa"/>
             <w:tcBorders>
               <w:top w:val="single" w:sz="1" w:space="0" w:color="AAAAAA"/>
               <w:left w:val="single" w:sz="1" w:space="0" w:color="AAAAAA"/>
@@ -592,7 +592,7 @@
         </w:tc>
         <w:tc>
           <w:tcPr>
-            <w:tcW w:w="1200" w:type="dxa"/>
+            <w:tcW w:w="1106" w:type="dxa"/>
             <w:tcBorders>
               <w:top w:val="single" w:sz="1" w:space="0" w:color="AAAAAA"/>
               <w:left w:val="single" w:sz="1" w:space="0" w:color="AAAAAA"/>
@@ -626,7 +626,7 @@
         </w:tc>
         <w:tc>
           <w:tcPr>
-            <w:tcW w:w="1200" w:type="dxa"/>
+            <w:tcW w:w="1106" w:type="dxa"/>
             <w:tcBorders>
               <w:top w:val="single" w:sz="1" w:space="0" w:color="AAAAAA"/>
               <w:left w:val="single" w:sz="1" w:space="0" w:color="AAAAAA"/>
@@ -660,7 +660,7 @@
         </w:tc>
         <w:tc>
           <w:tcPr>
-            <w:tcW w:w="1200" w:type="dxa"/>
+            <w:tcW w:w="1979" w:type="dxa"/>
             <w:tcBorders>
               <w:top w:val="single" w:sz="1" w:space="0" w:color="AAAAAA"/>
               <w:left w:val="single" w:sz="1" w:space="0" w:color="AAAAAA"/>
@@ -694,7 +694,7 @@
         </w:tc>
         <w:tc>
           <w:tcPr>
-            <w:tcW w:w="900" w:type="dxa"/>
+            <w:tcW w:w="1394" w:type="dxa"/>
             <w:tcBorders>
               <w:top w:val="single" w:sz="1" w:space="0" w:color="AAAAAA"/>
               <w:left w:val="single" w:sz="1" w:space="0" w:color="AAAAAA"/>
@@ -730,7 +730,7 @@
       <w:tr>
         <w:tc>
           <w:tcPr>
-            <w:tcW w:w="500" w:type="dxa"/>
+            <w:tcW w:w="443" w:type="dxa"/>
             <w:tcBorders>
               <w:top w:val="single" w:sz="1" w:space="0" w:color="AAAAAA"/>
               <w:left w:val="single" w:sz="1" w:space="0" w:color="AAAAAA"/>
@@ -754,7 +754,7 @@
         </w:tc>
         <w:tc>
           <w:tcPr>
-            <w:tcW w:w="1400" w:type="dxa"/>
+            <w:tcW w:w="1180" w:type="dxa"/>
             <w:tcBorders>
               <w:top w:val="single" w:sz="1" w:space="0" w:color="AAAAAA"/>
               <w:left w:val="single" w:sz="1" w:space="0" w:color="AAAAAA"/>
@@ -778,7 +778,7 @@
         </w:tc>
         <w:tc>
           <w:tcPr>
-            <w:tcW w:w="1400" w:type="dxa"/>
+            <w:tcW w:w="1263" w:type="dxa"/>
             <w:tcBorders>
               <w:top w:val="single" w:sz="1" w:space="0" w:color="AAAAAA"/>
               <w:left w:val="single" w:sz="1" w:space="0" w:color="AAAAAA"/>
@@ -796,16 +796,13 @@
           </w:tcPr>
           <w:p>
             <w:r>
-              <w:t>a</w:t>
-            </w:r>
-            <w:r>
-              <w:t>ziz6587-cell</w:t>
-            </w:r>
-          </w:p>
-        </w:tc>
-        <w:tc>
-          <w:tcPr>
-            <w:tcW w:w="1100" w:type="dxa"/>
+              <w:t>Aziz6587-cell</w:t>
+            </w:r>
+          </w:p>
+        </w:tc>
+        <w:tc>
+          <w:tcPr>
+            <w:tcW w:w="1607" w:type="dxa"/>
             <w:tcBorders>
               <w:top w:val="single" w:sz="1" w:space="0" w:color="AAAAAA"/>
               <w:left w:val="single" w:sz="1" w:space="0" w:color="AAAAAA"/>
@@ -829,7 +826,7 @@
         </w:tc>
         <w:tc>
           <w:tcPr>
-            <w:tcW w:w="1200" w:type="dxa"/>
+            <w:tcW w:w="1106" w:type="dxa"/>
             <w:tcBorders>
               <w:top w:val="single" w:sz="1" w:space="0" w:color="AAAAAA"/>
               <w:left w:val="single" w:sz="1" w:space="0" w:color="AAAAAA"/>
@@ -858,7 +855,7 @@
         </w:tc>
         <w:tc>
           <w:tcPr>
-            <w:tcW w:w="1200" w:type="dxa"/>
+            <w:tcW w:w="1106" w:type="dxa"/>
             <w:tcBorders>
               <w:top w:val="single" w:sz="1" w:space="0" w:color="AAAAAA"/>
               <w:left w:val="single" w:sz="1" w:space="0" w:color="AAAAAA"/>
@@ -882,7 +879,7 @@
         </w:tc>
         <w:tc>
           <w:tcPr>
-            <w:tcW w:w="1200" w:type="dxa"/>
+            <w:tcW w:w="1979" w:type="dxa"/>
             <w:tcBorders>
               <w:top w:val="single" w:sz="1" w:space="0" w:color="AAAAAA"/>
               <w:left w:val="single" w:sz="1" w:space="0" w:color="AAAAAA"/>
@@ -906,7 +903,7 @@
         </w:tc>
         <w:tc>
           <w:tcPr>
-            <w:tcW w:w="900" w:type="dxa"/>
+            <w:tcW w:w="1394" w:type="dxa"/>
             <w:tcBorders>
               <w:top w:val="single" w:sz="1" w:space="0" w:color="AAAAAA"/>
               <w:left w:val="single" w:sz="1" w:space="0" w:color="AAAAAA"/>
@@ -932,201 +929,169 @@
       <w:tr>
         <w:tc>
           <w:tcPr>
-            <w:tcW w:w="500" w:type="dxa"/>
-            <w:tcBorders>
-              <w:top w:val="single" w:sz="1" w:space="0" w:color="AAAAAA"/>
-              <w:left w:val="single" w:sz="1" w:space="0" w:color="AAAAAA"/>
-              <w:bottom w:val="single" w:sz="1" w:space="0" w:color="AAAAAA"/>
-              <w:right w:val="single" w:sz="1" w:space="0" w:color="AAAAAA"/>
-            </w:tcBorders>
-            <w:shd w:val="clear" w:color="auto" w:fill="EBF3FA"/>
-            <w:tcMar>
-              <w:top w:w="80" w:type="dxa"/>
-              <w:left w:w="120" w:type="dxa"/>
-              <w:bottom w:w="80" w:type="dxa"/>
-              <w:right w:w="120" w:type="dxa"/>
-            </w:tcMar>
-            <w:vAlign w:val="center"/>
-          </w:tcPr>
-          <w:p>
-            <w:r>
-              <w:t>2</w:t>
-            </w:r>
-          </w:p>
-        </w:tc>
-        <w:tc>
-          <w:tcPr>
-            <w:tcW w:w="1400" w:type="dxa"/>
-            <w:tcBorders>
-              <w:top w:val="single" w:sz="1" w:space="0" w:color="AAAAAA"/>
-              <w:left w:val="single" w:sz="1" w:space="0" w:color="AAAAAA"/>
-              <w:bottom w:val="single" w:sz="1" w:space="0" w:color="AAAAAA"/>
-              <w:right w:val="single" w:sz="1" w:space="0" w:color="AAAAAA"/>
-            </w:tcBorders>
-            <w:shd w:val="clear" w:color="auto" w:fill="EBF3FA"/>
-            <w:tcMar>
-              <w:top w:w="80" w:type="dxa"/>
-              <w:left w:w="120" w:type="dxa"/>
-              <w:bottom w:w="80" w:type="dxa"/>
-              <w:right w:w="120" w:type="dxa"/>
-            </w:tcMar>
-            <w:vAlign w:val="center"/>
-          </w:tcPr>
-          <w:p>
-            <w:r>
-              <w:t>Arslan Ali</w:t>
-            </w:r>
-          </w:p>
-        </w:tc>
-        <w:tc>
-          <w:tcPr>
-            <w:tcW w:w="1400" w:type="dxa"/>
-            <w:tcBorders>
-              <w:top w:val="single" w:sz="1" w:space="0" w:color="AAAAAA"/>
-              <w:left w:val="single" w:sz="1" w:space="0" w:color="AAAAAA"/>
-              <w:bottom w:val="single" w:sz="1" w:space="0" w:color="AAAAAA"/>
-              <w:right w:val="single" w:sz="1" w:space="0" w:color="AAAAAA"/>
-            </w:tcBorders>
-            <w:shd w:val="clear" w:color="auto" w:fill="EBF3FA"/>
-            <w:tcMar>
-              <w:top w:w="80" w:type="dxa"/>
-              <w:left w:w="120" w:type="dxa"/>
-              <w:bottom w:w="80" w:type="dxa"/>
-              <w:right w:w="120" w:type="dxa"/>
-            </w:tcMar>
-            <w:vAlign w:val="center"/>
-          </w:tcPr>
-          <w:p>
-            <w:r>
-              <w:t>ali0arslan8</w:t>
-            </w:r>
-          </w:p>
-        </w:tc>
-        <w:tc>
-          <w:tcPr>
-            <w:tcW w:w="1100" w:type="dxa"/>
-            <w:tcBorders>
-              <w:top w:val="single" w:sz="1" w:space="0" w:color="AAAAAA"/>
-              <w:left w:val="single" w:sz="1" w:space="0" w:color="AAAAAA"/>
-              <w:bottom w:val="single" w:sz="1" w:space="0" w:color="AAAAAA"/>
-              <w:right w:val="single" w:sz="1" w:space="0" w:color="AAAAAA"/>
-            </w:tcBorders>
-            <w:shd w:val="clear" w:color="auto" w:fill="EBF3FA"/>
-            <w:tcMar>
-              <w:top w:w="80" w:type="dxa"/>
-              <w:left w:w="120" w:type="dxa"/>
-              <w:bottom w:w="80" w:type="dxa"/>
-              <w:right w:w="120" w:type="dxa"/>
-            </w:tcMar>
-            <w:vAlign w:val="center"/>
-          </w:tcPr>
-          <w:p>
-            <w:r>
-              <w:t>member</w:t>
-            </w:r>
-          </w:p>
-        </w:tc>
-        <w:tc>
-          <w:tcPr>
-            <w:tcW w:w="1200" w:type="dxa"/>
-            <w:tcBorders>
-              <w:top w:val="single" w:sz="1" w:space="0" w:color="AAAAAA"/>
-              <w:left w:val="single" w:sz="1" w:space="0" w:color="AAAAAA"/>
-              <w:bottom w:val="single" w:sz="1" w:space="0" w:color="AAAAAA"/>
-              <w:right w:val="single" w:sz="1" w:space="0" w:color="AAAAAA"/>
-            </w:tcBorders>
-            <w:shd w:val="clear" w:color="auto" w:fill="EBF3FA"/>
-            <w:tcMar>
-              <w:top w:w="80" w:type="dxa"/>
-              <w:left w:w="120" w:type="dxa"/>
-              <w:bottom w:w="80" w:type="dxa"/>
-              <w:right w:w="120" w:type="dxa"/>
-            </w:tcMar>
-            <w:vAlign w:val="center"/>
-          </w:tcPr>
-          <w:p>
-            <w:r>
-              <w:t>cd-dev</w:t>
-            </w:r>
-          </w:p>
-        </w:tc>
-        <w:tc>
-          <w:tcPr>
-            <w:tcW w:w="1200" w:type="dxa"/>
-            <w:tcBorders>
-              <w:top w:val="single" w:sz="1" w:space="0" w:color="AAAAAA"/>
-              <w:left w:val="single" w:sz="1" w:space="0" w:color="AAAAAA"/>
-              <w:bottom w:val="single" w:sz="1" w:space="0" w:color="AAAAAA"/>
-              <w:right w:val="single" w:sz="1" w:space="0" w:color="AAAAAA"/>
-            </w:tcBorders>
-            <w:shd w:val="clear" w:color="auto" w:fill="EBF3FA"/>
-            <w:tcMar>
-              <w:top w:w="80" w:type="dxa"/>
-              <w:left w:w="120" w:type="dxa"/>
-              <w:bottom w:w="80" w:type="dxa"/>
-              <w:right w:w="120" w:type="dxa"/>
-            </w:tcMar>
-            <w:vAlign w:val="center"/>
-          </w:tcPr>
-          <w:p>
-            <w:r>
-              <w:t>lahore</w:t>
-            </w:r>
-          </w:p>
-        </w:tc>
-        <w:tc>
-          <w:tcPr>
-            <w:tcW w:w="1200" w:type="dxa"/>
-            <w:tcBorders>
-              <w:top w:val="single" w:sz="1" w:space="0" w:color="AAAAAA"/>
-              <w:left w:val="single" w:sz="1" w:space="0" w:color="AAAAAA"/>
-              <w:bottom w:val="single" w:sz="1" w:space="0" w:color="AAAAAA"/>
-              <w:right w:val="single" w:sz="1" w:space="0" w:color="AAAAAA"/>
-            </w:tcBorders>
-            <w:shd w:val="clear" w:color="auto" w:fill="EBF3FA"/>
-            <w:tcMar>
-              <w:top w:w="80" w:type="dxa"/>
-              <w:left w:w="120" w:type="dxa"/>
-              <w:bottom w:w="80" w:type="dxa"/>
-              <w:right w:w="120" w:type="dxa"/>
-            </w:tcMar>
-            <w:vAlign w:val="center"/>
-          </w:tcPr>
-          <w:p>
-            <w:r>
-              <w:t>features/ali0arslan8/lahore</w:t>
-            </w:r>
-          </w:p>
-        </w:tc>
-        <w:tc>
-          <w:tcPr>
-            <w:tcW w:w="900" w:type="dxa"/>
-            <w:tcBorders>
-              <w:top w:val="single" w:sz="1" w:space="0" w:color="AAAAAA"/>
-              <w:left w:val="single" w:sz="1" w:space="0" w:color="AAAAAA"/>
-              <w:bottom w:val="single" w:sz="1" w:space="0" w:color="AAAAAA"/>
-              <w:right w:val="single" w:sz="1" w:space="0" w:color="AAAAAA"/>
-            </w:tcBorders>
-            <w:shd w:val="clear" w:color="auto" w:fill="EBF3FA"/>
-            <w:tcMar>
-              <w:top w:w="80" w:type="dxa"/>
-              <w:left w:w="120" w:type="dxa"/>
-              <w:bottom w:w="80" w:type="dxa"/>
-              <w:right w:w="120" w:type="dxa"/>
-            </w:tcMar>
-            <w:vAlign w:val="center"/>
-          </w:tcPr>
-          <w:p>
-            <w:r>
-              <w:t>n</w:t>
-            </w:r>
-          </w:p>
+            <w:tcW w:w="443" w:type="dxa"/>
+            <w:tcBorders>
+              <w:top w:val="single" w:sz="1" w:space="0" w:color="AAAAAA"/>
+              <w:left w:val="single" w:sz="1" w:space="0" w:color="AAAAAA"/>
+              <w:bottom w:val="single" w:sz="1" w:space="0" w:color="AAAAAA"/>
+              <w:right w:val="single" w:sz="1" w:space="0" w:color="AAAAAA"/>
+            </w:tcBorders>
+            <w:shd w:val="clear" w:color="auto" w:fill="EBF3FA"/>
+            <w:tcMar>
+              <w:top w:w="80" w:type="dxa"/>
+              <w:left w:w="120" w:type="dxa"/>
+              <w:bottom w:w="80" w:type="dxa"/>
+              <w:right w:w="120" w:type="dxa"/>
+            </w:tcMar>
+            <w:vAlign w:val="center"/>
+          </w:tcPr>
+          <w:p/>
+        </w:tc>
+        <w:tc>
+          <w:tcPr>
+            <w:tcW w:w="1180" w:type="dxa"/>
+            <w:tcBorders>
+              <w:top w:val="single" w:sz="1" w:space="0" w:color="AAAAAA"/>
+              <w:left w:val="single" w:sz="1" w:space="0" w:color="AAAAAA"/>
+              <w:bottom w:val="single" w:sz="1" w:space="0" w:color="AAAAAA"/>
+              <w:right w:val="single" w:sz="1" w:space="0" w:color="AAAAAA"/>
+            </w:tcBorders>
+            <w:shd w:val="clear" w:color="auto" w:fill="EBF3FA"/>
+            <w:tcMar>
+              <w:top w:w="80" w:type="dxa"/>
+              <w:left w:w="120" w:type="dxa"/>
+              <w:bottom w:w="80" w:type="dxa"/>
+              <w:right w:w="120" w:type="dxa"/>
+            </w:tcMar>
+            <w:vAlign w:val="center"/>
+          </w:tcPr>
+          <w:p/>
+        </w:tc>
+        <w:tc>
+          <w:tcPr>
+            <w:tcW w:w="1263" w:type="dxa"/>
+            <w:tcBorders>
+              <w:top w:val="single" w:sz="1" w:space="0" w:color="AAAAAA"/>
+              <w:left w:val="single" w:sz="1" w:space="0" w:color="AAAAAA"/>
+              <w:bottom w:val="single" w:sz="1" w:space="0" w:color="AAAAAA"/>
+              <w:right w:val="single" w:sz="1" w:space="0" w:color="AAAAAA"/>
+            </w:tcBorders>
+            <w:shd w:val="clear" w:color="auto" w:fill="EBF3FA"/>
+            <w:tcMar>
+              <w:top w:w="80" w:type="dxa"/>
+              <w:left w:w="120" w:type="dxa"/>
+              <w:bottom w:w="80" w:type="dxa"/>
+              <w:right w:w="120" w:type="dxa"/>
+            </w:tcMar>
+            <w:vAlign w:val="center"/>
+          </w:tcPr>
+          <w:p/>
+        </w:tc>
+        <w:tc>
+          <w:tcPr>
+            <w:tcW w:w="1607" w:type="dxa"/>
+            <w:tcBorders>
+              <w:top w:val="single" w:sz="1" w:space="0" w:color="AAAAAA"/>
+              <w:left w:val="single" w:sz="1" w:space="0" w:color="AAAAAA"/>
+              <w:bottom w:val="single" w:sz="1" w:space="0" w:color="AAAAAA"/>
+              <w:right w:val="single" w:sz="1" w:space="0" w:color="AAAAAA"/>
+            </w:tcBorders>
+            <w:shd w:val="clear" w:color="auto" w:fill="EBF3FA"/>
+            <w:tcMar>
+              <w:top w:w="80" w:type="dxa"/>
+              <w:left w:w="120" w:type="dxa"/>
+              <w:bottom w:w="80" w:type="dxa"/>
+              <w:right w:w="120" w:type="dxa"/>
+            </w:tcMar>
+            <w:vAlign w:val="center"/>
+          </w:tcPr>
+          <w:p/>
+        </w:tc>
+        <w:tc>
+          <w:tcPr>
+            <w:tcW w:w="1106" w:type="dxa"/>
+            <w:tcBorders>
+              <w:top w:val="single" w:sz="1" w:space="0" w:color="AAAAAA"/>
+              <w:left w:val="single" w:sz="1" w:space="0" w:color="AAAAAA"/>
+              <w:bottom w:val="single" w:sz="1" w:space="0" w:color="AAAAAA"/>
+              <w:right w:val="single" w:sz="1" w:space="0" w:color="AAAAAA"/>
+            </w:tcBorders>
+            <w:shd w:val="clear" w:color="auto" w:fill="EBF3FA"/>
+            <w:tcMar>
+              <w:top w:w="80" w:type="dxa"/>
+              <w:left w:w="120" w:type="dxa"/>
+              <w:bottom w:w="80" w:type="dxa"/>
+              <w:right w:w="120" w:type="dxa"/>
+            </w:tcMar>
+            <w:vAlign w:val="center"/>
+          </w:tcPr>
+          <w:p/>
+        </w:tc>
+        <w:tc>
+          <w:tcPr>
+            <w:tcW w:w="1106" w:type="dxa"/>
+            <w:tcBorders>
+              <w:top w:val="single" w:sz="1" w:space="0" w:color="AAAAAA"/>
+              <w:left w:val="single" w:sz="1" w:space="0" w:color="AAAAAA"/>
+              <w:bottom w:val="single" w:sz="1" w:space="0" w:color="AAAAAA"/>
+              <w:right w:val="single" w:sz="1" w:space="0" w:color="AAAAAA"/>
+            </w:tcBorders>
+            <w:shd w:val="clear" w:color="auto" w:fill="EBF3FA"/>
+            <w:tcMar>
+              <w:top w:w="80" w:type="dxa"/>
+              <w:left w:w="120" w:type="dxa"/>
+              <w:bottom w:w="80" w:type="dxa"/>
+              <w:right w:w="120" w:type="dxa"/>
+            </w:tcMar>
+            <w:vAlign w:val="center"/>
+          </w:tcPr>
+          <w:p/>
+        </w:tc>
+        <w:tc>
+          <w:tcPr>
+            <w:tcW w:w="1979" w:type="dxa"/>
+            <w:tcBorders>
+              <w:top w:val="single" w:sz="1" w:space="0" w:color="AAAAAA"/>
+              <w:left w:val="single" w:sz="1" w:space="0" w:color="AAAAAA"/>
+              <w:bottom w:val="single" w:sz="1" w:space="0" w:color="AAAAAA"/>
+              <w:right w:val="single" w:sz="1" w:space="0" w:color="AAAAAA"/>
+            </w:tcBorders>
+            <w:shd w:val="clear" w:color="auto" w:fill="EBF3FA"/>
+            <w:tcMar>
+              <w:top w:w="80" w:type="dxa"/>
+              <w:left w:w="120" w:type="dxa"/>
+              <w:bottom w:w="80" w:type="dxa"/>
+              <w:right w:w="120" w:type="dxa"/>
+            </w:tcMar>
+            <w:vAlign w:val="center"/>
+          </w:tcPr>
+          <w:p/>
+        </w:tc>
+        <w:tc>
+          <w:tcPr>
+            <w:tcW w:w="1394" w:type="dxa"/>
+            <w:tcBorders>
+              <w:top w:val="single" w:sz="1" w:space="0" w:color="AAAAAA"/>
+              <w:left w:val="single" w:sz="1" w:space="0" w:color="AAAAAA"/>
+              <w:bottom w:val="single" w:sz="1" w:space="0" w:color="AAAAAA"/>
+              <w:right w:val="single" w:sz="1" w:space="0" w:color="AAAAAA"/>
+            </w:tcBorders>
+            <w:shd w:val="clear" w:color="auto" w:fill="EBF3FA"/>
+            <w:tcMar>
+              <w:top w:w="80" w:type="dxa"/>
+              <w:left w:w="120" w:type="dxa"/>
+              <w:bottom w:w="80" w:type="dxa"/>
+              <w:right w:w="120" w:type="dxa"/>
+            </w:tcMar>
+            <w:vAlign w:val="center"/>
+          </w:tcPr>
+          <w:p/>
         </w:tc>
       </w:tr>
       <w:tr>
         <w:tc>
           <w:tcPr>
-            <w:tcW w:w="500" w:type="dxa"/>
+            <w:tcW w:w="443" w:type="dxa"/>
             <w:tcBorders>
               <w:top w:val="single" w:sz="1" w:space="0" w:color="AAAAAA"/>
               <w:left w:val="single" w:sz="1" w:space="0" w:color="AAAAAA"/>
@@ -1146,7 +1111,7 @@
         </w:tc>
         <w:tc>
           <w:tcPr>
-            <w:tcW w:w="1400" w:type="dxa"/>
+            <w:tcW w:w="1180" w:type="dxa"/>
             <w:tcBorders>
               <w:top w:val="single" w:sz="1" w:space="0" w:color="AAAAAA"/>
               <w:left w:val="single" w:sz="1" w:space="0" w:color="AAAAAA"/>
@@ -1166,7 +1131,7 @@
         </w:tc>
         <w:tc>
           <w:tcPr>
-            <w:tcW w:w="1400" w:type="dxa"/>
+            <w:tcW w:w="1263" w:type="dxa"/>
             <w:tcBorders>
               <w:top w:val="single" w:sz="1" w:space="0" w:color="AAAAAA"/>
               <w:left w:val="single" w:sz="1" w:space="0" w:color="AAAAAA"/>
@@ -1186,7 +1151,7 @@
         </w:tc>
         <w:tc>
           <w:tcPr>
-            <w:tcW w:w="1100" w:type="dxa"/>
+            <w:tcW w:w="1607" w:type="dxa"/>
             <w:tcBorders>
               <w:top w:val="single" w:sz="1" w:space="0" w:color="AAAAAA"/>
               <w:left w:val="single" w:sz="1" w:space="0" w:color="AAAAAA"/>
@@ -1206,7 +1171,7 @@
         </w:tc>
         <w:tc>
           <w:tcPr>
-            <w:tcW w:w="1200" w:type="dxa"/>
+            <w:tcW w:w="1106" w:type="dxa"/>
             <w:tcBorders>
               <w:top w:val="single" w:sz="1" w:space="0" w:color="AAAAAA"/>
               <w:left w:val="single" w:sz="1" w:space="0" w:color="AAAAAA"/>
@@ -1226,7 +1191,7 @@
         </w:tc>
         <w:tc>
           <w:tcPr>
-            <w:tcW w:w="1200" w:type="dxa"/>
+            <w:tcW w:w="1106" w:type="dxa"/>
             <w:tcBorders>
               <w:top w:val="single" w:sz="1" w:space="0" w:color="AAAAAA"/>
               <w:left w:val="single" w:sz="1" w:space="0" w:color="AAAAAA"/>
@@ -1246,7 +1211,7 @@
         </w:tc>
         <w:tc>
           <w:tcPr>
-            <w:tcW w:w="1200" w:type="dxa"/>
+            <w:tcW w:w="1979" w:type="dxa"/>
             <w:tcBorders>
               <w:top w:val="single" w:sz="1" w:space="0" w:color="AAAAAA"/>
               <w:left w:val="single" w:sz="1" w:space="0" w:color="AAAAAA"/>
@@ -1266,7 +1231,7 @@
         </w:tc>
         <w:tc>
           <w:tcPr>
-            <w:tcW w:w="900" w:type="dxa"/>
+            <w:tcW w:w="1394" w:type="dxa"/>
             <w:tcBorders>
               <w:top w:val="single" w:sz="1" w:space="0" w:color="AAAAAA"/>
               <w:left w:val="single" w:sz="1" w:space="0" w:color="AAAAAA"/>
@@ -1288,169 +1253,201 @@
       <w:tr>
         <w:tc>
           <w:tcPr>
-            <w:tcW w:w="500" w:type="dxa"/>
-            <w:tcBorders>
-              <w:top w:val="single" w:sz="1" w:space="0" w:color="AAAAAA"/>
-              <w:left w:val="single" w:sz="1" w:space="0" w:color="AAAAAA"/>
-              <w:bottom w:val="single" w:sz="1" w:space="0" w:color="AAAAAA"/>
-              <w:right w:val="single" w:sz="1" w:space="0" w:color="AAAAAA"/>
-            </w:tcBorders>
-            <w:shd w:val="clear" w:color="auto" w:fill="EBF3FA"/>
-            <w:tcMar>
-              <w:top w:w="80" w:type="dxa"/>
-              <w:left w:w="120" w:type="dxa"/>
-              <w:bottom w:w="80" w:type="dxa"/>
-              <w:right w:w="120" w:type="dxa"/>
-            </w:tcMar>
-            <w:vAlign w:val="center"/>
-          </w:tcPr>
-          <w:p/>
-        </w:tc>
-        <w:tc>
-          <w:tcPr>
-            <w:tcW w:w="1400" w:type="dxa"/>
-            <w:tcBorders>
-              <w:top w:val="single" w:sz="1" w:space="0" w:color="AAAAAA"/>
-              <w:left w:val="single" w:sz="1" w:space="0" w:color="AAAAAA"/>
-              <w:bottom w:val="single" w:sz="1" w:space="0" w:color="AAAAAA"/>
-              <w:right w:val="single" w:sz="1" w:space="0" w:color="AAAAAA"/>
-            </w:tcBorders>
-            <w:shd w:val="clear" w:color="auto" w:fill="EBF3FA"/>
-            <w:tcMar>
-              <w:top w:w="80" w:type="dxa"/>
-              <w:left w:w="120" w:type="dxa"/>
-              <w:bottom w:w="80" w:type="dxa"/>
-              <w:right w:w="120" w:type="dxa"/>
-            </w:tcMar>
-            <w:vAlign w:val="center"/>
-          </w:tcPr>
-          <w:p/>
-        </w:tc>
-        <w:tc>
-          <w:tcPr>
-            <w:tcW w:w="1400" w:type="dxa"/>
-            <w:tcBorders>
-              <w:top w:val="single" w:sz="1" w:space="0" w:color="AAAAAA"/>
-              <w:left w:val="single" w:sz="1" w:space="0" w:color="AAAAAA"/>
-              <w:bottom w:val="single" w:sz="1" w:space="0" w:color="AAAAAA"/>
-              <w:right w:val="single" w:sz="1" w:space="0" w:color="AAAAAA"/>
-            </w:tcBorders>
-            <w:shd w:val="clear" w:color="auto" w:fill="EBF3FA"/>
-            <w:tcMar>
-              <w:top w:w="80" w:type="dxa"/>
-              <w:left w:w="120" w:type="dxa"/>
-              <w:bottom w:w="80" w:type="dxa"/>
-              <w:right w:w="120" w:type="dxa"/>
-            </w:tcMar>
-            <w:vAlign w:val="center"/>
-          </w:tcPr>
-          <w:p/>
-        </w:tc>
-        <w:tc>
-          <w:tcPr>
-            <w:tcW w:w="1100" w:type="dxa"/>
-            <w:tcBorders>
-              <w:top w:val="single" w:sz="1" w:space="0" w:color="AAAAAA"/>
-              <w:left w:val="single" w:sz="1" w:space="0" w:color="AAAAAA"/>
-              <w:bottom w:val="single" w:sz="1" w:space="0" w:color="AAAAAA"/>
-              <w:right w:val="single" w:sz="1" w:space="0" w:color="AAAAAA"/>
-            </w:tcBorders>
-            <w:shd w:val="clear" w:color="auto" w:fill="EBF3FA"/>
-            <w:tcMar>
-              <w:top w:w="80" w:type="dxa"/>
-              <w:left w:w="120" w:type="dxa"/>
-              <w:bottom w:w="80" w:type="dxa"/>
-              <w:right w:w="120" w:type="dxa"/>
-            </w:tcMar>
-            <w:vAlign w:val="center"/>
-          </w:tcPr>
-          <w:p/>
-        </w:tc>
-        <w:tc>
-          <w:tcPr>
-            <w:tcW w:w="1200" w:type="dxa"/>
-            <w:tcBorders>
-              <w:top w:val="single" w:sz="1" w:space="0" w:color="AAAAAA"/>
-              <w:left w:val="single" w:sz="1" w:space="0" w:color="AAAAAA"/>
-              <w:bottom w:val="single" w:sz="1" w:space="0" w:color="AAAAAA"/>
-              <w:right w:val="single" w:sz="1" w:space="0" w:color="AAAAAA"/>
-            </w:tcBorders>
-            <w:shd w:val="clear" w:color="auto" w:fill="EBF3FA"/>
-            <w:tcMar>
-              <w:top w:w="80" w:type="dxa"/>
-              <w:left w:w="120" w:type="dxa"/>
-              <w:bottom w:w="80" w:type="dxa"/>
-              <w:right w:w="120" w:type="dxa"/>
-            </w:tcMar>
-            <w:vAlign w:val="center"/>
-          </w:tcPr>
-          <w:p/>
-        </w:tc>
-        <w:tc>
-          <w:tcPr>
-            <w:tcW w:w="1200" w:type="dxa"/>
-            <w:tcBorders>
-              <w:top w:val="single" w:sz="1" w:space="0" w:color="AAAAAA"/>
-              <w:left w:val="single" w:sz="1" w:space="0" w:color="AAAAAA"/>
-              <w:bottom w:val="single" w:sz="1" w:space="0" w:color="AAAAAA"/>
-              <w:right w:val="single" w:sz="1" w:space="0" w:color="AAAAAA"/>
-            </w:tcBorders>
-            <w:shd w:val="clear" w:color="auto" w:fill="EBF3FA"/>
-            <w:tcMar>
-              <w:top w:w="80" w:type="dxa"/>
-              <w:left w:w="120" w:type="dxa"/>
-              <w:bottom w:w="80" w:type="dxa"/>
-              <w:right w:w="120" w:type="dxa"/>
-            </w:tcMar>
-            <w:vAlign w:val="center"/>
-          </w:tcPr>
-          <w:p/>
-        </w:tc>
-        <w:tc>
-          <w:tcPr>
-            <w:tcW w:w="1200" w:type="dxa"/>
-            <w:tcBorders>
-              <w:top w:val="single" w:sz="1" w:space="0" w:color="AAAAAA"/>
-              <w:left w:val="single" w:sz="1" w:space="0" w:color="AAAAAA"/>
-              <w:bottom w:val="single" w:sz="1" w:space="0" w:color="AAAAAA"/>
-              <w:right w:val="single" w:sz="1" w:space="0" w:color="AAAAAA"/>
-            </w:tcBorders>
-            <w:shd w:val="clear" w:color="auto" w:fill="EBF3FA"/>
-            <w:tcMar>
-              <w:top w:w="80" w:type="dxa"/>
-              <w:left w:w="120" w:type="dxa"/>
-              <w:bottom w:w="80" w:type="dxa"/>
-              <w:right w:w="120" w:type="dxa"/>
-            </w:tcMar>
-            <w:vAlign w:val="center"/>
-          </w:tcPr>
-          <w:p/>
-        </w:tc>
-        <w:tc>
-          <w:tcPr>
-            <w:tcW w:w="900" w:type="dxa"/>
-            <w:tcBorders>
-              <w:top w:val="single" w:sz="1" w:space="0" w:color="AAAAAA"/>
-              <w:left w:val="single" w:sz="1" w:space="0" w:color="AAAAAA"/>
-              <w:bottom w:val="single" w:sz="1" w:space="0" w:color="AAAAAA"/>
-              <w:right w:val="single" w:sz="1" w:space="0" w:color="AAAAAA"/>
-            </w:tcBorders>
-            <w:shd w:val="clear" w:color="auto" w:fill="EBF3FA"/>
-            <w:tcMar>
-              <w:top w:w="80" w:type="dxa"/>
-              <w:left w:w="120" w:type="dxa"/>
-              <w:bottom w:w="80" w:type="dxa"/>
-              <w:right w:w="120" w:type="dxa"/>
-            </w:tcMar>
-            <w:vAlign w:val="center"/>
-          </w:tcPr>
-          <w:p/>
+            <w:tcW w:w="443" w:type="dxa"/>
+            <w:tcBorders>
+              <w:top w:val="single" w:sz="1" w:space="0" w:color="AAAAAA"/>
+              <w:left w:val="single" w:sz="1" w:space="0" w:color="AAAAAA"/>
+              <w:bottom w:val="single" w:sz="1" w:space="0" w:color="AAAAAA"/>
+              <w:right w:val="single" w:sz="1" w:space="0" w:color="AAAAAA"/>
+            </w:tcBorders>
+            <w:shd w:val="clear" w:color="auto" w:fill="EBF3FA"/>
+            <w:tcMar>
+              <w:top w:w="80" w:type="dxa"/>
+              <w:left w:w="120" w:type="dxa"/>
+              <w:bottom w:w="80" w:type="dxa"/>
+              <w:right w:w="120" w:type="dxa"/>
+            </w:tcMar>
+            <w:vAlign w:val="center"/>
+          </w:tcPr>
+          <w:p>
+            <w:r>
+              <w:t>4</w:t>
+            </w:r>
+          </w:p>
+        </w:tc>
+        <w:tc>
+          <w:tcPr>
+            <w:tcW w:w="1180" w:type="dxa"/>
+            <w:tcBorders>
+              <w:top w:val="single" w:sz="1" w:space="0" w:color="AAAAAA"/>
+              <w:left w:val="single" w:sz="1" w:space="0" w:color="AAAAAA"/>
+              <w:bottom w:val="single" w:sz="1" w:space="0" w:color="AAAAAA"/>
+              <w:right w:val="single" w:sz="1" w:space="0" w:color="AAAAAA"/>
+            </w:tcBorders>
+            <w:shd w:val="clear" w:color="auto" w:fill="EBF3FA"/>
+            <w:tcMar>
+              <w:top w:w="80" w:type="dxa"/>
+              <w:left w:w="120" w:type="dxa"/>
+              <w:bottom w:w="80" w:type="dxa"/>
+              <w:right w:w="120" w:type="dxa"/>
+            </w:tcMar>
+            <w:vAlign w:val="center"/>
+          </w:tcPr>
+          <w:p>
+            <w:r>
+              <w:t>Arslan Ali</w:t>
+            </w:r>
+          </w:p>
+        </w:tc>
+        <w:tc>
+          <w:tcPr>
+            <w:tcW w:w="1263" w:type="dxa"/>
+            <w:tcBorders>
+              <w:top w:val="single" w:sz="1" w:space="0" w:color="AAAAAA"/>
+              <w:left w:val="single" w:sz="1" w:space="0" w:color="AAAAAA"/>
+              <w:bottom w:val="single" w:sz="1" w:space="0" w:color="AAAAAA"/>
+              <w:right w:val="single" w:sz="1" w:space="0" w:color="AAAAAA"/>
+            </w:tcBorders>
+            <w:shd w:val="clear" w:color="auto" w:fill="EBF3FA"/>
+            <w:tcMar>
+              <w:top w:w="80" w:type="dxa"/>
+              <w:left w:w="120" w:type="dxa"/>
+              <w:bottom w:w="80" w:type="dxa"/>
+              <w:right w:w="120" w:type="dxa"/>
+            </w:tcMar>
+            <w:vAlign w:val="center"/>
+          </w:tcPr>
+          <w:p>
+            <w:r>
+              <w:t>ali0arslan8</w:t>
+            </w:r>
+          </w:p>
+        </w:tc>
+        <w:tc>
+          <w:tcPr>
+            <w:tcW w:w="1607" w:type="dxa"/>
+            <w:tcBorders>
+              <w:top w:val="single" w:sz="1" w:space="0" w:color="AAAAAA"/>
+              <w:left w:val="single" w:sz="1" w:space="0" w:color="AAAAAA"/>
+              <w:bottom w:val="single" w:sz="1" w:space="0" w:color="AAAAAA"/>
+              <w:right w:val="single" w:sz="1" w:space="0" w:color="AAAAAA"/>
+            </w:tcBorders>
+            <w:shd w:val="clear" w:color="auto" w:fill="EBF3FA"/>
+            <w:tcMar>
+              <w:top w:w="80" w:type="dxa"/>
+              <w:left w:w="120" w:type="dxa"/>
+              <w:bottom w:w="80" w:type="dxa"/>
+              <w:right w:w="120" w:type="dxa"/>
+            </w:tcMar>
+            <w:vAlign w:val="center"/>
+          </w:tcPr>
+          <w:p>
+            <w:r>
+              <w:t>member</w:t>
+            </w:r>
+          </w:p>
+        </w:tc>
+        <w:tc>
+          <w:tcPr>
+            <w:tcW w:w="1106" w:type="dxa"/>
+            <w:tcBorders>
+              <w:top w:val="single" w:sz="1" w:space="0" w:color="AAAAAA"/>
+              <w:left w:val="single" w:sz="1" w:space="0" w:color="AAAAAA"/>
+              <w:bottom w:val="single" w:sz="1" w:space="0" w:color="AAAAAA"/>
+              <w:right w:val="single" w:sz="1" w:space="0" w:color="AAAAAA"/>
+            </w:tcBorders>
+            <w:shd w:val="clear" w:color="auto" w:fill="EBF3FA"/>
+            <w:tcMar>
+              <w:top w:w="80" w:type="dxa"/>
+              <w:left w:w="120" w:type="dxa"/>
+              <w:bottom w:w="80" w:type="dxa"/>
+              <w:right w:w="120" w:type="dxa"/>
+            </w:tcMar>
+            <w:vAlign w:val="center"/>
+          </w:tcPr>
+          <w:p>
+            <w:r>
+              <w:t>cd-dev</w:t>
+            </w:r>
+          </w:p>
+        </w:tc>
+        <w:tc>
+          <w:tcPr>
+            <w:tcW w:w="1106" w:type="dxa"/>
+            <w:tcBorders>
+              <w:top w:val="single" w:sz="1" w:space="0" w:color="AAAAAA"/>
+              <w:left w:val="single" w:sz="1" w:space="0" w:color="AAAAAA"/>
+              <w:bottom w:val="single" w:sz="1" w:space="0" w:color="AAAAAA"/>
+              <w:right w:val="single" w:sz="1" w:space="0" w:color="AAAAAA"/>
+            </w:tcBorders>
+            <w:shd w:val="clear" w:color="auto" w:fill="EBF3FA"/>
+            <w:tcMar>
+              <w:top w:w="80" w:type="dxa"/>
+              <w:left w:w="120" w:type="dxa"/>
+              <w:bottom w:w="80" w:type="dxa"/>
+              <w:right w:w="120" w:type="dxa"/>
+            </w:tcMar>
+            <w:vAlign w:val="center"/>
+          </w:tcPr>
+          <w:p>
+            <w:r>
+              <w:t>lahore</w:t>
+            </w:r>
+          </w:p>
+        </w:tc>
+        <w:tc>
+          <w:tcPr>
+            <w:tcW w:w="1979" w:type="dxa"/>
+            <w:tcBorders>
+              <w:top w:val="single" w:sz="1" w:space="0" w:color="AAAAAA"/>
+              <w:left w:val="single" w:sz="1" w:space="0" w:color="AAAAAA"/>
+              <w:bottom w:val="single" w:sz="1" w:space="0" w:color="AAAAAA"/>
+              <w:right w:val="single" w:sz="1" w:space="0" w:color="AAAAAA"/>
+            </w:tcBorders>
+            <w:shd w:val="clear" w:color="auto" w:fill="EBF3FA"/>
+            <w:tcMar>
+              <w:top w:w="80" w:type="dxa"/>
+              <w:left w:w="120" w:type="dxa"/>
+              <w:bottom w:w="80" w:type="dxa"/>
+              <w:right w:w="120" w:type="dxa"/>
+            </w:tcMar>
+            <w:vAlign w:val="center"/>
+          </w:tcPr>
+          <w:p>
+            <w:r>
+              <w:t>Feature/ali0arslan8/lahore</w:t>
+            </w:r>
+          </w:p>
+        </w:tc>
+        <w:tc>
+          <w:tcPr>
+            <w:tcW w:w="1394" w:type="dxa"/>
+            <w:tcBorders>
+              <w:top w:val="single" w:sz="1" w:space="0" w:color="AAAAAA"/>
+              <w:left w:val="single" w:sz="1" w:space="0" w:color="AAAAAA"/>
+              <w:bottom w:val="single" w:sz="1" w:space="0" w:color="AAAAAA"/>
+              <w:right w:val="single" w:sz="1" w:space="0" w:color="AAAAAA"/>
+            </w:tcBorders>
+            <w:shd w:val="clear" w:color="auto" w:fill="EBF3FA"/>
+            <w:tcMar>
+              <w:top w:w="80" w:type="dxa"/>
+              <w:left w:w="120" w:type="dxa"/>
+              <w:bottom w:w="80" w:type="dxa"/>
+              <w:right w:w="120" w:type="dxa"/>
+            </w:tcMar>
+            <w:vAlign w:val="center"/>
+          </w:tcPr>
+          <w:p>
+            <w:r>
+              <w:t>n</w:t>
+            </w:r>
+          </w:p>
         </w:tc>
       </w:tr>
       <w:tr>
         <w:tc>
           <w:tcPr>
-            <w:tcW w:w="500" w:type="dxa"/>
+            <w:tcW w:w="443" w:type="dxa"/>
             <w:tcBorders>
               <w:top w:val="single" w:sz="1" w:space="0" w:color="AAAAAA"/>
               <w:left w:val="single" w:sz="1" w:space="0" w:color="AAAAAA"/>
@@ -1470,7 +1467,7 @@
         </w:tc>
         <w:tc>
           <w:tcPr>
-            <w:tcW w:w="1400" w:type="dxa"/>
+            <w:tcW w:w="1180" w:type="dxa"/>
             <w:tcBorders>
               <w:top w:val="single" w:sz="1" w:space="0" w:color="AAAAAA"/>
               <w:left w:val="single" w:sz="1" w:space="0" w:color="AAAAAA"/>
@@ -1490,7 +1487,7 @@
         </w:tc>
         <w:tc>
           <w:tcPr>
-            <w:tcW w:w="1400" w:type="dxa"/>
+            <w:tcW w:w="1263" w:type="dxa"/>
             <w:tcBorders>
               <w:top w:val="single" w:sz="1" w:space="0" w:color="AAAAAA"/>
               <w:left w:val="single" w:sz="1" w:space="0" w:color="AAAAAA"/>
@@ -1510,7 +1507,7 @@
         </w:tc>
         <w:tc>
           <w:tcPr>
-            <w:tcW w:w="1100" w:type="dxa"/>
+            <w:tcW w:w="1607" w:type="dxa"/>
             <w:tcBorders>
               <w:top w:val="single" w:sz="1" w:space="0" w:color="AAAAAA"/>
               <w:left w:val="single" w:sz="1" w:space="0" w:color="AAAAAA"/>
@@ -1530,7 +1527,7 @@
         </w:tc>
         <w:tc>
           <w:tcPr>
-            <w:tcW w:w="1200" w:type="dxa"/>
+            <w:tcW w:w="1106" w:type="dxa"/>
             <w:tcBorders>
               <w:top w:val="single" w:sz="1" w:space="0" w:color="AAAAAA"/>
               <w:left w:val="single" w:sz="1" w:space="0" w:color="AAAAAA"/>
@@ -1550,7 +1547,7 @@
         </w:tc>
         <w:tc>
           <w:tcPr>
-            <w:tcW w:w="1200" w:type="dxa"/>
+            <w:tcW w:w="1106" w:type="dxa"/>
             <w:tcBorders>
               <w:top w:val="single" w:sz="1" w:space="0" w:color="AAAAAA"/>
               <w:left w:val="single" w:sz="1" w:space="0" w:color="AAAAAA"/>
@@ -1570,7 +1567,7 @@
         </w:tc>
         <w:tc>
           <w:tcPr>
-            <w:tcW w:w="1200" w:type="dxa"/>
+            <w:tcW w:w="1979" w:type="dxa"/>
             <w:tcBorders>
               <w:top w:val="single" w:sz="1" w:space="0" w:color="AAAAAA"/>
               <w:left w:val="single" w:sz="1" w:space="0" w:color="AAAAAA"/>
@@ -1590,7 +1587,7 @@
         </w:tc>
         <w:tc>
           <w:tcPr>
-            <w:tcW w:w="900" w:type="dxa"/>
+            <w:tcW w:w="1394" w:type="dxa"/>
             <w:tcBorders>
               <w:top w:val="single" w:sz="1" w:space="0" w:color="AAAAAA"/>
               <w:left w:val="single" w:sz="1" w:space="0" w:color="AAAAAA"/>
@@ -14947,6 +14944,9 @@
         <w:continuationSeparator/>
       </w:r>
     </w:p>
+  </w:endnote>
+  <w:endnote w:type="continuationNotice" w:id="1">
+    <w:p/>
   </w:endnote>
 </w:endnotes>
 </file>
@@ -15010,7 +15010,7 @@
         <w:sz w:val="18"/>
         <w:szCs w:val="18"/>
       </w:rPr>
-      <w:t>20</w:t>
+      <w:t>1</w:t>
     </w:r>
     <w:r>
       <w:rPr>
@@ -15059,7 +15059,7 @@
         <w:sz w:val="18"/>
         <w:szCs w:val="18"/>
       </w:rPr>
-      <w:t>20</w:t>
+      <w:t>28</w:t>
     </w:r>
     <w:r>
       <w:rPr>
@@ -15088,6 +15088,9 @@
         <w:continuationSeparator/>
       </w:r>
     </w:p>
+  </w:footnote>
+  <w:footnote w:type="continuationNotice" w:id="1">
+    <w:p/>
   </w:footnote>
 </w:footnotes>
 </file>
@@ -15558,37 +15561,37 @@
       <w:lvlJc w:val="left"/>
     </w:lvl>
   </w:abstractNum>
-  <w:num w:numId="1" w16cid:durableId="1627079862">
+  <w:num w:numId="1" w16cid:durableId="1779254335">
     <w:abstractNumId w:val="4"/>
     <w:lvlOverride w:ilvl="0">
       <w:startOverride w:val="1"/>
     </w:lvlOverride>
   </w:num>
-  <w:num w:numId="2" w16cid:durableId="1203130621">
+  <w:num w:numId="2" w16cid:durableId="487401519">
     <w:abstractNumId w:val="0"/>
     <w:lvlOverride w:ilvl="0">
       <w:startOverride w:val="1"/>
     </w:lvlOverride>
   </w:num>
-  <w:num w:numId="3" w16cid:durableId="906839492">
+  <w:num w:numId="3" w16cid:durableId="319118726">
     <w:abstractNumId w:val="2"/>
     <w:lvlOverride w:ilvl="0">
       <w:startOverride w:val="1"/>
     </w:lvlOverride>
   </w:num>
-  <w:num w:numId="4" w16cid:durableId="1429227494">
+  <w:num w:numId="4" w16cid:durableId="932202096">
     <w:abstractNumId w:val="0"/>
   </w:num>
-  <w:num w:numId="5" w16cid:durableId="194122701">
+  <w:num w:numId="5" w16cid:durableId="1483808726">
     <w:abstractNumId w:val="6"/>
   </w:num>
-  <w:num w:numId="6" w16cid:durableId="288123099">
+  <w:num w:numId="6" w16cid:durableId="1038628516">
     <w:abstractNumId w:val="1"/>
   </w:num>
-  <w:num w:numId="7" w16cid:durableId="2111466143">
+  <w:num w:numId="7" w16cid:durableId="2131896265">
     <w:abstractNumId w:val="5"/>
   </w:num>
-  <w:num w:numId="8" w16cid:durableId="334961252">
+  <w:num w:numId="8" w16cid:durableId="168183170">
     <w:abstractNumId w:val="3"/>
   </w:num>
 </w:numbering>
@@ -15787,7 +15790,7 @@
     <w:lsdException w:name="Medium Shading 2 Accent 1" w:uiPriority="64"/>
     <w:lsdException w:name="Medium List 1 Accent 1" w:uiPriority="65"/>
     <w:lsdException w:name="Revision" w:semiHidden="1"/>
-    <w:lsdException w:name="List Paragraph" w:uiPriority="34" w:qFormat="1"/>
+    <w:lsdException w:name="List Paragraph" w:uiPriority="0" w:qFormat="1"/>
     <w:lsdException w:name="Quote" w:uiPriority="29" w:qFormat="1"/>
     <w:lsdException w:name="Intense Quote" w:uiPriority="30" w:qFormat="1"/>
     <w:lsdException w:name="Medium List 2 Accent 1" w:uiPriority="66"/>

--- a/DF_TermProject_Spring2026.docx
+++ b/DF_TermProject_Spring2026.docx
@@ -67,7 +67,7 @@
     <w:p>
       <w:pPr>
         <w:pBdr>
-          <w:bottom w:val="single" w:sz="6" w:space="1" w:color="2E75B6"/>
+          <w:bottom w:val="single" w:color="2E75B6" w:sz="6" w:space="1"/>
         </w:pBdr>
       </w:pPr>
     </w:p>
@@ -347,7 +347,6 @@
         <w:rPr>
           <w:color w:val="000000"/>
         </w:rPr>
-        <w:lastRenderedPageBreak/>
         <w:t>Only the Team Lead submits the final document to the LMS.</w:t>
       </w:r>
     </w:p>
@@ -430,12 +429,12 @@
       <w:tblPr>
         <w:tblW w:w="10078" w:type="dxa"/>
         <w:tblBorders>
-          <w:top w:val="single" w:sz="4" w:space="0" w:color="auto"/>
-          <w:left w:val="single" w:sz="4" w:space="0" w:color="auto"/>
-          <w:bottom w:val="single" w:sz="4" w:space="0" w:color="auto"/>
-          <w:right w:val="single" w:sz="4" w:space="0" w:color="auto"/>
-          <w:insideH w:val="single" w:sz="4" w:space="0" w:color="auto"/>
-          <w:insideV w:val="single" w:sz="4" w:space="0" w:color="auto"/>
+          <w:top w:val="single" w:color="auto" w:sz="4" w:space="0"/>
+          <w:left w:val="single" w:color="auto" w:sz="4" w:space="0"/>
+          <w:bottom w:val="single" w:color="auto" w:sz="4" w:space="0"/>
+          <w:right w:val="single" w:color="auto" w:sz="4" w:space="0"/>
+          <w:insideH w:val="single" w:color="auto" w:sz="4" w:space="0"/>
+          <w:insideV w:val="single" w:color="auto" w:sz="4" w:space="0"/>
         </w:tblBorders>
         <w:tblCellMar>
           <w:left w:w="10" w:type="dxa"/>
@@ -458,12 +457,12 @@
           <w:tcPr>
             <w:tcW w:w="443" w:type="dxa"/>
             <w:tcBorders>
-              <w:top w:val="single" w:sz="1" w:space="0" w:color="AAAAAA"/>
-              <w:left w:val="single" w:sz="1" w:space="0" w:color="AAAAAA"/>
-              <w:bottom w:val="single" w:sz="1" w:space="0" w:color="AAAAAA"/>
-              <w:right w:val="single" w:sz="1" w:space="0" w:color="AAAAAA"/>
-            </w:tcBorders>
-            <w:shd w:val="clear" w:color="auto" w:fill="1F3864"/>
+              <w:top w:val="single" w:color="AAAAAA" w:sz="1" w:space="0"/>
+              <w:left w:val="single" w:color="AAAAAA" w:sz="1" w:space="0"/>
+              <w:bottom w:val="single" w:color="AAAAAA" w:sz="1" w:space="0"/>
+              <w:right w:val="single" w:color="AAAAAA" w:sz="1" w:space="0"/>
+            </w:tcBorders>
+            <w:shd w:val="clear" w:color="auto" w:fill="1F3864" w:themeFill="accent1" w:themeFillShade="80"/>
             <w:tcMar>
               <w:top w:w="80" w:type="dxa"/>
               <w:left w:w="120" w:type="dxa"/>
@@ -492,12 +491,12 @@
           <w:tcPr>
             <w:tcW w:w="1180" w:type="dxa"/>
             <w:tcBorders>
-              <w:top w:val="single" w:sz="1" w:space="0" w:color="AAAAAA"/>
-              <w:left w:val="single" w:sz="1" w:space="0" w:color="AAAAAA"/>
-              <w:bottom w:val="single" w:sz="1" w:space="0" w:color="AAAAAA"/>
-              <w:right w:val="single" w:sz="1" w:space="0" w:color="AAAAAA"/>
-            </w:tcBorders>
-            <w:shd w:val="clear" w:color="auto" w:fill="1F3864"/>
+              <w:top w:val="single" w:color="AAAAAA" w:sz="1" w:space="0"/>
+              <w:left w:val="single" w:color="AAAAAA" w:sz="1" w:space="0"/>
+              <w:bottom w:val="single" w:color="AAAAAA" w:sz="1" w:space="0"/>
+              <w:right w:val="single" w:color="AAAAAA" w:sz="1" w:space="0"/>
+            </w:tcBorders>
+            <w:shd w:val="clear" w:color="auto" w:fill="1F3864" w:themeFill="accent1" w:themeFillShade="80"/>
             <w:tcMar>
               <w:top w:w="80" w:type="dxa"/>
               <w:left w:w="120" w:type="dxa"/>
@@ -526,12 +525,12 @@
           <w:tcPr>
             <w:tcW w:w="1263" w:type="dxa"/>
             <w:tcBorders>
-              <w:top w:val="single" w:sz="1" w:space="0" w:color="AAAAAA"/>
-              <w:left w:val="single" w:sz="1" w:space="0" w:color="AAAAAA"/>
-              <w:bottom w:val="single" w:sz="1" w:space="0" w:color="AAAAAA"/>
-              <w:right w:val="single" w:sz="1" w:space="0" w:color="AAAAAA"/>
-            </w:tcBorders>
-            <w:shd w:val="clear" w:color="auto" w:fill="1F3864"/>
+              <w:top w:val="single" w:color="AAAAAA" w:sz="1" w:space="0"/>
+              <w:left w:val="single" w:color="AAAAAA" w:sz="1" w:space="0"/>
+              <w:bottom w:val="single" w:color="AAAAAA" w:sz="1" w:space="0"/>
+              <w:right w:val="single" w:color="AAAAAA" w:sz="1" w:space="0"/>
+            </w:tcBorders>
+            <w:shd w:val="clear" w:color="auto" w:fill="1F3864" w:themeFill="accent1" w:themeFillShade="80"/>
             <w:tcMar>
               <w:top w:w="80" w:type="dxa"/>
               <w:left w:w="120" w:type="dxa"/>
@@ -560,12 +559,12 @@
           <w:tcPr>
             <w:tcW w:w="1607" w:type="dxa"/>
             <w:tcBorders>
-              <w:top w:val="single" w:sz="1" w:space="0" w:color="AAAAAA"/>
-              <w:left w:val="single" w:sz="1" w:space="0" w:color="AAAAAA"/>
-              <w:bottom w:val="single" w:sz="1" w:space="0" w:color="AAAAAA"/>
-              <w:right w:val="single" w:sz="1" w:space="0" w:color="AAAAAA"/>
-            </w:tcBorders>
-            <w:shd w:val="clear" w:color="auto" w:fill="1F3864"/>
+              <w:top w:val="single" w:color="AAAAAA" w:sz="1" w:space="0"/>
+              <w:left w:val="single" w:color="AAAAAA" w:sz="1" w:space="0"/>
+              <w:bottom w:val="single" w:color="AAAAAA" w:sz="1" w:space="0"/>
+              <w:right w:val="single" w:color="AAAAAA" w:sz="1" w:space="0"/>
+            </w:tcBorders>
+            <w:shd w:val="clear" w:color="auto" w:fill="1F3864" w:themeFill="accent1" w:themeFillShade="80"/>
             <w:tcMar>
               <w:top w:w="80" w:type="dxa"/>
               <w:left w:w="120" w:type="dxa"/>
@@ -594,12 +593,12 @@
           <w:tcPr>
             <w:tcW w:w="1106" w:type="dxa"/>
             <w:tcBorders>
-              <w:top w:val="single" w:sz="1" w:space="0" w:color="AAAAAA"/>
-              <w:left w:val="single" w:sz="1" w:space="0" w:color="AAAAAA"/>
-              <w:bottom w:val="single" w:sz="1" w:space="0" w:color="AAAAAA"/>
-              <w:right w:val="single" w:sz="1" w:space="0" w:color="AAAAAA"/>
-            </w:tcBorders>
-            <w:shd w:val="clear" w:color="auto" w:fill="1F3864"/>
+              <w:top w:val="single" w:color="AAAAAA" w:sz="1" w:space="0"/>
+              <w:left w:val="single" w:color="AAAAAA" w:sz="1" w:space="0"/>
+              <w:bottom w:val="single" w:color="AAAAAA" w:sz="1" w:space="0"/>
+              <w:right w:val="single" w:color="AAAAAA" w:sz="1" w:space="0"/>
+            </w:tcBorders>
+            <w:shd w:val="clear" w:color="auto" w:fill="1F3864" w:themeFill="accent1" w:themeFillShade="80"/>
             <w:tcMar>
               <w:top w:w="80" w:type="dxa"/>
               <w:left w:w="120" w:type="dxa"/>
@@ -628,12 +627,12 @@
           <w:tcPr>
             <w:tcW w:w="1106" w:type="dxa"/>
             <w:tcBorders>
-              <w:top w:val="single" w:sz="1" w:space="0" w:color="AAAAAA"/>
-              <w:left w:val="single" w:sz="1" w:space="0" w:color="AAAAAA"/>
-              <w:bottom w:val="single" w:sz="1" w:space="0" w:color="AAAAAA"/>
-              <w:right w:val="single" w:sz="1" w:space="0" w:color="AAAAAA"/>
-            </w:tcBorders>
-            <w:shd w:val="clear" w:color="auto" w:fill="1F3864"/>
+              <w:top w:val="single" w:color="AAAAAA" w:sz="1" w:space="0"/>
+              <w:left w:val="single" w:color="AAAAAA" w:sz="1" w:space="0"/>
+              <w:bottom w:val="single" w:color="AAAAAA" w:sz="1" w:space="0"/>
+              <w:right w:val="single" w:color="AAAAAA" w:sz="1" w:space="0"/>
+            </w:tcBorders>
+            <w:shd w:val="clear" w:color="auto" w:fill="1F3864" w:themeFill="accent1" w:themeFillShade="80"/>
             <w:tcMar>
               <w:top w:w="80" w:type="dxa"/>
               <w:left w:w="120" w:type="dxa"/>
@@ -662,12 +661,12 @@
           <w:tcPr>
             <w:tcW w:w="1979" w:type="dxa"/>
             <w:tcBorders>
-              <w:top w:val="single" w:sz="1" w:space="0" w:color="AAAAAA"/>
-              <w:left w:val="single" w:sz="1" w:space="0" w:color="AAAAAA"/>
-              <w:bottom w:val="single" w:sz="1" w:space="0" w:color="AAAAAA"/>
-              <w:right w:val="single" w:sz="1" w:space="0" w:color="AAAAAA"/>
-            </w:tcBorders>
-            <w:shd w:val="clear" w:color="auto" w:fill="1F3864"/>
+              <w:top w:val="single" w:color="AAAAAA" w:sz="1" w:space="0"/>
+              <w:left w:val="single" w:color="AAAAAA" w:sz="1" w:space="0"/>
+              <w:bottom w:val="single" w:color="AAAAAA" w:sz="1" w:space="0"/>
+              <w:right w:val="single" w:color="AAAAAA" w:sz="1" w:space="0"/>
+            </w:tcBorders>
+            <w:shd w:val="clear" w:color="auto" w:fill="1F3864" w:themeFill="accent1" w:themeFillShade="80"/>
             <w:tcMar>
               <w:top w:w="80" w:type="dxa"/>
               <w:left w:w="120" w:type="dxa"/>
@@ -696,12 +695,12 @@
           <w:tcPr>
             <w:tcW w:w="1394" w:type="dxa"/>
             <w:tcBorders>
-              <w:top w:val="single" w:sz="1" w:space="0" w:color="AAAAAA"/>
-              <w:left w:val="single" w:sz="1" w:space="0" w:color="AAAAAA"/>
-              <w:bottom w:val="single" w:sz="1" w:space="0" w:color="AAAAAA"/>
-              <w:right w:val="single" w:sz="1" w:space="0" w:color="AAAAAA"/>
-            </w:tcBorders>
-            <w:shd w:val="clear" w:color="auto" w:fill="1F3864"/>
+              <w:top w:val="single" w:color="AAAAAA" w:sz="1" w:space="0"/>
+              <w:left w:val="single" w:color="AAAAAA" w:sz="1" w:space="0"/>
+              <w:bottom w:val="single" w:color="AAAAAA" w:sz="1" w:space="0"/>
+              <w:right w:val="single" w:color="AAAAAA" w:sz="1" w:space="0"/>
+            </w:tcBorders>
+            <w:shd w:val="clear" w:color="auto" w:fill="1F3864" w:themeFill="accent1" w:themeFillShade="80"/>
             <w:tcMar>
               <w:top w:w="80" w:type="dxa"/>
               <w:left w:w="120" w:type="dxa"/>
@@ -732,12 +731,12 @@
           <w:tcPr>
             <w:tcW w:w="443" w:type="dxa"/>
             <w:tcBorders>
-              <w:top w:val="single" w:sz="1" w:space="0" w:color="AAAAAA"/>
-              <w:left w:val="single" w:sz="1" w:space="0" w:color="AAAAAA"/>
-              <w:bottom w:val="single" w:sz="1" w:space="0" w:color="AAAAAA"/>
-              <w:right w:val="single" w:sz="1" w:space="0" w:color="AAAAAA"/>
-            </w:tcBorders>
-            <w:shd w:val="clear" w:color="auto" w:fill="FFFFFF"/>
+              <w:top w:val="single" w:color="AAAAAA" w:sz="1" w:space="0"/>
+              <w:left w:val="single" w:color="AAAAAA" w:sz="1" w:space="0"/>
+              <w:bottom w:val="single" w:color="AAAAAA" w:sz="1" w:space="0"/>
+              <w:right w:val="single" w:color="AAAAAA" w:sz="1" w:space="0"/>
+            </w:tcBorders>
+            <w:shd w:val="clear" w:color="auto" w:fill="FFFFFF" w:themeFill="background1"/>
             <w:tcMar>
               <w:top w:w="80" w:type="dxa"/>
               <w:left w:w="120" w:type="dxa"/>
@@ -756,12 +755,12 @@
           <w:tcPr>
             <w:tcW w:w="1180" w:type="dxa"/>
             <w:tcBorders>
-              <w:top w:val="single" w:sz="1" w:space="0" w:color="AAAAAA"/>
-              <w:left w:val="single" w:sz="1" w:space="0" w:color="AAAAAA"/>
-              <w:bottom w:val="single" w:sz="1" w:space="0" w:color="AAAAAA"/>
-              <w:right w:val="single" w:sz="1" w:space="0" w:color="AAAAAA"/>
-            </w:tcBorders>
-            <w:shd w:val="clear" w:color="auto" w:fill="FFFFFF"/>
+              <w:top w:val="single" w:color="AAAAAA" w:sz="1" w:space="0"/>
+              <w:left w:val="single" w:color="AAAAAA" w:sz="1" w:space="0"/>
+              <w:bottom w:val="single" w:color="AAAAAA" w:sz="1" w:space="0"/>
+              <w:right w:val="single" w:color="AAAAAA" w:sz="1" w:space="0"/>
+            </w:tcBorders>
+            <w:shd w:val="clear" w:color="auto" w:fill="FFFFFF" w:themeFill="background1"/>
             <w:tcMar>
               <w:top w:w="80" w:type="dxa"/>
               <w:left w:w="120" w:type="dxa"/>
@@ -780,12 +779,12 @@
           <w:tcPr>
             <w:tcW w:w="1263" w:type="dxa"/>
             <w:tcBorders>
-              <w:top w:val="single" w:sz="1" w:space="0" w:color="AAAAAA"/>
-              <w:left w:val="single" w:sz="1" w:space="0" w:color="AAAAAA"/>
-              <w:bottom w:val="single" w:sz="1" w:space="0" w:color="AAAAAA"/>
-              <w:right w:val="single" w:sz="1" w:space="0" w:color="AAAAAA"/>
-            </w:tcBorders>
-            <w:shd w:val="clear" w:color="auto" w:fill="FFFFFF"/>
+              <w:top w:val="single" w:color="AAAAAA" w:sz="1" w:space="0"/>
+              <w:left w:val="single" w:color="AAAAAA" w:sz="1" w:space="0"/>
+              <w:bottom w:val="single" w:color="AAAAAA" w:sz="1" w:space="0"/>
+              <w:right w:val="single" w:color="AAAAAA" w:sz="1" w:space="0"/>
+            </w:tcBorders>
+            <w:shd w:val="clear" w:color="auto" w:fill="FFFFFF" w:themeFill="background1"/>
             <w:tcMar>
               <w:top w:w="80" w:type="dxa"/>
               <w:left w:w="120" w:type="dxa"/>
@@ -804,12 +803,12 @@
           <w:tcPr>
             <w:tcW w:w="1607" w:type="dxa"/>
             <w:tcBorders>
-              <w:top w:val="single" w:sz="1" w:space="0" w:color="AAAAAA"/>
-              <w:left w:val="single" w:sz="1" w:space="0" w:color="AAAAAA"/>
-              <w:bottom w:val="single" w:sz="1" w:space="0" w:color="AAAAAA"/>
-              <w:right w:val="single" w:sz="1" w:space="0" w:color="AAAAAA"/>
-            </w:tcBorders>
-            <w:shd w:val="clear" w:color="auto" w:fill="FFFFFF"/>
+              <w:top w:val="single" w:color="AAAAAA" w:sz="1" w:space="0"/>
+              <w:left w:val="single" w:color="AAAAAA" w:sz="1" w:space="0"/>
+              <w:bottom w:val="single" w:color="AAAAAA" w:sz="1" w:space="0"/>
+              <w:right w:val="single" w:color="AAAAAA" w:sz="1" w:space="0"/>
+            </w:tcBorders>
+            <w:shd w:val="clear" w:color="auto" w:fill="FFFFFF" w:themeFill="background1"/>
             <w:tcMar>
               <w:top w:w="80" w:type="dxa"/>
               <w:left w:w="120" w:type="dxa"/>
@@ -828,12 +827,12 @@
           <w:tcPr>
             <w:tcW w:w="1106" w:type="dxa"/>
             <w:tcBorders>
-              <w:top w:val="single" w:sz="1" w:space="0" w:color="AAAAAA"/>
-              <w:left w:val="single" w:sz="1" w:space="0" w:color="AAAAAA"/>
-              <w:bottom w:val="single" w:sz="1" w:space="0" w:color="AAAAAA"/>
-              <w:right w:val="single" w:sz="1" w:space="0" w:color="AAAAAA"/>
-            </w:tcBorders>
-            <w:shd w:val="clear" w:color="auto" w:fill="FFFFFF"/>
+              <w:top w:val="single" w:color="AAAAAA" w:sz="1" w:space="0"/>
+              <w:left w:val="single" w:color="AAAAAA" w:sz="1" w:space="0"/>
+              <w:bottom w:val="single" w:color="AAAAAA" w:sz="1" w:space="0"/>
+              <w:right w:val="single" w:color="AAAAAA" w:sz="1" w:space="0"/>
+            </w:tcBorders>
+            <w:shd w:val="clear" w:color="auto" w:fill="FFFFFF" w:themeFill="background1"/>
             <w:tcMar>
               <w:top w:w="80" w:type="dxa"/>
               <w:left w:w="120" w:type="dxa"/>
@@ -857,12 +856,12 @@
           <w:tcPr>
             <w:tcW w:w="1106" w:type="dxa"/>
             <w:tcBorders>
-              <w:top w:val="single" w:sz="1" w:space="0" w:color="AAAAAA"/>
-              <w:left w:val="single" w:sz="1" w:space="0" w:color="AAAAAA"/>
-              <w:bottom w:val="single" w:sz="1" w:space="0" w:color="AAAAAA"/>
-              <w:right w:val="single" w:sz="1" w:space="0" w:color="AAAAAA"/>
-            </w:tcBorders>
-            <w:shd w:val="clear" w:color="auto" w:fill="FFFFFF"/>
+              <w:top w:val="single" w:color="AAAAAA" w:sz="1" w:space="0"/>
+              <w:left w:val="single" w:color="AAAAAA" w:sz="1" w:space="0"/>
+              <w:bottom w:val="single" w:color="AAAAAA" w:sz="1" w:space="0"/>
+              <w:right w:val="single" w:color="AAAAAA" w:sz="1" w:space="0"/>
+            </w:tcBorders>
+            <w:shd w:val="clear" w:color="auto" w:fill="FFFFFF" w:themeFill="background1"/>
             <w:tcMar>
               <w:top w:w="80" w:type="dxa"/>
               <w:left w:w="120" w:type="dxa"/>
@@ -881,12 +880,12 @@
           <w:tcPr>
             <w:tcW w:w="1979" w:type="dxa"/>
             <w:tcBorders>
-              <w:top w:val="single" w:sz="1" w:space="0" w:color="AAAAAA"/>
-              <w:left w:val="single" w:sz="1" w:space="0" w:color="AAAAAA"/>
-              <w:bottom w:val="single" w:sz="1" w:space="0" w:color="AAAAAA"/>
-              <w:right w:val="single" w:sz="1" w:space="0" w:color="AAAAAA"/>
-            </w:tcBorders>
-            <w:shd w:val="clear" w:color="auto" w:fill="FFFFFF"/>
+              <w:top w:val="single" w:color="AAAAAA" w:sz="1" w:space="0"/>
+              <w:left w:val="single" w:color="AAAAAA" w:sz="1" w:space="0"/>
+              <w:bottom w:val="single" w:color="AAAAAA" w:sz="1" w:space="0"/>
+              <w:right w:val="single" w:color="AAAAAA" w:sz="1" w:space="0"/>
+            </w:tcBorders>
+            <w:shd w:val="clear" w:color="auto" w:fill="FFFFFF" w:themeFill="background1"/>
             <w:tcMar>
               <w:top w:w="80" w:type="dxa"/>
               <w:left w:w="120" w:type="dxa"/>
@@ -905,12 +904,12 @@
           <w:tcPr>
             <w:tcW w:w="1394" w:type="dxa"/>
             <w:tcBorders>
-              <w:top w:val="single" w:sz="1" w:space="0" w:color="AAAAAA"/>
-              <w:left w:val="single" w:sz="1" w:space="0" w:color="AAAAAA"/>
-              <w:bottom w:val="single" w:sz="1" w:space="0" w:color="AAAAAA"/>
-              <w:right w:val="single" w:sz="1" w:space="0" w:color="AAAAAA"/>
-            </w:tcBorders>
-            <w:shd w:val="clear" w:color="auto" w:fill="FFFFFF"/>
+              <w:top w:val="single" w:color="AAAAAA" w:sz="1" w:space="0"/>
+              <w:left w:val="single" w:color="AAAAAA" w:sz="1" w:space="0"/>
+              <w:bottom w:val="single" w:color="AAAAAA" w:sz="1" w:space="0"/>
+              <w:right w:val="single" w:color="AAAAAA" w:sz="1" w:space="0"/>
+            </w:tcBorders>
+            <w:shd w:val="clear" w:color="auto" w:fill="FFFFFF" w:themeFill="background1"/>
             <w:tcMar>
               <w:top w:w="80" w:type="dxa"/>
               <w:left w:w="120" w:type="dxa"/>
@@ -931,10 +930,10 @@
           <w:tcPr>
             <w:tcW w:w="443" w:type="dxa"/>
             <w:tcBorders>
-              <w:top w:val="single" w:sz="1" w:space="0" w:color="AAAAAA"/>
-              <w:left w:val="single" w:sz="1" w:space="0" w:color="AAAAAA"/>
-              <w:bottom w:val="single" w:sz="1" w:space="0" w:color="AAAAAA"/>
-              <w:right w:val="single" w:sz="1" w:space="0" w:color="AAAAAA"/>
+              <w:top w:val="single" w:color="AAAAAA" w:sz="1" w:space="0"/>
+              <w:left w:val="single" w:color="AAAAAA" w:sz="1" w:space="0"/>
+              <w:bottom w:val="single" w:color="AAAAAA" w:sz="1" w:space="0"/>
+              <w:right w:val="single" w:color="AAAAAA" w:sz="1" w:space="0"/>
             </w:tcBorders>
             <w:shd w:val="clear" w:color="auto" w:fill="EBF3FA"/>
             <w:tcMar>
@@ -951,10 +950,10 @@
           <w:tcPr>
             <w:tcW w:w="1180" w:type="dxa"/>
             <w:tcBorders>
-              <w:top w:val="single" w:sz="1" w:space="0" w:color="AAAAAA"/>
-              <w:left w:val="single" w:sz="1" w:space="0" w:color="AAAAAA"/>
-              <w:bottom w:val="single" w:sz="1" w:space="0" w:color="AAAAAA"/>
-              <w:right w:val="single" w:sz="1" w:space="0" w:color="AAAAAA"/>
+              <w:top w:val="single" w:color="AAAAAA" w:sz="1" w:space="0"/>
+              <w:left w:val="single" w:color="AAAAAA" w:sz="1" w:space="0"/>
+              <w:bottom w:val="single" w:color="AAAAAA" w:sz="1" w:space="0"/>
+              <w:right w:val="single" w:color="AAAAAA" w:sz="1" w:space="0"/>
             </w:tcBorders>
             <w:shd w:val="clear" w:color="auto" w:fill="EBF3FA"/>
             <w:tcMar>
@@ -971,10 +970,10 @@
           <w:tcPr>
             <w:tcW w:w="1263" w:type="dxa"/>
             <w:tcBorders>
-              <w:top w:val="single" w:sz="1" w:space="0" w:color="AAAAAA"/>
-              <w:left w:val="single" w:sz="1" w:space="0" w:color="AAAAAA"/>
-              <w:bottom w:val="single" w:sz="1" w:space="0" w:color="AAAAAA"/>
-              <w:right w:val="single" w:sz="1" w:space="0" w:color="AAAAAA"/>
+              <w:top w:val="single" w:color="AAAAAA" w:sz="1" w:space="0"/>
+              <w:left w:val="single" w:color="AAAAAA" w:sz="1" w:space="0"/>
+              <w:bottom w:val="single" w:color="AAAAAA" w:sz="1" w:space="0"/>
+              <w:right w:val="single" w:color="AAAAAA" w:sz="1" w:space="0"/>
             </w:tcBorders>
             <w:shd w:val="clear" w:color="auto" w:fill="EBF3FA"/>
             <w:tcMar>
@@ -991,10 +990,10 @@
           <w:tcPr>
             <w:tcW w:w="1607" w:type="dxa"/>
             <w:tcBorders>
-              <w:top w:val="single" w:sz="1" w:space="0" w:color="AAAAAA"/>
-              <w:left w:val="single" w:sz="1" w:space="0" w:color="AAAAAA"/>
-              <w:bottom w:val="single" w:sz="1" w:space="0" w:color="AAAAAA"/>
-              <w:right w:val="single" w:sz="1" w:space="0" w:color="AAAAAA"/>
+              <w:top w:val="single" w:color="AAAAAA" w:sz="1" w:space="0"/>
+              <w:left w:val="single" w:color="AAAAAA" w:sz="1" w:space="0"/>
+              <w:bottom w:val="single" w:color="AAAAAA" w:sz="1" w:space="0"/>
+              <w:right w:val="single" w:color="AAAAAA" w:sz="1" w:space="0"/>
             </w:tcBorders>
             <w:shd w:val="clear" w:color="auto" w:fill="EBF3FA"/>
             <w:tcMar>
@@ -1011,10 +1010,10 @@
           <w:tcPr>
             <w:tcW w:w="1106" w:type="dxa"/>
             <w:tcBorders>
-              <w:top w:val="single" w:sz="1" w:space="0" w:color="AAAAAA"/>
-              <w:left w:val="single" w:sz="1" w:space="0" w:color="AAAAAA"/>
-              <w:bottom w:val="single" w:sz="1" w:space="0" w:color="AAAAAA"/>
-              <w:right w:val="single" w:sz="1" w:space="0" w:color="AAAAAA"/>
+              <w:top w:val="single" w:color="AAAAAA" w:sz="1" w:space="0"/>
+              <w:left w:val="single" w:color="AAAAAA" w:sz="1" w:space="0"/>
+              <w:bottom w:val="single" w:color="AAAAAA" w:sz="1" w:space="0"/>
+              <w:right w:val="single" w:color="AAAAAA" w:sz="1" w:space="0"/>
             </w:tcBorders>
             <w:shd w:val="clear" w:color="auto" w:fill="EBF3FA"/>
             <w:tcMar>
@@ -1031,10 +1030,10 @@
           <w:tcPr>
             <w:tcW w:w="1106" w:type="dxa"/>
             <w:tcBorders>
-              <w:top w:val="single" w:sz="1" w:space="0" w:color="AAAAAA"/>
-              <w:left w:val="single" w:sz="1" w:space="0" w:color="AAAAAA"/>
-              <w:bottom w:val="single" w:sz="1" w:space="0" w:color="AAAAAA"/>
-              <w:right w:val="single" w:sz="1" w:space="0" w:color="AAAAAA"/>
+              <w:top w:val="single" w:color="AAAAAA" w:sz="1" w:space="0"/>
+              <w:left w:val="single" w:color="AAAAAA" w:sz="1" w:space="0"/>
+              <w:bottom w:val="single" w:color="AAAAAA" w:sz="1" w:space="0"/>
+              <w:right w:val="single" w:color="AAAAAA" w:sz="1" w:space="0"/>
             </w:tcBorders>
             <w:shd w:val="clear" w:color="auto" w:fill="EBF3FA"/>
             <w:tcMar>
@@ -1051,10 +1050,10 @@
           <w:tcPr>
             <w:tcW w:w="1979" w:type="dxa"/>
             <w:tcBorders>
-              <w:top w:val="single" w:sz="1" w:space="0" w:color="AAAAAA"/>
-              <w:left w:val="single" w:sz="1" w:space="0" w:color="AAAAAA"/>
-              <w:bottom w:val="single" w:sz="1" w:space="0" w:color="AAAAAA"/>
-              <w:right w:val="single" w:sz="1" w:space="0" w:color="AAAAAA"/>
+              <w:top w:val="single" w:color="AAAAAA" w:sz="1" w:space="0"/>
+              <w:left w:val="single" w:color="AAAAAA" w:sz="1" w:space="0"/>
+              <w:bottom w:val="single" w:color="AAAAAA" w:sz="1" w:space="0"/>
+              <w:right w:val="single" w:color="AAAAAA" w:sz="1" w:space="0"/>
             </w:tcBorders>
             <w:shd w:val="clear" w:color="auto" w:fill="EBF3FA"/>
             <w:tcMar>
@@ -1071,10 +1070,10 @@
           <w:tcPr>
             <w:tcW w:w="1394" w:type="dxa"/>
             <w:tcBorders>
-              <w:top w:val="single" w:sz="1" w:space="0" w:color="AAAAAA"/>
-              <w:left w:val="single" w:sz="1" w:space="0" w:color="AAAAAA"/>
-              <w:bottom w:val="single" w:sz="1" w:space="0" w:color="AAAAAA"/>
-              <w:right w:val="single" w:sz="1" w:space="0" w:color="AAAAAA"/>
+              <w:top w:val="single" w:color="AAAAAA" w:sz="1" w:space="0"/>
+              <w:left w:val="single" w:color="AAAAAA" w:sz="1" w:space="0"/>
+              <w:bottom w:val="single" w:color="AAAAAA" w:sz="1" w:space="0"/>
+              <w:right w:val="single" w:color="AAAAAA" w:sz="1" w:space="0"/>
             </w:tcBorders>
             <w:shd w:val="clear" w:color="auto" w:fill="EBF3FA"/>
             <w:tcMar>
@@ -1093,12 +1092,12 @@
           <w:tcPr>
             <w:tcW w:w="443" w:type="dxa"/>
             <w:tcBorders>
-              <w:top w:val="single" w:sz="1" w:space="0" w:color="AAAAAA"/>
-              <w:left w:val="single" w:sz="1" w:space="0" w:color="AAAAAA"/>
-              <w:bottom w:val="single" w:sz="1" w:space="0" w:color="AAAAAA"/>
-              <w:right w:val="single" w:sz="1" w:space="0" w:color="AAAAAA"/>
-            </w:tcBorders>
-            <w:shd w:val="clear" w:color="auto" w:fill="FFFFFF"/>
+              <w:top w:val="single" w:color="AAAAAA" w:sz="1" w:space="0"/>
+              <w:left w:val="single" w:color="AAAAAA" w:sz="1" w:space="0"/>
+              <w:bottom w:val="single" w:color="AAAAAA" w:sz="1" w:space="0"/>
+              <w:right w:val="single" w:color="AAAAAA" w:sz="1" w:space="0"/>
+            </w:tcBorders>
+            <w:shd w:val="clear" w:color="auto" w:fill="FFFFFF" w:themeFill="background1"/>
             <w:tcMar>
               <w:top w:w="80" w:type="dxa"/>
               <w:left w:w="120" w:type="dxa"/>
@@ -1113,12 +1112,12 @@
           <w:tcPr>
             <w:tcW w:w="1180" w:type="dxa"/>
             <w:tcBorders>
-              <w:top w:val="single" w:sz="1" w:space="0" w:color="AAAAAA"/>
-              <w:left w:val="single" w:sz="1" w:space="0" w:color="AAAAAA"/>
-              <w:bottom w:val="single" w:sz="1" w:space="0" w:color="AAAAAA"/>
-              <w:right w:val="single" w:sz="1" w:space="0" w:color="AAAAAA"/>
-            </w:tcBorders>
-            <w:shd w:val="clear" w:color="auto" w:fill="FFFFFF"/>
+              <w:top w:val="single" w:color="AAAAAA" w:sz="1" w:space="0"/>
+              <w:left w:val="single" w:color="AAAAAA" w:sz="1" w:space="0"/>
+              <w:bottom w:val="single" w:color="AAAAAA" w:sz="1" w:space="0"/>
+              <w:right w:val="single" w:color="AAAAAA" w:sz="1" w:space="0"/>
+            </w:tcBorders>
+            <w:shd w:val="clear" w:color="auto" w:fill="FFFFFF" w:themeFill="background1"/>
             <w:tcMar>
               <w:top w:w="80" w:type="dxa"/>
               <w:left w:w="120" w:type="dxa"/>
@@ -1133,12 +1132,12 @@
           <w:tcPr>
             <w:tcW w:w="1263" w:type="dxa"/>
             <w:tcBorders>
-              <w:top w:val="single" w:sz="1" w:space="0" w:color="AAAAAA"/>
-              <w:left w:val="single" w:sz="1" w:space="0" w:color="AAAAAA"/>
-              <w:bottom w:val="single" w:sz="1" w:space="0" w:color="AAAAAA"/>
-              <w:right w:val="single" w:sz="1" w:space="0" w:color="AAAAAA"/>
-            </w:tcBorders>
-            <w:shd w:val="clear" w:color="auto" w:fill="FFFFFF"/>
+              <w:top w:val="single" w:color="AAAAAA" w:sz="1" w:space="0"/>
+              <w:left w:val="single" w:color="AAAAAA" w:sz="1" w:space="0"/>
+              <w:bottom w:val="single" w:color="AAAAAA" w:sz="1" w:space="0"/>
+              <w:right w:val="single" w:color="AAAAAA" w:sz="1" w:space="0"/>
+            </w:tcBorders>
+            <w:shd w:val="clear" w:color="auto" w:fill="FFFFFF" w:themeFill="background1"/>
             <w:tcMar>
               <w:top w:w="80" w:type="dxa"/>
               <w:left w:w="120" w:type="dxa"/>
@@ -1153,12 +1152,12 @@
           <w:tcPr>
             <w:tcW w:w="1607" w:type="dxa"/>
             <w:tcBorders>
-              <w:top w:val="single" w:sz="1" w:space="0" w:color="AAAAAA"/>
-              <w:left w:val="single" w:sz="1" w:space="0" w:color="AAAAAA"/>
-              <w:bottom w:val="single" w:sz="1" w:space="0" w:color="AAAAAA"/>
-              <w:right w:val="single" w:sz="1" w:space="0" w:color="AAAAAA"/>
-            </w:tcBorders>
-            <w:shd w:val="clear" w:color="auto" w:fill="FFFFFF"/>
+              <w:top w:val="single" w:color="AAAAAA" w:sz="1" w:space="0"/>
+              <w:left w:val="single" w:color="AAAAAA" w:sz="1" w:space="0"/>
+              <w:bottom w:val="single" w:color="AAAAAA" w:sz="1" w:space="0"/>
+              <w:right w:val="single" w:color="AAAAAA" w:sz="1" w:space="0"/>
+            </w:tcBorders>
+            <w:shd w:val="clear" w:color="auto" w:fill="FFFFFF" w:themeFill="background1"/>
             <w:tcMar>
               <w:top w:w="80" w:type="dxa"/>
               <w:left w:w="120" w:type="dxa"/>
@@ -1173,12 +1172,12 @@
           <w:tcPr>
             <w:tcW w:w="1106" w:type="dxa"/>
             <w:tcBorders>
-              <w:top w:val="single" w:sz="1" w:space="0" w:color="AAAAAA"/>
-              <w:left w:val="single" w:sz="1" w:space="0" w:color="AAAAAA"/>
-              <w:bottom w:val="single" w:sz="1" w:space="0" w:color="AAAAAA"/>
-              <w:right w:val="single" w:sz="1" w:space="0" w:color="AAAAAA"/>
-            </w:tcBorders>
-            <w:shd w:val="clear" w:color="auto" w:fill="FFFFFF"/>
+              <w:top w:val="single" w:color="AAAAAA" w:sz="1" w:space="0"/>
+              <w:left w:val="single" w:color="AAAAAA" w:sz="1" w:space="0"/>
+              <w:bottom w:val="single" w:color="AAAAAA" w:sz="1" w:space="0"/>
+              <w:right w:val="single" w:color="AAAAAA" w:sz="1" w:space="0"/>
+            </w:tcBorders>
+            <w:shd w:val="clear" w:color="auto" w:fill="FFFFFF" w:themeFill="background1"/>
             <w:tcMar>
               <w:top w:w="80" w:type="dxa"/>
               <w:left w:w="120" w:type="dxa"/>
@@ -1193,12 +1192,12 @@
           <w:tcPr>
             <w:tcW w:w="1106" w:type="dxa"/>
             <w:tcBorders>
-              <w:top w:val="single" w:sz="1" w:space="0" w:color="AAAAAA"/>
-              <w:left w:val="single" w:sz="1" w:space="0" w:color="AAAAAA"/>
-              <w:bottom w:val="single" w:sz="1" w:space="0" w:color="AAAAAA"/>
-              <w:right w:val="single" w:sz="1" w:space="0" w:color="AAAAAA"/>
-            </w:tcBorders>
-            <w:shd w:val="clear" w:color="auto" w:fill="FFFFFF"/>
+              <w:top w:val="single" w:color="AAAAAA" w:sz="1" w:space="0"/>
+              <w:left w:val="single" w:color="AAAAAA" w:sz="1" w:space="0"/>
+              <w:bottom w:val="single" w:color="AAAAAA" w:sz="1" w:space="0"/>
+              <w:right w:val="single" w:color="AAAAAA" w:sz="1" w:space="0"/>
+            </w:tcBorders>
+            <w:shd w:val="clear" w:color="auto" w:fill="FFFFFF" w:themeFill="background1"/>
             <w:tcMar>
               <w:top w:w="80" w:type="dxa"/>
               <w:left w:w="120" w:type="dxa"/>
@@ -1213,12 +1212,12 @@
           <w:tcPr>
             <w:tcW w:w="1979" w:type="dxa"/>
             <w:tcBorders>
-              <w:top w:val="single" w:sz="1" w:space="0" w:color="AAAAAA"/>
-              <w:left w:val="single" w:sz="1" w:space="0" w:color="AAAAAA"/>
-              <w:bottom w:val="single" w:sz="1" w:space="0" w:color="AAAAAA"/>
-              <w:right w:val="single" w:sz="1" w:space="0" w:color="AAAAAA"/>
-            </w:tcBorders>
-            <w:shd w:val="clear" w:color="auto" w:fill="FFFFFF"/>
+              <w:top w:val="single" w:color="AAAAAA" w:sz="1" w:space="0"/>
+              <w:left w:val="single" w:color="AAAAAA" w:sz="1" w:space="0"/>
+              <w:bottom w:val="single" w:color="AAAAAA" w:sz="1" w:space="0"/>
+              <w:right w:val="single" w:color="AAAAAA" w:sz="1" w:space="0"/>
+            </w:tcBorders>
+            <w:shd w:val="clear" w:color="auto" w:fill="FFFFFF" w:themeFill="background1"/>
             <w:tcMar>
               <w:top w:w="80" w:type="dxa"/>
               <w:left w:w="120" w:type="dxa"/>
@@ -1233,12 +1232,12 @@
           <w:tcPr>
             <w:tcW w:w="1394" w:type="dxa"/>
             <w:tcBorders>
-              <w:top w:val="single" w:sz="1" w:space="0" w:color="AAAAAA"/>
-              <w:left w:val="single" w:sz="1" w:space="0" w:color="AAAAAA"/>
-              <w:bottom w:val="single" w:sz="1" w:space="0" w:color="AAAAAA"/>
-              <w:right w:val="single" w:sz="1" w:space="0" w:color="AAAAAA"/>
-            </w:tcBorders>
-            <w:shd w:val="clear" w:color="auto" w:fill="FFFFFF"/>
+              <w:top w:val="single" w:color="AAAAAA" w:sz="1" w:space="0"/>
+              <w:left w:val="single" w:color="AAAAAA" w:sz="1" w:space="0"/>
+              <w:bottom w:val="single" w:color="AAAAAA" w:sz="1" w:space="0"/>
+              <w:right w:val="single" w:color="AAAAAA" w:sz="1" w:space="0"/>
+            </w:tcBorders>
+            <w:shd w:val="clear" w:color="auto" w:fill="FFFFFF" w:themeFill="background1"/>
             <w:tcMar>
               <w:top w:w="80" w:type="dxa"/>
               <w:left w:w="120" w:type="dxa"/>
@@ -1255,10 +1254,10 @@
           <w:tcPr>
             <w:tcW w:w="443" w:type="dxa"/>
             <w:tcBorders>
-              <w:top w:val="single" w:sz="1" w:space="0" w:color="AAAAAA"/>
-              <w:left w:val="single" w:sz="1" w:space="0" w:color="AAAAAA"/>
-              <w:bottom w:val="single" w:sz="1" w:space="0" w:color="AAAAAA"/>
-              <w:right w:val="single" w:sz="1" w:space="0" w:color="AAAAAA"/>
+              <w:top w:val="single" w:color="AAAAAA" w:sz="1" w:space="0"/>
+              <w:left w:val="single" w:color="AAAAAA" w:sz="1" w:space="0"/>
+              <w:bottom w:val="single" w:color="AAAAAA" w:sz="1" w:space="0"/>
+              <w:right w:val="single" w:color="AAAAAA" w:sz="1" w:space="0"/>
             </w:tcBorders>
             <w:shd w:val="clear" w:color="auto" w:fill="EBF3FA"/>
             <w:tcMar>
@@ -1279,10 +1278,10 @@
           <w:tcPr>
             <w:tcW w:w="1180" w:type="dxa"/>
             <w:tcBorders>
-              <w:top w:val="single" w:sz="1" w:space="0" w:color="AAAAAA"/>
-              <w:left w:val="single" w:sz="1" w:space="0" w:color="AAAAAA"/>
-              <w:bottom w:val="single" w:sz="1" w:space="0" w:color="AAAAAA"/>
-              <w:right w:val="single" w:sz="1" w:space="0" w:color="AAAAAA"/>
+              <w:top w:val="single" w:color="AAAAAA" w:sz="1" w:space="0"/>
+              <w:left w:val="single" w:color="AAAAAA" w:sz="1" w:space="0"/>
+              <w:bottom w:val="single" w:color="AAAAAA" w:sz="1" w:space="0"/>
+              <w:right w:val="single" w:color="AAAAAA" w:sz="1" w:space="0"/>
             </w:tcBorders>
             <w:shd w:val="clear" w:color="auto" w:fill="EBF3FA"/>
             <w:tcMar>
@@ -1303,10 +1302,10 @@
           <w:tcPr>
             <w:tcW w:w="1263" w:type="dxa"/>
             <w:tcBorders>
-              <w:top w:val="single" w:sz="1" w:space="0" w:color="AAAAAA"/>
-              <w:left w:val="single" w:sz="1" w:space="0" w:color="AAAAAA"/>
-              <w:bottom w:val="single" w:sz="1" w:space="0" w:color="AAAAAA"/>
-              <w:right w:val="single" w:sz="1" w:space="0" w:color="AAAAAA"/>
+              <w:top w:val="single" w:color="AAAAAA" w:sz="1" w:space="0"/>
+              <w:left w:val="single" w:color="AAAAAA" w:sz="1" w:space="0"/>
+              <w:bottom w:val="single" w:color="AAAAAA" w:sz="1" w:space="0"/>
+              <w:right w:val="single" w:color="AAAAAA" w:sz="1" w:space="0"/>
             </w:tcBorders>
             <w:shd w:val="clear" w:color="auto" w:fill="EBF3FA"/>
             <w:tcMar>
@@ -1327,10 +1326,10 @@
           <w:tcPr>
             <w:tcW w:w="1607" w:type="dxa"/>
             <w:tcBorders>
-              <w:top w:val="single" w:sz="1" w:space="0" w:color="AAAAAA"/>
-              <w:left w:val="single" w:sz="1" w:space="0" w:color="AAAAAA"/>
-              <w:bottom w:val="single" w:sz="1" w:space="0" w:color="AAAAAA"/>
-              <w:right w:val="single" w:sz="1" w:space="0" w:color="AAAAAA"/>
+              <w:top w:val="single" w:color="AAAAAA" w:sz="1" w:space="0"/>
+              <w:left w:val="single" w:color="AAAAAA" w:sz="1" w:space="0"/>
+              <w:bottom w:val="single" w:color="AAAAAA" w:sz="1" w:space="0"/>
+              <w:right w:val="single" w:color="AAAAAA" w:sz="1" w:space="0"/>
             </w:tcBorders>
             <w:shd w:val="clear" w:color="auto" w:fill="EBF3FA"/>
             <w:tcMar>
@@ -1351,10 +1350,10 @@
           <w:tcPr>
             <w:tcW w:w="1106" w:type="dxa"/>
             <w:tcBorders>
-              <w:top w:val="single" w:sz="1" w:space="0" w:color="AAAAAA"/>
-              <w:left w:val="single" w:sz="1" w:space="0" w:color="AAAAAA"/>
-              <w:bottom w:val="single" w:sz="1" w:space="0" w:color="AAAAAA"/>
-              <w:right w:val="single" w:sz="1" w:space="0" w:color="AAAAAA"/>
+              <w:top w:val="single" w:color="AAAAAA" w:sz="1" w:space="0"/>
+              <w:left w:val="single" w:color="AAAAAA" w:sz="1" w:space="0"/>
+              <w:bottom w:val="single" w:color="AAAAAA" w:sz="1" w:space="0"/>
+              <w:right w:val="single" w:color="AAAAAA" w:sz="1" w:space="0"/>
             </w:tcBorders>
             <w:shd w:val="clear" w:color="auto" w:fill="EBF3FA"/>
             <w:tcMar>
@@ -1375,10 +1374,10 @@
           <w:tcPr>
             <w:tcW w:w="1106" w:type="dxa"/>
             <w:tcBorders>
-              <w:top w:val="single" w:sz="1" w:space="0" w:color="AAAAAA"/>
-              <w:left w:val="single" w:sz="1" w:space="0" w:color="AAAAAA"/>
-              <w:bottom w:val="single" w:sz="1" w:space="0" w:color="AAAAAA"/>
-              <w:right w:val="single" w:sz="1" w:space="0" w:color="AAAAAA"/>
+              <w:top w:val="single" w:color="AAAAAA" w:sz="1" w:space="0"/>
+              <w:left w:val="single" w:color="AAAAAA" w:sz="1" w:space="0"/>
+              <w:bottom w:val="single" w:color="AAAAAA" w:sz="1" w:space="0"/>
+              <w:right w:val="single" w:color="AAAAAA" w:sz="1" w:space="0"/>
             </w:tcBorders>
             <w:shd w:val="clear" w:color="auto" w:fill="EBF3FA"/>
             <w:tcMar>
@@ -1399,10 +1398,10 @@
           <w:tcPr>
             <w:tcW w:w="1979" w:type="dxa"/>
             <w:tcBorders>
-              <w:top w:val="single" w:sz="1" w:space="0" w:color="AAAAAA"/>
-              <w:left w:val="single" w:sz="1" w:space="0" w:color="AAAAAA"/>
-              <w:bottom w:val="single" w:sz="1" w:space="0" w:color="AAAAAA"/>
-              <w:right w:val="single" w:sz="1" w:space="0" w:color="AAAAAA"/>
+              <w:top w:val="single" w:color="AAAAAA" w:sz="1" w:space="0"/>
+              <w:left w:val="single" w:color="AAAAAA" w:sz="1" w:space="0"/>
+              <w:bottom w:val="single" w:color="AAAAAA" w:sz="1" w:space="0"/>
+              <w:right w:val="single" w:color="AAAAAA" w:sz="1" w:space="0"/>
             </w:tcBorders>
             <w:shd w:val="clear" w:color="auto" w:fill="EBF3FA"/>
             <w:tcMar>
@@ -1423,10 +1422,10 @@
           <w:tcPr>
             <w:tcW w:w="1394" w:type="dxa"/>
             <w:tcBorders>
-              <w:top w:val="single" w:sz="1" w:space="0" w:color="AAAAAA"/>
-              <w:left w:val="single" w:sz="1" w:space="0" w:color="AAAAAA"/>
-              <w:bottom w:val="single" w:sz="1" w:space="0" w:color="AAAAAA"/>
-              <w:right w:val="single" w:sz="1" w:space="0" w:color="AAAAAA"/>
+              <w:top w:val="single" w:color="AAAAAA" w:sz="1" w:space="0"/>
+              <w:left w:val="single" w:color="AAAAAA" w:sz="1" w:space="0"/>
+              <w:bottom w:val="single" w:color="AAAAAA" w:sz="1" w:space="0"/>
+              <w:right w:val="single" w:color="AAAAAA" w:sz="1" w:space="0"/>
             </w:tcBorders>
             <w:shd w:val="clear" w:color="auto" w:fill="EBF3FA"/>
             <w:tcMar>
@@ -1449,161 +1448,201 @@
           <w:tcPr>
             <w:tcW w:w="443" w:type="dxa"/>
             <w:tcBorders>
-              <w:top w:val="single" w:sz="1" w:space="0" w:color="AAAAAA"/>
-              <w:left w:val="single" w:sz="1" w:space="0" w:color="AAAAAA"/>
-              <w:bottom w:val="single" w:sz="1" w:space="0" w:color="AAAAAA"/>
-              <w:right w:val="single" w:sz="1" w:space="0" w:color="AAAAAA"/>
-            </w:tcBorders>
-            <w:shd w:val="clear" w:color="auto" w:fill="FFFFFF"/>
-            <w:tcMar>
-              <w:top w:w="80" w:type="dxa"/>
-              <w:left w:w="120" w:type="dxa"/>
-              <w:bottom w:w="80" w:type="dxa"/>
-              <w:right w:w="120" w:type="dxa"/>
-            </w:tcMar>
-            <w:vAlign w:val="center"/>
-          </w:tcPr>
-          <w:p/>
+              <w:top w:val="single" w:color="AAAAAA" w:sz="1" w:space="0"/>
+              <w:left w:val="single" w:color="AAAAAA" w:sz="1" w:space="0"/>
+              <w:bottom w:val="single" w:color="AAAAAA" w:sz="1" w:space="0"/>
+              <w:right w:val="single" w:color="AAAAAA" w:sz="1" w:space="0"/>
+            </w:tcBorders>
+            <w:shd w:val="clear" w:color="auto" w:fill="FFFFFF" w:themeFill="background1"/>
+            <w:tcMar>
+              <w:top w:w="80" w:type="dxa"/>
+              <w:left w:w="120" w:type="dxa"/>
+              <w:bottom w:w="80" w:type="dxa"/>
+              <w:right w:w="120" w:type="dxa"/>
+            </w:tcMar>
+            <w:vAlign w:val="center"/>
+          </w:tcPr>
+          <w:p>
+            <w:r>
+              <w:rPr/>
+              <w:t>5</w:t>
+            </w:r>
+          </w:p>
         </w:tc>
         <w:tc>
           <w:tcPr>
             <w:tcW w:w="1180" w:type="dxa"/>
             <w:tcBorders>
-              <w:top w:val="single" w:sz="1" w:space="0" w:color="AAAAAA"/>
-              <w:left w:val="single" w:sz="1" w:space="0" w:color="AAAAAA"/>
-              <w:bottom w:val="single" w:sz="1" w:space="0" w:color="AAAAAA"/>
-              <w:right w:val="single" w:sz="1" w:space="0" w:color="AAAAAA"/>
-            </w:tcBorders>
-            <w:shd w:val="clear" w:color="auto" w:fill="FFFFFF"/>
-            <w:tcMar>
-              <w:top w:w="80" w:type="dxa"/>
-              <w:left w:w="120" w:type="dxa"/>
-              <w:bottom w:w="80" w:type="dxa"/>
-              <w:right w:w="120" w:type="dxa"/>
-            </w:tcMar>
-            <w:vAlign w:val="center"/>
-          </w:tcPr>
-          <w:p/>
+              <w:top w:val="single" w:color="AAAAAA" w:sz="1" w:space="0"/>
+              <w:left w:val="single" w:color="AAAAAA" w:sz="1" w:space="0"/>
+              <w:bottom w:val="single" w:color="AAAAAA" w:sz="1" w:space="0"/>
+              <w:right w:val="single" w:color="AAAAAA" w:sz="1" w:space="0"/>
+            </w:tcBorders>
+            <w:shd w:val="clear" w:color="auto" w:fill="FFFFFF" w:themeFill="background1"/>
+            <w:tcMar>
+              <w:top w:w="80" w:type="dxa"/>
+              <w:left w:w="120" w:type="dxa"/>
+              <w:bottom w:w="80" w:type="dxa"/>
+              <w:right w:w="120" w:type="dxa"/>
+            </w:tcMar>
+            <w:vAlign w:val="center"/>
+          </w:tcPr>
+          <w:p>
+            <w:r>
+              <w:rPr/>
+              <w:t>M.Usama</w:t>
+            </w:r>
+          </w:p>
         </w:tc>
         <w:tc>
           <w:tcPr>
             <w:tcW w:w="1263" w:type="dxa"/>
             <w:tcBorders>
-              <w:top w:val="single" w:sz="1" w:space="0" w:color="AAAAAA"/>
-              <w:left w:val="single" w:sz="1" w:space="0" w:color="AAAAAA"/>
-              <w:bottom w:val="single" w:sz="1" w:space="0" w:color="AAAAAA"/>
-              <w:right w:val="single" w:sz="1" w:space="0" w:color="AAAAAA"/>
-            </w:tcBorders>
-            <w:shd w:val="clear" w:color="auto" w:fill="FFFFFF"/>
-            <w:tcMar>
-              <w:top w:w="80" w:type="dxa"/>
-              <w:left w:w="120" w:type="dxa"/>
-              <w:bottom w:w="80" w:type="dxa"/>
-              <w:right w:w="120" w:type="dxa"/>
-            </w:tcMar>
-            <w:vAlign w:val="center"/>
-          </w:tcPr>
-          <w:p/>
+              <w:top w:val="single" w:color="AAAAAA" w:sz="1" w:space="0"/>
+              <w:left w:val="single" w:color="AAAAAA" w:sz="1" w:space="0"/>
+              <w:bottom w:val="single" w:color="AAAAAA" w:sz="1" w:space="0"/>
+              <w:right w:val="single" w:color="AAAAAA" w:sz="1" w:space="0"/>
+            </w:tcBorders>
+            <w:shd w:val="clear" w:color="auto" w:fill="FFFFFF" w:themeFill="background1"/>
+            <w:tcMar>
+              <w:top w:w="80" w:type="dxa"/>
+              <w:left w:w="120" w:type="dxa"/>
+              <w:bottom w:w="80" w:type="dxa"/>
+              <w:right w:w="120" w:type="dxa"/>
+            </w:tcMar>
+            <w:vAlign w:val="center"/>
+          </w:tcPr>
+          <w:p>
+            <w:r>
+              <w:rPr/>
+              <w:t>Usamaucp243-blip</w:t>
+            </w:r>
+          </w:p>
         </w:tc>
         <w:tc>
           <w:tcPr>
             <w:tcW w:w="1607" w:type="dxa"/>
             <w:tcBorders>
-              <w:top w:val="single" w:sz="1" w:space="0" w:color="AAAAAA"/>
-              <w:left w:val="single" w:sz="1" w:space="0" w:color="AAAAAA"/>
-              <w:bottom w:val="single" w:sz="1" w:space="0" w:color="AAAAAA"/>
-              <w:right w:val="single" w:sz="1" w:space="0" w:color="AAAAAA"/>
-            </w:tcBorders>
-            <w:shd w:val="clear" w:color="auto" w:fill="FFFFFF"/>
-            <w:tcMar>
-              <w:top w:w="80" w:type="dxa"/>
-              <w:left w:w="120" w:type="dxa"/>
-              <w:bottom w:w="80" w:type="dxa"/>
-              <w:right w:w="120" w:type="dxa"/>
-            </w:tcMar>
-            <w:vAlign w:val="center"/>
-          </w:tcPr>
-          <w:p/>
+              <w:top w:val="single" w:color="AAAAAA" w:sz="1" w:space="0"/>
+              <w:left w:val="single" w:color="AAAAAA" w:sz="1" w:space="0"/>
+              <w:bottom w:val="single" w:color="AAAAAA" w:sz="1" w:space="0"/>
+              <w:right w:val="single" w:color="AAAAAA" w:sz="1" w:space="0"/>
+            </w:tcBorders>
+            <w:shd w:val="clear" w:color="auto" w:fill="FFFFFF" w:themeFill="background1"/>
+            <w:tcMar>
+              <w:top w:w="80" w:type="dxa"/>
+              <w:left w:w="120" w:type="dxa"/>
+              <w:bottom w:w="80" w:type="dxa"/>
+              <w:right w:w="120" w:type="dxa"/>
+            </w:tcMar>
+            <w:vAlign w:val="center"/>
+          </w:tcPr>
+          <w:p>
+            <w:r>
+              <w:rPr/>
+              <w:t>member</w:t>
+            </w:r>
+          </w:p>
         </w:tc>
         <w:tc>
           <w:tcPr>
             <w:tcW w:w="1106" w:type="dxa"/>
             <w:tcBorders>
-              <w:top w:val="single" w:sz="1" w:space="0" w:color="AAAAAA"/>
-              <w:left w:val="single" w:sz="1" w:space="0" w:color="AAAAAA"/>
-              <w:bottom w:val="single" w:sz="1" w:space="0" w:color="AAAAAA"/>
-              <w:right w:val="single" w:sz="1" w:space="0" w:color="AAAAAA"/>
-            </w:tcBorders>
-            <w:shd w:val="clear" w:color="auto" w:fill="FFFFFF"/>
-            <w:tcMar>
-              <w:top w:w="80" w:type="dxa"/>
-              <w:left w:w="120" w:type="dxa"/>
-              <w:bottom w:w="80" w:type="dxa"/>
-              <w:right w:w="120" w:type="dxa"/>
-            </w:tcMar>
-            <w:vAlign w:val="center"/>
-          </w:tcPr>
-          <w:p/>
+              <w:top w:val="single" w:color="AAAAAA" w:sz="1" w:space="0"/>
+              <w:left w:val="single" w:color="AAAAAA" w:sz="1" w:space="0"/>
+              <w:bottom w:val="single" w:color="AAAAAA" w:sz="1" w:space="0"/>
+              <w:right w:val="single" w:color="AAAAAA" w:sz="1" w:space="0"/>
+            </w:tcBorders>
+            <w:shd w:val="clear" w:color="auto" w:fill="FFFFFF" w:themeFill="background1"/>
+            <w:tcMar>
+              <w:top w:w="80" w:type="dxa"/>
+              <w:left w:w="120" w:type="dxa"/>
+              <w:bottom w:w="80" w:type="dxa"/>
+              <w:right w:w="120" w:type="dxa"/>
+            </w:tcMar>
+            <w:vAlign w:val="center"/>
+          </w:tcPr>
+          <w:p>
+            <w:r>
+              <w:rPr/>
+              <w:t>cd-staging</w:t>
+            </w:r>
+          </w:p>
         </w:tc>
         <w:tc>
           <w:tcPr>
             <w:tcW w:w="1106" w:type="dxa"/>
             <w:tcBorders>
-              <w:top w:val="single" w:sz="1" w:space="0" w:color="AAAAAA"/>
-              <w:left w:val="single" w:sz="1" w:space="0" w:color="AAAAAA"/>
-              <w:bottom w:val="single" w:sz="1" w:space="0" w:color="AAAAAA"/>
-              <w:right w:val="single" w:sz="1" w:space="0" w:color="AAAAAA"/>
-            </w:tcBorders>
-            <w:shd w:val="clear" w:color="auto" w:fill="FFFFFF"/>
-            <w:tcMar>
-              <w:top w:w="80" w:type="dxa"/>
-              <w:left w:w="120" w:type="dxa"/>
-              <w:bottom w:w="80" w:type="dxa"/>
-              <w:right w:w="120" w:type="dxa"/>
-            </w:tcMar>
-            <w:vAlign w:val="center"/>
-          </w:tcPr>
-          <w:p/>
+              <w:top w:val="single" w:color="AAAAAA" w:sz="1" w:space="0"/>
+              <w:left w:val="single" w:color="AAAAAA" w:sz="1" w:space="0"/>
+              <w:bottom w:val="single" w:color="AAAAAA" w:sz="1" w:space="0"/>
+              <w:right w:val="single" w:color="AAAAAA" w:sz="1" w:space="0"/>
+            </w:tcBorders>
+            <w:shd w:val="clear" w:color="auto" w:fill="FFFFFF" w:themeFill="background1"/>
+            <w:tcMar>
+              <w:top w:w="80" w:type="dxa"/>
+              <w:left w:w="120" w:type="dxa"/>
+              <w:bottom w:w="80" w:type="dxa"/>
+              <w:right w:w="120" w:type="dxa"/>
+            </w:tcMar>
+            <w:vAlign w:val="center"/>
+          </w:tcPr>
+          <w:p>
+            <w:r>
+              <w:rPr/>
+              <w:t>hunza</w:t>
+            </w:r>
+          </w:p>
         </w:tc>
         <w:tc>
           <w:tcPr>
             <w:tcW w:w="1979" w:type="dxa"/>
             <w:tcBorders>
-              <w:top w:val="single" w:sz="1" w:space="0" w:color="AAAAAA"/>
-              <w:left w:val="single" w:sz="1" w:space="0" w:color="AAAAAA"/>
-              <w:bottom w:val="single" w:sz="1" w:space="0" w:color="AAAAAA"/>
-              <w:right w:val="single" w:sz="1" w:space="0" w:color="AAAAAA"/>
-            </w:tcBorders>
-            <w:shd w:val="clear" w:color="auto" w:fill="FFFFFF"/>
-            <w:tcMar>
-              <w:top w:w="80" w:type="dxa"/>
-              <w:left w:w="120" w:type="dxa"/>
-              <w:bottom w:w="80" w:type="dxa"/>
-              <w:right w:w="120" w:type="dxa"/>
-            </w:tcMar>
-            <w:vAlign w:val="center"/>
-          </w:tcPr>
-          <w:p/>
+              <w:top w:val="single" w:color="AAAAAA" w:sz="1" w:space="0"/>
+              <w:left w:val="single" w:color="AAAAAA" w:sz="1" w:space="0"/>
+              <w:bottom w:val="single" w:color="AAAAAA" w:sz="1" w:space="0"/>
+              <w:right w:val="single" w:color="AAAAAA" w:sz="1" w:space="0"/>
+            </w:tcBorders>
+            <w:shd w:val="clear" w:color="auto" w:fill="FFFFFF" w:themeFill="background1"/>
+            <w:tcMar>
+              <w:top w:w="80" w:type="dxa"/>
+              <w:left w:w="120" w:type="dxa"/>
+              <w:bottom w:w="80" w:type="dxa"/>
+              <w:right w:w="120" w:type="dxa"/>
+            </w:tcMar>
+            <w:vAlign w:val="center"/>
+          </w:tcPr>
+          <w:p>
+            <w:r>
+              <w:rPr/>
+              <w:t>Feature/usamaucp243-blip/hunza</w:t>
+            </w:r>
+          </w:p>
         </w:tc>
         <w:tc>
           <w:tcPr>
             <w:tcW w:w="1394" w:type="dxa"/>
             <w:tcBorders>
-              <w:top w:val="single" w:sz="1" w:space="0" w:color="AAAAAA"/>
-              <w:left w:val="single" w:sz="1" w:space="0" w:color="AAAAAA"/>
-              <w:bottom w:val="single" w:sz="1" w:space="0" w:color="AAAAAA"/>
-              <w:right w:val="single" w:sz="1" w:space="0" w:color="AAAAAA"/>
-            </w:tcBorders>
-            <w:shd w:val="clear" w:color="auto" w:fill="FFFFFF"/>
-            <w:tcMar>
-              <w:top w:w="80" w:type="dxa"/>
-              <w:left w:w="120" w:type="dxa"/>
-              <w:bottom w:w="80" w:type="dxa"/>
-              <w:right w:w="120" w:type="dxa"/>
-            </w:tcMar>
-            <w:vAlign w:val="center"/>
-          </w:tcPr>
-          <w:p/>
+              <w:top w:val="single" w:color="AAAAAA" w:sz="1" w:space="0"/>
+              <w:left w:val="single" w:color="AAAAAA" w:sz="1" w:space="0"/>
+              <w:bottom w:val="single" w:color="AAAAAA" w:sz="1" w:space="0"/>
+              <w:right w:val="single" w:color="AAAAAA" w:sz="1" w:space="0"/>
+            </w:tcBorders>
+            <w:shd w:val="clear" w:color="auto" w:fill="FFFFFF" w:themeFill="background1"/>
+            <w:tcMar>
+              <w:top w:w="80" w:type="dxa"/>
+              <w:left w:w="120" w:type="dxa"/>
+              <w:bottom w:w="80" w:type="dxa"/>
+              <w:right w:w="120" w:type="dxa"/>
+            </w:tcMar>
+            <w:vAlign w:val="center"/>
+          </w:tcPr>
+          <w:p>
+            <w:r>
+              <w:rPr/>
+              <w:t>N</w:t>
+            </w:r>
+          </w:p>
         </w:tc>
       </w:tr>
     </w:tbl>
@@ -1755,12 +1794,12 @@
       <w:tblPr>
         <w:tblW w:w="9360" w:type="dxa"/>
         <w:tblBorders>
-          <w:top w:val="single" w:sz="4" w:space="0" w:color="auto"/>
-          <w:left w:val="single" w:sz="4" w:space="0" w:color="auto"/>
-          <w:bottom w:val="single" w:sz="4" w:space="0" w:color="auto"/>
-          <w:right w:val="single" w:sz="4" w:space="0" w:color="auto"/>
-          <w:insideH w:val="single" w:sz="4" w:space="0" w:color="auto"/>
-          <w:insideV w:val="single" w:sz="4" w:space="0" w:color="auto"/>
+          <w:top w:val="single" w:color="auto" w:sz="4" w:space="0"/>
+          <w:left w:val="single" w:color="auto" w:sz="4" w:space="0"/>
+          <w:bottom w:val="single" w:color="auto" w:sz="4" w:space="0"/>
+          <w:right w:val="single" w:color="auto" w:sz="4" w:space="0"/>
+          <w:insideH w:val="single" w:color="auto" w:sz="4" w:space="0"/>
+          <w:insideV w:val="single" w:color="auto" w:sz="4" w:space="0"/>
         </w:tblBorders>
         <w:tblCellMar>
           <w:left w:w="10" w:type="dxa"/>
@@ -1779,10 +1818,10 @@
           <w:tcPr>
             <w:tcW w:w="2200" w:type="dxa"/>
             <w:tcBorders>
-              <w:top w:val="single" w:sz="1" w:space="0" w:color="AAAAAA"/>
-              <w:left w:val="single" w:sz="1" w:space="0" w:color="AAAAAA"/>
-              <w:bottom w:val="single" w:sz="1" w:space="0" w:color="AAAAAA"/>
-              <w:right w:val="single" w:sz="1" w:space="0" w:color="AAAAAA"/>
+              <w:top w:val="single" w:color="AAAAAA" w:sz="1" w:space="0"/>
+              <w:left w:val="single" w:color="AAAAAA" w:sz="1" w:space="0"/>
+              <w:bottom w:val="single" w:color="AAAAAA" w:sz="1" w:space="0"/>
+              <w:right w:val="single" w:color="AAAAAA" w:sz="1" w:space="0"/>
             </w:tcBorders>
             <w:shd w:val="clear" w:color="auto" w:fill="1F3864"/>
             <w:tcMar>
@@ -1805,7 +1844,6 @@
                 <w:sz w:val="20"/>
                 <w:szCs w:val="20"/>
               </w:rPr>
-              <w:lastRenderedPageBreak/>
               <w:t>Environment</w:t>
             </w:r>
           </w:p>
@@ -1814,10 +1852,10 @@
           <w:tcPr>
             <w:tcW w:w="2300" w:type="dxa"/>
             <w:tcBorders>
-              <w:top w:val="single" w:sz="1" w:space="0" w:color="AAAAAA"/>
-              <w:left w:val="single" w:sz="1" w:space="0" w:color="AAAAAA"/>
-              <w:bottom w:val="single" w:sz="1" w:space="0" w:color="AAAAAA"/>
-              <w:right w:val="single" w:sz="1" w:space="0" w:color="AAAAAA"/>
+              <w:top w:val="single" w:color="AAAAAA" w:sz="1" w:space="0"/>
+              <w:left w:val="single" w:color="AAAAAA" w:sz="1" w:space="0"/>
+              <w:bottom w:val="single" w:color="AAAAAA" w:sz="1" w:space="0"/>
+              <w:right w:val="single" w:color="AAAAAA" w:sz="1" w:space="0"/>
             </w:tcBorders>
             <w:shd w:val="clear" w:color="auto" w:fill="1F3864"/>
             <w:tcMar>
@@ -1848,10 +1886,10 @@
           <w:tcPr>
             <w:tcW w:w="2300" w:type="dxa"/>
             <w:tcBorders>
-              <w:top w:val="single" w:sz="1" w:space="0" w:color="AAAAAA"/>
-              <w:left w:val="single" w:sz="1" w:space="0" w:color="AAAAAA"/>
-              <w:bottom w:val="single" w:sz="1" w:space="0" w:color="AAAAAA"/>
-              <w:right w:val="single" w:sz="1" w:space="0" w:color="AAAAAA"/>
+              <w:top w:val="single" w:color="AAAAAA" w:sz="1" w:space="0"/>
+              <w:left w:val="single" w:color="AAAAAA" w:sz="1" w:space="0"/>
+              <w:bottom w:val="single" w:color="AAAAAA" w:sz="1" w:space="0"/>
+              <w:right w:val="single" w:color="AAAAAA" w:sz="1" w:space="0"/>
             </w:tcBorders>
             <w:shd w:val="clear" w:color="auto" w:fill="1F3864"/>
             <w:tcMar>
@@ -1882,10 +1920,10 @@
           <w:tcPr>
             <w:tcW w:w="2560" w:type="dxa"/>
             <w:tcBorders>
-              <w:top w:val="single" w:sz="1" w:space="0" w:color="AAAAAA"/>
-              <w:left w:val="single" w:sz="1" w:space="0" w:color="AAAAAA"/>
-              <w:bottom w:val="single" w:sz="1" w:space="0" w:color="AAAAAA"/>
-              <w:right w:val="single" w:sz="1" w:space="0" w:color="AAAAAA"/>
+              <w:top w:val="single" w:color="AAAAAA" w:sz="1" w:space="0"/>
+              <w:left w:val="single" w:color="AAAAAA" w:sz="1" w:space="0"/>
+              <w:bottom w:val="single" w:color="AAAAAA" w:sz="1" w:space="0"/>
+              <w:right w:val="single" w:color="AAAAAA" w:sz="1" w:space="0"/>
             </w:tcBorders>
             <w:shd w:val="clear" w:color="auto" w:fill="1F3864"/>
             <w:tcMar>
@@ -1918,10 +1956,10 @@
           <w:tcPr>
             <w:tcW w:w="2200" w:type="dxa"/>
             <w:tcBorders>
-              <w:top w:val="single" w:sz="1" w:space="0" w:color="AAAAAA"/>
-              <w:left w:val="single" w:sz="1" w:space="0" w:color="AAAAAA"/>
-              <w:bottom w:val="single" w:sz="1" w:space="0" w:color="AAAAAA"/>
-              <w:right w:val="single" w:sz="1" w:space="0" w:color="AAAAAA"/>
+              <w:top w:val="single" w:color="AAAAAA" w:sz="1" w:space="0"/>
+              <w:left w:val="single" w:color="AAAAAA" w:sz="1" w:space="0"/>
+              <w:bottom w:val="single" w:color="AAAAAA" w:sz="1" w:space="0"/>
+              <w:right w:val="single" w:color="AAAAAA" w:sz="1" w:space="0"/>
             </w:tcBorders>
             <w:shd w:val="clear" w:color="auto" w:fill="EBF3FA"/>
             <w:tcMar>
@@ -1949,10 +1987,10 @@
           <w:tcPr>
             <w:tcW w:w="2300" w:type="dxa"/>
             <w:tcBorders>
-              <w:top w:val="single" w:sz="1" w:space="0" w:color="AAAAAA"/>
-              <w:left w:val="single" w:sz="1" w:space="0" w:color="AAAAAA"/>
-              <w:bottom w:val="single" w:sz="1" w:space="0" w:color="AAAAAA"/>
-              <w:right w:val="single" w:sz="1" w:space="0" w:color="AAAAAA"/>
+              <w:top w:val="single" w:color="AAAAAA" w:sz="1" w:space="0"/>
+              <w:left w:val="single" w:color="AAAAAA" w:sz="1" w:space="0"/>
+              <w:bottom w:val="single" w:color="AAAAAA" w:sz="1" w:space="0"/>
+              <w:right w:val="single" w:color="AAAAAA" w:sz="1" w:space="0"/>
             </w:tcBorders>
             <w:shd w:val="clear" w:color="auto" w:fill="EBF3FA"/>
             <w:tcMar>
@@ -1978,10 +2016,10 @@
           <w:tcPr>
             <w:tcW w:w="2300" w:type="dxa"/>
             <w:tcBorders>
-              <w:top w:val="single" w:sz="1" w:space="0" w:color="AAAAAA"/>
-              <w:left w:val="single" w:sz="1" w:space="0" w:color="AAAAAA"/>
-              <w:bottom w:val="single" w:sz="1" w:space="0" w:color="AAAAAA"/>
-              <w:right w:val="single" w:sz="1" w:space="0" w:color="AAAAAA"/>
+              <w:top w:val="single" w:color="AAAAAA" w:sz="1" w:space="0"/>
+              <w:left w:val="single" w:color="AAAAAA" w:sz="1" w:space="0"/>
+              <w:bottom w:val="single" w:color="AAAAAA" w:sz="1" w:space="0"/>
+              <w:right w:val="single" w:color="AAAAAA" w:sz="1" w:space="0"/>
             </w:tcBorders>
             <w:shd w:val="clear" w:color="auto" w:fill="EBF3FA"/>
             <w:tcMar>
@@ -2007,10 +2045,10 @@
           <w:tcPr>
             <w:tcW w:w="2560" w:type="dxa"/>
             <w:tcBorders>
-              <w:top w:val="single" w:sz="1" w:space="0" w:color="AAAAAA"/>
-              <w:left w:val="single" w:sz="1" w:space="0" w:color="AAAAAA"/>
-              <w:bottom w:val="single" w:sz="1" w:space="0" w:color="AAAAAA"/>
-              <w:right w:val="single" w:sz="1" w:space="0" w:color="AAAAAA"/>
+              <w:top w:val="single" w:color="AAAAAA" w:sz="1" w:space="0"/>
+              <w:left w:val="single" w:color="AAAAAA" w:sz="1" w:space="0"/>
+              <w:bottom w:val="single" w:color="AAAAAA" w:sz="1" w:space="0"/>
+              <w:right w:val="single" w:color="AAAAAA" w:sz="1" w:space="0"/>
             </w:tcBorders>
             <w:shd w:val="clear" w:color="auto" w:fill="EBF3FA"/>
             <w:tcMar>
@@ -2038,10 +2076,10 @@
           <w:tcPr>
             <w:tcW w:w="2200" w:type="dxa"/>
             <w:tcBorders>
-              <w:top w:val="single" w:sz="1" w:space="0" w:color="AAAAAA"/>
-              <w:left w:val="single" w:sz="1" w:space="0" w:color="AAAAAA"/>
-              <w:bottom w:val="single" w:sz="1" w:space="0" w:color="AAAAAA"/>
-              <w:right w:val="single" w:sz="1" w:space="0" w:color="AAAAAA"/>
+              <w:top w:val="single" w:color="AAAAAA" w:sz="1" w:space="0"/>
+              <w:left w:val="single" w:color="AAAAAA" w:sz="1" w:space="0"/>
+              <w:bottom w:val="single" w:color="AAAAAA" w:sz="1" w:space="0"/>
+              <w:right w:val="single" w:color="AAAAAA" w:sz="1" w:space="0"/>
             </w:tcBorders>
             <w:shd w:val="clear" w:color="auto" w:fill="FFFFFF"/>
             <w:tcMar>
@@ -2069,10 +2107,10 @@
           <w:tcPr>
             <w:tcW w:w="2300" w:type="dxa"/>
             <w:tcBorders>
-              <w:top w:val="single" w:sz="1" w:space="0" w:color="AAAAAA"/>
-              <w:left w:val="single" w:sz="1" w:space="0" w:color="AAAAAA"/>
-              <w:bottom w:val="single" w:sz="1" w:space="0" w:color="AAAAAA"/>
-              <w:right w:val="single" w:sz="1" w:space="0" w:color="AAAAAA"/>
+              <w:top w:val="single" w:color="AAAAAA" w:sz="1" w:space="0"/>
+              <w:left w:val="single" w:color="AAAAAA" w:sz="1" w:space="0"/>
+              <w:bottom w:val="single" w:color="AAAAAA" w:sz="1" w:space="0"/>
+              <w:right w:val="single" w:color="AAAAAA" w:sz="1" w:space="0"/>
             </w:tcBorders>
             <w:shd w:val="clear" w:color="auto" w:fill="FFFFFF"/>
             <w:tcMar>
@@ -2098,10 +2136,10 @@
           <w:tcPr>
             <w:tcW w:w="2300" w:type="dxa"/>
             <w:tcBorders>
-              <w:top w:val="single" w:sz="1" w:space="0" w:color="AAAAAA"/>
-              <w:left w:val="single" w:sz="1" w:space="0" w:color="AAAAAA"/>
-              <w:bottom w:val="single" w:sz="1" w:space="0" w:color="AAAAAA"/>
-              <w:right w:val="single" w:sz="1" w:space="0" w:color="AAAAAA"/>
+              <w:top w:val="single" w:color="AAAAAA" w:sz="1" w:space="0"/>
+              <w:left w:val="single" w:color="AAAAAA" w:sz="1" w:space="0"/>
+              <w:bottom w:val="single" w:color="AAAAAA" w:sz="1" w:space="0"/>
+              <w:right w:val="single" w:color="AAAAAA" w:sz="1" w:space="0"/>
             </w:tcBorders>
             <w:shd w:val="clear" w:color="auto" w:fill="FFFFFF"/>
             <w:tcMar>
@@ -2127,10 +2165,10 @@
           <w:tcPr>
             <w:tcW w:w="2560" w:type="dxa"/>
             <w:tcBorders>
-              <w:top w:val="single" w:sz="1" w:space="0" w:color="AAAAAA"/>
-              <w:left w:val="single" w:sz="1" w:space="0" w:color="AAAAAA"/>
-              <w:bottom w:val="single" w:sz="1" w:space="0" w:color="AAAAAA"/>
-              <w:right w:val="single" w:sz="1" w:space="0" w:color="AAAAAA"/>
+              <w:top w:val="single" w:color="AAAAAA" w:sz="1" w:space="0"/>
+              <w:left w:val="single" w:color="AAAAAA" w:sz="1" w:space="0"/>
+              <w:bottom w:val="single" w:color="AAAAAA" w:sz="1" w:space="0"/>
+              <w:right w:val="single" w:color="AAAAAA" w:sz="1" w:space="0"/>
             </w:tcBorders>
             <w:shd w:val="clear" w:color="auto" w:fill="FFFFFF"/>
             <w:tcMar>
@@ -2158,10 +2196,10 @@
           <w:tcPr>
             <w:tcW w:w="2200" w:type="dxa"/>
             <w:tcBorders>
-              <w:top w:val="single" w:sz="1" w:space="0" w:color="AAAAAA"/>
-              <w:left w:val="single" w:sz="1" w:space="0" w:color="AAAAAA"/>
-              <w:bottom w:val="single" w:sz="1" w:space="0" w:color="AAAAAA"/>
-              <w:right w:val="single" w:sz="1" w:space="0" w:color="AAAAAA"/>
+              <w:top w:val="single" w:color="AAAAAA" w:sz="1" w:space="0"/>
+              <w:left w:val="single" w:color="AAAAAA" w:sz="1" w:space="0"/>
+              <w:bottom w:val="single" w:color="AAAAAA" w:sz="1" w:space="0"/>
+              <w:right w:val="single" w:color="AAAAAA" w:sz="1" w:space="0"/>
             </w:tcBorders>
             <w:shd w:val="clear" w:color="auto" w:fill="EBF3FA"/>
             <w:tcMar>
@@ -2189,10 +2227,10 @@
           <w:tcPr>
             <w:tcW w:w="2300" w:type="dxa"/>
             <w:tcBorders>
-              <w:top w:val="single" w:sz="1" w:space="0" w:color="AAAAAA"/>
-              <w:left w:val="single" w:sz="1" w:space="0" w:color="AAAAAA"/>
-              <w:bottom w:val="single" w:sz="1" w:space="0" w:color="AAAAAA"/>
-              <w:right w:val="single" w:sz="1" w:space="0" w:color="AAAAAA"/>
+              <w:top w:val="single" w:color="AAAAAA" w:sz="1" w:space="0"/>
+              <w:left w:val="single" w:color="AAAAAA" w:sz="1" w:space="0"/>
+              <w:bottom w:val="single" w:color="AAAAAA" w:sz="1" w:space="0"/>
+              <w:right w:val="single" w:color="AAAAAA" w:sz="1" w:space="0"/>
             </w:tcBorders>
             <w:shd w:val="clear" w:color="auto" w:fill="EBF3FA"/>
             <w:tcMar>
@@ -2218,10 +2256,10 @@
           <w:tcPr>
             <w:tcW w:w="2300" w:type="dxa"/>
             <w:tcBorders>
-              <w:top w:val="single" w:sz="1" w:space="0" w:color="AAAAAA"/>
-              <w:left w:val="single" w:sz="1" w:space="0" w:color="AAAAAA"/>
-              <w:bottom w:val="single" w:sz="1" w:space="0" w:color="AAAAAA"/>
-              <w:right w:val="single" w:sz="1" w:space="0" w:color="AAAAAA"/>
+              <w:top w:val="single" w:color="AAAAAA" w:sz="1" w:space="0"/>
+              <w:left w:val="single" w:color="AAAAAA" w:sz="1" w:space="0"/>
+              <w:bottom w:val="single" w:color="AAAAAA" w:sz="1" w:space="0"/>
+              <w:right w:val="single" w:color="AAAAAA" w:sz="1" w:space="0"/>
             </w:tcBorders>
             <w:shd w:val="clear" w:color="auto" w:fill="EBF3FA"/>
             <w:tcMar>
@@ -2247,10 +2285,10 @@
           <w:tcPr>
             <w:tcW w:w="2560" w:type="dxa"/>
             <w:tcBorders>
-              <w:top w:val="single" w:sz="1" w:space="0" w:color="AAAAAA"/>
-              <w:left w:val="single" w:sz="1" w:space="0" w:color="AAAAAA"/>
-              <w:bottom w:val="single" w:sz="1" w:space="0" w:color="AAAAAA"/>
-              <w:right w:val="single" w:sz="1" w:space="0" w:color="AAAAAA"/>
+              <w:top w:val="single" w:color="AAAAAA" w:sz="1" w:space="0"/>
+              <w:left w:val="single" w:color="AAAAAA" w:sz="1" w:space="0"/>
+              <w:bottom w:val="single" w:color="AAAAAA" w:sz="1" w:space="0"/>
+              <w:right w:val="single" w:color="AAAAAA" w:sz="1" w:space="0"/>
             </w:tcBorders>
             <w:shd w:val="clear" w:color="auto" w:fill="EBF3FA"/>
             <w:tcMar>
@@ -2299,12 +2337,12 @@
       <w:tblPr>
         <w:tblW w:w="8360" w:type="dxa"/>
         <w:tblBorders>
-          <w:top w:val="single" w:sz="4" w:space="0" w:color="auto"/>
-          <w:left w:val="single" w:sz="4" w:space="0" w:color="auto"/>
-          <w:bottom w:val="single" w:sz="4" w:space="0" w:color="auto"/>
-          <w:right w:val="single" w:sz="4" w:space="0" w:color="auto"/>
-          <w:insideH w:val="single" w:sz="4" w:space="0" w:color="auto"/>
-          <w:insideV w:val="single" w:sz="4" w:space="0" w:color="auto"/>
+          <w:top w:val="single" w:color="auto" w:sz="4" w:space="0"/>
+          <w:left w:val="single" w:color="auto" w:sz="4" w:space="0"/>
+          <w:bottom w:val="single" w:color="auto" w:sz="4" w:space="0"/>
+          <w:right w:val="single" w:color="auto" w:sz="4" w:space="0"/>
+          <w:insideH w:val="single" w:color="auto" w:sz="4" w:space="0"/>
+          <w:insideV w:val="single" w:color="auto" w:sz="4" w:space="0"/>
         </w:tblBorders>
         <w:tblCellMar>
           <w:left w:w="10" w:type="dxa"/>
@@ -2323,10 +2361,10 @@
           <w:tcPr>
             <w:tcW w:w="600" w:type="dxa"/>
             <w:tcBorders>
-              <w:top w:val="single" w:sz="1" w:space="0" w:color="AAAAAA"/>
-              <w:left w:val="single" w:sz="1" w:space="0" w:color="AAAAAA"/>
-              <w:bottom w:val="single" w:sz="1" w:space="0" w:color="AAAAAA"/>
-              <w:right w:val="single" w:sz="1" w:space="0" w:color="AAAAAA"/>
+              <w:top w:val="single" w:color="AAAAAA" w:sz="1" w:space="0"/>
+              <w:left w:val="single" w:color="AAAAAA" w:sz="1" w:space="0"/>
+              <w:bottom w:val="single" w:color="AAAAAA" w:sz="1" w:space="0"/>
+              <w:right w:val="single" w:color="AAAAAA" w:sz="1" w:space="0"/>
             </w:tcBorders>
             <w:shd w:val="clear" w:color="auto" w:fill="1F3864"/>
             <w:tcMar>
@@ -2357,10 +2395,10 @@
           <w:tcPr>
             <w:tcW w:w="1400" w:type="dxa"/>
             <w:tcBorders>
-              <w:top w:val="single" w:sz="1" w:space="0" w:color="AAAAAA"/>
-              <w:left w:val="single" w:sz="1" w:space="0" w:color="AAAAAA"/>
-              <w:bottom w:val="single" w:sz="1" w:space="0" w:color="AAAAAA"/>
-              <w:right w:val="single" w:sz="1" w:space="0" w:color="AAAAAA"/>
+              <w:top w:val="single" w:color="AAAAAA" w:sz="1" w:space="0"/>
+              <w:left w:val="single" w:color="AAAAAA" w:sz="1" w:space="0"/>
+              <w:bottom w:val="single" w:color="AAAAAA" w:sz="1" w:space="0"/>
+              <w:right w:val="single" w:color="AAAAAA" w:sz="1" w:space="0"/>
             </w:tcBorders>
             <w:shd w:val="clear" w:color="auto" w:fill="1F3864"/>
             <w:tcMar>
@@ -2391,10 +2429,10 @@
           <w:tcPr>
             <w:tcW w:w="1600" w:type="dxa"/>
             <w:tcBorders>
-              <w:top w:val="single" w:sz="1" w:space="0" w:color="AAAAAA"/>
-              <w:left w:val="single" w:sz="1" w:space="0" w:color="AAAAAA"/>
-              <w:bottom w:val="single" w:sz="1" w:space="0" w:color="AAAAAA"/>
-              <w:right w:val="single" w:sz="1" w:space="0" w:color="AAAAAA"/>
+              <w:top w:val="single" w:color="AAAAAA" w:sz="1" w:space="0"/>
+              <w:left w:val="single" w:color="AAAAAA" w:sz="1" w:space="0"/>
+              <w:bottom w:val="single" w:color="AAAAAA" w:sz="1" w:space="0"/>
+              <w:right w:val="single" w:color="AAAAAA" w:sz="1" w:space="0"/>
             </w:tcBorders>
             <w:shd w:val="clear" w:color="auto" w:fill="1F3864"/>
             <w:tcMar>
@@ -2425,10 +2463,10 @@
           <w:tcPr>
             <w:tcW w:w="4760" w:type="dxa"/>
             <w:tcBorders>
-              <w:top w:val="single" w:sz="1" w:space="0" w:color="AAAAAA"/>
-              <w:left w:val="single" w:sz="1" w:space="0" w:color="AAAAAA"/>
-              <w:bottom w:val="single" w:sz="1" w:space="0" w:color="AAAAAA"/>
-              <w:right w:val="single" w:sz="1" w:space="0" w:color="AAAAAA"/>
+              <w:top w:val="single" w:color="AAAAAA" w:sz="1" w:space="0"/>
+              <w:left w:val="single" w:color="AAAAAA" w:sz="1" w:space="0"/>
+              <w:bottom w:val="single" w:color="AAAAAA" w:sz="1" w:space="0"/>
+              <w:right w:val="single" w:color="AAAAAA" w:sz="1" w:space="0"/>
             </w:tcBorders>
             <w:shd w:val="clear" w:color="auto" w:fill="1F3864"/>
             <w:tcMar>
@@ -2461,10 +2499,10 @@
           <w:tcPr>
             <w:tcW w:w="600" w:type="dxa"/>
             <w:tcBorders>
-              <w:top w:val="single" w:sz="1" w:space="0" w:color="AAAAAA"/>
-              <w:left w:val="single" w:sz="1" w:space="0" w:color="AAAAAA"/>
-              <w:bottom w:val="single" w:sz="1" w:space="0" w:color="AAAAAA"/>
-              <w:right w:val="single" w:sz="1" w:space="0" w:color="AAAAAA"/>
+              <w:top w:val="single" w:color="AAAAAA" w:sz="1" w:space="0"/>
+              <w:left w:val="single" w:color="AAAAAA" w:sz="1" w:space="0"/>
+              <w:bottom w:val="single" w:color="AAAAAA" w:sz="1" w:space="0"/>
+              <w:right w:val="single" w:color="AAAAAA" w:sz="1" w:space="0"/>
             </w:tcBorders>
             <w:shd w:val="clear" w:color="auto" w:fill="EBF3FA"/>
             <w:tcMar>
@@ -2495,10 +2533,10 @@
           <w:tcPr>
             <w:tcW w:w="1400" w:type="dxa"/>
             <w:tcBorders>
-              <w:top w:val="single" w:sz="1" w:space="0" w:color="AAAAAA"/>
-              <w:left w:val="single" w:sz="1" w:space="0" w:color="AAAAAA"/>
-              <w:bottom w:val="single" w:sz="1" w:space="0" w:color="AAAAAA"/>
-              <w:right w:val="single" w:sz="1" w:space="0" w:color="AAAAAA"/>
+              <w:top w:val="single" w:color="AAAAAA" w:sz="1" w:space="0"/>
+              <w:left w:val="single" w:color="AAAAAA" w:sz="1" w:space="0"/>
+              <w:bottom w:val="single" w:color="AAAAAA" w:sz="1" w:space="0"/>
+              <w:right w:val="single" w:color="AAAAAA" w:sz="1" w:space="0"/>
             </w:tcBorders>
             <w:shd w:val="clear" w:color="auto" w:fill="EBF3FA"/>
             <w:tcMar>
@@ -2526,10 +2564,10 @@
           <w:tcPr>
             <w:tcW w:w="1600" w:type="dxa"/>
             <w:tcBorders>
-              <w:top w:val="single" w:sz="1" w:space="0" w:color="AAAAAA"/>
-              <w:left w:val="single" w:sz="1" w:space="0" w:color="AAAAAA"/>
-              <w:bottom w:val="single" w:sz="1" w:space="0" w:color="AAAAAA"/>
-              <w:right w:val="single" w:sz="1" w:space="0" w:color="AAAAAA"/>
+              <w:top w:val="single" w:color="AAAAAA" w:sz="1" w:space="0"/>
+              <w:left w:val="single" w:color="AAAAAA" w:sz="1" w:space="0"/>
+              <w:bottom w:val="single" w:color="AAAAAA" w:sz="1" w:space="0"/>
+              <w:right w:val="single" w:color="AAAAAA" w:sz="1" w:space="0"/>
             </w:tcBorders>
             <w:shd w:val="clear" w:color="auto" w:fill="EBF3FA"/>
             <w:tcMar>
@@ -2555,10 +2593,10 @@
           <w:tcPr>
             <w:tcW w:w="4760" w:type="dxa"/>
             <w:tcBorders>
-              <w:top w:val="single" w:sz="1" w:space="0" w:color="AAAAAA"/>
-              <w:left w:val="single" w:sz="1" w:space="0" w:color="AAAAAA"/>
-              <w:bottom w:val="single" w:sz="1" w:space="0" w:color="AAAAAA"/>
-              <w:right w:val="single" w:sz="1" w:space="0" w:color="AAAAAA"/>
+              <w:top w:val="single" w:color="AAAAAA" w:sz="1" w:space="0"/>
+              <w:left w:val="single" w:color="AAAAAA" w:sz="1" w:space="0"/>
+              <w:bottom w:val="single" w:color="AAAAAA" w:sz="1" w:space="0"/>
+              <w:right w:val="single" w:color="AAAAAA" w:sz="1" w:space="0"/>
             </w:tcBorders>
             <w:shd w:val="clear" w:color="auto" w:fill="EBF3FA"/>
             <w:tcMar>
@@ -2586,10 +2624,10 @@
           <w:tcPr>
             <w:tcW w:w="600" w:type="dxa"/>
             <w:tcBorders>
-              <w:top w:val="single" w:sz="1" w:space="0" w:color="AAAAAA"/>
-              <w:left w:val="single" w:sz="1" w:space="0" w:color="AAAAAA"/>
-              <w:bottom w:val="single" w:sz="1" w:space="0" w:color="AAAAAA"/>
-              <w:right w:val="single" w:sz="1" w:space="0" w:color="AAAAAA"/>
+              <w:top w:val="single" w:color="AAAAAA" w:sz="1" w:space="0"/>
+              <w:left w:val="single" w:color="AAAAAA" w:sz="1" w:space="0"/>
+              <w:bottom w:val="single" w:color="AAAAAA" w:sz="1" w:space="0"/>
+              <w:right w:val="single" w:color="AAAAAA" w:sz="1" w:space="0"/>
             </w:tcBorders>
             <w:shd w:val="clear" w:color="auto" w:fill="FFFFFF"/>
             <w:tcMar>
@@ -2620,10 +2658,10 @@
           <w:tcPr>
             <w:tcW w:w="1400" w:type="dxa"/>
             <w:tcBorders>
-              <w:top w:val="single" w:sz="1" w:space="0" w:color="AAAAAA"/>
-              <w:left w:val="single" w:sz="1" w:space="0" w:color="AAAAAA"/>
-              <w:bottom w:val="single" w:sz="1" w:space="0" w:color="AAAAAA"/>
-              <w:right w:val="single" w:sz="1" w:space="0" w:color="AAAAAA"/>
+              <w:top w:val="single" w:color="AAAAAA" w:sz="1" w:space="0"/>
+              <w:left w:val="single" w:color="AAAAAA" w:sz="1" w:space="0"/>
+              <w:bottom w:val="single" w:color="AAAAAA" w:sz="1" w:space="0"/>
+              <w:right w:val="single" w:color="AAAAAA" w:sz="1" w:space="0"/>
             </w:tcBorders>
             <w:shd w:val="clear" w:color="auto" w:fill="FFFFFF"/>
             <w:tcMar>
@@ -2651,10 +2689,10 @@
           <w:tcPr>
             <w:tcW w:w="1600" w:type="dxa"/>
             <w:tcBorders>
-              <w:top w:val="single" w:sz="1" w:space="0" w:color="AAAAAA"/>
-              <w:left w:val="single" w:sz="1" w:space="0" w:color="AAAAAA"/>
-              <w:bottom w:val="single" w:sz="1" w:space="0" w:color="AAAAAA"/>
-              <w:right w:val="single" w:sz="1" w:space="0" w:color="AAAAAA"/>
+              <w:top w:val="single" w:color="AAAAAA" w:sz="1" w:space="0"/>
+              <w:left w:val="single" w:color="AAAAAA" w:sz="1" w:space="0"/>
+              <w:bottom w:val="single" w:color="AAAAAA" w:sz="1" w:space="0"/>
+              <w:right w:val="single" w:color="AAAAAA" w:sz="1" w:space="0"/>
             </w:tcBorders>
             <w:shd w:val="clear" w:color="auto" w:fill="FFFFFF"/>
             <w:tcMar>
@@ -2680,10 +2718,10 @@
           <w:tcPr>
             <w:tcW w:w="4760" w:type="dxa"/>
             <w:tcBorders>
-              <w:top w:val="single" w:sz="1" w:space="0" w:color="AAAAAA"/>
-              <w:left w:val="single" w:sz="1" w:space="0" w:color="AAAAAA"/>
-              <w:bottom w:val="single" w:sz="1" w:space="0" w:color="AAAAAA"/>
-              <w:right w:val="single" w:sz="1" w:space="0" w:color="AAAAAA"/>
+              <w:top w:val="single" w:color="AAAAAA" w:sz="1" w:space="0"/>
+              <w:left w:val="single" w:color="AAAAAA" w:sz="1" w:space="0"/>
+              <w:bottom w:val="single" w:color="AAAAAA" w:sz="1" w:space="0"/>
+              <w:right w:val="single" w:color="AAAAAA" w:sz="1" w:space="0"/>
             </w:tcBorders>
             <w:shd w:val="clear" w:color="auto" w:fill="FFFFFF"/>
             <w:tcMar>
@@ -2711,10 +2749,10 @@
           <w:tcPr>
             <w:tcW w:w="600" w:type="dxa"/>
             <w:tcBorders>
-              <w:top w:val="single" w:sz="1" w:space="0" w:color="AAAAAA"/>
-              <w:left w:val="single" w:sz="1" w:space="0" w:color="AAAAAA"/>
-              <w:bottom w:val="single" w:sz="1" w:space="0" w:color="AAAAAA"/>
-              <w:right w:val="single" w:sz="1" w:space="0" w:color="AAAAAA"/>
+              <w:top w:val="single" w:color="AAAAAA" w:sz="1" w:space="0"/>
+              <w:left w:val="single" w:color="AAAAAA" w:sz="1" w:space="0"/>
+              <w:bottom w:val="single" w:color="AAAAAA" w:sz="1" w:space="0"/>
+              <w:right w:val="single" w:color="AAAAAA" w:sz="1" w:space="0"/>
             </w:tcBorders>
             <w:shd w:val="clear" w:color="auto" w:fill="EBF3FA"/>
             <w:tcMar>
@@ -2745,10 +2783,10 @@
           <w:tcPr>
             <w:tcW w:w="1400" w:type="dxa"/>
             <w:tcBorders>
-              <w:top w:val="single" w:sz="1" w:space="0" w:color="AAAAAA"/>
-              <w:left w:val="single" w:sz="1" w:space="0" w:color="AAAAAA"/>
-              <w:bottom w:val="single" w:sz="1" w:space="0" w:color="AAAAAA"/>
-              <w:right w:val="single" w:sz="1" w:space="0" w:color="AAAAAA"/>
+              <w:top w:val="single" w:color="AAAAAA" w:sz="1" w:space="0"/>
+              <w:left w:val="single" w:color="AAAAAA" w:sz="1" w:space="0"/>
+              <w:bottom w:val="single" w:color="AAAAAA" w:sz="1" w:space="0"/>
+              <w:right w:val="single" w:color="AAAAAA" w:sz="1" w:space="0"/>
             </w:tcBorders>
             <w:shd w:val="clear" w:color="auto" w:fill="EBF3FA"/>
             <w:tcMar>
@@ -2776,10 +2814,10 @@
           <w:tcPr>
             <w:tcW w:w="1600" w:type="dxa"/>
             <w:tcBorders>
-              <w:top w:val="single" w:sz="1" w:space="0" w:color="AAAAAA"/>
-              <w:left w:val="single" w:sz="1" w:space="0" w:color="AAAAAA"/>
-              <w:bottom w:val="single" w:sz="1" w:space="0" w:color="AAAAAA"/>
-              <w:right w:val="single" w:sz="1" w:space="0" w:color="AAAAAA"/>
+              <w:top w:val="single" w:color="AAAAAA" w:sz="1" w:space="0"/>
+              <w:left w:val="single" w:color="AAAAAA" w:sz="1" w:space="0"/>
+              <w:bottom w:val="single" w:color="AAAAAA" w:sz="1" w:space="0"/>
+              <w:right w:val="single" w:color="AAAAAA" w:sz="1" w:space="0"/>
             </w:tcBorders>
             <w:shd w:val="clear" w:color="auto" w:fill="EBF3FA"/>
             <w:tcMar>
@@ -2805,10 +2843,10 @@
           <w:tcPr>
             <w:tcW w:w="4760" w:type="dxa"/>
             <w:tcBorders>
-              <w:top w:val="single" w:sz="1" w:space="0" w:color="AAAAAA"/>
-              <w:left w:val="single" w:sz="1" w:space="0" w:color="AAAAAA"/>
-              <w:bottom w:val="single" w:sz="1" w:space="0" w:color="AAAAAA"/>
-              <w:right w:val="single" w:sz="1" w:space="0" w:color="AAAAAA"/>
+              <w:top w:val="single" w:color="AAAAAA" w:sz="1" w:space="0"/>
+              <w:left w:val="single" w:color="AAAAAA" w:sz="1" w:space="0"/>
+              <w:bottom w:val="single" w:color="AAAAAA" w:sz="1" w:space="0"/>
+              <w:right w:val="single" w:color="AAAAAA" w:sz="1" w:space="0"/>
             </w:tcBorders>
             <w:shd w:val="clear" w:color="auto" w:fill="EBF3FA"/>
             <w:tcMar>
@@ -2836,10 +2874,10 @@
           <w:tcPr>
             <w:tcW w:w="600" w:type="dxa"/>
             <w:tcBorders>
-              <w:top w:val="single" w:sz="1" w:space="0" w:color="AAAAAA"/>
-              <w:left w:val="single" w:sz="1" w:space="0" w:color="AAAAAA"/>
-              <w:bottom w:val="single" w:sz="1" w:space="0" w:color="AAAAAA"/>
-              <w:right w:val="single" w:sz="1" w:space="0" w:color="AAAAAA"/>
+              <w:top w:val="single" w:color="AAAAAA" w:sz="1" w:space="0"/>
+              <w:left w:val="single" w:color="AAAAAA" w:sz="1" w:space="0"/>
+              <w:bottom w:val="single" w:color="AAAAAA" w:sz="1" w:space="0"/>
+              <w:right w:val="single" w:color="AAAAAA" w:sz="1" w:space="0"/>
             </w:tcBorders>
             <w:shd w:val="clear" w:color="auto" w:fill="FFFFFF"/>
             <w:tcMar>
@@ -2870,10 +2908,10 @@
           <w:tcPr>
             <w:tcW w:w="1400" w:type="dxa"/>
             <w:tcBorders>
-              <w:top w:val="single" w:sz="1" w:space="0" w:color="AAAAAA"/>
-              <w:left w:val="single" w:sz="1" w:space="0" w:color="AAAAAA"/>
-              <w:bottom w:val="single" w:sz="1" w:space="0" w:color="AAAAAA"/>
-              <w:right w:val="single" w:sz="1" w:space="0" w:color="AAAAAA"/>
+              <w:top w:val="single" w:color="AAAAAA" w:sz="1" w:space="0"/>
+              <w:left w:val="single" w:color="AAAAAA" w:sz="1" w:space="0"/>
+              <w:bottom w:val="single" w:color="AAAAAA" w:sz="1" w:space="0"/>
+              <w:right w:val="single" w:color="AAAAAA" w:sz="1" w:space="0"/>
             </w:tcBorders>
             <w:shd w:val="clear" w:color="auto" w:fill="FFFFFF"/>
             <w:tcMar>
@@ -2901,10 +2939,10 @@
           <w:tcPr>
             <w:tcW w:w="1600" w:type="dxa"/>
             <w:tcBorders>
-              <w:top w:val="single" w:sz="1" w:space="0" w:color="AAAAAA"/>
-              <w:left w:val="single" w:sz="1" w:space="0" w:color="AAAAAA"/>
-              <w:bottom w:val="single" w:sz="1" w:space="0" w:color="AAAAAA"/>
-              <w:right w:val="single" w:sz="1" w:space="0" w:color="AAAAAA"/>
+              <w:top w:val="single" w:color="AAAAAA" w:sz="1" w:space="0"/>
+              <w:left w:val="single" w:color="AAAAAA" w:sz="1" w:space="0"/>
+              <w:bottom w:val="single" w:color="AAAAAA" w:sz="1" w:space="0"/>
+              <w:right w:val="single" w:color="AAAAAA" w:sz="1" w:space="0"/>
             </w:tcBorders>
             <w:shd w:val="clear" w:color="auto" w:fill="FFFFFF"/>
             <w:tcMar>
@@ -2930,10 +2968,10 @@
           <w:tcPr>
             <w:tcW w:w="4760" w:type="dxa"/>
             <w:tcBorders>
-              <w:top w:val="single" w:sz="1" w:space="0" w:color="AAAAAA"/>
-              <w:left w:val="single" w:sz="1" w:space="0" w:color="AAAAAA"/>
-              <w:bottom w:val="single" w:sz="1" w:space="0" w:color="AAAAAA"/>
-              <w:right w:val="single" w:sz="1" w:space="0" w:color="AAAAAA"/>
+              <w:top w:val="single" w:color="AAAAAA" w:sz="1" w:space="0"/>
+              <w:left w:val="single" w:color="AAAAAA" w:sz="1" w:space="0"/>
+              <w:bottom w:val="single" w:color="AAAAAA" w:sz="1" w:space="0"/>
+              <w:right w:val="single" w:color="AAAAAA" w:sz="1" w:space="0"/>
             </w:tcBorders>
             <w:shd w:val="clear" w:color="auto" w:fill="FFFFFF"/>
             <w:tcMar>
@@ -2961,10 +2999,10 @@
           <w:tcPr>
             <w:tcW w:w="600" w:type="dxa"/>
             <w:tcBorders>
-              <w:top w:val="single" w:sz="1" w:space="0" w:color="AAAAAA"/>
-              <w:left w:val="single" w:sz="1" w:space="0" w:color="AAAAAA"/>
-              <w:bottom w:val="single" w:sz="1" w:space="0" w:color="AAAAAA"/>
-              <w:right w:val="single" w:sz="1" w:space="0" w:color="AAAAAA"/>
+              <w:top w:val="single" w:color="AAAAAA" w:sz="1" w:space="0"/>
+              <w:left w:val="single" w:color="AAAAAA" w:sz="1" w:space="0"/>
+              <w:bottom w:val="single" w:color="AAAAAA" w:sz="1" w:space="0"/>
+              <w:right w:val="single" w:color="AAAAAA" w:sz="1" w:space="0"/>
             </w:tcBorders>
             <w:shd w:val="clear" w:color="auto" w:fill="EBF3FA"/>
             <w:tcMar>
@@ -2995,10 +3033,10 @@
           <w:tcPr>
             <w:tcW w:w="1400" w:type="dxa"/>
             <w:tcBorders>
-              <w:top w:val="single" w:sz="1" w:space="0" w:color="AAAAAA"/>
-              <w:left w:val="single" w:sz="1" w:space="0" w:color="AAAAAA"/>
-              <w:bottom w:val="single" w:sz="1" w:space="0" w:color="AAAAAA"/>
-              <w:right w:val="single" w:sz="1" w:space="0" w:color="AAAAAA"/>
+              <w:top w:val="single" w:color="AAAAAA" w:sz="1" w:space="0"/>
+              <w:left w:val="single" w:color="AAAAAA" w:sz="1" w:space="0"/>
+              <w:bottom w:val="single" w:color="AAAAAA" w:sz="1" w:space="0"/>
+              <w:right w:val="single" w:color="AAAAAA" w:sz="1" w:space="0"/>
             </w:tcBorders>
             <w:shd w:val="clear" w:color="auto" w:fill="EBF3FA"/>
             <w:tcMar>
@@ -3026,10 +3064,10 @@
           <w:tcPr>
             <w:tcW w:w="1600" w:type="dxa"/>
             <w:tcBorders>
-              <w:top w:val="single" w:sz="1" w:space="0" w:color="AAAAAA"/>
-              <w:left w:val="single" w:sz="1" w:space="0" w:color="AAAAAA"/>
-              <w:bottom w:val="single" w:sz="1" w:space="0" w:color="AAAAAA"/>
-              <w:right w:val="single" w:sz="1" w:space="0" w:color="AAAAAA"/>
+              <w:top w:val="single" w:color="AAAAAA" w:sz="1" w:space="0"/>
+              <w:left w:val="single" w:color="AAAAAA" w:sz="1" w:space="0"/>
+              <w:bottom w:val="single" w:color="AAAAAA" w:sz="1" w:space="0"/>
+              <w:right w:val="single" w:color="AAAAAA" w:sz="1" w:space="0"/>
             </w:tcBorders>
             <w:shd w:val="clear" w:color="auto" w:fill="EBF3FA"/>
             <w:tcMar>
@@ -3055,10 +3093,10 @@
           <w:tcPr>
             <w:tcW w:w="4760" w:type="dxa"/>
             <w:tcBorders>
-              <w:top w:val="single" w:sz="1" w:space="0" w:color="AAAAAA"/>
-              <w:left w:val="single" w:sz="1" w:space="0" w:color="AAAAAA"/>
-              <w:bottom w:val="single" w:sz="1" w:space="0" w:color="AAAAAA"/>
-              <w:right w:val="single" w:sz="1" w:space="0" w:color="AAAAAA"/>
+              <w:top w:val="single" w:color="AAAAAA" w:sz="1" w:space="0"/>
+              <w:left w:val="single" w:color="AAAAAA" w:sz="1" w:space="0"/>
+              <w:bottom w:val="single" w:color="AAAAAA" w:sz="1" w:space="0"/>
+              <w:right w:val="single" w:color="AAAAAA" w:sz="1" w:space="0"/>
             </w:tcBorders>
             <w:shd w:val="clear" w:color="auto" w:fill="EBF3FA"/>
             <w:tcMar>
@@ -3107,12 +3145,12 @@
       <w:tblPr>
         <w:tblW w:w="9360" w:type="dxa"/>
         <w:tblBorders>
-          <w:top w:val="single" w:sz="4" w:space="0" w:color="auto"/>
-          <w:left w:val="single" w:sz="4" w:space="0" w:color="auto"/>
-          <w:bottom w:val="single" w:sz="4" w:space="0" w:color="auto"/>
-          <w:right w:val="single" w:sz="4" w:space="0" w:color="auto"/>
-          <w:insideH w:val="single" w:sz="4" w:space="0" w:color="auto"/>
-          <w:insideV w:val="single" w:sz="4" w:space="0" w:color="auto"/>
+          <w:top w:val="single" w:color="auto" w:sz="4" w:space="0"/>
+          <w:left w:val="single" w:color="auto" w:sz="4" w:space="0"/>
+          <w:bottom w:val="single" w:color="auto" w:sz="4" w:space="0"/>
+          <w:right w:val="single" w:color="auto" w:sz="4" w:space="0"/>
+          <w:insideH w:val="single" w:color="auto" w:sz="4" w:space="0"/>
+          <w:insideV w:val="single" w:color="auto" w:sz="4" w:space="0"/>
         </w:tblBorders>
         <w:tblCellMar>
           <w:left w:w="10" w:type="dxa"/>
@@ -3132,10 +3170,10 @@
           <w:tcPr>
             <w:tcW w:w="600" w:type="dxa"/>
             <w:tcBorders>
-              <w:top w:val="single" w:sz="1" w:space="0" w:color="AAAAAA"/>
-              <w:left w:val="single" w:sz="1" w:space="0" w:color="AAAAAA"/>
-              <w:bottom w:val="single" w:sz="1" w:space="0" w:color="AAAAAA"/>
-              <w:right w:val="single" w:sz="1" w:space="0" w:color="AAAAAA"/>
+              <w:top w:val="single" w:color="AAAAAA" w:sz="1" w:space="0"/>
+              <w:left w:val="single" w:color="AAAAAA" w:sz="1" w:space="0"/>
+              <w:bottom w:val="single" w:color="AAAAAA" w:sz="1" w:space="0"/>
+              <w:right w:val="single" w:color="AAAAAA" w:sz="1" w:space="0"/>
             </w:tcBorders>
             <w:shd w:val="clear" w:color="auto" w:fill="1F3864"/>
             <w:tcMar>
@@ -3166,10 +3204,10 @@
           <w:tcPr>
             <w:tcW w:w="2000" w:type="dxa"/>
             <w:tcBorders>
-              <w:top w:val="single" w:sz="1" w:space="0" w:color="AAAAAA"/>
-              <w:left w:val="single" w:sz="1" w:space="0" w:color="AAAAAA"/>
-              <w:bottom w:val="single" w:sz="1" w:space="0" w:color="AAAAAA"/>
-              <w:right w:val="single" w:sz="1" w:space="0" w:color="AAAAAA"/>
+              <w:top w:val="single" w:color="AAAAAA" w:sz="1" w:space="0"/>
+              <w:left w:val="single" w:color="AAAAAA" w:sz="1" w:space="0"/>
+              <w:bottom w:val="single" w:color="AAAAAA" w:sz="1" w:space="0"/>
+              <w:right w:val="single" w:color="AAAAAA" w:sz="1" w:space="0"/>
             </w:tcBorders>
             <w:shd w:val="clear" w:color="auto" w:fill="1F3864"/>
             <w:tcMar>
@@ -3200,10 +3238,10 @@
           <w:tcPr>
             <w:tcW w:w="1500" w:type="dxa"/>
             <w:tcBorders>
-              <w:top w:val="single" w:sz="1" w:space="0" w:color="AAAAAA"/>
-              <w:left w:val="single" w:sz="1" w:space="0" w:color="AAAAAA"/>
-              <w:bottom w:val="single" w:sz="1" w:space="0" w:color="AAAAAA"/>
-              <w:right w:val="single" w:sz="1" w:space="0" w:color="AAAAAA"/>
+              <w:top w:val="single" w:color="AAAAAA" w:sz="1" w:space="0"/>
+              <w:left w:val="single" w:color="AAAAAA" w:sz="1" w:space="0"/>
+              <w:bottom w:val="single" w:color="AAAAAA" w:sz="1" w:space="0"/>
+              <w:right w:val="single" w:color="AAAAAA" w:sz="1" w:space="0"/>
             </w:tcBorders>
             <w:shd w:val="clear" w:color="auto" w:fill="1F3864"/>
             <w:tcMar>
@@ -3234,10 +3272,10 @@
           <w:tcPr>
             <w:tcW w:w="1500" w:type="dxa"/>
             <w:tcBorders>
-              <w:top w:val="single" w:sz="1" w:space="0" w:color="AAAAAA"/>
-              <w:left w:val="single" w:sz="1" w:space="0" w:color="AAAAAA"/>
-              <w:bottom w:val="single" w:sz="1" w:space="0" w:color="AAAAAA"/>
-              <w:right w:val="single" w:sz="1" w:space="0" w:color="AAAAAA"/>
+              <w:top w:val="single" w:color="AAAAAA" w:sz="1" w:space="0"/>
+              <w:left w:val="single" w:color="AAAAAA" w:sz="1" w:space="0"/>
+              <w:bottom w:val="single" w:color="AAAAAA" w:sz="1" w:space="0"/>
+              <w:right w:val="single" w:color="AAAAAA" w:sz="1" w:space="0"/>
             </w:tcBorders>
             <w:shd w:val="clear" w:color="auto" w:fill="1F3864"/>
             <w:tcMar>
@@ -3268,10 +3306,10 @@
           <w:tcPr>
             <w:tcW w:w="3760" w:type="dxa"/>
             <w:tcBorders>
-              <w:top w:val="single" w:sz="1" w:space="0" w:color="AAAAAA"/>
-              <w:left w:val="single" w:sz="1" w:space="0" w:color="AAAAAA"/>
-              <w:bottom w:val="single" w:sz="1" w:space="0" w:color="AAAAAA"/>
-              <w:right w:val="single" w:sz="1" w:space="0" w:color="AAAAAA"/>
+              <w:top w:val="single" w:color="AAAAAA" w:sz="1" w:space="0"/>
+              <w:left w:val="single" w:color="AAAAAA" w:sz="1" w:space="0"/>
+              <w:bottom w:val="single" w:color="AAAAAA" w:sz="1" w:space="0"/>
+              <w:right w:val="single" w:color="AAAAAA" w:sz="1" w:space="0"/>
             </w:tcBorders>
             <w:shd w:val="clear" w:color="auto" w:fill="1F3864"/>
             <w:tcMar>
@@ -3304,10 +3342,10 @@
           <w:tcPr>
             <w:tcW w:w="600" w:type="dxa"/>
             <w:tcBorders>
-              <w:top w:val="single" w:sz="1" w:space="0" w:color="AAAAAA"/>
-              <w:left w:val="single" w:sz="1" w:space="0" w:color="AAAAAA"/>
-              <w:bottom w:val="single" w:sz="1" w:space="0" w:color="AAAAAA"/>
-              <w:right w:val="single" w:sz="1" w:space="0" w:color="AAAAAA"/>
+              <w:top w:val="single" w:color="AAAAAA" w:sz="1" w:space="0"/>
+              <w:left w:val="single" w:color="AAAAAA" w:sz="1" w:space="0"/>
+              <w:bottom w:val="single" w:color="AAAAAA" w:sz="1" w:space="0"/>
+              <w:right w:val="single" w:color="AAAAAA" w:sz="1" w:space="0"/>
             </w:tcBorders>
             <w:shd w:val="clear" w:color="auto" w:fill="EBF3FA"/>
             <w:tcMar>
@@ -3330,7 +3368,6 @@
                 <w:sz w:val="20"/>
                 <w:szCs w:val="20"/>
               </w:rPr>
-              <w:lastRenderedPageBreak/>
               <w:t>1</w:t>
             </w:r>
           </w:p>
@@ -3339,10 +3376,10 @@
           <w:tcPr>
             <w:tcW w:w="2000" w:type="dxa"/>
             <w:tcBorders>
-              <w:top w:val="single" w:sz="1" w:space="0" w:color="AAAAAA"/>
-              <w:left w:val="single" w:sz="1" w:space="0" w:color="AAAAAA"/>
-              <w:bottom w:val="single" w:sz="1" w:space="0" w:color="AAAAAA"/>
-              <w:right w:val="single" w:sz="1" w:space="0" w:color="AAAAAA"/>
+              <w:top w:val="single" w:color="AAAAAA" w:sz="1" w:space="0"/>
+              <w:left w:val="single" w:color="AAAAAA" w:sz="1" w:space="0"/>
+              <w:bottom w:val="single" w:color="AAAAAA" w:sz="1" w:space="0"/>
+              <w:right w:val="single" w:color="AAAAAA" w:sz="1" w:space="0"/>
             </w:tcBorders>
             <w:shd w:val="clear" w:color="auto" w:fill="EBF3FA"/>
             <w:tcMar>
@@ -3370,10 +3407,10 @@
           <w:tcPr>
             <w:tcW w:w="1500" w:type="dxa"/>
             <w:tcBorders>
-              <w:top w:val="single" w:sz="1" w:space="0" w:color="AAAAAA"/>
-              <w:left w:val="single" w:sz="1" w:space="0" w:color="AAAAAA"/>
-              <w:bottom w:val="single" w:sz="1" w:space="0" w:color="AAAAAA"/>
-              <w:right w:val="single" w:sz="1" w:space="0" w:color="AAAAAA"/>
+              <w:top w:val="single" w:color="AAAAAA" w:sz="1" w:space="0"/>
+              <w:left w:val="single" w:color="AAAAAA" w:sz="1" w:space="0"/>
+              <w:bottom w:val="single" w:color="AAAAAA" w:sz="1" w:space="0"/>
+              <w:right w:val="single" w:color="AAAAAA" w:sz="1" w:space="0"/>
             </w:tcBorders>
             <w:shd w:val="clear" w:color="auto" w:fill="EBF3FA"/>
             <w:tcMar>
@@ -3399,10 +3436,10 @@
           <w:tcPr>
             <w:tcW w:w="1500" w:type="dxa"/>
             <w:tcBorders>
-              <w:top w:val="single" w:sz="1" w:space="0" w:color="AAAAAA"/>
-              <w:left w:val="single" w:sz="1" w:space="0" w:color="AAAAAA"/>
-              <w:bottom w:val="single" w:sz="1" w:space="0" w:color="AAAAAA"/>
-              <w:right w:val="single" w:sz="1" w:space="0" w:color="AAAAAA"/>
+              <w:top w:val="single" w:color="AAAAAA" w:sz="1" w:space="0"/>
+              <w:left w:val="single" w:color="AAAAAA" w:sz="1" w:space="0"/>
+              <w:bottom w:val="single" w:color="AAAAAA" w:sz="1" w:space="0"/>
+              <w:right w:val="single" w:color="AAAAAA" w:sz="1" w:space="0"/>
             </w:tcBorders>
             <w:shd w:val="clear" w:color="auto" w:fill="EBF3FA"/>
             <w:tcMar>
@@ -3428,10 +3465,10 @@
           <w:tcPr>
             <w:tcW w:w="3760" w:type="dxa"/>
             <w:tcBorders>
-              <w:top w:val="single" w:sz="1" w:space="0" w:color="AAAAAA"/>
-              <w:left w:val="single" w:sz="1" w:space="0" w:color="AAAAAA"/>
-              <w:bottom w:val="single" w:sz="1" w:space="0" w:color="AAAAAA"/>
-              <w:right w:val="single" w:sz="1" w:space="0" w:color="AAAAAA"/>
+              <w:top w:val="single" w:color="AAAAAA" w:sz="1" w:space="0"/>
+              <w:left w:val="single" w:color="AAAAAA" w:sz="1" w:space="0"/>
+              <w:bottom w:val="single" w:color="AAAAAA" w:sz="1" w:space="0"/>
+              <w:right w:val="single" w:color="AAAAAA" w:sz="1" w:space="0"/>
             </w:tcBorders>
             <w:shd w:val="clear" w:color="auto" w:fill="EBF3FA"/>
             <w:tcMar>
@@ -3475,10 +3512,10 @@
           <w:tcPr>
             <w:tcW w:w="600" w:type="dxa"/>
             <w:tcBorders>
-              <w:top w:val="single" w:sz="1" w:space="0" w:color="AAAAAA"/>
-              <w:left w:val="single" w:sz="1" w:space="0" w:color="AAAAAA"/>
-              <w:bottom w:val="single" w:sz="1" w:space="0" w:color="AAAAAA"/>
-              <w:right w:val="single" w:sz="1" w:space="0" w:color="AAAAAA"/>
+              <w:top w:val="single" w:color="AAAAAA" w:sz="1" w:space="0"/>
+              <w:left w:val="single" w:color="AAAAAA" w:sz="1" w:space="0"/>
+              <w:bottom w:val="single" w:color="AAAAAA" w:sz="1" w:space="0"/>
+              <w:right w:val="single" w:color="AAAAAA" w:sz="1" w:space="0"/>
             </w:tcBorders>
             <w:shd w:val="clear" w:color="auto" w:fill="FFFFFF"/>
             <w:tcMar>
@@ -3509,10 +3546,10 @@
           <w:tcPr>
             <w:tcW w:w="2000" w:type="dxa"/>
             <w:tcBorders>
-              <w:top w:val="single" w:sz="1" w:space="0" w:color="AAAAAA"/>
-              <w:left w:val="single" w:sz="1" w:space="0" w:color="AAAAAA"/>
-              <w:bottom w:val="single" w:sz="1" w:space="0" w:color="AAAAAA"/>
-              <w:right w:val="single" w:sz="1" w:space="0" w:color="AAAAAA"/>
+              <w:top w:val="single" w:color="AAAAAA" w:sz="1" w:space="0"/>
+              <w:left w:val="single" w:color="AAAAAA" w:sz="1" w:space="0"/>
+              <w:bottom w:val="single" w:color="AAAAAA" w:sz="1" w:space="0"/>
+              <w:right w:val="single" w:color="AAAAAA" w:sz="1" w:space="0"/>
             </w:tcBorders>
             <w:shd w:val="clear" w:color="auto" w:fill="FFFFFF"/>
             <w:tcMar>
@@ -3540,10 +3577,10 @@
           <w:tcPr>
             <w:tcW w:w="1500" w:type="dxa"/>
             <w:tcBorders>
-              <w:top w:val="single" w:sz="1" w:space="0" w:color="AAAAAA"/>
-              <w:left w:val="single" w:sz="1" w:space="0" w:color="AAAAAA"/>
-              <w:bottom w:val="single" w:sz="1" w:space="0" w:color="AAAAAA"/>
-              <w:right w:val="single" w:sz="1" w:space="0" w:color="AAAAAA"/>
+              <w:top w:val="single" w:color="AAAAAA" w:sz="1" w:space="0"/>
+              <w:left w:val="single" w:color="AAAAAA" w:sz="1" w:space="0"/>
+              <w:bottom w:val="single" w:color="AAAAAA" w:sz="1" w:space="0"/>
+              <w:right w:val="single" w:color="AAAAAA" w:sz="1" w:space="0"/>
             </w:tcBorders>
             <w:shd w:val="clear" w:color="auto" w:fill="FFFFFF"/>
             <w:tcMar>
@@ -3569,10 +3606,10 @@
           <w:tcPr>
             <w:tcW w:w="1500" w:type="dxa"/>
             <w:tcBorders>
-              <w:top w:val="single" w:sz="1" w:space="0" w:color="AAAAAA"/>
-              <w:left w:val="single" w:sz="1" w:space="0" w:color="AAAAAA"/>
-              <w:bottom w:val="single" w:sz="1" w:space="0" w:color="AAAAAA"/>
-              <w:right w:val="single" w:sz="1" w:space="0" w:color="AAAAAA"/>
+              <w:top w:val="single" w:color="AAAAAA" w:sz="1" w:space="0"/>
+              <w:left w:val="single" w:color="AAAAAA" w:sz="1" w:space="0"/>
+              <w:bottom w:val="single" w:color="AAAAAA" w:sz="1" w:space="0"/>
+              <w:right w:val="single" w:color="AAAAAA" w:sz="1" w:space="0"/>
             </w:tcBorders>
             <w:shd w:val="clear" w:color="auto" w:fill="FFFFFF"/>
             <w:tcMar>
@@ -3598,10 +3635,10 @@
           <w:tcPr>
             <w:tcW w:w="3760" w:type="dxa"/>
             <w:tcBorders>
-              <w:top w:val="single" w:sz="1" w:space="0" w:color="AAAAAA"/>
-              <w:left w:val="single" w:sz="1" w:space="0" w:color="AAAAAA"/>
-              <w:bottom w:val="single" w:sz="1" w:space="0" w:color="AAAAAA"/>
-              <w:right w:val="single" w:sz="1" w:space="0" w:color="AAAAAA"/>
+              <w:top w:val="single" w:color="AAAAAA" w:sz="1" w:space="0"/>
+              <w:left w:val="single" w:color="AAAAAA" w:sz="1" w:space="0"/>
+              <w:bottom w:val="single" w:color="AAAAAA" w:sz="1" w:space="0"/>
+              <w:right w:val="single" w:color="AAAAAA" w:sz="1" w:space="0"/>
             </w:tcBorders>
             <w:shd w:val="clear" w:color="auto" w:fill="FFFFFF"/>
             <w:tcMar>
@@ -3629,10 +3666,10 @@
           <w:tcPr>
             <w:tcW w:w="600" w:type="dxa"/>
             <w:tcBorders>
-              <w:top w:val="single" w:sz="1" w:space="0" w:color="AAAAAA"/>
-              <w:left w:val="single" w:sz="1" w:space="0" w:color="AAAAAA"/>
-              <w:bottom w:val="single" w:sz="1" w:space="0" w:color="AAAAAA"/>
-              <w:right w:val="single" w:sz="1" w:space="0" w:color="AAAAAA"/>
+              <w:top w:val="single" w:color="AAAAAA" w:sz="1" w:space="0"/>
+              <w:left w:val="single" w:color="AAAAAA" w:sz="1" w:space="0"/>
+              <w:bottom w:val="single" w:color="AAAAAA" w:sz="1" w:space="0"/>
+              <w:right w:val="single" w:color="AAAAAA" w:sz="1" w:space="0"/>
             </w:tcBorders>
             <w:shd w:val="clear" w:color="auto" w:fill="EBF3FA"/>
             <w:tcMar>
@@ -3663,10 +3700,10 @@
           <w:tcPr>
             <w:tcW w:w="2000" w:type="dxa"/>
             <w:tcBorders>
-              <w:top w:val="single" w:sz="1" w:space="0" w:color="AAAAAA"/>
-              <w:left w:val="single" w:sz="1" w:space="0" w:color="AAAAAA"/>
-              <w:bottom w:val="single" w:sz="1" w:space="0" w:color="AAAAAA"/>
-              <w:right w:val="single" w:sz="1" w:space="0" w:color="AAAAAA"/>
+              <w:top w:val="single" w:color="AAAAAA" w:sz="1" w:space="0"/>
+              <w:left w:val="single" w:color="AAAAAA" w:sz="1" w:space="0"/>
+              <w:bottom w:val="single" w:color="AAAAAA" w:sz="1" w:space="0"/>
+              <w:right w:val="single" w:color="AAAAAA" w:sz="1" w:space="0"/>
             </w:tcBorders>
             <w:shd w:val="clear" w:color="auto" w:fill="EBF3FA"/>
             <w:tcMar>
@@ -3694,10 +3731,10 @@
           <w:tcPr>
             <w:tcW w:w="1500" w:type="dxa"/>
             <w:tcBorders>
-              <w:top w:val="single" w:sz="1" w:space="0" w:color="AAAAAA"/>
-              <w:left w:val="single" w:sz="1" w:space="0" w:color="AAAAAA"/>
-              <w:bottom w:val="single" w:sz="1" w:space="0" w:color="AAAAAA"/>
-              <w:right w:val="single" w:sz="1" w:space="0" w:color="AAAAAA"/>
+              <w:top w:val="single" w:color="AAAAAA" w:sz="1" w:space="0"/>
+              <w:left w:val="single" w:color="AAAAAA" w:sz="1" w:space="0"/>
+              <w:bottom w:val="single" w:color="AAAAAA" w:sz="1" w:space="0"/>
+              <w:right w:val="single" w:color="AAAAAA" w:sz="1" w:space="0"/>
             </w:tcBorders>
             <w:shd w:val="clear" w:color="auto" w:fill="EBF3FA"/>
             <w:tcMar>
@@ -3723,10 +3760,10 @@
           <w:tcPr>
             <w:tcW w:w="1500" w:type="dxa"/>
             <w:tcBorders>
-              <w:top w:val="single" w:sz="1" w:space="0" w:color="AAAAAA"/>
-              <w:left w:val="single" w:sz="1" w:space="0" w:color="AAAAAA"/>
-              <w:bottom w:val="single" w:sz="1" w:space="0" w:color="AAAAAA"/>
-              <w:right w:val="single" w:sz="1" w:space="0" w:color="AAAAAA"/>
+              <w:top w:val="single" w:color="AAAAAA" w:sz="1" w:space="0"/>
+              <w:left w:val="single" w:color="AAAAAA" w:sz="1" w:space="0"/>
+              <w:bottom w:val="single" w:color="AAAAAA" w:sz="1" w:space="0"/>
+              <w:right w:val="single" w:color="AAAAAA" w:sz="1" w:space="0"/>
             </w:tcBorders>
             <w:shd w:val="clear" w:color="auto" w:fill="EBF3FA"/>
             <w:tcMar>
@@ -3752,10 +3789,10 @@
           <w:tcPr>
             <w:tcW w:w="3760" w:type="dxa"/>
             <w:tcBorders>
-              <w:top w:val="single" w:sz="1" w:space="0" w:color="AAAAAA"/>
-              <w:left w:val="single" w:sz="1" w:space="0" w:color="AAAAAA"/>
-              <w:bottom w:val="single" w:sz="1" w:space="0" w:color="AAAAAA"/>
-              <w:right w:val="single" w:sz="1" w:space="0" w:color="AAAAAA"/>
+              <w:top w:val="single" w:color="AAAAAA" w:sz="1" w:space="0"/>
+              <w:left w:val="single" w:color="AAAAAA" w:sz="1" w:space="0"/>
+              <w:bottom w:val="single" w:color="AAAAAA" w:sz="1" w:space="0"/>
+              <w:right w:val="single" w:color="AAAAAA" w:sz="1" w:space="0"/>
             </w:tcBorders>
             <w:shd w:val="clear" w:color="auto" w:fill="EBF3FA"/>
             <w:tcMar>
@@ -3799,10 +3836,10 @@
           <w:tcPr>
             <w:tcW w:w="600" w:type="dxa"/>
             <w:tcBorders>
-              <w:top w:val="single" w:sz="1" w:space="0" w:color="AAAAAA"/>
-              <w:left w:val="single" w:sz="1" w:space="0" w:color="AAAAAA"/>
-              <w:bottom w:val="single" w:sz="1" w:space="0" w:color="AAAAAA"/>
-              <w:right w:val="single" w:sz="1" w:space="0" w:color="AAAAAA"/>
+              <w:top w:val="single" w:color="AAAAAA" w:sz="1" w:space="0"/>
+              <w:left w:val="single" w:color="AAAAAA" w:sz="1" w:space="0"/>
+              <w:bottom w:val="single" w:color="AAAAAA" w:sz="1" w:space="0"/>
+              <w:right w:val="single" w:color="AAAAAA" w:sz="1" w:space="0"/>
             </w:tcBorders>
             <w:shd w:val="clear" w:color="auto" w:fill="FFFFFF"/>
             <w:tcMar>
@@ -3833,10 +3870,10 @@
           <w:tcPr>
             <w:tcW w:w="2000" w:type="dxa"/>
             <w:tcBorders>
-              <w:top w:val="single" w:sz="1" w:space="0" w:color="AAAAAA"/>
-              <w:left w:val="single" w:sz="1" w:space="0" w:color="AAAAAA"/>
-              <w:bottom w:val="single" w:sz="1" w:space="0" w:color="AAAAAA"/>
-              <w:right w:val="single" w:sz="1" w:space="0" w:color="AAAAAA"/>
+              <w:top w:val="single" w:color="AAAAAA" w:sz="1" w:space="0"/>
+              <w:left w:val="single" w:color="AAAAAA" w:sz="1" w:space="0"/>
+              <w:bottom w:val="single" w:color="AAAAAA" w:sz="1" w:space="0"/>
+              <w:right w:val="single" w:color="AAAAAA" w:sz="1" w:space="0"/>
             </w:tcBorders>
             <w:shd w:val="clear" w:color="auto" w:fill="FFFFFF"/>
             <w:tcMar>
@@ -3864,10 +3901,10 @@
           <w:tcPr>
             <w:tcW w:w="1500" w:type="dxa"/>
             <w:tcBorders>
-              <w:top w:val="single" w:sz="1" w:space="0" w:color="AAAAAA"/>
-              <w:left w:val="single" w:sz="1" w:space="0" w:color="AAAAAA"/>
-              <w:bottom w:val="single" w:sz="1" w:space="0" w:color="AAAAAA"/>
-              <w:right w:val="single" w:sz="1" w:space="0" w:color="AAAAAA"/>
+              <w:top w:val="single" w:color="AAAAAA" w:sz="1" w:space="0"/>
+              <w:left w:val="single" w:color="AAAAAA" w:sz="1" w:space="0"/>
+              <w:bottom w:val="single" w:color="AAAAAA" w:sz="1" w:space="0"/>
+              <w:right w:val="single" w:color="AAAAAA" w:sz="1" w:space="0"/>
             </w:tcBorders>
             <w:shd w:val="clear" w:color="auto" w:fill="FFFFFF"/>
             <w:tcMar>
@@ -3893,10 +3930,10 @@
           <w:tcPr>
             <w:tcW w:w="1500" w:type="dxa"/>
             <w:tcBorders>
-              <w:top w:val="single" w:sz="1" w:space="0" w:color="AAAAAA"/>
-              <w:left w:val="single" w:sz="1" w:space="0" w:color="AAAAAA"/>
-              <w:bottom w:val="single" w:sz="1" w:space="0" w:color="AAAAAA"/>
-              <w:right w:val="single" w:sz="1" w:space="0" w:color="AAAAAA"/>
+              <w:top w:val="single" w:color="AAAAAA" w:sz="1" w:space="0"/>
+              <w:left w:val="single" w:color="AAAAAA" w:sz="1" w:space="0"/>
+              <w:bottom w:val="single" w:color="AAAAAA" w:sz="1" w:space="0"/>
+              <w:right w:val="single" w:color="AAAAAA" w:sz="1" w:space="0"/>
             </w:tcBorders>
             <w:shd w:val="clear" w:color="auto" w:fill="FFFFFF"/>
             <w:tcMar>
@@ -3922,10 +3959,10 @@
           <w:tcPr>
             <w:tcW w:w="3760" w:type="dxa"/>
             <w:tcBorders>
-              <w:top w:val="single" w:sz="1" w:space="0" w:color="AAAAAA"/>
-              <w:left w:val="single" w:sz="1" w:space="0" w:color="AAAAAA"/>
-              <w:bottom w:val="single" w:sz="1" w:space="0" w:color="AAAAAA"/>
-              <w:right w:val="single" w:sz="1" w:space="0" w:color="AAAAAA"/>
+              <w:top w:val="single" w:color="AAAAAA" w:sz="1" w:space="0"/>
+              <w:left w:val="single" w:color="AAAAAA" w:sz="1" w:space="0"/>
+              <w:bottom w:val="single" w:color="AAAAAA" w:sz="1" w:space="0"/>
+              <w:right w:val="single" w:color="AAAAAA" w:sz="1" w:space="0"/>
             </w:tcBorders>
             <w:shd w:val="clear" w:color="auto" w:fill="FFFFFF"/>
             <w:tcMar>
@@ -3953,10 +3990,10 @@
           <w:tcPr>
             <w:tcW w:w="600" w:type="dxa"/>
             <w:tcBorders>
-              <w:top w:val="single" w:sz="1" w:space="0" w:color="AAAAAA"/>
-              <w:left w:val="single" w:sz="1" w:space="0" w:color="AAAAAA"/>
-              <w:bottom w:val="single" w:sz="1" w:space="0" w:color="AAAAAA"/>
-              <w:right w:val="single" w:sz="1" w:space="0" w:color="AAAAAA"/>
+              <w:top w:val="single" w:color="AAAAAA" w:sz="1" w:space="0"/>
+              <w:left w:val="single" w:color="AAAAAA" w:sz="1" w:space="0"/>
+              <w:bottom w:val="single" w:color="AAAAAA" w:sz="1" w:space="0"/>
+              <w:right w:val="single" w:color="AAAAAA" w:sz="1" w:space="0"/>
             </w:tcBorders>
             <w:shd w:val="clear" w:color="auto" w:fill="EBF3FA"/>
             <w:tcMar>
@@ -3987,10 +4024,10 @@
           <w:tcPr>
             <w:tcW w:w="2000" w:type="dxa"/>
             <w:tcBorders>
-              <w:top w:val="single" w:sz="1" w:space="0" w:color="AAAAAA"/>
-              <w:left w:val="single" w:sz="1" w:space="0" w:color="AAAAAA"/>
-              <w:bottom w:val="single" w:sz="1" w:space="0" w:color="AAAAAA"/>
-              <w:right w:val="single" w:sz="1" w:space="0" w:color="AAAAAA"/>
+              <w:top w:val="single" w:color="AAAAAA" w:sz="1" w:space="0"/>
+              <w:left w:val="single" w:color="AAAAAA" w:sz="1" w:space="0"/>
+              <w:bottom w:val="single" w:color="AAAAAA" w:sz="1" w:space="0"/>
+              <w:right w:val="single" w:color="AAAAAA" w:sz="1" w:space="0"/>
             </w:tcBorders>
             <w:shd w:val="clear" w:color="auto" w:fill="EBF3FA"/>
             <w:tcMar>
@@ -4018,10 +4055,10 @@
           <w:tcPr>
             <w:tcW w:w="1500" w:type="dxa"/>
             <w:tcBorders>
-              <w:top w:val="single" w:sz="1" w:space="0" w:color="AAAAAA"/>
-              <w:left w:val="single" w:sz="1" w:space="0" w:color="AAAAAA"/>
-              <w:bottom w:val="single" w:sz="1" w:space="0" w:color="AAAAAA"/>
-              <w:right w:val="single" w:sz="1" w:space="0" w:color="AAAAAA"/>
+              <w:top w:val="single" w:color="AAAAAA" w:sz="1" w:space="0"/>
+              <w:left w:val="single" w:color="AAAAAA" w:sz="1" w:space="0"/>
+              <w:bottom w:val="single" w:color="AAAAAA" w:sz="1" w:space="0"/>
+              <w:right w:val="single" w:color="AAAAAA" w:sz="1" w:space="0"/>
             </w:tcBorders>
             <w:shd w:val="clear" w:color="auto" w:fill="EBF3FA"/>
             <w:tcMar>
@@ -4047,10 +4084,10 @@
           <w:tcPr>
             <w:tcW w:w="1500" w:type="dxa"/>
             <w:tcBorders>
-              <w:top w:val="single" w:sz="1" w:space="0" w:color="AAAAAA"/>
-              <w:left w:val="single" w:sz="1" w:space="0" w:color="AAAAAA"/>
-              <w:bottom w:val="single" w:sz="1" w:space="0" w:color="AAAAAA"/>
-              <w:right w:val="single" w:sz="1" w:space="0" w:color="AAAAAA"/>
+              <w:top w:val="single" w:color="AAAAAA" w:sz="1" w:space="0"/>
+              <w:left w:val="single" w:color="AAAAAA" w:sz="1" w:space="0"/>
+              <w:bottom w:val="single" w:color="AAAAAA" w:sz="1" w:space="0"/>
+              <w:right w:val="single" w:color="AAAAAA" w:sz="1" w:space="0"/>
             </w:tcBorders>
             <w:shd w:val="clear" w:color="auto" w:fill="EBF3FA"/>
             <w:tcMar>
@@ -4076,10 +4113,10 @@
           <w:tcPr>
             <w:tcW w:w="3760" w:type="dxa"/>
             <w:tcBorders>
-              <w:top w:val="single" w:sz="1" w:space="0" w:color="AAAAAA"/>
-              <w:left w:val="single" w:sz="1" w:space="0" w:color="AAAAAA"/>
-              <w:bottom w:val="single" w:sz="1" w:space="0" w:color="AAAAAA"/>
-              <w:right w:val="single" w:sz="1" w:space="0" w:color="AAAAAA"/>
+              <w:top w:val="single" w:color="AAAAAA" w:sz="1" w:space="0"/>
+              <w:left w:val="single" w:color="AAAAAA" w:sz="1" w:space="0"/>
+              <w:bottom w:val="single" w:color="AAAAAA" w:sz="1" w:space="0"/>
+              <w:right w:val="single" w:color="AAAAAA" w:sz="1" w:space="0"/>
             </w:tcBorders>
             <w:shd w:val="clear" w:color="auto" w:fill="EBF3FA"/>
             <w:tcMar>
@@ -4123,10 +4160,10 @@
           <w:tcPr>
             <w:tcW w:w="600" w:type="dxa"/>
             <w:tcBorders>
-              <w:top w:val="single" w:sz="1" w:space="0" w:color="AAAAAA"/>
-              <w:left w:val="single" w:sz="1" w:space="0" w:color="AAAAAA"/>
-              <w:bottom w:val="single" w:sz="1" w:space="0" w:color="AAAAAA"/>
-              <w:right w:val="single" w:sz="1" w:space="0" w:color="AAAAAA"/>
+              <w:top w:val="single" w:color="AAAAAA" w:sz="1" w:space="0"/>
+              <w:left w:val="single" w:color="AAAAAA" w:sz="1" w:space="0"/>
+              <w:bottom w:val="single" w:color="AAAAAA" w:sz="1" w:space="0"/>
+              <w:right w:val="single" w:color="AAAAAA" w:sz="1" w:space="0"/>
             </w:tcBorders>
             <w:shd w:val="clear" w:color="auto" w:fill="FFFFFF"/>
             <w:tcMar>
@@ -4157,10 +4194,10 @@
           <w:tcPr>
             <w:tcW w:w="2000" w:type="dxa"/>
             <w:tcBorders>
-              <w:top w:val="single" w:sz="1" w:space="0" w:color="AAAAAA"/>
-              <w:left w:val="single" w:sz="1" w:space="0" w:color="AAAAAA"/>
-              <w:bottom w:val="single" w:sz="1" w:space="0" w:color="AAAAAA"/>
-              <w:right w:val="single" w:sz="1" w:space="0" w:color="AAAAAA"/>
+              <w:top w:val="single" w:color="AAAAAA" w:sz="1" w:space="0"/>
+              <w:left w:val="single" w:color="AAAAAA" w:sz="1" w:space="0"/>
+              <w:bottom w:val="single" w:color="AAAAAA" w:sz="1" w:space="0"/>
+              <w:right w:val="single" w:color="AAAAAA" w:sz="1" w:space="0"/>
             </w:tcBorders>
             <w:shd w:val="clear" w:color="auto" w:fill="FFFFFF"/>
             <w:tcMar>
@@ -4188,10 +4225,10 @@
           <w:tcPr>
             <w:tcW w:w="1500" w:type="dxa"/>
             <w:tcBorders>
-              <w:top w:val="single" w:sz="1" w:space="0" w:color="AAAAAA"/>
-              <w:left w:val="single" w:sz="1" w:space="0" w:color="AAAAAA"/>
-              <w:bottom w:val="single" w:sz="1" w:space="0" w:color="AAAAAA"/>
-              <w:right w:val="single" w:sz="1" w:space="0" w:color="AAAAAA"/>
+              <w:top w:val="single" w:color="AAAAAA" w:sz="1" w:space="0"/>
+              <w:left w:val="single" w:color="AAAAAA" w:sz="1" w:space="0"/>
+              <w:bottom w:val="single" w:color="AAAAAA" w:sz="1" w:space="0"/>
+              <w:right w:val="single" w:color="AAAAAA" w:sz="1" w:space="0"/>
             </w:tcBorders>
             <w:shd w:val="clear" w:color="auto" w:fill="FFFFFF"/>
             <w:tcMar>
@@ -4217,10 +4254,10 @@
           <w:tcPr>
             <w:tcW w:w="1500" w:type="dxa"/>
             <w:tcBorders>
-              <w:top w:val="single" w:sz="1" w:space="0" w:color="AAAAAA"/>
-              <w:left w:val="single" w:sz="1" w:space="0" w:color="AAAAAA"/>
-              <w:bottom w:val="single" w:sz="1" w:space="0" w:color="AAAAAA"/>
-              <w:right w:val="single" w:sz="1" w:space="0" w:color="AAAAAA"/>
+              <w:top w:val="single" w:color="AAAAAA" w:sz="1" w:space="0"/>
+              <w:left w:val="single" w:color="AAAAAA" w:sz="1" w:space="0"/>
+              <w:bottom w:val="single" w:color="AAAAAA" w:sz="1" w:space="0"/>
+              <w:right w:val="single" w:color="AAAAAA" w:sz="1" w:space="0"/>
             </w:tcBorders>
             <w:shd w:val="clear" w:color="auto" w:fill="FFFFFF"/>
             <w:tcMar>
@@ -4246,10 +4283,10 @@
           <w:tcPr>
             <w:tcW w:w="3760" w:type="dxa"/>
             <w:tcBorders>
-              <w:top w:val="single" w:sz="1" w:space="0" w:color="AAAAAA"/>
-              <w:left w:val="single" w:sz="1" w:space="0" w:color="AAAAAA"/>
-              <w:bottom w:val="single" w:sz="1" w:space="0" w:color="AAAAAA"/>
-              <w:right w:val="single" w:sz="1" w:space="0" w:color="AAAAAA"/>
+              <w:top w:val="single" w:color="AAAAAA" w:sz="1" w:space="0"/>
+              <w:left w:val="single" w:color="AAAAAA" w:sz="1" w:space="0"/>
+              <w:bottom w:val="single" w:color="AAAAAA" w:sz="1" w:space="0"/>
+              <w:right w:val="single" w:color="AAAAAA" w:sz="1" w:space="0"/>
             </w:tcBorders>
             <w:shd w:val="clear" w:color="auto" w:fill="FFFFFF"/>
             <w:tcMar>
@@ -4318,7 +4355,7 @@
       </w:pPr>
       <w:r>
         <w:rPr>
-          <w:rFonts w:ascii="Courier New" w:eastAsia="Courier New" w:hAnsi="Courier New" w:cs="Courier New"/>
+          <w:rFonts w:ascii="Courier New" w:hAnsi="Courier New" w:eastAsia="Courier New" w:cs="Courier New"/>
           <w:color w:val="C7254E"/>
           <w:sz w:val="20"/>
           <w:szCs w:val="20"/>
@@ -4424,7 +4461,7 @@
       </w:pPr>
       <w:r>
         <w:rPr>
-          <w:rFonts w:ascii="Courier New" w:eastAsia="Courier New" w:hAnsi="Courier New" w:cs="Courier New"/>
+          <w:rFonts w:ascii="Courier New" w:hAnsi="Courier New" w:eastAsia="Courier New" w:cs="Courier New"/>
           <w:color w:val="1F3864"/>
           <w:sz w:val="19"/>
           <w:szCs w:val="19"/>
@@ -4443,7 +4480,6 @@
         <w:pStyle w:val="Heading1"/>
       </w:pPr>
       <w:r>
-        <w:lastRenderedPageBreak/>
         <w:t>REPOSITORY SETUP (NEW REPO FROM SCRATCH)</w:t>
       </w:r>
     </w:p>
@@ -4634,12 +4670,12 @@
       <w:tblPr>
         <w:tblW w:w="9360" w:type="dxa"/>
         <w:tblBorders>
-          <w:top w:val="single" w:sz="4" w:space="0" w:color="auto"/>
-          <w:left w:val="single" w:sz="4" w:space="0" w:color="auto"/>
-          <w:bottom w:val="single" w:sz="4" w:space="0" w:color="auto"/>
-          <w:right w:val="single" w:sz="4" w:space="0" w:color="auto"/>
-          <w:insideH w:val="single" w:sz="4" w:space="0" w:color="auto"/>
-          <w:insideV w:val="single" w:sz="4" w:space="0" w:color="auto"/>
+          <w:top w:val="single" w:color="auto" w:sz="4" w:space="0"/>
+          <w:left w:val="single" w:color="auto" w:sz="4" w:space="0"/>
+          <w:bottom w:val="single" w:color="auto" w:sz="4" w:space="0"/>
+          <w:right w:val="single" w:color="auto" w:sz="4" w:space="0"/>
+          <w:insideH w:val="single" w:color="auto" w:sz="4" w:space="0"/>
+          <w:insideV w:val="single" w:color="auto" w:sz="4" w:space="0"/>
         </w:tblBorders>
         <w:tblCellMar>
           <w:left w:w="10" w:type="dxa"/>
@@ -4658,10 +4694,10 @@
           <w:tcPr>
             <w:tcW w:w="2000" w:type="dxa"/>
             <w:tcBorders>
-              <w:top w:val="single" w:sz="1" w:space="0" w:color="AAAAAA"/>
-              <w:left w:val="single" w:sz="1" w:space="0" w:color="AAAAAA"/>
-              <w:bottom w:val="single" w:sz="1" w:space="0" w:color="AAAAAA"/>
-              <w:right w:val="single" w:sz="1" w:space="0" w:color="AAAAAA"/>
+              <w:top w:val="single" w:color="AAAAAA" w:sz="1" w:space="0"/>
+              <w:left w:val="single" w:color="AAAAAA" w:sz="1" w:space="0"/>
+              <w:bottom w:val="single" w:color="AAAAAA" w:sz="1" w:space="0"/>
+              <w:right w:val="single" w:color="AAAAAA" w:sz="1" w:space="0"/>
             </w:tcBorders>
             <w:shd w:val="clear" w:color="auto" w:fill="1F3864"/>
             <w:tcMar>
@@ -4692,10 +4728,10 @@
           <w:tcPr>
             <w:tcW w:w="2200" w:type="dxa"/>
             <w:tcBorders>
-              <w:top w:val="single" w:sz="1" w:space="0" w:color="AAAAAA"/>
-              <w:left w:val="single" w:sz="1" w:space="0" w:color="AAAAAA"/>
-              <w:bottom w:val="single" w:sz="1" w:space="0" w:color="AAAAAA"/>
-              <w:right w:val="single" w:sz="1" w:space="0" w:color="AAAAAA"/>
+              <w:top w:val="single" w:color="AAAAAA" w:sz="1" w:space="0"/>
+              <w:left w:val="single" w:color="AAAAAA" w:sz="1" w:space="0"/>
+              <w:bottom w:val="single" w:color="AAAAAA" w:sz="1" w:space="0"/>
+              <w:right w:val="single" w:color="AAAAAA" w:sz="1" w:space="0"/>
             </w:tcBorders>
             <w:shd w:val="clear" w:color="auto" w:fill="1F3864"/>
             <w:tcMar>
@@ -4726,10 +4762,10 @@
           <w:tcPr>
             <w:tcW w:w="2200" w:type="dxa"/>
             <w:tcBorders>
-              <w:top w:val="single" w:sz="1" w:space="0" w:color="AAAAAA"/>
-              <w:left w:val="single" w:sz="1" w:space="0" w:color="AAAAAA"/>
-              <w:bottom w:val="single" w:sz="1" w:space="0" w:color="AAAAAA"/>
-              <w:right w:val="single" w:sz="1" w:space="0" w:color="AAAAAA"/>
+              <w:top w:val="single" w:color="AAAAAA" w:sz="1" w:space="0"/>
+              <w:left w:val="single" w:color="AAAAAA" w:sz="1" w:space="0"/>
+              <w:bottom w:val="single" w:color="AAAAAA" w:sz="1" w:space="0"/>
+              <w:right w:val="single" w:color="AAAAAA" w:sz="1" w:space="0"/>
             </w:tcBorders>
             <w:shd w:val="clear" w:color="auto" w:fill="1F3864"/>
             <w:tcMar>
@@ -4760,10 +4796,10 @@
           <w:tcPr>
             <w:tcW w:w="2960" w:type="dxa"/>
             <w:tcBorders>
-              <w:top w:val="single" w:sz="1" w:space="0" w:color="AAAAAA"/>
-              <w:left w:val="single" w:sz="1" w:space="0" w:color="AAAAAA"/>
-              <w:bottom w:val="single" w:sz="1" w:space="0" w:color="AAAAAA"/>
-              <w:right w:val="single" w:sz="1" w:space="0" w:color="AAAAAA"/>
+              <w:top w:val="single" w:color="AAAAAA" w:sz="1" w:space="0"/>
+              <w:left w:val="single" w:color="AAAAAA" w:sz="1" w:space="0"/>
+              <w:bottom w:val="single" w:color="AAAAAA" w:sz="1" w:space="0"/>
+              <w:right w:val="single" w:color="AAAAAA" w:sz="1" w:space="0"/>
             </w:tcBorders>
             <w:shd w:val="clear" w:color="auto" w:fill="1F3864"/>
             <w:tcMar>
@@ -4796,10 +4832,10 @@
           <w:tcPr>
             <w:tcW w:w="2000" w:type="dxa"/>
             <w:tcBorders>
-              <w:top w:val="single" w:sz="1" w:space="0" w:color="AAAAAA"/>
-              <w:left w:val="single" w:sz="1" w:space="0" w:color="AAAAAA"/>
-              <w:bottom w:val="single" w:sz="1" w:space="0" w:color="AAAAAA"/>
-              <w:right w:val="single" w:sz="1" w:space="0" w:color="AAAAAA"/>
+              <w:top w:val="single" w:color="AAAAAA" w:sz="1" w:space="0"/>
+              <w:left w:val="single" w:color="AAAAAA" w:sz="1" w:space="0"/>
+              <w:bottom w:val="single" w:color="AAAAAA" w:sz="1" w:space="0"/>
+              <w:right w:val="single" w:color="AAAAAA" w:sz="1" w:space="0"/>
             </w:tcBorders>
             <w:shd w:val="clear" w:color="auto" w:fill="EBF3FA"/>
             <w:tcMar>
@@ -4827,10 +4863,10 @@
           <w:tcPr>
             <w:tcW w:w="2200" w:type="dxa"/>
             <w:tcBorders>
-              <w:top w:val="single" w:sz="1" w:space="0" w:color="AAAAAA"/>
-              <w:left w:val="single" w:sz="1" w:space="0" w:color="AAAAAA"/>
-              <w:bottom w:val="single" w:sz="1" w:space="0" w:color="AAAAAA"/>
-              <w:right w:val="single" w:sz="1" w:space="0" w:color="AAAAAA"/>
+              <w:top w:val="single" w:color="AAAAAA" w:sz="1" w:space="0"/>
+              <w:left w:val="single" w:color="AAAAAA" w:sz="1" w:space="0"/>
+              <w:bottom w:val="single" w:color="AAAAAA" w:sz="1" w:space="0"/>
+              <w:right w:val="single" w:color="AAAAAA" w:sz="1" w:space="0"/>
             </w:tcBorders>
             <w:shd w:val="clear" w:color="auto" w:fill="EBF3FA"/>
             <w:tcMar>
@@ -4856,10 +4892,10 @@
           <w:tcPr>
             <w:tcW w:w="2200" w:type="dxa"/>
             <w:tcBorders>
-              <w:top w:val="single" w:sz="1" w:space="0" w:color="AAAAAA"/>
-              <w:left w:val="single" w:sz="1" w:space="0" w:color="AAAAAA"/>
-              <w:bottom w:val="single" w:sz="1" w:space="0" w:color="AAAAAA"/>
-              <w:right w:val="single" w:sz="1" w:space="0" w:color="AAAAAA"/>
+              <w:top w:val="single" w:color="AAAAAA" w:sz="1" w:space="0"/>
+              <w:left w:val="single" w:color="AAAAAA" w:sz="1" w:space="0"/>
+              <w:bottom w:val="single" w:color="AAAAAA" w:sz="1" w:space="0"/>
+              <w:right w:val="single" w:color="AAAAAA" w:sz="1" w:space="0"/>
             </w:tcBorders>
             <w:shd w:val="clear" w:color="auto" w:fill="EBF3FA"/>
             <w:tcMar>
@@ -4885,10 +4921,10 @@
           <w:tcPr>
             <w:tcW w:w="2960" w:type="dxa"/>
             <w:tcBorders>
-              <w:top w:val="single" w:sz="1" w:space="0" w:color="AAAAAA"/>
-              <w:left w:val="single" w:sz="1" w:space="0" w:color="AAAAAA"/>
-              <w:bottom w:val="single" w:sz="1" w:space="0" w:color="AAAAAA"/>
-              <w:right w:val="single" w:sz="1" w:space="0" w:color="AAAAAA"/>
+              <w:top w:val="single" w:color="AAAAAA" w:sz="1" w:space="0"/>
+              <w:left w:val="single" w:color="AAAAAA" w:sz="1" w:space="0"/>
+              <w:bottom w:val="single" w:color="AAAAAA" w:sz="1" w:space="0"/>
+              <w:right w:val="single" w:color="AAAAAA" w:sz="1" w:space="0"/>
             </w:tcBorders>
             <w:shd w:val="clear" w:color="auto" w:fill="EBF3FA"/>
             <w:tcMar>
@@ -4916,10 +4952,10 @@
           <w:tcPr>
             <w:tcW w:w="2000" w:type="dxa"/>
             <w:tcBorders>
-              <w:top w:val="single" w:sz="1" w:space="0" w:color="AAAAAA"/>
-              <w:left w:val="single" w:sz="1" w:space="0" w:color="AAAAAA"/>
-              <w:bottom w:val="single" w:sz="1" w:space="0" w:color="AAAAAA"/>
-              <w:right w:val="single" w:sz="1" w:space="0" w:color="AAAAAA"/>
+              <w:top w:val="single" w:color="AAAAAA" w:sz="1" w:space="0"/>
+              <w:left w:val="single" w:color="AAAAAA" w:sz="1" w:space="0"/>
+              <w:bottom w:val="single" w:color="AAAAAA" w:sz="1" w:space="0"/>
+              <w:right w:val="single" w:color="AAAAAA" w:sz="1" w:space="0"/>
             </w:tcBorders>
             <w:shd w:val="clear" w:color="auto" w:fill="FFFFFF"/>
             <w:tcMar>
@@ -4947,10 +4983,10 @@
           <w:tcPr>
             <w:tcW w:w="2200" w:type="dxa"/>
             <w:tcBorders>
-              <w:top w:val="single" w:sz="1" w:space="0" w:color="AAAAAA"/>
-              <w:left w:val="single" w:sz="1" w:space="0" w:color="AAAAAA"/>
-              <w:bottom w:val="single" w:sz="1" w:space="0" w:color="AAAAAA"/>
-              <w:right w:val="single" w:sz="1" w:space="0" w:color="AAAAAA"/>
+              <w:top w:val="single" w:color="AAAAAA" w:sz="1" w:space="0"/>
+              <w:left w:val="single" w:color="AAAAAA" w:sz="1" w:space="0"/>
+              <w:bottom w:val="single" w:color="AAAAAA" w:sz="1" w:space="0"/>
+              <w:right w:val="single" w:color="AAAAAA" w:sz="1" w:space="0"/>
             </w:tcBorders>
             <w:shd w:val="clear" w:color="auto" w:fill="FFFFFF"/>
             <w:tcMar>
@@ -4976,10 +5012,10 @@
           <w:tcPr>
             <w:tcW w:w="2200" w:type="dxa"/>
             <w:tcBorders>
-              <w:top w:val="single" w:sz="1" w:space="0" w:color="AAAAAA"/>
-              <w:left w:val="single" w:sz="1" w:space="0" w:color="AAAAAA"/>
-              <w:bottom w:val="single" w:sz="1" w:space="0" w:color="AAAAAA"/>
-              <w:right w:val="single" w:sz="1" w:space="0" w:color="AAAAAA"/>
+              <w:top w:val="single" w:color="AAAAAA" w:sz="1" w:space="0"/>
+              <w:left w:val="single" w:color="AAAAAA" w:sz="1" w:space="0"/>
+              <w:bottom w:val="single" w:color="AAAAAA" w:sz="1" w:space="0"/>
+              <w:right w:val="single" w:color="AAAAAA" w:sz="1" w:space="0"/>
             </w:tcBorders>
             <w:shd w:val="clear" w:color="auto" w:fill="FFFFFF"/>
             <w:tcMar>
@@ -5005,10 +5041,10 @@
           <w:tcPr>
             <w:tcW w:w="2960" w:type="dxa"/>
             <w:tcBorders>
-              <w:top w:val="single" w:sz="1" w:space="0" w:color="AAAAAA"/>
-              <w:left w:val="single" w:sz="1" w:space="0" w:color="AAAAAA"/>
-              <w:bottom w:val="single" w:sz="1" w:space="0" w:color="AAAAAA"/>
-              <w:right w:val="single" w:sz="1" w:space="0" w:color="AAAAAA"/>
+              <w:top w:val="single" w:color="AAAAAA" w:sz="1" w:space="0"/>
+              <w:left w:val="single" w:color="AAAAAA" w:sz="1" w:space="0"/>
+              <w:bottom w:val="single" w:color="AAAAAA" w:sz="1" w:space="0"/>
+              <w:right w:val="single" w:color="AAAAAA" w:sz="1" w:space="0"/>
             </w:tcBorders>
             <w:shd w:val="clear" w:color="auto" w:fill="FFFFFF"/>
             <w:tcMar>
@@ -5036,10 +5072,10 @@
           <w:tcPr>
             <w:tcW w:w="2000" w:type="dxa"/>
             <w:tcBorders>
-              <w:top w:val="single" w:sz="1" w:space="0" w:color="AAAAAA"/>
-              <w:left w:val="single" w:sz="1" w:space="0" w:color="AAAAAA"/>
-              <w:bottom w:val="single" w:sz="1" w:space="0" w:color="AAAAAA"/>
-              <w:right w:val="single" w:sz="1" w:space="0" w:color="AAAAAA"/>
+              <w:top w:val="single" w:color="AAAAAA" w:sz="1" w:space="0"/>
+              <w:left w:val="single" w:color="AAAAAA" w:sz="1" w:space="0"/>
+              <w:bottom w:val="single" w:color="AAAAAA" w:sz="1" w:space="0"/>
+              <w:right w:val="single" w:color="AAAAAA" w:sz="1" w:space="0"/>
             </w:tcBorders>
             <w:shd w:val="clear" w:color="auto" w:fill="EBF3FA"/>
             <w:tcMar>
@@ -5067,10 +5103,10 @@
           <w:tcPr>
             <w:tcW w:w="2200" w:type="dxa"/>
             <w:tcBorders>
-              <w:top w:val="single" w:sz="1" w:space="0" w:color="AAAAAA"/>
-              <w:left w:val="single" w:sz="1" w:space="0" w:color="AAAAAA"/>
-              <w:bottom w:val="single" w:sz="1" w:space="0" w:color="AAAAAA"/>
-              <w:right w:val="single" w:sz="1" w:space="0" w:color="AAAAAA"/>
+              <w:top w:val="single" w:color="AAAAAA" w:sz="1" w:space="0"/>
+              <w:left w:val="single" w:color="AAAAAA" w:sz="1" w:space="0"/>
+              <w:bottom w:val="single" w:color="AAAAAA" w:sz="1" w:space="0"/>
+              <w:right w:val="single" w:color="AAAAAA" w:sz="1" w:space="0"/>
             </w:tcBorders>
             <w:shd w:val="clear" w:color="auto" w:fill="EBF3FA"/>
             <w:tcMar>
@@ -5096,10 +5132,10 @@
           <w:tcPr>
             <w:tcW w:w="2200" w:type="dxa"/>
             <w:tcBorders>
-              <w:top w:val="single" w:sz="1" w:space="0" w:color="AAAAAA"/>
-              <w:left w:val="single" w:sz="1" w:space="0" w:color="AAAAAA"/>
-              <w:bottom w:val="single" w:sz="1" w:space="0" w:color="AAAAAA"/>
-              <w:right w:val="single" w:sz="1" w:space="0" w:color="AAAAAA"/>
+              <w:top w:val="single" w:color="AAAAAA" w:sz="1" w:space="0"/>
+              <w:left w:val="single" w:color="AAAAAA" w:sz="1" w:space="0"/>
+              <w:bottom w:val="single" w:color="AAAAAA" w:sz="1" w:space="0"/>
+              <w:right w:val="single" w:color="AAAAAA" w:sz="1" w:space="0"/>
             </w:tcBorders>
             <w:shd w:val="clear" w:color="auto" w:fill="EBF3FA"/>
             <w:tcMar>
@@ -5125,10 +5161,10 @@
           <w:tcPr>
             <w:tcW w:w="2960" w:type="dxa"/>
             <w:tcBorders>
-              <w:top w:val="single" w:sz="1" w:space="0" w:color="AAAAAA"/>
-              <w:left w:val="single" w:sz="1" w:space="0" w:color="AAAAAA"/>
-              <w:bottom w:val="single" w:sz="1" w:space="0" w:color="AAAAAA"/>
-              <w:right w:val="single" w:sz="1" w:space="0" w:color="AAAAAA"/>
+              <w:top w:val="single" w:color="AAAAAA" w:sz="1" w:space="0"/>
+              <w:left w:val="single" w:color="AAAAAA" w:sz="1" w:space="0"/>
+              <w:bottom w:val="single" w:color="AAAAAA" w:sz="1" w:space="0"/>
+              <w:right w:val="single" w:color="AAAAAA" w:sz="1" w:space="0"/>
             </w:tcBorders>
             <w:shd w:val="clear" w:color="auto" w:fill="EBF3FA"/>
             <w:tcMar>
@@ -5177,12 +5213,12 @@
       <w:tblPr>
         <w:tblW w:w="9360" w:type="dxa"/>
         <w:tblBorders>
-          <w:top w:val="single" w:sz="4" w:space="0" w:color="auto"/>
-          <w:left w:val="single" w:sz="4" w:space="0" w:color="auto"/>
-          <w:bottom w:val="single" w:sz="4" w:space="0" w:color="auto"/>
-          <w:right w:val="single" w:sz="4" w:space="0" w:color="auto"/>
-          <w:insideH w:val="single" w:sz="4" w:space="0" w:color="auto"/>
-          <w:insideV w:val="single" w:sz="4" w:space="0" w:color="auto"/>
+          <w:top w:val="single" w:color="auto" w:sz="4" w:space="0"/>
+          <w:left w:val="single" w:color="auto" w:sz="4" w:space="0"/>
+          <w:bottom w:val="single" w:color="auto" w:sz="4" w:space="0"/>
+          <w:right w:val="single" w:color="auto" w:sz="4" w:space="0"/>
+          <w:insideH w:val="single" w:color="auto" w:sz="4" w:space="0"/>
+          <w:insideV w:val="single" w:color="auto" w:sz="4" w:space="0"/>
         </w:tblBorders>
         <w:tblCellMar>
           <w:left w:w="10" w:type="dxa"/>
@@ -5199,10 +5235,10 @@
           <w:tcPr>
             <w:tcW w:w="3100" w:type="dxa"/>
             <w:tcBorders>
-              <w:top w:val="single" w:sz="1" w:space="0" w:color="AAAAAA"/>
-              <w:left w:val="single" w:sz="1" w:space="0" w:color="AAAAAA"/>
-              <w:bottom w:val="single" w:sz="1" w:space="0" w:color="AAAAAA"/>
-              <w:right w:val="single" w:sz="1" w:space="0" w:color="AAAAAA"/>
+              <w:top w:val="single" w:color="AAAAAA" w:sz="1" w:space="0"/>
+              <w:left w:val="single" w:color="AAAAAA" w:sz="1" w:space="0"/>
+              <w:bottom w:val="single" w:color="AAAAAA" w:sz="1" w:space="0"/>
+              <w:right w:val="single" w:color="AAAAAA" w:sz="1" w:space="0"/>
             </w:tcBorders>
             <w:shd w:val="clear" w:color="auto" w:fill="1F3864"/>
             <w:tcMar>
@@ -5233,10 +5269,10 @@
           <w:tcPr>
             <w:tcW w:w="6260" w:type="dxa"/>
             <w:tcBorders>
-              <w:top w:val="single" w:sz="1" w:space="0" w:color="AAAAAA"/>
-              <w:left w:val="single" w:sz="1" w:space="0" w:color="AAAAAA"/>
-              <w:bottom w:val="single" w:sz="1" w:space="0" w:color="AAAAAA"/>
-              <w:right w:val="single" w:sz="1" w:space="0" w:color="AAAAAA"/>
+              <w:top w:val="single" w:color="AAAAAA" w:sz="1" w:space="0"/>
+              <w:left w:val="single" w:color="AAAAAA" w:sz="1" w:space="0"/>
+              <w:bottom w:val="single" w:color="AAAAAA" w:sz="1" w:space="0"/>
+              <w:right w:val="single" w:color="AAAAAA" w:sz="1" w:space="0"/>
             </w:tcBorders>
             <w:shd w:val="clear" w:color="auto" w:fill="1F3864"/>
             <w:tcMar>
@@ -5269,10 +5305,10 @@
           <w:tcPr>
             <w:tcW w:w="3100" w:type="dxa"/>
             <w:tcBorders>
-              <w:top w:val="single" w:sz="1" w:space="0" w:color="AAAAAA"/>
-              <w:left w:val="single" w:sz="1" w:space="0" w:color="AAAAAA"/>
-              <w:bottom w:val="single" w:sz="1" w:space="0" w:color="AAAAAA"/>
-              <w:right w:val="single" w:sz="1" w:space="0" w:color="AAAAAA"/>
+              <w:top w:val="single" w:color="AAAAAA" w:sz="1" w:space="0"/>
+              <w:left w:val="single" w:color="AAAAAA" w:sz="1" w:space="0"/>
+              <w:bottom w:val="single" w:color="AAAAAA" w:sz="1" w:space="0"/>
+              <w:right w:val="single" w:color="AAAAAA" w:sz="1" w:space="0"/>
             </w:tcBorders>
             <w:shd w:val="clear" w:color="auto" w:fill="EBF3FA"/>
             <w:tcMar>
@@ -5300,10 +5336,10 @@
           <w:tcPr>
             <w:tcW w:w="6260" w:type="dxa"/>
             <w:tcBorders>
-              <w:top w:val="single" w:sz="1" w:space="0" w:color="AAAAAA"/>
-              <w:left w:val="single" w:sz="1" w:space="0" w:color="AAAAAA"/>
-              <w:bottom w:val="single" w:sz="1" w:space="0" w:color="AAAAAA"/>
-              <w:right w:val="single" w:sz="1" w:space="0" w:color="AAAAAA"/>
+              <w:top w:val="single" w:color="AAAAAA" w:sz="1" w:space="0"/>
+              <w:left w:val="single" w:color="AAAAAA" w:sz="1" w:space="0"/>
+              <w:bottom w:val="single" w:color="AAAAAA" w:sz="1" w:space="0"/>
+              <w:right w:val="single" w:color="AAAAAA" w:sz="1" w:space="0"/>
             </w:tcBorders>
             <w:shd w:val="clear" w:color="auto" w:fill="EBF3FA"/>
             <w:tcMar>
@@ -5331,10 +5367,10 @@
           <w:tcPr>
             <w:tcW w:w="3100" w:type="dxa"/>
             <w:tcBorders>
-              <w:top w:val="single" w:sz="1" w:space="0" w:color="AAAAAA"/>
-              <w:left w:val="single" w:sz="1" w:space="0" w:color="AAAAAA"/>
-              <w:bottom w:val="single" w:sz="1" w:space="0" w:color="AAAAAA"/>
-              <w:right w:val="single" w:sz="1" w:space="0" w:color="AAAAAA"/>
+              <w:top w:val="single" w:color="AAAAAA" w:sz="1" w:space="0"/>
+              <w:left w:val="single" w:color="AAAAAA" w:sz="1" w:space="0"/>
+              <w:bottom w:val="single" w:color="AAAAAA" w:sz="1" w:space="0"/>
+              <w:right w:val="single" w:color="AAAAAA" w:sz="1" w:space="0"/>
             </w:tcBorders>
             <w:shd w:val="clear" w:color="auto" w:fill="FFFFFF"/>
             <w:tcMar>
@@ -5362,10 +5398,10 @@
           <w:tcPr>
             <w:tcW w:w="6260" w:type="dxa"/>
             <w:tcBorders>
-              <w:top w:val="single" w:sz="1" w:space="0" w:color="AAAAAA"/>
-              <w:left w:val="single" w:sz="1" w:space="0" w:color="AAAAAA"/>
-              <w:bottom w:val="single" w:sz="1" w:space="0" w:color="AAAAAA"/>
-              <w:right w:val="single" w:sz="1" w:space="0" w:color="AAAAAA"/>
+              <w:top w:val="single" w:color="AAAAAA" w:sz="1" w:space="0"/>
+              <w:left w:val="single" w:color="AAAAAA" w:sz="1" w:space="0"/>
+              <w:bottom w:val="single" w:color="AAAAAA" w:sz="1" w:space="0"/>
+              <w:right w:val="single" w:color="AAAAAA" w:sz="1" w:space="0"/>
             </w:tcBorders>
             <w:shd w:val="clear" w:color="auto" w:fill="FFFFFF"/>
             <w:tcMar>
@@ -5393,10 +5429,10 @@
           <w:tcPr>
             <w:tcW w:w="3100" w:type="dxa"/>
             <w:tcBorders>
-              <w:top w:val="single" w:sz="1" w:space="0" w:color="AAAAAA"/>
-              <w:left w:val="single" w:sz="1" w:space="0" w:color="AAAAAA"/>
-              <w:bottom w:val="single" w:sz="1" w:space="0" w:color="AAAAAA"/>
-              <w:right w:val="single" w:sz="1" w:space="0" w:color="AAAAAA"/>
+              <w:top w:val="single" w:color="AAAAAA" w:sz="1" w:space="0"/>
+              <w:left w:val="single" w:color="AAAAAA" w:sz="1" w:space="0"/>
+              <w:bottom w:val="single" w:color="AAAAAA" w:sz="1" w:space="0"/>
+              <w:right w:val="single" w:color="AAAAAA" w:sz="1" w:space="0"/>
             </w:tcBorders>
             <w:shd w:val="clear" w:color="auto" w:fill="EBF3FA"/>
             <w:tcMar>
@@ -5424,10 +5460,10 @@
           <w:tcPr>
             <w:tcW w:w="6260" w:type="dxa"/>
             <w:tcBorders>
-              <w:top w:val="single" w:sz="1" w:space="0" w:color="AAAAAA"/>
-              <w:left w:val="single" w:sz="1" w:space="0" w:color="AAAAAA"/>
-              <w:bottom w:val="single" w:sz="1" w:space="0" w:color="AAAAAA"/>
-              <w:right w:val="single" w:sz="1" w:space="0" w:color="AAAAAA"/>
+              <w:top w:val="single" w:color="AAAAAA" w:sz="1" w:space="0"/>
+              <w:left w:val="single" w:color="AAAAAA" w:sz="1" w:space="0"/>
+              <w:bottom w:val="single" w:color="AAAAAA" w:sz="1" w:space="0"/>
+              <w:right w:val="single" w:color="AAAAAA" w:sz="1" w:space="0"/>
             </w:tcBorders>
             <w:shd w:val="clear" w:color="auto" w:fill="EBF3FA"/>
             <w:tcMar>
@@ -5455,10 +5491,10 @@
           <w:tcPr>
             <w:tcW w:w="3100" w:type="dxa"/>
             <w:tcBorders>
-              <w:top w:val="single" w:sz="1" w:space="0" w:color="AAAAAA"/>
-              <w:left w:val="single" w:sz="1" w:space="0" w:color="AAAAAA"/>
-              <w:bottom w:val="single" w:sz="1" w:space="0" w:color="AAAAAA"/>
-              <w:right w:val="single" w:sz="1" w:space="0" w:color="AAAAAA"/>
+              <w:top w:val="single" w:color="AAAAAA" w:sz="1" w:space="0"/>
+              <w:left w:val="single" w:color="AAAAAA" w:sz="1" w:space="0"/>
+              <w:bottom w:val="single" w:color="AAAAAA" w:sz="1" w:space="0"/>
+              <w:right w:val="single" w:color="AAAAAA" w:sz="1" w:space="0"/>
             </w:tcBorders>
             <w:shd w:val="clear" w:color="auto" w:fill="FFFFFF"/>
             <w:tcMar>
@@ -5486,10 +5522,10 @@
           <w:tcPr>
             <w:tcW w:w="6260" w:type="dxa"/>
             <w:tcBorders>
-              <w:top w:val="single" w:sz="1" w:space="0" w:color="AAAAAA"/>
-              <w:left w:val="single" w:sz="1" w:space="0" w:color="AAAAAA"/>
-              <w:bottom w:val="single" w:sz="1" w:space="0" w:color="AAAAAA"/>
-              <w:right w:val="single" w:sz="1" w:space="0" w:color="AAAAAA"/>
+              <w:top w:val="single" w:color="AAAAAA" w:sz="1" w:space="0"/>
+              <w:left w:val="single" w:color="AAAAAA" w:sz="1" w:space="0"/>
+              <w:bottom w:val="single" w:color="AAAAAA" w:sz="1" w:space="0"/>
+              <w:right w:val="single" w:color="AAAAAA" w:sz="1" w:space="0"/>
             </w:tcBorders>
             <w:shd w:val="clear" w:color="auto" w:fill="FFFFFF"/>
             <w:tcMar>
@@ -5517,30 +5553,29 @@
           <w:tcPr>
             <w:tcW w:w="3100" w:type="dxa"/>
             <w:tcBorders>
-              <w:top w:val="single" w:sz="1" w:space="0" w:color="AAAAAA"/>
-              <w:left w:val="single" w:sz="1" w:space="0" w:color="AAAAAA"/>
-              <w:bottom w:val="single" w:sz="1" w:space="0" w:color="AAAAAA"/>
-              <w:right w:val="single" w:sz="1" w:space="0" w:color="AAAAAA"/>
-            </w:tcBorders>
-            <w:shd w:val="clear" w:color="auto" w:fill="EBF3FA"/>
-            <w:tcMar>
-              <w:top w:w="80" w:type="dxa"/>
-              <w:left w:w="120" w:type="dxa"/>
-              <w:bottom w:w="80" w:type="dxa"/>
-              <w:right w:w="120" w:type="dxa"/>
-            </w:tcMar>
-            <w:vAlign w:val="center"/>
-          </w:tcPr>
-          <w:p>
-            <w:r>
-              <w:rPr>
-                <w:b/>
-                <w:bCs/>
-                <w:color w:val="000000"/>
-                <w:sz w:val="20"/>
-                <w:szCs w:val="20"/>
-              </w:rPr>
-              <w:lastRenderedPageBreak/>
+              <w:top w:val="single" w:color="AAAAAA" w:sz="1" w:space="0"/>
+              <w:left w:val="single" w:color="AAAAAA" w:sz="1" w:space="0"/>
+              <w:bottom w:val="single" w:color="AAAAAA" w:sz="1" w:space="0"/>
+              <w:right w:val="single" w:color="AAAAAA" w:sz="1" w:space="0"/>
+            </w:tcBorders>
+            <w:shd w:val="clear" w:color="auto" w:fill="EBF3FA"/>
+            <w:tcMar>
+              <w:top w:w="80" w:type="dxa"/>
+              <w:left w:w="120" w:type="dxa"/>
+              <w:bottom w:w="80" w:type="dxa"/>
+              <w:right w:w="120" w:type="dxa"/>
+            </w:tcMar>
+            <w:vAlign w:val="center"/>
+          </w:tcPr>
+          <w:p>
+            <w:r>
+              <w:rPr>
+                <w:b/>
+                <w:bCs/>
+                <w:color w:val="000000"/>
+                <w:sz w:val="20"/>
+                <w:szCs w:val="20"/>
+              </w:rPr>
               <w:t>swat.html</w:t>
             </w:r>
           </w:p>
@@ -5549,10 +5584,10 @@
           <w:tcPr>
             <w:tcW w:w="6260" w:type="dxa"/>
             <w:tcBorders>
-              <w:top w:val="single" w:sz="1" w:space="0" w:color="AAAAAA"/>
-              <w:left w:val="single" w:sz="1" w:space="0" w:color="AAAAAA"/>
-              <w:bottom w:val="single" w:sz="1" w:space="0" w:color="AAAAAA"/>
-              <w:right w:val="single" w:sz="1" w:space="0" w:color="AAAAAA"/>
+              <w:top w:val="single" w:color="AAAAAA" w:sz="1" w:space="0"/>
+              <w:left w:val="single" w:color="AAAAAA" w:sz="1" w:space="0"/>
+              <w:bottom w:val="single" w:color="AAAAAA" w:sz="1" w:space="0"/>
+              <w:right w:val="single" w:color="AAAAAA" w:sz="1" w:space="0"/>
             </w:tcBorders>
             <w:shd w:val="clear" w:color="auto" w:fill="EBF3FA"/>
             <w:tcMar>
@@ -5580,10 +5615,10 @@
           <w:tcPr>
             <w:tcW w:w="3100" w:type="dxa"/>
             <w:tcBorders>
-              <w:top w:val="single" w:sz="1" w:space="0" w:color="AAAAAA"/>
-              <w:left w:val="single" w:sz="1" w:space="0" w:color="AAAAAA"/>
-              <w:bottom w:val="single" w:sz="1" w:space="0" w:color="AAAAAA"/>
-              <w:right w:val="single" w:sz="1" w:space="0" w:color="AAAAAA"/>
+              <w:top w:val="single" w:color="AAAAAA" w:sz="1" w:space="0"/>
+              <w:left w:val="single" w:color="AAAAAA" w:sz="1" w:space="0"/>
+              <w:bottom w:val="single" w:color="AAAAAA" w:sz="1" w:space="0"/>
+              <w:right w:val="single" w:color="AAAAAA" w:sz="1" w:space="0"/>
             </w:tcBorders>
             <w:shd w:val="clear" w:color="auto" w:fill="FFFFFF"/>
             <w:tcMar>
@@ -5611,10 +5646,10 @@
           <w:tcPr>
             <w:tcW w:w="6260" w:type="dxa"/>
             <w:tcBorders>
-              <w:top w:val="single" w:sz="1" w:space="0" w:color="AAAAAA"/>
-              <w:left w:val="single" w:sz="1" w:space="0" w:color="AAAAAA"/>
-              <w:bottom w:val="single" w:sz="1" w:space="0" w:color="AAAAAA"/>
-              <w:right w:val="single" w:sz="1" w:space="0" w:color="AAAAAA"/>
+              <w:top w:val="single" w:color="AAAAAA" w:sz="1" w:space="0"/>
+              <w:left w:val="single" w:color="AAAAAA" w:sz="1" w:space="0"/>
+              <w:bottom w:val="single" w:color="AAAAAA" w:sz="1" w:space="0"/>
+              <w:right w:val="single" w:color="AAAAAA" w:sz="1" w:space="0"/>
             </w:tcBorders>
             <w:shd w:val="clear" w:color="auto" w:fill="FFFFFF"/>
             <w:tcMar>
@@ -5642,10 +5677,10 @@
           <w:tcPr>
             <w:tcW w:w="3100" w:type="dxa"/>
             <w:tcBorders>
-              <w:top w:val="single" w:sz="1" w:space="0" w:color="AAAAAA"/>
-              <w:left w:val="single" w:sz="1" w:space="0" w:color="AAAAAA"/>
-              <w:bottom w:val="single" w:sz="1" w:space="0" w:color="AAAAAA"/>
-              <w:right w:val="single" w:sz="1" w:space="0" w:color="AAAAAA"/>
+              <w:top w:val="single" w:color="AAAAAA" w:sz="1" w:space="0"/>
+              <w:left w:val="single" w:color="AAAAAA" w:sz="1" w:space="0"/>
+              <w:bottom w:val="single" w:color="AAAAAA" w:sz="1" w:space="0"/>
+              <w:right w:val="single" w:color="AAAAAA" w:sz="1" w:space="0"/>
             </w:tcBorders>
             <w:shd w:val="clear" w:color="auto" w:fill="EBF3FA"/>
             <w:tcMar>
@@ -5673,10 +5708,10 @@
           <w:tcPr>
             <w:tcW w:w="6260" w:type="dxa"/>
             <w:tcBorders>
-              <w:top w:val="single" w:sz="1" w:space="0" w:color="AAAAAA"/>
-              <w:left w:val="single" w:sz="1" w:space="0" w:color="AAAAAA"/>
-              <w:bottom w:val="single" w:sz="1" w:space="0" w:color="AAAAAA"/>
-              <w:right w:val="single" w:sz="1" w:space="0" w:color="AAAAAA"/>
+              <w:top w:val="single" w:color="AAAAAA" w:sz="1" w:space="0"/>
+              <w:left w:val="single" w:color="AAAAAA" w:sz="1" w:space="0"/>
+              <w:bottom w:val="single" w:color="AAAAAA" w:sz="1" w:space="0"/>
+              <w:right w:val="single" w:color="AAAAAA" w:sz="1" w:space="0"/>
             </w:tcBorders>
             <w:shd w:val="clear" w:color="auto" w:fill="EBF3FA"/>
             <w:tcMar>
@@ -5704,10 +5739,10 @@
           <w:tcPr>
             <w:tcW w:w="3100" w:type="dxa"/>
             <w:tcBorders>
-              <w:top w:val="single" w:sz="1" w:space="0" w:color="AAAAAA"/>
-              <w:left w:val="single" w:sz="1" w:space="0" w:color="AAAAAA"/>
-              <w:bottom w:val="single" w:sz="1" w:space="0" w:color="AAAAAA"/>
-              <w:right w:val="single" w:sz="1" w:space="0" w:color="AAAAAA"/>
+              <w:top w:val="single" w:color="AAAAAA" w:sz="1" w:space="0"/>
+              <w:left w:val="single" w:color="AAAAAA" w:sz="1" w:space="0"/>
+              <w:bottom w:val="single" w:color="AAAAAA" w:sz="1" w:space="0"/>
+              <w:right w:val="single" w:color="AAAAAA" w:sz="1" w:space="0"/>
             </w:tcBorders>
             <w:shd w:val="clear" w:color="auto" w:fill="FFFFFF"/>
             <w:tcMar>
@@ -5735,10 +5770,10 @@
           <w:tcPr>
             <w:tcW w:w="6260" w:type="dxa"/>
             <w:tcBorders>
-              <w:top w:val="single" w:sz="1" w:space="0" w:color="AAAAAA"/>
-              <w:left w:val="single" w:sz="1" w:space="0" w:color="AAAAAA"/>
-              <w:bottom w:val="single" w:sz="1" w:space="0" w:color="AAAAAA"/>
-              <w:right w:val="single" w:sz="1" w:space="0" w:color="AAAAAA"/>
+              <w:top w:val="single" w:color="AAAAAA" w:sz="1" w:space="0"/>
+              <w:left w:val="single" w:color="AAAAAA" w:sz="1" w:space="0"/>
+              <w:bottom w:val="single" w:color="AAAAAA" w:sz="1" w:space="0"/>
+              <w:right w:val="single" w:color="AAAAAA" w:sz="1" w:space="0"/>
             </w:tcBorders>
             <w:shd w:val="clear" w:color="auto" w:fill="FFFFFF"/>
             <w:tcMar>
@@ -5766,10 +5801,10 @@
           <w:tcPr>
             <w:tcW w:w="3100" w:type="dxa"/>
             <w:tcBorders>
-              <w:top w:val="single" w:sz="1" w:space="0" w:color="AAAAAA"/>
-              <w:left w:val="single" w:sz="1" w:space="0" w:color="AAAAAA"/>
-              <w:bottom w:val="single" w:sz="1" w:space="0" w:color="AAAAAA"/>
-              <w:right w:val="single" w:sz="1" w:space="0" w:color="AAAAAA"/>
+              <w:top w:val="single" w:color="AAAAAA" w:sz="1" w:space="0"/>
+              <w:left w:val="single" w:color="AAAAAA" w:sz="1" w:space="0"/>
+              <w:bottom w:val="single" w:color="AAAAAA" w:sz="1" w:space="0"/>
+              <w:right w:val="single" w:color="AAAAAA" w:sz="1" w:space="0"/>
             </w:tcBorders>
             <w:shd w:val="clear" w:color="auto" w:fill="EBF3FA"/>
             <w:tcMar>
@@ -5797,10 +5832,10 @@
           <w:tcPr>
             <w:tcW w:w="6260" w:type="dxa"/>
             <w:tcBorders>
-              <w:top w:val="single" w:sz="1" w:space="0" w:color="AAAAAA"/>
-              <w:left w:val="single" w:sz="1" w:space="0" w:color="AAAAAA"/>
-              <w:bottom w:val="single" w:sz="1" w:space="0" w:color="AAAAAA"/>
-              <w:right w:val="single" w:sz="1" w:space="0" w:color="AAAAAA"/>
+              <w:top w:val="single" w:color="AAAAAA" w:sz="1" w:space="0"/>
+              <w:left w:val="single" w:color="AAAAAA" w:sz="1" w:space="0"/>
+              <w:bottom w:val="single" w:color="AAAAAA" w:sz="1" w:space="0"/>
+              <w:right w:val="single" w:color="AAAAAA" w:sz="1" w:space="0"/>
             </w:tcBorders>
             <w:shd w:val="clear" w:color="auto" w:fill="EBF3FA"/>
             <w:tcMar>
@@ -5828,10 +5863,10 @@
           <w:tcPr>
             <w:tcW w:w="3100" w:type="dxa"/>
             <w:tcBorders>
-              <w:top w:val="single" w:sz="1" w:space="0" w:color="AAAAAA"/>
-              <w:left w:val="single" w:sz="1" w:space="0" w:color="AAAAAA"/>
-              <w:bottom w:val="single" w:sz="1" w:space="0" w:color="AAAAAA"/>
-              <w:right w:val="single" w:sz="1" w:space="0" w:color="AAAAAA"/>
+              <w:top w:val="single" w:color="AAAAAA" w:sz="1" w:space="0"/>
+              <w:left w:val="single" w:color="AAAAAA" w:sz="1" w:space="0"/>
+              <w:bottom w:val="single" w:color="AAAAAA" w:sz="1" w:space="0"/>
+              <w:right w:val="single" w:color="AAAAAA" w:sz="1" w:space="0"/>
             </w:tcBorders>
             <w:shd w:val="clear" w:color="auto" w:fill="FFFFFF"/>
             <w:tcMar>
@@ -5859,10 +5894,10 @@
           <w:tcPr>
             <w:tcW w:w="6260" w:type="dxa"/>
             <w:tcBorders>
-              <w:top w:val="single" w:sz="1" w:space="0" w:color="AAAAAA"/>
-              <w:left w:val="single" w:sz="1" w:space="0" w:color="AAAAAA"/>
-              <w:bottom w:val="single" w:sz="1" w:space="0" w:color="AAAAAA"/>
-              <w:right w:val="single" w:sz="1" w:space="0" w:color="AAAAAA"/>
+              <w:top w:val="single" w:color="AAAAAA" w:sz="1" w:space="0"/>
+              <w:left w:val="single" w:color="AAAAAA" w:sz="1" w:space="0"/>
+              <w:bottom w:val="single" w:color="AAAAAA" w:sz="1" w:space="0"/>
+              <w:right w:val="single" w:color="AAAAAA" w:sz="1" w:space="0"/>
             </w:tcBorders>
             <w:shd w:val="clear" w:color="auto" w:fill="FFFFFF"/>
             <w:tcMar>
@@ -5890,10 +5925,10 @@
           <w:tcPr>
             <w:tcW w:w="3100" w:type="dxa"/>
             <w:tcBorders>
-              <w:top w:val="single" w:sz="1" w:space="0" w:color="AAAAAA"/>
-              <w:left w:val="single" w:sz="1" w:space="0" w:color="AAAAAA"/>
-              <w:bottom w:val="single" w:sz="1" w:space="0" w:color="AAAAAA"/>
-              <w:right w:val="single" w:sz="1" w:space="0" w:color="AAAAAA"/>
+              <w:top w:val="single" w:color="AAAAAA" w:sz="1" w:space="0"/>
+              <w:left w:val="single" w:color="AAAAAA" w:sz="1" w:space="0"/>
+              <w:bottom w:val="single" w:color="AAAAAA" w:sz="1" w:space="0"/>
+              <w:right w:val="single" w:color="AAAAAA" w:sz="1" w:space="0"/>
             </w:tcBorders>
             <w:shd w:val="clear" w:color="auto" w:fill="EBF3FA"/>
             <w:tcMar>
@@ -5921,10 +5956,10 @@
           <w:tcPr>
             <w:tcW w:w="6260" w:type="dxa"/>
             <w:tcBorders>
-              <w:top w:val="single" w:sz="1" w:space="0" w:color="AAAAAA"/>
-              <w:left w:val="single" w:sz="1" w:space="0" w:color="AAAAAA"/>
-              <w:bottom w:val="single" w:sz="1" w:space="0" w:color="AAAAAA"/>
-              <w:right w:val="single" w:sz="1" w:space="0" w:color="AAAAAA"/>
+              <w:top w:val="single" w:color="AAAAAA" w:sz="1" w:space="0"/>
+              <w:left w:val="single" w:color="AAAAAA" w:sz="1" w:space="0"/>
+              <w:bottom w:val="single" w:color="AAAAAA" w:sz="1" w:space="0"/>
+              <w:right w:val="single" w:color="AAAAAA" w:sz="1" w:space="0"/>
             </w:tcBorders>
             <w:shd w:val="clear" w:color="auto" w:fill="EBF3FA"/>
             <w:tcMar>
@@ -5952,10 +5987,10 @@
           <w:tcPr>
             <w:tcW w:w="3100" w:type="dxa"/>
             <w:tcBorders>
-              <w:top w:val="single" w:sz="1" w:space="0" w:color="AAAAAA"/>
-              <w:left w:val="single" w:sz="1" w:space="0" w:color="AAAAAA"/>
-              <w:bottom w:val="single" w:sz="1" w:space="0" w:color="AAAAAA"/>
-              <w:right w:val="single" w:sz="1" w:space="0" w:color="AAAAAA"/>
+              <w:top w:val="single" w:color="AAAAAA" w:sz="1" w:space="0"/>
+              <w:left w:val="single" w:color="AAAAAA" w:sz="1" w:space="0"/>
+              <w:bottom w:val="single" w:color="AAAAAA" w:sz="1" w:space="0"/>
+              <w:right w:val="single" w:color="AAAAAA" w:sz="1" w:space="0"/>
             </w:tcBorders>
             <w:shd w:val="clear" w:color="auto" w:fill="FFFFFF"/>
             <w:tcMar>
@@ -5983,10 +6018,10 @@
           <w:tcPr>
             <w:tcW w:w="6260" w:type="dxa"/>
             <w:tcBorders>
-              <w:top w:val="single" w:sz="1" w:space="0" w:color="AAAAAA"/>
-              <w:left w:val="single" w:sz="1" w:space="0" w:color="AAAAAA"/>
-              <w:bottom w:val="single" w:sz="1" w:space="0" w:color="AAAAAA"/>
-              <w:right w:val="single" w:sz="1" w:space="0" w:color="AAAAAA"/>
+              <w:top w:val="single" w:color="AAAAAA" w:sz="1" w:space="0"/>
+              <w:left w:val="single" w:color="AAAAAA" w:sz="1" w:space="0"/>
+              <w:bottom w:val="single" w:color="AAAAAA" w:sz="1" w:space="0"/>
+              <w:right w:val="single" w:color="AAAAAA" w:sz="1" w:space="0"/>
             </w:tcBorders>
             <w:shd w:val="clear" w:color="auto" w:fill="FFFFFF"/>
             <w:tcMar>
@@ -6014,10 +6049,10 @@
           <w:tcPr>
             <w:tcW w:w="3100" w:type="dxa"/>
             <w:tcBorders>
-              <w:top w:val="single" w:sz="1" w:space="0" w:color="AAAAAA"/>
-              <w:left w:val="single" w:sz="1" w:space="0" w:color="AAAAAA"/>
-              <w:bottom w:val="single" w:sz="1" w:space="0" w:color="AAAAAA"/>
-              <w:right w:val="single" w:sz="1" w:space="0" w:color="AAAAAA"/>
+              <w:top w:val="single" w:color="AAAAAA" w:sz="1" w:space="0"/>
+              <w:left w:val="single" w:color="AAAAAA" w:sz="1" w:space="0"/>
+              <w:bottom w:val="single" w:color="AAAAAA" w:sz="1" w:space="0"/>
+              <w:right w:val="single" w:color="AAAAAA" w:sz="1" w:space="0"/>
             </w:tcBorders>
             <w:shd w:val="clear" w:color="auto" w:fill="EBF3FA"/>
             <w:tcMar>
@@ -6045,10 +6080,10 @@
           <w:tcPr>
             <w:tcW w:w="6260" w:type="dxa"/>
             <w:tcBorders>
-              <w:top w:val="single" w:sz="1" w:space="0" w:color="AAAAAA"/>
-              <w:left w:val="single" w:sz="1" w:space="0" w:color="AAAAAA"/>
-              <w:bottom w:val="single" w:sz="1" w:space="0" w:color="AAAAAA"/>
-              <w:right w:val="single" w:sz="1" w:space="0" w:color="AAAAAA"/>
+              <w:top w:val="single" w:color="AAAAAA" w:sz="1" w:space="0"/>
+              <w:left w:val="single" w:color="AAAAAA" w:sz="1" w:space="0"/>
+              <w:bottom w:val="single" w:color="AAAAAA" w:sz="1" w:space="0"/>
+              <w:right w:val="single" w:color="AAAAAA" w:sz="1" w:space="0"/>
             </w:tcBorders>
             <w:shd w:val="clear" w:color="auto" w:fill="EBF3FA"/>
             <w:tcMar>
@@ -6076,10 +6111,10 @@
           <w:tcPr>
             <w:tcW w:w="3100" w:type="dxa"/>
             <w:tcBorders>
-              <w:top w:val="single" w:sz="1" w:space="0" w:color="AAAAAA"/>
-              <w:left w:val="single" w:sz="1" w:space="0" w:color="AAAAAA"/>
-              <w:bottom w:val="single" w:sz="1" w:space="0" w:color="AAAAAA"/>
-              <w:right w:val="single" w:sz="1" w:space="0" w:color="AAAAAA"/>
+              <w:top w:val="single" w:color="AAAAAA" w:sz="1" w:space="0"/>
+              <w:left w:val="single" w:color="AAAAAA" w:sz="1" w:space="0"/>
+              <w:bottom w:val="single" w:color="AAAAAA" w:sz="1" w:space="0"/>
+              <w:right w:val="single" w:color="AAAAAA" w:sz="1" w:space="0"/>
             </w:tcBorders>
             <w:shd w:val="clear" w:color="auto" w:fill="FFFFFF"/>
             <w:tcMar>
@@ -6107,10 +6142,10 @@
           <w:tcPr>
             <w:tcW w:w="6260" w:type="dxa"/>
             <w:tcBorders>
-              <w:top w:val="single" w:sz="1" w:space="0" w:color="AAAAAA"/>
-              <w:left w:val="single" w:sz="1" w:space="0" w:color="AAAAAA"/>
-              <w:bottom w:val="single" w:sz="1" w:space="0" w:color="AAAAAA"/>
-              <w:right w:val="single" w:sz="1" w:space="0" w:color="AAAAAA"/>
+              <w:top w:val="single" w:color="AAAAAA" w:sz="1" w:space="0"/>
+              <w:left w:val="single" w:color="AAAAAA" w:sz="1" w:space="0"/>
+              <w:bottom w:val="single" w:color="AAAAAA" w:sz="1" w:space="0"/>
+              <w:right w:val="single" w:color="AAAAAA" w:sz="1" w:space="0"/>
             </w:tcBorders>
             <w:shd w:val="clear" w:color="auto" w:fill="FFFFFF"/>
             <w:tcMar>
@@ -6145,7 +6180,6 @@
         <w:pStyle w:val="Heading1"/>
       </w:pPr>
       <w:r>
-        <w:lastRenderedPageBreak/>
         <w:t>GITHUB ENVIRONMENTS &amp; SECRETS (MANDATORY)</w:t>
       </w:r>
     </w:p>
@@ -6260,12 +6294,12 @@
       <w:tblPr>
         <w:tblW w:w="8360" w:type="dxa"/>
         <w:tblBorders>
-          <w:top w:val="single" w:sz="4" w:space="0" w:color="auto"/>
-          <w:left w:val="single" w:sz="4" w:space="0" w:color="auto"/>
-          <w:bottom w:val="single" w:sz="4" w:space="0" w:color="auto"/>
-          <w:right w:val="single" w:sz="4" w:space="0" w:color="auto"/>
-          <w:insideH w:val="single" w:sz="4" w:space="0" w:color="auto"/>
-          <w:insideV w:val="single" w:sz="4" w:space="0" w:color="auto"/>
+          <w:top w:val="single" w:color="auto" w:sz="4" w:space="0"/>
+          <w:left w:val="single" w:color="auto" w:sz="4" w:space="0"/>
+          <w:bottom w:val="single" w:color="auto" w:sz="4" w:space="0"/>
+          <w:right w:val="single" w:color="auto" w:sz="4" w:space="0"/>
+          <w:insideH w:val="single" w:color="auto" w:sz="4" w:space="0"/>
+          <w:insideV w:val="single" w:color="auto" w:sz="4" w:space="0"/>
         </w:tblBorders>
         <w:tblCellMar>
           <w:left w:w="10" w:type="dxa"/>
@@ -6283,10 +6317,10 @@
           <w:tcPr>
             <w:tcW w:w="1400" w:type="dxa"/>
             <w:tcBorders>
-              <w:top w:val="single" w:sz="1" w:space="0" w:color="AAAAAA"/>
-              <w:left w:val="single" w:sz="1" w:space="0" w:color="AAAAAA"/>
-              <w:bottom w:val="single" w:sz="1" w:space="0" w:color="AAAAAA"/>
-              <w:right w:val="single" w:sz="1" w:space="0" w:color="AAAAAA"/>
+              <w:top w:val="single" w:color="AAAAAA" w:sz="1" w:space="0"/>
+              <w:left w:val="single" w:color="AAAAAA" w:sz="1" w:space="0"/>
+              <w:bottom w:val="single" w:color="AAAAAA" w:sz="1" w:space="0"/>
+              <w:right w:val="single" w:color="AAAAAA" w:sz="1" w:space="0"/>
             </w:tcBorders>
             <w:shd w:val="clear" w:color="auto" w:fill="1F3864"/>
             <w:tcMar>
@@ -6317,10 +6351,10 @@
           <w:tcPr>
             <w:tcW w:w="2800" w:type="dxa"/>
             <w:tcBorders>
-              <w:top w:val="single" w:sz="1" w:space="0" w:color="AAAAAA"/>
-              <w:left w:val="single" w:sz="1" w:space="0" w:color="AAAAAA"/>
-              <w:bottom w:val="single" w:sz="1" w:space="0" w:color="AAAAAA"/>
-              <w:right w:val="single" w:sz="1" w:space="0" w:color="AAAAAA"/>
+              <w:top w:val="single" w:color="AAAAAA" w:sz="1" w:space="0"/>
+              <w:left w:val="single" w:color="AAAAAA" w:sz="1" w:space="0"/>
+              <w:bottom w:val="single" w:color="AAAAAA" w:sz="1" w:space="0"/>
+              <w:right w:val="single" w:color="AAAAAA" w:sz="1" w:space="0"/>
             </w:tcBorders>
             <w:shd w:val="clear" w:color="auto" w:fill="1F3864"/>
             <w:tcMar>
@@ -6351,10 +6385,10 @@
           <w:tcPr>
             <w:tcW w:w="4160" w:type="dxa"/>
             <w:tcBorders>
-              <w:top w:val="single" w:sz="1" w:space="0" w:color="AAAAAA"/>
-              <w:left w:val="single" w:sz="1" w:space="0" w:color="AAAAAA"/>
-              <w:bottom w:val="single" w:sz="1" w:space="0" w:color="AAAAAA"/>
-              <w:right w:val="single" w:sz="1" w:space="0" w:color="AAAAAA"/>
+              <w:top w:val="single" w:color="AAAAAA" w:sz="1" w:space="0"/>
+              <w:left w:val="single" w:color="AAAAAA" w:sz="1" w:space="0"/>
+              <w:bottom w:val="single" w:color="AAAAAA" w:sz="1" w:space="0"/>
+              <w:right w:val="single" w:color="AAAAAA" w:sz="1" w:space="0"/>
             </w:tcBorders>
             <w:shd w:val="clear" w:color="auto" w:fill="1F3864"/>
             <w:tcMar>
@@ -6387,10 +6421,10 @@
           <w:tcPr>
             <w:tcW w:w="1400" w:type="dxa"/>
             <w:tcBorders>
-              <w:top w:val="single" w:sz="1" w:space="0" w:color="AAAAAA"/>
-              <w:left w:val="single" w:sz="1" w:space="0" w:color="AAAAAA"/>
-              <w:bottom w:val="single" w:sz="1" w:space="0" w:color="AAAAAA"/>
-              <w:right w:val="single" w:sz="1" w:space="0" w:color="AAAAAA"/>
+              <w:top w:val="single" w:color="AAAAAA" w:sz="1" w:space="0"/>
+              <w:left w:val="single" w:color="AAAAAA" w:sz="1" w:space="0"/>
+              <w:bottom w:val="single" w:color="AAAAAA" w:sz="1" w:space="0"/>
+              <w:right w:val="single" w:color="AAAAAA" w:sz="1" w:space="0"/>
             </w:tcBorders>
             <w:shd w:val="clear" w:color="auto" w:fill="EBF3FA"/>
             <w:tcMar>
@@ -6418,10 +6452,10 @@
           <w:tcPr>
             <w:tcW w:w="2800" w:type="dxa"/>
             <w:tcBorders>
-              <w:top w:val="single" w:sz="1" w:space="0" w:color="AAAAAA"/>
-              <w:left w:val="single" w:sz="1" w:space="0" w:color="AAAAAA"/>
-              <w:bottom w:val="single" w:sz="1" w:space="0" w:color="AAAAAA"/>
-              <w:right w:val="single" w:sz="1" w:space="0" w:color="AAAAAA"/>
+              <w:top w:val="single" w:color="AAAAAA" w:sz="1" w:space="0"/>
+              <w:left w:val="single" w:color="AAAAAA" w:sz="1" w:space="0"/>
+              <w:bottom w:val="single" w:color="AAAAAA" w:sz="1" w:space="0"/>
+              <w:right w:val="single" w:color="AAAAAA" w:sz="1" w:space="0"/>
             </w:tcBorders>
             <w:shd w:val="clear" w:color="auto" w:fill="EBF3FA"/>
             <w:tcMar>
@@ -6449,10 +6483,10 @@
           <w:tcPr>
             <w:tcW w:w="4160" w:type="dxa"/>
             <w:tcBorders>
-              <w:top w:val="single" w:sz="1" w:space="0" w:color="AAAAAA"/>
-              <w:left w:val="single" w:sz="1" w:space="0" w:color="AAAAAA"/>
-              <w:bottom w:val="single" w:sz="1" w:space="0" w:color="AAAAAA"/>
-              <w:right w:val="single" w:sz="1" w:space="0" w:color="AAAAAA"/>
+              <w:top w:val="single" w:color="AAAAAA" w:sz="1" w:space="0"/>
+              <w:left w:val="single" w:color="AAAAAA" w:sz="1" w:space="0"/>
+              <w:bottom w:val="single" w:color="AAAAAA" w:sz="1" w:space="0"/>
+              <w:right w:val="single" w:color="AAAAAA" w:sz="1" w:space="0"/>
             </w:tcBorders>
             <w:shd w:val="clear" w:color="auto" w:fill="EBF3FA"/>
             <w:tcMar>
@@ -6480,10 +6514,10 @@
           <w:tcPr>
             <w:tcW w:w="1400" w:type="dxa"/>
             <w:tcBorders>
-              <w:top w:val="single" w:sz="1" w:space="0" w:color="AAAAAA"/>
-              <w:left w:val="single" w:sz="1" w:space="0" w:color="AAAAAA"/>
-              <w:bottom w:val="single" w:sz="1" w:space="0" w:color="AAAAAA"/>
-              <w:right w:val="single" w:sz="1" w:space="0" w:color="AAAAAA"/>
+              <w:top w:val="single" w:color="AAAAAA" w:sz="1" w:space="0"/>
+              <w:left w:val="single" w:color="AAAAAA" w:sz="1" w:space="0"/>
+              <w:bottom w:val="single" w:color="AAAAAA" w:sz="1" w:space="0"/>
+              <w:right w:val="single" w:color="AAAAAA" w:sz="1" w:space="0"/>
             </w:tcBorders>
             <w:shd w:val="clear" w:color="auto" w:fill="FFFFFF"/>
             <w:tcMar>
@@ -6511,10 +6545,10 @@
           <w:tcPr>
             <w:tcW w:w="2800" w:type="dxa"/>
             <w:tcBorders>
-              <w:top w:val="single" w:sz="1" w:space="0" w:color="AAAAAA"/>
-              <w:left w:val="single" w:sz="1" w:space="0" w:color="AAAAAA"/>
-              <w:bottom w:val="single" w:sz="1" w:space="0" w:color="AAAAAA"/>
-              <w:right w:val="single" w:sz="1" w:space="0" w:color="AAAAAA"/>
+              <w:top w:val="single" w:color="AAAAAA" w:sz="1" w:space="0"/>
+              <w:left w:val="single" w:color="AAAAAA" w:sz="1" w:space="0"/>
+              <w:bottom w:val="single" w:color="AAAAAA" w:sz="1" w:space="0"/>
+              <w:right w:val="single" w:color="AAAAAA" w:sz="1" w:space="0"/>
             </w:tcBorders>
             <w:shd w:val="clear" w:color="auto" w:fill="FFFFFF"/>
             <w:tcMar>
@@ -6542,10 +6576,10 @@
           <w:tcPr>
             <w:tcW w:w="4160" w:type="dxa"/>
             <w:tcBorders>
-              <w:top w:val="single" w:sz="1" w:space="0" w:color="AAAAAA"/>
-              <w:left w:val="single" w:sz="1" w:space="0" w:color="AAAAAA"/>
-              <w:bottom w:val="single" w:sz="1" w:space="0" w:color="AAAAAA"/>
-              <w:right w:val="single" w:sz="1" w:space="0" w:color="AAAAAA"/>
+              <w:top w:val="single" w:color="AAAAAA" w:sz="1" w:space="0"/>
+              <w:left w:val="single" w:color="AAAAAA" w:sz="1" w:space="0"/>
+              <w:bottom w:val="single" w:color="AAAAAA" w:sz="1" w:space="0"/>
+              <w:right w:val="single" w:color="AAAAAA" w:sz="1" w:space="0"/>
             </w:tcBorders>
             <w:shd w:val="clear" w:color="auto" w:fill="FFFFFF"/>
             <w:tcMar>
@@ -6573,10 +6607,10 @@
           <w:tcPr>
             <w:tcW w:w="1400" w:type="dxa"/>
             <w:tcBorders>
-              <w:top w:val="single" w:sz="1" w:space="0" w:color="AAAAAA"/>
-              <w:left w:val="single" w:sz="1" w:space="0" w:color="AAAAAA"/>
-              <w:bottom w:val="single" w:sz="1" w:space="0" w:color="AAAAAA"/>
-              <w:right w:val="single" w:sz="1" w:space="0" w:color="AAAAAA"/>
+              <w:top w:val="single" w:color="AAAAAA" w:sz="1" w:space="0"/>
+              <w:left w:val="single" w:color="AAAAAA" w:sz="1" w:space="0"/>
+              <w:bottom w:val="single" w:color="AAAAAA" w:sz="1" w:space="0"/>
+              <w:right w:val="single" w:color="AAAAAA" w:sz="1" w:space="0"/>
             </w:tcBorders>
             <w:shd w:val="clear" w:color="auto" w:fill="EBF3FA"/>
             <w:tcMar>
@@ -6604,10 +6638,10 @@
           <w:tcPr>
             <w:tcW w:w="2800" w:type="dxa"/>
             <w:tcBorders>
-              <w:top w:val="single" w:sz="1" w:space="0" w:color="AAAAAA"/>
-              <w:left w:val="single" w:sz="1" w:space="0" w:color="AAAAAA"/>
-              <w:bottom w:val="single" w:sz="1" w:space="0" w:color="AAAAAA"/>
-              <w:right w:val="single" w:sz="1" w:space="0" w:color="AAAAAA"/>
+              <w:top w:val="single" w:color="AAAAAA" w:sz="1" w:space="0"/>
+              <w:left w:val="single" w:color="AAAAAA" w:sz="1" w:space="0"/>
+              <w:bottom w:val="single" w:color="AAAAAA" w:sz="1" w:space="0"/>
+              <w:right w:val="single" w:color="AAAAAA" w:sz="1" w:space="0"/>
             </w:tcBorders>
             <w:shd w:val="clear" w:color="auto" w:fill="EBF3FA"/>
             <w:tcMar>
@@ -6635,10 +6669,10 @@
           <w:tcPr>
             <w:tcW w:w="4160" w:type="dxa"/>
             <w:tcBorders>
-              <w:top w:val="single" w:sz="1" w:space="0" w:color="AAAAAA"/>
-              <w:left w:val="single" w:sz="1" w:space="0" w:color="AAAAAA"/>
-              <w:bottom w:val="single" w:sz="1" w:space="0" w:color="AAAAAA"/>
-              <w:right w:val="single" w:sz="1" w:space="0" w:color="AAAAAA"/>
+              <w:top w:val="single" w:color="AAAAAA" w:sz="1" w:space="0"/>
+              <w:left w:val="single" w:color="AAAAAA" w:sz="1" w:space="0"/>
+              <w:bottom w:val="single" w:color="AAAAAA" w:sz="1" w:space="0"/>
+              <w:right w:val="single" w:color="AAAAAA" w:sz="1" w:space="0"/>
             </w:tcBorders>
             <w:shd w:val="clear" w:color="auto" w:fill="EBF3FA"/>
             <w:tcMar>
@@ -6666,10 +6700,10 @@
           <w:tcPr>
             <w:tcW w:w="1400" w:type="dxa"/>
             <w:tcBorders>
-              <w:top w:val="single" w:sz="1" w:space="0" w:color="AAAAAA"/>
-              <w:left w:val="single" w:sz="1" w:space="0" w:color="AAAAAA"/>
-              <w:bottom w:val="single" w:sz="1" w:space="0" w:color="AAAAAA"/>
-              <w:right w:val="single" w:sz="1" w:space="0" w:color="AAAAAA"/>
+              <w:top w:val="single" w:color="AAAAAA" w:sz="1" w:space="0"/>
+              <w:left w:val="single" w:color="AAAAAA" w:sz="1" w:space="0"/>
+              <w:bottom w:val="single" w:color="AAAAAA" w:sz="1" w:space="0"/>
+              <w:right w:val="single" w:color="AAAAAA" w:sz="1" w:space="0"/>
             </w:tcBorders>
             <w:shd w:val="clear" w:color="auto" w:fill="FFFFFF"/>
             <w:tcMar>
@@ -6697,10 +6731,10 @@
           <w:tcPr>
             <w:tcW w:w="2800" w:type="dxa"/>
             <w:tcBorders>
-              <w:top w:val="single" w:sz="1" w:space="0" w:color="AAAAAA"/>
-              <w:left w:val="single" w:sz="1" w:space="0" w:color="AAAAAA"/>
-              <w:bottom w:val="single" w:sz="1" w:space="0" w:color="AAAAAA"/>
-              <w:right w:val="single" w:sz="1" w:space="0" w:color="AAAAAA"/>
+              <w:top w:val="single" w:color="AAAAAA" w:sz="1" w:space="0"/>
+              <w:left w:val="single" w:color="AAAAAA" w:sz="1" w:space="0"/>
+              <w:bottom w:val="single" w:color="AAAAAA" w:sz="1" w:space="0"/>
+              <w:right w:val="single" w:color="AAAAAA" w:sz="1" w:space="0"/>
             </w:tcBorders>
             <w:shd w:val="clear" w:color="auto" w:fill="FFFFFF"/>
             <w:tcMar>
@@ -6728,10 +6762,10 @@
           <w:tcPr>
             <w:tcW w:w="4160" w:type="dxa"/>
             <w:tcBorders>
-              <w:top w:val="single" w:sz="1" w:space="0" w:color="AAAAAA"/>
-              <w:left w:val="single" w:sz="1" w:space="0" w:color="AAAAAA"/>
-              <w:bottom w:val="single" w:sz="1" w:space="0" w:color="AAAAAA"/>
-              <w:right w:val="single" w:sz="1" w:space="0" w:color="AAAAAA"/>
+              <w:top w:val="single" w:color="AAAAAA" w:sz="1" w:space="0"/>
+              <w:left w:val="single" w:color="AAAAAA" w:sz="1" w:space="0"/>
+              <w:bottom w:val="single" w:color="AAAAAA" w:sz="1" w:space="0"/>
+              <w:right w:val="single" w:color="AAAAAA" w:sz="1" w:space="0"/>
             </w:tcBorders>
             <w:shd w:val="clear" w:color="auto" w:fill="FFFFFF"/>
             <w:tcMar>
@@ -6759,10 +6793,10 @@
           <w:tcPr>
             <w:tcW w:w="1400" w:type="dxa"/>
             <w:tcBorders>
-              <w:top w:val="single" w:sz="1" w:space="0" w:color="AAAAAA"/>
-              <w:left w:val="single" w:sz="1" w:space="0" w:color="AAAAAA"/>
-              <w:bottom w:val="single" w:sz="1" w:space="0" w:color="AAAAAA"/>
-              <w:right w:val="single" w:sz="1" w:space="0" w:color="AAAAAA"/>
+              <w:top w:val="single" w:color="AAAAAA" w:sz="1" w:space="0"/>
+              <w:left w:val="single" w:color="AAAAAA" w:sz="1" w:space="0"/>
+              <w:bottom w:val="single" w:color="AAAAAA" w:sz="1" w:space="0"/>
+              <w:right w:val="single" w:color="AAAAAA" w:sz="1" w:space="0"/>
             </w:tcBorders>
             <w:shd w:val="clear" w:color="auto" w:fill="EBF3FA"/>
             <w:tcMar>
@@ -6790,10 +6824,10 @@
           <w:tcPr>
             <w:tcW w:w="2800" w:type="dxa"/>
             <w:tcBorders>
-              <w:top w:val="single" w:sz="1" w:space="0" w:color="AAAAAA"/>
-              <w:left w:val="single" w:sz="1" w:space="0" w:color="AAAAAA"/>
-              <w:bottom w:val="single" w:sz="1" w:space="0" w:color="AAAAAA"/>
-              <w:right w:val="single" w:sz="1" w:space="0" w:color="AAAAAA"/>
+              <w:top w:val="single" w:color="AAAAAA" w:sz="1" w:space="0"/>
+              <w:left w:val="single" w:color="AAAAAA" w:sz="1" w:space="0"/>
+              <w:bottom w:val="single" w:color="AAAAAA" w:sz="1" w:space="0"/>
+              <w:right w:val="single" w:color="AAAAAA" w:sz="1" w:space="0"/>
             </w:tcBorders>
             <w:shd w:val="clear" w:color="auto" w:fill="EBF3FA"/>
             <w:tcMar>
@@ -6821,10 +6855,10 @@
           <w:tcPr>
             <w:tcW w:w="4160" w:type="dxa"/>
             <w:tcBorders>
-              <w:top w:val="single" w:sz="1" w:space="0" w:color="AAAAAA"/>
-              <w:left w:val="single" w:sz="1" w:space="0" w:color="AAAAAA"/>
-              <w:bottom w:val="single" w:sz="1" w:space="0" w:color="AAAAAA"/>
-              <w:right w:val="single" w:sz="1" w:space="0" w:color="AAAAAA"/>
+              <w:top w:val="single" w:color="AAAAAA" w:sz="1" w:space="0"/>
+              <w:left w:val="single" w:color="AAAAAA" w:sz="1" w:space="0"/>
+              <w:bottom w:val="single" w:color="AAAAAA" w:sz="1" w:space="0"/>
+              <w:right w:val="single" w:color="AAAAAA" w:sz="1" w:space="0"/>
             </w:tcBorders>
             <w:shd w:val="clear" w:color="auto" w:fill="EBF3FA"/>
             <w:tcMar>
@@ -6870,7 +6904,6 @@
         <w:pStyle w:val="Heading1"/>
       </w:pPr>
       <w:r>
-        <w:lastRenderedPageBreak/>
         <w:t>CI PIPELINE REQUIREMENTS</w:t>
       </w:r>
     </w:p>
@@ -6898,12 +6931,12 @@
       <w:tblPr>
         <w:tblW w:w="9360" w:type="dxa"/>
         <w:tblBorders>
-          <w:top w:val="single" w:sz="4" w:space="0" w:color="auto"/>
-          <w:left w:val="single" w:sz="4" w:space="0" w:color="auto"/>
-          <w:bottom w:val="single" w:sz="4" w:space="0" w:color="auto"/>
-          <w:right w:val="single" w:sz="4" w:space="0" w:color="auto"/>
-          <w:insideH w:val="single" w:sz="4" w:space="0" w:color="auto"/>
-          <w:insideV w:val="single" w:sz="4" w:space="0" w:color="auto"/>
+          <w:top w:val="single" w:color="auto" w:sz="4" w:space="0"/>
+          <w:left w:val="single" w:color="auto" w:sz="4" w:space="0"/>
+          <w:bottom w:val="single" w:color="auto" w:sz="4" w:space="0"/>
+          <w:right w:val="single" w:color="auto" w:sz="4" w:space="0"/>
+          <w:insideH w:val="single" w:color="auto" w:sz="4" w:space="0"/>
+          <w:insideV w:val="single" w:color="auto" w:sz="4" w:space="0"/>
         </w:tblBorders>
         <w:tblCellMar>
           <w:left w:w="10" w:type="dxa"/>
@@ -6922,10 +6955,10 @@
           <w:tcPr>
             <w:tcW w:w="2600" w:type="dxa"/>
             <w:tcBorders>
-              <w:top w:val="single" w:sz="1" w:space="0" w:color="AAAAAA"/>
-              <w:left w:val="single" w:sz="1" w:space="0" w:color="AAAAAA"/>
-              <w:bottom w:val="single" w:sz="1" w:space="0" w:color="AAAAAA"/>
-              <w:right w:val="single" w:sz="1" w:space="0" w:color="AAAAAA"/>
+              <w:top w:val="single" w:color="AAAAAA" w:sz="1" w:space="0"/>
+              <w:left w:val="single" w:color="AAAAAA" w:sz="1" w:space="0"/>
+              <w:bottom w:val="single" w:color="AAAAAA" w:sz="1" w:space="0"/>
+              <w:right w:val="single" w:color="AAAAAA" w:sz="1" w:space="0"/>
             </w:tcBorders>
             <w:shd w:val="clear" w:color="auto" w:fill="1F3864"/>
             <w:tcMar>
@@ -6956,10 +6989,10 @@
           <w:tcPr>
             <w:tcW w:w="2000" w:type="dxa"/>
             <w:tcBorders>
-              <w:top w:val="single" w:sz="1" w:space="0" w:color="AAAAAA"/>
-              <w:left w:val="single" w:sz="1" w:space="0" w:color="AAAAAA"/>
-              <w:bottom w:val="single" w:sz="1" w:space="0" w:color="AAAAAA"/>
-              <w:right w:val="single" w:sz="1" w:space="0" w:color="AAAAAA"/>
+              <w:top w:val="single" w:color="AAAAAA" w:sz="1" w:space="0"/>
+              <w:left w:val="single" w:color="AAAAAA" w:sz="1" w:space="0"/>
+              <w:bottom w:val="single" w:color="AAAAAA" w:sz="1" w:space="0"/>
+              <w:right w:val="single" w:color="AAAAAA" w:sz="1" w:space="0"/>
             </w:tcBorders>
             <w:shd w:val="clear" w:color="auto" w:fill="1F3864"/>
             <w:tcMar>
@@ -6990,10 +7023,10 @@
           <w:tcPr>
             <w:tcW w:w="2000" w:type="dxa"/>
             <w:tcBorders>
-              <w:top w:val="single" w:sz="1" w:space="0" w:color="AAAAAA"/>
-              <w:left w:val="single" w:sz="1" w:space="0" w:color="AAAAAA"/>
-              <w:bottom w:val="single" w:sz="1" w:space="0" w:color="AAAAAA"/>
-              <w:right w:val="single" w:sz="1" w:space="0" w:color="AAAAAA"/>
+              <w:top w:val="single" w:color="AAAAAA" w:sz="1" w:space="0"/>
+              <w:left w:val="single" w:color="AAAAAA" w:sz="1" w:space="0"/>
+              <w:bottom w:val="single" w:color="AAAAAA" w:sz="1" w:space="0"/>
+              <w:right w:val="single" w:color="AAAAAA" w:sz="1" w:space="0"/>
             </w:tcBorders>
             <w:shd w:val="clear" w:color="auto" w:fill="1F3864"/>
             <w:tcMar>
@@ -7024,10 +7057,10 @@
           <w:tcPr>
             <w:tcW w:w="2760" w:type="dxa"/>
             <w:tcBorders>
-              <w:top w:val="single" w:sz="1" w:space="0" w:color="AAAAAA"/>
-              <w:left w:val="single" w:sz="1" w:space="0" w:color="AAAAAA"/>
-              <w:bottom w:val="single" w:sz="1" w:space="0" w:color="AAAAAA"/>
-              <w:right w:val="single" w:sz="1" w:space="0" w:color="AAAAAA"/>
+              <w:top w:val="single" w:color="AAAAAA" w:sz="1" w:space="0"/>
+              <w:left w:val="single" w:color="AAAAAA" w:sz="1" w:space="0"/>
+              <w:bottom w:val="single" w:color="AAAAAA" w:sz="1" w:space="0"/>
+              <w:right w:val="single" w:color="AAAAAA" w:sz="1" w:space="0"/>
             </w:tcBorders>
             <w:shd w:val="clear" w:color="auto" w:fill="1F3864"/>
             <w:tcMar>
@@ -7060,10 +7093,10 @@
           <w:tcPr>
             <w:tcW w:w="2600" w:type="dxa"/>
             <w:tcBorders>
-              <w:top w:val="single" w:sz="1" w:space="0" w:color="AAAAAA"/>
-              <w:left w:val="single" w:sz="1" w:space="0" w:color="AAAAAA"/>
-              <w:bottom w:val="single" w:sz="1" w:space="0" w:color="AAAAAA"/>
-              <w:right w:val="single" w:sz="1" w:space="0" w:color="AAAAAA"/>
+              <w:top w:val="single" w:color="AAAAAA" w:sz="1" w:space="0"/>
+              <w:left w:val="single" w:color="AAAAAA" w:sz="1" w:space="0"/>
+              <w:bottom w:val="single" w:color="AAAAAA" w:sz="1" w:space="0"/>
+              <w:right w:val="single" w:color="AAAAAA" w:sz="1" w:space="0"/>
             </w:tcBorders>
             <w:shd w:val="clear" w:color="auto" w:fill="EBF3FA"/>
             <w:tcMar>
@@ -7091,10 +7124,10 @@
           <w:tcPr>
             <w:tcW w:w="2000" w:type="dxa"/>
             <w:tcBorders>
-              <w:top w:val="single" w:sz="1" w:space="0" w:color="AAAAAA"/>
-              <w:left w:val="single" w:sz="1" w:space="0" w:color="AAAAAA"/>
-              <w:bottom w:val="single" w:sz="1" w:space="0" w:color="AAAAAA"/>
-              <w:right w:val="single" w:sz="1" w:space="0" w:color="AAAAAA"/>
+              <w:top w:val="single" w:color="AAAAAA" w:sz="1" w:space="0"/>
+              <w:left w:val="single" w:color="AAAAAA" w:sz="1" w:space="0"/>
+              <w:bottom w:val="single" w:color="AAAAAA" w:sz="1" w:space="0"/>
+              <w:right w:val="single" w:color="AAAAAA" w:sz="1" w:space="0"/>
             </w:tcBorders>
             <w:shd w:val="clear" w:color="auto" w:fill="EBF3FA"/>
             <w:tcMar>
@@ -7120,10 +7153,10 @@
           <w:tcPr>
             <w:tcW w:w="2000" w:type="dxa"/>
             <w:tcBorders>
-              <w:top w:val="single" w:sz="1" w:space="0" w:color="AAAAAA"/>
-              <w:left w:val="single" w:sz="1" w:space="0" w:color="AAAAAA"/>
-              <w:bottom w:val="single" w:sz="1" w:space="0" w:color="AAAAAA"/>
-              <w:right w:val="single" w:sz="1" w:space="0" w:color="AAAAAA"/>
+              <w:top w:val="single" w:color="AAAAAA" w:sz="1" w:space="0"/>
+              <w:left w:val="single" w:color="AAAAAA" w:sz="1" w:space="0"/>
+              <w:bottom w:val="single" w:color="AAAAAA" w:sz="1" w:space="0"/>
+              <w:right w:val="single" w:color="AAAAAA" w:sz="1" w:space="0"/>
             </w:tcBorders>
             <w:shd w:val="clear" w:color="auto" w:fill="EBF3FA"/>
             <w:tcMar>
@@ -7149,10 +7182,10 @@
           <w:tcPr>
             <w:tcW w:w="2760" w:type="dxa"/>
             <w:tcBorders>
-              <w:top w:val="single" w:sz="1" w:space="0" w:color="AAAAAA"/>
-              <w:left w:val="single" w:sz="1" w:space="0" w:color="AAAAAA"/>
-              <w:bottom w:val="single" w:sz="1" w:space="0" w:color="AAAAAA"/>
-              <w:right w:val="single" w:sz="1" w:space="0" w:color="AAAAAA"/>
+              <w:top w:val="single" w:color="AAAAAA" w:sz="1" w:space="0"/>
+              <w:left w:val="single" w:color="AAAAAA" w:sz="1" w:space="0"/>
+              <w:bottom w:val="single" w:color="AAAAAA" w:sz="1" w:space="0"/>
+              <w:right w:val="single" w:color="AAAAAA" w:sz="1" w:space="0"/>
             </w:tcBorders>
             <w:shd w:val="clear" w:color="auto" w:fill="EBF3FA"/>
             <w:tcMar>
@@ -7180,10 +7213,10 @@
           <w:tcPr>
             <w:tcW w:w="2600" w:type="dxa"/>
             <w:tcBorders>
-              <w:top w:val="single" w:sz="1" w:space="0" w:color="AAAAAA"/>
-              <w:left w:val="single" w:sz="1" w:space="0" w:color="AAAAAA"/>
-              <w:bottom w:val="single" w:sz="1" w:space="0" w:color="AAAAAA"/>
-              <w:right w:val="single" w:sz="1" w:space="0" w:color="AAAAAA"/>
+              <w:top w:val="single" w:color="AAAAAA" w:sz="1" w:space="0"/>
+              <w:left w:val="single" w:color="AAAAAA" w:sz="1" w:space="0"/>
+              <w:bottom w:val="single" w:color="AAAAAA" w:sz="1" w:space="0"/>
+              <w:right w:val="single" w:color="AAAAAA" w:sz="1" w:space="0"/>
             </w:tcBorders>
             <w:shd w:val="clear" w:color="auto" w:fill="FFFFFF"/>
             <w:tcMar>
@@ -7211,10 +7244,10 @@
           <w:tcPr>
             <w:tcW w:w="2000" w:type="dxa"/>
             <w:tcBorders>
-              <w:top w:val="single" w:sz="1" w:space="0" w:color="AAAAAA"/>
-              <w:left w:val="single" w:sz="1" w:space="0" w:color="AAAAAA"/>
-              <w:bottom w:val="single" w:sz="1" w:space="0" w:color="AAAAAA"/>
-              <w:right w:val="single" w:sz="1" w:space="0" w:color="AAAAAA"/>
+              <w:top w:val="single" w:color="AAAAAA" w:sz="1" w:space="0"/>
+              <w:left w:val="single" w:color="AAAAAA" w:sz="1" w:space="0"/>
+              <w:bottom w:val="single" w:color="AAAAAA" w:sz="1" w:space="0"/>
+              <w:right w:val="single" w:color="AAAAAA" w:sz="1" w:space="0"/>
             </w:tcBorders>
             <w:shd w:val="clear" w:color="auto" w:fill="FFFFFF"/>
             <w:tcMar>
@@ -7240,10 +7273,10 @@
           <w:tcPr>
             <w:tcW w:w="2000" w:type="dxa"/>
             <w:tcBorders>
-              <w:top w:val="single" w:sz="1" w:space="0" w:color="AAAAAA"/>
-              <w:left w:val="single" w:sz="1" w:space="0" w:color="AAAAAA"/>
-              <w:bottom w:val="single" w:sz="1" w:space="0" w:color="AAAAAA"/>
-              <w:right w:val="single" w:sz="1" w:space="0" w:color="AAAAAA"/>
+              <w:top w:val="single" w:color="AAAAAA" w:sz="1" w:space="0"/>
+              <w:left w:val="single" w:color="AAAAAA" w:sz="1" w:space="0"/>
+              <w:bottom w:val="single" w:color="AAAAAA" w:sz="1" w:space="0"/>
+              <w:right w:val="single" w:color="AAAAAA" w:sz="1" w:space="0"/>
             </w:tcBorders>
             <w:shd w:val="clear" w:color="auto" w:fill="FFFFFF"/>
             <w:tcMar>
@@ -7269,10 +7302,10 @@
           <w:tcPr>
             <w:tcW w:w="2760" w:type="dxa"/>
             <w:tcBorders>
-              <w:top w:val="single" w:sz="1" w:space="0" w:color="AAAAAA"/>
-              <w:left w:val="single" w:sz="1" w:space="0" w:color="AAAAAA"/>
-              <w:bottom w:val="single" w:sz="1" w:space="0" w:color="AAAAAA"/>
-              <w:right w:val="single" w:sz="1" w:space="0" w:color="AAAAAA"/>
+              <w:top w:val="single" w:color="AAAAAA" w:sz="1" w:space="0"/>
+              <w:left w:val="single" w:color="AAAAAA" w:sz="1" w:space="0"/>
+              <w:bottom w:val="single" w:color="AAAAAA" w:sz="1" w:space="0"/>
+              <w:right w:val="single" w:color="AAAAAA" w:sz="1" w:space="0"/>
             </w:tcBorders>
             <w:shd w:val="clear" w:color="auto" w:fill="FFFFFF"/>
             <w:tcMar>
@@ -7300,10 +7333,10 @@
           <w:tcPr>
             <w:tcW w:w="2600" w:type="dxa"/>
             <w:tcBorders>
-              <w:top w:val="single" w:sz="1" w:space="0" w:color="AAAAAA"/>
-              <w:left w:val="single" w:sz="1" w:space="0" w:color="AAAAAA"/>
-              <w:bottom w:val="single" w:sz="1" w:space="0" w:color="AAAAAA"/>
-              <w:right w:val="single" w:sz="1" w:space="0" w:color="AAAAAA"/>
+              <w:top w:val="single" w:color="AAAAAA" w:sz="1" w:space="0"/>
+              <w:left w:val="single" w:color="AAAAAA" w:sz="1" w:space="0"/>
+              <w:bottom w:val="single" w:color="AAAAAA" w:sz="1" w:space="0"/>
+              <w:right w:val="single" w:color="AAAAAA" w:sz="1" w:space="0"/>
             </w:tcBorders>
             <w:shd w:val="clear" w:color="auto" w:fill="EBF3FA"/>
             <w:tcMar>
@@ -7331,10 +7364,10 @@
           <w:tcPr>
             <w:tcW w:w="2000" w:type="dxa"/>
             <w:tcBorders>
-              <w:top w:val="single" w:sz="1" w:space="0" w:color="AAAAAA"/>
-              <w:left w:val="single" w:sz="1" w:space="0" w:color="AAAAAA"/>
-              <w:bottom w:val="single" w:sz="1" w:space="0" w:color="AAAAAA"/>
-              <w:right w:val="single" w:sz="1" w:space="0" w:color="AAAAAA"/>
+              <w:top w:val="single" w:color="AAAAAA" w:sz="1" w:space="0"/>
+              <w:left w:val="single" w:color="AAAAAA" w:sz="1" w:space="0"/>
+              <w:bottom w:val="single" w:color="AAAAAA" w:sz="1" w:space="0"/>
+              <w:right w:val="single" w:color="AAAAAA" w:sz="1" w:space="0"/>
             </w:tcBorders>
             <w:shd w:val="clear" w:color="auto" w:fill="EBF3FA"/>
             <w:tcMar>
@@ -7360,10 +7393,10 @@
           <w:tcPr>
             <w:tcW w:w="2000" w:type="dxa"/>
             <w:tcBorders>
-              <w:top w:val="single" w:sz="1" w:space="0" w:color="AAAAAA"/>
-              <w:left w:val="single" w:sz="1" w:space="0" w:color="AAAAAA"/>
-              <w:bottom w:val="single" w:sz="1" w:space="0" w:color="AAAAAA"/>
-              <w:right w:val="single" w:sz="1" w:space="0" w:color="AAAAAA"/>
+              <w:top w:val="single" w:color="AAAAAA" w:sz="1" w:space="0"/>
+              <w:left w:val="single" w:color="AAAAAA" w:sz="1" w:space="0"/>
+              <w:bottom w:val="single" w:color="AAAAAA" w:sz="1" w:space="0"/>
+              <w:right w:val="single" w:color="AAAAAA" w:sz="1" w:space="0"/>
             </w:tcBorders>
             <w:shd w:val="clear" w:color="auto" w:fill="EBF3FA"/>
             <w:tcMar>
@@ -7389,10 +7422,10 @@
           <w:tcPr>
             <w:tcW w:w="2760" w:type="dxa"/>
             <w:tcBorders>
-              <w:top w:val="single" w:sz="1" w:space="0" w:color="AAAAAA"/>
-              <w:left w:val="single" w:sz="1" w:space="0" w:color="AAAAAA"/>
-              <w:bottom w:val="single" w:sz="1" w:space="0" w:color="AAAAAA"/>
-              <w:right w:val="single" w:sz="1" w:space="0" w:color="AAAAAA"/>
+              <w:top w:val="single" w:color="AAAAAA" w:sz="1" w:space="0"/>
+              <w:left w:val="single" w:color="AAAAAA" w:sz="1" w:space="0"/>
+              <w:bottom w:val="single" w:color="AAAAAA" w:sz="1" w:space="0"/>
+              <w:right w:val="single" w:color="AAAAAA" w:sz="1" w:space="0"/>
             </w:tcBorders>
             <w:shd w:val="clear" w:color="auto" w:fill="EBF3FA"/>
             <w:tcMar>
@@ -7726,7 +7759,6 @@
         <w:pStyle w:val="Heading2"/>
       </w:pPr>
       <w:r>
-        <w:lastRenderedPageBreak/>
         <w:t>7.3  Additional CI Requirements</w:t>
       </w:r>
     </w:p>
@@ -7819,12 +7851,12 @@
       <w:tblPr>
         <w:tblW w:w="9360" w:type="dxa"/>
         <w:tblBorders>
-          <w:top w:val="single" w:sz="4" w:space="0" w:color="auto"/>
-          <w:left w:val="single" w:sz="4" w:space="0" w:color="auto"/>
-          <w:bottom w:val="single" w:sz="4" w:space="0" w:color="auto"/>
-          <w:right w:val="single" w:sz="4" w:space="0" w:color="auto"/>
-          <w:insideH w:val="single" w:sz="4" w:space="0" w:color="auto"/>
-          <w:insideV w:val="single" w:sz="4" w:space="0" w:color="auto"/>
+          <w:top w:val="single" w:color="auto" w:sz="4" w:space="0"/>
+          <w:left w:val="single" w:color="auto" w:sz="4" w:space="0"/>
+          <w:bottom w:val="single" w:color="auto" w:sz="4" w:space="0"/>
+          <w:right w:val="single" w:color="auto" w:sz="4" w:space="0"/>
+          <w:insideH w:val="single" w:color="auto" w:sz="4" w:space="0"/>
+          <w:insideV w:val="single" w:color="auto" w:sz="4" w:space="0"/>
         </w:tblBorders>
         <w:tblCellMar>
           <w:left w:w="10" w:type="dxa"/>
@@ -7843,10 +7875,10 @@
           <w:tcPr>
             <w:tcW w:w="2600" w:type="dxa"/>
             <w:tcBorders>
-              <w:top w:val="single" w:sz="1" w:space="0" w:color="AAAAAA"/>
-              <w:left w:val="single" w:sz="1" w:space="0" w:color="AAAAAA"/>
-              <w:bottom w:val="single" w:sz="1" w:space="0" w:color="AAAAAA"/>
-              <w:right w:val="single" w:sz="1" w:space="0" w:color="AAAAAA"/>
+              <w:top w:val="single" w:color="AAAAAA" w:sz="1" w:space="0"/>
+              <w:left w:val="single" w:color="AAAAAA" w:sz="1" w:space="0"/>
+              <w:bottom w:val="single" w:color="AAAAAA" w:sz="1" w:space="0"/>
+              <w:right w:val="single" w:color="AAAAAA" w:sz="1" w:space="0"/>
             </w:tcBorders>
             <w:shd w:val="clear" w:color="auto" w:fill="1F3864"/>
             <w:tcMar>
@@ -7877,10 +7909,10 @@
           <w:tcPr>
             <w:tcW w:w="1700" w:type="dxa"/>
             <w:tcBorders>
-              <w:top w:val="single" w:sz="1" w:space="0" w:color="AAAAAA"/>
-              <w:left w:val="single" w:sz="1" w:space="0" w:color="AAAAAA"/>
-              <w:bottom w:val="single" w:sz="1" w:space="0" w:color="AAAAAA"/>
-              <w:right w:val="single" w:sz="1" w:space="0" w:color="AAAAAA"/>
+              <w:top w:val="single" w:color="AAAAAA" w:sz="1" w:space="0"/>
+              <w:left w:val="single" w:color="AAAAAA" w:sz="1" w:space="0"/>
+              <w:bottom w:val="single" w:color="AAAAAA" w:sz="1" w:space="0"/>
+              <w:right w:val="single" w:color="AAAAAA" w:sz="1" w:space="0"/>
             </w:tcBorders>
             <w:shd w:val="clear" w:color="auto" w:fill="1F3864"/>
             <w:tcMar>
@@ -7911,10 +7943,10 @@
           <w:tcPr>
             <w:tcW w:w="2000" w:type="dxa"/>
             <w:tcBorders>
-              <w:top w:val="single" w:sz="1" w:space="0" w:color="AAAAAA"/>
-              <w:left w:val="single" w:sz="1" w:space="0" w:color="AAAAAA"/>
-              <w:bottom w:val="single" w:sz="1" w:space="0" w:color="AAAAAA"/>
-              <w:right w:val="single" w:sz="1" w:space="0" w:color="AAAAAA"/>
+              <w:top w:val="single" w:color="AAAAAA" w:sz="1" w:space="0"/>
+              <w:left w:val="single" w:color="AAAAAA" w:sz="1" w:space="0"/>
+              <w:bottom w:val="single" w:color="AAAAAA" w:sz="1" w:space="0"/>
+              <w:right w:val="single" w:color="AAAAAA" w:sz="1" w:space="0"/>
             </w:tcBorders>
             <w:shd w:val="clear" w:color="auto" w:fill="1F3864"/>
             <w:tcMar>
@@ -7945,10 +7977,10 @@
           <w:tcPr>
             <w:tcW w:w="3060" w:type="dxa"/>
             <w:tcBorders>
-              <w:top w:val="single" w:sz="1" w:space="0" w:color="AAAAAA"/>
-              <w:left w:val="single" w:sz="1" w:space="0" w:color="AAAAAA"/>
-              <w:bottom w:val="single" w:sz="1" w:space="0" w:color="AAAAAA"/>
-              <w:right w:val="single" w:sz="1" w:space="0" w:color="AAAAAA"/>
+              <w:top w:val="single" w:color="AAAAAA" w:sz="1" w:space="0"/>
+              <w:left w:val="single" w:color="AAAAAA" w:sz="1" w:space="0"/>
+              <w:bottom w:val="single" w:color="AAAAAA" w:sz="1" w:space="0"/>
+              <w:right w:val="single" w:color="AAAAAA" w:sz="1" w:space="0"/>
             </w:tcBorders>
             <w:shd w:val="clear" w:color="auto" w:fill="1F3864"/>
             <w:tcMar>
@@ -7981,10 +8013,10 @@
           <w:tcPr>
             <w:tcW w:w="2600" w:type="dxa"/>
             <w:tcBorders>
-              <w:top w:val="single" w:sz="1" w:space="0" w:color="AAAAAA"/>
-              <w:left w:val="single" w:sz="1" w:space="0" w:color="AAAAAA"/>
-              <w:bottom w:val="single" w:sz="1" w:space="0" w:color="AAAAAA"/>
-              <w:right w:val="single" w:sz="1" w:space="0" w:color="AAAAAA"/>
+              <w:top w:val="single" w:color="AAAAAA" w:sz="1" w:space="0"/>
+              <w:left w:val="single" w:color="AAAAAA" w:sz="1" w:space="0"/>
+              <w:bottom w:val="single" w:color="AAAAAA" w:sz="1" w:space="0"/>
+              <w:right w:val="single" w:color="AAAAAA" w:sz="1" w:space="0"/>
             </w:tcBorders>
             <w:shd w:val="clear" w:color="auto" w:fill="EBF3FA"/>
             <w:tcMar>
@@ -8012,10 +8044,10 @@
           <w:tcPr>
             <w:tcW w:w="1700" w:type="dxa"/>
             <w:tcBorders>
-              <w:top w:val="single" w:sz="1" w:space="0" w:color="AAAAAA"/>
-              <w:left w:val="single" w:sz="1" w:space="0" w:color="AAAAAA"/>
-              <w:bottom w:val="single" w:sz="1" w:space="0" w:color="AAAAAA"/>
-              <w:right w:val="single" w:sz="1" w:space="0" w:color="AAAAAA"/>
+              <w:top w:val="single" w:color="AAAAAA" w:sz="1" w:space="0"/>
+              <w:left w:val="single" w:color="AAAAAA" w:sz="1" w:space="0"/>
+              <w:bottom w:val="single" w:color="AAAAAA" w:sz="1" w:space="0"/>
+              <w:right w:val="single" w:color="AAAAAA" w:sz="1" w:space="0"/>
             </w:tcBorders>
             <w:shd w:val="clear" w:color="auto" w:fill="EBF3FA"/>
             <w:tcMar>
@@ -8041,10 +8073,10 @@
           <w:tcPr>
             <w:tcW w:w="2000" w:type="dxa"/>
             <w:tcBorders>
-              <w:top w:val="single" w:sz="1" w:space="0" w:color="AAAAAA"/>
-              <w:left w:val="single" w:sz="1" w:space="0" w:color="AAAAAA"/>
-              <w:bottom w:val="single" w:sz="1" w:space="0" w:color="AAAAAA"/>
-              <w:right w:val="single" w:sz="1" w:space="0" w:color="AAAAAA"/>
+              <w:top w:val="single" w:color="AAAAAA" w:sz="1" w:space="0"/>
+              <w:left w:val="single" w:color="AAAAAA" w:sz="1" w:space="0"/>
+              <w:bottom w:val="single" w:color="AAAAAA" w:sz="1" w:space="0"/>
+              <w:right w:val="single" w:color="AAAAAA" w:sz="1" w:space="0"/>
             </w:tcBorders>
             <w:shd w:val="clear" w:color="auto" w:fill="EBF3FA"/>
             <w:tcMar>
@@ -8070,10 +8102,10 @@
           <w:tcPr>
             <w:tcW w:w="3060" w:type="dxa"/>
             <w:tcBorders>
-              <w:top w:val="single" w:sz="1" w:space="0" w:color="AAAAAA"/>
-              <w:left w:val="single" w:sz="1" w:space="0" w:color="AAAAAA"/>
-              <w:bottom w:val="single" w:sz="1" w:space="0" w:color="AAAAAA"/>
-              <w:right w:val="single" w:sz="1" w:space="0" w:color="AAAAAA"/>
+              <w:top w:val="single" w:color="AAAAAA" w:sz="1" w:space="0"/>
+              <w:left w:val="single" w:color="AAAAAA" w:sz="1" w:space="0"/>
+              <w:bottom w:val="single" w:color="AAAAAA" w:sz="1" w:space="0"/>
+              <w:right w:val="single" w:color="AAAAAA" w:sz="1" w:space="0"/>
             </w:tcBorders>
             <w:shd w:val="clear" w:color="auto" w:fill="EBF3FA"/>
             <w:tcMar>
@@ -8101,10 +8133,10 @@
           <w:tcPr>
             <w:tcW w:w="2600" w:type="dxa"/>
             <w:tcBorders>
-              <w:top w:val="single" w:sz="1" w:space="0" w:color="AAAAAA"/>
-              <w:left w:val="single" w:sz="1" w:space="0" w:color="AAAAAA"/>
-              <w:bottom w:val="single" w:sz="1" w:space="0" w:color="AAAAAA"/>
-              <w:right w:val="single" w:sz="1" w:space="0" w:color="AAAAAA"/>
+              <w:top w:val="single" w:color="AAAAAA" w:sz="1" w:space="0"/>
+              <w:left w:val="single" w:color="AAAAAA" w:sz="1" w:space="0"/>
+              <w:bottom w:val="single" w:color="AAAAAA" w:sz="1" w:space="0"/>
+              <w:right w:val="single" w:color="AAAAAA" w:sz="1" w:space="0"/>
             </w:tcBorders>
             <w:shd w:val="clear" w:color="auto" w:fill="FFFFFF"/>
             <w:tcMar>
@@ -8132,10 +8164,10 @@
           <w:tcPr>
             <w:tcW w:w="1700" w:type="dxa"/>
             <w:tcBorders>
-              <w:top w:val="single" w:sz="1" w:space="0" w:color="AAAAAA"/>
-              <w:left w:val="single" w:sz="1" w:space="0" w:color="AAAAAA"/>
-              <w:bottom w:val="single" w:sz="1" w:space="0" w:color="AAAAAA"/>
-              <w:right w:val="single" w:sz="1" w:space="0" w:color="AAAAAA"/>
+              <w:top w:val="single" w:color="AAAAAA" w:sz="1" w:space="0"/>
+              <w:left w:val="single" w:color="AAAAAA" w:sz="1" w:space="0"/>
+              <w:bottom w:val="single" w:color="AAAAAA" w:sz="1" w:space="0"/>
+              <w:right w:val="single" w:color="AAAAAA" w:sz="1" w:space="0"/>
             </w:tcBorders>
             <w:shd w:val="clear" w:color="auto" w:fill="FFFFFF"/>
             <w:tcMar>
@@ -8161,10 +8193,10 @@
           <w:tcPr>
             <w:tcW w:w="2000" w:type="dxa"/>
             <w:tcBorders>
-              <w:top w:val="single" w:sz="1" w:space="0" w:color="AAAAAA"/>
-              <w:left w:val="single" w:sz="1" w:space="0" w:color="AAAAAA"/>
-              <w:bottom w:val="single" w:sz="1" w:space="0" w:color="AAAAAA"/>
-              <w:right w:val="single" w:sz="1" w:space="0" w:color="AAAAAA"/>
+              <w:top w:val="single" w:color="AAAAAA" w:sz="1" w:space="0"/>
+              <w:left w:val="single" w:color="AAAAAA" w:sz="1" w:space="0"/>
+              <w:bottom w:val="single" w:color="AAAAAA" w:sz="1" w:space="0"/>
+              <w:right w:val="single" w:color="AAAAAA" w:sz="1" w:space="0"/>
             </w:tcBorders>
             <w:shd w:val="clear" w:color="auto" w:fill="FFFFFF"/>
             <w:tcMar>
@@ -8190,10 +8222,10 @@
           <w:tcPr>
             <w:tcW w:w="3060" w:type="dxa"/>
             <w:tcBorders>
-              <w:top w:val="single" w:sz="1" w:space="0" w:color="AAAAAA"/>
-              <w:left w:val="single" w:sz="1" w:space="0" w:color="AAAAAA"/>
-              <w:bottom w:val="single" w:sz="1" w:space="0" w:color="AAAAAA"/>
-              <w:right w:val="single" w:sz="1" w:space="0" w:color="AAAAAA"/>
+              <w:top w:val="single" w:color="AAAAAA" w:sz="1" w:space="0"/>
+              <w:left w:val="single" w:color="AAAAAA" w:sz="1" w:space="0"/>
+              <w:bottom w:val="single" w:color="AAAAAA" w:sz="1" w:space="0"/>
+              <w:right w:val="single" w:color="AAAAAA" w:sz="1" w:space="0"/>
             </w:tcBorders>
             <w:shd w:val="clear" w:color="auto" w:fill="FFFFFF"/>
             <w:tcMar>
@@ -8221,10 +8253,10 @@
           <w:tcPr>
             <w:tcW w:w="2600" w:type="dxa"/>
             <w:tcBorders>
-              <w:top w:val="single" w:sz="1" w:space="0" w:color="AAAAAA"/>
-              <w:left w:val="single" w:sz="1" w:space="0" w:color="AAAAAA"/>
-              <w:bottom w:val="single" w:sz="1" w:space="0" w:color="AAAAAA"/>
-              <w:right w:val="single" w:sz="1" w:space="0" w:color="AAAAAA"/>
+              <w:top w:val="single" w:color="AAAAAA" w:sz="1" w:space="0"/>
+              <w:left w:val="single" w:color="AAAAAA" w:sz="1" w:space="0"/>
+              <w:bottom w:val="single" w:color="AAAAAA" w:sz="1" w:space="0"/>
+              <w:right w:val="single" w:color="AAAAAA" w:sz="1" w:space="0"/>
             </w:tcBorders>
             <w:shd w:val="clear" w:color="auto" w:fill="EBF3FA"/>
             <w:tcMar>
@@ -8252,10 +8284,10 @@
           <w:tcPr>
             <w:tcW w:w="1700" w:type="dxa"/>
             <w:tcBorders>
-              <w:top w:val="single" w:sz="1" w:space="0" w:color="AAAAAA"/>
-              <w:left w:val="single" w:sz="1" w:space="0" w:color="AAAAAA"/>
-              <w:bottom w:val="single" w:sz="1" w:space="0" w:color="AAAAAA"/>
-              <w:right w:val="single" w:sz="1" w:space="0" w:color="AAAAAA"/>
+              <w:top w:val="single" w:color="AAAAAA" w:sz="1" w:space="0"/>
+              <w:left w:val="single" w:color="AAAAAA" w:sz="1" w:space="0"/>
+              <w:bottom w:val="single" w:color="AAAAAA" w:sz="1" w:space="0"/>
+              <w:right w:val="single" w:color="AAAAAA" w:sz="1" w:space="0"/>
             </w:tcBorders>
             <w:shd w:val="clear" w:color="auto" w:fill="EBF3FA"/>
             <w:tcMar>
@@ -8281,10 +8313,10 @@
           <w:tcPr>
             <w:tcW w:w="2000" w:type="dxa"/>
             <w:tcBorders>
-              <w:top w:val="single" w:sz="1" w:space="0" w:color="AAAAAA"/>
-              <w:left w:val="single" w:sz="1" w:space="0" w:color="AAAAAA"/>
-              <w:bottom w:val="single" w:sz="1" w:space="0" w:color="AAAAAA"/>
-              <w:right w:val="single" w:sz="1" w:space="0" w:color="AAAAAA"/>
+              <w:top w:val="single" w:color="AAAAAA" w:sz="1" w:space="0"/>
+              <w:left w:val="single" w:color="AAAAAA" w:sz="1" w:space="0"/>
+              <w:bottom w:val="single" w:color="AAAAAA" w:sz="1" w:space="0"/>
+              <w:right w:val="single" w:color="AAAAAA" w:sz="1" w:space="0"/>
             </w:tcBorders>
             <w:shd w:val="clear" w:color="auto" w:fill="EBF3FA"/>
             <w:tcMar>
@@ -8310,10 +8342,10 @@
           <w:tcPr>
             <w:tcW w:w="3060" w:type="dxa"/>
             <w:tcBorders>
-              <w:top w:val="single" w:sz="1" w:space="0" w:color="AAAAAA"/>
-              <w:left w:val="single" w:sz="1" w:space="0" w:color="AAAAAA"/>
-              <w:bottom w:val="single" w:sz="1" w:space="0" w:color="AAAAAA"/>
-              <w:right w:val="single" w:sz="1" w:space="0" w:color="AAAAAA"/>
+              <w:top w:val="single" w:color="AAAAAA" w:sz="1" w:space="0"/>
+              <w:left w:val="single" w:color="AAAAAA" w:sz="1" w:space="0"/>
+              <w:bottom w:val="single" w:color="AAAAAA" w:sz="1" w:space="0"/>
+              <w:right w:val="single" w:color="AAAAAA" w:sz="1" w:space="0"/>
             </w:tcBorders>
             <w:shd w:val="clear" w:color="auto" w:fill="EBF3FA"/>
             <w:tcMar>
@@ -8469,7 +8501,7 @@
       </w:pPr>
       <w:r>
         <w:rPr>
-          <w:rFonts w:ascii="Courier New" w:eastAsia="Courier New" w:hAnsi="Courier New" w:cs="Courier New"/>
+          <w:rFonts w:ascii="Courier New" w:hAnsi="Courier New" w:eastAsia="Courier New" w:cs="Courier New"/>
           <w:color w:val="C7254E"/>
           <w:sz w:val="20"/>
           <w:szCs w:val="20"/>
@@ -8484,7 +8516,7 @@
       </w:pPr>
       <w:r>
         <w:rPr>
-          <w:rFonts w:ascii="Courier New" w:eastAsia="Courier New" w:hAnsi="Courier New" w:cs="Courier New"/>
+          <w:rFonts w:ascii="Courier New" w:hAnsi="Courier New" w:eastAsia="Courier New" w:cs="Courier New"/>
           <w:color w:val="C7254E"/>
           <w:sz w:val="20"/>
           <w:szCs w:val="20"/>
@@ -8499,7 +8531,7 @@
       </w:pPr>
       <w:r>
         <w:rPr>
-          <w:rFonts w:ascii="Courier New" w:eastAsia="Courier New" w:hAnsi="Courier New" w:cs="Courier New"/>
+          <w:rFonts w:ascii="Courier New" w:hAnsi="Courier New" w:eastAsia="Courier New" w:cs="Courier New"/>
           <w:color w:val="C7254E"/>
           <w:sz w:val="20"/>
           <w:szCs w:val="20"/>
@@ -8533,7 +8565,6 @@
           <w:bCs/>
           <w:color w:val="1F3864"/>
         </w:rPr>
-        <w:lastRenderedPageBreak/>
         <w:t>Step 4 – Confirm</w:t>
       </w:r>
     </w:p>
@@ -8631,7 +8662,6 @@
         <w:pStyle w:val="Heading1"/>
       </w:pPr>
       <w:r>
-        <w:lastRenderedPageBreak/>
         <w:t>DOCKERFILE REQUIREMENTS</w:t>
       </w:r>
     </w:p>
@@ -8746,7 +8776,7 @@
       </w:pPr>
       <w:r>
         <w:rPr>
-          <w:rFonts w:ascii="Courier New" w:eastAsia="Courier New" w:hAnsi="Courier New" w:cs="Courier New"/>
+          <w:rFonts w:ascii="Courier New" w:hAnsi="Courier New" w:eastAsia="Courier New" w:cs="Courier New"/>
           <w:color w:val="C7254E"/>
           <w:sz w:val="20"/>
           <w:szCs w:val="20"/>
@@ -8761,7 +8791,7 @@
       </w:pPr>
       <w:r>
         <w:rPr>
-          <w:rFonts w:ascii="Courier New" w:eastAsia="Courier New" w:hAnsi="Courier New" w:cs="Courier New"/>
+          <w:rFonts w:ascii="Courier New" w:hAnsi="Courier New" w:eastAsia="Courier New" w:cs="Courier New"/>
           <w:color w:val="C7254E"/>
           <w:sz w:val="20"/>
           <w:szCs w:val="20"/>
@@ -8776,7 +8806,7 @@
       </w:pPr>
       <w:r>
         <w:rPr>
-          <w:rFonts w:ascii="Courier New" w:eastAsia="Courier New" w:hAnsi="Courier New" w:cs="Courier New"/>
+          <w:rFonts w:ascii="Courier New" w:hAnsi="Courier New" w:eastAsia="Courier New" w:cs="Courier New"/>
           <w:color w:val="C7254E"/>
           <w:sz w:val="20"/>
           <w:szCs w:val="20"/>
@@ -8791,7 +8821,7 @@
       </w:pPr>
       <w:r>
         <w:rPr>
-          <w:rFonts w:ascii="Courier New" w:eastAsia="Courier New" w:hAnsi="Courier New" w:cs="Courier New"/>
+          <w:rFonts w:ascii="Courier New" w:hAnsi="Courier New" w:eastAsia="Courier New" w:cs="Courier New"/>
           <w:color w:val="C7254E"/>
           <w:sz w:val="20"/>
           <w:szCs w:val="20"/>
@@ -8986,7 +9016,6 @@
         <w:pStyle w:val="Heading1"/>
       </w:pPr>
       <w:r>
-        <w:lastRenderedPageBreak/>
         <w:t>CSS (style.css) REQUIREMENTS</w:t>
       </w:r>
     </w:p>
@@ -9125,7 +9154,6 @@
         <w:pStyle w:val="Heading1"/>
       </w:pPr>
       <w:r>
-        <w:lastRenderedPageBreak/>
         <w:t>WORKFLOW OVERVIEW SUMMARY</w:t>
       </w:r>
     </w:p>
@@ -9145,12 +9173,12 @@
       <w:tblPr>
         <w:tblW w:w="9360" w:type="dxa"/>
         <w:tblBorders>
-          <w:top w:val="single" w:sz="4" w:space="0" w:color="auto"/>
-          <w:left w:val="single" w:sz="4" w:space="0" w:color="auto"/>
-          <w:bottom w:val="single" w:sz="4" w:space="0" w:color="auto"/>
-          <w:right w:val="single" w:sz="4" w:space="0" w:color="auto"/>
-          <w:insideH w:val="single" w:sz="4" w:space="0" w:color="auto"/>
-          <w:insideV w:val="single" w:sz="4" w:space="0" w:color="auto"/>
+          <w:top w:val="single" w:color="auto" w:sz="4" w:space="0"/>
+          <w:left w:val="single" w:color="auto" w:sz="4" w:space="0"/>
+          <w:bottom w:val="single" w:color="auto" w:sz="4" w:space="0"/>
+          <w:right w:val="single" w:color="auto" w:sz="4" w:space="0"/>
+          <w:insideH w:val="single" w:color="auto" w:sz="4" w:space="0"/>
+          <w:insideV w:val="single" w:color="auto" w:sz="4" w:space="0"/>
         </w:tblBorders>
         <w:tblCellMar>
           <w:left w:w="10" w:type="dxa"/>
@@ -9169,10 +9197,10 @@
           <w:tcPr>
             <w:tcW w:w="2000" w:type="dxa"/>
             <w:tcBorders>
-              <w:top w:val="single" w:sz="1" w:space="0" w:color="AAAAAA"/>
-              <w:left w:val="single" w:sz="1" w:space="0" w:color="AAAAAA"/>
-              <w:bottom w:val="single" w:sz="1" w:space="0" w:color="AAAAAA"/>
-              <w:right w:val="single" w:sz="1" w:space="0" w:color="AAAAAA"/>
+              <w:top w:val="single" w:color="AAAAAA" w:sz="1" w:space="0"/>
+              <w:left w:val="single" w:color="AAAAAA" w:sz="1" w:space="0"/>
+              <w:bottom w:val="single" w:color="AAAAAA" w:sz="1" w:space="0"/>
+              <w:right w:val="single" w:color="AAAAAA" w:sz="1" w:space="0"/>
             </w:tcBorders>
             <w:shd w:val="clear" w:color="auto" w:fill="1F3864"/>
             <w:tcMar>
@@ -9203,10 +9231,10 @@
           <w:tcPr>
             <w:tcW w:w="1400" w:type="dxa"/>
             <w:tcBorders>
-              <w:top w:val="single" w:sz="1" w:space="0" w:color="AAAAAA"/>
-              <w:left w:val="single" w:sz="1" w:space="0" w:color="AAAAAA"/>
-              <w:bottom w:val="single" w:sz="1" w:space="0" w:color="AAAAAA"/>
-              <w:right w:val="single" w:sz="1" w:space="0" w:color="AAAAAA"/>
+              <w:top w:val="single" w:color="AAAAAA" w:sz="1" w:space="0"/>
+              <w:left w:val="single" w:color="AAAAAA" w:sz="1" w:space="0"/>
+              <w:bottom w:val="single" w:color="AAAAAA" w:sz="1" w:space="0"/>
+              <w:right w:val="single" w:color="AAAAAA" w:sz="1" w:space="0"/>
             </w:tcBorders>
             <w:shd w:val="clear" w:color="auto" w:fill="1F3864"/>
             <w:tcMar>
@@ -9237,10 +9265,10 @@
           <w:tcPr>
             <w:tcW w:w="1800" w:type="dxa"/>
             <w:tcBorders>
-              <w:top w:val="single" w:sz="1" w:space="0" w:color="AAAAAA"/>
-              <w:left w:val="single" w:sz="1" w:space="0" w:color="AAAAAA"/>
-              <w:bottom w:val="single" w:sz="1" w:space="0" w:color="AAAAAA"/>
-              <w:right w:val="single" w:sz="1" w:space="0" w:color="AAAAAA"/>
+              <w:top w:val="single" w:color="AAAAAA" w:sz="1" w:space="0"/>
+              <w:left w:val="single" w:color="AAAAAA" w:sz="1" w:space="0"/>
+              <w:bottom w:val="single" w:color="AAAAAA" w:sz="1" w:space="0"/>
+              <w:right w:val="single" w:color="AAAAAA" w:sz="1" w:space="0"/>
             </w:tcBorders>
             <w:shd w:val="clear" w:color="auto" w:fill="1F3864"/>
             <w:tcMar>
@@ -9271,10 +9299,10 @@
           <w:tcPr>
             <w:tcW w:w="4160" w:type="dxa"/>
             <w:tcBorders>
-              <w:top w:val="single" w:sz="1" w:space="0" w:color="AAAAAA"/>
-              <w:left w:val="single" w:sz="1" w:space="0" w:color="AAAAAA"/>
-              <w:bottom w:val="single" w:sz="1" w:space="0" w:color="AAAAAA"/>
-              <w:right w:val="single" w:sz="1" w:space="0" w:color="AAAAAA"/>
+              <w:top w:val="single" w:color="AAAAAA" w:sz="1" w:space="0"/>
+              <w:left w:val="single" w:color="AAAAAA" w:sz="1" w:space="0"/>
+              <w:bottom w:val="single" w:color="AAAAAA" w:sz="1" w:space="0"/>
+              <w:right w:val="single" w:color="AAAAAA" w:sz="1" w:space="0"/>
             </w:tcBorders>
             <w:shd w:val="clear" w:color="auto" w:fill="1F3864"/>
             <w:tcMar>
@@ -9307,10 +9335,10 @@
           <w:tcPr>
             <w:tcW w:w="2000" w:type="dxa"/>
             <w:tcBorders>
-              <w:top w:val="single" w:sz="1" w:space="0" w:color="AAAAAA"/>
-              <w:left w:val="single" w:sz="1" w:space="0" w:color="AAAAAA"/>
-              <w:bottom w:val="single" w:sz="1" w:space="0" w:color="AAAAAA"/>
-              <w:right w:val="single" w:sz="1" w:space="0" w:color="AAAAAA"/>
+              <w:top w:val="single" w:color="AAAAAA" w:sz="1" w:space="0"/>
+              <w:left w:val="single" w:color="AAAAAA" w:sz="1" w:space="0"/>
+              <w:bottom w:val="single" w:color="AAAAAA" w:sz="1" w:space="0"/>
+              <w:right w:val="single" w:color="AAAAAA" w:sz="1" w:space="0"/>
             </w:tcBorders>
             <w:shd w:val="clear" w:color="auto" w:fill="EBF3FA"/>
             <w:tcMar>
@@ -9338,10 +9366,10 @@
           <w:tcPr>
             <w:tcW w:w="1400" w:type="dxa"/>
             <w:tcBorders>
-              <w:top w:val="single" w:sz="1" w:space="0" w:color="AAAAAA"/>
-              <w:left w:val="single" w:sz="1" w:space="0" w:color="AAAAAA"/>
-              <w:bottom w:val="single" w:sz="1" w:space="0" w:color="AAAAAA"/>
-              <w:right w:val="single" w:sz="1" w:space="0" w:color="AAAAAA"/>
+              <w:top w:val="single" w:color="AAAAAA" w:sz="1" w:space="0"/>
+              <w:left w:val="single" w:color="AAAAAA" w:sz="1" w:space="0"/>
+              <w:bottom w:val="single" w:color="AAAAAA" w:sz="1" w:space="0"/>
+              <w:right w:val="single" w:color="AAAAAA" w:sz="1" w:space="0"/>
             </w:tcBorders>
             <w:shd w:val="clear" w:color="auto" w:fill="EBF3FA"/>
             <w:tcMar>
@@ -9367,10 +9395,10 @@
           <w:tcPr>
             <w:tcW w:w="1800" w:type="dxa"/>
             <w:tcBorders>
-              <w:top w:val="single" w:sz="1" w:space="0" w:color="AAAAAA"/>
-              <w:left w:val="single" w:sz="1" w:space="0" w:color="AAAAAA"/>
-              <w:bottom w:val="single" w:sz="1" w:space="0" w:color="AAAAAA"/>
-              <w:right w:val="single" w:sz="1" w:space="0" w:color="AAAAAA"/>
+              <w:top w:val="single" w:color="AAAAAA" w:sz="1" w:space="0"/>
+              <w:left w:val="single" w:color="AAAAAA" w:sz="1" w:space="0"/>
+              <w:bottom w:val="single" w:color="AAAAAA" w:sz="1" w:space="0"/>
+              <w:right w:val="single" w:color="AAAAAA" w:sz="1" w:space="0"/>
             </w:tcBorders>
             <w:shd w:val="clear" w:color="auto" w:fill="EBF3FA"/>
             <w:tcMar>
@@ -9396,10 +9424,10 @@
           <w:tcPr>
             <w:tcW w:w="4160" w:type="dxa"/>
             <w:tcBorders>
-              <w:top w:val="single" w:sz="1" w:space="0" w:color="AAAAAA"/>
-              <w:left w:val="single" w:sz="1" w:space="0" w:color="AAAAAA"/>
-              <w:bottom w:val="single" w:sz="1" w:space="0" w:color="AAAAAA"/>
-              <w:right w:val="single" w:sz="1" w:space="0" w:color="AAAAAA"/>
+              <w:top w:val="single" w:color="AAAAAA" w:sz="1" w:space="0"/>
+              <w:left w:val="single" w:color="AAAAAA" w:sz="1" w:space="0"/>
+              <w:bottom w:val="single" w:color="AAAAAA" w:sz="1" w:space="0"/>
+              <w:right w:val="single" w:color="AAAAAA" w:sz="1" w:space="0"/>
             </w:tcBorders>
             <w:shd w:val="clear" w:color="auto" w:fill="EBF3FA"/>
             <w:tcMar>
@@ -9427,10 +9455,10 @@
           <w:tcPr>
             <w:tcW w:w="2000" w:type="dxa"/>
             <w:tcBorders>
-              <w:top w:val="single" w:sz="1" w:space="0" w:color="AAAAAA"/>
-              <w:left w:val="single" w:sz="1" w:space="0" w:color="AAAAAA"/>
-              <w:bottom w:val="single" w:sz="1" w:space="0" w:color="AAAAAA"/>
-              <w:right w:val="single" w:sz="1" w:space="0" w:color="AAAAAA"/>
+              <w:top w:val="single" w:color="AAAAAA" w:sz="1" w:space="0"/>
+              <w:left w:val="single" w:color="AAAAAA" w:sz="1" w:space="0"/>
+              <w:bottom w:val="single" w:color="AAAAAA" w:sz="1" w:space="0"/>
+              <w:right w:val="single" w:color="AAAAAA" w:sz="1" w:space="0"/>
             </w:tcBorders>
             <w:shd w:val="clear" w:color="auto" w:fill="FFFFFF"/>
             <w:tcMar>
@@ -9458,10 +9486,10 @@
           <w:tcPr>
             <w:tcW w:w="1400" w:type="dxa"/>
             <w:tcBorders>
-              <w:top w:val="single" w:sz="1" w:space="0" w:color="AAAAAA"/>
-              <w:left w:val="single" w:sz="1" w:space="0" w:color="AAAAAA"/>
-              <w:bottom w:val="single" w:sz="1" w:space="0" w:color="AAAAAA"/>
-              <w:right w:val="single" w:sz="1" w:space="0" w:color="AAAAAA"/>
+              <w:top w:val="single" w:color="AAAAAA" w:sz="1" w:space="0"/>
+              <w:left w:val="single" w:color="AAAAAA" w:sz="1" w:space="0"/>
+              <w:bottom w:val="single" w:color="AAAAAA" w:sz="1" w:space="0"/>
+              <w:right w:val="single" w:color="AAAAAA" w:sz="1" w:space="0"/>
             </w:tcBorders>
             <w:shd w:val="clear" w:color="auto" w:fill="FFFFFF"/>
             <w:tcMar>
@@ -9487,10 +9515,10 @@
           <w:tcPr>
             <w:tcW w:w="1800" w:type="dxa"/>
             <w:tcBorders>
-              <w:top w:val="single" w:sz="1" w:space="0" w:color="AAAAAA"/>
-              <w:left w:val="single" w:sz="1" w:space="0" w:color="AAAAAA"/>
-              <w:bottom w:val="single" w:sz="1" w:space="0" w:color="AAAAAA"/>
-              <w:right w:val="single" w:sz="1" w:space="0" w:color="AAAAAA"/>
+              <w:top w:val="single" w:color="AAAAAA" w:sz="1" w:space="0"/>
+              <w:left w:val="single" w:color="AAAAAA" w:sz="1" w:space="0"/>
+              <w:bottom w:val="single" w:color="AAAAAA" w:sz="1" w:space="0"/>
+              <w:right w:val="single" w:color="AAAAAA" w:sz="1" w:space="0"/>
             </w:tcBorders>
             <w:shd w:val="clear" w:color="auto" w:fill="FFFFFF"/>
             <w:tcMar>
@@ -9516,10 +9544,10 @@
           <w:tcPr>
             <w:tcW w:w="4160" w:type="dxa"/>
             <w:tcBorders>
-              <w:top w:val="single" w:sz="1" w:space="0" w:color="AAAAAA"/>
-              <w:left w:val="single" w:sz="1" w:space="0" w:color="AAAAAA"/>
-              <w:bottom w:val="single" w:sz="1" w:space="0" w:color="AAAAAA"/>
-              <w:right w:val="single" w:sz="1" w:space="0" w:color="AAAAAA"/>
+              <w:top w:val="single" w:color="AAAAAA" w:sz="1" w:space="0"/>
+              <w:left w:val="single" w:color="AAAAAA" w:sz="1" w:space="0"/>
+              <w:bottom w:val="single" w:color="AAAAAA" w:sz="1" w:space="0"/>
+              <w:right w:val="single" w:color="AAAAAA" w:sz="1" w:space="0"/>
             </w:tcBorders>
             <w:shd w:val="clear" w:color="auto" w:fill="FFFFFF"/>
             <w:tcMar>
@@ -9547,10 +9575,10 @@
           <w:tcPr>
             <w:tcW w:w="2000" w:type="dxa"/>
             <w:tcBorders>
-              <w:top w:val="single" w:sz="1" w:space="0" w:color="AAAAAA"/>
-              <w:left w:val="single" w:sz="1" w:space="0" w:color="AAAAAA"/>
-              <w:bottom w:val="single" w:sz="1" w:space="0" w:color="AAAAAA"/>
-              <w:right w:val="single" w:sz="1" w:space="0" w:color="AAAAAA"/>
+              <w:top w:val="single" w:color="AAAAAA" w:sz="1" w:space="0"/>
+              <w:left w:val="single" w:color="AAAAAA" w:sz="1" w:space="0"/>
+              <w:bottom w:val="single" w:color="AAAAAA" w:sz="1" w:space="0"/>
+              <w:right w:val="single" w:color="AAAAAA" w:sz="1" w:space="0"/>
             </w:tcBorders>
             <w:shd w:val="clear" w:color="auto" w:fill="EBF3FA"/>
             <w:tcMar>
@@ -9578,10 +9606,10 @@
           <w:tcPr>
             <w:tcW w:w="1400" w:type="dxa"/>
             <w:tcBorders>
-              <w:top w:val="single" w:sz="1" w:space="0" w:color="AAAAAA"/>
-              <w:left w:val="single" w:sz="1" w:space="0" w:color="AAAAAA"/>
-              <w:bottom w:val="single" w:sz="1" w:space="0" w:color="AAAAAA"/>
-              <w:right w:val="single" w:sz="1" w:space="0" w:color="AAAAAA"/>
+              <w:top w:val="single" w:color="AAAAAA" w:sz="1" w:space="0"/>
+              <w:left w:val="single" w:color="AAAAAA" w:sz="1" w:space="0"/>
+              <w:bottom w:val="single" w:color="AAAAAA" w:sz="1" w:space="0"/>
+              <w:right w:val="single" w:color="AAAAAA" w:sz="1" w:space="0"/>
             </w:tcBorders>
             <w:shd w:val="clear" w:color="auto" w:fill="EBF3FA"/>
             <w:tcMar>
@@ -9607,10 +9635,10 @@
           <w:tcPr>
             <w:tcW w:w="1800" w:type="dxa"/>
             <w:tcBorders>
-              <w:top w:val="single" w:sz="1" w:space="0" w:color="AAAAAA"/>
-              <w:left w:val="single" w:sz="1" w:space="0" w:color="AAAAAA"/>
-              <w:bottom w:val="single" w:sz="1" w:space="0" w:color="AAAAAA"/>
-              <w:right w:val="single" w:sz="1" w:space="0" w:color="AAAAAA"/>
+              <w:top w:val="single" w:color="AAAAAA" w:sz="1" w:space="0"/>
+              <w:left w:val="single" w:color="AAAAAA" w:sz="1" w:space="0"/>
+              <w:bottom w:val="single" w:color="AAAAAA" w:sz="1" w:space="0"/>
+              <w:right w:val="single" w:color="AAAAAA" w:sz="1" w:space="0"/>
             </w:tcBorders>
             <w:shd w:val="clear" w:color="auto" w:fill="EBF3FA"/>
             <w:tcMar>
@@ -9636,10 +9664,10 @@
           <w:tcPr>
             <w:tcW w:w="4160" w:type="dxa"/>
             <w:tcBorders>
-              <w:top w:val="single" w:sz="1" w:space="0" w:color="AAAAAA"/>
-              <w:left w:val="single" w:sz="1" w:space="0" w:color="AAAAAA"/>
-              <w:bottom w:val="single" w:sz="1" w:space="0" w:color="AAAAAA"/>
-              <w:right w:val="single" w:sz="1" w:space="0" w:color="AAAAAA"/>
+              <w:top w:val="single" w:color="AAAAAA" w:sz="1" w:space="0"/>
+              <w:left w:val="single" w:color="AAAAAA" w:sz="1" w:space="0"/>
+              <w:bottom w:val="single" w:color="AAAAAA" w:sz="1" w:space="0"/>
+              <w:right w:val="single" w:color="AAAAAA" w:sz="1" w:space="0"/>
             </w:tcBorders>
             <w:shd w:val="clear" w:color="auto" w:fill="EBF3FA"/>
             <w:tcMar>
@@ -9667,10 +9695,10 @@
           <w:tcPr>
             <w:tcW w:w="2000" w:type="dxa"/>
             <w:tcBorders>
-              <w:top w:val="single" w:sz="1" w:space="0" w:color="AAAAAA"/>
-              <w:left w:val="single" w:sz="1" w:space="0" w:color="AAAAAA"/>
-              <w:bottom w:val="single" w:sz="1" w:space="0" w:color="AAAAAA"/>
-              <w:right w:val="single" w:sz="1" w:space="0" w:color="AAAAAA"/>
+              <w:top w:val="single" w:color="AAAAAA" w:sz="1" w:space="0"/>
+              <w:left w:val="single" w:color="AAAAAA" w:sz="1" w:space="0"/>
+              <w:bottom w:val="single" w:color="AAAAAA" w:sz="1" w:space="0"/>
+              <w:right w:val="single" w:color="AAAAAA" w:sz="1" w:space="0"/>
             </w:tcBorders>
             <w:shd w:val="clear" w:color="auto" w:fill="FFFFFF"/>
             <w:tcMar>
@@ -9698,10 +9726,10 @@
           <w:tcPr>
             <w:tcW w:w="1400" w:type="dxa"/>
             <w:tcBorders>
-              <w:top w:val="single" w:sz="1" w:space="0" w:color="AAAAAA"/>
-              <w:left w:val="single" w:sz="1" w:space="0" w:color="AAAAAA"/>
-              <w:bottom w:val="single" w:sz="1" w:space="0" w:color="AAAAAA"/>
-              <w:right w:val="single" w:sz="1" w:space="0" w:color="AAAAAA"/>
+              <w:top w:val="single" w:color="AAAAAA" w:sz="1" w:space="0"/>
+              <w:left w:val="single" w:color="AAAAAA" w:sz="1" w:space="0"/>
+              <w:bottom w:val="single" w:color="AAAAAA" w:sz="1" w:space="0"/>
+              <w:right w:val="single" w:color="AAAAAA" w:sz="1" w:space="0"/>
             </w:tcBorders>
             <w:shd w:val="clear" w:color="auto" w:fill="FFFFFF"/>
             <w:tcMar>
@@ -9727,10 +9755,10 @@
           <w:tcPr>
             <w:tcW w:w="1800" w:type="dxa"/>
             <w:tcBorders>
-              <w:top w:val="single" w:sz="1" w:space="0" w:color="AAAAAA"/>
-              <w:left w:val="single" w:sz="1" w:space="0" w:color="AAAAAA"/>
-              <w:bottom w:val="single" w:sz="1" w:space="0" w:color="AAAAAA"/>
-              <w:right w:val="single" w:sz="1" w:space="0" w:color="AAAAAA"/>
+              <w:top w:val="single" w:color="AAAAAA" w:sz="1" w:space="0"/>
+              <w:left w:val="single" w:color="AAAAAA" w:sz="1" w:space="0"/>
+              <w:bottom w:val="single" w:color="AAAAAA" w:sz="1" w:space="0"/>
+              <w:right w:val="single" w:color="AAAAAA" w:sz="1" w:space="0"/>
             </w:tcBorders>
             <w:shd w:val="clear" w:color="auto" w:fill="FFFFFF"/>
             <w:tcMar>
@@ -9756,10 +9784,10 @@
           <w:tcPr>
             <w:tcW w:w="4160" w:type="dxa"/>
             <w:tcBorders>
-              <w:top w:val="single" w:sz="1" w:space="0" w:color="AAAAAA"/>
-              <w:left w:val="single" w:sz="1" w:space="0" w:color="AAAAAA"/>
-              <w:bottom w:val="single" w:sz="1" w:space="0" w:color="AAAAAA"/>
-              <w:right w:val="single" w:sz="1" w:space="0" w:color="AAAAAA"/>
+              <w:top w:val="single" w:color="AAAAAA" w:sz="1" w:space="0"/>
+              <w:left w:val="single" w:color="AAAAAA" w:sz="1" w:space="0"/>
+              <w:bottom w:val="single" w:color="AAAAAA" w:sz="1" w:space="0"/>
+              <w:right w:val="single" w:color="AAAAAA" w:sz="1" w:space="0"/>
             </w:tcBorders>
             <w:shd w:val="clear" w:color="auto" w:fill="FFFFFF"/>
             <w:tcMar>
@@ -9787,10 +9815,10 @@
           <w:tcPr>
             <w:tcW w:w="2000" w:type="dxa"/>
             <w:tcBorders>
-              <w:top w:val="single" w:sz="1" w:space="0" w:color="AAAAAA"/>
-              <w:left w:val="single" w:sz="1" w:space="0" w:color="AAAAAA"/>
-              <w:bottom w:val="single" w:sz="1" w:space="0" w:color="AAAAAA"/>
-              <w:right w:val="single" w:sz="1" w:space="0" w:color="AAAAAA"/>
+              <w:top w:val="single" w:color="AAAAAA" w:sz="1" w:space="0"/>
+              <w:left w:val="single" w:color="AAAAAA" w:sz="1" w:space="0"/>
+              <w:bottom w:val="single" w:color="AAAAAA" w:sz="1" w:space="0"/>
+              <w:right w:val="single" w:color="AAAAAA" w:sz="1" w:space="0"/>
             </w:tcBorders>
             <w:shd w:val="clear" w:color="auto" w:fill="EBF3FA"/>
             <w:tcMar>
@@ -9818,10 +9846,10 @@
           <w:tcPr>
             <w:tcW w:w="1400" w:type="dxa"/>
             <w:tcBorders>
-              <w:top w:val="single" w:sz="1" w:space="0" w:color="AAAAAA"/>
-              <w:left w:val="single" w:sz="1" w:space="0" w:color="AAAAAA"/>
-              <w:bottom w:val="single" w:sz="1" w:space="0" w:color="AAAAAA"/>
-              <w:right w:val="single" w:sz="1" w:space="0" w:color="AAAAAA"/>
+              <w:top w:val="single" w:color="AAAAAA" w:sz="1" w:space="0"/>
+              <w:left w:val="single" w:color="AAAAAA" w:sz="1" w:space="0"/>
+              <w:bottom w:val="single" w:color="AAAAAA" w:sz="1" w:space="0"/>
+              <w:right w:val="single" w:color="AAAAAA" w:sz="1" w:space="0"/>
             </w:tcBorders>
             <w:shd w:val="clear" w:color="auto" w:fill="EBF3FA"/>
             <w:tcMar>
@@ -9847,10 +9875,10 @@
           <w:tcPr>
             <w:tcW w:w="1800" w:type="dxa"/>
             <w:tcBorders>
-              <w:top w:val="single" w:sz="1" w:space="0" w:color="AAAAAA"/>
-              <w:left w:val="single" w:sz="1" w:space="0" w:color="AAAAAA"/>
-              <w:bottom w:val="single" w:sz="1" w:space="0" w:color="AAAAAA"/>
-              <w:right w:val="single" w:sz="1" w:space="0" w:color="AAAAAA"/>
+              <w:top w:val="single" w:color="AAAAAA" w:sz="1" w:space="0"/>
+              <w:left w:val="single" w:color="AAAAAA" w:sz="1" w:space="0"/>
+              <w:bottom w:val="single" w:color="AAAAAA" w:sz="1" w:space="0"/>
+              <w:right w:val="single" w:color="AAAAAA" w:sz="1" w:space="0"/>
             </w:tcBorders>
             <w:shd w:val="clear" w:color="auto" w:fill="EBF3FA"/>
             <w:tcMar>
@@ -9876,10 +9904,10 @@
           <w:tcPr>
             <w:tcW w:w="4160" w:type="dxa"/>
             <w:tcBorders>
-              <w:top w:val="single" w:sz="1" w:space="0" w:color="AAAAAA"/>
-              <w:left w:val="single" w:sz="1" w:space="0" w:color="AAAAAA"/>
-              <w:bottom w:val="single" w:sz="1" w:space="0" w:color="AAAAAA"/>
-              <w:right w:val="single" w:sz="1" w:space="0" w:color="AAAAAA"/>
+              <w:top w:val="single" w:color="AAAAAA" w:sz="1" w:space="0"/>
+              <w:left w:val="single" w:color="AAAAAA" w:sz="1" w:space="0"/>
+              <w:bottom w:val="single" w:color="AAAAAA" w:sz="1" w:space="0"/>
+              <w:right w:val="single" w:color="AAAAAA" w:sz="1" w:space="0"/>
             </w:tcBorders>
             <w:shd w:val="clear" w:color="auto" w:fill="EBF3FA"/>
             <w:tcMar>
@@ -9907,10 +9935,10 @@
           <w:tcPr>
             <w:tcW w:w="2000" w:type="dxa"/>
             <w:tcBorders>
-              <w:top w:val="single" w:sz="1" w:space="0" w:color="AAAAAA"/>
-              <w:left w:val="single" w:sz="1" w:space="0" w:color="AAAAAA"/>
-              <w:bottom w:val="single" w:sz="1" w:space="0" w:color="AAAAAA"/>
-              <w:right w:val="single" w:sz="1" w:space="0" w:color="AAAAAA"/>
+              <w:top w:val="single" w:color="AAAAAA" w:sz="1" w:space="0"/>
+              <w:left w:val="single" w:color="AAAAAA" w:sz="1" w:space="0"/>
+              <w:bottom w:val="single" w:color="AAAAAA" w:sz="1" w:space="0"/>
+              <w:right w:val="single" w:color="AAAAAA" w:sz="1" w:space="0"/>
             </w:tcBorders>
             <w:shd w:val="clear" w:color="auto" w:fill="FFFFFF"/>
             <w:tcMar>
@@ -9938,10 +9966,10 @@
           <w:tcPr>
             <w:tcW w:w="1400" w:type="dxa"/>
             <w:tcBorders>
-              <w:top w:val="single" w:sz="1" w:space="0" w:color="AAAAAA"/>
-              <w:left w:val="single" w:sz="1" w:space="0" w:color="AAAAAA"/>
-              <w:bottom w:val="single" w:sz="1" w:space="0" w:color="AAAAAA"/>
-              <w:right w:val="single" w:sz="1" w:space="0" w:color="AAAAAA"/>
+              <w:top w:val="single" w:color="AAAAAA" w:sz="1" w:space="0"/>
+              <w:left w:val="single" w:color="AAAAAA" w:sz="1" w:space="0"/>
+              <w:bottom w:val="single" w:color="AAAAAA" w:sz="1" w:space="0"/>
+              <w:right w:val="single" w:color="AAAAAA" w:sz="1" w:space="0"/>
             </w:tcBorders>
             <w:shd w:val="clear" w:color="auto" w:fill="FFFFFF"/>
             <w:tcMar>
@@ -9967,10 +9995,10 @@
           <w:tcPr>
             <w:tcW w:w="1800" w:type="dxa"/>
             <w:tcBorders>
-              <w:top w:val="single" w:sz="1" w:space="0" w:color="AAAAAA"/>
-              <w:left w:val="single" w:sz="1" w:space="0" w:color="AAAAAA"/>
-              <w:bottom w:val="single" w:sz="1" w:space="0" w:color="AAAAAA"/>
-              <w:right w:val="single" w:sz="1" w:space="0" w:color="AAAAAA"/>
+              <w:top w:val="single" w:color="AAAAAA" w:sz="1" w:space="0"/>
+              <w:left w:val="single" w:color="AAAAAA" w:sz="1" w:space="0"/>
+              <w:bottom w:val="single" w:color="AAAAAA" w:sz="1" w:space="0"/>
+              <w:right w:val="single" w:color="AAAAAA" w:sz="1" w:space="0"/>
             </w:tcBorders>
             <w:shd w:val="clear" w:color="auto" w:fill="FFFFFF"/>
             <w:tcMar>
@@ -9996,10 +10024,10 @@
           <w:tcPr>
             <w:tcW w:w="4160" w:type="dxa"/>
             <w:tcBorders>
-              <w:top w:val="single" w:sz="1" w:space="0" w:color="AAAAAA"/>
-              <w:left w:val="single" w:sz="1" w:space="0" w:color="AAAAAA"/>
-              <w:bottom w:val="single" w:sz="1" w:space="0" w:color="AAAAAA"/>
-              <w:right w:val="single" w:sz="1" w:space="0" w:color="AAAAAA"/>
+              <w:top w:val="single" w:color="AAAAAA" w:sz="1" w:space="0"/>
+              <w:left w:val="single" w:color="AAAAAA" w:sz="1" w:space="0"/>
+              <w:bottom w:val="single" w:color="AAAAAA" w:sz="1" w:space="0"/>
+              <w:right w:val="single" w:color="AAAAAA" w:sz="1" w:space="0"/>
             </w:tcBorders>
             <w:shd w:val="clear" w:color="auto" w:fill="FFFFFF"/>
             <w:tcMar>
@@ -10209,7 +10237,6 @@
         <w:rPr>
           <w:color w:val="000000"/>
         </w:rPr>
-        <w:lastRenderedPageBreak/>
         <w:t>After all five PRs are merged into develop, promote the changes: open a PR from develop → staging, merge it; then from staging → main, merge it. Verify the CI and CD pipelines fire correctly for each promotion.</w:t>
       </w:r>
     </w:p>
@@ -10377,7 +10404,6 @@
         <w:pStyle w:val="Heading1"/>
       </w:pPr>
       <w:r>
-        <w:lastRenderedPageBreak/>
         <w:t>TASKS &amp; MARKING SCHEME</w:t>
       </w:r>
     </w:p>
@@ -10397,12 +10423,12 @@
       <w:tblPr>
         <w:tblW w:w="9360" w:type="dxa"/>
         <w:tblBorders>
-          <w:top w:val="single" w:sz="4" w:space="0" w:color="auto"/>
-          <w:left w:val="single" w:sz="4" w:space="0" w:color="auto"/>
-          <w:bottom w:val="single" w:sz="4" w:space="0" w:color="auto"/>
-          <w:right w:val="single" w:sz="4" w:space="0" w:color="auto"/>
-          <w:insideH w:val="single" w:sz="4" w:space="0" w:color="auto"/>
-          <w:insideV w:val="single" w:sz="4" w:space="0" w:color="auto"/>
+          <w:top w:val="single" w:color="auto" w:sz="4" w:space="0"/>
+          <w:left w:val="single" w:color="auto" w:sz="4" w:space="0"/>
+          <w:bottom w:val="single" w:color="auto" w:sz="4" w:space="0"/>
+          <w:right w:val="single" w:color="auto" w:sz="4" w:space="0"/>
+          <w:insideH w:val="single" w:color="auto" w:sz="4" w:space="0"/>
+          <w:insideV w:val="single" w:color="auto" w:sz="4" w:space="0"/>
         </w:tblBorders>
         <w:tblCellMar>
           <w:left w:w="10" w:type="dxa"/>
@@ -10420,10 +10446,10 @@
           <w:tcPr>
             <w:tcW w:w="500" w:type="dxa"/>
             <w:tcBorders>
-              <w:top w:val="single" w:sz="1" w:space="0" w:color="AAAAAA"/>
-              <w:left w:val="single" w:sz="1" w:space="0" w:color="AAAAAA"/>
-              <w:bottom w:val="single" w:sz="1" w:space="0" w:color="AAAAAA"/>
-              <w:right w:val="single" w:sz="1" w:space="0" w:color="AAAAAA"/>
+              <w:top w:val="single" w:color="AAAAAA" w:sz="1" w:space="0"/>
+              <w:left w:val="single" w:color="AAAAAA" w:sz="1" w:space="0"/>
+              <w:bottom w:val="single" w:color="AAAAAA" w:sz="1" w:space="0"/>
+              <w:right w:val="single" w:color="AAAAAA" w:sz="1" w:space="0"/>
             </w:tcBorders>
             <w:shd w:val="clear" w:color="auto" w:fill="1F3864"/>
             <w:tcMar>
@@ -10454,10 +10480,10 @@
           <w:tcPr>
             <w:tcW w:w="6860" w:type="dxa"/>
             <w:tcBorders>
-              <w:top w:val="single" w:sz="1" w:space="0" w:color="AAAAAA"/>
-              <w:left w:val="single" w:sz="1" w:space="0" w:color="AAAAAA"/>
-              <w:bottom w:val="single" w:sz="1" w:space="0" w:color="AAAAAA"/>
-              <w:right w:val="single" w:sz="1" w:space="0" w:color="AAAAAA"/>
+              <w:top w:val="single" w:color="AAAAAA" w:sz="1" w:space="0"/>
+              <w:left w:val="single" w:color="AAAAAA" w:sz="1" w:space="0"/>
+              <w:bottom w:val="single" w:color="AAAAAA" w:sz="1" w:space="0"/>
+              <w:right w:val="single" w:color="AAAAAA" w:sz="1" w:space="0"/>
             </w:tcBorders>
             <w:shd w:val="clear" w:color="auto" w:fill="1F3864"/>
             <w:tcMar>
@@ -10488,10 +10514,10 @@
           <w:tcPr>
             <w:tcW w:w="2000" w:type="dxa"/>
             <w:tcBorders>
-              <w:top w:val="single" w:sz="1" w:space="0" w:color="AAAAAA"/>
-              <w:left w:val="single" w:sz="1" w:space="0" w:color="AAAAAA"/>
-              <w:bottom w:val="single" w:sz="1" w:space="0" w:color="AAAAAA"/>
-              <w:right w:val="single" w:sz="1" w:space="0" w:color="AAAAAA"/>
+              <w:top w:val="single" w:color="AAAAAA" w:sz="1" w:space="0"/>
+              <w:left w:val="single" w:color="AAAAAA" w:sz="1" w:space="0"/>
+              <w:bottom w:val="single" w:color="AAAAAA" w:sz="1" w:space="0"/>
+              <w:right w:val="single" w:color="AAAAAA" w:sz="1" w:space="0"/>
             </w:tcBorders>
             <w:shd w:val="clear" w:color="auto" w:fill="1F3864"/>
             <w:tcMar>
@@ -10525,10 +10551,10 @@
             <w:tcW w:w="7360" w:type="dxa"/>
             <w:gridSpan w:val="2"/>
             <w:tcBorders>
-              <w:top w:val="single" w:sz="1" w:space="0" w:color="AAAAAA"/>
-              <w:left w:val="single" w:sz="1" w:space="0" w:color="AAAAAA"/>
-              <w:bottom w:val="single" w:sz="1" w:space="0" w:color="AAAAAA"/>
-              <w:right w:val="single" w:sz="1" w:space="0" w:color="AAAAAA"/>
+              <w:top w:val="single" w:color="AAAAAA" w:sz="1" w:space="0"/>
+              <w:left w:val="single" w:color="AAAAAA" w:sz="1" w:space="0"/>
+              <w:bottom w:val="single" w:color="AAAAAA" w:sz="1" w:space="0"/>
+              <w:right w:val="single" w:color="AAAAAA" w:sz="1" w:space="0"/>
             </w:tcBorders>
             <w:shd w:val="clear" w:color="auto" w:fill="D5E8F0"/>
             <w:tcMar>
@@ -10555,10 +10581,10 @@
           <w:tcPr>
             <w:tcW w:w="2000" w:type="dxa"/>
             <w:tcBorders>
-              <w:top w:val="single" w:sz="1" w:space="0" w:color="AAAAAA"/>
-              <w:left w:val="single" w:sz="1" w:space="0" w:color="AAAAAA"/>
-              <w:bottom w:val="single" w:sz="1" w:space="0" w:color="AAAAAA"/>
-              <w:right w:val="single" w:sz="1" w:space="0" w:color="AAAAAA"/>
+              <w:top w:val="single" w:color="AAAAAA" w:sz="1" w:space="0"/>
+              <w:left w:val="single" w:color="AAAAAA" w:sz="1" w:space="0"/>
+              <w:bottom w:val="single" w:color="AAAAAA" w:sz="1" w:space="0"/>
+              <w:right w:val="single" w:color="AAAAAA" w:sz="1" w:space="0"/>
             </w:tcBorders>
             <w:shd w:val="clear" w:color="auto" w:fill="D5E8F0"/>
             <w:tcMar>
@@ -10590,10 +10616,10 @@
           <w:tcPr>
             <w:tcW w:w="500" w:type="dxa"/>
             <w:tcBorders>
-              <w:top w:val="single" w:sz="1" w:space="0" w:color="AAAAAA"/>
-              <w:left w:val="single" w:sz="1" w:space="0" w:color="AAAAAA"/>
-              <w:bottom w:val="single" w:sz="1" w:space="0" w:color="AAAAAA"/>
-              <w:right w:val="single" w:sz="1" w:space="0" w:color="AAAAAA"/>
+              <w:top w:val="single" w:color="AAAAAA" w:sz="1" w:space="0"/>
+              <w:left w:val="single" w:color="AAAAAA" w:sz="1" w:space="0"/>
+              <w:bottom w:val="single" w:color="AAAAAA" w:sz="1" w:space="0"/>
+              <w:right w:val="single" w:color="AAAAAA" w:sz="1" w:space="0"/>
             </w:tcBorders>
             <w:shd w:val="clear" w:color="auto" w:fill="EBF3FA"/>
             <w:tcMar>
@@ -10624,10 +10650,10 @@
           <w:tcPr>
             <w:tcW w:w="6860" w:type="dxa"/>
             <w:tcBorders>
-              <w:top w:val="single" w:sz="1" w:space="0" w:color="AAAAAA"/>
-              <w:left w:val="single" w:sz="1" w:space="0" w:color="AAAAAA"/>
-              <w:bottom w:val="single" w:sz="1" w:space="0" w:color="AAAAAA"/>
-              <w:right w:val="single" w:sz="1" w:space="0" w:color="AAAAAA"/>
+              <w:top w:val="single" w:color="AAAAAA" w:sz="1" w:space="0"/>
+              <w:left w:val="single" w:color="AAAAAA" w:sz="1" w:space="0"/>
+              <w:bottom w:val="single" w:color="AAAAAA" w:sz="1" w:space="0"/>
+              <w:right w:val="single" w:color="AAAAAA" w:sz="1" w:space="0"/>
             </w:tcBorders>
             <w:shd w:val="clear" w:color="auto" w:fill="EBF3FA"/>
             <w:tcMar>
@@ -10653,10 +10679,10 @@
           <w:tcPr>
             <w:tcW w:w="2000" w:type="dxa"/>
             <w:tcBorders>
-              <w:top w:val="single" w:sz="1" w:space="0" w:color="AAAAAA"/>
-              <w:left w:val="single" w:sz="1" w:space="0" w:color="AAAAAA"/>
-              <w:bottom w:val="single" w:sz="1" w:space="0" w:color="AAAAAA"/>
-              <w:right w:val="single" w:sz="1" w:space="0" w:color="AAAAAA"/>
+              <w:top w:val="single" w:color="AAAAAA" w:sz="1" w:space="0"/>
+              <w:left w:val="single" w:color="AAAAAA" w:sz="1" w:space="0"/>
+              <w:bottom w:val="single" w:color="AAAAAA" w:sz="1" w:space="0"/>
+              <w:right w:val="single" w:color="AAAAAA" w:sz="1" w:space="0"/>
             </w:tcBorders>
             <w:shd w:val="clear" w:color="auto" w:fill="EBF3FA"/>
             <w:tcMar>
@@ -10687,10 +10713,10 @@
           <w:tcPr>
             <w:tcW w:w="500" w:type="dxa"/>
             <w:tcBorders>
-              <w:top w:val="single" w:sz="1" w:space="0" w:color="AAAAAA"/>
-              <w:left w:val="single" w:sz="1" w:space="0" w:color="AAAAAA"/>
-              <w:bottom w:val="single" w:sz="1" w:space="0" w:color="AAAAAA"/>
-              <w:right w:val="single" w:sz="1" w:space="0" w:color="AAAAAA"/>
+              <w:top w:val="single" w:color="AAAAAA" w:sz="1" w:space="0"/>
+              <w:left w:val="single" w:color="AAAAAA" w:sz="1" w:space="0"/>
+              <w:bottom w:val="single" w:color="AAAAAA" w:sz="1" w:space="0"/>
+              <w:right w:val="single" w:color="AAAAAA" w:sz="1" w:space="0"/>
             </w:tcBorders>
             <w:shd w:val="clear" w:color="auto" w:fill="FFFFFF"/>
             <w:tcMar>
@@ -10721,10 +10747,10 @@
           <w:tcPr>
             <w:tcW w:w="6860" w:type="dxa"/>
             <w:tcBorders>
-              <w:top w:val="single" w:sz="1" w:space="0" w:color="AAAAAA"/>
-              <w:left w:val="single" w:sz="1" w:space="0" w:color="AAAAAA"/>
-              <w:bottom w:val="single" w:sz="1" w:space="0" w:color="AAAAAA"/>
-              <w:right w:val="single" w:sz="1" w:space="0" w:color="AAAAAA"/>
+              <w:top w:val="single" w:color="AAAAAA" w:sz="1" w:space="0"/>
+              <w:left w:val="single" w:color="AAAAAA" w:sz="1" w:space="0"/>
+              <w:bottom w:val="single" w:color="AAAAAA" w:sz="1" w:space="0"/>
+              <w:right w:val="single" w:color="AAAAAA" w:sz="1" w:space="0"/>
             </w:tcBorders>
             <w:shd w:val="clear" w:color="auto" w:fill="FFFFFF"/>
             <w:tcMar>
@@ -10750,10 +10776,10 @@
           <w:tcPr>
             <w:tcW w:w="2000" w:type="dxa"/>
             <w:tcBorders>
-              <w:top w:val="single" w:sz="1" w:space="0" w:color="AAAAAA"/>
-              <w:left w:val="single" w:sz="1" w:space="0" w:color="AAAAAA"/>
-              <w:bottom w:val="single" w:sz="1" w:space="0" w:color="AAAAAA"/>
-              <w:right w:val="single" w:sz="1" w:space="0" w:color="AAAAAA"/>
+              <w:top w:val="single" w:color="AAAAAA" w:sz="1" w:space="0"/>
+              <w:left w:val="single" w:color="AAAAAA" w:sz="1" w:space="0"/>
+              <w:bottom w:val="single" w:color="AAAAAA" w:sz="1" w:space="0"/>
+              <w:right w:val="single" w:color="AAAAAA" w:sz="1" w:space="0"/>
             </w:tcBorders>
             <w:shd w:val="clear" w:color="auto" w:fill="FFFFFF"/>
             <w:tcMar>
@@ -10785,10 +10811,10 @@
             <w:tcW w:w="7360" w:type="dxa"/>
             <w:gridSpan w:val="2"/>
             <w:tcBorders>
-              <w:top w:val="single" w:sz="1" w:space="0" w:color="AAAAAA"/>
-              <w:left w:val="single" w:sz="1" w:space="0" w:color="AAAAAA"/>
-              <w:bottom w:val="single" w:sz="1" w:space="0" w:color="AAAAAA"/>
-              <w:right w:val="single" w:sz="1" w:space="0" w:color="AAAAAA"/>
+              <w:top w:val="single" w:color="AAAAAA" w:sz="1" w:space="0"/>
+              <w:left w:val="single" w:color="AAAAAA" w:sz="1" w:space="0"/>
+              <w:bottom w:val="single" w:color="AAAAAA" w:sz="1" w:space="0"/>
+              <w:right w:val="single" w:color="AAAAAA" w:sz="1" w:space="0"/>
             </w:tcBorders>
             <w:shd w:val="clear" w:color="auto" w:fill="D5E8F0"/>
             <w:tcMar>
@@ -10815,10 +10841,10 @@
           <w:tcPr>
             <w:tcW w:w="2000" w:type="dxa"/>
             <w:tcBorders>
-              <w:top w:val="single" w:sz="1" w:space="0" w:color="AAAAAA"/>
-              <w:left w:val="single" w:sz="1" w:space="0" w:color="AAAAAA"/>
-              <w:bottom w:val="single" w:sz="1" w:space="0" w:color="AAAAAA"/>
-              <w:right w:val="single" w:sz="1" w:space="0" w:color="AAAAAA"/>
+              <w:top w:val="single" w:color="AAAAAA" w:sz="1" w:space="0"/>
+              <w:left w:val="single" w:color="AAAAAA" w:sz="1" w:space="0"/>
+              <w:bottom w:val="single" w:color="AAAAAA" w:sz="1" w:space="0"/>
+              <w:right w:val="single" w:color="AAAAAA" w:sz="1" w:space="0"/>
             </w:tcBorders>
             <w:shd w:val="clear" w:color="auto" w:fill="D5E8F0"/>
             <w:tcMar>
@@ -10850,10 +10876,10 @@
           <w:tcPr>
             <w:tcW w:w="500" w:type="dxa"/>
             <w:tcBorders>
-              <w:top w:val="single" w:sz="1" w:space="0" w:color="AAAAAA"/>
-              <w:left w:val="single" w:sz="1" w:space="0" w:color="AAAAAA"/>
-              <w:bottom w:val="single" w:sz="1" w:space="0" w:color="AAAAAA"/>
-              <w:right w:val="single" w:sz="1" w:space="0" w:color="AAAAAA"/>
+              <w:top w:val="single" w:color="AAAAAA" w:sz="1" w:space="0"/>
+              <w:left w:val="single" w:color="AAAAAA" w:sz="1" w:space="0"/>
+              <w:bottom w:val="single" w:color="AAAAAA" w:sz="1" w:space="0"/>
+              <w:right w:val="single" w:color="AAAAAA" w:sz="1" w:space="0"/>
             </w:tcBorders>
             <w:shd w:val="clear" w:color="auto" w:fill="EBF3FA"/>
             <w:tcMar>
@@ -10884,10 +10910,10 @@
           <w:tcPr>
             <w:tcW w:w="6860" w:type="dxa"/>
             <w:tcBorders>
-              <w:top w:val="single" w:sz="1" w:space="0" w:color="AAAAAA"/>
-              <w:left w:val="single" w:sz="1" w:space="0" w:color="AAAAAA"/>
-              <w:bottom w:val="single" w:sz="1" w:space="0" w:color="AAAAAA"/>
-              <w:right w:val="single" w:sz="1" w:space="0" w:color="AAAAAA"/>
+              <w:top w:val="single" w:color="AAAAAA" w:sz="1" w:space="0"/>
+              <w:left w:val="single" w:color="AAAAAA" w:sz="1" w:space="0"/>
+              <w:bottom w:val="single" w:color="AAAAAA" w:sz="1" w:space="0"/>
+              <w:right w:val="single" w:color="AAAAAA" w:sz="1" w:space="0"/>
             </w:tcBorders>
             <w:shd w:val="clear" w:color="auto" w:fill="EBF3FA"/>
             <w:tcMar>
@@ -10913,10 +10939,10 @@
           <w:tcPr>
             <w:tcW w:w="2000" w:type="dxa"/>
             <w:tcBorders>
-              <w:top w:val="single" w:sz="1" w:space="0" w:color="AAAAAA"/>
-              <w:left w:val="single" w:sz="1" w:space="0" w:color="AAAAAA"/>
-              <w:bottom w:val="single" w:sz="1" w:space="0" w:color="AAAAAA"/>
-              <w:right w:val="single" w:sz="1" w:space="0" w:color="AAAAAA"/>
+              <w:top w:val="single" w:color="AAAAAA" w:sz="1" w:space="0"/>
+              <w:left w:val="single" w:color="AAAAAA" w:sz="1" w:space="0"/>
+              <w:bottom w:val="single" w:color="AAAAAA" w:sz="1" w:space="0"/>
+              <w:right w:val="single" w:color="AAAAAA" w:sz="1" w:space="0"/>
             </w:tcBorders>
             <w:shd w:val="clear" w:color="auto" w:fill="EBF3FA"/>
             <w:tcMar>
@@ -10947,10 +10973,10 @@
           <w:tcPr>
             <w:tcW w:w="500" w:type="dxa"/>
             <w:tcBorders>
-              <w:top w:val="single" w:sz="1" w:space="0" w:color="AAAAAA"/>
-              <w:left w:val="single" w:sz="1" w:space="0" w:color="AAAAAA"/>
-              <w:bottom w:val="single" w:sz="1" w:space="0" w:color="AAAAAA"/>
-              <w:right w:val="single" w:sz="1" w:space="0" w:color="AAAAAA"/>
+              <w:top w:val="single" w:color="AAAAAA" w:sz="1" w:space="0"/>
+              <w:left w:val="single" w:color="AAAAAA" w:sz="1" w:space="0"/>
+              <w:bottom w:val="single" w:color="AAAAAA" w:sz="1" w:space="0"/>
+              <w:right w:val="single" w:color="AAAAAA" w:sz="1" w:space="0"/>
             </w:tcBorders>
             <w:shd w:val="clear" w:color="auto" w:fill="FFFFFF"/>
             <w:tcMar>
@@ -10981,10 +11007,10 @@
           <w:tcPr>
             <w:tcW w:w="6860" w:type="dxa"/>
             <w:tcBorders>
-              <w:top w:val="single" w:sz="1" w:space="0" w:color="AAAAAA"/>
-              <w:left w:val="single" w:sz="1" w:space="0" w:color="AAAAAA"/>
-              <w:bottom w:val="single" w:sz="1" w:space="0" w:color="AAAAAA"/>
-              <w:right w:val="single" w:sz="1" w:space="0" w:color="AAAAAA"/>
+              <w:top w:val="single" w:color="AAAAAA" w:sz="1" w:space="0"/>
+              <w:left w:val="single" w:color="AAAAAA" w:sz="1" w:space="0"/>
+              <w:bottom w:val="single" w:color="AAAAAA" w:sz="1" w:space="0"/>
+              <w:right w:val="single" w:color="AAAAAA" w:sz="1" w:space="0"/>
             </w:tcBorders>
             <w:shd w:val="clear" w:color="auto" w:fill="FFFFFF"/>
             <w:tcMar>
@@ -11010,10 +11036,10 @@
           <w:tcPr>
             <w:tcW w:w="2000" w:type="dxa"/>
             <w:tcBorders>
-              <w:top w:val="single" w:sz="1" w:space="0" w:color="AAAAAA"/>
-              <w:left w:val="single" w:sz="1" w:space="0" w:color="AAAAAA"/>
-              <w:bottom w:val="single" w:sz="1" w:space="0" w:color="AAAAAA"/>
-              <w:right w:val="single" w:sz="1" w:space="0" w:color="AAAAAA"/>
+              <w:top w:val="single" w:color="AAAAAA" w:sz="1" w:space="0"/>
+              <w:left w:val="single" w:color="AAAAAA" w:sz="1" w:space="0"/>
+              <w:bottom w:val="single" w:color="AAAAAA" w:sz="1" w:space="0"/>
+              <w:right w:val="single" w:color="AAAAAA" w:sz="1" w:space="0"/>
             </w:tcBorders>
             <w:shd w:val="clear" w:color="auto" w:fill="FFFFFF"/>
             <w:tcMar>
@@ -11044,10 +11070,10 @@
           <w:tcPr>
             <w:tcW w:w="500" w:type="dxa"/>
             <w:tcBorders>
-              <w:top w:val="single" w:sz="1" w:space="0" w:color="AAAAAA"/>
-              <w:left w:val="single" w:sz="1" w:space="0" w:color="AAAAAA"/>
-              <w:bottom w:val="single" w:sz="1" w:space="0" w:color="AAAAAA"/>
-              <w:right w:val="single" w:sz="1" w:space="0" w:color="AAAAAA"/>
+              <w:top w:val="single" w:color="AAAAAA" w:sz="1" w:space="0"/>
+              <w:left w:val="single" w:color="AAAAAA" w:sz="1" w:space="0"/>
+              <w:bottom w:val="single" w:color="AAAAAA" w:sz="1" w:space="0"/>
+              <w:right w:val="single" w:color="AAAAAA" w:sz="1" w:space="0"/>
             </w:tcBorders>
             <w:shd w:val="clear" w:color="auto" w:fill="EBF3FA"/>
             <w:tcMar>
@@ -11078,10 +11104,10 @@
           <w:tcPr>
             <w:tcW w:w="6860" w:type="dxa"/>
             <w:tcBorders>
-              <w:top w:val="single" w:sz="1" w:space="0" w:color="AAAAAA"/>
-              <w:left w:val="single" w:sz="1" w:space="0" w:color="AAAAAA"/>
-              <w:bottom w:val="single" w:sz="1" w:space="0" w:color="AAAAAA"/>
-              <w:right w:val="single" w:sz="1" w:space="0" w:color="AAAAAA"/>
+              <w:top w:val="single" w:color="AAAAAA" w:sz="1" w:space="0"/>
+              <w:left w:val="single" w:color="AAAAAA" w:sz="1" w:space="0"/>
+              <w:bottom w:val="single" w:color="AAAAAA" w:sz="1" w:space="0"/>
+              <w:right w:val="single" w:color="AAAAAA" w:sz="1" w:space="0"/>
             </w:tcBorders>
             <w:shd w:val="clear" w:color="auto" w:fill="EBF3FA"/>
             <w:tcMar>
@@ -11107,10 +11133,10 @@
           <w:tcPr>
             <w:tcW w:w="2000" w:type="dxa"/>
             <w:tcBorders>
-              <w:top w:val="single" w:sz="1" w:space="0" w:color="AAAAAA"/>
-              <w:left w:val="single" w:sz="1" w:space="0" w:color="AAAAAA"/>
-              <w:bottom w:val="single" w:sz="1" w:space="0" w:color="AAAAAA"/>
-              <w:right w:val="single" w:sz="1" w:space="0" w:color="AAAAAA"/>
+              <w:top w:val="single" w:color="AAAAAA" w:sz="1" w:space="0"/>
+              <w:left w:val="single" w:color="AAAAAA" w:sz="1" w:space="0"/>
+              <w:bottom w:val="single" w:color="AAAAAA" w:sz="1" w:space="0"/>
+              <w:right w:val="single" w:color="AAAAAA" w:sz="1" w:space="0"/>
             </w:tcBorders>
             <w:shd w:val="clear" w:color="auto" w:fill="EBF3FA"/>
             <w:tcMar>
@@ -11141,10 +11167,10 @@
           <w:tcPr>
             <w:tcW w:w="500" w:type="dxa"/>
             <w:tcBorders>
-              <w:top w:val="single" w:sz="1" w:space="0" w:color="AAAAAA"/>
-              <w:left w:val="single" w:sz="1" w:space="0" w:color="AAAAAA"/>
-              <w:bottom w:val="single" w:sz="1" w:space="0" w:color="AAAAAA"/>
-              <w:right w:val="single" w:sz="1" w:space="0" w:color="AAAAAA"/>
+              <w:top w:val="single" w:color="AAAAAA" w:sz="1" w:space="0"/>
+              <w:left w:val="single" w:color="AAAAAA" w:sz="1" w:space="0"/>
+              <w:bottom w:val="single" w:color="AAAAAA" w:sz="1" w:space="0"/>
+              <w:right w:val="single" w:color="AAAAAA" w:sz="1" w:space="0"/>
             </w:tcBorders>
             <w:shd w:val="clear" w:color="auto" w:fill="FFFFFF"/>
             <w:tcMar>
@@ -11175,10 +11201,10 @@
           <w:tcPr>
             <w:tcW w:w="6860" w:type="dxa"/>
             <w:tcBorders>
-              <w:top w:val="single" w:sz="1" w:space="0" w:color="AAAAAA"/>
-              <w:left w:val="single" w:sz="1" w:space="0" w:color="AAAAAA"/>
-              <w:bottom w:val="single" w:sz="1" w:space="0" w:color="AAAAAA"/>
-              <w:right w:val="single" w:sz="1" w:space="0" w:color="AAAAAA"/>
+              <w:top w:val="single" w:color="AAAAAA" w:sz="1" w:space="0"/>
+              <w:left w:val="single" w:color="AAAAAA" w:sz="1" w:space="0"/>
+              <w:bottom w:val="single" w:color="AAAAAA" w:sz="1" w:space="0"/>
+              <w:right w:val="single" w:color="AAAAAA" w:sz="1" w:space="0"/>
             </w:tcBorders>
             <w:shd w:val="clear" w:color="auto" w:fill="FFFFFF"/>
             <w:tcMar>
@@ -11204,10 +11230,10 @@
           <w:tcPr>
             <w:tcW w:w="2000" w:type="dxa"/>
             <w:tcBorders>
-              <w:top w:val="single" w:sz="1" w:space="0" w:color="AAAAAA"/>
-              <w:left w:val="single" w:sz="1" w:space="0" w:color="AAAAAA"/>
-              <w:bottom w:val="single" w:sz="1" w:space="0" w:color="AAAAAA"/>
-              <w:right w:val="single" w:sz="1" w:space="0" w:color="AAAAAA"/>
+              <w:top w:val="single" w:color="AAAAAA" w:sz="1" w:space="0"/>
+              <w:left w:val="single" w:color="AAAAAA" w:sz="1" w:space="0"/>
+              <w:bottom w:val="single" w:color="AAAAAA" w:sz="1" w:space="0"/>
+              <w:right w:val="single" w:color="AAAAAA" w:sz="1" w:space="0"/>
             </w:tcBorders>
             <w:shd w:val="clear" w:color="auto" w:fill="FFFFFF"/>
             <w:tcMar>
@@ -11239,10 +11265,10 @@
             <w:tcW w:w="7360" w:type="dxa"/>
             <w:gridSpan w:val="2"/>
             <w:tcBorders>
-              <w:top w:val="single" w:sz="1" w:space="0" w:color="AAAAAA"/>
-              <w:left w:val="single" w:sz="1" w:space="0" w:color="AAAAAA"/>
-              <w:bottom w:val="single" w:sz="1" w:space="0" w:color="AAAAAA"/>
-              <w:right w:val="single" w:sz="1" w:space="0" w:color="AAAAAA"/>
+              <w:top w:val="single" w:color="AAAAAA" w:sz="1" w:space="0"/>
+              <w:left w:val="single" w:color="AAAAAA" w:sz="1" w:space="0"/>
+              <w:bottom w:val="single" w:color="AAAAAA" w:sz="1" w:space="0"/>
+              <w:right w:val="single" w:color="AAAAAA" w:sz="1" w:space="0"/>
             </w:tcBorders>
             <w:shd w:val="clear" w:color="auto" w:fill="D5E8F0"/>
             <w:tcMar>
@@ -11269,10 +11295,10 @@
           <w:tcPr>
             <w:tcW w:w="2000" w:type="dxa"/>
             <w:tcBorders>
-              <w:top w:val="single" w:sz="1" w:space="0" w:color="AAAAAA"/>
-              <w:left w:val="single" w:sz="1" w:space="0" w:color="AAAAAA"/>
-              <w:bottom w:val="single" w:sz="1" w:space="0" w:color="AAAAAA"/>
-              <w:right w:val="single" w:sz="1" w:space="0" w:color="AAAAAA"/>
+              <w:top w:val="single" w:color="AAAAAA" w:sz="1" w:space="0"/>
+              <w:left w:val="single" w:color="AAAAAA" w:sz="1" w:space="0"/>
+              <w:bottom w:val="single" w:color="AAAAAA" w:sz="1" w:space="0"/>
+              <w:right w:val="single" w:color="AAAAAA" w:sz="1" w:space="0"/>
             </w:tcBorders>
             <w:shd w:val="clear" w:color="auto" w:fill="D5E8F0"/>
             <w:tcMar>
@@ -11304,10 +11330,10 @@
           <w:tcPr>
             <w:tcW w:w="500" w:type="dxa"/>
             <w:tcBorders>
-              <w:top w:val="single" w:sz="1" w:space="0" w:color="AAAAAA"/>
-              <w:left w:val="single" w:sz="1" w:space="0" w:color="AAAAAA"/>
-              <w:bottom w:val="single" w:sz="1" w:space="0" w:color="AAAAAA"/>
-              <w:right w:val="single" w:sz="1" w:space="0" w:color="AAAAAA"/>
+              <w:top w:val="single" w:color="AAAAAA" w:sz="1" w:space="0"/>
+              <w:left w:val="single" w:color="AAAAAA" w:sz="1" w:space="0"/>
+              <w:bottom w:val="single" w:color="AAAAAA" w:sz="1" w:space="0"/>
+              <w:right w:val="single" w:color="AAAAAA" w:sz="1" w:space="0"/>
             </w:tcBorders>
             <w:shd w:val="clear" w:color="auto" w:fill="EBF3FA"/>
             <w:tcMar>
@@ -11338,10 +11364,10 @@
           <w:tcPr>
             <w:tcW w:w="6860" w:type="dxa"/>
             <w:tcBorders>
-              <w:top w:val="single" w:sz="1" w:space="0" w:color="AAAAAA"/>
-              <w:left w:val="single" w:sz="1" w:space="0" w:color="AAAAAA"/>
-              <w:bottom w:val="single" w:sz="1" w:space="0" w:color="AAAAAA"/>
-              <w:right w:val="single" w:sz="1" w:space="0" w:color="AAAAAA"/>
+              <w:top w:val="single" w:color="AAAAAA" w:sz="1" w:space="0"/>
+              <w:left w:val="single" w:color="AAAAAA" w:sz="1" w:space="0"/>
+              <w:bottom w:val="single" w:color="AAAAAA" w:sz="1" w:space="0"/>
+              <w:right w:val="single" w:color="AAAAAA" w:sz="1" w:space="0"/>
             </w:tcBorders>
             <w:shd w:val="clear" w:color="auto" w:fill="EBF3FA"/>
             <w:tcMar>
@@ -11367,10 +11393,10 @@
           <w:tcPr>
             <w:tcW w:w="2000" w:type="dxa"/>
             <w:tcBorders>
-              <w:top w:val="single" w:sz="1" w:space="0" w:color="AAAAAA"/>
-              <w:left w:val="single" w:sz="1" w:space="0" w:color="AAAAAA"/>
-              <w:bottom w:val="single" w:sz="1" w:space="0" w:color="AAAAAA"/>
-              <w:right w:val="single" w:sz="1" w:space="0" w:color="AAAAAA"/>
+              <w:top w:val="single" w:color="AAAAAA" w:sz="1" w:space="0"/>
+              <w:left w:val="single" w:color="AAAAAA" w:sz="1" w:space="0"/>
+              <w:bottom w:val="single" w:color="AAAAAA" w:sz="1" w:space="0"/>
+              <w:right w:val="single" w:color="AAAAAA" w:sz="1" w:space="0"/>
             </w:tcBorders>
             <w:shd w:val="clear" w:color="auto" w:fill="EBF3FA"/>
             <w:tcMar>
@@ -11401,10 +11427,10 @@
           <w:tcPr>
             <w:tcW w:w="500" w:type="dxa"/>
             <w:tcBorders>
-              <w:top w:val="single" w:sz="1" w:space="0" w:color="AAAAAA"/>
-              <w:left w:val="single" w:sz="1" w:space="0" w:color="AAAAAA"/>
-              <w:bottom w:val="single" w:sz="1" w:space="0" w:color="AAAAAA"/>
-              <w:right w:val="single" w:sz="1" w:space="0" w:color="AAAAAA"/>
+              <w:top w:val="single" w:color="AAAAAA" w:sz="1" w:space="0"/>
+              <w:left w:val="single" w:color="AAAAAA" w:sz="1" w:space="0"/>
+              <w:bottom w:val="single" w:color="AAAAAA" w:sz="1" w:space="0"/>
+              <w:right w:val="single" w:color="AAAAAA" w:sz="1" w:space="0"/>
             </w:tcBorders>
             <w:shd w:val="clear" w:color="auto" w:fill="FFFFFF"/>
             <w:tcMar>
@@ -11435,10 +11461,10 @@
           <w:tcPr>
             <w:tcW w:w="6860" w:type="dxa"/>
             <w:tcBorders>
-              <w:top w:val="single" w:sz="1" w:space="0" w:color="AAAAAA"/>
-              <w:left w:val="single" w:sz="1" w:space="0" w:color="AAAAAA"/>
-              <w:bottom w:val="single" w:sz="1" w:space="0" w:color="AAAAAA"/>
-              <w:right w:val="single" w:sz="1" w:space="0" w:color="AAAAAA"/>
+              <w:top w:val="single" w:color="AAAAAA" w:sz="1" w:space="0"/>
+              <w:left w:val="single" w:color="AAAAAA" w:sz="1" w:space="0"/>
+              <w:bottom w:val="single" w:color="AAAAAA" w:sz="1" w:space="0"/>
+              <w:right w:val="single" w:color="AAAAAA" w:sz="1" w:space="0"/>
             </w:tcBorders>
             <w:shd w:val="clear" w:color="auto" w:fill="FFFFFF"/>
             <w:tcMar>
@@ -11464,10 +11490,10 @@
           <w:tcPr>
             <w:tcW w:w="2000" w:type="dxa"/>
             <w:tcBorders>
-              <w:top w:val="single" w:sz="1" w:space="0" w:color="AAAAAA"/>
-              <w:left w:val="single" w:sz="1" w:space="0" w:color="AAAAAA"/>
-              <w:bottom w:val="single" w:sz="1" w:space="0" w:color="AAAAAA"/>
-              <w:right w:val="single" w:sz="1" w:space="0" w:color="AAAAAA"/>
+              <w:top w:val="single" w:color="AAAAAA" w:sz="1" w:space="0"/>
+              <w:left w:val="single" w:color="AAAAAA" w:sz="1" w:space="0"/>
+              <w:bottom w:val="single" w:color="AAAAAA" w:sz="1" w:space="0"/>
+              <w:right w:val="single" w:color="AAAAAA" w:sz="1" w:space="0"/>
             </w:tcBorders>
             <w:shd w:val="clear" w:color="auto" w:fill="FFFFFF"/>
             <w:tcMar>
@@ -11498,10 +11524,10 @@
           <w:tcPr>
             <w:tcW w:w="500" w:type="dxa"/>
             <w:tcBorders>
-              <w:top w:val="single" w:sz="1" w:space="0" w:color="AAAAAA"/>
-              <w:left w:val="single" w:sz="1" w:space="0" w:color="AAAAAA"/>
-              <w:bottom w:val="single" w:sz="1" w:space="0" w:color="AAAAAA"/>
-              <w:right w:val="single" w:sz="1" w:space="0" w:color="AAAAAA"/>
+              <w:top w:val="single" w:color="AAAAAA" w:sz="1" w:space="0"/>
+              <w:left w:val="single" w:color="AAAAAA" w:sz="1" w:space="0"/>
+              <w:bottom w:val="single" w:color="AAAAAA" w:sz="1" w:space="0"/>
+              <w:right w:val="single" w:color="AAAAAA" w:sz="1" w:space="0"/>
             </w:tcBorders>
             <w:shd w:val="clear" w:color="auto" w:fill="EBF3FA"/>
             <w:tcMar>
@@ -11532,10 +11558,10 @@
           <w:tcPr>
             <w:tcW w:w="6860" w:type="dxa"/>
             <w:tcBorders>
-              <w:top w:val="single" w:sz="1" w:space="0" w:color="AAAAAA"/>
-              <w:left w:val="single" w:sz="1" w:space="0" w:color="AAAAAA"/>
-              <w:bottom w:val="single" w:sz="1" w:space="0" w:color="AAAAAA"/>
-              <w:right w:val="single" w:sz="1" w:space="0" w:color="AAAAAA"/>
+              <w:top w:val="single" w:color="AAAAAA" w:sz="1" w:space="0"/>
+              <w:left w:val="single" w:color="AAAAAA" w:sz="1" w:space="0"/>
+              <w:bottom w:val="single" w:color="AAAAAA" w:sz="1" w:space="0"/>
+              <w:right w:val="single" w:color="AAAAAA" w:sz="1" w:space="0"/>
             </w:tcBorders>
             <w:shd w:val="clear" w:color="auto" w:fill="EBF3FA"/>
             <w:tcMar>
@@ -11569,10 +11595,10 @@
           <w:tcPr>
             <w:tcW w:w="2000" w:type="dxa"/>
             <w:tcBorders>
-              <w:top w:val="single" w:sz="1" w:space="0" w:color="AAAAAA"/>
-              <w:left w:val="single" w:sz="1" w:space="0" w:color="AAAAAA"/>
-              <w:bottom w:val="single" w:sz="1" w:space="0" w:color="AAAAAA"/>
-              <w:right w:val="single" w:sz="1" w:space="0" w:color="AAAAAA"/>
+              <w:top w:val="single" w:color="AAAAAA" w:sz="1" w:space="0"/>
+              <w:left w:val="single" w:color="AAAAAA" w:sz="1" w:space="0"/>
+              <w:bottom w:val="single" w:color="AAAAAA" w:sz="1" w:space="0"/>
+              <w:right w:val="single" w:color="AAAAAA" w:sz="1" w:space="0"/>
             </w:tcBorders>
             <w:shd w:val="clear" w:color="auto" w:fill="EBF3FA"/>
             <w:tcMar>
@@ -11604,10 +11630,10 @@
             <w:tcW w:w="7360" w:type="dxa"/>
             <w:gridSpan w:val="2"/>
             <w:tcBorders>
-              <w:top w:val="single" w:sz="1" w:space="0" w:color="AAAAAA"/>
-              <w:left w:val="single" w:sz="1" w:space="0" w:color="AAAAAA"/>
-              <w:bottom w:val="single" w:sz="1" w:space="0" w:color="AAAAAA"/>
-              <w:right w:val="single" w:sz="1" w:space="0" w:color="AAAAAA"/>
+              <w:top w:val="single" w:color="AAAAAA" w:sz="1" w:space="0"/>
+              <w:left w:val="single" w:color="AAAAAA" w:sz="1" w:space="0"/>
+              <w:bottom w:val="single" w:color="AAAAAA" w:sz="1" w:space="0"/>
+              <w:right w:val="single" w:color="AAAAAA" w:sz="1" w:space="0"/>
             </w:tcBorders>
             <w:shd w:val="clear" w:color="auto" w:fill="D5E8F0"/>
             <w:tcMar>
@@ -11634,10 +11660,10 @@
           <w:tcPr>
             <w:tcW w:w="2000" w:type="dxa"/>
             <w:tcBorders>
-              <w:top w:val="single" w:sz="1" w:space="0" w:color="AAAAAA"/>
-              <w:left w:val="single" w:sz="1" w:space="0" w:color="AAAAAA"/>
-              <w:bottom w:val="single" w:sz="1" w:space="0" w:color="AAAAAA"/>
-              <w:right w:val="single" w:sz="1" w:space="0" w:color="AAAAAA"/>
+              <w:top w:val="single" w:color="AAAAAA" w:sz="1" w:space="0"/>
+              <w:left w:val="single" w:color="AAAAAA" w:sz="1" w:space="0"/>
+              <w:bottom w:val="single" w:color="AAAAAA" w:sz="1" w:space="0"/>
+              <w:right w:val="single" w:color="AAAAAA" w:sz="1" w:space="0"/>
             </w:tcBorders>
             <w:shd w:val="clear" w:color="auto" w:fill="D5E8F0"/>
             <w:tcMar>
@@ -11669,10 +11695,10 @@
           <w:tcPr>
             <w:tcW w:w="500" w:type="dxa"/>
             <w:tcBorders>
-              <w:top w:val="single" w:sz="1" w:space="0" w:color="AAAAAA"/>
-              <w:left w:val="single" w:sz="1" w:space="0" w:color="AAAAAA"/>
-              <w:bottom w:val="single" w:sz="1" w:space="0" w:color="AAAAAA"/>
-              <w:right w:val="single" w:sz="1" w:space="0" w:color="AAAAAA"/>
+              <w:top w:val="single" w:color="AAAAAA" w:sz="1" w:space="0"/>
+              <w:left w:val="single" w:color="AAAAAA" w:sz="1" w:space="0"/>
+              <w:bottom w:val="single" w:color="AAAAAA" w:sz="1" w:space="0"/>
+              <w:right w:val="single" w:color="AAAAAA" w:sz="1" w:space="0"/>
             </w:tcBorders>
             <w:shd w:val="clear" w:color="auto" w:fill="EBF3FA"/>
             <w:tcMar>
@@ -11703,10 +11729,10 @@
           <w:tcPr>
             <w:tcW w:w="6860" w:type="dxa"/>
             <w:tcBorders>
-              <w:top w:val="single" w:sz="1" w:space="0" w:color="AAAAAA"/>
-              <w:left w:val="single" w:sz="1" w:space="0" w:color="AAAAAA"/>
-              <w:bottom w:val="single" w:sz="1" w:space="0" w:color="AAAAAA"/>
-              <w:right w:val="single" w:sz="1" w:space="0" w:color="AAAAAA"/>
+              <w:top w:val="single" w:color="AAAAAA" w:sz="1" w:space="0"/>
+              <w:left w:val="single" w:color="AAAAAA" w:sz="1" w:space="0"/>
+              <w:bottom w:val="single" w:color="AAAAAA" w:sz="1" w:space="0"/>
+              <w:right w:val="single" w:color="AAAAAA" w:sz="1" w:space="0"/>
             </w:tcBorders>
             <w:shd w:val="clear" w:color="auto" w:fill="EBF3FA"/>
             <w:tcMar>
@@ -11732,10 +11758,10 @@
           <w:tcPr>
             <w:tcW w:w="2000" w:type="dxa"/>
             <w:tcBorders>
-              <w:top w:val="single" w:sz="1" w:space="0" w:color="AAAAAA"/>
-              <w:left w:val="single" w:sz="1" w:space="0" w:color="AAAAAA"/>
-              <w:bottom w:val="single" w:sz="1" w:space="0" w:color="AAAAAA"/>
-              <w:right w:val="single" w:sz="1" w:space="0" w:color="AAAAAA"/>
+              <w:top w:val="single" w:color="AAAAAA" w:sz="1" w:space="0"/>
+              <w:left w:val="single" w:color="AAAAAA" w:sz="1" w:space="0"/>
+              <w:bottom w:val="single" w:color="AAAAAA" w:sz="1" w:space="0"/>
+              <w:right w:val="single" w:color="AAAAAA" w:sz="1" w:space="0"/>
             </w:tcBorders>
             <w:shd w:val="clear" w:color="auto" w:fill="EBF3FA"/>
             <w:tcMar>
@@ -11766,10 +11792,10 @@
           <w:tcPr>
             <w:tcW w:w="500" w:type="dxa"/>
             <w:tcBorders>
-              <w:top w:val="single" w:sz="1" w:space="0" w:color="AAAAAA"/>
-              <w:left w:val="single" w:sz="1" w:space="0" w:color="AAAAAA"/>
-              <w:bottom w:val="single" w:sz="1" w:space="0" w:color="AAAAAA"/>
-              <w:right w:val="single" w:sz="1" w:space="0" w:color="AAAAAA"/>
+              <w:top w:val="single" w:color="AAAAAA" w:sz="1" w:space="0"/>
+              <w:left w:val="single" w:color="AAAAAA" w:sz="1" w:space="0"/>
+              <w:bottom w:val="single" w:color="AAAAAA" w:sz="1" w:space="0"/>
+              <w:right w:val="single" w:color="AAAAAA" w:sz="1" w:space="0"/>
             </w:tcBorders>
             <w:shd w:val="clear" w:color="auto" w:fill="FFFFFF"/>
             <w:tcMar>
@@ -11800,10 +11826,10 @@
           <w:tcPr>
             <w:tcW w:w="6860" w:type="dxa"/>
             <w:tcBorders>
-              <w:top w:val="single" w:sz="1" w:space="0" w:color="AAAAAA"/>
-              <w:left w:val="single" w:sz="1" w:space="0" w:color="AAAAAA"/>
-              <w:bottom w:val="single" w:sz="1" w:space="0" w:color="AAAAAA"/>
-              <w:right w:val="single" w:sz="1" w:space="0" w:color="AAAAAA"/>
+              <w:top w:val="single" w:color="AAAAAA" w:sz="1" w:space="0"/>
+              <w:left w:val="single" w:color="AAAAAA" w:sz="1" w:space="0"/>
+              <w:bottom w:val="single" w:color="AAAAAA" w:sz="1" w:space="0"/>
+              <w:right w:val="single" w:color="AAAAAA" w:sz="1" w:space="0"/>
             </w:tcBorders>
             <w:shd w:val="clear" w:color="auto" w:fill="FFFFFF"/>
             <w:tcMar>
@@ -11829,10 +11855,10 @@
           <w:tcPr>
             <w:tcW w:w="2000" w:type="dxa"/>
             <w:tcBorders>
-              <w:top w:val="single" w:sz="1" w:space="0" w:color="AAAAAA"/>
-              <w:left w:val="single" w:sz="1" w:space="0" w:color="AAAAAA"/>
-              <w:bottom w:val="single" w:sz="1" w:space="0" w:color="AAAAAA"/>
-              <w:right w:val="single" w:sz="1" w:space="0" w:color="AAAAAA"/>
+              <w:top w:val="single" w:color="AAAAAA" w:sz="1" w:space="0"/>
+              <w:left w:val="single" w:color="AAAAAA" w:sz="1" w:space="0"/>
+              <w:bottom w:val="single" w:color="AAAAAA" w:sz="1" w:space="0"/>
+              <w:right w:val="single" w:color="AAAAAA" w:sz="1" w:space="0"/>
             </w:tcBorders>
             <w:shd w:val="clear" w:color="auto" w:fill="FFFFFF"/>
             <w:tcMar>
@@ -11863,10 +11889,10 @@
           <w:tcPr>
             <w:tcW w:w="500" w:type="dxa"/>
             <w:tcBorders>
-              <w:top w:val="single" w:sz="1" w:space="0" w:color="AAAAAA"/>
-              <w:left w:val="single" w:sz="1" w:space="0" w:color="AAAAAA"/>
-              <w:bottom w:val="single" w:sz="1" w:space="0" w:color="AAAAAA"/>
-              <w:right w:val="single" w:sz="1" w:space="0" w:color="AAAAAA"/>
+              <w:top w:val="single" w:color="AAAAAA" w:sz="1" w:space="0"/>
+              <w:left w:val="single" w:color="AAAAAA" w:sz="1" w:space="0"/>
+              <w:bottom w:val="single" w:color="AAAAAA" w:sz="1" w:space="0"/>
+              <w:right w:val="single" w:color="AAAAAA" w:sz="1" w:space="0"/>
             </w:tcBorders>
             <w:shd w:val="clear" w:color="auto" w:fill="EBF3FA"/>
             <w:tcMar>
@@ -11897,10 +11923,10 @@
           <w:tcPr>
             <w:tcW w:w="6860" w:type="dxa"/>
             <w:tcBorders>
-              <w:top w:val="single" w:sz="1" w:space="0" w:color="AAAAAA"/>
-              <w:left w:val="single" w:sz="1" w:space="0" w:color="AAAAAA"/>
-              <w:bottom w:val="single" w:sz="1" w:space="0" w:color="AAAAAA"/>
-              <w:right w:val="single" w:sz="1" w:space="0" w:color="AAAAAA"/>
+              <w:top w:val="single" w:color="AAAAAA" w:sz="1" w:space="0"/>
+              <w:left w:val="single" w:color="AAAAAA" w:sz="1" w:space="0"/>
+              <w:bottom w:val="single" w:color="AAAAAA" w:sz="1" w:space="0"/>
+              <w:right w:val="single" w:color="AAAAAA" w:sz="1" w:space="0"/>
             </w:tcBorders>
             <w:shd w:val="clear" w:color="auto" w:fill="EBF3FA"/>
             <w:tcMar>
@@ -11926,10 +11952,10 @@
           <w:tcPr>
             <w:tcW w:w="2000" w:type="dxa"/>
             <w:tcBorders>
-              <w:top w:val="single" w:sz="1" w:space="0" w:color="AAAAAA"/>
-              <w:left w:val="single" w:sz="1" w:space="0" w:color="AAAAAA"/>
-              <w:bottom w:val="single" w:sz="1" w:space="0" w:color="AAAAAA"/>
-              <w:right w:val="single" w:sz="1" w:space="0" w:color="AAAAAA"/>
+              <w:top w:val="single" w:color="AAAAAA" w:sz="1" w:space="0"/>
+              <w:left w:val="single" w:color="AAAAAA" w:sz="1" w:space="0"/>
+              <w:bottom w:val="single" w:color="AAAAAA" w:sz="1" w:space="0"/>
+              <w:right w:val="single" w:color="AAAAAA" w:sz="1" w:space="0"/>
             </w:tcBorders>
             <w:shd w:val="clear" w:color="auto" w:fill="EBF3FA"/>
             <w:tcMar>
@@ -11961,10 +11987,10 @@
             <w:tcW w:w="7360" w:type="dxa"/>
             <w:gridSpan w:val="2"/>
             <w:tcBorders>
-              <w:top w:val="single" w:sz="1" w:space="0" w:color="AAAAAA"/>
-              <w:left w:val="single" w:sz="1" w:space="0" w:color="AAAAAA"/>
-              <w:bottom w:val="single" w:sz="1" w:space="0" w:color="AAAAAA"/>
-              <w:right w:val="single" w:sz="1" w:space="0" w:color="AAAAAA"/>
+              <w:top w:val="single" w:color="AAAAAA" w:sz="1" w:space="0"/>
+              <w:left w:val="single" w:color="AAAAAA" w:sz="1" w:space="0"/>
+              <w:bottom w:val="single" w:color="AAAAAA" w:sz="1" w:space="0"/>
+              <w:right w:val="single" w:color="AAAAAA" w:sz="1" w:space="0"/>
             </w:tcBorders>
             <w:shd w:val="clear" w:color="auto" w:fill="D5E8F0"/>
             <w:tcMar>
@@ -11991,10 +12017,10 @@
           <w:tcPr>
             <w:tcW w:w="2000" w:type="dxa"/>
             <w:tcBorders>
-              <w:top w:val="single" w:sz="1" w:space="0" w:color="AAAAAA"/>
-              <w:left w:val="single" w:sz="1" w:space="0" w:color="AAAAAA"/>
-              <w:bottom w:val="single" w:sz="1" w:space="0" w:color="AAAAAA"/>
-              <w:right w:val="single" w:sz="1" w:space="0" w:color="AAAAAA"/>
+              <w:top w:val="single" w:color="AAAAAA" w:sz="1" w:space="0"/>
+              <w:left w:val="single" w:color="AAAAAA" w:sz="1" w:space="0"/>
+              <w:bottom w:val="single" w:color="AAAAAA" w:sz="1" w:space="0"/>
+              <w:right w:val="single" w:color="AAAAAA" w:sz="1" w:space="0"/>
             </w:tcBorders>
             <w:shd w:val="clear" w:color="auto" w:fill="D5E8F0"/>
             <w:tcMar>
@@ -12026,10 +12052,10 @@
           <w:tcPr>
             <w:tcW w:w="500" w:type="dxa"/>
             <w:tcBorders>
-              <w:top w:val="single" w:sz="1" w:space="0" w:color="AAAAAA"/>
-              <w:left w:val="single" w:sz="1" w:space="0" w:color="AAAAAA"/>
-              <w:bottom w:val="single" w:sz="1" w:space="0" w:color="AAAAAA"/>
-              <w:right w:val="single" w:sz="1" w:space="0" w:color="AAAAAA"/>
+              <w:top w:val="single" w:color="AAAAAA" w:sz="1" w:space="0"/>
+              <w:left w:val="single" w:color="AAAAAA" w:sz="1" w:space="0"/>
+              <w:bottom w:val="single" w:color="AAAAAA" w:sz="1" w:space="0"/>
+              <w:right w:val="single" w:color="AAAAAA" w:sz="1" w:space="0"/>
             </w:tcBorders>
             <w:shd w:val="clear" w:color="auto" w:fill="EBF3FA"/>
             <w:tcMar>
@@ -12052,7 +12078,6 @@
                 <w:sz w:val="20"/>
                 <w:szCs w:val="20"/>
               </w:rPr>
-              <w:lastRenderedPageBreak/>
               <w:t>13</w:t>
             </w:r>
           </w:p>
@@ -12061,10 +12086,10 @@
           <w:tcPr>
             <w:tcW w:w="6860" w:type="dxa"/>
             <w:tcBorders>
-              <w:top w:val="single" w:sz="1" w:space="0" w:color="AAAAAA"/>
-              <w:left w:val="single" w:sz="1" w:space="0" w:color="AAAAAA"/>
-              <w:bottom w:val="single" w:sz="1" w:space="0" w:color="AAAAAA"/>
-              <w:right w:val="single" w:sz="1" w:space="0" w:color="AAAAAA"/>
+              <w:top w:val="single" w:color="AAAAAA" w:sz="1" w:space="0"/>
+              <w:left w:val="single" w:color="AAAAAA" w:sz="1" w:space="0"/>
+              <w:bottom w:val="single" w:color="AAAAAA" w:sz="1" w:space="0"/>
+              <w:right w:val="single" w:color="AAAAAA" w:sz="1" w:space="0"/>
             </w:tcBorders>
             <w:shd w:val="clear" w:color="auto" w:fill="EBF3FA"/>
             <w:tcMar>
@@ -12090,10 +12115,10 @@
           <w:tcPr>
             <w:tcW w:w="2000" w:type="dxa"/>
             <w:tcBorders>
-              <w:top w:val="single" w:sz="1" w:space="0" w:color="AAAAAA"/>
-              <w:left w:val="single" w:sz="1" w:space="0" w:color="AAAAAA"/>
-              <w:bottom w:val="single" w:sz="1" w:space="0" w:color="AAAAAA"/>
-              <w:right w:val="single" w:sz="1" w:space="0" w:color="AAAAAA"/>
+              <w:top w:val="single" w:color="AAAAAA" w:sz="1" w:space="0"/>
+              <w:left w:val="single" w:color="AAAAAA" w:sz="1" w:space="0"/>
+              <w:bottom w:val="single" w:color="AAAAAA" w:sz="1" w:space="0"/>
+              <w:right w:val="single" w:color="AAAAAA" w:sz="1" w:space="0"/>
             </w:tcBorders>
             <w:shd w:val="clear" w:color="auto" w:fill="EBF3FA"/>
             <w:tcMar>
@@ -12124,10 +12149,10 @@
           <w:tcPr>
             <w:tcW w:w="500" w:type="dxa"/>
             <w:tcBorders>
-              <w:top w:val="single" w:sz="1" w:space="0" w:color="AAAAAA"/>
-              <w:left w:val="single" w:sz="1" w:space="0" w:color="AAAAAA"/>
-              <w:bottom w:val="single" w:sz="1" w:space="0" w:color="AAAAAA"/>
-              <w:right w:val="single" w:sz="1" w:space="0" w:color="AAAAAA"/>
+              <w:top w:val="single" w:color="AAAAAA" w:sz="1" w:space="0"/>
+              <w:left w:val="single" w:color="AAAAAA" w:sz="1" w:space="0"/>
+              <w:bottom w:val="single" w:color="AAAAAA" w:sz="1" w:space="0"/>
+              <w:right w:val="single" w:color="AAAAAA" w:sz="1" w:space="0"/>
             </w:tcBorders>
             <w:shd w:val="clear" w:color="auto" w:fill="FFFFFF"/>
             <w:tcMar>
@@ -12158,10 +12183,10 @@
           <w:tcPr>
             <w:tcW w:w="6860" w:type="dxa"/>
             <w:tcBorders>
-              <w:top w:val="single" w:sz="1" w:space="0" w:color="AAAAAA"/>
-              <w:left w:val="single" w:sz="1" w:space="0" w:color="AAAAAA"/>
-              <w:bottom w:val="single" w:sz="1" w:space="0" w:color="AAAAAA"/>
-              <w:right w:val="single" w:sz="1" w:space="0" w:color="AAAAAA"/>
+              <w:top w:val="single" w:color="AAAAAA" w:sz="1" w:space="0"/>
+              <w:left w:val="single" w:color="AAAAAA" w:sz="1" w:space="0"/>
+              <w:bottom w:val="single" w:color="AAAAAA" w:sz="1" w:space="0"/>
+              <w:right w:val="single" w:color="AAAAAA" w:sz="1" w:space="0"/>
             </w:tcBorders>
             <w:shd w:val="clear" w:color="auto" w:fill="FFFFFF"/>
             <w:tcMar>
@@ -12187,10 +12212,10 @@
           <w:tcPr>
             <w:tcW w:w="2000" w:type="dxa"/>
             <w:tcBorders>
-              <w:top w:val="single" w:sz="1" w:space="0" w:color="AAAAAA"/>
-              <w:left w:val="single" w:sz="1" w:space="0" w:color="AAAAAA"/>
-              <w:bottom w:val="single" w:sz="1" w:space="0" w:color="AAAAAA"/>
-              <w:right w:val="single" w:sz="1" w:space="0" w:color="AAAAAA"/>
+              <w:top w:val="single" w:color="AAAAAA" w:sz="1" w:space="0"/>
+              <w:left w:val="single" w:color="AAAAAA" w:sz="1" w:space="0"/>
+              <w:bottom w:val="single" w:color="AAAAAA" w:sz="1" w:space="0"/>
+              <w:right w:val="single" w:color="AAAAAA" w:sz="1" w:space="0"/>
             </w:tcBorders>
             <w:shd w:val="clear" w:color="auto" w:fill="FFFFFF"/>
             <w:tcMar>
@@ -12221,10 +12246,10 @@
           <w:tcPr>
             <w:tcW w:w="500" w:type="dxa"/>
             <w:tcBorders>
-              <w:top w:val="single" w:sz="1" w:space="0" w:color="AAAAAA"/>
-              <w:left w:val="single" w:sz="1" w:space="0" w:color="AAAAAA"/>
-              <w:bottom w:val="single" w:sz="1" w:space="0" w:color="AAAAAA"/>
-              <w:right w:val="single" w:sz="1" w:space="0" w:color="AAAAAA"/>
+              <w:top w:val="single" w:color="AAAAAA" w:sz="1" w:space="0"/>
+              <w:left w:val="single" w:color="AAAAAA" w:sz="1" w:space="0"/>
+              <w:bottom w:val="single" w:color="AAAAAA" w:sz="1" w:space="0"/>
+              <w:right w:val="single" w:color="AAAAAA" w:sz="1" w:space="0"/>
             </w:tcBorders>
             <w:shd w:val="clear" w:color="auto" w:fill="EBF3FA"/>
             <w:tcMar>
@@ -12255,10 +12280,10 @@
           <w:tcPr>
             <w:tcW w:w="6860" w:type="dxa"/>
             <w:tcBorders>
-              <w:top w:val="single" w:sz="1" w:space="0" w:color="AAAAAA"/>
-              <w:left w:val="single" w:sz="1" w:space="0" w:color="AAAAAA"/>
-              <w:bottom w:val="single" w:sz="1" w:space="0" w:color="AAAAAA"/>
-              <w:right w:val="single" w:sz="1" w:space="0" w:color="AAAAAA"/>
+              <w:top w:val="single" w:color="AAAAAA" w:sz="1" w:space="0"/>
+              <w:left w:val="single" w:color="AAAAAA" w:sz="1" w:space="0"/>
+              <w:bottom w:val="single" w:color="AAAAAA" w:sz="1" w:space="0"/>
+              <w:right w:val="single" w:color="AAAAAA" w:sz="1" w:space="0"/>
             </w:tcBorders>
             <w:shd w:val="clear" w:color="auto" w:fill="EBF3FA"/>
             <w:tcMar>
@@ -12284,10 +12309,10 @@
           <w:tcPr>
             <w:tcW w:w="2000" w:type="dxa"/>
             <w:tcBorders>
-              <w:top w:val="single" w:sz="1" w:space="0" w:color="AAAAAA"/>
-              <w:left w:val="single" w:sz="1" w:space="0" w:color="AAAAAA"/>
-              <w:bottom w:val="single" w:sz="1" w:space="0" w:color="AAAAAA"/>
-              <w:right w:val="single" w:sz="1" w:space="0" w:color="AAAAAA"/>
+              <w:top w:val="single" w:color="AAAAAA" w:sz="1" w:space="0"/>
+              <w:left w:val="single" w:color="AAAAAA" w:sz="1" w:space="0"/>
+              <w:bottom w:val="single" w:color="AAAAAA" w:sz="1" w:space="0"/>
+              <w:right w:val="single" w:color="AAAAAA" w:sz="1" w:space="0"/>
             </w:tcBorders>
             <w:shd w:val="clear" w:color="auto" w:fill="EBF3FA"/>
             <w:tcMar>
@@ -12319,10 +12344,10 @@
             <w:tcW w:w="7360" w:type="dxa"/>
             <w:gridSpan w:val="2"/>
             <w:tcBorders>
-              <w:top w:val="single" w:sz="1" w:space="0" w:color="AAAAAA"/>
-              <w:left w:val="single" w:sz="1" w:space="0" w:color="AAAAAA"/>
-              <w:bottom w:val="single" w:sz="1" w:space="0" w:color="AAAAAA"/>
-              <w:right w:val="single" w:sz="1" w:space="0" w:color="AAAAAA"/>
+              <w:top w:val="single" w:color="AAAAAA" w:sz="1" w:space="0"/>
+              <w:left w:val="single" w:color="AAAAAA" w:sz="1" w:space="0"/>
+              <w:bottom w:val="single" w:color="AAAAAA" w:sz="1" w:space="0"/>
+              <w:right w:val="single" w:color="AAAAAA" w:sz="1" w:space="0"/>
             </w:tcBorders>
             <w:shd w:val="clear" w:color="auto" w:fill="D5E8F0"/>
             <w:tcMar>
@@ -12349,10 +12374,10 @@
           <w:tcPr>
             <w:tcW w:w="2000" w:type="dxa"/>
             <w:tcBorders>
-              <w:top w:val="single" w:sz="1" w:space="0" w:color="AAAAAA"/>
-              <w:left w:val="single" w:sz="1" w:space="0" w:color="AAAAAA"/>
-              <w:bottom w:val="single" w:sz="1" w:space="0" w:color="AAAAAA"/>
-              <w:right w:val="single" w:sz="1" w:space="0" w:color="AAAAAA"/>
+              <w:top w:val="single" w:color="AAAAAA" w:sz="1" w:space="0"/>
+              <w:left w:val="single" w:color="AAAAAA" w:sz="1" w:space="0"/>
+              <w:bottom w:val="single" w:color="AAAAAA" w:sz="1" w:space="0"/>
+              <w:right w:val="single" w:color="AAAAAA" w:sz="1" w:space="0"/>
             </w:tcBorders>
             <w:shd w:val="clear" w:color="auto" w:fill="D5E8F0"/>
             <w:tcMar>
@@ -12384,10 +12409,10 @@
           <w:tcPr>
             <w:tcW w:w="500" w:type="dxa"/>
             <w:tcBorders>
-              <w:top w:val="single" w:sz="1" w:space="0" w:color="AAAAAA"/>
-              <w:left w:val="single" w:sz="1" w:space="0" w:color="AAAAAA"/>
-              <w:bottom w:val="single" w:sz="1" w:space="0" w:color="AAAAAA"/>
-              <w:right w:val="single" w:sz="1" w:space="0" w:color="AAAAAA"/>
+              <w:top w:val="single" w:color="AAAAAA" w:sz="1" w:space="0"/>
+              <w:left w:val="single" w:color="AAAAAA" w:sz="1" w:space="0"/>
+              <w:bottom w:val="single" w:color="AAAAAA" w:sz="1" w:space="0"/>
+              <w:right w:val="single" w:color="AAAAAA" w:sz="1" w:space="0"/>
             </w:tcBorders>
             <w:shd w:val="clear" w:color="auto" w:fill="EBF3FA"/>
             <w:tcMar>
@@ -12418,10 +12443,10 @@
           <w:tcPr>
             <w:tcW w:w="6860" w:type="dxa"/>
             <w:tcBorders>
-              <w:top w:val="single" w:sz="1" w:space="0" w:color="AAAAAA"/>
-              <w:left w:val="single" w:sz="1" w:space="0" w:color="AAAAAA"/>
-              <w:bottom w:val="single" w:sz="1" w:space="0" w:color="AAAAAA"/>
-              <w:right w:val="single" w:sz="1" w:space="0" w:color="AAAAAA"/>
+              <w:top w:val="single" w:color="AAAAAA" w:sz="1" w:space="0"/>
+              <w:left w:val="single" w:color="AAAAAA" w:sz="1" w:space="0"/>
+              <w:bottom w:val="single" w:color="AAAAAA" w:sz="1" w:space="0"/>
+              <w:right w:val="single" w:color="AAAAAA" w:sz="1" w:space="0"/>
             </w:tcBorders>
             <w:shd w:val="clear" w:color="auto" w:fill="EBF3FA"/>
             <w:tcMar>
@@ -12447,10 +12472,10 @@
           <w:tcPr>
             <w:tcW w:w="2000" w:type="dxa"/>
             <w:tcBorders>
-              <w:top w:val="single" w:sz="1" w:space="0" w:color="AAAAAA"/>
-              <w:left w:val="single" w:sz="1" w:space="0" w:color="AAAAAA"/>
-              <w:bottom w:val="single" w:sz="1" w:space="0" w:color="AAAAAA"/>
-              <w:right w:val="single" w:sz="1" w:space="0" w:color="AAAAAA"/>
+              <w:top w:val="single" w:color="AAAAAA" w:sz="1" w:space="0"/>
+              <w:left w:val="single" w:color="AAAAAA" w:sz="1" w:space="0"/>
+              <w:bottom w:val="single" w:color="AAAAAA" w:sz="1" w:space="0"/>
+              <w:right w:val="single" w:color="AAAAAA" w:sz="1" w:space="0"/>
             </w:tcBorders>
             <w:shd w:val="clear" w:color="auto" w:fill="EBF3FA"/>
             <w:tcMar>
@@ -12481,10 +12506,10 @@
           <w:tcPr>
             <w:tcW w:w="500" w:type="dxa"/>
             <w:tcBorders>
-              <w:top w:val="single" w:sz="1" w:space="0" w:color="AAAAAA"/>
-              <w:left w:val="single" w:sz="1" w:space="0" w:color="AAAAAA"/>
-              <w:bottom w:val="single" w:sz="1" w:space="0" w:color="AAAAAA"/>
-              <w:right w:val="single" w:sz="1" w:space="0" w:color="AAAAAA"/>
+              <w:top w:val="single" w:color="AAAAAA" w:sz="1" w:space="0"/>
+              <w:left w:val="single" w:color="AAAAAA" w:sz="1" w:space="0"/>
+              <w:bottom w:val="single" w:color="AAAAAA" w:sz="1" w:space="0"/>
+              <w:right w:val="single" w:color="AAAAAA" w:sz="1" w:space="0"/>
             </w:tcBorders>
             <w:shd w:val="clear" w:color="auto" w:fill="FFFFFF"/>
             <w:tcMar>
@@ -12515,10 +12540,10 @@
           <w:tcPr>
             <w:tcW w:w="6860" w:type="dxa"/>
             <w:tcBorders>
-              <w:top w:val="single" w:sz="1" w:space="0" w:color="AAAAAA"/>
-              <w:left w:val="single" w:sz="1" w:space="0" w:color="AAAAAA"/>
-              <w:bottom w:val="single" w:sz="1" w:space="0" w:color="AAAAAA"/>
-              <w:right w:val="single" w:sz="1" w:space="0" w:color="AAAAAA"/>
+              <w:top w:val="single" w:color="AAAAAA" w:sz="1" w:space="0"/>
+              <w:left w:val="single" w:color="AAAAAA" w:sz="1" w:space="0"/>
+              <w:bottom w:val="single" w:color="AAAAAA" w:sz="1" w:space="0"/>
+              <w:right w:val="single" w:color="AAAAAA" w:sz="1" w:space="0"/>
             </w:tcBorders>
             <w:shd w:val="clear" w:color="auto" w:fill="FFFFFF"/>
             <w:tcMar>
@@ -12544,10 +12569,10 @@
           <w:tcPr>
             <w:tcW w:w="2000" w:type="dxa"/>
             <w:tcBorders>
-              <w:top w:val="single" w:sz="1" w:space="0" w:color="AAAAAA"/>
-              <w:left w:val="single" w:sz="1" w:space="0" w:color="AAAAAA"/>
-              <w:bottom w:val="single" w:sz="1" w:space="0" w:color="AAAAAA"/>
-              <w:right w:val="single" w:sz="1" w:space="0" w:color="AAAAAA"/>
+              <w:top w:val="single" w:color="AAAAAA" w:sz="1" w:space="0"/>
+              <w:left w:val="single" w:color="AAAAAA" w:sz="1" w:space="0"/>
+              <w:bottom w:val="single" w:color="AAAAAA" w:sz="1" w:space="0"/>
+              <w:right w:val="single" w:color="AAAAAA" w:sz="1" w:space="0"/>
             </w:tcBorders>
             <w:shd w:val="clear" w:color="auto" w:fill="FFFFFF"/>
             <w:tcMar>
@@ -12579,10 +12604,10 @@
             <w:tcW w:w="7360" w:type="dxa"/>
             <w:gridSpan w:val="2"/>
             <w:tcBorders>
-              <w:top w:val="single" w:sz="1" w:space="0" w:color="AAAAAA"/>
-              <w:left w:val="single" w:sz="1" w:space="0" w:color="AAAAAA"/>
-              <w:bottom w:val="single" w:sz="1" w:space="0" w:color="AAAAAA"/>
-              <w:right w:val="single" w:sz="1" w:space="0" w:color="AAAAAA"/>
+              <w:top w:val="single" w:color="AAAAAA" w:sz="1" w:space="0"/>
+              <w:left w:val="single" w:color="AAAAAA" w:sz="1" w:space="0"/>
+              <w:bottom w:val="single" w:color="AAAAAA" w:sz="1" w:space="0"/>
+              <w:right w:val="single" w:color="AAAAAA" w:sz="1" w:space="0"/>
             </w:tcBorders>
             <w:shd w:val="clear" w:color="auto" w:fill="1F3864"/>
             <w:tcMar>
@@ -12612,10 +12637,10 @@
           <w:tcPr>
             <w:tcW w:w="2000" w:type="dxa"/>
             <w:tcBorders>
-              <w:top w:val="single" w:sz="1" w:space="0" w:color="AAAAAA"/>
-              <w:left w:val="single" w:sz="1" w:space="0" w:color="AAAAAA"/>
-              <w:bottom w:val="single" w:sz="1" w:space="0" w:color="AAAAAA"/>
-              <w:right w:val="single" w:sz="1" w:space="0" w:color="AAAAAA"/>
+              <w:top w:val="single" w:color="AAAAAA" w:sz="1" w:space="0"/>
+              <w:left w:val="single" w:color="AAAAAA" w:sz="1" w:space="0"/>
+              <w:bottom w:val="single" w:color="AAAAAA" w:sz="1" w:space="0"/>
+              <w:right w:val="single" w:color="AAAAAA" w:sz="1" w:space="0"/>
             </w:tcBorders>
             <w:shd w:val="clear" w:color="auto" w:fill="1F3864"/>
             <w:tcMar>
@@ -12654,7 +12679,6 @@
         <w:pStyle w:val="Heading1"/>
       </w:pPr>
       <w:r>
-        <w:lastRenderedPageBreak/>
         <w:t>SUBMISSION REQUIREMENTS</w:t>
       </w:r>
     </w:p>
@@ -12855,12 +12879,12 @@
       <w:tblPr>
         <w:tblW w:w="9360" w:type="dxa"/>
         <w:tblBorders>
-          <w:top w:val="single" w:sz="4" w:space="0" w:color="auto"/>
-          <w:left w:val="single" w:sz="4" w:space="0" w:color="auto"/>
-          <w:bottom w:val="single" w:sz="4" w:space="0" w:color="auto"/>
-          <w:right w:val="single" w:sz="4" w:space="0" w:color="auto"/>
-          <w:insideH w:val="single" w:sz="4" w:space="0" w:color="auto"/>
-          <w:insideV w:val="single" w:sz="4" w:space="0" w:color="auto"/>
+          <w:top w:val="single" w:color="auto" w:sz="4" w:space="0"/>
+          <w:left w:val="single" w:color="auto" w:sz="4" w:space="0"/>
+          <w:bottom w:val="single" w:color="auto" w:sz="4" w:space="0"/>
+          <w:right w:val="single" w:color="auto" w:sz="4" w:space="0"/>
+          <w:insideH w:val="single" w:color="auto" w:sz="4" w:space="0"/>
+          <w:insideV w:val="single" w:color="auto" w:sz="4" w:space="0"/>
         </w:tblBorders>
         <w:tblCellMar>
           <w:left w:w="10" w:type="dxa"/>
@@ -12877,10 +12901,10 @@
           <w:tcPr>
             <w:tcW w:w="3200" w:type="dxa"/>
             <w:tcBorders>
-              <w:top w:val="single" w:sz="1" w:space="0" w:color="AAAAAA"/>
-              <w:left w:val="single" w:sz="1" w:space="0" w:color="AAAAAA"/>
-              <w:bottom w:val="single" w:sz="1" w:space="0" w:color="AAAAAA"/>
-              <w:right w:val="single" w:sz="1" w:space="0" w:color="AAAAAA"/>
+              <w:top w:val="single" w:color="AAAAAA" w:sz="1" w:space="0"/>
+              <w:left w:val="single" w:color="AAAAAA" w:sz="1" w:space="0"/>
+              <w:bottom w:val="single" w:color="AAAAAA" w:sz="1" w:space="0"/>
+              <w:right w:val="single" w:color="AAAAAA" w:sz="1" w:space="0"/>
             </w:tcBorders>
             <w:shd w:val="clear" w:color="auto" w:fill="1F3864"/>
             <w:tcMar>
@@ -12911,10 +12935,10 @@
           <w:tcPr>
             <w:tcW w:w="6160" w:type="dxa"/>
             <w:tcBorders>
-              <w:top w:val="single" w:sz="1" w:space="0" w:color="AAAAAA"/>
-              <w:left w:val="single" w:sz="1" w:space="0" w:color="AAAAAA"/>
-              <w:bottom w:val="single" w:sz="1" w:space="0" w:color="AAAAAA"/>
-              <w:right w:val="single" w:sz="1" w:space="0" w:color="AAAAAA"/>
+              <w:top w:val="single" w:color="AAAAAA" w:sz="1" w:space="0"/>
+              <w:left w:val="single" w:color="AAAAAA" w:sz="1" w:space="0"/>
+              <w:bottom w:val="single" w:color="AAAAAA" w:sz="1" w:space="0"/>
+              <w:right w:val="single" w:color="AAAAAA" w:sz="1" w:space="0"/>
             </w:tcBorders>
             <w:shd w:val="clear" w:color="auto" w:fill="1F3864"/>
             <w:tcMar>
@@ -12947,10 +12971,10 @@
           <w:tcPr>
             <w:tcW w:w="3200" w:type="dxa"/>
             <w:tcBorders>
-              <w:top w:val="single" w:sz="1" w:space="0" w:color="AAAAAA"/>
-              <w:left w:val="single" w:sz="1" w:space="0" w:color="AAAAAA"/>
-              <w:bottom w:val="single" w:sz="1" w:space="0" w:color="AAAAAA"/>
-              <w:right w:val="single" w:sz="1" w:space="0" w:color="AAAAAA"/>
+              <w:top w:val="single" w:color="AAAAAA" w:sz="1" w:space="0"/>
+              <w:left w:val="single" w:color="AAAAAA" w:sz="1" w:space="0"/>
+              <w:bottom w:val="single" w:color="AAAAAA" w:sz="1" w:space="0"/>
+              <w:right w:val="single" w:color="AAAAAA" w:sz="1" w:space="0"/>
             </w:tcBorders>
             <w:shd w:val="clear" w:color="auto" w:fill="EBF3FA"/>
             <w:tcMar>
@@ -12978,10 +13002,10 @@
           <w:tcPr>
             <w:tcW w:w="6160" w:type="dxa"/>
             <w:tcBorders>
-              <w:top w:val="single" w:sz="1" w:space="0" w:color="AAAAAA"/>
-              <w:left w:val="single" w:sz="1" w:space="0" w:color="AAAAAA"/>
-              <w:bottom w:val="single" w:sz="1" w:space="0" w:color="AAAAAA"/>
-              <w:right w:val="single" w:sz="1" w:space="0" w:color="AAAAAA"/>
+              <w:top w:val="single" w:color="AAAAAA" w:sz="1" w:space="0"/>
+              <w:left w:val="single" w:color="AAAAAA" w:sz="1" w:space="0"/>
+              <w:bottom w:val="single" w:color="AAAAAA" w:sz="1" w:space="0"/>
+              <w:right w:val="single" w:color="AAAAAA" w:sz="1" w:space="0"/>
             </w:tcBorders>
             <w:shd w:val="clear" w:color="auto" w:fill="EBF3FA"/>
             <w:tcMar>
@@ -13010,10 +13034,10 @@
           <w:tcPr>
             <w:tcW w:w="3200" w:type="dxa"/>
             <w:tcBorders>
-              <w:top w:val="single" w:sz="1" w:space="0" w:color="AAAAAA"/>
-              <w:left w:val="single" w:sz="1" w:space="0" w:color="AAAAAA"/>
-              <w:bottom w:val="single" w:sz="1" w:space="0" w:color="AAAAAA"/>
-              <w:right w:val="single" w:sz="1" w:space="0" w:color="AAAAAA"/>
+              <w:top w:val="single" w:color="AAAAAA" w:sz="1" w:space="0"/>
+              <w:left w:val="single" w:color="AAAAAA" w:sz="1" w:space="0"/>
+              <w:bottom w:val="single" w:color="AAAAAA" w:sz="1" w:space="0"/>
+              <w:right w:val="single" w:color="AAAAAA" w:sz="1" w:space="0"/>
             </w:tcBorders>
             <w:shd w:val="clear" w:color="auto" w:fill="FFFFFF"/>
             <w:tcMar>
@@ -13041,10 +13065,10 @@
           <w:tcPr>
             <w:tcW w:w="6160" w:type="dxa"/>
             <w:tcBorders>
-              <w:top w:val="single" w:sz="1" w:space="0" w:color="AAAAAA"/>
-              <w:left w:val="single" w:sz="1" w:space="0" w:color="AAAAAA"/>
-              <w:bottom w:val="single" w:sz="1" w:space="0" w:color="AAAAAA"/>
-              <w:right w:val="single" w:sz="1" w:space="0" w:color="AAAAAA"/>
+              <w:top w:val="single" w:color="AAAAAA" w:sz="1" w:space="0"/>
+              <w:left w:val="single" w:color="AAAAAA" w:sz="1" w:space="0"/>
+              <w:bottom w:val="single" w:color="AAAAAA" w:sz="1" w:space="0"/>
+              <w:right w:val="single" w:color="AAAAAA" w:sz="1" w:space="0"/>
             </w:tcBorders>
             <w:shd w:val="clear" w:color="auto" w:fill="FFFFFF"/>
             <w:tcMar>
@@ -13073,10 +13097,10 @@
           <w:tcPr>
             <w:tcW w:w="3200" w:type="dxa"/>
             <w:tcBorders>
-              <w:top w:val="single" w:sz="1" w:space="0" w:color="AAAAAA"/>
-              <w:left w:val="single" w:sz="1" w:space="0" w:color="AAAAAA"/>
-              <w:bottom w:val="single" w:sz="1" w:space="0" w:color="AAAAAA"/>
-              <w:right w:val="single" w:sz="1" w:space="0" w:color="AAAAAA"/>
+              <w:top w:val="single" w:color="AAAAAA" w:sz="1" w:space="0"/>
+              <w:left w:val="single" w:color="AAAAAA" w:sz="1" w:space="0"/>
+              <w:bottom w:val="single" w:color="AAAAAA" w:sz="1" w:space="0"/>
+              <w:right w:val="single" w:color="AAAAAA" w:sz="1" w:space="0"/>
             </w:tcBorders>
             <w:shd w:val="clear" w:color="auto" w:fill="EBF3FA"/>
             <w:tcMar>
@@ -13104,10 +13128,10 @@
           <w:tcPr>
             <w:tcW w:w="6160" w:type="dxa"/>
             <w:tcBorders>
-              <w:top w:val="single" w:sz="1" w:space="0" w:color="AAAAAA"/>
-              <w:left w:val="single" w:sz="1" w:space="0" w:color="AAAAAA"/>
-              <w:bottom w:val="single" w:sz="1" w:space="0" w:color="AAAAAA"/>
-              <w:right w:val="single" w:sz="1" w:space="0" w:color="AAAAAA"/>
+              <w:top w:val="single" w:color="AAAAAA" w:sz="1" w:space="0"/>
+              <w:left w:val="single" w:color="AAAAAA" w:sz="1" w:space="0"/>
+              <w:bottom w:val="single" w:color="AAAAAA" w:sz="1" w:space="0"/>
+              <w:right w:val="single" w:color="AAAAAA" w:sz="1" w:space="0"/>
             </w:tcBorders>
             <w:shd w:val="clear" w:color="auto" w:fill="EBF3FA"/>
             <w:tcMar>
@@ -13136,10 +13160,10 @@
           <w:tcPr>
             <w:tcW w:w="3200" w:type="dxa"/>
             <w:tcBorders>
-              <w:top w:val="single" w:sz="1" w:space="0" w:color="AAAAAA"/>
-              <w:left w:val="single" w:sz="1" w:space="0" w:color="AAAAAA"/>
-              <w:bottom w:val="single" w:sz="1" w:space="0" w:color="AAAAAA"/>
-              <w:right w:val="single" w:sz="1" w:space="0" w:color="AAAAAA"/>
+              <w:top w:val="single" w:color="AAAAAA" w:sz="1" w:space="0"/>
+              <w:left w:val="single" w:color="AAAAAA" w:sz="1" w:space="0"/>
+              <w:bottom w:val="single" w:color="AAAAAA" w:sz="1" w:space="0"/>
+              <w:right w:val="single" w:color="AAAAAA" w:sz="1" w:space="0"/>
             </w:tcBorders>
             <w:shd w:val="clear" w:color="auto" w:fill="FFFFFF"/>
             <w:tcMar>
@@ -13167,10 +13191,10 @@
           <w:tcPr>
             <w:tcW w:w="6160" w:type="dxa"/>
             <w:tcBorders>
-              <w:top w:val="single" w:sz="1" w:space="0" w:color="AAAAAA"/>
-              <w:left w:val="single" w:sz="1" w:space="0" w:color="AAAAAA"/>
-              <w:bottom w:val="single" w:sz="1" w:space="0" w:color="AAAAAA"/>
-              <w:right w:val="single" w:sz="1" w:space="0" w:color="AAAAAA"/>
+              <w:top w:val="single" w:color="AAAAAA" w:sz="1" w:space="0"/>
+              <w:left w:val="single" w:color="AAAAAA" w:sz="1" w:space="0"/>
+              <w:bottom w:val="single" w:color="AAAAAA" w:sz="1" w:space="0"/>
+              <w:right w:val="single" w:color="AAAAAA" w:sz="1" w:space="0"/>
             </w:tcBorders>
             <w:shd w:val="clear" w:color="auto" w:fill="FFFFFF"/>
             <w:tcMar>
@@ -13199,10 +13223,10 @@
           <w:tcPr>
             <w:tcW w:w="3200" w:type="dxa"/>
             <w:tcBorders>
-              <w:top w:val="single" w:sz="1" w:space="0" w:color="AAAAAA"/>
-              <w:left w:val="single" w:sz="1" w:space="0" w:color="AAAAAA"/>
-              <w:bottom w:val="single" w:sz="1" w:space="0" w:color="AAAAAA"/>
-              <w:right w:val="single" w:sz="1" w:space="0" w:color="AAAAAA"/>
+              <w:top w:val="single" w:color="AAAAAA" w:sz="1" w:space="0"/>
+              <w:left w:val="single" w:color="AAAAAA" w:sz="1" w:space="0"/>
+              <w:bottom w:val="single" w:color="AAAAAA" w:sz="1" w:space="0"/>
+              <w:right w:val="single" w:color="AAAAAA" w:sz="1" w:space="0"/>
             </w:tcBorders>
             <w:shd w:val="clear" w:color="auto" w:fill="EBF3FA"/>
             <w:tcMar>
@@ -13230,10 +13254,10 @@
           <w:tcPr>
             <w:tcW w:w="6160" w:type="dxa"/>
             <w:tcBorders>
-              <w:top w:val="single" w:sz="1" w:space="0" w:color="AAAAAA"/>
-              <w:left w:val="single" w:sz="1" w:space="0" w:color="AAAAAA"/>
-              <w:bottom w:val="single" w:sz="1" w:space="0" w:color="AAAAAA"/>
-              <w:right w:val="single" w:sz="1" w:space="0" w:color="AAAAAA"/>
+              <w:top w:val="single" w:color="AAAAAA" w:sz="1" w:space="0"/>
+              <w:left w:val="single" w:color="AAAAAA" w:sz="1" w:space="0"/>
+              <w:bottom w:val="single" w:color="AAAAAA" w:sz="1" w:space="0"/>
+              <w:right w:val="single" w:color="AAAAAA" w:sz="1" w:space="0"/>
             </w:tcBorders>
             <w:shd w:val="clear" w:color="auto" w:fill="EBF3FA"/>
             <w:tcMar>
@@ -13262,10 +13286,10 @@
           <w:tcPr>
             <w:tcW w:w="3200" w:type="dxa"/>
             <w:tcBorders>
-              <w:top w:val="single" w:sz="1" w:space="0" w:color="AAAAAA"/>
-              <w:left w:val="single" w:sz="1" w:space="0" w:color="AAAAAA"/>
-              <w:bottom w:val="single" w:sz="1" w:space="0" w:color="AAAAAA"/>
-              <w:right w:val="single" w:sz="1" w:space="0" w:color="AAAAAA"/>
+              <w:top w:val="single" w:color="AAAAAA" w:sz="1" w:space="0"/>
+              <w:left w:val="single" w:color="AAAAAA" w:sz="1" w:space="0"/>
+              <w:bottom w:val="single" w:color="AAAAAA" w:sz="1" w:space="0"/>
+              <w:right w:val="single" w:color="AAAAAA" w:sz="1" w:space="0"/>
             </w:tcBorders>
             <w:shd w:val="clear" w:color="auto" w:fill="FFFFFF"/>
             <w:tcMar>
@@ -13293,10 +13317,10 @@
           <w:tcPr>
             <w:tcW w:w="6160" w:type="dxa"/>
             <w:tcBorders>
-              <w:top w:val="single" w:sz="1" w:space="0" w:color="AAAAAA"/>
-              <w:left w:val="single" w:sz="1" w:space="0" w:color="AAAAAA"/>
-              <w:bottom w:val="single" w:sz="1" w:space="0" w:color="AAAAAA"/>
-              <w:right w:val="single" w:sz="1" w:space="0" w:color="AAAAAA"/>
+              <w:top w:val="single" w:color="AAAAAA" w:sz="1" w:space="0"/>
+              <w:left w:val="single" w:color="AAAAAA" w:sz="1" w:space="0"/>
+              <w:bottom w:val="single" w:color="AAAAAA" w:sz="1" w:space="0"/>
+              <w:right w:val="single" w:color="AAAAAA" w:sz="1" w:space="0"/>
             </w:tcBorders>
             <w:shd w:val="clear" w:color="auto" w:fill="FFFFFF"/>
             <w:tcMar>
@@ -13325,30 +13349,29 @@
           <w:tcPr>
             <w:tcW w:w="3200" w:type="dxa"/>
             <w:tcBorders>
-              <w:top w:val="single" w:sz="1" w:space="0" w:color="AAAAAA"/>
-              <w:left w:val="single" w:sz="1" w:space="0" w:color="AAAAAA"/>
-              <w:bottom w:val="single" w:sz="1" w:space="0" w:color="AAAAAA"/>
-              <w:right w:val="single" w:sz="1" w:space="0" w:color="AAAAAA"/>
-            </w:tcBorders>
-            <w:shd w:val="clear" w:color="auto" w:fill="EBF3FA"/>
-            <w:tcMar>
-              <w:top w:w="80" w:type="dxa"/>
-              <w:left w:w="120" w:type="dxa"/>
-              <w:bottom w:w="80" w:type="dxa"/>
-              <w:right w:w="120" w:type="dxa"/>
-            </w:tcMar>
-            <w:vAlign w:val="center"/>
-          </w:tcPr>
-          <w:p>
-            <w:r>
-              <w:rPr>
-                <w:b/>
-                <w:bCs/>
-                <w:color w:val="000000"/>
-                <w:sz w:val="20"/>
-                <w:szCs w:val="20"/>
-              </w:rPr>
-              <w:lastRenderedPageBreak/>
+              <w:top w:val="single" w:color="AAAAAA" w:sz="1" w:space="0"/>
+              <w:left w:val="single" w:color="AAAAAA" w:sz="1" w:space="0"/>
+              <w:bottom w:val="single" w:color="AAAAAA" w:sz="1" w:space="0"/>
+              <w:right w:val="single" w:color="AAAAAA" w:sz="1" w:space="0"/>
+            </w:tcBorders>
+            <w:shd w:val="clear" w:color="auto" w:fill="EBF3FA"/>
+            <w:tcMar>
+              <w:top w:w="80" w:type="dxa"/>
+              <w:left w:w="120" w:type="dxa"/>
+              <w:bottom w:w="80" w:type="dxa"/>
+              <w:right w:w="120" w:type="dxa"/>
+            </w:tcMar>
+            <w:vAlign w:val="center"/>
+          </w:tcPr>
+          <w:p>
+            <w:r>
+              <w:rPr>
+                <w:b/>
+                <w:bCs/>
+                <w:color w:val="000000"/>
+                <w:sz w:val="20"/>
+                <w:szCs w:val="20"/>
+              </w:rPr>
               <w:t>Live PakVista – Production Render Service (all 5 pages accessible)</w:t>
             </w:r>
           </w:p>
@@ -13357,10 +13380,10 @@
           <w:tcPr>
             <w:tcW w:w="6160" w:type="dxa"/>
             <w:tcBorders>
-              <w:top w:val="single" w:sz="1" w:space="0" w:color="AAAAAA"/>
-              <w:left w:val="single" w:sz="1" w:space="0" w:color="AAAAAA"/>
-              <w:bottom w:val="single" w:sz="1" w:space="0" w:color="AAAAAA"/>
-              <w:right w:val="single" w:sz="1" w:space="0" w:color="AAAAAA"/>
+              <w:top w:val="single" w:color="AAAAAA" w:sz="1" w:space="0"/>
+              <w:left w:val="single" w:color="AAAAAA" w:sz="1" w:space="0"/>
+              <w:bottom w:val="single" w:color="AAAAAA" w:sz="1" w:space="0"/>
+              <w:right w:val="single" w:color="AAAAAA" w:sz="1" w:space="0"/>
             </w:tcBorders>
             <w:shd w:val="clear" w:color="auto" w:fill="EBF3FA"/>
             <w:tcMar>
@@ -13389,10 +13412,10 @@
           <w:tcPr>
             <w:tcW w:w="3200" w:type="dxa"/>
             <w:tcBorders>
-              <w:top w:val="single" w:sz="1" w:space="0" w:color="AAAAAA"/>
-              <w:left w:val="single" w:sz="1" w:space="0" w:color="AAAAAA"/>
-              <w:bottom w:val="single" w:sz="1" w:space="0" w:color="AAAAAA"/>
-              <w:right w:val="single" w:sz="1" w:space="0" w:color="AAAAAA"/>
+              <w:top w:val="single" w:color="AAAAAA" w:sz="1" w:space="0"/>
+              <w:left w:val="single" w:color="AAAAAA" w:sz="1" w:space="0"/>
+              <w:bottom w:val="single" w:color="AAAAAA" w:sz="1" w:space="0"/>
+              <w:right w:val="single" w:color="AAAAAA" w:sz="1" w:space="0"/>
             </w:tcBorders>
             <w:shd w:val="clear" w:color="auto" w:fill="FFFFFF"/>
             <w:tcMar>
@@ -13420,10 +13443,10 @@
           <w:tcPr>
             <w:tcW w:w="6160" w:type="dxa"/>
             <w:tcBorders>
-              <w:top w:val="single" w:sz="1" w:space="0" w:color="AAAAAA"/>
-              <w:left w:val="single" w:sz="1" w:space="0" w:color="AAAAAA"/>
-              <w:bottom w:val="single" w:sz="1" w:space="0" w:color="AAAAAA"/>
-              <w:right w:val="single" w:sz="1" w:space="0" w:color="AAAAAA"/>
+              <w:top w:val="single" w:color="AAAAAA" w:sz="1" w:space="0"/>
+              <w:left w:val="single" w:color="AAAAAA" w:sz="1" w:space="0"/>
+              <w:bottom w:val="single" w:color="AAAAAA" w:sz="1" w:space="0"/>
+              <w:right w:val="single" w:color="AAAAAA" w:sz="1" w:space="0"/>
             </w:tcBorders>
             <w:shd w:val="clear" w:color="auto" w:fill="FFFFFF"/>
             <w:tcMar>
@@ -13485,7 +13508,7 @@
     <w:p>
       <w:pPr>
         <w:pBdr>
-          <w:bottom w:val="single" w:sz="2" w:space="1" w:color="CCCCCC"/>
+          <w:bottom w:val="single" w:color="CCCCCC" w:sz="2" w:space="1"/>
         </w:pBdr>
         <w:spacing w:before="160" w:after="40"/>
       </w:pPr>
@@ -13515,7 +13538,7 @@
     <w:p>
       <w:pPr>
         <w:pBdr>
-          <w:bottom w:val="single" w:sz="2" w:space="1" w:color="CCCCCC"/>
+          <w:bottom w:val="single" w:color="CCCCCC" w:sz="2" w:space="1"/>
         </w:pBdr>
         <w:spacing w:before="160" w:after="40"/>
       </w:pPr>
@@ -13545,7 +13568,7 @@
     <w:p>
       <w:pPr>
         <w:pBdr>
-          <w:bottom w:val="single" w:sz="2" w:space="1" w:color="CCCCCC"/>
+          <w:bottom w:val="single" w:color="CCCCCC" w:sz="2" w:space="1"/>
         </w:pBdr>
         <w:spacing w:before="160" w:after="40"/>
       </w:pPr>
@@ -13575,7 +13598,7 @@
     <w:p>
       <w:pPr>
         <w:pBdr>
-          <w:bottom w:val="single" w:sz="2" w:space="1" w:color="CCCCCC"/>
+          <w:bottom w:val="single" w:color="CCCCCC" w:sz="2" w:space="1"/>
         </w:pBdr>
         <w:spacing w:before="160" w:after="40"/>
       </w:pPr>
@@ -13605,7 +13628,7 @@
     <w:p>
       <w:pPr>
         <w:pBdr>
-          <w:bottom w:val="single" w:sz="2" w:space="1" w:color="CCCCCC"/>
+          <w:bottom w:val="single" w:color="CCCCCC" w:sz="2" w:space="1"/>
         </w:pBdr>
         <w:spacing w:before="160" w:after="40"/>
       </w:pPr>
@@ -13629,7 +13652,6 @@
         <w:pStyle w:val="Heading1"/>
       </w:pPr>
       <w:r>
-        <w:lastRenderedPageBreak/>
         <w:t>OFFICIAL REFERENCE DOCUMENTATION</w:t>
       </w:r>
     </w:p>
@@ -13649,12 +13671,12 @@
       <w:tblPr>
         <w:tblW w:w="9360" w:type="dxa"/>
         <w:tblBorders>
-          <w:top w:val="single" w:sz="4" w:space="0" w:color="auto"/>
-          <w:left w:val="single" w:sz="4" w:space="0" w:color="auto"/>
-          <w:bottom w:val="single" w:sz="4" w:space="0" w:color="auto"/>
-          <w:right w:val="single" w:sz="4" w:space="0" w:color="auto"/>
-          <w:insideH w:val="single" w:sz="4" w:space="0" w:color="auto"/>
-          <w:insideV w:val="single" w:sz="4" w:space="0" w:color="auto"/>
+          <w:top w:val="single" w:color="auto" w:sz="4" w:space="0"/>
+          <w:left w:val="single" w:color="auto" w:sz="4" w:space="0"/>
+          <w:bottom w:val="single" w:color="auto" w:sz="4" w:space="0"/>
+          <w:right w:val="single" w:color="auto" w:sz="4" w:space="0"/>
+          <w:insideH w:val="single" w:color="auto" w:sz="4" w:space="0"/>
+          <w:insideV w:val="single" w:color="auto" w:sz="4" w:space="0"/>
         </w:tblBorders>
         <w:tblCellMar>
           <w:left w:w="10" w:type="dxa"/>
@@ -13671,10 +13693,10 @@
           <w:tcPr>
             <w:tcW w:w="3400" w:type="dxa"/>
             <w:tcBorders>
-              <w:top w:val="single" w:sz="1" w:space="0" w:color="AAAAAA"/>
-              <w:left w:val="single" w:sz="1" w:space="0" w:color="AAAAAA"/>
-              <w:bottom w:val="single" w:sz="1" w:space="0" w:color="AAAAAA"/>
-              <w:right w:val="single" w:sz="1" w:space="0" w:color="AAAAAA"/>
+              <w:top w:val="single" w:color="AAAAAA" w:sz="1" w:space="0"/>
+              <w:left w:val="single" w:color="AAAAAA" w:sz="1" w:space="0"/>
+              <w:bottom w:val="single" w:color="AAAAAA" w:sz="1" w:space="0"/>
+              <w:right w:val="single" w:color="AAAAAA" w:sz="1" w:space="0"/>
             </w:tcBorders>
             <w:shd w:val="clear" w:color="auto" w:fill="1F3864"/>
             <w:tcMar>
@@ -13705,10 +13727,10 @@
           <w:tcPr>
             <w:tcW w:w="5960" w:type="dxa"/>
             <w:tcBorders>
-              <w:top w:val="single" w:sz="1" w:space="0" w:color="AAAAAA"/>
-              <w:left w:val="single" w:sz="1" w:space="0" w:color="AAAAAA"/>
-              <w:bottom w:val="single" w:sz="1" w:space="0" w:color="AAAAAA"/>
-              <w:right w:val="single" w:sz="1" w:space="0" w:color="AAAAAA"/>
+              <w:top w:val="single" w:color="AAAAAA" w:sz="1" w:space="0"/>
+              <w:left w:val="single" w:color="AAAAAA" w:sz="1" w:space="0"/>
+              <w:bottom w:val="single" w:color="AAAAAA" w:sz="1" w:space="0"/>
+              <w:right w:val="single" w:color="AAAAAA" w:sz="1" w:space="0"/>
             </w:tcBorders>
             <w:shd w:val="clear" w:color="auto" w:fill="1F3864"/>
             <w:tcMar>
@@ -13741,10 +13763,10 @@
           <w:tcPr>
             <w:tcW w:w="3400" w:type="dxa"/>
             <w:tcBorders>
-              <w:top w:val="single" w:sz="1" w:space="0" w:color="AAAAAA"/>
-              <w:left w:val="single" w:sz="1" w:space="0" w:color="AAAAAA"/>
-              <w:bottom w:val="single" w:sz="1" w:space="0" w:color="AAAAAA"/>
-              <w:right w:val="single" w:sz="1" w:space="0" w:color="AAAAAA"/>
+              <w:top w:val="single" w:color="AAAAAA" w:sz="1" w:space="0"/>
+              <w:left w:val="single" w:color="AAAAAA" w:sz="1" w:space="0"/>
+              <w:bottom w:val="single" w:color="AAAAAA" w:sz="1" w:space="0"/>
+              <w:right w:val="single" w:color="AAAAAA" w:sz="1" w:space="0"/>
             </w:tcBorders>
             <w:shd w:val="clear" w:color="auto" w:fill="EBF3FA"/>
             <w:tcMar>
@@ -13772,23 +13794,23 @@
           <w:tcPr>
             <w:tcW w:w="5960" w:type="dxa"/>
             <w:tcBorders>
-              <w:top w:val="single" w:sz="1" w:space="0" w:color="AAAAAA"/>
-              <w:left w:val="single" w:sz="1" w:space="0" w:color="AAAAAA"/>
-              <w:bottom w:val="single" w:sz="1" w:space="0" w:color="AAAAAA"/>
-              <w:right w:val="single" w:sz="1" w:space="0" w:color="AAAAAA"/>
-            </w:tcBorders>
-            <w:shd w:val="clear" w:color="auto" w:fill="EBF3FA"/>
-            <w:tcMar>
-              <w:top w:w="80" w:type="dxa"/>
-              <w:left w:w="120" w:type="dxa"/>
-              <w:bottom w:w="80" w:type="dxa"/>
-              <w:right w:w="120" w:type="dxa"/>
-            </w:tcMar>
-          </w:tcPr>
-          <w:p>
-            <w:r>
-              <w:rPr>
-                <w:rFonts w:ascii="Courier New" w:eastAsia="Courier New" w:hAnsi="Courier New" w:cs="Courier New"/>
+              <w:top w:val="single" w:color="AAAAAA" w:sz="1" w:space="0"/>
+              <w:left w:val="single" w:color="AAAAAA" w:sz="1" w:space="0"/>
+              <w:bottom w:val="single" w:color="AAAAAA" w:sz="1" w:space="0"/>
+              <w:right w:val="single" w:color="AAAAAA" w:sz="1" w:space="0"/>
+            </w:tcBorders>
+            <w:shd w:val="clear" w:color="auto" w:fill="EBF3FA"/>
+            <w:tcMar>
+              <w:top w:w="80" w:type="dxa"/>
+              <w:left w:w="120" w:type="dxa"/>
+              <w:bottom w:w="80" w:type="dxa"/>
+              <w:right w:w="120" w:type="dxa"/>
+            </w:tcMar>
+          </w:tcPr>
+          <w:p>
+            <w:r>
+              <w:rPr>
+                <w:rFonts w:ascii="Courier New" w:hAnsi="Courier New" w:eastAsia="Courier New" w:cs="Courier New"/>
                 <w:color w:val="2E75B6"/>
                 <w:sz w:val="18"/>
                 <w:szCs w:val="18"/>
@@ -13803,10 +13825,10 @@
           <w:tcPr>
             <w:tcW w:w="3400" w:type="dxa"/>
             <w:tcBorders>
-              <w:top w:val="single" w:sz="1" w:space="0" w:color="AAAAAA"/>
-              <w:left w:val="single" w:sz="1" w:space="0" w:color="AAAAAA"/>
-              <w:bottom w:val="single" w:sz="1" w:space="0" w:color="AAAAAA"/>
-              <w:right w:val="single" w:sz="1" w:space="0" w:color="AAAAAA"/>
+              <w:top w:val="single" w:color="AAAAAA" w:sz="1" w:space="0"/>
+              <w:left w:val="single" w:color="AAAAAA" w:sz="1" w:space="0"/>
+              <w:bottom w:val="single" w:color="AAAAAA" w:sz="1" w:space="0"/>
+              <w:right w:val="single" w:color="AAAAAA" w:sz="1" w:space="0"/>
             </w:tcBorders>
             <w:shd w:val="clear" w:color="auto" w:fill="FFFFFF"/>
             <w:tcMar>
@@ -13834,10 +13856,10 @@
           <w:tcPr>
             <w:tcW w:w="5960" w:type="dxa"/>
             <w:tcBorders>
-              <w:top w:val="single" w:sz="1" w:space="0" w:color="AAAAAA"/>
-              <w:left w:val="single" w:sz="1" w:space="0" w:color="AAAAAA"/>
-              <w:bottom w:val="single" w:sz="1" w:space="0" w:color="AAAAAA"/>
-              <w:right w:val="single" w:sz="1" w:space="0" w:color="AAAAAA"/>
+              <w:top w:val="single" w:color="AAAAAA" w:sz="1" w:space="0"/>
+              <w:left w:val="single" w:color="AAAAAA" w:sz="1" w:space="0"/>
+              <w:bottom w:val="single" w:color="AAAAAA" w:sz="1" w:space="0"/>
+              <w:right w:val="single" w:color="AAAAAA" w:sz="1" w:space="0"/>
             </w:tcBorders>
             <w:shd w:val="clear" w:color="auto" w:fill="FFFFFF"/>
             <w:tcMar>
@@ -13850,7 +13872,7 @@
           <w:p>
             <w:r>
               <w:rPr>
-                <w:rFonts w:ascii="Courier New" w:eastAsia="Courier New" w:hAnsi="Courier New" w:cs="Courier New"/>
+                <w:rFonts w:ascii="Courier New" w:hAnsi="Courier New" w:eastAsia="Courier New" w:cs="Courier New"/>
                 <w:color w:val="2E75B6"/>
                 <w:sz w:val="18"/>
                 <w:szCs w:val="18"/>
@@ -13865,10 +13887,10 @@
           <w:tcPr>
             <w:tcW w:w="3400" w:type="dxa"/>
             <w:tcBorders>
-              <w:top w:val="single" w:sz="1" w:space="0" w:color="AAAAAA"/>
-              <w:left w:val="single" w:sz="1" w:space="0" w:color="AAAAAA"/>
-              <w:bottom w:val="single" w:sz="1" w:space="0" w:color="AAAAAA"/>
-              <w:right w:val="single" w:sz="1" w:space="0" w:color="AAAAAA"/>
+              <w:top w:val="single" w:color="AAAAAA" w:sz="1" w:space="0"/>
+              <w:left w:val="single" w:color="AAAAAA" w:sz="1" w:space="0"/>
+              <w:bottom w:val="single" w:color="AAAAAA" w:sz="1" w:space="0"/>
+              <w:right w:val="single" w:color="AAAAAA" w:sz="1" w:space="0"/>
             </w:tcBorders>
             <w:shd w:val="clear" w:color="auto" w:fill="EBF3FA"/>
             <w:tcMar>
@@ -13896,23 +13918,23 @@
           <w:tcPr>
             <w:tcW w:w="5960" w:type="dxa"/>
             <w:tcBorders>
-              <w:top w:val="single" w:sz="1" w:space="0" w:color="AAAAAA"/>
-              <w:left w:val="single" w:sz="1" w:space="0" w:color="AAAAAA"/>
-              <w:bottom w:val="single" w:sz="1" w:space="0" w:color="AAAAAA"/>
-              <w:right w:val="single" w:sz="1" w:space="0" w:color="AAAAAA"/>
-            </w:tcBorders>
-            <w:shd w:val="clear" w:color="auto" w:fill="EBF3FA"/>
-            <w:tcMar>
-              <w:top w:w="80" w:type="dxa"/>
-              <w:left w:w="120" w:type="dxa"/>
-              <w:bottom w:w="80" w:type="dxa"/>
-              <w:right w:w="120" w:type="dxa"/>
-            </w:tcMar>
-          </w:tcPr>
-          <w:p>
-            <w:r>
-              <w:rPr>
-                <w:rFonts w:ascii="Courier New" w:eastAsia="Courier New" w:hAnsi="Courier New" w:cs="Courier New"/>
+              <w:top w:val="single" w:color="AAAAAA" w:sz="1" w:space="0"/>
+              <w:left w:val="single" w:color="AAAAAA" w:sz="1" w:space="0"/>
+              <w:bottom w:val="single" w:color="AAAAAA" w:sz="1" w:space="0"/>
+              <w:right w:val="single" w:color="AAAAAA" w:sz="1" w:space="0"/>
+            </w:tcBorders>
+            <w:shd w:val="clear" w:color="auto" w:fill="EBF3FA"/>
+            <w:tcMar>
+              <w:top w:w="80" w:type="dxa"/>
+              <w:left w:w="120" w:type="dxa"/>
+              <w:bottom w:w="80" w:type="dxa"/>
+              <w:right w:w="120" w:type="dxa"/>
+            </w:tcMar>
+          </w:tcPr>
+          <w:p>
+            <w:r>
+              <w:rPr>
+                <w:rFonts w:ascii="Courier New" w:hAnsi="Courier New" w:eastAsia="Courier New" w:cs="Courier New"/>
                 <w:color w:val="2E75B6"/>
                 <w:sz w:val="18"/>
                 <w:szCs w:val="18"/>
@@ -13927,10 +13949,10 @@
           <w:tcPr>
             <w:tcW w:w="3400" w:type="dxa"/>
             <w:tcBorders>
-              <w:top w:val="single" w:sz="1" w:space="0" w:color="AAAAAA"/>
-              <w:left w:val="single" w:sz="1" w:space="0" w:color="AAAAAA"/>
-              <w:bottom w:val="single" w:sz="1" w:space="0" w:color="AAAAAA"/>
-              <w:right w:val="single" w:sz="1" w:space="0" w:color="AAAAAA"/>
+              <w:top w:val="single" w:color="AAAAAA" w:sz="1" w:space="0"/>
+              <w:left w:val="single" w:color="AAAAAA" w:sz="1" w:space="0"/>
+              <w:bottom w:val="single" w:color="AAAAAA" w:sz="1" w:space="0"/>
+              <w:right w:val="single" w:color="AAAAAA" w:sz="1" w:space="0"/>
             </w:tcBorders>
             <w:shd w:val="clear" w:color="auto" w:fill="FFFFFF"/>
             <w:tcMar>
@@ -13958,10 +13980,10 @@
           <w:tcPr>
             <w:tcW w:w="5960" w:type="dxa"/>
             <w:tcBorders>
-              <w:top w:val="single" w:sz="1" w:space="0" w:color="AAAAAA"/>
-              <w:left w:val="single" w:sz="1" w:space="0" w:color="AAAAAA"/>
-              <w:bottom w:val="single" w:sz="1" w:space="0" w:color="AAAAAA"/>
-              <w:right w:val="single" w:sz="1" w:space="0" w:color="AAAAAA"/>
+              <w:top w:val="single" w:color="AAAAAA" w:sz="1" w:space="0"/>
+              <w:left w:val="single" w:color="AAAAAA" w:sz="1" w:space="0"/>
+              <w:bottom w:val="single" w:color="AAAAAA" w:sz="1" w:space="0"/>
+              <w:right w:val="single" w:color="AAAAAA" w:sz="1" w:space="0"/>
             </w:tcBorders>
             <w:shd w:val="clear" w:color="auto" w:fill="FFFFFF"/>
             <w:tcMar>
@@ -13974,7 +13996,7 @@
           <w:p>
             <w:r>
               <w:rPr>
-                <w:rFonts w:ascii="Courier New" w:eastAsia="Courier New" w:hAnsi="Courier New" w:cs="Courier New"/>
+                <w:rFonts w:ascii="Courier New" w:hAnsi="Courier New" w:eastAsia="Courier New" w:cs="Courier New"/>
                 <w:color w:val="2E75B6"/>
                 <w:sz w:val="18"/>
                 <w:szCs w:val="18"/>
@@ -13989,10 +14011,10 @@
           <w:tcPr>
             <w:tcW w:w="3400" w:type="dxa"/>
             <w:tcBorders>
-              <w:top w:val="single" w:sz="1" w:space="0" w:color="AAAAAA"/>
-              <w:left w:val="single" w:sz="1" w:space="0" w:color="AAAAAA"/>
-              <w:bottom w:val="single" w:sz="1" w:space="0" w:color="AAAAAA"/>
-              <w:right w:val="single" w:sz="1" w:space="0" w:color="AAAAAA"/>
+              <w:top w:val="single" w:color="AAAAAA" w:sz="1" w:space="0"/>
+              <w:left w:val="single" w:color="AAAAAA" w:sz="1" w:space="0"/>
+              <w:bottom w:val="single" w:color="AAAAAA" w:sz="1" w:space="0"/>
+              <w:right w:val="single" w:color="AAAAAA" w:sz="1" w:space="0"/>
             </w:tcBorders>
             <w:shd w:val="clear" w:color="auto" w:fill="EBF3FA"/>
             <w:tcMar>
@@ -14020,23 +14042,23 @@
           <w:tcPr>
             <w:tcW w:w="5960" w:type="dxa"/>
             <w:tcBorders>
-              <w:top w:val="single" w:sz="1" w:space="0" w:color="AAAAAA"/>
-              <w:left w:val="single" w:sz="1" w:space="0" w:color="AAAAAA"/>
-              <w:bottom w:val="single" w:sz="1" w:space="0" w:color="AAAAAA"/>
-              <w:right w:val="single" w:sz="1" w:space="0" w:color="AAAAAA"/>
-            </w:tcBorders>
-            <w:shd w:val="clear" w:color="auto" w:fill="EBF3FA"/>
-            <w:tcMar>
-              <w:top w:w="80" w:type="dxa"/>
-              <w:left w:w="120" w:type="dxa"/>
-              <w:bottom w:w="80" w:type="dxa"/>
-              <w:right w:w="120" w:type="dxa"/>
-            </w:tcMar>
-          </w:tcPr>
-          <w:p>
-            <w:r>
-              <w:rPr>
-                <w:rFonts w:ascii="Courier New" w:eastAsia="Courier New" w:hAnsi="Courier New" w:cs="Courier New"/>
+              <w:top w:val="single" w:color="AAAAAA" w:sz="1" w:space="0"/>
+              <w:left w:val="single" w:color="AAAAAA" w:sz="1" w:space="0"/>
+              <w:bottom w:val="single" w:color="AAAAAA" w:sz="1" w:space="0"/>
+              <w:right w:val="single" w:color="AAAAAA" w:sz="1" w:space="0"/>
+            </w:tcBorders>
+            <w:shd w:val="clear" w:color="auto" w:fill="EBF3FA"/>
+            <w:tcMar>
+              <w:top w:w="80" w:type="dxa"/>
+              <w:left w:w="120" w:type="dxa"/>
+              <w:bottom w:w="80" w:type="dxa"/>
+              <w:right w:w="120" w:type="dxa"/>
+            </w:tcMar>
+          </w:tcPr>
+          <w:p>
+            <w:r>
+              <w:rPr>
+                <w:rFonts w:ascii="Courier New" w:hAnsi="Courier New" w:eastAsia="Courier New" w:cs="Courier New"/>
                 <w:color w:val="2E75B6"/>
                 <w:sz w:val="18"/>
                 <w:szCs w:val="18"/>
@@ -14051,10 +14073,10 @@
           <w:tcPr>
             <w:tcW w:w="3400" w:type="dxa"/>
             <w:tcBorders>
-              <w:top w:val="single" w:sz="1" w:space="0" w:color="AAAAAA"/>
-              <w:left w:val="single" w:sz="1" w:space="0" w:color="AAAAAA"/>
-              <w:bottom w:val="single" w:sz="1" w:space="0" w:color="AAAAAA"/>
-              <w:right w:val="single" w:sz="1" w:space="0" w:color="AAAAAA"/>
+              <w:top w:val="single" w:color="AAAAAA" w:sz="1" w:space="0"/>
+              <w:left w:val="single" w:color="AAAAAA" w:sz="1" w:space="0"/>
+              <w:bottom w:val="single" w:color="AAAAAA" w:sz="1" w:space="0"/>
+              <w:right w:val="single" w:color="AAAAAA" w:sz="1" w:space="0"/>
             </w:tcBorders>
             <w:shd w:val="clear" w:color="auto" w:fill="FFFFFF"/>
             <w:tcMar>
@@ -14082,10 +14104,10 @@
           <w:tcPr>
             <w:tcW w:w="5960" w:type="dxa"/>
             <w:tcBorders>
-              <w:top w:val="single" w:sz="1" w:space="0" w:color="AAAAAA"/>
-              <w:left w:val="single" w:sz="1" w:space="0" w:color="AAAAAA"/>
-              <w:bottom w:val="single" w:sz="1" w:space="0" w:color="AAAAAA"/>
-              <w:right w:val="single" w:sz="1" w:space="0" w:color="AAAAAA"/>
+              <w:top w:val="single" w:color="AAAAAA" w:sz="1" w:space="0"/>
+              <w:left w:val="single" w:color="AAAAAA" w:sz="1" w:space="0"/>
+              <w:bottom w:val="single" w:color="AAAAAA" w:sz="1" w:space="0"/>
+              <w:right w:val="single" w:color="AAAAAA" w:sz="1" w:space="0"/>
             </w:tcBorders>
             <w:shd w:val="clear" w:color="auto" w:fill="FFFFFF"/>
             <w:tcMar>
@@ -14098,7 +14120,7 @@
           <w:p>
             <w:r>
               <w:rPr>
-                <w:rFonts w:ascii="Courier New" w:eastAsia="Courier New" w:hAnsi="Courier New" w:cs="Courier New"/>
+                <w:rFonts w:ascii="Courier New" w:hAnsi="Courier New" w:eastAsia="Courier New" w:cs="Courier New"/>
                 <w:color w:val="2E75B6"/>
                 <w:sz w:val="18"/>
                 <w:szCs w:val="18"/>
@@ -14113,10 +14135,10 @@
           <w:tcPr>
             <w:tcW w:w="3400" w:type="dxa"/>
             <w:tcBorders>
-              <w:top w:val="single" w:sz="1" w:space="0" w:color="AAAAAA"/>
-              <w:left w:val="single" w:sz="1" w:space="0" w:color="AAAAAA"/>
-              <w:bottom w:val="single" w:sz="1" w:space="0" w:color="AAAAAA"/>
-              <w:right w:val="single" w:sz="1" w:space="0" w:color="AAAAAA"/>
+              <w:top w:val="single" w:color="AAAAAA" w:sz="1" w:space="0"/>
+              <w:left w:val="single" w:color="AAAAAA" w:sz="1" w:space="0"/>
+              <w:bottom w:val="single" w:color="AAAAAA" w:sz="1" w:space="0"/>
+              <w:right w:val="single" w:color="AAAAAA" w:sz="1" w:space="0"/>
             </w:tcBorders>
             <w:shd w:val="clear" w:color="auto" w:fill="EBF3FA"/>
             <w:tcMar>
@@ -14144,23 +14166,23 @@
           <w:tcPr>
             <w:tcW w:w="5960" w:type="dxa"/>
             <w:tcBorders>
-              <w:top w:val="single" w:sz="1" w:space="0" w:color="AAAAAA"/>
-              <w:left w:val="single" w:sz="1" w:space="0" w:color="AAAAAA"/>
-              <w:bottom w:val="single" w:sz="1" w:space="0" w:color="AAAAAA"/>
-              <w:right w:val="single" w:sz="1" w:space="0" w:color="AAAAAA"/>
-            </w:tcBorders>
-            <w:shd w:val="clear" w:color="auto" w:fill="EBF3FA"/>
-            <w:tcMar>
-              <w:top w:w="80" w:type="dxa"/>
-              <w:left w:w="120" w:type="dxa"/>
-              <w:bottom w:w="80" w:type="dxa"/>
-              <w:right w:w="120" w:type="dxa"/>
-            </w:tcMar>
-          </w:tcPr>
-          <w:p>
-            <w:r>
-              <w:rPr>
-                <w:rFonts w:ascii="Courier New" w:eastAsia="Courier New" w:hAnsi="Courier New" w:cs="Courier New"/>
+              <w:top w:val="single" w:color="AAAAAA" w:sz="1" w:space="0"/>
+              <w:left w:val="single" w:color="AAAAAA" w:sz="1" w:space="0"/>
+              <w:bottom w:val="single" w:color="AAAAAA" w:sz="1" w:space="0"/>
+              <w:right w:val="single" w:color="AAAAAA" w:sz="1" w:space="0"/>
+            </w:tcBorders>
+            <w:shd w:val="clear" w:color="auto" w:fill="EBF3FA"/>
+            <w:tcMar>
+              <w:top w:w="80" w:type="dxa"/>
+              <w:left w:w="120" w:type="dxa"/>
+              <w:bottom w:w="80" w:type="dxa"/>
+              <w:right w:w="120" w:type="dxa"/>
+            </w:tcMar>
+          </w:tcPr>
+          <w:p>
+            <w:r>
+              <w:rPr>
+                <w:rFonts w:ascii="Courier New" w:hAnsi="Courier New" w:eastAsia="Courier New" w:cs="Courier New"/>
                 <w:color w:val="2E75B6"/>
                 <w:sz w:val="18"/>
                 <w:szCs w:val="18"/>
@@ -14175,10 +14197,10 @@
           <w:tcPr>
             <w:tcW w:w="3400" w:type="dxa"/>
             <w:tcBorders>
-              <w:top w:val="single" w:sz="1" w:space="0" w:color="AAAAAA"/>
-              <w:left w:val="single" w:sz="1" w:space="0" w:color="AAAAAA"/>
-              <w:bottom w:val="single" w:sz="1" w:space="0" w:color="AAAAAA"/>
-              <w:right w:val="single" w:sz="1" w:space="0" w:color="AAAAAA"/>
+              <w:top w:val="single" w:color="AAAAAA" w:sz="1" w:space="0"/>
+              <w:left w:val="single" w:color="AAAAAA" w:sz="1" w:space="0"/>
+              <w:bottom w:val="single" w:color="AAAAAA" w:sz="1" w:space="0"/>
+              <w:right w:val="single" w:color="AAAAAA" w:sz="1" w:space="0"/>
             </w:tcBorders>
             <w:shd w:val="clear" w:color="auto" w:fill="FFFFFF"/>
             <w:tcMar>
@@ -14206,10 +14228,10 @@
           <w:tcPr>
             <w:tcW w:w="5960" w:type="dxa"/>
             <w:tcBorders>
-              <w:top w:val="single" w:sz="1" w:space="0" w:color="AAAAAA"/>
-              <w:left w:val="single" w:sz="1" w:space="0" w:color="AAAAAA"/>
-              <w:bottom w:val="single" w:sz="1" w:space="0" w:color="AAAAAA"/>
-              <w:right w:val="single" w:sz="1" w:space="0" w:color="AAAAAA"/>
+              <w:top w:val="single" w:color="AAAAAA" w:sz="1" w:space="0"/>
+              <w:left w:val="single" w:color="AAAAAA" w:sz="1" w:space="0"/>
+              <w:bottom w:val="single" w:color="AAAAAA" w:sz="1" w:space="0"/>
+              <w:right w:val="single" w:color="AAAAAA" w:sz="1" w:space="0"/>
             </w:tcBorders>
             <w:shd w:val="clear" w:color="auto" w:fill="FFFFFF"/>
             <w:tcMar>
@@ -14222,7 +14244,7 @@
           <w:p>
             <w:r>
               <w:rPr>
-                <w:rFonts w:ascii="Courier New" w:eastAsia="Courier New" w:hAnsi="Courier New" w:cs="Courier New"/>
+                <w:rFonts w:ascii="Courier New" w:hAnsi="Courier New" w:eastAsia="Courier New" w:cs="Courier New"/>
                 <w:color w:val="2E75B6"/>
                 <w:sz w:val="18"/>
                 <w:szCs w:val="18"/>
@@ -14237,10 +14259,10 @@
           <w:tcPr>
             <w:tcW w:w="3400" w:type="dxa"/>
             <w:tcBorders>
-              <w:top w:val="single" w:sz="1" w:space="0" w:color="AAAAAA"/>
-              <w:left w:val="single" w:sz="1" w:space="0" w:color="AAAAAA"/>
-              <w:bottom w:val="single" w:sz="1" w:space="0" w:color="AAAAAA"/>
-              <w:right w:val="single" w:sz="1" w:space="0" w:color="AAAAAA"/>
+              <w:top w:val="single" w:color="AAAAAA" w:sz="1" w:space="0"/>
+              <w:left w:val="single" w:color="AAAAAA" w:sz="1" w:space="0"/>
+              <w:bottom w:val="single" w:color="AAAAAA" w:sz="1" w:space="0"/>
+              <w:right w:val="single" w:color="AAAAAA" w:sz="1" w:space="0"/>
             </w:tcBorders>
             <w:shd w:val="clear" w:color="auto" w:fill="EBF3FA"/>
             <w:tcMar>
@@ -14268,23 +14290,23 @@
           <w:tcPr>
             <w:tcW w:w="5960" w:type="dxa"/>
             <w:tcBorders>
-              <w:top w:val="single" w:sz="1" w:space="0" w:color="AAAAAA"/>
-              <w:left w:val="single" w:sz="1" w:space="0" w:color="AAAAAA"/>
-              <w:bottom w:val="single" w:sz="1" w:space="0" w:color="AAAAAA"/>
-              <w:right w:val="single" w:sz="1" w:space="0" w:color="AAAAAA"/>
-            </w:tcBorders>
-            <w:shd w:val="clear" w:color="auto" w:fill="EBF3FA"/>
-            <w:tcMar>
-              <w:top w:w="80" w:type="dxa"/>
-              <w:left w:w="120" w:type="dxa"/>
-              <w:bottom w:w="80" w:type="dxa"/>
-              <w:right w:w="120" w:type="dxa"/>
-            </w:tcMar>
-          </w:tcPr>
-          <w:p>
-            <w:r>
-              <w:rPr>
-                <w:rFonts w:ascii="Courier New" w:eastAsia="Courier New" w:hAnsi="Courier New" w:cs="Courier New"/>
+              <w:top w:val="single" w:color="AAAAAA" w:sz="1" w:space="0"/>
+              <w:left w:val="single" w:color="AAAAAA" w:sz="1" w:space="0"/>
+              <w:bottom w:val="single" w:color="AAAAAA" w:sz="1" w:space="0"/>
+              <w:right w:val="single" w:color="AAAAAA" w:sz="1" w:space="0"/>
+            </w:tcBorders>
+            <w:shd w:val="clear" w:color="auto" w:fill="EBF3FA"/>
+            <w:tcMar>
+              <w:top w:w="80" w:type="dxa"/>
+              <w:left w:w="120" w:type="dxa"/>
+              <w:bottom w:w="80" w:type="dxa"/>
+              <w:right w:w="120" w:type="dxa"/>
+            </w:tcMar>
+          </w:tcPr>
+          <w:p>
+            <w:r>
+              <w:rPr>
+                <w:rFonts w:ascii="Courier New" w:hAnsi="Courier New" w:eastAsia="Courier New" w:cs="Courier New"/>
                 <w:color w:val="2E75B6"/>
                 <w:sz w:val="18"/>
                 <w:szCs w:val="18"/>
@@ -14299,10 +14321,10 @@
           <w:tcPr>
             <w:tcW w:w="3400" w:type="dxa"/>
             <w:tcBorders>
-              <w:top w:val="single" w:sz="1" w:space="0" w:color="AAAAAA"/>
-              <w:left w:val="single" w:sz="1" w:space="0" w:color="AAAAAA"/>
-              <w:bottom w:val="single" w:sz="1" w:space="0" w:color="AAAAAA"/>
-              <w:right w:val="single" w:sz="1" w:space="0" w:color="AAAAAA"/>
+              <w:top w:val="single" w:color="AAAAAA" w:sz="1" w:space="0"/>
+              <w:left w:val="single" w:color="AAAAAA" w:sz="1" w:space="0"/>
+              <w:bottom w:val="single" w:color="AAAAAA" w:sz="1" w:space="0"/>
+              <w:right w:val="single" w:color="AAAAAA" w:sz="1" w:space="0"/>
             </w:tcBorders>
             <w:shd w:val="clear" w:color="auto" w:fill="FFFFFF"/>
             <w:tcMar>
@@ -14330,10 +14352,10 @@
           <w:tcPr>
             <w:tcW w:w="5960" w:type="dxa"/>
             <w:tcBorders>
-              <w:top w:val="single" w:sz="1" w:space="0" w:color="AAAAAA"/>
-              <w:left w:val="single" w:sz="1" w:space="0" w:color="AAAAAA"/>
-              <w:bottom w:val="single" w:sz="1" w:space="0" w:color="AAAAAA"/>
-              <w:right w:val="single" w:sz="1" w:space="0" w:color="AAAAAA"/>
+              <w:top w:val="single" w:color="AAAAAA" w:sz="1" w:space="0"/>
+              <w:left w:val="single" w:color="AAAAAA" w:sz="1" w:space="0"/>
+              <w:bottom w:val="single" w:color="AAAAAA" w:sz="1" w:space="0"/>
+              <w:right w:val="single" w:color="AAAAAA" w:sz="1" w:space="0"/>
             </w:tcBorders>
             <w:shd w:val="clear" w:color="auto" w:fill="FFFFFF"/>
             <w:tcMar>
@@ -14346,7 +14368,7 @@
           <w:p>
             <w:r>
               <w:rPr>
-                <w:rFonts w:ascii="Courier New" w:eastAsia="Courier New" w:hAnsi="Courier New" w:cs="Courier New"/>
+                <w:rFonts w:ascii="Courier New" w:hAnsi="Courier New" w:eastAsia="Courier New" w:cs="Courier New"/>
                 <w:color w:val="2E75B6"/>
                 <w:sz w:val="18"/>
                 <w:szCs w:val="18"/>
@@ -14361,10 +14383,10 @@
           <w:tcPr>
             <w:tcW w:w="3400" w:type="dxa"/>
             <w:tcBorders>
-              <w:top w:val="single" w:sz="1" w:space="0" w:color="AAAAAA"/>
-              <w:left w:val="single" w:sz="1" w:space="0" w:color="AAAAAA"/>
-              <w:bottom w:val="single" w:sz="1" w:space="0" w:color="AAAAAA"/>
-              <w:right w:val="single" w:sz="1" w:space="0" w:color="AAAAAA"/>
+              <w:top w:val="single" w:color="AAAAAA" w:sz="1" w:space="0"/>
+              <w:left w:val="single" w:color="AAAAAA" w:sz="1" w:space="0"/>
+              <w:bottom w:val="single" w:color="AAAAAA" w:sz="1" w:space="0"/>
+              <w:right w:val="single" w:color="AAAAAA" w:sz="1" w:space="0"/>
             </w:tcBorders>
             <w:shd w:val="clear" w:color="auto" w:fill="EBF3FA"/>
             <w:tcMar>
@@ -14392,23 +14414,23 @@
           <w:tcPr>
             <w:tcW w:w="5960" w:type="dxa"/>
             <w:tcBorders>
-              <w:top w:val="single" w:sz="1" w:space="0" w:color="AAAAAA"/>
-              <w:left w:val="single" w:sz="1" w:space="0" w:color="AAAAAA"/>
-              <w:bottom w:val="single" w:sz="1" w:space="0" w:color="AAAAAA"/>
-              <w:right w:val="single" w:sz="1" w:space="0" w:color="AAAAAA"/>
-            </w:tcBorders>
-            <w:shd w:val="clear" w:color="auto" w:fill="EBF3FA"/>
-            <w:tcMar>
-              <w:top w:w="80" w:type="dxa"/>
-              <w:left w:w="120" w:type="dxa"/>
-              <w:bottom w:w="80" w:type="dxa"/>
-              <w:right w:w="120" w:type="dxa"/>
-            </w:tcMar>
-          </w:tcPr>
-          <w:p>
-            <w:r>
-              <w:rPr>
-                <w:rFonts w:ascii="Courier New" w:eastAsia="Courier New" w:hAnsi="Courier New" w:cs="Courier New"/>
+              <w:top w:val="single" w:color="AAAAAA" w:sz="1" w:space="0"/>
+              <w:left w:val="single" w:color="AAAAAA" w:sz="1" w:space="0"/>
+              <w:bottom w:val="single" w:color="AAAAAA" w:sz="1" w:space="0"/>
+              <w:right w:val="single" w:color="AAAAAA" w:sz="1" w:space="0"/>
+            </w:tcBorders>
+            <w:shd w:val="clear" w:color="auto" w:fill="EBF3FA"/>
+            <w:tcMar>
+              <w:top w:w="80" w:type="dxa"/>
+              <w:left w:w="120" w:type="dxa"/>
+              <w:bottom w:w="80" w:type="dxa"/>
+              <w:right w:w="120" w:type="dxa"/>
+            </w:tcMar>
+          </w:tcPr>
+          <w:p>
+            <w:r>
+              <w:rPr>
+                <w:rFonts w:ascii="Courier New" w:hAnsi="Courier New" w:eastAsia="Courier New" w:cs="Courier New"/>
                 <w:color w:val="2E75B6"/>
                 <w:sz w:val="18"/>
                 <w:szCs w:val="18"/>
@@ -14423,10 +14445,10 @@
           <w:tcPr>
             <w:tcW w:w="3400" w:type="dxa"/>
             <w:tcBorders>
-              <w:top w:val="single" w:sz="1" w:space="0" w:color="AAAAAA"/>
-              <w:left w:val="single" w:sz="1" w:space="0" w:color="AAAAAA"/>
-              <w:bottom w:val="single" w:sz="1" w:space="0" w:color="AAAAAA"/>
-              <w:right w:val="single" w:sz="1" w:space="0" w:color="AAAAAA"/>
+              <w:top w:val="single" w:color="AAAAAA" w:sz="1" w:space="0"/>
+              <w:left w:val="single" w:color="AAAAAA" w:sz="1" w:space="0"/>
+              <w:bottom w:val="single" w:color="AAAAAA" w:sz="1" w:space="0"/>
+              <w:right w:val="single" w:color="AAAAAA" w:sz="1" w:space="0"/>
             </w:tcBorders>
             <w:shd w:val="clear" w:color="auto" w:fill="FFFFFF"/>
             <w:tcMar>
@@ -14454,10 +14476,10 @@
           <w:tcPr>
             <w:tcW w:w="5960" w:type="dxa"/>
             <w:tcBorders>
-              <w:top w:val="single" w:sz="1" w:space="0" w:color="AAAAAA"/>
-              <w:left w:val="single" w:sz="1" w:space="0" w:color="AAAAAA"/>
-              <w:bottom w:val="single" w:sz="1" w:space="0" w:color="AAAAAA"/>
-              <w:right w:val="single" w:sz="1" w:space="0" w:color="AAAAAA"/>
+              <w:top w:val="single" w:color="AAAAAA" w:sz="1" w:space="0"/>
+              <w:left w:val="single" w:color="AAAAAA" w:sz="1" w:space="0"/>
+              <w:bottom w:val="single" w:color="AAAAAA" w:sz="1" w:space="0"/>
+              <w:right w:val="single" w:color="AAAAAA" w:sz="1" w:space="0"/>
             </w:tcBorders>
             <w:shd w:val="clear" w:color="auto" w:fill="FFFFFF"/>
             <w:tcMar>
@@ -14470,7 +14492,7 @@
           <w:p>
             <w:r>
               <w:rPr>
-                <w:rFonts w:ascii="Courier New" w:eastAsia="Courier New" w:hAnsi="Courier New" w:cs="Courier New"/>
+                <w:rFonts w:ascii="Courier New" w:hAnsi="Courier New" w:eastAsia="Courier New" w:cs="Courier New"/>
                 <w:color w:val="2E75B6"/>
                 <w:sz w:val="18"/>
                 <w:szCs w:val="18"/>
@@ -14485,10 +14507,10 @@
           <w:tcPr>
             <w:tcW w:w="3400" w:type="dxa"/>
             <w:tcBorders>
-              <w:top w:val="single" w:sz="1" w:space="0" w:color="AAAAAA"/>
-              <w:left w:val="single" w:sz="1" w:space="0" w:color="AAAAAA"/>
-              <w:bottom w:val="single" w:sz="1" w:space="0" w:color="AAAAAA"/>
-              <w:right w:val="single" w:sz="1" w:space="0" w:color="AAAAAA"/>
+              <w:top w:val="single" w:color="AAAAAA" w:sz="1" w:space="0"/>
+              <w:left w:val="single" w:color="AAAAAA" w:sz="1" w:space="0"/>
+              <w:bottom w:val="single" w:color="AAAAAA" w:sz="1" w:space="0"/>
+              <w:right w:val="single" w:color="AAAAAA" w:sz="1" w:space="0"/>
             </w:tcBorders>
             <w:shd w:val="clear" w:color="auto" w:fill="EBF3FA"/>
             <w:tcMar>
@@ -14516,23 +14538,23 @@
           <w:tcPr>
             <w:tcW w:w="5960" w:type="dxa"/>
             <w:tcBorders>
-              <w:top w:val="single" w:sz="1" w:space="0" w:color="AAAAAA"/>
-              <w:left w:val="single" w:sz="1" w:space="0" w:color="AAAAAA"/>
-              <w:bottom w:val="single" w:sz="1" w:space="0" w:color="AAAAAA"/>
-              <w:right w:val="single" w:sz="1" w:space="0" w:color="AAAAAA"/>
-            </w:tcBorders>
-            <w:shd w:val="clear" w:color="auto" w:fill="EBF3FA"/>
-            <w:tcMar>
-              <w:top w:w="80" w:type="dxa"/>
-              <w:left w:w="120" w:type="dxa"/>
-              <w:bottom w:w="80" w:type="dxa"/>
-              <w:right w:w="120" w:type="dxa"/>
-            </w:tcMar>
-          </w:tcPr>
-          <w:p>
-            <w:r>
-              <w:rPr>
-                <w:rFonts w:ascii="Courier New" w:eastAsia="Courier New" w:hAnsi="Courier New" w:cs="Courier New"/>
+              <w:top w:val="single" w:color="AAAAAA" w:sz="1" w:space="0"/>
+              <w:left w:val="single" w:color="AAAAAA" w:sz="1" w:space="0"/>
+              <w:bottom w:val="single" w:color="AAAAAA" w:sz="1" w:space="0"/>
+              <w:right w:val="single" w:color="AAAAAA" w:sz="1" w:space="0"/>
+            </w:tcBorders>
+            <w:shd w:val="clear" w:color="auto" w:fill="EBF3FA"/>
+            <w:tcMar>
+              <w:top w:w="80" w:type="dxa"/>
+              <w:left w:w="120" w:type="dxa"/>
+              <w:bottom w:w="80" w:type="dxa"/>
+              <w:right w:w="120" w:type="dxa"/>
+            </w:tcMar>
+          </w:tcPr>
+          <w:p>
+            <w:r>
+              <w:rPr>
+                <w:rFonts w:ascii="Courier New" w:hAnsi="Courier New" w:eastAsia="Courier New" w:cs="Courier New"/>
                 <w:color w:val="2E75B6"/>
                 <w:sz w:val="18"/>
                 <w:szCs w:val="18"/>
@@ -14547,10 +14569,10 @@
           <w:tcPr>
             <w:tcW w:w="3400" w:type="dxa"/>
             <w:tcBorders>
-              <w:top w:val="single" w:sz="1" w:space="0" w:color="AAAAAA"/>
-              <w:left w:val="single" w:sz="1" w:space="0" w:color="AAAAAA"/>
-              <w:bottom w:val="single" w:sz="1" w:space="0" w:color="AAAAAA"/>
-              <w:right w:val="single" w:sz="1" w:space="0" w:color="AAAAAA"/>
+              <w:top w:val="single" w:color="AAAAAA" w:sz="1" w:space="0"/>
+              <w:left w:val="single" w:color="AAAAAA" w:sz="1" w:space="0"/>
+              <w:bottom w:val="single" w:color="AAAAAA" w:sz="1" w:space="0"/>
+              <w:right w:val="single" w:color="AAAAAA" w:sz="1" w:space="0"/>
             </w:tcBorders>
             <w:shd w:val="clear" w:color="auto" w:fill="FFFFFF"/>
             <w:tcMar>
@@ -14578,10 +14600,10 @@
           <w:tcPr>
             <w:tcW w:w="5960" w:type="dxa"/>
             <w:tcBorders>
-              <w:top w:val="single" w:sz="1" w:space="0" w:color="AAAAAA"/>
-              <w:left w:val="single" w:sz="1" w:space="0" w:color="AAAAAA"/>
-              <w:bottom w:val="single" w:sz="1" w:space="0" w:color="AAAAAA"/>
-              <w:right w:val="single" w:sz="1" w:space="0" w:color="AAAAAA"/>
+              <w:top w:val="single" w:color="AAAAAA" w:sz="1" w:space="0"/>
+              <w:left w:val="single" w:color="AAAAAA" w:sz="1" w:space="0"/>
+              <w:bottom w:val="single" w:color="AAAAAA" w:sz="1" w:space="0"/>
+              <w:right w:val="single" w:color="AAAAAA" w:sz="1" w:space="0"/>
             </w:tcBorders>
             <w:shd w:val="clear" w:color="auto" w:fill="FFFFFF"/>
             <w:tcMar>
@@ -14594,7 +14616,7 @@
           <w:p>
             <w:r>
               <w:rPr>
-                <w:rFonts w:ascii="Courier New" w:eastAsia="Courier New" w:hAnsi="Courier New" w:cs="Courier New"/>
+                <w:rFonts w:ascii="Courier New" w:hAnsi="Courier New" w:eastAsia="Courier New" w:cs="Courier New"/>
                 <w:color w:val="2E75B6"/>
                 <w:sz w:val="18"/>
                 <w:szCs w:val="18"/>
@@ -14609,10 +14631,10 @@
           <w:tcPr>
             <w:tcW w:w="3400" w:type="dxa"/>
             <w:tcBorders>
-              <w:top w:val="single" w:sz="1" w:space="0" w:color="AAAAAA"/>
-              <w:left w:val="single" w:sz="1" w:space="0" w:color="AAAAAA"/>
-              <w:bottom w:val="single" w:sz="1" w:space="0" w:color="AAAAAA"/>
-              <w:right w:val="single" w:sz="1" w:space="0" w:color="AAAAAA"/>
+              <w:top w:val="single" w:color="AAAAAA" w:sz="1" w:space="0"/>
+              <w:left w:val="single" w:color="AAAAAA" w:sz="1" w:space="0"/>
+              <w:bottom w:val="single" w:color="AAAAAA" w:sz="1" w:space="0"/>
+              <w:right w:val="single" w:color="AAAAAA" w:sz="1" w:space="0"/>
             </w:tcBorders>
             <w:shd w:val="clear" w:color="auto" w:fill="EBF3FA"/>
             <w:tcMar>
@@ -14640,23 +14662,23 @@
           <w:tcPr>
             <w:tcW w:w="5960" w:type="dxa"/>
             <w:tcBorders>
-              <w:top w:val="single" w:sz="1" w:space="0" w:color="AAAAAA"/>
-              <w:left w:val="single" w:sz="1" w:space="0" w:color="AAAAAA"/>
-              <w:bottom w:val="single" w:sz="1" w:space="0" w:color="AAAAAA"/>
-              <w:right w:val="single" w:sz="1" w:space="0" w:color="AAAAAA"/>
-            </w:tcBorders>
-            <w:shd w:val="clear" w:color="auto" w:fill="EBF3FA"/>
-            <w:tcMar>
-              <w:top w:w="80" w:type="dxa"/>
-              <w:left w:w="120" w:type="dxa"/>
-              <w:bottom w:w="80" w:type="dxa"/>
-              <w:right w:w="120" w:type="dxa"/>
-            </w:tcMar>
-          </w:tcPr>
-          <w:p>
-            <w:r>
-              <w:rPr>
-                <w:rFonts w:ascii="Courier New" w:eastAsia="Courier New" w:hAnsi="Courier New" w:cs="Courier New"/>
+              <w:top w:val="single" w:color="AAAAAA" w:sz="1" w:space="0"/>
+              <w:left w:val="single" w:color="AAAAAA" w:sz="1" w:space="0"/>
+              <w:bottom w:val="single" w:color="AAAAAA" w:sz="1" w:space="0"/>
+              <w:right w:val="single" w:color="AAAAAA" w:sz="1" w:space="0"/>
+            </w:tcBorders>
+            <w:shd w:val="clear" w:color="auto" w:fill="EBF3FA"/>
+            <w:tcMar>
+              <w:top w:w="80" w:type="dxa"/>
+              <w:left w:w="120" w:type="dxa"/>
+              <w:bottom w:w="80" w:type="dxa"/>
+              <w:right w:w="120" w:type="dxa"/>
+            </w:tcMar>
+          </w:tcPr>
+          <w:p>
+            <w:r>
+              <w:rPr>
+                <w:rFonts w:ascii="Courier New" w:hAnsi="Courier New" w:eastAsia="Courier New" w:cs="Courier New"/>
                 <w:color w:val="2E75B6"/>
                 <w:sz w:val="18"/>
                 <w:szCs w:val="18"/>
@@ -14671,10 +14693,10 @@
           <w:tcPr>
             <w:tcW w:w="3400" w:type="dxa"/>
             <w:tcBorders>
-              <w:top w:val="single" w:sz="1" w:space="0" w:color="AAAAAA"/>
-              <w:left w:val="single" w:sz="1" w:space="0" w:color="AAAAAA"/>
-              <w:bottom w:val="single" w:sz="1" w:space="0" w:color="AAAAAA"/>
-              <w:right w:val="single" w:sz="1" w:space="0" w:color="AAAAAA"/>
+              <w:top w:val="single" w:color="AAAAAA" w:sz="1" w:space="0"/>
+              <w:left w:val="single" w:color="AAAAAA" w:sz="1" w:space="0"/>
+              <w:bottom w:val="single" w:color="AAAAAA" w:sz="1" w:space="0"/>
+              <w:right w:val="single" w:color="AAAAAA" w:sz="1" w:space="0"/>
             </w:tcBorders>
             <w:shd w:val="clear" w:color="auto" w:fill="FFFFFF"/>
             <w:tcMar>
@@ -14702,10 +14724,10 @@
           <w:tcPr>
             <w:tcW w:w="5960" w:type="dxa"/>
             <w:tcBorders>
-              <w:top w:val="single" w:sz="1" w:space="0" w:color="AAAAAA"/>
-              <w:left w:val="single" w:sz="1" w:space="0" w:color="AAAAAA"/>
-              <w:bottom w:val="single" w:sz="1" w:space="0" w:color="AAAAAA"/>
-              <w:right w:val="single" w:sz="1" w:space="0" w:color="AAAAAA"/>
+              <w:top w:val="single" w:color="AAAAAA" w:sz="1" w:space="0"/>
+              <w:left w:val="single" w:color="AAAAAA" w:sz="1" w:space="0"/>
+              <w:bottom w:val="single" w:color="AAAAAA" w:sz="1" w:space="0"/>
+              <w:right w:val="single" w:color="AAAAAA" w:sz="1" w:space="0"/>
             </w:tcBorders>
             <w:shd w:val="clear" w:color="auto" w:fill="FFFFFF"/>
             <w:tcMar>
@@ -14718,7 +14740,7 @@
           <w:p>
             <w:r>
               <w:rPr>
-                <w:rFonts w:ascii="Courier New" w:eastAsia="Courier New" w:hAnsi="Courier New" w:cs="Courier New"/>
+                <w:rFonts w:ascii="Courier New" w:hAnsi="Courier New" w:eastAsia="Courier New" w:cs="Courier New"/>
                 <w:color w:val="2E75B6"/>
                 <w:sz w:val="18"/>
                 <w:szCs w:val="18"/>
@@ -14733,10 +14755,10 @@
           <w:tcPr>
             <w:tcW w:w="3400" w:type="dxa"/>
             <w:tcBorders>
-              <w:top w:val="single" w:sz="1" w:space="0" w:color="AAAAAA"/>
-              <w:left w:val="single" w:sz="1" w:space="0" w:color="AAAAAA"/>
-              <w:bottom w:val="single" w:sz="1" w:space="0" w:color="AAAAAA"/>
-              <w:right w:val="single" w:sz="1" w:space="0" w:color="AAAAAA"/>
+              <w:top w:val="single" w:color="AAAAAA" w:sz="1" w:space="0"/>
+              <w:left w:val="single" w:color="AAAAAA" w:sz="1" w:space="0"/>
+              <w:bottom w:val="single" w:color="AAAAAA" w:sz="1" w:space="0"/>
+              <w:right w:val="single" w:color="AAAAAA" w:sz="1" w:space="0"/>
             </w:tcBorders>
             <w:shd w:val="clear" w:color="auto" w:fill="EBF3FA"/>
             <w:tcMar>
@@ -14764,23 +14786,23 @@
           <w:tcPr>
             <w:tcW w:w="5960" w:type="dxa"/>
             <w:tcBorders>
-              <w:top w:val="single" w:sz="1" w:space="0" w:color="AAAAAA"/>
-              <w:left w:val="single" w:sz="1" w:space="0" w:color="AAAAAA"/>
-              <w:bottom w:val="single" w:sz="1" w:space="0" w:color="AAAAAA"/>
-              <w:right w:val="single" w:sz="1" w:space="0" w:color="AAAAAA"/>
-            </w:tcBorders>
-            <w:shd w:val="clear" w:color="auto" w:fill="EBF3FA"/>
-            <w:tcMar>
-              <w:top w:w="80" w:type="dxa"/>
-              <w:left w:w="120" w:type="dxa"/>
-              <w:bottom w:w="80" w:type="dxa"/>
-              <w:right w:w="120" w:type="dxa"/>
-            </w:tcMar>
-          </w:tcPr>
-          <w:p>
-            <w:r>
-              <w:rPr>
-                <w:rFonts w:ascii="Courier New" w:eastAsia="Courier New" w:hAnsi="Courier New" w:cs="Courier New"/>
+              <w:top w:val="single" w:color="AAAAAA" w:sz="1" w:space="0"/>
+              <w:left w:val="single" w:color="AAAAAA" w:sz="1" w:space="0"/>
+              <w:bottom w:val="single" w:color="AAAAAA" w:sz="1" w:space="0"/>
+              <w:right w:val="single" w:color="AAAAAA" w:sz="1" w:space="0"/>
+            </w:tcBorders>
+            <w:shd w:val="clear" w:color="auto" w:fill="EBF3FA"/>
+            <w:tcMar>
+              <w:top w:w="80" w:type="dxa"/>
+              <w:left w:w="120" w:type="dxa"/>
+              <w:bottom w:w="80" w:type="dxa"/>
+              <w:right w:w="120" w:type="dxa"/>
+            </w:tcMar>
+          </w:tcPr>
+          <w:p>
+            <w:r>
+              <w:rPr>
+                <w:rFonts w:ascii="Courier New" w:hAnsi="Courier New" w:eastAsia="Courier New" w:cs="Courier New"/>
                 <w:color w:val="2E75B6"/>
                 <w:sz w:val="18"/>
                 <w:szCs w:val="18"/>
@@ -14795,10 +14817,10 @@
           <w:tcPr>
             <w:tcW w:w="3400" w:type="dxa"/>
             <w:tcBorders>
-              <w:top w:val="single" w:sz="1" w:space="0" w:color="AAAAAA"/>
-              <w:left w:val="single" w:sz="1" w:space="0" w:color="AAAAAA"/>
-              <w:bottom w:val="single" w:sz="1" w:space="0" w:color="AAAAAA"/>
-              <w:right w:val="single" w:sz="1" w:space="0" w:color="AAAAAA"/>
+              <w:top w:val="single" w:color="AAAAAA" w:sz="1" w:space="0"/>
+              <w:left w:val="single" w:color="AAAAAA" w:sz="1" w:space="0"/>
+              <w:bottom w:val="single" w:color="AAAAAA" w:sz="1" w:space="0"/>
+              <w:right w:val="single" w:color="AAAAAA" w:sz="1" w:space="0"/>
             </w:tcBorders>
             <w:shd w:val="clear" w:color="auto" w:fill="FFFFFF"/>
             <w:tcMar>
@@ -14826,10 +14848,10 @@
           <w:tcPr>
             <w:tcW w:w="5960" w:type="dxa"/>
             <w:tcBorders>
-              <w:top w:val="single" w:sz="1" w:space="0" w:color="AAAAAA"/>
-              <w:left w:val="single" w:sz="1" w:space="0" w:color="AAAAAA"/>
-              <w:bottom w:val="single" w:sz="1" w:space="0" w:color="AAAAAA"/>
-              <w:right w:val="single" w:sz="1" w:space="0" w:color="AAAAAA"/>
+              <w:top w:val="single" w:color="AAAAAA" w:sz="1" w:space="0"/>
+              <w:left w:val="single" w:color="AAAAAA" w:sz="1" w:space="0"/>
+              <w:bottom w:val="single" w:color="AAAAAA" w:sz="1" w:space="0"/>
+              <w:right w:val="single" w:color="AAAAAA" w:sz="1" w:space="0"/>
             </w:tcBorders>
             <w:shd w:val="clear" w:color="auto" w:fill="FFFFFF"/>
             <w:tcMar>
@@ -14842,7 +14864,7 @@
           <w:p>
             <w:r>
               <w:rPr>
-                <w:rFonts w:ascii="Courier New" w:eastAsia="Courier New" w:hAnsi="Courier New" w:cs="Courier New"/>
+                <w:rFonts w:ascii="Courier New" w:hAnsi="Courier New" w:eastAsia="Courier New" w:cs="Courier New"/>
                 <w:color w:val="2E75B6"/>
                 <w:sz w:val="18"/>
                 <w:szCs w:val="18"/>
@@ -14857,30 +14879,29 @@
           <w:tcPr>
             <w:tcW w:w="3400" w:type="dxa"/>
             <w:tcBorders>
-              <w:top w:val="single" w:sz="1" w:space="0" w:color="AAAAAA"/>
-              <w:left w:val="single" w:sz="1" w:space="0" w:color="AAAAAA"/>
-              <w:bottom w:val="single" w:sz="1" w:space="0" w:color="AAAAAA"/>
-              <w:right w:val="single" w:sz="1" w:space="0" w:color="AAAAAA"/>
-            </w:tcBorders>
-            <w:shd w:val="clear" w:color="auto" w:fill="EBF3FA"/>
-            <w:tcMar>
-              <w:top w:w="80" w:type="dxa"/>
-              <w:left w:w="120" w:type="dxa"/>
-              <w:bottom w:w="80" w:type="dxa"/>
-              <w:right w:w="120" w:type="dxa"/>
-            </w:tcMar>
-            <w:vAlign w:val="center"/>
-          </w:tcPr>
-          <w:p>
-            <w:r>
-              <w:rPr>
-                <w:b/>
-                <w:bCs/>
-                <w:color w:val="000000"/>
-                <w:sz w:val="20"/>
-                <w:szCs w:val="20"/>
-              </w:rPr>
-              <w:lastRenderedPageBreak/>
+              <w:top w:val="single" w:color="AAAAAA" w:sz="1" w:space="0"/>
+              <w:left w:val="single" w:color="AAAAAA" w:sz="1" w:space="0"/>
+              <w:bottom w:val="single" w:color="AAAAAA" w:sz="1" w:space="0"/>
+              <w:right w:val="single" w:color="AAAAAA" w:sz="1" w:space="0"/>
+            </w:tcBorders>
+            <w:shd w:val="clear" w:color="auto" w:fill="EBF3FA"/>
+            <w:tcMar>
+              <w:top w:w="80" w:type="dxa"/>
+              <w:left w:w="120" w:type="dxa"/>
+              <w:bottom w:w="80" w:type="dxa"/>
+              <w:right w:w="120" w:type="dxa"/>
+            </w:tcMar>
+            <w:vAlign w:val="center"/>
+          </w:tcPr>
+          <w:p>
+            <w:r>
+              <w:rPr>
+                <w:b/>
+                <w:bCs/>
+                <w:color w:val="000000"/>
+                <w:sz w:val="20"/>
+                <w:szCs w:val="20"/>
+              </w:rPr>
               <w:t>CSS Custom Properties (Variables)</w:t>
             </w:r>
           </w:p>
@@ -14889,23 +14910,23 @@
           <w:tcPr>
             <w:tcW w:w="5960" w:type="dxa"/>
             <w:tcBorders>
-              <w:top w:val="single" w:sz="1" w:space="0" w:color="AAAAAA"/>
-              <w:left w:val="single" w:sz="1" w:space="0" w:color="AAAAAA"/>
-              <w:bottom w:val="single" w:sz="1" w:space="0" w:color="AAAAAA"/>
-              <w:right w:val="single" w:sz="1" w:space="0" w:color="AAAAAA"/>
-            </w:tcBorders>
-            <w:shd w:val="clear" w:color="auto" w:fill="EBF3FA"/>
-            <w:tcMar>
-              <w:top w:w="80" w:type="dxa"/>
-              <w:left w:w="120" w:type="dxa"/>
-              <w:bottom w:w="80" w:type="dxa"/>
-              <w:right w:w="120" w:type="dxa"/>
-            </w:tcMar>
-          </w:tcPr>
-          <w:p>
-            <w:r>
-              <w:rPr>
-                <w:rFonts w:ascii="Courier New" w:eastAsia="Courier New" w:hAnsi="Courier New" w:cs="Courier New"/>
+              <w:top w:val="single" w:color="AAAAAA" w:sz="1" w:space="0"/>
+              <w:left w:val="single" w:color="AAAAAA" w:sz="1" w:space="0"/>
+              <w:bottom w:val="single" w:color="AAAAAA" w:sz="1" w:space="0"/>
+              <w:right w:val="single" w:color="AAAAAA" w:sz="1" w:space="0"/>
+            </w:tcBorders>
+            <w:shd w:val="clear" w:color="auto" w:fill="EBF3FA"/>
+            <w:tcMar>
+              <w:top w:w="80" w:type="dxa"/>
+              <w:left w:w="120" w:type="dxa"/>
+              <w:bottom w:w="80" w:type="dxa"/>
+              <w:right w:w="120" w:type="dxa"/>
+            </w:tcMar>
+          </w:tcPr>
+          <w:p>
+            <w:r>
+              <w:rPr>
+                <w:rFonts w:ascii="Courier New" w:hAnsi="Courier New" w:eastAsia="Courier New" w:cs="Courier New"/>
                 <w:color w:val="2E75B6"/>
                 <w:sz w:val="18"/>
                 <w:szCs w:val="18"/>
@@ -14920,7 +14941,7 @@
     <w:sectPr>
       <w:headerReference w:type="default" r:id="rId7"/>
       <w:footerReference w:type="default" r:id="rId8"/>
-      <w:pgSz w:w="12240" w:h="15840"/>
+      <w:pgSz w:w="12240" w:h="15840" w:orient="portrait"/>
       <w:pgMar w:top="1080" w:right="1080" w:bottom="1080" w:left="1080" w:header="708" w:footer="708" w:gutter="0"/>
       <w:cols w:space="720"/>
       <w:docGrid w:linePitch="360"/>
@@ -14956,7 +14977,7 @@
   <w:p>
     <w:pPr>
       <w:pBdr>
-        <w:top w:val="single" w:sz="4" w:space="1" w:color="2E75B6"/>
+        <w:top w:val="single" w:color="2E75B6" w:sz="4" w:space="1"/>
       </w:pBdr>
       <w:tabs>
         <w:tab w:val="right" w:pos="9026"/>
@@ -14977,6 +14998,13 @@
         <w:szCs w:val="18"/>
       </w:rPr>
       <w:tab/>
+    </w:r>
+    <w:r>
+      <w:rPr>
+        <w:color w:val="595959"/>
+        <w:sz w:val="18"/>
+        <w:szCs w:val="18"/>
+      </w:rPr>
       <w:t xml:space="preserve">Page </w:t>
     </w:r>
     <w:r>
@@ -15100,7 +15128,7 @@
   <w:p>
     <w:pPr>
       <w:pBdr>
-        <w:bottom w:val="single" w:sz="4" w:space="1" w:color="2E75B6"/>
+        <w:bottom w:val="single" w:color="2E75B6" w:sz="4" w:space="1"/>
       </w:pBdr>
       <w:tabs>
         <w:tab w:val="right" w:pos="9026"/>
@@ -15123,6 +15151,13 @@
         <w:szCs w:val="18"/>
       </w:rPr>
       <w:tab/>
+    </w:r>
+    <w:r>
+      <w:rPr>
+        <w:color w:val="595959"/>
+        <w:sz w:val="18"/>
+        <w:szCs w:val="18"/>
+      </w:rPr>
       <w:t>TERM PROJECT</w:t>
     </w:r>
   </w:p>
@@ -15598,11 +15633,11 @@
 </file>
 
 <file path=word/styles.xml><?xml version="1.0" encoding="utf-8"?>
-<w:styles xmlns:mc="http://schemas.openxmlformats.org/markup-compatibility/2006" xmlns:r="http://schemas.openxmlformats.org/officeDocument/2006/relationships" xmlns:w="http://schemas.openxmlformats.org/wordprocessingml/2006/main" xmlns:w14="http://schemas.microsoft.com/office/word/2010/wordml" xmlns:w15="http://schemas.microsoft.com/office/word/2012/wordml" xmlns:w16cex="http://schemas.microsoft.com/office/word/2018/wordml/cex" xmlns:w16cid="http://schemas.microsoft.com/office/word/2016/wordml/cid" xmlns:w16="http://schemas.microsoft.com/office/word/2018/wordml" xmlns:w16du="http://schemas.microsoft.com/office/word/2023/wordml/word16du" xmlns:w16sdtdh="http://schemas.microsoft.com/office/word/2020/wordml/sdtdatahash" xmlns:w16sdtfl="http://schemas.microsoft.com/office/word/2024/wordml/sdtformatlock" xmlns:w16se="http://schemas.microsoft.com/office/word/2015/wordml/symex" mc:Ignorable="w14 w15 w16se w16cid w16 w16cex w16sdtdh w16sdtfl w16du">
+<w:styles xmlns:wp14="http://schemas.microsoft.com/office/word/2010/wordprocessingDrawing" xmlns:mc="http://schemas.openxmlformats.org/markup-compatibility/2006" xmlns:r="http://schemas.openxmlformats.org/officeDocument/2006/relationships" xmlns:w="http://schemas.openxmlformats.org/wordprocessingml/2006/main" xmlns:w14="http://schemas.microsoft.com/office/word/2010/wordml" xmlns:w15="http://schemas.microsoft.com/office/word/2012/wordml" xmlns:w16cex="http://schemas.microsoft.com/office/word/2018/wordml/cex" xmlns:w16cid="http://schemas.microsoft.com/office/word/2016/wordml/cid" xmlns:w16="http://schemas.microsoft.com/office/word/2018/wordml" xmlns:w16du="http://schemas.microsoft.com/office/word/2023/wordml/word16du" xmlns:w16sdtdh="http://schemas.microsoft.com/office/word/2020/wordml/sdtdatahash" xmlns:w16sdtfl="http://schemas.microsoft.com/office/word/2024/wordml/sdtformatlock" xmlns:w16se="http://schemas.microsoft.com/office/word/2015/wordml/symex" mc:Ignorable="w14 w15 w16se w16cid w16 w16cex w16sdtdh w16sdtfl w16du wp14">
   <w:docDefaults>
     <w:rPrDefault>
       <w:rPr>
-        <w:rFonts w:ascii="Arial" w:eastAsia="Arial" w:hAnsi="Arial" w:cs="Arial"/>
+        <w:rFonts w:ascii="Arial" w:hAnsi="Arial" w:eastAsia="Arial" w:cs="Arial"/>
         <w:sz w:val="22"/>
         <w:szCs w:val="22"/>
         <w:lang w:val="en-US" w:eastAsia="en-US" w:bidi="ar-SA"/>
@@ -15613,14 +15648,14 @@
   <w:latentStyles w:defLockedState="0" w:defUIPriority="99" w:defSemiHidden="0" w:defUnhideWhenUsed="0" w:defQFormat="0" w:count="376">
     <w:lsdException w:name="Normal" w:uiPriority="0" w:qFormat="1"/>
     <w:lsdException w:name="heading 1" w:uiPriority="9" w:qFormat="1"/>
-    <w:lsdException w:name="heading 2" w:semiHidden="1" w:uiPriority="9" w:unhideWhenUsed="1" w:qFormat="1"/>
-    <w:lsdException w:name="heading 3" w:semiHidden="1" w:uiPriority="9" w:unhideWhenUsed="1" w:qFormat="1"/>
-    <w:lsdException w:name="heading 4" w:semiHidden="1" w:uiPriority="9" w:unhideWhenUsed="1" w:qFormat="1"/>
-    <w:lsdException w:name="heading 5" w:semiHidden="1" w:uiPriority="9" w:unhideWhenUsed="1" w:qFormat="1"/>
-    <w:lsdException w:name="heading 6" w:semiHidden="1" w:uiPriority="9" w:unhideWhenUsed="1" w:qFormat="1"/>
-    <w:lsdException w:name="heading 7" w:semiHidden="1" w:uiPriority="9" w:unhideWhenUsed="1" w:qFormat="1"/>
-    <w:lsdException w:name="heading 8" w:semiHidden="1" w:uiPriority="9" w:unhideWhenUsed="1" w:qFormat="1"/>
-    <w:lsdException w:name="heading 9" w:semiHidden="1" w:uiPriority="9" w:unhideWhenUsed="1" w:qFormat="1"/>
+    <w:lsdException w:name="heading 2" w:uiPriority="9" w:semiHidden="1" w:unhideWhenUsed="1" w:qFormat="1"/>
+    <w:lsdException w:name="heading 3" w:uiPriority="9" w:semiHidden="1" w:unhideWhenUsed="1" w:qFormat="1"/>
+    <w:lsdException w:name="heading 4" w:uiPriority="9" w:semiHidden="1" w:unhideWhenUsed="1" w:qFormat="1"/>
+    <w:lsdException w:name="heading 5" w:uiPriority="9" w:semiHidden="1" w:unhideWhenUsed="1" w:qFormat="1"/>
+    <w:lsdException w:name="heading 6" w:uiPriority="9" w:semiHidden="1" w:unhideWhenUsed="1" w:qFormat="1"/>
+    <w:lsdException w:name="heading 7" w:uiPriority="9" w:semiHidden="1" w:unhideWhenUsed="1" w:qFormat="1"/>
+    <w:lsdException w:name="heading 8" w:uiPriority="9" w:semiHidden="1" w:unhideWhenUsed="1" w:qFormat="1"/>
+    <w:lsdException w:name="heading 9" w:uiPriority="9" w:semiHidden="1" w:unhideWhenUsed="1" w:qFormat="1"/>
     <w:lsdException w:name="index 1" w:semiHidden="1" w:unhideWhenUsed="1"/>
     <w:lsdException w:name="index 2" w:semiHidden="1" w:unhideWhenUsed="1"/>
     <w:lsdException w:name="index 3" w:semiHidden="1" w:unhideWhenUsed="1"/>
@@ -15630,22 +15665,22 @@
     <w:lsdException w:name="index 7" w:semiHidden="1" w:unhideWhenUsed="1"/>
     <w:lsdException w:name="index 8" w:semiHidden="1" w:unhideWhenUsed="1"/>
     <w:lsdException w:name="index 9" w:semiHidden="1" w:unhideWhenUsed="1"/>
-    <w:lsdException w:name="toc 1" w:semiHidden="1" w:uiPriority="39" w:unhideWhenUsed="1"/>
-    <w:lsdException w:name="toc 2" w:semiHidden="1" w:uiPriority="39" w:unhideWhenUsed="1"/>
-    <w:lsdException w:name="toc 3" w:semiHidden="1" w:uiPriority="39" w:unhideWhenUsed="1"/>
-    <w:lsdException w:name="toc 4" w:semiHidden="1" w:uiPriority="39" w:unhideWhenUsed="1"/>
-    <w:lsdException w:name="toc 5" w:semiHidden="1" w:uiPriority="39" w:unhideWhenUsed="1"/>
-    <w:lsdException w:name="toc 6" w:semiHidden="1" w:uiPriority="39" w:unhideWhenUsed="1"/>
-    <w:lsdException w:name="toc 7" w:semiHidden="1" w:uiPriority="39" w:unhideWhenUsed="1"/>
-    <w:lsdException w:name="toc 8" w:semiHidden="1" w:uiPriority="39" w:unhideWhenUsed="1"/>
-    <w:lsdException w:name="toc 9" w:semiHidden="1" w:uiPriority="39" w:unhideWhenUsed="1"/>
+    <w:lsdException w:name="toc 1" w:uiPriority="39" w:semiHidden="1" w:unhideWhenUsed="1"/>
+    <w:lsdException w:name="toc 2" w:uiPriority="39" w:semiHidden="1" w:unhideWhenUsed="1"/>
+    <w:lsdException w:name="toc 3" w:uiPriority="39" w:semiHidden="1" w:unhideWhenUsed="1"/>
+    <w:lsdException w:name="toc 4" w:uiPriority="39" w:semiHidden="1" w:unhideWhenUsed="1"/>
+    <w:lsdException w:name="toc 5" w:uiPriority="39" w:semiHidden="1" w:unhideWhenUsed="1"/>
+    <w:lsdException w:name="toc 6" w:uiPriority="39" w:semiHidden="1" w:unhideWhenUsed="1"/>
+    <w:lsdException w:name="toc 7" w:uiPriority="39" w:semiHidden="1" w:unhideWhenUsed="1"/>
+    <w:lsdException w:name="toc 8" w:uiPriority="39" w:semiHidden="1" w:unhideWhenUsed="1"/>
+    <w:lsdException w:name="toc 9" w:uiPriority="39" w:semiHidden="1" w:unhideWhenUsed="1"/>
     <w:lsdException w:name="Normal Indent" w:semiHidden="1" w:unhideWhenUsed="1"/>
     <w:lsdException w:name="footnote text" w:semiHidden="1" w:unhideWhenUsed="1"/>
     <w:lsdException w:name="annotation text" w:semiHidden="1" w:unhideWhenUsed="1"/>
     <w:lsdException w:name="header" w:semiHidden="1" w:unhideWhenUsed="1"/>
     <w:lsdException w:name="footer" w:semiHidden="1" w:unhideWhenUsed="1"/>
     <w:lsdException w:name="index heading" w:semiHidden="1" w:unhideWhenUsed="1"/>
-    <w:lsdException w:name="caption" w:semiHidden="1" w:uiPriority="35" w:unhideWhenUsed="1" w:qFormat="1"/>
+    <w:lsdException w:name="caption" w:uiPriority="35" w:semiHidden="1" w:unhideWhenUsed="1" w:qFormat="1"/>
     <w:lsdException w:name="table of figures" w:semiHidden="1" w:unhideWhenUsed="1"/>
     <w:lsdException w:name="envelope address" w:semiHidden="1" w:unhideWhenUsed="1"/>
     <w:lsdException w:name="envelope return" w:semiHidden="1" w:unhideWhenUsed="1"/>
@@ -15676,7 +15711,7 @@
     <w:lsdException w:name="Title" w:uiPriority="10" w:qFormat="1"/>
     <w:lsdException w:name="Closing" w:semiHidden="1" w:unhideWhenUsed="1"/>
     <w:lsdException w:name="Signature" w:semiHidden="1" w:unhideWhenUsed="1"/>
-    <w:lsdException w:name="Default Paragraph Font" w:semiHidden="1" w:uiPriority="1" w:unhideWhenUsed="1"/>
+    <w:lsdException w:name="Default Paragraph Font" w:uiPriority="1" w:semiHidden="1" w:unhideWhenUsed="1"/>
     <w:lsdException w:name="Body Text" w:semiHidden="1" w:unhideWhenUsed="1"/>
     <w:lsdException w:name="Body Text Indent" w:semiHidden="1" w:unhideWhenUsed="1"/>
     <w:lsdException w:name="List Continue" w:semiHidden="1" w:unhideWhenUsed="1"/>
@@ -15876,8 +15911,8 @@
     <w:lsdException w:name="Subtle Reference" w:uiPriority="31" w:qFormat="1"/>
     <w:lsdException w:name="Intense Reference" w:uiPriority="32" w:qFormat="1"/>
     <w:lsdException w:name="Book Title" w:uiPriority="33" w:qFormat="1"/>
-    <w:lsdException w:name="Bibliography" w:semiHidden="1" w:uiPriority="37" w:unhideWhenUsed="1"/>
-    <w:lsdException w:name="TOC Heading" w:semiHidden="1" w:uiPriority="39" w:unhideWhenUsed="1" w:qFormat="1"/>
+    <w:lsdException w:name="Bibliography" w:uiPriority="37" w:semiHidden="1" w:unhideWhenUsed="1"/>
+    <w:lsdException w:name="TOC Heading" w:uiPriority="39" w:semiHidden="1" w:unhideWhenUsed="1" w:qFormat="1"/>
     <w:lsdException w:name="Plain Table 1" w:uiPriority="41"/>
     <w:lsdException w:name="Plain Table 2" w:uiPriority="42"/>
     <w:lsdException w:name="Plain Table 3" w:uiPriority="43"/>
@@ -15988,7 +16023,7 @@
     <w:lsdException w:name="Unresolved Mention" w:semiHidden="1" w:unhideWhenUsed="1"/>
     <w:lsdException w:name="Smart Link" w:semiHidden="1" w:unhideWhenUsed="1"/>
   </w:latentStyles>
-  <w:style w:type="paragraph" w:default="1" w:styleId="Normal">
+  <w:style w:type="paragraph" w:styleId="Normal" w:default="1">
     <w:name w:val="Normal"/>
     <w:qFormat/>
     <w:rsid w:val="0052654E"/>
@@ -16085,13 +16120,13 @@
       <w:color w:val="1F4D78"/>
     </w:rPr>
   </w:style>
-  <w:style w:type="character" w:default="1" w:styleId="DefaultParagraphFont">
+  <w:style w:type="character" w:styleId="DefaultParagraphFont" w:default="1">
     <w:name w:val="Default Paragraph Font"/>
     <w:uiPriority w:val="1"/>
     <w:semiHidden/>
     <w:unhideWhenUsed/>
   </w:style>
-  <w:style w:type="table" w:default="1" w:styleId="TableNormal">
+  <w:style w:type="table" w:styleId="TableNormal" w:default="1">
     <w:name w:val="Normal Table"/>
     <w:uiPriority w:val="99"/>
     <w:semiHidden/>
@@ -16106,7 +16141,7 @@
       </w:tblCellMar>
     </w:tblPr>
   </w:style>
-  <w:style w:type="numbering" w:default="1" w:styleId="NoList">
+  <w:style w:type="numbering" w:styleId="NoList" w:default="1">
     <w:name w:val="No List"/>
     <w:uiPriority w:val="99"/>
     <w:semiHidden/>
@@ -16121,7 +16156,7 @@
       <w:szCs w:val="56"/>
     </w:rPr>
   </w:style>
-  <w:style w:type="paragraph" w:customStyle="1" w:styleId="Strong1">
+  <w:style w:type="paragraph" w:styleId="Strong1" w:customStyle="1">
     <w:name w:val="Strong1"/>
     <w:qFormat/>
     <w:rPr>
@@ -16162,7 +16197,7 @@
       <w:szCs w:val="20"/>
     </w:rPr>
   </w:style>
-  <w:style w:type="character" w:customStyle="1" w:styleId="FootnoteTextChar">
+  <w:style w:type="character" w:styleId="FootnoteTextChar" w:customStyle="1">
     <w:name w:val="Footnote Text Char"/>
     <w:link w:val="FootnoteText"/>
     <w:uiPriority w:val="99"/>
@@ -16193,7 +16228,7 @@
       <w:szCs w:val="20"/>
     </w:rPr>
   </w:style>
-  <w:style w:type="character" w:customStyle="1" w:styleId="EndnoteTextChar">
+  <w:style w:type="character" w:styleId="EndnoteTextChar" w:customStyle="1">
     <w:name w:val="Endnote Text Char"/>
     <w:link w:val="EndnoteText"/>
     <w:uiPriority w:val="99"/>
@@ -16208,7 +16243,7 @@
 </file>
 
 <file path=word/theme/theme1.xml><?xml version="1.0" encoding="utf-8"?>
-<a:theme xmlns:a="http://schemas.openxmlformats.org/drawingml/2006/main" name="Office Theme">
+<a:theme xmlns:a="http://schemas.openxmlformats.org/drawingml/2006/main" xmlns:thm15="http://schemas.microsoft.com/office/thememl/2012/main" name="Office Theme">
   <a:themeElements>
     <a:clrScheme name="Office">
       <a:dk1>

--- a/DF_TermProject_Spring2026.docx
+++ b/DF_TermProject_Spring2026.docx
@@ -1,6 +1,6 @@
 
 <file path=word/document.xml><?xml version="1.0" encoding="utf-8"?>
-<w:document xmlns:wpc="http://schemas.microsoft.com/office/word/2010/wordprocessingCanvas" xmlns:cx="http://schemas.microsoft.com/office/drawing/2014/chartex" xmlns:cx1="http://schemas.microsoft.com/office/drawing/2015/9/8/chartex" xmlns:cx2="http://schemas.microsoft.com/office/drawing/2015/10/21/chartex" xmlns:cx3="http://schemas.microsoft.com/office/drawing/2016/5/9/chartex" xmlns:cx4="http://schemas.microsoft.com/office/drawing/2016/5/10/chartex" xmlns:cx5="http://schemas.microsoft.com/office/drawing/2016/5/11/chartex" xmlns:cx6="http://schemas.microsoft.com/office/drawing/2016/5/12/chartex" xmlns:cx7="http://schemas.microsoft.com/office/drawing/2016/5/13/chartex" xmlns:cx8="http://schemas.microsoft.com/office/drawing/2016/5/14/chartex" xmlns:mc="http://schemas.openxmlformats.org/markup-compatibility/2006" xmlns:aink="http://schemas.microsoft.com/office/drawing/2016/ink" xmlns:am3d="http://schemas.microsoft.com/office/drawing/2017/model3d" xmlns:o="urn:schemas-microsoft-com:office:office" xmlns:oel="http://schemas.microsoft.com/office/2019/extlst" xmlns:r="http://schemas.openxmlformats.org/officeDocument/2006/relationships" xmlns:m="http://schemas.openxmlformats.org/officeDocument/2006/math" xmlns:v="urn:schemas-microsoft-com:vml" xmlns:wp14="http://schemas.microsoft.com/office/word/2010/wordprocessingDrawing" xmlns:wp="http://schemas.openxmlformats.org/drawingml/2006/wordprocessingDrawing" xmlns:w10="urn:schemas-microsoft-com:office:word" xmlns:w="http://schemas.openxmlformats.org/wordprocessingml/2006/main" xmlns:w14="http://schemas.microsoft.com/office/word/2010/wordml" xmlns:w15="http://schemas.microsoft.com/office/word/2012/wordml" xmlns:w16cex="http://schemas.microsoft.com/office/word/2018/wordml/cex" xmlns:w16cid="http://schemas.microsoft.com/office/word/2016/wordml/cid" xmlns:w16="http://schemas.microsoft.com/office/word/2018/wordml" xmlns:w16du="http://schemas.microsoft.com/office/word/2023/wordml/word16du" xmlns:w16sdtdh="http://schemas.microsoft.com/office/word/2020/wordml/sdtdatahash" xmlns:w16sdtfl="http://schemas.microsoft.com/office/word/2024/wordml/sdtformatlock" xmlns:w16se="http://schemas.microsoft.com/office/word/2015/wordml/symex" xmlns:wpg="http://schemas.microsoft.com/office/word/2010/wordprocessingGroup" xmlns:wpi="http://schemas.microsoft.com/office/word/2010/wordprocessingInk" xmlns:wne="http://schemas.microsoft.com/office/word/2006/wordml" xmlns:wps="http://schemas.microsoft.com/office/word/2010/wordprocessingShape" mc:Ignorable="w14 w15 w16se w16cid w16 w16cex w16sdtdh w16sdtfl w16du wp14">
+<w:document xmlns:wpc="http://schemas.microsoft.com/office/word/2010/wordprocessingCanvas" xmlns:mc="http://schemas.openxmlformats.org/markup-compatibility/2006" xmlns:o="urn:schemas-microsoft-com:office:office" xmlns:r="http://schemas.openxmlformats.org/officeDocument/2006/relationships" xmlns:m="http://schemas.openxmlformats.org/officeDocument/2006/math" xmlns:v="urn:schemas-microsoft-com:vml" xmlns:wp14="http://schemas.microsoft.com/office/word/2010/wordprocessingDrawing" xmlns:wp="http://schemas.openxmlformats.org/drawingml/2006/wordprocessingDrawing" xmlns:w10="urn:schemas-microsoft-com:office:word" xmlns:w="http://schemas.openxmlformats.org/wordprocessingml/2006/main" xmlns:w14="http://schemas.microsoft.com/office/word/2010/wordml" xmlns:w15="http://schemas.microsoft.com/office/word/2012/wordml" xmlns:wpg="http://schemas.microsoft.com/office/word/2010/wordprocessingGroup" xmlns:wpi="http://schemas.microsoft.com/office/word/2010/wordprocessingInk" xmlns:wne="http://schemas.microsoft.com/office/word/2006/wordml" xmlns:wps="http://schemas.microsoft.com/office/word/2010/wordprocessingShape" mc:Ignorable="w14 w15 wp14">
   <w:body>
     <w:p>
       <w:pPr>
@@ -67,7 +67,7 @@
     <w:p>
       <w:pPr>
         <w:pBdr>
-          <w:bottom w:val="single" w:color="2E75B6" w:sz="6" w:space="1"/>
+          <w:bottom w:val="single" w:sz="6" w:space="1" w:color="2E75B6"/>
         </w:pBdr>
       </w:pPr>
     </w:p>
@@ -347,6 +347,7 @@
         <w:rPr>
           <w:color w:val="000000"/>
         </w:rPr>
+        <w:lastRenderedPageBreak/>
         <w:t>Only the Team Lead submits the final document to the LMS.</w:t>
       </w:r>
     </w:p>
@@ -429,12 +430,12 @@
       <w:tblPr>
         <w:tblW w:w="10078" w:type="dxa"/>
         <w:tblBorders>
-          <w:top w:val="single" w:color="auto" w:sz="4" w:space="0"/>
-          <w:left w:val="single" w:color="auto" w:sz="4" w:space="0"/>
-          <w:bottom w:val="single" w:color="auto" w:sz="4" w:space="0"/>
-          <w:right w:val="single" w:color="auto" w:sz="4" w:space="0"/>
-          <w:insideH w:val="single" w:color="auto" w:sz="4" w:space="0"/>
-          <w:insideV w:val="single" w:color="auto" w:sz="4" w:space="0"/>
+          <w:top w:val="single" w:sz="4" w:space="0" w:color="auto"/>
+          <w:left w:val="single" w:sz="4" w:space="0" w:color="auto"/>
+          <w:bottom w:val="single" w:sz="4" w:space="0" w:color="auto"/>
+          <w:right w:val="single" w:sz="4" w:space="0" w:color="auto"/>
+          <w:insideH w:val="single" w:sz="4" w:space="0" w:color="auto"/>
+          <w:insideV w:val="single" w:sz="4" w:space="0" w:color="auto"/>
         </w:tblBorders>
         <w:tblCellMar>
           <w:left w:w="10" w:type="dxa"/>
@@ -443,24 +444,24 @@
         <w:tblLook w:val="04A0" w:firstRow="1" w:lastRow="0" w:firstColumn="1" w:lastColumn="0" w:noHBand="0" w:noVBand="1"/>
       </w:tblPr>
       <w:tblGrid>
-        <w:gridCol w:w="426"/>
-        <w:gridCol w:w="1105"/>
-        <w:gridCol w:w="1180"/>
-        <w:gridCol w:w="1497"/>
-        <w:gridCol w:w="1036"/>
-        <w:gridCol w:w="1036"/>
-        <w:gridCol w:w="2497"/>
-        <w:gridCol w:w="1301"/>
+        <w:gridCol w:w="415"/>
+        <w:gridCol w:w="1044"/>
+        <w:gridCol w:w="1466"/>
+        <w:gridCol w:w="1409"/>
+        <w:gridCol w:w="980"/>
+        <w:gridCol w:w="980"/>
+        <w:gridCol w:w="2557"/>
+        <w:gridCol w:w="1227"/>
       </w:tblGrid>
       <w:tr>
         <w:tc>
           <w:tcPr>
             <w:tcW w:w="443" w:type="dxa"/>
             <w:tcBorders>
-              <w:top w:val="single" w:color="AAAAAA" w:sz="1" w:space="0"/>
-              <w:left w:val="single" w:color="AAAAAA" w:sz="1" w:space="0"/>
-              <w:bottom w:val="single" w:color="AAAAAA" w:sz="1" w:space="0"/>
-              <w:right w:val="single" w:color="AAAAAA" w:sz="1" w:space="0"/>
+              <w:top w:val="single" w:sz="1" w:space="0" w:color="AAAAAA"/>
+              <w:left w:val="single" w:sz="1" w:space="0" w:color="AAAAAA"/>
+              <w:bottom w:val="single" w:sz="1" w:space="0" w:color="AAAAAA"/>
+              <w:right w:val="single" w:sz="1" w:space="0" w:color="AAAAAA"/>
             </w:tcBorders>
             <w:shd w:val="clear" w:color="auto" w:fill="1F3864" w:themeFill="accent1" w:themeFillShade="80"/>
             <w:tcMar>
@@ -491,10 +492,10 @@
           <w:tcPr>
             <w:tcW w:w="1180" w:type="dxa"/>
             <w:tcBorders>
-              <w:top w:val="single" w:color="AAAAAA" w:sz="1" w:space="0"/>
-              <w:left w:val="single" w:color="AAAAAA" w:sz="1" w:space="0"/>
-              <w:bottom w:val="single" w:color="AAAAAA" w:sz="1" w:space="0"/>
-              <w:right w:val="single" w:color="AAAAAA" w:sz="1" w:space="0"/>
+              <w:top w:val="single" w:sz="1" w:space="0" w:color="AAAAAA"/>
+              <w:left w:val="single" w:sz="1" w:space="0" w:color="AAAAAA"/>
+              <w:bottom w:val="single" w:sz="1" w:space="0" w:color="AAAAAA"/>
+              <w:right w:val="single" w:sz="1" w:space="0" w:color="AAAAAA"/>
             </w:tcBorders>
             <w:shd w:val="clear" w:color="auto" w:fill="1F3864" w:themeFill="accent1" w:themeFillShade="80"/>
             <w:tcMar>
@@ -525,10 +526,10 @@
           <w:tcPr>
             <w:tcW w:w="1263" w:type="dxa"/>
             <w:tcBorders>
-              <w:top w:val="single" w:color="AAAAAA" w:sz="1" w:space="0"/>
-              <w:left w:val="single" w:color="AAAAAA" w:sz="1" w:space="0"/>
-              <w:bottom w:val="single" w:color="AAAAAA" w:sz="1" w:space="0"/>
-              <w:right w:val="single" w:color="AAAAAA" w:sz="1" w:space="0"/>
+              <w:top w:val="single" w:sz="1" w:space="0" w:color="AAAAAA"/>
+              <w:left w:val="single" w:sz="1" w:space="0" w:color="AAAAAA"/>
+              <w:bottom w:val="single" w:sz="1" w:space="0" w:color="AAAAAA"/>
+              <w:right w:val="single" w:sz="1" w:space="0" w:color="AAAAAA"/>
             </w:tcBorders>
             <w:shd w:val="clear" w:color="auto" w:fill="1F3864" w:themeFill="accent1" w:themeFillShade="80"/>
             <w:tcMar>
@@ -559,10 +560,10 @@
           <w:tcPr>
             <w:tcW w:w="1607" w:type="dxa"/>
             <w:tcBorders>
-              <w:top w:val="single" w:color="AAAAAA" w:sz="1" w:space="0"/>
-              <w:left w:val="single" w:color="AAAAAA" w:sz="1" w:space="0"/>
-              <w:bottom w:val="single" w:color="AAAAAA" w:sz="1" w:space="0"/>
-              <w:right w:val="single" w:color="AAAAAA" w:sz="1" w:space="0"/>
+              <w:top w:val="single" w:sz="1" w:space="0" w:color="AAAAAA"/>
+              <w:left w:val="single" w:sz="1" w:space="0" w:color="AAAAAA"/>
+              <w:bottom w:val="single" w:sz="1" w:space="0" w:color="AAAAAA"/>
+              <w:right w:val="single" w:sz="1" w:space="0" w:color="AAAAAA"/>
             </w:tcBorders>
             <w:shd w:val="clear" w:color="auto" w:fill="1F3864" w:themeFill="accent1" w:themeFillShade="80"/>
             <w:tcMar>
@@ -593,10 +594,10 @@
           <w:tcPr>
             <w:tcW w:w="1106" w:type="dxa"/>
             <w:tcBorders>
-              <w:top w:val="single" w:color="AAAAAA" w:sz="1" w:space="0"/>
-              <w:left w:val="single" w:color="AAAAAA" w:sz="1" w:space="0"/>
-              <w:bottom w:val="single" w:color="AAAAAA" w:sz="1" w:space="0"/>
-              <w:right w:val="single" w:color="AAAAAA" w:sz="1" w:space="0"/>
+              <w:top w:val="single" w:sz="1" w:space="0" w:color="AAAAAA"/>
+              <w:left w:val="single" w:sz="1" w:space="0" w:color="AAAAAA"/>
+              <w:bottom w:val="single" w:sz="1" w:space="0" w:color="AAAAAA"/>
+              <w:right w:val="single" w:sz="1" w:space="0" w:color="AAAAAA"/>
             </w:tcBorders>
             <w:shd w:val="clear" w:color="auto" w:fill="1F3864" w:themeFill="accent1" w:themeFillShade="80"/>
             <w:tcMar>
@@ -627,10 +628,10 @@
           <w:tcPr>
             <w:tcW w:w="1106" w:type="dxa"/>
             <w:tcBorders>
-              <w:top w:val="single" w:color="AAAAAA" w:sz="1" w:space="0"/>
-              <w:left w:val="single" w:color="AAAAAA" w:sz="1" w:space="0"/>
-              <w:bottom w:val="single" w:color="AAAAAA" w:sz="1" w:space="0"/>
-              <w:right w:val="single" w:color="AAAAAA" w:sz="1" w:space="0"/>
+              <w:top w:val="single" w:sz="1" w:space="0" w:color="AAAAAA"/>
+              <w:left w:val="single" w:sz="1" w:space="0" w:color="AAAAAA"/>
+              <w:bottom w:val="single" w:sz="1" w:space="0" w:color="AAAAAA"/>
+              <w:right w:val="single" w:sz="1" w:space="0" w:color="AAAAAA"/>
             </w:tcBorders>
             <w:shd w:val="clear" w:color="auto" w:fill="1F3864" w:themeFill="accent1" w:themeFillShade="80"/>
             <w:tcMar>
@@ -661,10 +662,10 @@
           <w:tcPr>
             <w:tcW w:w="1979" w:type="dxa"/>
             <w:tcBorders>
-              <w:top w:val="single" w:color="AAAAAA" w:sz="1" w:space="0"/>
-              <w:left w:val="single" w:color="AAAAAA" w:sz="1" w:space="0"/>
-              <w:bottom w:val="single" w:color="AAAAAA" w:sz="1" w:space="0"/>
-              <w:right w:val="single" w:color="AAAAAA" w:sz="1" w:space="0"/>
+              <w:top w:val="single" w:sz="1" w:space="0" w:color="AAAAAA"/>
+              <w:left w:val="single" w:sz="1" w:space="0" w:color="AAAAAA"/>
+              <w:bottom w:val="single" w:sz="1" w:space="0" w:color="AAAAAA"/>
+              <w:right w:val="single" w:sz="1" w:space="0" w:color="AAAAAA"/>
             </w:tcBorders>
             <w:shd w:val="clear" w:color="auto" w:fill="1F3864" w:themeFill="accent1" w:themeFillShade="80"/>
             <w:tcMar>
@@ -695,10 +696,10 @@
           <w:tcPr>
             <w:tcW w:w="1394" w:type="dxa"/>
             <w:tcBorders>
-              <w:top w:val="single" w:color="AAAAAA" w:sz="1" w:space="0"/>
-              <w:left w:val="single" w:color="AAAAAA" w:sz="1" w:space="0"/>
-              <w:bottom w:val="single" w:color="AAAAAA" w:sz="1" w:space="0"/>
-              <w:right w:val="single" w:color="AAAAAA" w:sz="1" w:space="0"/>
+              <w:top w:val="single" w:sz="1" w:space="0" w:color="AAAAAA"/>
+              <w:left w:val="single" w:sz="1" w:space="0" w:color="AAAAAA"/>
+              <w:bottom w:val="single" w:sz="1" w:space="0" w:color="AAAAAA"/>
+              <w:right w:val="single" w:sz="1" w:space="0" w:color="AAAAAA"/>
             </w:tcBorders>
             <w:shd w:val="clear" w:color="auto" w:fill="1F3864" w:themeFill="accent1" w:themeFillShade="80"/>
             <w:tcMar>
@@ -731,10 +732,10 @@
           <w:tcPr>
             <w:tcW w:w="443" w:type="dxa"/>
             <w:tcBorders>
-              <w:top w:val="single" w:color="AAAAAA" w:sz="1" w:space="0"/>
-              <w:left w:val="single" w:color="AAAAAA" w:sz="1" w:space="0"/>
-              <w:bottom w:val="single" w:color="AAAAAA" w:sz="1" w:space="0"/>
-              <w:right w:val="single" w:color="AAAAAA" w:sz="1" w:space="0"/>
+              <w:top w:val="single" w:sz="1" w:space="0" w:color="AAAAAA"/>
+              <w:left w:val="single" w:sz="1" w:space="0" w:color="AAAAAA"/>
+              <w:bottom w:val="single" w:sz="1" w:space="0" w:color="AAAAAA"/>
+              <w:right w:val="single" w:sz="1" w:space="0" w:color="AAAAAA"/>
             </w:tcBorders>
             <w:shd w:val="clear" w:color="auto" w:fill="FFFFFF" w:themeFill="background1"/>
             <w:tcMar>
@@ -755,10 +756,10 @@
           <w:tcPr>
             <w:tcW w:w="1180" w:type="dxa"/>
             <w:tcBorders>
-              <w:top w:val="single" w:color="AAAAAA" w:sz="1" w:space="0"/>
-              <w:left w:val="single" w:color="AAAAAA" w:sz="1" w:space="0"/>
-              <w:bottom w:val="single" w:color="AAAAAA" w:sz="1" w:space="0"/>
-              <w:right w:val="single" w:color="AAAAAA" w:sz="1" w:space="0"/>
+              <w:top w:val="single" w:sz="1" w:space="0" w:color="AAAAAA"/>
+              <w:left w:val="single" w:sz="1" w:space="0" w:color="AAAAAA"/>
+              <w:bottom w:val="single" w:sz="1" w:space="0" w:color="AAAAAA"/>
+              <w:right w:val="single" w:sz="1" w:space="0" w:color="AAAAAA"/>
             </w:tcBorders>
             <w:shd w:val="clear" w:color="auto" w:fill="FFFFFF" w:themeFill="background1"/>
             <w:tcMar>
@@ -779,10 +780,10 @@
           <w:tcPr>
             <w:tcW w:w="1263" w:type="dxa"/>
             <w:tcBorders>
-              <w:top w:val="single" w:color="AAAAAA" w:sz="1" w:space="0"/>
-              <w:left w:val="single" w:color="AAAAAA" w:sz="1" w:space="0"/>
-              <w:bottom w:val="single" w:color="AAAAAA" w:sz="1" w:space="0"/>
-              <w:right w:val="single" w:color="AAAAAA" w:sz="1" w:space="0"/>
+              <w:top w:val="single" w:sz="1" w:space="0" w:color="AAAAAA"/>
+              <w:left w:val="single" w:sz="1" w:space="0" w:color="AAAAAA"/>
+              <w:bottom w:val="single" w:sz="1" w:space="0" w:color="AAAAAA"/>
+              <w:right w:val="single" w:sz="1" w:space="0" w:color="AAAAAA"/>
             </w:tcBorders>
             <w:shd w:val="clear" w:color="auto" w:fill="FFFFFF" w:themeFill="background1"/>
             <w:tcMar>
@@ -803,10 +804,10 @@
           <w:tcPr>
             <w:tcW w:w="1607" w:type="dxa"/>
             <w:tcBorders>
-              <w:top w:val="single" w:color="AAAAAA" w:sz="1" w:space="0"/>
-              <w:left w:val="single" w:color="AAAAAA" w:sz="1" w:space="0"/>
-              <w:bottom w:val="single" w:color="AAAAAA" w:sz="1" w:space="0"/>
-              <w:right w:val="single" w:color="AAAAAA" w:sz="1" w:space="0"/>
+              <w:top w:val="single" w:sz="1" w:space="0" w:color="AAAAAA"/>
+              <w:left w:val="single" w:sz="1" w:space="0" w:color="AAAAAA"/>
+              <w:bottom w:val="single" w:sz="1" w:space="0" w:color="AAAAAA"/>
+              <w:right w:val="single" w:sz="1" w:space="0" w:color="AAAAAA"/>
             </w:tcBorders>
             <w:shd w:val="clear" w:color="auto" w:fill="FFFFFF" w:themeFill="background1"/>
             <w:tcMar>
@@ -827,10 +828,10 @@
           <w:tcPr>
             <w:tcW w:w="1106" w:type="dxa"/>
             <w:tcBorders>
-              <w:top w:val="single" w:color="AAAAAA" w:sz="1" w:space="0"/>
-              <w:left w:val="single" w:color="AAAAAA" w:sz="1" w:space="0"/>
-              <w:bottom w:val="single" w:color="AAAAAA" w:sz="1" w:space="0"/>
-              <w:right w:val="single" w:color="AAAAAA" w:sz="1" w:space="0"/>
+              <w:top w:val="single" w:sz="1" w:space="0" w:color="AAAAAA"/>
+              <w:left w:val="single" w:sz="1" w:space="0" w:color="AAAAAA"/>
+              <w:bottom w:val="single" w:sz="1" w:space="0" w:color="AAAAAA"/>
+              <w:right w:val="single" w:sz="1" w:space="0" w:color="AAAAAA"/>
             </w:tcBorders>
             <w:shd w:val="clear" w:color="auto" w:fill="FFFFFF" w:themeFill="background1"/>
             <w:tcMar>
@@ -856,10 +857,10 @@
           <w:tcPr>
             <w:tcW w:w="1106" w:type="dxa"/>
             <w:tcBorders>
-              <w:top w:val="single" w:color="AAAAAA" w:sz="1" w:space="0"/>
-              <w:left w:val="single" w:color="AAAAAA" w:sz="1" w:space="0"/>
-              <w:bottom w:val="single" w:color="AAAAAA" w:sz="1" w:space="0"/>
-              <w:right w:val="single" w:color="AAAAAA" w:sz="1" w:space="0"/>
+              <w:top w:val="single" w:sz="1" w:space="0" w:color="AAAAAA"/>
+              <w:left w:val="single" w:sz="1" w:space="0" w:color="AAAAAA"/>
+              <w:bottom w:val="single" w:sz="1" w:space="0" w:color="AAAAAA"/>
+              <w:right w:val="single" w:sz="1" w:space="0" w:color="AAAAAA"/>
             </w:tcBorders>
             <w:shd w:val="clear" w:color="auto" w:fill="FFFFFF" w:themeFill="background1"/>
             <w:tcMar>
@@ -880,10 +881,10 @@
           <w:tcPr>
             <w:tcW w:w="1979" w:type="dxa"/>
             <w:tcBorders>
-              <w:top w:val="single" w:color="AAAAAA" w:sz="1" w:space="0"/>
-              <w:left w:val="single" w:color="AAAAAA" w:sz="1" w:space="0"/>
-              <w:bottom w:val="single" w:color="AAAAAA" w:sz="1" w:space="0"/>
-              <w:right w:val="single" w:color="AAAAAA" w:sz="1" w:space="0"/>
+              <w:top w:val="single" w:sz="1" w:space="0" w:color="AAAAAA"/>
+              <w:left w:val="single" w:sz="1" w:space="0" w:color="AAAAAA"/>
+              <w:bottom w:val="single" w:sz="1" w:space="0" w:color="AAAAAA"/>
+              <w:right w:val="single" w:sz="1" w:space="0" w:color="AAAAAA"/>
             </w:tcBorders>
             <w:shd w:val="clear" w:color="auto" w:fill="FFFFFF" w:themeFill="background1"/>
             <w:tcMar>
@@ -904,10 +905,10 @@
           <w:tcPr>
             <w:tcW w:w="1394" w:type="dxa"/>
             <w:tcBorders>
-              <w:top w:val="single" w:color="AAAAAA" w:sz="1" w:space="0"/>
-              <w:left w:val="single" w:color="AAAAAA" w:sz="1" w:space="0"/>
-              <w:bottom w:val="single" w:color="AAAAAA" w:sz="1" w:space="0"/>
-              <w:right w:val="single" w:color="AAAAAA" w:sz="1" w:space="0"/>
+              <w:top w:val="single" w:sz="1" w:space="0" w:color="AAAAAA"/>
+              <w:left w:val="single" w:sz="1" w:space="0" w:color="AAAAAA"/>
+              <w:bottom w:val="single" w:sz="1" w:space="0" w:color="AAAAAA"/>
+              <w:right w:val="single" w:sz="1" w:space="0" w:color="AAAAAA"/>
             </w:tcBorders>
             <w:shd w:val="clear" w:color="auto" w:fill="FFFFFF" w:themeFill="background1"/>
             <w:tcMar>
@@ -930,10 +931,10 @@
           <w:tcPr>
             <w:tcW w:w="443" w:type="dxa"/>
             <w:tcBorders>
-              <w:top w:val="single" w:color="AAAAAA" w:sz="1" w:space="0"/>
-              <w:left w:val="single" w:color="AAAAAA" w:sz="1" w:space="0"/>
-              <w:bottom w:val="single" w:color="AAAAAA" w:sz="1" w:space="0"/>
-              <w:right w:val="single" w:color="AAAAAA" w:sz="1" w:space="0"/>
+              <w:top w:val="single" w:sz="1" w:space="0" w:color="AAAAAA"/>
+              <w:left w:val="single" w:sz="1" w:space="0" w:color="AAAAAA"/>
+              <w:bottom w:val="single" w:sz="1" w:space="0" w:color="AAAAAA"/>
+              <w:right w:val="single" w:sz="1" w:space="0" w:color="AAAAAA"/>
             </w:tcBorders>
             <w:shd w:val="clear" w:color="auto" w:fill="EBF3FA"/>
             <w:tcMar>
@@ -950,141 +951,180 @@
           <w:tcPr>
             <w:tcW w:w="1180" w:type="dxa"/>
             <w:tcBorders>
-              <w:top w:val="single" w:color="AAAAAA" w:sz="1" w:space="0"/>
-              <w:left w:val="single" w:color="AAAAAA" w:sz="1" w:space="0"/>
-              <w:bottom w:val="single" w:color="AAAAAA" w:sz="1" w:space="0"/>
-              <w:right w:val="single" w:color="AAAAAA" w:sz="1" w:space="0"/>
-            </w:tcBorders>
-            <w:shd w:val="clear" w:color="auto" w:fill="EBF3FA"/>
-            <w:tcMar>
-              <w:top w:w="80" w:type="dxa"/>
-              <w:left w:w="120" w:type="dxa"/>
-              <w:bottom w:w="80" w:type="dxa"/>
-              <w:right w:w="120" w:type="dxa"/>
-            </w:tcMar>
-            <w:vAlign w:val="center"/>
-          </w:tcPr>
-          <w:p/>
+              <w:top w:val="single" w:sz="1" w:space="0" w:color="AAAAAA"/>
+              <w:left w:val="single" w:sz="1" w:space="0" w:color="AAAAAA"/>
+              <w:bottom w:val="single" w:sz="1" w:space="0" w:color="AAAAAA"/>
+              <w:right w:val="single" w:sz="1" w:space="0" w:color="AAAAAA"/>
+            </w:tcBorders>
+            <w:shd w:val="clear" w:color="auto" w:fill="EBF3FA"/>
+            <w:tcMar>
+              <w:top w:w="80" w:type="dxa"/>
+              <w:left w:w="120" w:type="dxa"/>
+              <w:bottom w:w="80" w:type="dxa"/>
+              <w:right w:w="120" w:type="dxa"/>
+            </w:tcMar>
+            <w:vAlign w:val="center"/>
+          </w:tcPr>
+          <w:p>
+            <w:r>
+              <w:t>Haris Mahmood</w:t>
+            </w:r>
+          </w:p>
         </w:tc>
         <w:tc>
           <w:tcPr>
             <w:tcW w:w="1263" w:type="dxa"/>
             <w:tcBorders>
-              <w:top w:val="single" w:color="AAAAAA" w:sz="1" w:space="0"/>
-              <w:left w:val="single" w:color="AAAAAA" w:sz="1" w:space="0"/>
-              <w:bottom w:val="single" w:color="AAAAAA" w:sz="1" w:space="0"/>
-              <w:right w:val="single" w:color="AAAAAA" w:sz="1" w:space="0"/>
-            </w:tcBorders>
-            <w:shd w:val="clear" w:color="auto" w:fill="EBF3FA"/>
-            <w:tcMar>
-              <w:top w:w="80" w:type="dxa"/>
-              <w:left w:w="120" w:type="dxa"/>
-              <w:bottom w:w="80" w:type="dxa"/>
-              <w:right w:w="120" w:type="dxa"/>
-            </w:tcMar>
-            <w:vAlign w:val="center"/>
-          </w:tcPr>
-          <w:p/>
+              <w:top w:val="single" w:sz="1" w:space="0" w:color="AAAAAA"/>
+              <w:left w:val="single" w:sz="1" w:space="0" w:color="AAAAAA"/>
+              <w:bottom w:val="single" w:sz="1" w:space="0" w:color="AAAAAA"/>
+              <w:right w:val="single" w:sz="1" w:space="0" w:color="AAAAAA"/>
+            </w:tcBorders>
+            <w:shd w:val="clear" w:color="auto" w:fill="EBF3FA"/>
+            <w:tcMar>
+              <w:top w:w="80" w:type="dxa"/>
+              <w:left w:w="120" w:type="dxa"/>
+              <w:bottom w:w="80" w:type="dxa"/>
+              <w:right w:w="120" w:type="dxa"/>
+            </w:tcMar>
+            <w:vAlign w:val="center"/>
+          </w:tcPr>
+          <w:p>
+            <w:r>
+              <w:t>Notharry0</w:t>
+            </w:r>
+          </w:p>
         </w:tc>
         <w:tc>
           <w:tcPr>
             <w:tcW w:w="1607" w:type="dxa"/>
             <w:tcBorders>
-              <w:top w:val="single" w:color="AAAAAA" w:sz="1" w:space="0"/>
-              <w:left w:val="single" w:color="AAAAAA" w:sz="1" w:space="0"/>
-              <w:bottom w:val="single" w:color="AAAAAA" w:sz="1" w:space="0"/>
-              <w:right w:val="single" w:color="AAAAAA" w:sz="1" w:space="0"/>
-            </w:tcBorders>
-            <w:shd w:val="clear" w:color="auto" w:fill="EBF3FA"/>
-            <w:tcMar>
-              <w:top w:w="80" w:type="dxa"/>
-              <w:left w:w="120" w:type="dxa"/>
-              <w:bottom w:w="80" w:type="dxa"/>
-              <w:right w:w="120" w:type="dxa"/>
-            </w:tcMar>
-            <w:vAlign w:val="center"/>
-          </w:tcPr>
-          <w:p/>
+              <w:top w:val="single" w:sz="1" w:space="0" w:color="AAAAAA"/>
+              <w:left w:val="single" w:sz="1" w:space="0" w:color="AAAAAA"/>
+              <w:bottom w:val="single" w:sz="1" w:space="0" w:color="AAAAAA"/>
+              <w:right w:val="single" w:sz="1" w:space="0" w:color="AAAAAA"/>
+            </w:tcBorders>
+            <w:shd w:val="clear" w:color="auto" w:fill="EBF3FA"/>
+            <w:tcMar>
+              <w:top w:w="80" w:type="dxa"/>
+              <w:left w:w="120" w:type="dxa"/>
+              <w:bottom w:w="80" w:type="dxa"/>
+              <w:right w:w="120" w:type="dxa"/>
+            </w:tcMar>
+            <w:vAlign w:val="center"/>
+          </w:tcPr>
+          <w:p>
+            <w:r>
+              <w:t>memBer</w:t>
+            </w:r>
+          </w:p>
         </w:tc>
         <w:tc>
           <w:tcPr>
             <w:tcW w:w="1106" w:type="dxa"/>
             <w:tcBorders>
-              <w:top w:val="single" w:color="AAAAAA" w:sz="1" w:space="0"/>
-              <w:left w:val="single" w:color="AAAAAA" w:sz="1" w:space="0"/>
-              <w:bottom w:val="single" w:color="AAAAAA" w:sz="1" w:space="0"/>
-              <w:right w:val="single" w:color="AAAAAA" w:sz="1" w:space="0"/>
-            </w:tcBorders>
-            <w:shd w:val="clear" w:color="auto" w:fill="EBF3FA"/>
-            <w:tcMar>
-              <w:top w:w="80" w:type="dxa"/>
-              <w:left w:w="120" w:type="dxa"/>
-              <w:bottom w:w="80" w:type="dxa"/>
-              <w:right w:w="120" w:type="dxa"/>
-            </w:tcMar>
-            <w:vAlign w:val="center"/>
-          </w:tcPr>
-          <w:p/>
+              <w:top w:val="single" w:sz="1" w:space="0" w:color="AAAAAA"/>
+              <w:left w:val="single" w:sz="1" w:space="0" w:color="AAAAAA"/>
+              <w:bottom w:val="single" w:sz="1" w:space="0" w:color="AAAAAA"/>
+              <w:right w:val="single" w:sz="1" w:space="0" w:color="AAAAAA"/>
+            </w:tcBorders>
+            <w:shd w:val="clear" w:color="auto" w:fill="EBF3FA"/>
+            <w:tcMar>
+              <w:top w:w="80" w:type="dxa"/>
+              <w:left w:w="120" w:type="dxa"/>
+              <w:bottom w:w="80" w:type="dxa"/>
+              <w:right w:w="120" w:type="dxa"/>
+            </w:tcMar>
+            <w:vAlign w:val="center"/>
+          </w:tcPr>
+          <w:p>
+            <w:r>
+              <w:t xml:space="preserve">Ci_ </w:t>
+            </w:r>
+            <w:r>
+              <w:t>staging</w:t>
+            </w:r>
+          </w:p>
         </w:tc>
         <w:tc>
           <w:tcPr>
             <w:tcW w:w="1106" w:type="dxa"/>
             <w:tcBorders>
-              <w:top w:val="single" w:color="AAAAAA" w:sz="1" w:space="0"/>
-              <w:left w:val="single" w:color="AAAAAA" w:sz="1" w:space="0"/>
-              <w:bottom w:val="single" w:color="AAAAAA" w:sz="1" w:space="0"/>
-              <w:right w:val="single" w:color="AAAAAA" w:sz="1" w:space="0"/>
-            </w:tcBorders>
-            <w:shd w:val="clear" w:color="auto" w:fill="EBF3FA"/>
-            <w:tcMar>
-              <w:top w:w="80" w:type="dxa"/>
-              <w:left w:w="120" w:type="dxa"/>
-              <w:bottom w:w="80" w:type="dxa"/>
-              <w:right w:w="120" w:type="dxa"/>
-            </w:tcMar>
-            <w:vAlign w:val="center"/>
-          </w:tcPr>
-          <w:p/>
+              <w:top w:val="single" w:sz="1" w:space="0" w:color="AAAAAA"/>
+              <w:left w:val="single" w:sz="1" w:space="0" w:color="AAAAAA"/>
+              <w:bottom w:val="single" w:sz="1" w:space="0" w:color="AAAAAA"/>
+              <w:right w:val="single" w:sz="1" w:space="0" w:color="AAAAAA"/>
+            </w:tcBorders>
+            <w:shd w:val="clear" w:color="auto" w:fill="EBF3FA"/>
+            <w:tcMar>
+              <w:top w:w="80" w:type="dxa"/>
+              <w:left w:w="120" w:type="dxa"/>
+              <w:bottom w:w="80" w:type="dxa"/>
+              <w:right w:w="120" w:type="dxa"/>
+            </w:tcMar>
+            <w:vAlign w:val="center"/>
+          </w:tcPr>
+          <w:p>
+            <w:r>
+              <w:t>karachi</w:t>
+            </w:r>
+          </w:p>
         </w:tc>
         <w:tc>
           <w:tcPr>
             <w:tcW w:w="1979" w:type="dxa"/>
             <w:tcBorders>
-              <w:top w:val="single" w:color="AAAAAA" w:sz="1" w:space="0"/>
-              <w:left w:val="single" w:color="AAAAAA" w:sz="1" w:space="0"/>
-              <w:bottom w:val="single" w:color="AAAAAA" w:sz="1" w:space="0"/>
-              <w:right w:val="single" w:color="AAAAAA" w:sz="1" w:space="0"/>
-            </w:tcBorders>
-            <w:shd w:val="clear" w:color="auto" w:fill="EBF3FA"/>
-            <w:tcMar>
-              <w:top w:w="80" w:type="dxa"/>
-              <w:left w:w="120" w:type="dxa"/>
-              <w:bottom w:w="80" w:type="dxa"/>
-              <w:right w:w="120" w:type="dxa"/>
-            </w:tcMar>
-            <w:vAlign w:val="center"/>
-          </w:tcPr>
-          <w:p/>
+              <w:top w:val="single" w:sz="1" w:space="0" w:color="AAAAAA"/>
+              <w:left w:val="single" w:sz="1" w:space="0" w:color="AAAAAA"/>
+              <w:bottom w:val="single" w:sz="1" w:space="0" w:color="AAAAAA"/>
+              <w:right w:val="single" w:sz="1" w:space="0" w:color="AAAAAA"/>
+            </w:tcBorders>
+            <w:shd w:val="clear" w:color="auto" w:fill="EBF3FA"/>
+            <w:tcMar>
+              <w:top w:w="80" w:type="dxa"/>
+              <w:left w:w="120" w:type="dxa"/>
+              <w:bottom w:w="80" w:type="dxa"/>
+              <w:right w:w="120" w:type="dxa"/>
+            </w:tcMar>
+            <w:vAlign w:val="center"/>
+          </w:tcPr>
+          <w:p>
+            <w:r>
+              <w:rPr>
+                <w:rFonts w:ascii="Lucida Console" w:hAnsi="Lucida Console" w:cs="Lucida Console"/>
+                <w:color w:val="00A89A"/>
+                <w:sz w:val="18"/>
+                <w:szCs w:val="18"/>
+              </w:rPr>
+              <w:t>features/notharry0/karachi</w:t>
+            </w:r>
+          </w:p>
         </w:tc>
         <w:tc>
           <w:tcPr>
             <w:tcW w:w="1394" w:type="dxa"/>
             <w:tcBorders>
-              <w:top w:val="single" w:color="AAAAAA" w:sz="1" w:space="0"/>
-              <w:left w:val="single" w:color="AAAAAA" w:sz="1" w:space="0"/>
-              <w:bottom w:val="single" w:color="AAAAAA" w:sz="1" w:space="0"/>
-              <w:right w:val="single" w:color="AAAAAA" w:sz="1" w:space="0"/>
-            </w:tcBorders>
-            <w:shd w:val="clear" w:color="auto" w:fill="EBF3FA"/>
-            <w:tcMar>
-              <w:top w:w="80" w:type="dxa"/>
-              <w:left w:w="120" w:type="dxa"/>
-              <w:bottom w:w="80" w:type="dxa"/>
-              <w:right w:w="120" w:type="dxa"/>
-            </w:tcMar>
-            <w:vAlign w:val="center"/>
-          </w:tcPr>
-          <w:p/>
+              <w:top w:val="single" w:sz="1" w:space="0" w:color="AAAAAA"/>
+              <w:left w:val="single" w:sz="1" w:space="0" w:color="AAAAAA"/>
+              <w:bottom w:val="single" w:sz="1" w:space="0" w:color="AAAAAA"/>
+              <w:right w:val="single" w:sz="1" w:space="0" w:color="AAAAAA"/>
+            </w:tcBorders>
+            <w:shd w:val="clear" w:color="auto" w:fill="EBF3FA"/>
+            <w:tcMar>
+              <w:top w:w="80" w:type="dxa"/>
+              <w:left w:w="120" w:type="dxa"/>
+              <w:bottom w:w="80" w:type="dxa"/>
+              <w:right w:w="120" w:type="dxa"/>
+            </w:tcMar>
+            <w:vAlign w:val="center"/>
+          </w:tcPr>
+          <w:p>
+            <w:r>
+              <w:t>N</w:t>
+            </w:r>
+            <w:bookmarkStart w:id="0" w:name="_GoBack"/>
+            <w:bookmarkEnd w:id="0"/>
+          </w:p>
         </w:tc>
       </w:tr>
       <w:tr>
@@ -1092,10 +1132,10 @@
           <w:tcPr>
             <w:tcW w:w="443" w:type="dxa"/>
             <w:tcBorders>
-              <w:top w:val="single" w:color="AAAAAA" w:sz="1" w:space="0"/>
-              <w:left w:val="single" w:color="AAAAAA" w:sz="1" w:space="0"/>
-              <w:bottom w:val="single" w:color="AAAAAA" w:sz="1" w:space="0"/>
-              <w:right w:val="single" w:color="AAAAAA" w:sz="1" w:space="0"/>
+              <w:top w:val="single" w:sz="1" w:space="0" w:color="AAAAAA"/>
+              <w:left w:val="single" w:sz="1" w:space="0" w:color="AAAAAA"/>
+              <w:bottom w:val="single" w:sz="1" w:space="0" w:color="AAAAAA"/>
+              <w:right w:val="single" w:sz="1" w:space="0" w:color="AAAAAA"/>
             </w:tcBorders>
             <w:shd w:val="clear" w:color="auto" w:fill="FFFFFF" w:themeFill="background1"/>
             <w:tcMar>
@@ -1112,10 +1152,10 @@
           <w:tcPr>
             <w:tcW w:w="1180" w:type="dxa"/>
             <w:tcBorders>
-              <w:top w:val="single" w:color="AAAAAA" w:sz="1" w:space="0"/>
-              <w:left w:val="single" w:color="AAAAAA" w:sz="1" w:space="0"/>
-              <w:bottom w:val="single" w:color="AAAAAA" w:sz="1" w:space="0"/>
-              <w:right w:val="single" w:color="AAAAAA" w:sz="1" w:space="0"/>
+              <w:top w:val="single" w:sz="1" w:space="0" w:color="AAAAAA"/>
+              <w:left w:val="single" w:sz="1" w:space="0" w:color="AAAAAA"/>
+              <w:bottom w:val="single" w:sz="1" w:space="0" w:color="AAAAAA"/>
+              <w:right w:val="single" w:sz="1" w:space="0" w:color="AAAAAA"/>
             </w:tcBorders>
             <w:shd w:val="clear" w:color="auto" w:fill="FFFFFF" w:themeFill="background1"/>
             <w:tcMar>
@@ -1132,10 +1172,10 @@
           <w:tcPr>
             <w:tcW w:w="1263" w:type="dxa"/>
             <w:tcBorders>
-              <w:top w:val="single" w:color="AAAAAA" w:sz="1" w:space="0"/>
-              <w:left w:val="single" w:color="AAAAAA" w:sz="1" w:space="0"/>
-              <w:bottom w:val="single" w:color="AAAAAA" w:sz="1" w:space="0"/>
-              <w:right w:val="single" w:color="AAAAAA" w:sz="1" w:space="0"/>
+              <w:top w:val="single" w:sz="1" w:space="0" w:color="AAAAAA"/>
+              <w:left w:val="single" w:sz="1" w:space="0" w:color="AAAAAA"/>
+              <w:bottom w:val="single" w:sz="1" w:space="0" w:color="AAAAAA"/>
+              <w:right w:val="single" w:sz="1" w:space="0" w:color="AAAAAA"/>
             </w:tcBorders>
             <w:shd w:val="clear" w:color="auto" w:fill="FFFFFF" w:themeFill="background1"/>
             <w:tcMar>
@@ -1152,10 +1192,10 @@
           <w:tcPr>
             <w:tcW w:w="1607" w:type="dxa"/>
             <w:tcBorders>
-              <w:top w:val="single" w:color="AAAAAA" w:sz="1" w:space="0"/>
-              <w:left w:val="single" w:color="AAAAAA" w:sz="1" w:space="0"/>
-              <w:bottom w:val="single" w:color="AAAAAA" w:sz="1" w:space="0"/>
-              <w:right w:val="single" w:color="AAAAAA" w:sz="1" w:space="0"/>
+              <w:top w:val="single" w:sz="1" w:space="0" w:color="AAAAAA"/>
+              <w:left w:val="single" w:sz="1" w:space="0" w:color="AAAAAA"/>
+              <w:bottom w:val="single" w:sz="1" w:space="0" w:color="AAAAAA"/>
+              <w:right w:val="single" w:sz="1" w:space="0" w:color="AAAAAA"/>
             </w:tcBorders>
             <w:shd w:val="clear" w:color="auto" w:fill="FFFFFF" w:themeFill="background1"/>
             <w:tcMar>
@@ -1172,10 +1212,10 @@
           <w:tcPr>
             <w:tcW w:w="1106" w:type="dxa"/>
             <w:tcBorders>
-              <w:top w:val="single" w:color="AAAAAA" w:sz="1" w:space="0"/>
-              <w:left w:val="single" w:color="AAAAAA" w:sz="1" w:space="0"/>
-              <w:bottom w:val="single" w:color="AAAAAA" w:sz="1" w:space="0"/>
-              <w:right w:val="single" w:color="AAAAAA" w:sz="1" w:space="0"/>
+              <w:top w:val="single" w:sz="1" w:space="0" w:color="AAAAAA"/>
+              <w:left w:val="single" w:sz="1" w:space="0" w:color="AAAAAA"/>
+              <w:bottom w:val="single" w:sz="1" w:space="0" w:color="AAAAAA"/>
+              <w:right w:val="single" w:sz="1" w:space="0" w:color="AAAAAA"/>
             </w:tcBorders>
             <w:shd w:val="clear" w:color="auto" w:fill="FFFFFF" w:themeFill="background1"/>
             <w:tcMar>
@@ -1192,10 +1232,10 @@
           <w:tcPr>
             <w:tcW w:w="1106" w:type="dxa"/>
             <w:tcBorders>
-              <w:top w:val="single" w:color="AAAAAA" w:sz="1" w:space="0"/>
-              <w:left w:val="single" w:color="AAAAAA" w:sz="1" w:space="0"/>
-              <w:bottom w:val="single" w:color="AAAAAA" w:sz="1" w:space="0"/>
-              <w:right w:val="single" w:color="AAAAAA" w:sz="1" w:space="0"/>
+              <w:top w:val="single" w:sz="1" w:space="0" w:color="AAAAAA"/>
+              <w:left w:val="single" w:sz="1" w:space="0" w:color="AAAAAA"/>
+              <w:bottom w:val="single" w:sz="1" w:space="0" w:color="AAAAAA"/>
+              <w:right w:val="single" w:sz="1" w:space="0" w:color="AAAAAA"/>
             </w:tcBorders>
             <w:shd w:val="clear" w:color="auto" w:fill="FFFFFF" w:themeFill="background1"/>
             <w:tcMar>
@@ -1212,10 +1252,10 @@
           <w:tcPr>
             <w:tcW w:w="1979" w:type="dxa"/>
             <w:tcBorders>
-              <w:top w:val="single" w:color="AAAAAA" w:sz="1" w:space="0"/>
-              <w:left w:val="single" w:color="AAAAAA" w:sz="1" w:space="0"/>
-              <w:bottom w:val="single" w:color="AAAAAA" w:sz="1" w:space="0"/>
-              <w:right w:val="single" w:color="AAAAAA" w:sz="1" w:space="0"/>
+              <w:top w:val="single" w:sz="1" w:space="0" w:color="AAAAAA"/>
+              <w:left w:val="single" w:sz="1" w:space="0" w:color="AAAAAA"/>
+              <w:bottom w:val="single" w:sz="1" w:space="0" w:color="AAAAAA"/>
+              <w:right w:val="single" w:sz="1" w:space="0" w:color="AAAAAA"/>
             </w:tcBorders>
             <w:shd w:val="clear" w:color="auto" w:fill="FFFFFF" w:themeFill="background1"/>
             <w:tcMar>
@@ -1232,10 +1272,10 @@
           <w:tcPr>
             <w:tcW w:w="1394" w:type="dxa"/>
             <w:tcBorders>
-              <w:top w:val="single" w:color="AAAAAA" w:sz="1" w:space="0"/>
-              <w:left w:val="single" w:color="AAAAAA" w:sz="1" w:space="0"/>
-              <w:bottom w:val="single" w:color="AAAAAA" w:sz="1" w:space="0"/>
-              <w:right w:val="single" w:color="AAAAAA" w:sz="1" w:space="0"/>
+              <w:top w:val="single" w:sz="1" w:space="0" w:color="AAAAAA"/>
+              <w:left w:val="single" w:sz="1" w:space="0" w:color="AAAAAA"/>
+              <w:bottom w:val="single" w:sz="1" w:space="0" w:color="AAAAAA"/>
+              <w:right w:val="single" w:sz="1" w:space="0" w:color="AAAAAA"/>
             </w:tcBorders>
             <w:shd w:val="clear" w:color="auto" w:fill="FFFFFF" w:themeFill="background1"/>
             <w:tcMar>
@@ -1254,10 +1294,10 @@
           <w:tcPr>
             <w:tcW w:w="443" w:type="dxa"/>
             <w:tcBorders>
-              <w:top w:val="single" w:color="AAAAAA" w:sz="1" w:space="0"/>
-              <w:left w:val="single" w:color="AAAAAA" w:sz="1" w:space="0"/>
-              <w:bottom w:val="single" w:color="AAAAAA" w:sz="1" w:space="0"/>
-              <w:right w:val="single" w:color="AAAAAA" w:sz="1" w:space="0"/>
+              <w:top w:val="single" w:sz="1" w:space="0" w:color="AAAAAA"/>
+              <w:left w:val="single" w:sz="1" w:space="0" w:color="AAAAAA"/>
+              <w:bottom w:val="single" w:sz="1" w:space="0" w:color="AAAAAA"/>
+              <w:right w:val="single" w:sz="1" w:space="0" w:color="AAAAAA"/>
             </w:tcBorders>
             <w:shd w:val="clear" w:color="auto" w:fill="EBF3FA"/>
             <w:tcMar>
@@ -1278,10 +1318,10 @@
           <w:tcPr>
             <w:tcW w:w="1180" w:type="dxa"/>
             <w:tcBorders>
-              <w:top w:val="single" w:color="AAAAAA" w:sz="1" w:space="0"/>
-              <w:left w:val="single" w:color="AAAAAA" w:sz="1" w:space="0"/>
-              <w:bottom w:val="single" w:color="AAAAAA" w:sz="1" w:space="0"/>
-              <w:right w:val="single" w:color="AAAAAA" w:sz="1" w:space="0"/>
+              <w:top w:val="single" w:sz="1" w:space="0" w:color="AAAAAA"/>
+              <w:left w:val="single" w:sz="1" w:space="0" w:color="AAAAAA"/>
+              <w:bottom w:val="single" w:sz="1" w:space="0" w:color="AAAAAA"/>
+              <w:right w:val="single" w:sz="1" w:space="0" w:color="AAAAAA"/>
             </w:tcBorders>
             <w:shd w:val="clear" w:color="auto" w:fill="EBF3FA"/>
             <w:tcMar>
@@ -1302,10 +1342,10 @@
           <w:tcPr>
             <w:tcW w:w="1263" w:type="dxa"/>
             <w:tcBorders>
-              <w:top w:val="single" w:color="AAAAAA" w:sz="1" w:space="0"/>
-              <w:left w:val="single" w:color="AAAAAA" w:sz="1" w:space="0"/>
-              <w:bottom w:val="single" w:color="AAAAAA" w:sz="1" w:space="0"/>
-              <w:right w:val="single" w:color="AAAAAA" w:sz="1" w:space="0"/>
+              <w:top w:val="single" w:sz="1" w:space="0" w:color="AAAAAA"/>
+              <w:left w:val="single" w:sz="1" w:space="0" w:color="AAAAAA"/>
+              <w:bottom w:val="single" w:sz="1" w:space="0" w:color="AAAAAA"/>
+              <w:right w:val="single" w:sz="1" w:space="0" w:color="AAAAAA"/>
             </w:tcBorders>
             <w:shd w:val="clear" w:color="auto" w:fill="EBF3FA"/>
             <w:tcMar>
@@ -1326,10 +1366,10 @@
           <w:tcPr>
             <w:tcW w:w="1607" w:type="dxa"/>
             <w:tcBorders>
-              <w:top w:val="single" w:color="AAAAAA" w:sz="1" w:space="0"/>
-              <w:left w:val="single" w:color="AAAAAA" w:sz="1" w:space="0"/>
-              <w:bottom w:val="single" w:color="AAAAAA" w:sz="1" w:space="0"/>
-              <w:right w:val="single" w:color="AAAAAA" w:sz="1" w:space="0"/>
+              <w:top w:val="single" w:sz="1" w:space="0" w:color="AAAAAA"/>
+              <w:left w:val="single" w:sz="1" w:space="0" w:color="AAAAAA"/>
+              <w:bottom w:val="single" w:sz="1" w:space="0" w:color="AAAAAA"/>
+              <w:right w:val="single" w:sz="1" w:space="0" w:color="AAAAAA"/>
             </w:tcBorders>
             <w:shd w:val="clear" w:color="auto" w:fill="EBF3FA"/>
             <w:tcMar>
@@ -1350,10 +1390,10 @@
           <w:tcPr>
             <w:tcW w:w="1106" w:type="dxa"/>
             <w:tcBorders>
-              <w:top w:val="single" w:color="AAAAAA" w:sz="1" w:space="0"/>
-              <w:left w:val="single" w:color="AAAAAA" w:sz="1" w:space="0"/>
-              <w:bottom w:val="single" w:color="AAAAAA" w:sz="1" w:space="0"/>
-              <w:right w:val="single" w:color="AAAAAA" w:sz="1" w:space="0"/>
+              <w:top w:val="single" w:sz="1" w:space="0" w:color="AAAAAA"/>
+              <w:left w:val="single" w:sz="1" w:space="0" w:color="AAAAAA"/>
+              <w:bottom w:val="single" w:sz="1" w:space="0" w:color="AAAAAA"/>
+              <w:right w:val="single" w:sz="1" w:space="0" w:color="AAAAAA"/>
             </w:tcBorders>
             <w:shd w:val="clear" w:color="auto" w:fill="EBF3FA"/>
             <w:tcMar>
@@ -1374,10 +1414,10 @@
           <w:tcPr>
             <w:tcW w:w="1106" w:type="dxa"/>
             <w:tcBorders>
-              <w:top w:val="single" w:color="AAAAAA" w:sz="1" w:space="0"/>
-              <w:left w:val="single" w:color="AAAAAA" w:sz="1" w:space="0"/>
-              <w:bottom w:val="single" w:color="AAAAAA" w:sz="1" w:space="0"/>
-              <w:right w:val="single" w:color="AAAAAA" w:sz="1" w:space="0"/>
+              <w:top w:val="single" w:sz="1" w:space="0" w:color="AAAAAA"/>
+              <w:left w:val="single" w:sz="1" w:space="0" w:color="AAAAAA"/>
+              <w:bottom w:val="single" w:sz="1" w:space="0" w:color="AAAAAA"/>
+              <w:right w:val="single" w:sz="1" w:space="0" w:color="AAAAAA"/>
             </w:tcBorders>
             <w:shd w:val="clear" w:color="auto" w:fill="EBF3FA"/>
             <w:tcMar>
@@ -1398,10 +1438,10 @@
           <w:tcPr>
             <w:tcW w:w="1979" w:type="dxa"/>
             <w:tcBorders>
-              <w:top w:val="single" w:color="AAAAAA" w:sz="1" w:space="0"/>
-              <w:left w:val="single" w:color="AAAAAA" w:sz="1" w:space="0"/>
-              <w:bottom w:val="single" w:color="AAAAAA" w:sz="1" w:space="0"/>
-              <w:right w:val="single" w:color="AAAAAA" w:sz="1" w:space="0"/>
+              <w:top w:val="single" w:sz="1" w:space="0" w:color="AAAAAA"/>
+              <w:left w:val="single" w:sz="1" w:space="0" w:color="AAAAAA"/>
+              <w:bottom w:val="single" w:sz="1" w:space="0" w:color="AAAAAA"/>
+              <w:right w:val="single" w:sz="1" w:space="0" w:color="AAAAAA"/>
             </w:tcBorders>
             <w:shd w:val="clear" w:color="auto" w:fill="EBF3FA"/>
             <w:tcMar>
@@ -1422,10 +1462,10 @@
           <w:tcPr>
             <w:tcW w:w="1394" w:type="dxa"/>
             <w:tcBorders>
-              <w:top w:val="single" w:color="AAAAAA" w:sz="1" w:space="0"/>
-              <w:left w:val="single" w:color="AAAAAA" w:sz="1" w:space="0"/>
-              <w:bottom w:val="single" w:color="AAAAAA" w:sz="1" w:space="0"/>
-              <w:right w:val="single" w:color="AAAAAA" w:sz="1" w:space="0"/>
+              <w:top w:val="single" w:sz="1" w:space="0" w:color="AAAAAA"/>
+              <w:left w:val="single" w:sz="1" w:space="0" w:color="AAAAAA"/>
+              <w:bottom w:val="single" w:sz="1" w:space="0" w:color="AAAAAA"/>
+              <w:right w:val="single" w:sz="1" w:space="0" w:color="AAAAAA"/>
             </w:tcBorders>
             <w:shd w:val="clear" w:color="auto" w:fill="EBF3FA"/>
             <w:tcMar>
@@ -1448,10 +1488,10 @@
           <w:tcPr>
             <w:tcW w:w="443" w:type="dxa"/>
             <w:tcBorders>
-              <w:top w:val="single" w:color="AAAAAA" w:sz="1" w:space="0"/>
-              <w:left w:val="single" w:color="AAAAAA" w:sz="1" w:space="0"/>
-              <w:bottom w:val="single" w:color="AAAAAA" w:sz="1" w:space="0"/>
-              <w:right w:val="single" w:color="AAAAAA" w:sz="1" w:space="0"/>
+              <w:top w:val="single" w:sz="1" w:space="0" w:color="AAAAAA"/>
+              <w:left w:val="single" w:sz="1" w:space="0" w:color="AAAAAA"/>
+              <w:bottom w:val="single" w:sz="1" w:space="0" w:color="AAAAAA"/>
+              <w:right w:val="single" w:sz="1" w:space="0" w:color="AAAAAA"/>
             </w:tcBorders>
             <w:shd w:val="clear" w:color="auto" w:fill="FFFFFF" w:themeFill="background1"/>
             <w:tcMar>
@@ -1464,7 +1504,6 @@
           </w:tcPr>
           <w:p>
             <w:r>
-              <w:rPr/>
               <w:t>5</w:t>
             </w:r>
           </w:p>
@@ -1473,10 +1512,10 @@
           <w:tcPr>
             <w:tcW w:w="1180" w:type="dxa"/>
             <w:tcBorders>
-              <w:top w:val="single" w:color="AAAAAA" w:sz="1" w:space="0"/>
-              <w:left w:val="single" w:color="AAAAAA" w:sz="1" w:space="0"/>
-              <w:bottom w:val="single" w:color="AAAAAA" w:sz="1" w:space="0"/>
-              <w:right w:val="single" w:color="AAAAAA" w:sz="1" w:space="0"/>
+              <w:top w:val="single" w:sz="1" w:space="0" w:color="AAAAAA"/>
+              <w:left w:val="single" w:sz="1" w:space="0" w:color="AAAAAA"/>
+              <w:bottom w:val="single" w:sz="1" w:space="0" w:color="AAAAAA"/>
+              <w:right w:val="single" w:sz="1" w:space="0" w:color="AAAAAA"/>
             </w:tcBorders>
             <w:shd w:val="clear" w:color="auto" w:fill="FFFFFF" w:themeFill="background1"/>
             <w:tcMar>
@@ -1489,7 +1528,6 @@
           </w:tcPr>
           <w:p>
             <w:r>
-              <w:rPr/>
               <w:t>M.Usama</w:t>
             </w:r>
           </w:p>
@@ -1498,10 +1536,10 @@
           <w:tcPr>
             <w:tcW w:w="1263" w:type="dxa"/>
             <w:tcBorders>
-              <w:top w:val="single" w:color="AAAAAA" w:sz="1" w:space="0"/>
-              <w:left w:val="single" w:color="AAAAAA" w:sz="1" w:space="0"/>
-              <w:bottom w:val="single" w:color="AAAAAA" w:sz="1" w:space="0"/>
-              <w:right w:val="single" w:color="AAAAAA" w:sz="1" w:space="0"/>
+              <w:top w:val="single" w:sz="1" w:space="0" w:color="AAAAAA"/>
+              <w:left w:val="single" w:sz="1" w:space="0" w:color="AAAAAA"/>
+              <w:bottom w:val="single" w:sz="1" w:space="0" w:color="AAAAAA"/>
+              <w:right w:val="single" w:sz="1" w:space="0" w:color="AAAAAA"/>
             </w:tcBorders>
             <w:shd w:val="clear" w:color="auto" w:fill="FFFFFF" w:themeFill="background1"/>
             <w:tcMar>
@@ -1514,7 +1552,6 @@
           </w:tcPr>
           <w:p>
             <w:r>
-              <w:rPr/>
               <w:t>Usamaucp243-blip</w:t>
             </w:r>
           </w:p>
@@ -1523,10 +1560,10 @@
           <w:tcPr>
             <w:tcW w:w="1607" w:type="dxa"/>
             <w:tcBorders>
-              <w:top w:val="single" w:color="AAAAAA" w:sz="1" w:space="0"/>
-              <w:left w:val="single" w:color="AAAAAA" w:sz="1" w:space="0"/>
-              <w:bottom w:val="single" w:color="AAAAAA" w:sz="1" w:space="0"/>
-              <w:right w:val="single" w:color="AAAAAA" w:sz="1" w:space="0"/>
+              <w:top w:val="single" w:sz="1" w:space="0" w:color="AAAAAA"/>
+              <w:left w:val="single" w:sz="1" w:space="0" w:color="AAAAAA"/>
+              <w:bottom w:val="single" w:sz="1" w:space="0" w:color="AAAAAA"/>
+              <w:right w:val="single" w:sz="1" w:space="0" w:color="AAAAAA"/>
             </w:tcBorders>
             <w:shd w:val="clear" w:color="auto" w:fill="FFFFFF" w:themeFill="background1"/>
             <w:tcMar>
@@ -1539,7 +1576,6 @@
           </w:tcPr>
           <w:p>
             <w:r>
-              <w:rPr/>
               <w:t>member</w:t>
             </w:r>
           </w:p>
@@ -1548,10 +1584,10 @@
           <w:tcPr>
             <w:tcW w:w="1106" w:type="dxa"/>
             <w:tcBorders>
-              <w:top w:val="single" w:color="AAAAAA" w:sz="1" w:space="0"/>
-              <w:left w:val="single" w:color="AAAAAA" w:sz="1" w:space="0"/>
-              <w:bottom w:val="single" w:color="AAAAAA" w:sz="1" w:space="0"/>
-              <w:right w:val="single" w:color="AAAAAA" w:sz="1" w:space="0"/>
+              <w:top w:val="single" w:sz="1" w:space="0" w:color="AAAAAA"/>
+              <w:left w:val="single" w:sz="1" w:space="0" w:color="AAAAAA"/>
+              <w:bottom w:val="single" w:sz="1" w:space="0" w:color="AAAAAA"/>
+              <w:right w:val="single" w:sz="1" w:space="0" w:color="AAAAAA"/>
             </w:tcBorders>
             <w:shd w:val="clear" w:color="auto" w:fill="FFFFFF" w:themeFill="background1"/>
             <w:tcMar>
@@ -1564,7 +1600,6 @@
           </w:tcPr>
           <w:p>
             <w:r>
-              <w:rPr/>
               <w:t>cd-staging</w:t>
             </w:r>
           </w:p>
@@ -1573,10 +1608,10 @@
           <w:tcPr>
             <w:tcW w:w="1106" w:type="dxa"/>
             <w:tcBorders>
-              <w:top w:val="single" w:color="AAAAAA" w:sz="1" w:space="0"/>
-              <w:left w:val="single" w:color="AAAAAA" w:sz="1" w:space="0"/>
-              <w:bottom w:val="single" w:color="AAAAAA" w:sz="1" w:space="0"/>
-              <w:right w:val="single" w:color="AAAAAA" w:sz="1" w:space="0"/>
+              <w:top w:val="single" w:sz="1" w:space="0" w:color="AAAAAA"/>
+              <w:left w:val="single" w:sz="1" w:space="0" w:color="AAAAAA"/>
+              <w:bottom w:val="single" w:sz="1" w:space="0" w:color="AAAAAA"/>
+              <w:right w:val="single" w:sz="1" w:space="0" w:color="AAAAAA"/>
             </w:tcBorders>
             <w:shd w:val="clear" w:color="auto" w:fill="FFFFFF" w:themeFill="background1"/>
             <w:tcMar>
@@ -1589,7 +1624,6 @@
           </w:tcPr>
           <w:p>
             <w:r>
-              <w:rPr/>
               <w:t>hunza</w:t>
             </w:r>
           </w:p>
@@ -1598,10 +1632,10 @@
           <w:tcPr>
             <w:tcW w:w="1979" w:type="dxa"/>
             <w:tcBorders>
-              <w:top w:val="single" w:color="AAAAAA" w:sz="1" w:space="0"/>
-              <w:left w:val="single" w:color="AAAAAA" w:sz="1" w:space="0"/>
-              <w:bottom w:val="single" w:color="AAAAAA" w:sz="1" w:space="0"/>
-              <w:right w:val="single" w:color="AAAAAA" w:sz="1" w:space="0"/>
+              <w:top w:val="single" w:sz="1" w:space="0" w:color="AAAAAA"/>
+              <w:left w:val="single" w:sz="1" w:space="0" w:color="AAAAAA"/>
+              <w:bottom w:val="single" w:sz="1" w:space="0" w:color="AAAAAA"/>
+              <w:right w:val="single" w:sz="1" w:space="0" w:color="AAAAAA"/>
             </w:tcBorders>
             <w:shd w:val="clear" w:color="auto" w:fill="FFFFFF" w:themeFill="background1"/>
             <w:tcMar>
@@ -1614,7 +1648,6 @@
           </w:tcPr>
           <w:p>
             <w:r>
-              <w:rPr/>
               <w:t>Feature/usamaucp243-blip/hunza</w:t>
             </w:r>
           </w:p>
@@ -1623,10 +1656,10 @@
           <w:tcPr>
             <w:tcW w:w="1394" w:type="dxa"/>
             <w:tcBorders>
-              <w:top w:val="single" w:color="AAAAAA" w:sz="1" w:space="0"/>
-              <w:left w:val="single" w:color="AAAAAA" w:sz="1" w:space="0"/>
-              <w:bottom w:val="single" w:color="AAAAAA" w:sz="1" w:space="0"/>
-              <w:right w:val="single" w:color="AAAAAA" w:sz="1" w:space="0"/>
+              <w:top w:val="single" w:sz="1" w:space="0" w:color="AAAAAA"/>
+              <w:left w:val="single" w:sz="1" w:space="0" w:color="AAAAAA"/>
+              <w:bottom w:val="single" w:sz="1" w:space="0" w:color="AAAAAA"/>
+              <w:right w:val="single" w:sz="1" w:space="0" w:color="AAAAAA"/>
             </w:tcBorders>
             <w:shd w:val="clear" w:color="auto" w:fill="FFFFFF" w:themeFill="background1"/>
             <w:tcMar>
@@ -1639,7 +1672,6 @@
           </w:tcPr>
           <w:p>
             <w:r>
-              <w:rPr/>
               <w:t>N</w:t>
             </w:r>
           </w:p>
@@ -1794,12 +1826,12 @@
       <w:tblPr>
         <w:tblW w:w="9360" w:type="dxa"/>
         <w:tblBorders>
-          <w:top w:val="single" w:color="auto" w:sz="4" w:space="0"/>
-          <w:left w:val="single" w:color="auto" w:sz="4" w:space="0"/>
-          <w:bottom w:val="single" w:color="auto" w:sz="4" w:space="0"/>
-          <w:right w:val="single" w:color="auto" w:sz="4" w:space="0"/>
-          <w:insideH w:val="single" w:color="auto" w:sz="4" w:space="0"/>
-          <w:insideV w:val="single" w:color="auto" w:sz="4" w:space="0"/>
+          <w:top w:val="single" w:sz="4" w:space="0" w:color="auto"/>
+          <w:left w:val="single" w:sz="4" w:space="0" w:color="auto"/>
+          <w:bottom w:val="single" w:sz="4" w:space="0" w:color="auto"/>
+          <w:right w:val="single" w:sz="4" w:space="0" w:color="auto"/>
+          <w:insideH w:val="single" w:sz="4" w:space="0" w:color="auto"/>
+          <w:insideV w:val="single" w:sz="4" w:space="0" w:color="auto"/>
         </w:tblBorders>
         <w:tblCellMar>
           <w:left w:w="10" w:type="dxa"/>
@@ -1818,10 +1850,10 @@
           <w:tcPr>
             <w:tcW w:w="2200" w:type="dxa"/>
             <w:tcBorders>
-              <w:top w:val="single" w:color="AAAAAA" w:sz="1" w:space="0"/>
-              <w:left w:val="single" w:color="AAAAAA" w:sz="1" w:space="0"/>
-              <w:bottom w:val="single" w:color="AAAAAA" w:sz="1" w:space="0"/>
-              <w:right w:val="single" w:color="AAAAAA" w:sz="1" w:space="0"/>
+              <w:top w:val="single" w:sz="1" w:space="0" w:color="AAAAAA"/>
+              <w:left w:val="single" w:sz="1" w:space="0" w:color="AAAAAA"/>
+              <w:bottom w:val="single" w:sz="1" w:space="0" w:color="AAAAAA"/>
+              <w:right w:val="single" w:sz="1" w:space="0" w:color="AAAAAA"/>
             </w:tcBorders>
             <w:shd w:val="clear" w:color="auto" w:fill="1F3864"/>
             <w:tcMar>
@@ -1852,10 +1884,10 @@
           <w:tcPr>
             <w:tcW w:w="2300" w:type="dxa"/>
             <w:tcBorders>
-              <w:top w:val="single" w:color="AAAAAA" w:sz="1" w:space="0"/>
-              <w:left w:val="single" w:color="AAAAAA" w:sz="1" w:space="0"/>
-              <w:bottom w:val="single" w:color="AAAAAA" w:sz="1" w:space="0"/>
-              <w:right w:val="single" w:color="AAAAAA" w:sz="1" w:space="0"/>
+              <w:top w:val="single" w:sz="1" w:space="0" w:color="AAAAAA"/>
+              <w:left w:val="single" w:sz="1" w:space="0" w:color="AAAAAA"/>
+              <w:bottom w:val="single" w:sz="1" w:space="0" w:color="AAAAAA"/>
+              <w:right w:val="single" w:sz="1" w:space="0" w:color="AAAAAA"/>
             </w:tcBorders>
             <w:shd w:val="clear" w:color="auto" w:fill="1F3864"/>
             <w:tcMar>
@@ -1886,10 +1918,10 @@
           <w:tcPr>
             <w:tcW w:w="2300" w:type="dxa"/>
             <w:tcBorders>
-              <w:top w:val="single" w:color="AAAAAA" w:sz="1" w:space="0"/>
-              <w:left w:val="single" w:color="AAAAAA" w:sz="1" w:space="0"/>
-              <w:bottom w:val="single" w:color="AAAAAA" w:sz="1" w:space="0"/>
-              <w:right w:val="single" w:color="AAAAAA" w:sz="1" w:space="0"/>
+              <w:top w:val="single" w:sz="1" w:space="0" w:color="AAAAAA"/>
+              <w:left w:val="single" w:sz="1" w:space="0" w:color="AAAAAA"/>
+              <w:bottom w:val="single" w:sz="1" w:space="0" w:color="AAAAAA"/>
+              <w:right w:val="single" w:sz="1" w:space="0" w:color="AAAAAA"/>
             </w:tcBorders>
             <w:shd w:val="clear" w:color="auto" w:fill="1F3864"/>
             <w:tcMar>
@@ -1920,10 +1952,10 @@
           <w:tcPr>
             <w:tcW w:w="2560" w:type="dxa"/>
             <w:tcBorders>
-              <w:top w:val="single" w:color="AAAAAA" w:sz="1" w:space="0"/>
-              <w:left w:val="single" w:color="AAAAAA" w:sz="1" w:space="0"/>
-              <w:bottom w:val="single" w:color="AAAAAA" w:sz="1" w:space="0"/>
-              <w:right w:val="single" w:color="AAAAAA" w:sz="1" w:space="0"/>
+              <w:top w:val="single" w:sz="1" w:space="0" w:color="AAAAAA"/>
+              <w:left w:val="single" w:sz="1" w:space="0" w:color="AAAAAA"/>
+              <w:bottom w:val="single" w:sz="1" w:space="0" w:color="AAAAAA"/>
+              <w:right w:val="single" w:sz="1" w:space="0" w:color="AAAAAA"/>
             </w:tcBorders>
             <w:shd w:val="clear" w:color="auto" w:fill="1F3864"/>
             <w:tcMar>
@@ -1956,10 +1988,10 @@
           <w:tcPr>
             <w:tcW w:w="2200" w:type="dxa"/>
             <w:tcBorders>
-              <w:top w:val="single" w:color="AAAAAA" w:sz="1" w:space="0"/>
-              <w:left w:val="single" w:color="AAAAAA" w:sz="1" w:space="0"/>
-              <w:bottom w:val="single" w:color="AAAAAA" w:sz="1" w:space="0"/>
-              <w:right w:val="single" w:color="AAAAAA" w:sz="1" w:space="0"/>
+              <w:top w:val="single" w:sz="1" w:space="0" w:color="AAAAAA"/>
+              <w:left w:val="single" w:sz="1" w:space="0" w:color="AAAAAA"/>
+              <w:bottom w:val="single" w:sz="1" w:space="0" w:color="AAAAAA"/>
+              <w:right w:val="single" w:sz="1" w:space="0" w:color="AAAAAA"/>
             </w:tcBorders>
             <w:shd w:val="clear" w:color="auto" w:fill="EBF3FA"/>
             <w:tcMar>
@@ -1987,10 +2019,10 @@
           <w:tcPr>
             <w:tcW w:w="2300" w:type="dxa"/>
             <w:tcBorders>
-              <w:top w:val="single" w:color="AAAAAA" w:sz="1" w:space="0"/>
-              <w:left w:val="single" w:color="AAAAAA" w:sz="1" w:space="0"/>
-              <w:bottom w:val="single" w:color="AAAAAA" w:sz="1" w:space="0"/>
-              <w:right w:val="single" w:color="AAAAAA" w:sz="1" w:space="0"/>
+              <w:top w:val="single" w:sz="1" w:space="0" w:color="AAAAAA"/>
+              <w:left w:val="single" w:sz="1" w:space="0" w:color="AAAAAA"/>
+              <w:bottom w:val="single" w:sz="1" w:space="0" w:color="AAAAAA"/>
+              <w:right w:val="single" w:sz="1" w:space="0" w:color="AAAAAA"/>
             </w:tcBorders>
             <w:shd w:val="clear" w:color="auto" w:fill="EBF3FA"/>
             <w:tcMar>
@@ -2016,10 +2048,10 @@
           <w:tcPr>
             <w:tcW w:w="2300" w:type="dxa"/>
             <w:tcBorders>
-              <w:top w:val="single" w:color="AAAAAA" w:sz="1" w:space="0"/>
-              <w:left w:val="single" w:color="AAAAAA" w:sz="1" w:space="0"/>
-              <w:bottom w:val="single" w:color="AAAAAA" w:sz="1" w:space="0"/>
-              <w:right w:val="single" w:color="AAAAAA" w:sz="1" w:space="0"/>
+              <w:top w:val="single" w:sz="1" w:space="0" w:color="AAAAAA"/>
+              <w:left w:val="single" w:sz="1" w:space="0" w:color="AAAAAA"/>
+              <w:bottom w:val="single" w:sz="1" w:space="0" w:color="AAAAAA"/>
+              <w:right w:val="single" w:sz="1" w:space="0" w:color="AAAAAA"/>
             </w:tcBorders>
             <w:shd w:val="clear" w:color="auto" w:fill="EBF3FA"/>
             <w:tcMar>
@@ -2045,10 +2077,10 @@
           <w:tcPr>
             <w:tcW w:w="2560" w:type="dxa"/>
             <w:tcBorders>
-              <w:top w:val="single" w:color="AAAAAA" w:sz="1" w:space="0"/>
-              <w:left w:val="single" w:color="AAAAAA" w:sz="1" w:space="0"/>
-              <w:bottom w:val="single" w:color="AAAAAA" w:sz="1" w:space="0"/>
-              <w:right w:val="single" w:color="AAAAAA" w:sz="1" w:space="0"/>
+              <w:top w:val="single" w:sz="1" w:space="0" w:color="AAAAAA"/>
+              <w:left w:val="single" w:sz="1" w:space="0" w:color="AAAAAA"/>
+              <w:bottom w:val="single" w:sz="1" w:space="0" w:color="AAAAAA"/>
+              <w:right w:val="single" w:sz="1" w:space="0" w:color="AAAAAA"/>
             </w:tcBorders>
             <w:shd w:val="clear" w:color="auto" w:fill="EBF3FA"/>
             <w:tcMar>
@@ -2076,10 +2108,10 @@
           <w:tcPr>
             <w:tcW w:w="2200" w:type="dxa"/>
             <w:tcBorders>
-              <w:top w:val="single" w:color="AAAAAA" w:sz="1" w:space="0"/>
-              <w:left w:val="single" w:color="AAAAAA" w:sz="1" w:space="0"/>
-              <w:bottom w:val="single" w:color="AAAAAA" w:sz="1" w:space="0"/>
-              <w:right w:val="single" w:color="AAAAAA" w:sz="1" w:space="0"/>
+              <w:top w:val="single" w:sz="1" w:space="0" w:color="AAAAAA"/>
+              <w:left w:val="single" w:sz="1" w:space="0" w:color="AAAAAA"/>
+              <w:bottom w:val="single" w:sz="1" w:space="0" w:color="AAAAAA"/>
+              <w:right w:val="single" w:sz="1" w:space="0" w:color="AAAAAA"/>
             </w:tcBorders>
             <w:shd w:val="clear" w:color="auto" w:fill="FFFFFF"/>
             <w:tcMar>
@@ -2107,10 +2139,10 @@
           <w:tcPr>
             <w:tcW w:w="2300" w:type="dxa"/>
             <w:tcBorders>
-              <w:top w:val="single" w:color="AAAAAA" w:sz="1" w:space="0"/>
-              <w:left w:val="single" w:color="AAAAAA" w:sz="1" w:space="0"/>
-              <w:bottom w:val="single" w:color="AAAAAA" w:sz="1" w:space="0"/>
-              <w:right w:val="single" w:color="AAAAAA" w:sz="1" w:space="0"/>
+              <w:top w:val="single" w:sz="1" w:space="0" w:color="AAAAAA"/>
+              <w:left w:val="single" w:sz="1" w:space="0" w:color="AAAAAA"/>
+              <w:bottom w:val="single" w:sz="1" w:space="0" w:color="AAAAAA"/>
+              <w:right w:val="single" w:sz="1" w:space="0" w:color="AAAAAA"/>
             </w:tcBorders>
             <w:shd w:val="clear" w:color="auto" w:fill="FFFFFF"/>
             <w:tcMar>
@@ -2136,10 +2168,10 @@
           <w:tcPr>
             <w:tcW w:w="2300" w:type="dxa"/>
             <w:tcBorders>
-              <w:top w:val="single" w:color="AAAAAA" w:sz="1" w:space="0"/>
-              <w:left w:val="single" w:color="AAAAAA" w:sz="1" w:space="0"/>
-              <w:bottom w:val="single" w:color="AAAAAA" w:sz="1" w:space="0"/>
-              <w:right w:val="single" w:color="AAAAAA" w:sz="1" w:space="0"/>
+              <w:top w:val="single" w:sz="1" w:space="0" w:color="AAAAAA"/>
+              <w:left w:val="single" w:sz="1" w:space="0" w:color="AAAAAA"/>
+              <w:bottom w:val="single" w:sz="1" w:space="0" w:color="AAAAAA"/>
+              <w:right w:val="single" w:sz="1" w:space="0" w:color="AAAAAA"/>
             </w:tcBorders>
             <w:shd w:val="clear" w:color="auto" w:fill="FFFFFF"/>
             <w:tcMar>
@@ -2165,10 +2197,10 @@
           <w:tcPr>
             <w:tcW w:w="2560" w:type="dxa"/>
             <w:tcBorders>
-              <w:top w:val="single" w:color="AAAAAA" w:sz="1" w:space="0"/>
-              <w:left w:val="single" w:color="AAAAAA" w:sz="1" w:space="0"/>
-              <w:bottom w:val="single" w:color="AAAAAA" w:sz="1" w:space="0"/>
-              <w:right w:val="single" w:color="AAAAAA" w:sz="1" w:space="0"/>
+              <w:top w:val="single" w:sz="1" w:space="0" w:color="AAAAAA"/>
+              <w:left w:val="single" w:sz="1" w:space="0" w:color="AAAAAA"/>
+              <w:bottom w:val="single" w:sz="1" w:space="0" w:color="AAAAAA"/>
+              <w:right w:val="single" w:sz="1" w:space="0" w:color="AAAAAA"/>
             </w:tcBorders>
             <w:shd w:val="clear" w:color="auto" w:fill="FFFFFF"/>
             <w:tcMar>
@@ -2196,10 +2228,10 @@
           <w:tcPr>
             <w:tcW w:w="2200" w:type="dxa"/>
             <w:tcBorders>
-              <w:top w:val="single" w:color="AAAAAA" w:sz="1" w:space="0"/>
-              <w:left w:val="single" w:color="AAAAAA" w:sz="1" w:space="0"/>
-              <w:bottom w:val="single" w:color="AAAAAA" w:sz="1" w:space="0"/>
-              <w:right w:val="single" w:color="AAAAAA" w:sz="1" w:space="0"/>
+              <w:top w:val="single" w:sz="1" w:space="0" w:color="AAAAAA"/>
+              <w:left w:val="single" w:sz="1" w:space="0" w:color="AAAAAA"/>
+              <w:bottom w:val="single" w:sz="1" w:space="0" w:color="AAAAAA"/>
+              <w:right w:val="single" w:sz="1" w:space="0" w:color="AAAAAA"/>
             </w:tcBorders>
             <w:shd w:val="clear" w:color="auto" w:fill="EBF3FA"/>
             <w:tcMar>
@@ -2227,10 +2259,10 @@
           <w:tcPr>
             <w:tcW w:w="2300" w:type="dxa"/>
             <w:tcBorders>
-              <w:top w:val="single" w:color="AAAAAA" w:sz="1" w:space="0"/>
-              <w:left w:val="single" w:color="AAAAAA" w:sz="1" w:space="0"/>
-              <w:bottom w:val="single" w:color="AAAAAA" w:sz="1" w:space="0"/>
-              <w:right w:val="single" w:color="AAAAAA" w:sz="1" w:space="0"/>
+              <w:top w:val="single" w:sz="1" w:space="0" w:color="AAAAAA"/>
+              <w:left w:val="single" w:sz="1" w:space="0" w:color="AAAAAA"/>
+              <w:bottom w:val="single" w:sz="1" w:space="0" w:color="AAAAAA"/>
+              <w:right w:val="single" w:sz="1" w:space="0" w:color="AAAAAA"/>
             </w:tcBorders>
             <w:shd w:val="clear" w:color="auto" w:fill="EBF3FA"/>
             <w:tcMar>
@@ -2256,10 +2288,10 @@
           <w:tcPr>
             <w:tcW w:w="2300" w:type="dxa"/>
             <w:tcBorders>
-              <w:top w:val="single" w:color="AAAAAA" w:sz="1" w:space="0"/>
-              <w:left w:val="single" w:color="AAAAAA" w:sz="1" w:space="0"/>
-              <w:bottom w:val="single" w:color="AAAAAA" w:sz="1" w:space="0"/>
-              <w:right w:val="single" w:color="AAAAAA" w:sz="1" w:space="0"/>
+              <w:top w:val="single" w:sz="1" w:space="0" w:color="AAAAAA"/>
+              <w:left w:val="single" w:sz="1" w:space="0" w:color="AAAAAA"/>
+              <w:bottom w:val="single" w:sz="1" w:space="0" w:color="AAAAAA"/>
+              <w:right w:val="single" w:sz="1" w:space="0" w:color="AAAAAA"/>
             </w:tcBorders>
             <w:shd w:val="clear" w:color="auto" w:fill="EBF3FA"/>
             <w:tcMar>
@@ -2285,10 +2317,10 @@
           <w:tcPr>
             <w:tcW w:w="2560" w:type="dxa"/>
             <w:tcBorders>
-              <w:top w:val="single" w:color="AAAAAA" w:sz="1" w:space="0"/>
-              <w:left w:val="single" w:color="AAAAAA" w:sz="1" w:space="0"/>
-              <w:bottom w:val="single" w:color="AAAAAA" w:sz="1" w:space="0"/>
-              <w:right w:val="single" w:color="AAAAAA" w:sz="1" w:space="0"/>
+              <w:top w:val="single" w:sz="1" w:space="0" w:color="AAAAAA"/>
+              <w:left w:val="single" w:sz="1" w:space="0" w:color="AAAAAA"/>
+              <w:bottom w:val="single" w:sz="1" w:space="0" w:color="AAAAAA"/>
+              <w:right w:val="single" w:sz="1" w:space="0" w:color="AAAAAA"/>
             </w:tcBorders>
             <w:shd w:val="clear" w:color="auto" w:fill="EBF3FA"/>
             <w:tcMar>
@@ -2337,12 +2369,12 @@
       <w:tblPr>
         <w:tblW w:w="8360" w:type="dxa"/>
         <w:tblBorders>
-          <w:top w:val="single" w:color="auto" w:sz="4" w:space="0"/>
-          <w:left w:val="single" w:color="auto" w:sz="4" w:space="0"/>
-          <w:bottom w:val="single" w:color="auto" w:sz="4" w:space="0"/>
-          <w:right w:val="single" w:color="auto" w:sz="4" w:space="0"/>
-          <w:insideH w:val="single" w:color="auto" w:sz="4" w:space="0"/>
-          <w:insideV w:val="single" w:color="auto" w:sz="4" w:space="0"/>
+          <w:top w:val="single" w:sz="4" w:space="0" w:color="auto"/>
+          <w:left w:val="single" w:sz="4" w:space="0" w:color="auto"/>
+          <w:bottom w:val="single" w:sz="4" w:space="0" w:color="auto"/>
+          <w:right w:val="single" w:sz="4" w:space="0" w:color="auto"/>
+          <w:insideH w:val="single" w:sz="4" w:space="0" w:color="auto"/>
+          <w:insideV w:val="single" w:sz="4" w:space="0" w:color="auto"/>
         </w:tblBorders>
         <w:tblCellMar>
           <w:left w:w="10" w:type="dxa"/>
@@ -2361,10 +2393,10 @@
           <w:tcPr>
             <w:tcW w:w="600" w:type="dxa"/>
             <w:tcBorders>
-              <w:top w:val="single" w:color="AAAAAA" w:sz="1" w:space="0"/>
-              <w:left w:val="single" w:color="AAAAAA" w:sz="1" w:space="0"/>
-              <w:bottom w:val="single" w:color="AAAAAA" w:sz="1" w:space="0"/>
-              <w:right w:val="single" w:color="AAAAAA" w:sz="1" w:space="0"/>
+              <w:top w:val="single" w:sz="1" w:space="0" w:color="AAAAAA"/>
+              <w:left w:val="single" w:sz="1" w:space="0" w:color="AAAAAA"/>
+              <w:bottom w:val="single" w:sz="1" w:space="0" w:color="AAAAAA"/>
+              <w:right w:val="single" w:sz="1" w:space="0" w:color="AAAAAA"/>
             </w:tcBorders>
             <w:shd w:val="clear" w:color="auto" w:fill="1F3864"/>
             <w:tcMar>
@@ -2395,10 +2427,10 @@
           <w:tcPr>
             <w:tcW w:w="1400" w:type="dxa"/>
             <w:tcBorders>
-              <w:top w:val="single" w:color="AAAAAA" w:sz="1" w:space="0"/>
-              <w:left w:val="single" w:color="AAAAAA" w:sz="1" w:space="0"/>
-              <w:bottom w:val="single" w:color="AAAAAA" w:sz="1" w:space="0"/>
-              <w:right w:val="single" w:color="AAAAAA" w:sz="1" w:space="0"/>
+              <w:top w:val="single" w:sz="1" w:space="0" w:color="AAAAAA"/>
+              <w:left w:val="single" w:sz="1" w:space="0" w:color="AAAAAA"/>
+              <w:bottom w:val="single" w:sz="1" w:space="0" w:color="AAAAAA"/>
+              <w:right w:val="single" w:sz="1" w:space="0" w:color="AAAAAA"/>
             </w:tcBorders>
             <w:shd w:val="clear" w:color="auto" w:fill="1F3864"/>
             <w:tcMar>
@@ -2429,10 +2461,10 @@
           <w:tcPr>
             <w:tcW w:w="1600" w:type="dxa"/>
             <w:tcBorders>
-              <w:top w:val="single" w:color="AAAAAA" w:sz="1" w:space="0"/>
-              <w:left w:val="single" w:color="AAAAAA" w:sz="1" w:space="0"/>
-              <w:bottom w:val="single" w:color="AAAAAA" w:sz="1" w:space="0"/>
-              <w:right w:val="single" w:color="AAAAAA" w:sz="1" w:space="0"/>
+              <w:top w:val="single" w:sz="1" w:space="0" w:color="AAAAAA"/>
+              <w:left w:val="single" w:sz="1" w:space="0" w:color="AAAAAA"/>
+              <w:bottom w:val="single" w:sz="1" w:space="0" w:color="AAAAAA"/>
+              <w:right w:val="single" w:sz="1" w:space="0" w:color="AAAAAA"/>
             </w:tcBorders>
             <w:shd w:val="clear" w:color="auto" w:fill="1F3864"/>
             <w:tcMar>
@@ -2463,10 +2495,10 @@
           <w:tcPr>
             <w:tcW w:w="4760" w:type="dxa"/>
             <w:tcBorders>
-              <w:top w:val="single" w:color="AAAAAA" w:sz="1" w:space="0"/>
-              <w:left w:val="single" w:color="AAAAAA" w:sz="1" w:space="0"/>
-              <w:bottom w:val="single" w:color="AAAAAA" w:sz="1" w:space="0"/>
-              <w:right w:val="single" w:color="AAAAAA" w:sz="1" w:space="0"/>
+              <w:top w:val="single" w:sz="1" w:space="0" w:color="AAAAAA"/>
+              <w:left w:val="single" w:sz="1" w:space="0" w:color="AAAAAA"/>
+              <w:bottom w:val="single" w:sz="1" w:space="0" w:color="AAAAAA"/>
+              <w:right w:val="single" w:sz="1" w:space="0" w:color="AAAAAA"/>
             </w:tcBorders>
             <w:shd w:val="clear" w:color="auto" w:fill="1F3864"/>
             <w:tcMar>
@@ -2499,10 +2531,10 @@
           <w:tcPr>
             <w:tcW w:w="600" w:type="dxa"/>
             <w:tcBorders>
-              <w:top w:val="single" w:color="AAAAAA" w:sz="1" w:space="0"/>
-              <w:left w:val="single" w:color="AAAAAA" w:sz="1" w:space="0"/>
-              <w:bottom w:val="single" w:color="AAAAAA" w:sz="1" w:space="0"/>
-              <w:right w:val="single" w:color="AAAAAA" w:sz="1" w:space="0"/>
+              <w:top w:val="single" w:sz="1" w:space="0" w:color="AAAAAA"/>
+              <w:left w:val="single" w:sz="1" w:space="0" w:color="AAAAAA"/>
+              <w:bottom w:val="single" w:sz="1" w:space="0" w:color="AAAAAA"/>
+              <w:right w:val="single" w:sz="1" w:space="0" w:color="AAAAAA"/>
             </w:tcBorders>
             <w:shd w:val="clear" w:color="auto" w:fill="EBF3FA"/>
             <w:tcMar>
@@ -2533,10 +2565,10 @@
           <w:tcPr>
             <w:tcW w:w="1400" w:type="dxa"/>
             <w:tcBorders>
-              <w:top w:val="single" w:color="AAAAAA" w:sz="1" w:space="0"/>
-              <w:left w:val="single" w:color="AAAAAA" w:sz="1" w:space="0"/>
-              <w:bottom w:val="single" w:color="AAAAAA" w:sz="1" w:space="0"/>
-              <w:right w:val="single" w:color="AAAAAA" w:sz="1" w:space="0"/>
+              <w:top w:val="single" w:sz="1" w:space="0" w:color="AAAAAA"/>
+              <w:left w:val="single" w:sz="1" w:space="0" w:color="AAAAAA"/>
+              <w:bottom w:val="single" w:sz="1" w:space="0" w:color="AAAAAA"/>
+              <w:right w:val="single" w:sz="1" w:space="0" w:color="AAAAAA"/>
             </w:tcBorders>
             <w:shd w:val="clear" w:color="auto" w:fill="EBF3FA"/>
             <w:tcMar>
@@ -2564,10 +2596,10 @@
           <w:tcPr>
             <w:tcW w:w="1600" w:type="dxa"/>
             <w:tcBorders>
-              <w:top w:val="single" w:color="AAAAAA" w:sz="1" w:space="0"/>
-              <w:left w:val="single" w:color="AAAAAA" w:sz="1" w:space="0"/>
-              <w:bottom w:val="single" w:color="AAAAAA" w:sz="1" w:space="0"/>
-              <w:right w:val="single" w:color="AAAAAA" w:sz="1" w:space="0"/>
+              <w:top w:val="single" w:sz="1" w:space="0" w:color="AAAAAA"/>
+              <w:left w:val="single" w:sz="1" w:space="0" w:color="AAAAAA"/>
+              <w:bottom w:val="single" w:sz="1" w:space="0" w:color="AAAAAA"/>
+              <w:right w:val="single" w:sz="1" w:space="0" w:color="AAAAAA"/>
             </w:tcBorders>
             <w:shd w:val="clear" w:color="auto" w:fill="EBF3FA"/>
             <w:tcMar>
@@ -2593,10 +2625,10 @@
           <w:tcPr>
             <w:tcW w:w="4760" w:type="dxa"/>
             <w:tcBorders>
-              <w:top w:val="single" w:color="AAAAAA" w:sz="1" w:space="0"/>
-              <w:left w:val="single" w:color="AAAAAA" w:sz="1" w:space="0"/>
-              <w:bottom w:val="single" w:color="AAAAAA" w:sz="1" w:space="0"/>
-              <w:right w:val="single" w:color="AAAAAA" w:sz="1" w:space="0"/>
+              <w:top w:val="single" w:sz="1" w:space="0" w:color="AAAAAA"/>
+              <w:left w:val="single" w:sz="1" w:space="0" w:color="AAAAAA"/>
+              <w:bottom w:val="single" w:sz="1" w:space="0" w:color="AAAAAA"/>
+              <w:right w:val="single" w:sz="1" w:space="0" w:color="AAAAAA"/>
             </w:tcBorders>
             <w:shd w:val="clear" w:color="auto" w:fill="EBF3FA"/>
             <w:tcMar>
@@ -2624,10 +2656,10 @@
           <w:tcPr>
             <w:tcW w:w="600" w:type="dxa"/>
             <w:tcBorders>
-              <w:top w:val="single" w:color="AAAAAA" w:sz="1" w:space="0"/>
-              <w:left w:val="single" w:color="AAAAAA" w:sz="1" w:space="0"/>
-              <w:bottom w:val="single" w:color="AAAAAA" w:sz="1" w:space="0"/>
-              <w:right w:val="single" w:color="AAAAAA" w:sz="1" w:space="0"/>
+              <w:top w:val="single" w:sz="1" w:space="0" w:color="AAAAAA"/>
+              <w:left w:val="single" w:sz="1" w:space="0" w:color="AAAAAA"/>
+              <w:bottom w:val="single" w:sz="1" w:space="0" w:color="AAAAAA"/>
+              <w:right w:val="single" w:sz="1" w:space="0" w:color="AAAAAA"/>
             </w:tcBorders>
             <w:shd w:val="clear" w:color="auto" w:fill="FFFFFF"/>
             <w:tcMar>
@@ -2658,10 +2690,10 @@
           <w:tcPr>
             <w:tcW w:w="1400" w:type="dxa"/>
             <w:tcBorders>
-              <w:top w:val="single" w:color="AAAAAA" w:sz="1" w:space="0"/>
-              <w:left w:val="single" w:color="AAAAAA" w:sz="1" w:space="0"/>
-              <w:bottom w:val="single" w:color="AAAAAA" w:sz="1" w:space="0"/>
-              <w:right w:val="single" w:color="AAAAAA" w:sz="1" w:space="0"/>
+              <w:top w:val="single" w:sz="1" w:space="0" w:color="AAAAAA"/>
+              <w:left w:val="single" w:sz="1" w:space="0" w:color="AAAAAA"/>
+              <w:bottom w:val="single" w:sz="1" w:space="0" w:color="AAAAAA"/>
+              <w:right w:val="single" w:sz="1" w:space="0" w:color="AAAAAA"/>
             </w:tcBorders>
             <w:shd w:val="clear" w:color="auto" w:fill="FFFFFF"/>
             <w:tcMar>
@@ -2689,10 +2721,10 @@
           <w:tcPr>
             <w:tcW w:w="1600" w:type="dxa"/>
             <w:tcBorders>
-              <w:top w:val="single" w:color="AAAAAA" w:sz="1" w:space="0"/>
-              <w:left w:val="single" w:color="AAAAAA" w:sz="1" w:space="0"/>
-              <w:bottom w:val="single" w:color="AAAAAA" w:sz="1" w:space="0"/>
-              <w:right w:val="single" w:color="AAAAAA" w:sz="1" w:space="0"/>
+              <w:top w:val="single" w:sz="1" w:space="0" w:color="AAAAAA"/>
+              <w:left w:val="single" w:sz="1" w:space="0" w:color="AAAAAA"/>
+              <w:bottom w:val="single" w:sz="1" w:space="0" w:color="AAAAAA"/>
+              <w:right w:val="single" w:sz="1" w:space="0" w:color="AAAAAA"/>
             </w:tcBorders>
             <w:shd w:val="clear" w:color="auto" w:fill="FFFFFF"/>
             <w:tcMar>
@@ -2718,10 +2750,10 @@
           <w:tcPr>
             <w:tcW w:w="4760" w:type="dxa"/>
             <w:tcBorders>
-              <w:top w:val="single" w:color="AAAAAA" w:sz="1" w:space="0"/>
-              <w:left w:val="single" w:color="AAAAAA" w:sz="1" w:space="0"/>
-              <w:bottom w:val="single" w:color="AAAAAA" w:sz="1" w:space="0"/>
-              <w:right w:val="single" w:color="AAAAAA" w:sz="1" w:space="0"/>
+              <w:top w:val="single" w:sz="1" w:space="0" w:color="AAAAAA"/>
+              <w:left w:val="single" w:sz="1" w:space="0" w:color="AAAAAA"/>
+              <w:bottom w:val="single" w:sz="1" w:space="0" w:color="AAAAAA"/>
+              <w:right w:val="single" w:sz="1" w:space="0" w:color="AAAAAA"/>
             </w:tcBorders>
             <w:shd w:val="clear" w:color="auto" w:fill="FFFFFF"/>
             <w:tcMar>
@@ -2749,10 +2781,10 @@
           <w:tcPr>
             <w:tcW w:w="600" w:type="dxa"/>
             <w:tcBorders>
-              <w:top w:val="single" w:color="AAAAAA" w:sz="1" w:space="0"/>
-              <w:left w:val="single" w:color="AAAAAA" w:sz="1" w:space="0"/>
-              <w:bottom w:val="single" w:color="AAAAAA" w:sz="1" w:space="0"/>
-              <w:right w:val="single" w:color="AAAAAA" w:sz="1" w:space="0"/>
+              <w:top w:val="single" w:sz="1" w:space="0" w:color="AAAAAA"/>
+              <w:left w:val="single" w:sz="1" w:space="0" w:color="AAAAAA"/>
+              <w:bottom w:val="single" w:sz="1" w:space="0" w:color="AAAAAA"/>
+              <w:right w:val="single" w:sz="1" w:space="0" w:color="AAAAAA"/>
             </w:tcBorders>
             <w:shd w:val="clear" w:color="auto" w:fill="EBF3FA"/>
             <w:tcMar>
@@ -2783,10 +2815,10 @@
           <w:tcPr>
             <w:tcW w:w="1400" w:type="dxa"/>
             <w:tcBorders>
-              <w:top w:val="single" w:color="AAAAAA" w:sz="1" w:space="0"/>
-              <w:left w:val="single" w:color="AAAAAA" w:sz="1" w:space="0"/>
-              <w:bottom w:val="single" w:color="AAAAAA" w:sz="1" w:space="0"/>
-              <w:right w:val="single" w:color="AAAAAA" w:sz="1" w:space="0"/>
+              <w:top w:val="single" w:sz="1" w:space="0" w:color="AAAAAA"/>
+              <w:left w:val="single" w:sz="1" w:space="0" w:color="AAAAAA"/>
+              <w:bottom w:val="single" w:sz="1" w:space="0" w:color="AAAAAA"/>
+              <w:right w:val="single" w:sz="1" w:space="0" w:color="AAAAAA"/>
             </w:tcBorders>
             <w:shd w:val="clear" w:color="auto" w:fill="EBF3FA"/>
             <w:tcMar>
@@ -2814,10 +2846,10 @@
           <w:tcPr>
             <w:tcW w:w="1600" w:type="dxa"/>
             <w:tcBorders>
-              <w:top w:val="single" w:color="AAAAAA" w:sz="1" w:space="0"/>
-              <w:left w:val="single" w:color="AAAAAA" w:sz="1" w:space="0"/>
-              <w:bottom w:val="single" w:color="AAAAAA" w:sz="1" w:space="0"/>
-              <w:right w:val="single" w:color="AAAAAA" w:sz="1" w:space="0"/>
+              <w:top w:val="single" w:sz="1" w:space="0" w:color="AAAAAA"/>
+              <w:left w:val="single" w:sz="1" w:space="0" w:color="AAAAAA"/>
+              <w:bottom w:val="single" w:sz="1" w:space="0" w:color="AAAAAA"/>
+              <w:right w:val="single" w:sz="1" w:space="0" w:color="AAAAAA"/>
             </w:tcBorders>
             <w:shd w:val="clear" w:color="auto" w:fill="EBF3FA"/>
             <w:tcMar>
@@ -2843,10 +2875,10 @@
           <w:tcPr>
             <w:tcW w:w="4760" w:type="dxa"/>
             <w:tcBorders>
-              <w:top w:val="single" w:color="AAAAAA" w:sz="1" w:space="0"/>
-              <w:left w:val="single" w:color="AAAAAA" w:sz="1" w:space="0"/>
-              <w:bottom w:val="single" w:color="AAAAAA" w:sz="1" w:space="0"/>
-              <w:right w:val="single" w:color="AAAAAA" w:sz="1" w:space="0"/>
+              <w:top w:val="single" w:sz="1" w:space="0" w:color="AAAAAA"/>
+              <w:left w:val="single" w:sz="1" w:space="0" w:color="AAAAAA"/>
+              <w:bottom w:val="single" w:sz="1" w:space="0" w:color="AAAAAA"/>
+              <w:right w:val="single" w:sz="1" w:space="0" w:color="AAAAAA"/>
             </w:tcBorders>
             <w:shd w:val="clear" w:color="auto" w:fill="EBF3FA"/>
             <w:tcMar>
@@ -2874,10 +2906,10 @@
           <w:tcPr>
             <w:tcW w:w="600" w:type="dxa"/>
             <w:tcBorders>
-              <w:top w:val="single" w:color="AAAAAA" w:sz="1" w:space="0"/>
-              <w:left w:val="single" w:color="AAAAAA" w:sz="1" w:space="0"/>
-              <w:bottom w:val="single" w:color="AAAAAA" w:sz="1" w:space="0"/>
-              <w:right w:val="single" w:color="AAAAAA" w:sz="1" w:space="0"/>
+              <w:top w:val="single" w:sz="1" w:space="0" w:color="AAAAAA"/>
+              <w:left w:val="single" w:sz="1" w:space="0" w:color="AAAAAA"/>
+              <w:bottom w:val="single" w:sz="1" w:space="0" w:color="AAAAAA"/>
+              <w:right w:val="single" w:sz="1" w:space="0" w:color="AAAAAA"/>
             </w:tcBorders>
             <w:shd w:val="clear" w:color="auto" w:fill="FFFFFF"/>
             <w:tcMar>
@@ -2908,10 +2940,10 @@
           <w:tcPr>
             <w:tcW w:w="1400" w:type="dxa"/>
             <w:tcBorders>
-              <w:top w:val="single" w:color="AAAAAA" w:sz="1" w:space="0"/>
-              <w:left w:val="single" w:color="AAAAAA" w:sz="1" w:space="0"/>
-              <w:bottom w:val="single" w:color="AAAAAA" w:sz="1" w:space="0"/>
-              <w:right w:val="single" w:color="AAAAAA" w:sz="1" w:space="0"/>
+              <w:top w:val="single" w:sz="1" w:space="0" w:color="AAAAAA"/>
+              <w:left w:val="single" w:sz="1" w:space="0" w:color="AAAAAA"/>
+              <w:bottom w:val="single" w:sz="1" w:space="0" w:color="AAAAAA"/>
+              <w:right w:val="single" w:sz="1" w:space="0" w:color="AAAAAA"/>
             </w:tcBorders>
             <w:shd w:val="clear" w:color="auto" w:fill="FFFFFF"/>
             <w:tcMar>
@@ -2939,10 +2971,10 @@
           <w:tcPr>
             <w:tcW w:w="1600" w:type="dxa"/>
             <w:tcBorders>
-              <w:top w:val="single" w:color="AAAAAA" w:sz="1" w:space="0"/>
-              <w:left w:val="single" w:color="AAAAAA" w:sz="1" w:space="0"/>
-              <w:bottom w:val="single" w:color="AAAAAA" w:sz="1" w:space="0"/>
-              <w:right w:val="single" w:color="AAAAAA" w:sz="1" w:space="0"/>
+              <w:top w:val="single" w:sz="1" w:space="0" w:color="AAAAAA"/>
+              <w:left w:val="single" w:sz="1" w:space="0" w:color="AAAAAA"/>
+              <w:bottom w:val="single" w:sz="1" w:space="0" w:color="AAAAAA"/>
+              <w:right w:val="single" w:sz="1" w:space="0" w:color="AAAAAA"/>
             </w:tcBorders>
             <w:shd w:val="clear" w:color="auto" w:fill="FFFFFF"/>
             <w:tcMar>
@@ -2968,10 +3000,10 @@
           <w:tcPr>
             <w:tcW w:w="4760" w:type="dxa"/>
             <w:tcBorders>
-              <w:top w:val="single" w:color="AAAAAA" w:sz="1" w:space="0"/>
-              <w:left w:val="single" w:color="AAAAAA" w:sz="1" w:space="0"/>
-              <w:bottom w:val="single" w:color="AAAAAA" w:sz="1" w:space="0"/>
-              <w:right w:val="single" w:color="AAAAAA" w:sz="1" w:space="0"/>
+              <w:top w:val="single" w:sz="1" w:space="0" w:color="AAAAAA"/>
+              <w:left w:val="single" w:sz="1" w:space="0" w:color="AAAAAA"/>
+              <w:bottom w:val="single" w:sz="1" w:space="0" w:color="AAAAAA"/>
+              <w:right w:val="single" w:sz="1" w:space="0" w:color="AAAAAA"/>
             </w:tcBorders>
             <w:shd w:val="clear" w:color="auto" w:fill="FFFFFF"/>
             <w:tcMar>
@@ -2999,10 +3031,10 @@
           <w:tcPr>
             <w:tcW w:w="600" w:type="dxa"/>
             <w:tcBorders>
-              <w:top w:val="single" w:color="AAAAAA" w:sz="1" w:space="0"/>
-              <w:left w:val="single" w:color="AAAAAA" w:sz="1" w:space="0"/>
-              <w:bottom w:val="single" w:color="AAAAAA" w:sz="1" w:space="0"/>
-              <w:right w:val="single" w:color="AAAAAA" w:sz="1" w:space="0"/>
+              <w:top w:val="single" w:sz="1" w:space="0" w:color="AAAAAA"/>
+              <w:left w:val="single" w:sz="1" w:space="0" w:color="AAAAAA"/>
+              <w:bottom w:val="single" w:sz="1" w:space="0" w:color="AAAAAA"/>
+              <w:right w:val="single" w:sz="1" w:space="0" w:color="AAAAAA"/>
             </w:tcBorders>
             <w:shd w:val="clear" w:color="auto" w:fill="EBF3FA"/>
             <w:tcMar>
@@ -3033,10 +3065,10 @@
           <w:tcPr>
             <w:tcW w:w="1400" w:type="dxa"/>
             <w:tcBorders>
-              <w:top w:val="single" w:color="AAAAAA" w:sz="1" w:space="0"/>
-              <w:left w:val="single" w:color="AAAAAA" w:sz="1" w:space="0"/>
-              <w:bottom w:val="single" w:color="AAAAAA" w:sz="1" w:space="0"/>
-              <w:right w:val="single" w:color="AAAAAA" w:sz="1" w:space="0"/>
+              <w:top w:val="single" w:sz="1" w:space="0" w:color="AAAAAA"/>
+              <w:left w:val="single" w:sz="1" w:space="0" w:color="AAAAAA"/>
+              <w:bottom w:val="single" w:sz="1" w:space="0" w:color="AAAAAA"/>
+              <w:right w:val="single" w:sz="1" w:space="0" w:color="AAAAAA"/>
             </w:tcBorders>
             <w:shd w:val="clear" w:color="auto" w:fill="EBF3FA"/>
             <w:tcMar>
@@ -3064,10 +3096,10 @@
           <w:tcPr>
             <w:tcW w:w="1600" w:type="dxa"/>
             <w:tcBorders>
-              <w:top w:val="single" w:color="AAAAAA" w:sz="1" w:space="0"/>
-              <w:left w:val="single" w:color="AAAAAA" w:sz="1" w:space="0"/>
-              <w:bottom w:val="single" w:color="AAAAAA" w:sz="1" w:space="0"/>
-              <w:right w:val="single" w:color="AAAAAA" w:sz="1" w:space="0"/>
+              <w:top w:val="single" w:sz="1" w:space="0" w:color="AAAAAA"/>
+              <w:left w:val="single" w:sz="1" w:space="0" w:color="AAAAAA"/>
+              <w:bottom w:val="single" w:sz="1" w:space="0" w:color="AAAAAA"/>
+              <w:right w:val="single" w:sz="1" w:space="0" w:color="AAAAAA"/>
             </w:tcBorders>
             <w:shd w:val="clear" w:color="auto" w:fill="EBF3FA"/>
             <w:tcMar>
@@ -3093,10 +3125,10 @@
           <w:tcPr>
             <w:tcW w:w="4760" w:type="dxa"/>
             <w:tcBorders>
-              <w:top w:val="single" w:color="AAAAAA" w:sz="1" w:space="0"/>
-              <w:left w:val="single" w:color="AAAAAA" w:sz="1" w:space="0"/>
-              <w:bottom w:val="single" w:color="AAAAAA" w:sz="1" w:space="0"/>
-              <w:right w:val="single" w:color="AAAAAA" w:sz="1" w:space="0"/>
+              <w:top w:val="single" w:sz="1" w:space="0" w:color="AAAAAA"/>
+              <w:left w:val="single" w:sz="1" w:space="0" w:color="AAAAAA"/>
+              <w:bottom w:val="single" w:sz="1" w:space="0" w:color="AAAAAA"/>
+              <w:right w:val="single" w:sz="1" w:space="0" w:color="AAAAAA"/>
             </w:tcBorders>
             <w:shd w:val="clear" w:color="auto" w:fill="EBF3FA"/>
             <w:tcMar>
@@ -3145,12 +3177,12 @@
       <w:tblPr>
         <w:tblW w:w="9360" w:type="dxa"/>
         <w:tblBorders>
-          <w:top w:val="single" w:color="auto" w:sz="4" w:space="0"/>
-          <w:left w:val="single" w:color="auto" w:sz="4" w:space="0"/>
-          <w:bottom w:val="single" w:color="auto" w:sz="4" w:space="0"/>
-          <w:right w:val="single" w:color="auto" w:sz="4" w:space="0"/>
-          <w:insideH w:val="single" w:color="auto" w:sz="4" w:space="0"/>
-          <w:insideV w:val="single" w:color="auto" w:sz="4" w:space="0"/>
+          <w:top w:val="single" w:sz="4" w:space="0" w:color="auto"/>
+          <w:left w:val="single" w:sz="4" w:space="0" w:color="auto"/>
+          <w:bottom w:val="single" w:sz="4" w:space="0" w:color="auto"/>
+          <w:right w:val="single" w:sz="4" w:space="0" w:color="auto"/>
+          <w:insideH w:val="single" w:sz="4" w:space="0" w:color="auto"/>
+          <w:insideV w:val="single" w:sz="4" w:space="0" w:color="auto"/>
         </w:tblBorders>
         <w:tblCellMar>
           <w:left w:w="10" w:type="dxa"/>
@@ -3170,10 +3202,10 @@
           <w:tcPr>
             <w:tcW w:w="600" w:type="dxa"/>
             <w:tcBorders>
-              <w:top w:val="single" w:color="AAAAAA" w:sz="1" w:space="0"/>
-              <w:left w:val="single" w:color="AAAAAA" w:sz="1" w:space="0"/>
-              <w:bottom w:val="single" w:color="AAAAAA" w:sz="1" w:space="0"/>
-              <w:right w:val="single" w:color="AAAAAA" w:sz="1" w:space="0"/>
+              <w:top w:val="single" w:sz="1" w:space="0" w:color="AAAAAA"/>
+              <w:left w:val="single" w:sz="1" w:space="0" w:color="AAAAAA"/>
+              <w:bottom w:val="single" w:sz="1" w:space="0" w:color="AAAAAA"/>
+              <w:right w:val="single" w:sz="1" w:space="0" w:color="AAAAAA"/>
             </w:tcBorders>
             <w:shd w:val="clear" w:color="auto" w:fill="1F3864"/>
             <w:tcMar>
@@ -3204,10 +3236,10 @@
           <w:tcPr>
             <w:tcW w:w="2000" w:type="dxa"/>
             <w:tcBorders>
-              <w:top w:val="single" w:color="AAAAAA" w:sz="1" w:space="0"/>
-              <w:left w:val="single" w:color="AAAAAA" w:sz="1" w:space="0"/>
-              <w:bottom w:val="single" w:color="AAAAAA" w:sz="1" w:space="0"/>
-              <w:right w:val="single" w:color="AAAAAA" w:sz="1" w:space="0"/>
+              <w:top w:val="single" w:sz="1" w:space="0" w:color="AAAAAA"/>
+              <w:left w:val="single" w:sz="1" w:space="0" w:color="AAAAAA"/>
+              <w:bottom w:val="single" w:sz="1" w:space="0" w:color="AAAAAA"/>
+              <w:right w:val="single" w:sz="1" w:space="0" w:color="AAAAAA"/>
             </w:tcBorders>
             <w:shd w:val="clear" w:color="auto" w:fill="1F3864"/>
             <w:tcMar>
@@ -3238,10 +3270,10 @@
           <w:tcPr>
             <w:tcW w:w="1500" w:type="dxa"/>
             <w:tcBorders>
-              <w:top w:val="single" w:color="AAAAAA" w:sz="1" w:space="0"/>
-              <w:left w:val="single" w:color="AAAAAA" w:sz="1" w:space="0"/>
-              <w:bottom w:val="single" w:color="AAAAAA" w:sz="1" w:space="0"/>
-              <w:right w:val="single" w:color="AAAAAA" w:sz="1" w:space="0"/>
+              <w:top w:val="single" w:sz="1" w:space="0" w:color="AAAAAA"/>
+              <w:left w:val="single" w:sz="1" w:space="0" w:color="AAAAAA"/>
+              <w:bottom w:val="single" w:sz="1" w:space="0" w:color="AAAAAA"/>
+              <w:right w:val="single" w:sz="1" w:space="0" w:color="AAAAAA"/>
             </w:tcBorders>
             <w:shd w:val="clear" w:color="auto" w:fill="1F3864"/>
             <w:tcMar>
@@ -3272,10 +3304,10 @@
           <w:tcPr>
             <w:tcW w:w="1500" w:type="dxa"/>
             <w:tcBorders>
-              <w:top w:val="single" w:color="AAAAAA" w:sz="1" w:space="0"/>
-              <w:left w:val="single" w:color="AAAAAA" w:sz="1" w:space="0"/>
-              <w:bottom w:val="single" w:color="AAAAAA" w:sz="1" w:space="0"/>
-              <w:right w:val="single" w:color="AAAAAA" w:sz="1" w:space="0"/>
+              <w:top w:val="single" w:sz="1" w:space="0" w:color="AAAAAA"/>
+              <w:left w:val="single" w:sz="1" w:space="0" w:color="AAAAAA"/>
+              <w:bottom w:val="single" w:sz="1" w:space="0" w:color="AAAAAA"/>
+              <w:right w:val="single" w:sz="1" w:space="0" w:color="AAAAAA"/>
             </w:tcBorders>
             <w:shd w:val="clear" w:color="auto" w:fill="1F3864"/>
             <w:tcMar>
@@ -3306,10 +3338,10 @@
           <w:tcPr>
             <w:tcW w:w="3760" w:type="dxa"/>
             <w:tcBorders>
-              <w:top w:val="single" w:color="AAAAAA" w:sz="1" w:space="0"/>
-              <w:left w:val="single" w:color="AAAAAA" w:sz="1" w:space="0"/>
-              <w:bottom w:val="single" w:color="AAAAAA" w:sz="1" w:space="0"/>
-              <w:right w:val="single" w:color="AAAAAA" w:sz="1" w:space="0"/>
+              <w:top w:val="single" w:sz="1" w:space="0" w:color="AAAAAA"/>
+              <w:left w:val="single" w:sz="1" w:space="0" w:color="AAAAAA"/>
+              <w:bottom w:val="single" w:sz="1" w:space="0" w:color="AAAAAA"/>
+              <w:right w:val="single" w:sz="1" w:space="0" w:color="AAAAAA"/>
             </w:tcBorders>
             <w:shd w:val="clear" w:color="auto" w:fill="1F3864"/>
             <w:tcMar>
@@ -3342,10 +3374,10 @@
           <w:tcPr>
             <w:tcW w:w="600" w:type="dxa"/>
             <w:tcBorders>
-              <w:top w:val="single" w:color="AAAAAA" w:sz="1" w:space="0"/>
-              <w:left w:val="single" w:color="AAAAAA" w:sz="1" w:space="0"/>
-              <w:bottom w:val="single" w:color="AAAAAA" w:sz="1" w:space="0"/>
-              <w:right w:val="single" w:color="AAAAAA" w:sz="1" w:space="0"/>
+              <w:top w:val="single" w:sz="1" w:space="0" w:color="AAAAAA"/>
+              <w:left w:val="single" w:sz="1" w:space="0" w:color="AAAAAA"/>
+              <w:bottom w:val="single" w:sz="1" w:space="0" w:color="AAAAAA"/>
+              <w:right w:val="single" w:sz="1" w:space="0" w:color="AAAAAA"/>
             </w:tcBorders>
             <w:shd w:val="clear" w:color="auto" w:fill="EBF3FA"/>
             <w:tcMar>
@@ -3376,10 +3408,10 @@
           <w:tcPr>
             <w:tcW w:w="2000" w:type="dxa"/>
             <w:tcBorders>
-              <w:top w:val="single" w:color="AAAAAA" w:sz="1" w:space="0"/>
-              <w:left w:val="single" w:color="AAAAAA" w:sz="1" w:space="0"/>
-              <w:bottom w:val="single" w:color="AAAAAA" w:sz="1" w:space="0"/>
-              <w:right w:val="single" w:color="AAAAAA" w:sz="1" w:space="0"/>
+              <w:top w:val="single" w:sz="1" w:space="0" w:color="AAAAAA"/>
+              <w:left w:val="single" w:sz="1" w:space="0" w:color="AAAAAA"/>
+              <w:bottom w:val="single" w:sz="1" w:space="0" w:color="AAAAAA"/>
+              <w:right w:val="single" w:sz="1" w:space="0" w:color="AAAAAA"/>
             </w:tcBorders>
             <w:shd w:val="clear" w:color="auto" w:fill="EBF3FA"/>
             <w:tcMar>
@@ -3407,10 +3439,10 @@
           <w:tcPr>
             <w:tcW w:w="1500" w:type="dxa"/>
             <w:tcBorders>
-              <w:top w:val="single" w:color="AAAAAA" w:sz="1" w:space="0"/>
-              <w:left w:val="single" w:color="AAAAAA" w:sz="1" w:space="0"/>
-              <w:bottom w:val="single" w:color="AAAAAA" w:sz="1" w:space="0"/>
-              <w:right w:val="single" w:color="AAAAAA" w:sz="1" w:space="0"/>
+              <w:top w:val="single" w:sz="1" w:space="0" w:color="AAAAAA"/>
+              <w:left w:val="single" w:sz="1" w:space="0" w:color="AAAAAA"/>
+              <w:bottom w:val="single" w:sz="1" w:space="0" w:color="AAAAAA"/>
+              <w:right w:val="single" w:sz="1" w:space="0" w:color="AAAAAA"/>
             </w:tcBorders>
             <w:shd w:val="clear" w:color="auto" w:fill="EBF3FA"/>
             <w:tcMar>
@@ -3436,10 +3468,10 @@
           <w:tcPr>
             <w:tcW w:w="1500" w:type="dxa"/>
             <w:tcBorders>
-              <w:top w:val="single" w:color="AAAAAA" w:sz="1" w:space="0"/>
-              <w:left w:val="single" w:color="AAAAAA" w:sz="1" w:space="0"/>
-              <w:bottom w:val="single" w:color="AAAAAA" w:sz="1" w:space="0"/>
-              <w:right w:val="single" w:color="AAAAAA" w:sz="1" w:space="0"/>
+              <w:top w:val="single" w:sz="1" w:space="0" w:color="AAAAAA"/>
+              <w:left w:val="single" w:sz="1" w:space="0" w:color="AAAAAA"/>
+              <w:bottom w:val="single" w:sz="1" w:space="0" w:color="AAAAAA"/>
+              <w:right w:val="single" w:sz="1" w:space="0" w:color="AAAAAA"/>
             </w:tcBorders>
             <w:shd w:val="clear" w:color="auto" w:fill="EBF3FA"/>
             <w:tcMar>
@@ -3465,10 +3497,10 @@
           <w:tcPr>
             <w:tcW w:w="3760" w:type="dxa"/>
             <w:tcBorders>
-              <w:top w:val="single" w:color="AAAAAA" w:sz="1" w:space="0"/>
-              <w:left w:val="single" w:color="AAAAAA" w:sz="1" w:space="0"/>
-              <w:bottom w:val="single" w:color="AAAAAA" w:sz="1" w:space="0"/>
-              <w:right w:val="single" w:color="AAAAAA" w:sz="1" w:space="0"/>
+              <w:top w:val="single" w:sz="1" w:space="0" w:color="AAAAAA"/>
+              <w:left w:val="single" w:sz="1" w:space="0" w:color="AAAAAA"/>
+              <w:bottom w:val="single" w:sz="1" w:space="0" w:color="AAAAAA"/>
+              <w:right w:val="single" w:sz="1" w:space="0" w:color="AAAAAA"/>
             </w:tcBorders>
             <w:shd w:val="clear" w:color="auto" w:fill="EBF3FA"/>
             <w:tcMar>
@@ -3512,10 +3544,10 @@
           <w:tcPr>
             <w:tcW w:w="600" w:type="dxa"/>
             <w:tcBorders>
-              <w:top w:val="single" w:color="AAAAAA" w:sz="1" w:space="0"/>
-              <w:left w:val="single" w:color="AAAAAA" w:sz="1" w:space="0"/>
-              <w:bottom w:val="single" w:color="AAAAAA" w:sz="1" w:space="0"/>
-              <w:right w:val="single" w:color="AAAAAA" w:sz="1" w:space="0"/>
+              <w:top w:val="single" w:sz="1" w:space="0" w:color="AAAAAA"/>
+              <w:left w:val="single" w:sz="1" w:space="0" w:color="AAAAAA"/>
+              <w:bottom w:val="single" w:sz="1" w:space="0" w:color="AAAAAA"/>
+              <w:right w:val="single" w:sz="1" w:space="0" w:color="AAAAAA"/>
             </w:tcBorders>
             <w:shd w:val="clear" w:color="auto" w:fill="FFFFFF"/>
             <w:tcMar>
@@ -3546,10 +3578,10 @@
           <w:tcPr>
             <w:tcW w:w="2000" w:type="dxa"/>
             <w:tcBorders>
-              <w:top w:val="single" w:color="AAAAAA" w:sz="1" w:space="0"/>
-              <w:left w:val="single" w:color="AAAAAA" w:sz="1" w:space="0"/>
-              <w:bottom w:val="single" w:color="AAAAAA" w:sz="1" w:space="0"/>
-              <w:right w:val="single" w:color="AAAAAA" w:sz="1" w:space="0"/>
+              <w:top w:val="single" w:sz="1" w:space="0" w:color="AAAAAA"/>
+              <w:left w:val="single" w:sz="1" w:space="0" w:color="AAAAAA"/>
+              <w:bottom w:val="single" w:sz="1" w:space="0" w:color="AAAAAA"/>
+              <w:right w:val="single" w:sz="1" w:space="0" w:color="AAAAAA"/>
             </w:tcBorders>
             <w:shd w:val="clear" w:color="auto" w:fill="FFFFFF"/>
             <w:tcMar>
@@ -3577,10 +3609,10 @@
           <w:tcPr>
             <w:tcW w:w="1500" w:type="dxa"/>
             <w:tcBorders>
-              <w:top w:val="single" w:color="AAAAAA" w:sz="1" w:space="0"/>
-              <w:left w:val="single" w:color="AAAAAA" w:sz="1" w:space="0"/>
-              <w:bottom w:val="single" w:color="AAAAAA" w:sz="1" w:space="0"/>
-              <w:right w:val="single" w:color="AAAAAA" w:sz="1" w:space="0"/>
+              <w:top w:val="single" w:sz="1" w:space="0" w:color="AAAAAA"/>
+              <w:left w:val="single" w:sz="1" w:space="0" w:color="AAAAAA"/>
+              <w:bottom w:val="single" w:sz="1" w:space="0" w:color="AAAAAA"/>
+              <w:right w:val="single" w:sz="1" w:space="0" w:color="AAAAAA"/>
             </w:tcBorders>
             <w:shd w:val="clear" w:color="auto" w:fill="FFFFFF"/>
             <w:tcMar>
@@ -3606,10 +3638,10 @@
           <w:tcPr>
             <w:tcW w:w="1500" w:type="dxa"/>
             <w:tcBorders>
-              <w:top w:val="single" w:color="AAAAAA" w:sz="1" w:space="0"/>
-              <w:left w:val="single" w:color="AAAAAA" w:sz="1" w:space="0"/>
-              <w:bottom w:val="single" w:color="AAAAAA" w:sz="1" w:space="0"/>
-              <w:right w:val="single" w:color="AAAAAA" w:sz="1" w:space="0"/>
+              <w:top w:val="single" w:sz="1" w:space="0" w:color="AAAAAA"/>
+              <w:left w:val="single" w:sz="1" w:space="0" w:color="AAAAAA"/>
+              <w:bottom w:val="single" w:sz="1" w:space="0" w:color="AAAAAA"/>
+              <w:right w:val="single" w:sz="1" w:space="0" w:color="AAAAAA"/>
             </w:tcBorders>
             <w:shd w:val="clear" w:color="auto" w:fill="FFFFFF"/>
             <w:tcMar>
@@ -3635,10 +3667,10 @@
           <w:tcPr>
             <w:tcW w:w="3760" w:type="dxa"/>
             <w:tcBorders>
-              <w:top w:val="single" w:color="AAAAAA" w:sz="1" w:space="0"/>
-              <w:left w:val="single" w:color="AAAAAA" w:sz="1" w:space="0"/>
-              <w:bottom w:val="single" w:color="AAAAAA" w:sz="1" w:space="0"/>
-              <w:right w:val="single" w:color="AAAAAA" w:sz="1" w:space="0"/>
+              <w:top w:val="single" w:sz="1" w:space="0" w:color="AAAAAA"/>
+              <w:left w:val="single" w:sz="1" w:space="0" w:color="AAAAAA"/>
+              <w:bottom w:val="single" w:sz="1" w:space="0" w:color="AAAAAA"/>
+              <w:right w:val="single" w:sz="1" w:space="0" w:color="AAAAAA"/>
             </w:tcBorders>
             <w:shd w:val="clear" w:color="auto" w:fill="FFFFFF"/>
             <w:tcMar>
@@ -3666,10 +3698,10 @@
           <w:tcPr>
             <w:tcW w:w="600" w:type="dxa"/>
             <w:tcBorders>
-              <w:top w:val="single" w:color="AAAAAA" w:sz="1" w:space="0"/>
-              <w:left w:val="single" w:color="AAAAAA" w:sz="1" w:space="0"/>
-              <w:bottom w:val="single" w:color="AAAAAA" w:sz="1" w:space="0"/>
-              <w:right w:val="single" w:color="AAAAAA" w:sz="1" w:space="0"/>
+              <w:top w:val="single" w:sz="1" w:space="0" w:color="AAAAAA"/>
+              <w:left w:val="single" w:sz="1" w:space="0" w:color="AAAAAA"/>
+              <w:bottom w:val="single" w:sz="1" w:space="0" w:color="AAAAAA"/>
+              <w:right w:val="single" w:sz="1" w:space="0" w:color="AAAAAA"/>
             </w:tcBorders>
             <w:shd w:val="clear" w:color="auto" w:fill="EBF3FA"/>
             <w:tcMar>
@@ -3700,10 +3732,10 @@
           <w:tcPr>
             <w:tcW w:w="2000" w:type="dxa"/>
             <w:tcBorders>
-              <w:top w:val="single" w:color="AAAAAA" w:sz="1" w:space="0"/>
-              <w:left w:val="single" w:color="AAAAAA" w:sz="1" w:space="0"/>
-              <w:bottom w:val="single" w:color="AAAAAA" w:sz="1" w:space="0"/>
-              <w:right w:val="single" w:color="AAAAAA" w:sz="1" w:space="0"/>
+              <w:top w:val="single" w:sz="1" w:space="0" w:color="AAAAAA"/>
+              <w:left w:val="single" w:sz="1" w:space="0" w:color="AAAAAA"/>
+              <w:bottom w:val="single" w:sz="1" w:space="0" w:color="AAAAAA"/>
+              <w:right w:val="single" w:sz="1" w:space="0" w:color="AAAAAA"/>
             </w:tcBorders>
             <w:shd w:val="clear" w:color="auto" w:fill="EBF3FA"/>
             <w:tcMar>
@@ -3731,10 +3763,10 @@
           <w:tcPr>
             <w:tcW w:w="1500" w:type="dxa"/>
             <w:tcBorders>
-              <w:top w:val="single" w:color="AAAAAA" w:sz="1" w:space="0"/>
-              <w:left w:val="single" w:color="AAAAAA" w:sz="1" w:space="0"/>
-              <w:bottom w:val="single" w:color="AAAAAA" w:sz="1" w:space="0"/>
-              <w:right w:val="single" w:color="AAAAAA" w:sz="1" w:space="0"/>
+              <w:top w:val="single" w:sz="1" w:space="0" w:color="AAAAAA"/>
+              <w:left w:val="single" w:sz="1" w:space="0" w:color="AAAAAA"/>
+              <w:bottom w:val="single" w:sz="1" w:space="0" w:color="AAAAAA"/>
+              <w:right w:val="single" w:sz="1" w:space="0" w:color="AAAAAA"/>
             </w:tcBorders>
             <w:shd w:val="clear" w:color="auto" w:fill="EBF3FA"/>
             <w:tcMar>
@@ -3760,10 +3792,10 @@
           <w:tcPr>
             <w:tcW w:w="1500" w:type="dxa"/>
             <w:tcBorders>
-              <w:top w:val="single" w:color="AAAAAA" w:sz="1" w:space="0"/>
-              <w:left w:val="single" w:color="AAAAAA" w:sz="1" w:space="0"/>
-              <w:bottom w:val="single" w:color="AAAAAA" w:sz="1" w:space="0"/>
-              <w:right w:val="single" w:color="AAAAAA" w:sz="1" w:space="0"/>
+              <w:top w:val="single" w:sz="1" w:space="0" w:color="AAAAAA"/>
+              <w:left w:val="single" w:sz="1" w:space="0" w:color="AAAAAA"/>
+              <w:bottom w:val="single" w:sz="1" w:space="0" w:color="AAAAAA"/>
+              <w:right w:val="single" w:sz="1" w:space="0" w:color="AAAAAA"/>
             </w:tcBorders>
             <w:shd w:val="clear" w:color="auto" w:fill="EBF3FA"/>
             <w:tcMar>
@@ -3789,10 +3821,10 @@
           <w:tcPr>
             <w:tcW w:w="3760" w:type="dxa"/>
             <w:tcBorders>
-              <w:top w:val="single" w:color="AAAAAA" w:sz="1" w:space="0"/>
-              <w:left w:val="single" w:color="AAAAAA" w:sz="1" w:space="0"/>
-              <w:bottom w:val="single" w:color="AAAAAA" w:sz="1" w:space="0"/>
-              <w:right w:val="single" w:color="AAAAAA" w:sz="1" w:space="0"/>
+              <w:top w:val="single" w:sz="1" w:space="0" w:color="AAAAAA"/>
+              <w:left w:val="single" w:sz="1" w:space="0" w:color="AAAAAA"/>
+              <w:bottom w:val="single" w:sz="1" w:space="0" w:color="AAAAAA"/>
+              <w:right w:val="single" w:sz="1" w:space="0" w:color="AAAAAA"/>
             </w:tcBorders>
             <w:shd w:val="clear" w:color="auto" w:fill="EBF3FA"/>
             <w:tcMar>
@@ -3836,10 +3868,10 @@
           <w:tcPr>
             <w:tcW w:w="600" w:type="dxa"/>
             <w:tcBorders>
-              <w:top w:val="single" w:color="AAAAAA" w:sz="1" w:space="0"/>
-              <w:left w:val="single" w:color="AAAAAA" w:sz="1" w:space="0"/>
-              <w:bottom w:val="single" w:color="AAAAAA" w:sz="1" w:space="0"/>
-              <w:right w:val="single" w:color="AAAAAA" w:sz="1" w:space="0"/>
+              <w:top w:val="single" w:sz="1" w:space="0" w:color="AAAAAA"/>
+              <w:left w:val="single" w:sz="1" w:space="0" w:color="AAAAAA"/>
+              <w:bottom w:val="single" w:sz="1" w:space="0" w:color="AAAAAA"/>
+              <w:right w:val="single" w:sz="1" w:space="0" w:color="AAAAAA"/>
             </w:tcBorders>
             <w:shd w:val="clear" w:color="auto" w:fill="FFFFFF"/>
             <w:tcMar>
@@ -3870,10 +3902,10 @@
           <w:tcPr>
             <w:tcW w:w="2000" w:type="dxa"/>
             <w:tcBorders>
-              <w:top w:val="single" w:color="AAAAAA" w:sz="1" w:space="0"/>
-              <w:left w:val="single" w:color="AAAAAA" w:sz="1" w:space="0"/>
-              <w:bottom w:val="single" w:color="AAAAAA" w:sz="1" w:space="0"/>
-              <w:right w:val="single" w:color="AAAAAA" w:sz="1" w:space="0"/>
+              <w:top w:val="single" w:sz="1" w:space="0" w:color="AAAAAA"/>
+              <w:left w:val="single" w:sz="1" w:space="0" w:color="AAAAAA"/>
+              <w:bottom w:val="single" w:sz="1" w:space="0" w:color="AAAAAA"/>
+              <w:right w:val="single" w:sz="1" w:space="0" w:color="AAAAAA"/>
             </w:tcBorders>
             <w:shd w:val="clear" w:color="auto" w:fill="FFFFFF"/>
             <w:tcMar>
@@ -3901,10 +3933,10 @@
           <w:tcPr>
             <w:tcW w:w="1500" w:type="dxa"/>
             <w:tcBorders>
-              <w:top w:val="single" w:color="AAAAAA" w:sz="1" w:space="0"/>
-              <w:left w:val="single" w:color="AAAAAA" w:sz="1" w:space="0"/>
-              <w:bottom w:val="single" w:color="AAAAAA" w:sz="1" w:space="0"/>
-              <w:right w:val="single" w:color="AAAAAA" w:sz="1" w:space="0"/>
+              <w:top w:val="single" w:sz="1" w:space="0" w:color="AAAAAA"/>
+              <w:left w:val="single" w:sz="1" w:space="0" w:color="AAAAAA"/>
+              <w:bottom w:val="single" w:sz="1" w:space="0" w:color="AAAAAA"/>
+              <w:right w:val="single" w:sz="1" w:space="0" w:color="AAAAAA"/>
             </w:tcBorders>
             <w:shd w:val="clear" w:color="auto" w:fill="FFFFFF"/>
             <w:tcMar>
@@ -3930,10 +3962,10 @@
           <w:tcPr>
             <w:tcW w:w="1500" w:type="dxa"/>
             <w:tcBorders>
-              <w:top w:val="single" w:color="AAAAAA" w:sz="1" w:space="0"/>
-              <w:left w:val="single" w:color="AAAAAA" w:sz="1" w:space="0"/>
-              <w:bottom w:val="single" w:color="AAAAAA" w:sz="1" w:space="0"/>
-              <w:right w:val="single" w:color="AAAAAA" w:sz="1" w:space="0"/>
+              <w:top w:val="single" w:sz="1" w:space="0" w:color="AAAAAA"/>
+              <w:left w:val="single" w:sz="1" w:space="0" w:color="AAAAAA"/>
+              <w:bottom w:val="single" w:sz="1" w:space="0" w:color="AAAAAA"/>
+              <w:right w:val="single" w:sz="1" w:space="0" w:color="AAAAAA"/>
             </w:tcBorders>
             <w:shd w:val="clear" w:color="auto" w:fill="FFFFFF"/>
             <w:tcMar>
@@ -3959,10 +3991,10 @@
           <w:tcPr>
             <w:tcW w:w="3760" w:type="dxa"/>
             <w:tcBorders>
-              <w:top w:val="single" w:color="AAAAAA" w:sz="1" w:space="0"/>
-              <w:left w:val="single" w:color="AAAAAA" w:sz="1" w:space="0"/>
-              <w:bottom w:val="single" w:color="AAAAAA" w:sz="1" w:space="0"/>
-              <w:right w:val="single" w:color="AAAAAA" w:sz="1" w:space="0"/>
+              <w:top w:val="single" w:sz="1" w:space="0" w:color="AAAAAA"/>
+              <w:left w:val="single" w:sz="1" w:space="0" w:color="AAAAAA"/>
+              <w:bottom w:val="single" w:sz="1" w:space="0" w:color="AAAAAA"/>
+              <w:right w:val="single" w:sz="1" w:space="0" w:color="AAAAAA"/>
             </w:tcBorders>
             <w:shd w:val="clear" w:color="auto" w:fill="FFFFFF"/>
             <w:tcMar>
@@ -3990,10 +4022,10 @@
           <w:tcPr>
             <w:tcW w:w="600" w:type="dxa"/>
             <w:tcBorders>
-              <w:top w:val="single" w:color="AAAAAA" w:sz="1" w:space="0"/>
-              <w:left w:val="single" w:color="AAAAAA" w:sz="1" w:space="0"/>
-              <w:bottom w:val="single" w:color="AAAAAA" w:sz="1" w:space="0"/>
-              <w:right w:val="single" w:color="AAAAAA" w:sz="1" w:space="0"/>
+              <w:top w:val="single" w:sz="1" w:space="0" w:color="AAAAAA"/>
+              <w:left w:val="single" w:sz="1" w:space="0" w:color="AAAAAA"/>
+              <w:bottom w:val="single" w:sz="1" w:space="0" w:color="AAAAAA"/>
+              <w:right w:val="single" w:sz="1" w:space="0" w:color="AAAAAA"/>
             </w:tcBorders>
             <w:shd w:val="clear" w:color="auto" w:fill="EBF3FA"/>
             <w:tcMar>
@@ -4024,10 +4056,10 @@
           <w:tcPr>
             <w:tcW w:w="2000" w:type="dxa"/>
             <w:tcBorders>
-              <w:top w:val="single" w:color="AAAAAA" w:sz="1" w:space="0"/>
-              <w:left w:val="single" w:color="AAAAAA" w:sz="1" w:space="0"/>
-              <w:bottom w:val="single" w:color="AAAAAA" w:sz="1" w:space="0"/>
-              <w:right w:val="single" w:color="AAAAAA" w:sz="1" w:space="0"/>
+              <w:top w:val="single" w:sz="1" w:space="0" w:color="AAAAAA"/>
+              <w:left w:val="single" w:sz="1" w:space="0" w:color="AAAAAA"/>
+              <w:bottom w:val="single" w:sz="1" w:space="0" w:color="AAAAAA"/>
+              <w:right w:val="single" w:sz="1" w:space="0" w:color="AAAAAA"/>
             </w:tcBorders>
             <w:shd w:val="clear" w:color="auto" w:fill="EBF3FA"/>
             <w:tcMar>
@@ -4055,10 +4087,10 @@
           <w:tcPr>
             <w:tcW w:w="1500" w:type="dxa"/>
             <w:tcBorders>
-              <w:top w:val="single" w:color="AAAAAA" w:sz="1" w:space="0"/>
-              <w:left w:val="single" w:color="AAAAAA" w:sz="1" w:space="0"/>
-              <w:bottom w:val="single" w:color="AAAAAA" w:sz="1" w:space="0"/>
-              <w:right w:val="single" w:color="AAAAAA" w:sz="1" w:space="0"/>
+              <w:top w:val="single" w:sz="1" w:space="0" w:color="AAAAAA"/>
+              <w:left w:val="single" w:sz="1" w:space="0" w:color="AAAAAA"/>
+              <w:bottom w:val="single" w:sz="1" w:space="0" w:color="AAAAAA"/>
+              <w:right w:val="single" w:sz="1" w:space="0" w:color="AAAAAA"/>
             </w:tcBorders>
             <w:shd w:val="clear" w:color="auto" w:fill="EBF3FA"/>
             <w:tcMar>
@@ -4084,10 +4116,10 @@
           <w:tcPr>
             <w:tcW w:w="1500" w:type="dxa"/>
             <w:tcBorders>
-              <w:top w:val="single" w:color="AAAAAA" w:sz="1" w:space="0"/>
-              <w:left w:val="single" w:color="AAAAAA" w:sz="1" w:space="0"/>
-              <w:bottom w:val="single" w:color="AAAAAA" w:sz="1" w:space="0"/>
-              <w:right w:val="single" w:color="AAAAAA" w:sz="1" w:space="0"/>
+              <w:top w:val="single" w:sz="1" w:space="0" w:color="AAAAAA"/>
+              <w:left w:val="single" w:sz="1" w:space="0" w:color="AAAAAA"/>
+              <w:bottom w:val="single" w:sz="1" w:space="0" w:color="AAAAAA"/>
+              <w:right w:val="single" w:sz="1" w:space="0" w:color="AAAAAA"/>
             </w:tcBorders>
             <w:shd w:val="clear" w:color="auto" w:fill="EBF3FA"/>
             <w:tcMar>
@@ -4113,10 +4145,10 @@
           <w:tcPr>
             <w:tcW w:w="3760" w:type="dxa"/>
             <w:tcBorders>
-              <w:top w:val="single" w:color="AAAAAA" w:sz="1" w:space="0"/>
-              <w:left w:val="single" w:color="AAAAAA" w:sz="1" w:space="0"/>
-              <w:bottom w:val="single" w:color="AAAAAA" w:sz="1" w:space="0"/>
-              <w:right w:val="single" w:color="AAAAAA" w:sz="1" w:space="0"/>
+              <w:top w:val="single" w:sz="1" w:space="0" w:color="AAAAAA"/>
+              <w:left w:val="single" w:sz="1" w:space="0" w:color="AAAAAA"/>
+              <w:bottom w:val="single" w:sz="1" w:space="0" w:color="AAAAAA"/>
+              <w:right w:val="single" w:sz="1" w:space="0" w:color="AAAAAA"/>
             </w:tcBorders>
             <w:shd w:val="clear" w:color="auto" w:fill="EBF3FA"/>
             <w:tcMar>
@@ -4160,10 +4192,10 @@
           <w:tcPr>
             <w:tcW w:w="600" w:type="dxa"/>
             <w:tcBorders>
-              <w:top w:val="single" w:color="AAAAAA" w:sz="1" w:space="0"/>
-              <w:left w:val="single" w:color="AAAAAA" w:sz="1" w:space="0"/>
-              <w:bottom w:val="single" w:color="AAAAAA" w:sz="1" w:space="0"/>
-              <w:right w:val="single" w:color="AAAAAA" w:sz="1" w:space="0"/>
+              <w:top w:val="single" w:sz="1" w:space="0" w:color="AAAAAA"/>
+              <w:left w:val="single" w:sz="1" w:space="0" w:color="AAAAAA"/>
+              <w:bottom w:val="single" w:sz="1" w:space="0" w:color="AAAAAA"/>
+              <w:right w:val="single" w:sz="1" w:space="0" w:color="AAAAAA"/>
             </w:tcBorders>
             <w:shd w:val="clear" w:color="auto" w:fill="FFFFFF"/>
             <w:tcMar>
@@ -4194,10 +4226,10 @@
           <w:tcPr>
             <w:tcW w:w="2000" w:type="dxa"/>
             <w:tcBorders>
-              <w:top w:val="single" w:color="AAAAAA" w:sz="1" w:space="0"/>
-              <w:left w:val="single" w:color="AAAAAA" w:sz="1" w:space="0"/>
-              <w:bottom w:val="single" w:color="AAAAAA" w:sz="1" w:space="0"/>
-              <w:right w:val="single" w:color="AAAAAA" w:sz="1" w:space="0"/>
+              <w:top w:val="single" w:sz="1" w:space="0" w:color="AAAAAA"/>
+              <w:left w:val="single" w:sz="1" w:space="0" w:color="AAAAAA"/>
+              <w:bottom w:val="single" w:sz="1" w:space="0" w:color="AAAAAA"/>
+              <w:right w:val="single" w:sz="1" w:space="0" w:color="AAAAAA"/>
             </w:tcBorders>
             <w:shd w:val="clear" w:color="auto" w:fill="FFFFFF"/>
             <w:tcMar>
@@ -4225,10 +4257,10 @@
           <w:tcPr>
             <w:tcW w:w="1500" w:type="dxa"/>
             <w:tcBorders>
-              <w:top w:val="single" w:color="AAAAAA" w:sz="1" w:space="0"/>
-              <w:left w:val="single" w:color="AAAAAA" w:sz="1" w:space="0"/>
-              <w:bottom w:val="single" w:color="AAAAAA" w:sz="1" w:space="0"/>
-              <w:right w:val="single" w:color="AAAAAA" w:sz="1" w:space="0"/>
+              <w:top w:val="single" w:sz="1" w:space="0" w:color="AAAAAA"/>
+              <w:left w:val="single" w:sz="1" w:space="0" w:color="AAAAAA"/>
+              <w:bottom w:val="single" w:sz="1" w:space="0" w:color="AAAAAA"/>
+              <w:right w:val="single" w:sz="1" w:space="0" w:color="AAAAAA"/>
             </w:tcBorders>
             <w:shd w:val="clear" w:color="auto" w:fill="FFFFFF"/>
             <w:tcMar>
@@ -4254,10 +4286,10 @@
           <w:tcPr>
             <w:tcW w:w="1500" w:type="dxa"/>
             <w:tcBorders>
-              <w:top w:val="single" w:color="AAAAAA" w:sz="1" w:space="0"/>
-              <w:left w:val="single" w:color="AAAAAA" w:sz="1" w:space="0"/>
-              <w:bottom w:val="single" w:color="AAAAAA" w:sz="1" w:space="0"/>
-              <w:right w:val="single" w:color="AAAAAA" w:sz="1" w:space="0"/>
+              <w:top w:val="single" w:sz="1" w:space="0" w:color="AAAAAA"/>
+              <w:left w:val="single" w:sz="1" w:space="0" w:color="AAAAAA"/>
+              <w:bottom w:val="single" w:sz="1" w:space="0" w:color="AAAAAA"/>
+              <w:right w:val="single" w:sz="1" w:space="0" w:color="AAAAAA"/>
             </w:tcBorders>
             <w:shd w:val="clear" w:color="auto" w:fill="FFFFFF"/>
             <w:tcMar>
@@ -4283,10 +4315,10 @@
           <w:tcPr>
             <w:tcW w:w="3760" w:type="dxa"/>
             <w:tcBorders>
-              <w:top w:val="single" w:color="AAAAAA" w:sz="1" w:space="0"/>
-              <w:left w:val="single" w:color="AAAAAA" w:sz="1" w:space="0"/>
-              <w:bottom w:val="single" w:color="AAAAAA" w:sz="1" w:space="0"/>
-              <w:right w:val="single" w:color="AAAAAA" w:sz="1" w:space="0"/>
+              <w:top w:val="single" w:sz="1" w:space="0" w:color="AAAAAA"/>
+              <w:left w:val="single" w:sz="1" w:space="0" w:color="AAAAAA"/>
+              <w:bottom w:val="single" w:sz="1" w:space="0" w:color="AAAAAA"/>
+              <w:right w:val="single" w:sz="1" w:space="0" w:color="AAAAAA"/>
             </w:tcBorders>
             <w:shd w:val="clear" w:color="auto" w:fill="FFFFFF"/>
             <w:tcMar>
@@ -4355,7 +4387,7 @@
       </w:pPr>
       <w:r>
         <w:rPr>
-          <w:rFonts w:ascii="Courier New" w:hAnsi="Courier New" w:eastAsia="Courier New" w:cs="Courier New"/>
+          <w:rFonts w:ascii="Courier New" w:eastAsia="Courier New" w:hAnsi="Courier New" w:cs="Courier New"/>
           <w:color w:val="C7254E"/>
           <w:sz w:val="20"/>
           <w:szCs w:val="20"/>
@@ -4461,11 +4493,12 @@
       </w:pPr>
       <w:r>
         <w:rPr>
-          <w:rFonts w:ascii="Courier New" w:hAnsi="Courier New" w:eastAsia="Courier New" w:cs="Courier New"/>
+          <w:rFonts w:ascii="Courier New" w:eastAsia="Courier New" w:hAnsi="Courier New" w:cs="Courier New"/>
           <w:color w:val="1F3864"/>
           <w:sz w:val="19"/>
           <w:szCs w:val="19"/>
         </w:rPr>
+        <w:lastRenderedPageBreak/>
         <w:t>Feature Branch → PR to develop → ci-dev.yml builds &amp; pushes :dev-latest → PR merged → push on develop → cd-dev.yml deploys to pakvista-dev on Render → Live PakVista Development updated.</w:t>
       </w:r>
     </w:p>
@@ -4480,6 +4513,7 @@
         <w:pStyle w:val="Heading1"/>
       </w:pPr>
       <w:r>
+        <w:lastRenderedPageBreak/>
         <w:t>REPOSITORY SETUP (NEW REPO FROM SCRATCH)</w:t>
       </w:r>
     </w:p>
@@ -4670,12 +4704,12 @@
       <w:tblPr>
         <w:tblW w:w="9360" w:type="dxa"/>
         <w:tblBorders>
-          <w:top w:val="single" w:color="auto" w:sz="4" w:space="0"/>
-          <w:left w:val="single" w:color="auto" w:sz="4" w:space="0"/>
-          <w:bottom w:val="single" w:color="auto" w:sz="4" w:space="0"/>
-          <w:right w:val="single" w:color="auto" w:sz="4" w:space="0"/>
-          <w:insideH w:val="single" w:color="auto" w:sz="4" w:space="0"/>
-          <w:insideV w:val="single" w:color="auto" w:sz="4" w:space="0"/>
+          <w:top w:val="single" w:sz="4" w:space="0" w:color="auto"/>
+          <w:left w:val="single" w:sz="4" w:space="0" w:color="auto"/>
+          <w:bottom w:val="single" w:sz="4" w:space="0" w:color="auto"/>
+          <w:right w:val="single" w:sz="4" w:space="0" w:color="auto"/>
+          <w:insideH w:val="single" w:sz="4" w:space="0" w:color="auto"/>
+          <w:insideV w:val="single" w:sz="4" w:space="0" w:color="auto"/>
         </w:tblBorders>
         <w:tblCellMar>
           <w:left w:w="10" w:type="dxa"/>
@@ -4694,10 +4728,10 @@
           <w:tcPr>
             <w:tcW w:w="2000" w:type="dxa"/>
             <w:tcBorders>
-              <w:top w:val="single" w:color="AAAAAA" w:sz="1" w:space="0"/>
-              <w:left w:val="single" w:color="AAAAAA" w:sz="1" w:space="0"/>
-              <w:bottom w:val="single" w:color="AAAAAA" w:sz="1" w:space="0"/>
-              <w:right w:val="single" w:color="AAAAAA" w:sz="1" w:space="0"/>
+              <w:top w:val="single" w:sz="1" w:space="0" w:color="AAAAAA"/>
+              <w:left w:val="single" w:sz="1" w:space="0" w:color="AAAAAA"/>
+              <w:bottom w:val="single" w:sz="1" w:space="0" w:color="AAAAAA"/>
+              <w:right w:val="single" w:sz="1" w:space="0" w:color="AAAAAA"/>
             </w:tcBorders>
             <w:shd w:val="clear" w:color="auto" w:fill="1F3864"/>
             <w:tcMar>
@@ -4728,10 +4762,10 @@
           <w:tcPr>
             <w:tcW w:w="2200" w:type="dxa"/>
             <w:tcBorders>
-              <w:top w:val="single" w:color="AAAAAA" w:sz="1" w:space="0"/>
-              <w:left w:val="single" w:color="AAAAAA" w:sz="1" w:space="0"/>
-              <w:bottom w:val="single" w:color="AAAAAA" w:sz="1" w:space="0"/>
-              <w:right w:val="single" w:color="AAAAAA" w:sz="1" w:space="0"/>
+              <w:top w:val="single" w:sz="1" w:space="0" w:color="AAAAAA"/>
+              <w:left w:val="single" w:sz="1" w:space="0" w:color="AAAAAA"/>
+              <w:bottom w:val="single" w:sz="1" w:space="0" w:color="AAAAAA"/>
+              <w:right w:val="single" w:sz="1" w:space="0" w:color="AAAAAA"/>
             </w:tcBorders>
             <w:shd w:val="clear" w:color="auto" w:fill="1F3864"/>
             <w:tcMar>
@@ -4762,10 +4796,10 @@
           <w:tcPr>
             <w:tcW w:w="2200" w:type="dxa"/>
             <w:tcBorders>
-              <w:top w:val="single" w:color="AAAAAA" w:sz="1" w:space="0"/>
-              <w:left w:val="single" w:color="AAAAAA" w:sz="1" w:space="0"/>
-              <w:bottom w:val="single" w:color="AAAAAA" w:sz="1" w:space="0"/>
-              <w:right w:val="single" w:color="AAAAAA" w:sz="1" w:space="0"/>
+              <w:top w:val="single" w:sz="1" w:space="0" w:color="AAAAAA"/>
+              <w:left w:val="single" w:sz="1" w:space="0" w:color="AAAAAA"/>
+              <w:bottom w:val="single" w:sz="1" w:space="0" w:color="AAAAAA"/>
+              <w:right w:val="single" w:sz="1" w:space="0" w:color="AAAAAA"/>
             </w:tcBorders>
             <w:shd w:val="clear" w:color="auto" w:fill="1F3864"/>
             <w:tcMar>
@@ -4796,10 +4830,10 @@
           <w:tcPr>
             <w:tcW w:w="2960" w:type="dxa"/>
             <w:tcBorders>
-              <w:top w:val="single" w:color="AAAAAA" w:sz="1" w:space="0"/>
-              <w:left w:val="single" w:color="AAAAAA" w:sz="1" w:space="0"/>
-              <w:bottom w:val="single" w:color="AAAAAA" w:sz="1" w:space="0"/>
-              <w:right w:val="single" w:color="AAAAAA" w:sz="1" w:space="0"/>
+              <w:top w:val="single" w:sz="1" w:space="0" w:color="AAAAAA"/>
+              <w:left w:val="single" w:sz="1" w:space="0" w:color="AAAAAA"/>
+              <w:bottom w:val="single" w:sz="1" w:space="0" w:color="AAAAAA"/>
+              <w:right w:val="single" w:sz="1" w:space="0" w:color="AAAAAA"/>
             </w:tcBorders>
             <w:shd w:val="clear" w:color="auto" w:fill="1F3864"/>
             <w:tcMar>
@@ -4832,10 +4866,10 @@
           <w:tcPr>
             <w:tcW w:w="2000" w:type="dxa"/>
             <w:tcBorders>
-              <w:top w:val="single" w:color="AAAAAA" w:sz="1" w:space="0"/>
-              <w:left w:val="single" w:color="AAAAAA" w:sz="1" w:space="0"/>
-              <w:bottom w:val="single" w:color="AAAAAA" w:sz="1" w:space="0"/>
-              <w:right w:val="single" w:color="AAAAAA" w:sz="1" w:space="0"/>
+              <w:top w:val="single" w:sz="1" w:space="0" w:color="AAAAAA"/>
+              <w:left w:val="single" w:sz="1" w:space="0" w:color="AAAAAA"/>
+              <w:bottom w:val="single" w:sz="1" w:space="0" w:color="AAAAAA"/>
+              <w:right w:val="single" w:sz="1" w:space="0" w:color="AAAAAA"/>
             </w:tcBorders>
             <w:shd w:val="clear" w:color="auto" w:fill="EBF3FA"/>
             <w:tcMar>
@@ -4863,10 +4897,10 @@
           <w:tcPr>
             <w:tcW w:w="2200" w:type="dxa"/>
             <w:tcBorders>
-              <w:top w:val="single" w:color="AAAAAA" w:sz="1" w:space="0"/>
-              <w:left w:val="single" w:color="AAAAAA" w:sz="1" w:space="0"/>
-              <w:bottom w:val="single" w:color="AAAAAA" w:sz="1" w:space="0"/>
-              <w:right w:val="single" w:color="AAAAAA" w:sz="1" w:space="0"/>
+              <w:top w:val="single" w:sz="1" w:space="0" w:color="AAAAAA"/>
+              <w:left w:val="single" w:sz="1" w:space="0" w:color="AAAAAA"/>
+              <w:bottom w:val="single" w:sz="1" w:space="0" w:color="AAAAAA"/>
+              <w:right w:val="single" w:sz="1" w:space="0" w:color="AAAAAA"/>
             </w:tcBorders>
             <w:shd w:val="clear" w:color="auto" w:fill="EBF3FA"/>
             <w:tcMar>
@@ -4892,10 +4926,10 @@
           <w:tcPr>
             <w:tcW w:w="2200" w:type="dxa"/>
             <w:tcBorders>
-              <w:top w:val="single" w:color="AAAAAA" w:sz="1" w:space="0"/>
-              <w:left w:val="single" w:color="AAAAAA" w:sz="1" w:space="0"/>
-              <w:bottom w:val="single" w:color="AAAAAA" w:sz="1" w:space="0"/>
-              <w:right w:val="single" w:color="AAAAAA" w:sz="1" w:space="0"/>
+              <w:top w:val="single" w:sz="1" w:space="0" w:color="AAAAAA"/>
+              <w:left w:val="single" w:sz="1" w:space="0" w:color="AAAAAA"/>
+              <w:bottom w:val="single" w:sz="1" w:space="0" w:color="AAAAAA"/>
+              <w:right w:val="single" w:sz="1" w:space="0" w:color="AAAAAA"/>
             </w:tcBorders>
             <w:shd w:val="clear" w:color="auto" w:fill="EBF3FA"/>
             <w:tcMar>
@@ -4921,10 +4955,10 @@
           <w:tcPr>
             <w:tcW w:w="2960" w:type="dxa"/>
             <w:tcBorders>
-              <w:top w:val="single" w:color="AAAAAA" w:sz="1" w:space="0"/>
-              <w:left w:val="single" w:color="AAAAAA" w:sz="1" w:space="0"/>
-              <w:bottom w:val="single" w:color="AAAAAA" w:sz="1" w:space="0"/>
-              <w:right w:val="single" w:color="AAAAAA" w:sz="1" w:space="0"/>
+              <w:top w:val="single" w:sz="1" w:space="0" w:color="AAAAAA"/>
+              <w:left w:val="single" w:sz="1" w:space="0" w:color="AAAAAA"/>
+              <w:bottom w:val="single" w:sz="1" w:space="0" w:color="AAAAAA"/>
+              <w:right w:val="single" w:sz="1" w:space="0" w:color="AAAAAA"/>
             </w:tcBorders>
             <w:shd w:val="clear" w:color="auto" w:fill="EBF3FA"/>
             <w:tcMar>
@@ -4952,10 +4986,10 @@
           <w:tcPr>
             <w:tcW w:w="2000" w:type="dxa"/>
             <w:tcBorders>
-              <w:top w:val="single" w:color="AAAAAA" w:sz="1" w:space="0"/>
-              <w:left w:val="single" w:color="AAAAAA" w:sz="1" w:space="0"/>
-              <w:bottom w:val="single" w:color="AAAAAA" w:sz="1" w:space="0"/>
-              <w:right w:val="single" w:color="AAAAAA" w:sz="1" w:space="0"/>
+              <w:top w:val="single" w:sz="1" w:space="0" w:color="AAAAAA"/>
+              <w:left w:val="single" w:sz="1" w:space="0" w:color="AAAAAA"/>
+              <w:bottom w:val="single" w:sz="1" w:space="0" w:color="AAAAAA"/>
+              <w:right w:val="single" w:sz="1" w:space="0" w:color="AAAAAA"/>
             </w:tcBorders>
             <w:shd w:val="clear" w:color="auto" w:fill="FFFFFF"/>
             <w:tcMar>
@@ -4983,10 +5017,10 @@
           <w:tcPr>
             <w:tcW w:w="2200" w:type="dxa"/>
             <w:tcBorders>
-              <w:top w:val="single" w:color="AAAAAA" w:sz="1" w:space="0"/>
-              <w:left w:val="single" w:color="AAAAAA" w:sz="1" w:space="0"/>
-              <w:bottom w:val="single" w:color="AAAAAA" w:sz="1" w:space="0"/>
-              <w:right w:val="single" w:color="AAAAAA" w:sz="1" w:space="0"/>
+              <w:top w:val="single" w:sz="1" w:space="0" w:color="AAAAAA"/>
+              <w:left w:val="single" w:sz="1" w:space="0" w:color="AAAAAA"/>
+              <w:bottom w:val="single" w:sz="1" w:space="0" w:color="AAAAAA"/>
+              <w:right w:val="single" w:sz="1" w:space="0" w:color="AAAAAA"/>
             </w:tcBorders>
             <w:shd w:val="clear" w:color="auto" w:fill="FFFFFF"/>
             <w:tcMar>
@@ -5012,10 +5046,10 @@
           <w:tcPr>
             <w:tcW w:w="2200" w:type="dxa"/>
             <w:tcBorders>
-              <w:top w:val="single" w:color="AAAAAA" w:sz="1" w:space="0"/>
-              <w:left w:val="single" w:color="AAAAAA" w:sz="1" w:space="0"/>
-              <w:bottom w:val="single" w:color="AAAAAA" w:sz="1" w:space="0"/>
-              <w:right w:val="single" w:color="AAAAAA" w:sz="1" w:space="0"/>
+              <w:top w:val="single" w:sz="1" w:space="0" w:color="AAAAAA"/>
+              <w:left w:val="single" w:sz="1" w:space="0" w:color="AAAAAA"/>
+              <w:bottom w:val="single" w:sz="1" w:space="0" w:color="AAAAAA"/>
+              <w:right w:val="single" w:sz="1" w:space="0" w:color="AAAAAA"/>
             </w:tcBorders>
             <w:shd w:val="clear" w:color="auto" w:fill="FFFFFF"/>
             <w:tcMar>
@@ -5041,10 +5075,10 @@
           <w:tcPr>
             <w:tcW w:w="2960" w:type="dxa"/>
             <w:tcBorders>
-              <w:top w:val="single" w:color="AAAAAA" w:sz="1" w:space="0"/>
-              <w:left w:val="single" w:color="AAAAAA" w:sz="1" w:space="0"/>
-              <w:bottom w:val="single" w:color="AAAAAA" w:sz="1" w:space="0"/>
-              <w:right w:val="single" w:color="AAAAAA" w:sz="1" w:space="0"/>
+              <w:top w:val="single" w:sz="1" w:space="0" w:color="AAAAAA"/>
+              <w:left w:val="single" w:sz="1" w:space="0" w:color="AAAAAA"/>
+              <w:bottom w:val="single" w:sz="1" w:space="0" w:color="AAAAAA"/>
+              <w:right w:val="single" w:sz="1" w:space="0" w:color="AAAAAA"/>
             </w:tcBorders>
             <w:shd w:val="clear" w:color="auto" w:fill="FFFFFF"/>
             <w:tcMar>
@@ -5072,10 +5106,10 @@
           <w:tcPr>
             <w:tcW w:w="2000" w:type="dxa"/>
             <w:tcBorders>
-              <w:top w:val="single" w:color="AAAAAA" w:sz="1" w:space="0"/>
-              <w:left w:val="single" w:color="AAAAAA" w:sz="1" w:space="0"/>
-              <w:bottom w:val="single" w:color="AAAAAA" w:sz="1" w:space="0"/>
-              <w:right w:val="single" w:color="AAAAAA" w:sz="1" w:space="0"/>
+              <w:top w:val="single" w:sz="1" w:space="0" w:color="AAAAAA"/>
+              <w:left w:val="single" w:sz="1" w:space="0" w:color="AAAAAA"/>
+              <w:bottom w:val="single" w:sz="1" w:space="0" w:color="AAAAAA"/>
+              <w:right w:val="single" w:sz="1" w:space="0" w:color="AAAAAA"/>
             </w:tcBorders>
             <w:shd w:val="clear" w:color="auto" w:fill="EBF3FA"/>
             <w:tcMar>
@@ -5103,10 +5137,10 @@
           <w:tcPr>
             <w:tcW w:w="2200" w:type="dxa"/>
             <w:tcBorders>
-              <w:top w:val="single" w:color="AAAAAA" w:sz="1" w:space="0"/>
-              <w:left w:val="single" w:color="AAAAAA" w:sz="1" w:space="0"/>
-              <w:bottom w:val="single" w:color="AAAAAA" w:sz="1" w:space="0"/>
-              <w:right w:val="single" w:color="AAAAAA" w:sz="1" w:space="0"/>
+              <w:top w:val="single" w:sz="1" w:space="0" w:color="AAAAAA"/>
+              <w:left w:val="single" w:sz="1" w:space="0" w:color="AAAAAA"/>
+              <w:bottom w:val="single" w:sz="1" w:space="0" w:color="AAAAAA"/>
+              <w:right w:val="single" w:sz="1" w:space="0" w:color="AAAAAA"/>
             </w:tcBorders>
             <w:shd w:val="clear" w:color="auto" w:fill="EBF3FA"/>
             <w:tcMar>
@@ -5132,10 +5166,10 @@
           <w:tcPr>
             <w:tcW w:w="2200" w:type="dxa"/>
             <w:tcBorders>
-              <w:top w:val="single" w:color="AAAAAA" w:sz="1" w:space="0"/>
-              <w:left w:val="single" w:color="AAAAAA" w:sz="1" w:space="0"/>
-              <w:bottom w:val="single" w:color="AAAAAA" w:sz="1" w:space="0"/>
-              <w:right w:val="single" w:color="AAAAAA" w:sz="1" w:space="0"/>
+              <w:top w:val="single" w:sz="1" w:space="0" w:color="AAAAAA"/>
+              <w:left w:val="single" w:sz="1" w:space="0" w:color="AAAAAA"/>
+              <w:bottom w:val="single" w:sz="1" w:space="0" w:color="AAAAAA"/>
+              <w:right w:val="single" w:sz="1" w:space="0" w:color="AAAAAA"/>
             </w:tcBorders>
             <w:shd w:val="clear" w:color="auto" w:fill="EBF3FA"/>
             <w:tcMar>
@@ -5161,10 +5195,10 @@
           <w:tcPr>
             <w:tcW w:w="2960" w:type="dxa"/>
             <w:tcBorders>
-              <w:top w:val="single" w:color="AAAAAA" w:sz="1" w:space="0"/>
-              <w:left w:val="single" w:color="AAAAAA" w:sz="1" w:space="0"/>
-              <w:bottom w:val="single" w:color="AAAAAA" w:sz="1" w:space="0"/>
-              <w:right w:val="single" w:color="AAAAAA" w:sz="1" w:space="0"/>
+              <w:top w:val="single" w:sz="1" w:space="0" w:color="AAAAAA"/>
+              <w:left w:val="single" w:sz="1" w:space="0" w:color="AAAAAA"/>
+              <w:bottom w:val="single" w:sz="1" w:space="0" w:color="AAAAAA"/>
+              <w:right w:val="single" w:sz="1" w:space="0" w:color="AAAAAA"/>
             </w:tcBorders>
             <w:shd w:val="clear" w:color="auto" w:fill="EBF3FA"/>
             <w:tcMar>
@@ -5213,12 +5247,12 @@
       <w:tblPr>
         <w:tblW w:w="9360" w:type="dxa"/>
         <w:tblBorders>
-          <w:top w:val="single" w:color="auto" w:sz="4" w:space="0"/>
-          <w:left w:val="single" w:color="auto" w:sz="4" w:space="0"/>
-          <w:bottom w:val="single" w:color="auto" w:sz="4" w:space="0"/>
-          <w:right w:val="single" w:color="auto" w:sz="4" w:space="0"/>
-          <w:insideH w:val="single" w:color="auto" w:sz="4" w:space="0"/>
-          <w:insideV w:val="single" w:color="auto" w:sz="4" w:space="0"/>
+          <w:top w:val="single" w:sz="4" w:space="0" w:color="auto"/>
+          <w:left w:val="single" w:sz="4" w:space="0" w:color="auto"/>
+          <w:bottom w:val="single" w:sz="4" w:space="0" w:color="auto"/>
+          <w:right w:val="single" w:sz="4" w:space="0" w:color="auto"/>
+          <w:insideH w:val="single" w:sz="4" w:space="0" w:color="auto"/>
+          <w:insideV w:val="single" w:sz="4" w:space="0" w:color="auto"/>
         </w:tblBorders>
         <w:tblCellMar>
           <w:left w:w="10" w:type="dxa"/>
@@ -5235,10 +5269,10 @@
           <w:tcPr>
             <w:tcW w:w="3100" w:type="dxa"/>
             <w:tcBorders>
-              <w:top w:val="single" w:color="AAAAAA" w:sz="1" w:space="0"/>
-              <w:left w:val="single" w:color="AAAAAA" w:sz="1" w:space="0"/>
-              <w:bottom w:val="single" w:color="AAAAAA" w:sz="1" w:space="0"/>
-              <w:right w:val="single" w:color="AAAAAA" w:sz="1" w:space="0"/>
+              <w:top w:val="single" w:sz="1" w:space="0" w:color="AAAAAA"/>
+              <w:left w:val="single" w:sz="1" w:space="0" w:color="AAAAAA"/>
+              <w:bottom w:val="single" w:sz="1" w:space="0" w:color="AAAAAA"/>
+              <w:right w:val="single" w:sz="1" w:space="0" w:color="AAAAAA"/>
             </w:tcBorders>
             <w:shd w:val="clear" w:color="auto" w:fill="1F3864"/>
             <w:tcMar>
@@ -5269,10 +5303,10 @@
           <w:tcPr>
             <w:tcW w:w="6260" w:type="dxa"/>
             <w:tcBorders>
-              <w:top w:val="single" w:color="AAAAAA" w:sz="1" w:space="0"/>
-              <w:left w:val="single" w:color="AAAAAA" w:sz="1" w:space="0"/>
-              <w:bottom w:val="single" w:color="AAAAAA" w:sz="1" w:space="0"/>
-              <w:right w:val="single" w:color="AAAAAA" w:sz="1" w:space="0"/>
+              <w:top w:val="single" w:sz="1" w:space="0" w:color="AAAAAA"/>
+              <w:left w:val="single" w:sz="1" w:space="0" w:color="AAAAAA"/>
+              <w:bottom w:val="single" w:sz="1" w:space="0" w:color="AAAAAA"/>
+              <w:right w:val="single" w:sz="1" w:space="0" w:color="AAAAAA"/>
             </w:tcBorders>
             <w:shd w:val="clear" w:color="auto" w:fill="1F3864"/>
             <w:tcMar>
@@ -5305,10 +5339,10 @@
           <w:tcPr>
             <w:tcW w:w="3100" w:type="dxa"/>
             <w:tcBorders>
-              <w:top w:val="single" w:color="AAAAAA" w:sz="1" w:space="0"/>
-              <w:left w:val="single" w:color="AAAAAA" w:sz="1" w:space="0"/>
-              <w:bottom w:val="single" w:color="AAAAAA" w:sz="1" w:space="0"/>
-              <w:right w:val="single" w:color="AAAAAA" w:sz="1" w:space="0"/>
+              <w:top w:val="single" w:sz="1" w:space="0" w:color="AAAAAA"/>
+              <w:left w:val="single" w:sz="1" w:space="0" w:color="AAAAAA"/>
+              <w:bottom w:val="single" w:sz="1" w:space="0" w:color="AAAAAA"/>
+              <w:right w:val="single" w:sz="1" w:space="0" w:color="AAAAAA"/>
             </w:tcBorders>
             <w:shd w:val="clear" w:color="auto" w:fill="EBF3FA"/>
             <w:tcMar>
@@ -5336,10 +5370,10 @@
           <w:tcPr>
             <w:tcW w:w="6260" w:type="dxa"/>
             <w:tcBorders>
-              <w:top w:val="single" w:color="AAAAAA" w:sz="1" w:space="0"/>
-              <w:left w:val="single" w:color="AAAAAA" w:sz="1" w:space="0"/>
-              <w:bottom w:val="single" w:color="AAAAAA" w:sz="1" w:space="0"/>
-              <w:right w:val="single" w:color="AAAAAA" w:sz="1" w:space="0"/>
+              <w:top w:val="single" w:sz="1" w:space="0" w:color="AAAAAA"/>
+              <w:left w:val="single" w:sz="1" w:space="0" w:color="AAAAAA"/>
+              <w:bottom w:val="single" w:sz="1" w:space="0" w:color="AAAAAA"/>
+              <w:right w:val="single" w:sz="1" w:space="0" w:color="AAAAAA"/>
             </w:tcBorders>
             <w:shd w:val="clear" w:color="auto" w:fill="EBF3FA"/>
             <w:tcMar>
@@ -5367,10 +5401,10 @@
           <w:tcPr>
             <w:tcW w:w="3100" w:type="dxa"/>
             <w:tcBorders>
-              <w:top w:val="single" w:color="AAAAAA" w:sz="1" w:space="0"/>
-              <w:left w:val="single" w:color="AAAAAA" w:sz="1" w:space="0"/>
-              <w:bottom w:val="single" w:color="AAAAAA" w:sz="1" w:space="0"/>
-              <w:right w:val="single" w:color="AAAAAA" w:sz="1" w:space="0"/>
+              <w:top w:val="single" w:sz="1" w:space="0" w:color="AAAAAA"/>
+              <w:left w:val="single" w:sz="1" w:space="0" w:color="AAAAAA"/>
+              <w:bottom w:val="single" w:sz="1" w:space="0" w:color="AAAAAA"/>
+              <w:right w:val="single" w:sz="1" w:space="0" w:color="AAAAAA"/>
             </w:tcBorders>
             <w:shd w:val="clear" w:color="auto" w:fill="FFFFFF"/>
             <w:tcMar>
@@ -5398,10 +5432,10 @@
           <w:tcPr>
             <w:tcW w:w="6260" w:type="dxa"/>
             <w:tcBorders>
-              <w:top w:val="single" w:color="AAAAAA" w:sz="1" w:space="0"/>
-              <w:left w:val="single" w:color="AAAAAA" w:sz="1" w:space="0"/>
-              <w:bottom w:val="single" w:color="AAAAAA" w:sz="1" w:space="0"/>
-              <w:right w:val="single" w:color="AAAAAA" w:sz="1" w:space="0"/>
+              <w:top w:val="single" w:sz="1" w:space="0" w:color="AAAAAA"/>
+              <w:left w:val="single" w:sz="1" w:space="0" w:color="AAAAAA"/>
+              <w:bottom w:val="single" w:sz="1" w:space="0" w:color="AAAAAA"/>
+              <w:right w:val="single" w:sz="1" w:space="0" w:color="AAAAAA"/>
             </w:tcBorders>
             <w:shd w:val="clear" w:color="auto" w:fill="FFFFFF"/>
             <w:tcMar>
@@ -5429,10 +5463,10 @@
           <w:tcPr>
             <w:tcW w:w="3100" w:type="dxa"/>
             <w:tcBorders>
-              <w:top w:val="single" w:color="AAAAAA" w:sz="1" w:space="0"/>
-              <w:left w:val="single" w:color="AAAAAA" w:sz="1" w:space="0"/>
-              <w:bottom w:val="single" w:color="AAAAAA" w:sz="1" w:space="0"/>
-              <w:right w:val="single" w:color="AAAAAA" w:sz="1" w:space="0"/>
+              <w:top w:val="single" w:sz="1" w:space="0" w:color="AAAAAA"/>
+              <w:left w:val="single" w:sz="1" w:space="0" w:color="AAAAAA"/>
+              <w:bottom w:val="single" w:sz="1" w:space="0" w:color="AAAAAA"/>
+              <w:right w:val="single" w:sz="1" w:space="0" w:color="AAAAAA"/>
             </w:tcBorders>
             <w:shd w:val="clear" w:color="auto" w:fill="EBF3FA"/>
             <w:tcMar>
@@ -5460,10 +5494,10 @@
           <w:tcPr>
             <w:tcW w:w="6260" w:type="dxa"/>
             <w:tcBorders>
-              <w:top w:val="single" w:color="AAAAAA" w:sz="1" w:space="0"/>
-              <w:left w:val="single" w:color="AAAAAA" w:sz="1" w:space="0"/>
-              <w:bottom w:val="single" w:color="AAAAAA" w:sz="1" w:space="0"/>
-              <w:right w:val="single" w:color="AAAAAA" w:sz="1" w:space="0"/>
+              <w:top w:val="single" w:sz="1" w:space="0" w:color="AAAAAA"/>
+              <w:left w:val="single" w:sz="1" w:space="0" w:color="AAAAAA"/>
+              <w:bottom w:val="single" w:sz="1" w:space="0" w:color="AAAAAA"/>
+              <w:right w:val="single" w:sz="1" w:space="0" w:color="AAAAAA"/>
             </w:tcBorders>
             <w:shd w:val="clear" w:color="auto" w:fill="EBF3FA"/>
             <w:tcMar>
@@ -5491,10 +5525,10 @@
           <w:tcPr>
             <w:tcW w:w="3100" w:type="dxa"/>
             <w:tcBorders>
-              <w:top w:val="single" w:color="AAAAAA" w:sz="1" w:space="0"/>
-              <w:left w:val="single" w:color="AAAAAA" w:sz="1" w:space="0"/>
-              <w:bottom w:val="single" w:color="AAAAAA" w:sz="1" w:space="0"/>
-              <w:right w:val="single" w:color="AAAAAA" w:sz="1" w:space="0"/>
+              <w:top w:val="single" w:sz="1" w:space="0" w:color="AAAAAA"/>
+              <w:left w:val="single" w:sz="1" w:space="0" w:color="AAAAAA"/>
+              <w:bottom w:val="single" w:sz="1" w:space="0" w:color="AAAAAA"/>
+              <w:right w:val="single" w:sz="1" w:space="0" w:color="AAAAAA"/>
             </w:tcBorders>
             <w:shd w:val="clear" w:color="auto" w:fill="FFFFFF"/>
             <w:tcMar>
@@ -5522,10 +5556,10 @@
           <w:tcPr>
             <w:tcW w:w="6260" w:type="dxa"/>
             <w:tcBorders>
-              <w:top w:val="single" w:color="AAAAAA" w:sz="1" w:space="0"/>
-              <w:left w:val="single" w:color="AAAAAA" w:sz="1" w:space="0"/>
-              <w:bottom w:val="single" w:color="AAAAAA" w:sz="1" w:space="0"/>
-              <w:right w:val="single" w:color="AAAAAA" w:sz="1" w:space="0"/>
+              <w:top w:val="single" w:sz="1" w:space="0" w:color="AAAAAA"/>
+              <w:left w:val="single" w:sz="1" w:space="0" w:color="AAAAAA"/>
+              <w:bottom w:val="single" w:sz="1" w:space="0" w:color="AAAAAA"/>
+              <w:right w:val="single" w:sz="1" w:space="0" w:color="AAAAAA"/>
             </w:tcBorders>
             <w:shd w:val="clear" w:color="auto" w:fill="FFFFFF"/>
             <w:tcMar>
@@ -5553,29 +5587,30 @@
           <w:tcPr>
             <w:tcW w:w="3100" w:type="dxa"/>
             <w:tcBorders>
-              <w:top w:val="single" w:color="AAAAAA" w:sz="1" w:space="0"/>
-              <w:left w:val="single" w:color="AAAAAA" w:sz="1" w:space="0"/>
-              <w:bottom w:val="single" w:color="AAAAAA" w:sz="1" w:space="0"/>
-              <w:right w:val="single" w:color="AAAAAA" w:sz="1" w:space="0"/>
-            </w:tcBorders>
-            <w:shd w:val="clear" w:color="auto" w:fill="EBF3FA"/>
-            <w:tcMar>
-              <w:top w:w="80" w:type="dxa"/>
-              <w:left w:w="120" w:type="dxa"/>
-              <w:bottom w:w="80" w:type="dxa"/>
-              <w:right w:w="120" w:type="dxa"/>
-            </w:tcMar>
-            <w:vAlign w:val="center"/>
-          </w:tcPr>
-          <w:p>
-            <w:r>
-              <w:rPr>
-                <w:b/>
-                <w:bCs/>
-                <w:color w:val="000000"/>
-                <w:sz w:val="20"/>
-                <w:szCs w:val="20"/>
-              </w:rPr>
+              <w:top w:val="single" w:sz="1" w:space="0" w:color="AAAAAA"/>
+              <w:left w:val="single" w:sz="1" w:space="0" w:color="AAAAAA"/>
+              <w:bottom w:val="single" w:sz="1" w:space="0" w:color="AAAAAA"/>
+              <w:right w:val="single" w:sz="1" w:space="0" w:color="AAAAAA"/>
+            </w:tcBorders>
+            <w:shd w:val="clear" w:color="auto" w:fill="EBF3FA"/>
+            <w:tcMar>
+              <w:top w:w="80" w:type="dxa"/>
+              <w:left w:w="120" w:type="dxa"/>
+              <w:bottom w:w="80" w:type="dxa"/>
+              <w:right w:w="120" w:type="dxa"/>
+            </w:tcMar>
+            <w:vAlign w:val="center"/>
+          </w:tcPr>
+          <w:p>
+            <w:r>
+              <w:rPr>
+                <w:b/>
+                <w:bCs/>
+                <w:color w:val="000000"/>
+                <w:sz w:val="20"/>
+                <w:szCs w:val="20"/>
+              </w:rPr>
+              <w:lastRenderedPageBreak/>
               <w:t>swat.html</w:t>
             </w:r>
           </w:p>
@@ -5584,10 +5619,10 @@
           <w:tcPr>
             <w:tcW w:w="6260" w:type="dxa"/>
             <w:tcBorders>
-              <w:top w:val="single" w:color="AAAAAA" w:sz="1" w:space="0"/>
-              <w:left w:val="single" w:color="AAAAAA" w:sz="1" w:space="0"/>
-              <w:bottom w:val="single" w:color="AAAAAA" w:sz="1" w:space="0"/>
-              <w:right w:val="single" w:color="AAAAAA" w:sz="1" w:space="0"/>
+              <w:top w:val="single" w:sz="1" w:space="0" w:color="AAAAAA"/>
+              <w:left w:val="single" w:sz="1" w:space="0" w:color="AAAAAA"/>
+              <w:bottom w:val="single" w:sz="1" w:space="0" w:color="AAAAAA"/>
+              <w:right w:val="single" w:sz="1" w:space="0" w:color="AAAAAA"/>
             </w:tcBorders>
             <w:shd w:val="clear" w:color="auto" w:fill="EBF3FA"/>
             <w:tcMar>
@@ -5615,10 +5650,10 @@
           <w:tcPr>
             <w:tcW w:w="3100" w:type="dxa"/>
             <w:tcBorders>
-              <w:top w:val="single" w:color="AAAAAA" w:sz="1" w:space="0"/>
-              <w:left w:val="single" w:color="AAAAAA" w:sz="1" w:space="0"/>
-              <w:bottom w:val="single" w:color="AAAAAA" w:sz="1" w:space="0"/>
-              <w:right w:val="single" w:color="AAAAAA" w:sz="1" w:space="0"/>
+              <w:top w:val="single" w:sz="1" w:space="0" w:color="AAAAAA"/>
+              <w:left w:val="single" w:sz="1" w:space="0" w:color="AAAAAA"/>
+              <w:bottom w:val="single" w:sz="1" w:space="0" w:color="AAAAAA"/>
+              <w:right w:val="single" w:sz="1" w:space="0" w:color="AAAAAA"/>
             </w:tcBorders>
             <w:shd w:val="clear" w:color="auto" w:fill="FFFFFF"/>
             <w:tcMar>
@@ -5646,10 +5681,10 @@
           <w:tcPr>
             <w:tcW w:w="6260" w:type="dxa"/>
             <w:tcBorders>
-              <w:top w:val="single" w:color="AAAAAA" w:sz="1" w:space="0"/>
-              <w:left w:val="single" w:color="AAAAAA" w:sz="1" w:space="0"/>
-              <w:bottom w:val="single" w:color="AAAAAA" w:sz="1" w:space="0"/>
-              <w:right w:val="single" w:color="AAAAAA" w:sz="1" w:space="0"/>
+              <w:top w:val="single" w:sz="1" w:space="0" w:color="AAAAAA"/>
+              <w:left w:val="single" w:sz="1" w:space="0" w:color="AAAAAA"/>
+              <w:bottom w:val="single" w:sz="1" w:space="0" w:color="AAAAAA"/>
+              <w:right w:val="single" w:sz="1" w:space="0" w:color="AAAAAA"/>
             </w:tcBorders>
             <w:shd w:val="clear" w:color="auto" w:fill="FFFFFF"/>
             <w:tcMar>
@@ -5677,10 +5712,10 @@
           <w:tcPr>
             <w:tcW w:w="3100" w:type="dxa"/>
             <w:tcBorders>
-              <w:top w:val="single" w:color="AAAAAA" w:sz="1" w:space="0"/>
-              <w:left w:val="single" w:color="AAAAAA" w:sz="1" w:space="0"/>
-              <w:bottom w:val="single" w:color="AAAAAA" w:sz="1" w:space="0"/>
-              <w:right w:val="single" w:color="AAAAAA" w:sz="1" w:space="0"/>
+              <w:top w:val="single" w:sz="1" w:space="0" w:color="AAAAAA"/>
+              <w:left w:val="single" w:sz="1" w:space="0" w:color="AAAAAA"/>
+              <w:bottom w:val="single" w:sz="1" w:space="0" w:color="AAAAAA"/>
+              <w:right w:val="single" w:sz="1" w:space="0" w:color="AAAAAA"/>
             </w:tcBorders>
             <w:shd w:val="clear" w:color="auto" w:fill="EBF3FA"/>
             <w:tcMar>
@@ -5708,10 +5743,10 @@
           <w:tcPr>
             <w:tcW w:w="6260" w:type="dxa"/>
             <w:tcBorders>
-              <w:top w:val="single" w:color="AAAAAA" w:sz="1" w:space="0"/>
-              <w:left w:val="single" w:color="AAAAAA" w:sz="1" w:space="0"/>
-              <w:bottom w:val="single" w:color="AAAAAA" w:sz="1" w:space="0"/>
-              <w:right w:val="single" w:color="AAAAAA" w:sz="1" w:space="0"/>
+              <w:top w:val="single" w:sz="1" w:space="0" w:color="AAAAAA"/>
+              <w:left w:val="single" w:sz="1" w:space="0" w:color="AAAAAA"/>
+              <w:bottom w:val="single" w:sz="1" w:space="0" w:color="AAAAAA"/>
+              <w:right w:val="single" w:sz="1" w:space="0" w:color="AAAAAA"/>
             </w:tcBorders>
             <w:shd w:val="clear" w:color="auto" w:fill="EBF3FA"/>
             <w:tcMar>
@@ -5739,10 +5774,10 @@
           <w:tcPr>
             <w:tcW w:w="3100" w:type="dxa"/>
             <w:tcBorders>
-              <w:top w:val="single" w:color="AAAAAA" w:sz="1" w:space="0"/>
-              <w:left w:val="single" w:color="AAAAAA" w:sz="1" w:space="0"/>
-              <w:bottom w:val="single" w:color="AAAAAA" w:sz="1" w:space="0"/>
-              <w:right w:val="single" w:color="AAAAAA" w:sz="1" w:space="0"/>
+              <w:top w:val="single" w:sz="1" w:space="0" w:color="AAAAAA"/>
+              <w:left w:val="single" w:sz="1" w:space="0" w:color="AAAAAA"/>
+              <w:bottom w:val="single" w:sz="1" w:space="0" w:color="AAAAAA"/>
+              <w:right w:val="single" w:sz="1" w:space="0" w:color="AAAAAA"/>
             </w:tcBorders>
             <w:shd w:val="clear" w:color="auto" w:fill="FFFFFF"/>
             <w:tcMar>
@@ -5770,10 +5805,10 @@
           <w:tcPr>
             <w:tcW w:w="6260" w:type="dxa"/>
             <w:tcBorders>
-              <w:top w:val="single" w:color="AAAAAA" w:sz="1" w:space="0"/>
-              <w:left w:val="single" w:color="AAAAAA" w:sz="1" w:space="0"/>
-              <w:bottom w:val="single" w:color="AAAAAA" w:sz="1" w:space="0"/>
-              <w:right w:val="single" w:color="AAAAAA" w:sz="1" w:space="0"/>
+              <w:top w:val="single" w:sz="1" w:space="0" w:color="AAAAAA"/>
+              <w:left w:val="single" w:sz="1" w:space="0" w:color="AAAAAA"/>
+              <w:bottom w:val="single" w:sz="1" w:space="0" w:color="AAAAAA"/>
+              <w:right w:val="single" w:sz="1" w:space="0" w:color="AAAAAA"/>
             </w:tcBorders>
             <w:shd w:val="clear" w:color="auto" w:fill="FFFFFF"/>
             <w:tcMar>
@@ -5801,10 +5836,10 @@
           <w:tcPr>
             <w:tcW w:w="3100" w:type="dxa"/>
             <w:tcBorders>
-              <w:top w:val="single" w:color="AAAAAA" w:sz="1" w:space="0"/>
-              <w:left w:val="single" w:color="AAAAAA" w:sz="1" w:space="0"/>
-              <w:bottom w:val="single" w:color="AAAAAA" w:sz="1" w:space="0"/>
-              <w:right w:val="single" w:color="AAAAAA" w:sz="1" w:space="0"/>
+              <w:top w:val="single" w:sz="1" w:space="0" w:color="AAAAAA"/>
+              <w:left w:val="single" w:sz="1" w:space="0" w:color="AAAAAA"/>
+              <w:bottom w:val="single" w:sz="1" w:space="0" w:color="AAAAAA"/>
+              <w:right w:val="single" w:sz="1" w:space="0" w:color="AAAAAA"/>
             </w:tcBorders>
             <w:shd w:val="clear" w:color="auto" w:fill="EBF3FA"/>
             <w:tcMar>
@@ -5832,10 +5867,10 @@
           <w:tcPr>
             <w:tcW w:w="6260" w:type="dxa"/>
             <w:tcBorders>
-              <w:top w:val="single" w:color="AAAAAA" w:sz="1" w:space="0"/>
-              <w:left w:val="single" w:color="AAAAAA" w:sz="1" w:space="0"/>
-              <w:bottom w:val="single" w:color="AAAAAA" w:sz="1" w:space="0"/>
-              <w:right w:val="single" w:color="AAAAAA" w:sz="1" w:space="0"/>
+              <w:top w:val="single" w:sz="1" w:space="0" w:color="AAAAAA"/>
+              <w:left w:val="single" w:sz="1" w:space="0" w:color="AAAAAA"/>
+              <w:bottom w:val="single" w:sz="1" w:space="0" w:color="AAAAAA"/>
+              <w:right w:val="single" w:sz="1" w:space="0" w:color="AAAAAA"/>
             </w:tcBorders>
             <w:shd w:val="clear" w:color="auto" w:fill="EBF3FA"/>
             <w:tcMar>
@@ -5863,10 +5898,10 @@
           <w:tcPr>
             <w:tcW w:w="3100" w:type="dxa"/>
             <w:tcBorders>
-              <w:top w:val="single" w:color="AAAAAA" w:sz="1" w:space="0"/>
-              <w:left w:val="single" w:color="AAAAAA" w:sz="1" w:space="0"/>
-              <w:bottom w:val="single" w:color="AAAAAA" w:sz="1" w:space="0"/>
-              <w:right w:val="single" w:color="AAAAAA" w:sz="1" w:space="0"/>
+              <w:top w:val="single" w:sz="1" w:space="0" w:color="AAAAAA"/>
+              <w:left w:val="single" w:sz="1" w:space="0" w:color="AAAAAA"/>
+              <w:bottom w:val="single" w:sz="1" w:space="0" w:color="AAAAAA"/>
+              <w:right w:val="single" w:sz="1" w:space="0" w:color="AAAAAA"/>
             </w:tcBorders>
             <w:shd w:val="clear" w:color="auto" w:fill="FFFFFF"/>
             <w:tcMar>
@@ -5894,10 +5929,10 @@
           <w:tcPr>
             <w:tcW w:w="6260" w:type="dxa"/>
             <w:tcBorders>
-              <w:top w:val="single" w:color="AAAAAA" w:sz="1" w:space="0"/>
-              <w:left w:val="single" w:color="AAAAAA" w:sz="1" w:space="0"/>
-              <w:bottom w:val="single" w:color="AAAAAA" w:sz="1" w:space="0"/>
-              <w:right w:val="single" w:color="AAAAAA" w:sz="1" w:space="0"/>
+              <w:top w:val="single" w:sz="1" w:space="0" w:color="AAAAAA"/>
+              <w:left w:val="single" w:sz="1" w:space="0" w:color="AAAAAA"/>
+              <w:bottom w:val="single" w:sz="1" w:space="0" w:color="AAAAAA"/>
+              <w:right w:val="single" w:sz="1" w:space="0" w:color="AAAAAA"/>
             </w:tcBorders>
             <w:shd w:val="clear" w:color="auto" w:fill="FFFFFF"/>
             <w:tcMar>
@@ -5925,10 +5960,10 @@
           <w:tcPr>
             <w:tcW w:w="3100" w:type="dxa"/>
             <w:tcBorders>
-              <w:top w:val="single" w:color="AAAAAA" w:sz="1" w:space="0"/>
-              <w:left w:val="single" w:color="AAAAAA" w:sz="1" w:space="0"/>
-              <w:bottom w:val="single" w:color="AAAAAA" w:sz="1" w:space="0"/>
-              <w:right w:val="single" w:color="AAAAAA" w:sz="1" w:space="0"/>
+              <w:top w:val="single" w:sz="1" w:space="0" w:color="AAAAAA"/>
+              <w:left w:val="single" w:sz="1" w:space="0" w:color="AAAAAA"/>
+              <w:bottom w:val="single" w:sz="1" w:space="0" w:color="AAAAAA"/>
+              <w:right w:val="single" w:sz="1" w:space="0" w:color="AAAAAA"/>
             </w:tcBorders>
             <w:shd w:val="clear" w:color="auto" w:fill="EBF3FA"/>
             <w:tcMar>
@@ -5956,10 +5991,10 @@
           <w:tcPr>
             <w:tcW w:w="6260" w:type="dxa"/>
             <w:tcBorders>
-              <w:top w:val="single" w:color="AAAAAA" w:sz="1" w:space="0"/>
-              <w:left w:val="single" w:color="AAAAAA" w:sz="1" w:space="0"/>
-              <w:bottom w:val="single" w:color="AAAAAA" w:sz="1" w:space="0"/>
-              <w:right w:val="single" w:color="AAAAAA" w:sz="1" w:space="0"/>
+              <w:top w:val="single" w:sz="1" w:space="0" w:color="AAAAAA"/>
+              <w:left w:val="single" w:sz="1" w:space="0" w:color="AAAAAA"/>
+              <w:bottom w:val="single" w:sz="1" w:space="0" w:color="AAAAAA"/>
+              <w:right w:val="single" w:sz="1" w:space="0" w:color="AAAAAA"/>
             </w:tcBorders>
             <w:shd w:val="clear" w:color="auto" w:fill="EBF3FA"/>
             <w:tcMar>
@@ -5987,10 +6022,10 @@
           <w:tcPr>
             <w:tcW w:w="3100" w:type="dxa"/>
             <w:tcBorders>
-              <w:top w:val="single" w:color="AAAAAA" w:sz="1" w:space="0"/>
-              <w:left w:val="single" w:color="AAAAAA" w:sz="1" w:space="0"/>
-              <w:bottom w:val="single" w:color="AAAAAA" w:sz="1" w:space="0"/>
-              <w:right w:val="single" w:color="AAAAAA" w:sz="1" w:space="0"/>
+              <w:top w:val="single" w:sz="1" w:space="0" w:color="AAAAAA"/>
+              <w:left w:val="single" w:sz="1" w:space="0" w:color="AAAAAA"/>
+              <w:bottom w:val="single" w:sz="1" w:space="0" w:color="AAAAAA"/>
+              <w:right w:val="single" w:sz="1" w:space="0" w:color="AAAAAA"/>
             </w:tcBorders>
             <w:shd w:val="clear" w:color="auto" w:fill="FFFFFF"/>
             <w:tcMar>
@@ -6018,10 +6053,10 @@
           <w:tcPr>
             <w:tcW w:w="6260" w:type="dxa"/>
             <w:tcBorders>
-              <w:top w:val="single" w:color="AAAAAA" w:sz="1" w:space="0"/>
-              <w:left w:val="single" w:color="AAAAAA" w:sz="1" w:space="0"/>
-              <w:bottom w:val="single" w:color="AAAAAA" w:sz="1" w:space="0"/>
-              <w:right w:val="single" w:color="AAAAAA" w:sz="1" w:space="0"/>
+              <w:top w:val="single" w:sz="1" w:space="0" w:color="AAAAAA"/>
+              <w:left w:val="single" w:sz="1" w:space="0" w:color="AAAAAA"/>
+              <w:bottom w:val="single" w:sz="1" w:space="0" w:color="AAAAAA"/>
+              <w:right w:val="single" w:sz="1" w:space="0" w:color="AAAAAA"/>
             </w:tcBorders>
             <w:shd w:val="clear" w:color="auto" w:fill="FFFFFF"/>
             <w:tcMar>
@@ -6049,10 +6084,10 @@
           <w:tcPr>
             <w:tcW w:w="3100" w:type="dxa"/>
             <w:tcBorders>
-              <w:top w:val="single" w:color="AAAAAA" w:sz="1" w:space="0"/>
-              <w:left w:val="single" w:color="AAAAAA" w:sz="1" w:space="0"/>
-              <w:bottom w:val="single" w:color="AAAAAA" w:sz="1" w:space="0"/>
-              <w:right w:val="single" w:color="AAAAAA" w:sz="1" w:space="0"/>
+              <w:top w:val="single" w:sz="1" w:space="0" w:color="AAAAAA"/>
+              <w:left w:val="single" w:sz="1" w:space="0" w:color="AAAAAA"/>
+              <w:bottom w:val="single" w:sz="1" w:space="0" w:color="AAAAAA"/>
+              <w:right w:val="single" w:sz="1" w:space="0" w:color="AAAAAA"/>
             </w:tcBorders>
             <w:shd w:val="clear" w:color="auto" w:fill="EBF3FA"/>
             <w:tcMar>
@@ -6080,10 +6115,10 @@
           <w:tcPr>
             <w:tcW w:w="6260" w:type="dxa"/>
             <w:tcBorders>
-              <w:top w:val="single" w:color="AAAAAA" w:sz="1" w:space="0"/>
-              <w:left w:val="single" w:color="AAAAAA" w:sz="1" w:space="0"/>
-              <w:bottom w:val="single" w:color="AAAAAA" w:sz="1" w:space="0"/>
-              <w:right w:val="single" w:color="AAAAAA" w:sz="1" w:space="0"/>
+              <w:top w:val="single" w:sz="1" w:space="0" w:color="AAAAAA"/>
+              <w:left w:val="single" w:sz="1" w:space="0" w:color="AAAAAA"/>
+              <w:bottom w:val="single" w:sz="1" w:space="0" w:color="AAAAAA"/>
+              <w:right w:val="single" w:sz="1" w:space="0" w:color="AAAAAA"/>
             </w:tcBorders>
             <w:shd w:val="clear" w:color="auto" w:fill="EBF3FA"/>
             <w:tcMar>
@@ -6111,10 +6146,10 @@
           <w:tcPr>
             <w:tcW w:w="3100" w:type="dxa"/>
             <w:tcBorders>
-              <w:top w:val="single" w:color="AAAAAA" w:sz="1" w:space="0"/>
-              <w:left w:val="single" w:color="AAAAAA" w:sz="1" w:space="0"/>
-              <w:bottom w:val="single" w:color="AAAAAA" w:sz="1" w:space="0"/>
-              <w:right w:val="single" w:color="AAAAAA" w:sz="1" w:space="0"/>
+              <w:top w:val="single" w:sz="1" w:space="0" w:color="AAAAAA"/>
+              <w:left w:val="single" w:sz="1" w:space="0" w:color="AAAAAA"/>
+              <w:bottom w:val="single" w:sz="1" w:space="0" w:color="AAAAAA"/>
+              <w:right w:val="single" w:sz="1" w:space="0" w:color="AAAAAA"/>
             </w:tcBorders>
             <w:shd w:val="clear" w:color="auto" w:fill="FFFFFF"/>
             <w:tcMar>
@@ -6142,10 +6177,10 @@
           <w:tcPr>
             <w:tcW w:w="6260" w:type="dxa"/>
             <w:tcBorders>
-              <w:top w:val="single" w:color="AAAAAA" w:sz="1" w:space="0"/>
-              <w:left w:val="single" w:color="AAAAAA" w:sz="1" w:space="0"/>
-              <w:bottom w:val="single" w:color="AAAAAA" w:sz="1" w:space="0"/>
-              <w:right w:val="single" w:color="AAAAAA" w:sz="1" w:space="0"/>
+              <w:top w:val="single" w:sz="1" w:space="0" w:color="AAAAAA"/>
+              <w:left w:val="single" w:sz="1" w:space="0" w:color="AAAAAA"/>
+              <w:bottom w:val="single" w:sz="1" w:space="0" w:color="AAAAAA"/>
+              <w:right w:val="single" w:sz="1" w:space="0" w:color="AAAAAA"/>
             </w:tcBorders>
             <w:shd w:val="clear" w:color="auto" w:fill="FFFFFF"/>
             <w:tcMar>
@@ -6180,6 +6215,7 @@
         <w:pStyle w:val="Heading1"/>
       </w:pPr>
       <w:r>
+        <w:lastRenderedPageBreak/>
         <w:t>GITHUB ENVIRONMENTS &amp; SECRETS (MANDATORY)</w:t>
       </w:r>
     </w:p>
@@ -6294,12 +6330,12 @@
       <w:tblPr>
         <w:tblW w:w="8360" w:type="dxa"/>
         <w:tblBorders>
-          <w:top w:val="single" w:color="auto" w:sz="4" w:space="0"/>
-          <w:left w:val="single" w:color="auto" w:sz="4" w:space="0"/>
-          <w:bottom w:val="single" w:color="auto" w:sz="4" w:space="0"/>
-          <w:right w:val="single" w:color="auto" w:sz="4" w:space="0"/>
-          <w:insideH w:val="single" w:color="auto" w:sz="4" w:space="0"/>
-          <w:insideV w:val="single" w:color="auto" w:sz="4" w:space="0"/>
+          <w:top w:val="single" w:sz="4" w:space="0" w:color="auto"/>
+          <w:left w:val="single" w:sz="4" w:space="0" w:color="auto"/>
+          <w:bottom w:val="single" w:sz="4" w:space="0" w:color="auto"/>
+          <w:right w:val="single" w:sz="4" w:space="0" w:color="auto"/>
+          <w:insideH w:val="single" w:sz="4" w:space="0" w:color="auto"/>
+          <w:insideV w:val="single" w:sz="4" w:space="0" w:color="auto"/>
         </w:tblBorders>
         <w:tblCellMar>
           <w:left w:w="10" w:type="dxa"/>
@@ -6317,10 +6353,10 @@
           <w:tcPr>
             <w:tcW w:w="1400" w:type="dxa"/>
             <w:tcBorders>
-              <w:top w:val="single" w:color="AAAAAA" w:sz="1" w:space="0"/>
-              <w:left w:val="single" w:color="AAAAAA" w:sz="1" w:space="0"/>
-              <w:bottom w:val="single" w:color="AAAAAA" w:sz="1" w:space="0"/>
-              <w:right w:val="single" w:color="AAAAAA" w:sz="1" w:space="0"/>
+              <w:top w:val="single" w:sz="1" w:space="0" w:color="AAAAAA"/>
+              <w:left w:val="single" w:sz="1" w:space="0" w:color="AAAAAA"/>
+              <w:bottom w:val="single" w:sz="1" w:space="0" w:color="AAAAAA"/>
+              <w:right w:val="single" w:sz="1" w:space="0" w:color="AAAAAA"/>
             </w:tcBorders>
             <w:shd w:val="clear" w:color="auto" w:fill="1F3864"/>
             <w:tcMar>
@@ -6351,10 +6387,10 @@
           <w:tcPr>
             <w:tcW w:w="2800" w:type="dxa"/>
             <w:tcBorders>
-              <w:top w:val="single" w:color="AAAAAA" w:sz="1" w:space="0"/>
-              <w:left w:val="single" w:color="AAAAAA" w:sz="1" w:space="0"/>
-              <w:bottom w:val="single" w:color="AAAAAA" w:sz="1" w:space="0"/>
-              <w:right w:val="single" w:color="AAAAAA" w:sz="1" w:space="0"/>
+              <w:top w:val="single" w:sz="1" w:space="0" w:color="AAAAAA"/>
+              <w:left w:val="single" w:sz="1" w:space="0" w:color="AAAAAA"/>
+              <w:bottom w:val="single" w:sz="1" w:space="0" w:color="AAAAAA"/>
+              <w:right w:val="single" w:sz="1" w:space="0" w:color="AAAAAA"/>
             </w:tcBorders>
             <w:shd w:val="clear" w:color="auto" w:fill="1F3864"/>
             <w:tcMar>
@@ -6385,10 +6421,10 @@
           <w:tcPr>
             <w:tcW w:w="4160" w:type="dxa"/>
             <w:tcBorders>
-              <w:top w:val="single" w:color="AAAAAA" w:sz="1" w:space="0"/>
-              <w:left w:val="single" w:color="AAAAAA" w:sz="1" w:space="0"/>
-              <w:bottom w:val="single" w:color="AAAAAA" w:sz="1" w:space="0"/>
-              <w:right w:val="single" w:color="AAAAAA" w:sz="1" w:space="0"/>
+              <w:top w:val="single" w:sz="1" w:space="0" w:color="AAAAAA"/>
+              <w:left w:val="single" w:sz="1" w:space="0" w:color="AAAAAA"/>
+              <w:bottom w:val="single" w:sz="1" w:space="0" w:color="AAAAAA"/>
+              <w:right w:val="single" w:sz="1" w:space="0" w:color="AAAAAA"/>
             </w:tcBorders>
             <w:shd w:val="clear" w:color="auto" w:fill="1F3864"/>
             <w:tcMar>
@@ -6421,10 +6457,10 @@
           <w:tcPr>
             <w:tcW w:w="1400" w:type="dxa"/>
             <w:tcBorders>
-              <w:top w:val="single" w:color="AAAAAA" w:sz="1" w:space="0"/>
-              <w:left w:val="single" w:color="AAAAAA" w:sz="1" w:space="0"/>
-              <w:bottom w:val="single" w:color="AAAAAA" w:sz="1" w:space="0"/>
-              <w:right w:val="single" w:color="AAAAAA" w:sz="1" w:space="0"/>
+              <w:top w:val="single" w:sz="1" w:space="0" w:color="AAAAAA"/>
+              <w:left w:val="single" w:sz="1" w:space="0" w:color="AAAAAA"/>
+              <w:bottom w:val="single" w:sz="1" w:space="0" w:color="AAAAAA"/>
+              <w:right w:val="single" w:sz="1" w:space="0" w:color="AAAAAA"/>
             </w:tcBorders>
             <w:shd w:val="clear" w:color="auto" w:fill="EBF3FA"/>
             <w:tcMar>
@@ -6452,10 +6488,10 @@
           <w:tcPr>
             <w:tcW w:w="2800" w:type="dxa"/>
             <w:tcBorders>
-              <w:top w:val="single" w:color="AAAAAA" w:sz="1" w:space="0"/>
-              <w:left w:val="single" w:color="AAAAAA" w:sz="1" w:space="0"/>
-              <w:bottom w:val="single" w:color="AAAAAA" w:sz="1" w:space="0"/>
-              <w:right w:val="single" w:color="AAAAAA" w:sz="1" w:space="0"/>
+              <w:top w:val="single" w:sz="1" w:space="0" w:color="AAAAAA"/>
+              <w:left w:val="single" w:sz="1" w:space="0" w:color="AAAAAA"/>
+              <w:bottom w:val="single" w:sz="1" w:space="0" w:color="AAAAAA"/>
+              <w:right w:val="single" w:sz="1" w:space="0" w:color="AAAAAA"/>
             </w:tcBorders>
             <w:shd w:val="clear" w:color="auto" w:fill="EBF3FA"/>
             <w:tcMar>
@@ -6483,10 +6519,10 @@
           <w:tcPr>
             <w:tcW w:w="4160" w:type="dxa"/>
             <w:tcBorders>
-              <w:top w:val="single" w:color="AAAAAA" w:sz="1" w:space="0"/>
-              <w:left w:val="single" w:color="AAAAAA" w:sz="1" w:space="0"/>
-              <w:bottom w:val="single" w:color="AAAAAA" w:sz="1" w:space="0"/>
-              <w:right w:val="single" w:color="AAAAAA" w:sz="1" w:space="0"/>
+              <w:top w:val="single" w:sz="1" w:space="0" w:color="AAAAAA"/>
+              <w:left w:val="single" w:sz="1" w:space="0" w:color="AAAAAA"/>
+              <w:bottom w:val="single" w:sz="1" w:space="0" w:color="AAAAAA"/>
+              <w:right w:val="single" w:sz="1" w:space="0" w:color="AAAAAA"/>
             </w:tcBorders>
             <w:shd w:val="clear" w:color="auto" w:fill="EBF3FA"/>
             <w:tcMar>
@@ -6514,10 +6550,10 @@
           <w:tcPr>
             <w:tcW w:w="1400" w:type="dxa"/>
             <w:tcBorders>
-              <w:top w:val="single" w:color="AAAAAA" w:sz="1" w:space="0"/>
-              <w:left w:val="single" w:color="AAAAAA" w:sz="1" w:space="0"/>
-              <w:bottom w:val="single" w:color="AAAAAA" w:sz="1" w:space="0"/>
-              <w:right w:val="single" w:color="AAAAAA" w:sz="1" w:space="0"/>
+              <w:top w:val="single" w:sz="1" w:space="0" w:color="AAAAAA"/>
+              <w:left w:val="single" w:sz="1" w:space="0" w:color="AAAAAA"/>
+              <w:bottom w:val="single" w:sz="1" w:space="0" w:color="AAAAAA"/>
+              <w:right w:val="single" w:sz="1" w:space="0" w:color="AAAAAA"/>
             </w:tcBorders>
             <w:shd w:val="clear" w:color="auto" w:fill="FFFFFF"/>
             <w:tcMar>
@@ -6545,10 +6581,10 @@
           <w:tcPr>
             <w:tcW w:w="2800" w:type="dxa"/>
             <w:tcBorders>
-              <w:top w:val="single" w:color="AAAAAA" w:sz="1" w:space="0"/>
-              <w:left w:val="single" w:color="AAAAAA" w:sz="1" w:space="0"/>
-              <w:bottom w:val="single" w:color="AAAAAA" w:sz="1" w:space="0"/>
-              <w:right w:val="single" w:color="AAAAAA" w:sz="1" w:space="0"/>
+              <w:top w:val="single" w:sz="1" w:space="0" w:color="AAAAAA"/>
+              <w:left w:val="single" w:sz="1" w:space="0" w:color="AAAAAA"/>
+              <w:bottom w:val="single" w:sz="1" w:space="0" w:color="AAAAAA"/>
+              <w:right w:val="single" w:sz="1" w:space="0" w:color="AAAAAA"/>
             </w:tcBorders>
             <w:shd w:val="clear" w:color="auto" w:fill="FFFFFF"/>
             <w:tcMar>
@@ -6576,10 +6612,10 @@
           <w:tcPr>
             <w:tcW w:w="4160" w:type="dxa"/>
             <w:tcBorders>
-              <w:top w:val="single" w:color="AAAAAA" w:sz="1" w:space="0"/>
-              <w:left w:val="single" w:color="AAAAAA" w:sz="1" w:space="0"/>
-              <w:bottom w:val="single" w:color="AAAAAA" w:sz="1" w:space="0"/>
-              <w:right w:val="single" w:color="AAAAAA" w:sz="1" w:space="0"/>
+              <w:top w:val="single" w:sz="1" w:space="0" w:color="AAAAAA"/>
+              <w:left w:val="single" w:sz="1" w:space="0" w:color="AAAAAA"/>
+              <w:bottom w:val="single" w:sz="1" w:space="0" w:color="AAAAAA"/>
+              <w:right w:val="single" w:sz="1" w:space="0" w:color="AAAAAA"/>
             </w:tcBorders>
             <w:shd w:val="clear" w:color="auto" w:fill="FFFFFF"/>
             <w:tcMar>
@@ -6607,10 +6643,10 @@
           <w:tcPr>
             <w:tcW w:w="1400" w:type="dxa"/>
             <w:tcBorders>
-              <w:top w:val="single" w:color="AAAAAA" w:sz="1" w:space="0"/>
-              <w:left w:val="single" w:color="AAAAAA" w:sz="1" w:space="0"/>
-              <w:bottom w:val="single" w:color="AAAAAA" w:sz="1" w:space="0"/>
-              <w:right w:val="single" w:color="AAAAAA" w:sz="1" w:space="0"/>
+              <w:top w:val="single" w:sz="1" w:space="0" w:color="AAAAAA"/>
+              <w:left w:val="single" w:sz="1" w:space="0" w:color="AAAAAA"/>
+              <w:bottom w:val="single" w:sz="1" w:space="0" w:color="AAAAAA"/>
+              <w:right w:val="single" w:sz="1" w:space="0" w:color="AAAAAA"/>
             </w:tcBorders>
             <w:shd w:val="clear" w:color="auto" w:fill="EBF3FA"/>
             <w:tcMar>
@@ -6638,10 +6674,10 @@
           <w:tcPr>
             <w:tcW w:w="2800" w:type="dxa"/>
             <w:tcBorders>
-              <w:top w:val="single" w:color="AAAAAA" w:sz="1" w:space="0"/>
-              <w:left w:val="single" w:color="AAAAAA" w:sz="1" w:space="0"/>
-              <w:bottom w:val="single" w:color="AAAAAA" w:sz="1" w:space="0"/>
-              <w:right w:val="single" w:color="AAAAAA" w:sz="1" w:space="0"/>
+              <w:top w:val="single" w:sz="1" w:space="0" w:color="AAAAAA"/>
+              <w:left w:val="single" w:sz="1" w:space="0" w:color="AAAAAA"/>
+              <w:bottom w:val="single" w:sz="1" w:space="0" w:color="AAAAAA"/>
+              <w:right w:val="single" w:sz="1" w:space="0" w:color="AAAAAA"/>
             </w:tcBorders>
             <w:shd w:val="clear" w:color="auto" w:fill="EBF3FA"/>
             <w:tcMar>
@@ -6669,10 +6705,10 @@
           <w:tcPr>
             <w:tcW w:w="4160" w:type="dxa"/>
             <w:tcBorders>
-              <w:top w:val="single" w:color="AAAAAA" w:sz="1" w:space="0"/>
-              <w:left w:val="single" w:color="AAAAAA" w:sz="1" w:space="0"/>
-              <w:bottom w:val="single" w:color="AAAAAA" w:sz="1" w:space="0"/>
-              <w:right w:val="single" w:color="AAAAAA" w:sz="1" w:space="0"/>
+              <w:top w:val="single" w:sz="1" w:space="0" w:color="AAAAAA"/>
+              <w:left w:val="single" w:sz="1" w:space="0" w:color="AAAAAA"/>
+              <w:bottom w:val="single" w:sz="1" w:space="0" w:color="AAAAAA"/>
+              <w:right w:val="single" w:sz="1" w:space="0" w:color="AAAAAA"/>
             </w:tcBorders>
             <w:shd w:val="clear" w:color="auto" w:fill="EBF3FA"/>
             <w:tcMar>
@@ -6700,10 +6736,10 @@
           <w:tcPr>
             <w:tcW w:w="1400" w:type="dxa"/>
             <w:tcBorders>
-              <w:top w:val="single" w:color="AAAAAA" w:sz="1" w:space="0"/>
-              <w:left w:val="single" w:color="AAAAAA" w:sz="1" w:space="0"/>
-              <w:bottom w:val="single" w:color="AAAAAA" w:sz="1" w:space="0"/>
-              <w:right w:val="single" w:color="AAAAAA" w:sz="1" w:space="0"/>
+              <w:top w:val="single" w:sz="1" w:space="0" w:color="AAAAAA"/>
+              <w:left w:val="single" w:sz="1" w:space="0" w:color="AAAAAA"/>
+              <w:bottom w:val="single" w:sz="1" w:space="0" w:color="AAAAAA"/>
+              <w:right w:val="single" w:sz="1" w:space="0" w:color="AAAAAA"/>
             </w:tcBorders>
             <w:shd w:val="clear" w:color="auto" w:fill="FFFFFF"/>
             <w:tcMar>
@@ -6731,10 +6767,10 @@
           <w:tcPr>
             <w:tcW w:w="2800" w:type="dxa"/>
             <w:tcBorders>
-              <w:top w:val="single" w:color="AAAAAA" w:sz="1" w:space="0"/>
-              <w:left w:val="single" w:color="AAAAAA" w:sz="1" w:space="0"/>
-              <w:bottom w:val="single" w:color="AAAAAA" w:sz="1" w:space="0"/>
-              <w:right w:val="single" w:color="AAAAAA" w:sz="1" w:space="0"/>
+              <w:top w:val="single" w:sz="1" w:space="0" w:color="AAAAAA"/>
+              <w:left w:val="single" w:sz="1" w:space="0" w:color="AAAAAA"/>
+              <w:bottom w:val="single" w:sz="1" w:space="0" w:color="AAAAAA"/>
+              <w:right w:val="single" w:sz="1" w:space="0" w:color="AAAAAA"/>
             </w:tcBorders>
             <w:shd w:val="clear" w:color="auto" w:fill="FFFFFF"/>
             <w:tcMar>
@@ -6762,10 +6798,10 @@
           <w:tcPr>
             <w:tcW w:w="4160" w:type="dxa"/>
             <w:tcBorders>
-              <w:top w:val="single" w:color="AAAAAA" w:sz="1" w:space="0"/>
-              <w:left w:val="single" w:color="AAAAAA" w:sz="1" w:space="0"/>
-              <w:bottom w:val="single" w:color="AAAAAA" w:sz="1" w:space="0"/>
-              <w:right w:val="single" w:color="AAAAAA" w:sz="1" w:space="0"/>
+              <w:top w:val="single" w:sz="1" w:space="0" w:color="AAAAAA"/>
+              <w:left w:val="single" w:sz="1" w:space="0" w:color="AAAAAA"/>
+              <w:bottom w:val="single" w:sz="1" w:space="0" w:color="AAAAAA"/>
+              <w:right w:val="single" w:sz="1" w:space="0" w:color="AAAAAA"/>
             </w:tcBorders>
             <w:shd w:val="clear" w:color="auto" w:fill="FFFFFF"/>
             <w:tcMar>
@@ -6793,10 +6829,10 @@
           <w:tcPr>
             <w:tcW w:w="1400" w:type="dxa"/>
             <w:tcBorders>
-              <w:top w:val="single" w:color="AAAAAA" w:sz="1" w:space="0"/>
-              <w:left w:val="single" w:color="AAAAAA" w:sz="1" w:space="0"/>
-              <w:bottom w:val="single" w:color="AAAAAA" w:sz="1" w:space="0"/>
-              <w:right w:val="single" w:color="AAAAAA" w:sz="1" w:space="0"/>
+              <w:top w:val="single" w:sz="1" w:space="0" w:color="AAAAAA"/>
+              <w:left w:val="single" w:sz="1" w:space="0" w:color="AAAAAA"/>
+              <w:bottom w:val="single" w:sz="1" w:space="0" w:color="AAAAAA"/>
+              <w:right w:val="single" w:sz="1" w:space="0" w:color="AAAAAA"/>
             </w:tcBorders>
             <w:shd w:val="clear" w:color="auto" w:fill="EBF3FA"/>
             <w:tcMar>
@@ -6824,10 +6860,10 @@
           <w:tcPr>
             <w:tcW w:w="2800" w:type="dxa"/>
             <w:tcBorders>
-              <w:top w:val="single" w:color="AAAAAA" w:sz="1" w:space="0"/>
-              <w:left w:val="single" w:color="AAAAAA" w:sz="1" w:space="0"/>
-              <w:bottom w:val="single" w:color="AAAAAA" w:sz="1" w:space="0"/>
-              <w:right w:val="single" w:color="AAAAAA" w:sz="1" w:space="0"/>
+              <w:top w:val="single" w:sz="1" w:space="0" w:color="AAAAAA"/>
+              <w:left w:val="single" w:sz="1" w:space="0" w:color="AAAAAA"/>
+              <w:bottom w:val="single" w:sz="1" w:space="0" w:color="AAAAAA"/>
+              <w:right w:val="single" w:sz="1" w:space="0" w:color="AAAAAA"/>
             </w:tcBorders>
             <w:shd w:val="clear" w:color="auto" w:fill="EBF3FA"/>
             <w:tcMar>
@@ -6855,10 +6891,10 @@
           <w:tcPr>
             <w:tcW w:w="4160" w:type="dxa"/>
             <w:tcBorders>
-              <w:top w:val="single" w:color="AAAAAA" w:sz="1" w:space="0"/>
-              <w:left w:val="single" w:color="AAAAAA" w:sz="1" w:space="0"/>
-              <w:bottom w:val="single" w:color="AAAAAA" w:sz="1" w:space="0"/>
-              <w:right w:val="single" w:color="AAAAAA" w:sz="1" w:space="0"/>
+              <w:top w:val="single" w:sz="1" w:space="0" w:color="AAAAAA"/>
+              <w:left w:val="single" w:sz="1" w:space="0" w:color="AAAAAA"/>
+              <w:bottom w:val="single" w:sz="1" w:space="0" w:color="AAAAAA"/>
+              <w:right w:val="single" w:sz="1" w:space="0" w:color="AAAAAA"/>
             </w:tcBorders>
             <w:shd w:val="clear" w:color="auto" w:fill="EBF3FA"/>
             <w:tcMar>
@@ -6904,6 +6940,7 @@
         <w:pStyle w:val="Heading1"/>
       </w:pPr>
       <w:r>
+        <w:lastRenderedPageBreak/>
         <w:t>CI PIPELINE REQUIREMENTS</w:t>
       </w:r>
     </w:p>
@@ -6931,12 +6968,12 @@
       <w:tblPr>
         <w:tblW w:w="9360" w:type="dxa"/>
         <w:tblBorders>
-          <w:top w:val="single" w:color="auto" w:sz="4" w:space="0"/>
-          <w:left w:val="single" w:color="auto" w:sz="4" w:space="0"/>
-          <w:bottom w:val="single" w:color="auto" w:sz="4" w:space="0"/>
-          <w:right w:val="single" w:color="auto" w:sz="4" w:space="0"/>
-          <w:insideH w:val="single" w:color="auto" w:sz="4" w:space="0"/>
-          <w:insideV w:val="single" w:color="auto" w:sz="4" w:space="0"/>
+          <w:top w:val="single" w:sz="4" w:space="0" w:color="auto"/>
+          <w:left w:val="single" w:sz="4" w:space="0" w:color="auto"/>
+          <w:bottom w:val="single" w:sz="4" w:space="0" w:color="auto"/>
+          <w:right w:val="single" w:sz="4" w:space="0" w:color="auto"/>
+          <w:insideH w:val="single" w:sz="4" w:space="0" w:color="auto"/>
+          <w:insideV w:val="single" w:sz="4" w:space="0" w:color="auto"/>
         </w:tblBorders>
         <w:tblCellMar>
           <w:left w:w="10" w:type="dxa"/>
@@ -6955,10 +6992,10 @@
           <w:tcPr>
             <w:tcW w:w="2600" w:type="dxa"/>
             <w:tcBorders>
-              <w:top w:val="single" w:color="AAAAAA" w:sz="1" w:space="0"/>
-              <w:left w:val="single" w:color="AAAAAA" w:sz="1" w:space="0"/>
-              <w:bottom w:val="single" w:color="AAAAAA" w:sz="1" w:space="0"/>
-              <w:right w:val="single" w:color="AAAAAA" w:sz="1" w:space="0"/>
+              <w:top w:val="single" w:sz="1" w:space="0" w:color="AAAAAA"/>
+              <w:left w:val="single" w:sz="1" w:space="0" w:color="AAAAAA"/>
+              <w:bottom w:val="single" w:sz="1" w:space="0" w:color="AAAAAA"/>
+              <w:right w:val="single" w:sz="1" w:space="0" w:color="AAAAAA"/>
             </w:tcBorders>
             <w:shd w:val="clear" w:color="auto" w:fill="1F3864"/>
             <w:tcMar>
@@ -6989,10 +7026,10 @@
           <w:tcPr>
             <w:tcW w:w="2000" w:type="dxa"/>
             <w:tcBorders>
-              <w:top w:val="single" w:color="AAAAAA" w:sz="1" w:space="0"/>
-              <w:left w:val="single" w:color="AAAAAA" w:sz="1" w:space="0"/>
-              <w:bottom w:val="single" w:color="AAAAAA" w:sz="1" w:space="0"/>
-              <w:right w:val="single" w:color="AAAAAA" w:sz="1" w:space="0"/>
+              <w:top w:val="single" w:sz="1" w:space="0" w:color="AAAAAA"/>
+              <w:left w:val="single" w:sz="1" w:space="0" w:color="AAAAAA"/>
+              <w:bottom w:val="single" w:sz="1" w:space="0" w:color="AAAAAA"/>
+              <w:right w:val="single" w:sz="1" w:space="0" w:color="AAAAAA"/>
             </w:tcBorders>
             <w:shd w:val="clear" w:color="auto" w:fill="1F3864"/>
             <w:tcMar>
@@ -7023,10 +7060,10 @@
           <w:tcPr>
             <w:tcW w:w="2000" w:type="dxa"/>
             <w:tcBorders>
-              <w:top w:val="single" w:color="AAAAAA" w:sz="1" w:space="0"/>
-              <w:left w:val="single" w:color="AAAAAA" w:sz="1" w:space="0"/>
-              <w:bottom w:val="single" w:color="AAAAAA" w:sz="1" w:space="0"/>
-              <w:right w:val="single" w:color="AAAAAA" w:sz="1" w:space="0"/>
+              <w:top w:val="single" w:sz="1" w:space="0" w:color="AAAAAA"/>
+              <w:left w:val="single" w:sz="1" w:space="0" w:color="AAAAAA"/>
+              <w:bottom w:val="single" w:sz="1" w:space="0" w:color="AAAAAA"/>
+              <w:right w:val="single" w:sz="1" w:space="0" w:color="AAAAAA"/>
             </w:tcBorders>
             <w:shd w:val="clear" w:color="auto" w:fill="1F3864"/>
             <w:tcMar>
@@ -7057,10 +7094,10 @@
           <w:tcPr>
             <w:tcW w:w="2760" w:type="dxa"/>
             <w:tcBorders>
-              <w:top w:val="single" w:color="AAAAAA" w:sz="1" w:space="0"/>
-              <w:left w:val="single" w:color="AAAAAA" w:sz="1" w:space="0"/>
-              <w:bottom w:val="single" w:color="AAAAAA" w:sz="1" w:space="0"/>
-              <w:right w:val="single" w:color="AAAAAA" w:sz="1" w:space="0"/>
+              <w:top w:val="single" w:sz="1" w:space="0" w:color="AAAAAA"/>
+              <w:left w:val="single" w:sz="1" w:space="0" w:color="AAAAAA"/>
+              <w:bottom w:val="single" w:sz="1" w:space="0" w:color="AAAAAA"/>
+              <w:right w:val="single" w:sz="1" w:space="0" w:color="AAAAAA"/>
             </w:tcBorders>
             <w:shd w:val="clear" w:color="auto" w:fill="1F3864"/>
             <w:tcMar>
@@ -7093,10 +7130,10 @@
           <w:tcPr>
             <w:tcW w:w="2600" w:type="dxa"/>
             <w:tcBorders>
-              <w:top w:val="single" w:color="AAAAAA" w:sz="1" w:space="0"/>
-              <w:left w:val="single" w:color="AAAAAA" w:sz="1" w:space="0"/>
-              <w:bottom w:val="single" w:color="AAAAAA" w:sz="1" w:space="0"/>
-              <w:right w:val="single" w:color="AAAAAA" w:sz="1" w:space="0"/>
+              <w:top w:val="single" w:sz="1" w:space="0" w:color="AAAAAA"/>
+              <w:left w:val="single" w:sz="1" w:space="0" w:color="AAAAAA"/>
+              <w:bottom w:val="single" w:sz="1" w:space="0" w:color="AAAAAA"/>
+              <w:right w:val="single" w:sz="1" w:space="0" w:color="AAAAAA"/>
             </w:tcBorders>
             <w:shd w:val="clear" w:color="auto" w:fill="EBF3FA"/>
             <w:tcMar>
@@ -7124,10 +7161,10 @@
           <w:tcPr>
             <w:tcW w:w="2000" w:type="dxa"/>
             <w:tcBorders>
-              <w:top w:val="single" w:color="AAAAAA" w:sz="1" w:space="0"/>
-              <w:left w:val="single" w:color="AAAAAA" w:sz="1" w:space="0"/>
-              <w:bottom w:val="single" w:color="AAAAAA" w:sz="1" w:space="0"/>
-              <w:right w:val="single" w:color="AAAAAA" w:sz="1" w:space="0"/>
+              <w:top w:val="single" w:sz="1" w:space="0" w:color="AAAAAA"/>
+              <w:left w:val="single" w:sz="1" w:space="0" w:color="AAAAAA"/>
+              <w:bottom w:val="single" w:sz="1" w:space="0" w:color="AAAAAA"/>
+              <w:right w:val="single" w:sz="1" w:space="0" w:color="AAAAAA"/>
             </w:tcBorders>
             <w:shd w:val="clear" w:color="auto" w:fill="EBF3FA"/>
             <w:tcMar>
@@ -7153,10 +7190,10 @@
           <w:tcPr>
             <w:tcW w:w="2000" w:type="dxa"/>
             <w:tcBorders>
-              <w:top w:val="single" w:color="AAAAAA" w:sz="1" w:space="0"/>
-              <w:left w:val="single" w:color="AAAAAA" w:sz="1" w:space="0"/>
-              <w:bottom w:val="single" w:color="AAAAAA" w:sz="1" w:space="0"/>
-              <w:right w:val="single" w:color="AAAAAA" w:sz="1" w:space="0"/>
+              <w:top w:val="single" w:sz="1" w:space="0" w:color="AAAAAA"/>
+              <w:left w:val="single" w:sz="1" w:space="0" w:color="AAAAAA"/>
+              <w:bottom w:val="single" w:sz="1" w:space="0" w:color="AAAAAA"/>
+              <w:right w:val="single" w:sz="1" w:space="0" w:color="AAAAAA"/>
             </w:tcBorders>
             <w:shd w:val="clear" w:color="auto" w:fill="EBF3FA"/>
             <w:tcMar>
@@ -7182,10 +7219,10 @@
           <w:tcPr>
             <w:tcW w:w="2760" w:type="dxa"/>
             <w:tcBorders>
-              <w:top w:val="single" w:color="AAAAAA" w:sz="1" w:space="0"/>
-              <w:left w:val="single" w:color="AAAAAA" w:sz="1" w:space="0"/>
-              <w:bottom w:val="single" w:color="AAAAAA" w:sz="1" w:space="0"/>
-              <w:right w:val="single" w:color="AAAAAA" w:sz="1" w:space="0"/>
+              <w:top w:val="single" w:sz="1" w:space="0" w:color="AAAAAA"/>
+              <w:left w:val="single" w:sz="1" w:space="0" w:color="AAAAAA"/>
+              <w:bottom w:val="single" w:sz="1" w:space="0" w:color="AAAAAA"/>
+              <w:right w:val="single" w:sz="1" w:space="0" w:color="AAAAAA"/>
             </w:tcBorders>
             <w:shd w:val="clear" w:color="auto" w:fill="EBF3FA"/>
             <w:tcMar>
@@ -7213,10 +7250,10 @@
           <w:tcPr>
             <w:tcW w:w="2600" w:type="dxa"/>
             <w:tcBorders>
-              <w:top w:val="single" w:color="AAAAAA" w:sz="1" w:space="0"/>
-              <w:left w:val="single" w:color="AAAAAA" w:sz="1" w:space="0"/>
-              <w:bottom w:val="single" w:color="AAAAAA" w:sz="1" w:space="0"/>
-              <w:right w:val="single" w:color="AAAAAA" w:sz="1" w:space="0"/>
+              <w:top w:val="single" w:sz="1" w:space="0" w:color="AAAAAA"/>
+              <w:left w:val="single" w:sz="1" w:space="0" w:color="AAAAAA"/>
+              <w:bottom w:val="single" w:sz="1" w:space="0" w:color="AAAAAA"/>
+              <w:right w:val="single" w:sz="1" w:space="0" w:color="AAAAAA"/>
             </w:tcBorders>
             <w:shd w:val="clear" w:color="auto" w:fill="FFFFFF"/>
             <w:tcMar>
@@ -7244,10 +7281,10 @@
           <w:tcPr>
             <w:tcW w:w="2000" w:type="dxa"/>
             <w:tcBorders>
-              <w:top w:val="single" w:color="AAAAAA" w:sz="1" w:space="0"/>
-              <w:left w:val="single" w:color="AAAAAA" w:sz="1" w:space="0"/>
-              <w:bottom w:val="single" w:color="AAAAAA" w:sz="1" w:space="0"/>
-              <w:right w:val="single" w:color="AAAAAA" w:sz="1" w:space="0"/>
+              <w:top w:val="single" w:sz="1" w:space="0" w:color="AAAAAA"/>
+              <w:left w:val="single" w:sz="1" w:space="0" w:color="AAAAAA"/>
+              <w:bottom w:val="single" w:sz="1" w:space="0" w:color="AAAAAA"/>
+              <w:right w:val="single" w:sz="1" w:space="0" w:color="AAAAAA"/>
             </w:tcBorders>
             <w:shd w:val="clear" w:color="auto" w:fill="FFFFFF"/>
             <w:tcMar>
@@ -7273,10 +7310,10 @@
           <w:tcPr>
             <w:tcW w:w="2000" w:type="dxa"/>
             <w:tcBorders>
-              <w:top w:val="single" w:color="AAAAAA" w:sz="1" w:space="0"/>
-              <w:left w:val="single" w:color="AAAAAA" w:sz="1" w:space="0"/>
-              <w:bottom w:val="single" w:color="AAAAAA" w:sz="1" w:space="0"/>
-              <w:right w:val="single" w:color="AAAAAA" w:sz="1" w:space="0"/>
+              <w:top w:val="single" w:sz="1" w:space="0" w:color="AAAAAA"/>
+              <w:left w:val="single" w:sz="1" w:space="0" w:color="AAAAAA"/>
+              <w:bottom w:val="single" w:sz="1" w:space="0" w:color="AAAAAA"/>
+              <w:right w:val="single" w:sz="1" w:space="0" w:color="AAAAAA"/>
             </w:tcBorders>
             <w:shd w:val="clear" w:color="auto" w:fill="FFFFFF"/>
             <w:tcMar>
@@ -7302,10 +7339,10 @@
           <w:tcPr>
             <w:tcW w:w="2760" w:type="dxa"/>
             <w:tcBorders>
-              <w:top w:val="single" w:color="AAAAAA" w:sz="1" w:space="0"/>
-              <w:left w:val="single" w:color="AAAAAA" w:sz="1" w:space="0"/>
-              <w:bottom w:val="single" w:color="AAAAAA" w:sz="1" w:space="0"/>
-              <w:right w:val="single" w:color="AAAAAA" w:sz="1" w:space="0"/>
+              <w:top w:val="single" w:sz="1" w:space="0" w:color="AAAAAA"/>
+              <w:left w:val="single" w:sz="1" w:space="0" w:color="AAAAAA"/>
+              <w:bottom w:val="single" w:sz="1" w:space="0" w:color="AAAAAA"/>
+              <w:right w:val="single" w:sz="1" w:space="0" w:color="AAAAAA"/>
             </w:tcBorders>
             <w:shd w:val="clear" w:color="auto" w:fill="FFFFFF"/>
             <w:tcMar>
@@ -7333,10 +7370,10 @@
           <w:tcPr>
             <w:tcW w:w="2600" w:type="dxa"/>
             <w:tcBorders>
-              <w:top w:val="single" w:color="AAAAAA" w:sz="1" w:space="0"/>
-              <w:left w:val="single" w:color="AAAAAA" w:sz="1" w:space="0"/>
-              <w:bottom w:val="single" w:color="AAAAAA" w:sz="1" w:space="0"/>
-              <w:right w:val="single" w:color="AAAAAA" w:sz="1" w:space="0"/>
+              <w:top w:val="single" w:sz="1" w:space="0" w:color="AAAAAA"/>
+              <w:left w:val="single" w:sz="1" w:space="0" w:color="AAAAAA"/>
+              <w:bottom w:val="single" w:sz="1" w:space="0" w:color="AAAAAA"/>
+              <w:right w:val="single" w:sz="1" w:space="0" w:color="AAAAAA"/>
             </w:tcBorders>
             <w:shd w:val="clear" w:color="auto" w:fill="EBF3FA"/>
             <w:tcMar>
@@ -7364,10 +7401,10 @@
           <w:tcPr>
             <w:tcW w:w="2000" w:type="dxa"/>
             <w:tcBorders>
-              <w:top w:val="single" w:color="AAAAAA" w:sz="1" w:space="0"/>
-              <w:left w:val="single" w:color="AAAAAA" w:sz="1" w:space="0"/>
-              <w:bottom w:val="single" w:color="AAAAAA" w:sz="1" w:space="0"/>
-              <w:right w:val="single" w:color="AAAAAA" w:sz="1" w:space="0"/>
+              <w:top w:val="single" w:sz="1" w:space="0" w:color="AAAAAA"/>
+              <w:left w:val="single" w:sz="1" w:space="0" w:color="AAAAAA"/>
+              <w:bottom w:val="single" w:sz="1" w:space="0" w:color="AAAAAA"/>
+              <w:right w:val="single" w:sz="1" w:space="0" w:color="AAAAAA"/>
             </w:tcBorders>
             <w:shd w:val="clear" w:color="auto" w:fill="EBF3FA"/>
             <w:tcMar>
@@ -7393,10 +7430,10 @@
           <w:tcPr>
             <w:tcW w:w="2000" w:type="dxa"/>
             <w:tcBorders>
-              <w:top w:val="single" w:color="AAAAAA" w:sz="1" w:space="0"/>
-              <w:left w:val="single" w:color="AAAAAA" w:sz="1" w:space="0"/>
-              <w:bottom w:val="single" w:color="AAAAAA" w:sz="1" w:space="0"/>
-              <w:right w:val="single" w:color="AAAAAA" w:sz="1" w:space="0"/>
+              <w:top w:val="single" w:sz="1" w:space="0" w:color="AAAAAA"/>
+              <w:left w:val="single" w:sz="1" w:space="0" w:color="AAAAAA"/>
+              <w:bottom w:val="single" w:sz="1" w:space="0" w:color="AAAAAA"/>
+              <w:right w:val="single" w:sz="1" w:space="0" w:color="AAAAAA"/>
             </w:tcBorders>
             <w:shd w:val="clear" w:color="auto" w:fill="EBF3FA"/>
             <w:tcMar>
@@ -7422,10 +7459,10 @@
           <w:tcPr>
             <w:tcW w:w="2760" w:type="dxa"/>
             <w:tcBorders>
-              <w:top w:val="single" w:color="AAAAAA" w:sz="1" w:space="0"/>
-              <w:left w:val="single" w:color="AAAAAA" w:sz="1" w:space="0"/>
-              <w:bottom w:val="single" w:color="AAAAAA" w:sz="1" w:space="0"/>
-              <w:right w:val="single" w:color="AAAAAA" w:sz="1" w:space="0"/>
+              <w:top w:val="single" w:sz="1" w:space="0" w:color="AAAAAA"/>
+              <w:left w:val="single" w:sz="1" w:space="0" w:color="AAAAAA"/>
+              <w:bottom w:val="single" w:sz="1" w:space="0" w:color="AAAAAA"/>
+              <w:right w:val="single" w:sz="1" w:space="0" w:color="AAAAAA"/>
             </w:tcBorders>
             <w:shd w:val="clear" w:color="auto" w:fill="EBF3FA"/>
             <w:tcMar>
@@ -7759,6 +7796,7 @@
         <w:pStyle w:val="Heading2"/>
       </w:pPr>
       <w:r>
+        <w:lastRenderedPageBreak/>
         <w:t>7.3  Additional CI Requirements</w:t>
       </w:r>
     </w:p>
@@ -7851,12 +7889,12 @@
       <w:tblPr>
         <w:tblW w:w="9360" w:type="dxa"/>
         <w:tblBorders>
-          <w:top w:val="single" w:color="auto" w:sz="4" w:space="0"/>
-          <w:left w:val="single" w:color="auto" w:sz="4" w:space="0"/>
-          <w:bottom w:val="single" w:color="auto" w:sz="4" w:space="0"/>
-          <w:right w:val="single" w:color="auto" w:sz="4" w:space="0"/>
-          <w:insideH w:val="single" w:color="auto" w:sz="4" w:space="0"/>
-          <w:insideV w:val="single" w:color="auto" w:sz="4" w:space="0"/>
+          <w:top w:val="single" w:sz="4" w:space="0" w:color="auto"/>
+          <w:left w:val="single" w:sz="4" w:space="0" w:color="auto"/>
+          <w:bottom w:val="single" w:sz="4" w:space="0" w:color="auto"/>
+          <w:right w:val="single" w:sz="4" w:space="0" w:color="auto"/>
+          <w:insideH w:val="single" w:sz="4" w:space="0" w:color="auto"/>
+          <w:insideV w:val="single" w:sz="4" w:space="0" w:color="auto"/>
         </w:tblBorders>
         <w:tblCellMar>
           <w:left w:w="10" w:type="dxa"/>
@@ -7875,10 +7913,10 @@
           <w:tcPr>
             <w:tcW w:w="2600" w:type="dxa"/>
             <w:tcBorders>
-              <w:top w:val="single" w:color="AAAAAA" w:sz="1" w:space="0"/>
-              <w:left w:val="single" w:color="AAAAAA" w:sz="1" w:space="0"/>
-              <w:bottom w:val="single" w:color="AAAAAA" w:sz="1" w:space="0"/>
-              <w:right w:val="single" w:color="AAAAAA" w:sz="1" w:space="0"/>
+              <w:top w:val="single" w:sz="1" w:space="0" w:color="AAAAAA"/>
+              <w:left w:val="single" w:sz="1" w:space="0" w:color="AAAAAA"/>
+              <w:bottom w:val="single" w:sz="1" w:space="0" w:color="AAAAAA"/>
+              <w:right w:val="single" w:sz="1" w:space="0" w:color="AAAAAA"/>
             </w:tcBorders>
             <w:shd w:val="clear" w:color="auto" w:fill="1F3864"/>
             <w:tcMar>
@@ -7909,10 +7947,10 @@
           <w:tcPr>
             <w:tcW w:w="1700" w:type="dxa"/>
             <w:tcBorders>
-              <w:top w:val="single" w:color="AAAAAA" w:sz="1" w:space="0"/>
-              <w:left w:val="single" w:color="AAAAAA" w:sz="1" w:space="0"/>
-              <w:bottom w:val="single" w:color="AAAAAA" w:sz="1" w:space="0"/>
-              <w:right w:val="single" w:color="AAAAAA" w:sz="1" w:space="0"/>
+              <w:top w:val="single" w:sz="1" w:space="0" w:color="AAAAAA"/>
+              <w:left w:val="single" w:sz="1" w:space="0" w:color="AAAAAA"/>
+              <w:bottom w:val="single" w:sz="1" w:space="0" w:color="AAAAAA"/>
+              <w:right w:val="single" w:sz="1" w:space="0" w:color="AAAAAA"/>
             </w:tcBorders>
             <w:shd w:val="clear" w:color="auto" w:fill="1F3864"/>
             <w:tcMar>
@@ -7943,10 +7981,10 @@
           <w:tcPr>
             <w:tcW w:w="2000" w:type="dxa"/>
             <w:tcBorders>
-              <w:top w:val="single" w:color="AAAAAA" w:sz="1" w:space="0"/>
-              <w:left w:val="single" w:color="AAAAAA" w:sz="1" w:space="0"/>
-              <w:bottom w:val="single" w:color="AAAAAA" w:sz="1" w:space="0"/>
-              <w:right w:val="single" w:color="AAAAAA" w:sz="1" w:space="0"/>
+              <w:top w:val="single" w:sz="1" w:space="0" w:color="AAAAAA"/>
+              <w:left w:val="single" w:sz="1" w:space="0" w:color="AAAAAA"/>
+              <w:bottom w:val="single" w:sz="1" w:space="0" w:color="AAAAAA"/>
+              <w:right w:val="single" w:sz="1" w:space="0" w:color="AAAAAA"/>
             </w:tcBorders>
             <w:shd w:val="clear" w:color="auto" w:fill="1F3864"/>
             <w:tcMar>
@@ -7977,10 +8015,10 @@
           <w:tcPr>
             <w:tcW w:w="3060" w:type="dxa"/>
             <w:tcBorders>
-              <w:top w:val="single" w:color="AAAAAA" w:sz="1" w:space="0"/>
-              <w:left w:val="single" w:color="AAAAAA" w:sz="1" w:space="0"/>
-              <w:bottom w:val="single" w:color="AAAAAA" w:sz="1" w:space="0"/>
-              <w:right w:val="single" w:color="AAAAAA" w:sz="1" w:space="0"/>
+              <w:top w:val="single" w:sz="1" w:space="0" w:color="AAAAAA"/>
+              <w:left w:val="single" w:sz="1" w:space="0" w:color="AAAAAA"/>
+              <w:bottom w:val="single" w:sz="1" w:space="0" w:color="AAAAAA"/>
+              <w:right w:val="single" w:sz="1" w:space="0" w:color="AAAAAA"/>
             </w:tcBorders>
             <w:shd w:val="clear" w:color="auto" w:fill="1F3864"/>
             <w:tcMar>
@@ -8013,10 +8051,10 @@
           <w:tcPr>
             <w:tcW w:w="2600" w:type="dxa"/>
             <w:tcBorders>
-              <w:top w:val="single" w:color="AAAAAA" w:sz="1" w:space="0"/>
-              <w:left w:val="single" w:color="AAAAAA" w:sz="1" w:space="0"/>
-              <w:bottom w:val="single" w:color="AAAAAA" w:sz="1" w:space="0"/>
-              <w:right w:val="single" w:color="AAAAAA" w:sz="1" w:space="0"/>
+              <w:top w:val="single" w:sz="1" w:space="0" w:color="AAAAAA"/>
+              <w:left w:val="single" w:sz="1" w:space="0" w:color="AAAAAA"/>
+              <w:bottom w:val="single" w:sz="1" w:space="0" w:color="AAAAAA"/>
+              <w:right w:val="single" w:sz="1" w:space="0" w:color="AAAAAA"/>
             </w:tcBorders>
             <w:shd w:val="clear" w:color="auto" w:fill="EBF3FA"/>
             <w:tcMar>
@@ -8044,10 +8082,10 @@
           <w:tcPr>
             <w:tcW w:w="1700" w:type="dxa"/>
             <w:tcBorders>
-              <w:top w:val="single" w:color="AAAAAA" w:sz="1" w:space="0"/>
-              <w:left w:val="single" w:color="AAAAAA" w:sz="1" w:space="0"/>
-              <w:bottom w:val="single" w:color="AAAAAA" w:sz="1" w:space="0"/>
-              <w:right w:val="single" w:color="AAAAAA" w:sz="1" w:space="0"/>
+              <w:top w:val="single" w:sz="1" w:space="0" w:color="AAAAAA"/>
+              <w:left w:val="single" w:sz="1" w:space="0" w:color="AAAAAA"/>
+              <w:bottom w:val="single" w:sz="1" w:space="0" w:color="AAAAAA"/>
+              <w:right w:val="single" w:sz="1" w:space="0" w:color="AAAAAA"/>
             </w:tcBorders>
             <w:shd w:val="clear" w:color="auto" w:fill="EBF3FA"/>
             <w:tcMar>
@@ -8073,10 +8111,10 @@
           <w:tcPr>
             <w:tcW w:w="2000" w:type="dxa"/>
             <w:tcBorders>
-              <w:top w:val="single" w:color="AAAAAA" w:sz="1" w:space="0"/>
-              <w:left w:val="single" w:color="AAAAAA" w:sz="1" w:space="0"/>
-              <w:bottom w:val="single" w:color="AAAAAA" w:sz="1" w:space="0"/>
-              <w:right w:val="single" w:color="AAAAAA" w:sz="1" w:space="0"/>
+              <w:top w:val="single" w:sz="1" w:space="0" w:color="AAAAAA"/>
+              <w:left w:val="single" w:sz="1" w:space="0" w:color="AAAAAA"/>
+              <w:bottom w:val="single" w:sz="1" w:space="0" w:color="AAAAAA"/>
+              <w:right w:val="single" w:sz="1" w:space="0" w:color="AAAAAA"/>
             </w:tcBorders>
             <w:shd w:val="clear" w:color="auto" w:fill="EBF3FA"/>
             <w:tcMar>
@@ -8102,10 +8140,10 @@
           <w:tcPr>
             <w:tcW w:w="3060" w:type="dxa"/>
             <w:tcBorders>
-              <w:top w:val="single" w:color="AAAAAA" w:sz="1" w:space="0"/>
-              <w:left w:val="single" w:color="AAAAAA" w:sz="1" w:space="0"/>
-              <w:bottom w:val="single" w:color="AAAAAA" w:sz="1" w:space="0"/>
-              <w:right w:val="single" w:color="AAAAAA" w:sz="1" w:space="0"/>
+              <w:top w:val="single" w:sz="1" w:space="0" w:color="AAAAAA"/>
+              <w:left w:val="single" w:sz="1" w:space="0" w:color="AAAAAA"/>
+              <w:bottom w:val="single" w:sz="1" w:space="0" w:color="AAAAAA"/>
+              <w:right w:val="single" w:sz="1" w:space="0" w:color="AAAAAA"/>
             </w:tcBorders>
             <w:shd w:val="clear" w:color="auto" w:fill="EBF3FA"/>
             <w:tcMar>
@@ -8133,10 +8171,10 @@
           <w:tcPr>
             <w:tcW w:w="2600" w:type="dxa"/>
             <w:tcBorders>
-              <w:top w:val="single" w:color="AAAAAA" w:sz="1" w:space="0"/>
-              <w:left w:val="single" w:color="AAAAAA" w:sz="1" w:space="0"/>
-              <w:bottom w:val="single" w:color="AAAAAA" w:sz="1" w:space="0"/>
-              <w:right w:val="single" w:color="AAAAAA" w:sz="1" w:space="0"/>
+              <w:top w:val="single" w:sz="1" w:space="0" w:color="AAAAAA"/>
+              <w:left w:val="single" w:sz="1" w:space="0" w:color="AAAAAA"/>
+              <w:bottom w:val="single" w:sz="1" w:space="0" w:color="AAAAAA"/>
+              <w:right w:val="single" w:sz="1" w:space="0" w:color="AAAAAA"/>
             </w:tcBorders>
             <w:shd w:val="clear" w:color="auto" w:fill="FFFFFF"/>
             <w:tcMar>
@@ -8164,10 +8202,10 @@
           <w:tcPr>
             <w:tcW w:w="1700" w:type="dxa"/>
             <w:tcBorders>
-              <w:top w:val="single" w:color="AAAAAA" w:sz="1" w:space="0"/>
-              <w:left w:val="single" w:color="AAAAAA" w:sz="1" w:space="0"/>
-              <w:bottom w:val="single" w:color="AAAAAA" w:sz="1" w:space="0"/>
-              <w:right w:val="single" w:color="AAAAAA" w:sz="1" w:space="0"/>
+              <w:top w:val="single" w:sz="1" w:space="0" w:color="AAAAAA"/>
+              <w:left w:val="single" w:sz="1" w:space="0" w:color="AAAAAA"/>
+              <w:bottom w:val="single" w:sz="1" w:space="0" w:color="AAAAAA"/>
+              <w:right w:val="single" w:sz="1" w:space="0" w:color="AAAAAA"/>
             </w:tcBorders>
             <w:shd w:val="clear" w:color="auto" w:fill="FFFFFF"/>
             <w:tcMar>
@@ -8193,10 +8231,10 @@
           <w:tcPr>
             <w:tcW w:w="2000" w:type="dxa"/>
             <w:tcBorders>
-              <w:top w:val="single" w:color="AAAAAA" w:sz="1" w:space="0"/>
-              <w:left w:val="single" w:color="AAAAAA" w:sz="1" w:space="0"/>
-              <w:bottom w:val="single" w:color="AAAAAA" w:sz="1" w:space="0"/>
-              <w:right w:val="single" w:color="AAAAAA" w:sz="1" w:space="0"/>
+              <w:top w:val="single" w:sz="1" w:space="0" w:color="AAAAAA"/>
+              <w:left w:val="single" w:sz="1" w:space="0" w:color="AAAAAA"/>
+              <w:bottom w:val="single" w:sz="1" w:space="0" w:color="AAAAAA"/>
+              <w:right w:val="single" w:sz="1" w:space="0" w:color="AAAAAA"/>
             </w:tcBorders>
             <w:shd w:val="clear" w:color="auto" w:fill="FFFFFF"/>
             <w:tcMar>
@@ -8222,10 +8260,10 @@
           <w:tcPr>
             <w:tcW w:w="3060" w:type="dxa"/>
             <w:tcBorders>
-              <w:top w:val="single" w:color="AAAAAA" w:sz="1" w:space="0"/>
-              <w:left w:val="single" w:color="AAAAAA" w:sz="1" w:space="0"/>
-              <w:bottom w:val="single" w:color="AAAAAA" w:sz="1" w:space="0"/>
-              <w:right w:val="single" w:color="AAAAAA" w:sz="1" w:space="0"/>
+              <w:top w:val="single" w:sz="1" w:space="0" w:color="AAAAAA"/>
+              <w:left w:val="single" w:sz="1" w:space="0" w:color="AAAAAA"/>
+              <w:bottom w:val="single" w:sz="1" w:space="0" w:color="AAAAAA"/>
+              <w:right w:val="single" w:sz="1" w:space="0" w:color="AAAAAA"/>
             </w:tcBorders>
             <w:shd w:val="clear" w:color="auto" w:fill="FFFFFF"/>
             <w:tcMar>
@@ -8253,10 +8291,10 @@
           <w:tcPr>
             <w:tcW w:w="2600" w:type="dxa"/>
             <w:tcBorders>
-              <w:top w:val="single" w:color="AAAAAA" w:sz="1" w:space="0"/>
-              <w:left w:val="single" w:color="AAAAAA" w:sz="1" w:space="0"/>
-              <w:bottom w:val="single" w:color="AAAAAA" w:sz="1" w:space="0"/>
-              <w:right w:val="single" w:color="AAAAAA" w:sz="1" w:space="0"/>
+              <w:top w:val="single" w:sz="1" w:space="0" w:color="AAAAAA"/>
+              <w:left w:val="single" w:sz="1" w:space="0" w:color="AAAAAA"/>
+              <w:bottom w:val="single" w:sz="1" w:space="0" w:color="AAAAAA"/>
+              <w:right w:val="single" w:sz="1" w:space="0" w:color="AAAAAA"/>
             </w:tcBorders>
             <w:shd w:val="clear" w:color="auto" w:fill="EBF3FA"/>
             <w:tcMar>
@@ -8284,10 +8322,10 @@
           <w:tcPr>
             <w:tcW w:w="1700" w:type="dxa"/>
             <w:tcBorders>
-              <w:top w:val="single" w:color="AAAAAA" w:sz="1" w:space="0"/>
-              <w:left w:val="single" w:color="AAAAAA" w:sz="1" w:space="0"/>
-              <w:bottom w:val="single" w:color="AAAAAA" w:sz="1" w:space="0"/>
-              <w:right w:val="single" w:color="AAAAAA" w:sz="1" w:space="0"/>
+              <w:top w:val="single" w:sz="1" w:space="0" w:color="AAAAAA"/>
+              <w:left w:val="single" w:sz="1" w:space="0" w:color="AAAAAA"/>
+              <w:bottom w:val="single" w:sz="1" w:space="0" w:color="AAAAAA"/>
+              <w:right w:val="single" w:sz="1" w:space="0" w:color="AAAAAA"/>
             </w:tcBorders>
             <w:shd w:val="clear" w:color="auto" w:fill="EBF3FA"/>
             <w:tcMar>
@@ -8313,10 +8351,10 @@
           <w:tcPr>
             <w:tcW w:w="2000" w:type="dxa"/>
             <w:tcBorders>
-              <w:top w:val="single" w:color="AAAAAA" w:sz="1" w:space="0"/>
-              <w:left w:val="single" w:color="AAAAAA" w:sz="1" w:space="0"/>
-              <w:bottom w:val="single" w:color="AAAAAA" w:sz="1" w:space="0"/>
-              <w:right w:val="single" w:color="AAAAAA" w:sz="1" w:space="0"/>
+              <w:top w:val="single" w:sz="1" w:space="0" w:color="AAAAAA"/>
+              <w:left w:val="single" w:sz="1" w:space="0" w:color="AAAAAA"/>
+              <w:bottom w:val="single" w:sz="1" w:space="0" w:color="AAAAAA"/>
+              <w:right w:val="single" w:sz="1" w:space="0" w:color="AAAAAA"/>
             </w:tcBorders>
             <w:shd w:val="clear" w:color="auto" w:fill="EBF3FA"/>
             <w:tcMar>
@@ -8342,10 +8380,10 @@
           <w:tcPr>
             <w:tcW w:w="3060" w:type="dxa"/>
             <w:tcBorders>
-              <w:top w:val="single" w:color="AAAAAA" w:sz="1" w:space="0"/>
-              <w:left w:val="single" w:color="AAAAAA" w:sz="1" w:space="0"/>
-              <w:bottom w:val="single" w:color="AAAAAA" w:sz="1" w:space="0"/>
-              <w:right w:val="single" w:color="AAAAAA" w:sz="1" w:space="0"/>
+              <w:top w:val="single" w:sz="1" w:space="0" w:color="AAAAAA"/>
+              <w:left w:val="single" w:sz="1" w:space="0" w:color="AAAAAA"/>
+              <w:bottom w:val="single" w:sz="1" w:space="0" w:color="AAAAAA"/>
+              <w:right w:val="single" w:sz="1" w:space="0" w:color="AAAAAA"/>
             </w:tcBorders>
             <w:shd w:val="clear" w:color="auto" w:fill="EBF3FA"/>
             <w:tcMar>
@@ -8501,7 +8539,7 @@
       </w:pPr>
       <w:r>
         <w:rPr>
-          <w:rFonts w:ascii="Courier New" w:hAnsi="Courier New" w:eastAsia="Courier New" w:cs="Courier New"/>
+          <w:rFonts w:ascii="Courier New" w:eastAsia="Courier New" w:hAnsi="Courier New" w:cs="Courier New"/>
           <w:color w:val="C7254E"/>
           <w:sz w:val="20"/>
           <w:szCs w:val="20"/>
@@ -8516,7 +8554,7 @@
       </w:pPr>
       <w:r>
         <w:rPr>
-          <w:rFonts w:ascii="Courier New" w:hAnsi="Courier New" w:eastAsia="Courier New" w:cs="Courier New"/>
+          <w:rFonts w:ascii="Courier New" w:eastAsia="Courier New" w:hAnsi="Courier New" w:cs="Courier New"/>
           <w:color w:val="C7254E"/>
           <w:sz w:val="20"/>
           <w:szCs w:val="20"/>
@@ -8531,7 +8569,7 @@
       </w:pPr>
       <w:r>
         <w:rPr>
-          <w:rFonts w:ascii="Courier New" w:hAnsi="Courier New" w:eastAsia="Courier New" w:cs="Courier New"/>
+          <w:rFonts w:ascii="Courier New" w:eastAsia="Courier New" w:hAnsi="Courier New" w:cs="Courier New"/>
           <w:color w:val="C7254E"/>
           <w:sz w:val="20"/>
           <w:szCs w:val="20"/>
@@ -8565,6 +8603,7 @@
           <w:bCs/>
           <w:color w:val="1F3864"/>
         </w:rPr>
+        <w:lastRenderedPageBreak/>
         <w:t>Step 4 – Confirm</w:t>
       </w:r>
     </w:p>
@@ -8662,6 +8701,7 @@
         <w:pStyle w:val="Heading1"/>
       </w:pPr>
       <w:r>
+        <w:lastRenderedPageBreak/>
         <w:t>DOCKERFILE REQUIREMENTS</w:t>
       </w:r>
     </w:p>
@@ -8776,7 +8816,7 @@
       </w:pPr>
       <w:r>
         <w:rPr>
-          <w:rFonts w:ascii="Courier New" w:hAnsi="Courier New" w:eastAsia="Courier New" w:cs="Courier New"/>
+          <w:rFonts w:ascii="Courier New" w:eastAsia="Courier New" w:hAnsi="Courier New" w:cs="Courier New"/>
           <w:color w:val="C7254E"/>
           <w:sz w:val="20"/>
           <w:szCs w:val="20"/>
@@ -8791,7 +8831,7 @@
       </w:pPr>
       <w:r>
         <w:rPr>
-          <w:rFonts w:ascii="Courier New" w:hAnsi="Courier New" w:eastAsia="Courier New" w:cs="Courier New"/>
+          <w:rFonts w:ascii="Courier New" w:eastAsia="Courier New" w:hAnsi="Courier New" w:cs="Courier New"/>
           <w:color w:val="C7254E"/>
           <w:sz w:val="20"/>
           <w:szCs w:val="20"/>
@@ -8806,7 +8846,7 @@
       </w:pPr>
       <w:r>
         <w:rPr>
-          <w:rFonts w:ascii="Courier New" w:hAnsi="Courier New" w:eastAsia="Courier New" w:cs="Courier New"/>
+          <w:rFonts w:ascii="Courier New" w:eastAsia="Courier New" w:hAnsi="Courier New" w:cs="Courier New"/>
           <w:color w:val="C7254E"/>
           <w:sz w:val="20"/>
           <w:szCs w:val="20"/>
@@ -8821,7 +8861,7 @@
       </w:pPr>
       <w:r>
         <w:rPr>
-          <w:rFonts w:ascii="Courier New" w:hAnsi="Courier New" w:eastAsia="Courier New" w:cs="Courier New"/>
+          <w:rFonts w:ascii="Courier New" w:eastAsia="Courier New" w:hAnsi="Courier New" w:cs="Courier New"/>
           <w:color w:val="C7254E"/>
           <w:sz w:val="20"/>
           <w:szCs w:val="20"/>
@@ -9016,6 +9056,7 @@
         <w:pStyle w:val="Heading1"/>
       </w:pPr>
       <w:r>
+        <w:lastRenderedPageBreak/>
         <w:t>CSS (style.css) REQUIREMENTS</w:t>
       </w:r>
     </w:p>
@@ -9154,6 +9195,7 @@
         <w:pStyle w:val="Heading1"/>
       </w:pPr>
       <w:r>
+        <w:lastRenderedPageBreak/>
         <w:t>WORKFLOW OVERVIEW SUMMARY</w:t>
       </w:r>
     </w:p>
@@ -9173,12 +9215,12 @@
       <w:tblPr>
         <w:tblW w:w="9360" w:type="dxa"/>
         <w:tblBorders>
-          <w:top w:val="single" w:color="auto" w:sz="4" w:space="0"/>
-          <w:left w:val="single" w:color="auto" w:sz="4" w:space="0"/>
-          <w:bottom w:val="single" w:color="auto" w:sz="4" w:space="0"/>
-          <w:right w:val="single" w:color="auto" w:sz="4" w:space="0"/>
-          <w:insideH w:val="single" w:color="auto" w:sz="4" w:space="0"/>
-          <w:insideV w:val="single" w:color="auto" w:sz="4" w:space="0"/>
+          <w:top w:val="single" w:sz="4" w:space="0" w:color="auto"/>
+          <w:left w:val="single" w:sz="4" w:space="0" w:color="auto"/>
+          <w:bottom w:val="single" w:sz="4" w:space="0" w:color="auto"/>
+          <w:right w:val="single" w:sz="4" w:space="0" w:color="auto"/>
+          <w:insideH w:val="single" w:sz="4" w:space="0" w:color="auto"/>
+          <w:insideV w:val="single" w:sz="4" w:space="0" w:color="auto"/>
         </w:tblBorders>
         <w:tblCellMar>
           <w:left w:w="10" w:type="dxa"/>
@@ -9197,10 +9239,10 @@
           <w:tcPr>
             <w:tcW w:w="2000" w:type="dxa"/>
             <w:tcBorders>
-              <w:top w:val="single" w:color="AAAAAA" w:sz="1" w:space="0"/>
-              <w:left w:val="single" w:color="AAAAAA" w:sz="1" w:space="0"/>
-              <w:bottom w:val="single" w:color="AAAAAA" w:sz="1" w:space="0"/>
-              <w:right w:val="single" w:color="AAAAAA" w:sz="1" w:space="0"/>
+              <w:top w:val="single" w:sz="1" w:space="0" w:color="AAAAAA"/>
+              <w:left w:val="single" w:sz="1" w:space="0" w:color="AAAAAA"/>
+              <w:bottom w:val="single" w:sz="1" w:space="0" w:color="AAAAAA"/>
+              <w:right w:val="single" w:sz="1" w:space="0" w:color="AAAAAA"/>
             </w:tcBorders>
             <w:shd w:val="clear" w:color="auto" w:fill="1F3864"/>
             <w:tcMar>
@@ -9231,10 +9273,10 @@
           <w:tcPr>
             <w:tcW w:w="1400" w:type="dxa"/>
             <w:tcBorders>
-              <w:top w:val="single" w:color="AAAAAA" w:sz="1" w:space="0"/>
-              <w:left w:val="single" w:color="AAAAAA" w:sz="1" w:space="0"/>
-              <w:bottom w:val="single" w:color="AAAAAA" w:sz="1" w:space="0"/>
-              <w:right w:val="single" w:color="AAAAAA" w:sz="1" w:space="0"/>
+              <w:top w:val="single" w:sz="1" w:space="0" w:color="AAAAAA"/>
+              <w:left w:val="single" w:sz="1" w:space="0" w:color="AAAAAA"/>
+              <w:bottom w:val="single" w:sz="1" w:space="0" w:color="AAAAAA"/>
+              <w:right w:val="single" w:sz="1" w:space="0" w:color="AAAAAA"/>
             </w:tcBorders>
             <w:shd w:val="clear" w:color="auto" w:fill="1F3864"/>
             <w:tcMar>
@@ -9265,10 +9307,10 @@
           <w:tcPr>
             <w:tcW w:w="1800" w:type="dxa"/>
             <w:tcBorders>
-              <w:top w:val="single" w:color="AAAAAA" w:sz="1" w:space="0"/>
-              <w:left w:val="single" w:color="AAAAAA" w:sz="1" w:space="0"/>
-              <w:bottom w:val="single" w:color="AAAAAA" w:sz="1" w:space="0"/>
-              <w:right w:val="single" w:color="AAAAAA" w:sz="1" w:space="0"/>
+              <w:top w:val="single" w:sz="1" w:space="0" w:color="AAAAAA"/>
+              <w:left w:val="single" w:sz="1" w:space="0" w:color="AAAAAA"/>
+              <w:bottom w:val="single" w:sz="1" w:space="0" w:color="AAAAAA"/>
+              <w:right w:val="single" w:sz="1" w:space="0" w:color="AAAAAA"/>
             </w:tcBorders>
             <w:shd w:val="clear" w:color="auto" w:fill="1F3864"/>
             <w:tcMar>
@@ -9299,10 +9341,10 @@
           <w:tcPr>
             <w:tcW w:w="4160" w:type="dxa"/>
             <w:tcBorders>
-              <w:top w:val="single" w:color="AAAAAA" w:sz="1" w:space="0"/>
-              <w:left w:val="single" w:color="AAAAAA" w:sz="1" w:space="0"/>
-              <w:bottom w:val="single" w:color="AAAAAA" w:sz="1" w:space="0"/>
-              <w:right w:val="single" w:color="AAAAAA" w:sz="1" w:space="0"/>
+              <w:top w:val="single" w:sz="1" w:space="0" w:color="AAAAAA"/>
+              <w:left w:val="single" w:sz="1" w:space="0" w:color="AAAAAA"/>
+              <w:bottom w:val="single" w:sz="1" w:space="0" w:color="AAAAAA"/>
+              <w:right w:val="single" w:sz="1" w:space="0" w:color="AAAAAA"/>
             </w:tcBorders>
             <w:shd w:val="clear" w:color="auto" w:fill="1F3864"/>
             <w:tcMar>
@@ -9335,10 +9377,10 @@
           <w:tcPr>
             <w:tcW w:w="2000" w:type="dxa"/>
             <w:tcBorders>
-              <w:top w:val="single" w:color="AAAAAA" w:sz="1" w:space="0"/>
-              <w:left w:val="single" w:color="AAAAAA" w:sz="1" w:space="0"/>
-              <w:bottom w:val="single" w:color="AAAAAA" w:sz="1" w:space="0"/>
-              <w:right w:val="single" w:color="AAAAAA" w:sz="1" w:space="0"/>
+              <w:top w:val="single" w:sz="1" w:space="0" w:color="AAAAAA"/>
+              <w:left w:val="single" w:sz="1" w:space="0" w:color="AAAAAA"/>
+              <w:bottom w:val="single" w:sz="1" w:space="0" w:color="AAAAAA"/>
+              <w:right w:val="single" w:sz="1" w:space="0" w:color="AAAAAA"/>
             </w:tcBorders>
             <w:shd w:val="clear" w:color="auto" w:fill="EBF3FA"/>
             <w:tcMar>
@@ -9366,10 +9408,10 @@
           <w:tcPr>
             <w:tcW w:w="1400" w:type="dxa"/>
             <w:tcBorders>
-              <w:top w:val="single" w:color="AAAAAA" w:sz="1" w:space="0"/>
-              <w:left w:val="single" w:color="AAAAAA" w:sz="1" w:space="0"/>
-              <w:bottom w:val="single" w:color="AAAAAA" w:sz="1" w:space="0"/>
-              <w:right w:val="single" w:color="AAAAAA" w:sz="1" w:space="0"/>
+              <w:top w:val="single" w:sz="1" w:space="0" w:color="AAAAAA"/>
+              <w:left w:val="single" w:sz="1" w:space="0" w:color="AAAAAA"/>
+              <w:bottom w:val="single" w:sz="1" w:space="0" w:color="AAAAAA"/>
+              <w:right w:val="single" w:sz="1" w:space="0" w:color="AAAAAA"/>
             </w:tcBorders>
             <w:shd w:val="clear" w:color="auto" w:fill="EBF3FA"/>
             <w:tcMar>
@@ -9395,10 +9437,10 @@
           <w:tcPr>
             <w:tcW w:w="1800" w:type="dxa"/>
             <w:tcBorders>
-              <w:top w:val="single" w:color="AAAAAA" w:sz="1" w:space="0"/>
-              <w:left w:val="single" w:color="AAAAAA" w:sz="1" w:space="0"/>
-              <w:bottom w:val="single" w:color="AAAAAA" w:sz="1" w:space="0"/>
-              <w:right w:val="single" w:color="AAAAAA" w:sz="1" w:space="0"/>
+              <w:top w:val="single" w:sz="1" w:space="0" w:color="AAAAAA"/>
+              <w:left w:val="single" w:sz="1" w:space="0" w:color="AAAAAA"/>
+              <w:bottom w:val="single" w:sz="1" w:space="0" w:color="AAAAAA"/>
+              <w:right w:val="single" w:sz="1" w:space="0" w:color="AAAAAA"/>
             </w:tcBorders>
             <w:shd w:val="clear" w:color="auto" w:fill="EBF3FA"/>
             <w:tcMar>
@@ -9424,10 +9466,10 @@
           <w:tcPr>
             <w:tcW w:w="4160" w:type="dxa"/>
             <w:tcBorders>
-              <w:top w:val="single" w:color="AAAAAA" w:sz="1" w:space="0"/>
-              <w:left w:val="single" w:color="AAAAAA" w:sz="1" w:space="0"/>
-              <w:bottom w:val="single" w:color="AAAAAA" w:sz="1" w:space="0"/>
-              <w:right w:val="single" w:color="AAAAAA" w:sz="1" w:space="0"/>
+              <w:top w:val="single" w:sz="1" w:space="0" w:color="AAAAAA"/>
+              <w:left w:val="single" w:sz="1" w:space="0" w:color="AAAAAA"/>
+              <w:bottom w:val="single" w:sz="1" w:space="0" w:color="AAAAAA"/>
+              <w:right w:val="single" w:sz="1" w:space="0" w:color="AAAAAA"/>
             </w:tcBorders>
             <w:shd w:val="clear" w:color="auto" w:fill="EBF3FA"/>
             <w:tcMar>
@@ -9455,10 +9497,10 @@
           <w:tcPr>
             <w:tcW w:w="2000" w:type="dxa"/>
             <w:tcBorders>
-              <w:top w:val="single" w:color="AAAAAA" w:sz="1" w:space="0"/>
-              <w:left w:val="single" w:color="AAAAAA" w:sz="1" w:space="0"/>
-              <w:bottom w:val="single" w:color="AAAAAA" w:sz="1" w:space="0"/>
-              <w:right w:val="single" w:color="AAAAAA" w:sz="1" w:space="0"/>
+              <w:top w:val="single" w:sz="1" w:space="0" w:color="AAAAAA"/>
+              <w:left w:val="single" w:sz="1" w:space="0" w:color="AAAAAA"/>
+              <w:bottom w:val="single" w:sz="1" w:space="0" w:color="AAAAAA"/>
+              <w:right w:val="single" w:sz="1" w:space="0" w:color="AAAAAA"/>
             </w:tcBorders>
             <w:shd w:val="clear" w:color="auto" w:fill="FFFFFF"/>
             <w:tcMar>
@@ -9486,10 +9528,10 @@
           <w:tcPr>
             <w:tcW w:w="1400" w:type="dxa"/>
             <w:tcBorders>
-              <w:top w:val="single" w:color="AAAAAA" w:sz="1" w:space="0"/>
-              <w:left w:val="single" w:color="AAAAAA" w:sz="1" w:space="0"/>
-              <w:bottom w:val="single" w:color="AAAAAA" w:sz="1" w:space="0"/>
-              <w:right w:val="single" w:color="AAAAAA" w:sz="1" w:space="0"/>
+              <w:top w:val="single" w:sz="1" w:space="0" w:color="AAAAAA"/>
+              <w:left w:val="single" w:sz="1" w:space="0" w:color="AAAAAA"/>
+              <w:bottom w:val="single" w:sz="1" w:space="0" w:color="AAAAAA"/>
+              <w:right w:val="single" w:sz="1" w:space="0" w:color="AAAAAA"/>
             </w:tcBorders>
             <w:shd w:val="clear" w:color="auto" w:fill="FFFFFF"/>
             <w:tcMar>
@@ -9515,10 +9557,10 @@
           <w:tcPr>
             <w:tcW w:w="1800" w:type="dxa"/>
             <w:tcBorders>
-              <w:top w:val="single" w:color="AAAAAA" w:sz="1" w:space="0"/>
-              <w:left w:val="single" w:color="AAAAAA" w:sz="1" w:space="0"/>
-              <w:bottom w:val="single" w:color="AAAAAA" w:sz="1" w:space="0"/>
-              <w:right w:val="single" w:color="AAAAAA" w:sz="1" w:space="0"/>
+              <w:top w:val="single" w:sz="1" w:space="0" w:color="AAAAAA"/>
+              <w:left w:val="single" w:sz="1" w:space="0" w:color="AAAAAA"/>
+              <w:bottom w:val="single" w:sz="1" w:space="0" w:color="AAAAAA"/>
+              <w:right w:val="single" w:sz="1" w:space="0" w:color="AAAAAA"/>
             </w:tcBorders>
             <w:shd w:val="clear" w:color="auto" w:fill="FFFFFF"/>
             <w:tcMar>
@@ -9544,10 +9586,10 @@
           <w:tcPr>
             <w:tcW w:w="4160" w:type="dxa"/>
             <w:tcBorders>
-              <w:top w:val="single" w:color="AAAAAA" w:sz="1" w:space="0"/>
-              <w:left w:val="single" w:color="AAAAAA" w:sz="1" w:space="0"/>
-              <w:bottom w:val="single" w:color="AAAAAA" w:sz="1" w:space="0"/>
-              <w:right w:val="single" w:color="AAAAAA" w:sz="1" w:space="0"/>
+              <w:top w:val="single" w:sz="1" w:space="0" w:color="AAAAAA"/>
+              <w:left w:val="single" w:sz="1" w:space="0" w:color="AAAAAA"/>
+              <w:bottom w:val="single" w:sz="1" w:space="0" w:color="AAAAAA"/>
+              <w:right w:val="single" w:sz="1" w:space="0" w:color="AAAAAA"/>
             </w:tcBorders>
             <w:shd w:val="clear" w:color="auto" w:fill="FFFFFF"/>
             <w:tcMar>
@@ -9575,10 +9617,10 @@
           <w:tcPr>
             <w:tcW w:w="2000" w:type="dxa"/>
             <w:tcBorders>
-              <w:top w:val="single" w:color="AAAAAA" w:sz="1" w:space="0"/>
-              <w:left w:val="single" w:color="AAAAAA" w:sz="1" w:space="0"/>
-              <w:bottom w:val="single" w:color="AAAAAA" w:sz="1" w:space="0"/>
-              <w:right w:val="single" w:color="AAAAAA" w:sz="1" w:space="0"/>
+              <w:top w:val="single" w:sz="1" w:space="0" w:color="AAAAAA"/>
+              <w:left w:val="single" w:sz="1" w:space="0" w:color="AAAAAA"/>
+              <w:bottom w:val="single" w:sz="1" w:space="0" w:color="AAAAAA"/>
+              <w:right w:val="single" w:sz="1" w:space="0" w:color="AAAAAA"/>
             </w:tcBorders>
             <w:shd w:val="clear" w:color="auto" w:fill="EBF3FA"/>
             <w:tcMar>
@@ -9606,10 +9648,10 @@
           <w:tcPr>
             <w:tcW w:w="1400" w:type="dxa"/>
             <w:tcBorders>
-              <w:top w:val="single" w:color="AAAAAA" w:sz="1" w:space="0"/>
-              <w:left w:val="single" w:color="AAAAAA" w:sz="1" w:space="0"/>
-              <w:bottom w:val="single" w:color="AAAAAA" w:sz="1" w:space="0"/>
-              <w:right w:val="single" w:color="AAAAAA" w:sz="1" w:space="0"/>
+              <w:top w:val="single" w:sz="1" w:space="0" w:color="AAAAAA"/>
+              <w:left w:val="single" w:sz="1" w:space="0" w:color="AAAAAA"/>
+              <w:bottom w:val="single" w:sz="1" w:space="0" w:color="AAAAAA"/>
+              <w:right w:val="single" w:sz="1" w:space="0" w:color="AAAAAA"/>
             </w:tcBorders>
             <w:shd w:val="clear" w:color="auto" w:fill="EBF3FA"/>
             <w:tcMar>
@@ -9635,10 +9677,10 @@
           <w:tcPr>
             <w:tcW w:w="1800" w:type="dxa"/>
             <w:tcBorders>
-              <w:top w:val="single" w:color="AAAAAA" w:sz="1" w:space="0"/>
-              <w:left w:val="single" w:color="AAAAAA" w:sz="1" w:space="0"/>
-              <w:bottom w:val="single" w:color="AAAAAA" w:sz="1" w:space="0"/>
-              <w:right w:val="single" w:color="AAAAAA" w:sz="1" w:space="0"/>
+              <w:top w:val="single" w:sz="1" w:space="0" w:color="AAAAAA"/>
+              <w:left w:val="single" w:sz="1" w:space="0" w:color="AAAAAA"/>
+              <w:bottom w:val="single" w:sz="1" w:space="0" w:color="AAAAAA"/>
+              <w:right w:val="single" w:sz="1" w:space="0" w:color="AAAAAA"/>
             </w:tcBorders>
             <w:shd w:val="clear" w:color="auto" w:fill="EBF3FA"/>
             <w:tcMar>
@@ -9664,10 +9706,10 @@
           <w:tcPr>
             <w:tcW w:w="4160" w:type="dxa"/>
             <w:tcBorders>
-              <w:top w:val="single" w:color="AAAAAA" w:sz="1" w:space="0"/>
-              <w:left w:val="single" w:color="AAAAAA" w:sz="1" w:space="0"/>
-              <w:bottom w:val="single" w:color="AAAAAA" w:sz="1" w:space="0"/>
-              <w:right w:val="single" w:color="AAAAAA" w:sz="1" w:space="0"/>
+              <w:top w:val="single" w:sz="1" w:space="0" w:color="AAAAAA"/>
+              <w:left w:val="single" w:sz="1" w:space="0" w:color="AAAAAA"/>
+              <w:bottom w:val="single" w:sz="1" w:space="0" w:color="AAAAAA"/>
+              <w:right w:val="single" w:sz="1" w:space="0" w:color="AAAAAA"/>
             </w:tcBorders>
             <w:shd w:val="clear" w:color="auto" w:fill="EBF3FA"/>
             <w:tcMar>
@@ -9695,10 +9737,10 @@
           <w:tcPr>
             <w:tcW w:w="2000" w:type="dxa"/>
             <w:tcBorders>
-              <w:top w:val="single" w:color="AAAAAA" w:sz="1" w:space="0"/>
-              <w:left w:val="single" w:color="AAAAAA" w:sz="1" w:space="0"/>
-              <w:bottom w:val="single" w:color="AAAAAA" w:sz="1" w:space="0"/>
-              <w:right w:val="single" w:color="AAAAAA" w:sz="1" w:space="0"/>
+              <w:top w:val="single" w:sz="1" w:space="0" w:color="AAAAAA"/>
+              <w:left w:val="single" w:sz="1" w:space="0" w:color="AAAAAA"/>
+              <w:bottom w:val="single" w:sz="1" w:space="0" w:color="AAAAAA"/>
+              <w:right w:val="single" w:sz="1" w:space="0" w:color="AAAAAA"/>
             </w:tcBorders>
             <w:shd w:val="clear" w:color="auto" w:fill="FFFFFF"/>
             <w:tcMar>
@@ -9726,10 +9768,10 @@
           <w:tcPr>
             <w:tcW w:w="1400" w:type="dxa"/>
             <w:tcBorders>
-              <w:top w:val="single" w:color="AAAAAA" w:sz="1" w:space="0"/>
-              <w:left w:val="single" w:color="AAAAAA" w:sz="1" w:space="0"/>
-              <w:bottom w:val="single" w:color="AAAAAA" w:sz="1" w:space="0"/>
-              <w:right w:val="single" w:color="AAAAAA" w:sz="1" w:space="0"/>
+              <w:top w:val="single" w:sz="1" w:space="0" w:color="AAAAAA"/>
+              <w:left w:val="single" w:sz="1" w:space="0" w:color="AAAAAA"/>
+              <w:bottom w:val="single" w:sz="1" w:space="0" w:color="AAAAAA"/>
+              <w:right w:val="single" w:sz="1" w:space="0" w:color="AAAAAA"/>
             </w:tcBorders>
             <w:shd w:val="clear" w:color="auto" w:fill="FFFFFF"/>
             <w:tcMar>
@@ -9755,10 +9797,10 @@
           <w:tcPr>
             <w:tcW w:w="1800" w:type="dxa"/>
             <w:tcBorders>
-              <w:top w:val="single" w:color="AAAAAA" w:sz="1" w:space="0"/>
-              <w:left w:val="single" w:color="AAAAAA" w:sz="1" w:space="0"/>
-              <w:bottom w:val="single" w:color="AAAAAA" w:sz="1" w:space="0"/>
-              <w:right w:val="single" w:color="AAAAAA" w:sz="1" w:space="0"/>
+              <w:top w:val="single" w:sz="1" w:space="0" w:color="AAAAAA"/>
+              <w:left w:val="single" w:sz="1" w:space="0" w:color="AAAAAA"/>
+              <w:bottom w:val="single" w:sz="1" w:space="0" w:color="AAAAAA"/>
+              <w:right w:val="single" w:sz="1" w:space="0" w:color="AAAAAA"/>
             </w:tcBorders>
             <w:shd w:val="clear" w:color="auto" w:fill="FFFFFF"/>
             <w:tcMar>
@@ -9784,10 +9826,10 @@
           <w:tcPr>
             <w:tcW w:w="4160" w:type="dxa"/>
             <w:tcBorders>
-              <w:top w:val="single" w:color="AAAAAA" w:sz="1" w:space="0"/>
-              <w:left w:val="single" w:color="AAAAAA" w:sz="1" w:space="0"/>
-              <w:bottom w:val="single" w:color="AAAAAA" w:sz="1" w:space="0"/>
-              <w:right w:val="single" w:color="AAAAAA" w:sz="1" w:space="0"/>
+              <w:top w:val="single" w:sz="1" w:space="0" w:color="AAAAAA"/>
+              <w:left w:val="single" w:sz="1" w:space="0" w:color="AAAAAA"/>
+              <w:bottom w:val="single" w:sz="1" w:space="0" w:color="AAAAAA"/>
+              <w:right w:val="single" w:sz="1" w:space="0" w:color="AAAAAA"/>
             </w:tcBorders>
             <w:shd w:val="clear" w:color="auto" w:fill="FFFFFF"/>
             <w:tcMar>
@@ -9815,10 +9857,10 @@
           <w:tcPr>
             <w:tcW w:w="2000" w:type="dxa"/>
             <w:tcBorders>
-              <w:top w:val="single" w:color="AAAAAA" w:sz="1" w:space="0"/>
-              <w:left w:val="single" w:color="AAAAAA" w:sz="1" w:space="0"/>
-              <w:bottom w:val="single" w:color="AAAAAA" w:sz="1" w:space="0"/>
-              <w:right w:val="single" w:color="AAAAAA" w:sz="1" w:space="0"/>
+              <w:top w:val="single" w:sz="1" w:space="0" w:color="AAAAAA"/>
+              <w:left w:val="single" w:sz="1" w:space="0" w:color="AAAAAA"/>
+              <w:bottom w:val="single" w:sz="1" w:space="0" w:color="AAAAAA"/>
+              <w:right w:val="single" w:sz="1" w:space="0" w:color="AAAAAA"/>
             </w:tcBorders>
             <w:shd w:val="clear" w:color="auto" w:fill="EBF3FA"/>
             <w:tcMar>
@@ -9846,10 +9888,10 @@
           <w:tcPr>
             <w:tcW w:w="1400" w:type="dxa"/>
             <w:tcBorders>
-              <w:top w:val="single" w:color="AAAAAA" w:sz="1" w:space="0"/>
-              <w:left w:val="single" w:color="AAAAAA" w:sz="1" w:space="0"/>
-              <w:bottom w:val="single" w:color="AAAAAA" w:sz="1" w:space="0"/>
-              <w:right w:val="single" w:color="AAAAAA" w:sz="1" w:space="0"/>
+              <w:top w:val="single" w:sz="1" w:space="0" w:color="AAAAAA"/>
+              <w:left w:val="single" w:sz="1" w:space="0" w:color="AAAAAA"/>
+              <w:bottom w:val="single" w:sz="1" w:space="0" w:color="AAAAAA"/>
+              <w:right w:val="single" w:sz="1" w:space="0" w:color="AAAAAA"/>
             </w:tcBorders>
             <w:shd w:val="clear" w:color="auto" w:fill="EBF3FA"/>
             <w:tcMar>
@@ -9875,10 +9917,10 @@
           <w:tcPr>
             <w:tcW w:w="1800" w:type="dxa"/>
             <w:tcBorders>
-              <w:top w:val="single" w:color="AAAAAA" w:sz="1" w:space="0"/>
-              <w:left w:val="single" w:color="AAAAAA" w:sz="1" w:space="0"/>
-              <w:bottom w:val="single" w:color="AAAAAA" w:sz="1" w:space="0"/>
-              <w:right w:val="single" w:color="AAAAAA" w:sz="1" w:space="0"/>
+              <w:top w:val="single" w:sz="1" w:space="0" w:color="AAAAAA"/>
+              <w:left w:val="single" w:sz="1" w:space="0" w:color="AAAAAA"/>
+              <w:bottom w:val="single" w:sz="1" w:space="0" w:color="AAAAAA"/>
+              <w:right w:val="single" w:sz="1" w:space="0" w:color="AAAAAA"/>
             </w:tcBorders>
             <w:shd w:val="clear" w:color="auto" w:fill="EBF3FA"/>
             <w:tcMar>
@@ -9904,10 +9946,10 @@
           <w:tcPr>
             <w:tcW w:w="4160" w:type="dxa"/>
             <w:tcBorders>
-              <w:top w:val="single" w:color="AAAAAA" w:sz="1" w:space="0"/>
-              <w:left w:val="single" w:color="AAAAAA" w:sz="1" w:space="0"/>
-              <w:bottom w:val="single" w:color="AAAAAA" w:sz="1" w:space="0"/>
-              <w:right w:val="single" w:color="AAAAAA" w:sz="1" w:space="0"/>
+              <w:top w:val="single" w:sz="1" w:space="0" w:color="AAAAAA"/>
+              <w:left w:val="single" w:sz="1" w:space="0" w:color="AAAAAA"/>
+              <w:bottom w:val="single" w:sz="1" w:space="0" w:color="AAAAAA"/>
+              <w:right w:val="single" w:sz="1" w:space="0" w:color="AAAAAA"/>
             </w:tcBorders>
             <w:shd w:val="clear" w:color="auto" w:fill="EBF3FA"/>
             <w:tcMar>
@@ -9935,10 +9977,10 @@
           <w:tcPr>
             <w:tcW w:w="2000" w:type="dxa"/>
             <w:tcBorders>
-              <w:top w:val="single" w:color="AAAAAA" w:sz="1" w:space="0"/>
-              <w:left w:val="single" w:color="AAAAAA" w:sz="1" w:space="0"/>
-              <w:bottom w:val="single" w:color="AAAAAA" w:sz="1" w:space="0"/>
-              <w:right w:val="single" w:color="AAAAAA" w:sz="1" w:space="0"/>
+              <w:top w:val="single" w:sz="1" w:space="0" w:color="AAAAAA"/>
+              <w:left w:val="single" w:sz="1" w:space="0" w:color="AAAAAA"/>
+              <w:bottom w:val="single" w:sz="1" w:space="0" w:color="AAAAAA"/>
+              <w:right w:val="single" w:sz="1" w:space="0" w:color="AAAAAA"/>
             </w:tcBorders>
             <w:shd w:val="clear" w:color="auto" w:fill="FFFFFF"/>
             <w:tcMar>
@@ -9966,10 +10008,10 @@
           <w:tcPr>
             <w:tcW w:w="1400" w:type="dxa"/>
             <w:tcBorders>
-              <w:top w:val="single" w:color="AAAAAA" w:sz="1" w:space="0"/>
-              <w:left w:val="single" w:color="AAAAAA" w:sz="1" w:space="0"/>
-              <w:bottom w:val="single" w:color="AAAAAA" w:sz="1" w:space="0"/>
-              <w:right w:val="single" w:color="AAAAAA" w:sz="1" w:space="0"/>
+              <w:top w:val="single" w:sz="1" w:space="0" w:color="AAAAAA"/>
+              <w:left w:val="single" w:sz="1" w:space="0" w:color="AAAAAA"/>
+              <w:bottom w:val="single" w:sz="1" w:space="0" w:color="AAAAAA"/>
+              <w:right w:val="single" w:sz="1" w:space="0" w:color="AAAAAA"/>
             </w:tcBorders>
             <w:shd w:val="clear" w:color="auto" w:fill="FFFFFF"/>
             <w:tcMar>
@@ -9995,10 +10037,10 @@
           <w:tcPr>
             <w:tcW w:w="1800" w:type="dxa"/>
             <w:tcBorders>
-              <w:top w:val="single" w:color="AAAAAA" w:sz="1" w:space="0"/>
-              <w:left w:val="single" w:color="AAAAAA" w:sz="1" w:space="0"/>
-              <w:bottom w:val="single" w:color="AAAAAA" w:sz="1" w:space="0"/>
-              <w:right w:val="single" w:color="AAAAAA" w:sz="1" w:space="0"/>
+              <w:top w:val="single" w:sz="1" w:space="0" w:color="AAAAAA"/>
+              <w:left w:val="single" w:sz="1" w:space="0" w:color="AAAAAA"/>
+              <w:bottom w:val="single" w:sz="1" w:space="0" w:color="AAAAAA"/>
+              <w:right w:val="single" w:sz="1" w:space="0" w:color="AAAAAA"/>
             </w:tcBorders>
             <w:shd w:val="clear" w:color="auto" w:fill="FFFFFF"/>
             <w:tcMar>
@@ -10024,10 +10066,10 @@
           <w:tcPr>
             <w:tcW w:w="4160" w:type="dxa"/>
             <w:tcBorders>
-              <w:top w:val="single" w:color="AAAAAA" w:sz="1" w:space="0"/>
-              <w:left w:val="single" w:color="AAAAAA" w:sz="1" w:space="0"/>
-              <w:bottom w:val="single" w:color="AAAAAA" w:sz="1" w:space="0"/>
-              <w:right w:val="single" w:color="AAAAAA" w:sz="1" w:space="0"/>
+              <w:top w:val="single" w:sz="1" w:space="0" w:color="AAAAAA"/>
+              <w:left w:val="single" w:sz="1" w:space="0" w:color="AAAAAA"/>
+              <w:bottom w:val="single" w:sz="1" w:space="0" w:color="AAAAAA"/>
+              <w:right w:val="single" w:sz="1" w:space="0" w:color="AAAAAA"/>
             </w:tcBorders>
             <w:shd w:val="clear" w:color="auto" w:fill="FFFFFF"/>
             <w:tcMar>
@@ -10237,6 +10279,7 @@
         <w:rPr>
           <w:color w:val="000000"/>
         </w:rPr>
+        <w:lastRenderedPageBreak/>
         <w:t>After all five PRs are merged into develop, promote the changes: open a PR from develop → staging, merge it; then from staging → main, merge it. Verify the CI and CD pipelines fire correctly for each promotion.</w:t>
       </w:r>
     </w:p>
@@ -10404,6 +10447,7 @@
         <w:pStyle w:val="Heading1"/>
       </w:pPr>
       <w:r>
+        <w:lastRenderedPageBreak/>
         <w:t>TASKS &amp; MARKING SCHEME</w:t>
       </w:r>
     </w:p>
@@ -10423,12 +10467,12 @@
       <w:tblPr>
         <w:tblW w:w="9360" w:type="dxa"/>
         <w:tblBorders>
-          <w:top w:val="single" w:color="auto" w:sz="4" w:space="0"/>
-          <w:left w:val="single" w:color="auto" w:sz="4" w:space="0"/>
-          <w:bottom w:val="single" w:color="auto" w:sz="4" w:space="0"/>
-          <w:right w:val="single" w:color="auto" w:sz="4" w:space="0"/>
-          <w:insideH w:val="single" w:color="auto" w:sz="4" w:space="0"/>
-          <w:insideV w:val="single" w:color="auto" w:sz="4" w:space="0"/>
+          <w:top w:val="single" w:sz="4" w:space="0" w:color="auto"/>
+          <w:left w:val="single" w:sz="4" w:space="0" w:color="auto"/>
+          <w:bottom w:val="single" w:sz="4" w:space="0" w:color="auto"/>
+          <w:right w:val="single" w:sz="4" w:space="0" w:color="auto"/>
+          <w:insideH w:val="single" w:sz="4" w:space="0" w:color="auto"/>
+          <w:insideV w:val="single" w:sz="4" w:space="0" w:color="auto"/>
         </w:tblBorders>
         <w:tblCellMar>
           <w:left w:w="10" w:type="dxa"/>
@@ -10446,10 +10490,10 @@
           <w:tcPr>
             <w:tcW w:w="500" w:type="dxa"/>
             <w:tcBorders>
-              <w:top w:val="single" w:color="AAAAAA" w:sz="1" w:space="0"/>
-              <w:left w:val="single" w:color="AAAAAA" w:sz="1" w:space="0"/>
-              <w:bottom w:val="single" w:color="AAAAAA" w:sz="1" w:space="0"/>
-              <w:right w:val="single" w:color="AAAAAA" w:sz="1" w:space="0"/>
+              <w:top w:val="single" w:sz="1" w:space="0" w:color="AAAAAA"/>
+              <w:left w:val="single" w:sz="1" w:space="0" w:color="AAAAAA"/>
+              <w:bottom w:val="single" w:sz="1" w:space="0" w:color="AAAAAA"/>
+              <w:right w:val="single" w:sz="1" w:space="0" w:color="AAAAAA"/>
             </w:tcBorders>
             <w:shd w:val="clear" w:color="auto" w:fill="1F3864"/>
             <w:tcMar>
@@ -10480,10 +10524,10 @@
           <w:tcPr>
             <w:tcW w:w="6860" w:type="dxa"/>
             <w:tcBorders>
-              <w:top w:val="single" w:color="AAAAAA" w:sz="1" w:space="0"/>
-              <w:left w:val="single" w:color="AAAAAA" w:sz="1" w:space="0"/>
-              <w:bottom w:val="single" w:color="AAAAAA" w:sz="1" w:space="0"/>
-              <w:right w:val="single" w:color="AAAAAA" w:sz="1" w:space="0"/>
+              <w:top w:val="single" w:sz="1" w:space="0" w:color="AAAAAA"/>
+              <w:left w:val="single" w:sz="1" w:space="0" w:color="AAAAAA"/>
+              <w:bottom w:val="single" w:sz="1" w:space="0" w:color="AAAAAA"/>
+              <w:right w:val="single" w:sz="1" w:space="0" w:color="AAAAAA"/>
             </w:tcBorders>
             <w:shd w:val="clear" w:color="auto" w:fill="1F3864"/>
             <w:tcMar>
@@ -10514,10 +10558,10 @@
           <w:tcPr>
             <w:tcW w:w="2000" w:type="dxa"/>
             <w:tcBorders>
-              <w:top w:val="single" w:color="AAAAAA" w:sz="1" w:space="0"/>
-              <w:left w:val="single" w:color="AAAAAA" w:sz="1" w:space="0"/>
-              <w:bottom w:val="single" w:color="AAAAAA" w:sz="1" w:space="0"/>
-              <w:right w:val="single" w:color="AAAAAA" w:sz="1" w:space="0"/>
+              <w:top w:val="single" w:sz="1" w:space="0" w:color="AAAAAA"/>
+              <w:left w:val="single" w:sz="1" w:space="0" w:color="AAAAAA"/>
+              <w:bottom w:val="single" w:sz="1" w:space="0" w:color="AAAAAA"/>
+              <w:right w:val="single" w:sz="1" w:space="0" w:color="AAAAAA"/>
             </w:tcBorders>
             <w:shd w:val="clear" w:color="auto" w:fill="1F3864"/>
             <w:tcMar>
@@ -10551,10 +10595,10 @@
             <w:tcW w:w="7360" w:type="dxa"/>
             <w:gridSpan w:val="2"/>
             <w:tcBorders>
-              <w:top w:val="single" w:color="AAAAAA" w:sz="1" w:space="0"/>
-              <w:left w:val="single" w:color="AAAAAA" w:sz="1" w:space="0"/>
-              <w:bottom w:val="single" w:color="AAAAAA" w:sz="1" w:space="0"/>
-              <w:right w:val="single" w:color="AAAAAA" w:sz="1" w:space="0"/>
+              <w:top w:val="single" w:sz="1" w:space="0" w:color="AAAAAA"/>
+              <w:left w:val="single" w:sz="1" w:space="0" w:color="AAAAAA"/>
+              <w:bottom w:val="single" w:sz="1" w:space="0" w:color="AAAAAA"/>
+              <w:right w:val="single" w:sz="1" w:space="0" w:color="AAAAAA"/>
             </w:tcBorders>
             <w:shd w:val="clear" w:color="auto" w:fill="D5E8F0"/>
             <w:tcMar>
@@ -10581,10 +10625,10 @@
           <w:tcPr>
             <w:tcW w:w="2000" w:type="dxa"/>
             <w:tcBorders>
-              <w:top w:val="single" w:color="AAAAAA" w:sz="1" w:space="0"/>
-              <w:left w:val="single" w:color="AAAAAA" w:sz="1" w:space="0"/>
-              <w:bottom w:val="single" w:color="AAAAAA" w:sz="1" w:space="0"/>
-              <w:right w:val="single" w:color="AAAAAA" w:sz="1" w:space="0"/>
+              <w:top w:val="single" w:sz="1" w:space="0" w:color="AAAAAA"/>
+              <w:left w:val="single" w:sz="1" w:space="0" w:color="AAAAAA"/>
+              <w:bottom w:val="single" w:sz="1" w:space="0" w:color="AAAAAA"/>
+              <w:right w:val="single" w:sz="1" w:space="0" w:color="AAAAAA"/>
             </w:tcBorders>
             <w:shd w:val="clear" w:color="auto" w:fill="D5E8F0"/>
             <w:tcMar>
@@ -10616,10 +10660,10 @@
           <w:tcPr>
             <w:tcW w:w="500" w:type="dxa"/>
             <w:tcBorders>
-              <w:top w:val="single" w:color="AAAAAA" w:sz="1" w:space="0"/>
-              <w:left w:val="single" w:color="AAAAAA" w:sz="1" w:space="0"/>
-              <w:bottom w:val="single" w:color="AAAAAA" w:sz="1" w:space="0"/>
-              <w:right w:val="single" w:color="AAAAAA" w:sz="1" w:space="0"/>
+              <w:top w:val="single" w:sz="1" w:space="0" w:color="AAAAAA"/>
+              <w:left w:val="single" w:sz="1" w:space="0" w:color="AAAAAA"/>
+              <w:bottom w:val="single" w:sz="1" w:space="0" w:color="AAAAAA"/>
+              <w:right w:val="single" w:sz="1" w:space="0" w:color="AAAAAA"/>
             </w:tcBorders>
             <w:shd w:val="clear" w:color="auto" w:fill="EBF3FA"/>
             <w:tcMar>
@@ -10650,10 +10694,10 @@
           <w:tcPr>
             <w:tcW w:w="6860" w:type="dxa"/>
             <w:tcBorders>
-              <w:top w:val="single" w:color="AAAAAA" w:sz="1" w:space="0"/>
-              <w:left w:val="single" w:color="AAAAAA" w:sz="1" w:space="0"/>
-              <w:bottom w:val="single" w:color="AAAAAA" w:sz="1" w:space="0"/>
-              <w:right w:val="single" w:color="AAAAAA" w:sz="1" w:space="0"/>
+              <w:top w:val="single" w:sz="1" w:space="0" w:color="AAAAAA"/>
+              <w:left w:val="single" w:sz="1" w:space="0" w:color="AAAAAA"/>
+              <w:bottom w:val="single" w:sz="1" w:space="0" w:color="AAAAAA"/>
+              <w:right w:val="single" w:sz="1" w:space="0" w:color="AAAAAA"/>
             </w:tcBorders>
             <w:shd w:val="clear" w:color="auto" w:fill="EBF3FA"/>
             <w:tcMar>
@@ -10679,10 +10723,10 @@
           <w:tcPr>
             <w:tcW w:w="2000" w:type="dxa"/>
             <w:tcBorders>
-              <w:top w:val="single" w:color="AAAAAA" w:sz="1" w:space="0"/>
-              <w:left w:val="single" w:color="AAAAAA" w:sz="1" w:space="0"/>
-              <w:bottom w:val="single" w:color="AAAAAA" w:sz="1" w:space="0"/>
-              <w:right w:val="single" w:color="AAAAAA" w:sz="1" w:space="0"/>
+              <w:top w:val="single" w:sz="1" w:space="0" w:color="AAAAAA"/>
+              <w:left w:val="single" w:sz="1" w:space="0" w:color="AAAAAA"/>
+              <w:bottom w:val="single" w:sz="1" w:space="0" w:color="AAAAAA"/>
+              <w:right w:val="single" w:sz="1" w:space="0" w:color="AAAAAA"/>
             </w:tcBorders>
             <w:shd w:val="clear" w:color="auto" w:fill="EBF3FA"/>
             <w:tcMar>
@@ -10713,10 +10757,10 @@
           <w:tcPr>
             <w:tcW w:w="500" w:type="dxa"/>
             <w:tcBorders>
-              <w:top w:val="single" w:color="AAAAAA" w:sz="1" w:space="0"/>
-              <w:left w:val="single" w:color="AAAAAA" w:sz="1" w:space="0"/>
-              <w:bottom w:val="single" w:color="AAAAAA" w:sz="1" w:space="0"/>
-              <w:right w:val="single" w:color="AAAAAA" w:sz="1" w:space="0"/>
+              <w:top w:val="single" w:sz="1" w:space="0" w:color="AAAAAA"/>
+              <w:left w:val="single" w:sz="1" w:space="0" w:color="AAAAAA"/>
+              <w:bottom w:val="single" w:sz="1" w:space="0" w:color="AAAAAA"/>
+              <w:right w:val="single" w:sz="1" w:space="0" w:color="AAAAAA"/>
             </w:tcBorders>
             <w:shd w:val="clear" w:color="auto" w:fill="FFFFFF"/>
             <w:tcMar>
@@ -10747,10 +10791,10 @@
           <w:tcPr>
             <w:tcW w:w="6860" w:type="dxa"/>
             <w:tcBorders>
-              <w:top w:val="single" w:color="AAAAAA" w:sz="1" w:space="0"/>
-              <w:left w:val="single" w:color="AAAAAA" w:sz="1" w:space="0"/>
-              <w:bottom w:val="single" w:color="AAAAAA" w:sz="1" w:space="0"/>
-              <w:right w:val="single" w:color="AAAAAA" w:sz="1" w:space="0"/>
+              <w:top w:val="single" w:sz="1" w:space="0" w:color="AAAAAA"/>
+              <w:left w:val="single" w:sz="1" w:space="0" w:color="AAAAAA"/>
+              <w:bottom w:val="single" w:sz="1" w:space="0" w:color="AAAAAA"/>
+              <w:right w:val="single" w:sz="1" w:space="0" w:color="AAAAAA"/>
             </w:tcBorders>
             <w:shd w:val="clear" w:color="auto" w:fill="FFFFFF"/>
             <w:tcMar>
@@ -10776,10 +10820,10 @@
           <w:tcPr>
             <w:tcW w:w="2000" w:type="dxa"/>
             <w:tcBorders>
-              <w:top w:val="single" w:color="AAAAAA" w:sz="1" w:space="0"/>
-              <w:left w:val="single" w:color="AAAAAA" w:sz="1" w:space="0"/>
-              <w:bottom w:val="single" w:color="AAAAAA" w:sz="1" w:space="0"/>
-              <w:right w:val="single" w:color="AAAAAA" w:sz="1" w:space="0"/>
+              <w:top w:val="single" w:sz="1" w:space="0" w:color="AAAAAA"/>
+              <w:left w:val="single" w:sz="1" w:space="0" w:color="AAAAAA"/>
+              <w:bottom w:val="single" w:sz="1" w:space="0" w:color="AAAAAA"/>
+              <w:right w:val="single" w:sz="1" w:space="0" w:color="AAAAAA"/>
             </w:tcBorders>
             <w:shd w:val="clear" w:color="auto" w:fill="FFFFFF"/>
             <w:tcMar>
@@ -10811,10 +10855,10 @@
             <w:tcW w:w="7360" w:type="dxa"/>
             <w:gridSpan w:val="2"/>
             <w:tcBorders>
-              <w:top w:val="single" w:color="AAAAAA" w:sz="1" w:space="0"/>
-              <w:left w:val="single" w:color="AAAAAA" w:sz="1" w:space="0"/>
-              <w:bottom w:val="single" w:color="AAAAAA" w:sz="1" w:space="0"/>
-              <w:right w:val="single" w:color="AAAAAA" w:sz="1" w:space="0"/>
+              <w:top w:val="single" w:sz="1" w:space="0" w:color="AAAAAA"/>
+              <w:left w:val="single" w:sz="1" w:space="0" w:color="AAAAAA"/>
+              <w:bottom w:val="single" w:sz="1" w:space="0" w:color="AAAAAA"/>
+              <w:right w:val="single" w:sz="1" w:space="0" w:color="AAAAAA"/>
             </w:tcBorders>
             <w:shd w:val="clear" w:color="auto" w:fill="D5E8F0"/>
             <w:tcMar>
@@ -10841,10 +10885,10 @@
           <w:tcPr>
             <w:tcW w:w="2000" w:type="dxa"/>
             <w:tcBorders>
-              <w:top w:val="single" w:color="AAAAAA" w:sz="1" w:space="0"/>
-              <w:left w:val="single" w:color="AAAAAA" w:sz="1" w:space="0"/>
-              <w:bottom w:val="single" w:color="AAAAAA" w:sz="1" w:space="0"/>
-              <w:right w:val="single" w:color="AAAAAA" w:sz="1" w:space="0"/>
+              <w:top w:val="single" w:sz="1" w:space="0" w:color="AAAAAA"/>
+              <w:left w:val="single" w:sz="1" w:space="0" w:color="AAAAAA"/>
+              <w:bottom w:val="single" w:sz="1" w:space="0" w:color="AAAAAA"/>
+              <w:right w:val="single" w:sz="1" w:space="0" w:color="AAAAAA"/>
             </w:tcBorders>
             <w:shd w:val="clear" w:color="auto" w:fill="D5E8F0"/>
             <w:tcMar>
@@ -10876,10 +10920,10 @@
           <w:tcPr>
             <w:tcW w:w="500" w:type="dxa"/>
             <w:tcBorders>
-              <w:top w:val="single" w:color="AAAAAA" w:sz="1" w:space="0"/>
-              <w:left w:val="single" w:color="AAAAAA" w:sz="1" w:space="0"/>
-              <w:bottom w:val="single" w:color="AAAAAA" w:sz="1" w:space="0"/>
-              <w:right w:val="single" w:color="AAAAAA" w:sz="1" w:space="0"/>
+              <w:top w:val="single" w:sz="1" w:space="0" w:color="AAAAAA"/>
+              <w:left w:val="single" w:sz="1" w:space="0" w:color="AAAAAA"/>
+              <w:bottom w:val="single" w:sz="1" w:space="0" w:color="AAAAAA"/>
+              <w:right w:val="single" w:sz="1" w:space="0" w:color="AAAAAA"/>
             </w:tcBorders>
             <w:shd w:val="clear" w:color="auto" w:fill="EBF3FA"/>
             <w:tcMar>
@@ -10910,10 +10954,10 @@
           <w:tcPr>
             <w:tcW w:w="6860" w:type="dxa"/>
             <w:tcBorders>
-              <w:top w:val="single" w:color="AAAAAA" w:sz="1" w:space="0"/>
-              <w:left w:val="single" w:color="AAAAAA" w:sz="1" w:space="0"/>
-              <w:bottom w:val="single" w:color="AAAAAA" w:sz="1" w:space="0"/>
-              <w:right w:val="single" w:color="AAAAAA" w:sz="1" w:space="0"/>
+              <w:top w:val="single" w:sz="1" w:space="0" w:color="AAAAAA"/>
+              <w:left w:val="single" w:sz="1" w:space="0" w:color="AAAAAA"/>
+              <w:bottom w:val="single" w:sz="1" w:space="0" w:color="AAAAAA"/>
+              <w:right w:val="single" w:sz="1" w:space="0" w:color="AAAAAA"/>
             </w:tcBorders>
             <w:shd w:val="clear" w:color="auto" w:fill="EBF3FA"/>
             <w:tcMar>
@@ -10939,10 +10983,10 @@
           <w:tcPr>
             <w:tcW w:w="2000" w:type="dxa"/>
             <w:tcBorders>
-              <w:top w:val="single" w:color="AAAAAA" w:sz="1" w:space="0"/>
-              <w:left w:val="single" w:color="AAAAAA" w:sz="1" w:space="0"/>
-              <w:bottom w:val="single" w:color="AAAAAA" w:sz="1" w:space="0"/>
-              <w:right w:val="single" w:color="AAAAAA" w:sz="1" w:space="0"/>
+              <w:top w:val="single" w:sz="1" w:space="0" w:color="AAAAAA"/>
+              <w:left w:val="single" w:sz="1" w:space="0" w:color="AAAAAA"/>
+              <w:bottom w:val="single" w:sz="1" w:space="0" w:color="AAAAAA"/>
+              <w:right w:val="single" w:sz="1" w:space="0" w:color="AAAAAA"/>
             </w:tcBorders>
             <w:shd w:val="clear" w:color="auto" w:fill="EBF3FA"/>
             <w:tcMar>
@@ -10973,10 +11017,10 @@
           <w:tcPr>
             <w:tcW w:w="500" w:type="dxa"/>
             <w:tcBorders>
-              <w:top w:val="single" w:color="AAAAAA" w:sz="1" w:space="0"/>
-              <w:left w:val="single" w:color="AAAAAA" w:sz="1" w:space="0"/>
-              <w:bottom w:val="single" w:color="AAAAAA" w:sz="1" w:space="0"/>
-              <w:right w:val="single" w:color="AAAAAA" w:sz="1" w:space="0"/>
+              <w:top w:val="single" w:sz="1" w:space="0" w:color="AAAAAA"/>
+              <w:left w:val="single" w:sz="1" w:space="0" w:color="AAAAAA"/>
+              <w:bottom w:val="single" w:sz="1" w:space="0" w:color="AAAAAA"/>
+              <w:right w:val="single" w:sz="1" w:space="0" w:color="AAAAAA"/>
             </w:tcBorders>
             <w:shd w:val="clear" w:color="auto" w:fill="FFFFFF"/>
             <w:tcMar>
@@ -11007,10 +11051,10 @@
           <w:tcPr>
             <w:tcW w:w="6860" w:type="dxa"/>
             <w:tcBorders>
-              <w:top w:val="single" w:color="AAAAAA" w:sz="1" w:space="0"/>
-              <w:left w:val="single" w:color="AAAAAA" w:sz="1" w:space="0"/>
-              <w:bottom w:val="single" w:color="AAAAAA" w:sz="1" w:space="0"/>
-              <w:right w:val="single" w:color="AAAAAA" w:sz="1" w:space="0"/>
+              <w:top w:val="single" w:sz="1" w:space="0" w:color="AAAAAA"/>
+              <w:left w:val="single" w:sz="1" w:space="0" w:color="AAAAAA"/>
+              <w:bottom w:val="single" w:sz="1" w:space="0" w:color="AAAAAA"/>
+              <w:right w:val="single" w:sz="1" w:space="0" w:color="AAAAAA"/>
             </w:tcBorders>
             <w:shd w:val="clear" w:color="auto" w:fill="FFFFFF"/>
             <w:tcMar>
@@ -11036,10 +11080,10 @@
           <w:tcPr>
             <w:tcW w:w="2000" w:type="dxa"/>
             <w:tcBorders>
-              <w:top w:val="single" w:color="AAAAAA" w:sz="1" w:space="0"/>
-              <w:left w:val="single" w:color="AAAAAA" w:sz="1" w:space="0"/>
-              <w:bottom w:val="single" w:color="AAAAAA" w:sz="1" w:space="0"/>
-              <w:right w:val="single" w:color="AAAAAA" w:sz="1" w:space="0"/>
+              <w:top w:val="single" w:sz="1" w:space="0" w:color="AAAAAA"/>
+              <w:left w:val="single" w:sz="1" w:space="0" w:color="AAAAAA"/>
+              <w:bottom w:val="single" w:sz="1" w:space="0" w:color="AAAAAA"/>
+              <w:right w:val="single" w:sz="1" w:space="0" w:color="AAAAAA"/>
             </w:tcBorders>
             <w:shd w:val="clear" w:color="auto" w:fill="FFFFFF"/>
             <w:tcMar>
@@ -11070,10 +11114,10 @@
           <w:tcPr>
             <w:tcW w:w="500" w:type="dxa"/>
             <w:tcBorders>
-              <w:top w:val="single" w:color="AAAAAA" w:sz="1" w:space="0"/>
-              <w:left w:val="single" w:color="AAAAAA" w:sz="1" w:space="0"/>
-              <w:bottom w:val="single" w:color="AAAAAA" w:sz="1" w:space="0"/>
-              <w:right w:val="single" w:color="AAAAAA" w:sz="1" w:space="0"/>
+              <w:top w:val="single" w:sz="1" w:space="0" w:color="AAAAAA"/>
+              <w:left w:val="single" w:sz="1" w:space="0" w:color="AAAAAA"/>
+              <w:bottom w:val="single" w:sz="1" w:space="0" w:color="AAAAAA"/>
+              <w:right w:val="single" w:sz="1" w:space="0" w:color="AAAAAA"/>
             </w:tcBorders>
             <w:shd w:val="clear" w:color="auto" w:fill="EBF3FA"/>
             <w:tcMar>
@@ -11104,10 +11148,10 @@
           <w:tcPr>
             <w:tcW w:w="6860" w:type="dxa"/>
             <w:tcBorders>
-              <w:top w:val="single" w:color="AAAAAA" w:sz="1" w:space="0"/>
-              <w:left w:val="single" w:color="AAAAAA" w:sz="1" w:space="0"/>
-              <w:bottom w:val="single" w:color="AAAAAA" w:sz="1" w:space="0"/>
-              <w:right w:val="single" w:color="AAAAAA" w:sz="1" w:space="0"/>
+              <w:top w:val="single" w:sz="1" w:space="0" w:color="AAAAAA"/>
+              <w:left w:val="single" w:sz="1" w:space="0" w:color="AAAAAA"/>
+              <w:bottom w:val="single" w:sz="1" w:space="0" w:color="AAAAAA"/>
+              <w:right w:val="single" w:sz="1" w:space="0" w:color="AAAAAA"/>
             </w:tcBorders>
             <w:shd w:val="clear" w:color="auto" w:fill="EBF3FA"/>
             <w:tcMar>
@@ -11133,10 +11177,10 @@
           <w:tcPr>
             <w:tcW w:w="2000" w:type="dxa"/>
             <w:tcBorders>
-              <w:top w:val="single" w:color="AAAAAA" w:sz="1" w:space="0"/>
-              <w:left w:val="single" w:color="AAAAAA" w:sz="1" w:space="0"/>
-              <w:bottom w:val="single" w:color="AAAAAA" w:sz="1" w:space="0"/>
-              <w:right w:val="single" w:color="AAAAAA" w:sz="1" w:space="0"/>
+              <w:top w:val="single" w:sz="1" w:space="0" w:color="AAAAAA"/>
+              <w:left w:val="single" w:sz="1" w:space="0" w:color="AAAAAA"/>
+              <w:bottom w:val="single" w:sz="1" w:space="0" w:color="AAAAAA"/>
+              <w:right w:val="single" w:sz="1" w:space="0" w:color="AAAAAA"/>
             </w:tcBorders>
             <w:shd w:val="clear" w:color="auto" w:fill="EBF3FA"/>
             <w:tcMar>
@@ -11167,10 +11211,10 @@
           <w:tcPr>
             <w:tcW w:w="500" w:type="dxa"/>
             <w:tcBorders>
-              <w:top w:val="single" w:color="AAAAAA" w:sz="1" w:space="0"/>
-              <w:left w:val="single" w:color="AAAAAA" w:sz="1" w:space="0"/>
-              <w:bottom w:val="single" w:color="AAAAAA" w:sz="1" w:space="0"/>
-              <w:right w:val="single" w:color="AAAAAA" w:sz="1" w:space="0"/>
+              <w:top w:val="single" w:sz="1" w:space="0" w:color="AAAAAA"/>
+              <w:left w:val="single" w:sz="1" w:space="0" w:color="AAAAAA"/>
+              <w:bottom w:val="single" w:sz="1" w:space="0" w:color="AAAAAA"/>
+              <w:right w:val="single" w:sz="1" w:space="0" w:color="AAAAAA"/>
             </w:tcBorders>
             <w:shd w:val="clear" w:color="auto" w:fill="FFFFFF"/>
             <w:tcMar>
@@ -11201,10 +11245,10 @@
           <w:tcPr>
             <w:tcW w:w="6860" w:type="dxa"/>
             <w:tcBorders>
-              <w:top w:val="single" w:color="AAAAAA" w:sz="1" w:space="0"/>
-              <w:left w:val="single" w:color="AAAAAA" w:sz="1" w:space="0"/>
-              <w:bottom w:val="single" w:color="AAAAAA" w:sz="1" w:space="0"/>
-              <w:right w:val="single" w:color="AAAAAA" w:sz="1" w:space="0"/>
+              <w:top w:val="single" w:sz="1" w:space="0" w:color="AAAAAA"/>
+              <w:left w:val="single" w:sz="1" w:space="0" w:color="AAAAAA"/>
+              <w:bottom w:val="single" w:sz="1" w:space="0" w:color="AAAAAA"/>
+              <w:right w:val="single" w:sz="1" w:space="0" w:color="AAAAAA"/>
             </w:tcBorders>
             <w:shd w:val="clear" w:color="auto" w:fill="FFFFFF"/>
             <w:tcMar>
@@ -11230,10 +11274,10 @@
           <w:tcPr>
             <w:tcW w:w="2000" w:type="dxa"/>
             <w:tcBorders>
-              <w:top w:val="single" w:color="AAAAAA" w:sz="1" w:space="0"/>
-              <w:left w:val="single" w:color="AAAAAA" w:sz="1" w:space="0"/>
-              <w:bottom w:val="single" w:color="AAAAAA" w:sz="1" w:space="0"/>
-              <w:right w:val="single" w:color="AAAAAA" w:sz="1" w:space="0"/>
+              <w:top w:val="single" w:sz="1" w:space="0" w:color="AAAAAA"/>
+              <w:left w:val="single" w:sz="1" w:space="0" w:color="AAAAAA"/>
+              <w:bottom w:val="single" w:sz="1" w:space="0" w:color="AAAAAA"/>
+              <w:right w:val="single" w:sz="1" w:space="0" w:color="AAAAAA"/>
             </w:tcBorders>
             <w:shd w:val="clear" w:color="auto" w:fill="FFFFFF"/>
             <w:tcMar>
@@ -11265,10 +11309,10 @@
             <w:tcW w:w="7360" w:type="dxa"/>
             <w:gridSpan w:val="2"/>
             <w:tcBorders>
-              <w:top w:val="single" w:color="AAAAAA" w:sz="1" w:space="0"/>
-              <w:left w:val="single" w:color="AAAAAA" w:sz="1" w:space="0"/>
-              <w:bottom w:val="single" w:color="AAAAAA" w:sz="1" w:space="0"/>
-              <w:right w:val="single" w:color="AAAAAA" w:sz="1" w:space="0"/>
+              <w:top w:val="single" w:sz="1" w:space="0" w:color="AAAAAA"/>
+              <w:left w:val="single" w:sz="1" w:space="0" w:color="AAAAAA"/>
+              <w:bottom w:val="single" w:sz="1" w:space="0" w:color="AAAAAA"/>
+              <w:right w:val="single" w:sz="1" w:space="0" w:color="AAAAAA"/>
             </w:tcBorders>
             <w:shd w:val="clear" w:color="auto" w:fill="D5E8F0"/>
             <w:tcMar>
@@ -11295,10 +11339,10 @@
           <w:tcPr>
             <w:tcW w:w="2000" w:type="dxa"/>
             <w:tcBorders>
-              <w:top w:val="single" w:color="AAAAAA" w:sz="1" w:space="0"/>
-              <w:left w:val="single" w:color="AAAAAA" w:sz="1" w:space="0"/>
-              <w:bottom w:val="single" w:color="AAAAAA" w:sz="1" w:space="0"/>
-              <w:right w:val="single" w:color="AAAAAA" w:sz="1" w:space="0"/>
+              <w:top w:val="single" w:sz="1" w:space="0" w:color="AAAAAA"/>
+              <w:left w:val="single" w:sz="1" w:space="0" w:color="AAAAAA"/>
+              <w:bottom w:val="single" w:sz="1" w:space="0" w:color="AAAAAA"/>
+              <w:right w:val="single" w:sz="1" w:space="0" w:color="AAAAAA"/>
             </w:tcBorders>
             <w:shd w:val="clear" w:color="auto" w:fill="D5E8F0"/>
             <w:tcMar>
@@ -11330,10 +11374,10 @@
           <w:tcPr>
             <w:tcW w:w="500" w:type="dxa"/>
             <w:tcBorders>
-              <w:top w:val="single" w:color="AAAAAA" w:sz="1" w:space="0"/>
-              <w:left w:val="single" w:color="AAAAAA" w:sz="1" w:space="0"/>
-              <w:bottom w:val="single" w:color="AAAAAA" w:sz="1" w:space="0"/>
-              <w:right w:val="single" w:color="AAAAAA" w:sz="1" w:space="0"/>
+              <w:top w:val="single" w:sz="1" w:space="0" w:color="AAAAAA"/>
+              <w:left w:val="single" w:sz="1" w:space="0" w:color="AAAAAA"/>
+              <w:bottom w:val="single" w:sz="1" w:space="0" w:color="AAAAAA"/>
+              <w:right w:val="single" w:sz="1" w:space="0" w:color="AAAAAA"/>
             </w:tcBorders>
             <w:shd w:val="clear" w:color="auto" w:fill="EBF3FA"/>
             <w:tcMar>
@@ -11364,10 +11408,10 @@
           <w:tcPr>
             <w:tcW w:w="6860" w:type="dxa"/>
             <w:tcBorders>
-              <w:top w:val="single" w:color="AAAAAA" w:sz="1" w:space="0"/>
-              <w:left w:val="single" w:color="AAAAAA" w:sz="1" w:space="0"/>
-              <w:bottom w:val="single" w:color="AAAAAA" w:sz="1" w:space="0"/>
-              <w:right w:val="single" w:color="AAAAAA" w:sz="1" w:space="0"/>
+              <w:top w:val="single" w:sz="1" w:space="0" w:color="AAAAAA"/>
+              <w:left w:val="single" w:sz="1" w:space="0" w:color="AAAAAA"/>
+              <w:bottom w:val="single" w:sz="1" w:space="0" w:color="AAAAAA"/>
+              <w:right w:val="single" w:sz="1" w:space="0" w:color="AAAAAA"/>
             </w:tcBorders>
             <w:shd w:val="clear" w:color="auto" w:fill="EBF3FA"/>
             <w:tcMar>
@@ -11393,10 +11437,10 @@
           <w:tcPr>
             <w:tcW w:w="2000" w:type="dxa"/>
             <w:tcBorders>
-              <w:top w:val="single" w:color="AAAAAA" w:sz="1" w:space="0"/>
-              <w:left w:val="single" w:color="AAAAAA" w:sz="1" w:space="0"/>
-              <w:bottom w:val="single" w:color="AAAAAA" w:sz="1" w:space="0"/>
-              <w:right w:val="single" w:color="AAAAAA" w:sz="1" w:space="0"/>
+              <w:top w:val="single" w:sz="1" w:space="0" w:color="AAAAAA"/>
+              <w:left w:val="single" w:sz="1" w:space="0" w:color="AAAAAA"/>
+              <w:bottom w:val="single" w:sz="1" w:space="0" w:color="AAAAAA"/>
+              <w:right w:val="single" w:sz="1" w:space="0" w:color="AAAAAA"/>
             </w:tcBorders>
             <w:shd w:val="clear" w:color="auto" w:fill="EBF3FA"/>
             <w:tcMar>
@@ -11427,10 +11471,10 @@
           <w:tcPr>
             <w:tcW w:w="500" w:type="dxa"/>
             <w:tcBorders>
-              <w:top w:val="single" w:color="AAAAAA" w:sz="1" w:space="0"/>
-              <w:left w:val="single" w:color="AAAAAA" w:sz="1" w:space="0"/>
-              <w:bottom w:val="single" w:color="AAAAAA" w:sz="1" w:space="0"/>
-              <w:right w:val="single" w:color="AAAAAA" w:sz="1" w:space="0"/>
+              <w:top w:val="single" w:sz="1" w:space="0" w:color="AAAAAA"/>
+              <w:left w:val="single" w:sz="1" w:space="0" w:color="AAAAAA"/>
+              <w:bottom w:val="single" w:sz="1" w:space="0" w:color="AAAAAA"/>
+              <w:right w:val="single" w:sz="1" w:space="0" w:color="AAAAAA"/>
             </w:tcBorders>
             <w:shd w:val="clear" w:color="auto" w:fill="FFFFFF"/>
             <w:tcMar>
@@ -11461,10 +11505,10 @@
           <w:tcPr>
             <w:tcW w:w="6860" w:type="dxa"/>
             <w:tcBorders>
-              <w:top w:val="single" w:color="AAAAAA" w:sz="1" w:space="0"/>
-              <w:left w:val="single" w:color="AAAAAA" w:sz="1" w:space="0"/>
-              <w:bottom w:val="single" w:color="AAAAAA" w:sz="1" w:space="0"/>
-              <w:right w:val="single" w:color="AAAAAA" w:sz="1" w:space="0"/>
+              <w:top w:val="single" w:sz="1" w:space="0" w:color="AAAAAA"/>
+              <w:left w:val="single" w:sz="1" w:space="0" w:color="AAAAAA"/>
+              <w:bottom w:val="single" w:sz="1" w:space="0" w:color="AAAAAA"/>
+              <w:right w:val="single" w:sz="1" w:space="0" w:color="AAAAAA"/>
             </w:tcBorders>
             <w:shd w:val="clear" w:color="auto" w:fill="FFFFFF"/>
             <w:tcMar>
@@ -11490,10 +11534,10 @@
           <w:tcPr>
             <w:tcW w:w="2000" w:type="dxa"/>
             <w:tcBorders>
-              <w:top w:val="single" w:color="AAAAAA" w:sz="1" w:space="0"/>
-              <w:left w:val="single" w:color="AAAAAA" w:sz="1" w:space="0"/>
-              <w:bottom w:val="single" w:color="AAAAAA" w:sz="1" w:space="0"/>
-              <w:right w:val="single" w:color="AAAAAA" w:sz="1" w:space="0"/>
+              <w:top w:val="single" w:sz="1" w:space="0" w:color="AAAAAA"/>
+              <w:left w:val="single" w:sz="1" w:space="0" w:color="AAAAAA"/>
+              <w:bottom w:val="single" w:sz="1" w:space="0" w:color="AAAAAA"/>
+              <w:right w:val="single" w:sz="1" w:space="0" w:color="AAAAAA"/>
             </w:tcBorders>
             <w:shd w:val="clear" w:color="auto" w:fill="FFFFFF"/>
             <w:tcMar>
@@ -11524,10 +11568,10 @@
           <w:tcPr>
             <w:tcW w:w="500" w:type="dxa"/>
             <w:tcBorders>
-              <w:top w:val="single" w:color="AAAAAA" w:sz="1" w:space="0"/>
-              <w:left w:val="single" w:color="AAAAAA" w:sz="1" w:space="0"/>
-              <w:bottom w:val="single" w:color="AAAAAA" w:sz="1" w:space="0"/>
-              <w:right w:val="single" w:color="AAAAAA" w:sz="1" w:space="0"/>
+              <w:top w:val="single" w:sz="1" w:space="0" w:color="AAAAAA"/>
+              <w:left w:val="single" w:sz="1" w:space="0" w:color="AAAAAA"/>
+              <w:bottom w:val="single" w:sz="1" w:space="0" w:color="AAAAAA"/>
+              <w:right w:val="single" w:sz="1" w:space="0" w:color="AAAAAA"/>
             </w:tcBorders>
             <w:shd w:val="clear" w:color="auto" w:fill="EBF3FA"/>
             <w:tcMar>
@@ -11558,10 +11602,10 @@
           <w:tcPr>
             <w:tcW w:w="6860" w:type="dxa"/>
             <w:tcBorders>
-              <w:top w:val="single" w:color="AAAAAA" w:sz="1" w:space="0"/>
-              <w:left w:val="single" w:color="AAAAAA" w:sz="1" w:space="0"/>
-              <w:bottom w:val="single" w:color="AAAAAA" w:sz="1" w:space="0"/>
-              <w:right w:val="single" w:color="AAAAAA" w:sz="1" w:space="0"/>
+              <w:top w:val="single" w:sz="1" w:space="0" w:color="AAAAAA"/>
+              <w:left w:val="single" w:sz="1" w:space="0" w:color="AAAAAA"/>
+              <w:bottom w:val="single" w:sz="1" w:space="0" w:color="AAAAAA"/>
+              <w:right w:val="single" w:sz="1" w:space="0" w:color="AAAAAA"/>
             </w:tcBorders>
             <w:shd w:val="clear" w:color="auto" w:fill="EBF3FA"/>
             <w:tcMar>
@@ -11595,10 +11639,10 @@
           <w:tcPr>
             <w:tcW w:w="2000" w:type="dxa"/>
             <w:tcBorders>
-              <w:top w:val="single" w:color="AAAAAA" w:sz="1" w:space="0"/>
-              <w:left w:val="single" w:color="AAAAAA" w:sz="1" w:space="0"/>
-              <w:bottom w:val="single" w:color="AAAAAA" w:sz="1" w:space="0"/>
-              <w:right w:val="single" w:color="AAAAAA" w:sz="1" w:space="0"/>
+              <w:top w:val="single" w:sz="1" w:space="0" w:color="AAAAAA"/>
+              <w:left w:val="single" w:sz="1" w:space="0" w:color="AAAAAA"/>
+              <w:bottom w:val="single" w:sz="1" w:space="0" w:color="AAAAAA"/>
+              <w:right w:val="single" w:sz="1" w:space="0" w:color="AAAAAA"/>
             </w:tcBorders>
             <w:shd w:val="clear" w:color="auto" w:fill="EBF3FA"/>
             <w:tcMar>
@@ -11630,10 +11674,10 @@
             <w:tcW w:w="7360" w:type="dxa"/>
             <w:gridSpan w:val="2"/>
             <w:tcBorders>
-              <w:top w:val="single" w:color="AAAAAA" w:sz="1" w:space="0"/>
-              <w:left w:val="single" w:color="AAAAAA" w:sz="1" w:space="0"/>
-              <w:bottom w:val="single" w:color="AAAAAA" w:sz="1" w:space="0"/>
-              <w:right w:val="single" w:color="AAAAAA" w:sz="1" w:space="0"/>
+              <w:top w:val="single" w:sz="1" w:space="0" w:color="AAAAAA"/>
+              <w:left w:val="single" w:sz="1" w:space="0" w:color="AAAAAA"/>
+              <w:bottom w:val="single" w:sz="1" w:space="0" w:color="AAAAAA"/>
+              <w:right w:val="single" w:sz="1" w:space="0" w:color="AAAAAA"/>
             </w:tcBorders>
             <w:shd w:val="clear" w:color="auto" w:fill="D5E8F0"/>
             <w:tcMar>
@@ -11660,10 +11704,10 @@
           <w:tcPr>
             <w:tcW w:w="2000" w:type="dxa"/>
             <w:tcBorders>
-              <w:top w:val="single" w:color="AAAAAA" w:sz="1" w:space="0"/>
-              <w:left w:val="single" w:color="AAAAAA" w:sz="1" w:space="0"/>
-              <w:bottom w:val="single" w:color="AAAAAA" w:sz="1" w:space="0"/>
-              <w:right w:val="single" w:color="AAAAAA" w:sz="1" w:space="0"/>
+              <w:top w:val="single" w:sz="1" w:space="0" w:color="AAAAAA"/>
+              <w:left w:val="single" w:sz="1" w:space="0" w:color="AAAAAA"/>
+              <w:bottom w:val="single" w:sz="1" w:space="0" w:color="AAAAAA"/>
+              <w:right w:val="single" w:sz="1" w:space="0" w:color="AAAAAA"/>
             </w:tcBorders>
             <w:shd w:val="clear" w:color="auto" w:fill="D5E8F0"/>
             <w:tcMar>
@@ -11695,10 +11739,10 @@
           <w:tcPr>
             <w:tcW w:w="500" w:type="dxa"/>
             <w:tcBorders>
-              <w:top w:val="single" w:color="AAAAAA" w:sz="1" w:space="0"/>
-              <w:left w:val="single" w:color="AAAAAA" w:sz="1" w:space="0"/>
-              <w:bottom w:val="single" w:color="AAAAAA" w:sz="1" w:space="0"/>
-              <w:right w:val="single" w:color="AAAAAA" w:sz="1" w:space="0"/>
+              <w:top w:val="single" w:sz="1" w:space="0" w:color="AAAAAA"/>
+              <w:left w:val="single" w:sz="1" w:space="0" w:color="AAAAAA"/>
+              <w:bottom w:val="single" w:sz="1" w:space="0" w:color="AAAAAA"/>
+              <w:right w:val="single" w:sz="1" w:space="0" w:color="AAAAAA"/>
             </w:tcBorders>
             <w:shd w:val="clear" w:color="auto" w:fill="EBF3FA"/>
             <w:tcMar>
@@ -11729,10 +11773,10 @@
           <w:tcPr>
             <w:tcW w:w="6860" w:type="dxa"/>
             <w:tcBorders>
-              <w:top w:val="single" w:color="AAAAAA" w:sz="1" w:space="0"/>
-              <w:left w:val="single" w:color="AAAAAA" w:sz="1" w:space="0"/>
-              <w:bottom w:val="single" w:color="AAAAAA" w:sz="1" w:space="0"/>
-              <w:right w:val="single" w:color="AAAAAA" w:sz="1" w:space="0"/>
+              <w:top w:val="single" w:sz="1" w:space="0" w:color="AAAAAA"/>
+              <w:left w:val="single" w:sz="1" w:space="0" w:color="AAAAAA"/>
+              <w:bottom w:val="single" w:sz="1" w:space="0" w:color="AAAAAA"/>
+              <w:right w:val="single" w:sz="1" w:space="0" w:color="AAAAAA"/>
             </w:tcBorders>
             <w:shd w:val="clear" w:color="auto" w:fill="EBF3FA"/>
             <w:tcMar>
@@ -11758,10 +11802,10 @@
           <w:tcPr>
             <w:tcW w:w="2000" w:type="dxa"/>
             <w:tcBorders>
-              <w:top w:val="single" w:color="AAAAAA" w:sz="1" w:space="0"/>
-              <w:left w:val="single" w:color="AAAAAA" w:sz="1" w:space="0"/>
-              <w:bottom w:val="single" w:color="AAAAAA" w:sz="1" w:space="0"/>
-              <w:right w:val="single" w:color="AAAAAA" w:sz="1" w:space="0"/>
+              <w:top w:val="single" w:sz="1" w:space="0" w:color="AAAAAA"/>
+              <w:left w:val="single" w:sz="1" w:space="0" w:color="AAAAAA"/>
+              <w:bottom w:val="single" w:sz="1" w:space="0" w:color="AAAAAA"/>
+              <w:right w:val="single" w:sz="1" w:space="0" w:color="AAAAAA"/>
             </w:tcBorders>
             <w:shd w:val="clear" w:color="auto" w:fill="EBF3FA"/>
             <w:tcMar>
@@ -11792,10 +11836,10 @@
           <w:tcPr>
             <w:tcW w:w="500" w:type="dxa"/>
             <w:tcBorders>
-              <w:top w:val="single" w:color="AAAAAA" w:sz="1" w:space="0"/>
-              <w:left w:val="single" w:color="AAAAAA" w:sz="1" w:space="0"/>
-              <w:bottom w:val="single" w:color="AAAAAA" w:sz="1" w:space="0"/>
-              <w:right w:val="single" w:color="AAAAAA" w:sz="1" w:space="0"/>
+              <w:top w:val="single" w:sz="1" w:space="0" w:color="AAAAAA"/>
+              <w:left w:val="single" w:sz="1" w:space="0" w:color="AAAAAA"/>
+              <w:bottom w:val="single" w:sz="1" w:space="0" w:color="AAAAAA"/>
+              <w:right w:val="single" w:sz="1" w:space="0" w:color="AAAAAA"/>
             </w:tcBorders>
             <w:shd w:val="clear" w:color="auto" w:fill="FFFFFF"/>
             <w:tcMar>
@@ -11826,10 +11870,10 @@
           <w:tcPr>
             <w:tcW w:w="6860" w:type="dxa"/>
             <w:tcBorders>
-              <w:top w:val="single" w:color="AAAAAA" w:sz="1" w:space="0"/>
-              <w:left w:val="single" w:color="AAAAAA" w:sz="1" w:space="0"/>
-              <w:bottom w:val="single" w:color="AAAAAA" w:sz="1" w:space="0"/>
-              <w:right w:val="single" w:color="AAAAAA" w:sz="1" w:space="0"/>
+              <w:top w:val="single" w:sz="1" w:space="0" w:color="AAAAAA"/>
+              <w:left w:val="single" w:sz="1" w:space="0" w:color="AAAAAA"/>
+              <w:bottom w:val="single" w:sz="1" w:space="0" w:color="AAAAAA"/>
+              <w:right w:val="single" w:sz="1" w:space="0" w:color="AAAAAA"/>
             </w:tcBorders>
             <w:shd w:val="clear" w:color="auto" w:fill="FFFFFF"/>
             <w:tcMar>
@@ -11855,10 +11899,10 @@
           <w:tcPr>
             <w:tcW w:w="2000" w:type="dxa"/>
             <w:tcBorders>
-              <w:top w:val="single" w:color="AAAAAA" w:sz="1" w:space="0"/>
-              <w:left w:val="single" w:color="AAAAAA" w:sz="1" w:space="0"/>
-              <w:bottom w:val="single" w:color="AAAAAA" w:sz="1" w:space="0"/>
-              <w:right w:val="single" w:color="AAAAAA" w:sz="1" w:space="0"/>
+              <w:top w:val="single" w:sz="1" w:space="0" w:color="AAAAAA"/>
+              <w:left w:val="single" w:sz="1" w:space="0" w:color="AAAAAA"/>
+              <w:bottom w:val="single" w:sz="1" w:space="0" w:color="AAAAAA"/>
+              <w:right w:val="single" w:sz="1" w:space="0" w:color="AAAAAA"/>
             </w:tcBorders>
             <w:shd w:val="clear" w:color="auto" w:fill="FFFFFF"/>
             <w:tcMar>
@@ -11889,10 +11933,10 @@
           <w:tcPr>
             <w:tcW w:w="500" w:type="dxa"/>
             <w:tcBorders>
-              <w:top w:val="single" w:color="AAAAAA" w:sz="1" w:space="0"/>
-              <w:left w:val="single" w:color="AAAAAA" w:sz="1" w:space="0"/>
-              <w:bottom w:val="single" w:color="AAAAAA" w:sz="1" w:space="0"/>
-              <w:right w:val="single" w:color="AAAAAA" w:sz="1" w:space="0"/>
+              <w:top w:val="single" w:sz="1" w:space="0" w:color="AAAAAA"/>
+              <w:left w:val="single" w:sz="1" w:space="0" w:color="AAAAAA"/>
+              <w:bottom w:val="single" w:sz="1" w:space="0" w:color="AAAAAA"/>
+              <w:right w:val="single" w:sz="1" w:space="0" w:color="AAAAAA"/>
             </w:tcBorders>
             <w:shd w:val="clear" w:color="auto" w:fill="EBF3FA"/>
             <w:tcMar>
@@ -11923,10 +11967,10 @@
           <w:tcPr>
             <w:tcW w:w="6860" w:type="dxa"/>
             <w:tcBorders>
-              <w:top w:val="single" w:color="AAAAAA" w:sz="1" w:space="0"/>
-              <w:left w:val="single" w:color="AAAAAA" w:sz="1" w:space="0"/>
-              <w:bottom w:val="single" w:color="AAAAAA" w:sz="1" w:space="0"/>
-              <w:right w:val="single" w:color="AAAAAA" w:sz="1" w:space="0"/>
+              <w:top w:val="single" w:sz="1" w:space="0" w:color="AAAAAA"/>
+              <w:left w:val="single" w:sz="1" w:space="0" w:color="AAAAAA"/>
+              <w:bottom w:val="single" w:sz="1" w:space="0" w:color="AAAAAA"/>
+              <w:right w:val="single" w:sz="1" w:space="0" w:color="AAAAAA"/>
             </w:tcBorders>
             <w:shd w:val="clear" w:color="auto" w:fill="EBF3FA"/>
             <w:tcMar>
@@ -11952,10 +11996,10 @@
           <w:tcPr>
             <w:tcW w:w="2000" w:type="dxa"/>
             <w:tcBorders>
-              <w:top w:val="single" w:color="AAAAAA" w:sz="1" w:space="0"/>
-              <w:left w:val="single" w:color="AAAAAA" w:sz="1" w:space="0"/>
-              <w:bottom w:val="single" w:color="AAAAAA" w:sz="1" w:space="0"/>
-              <w:right w:val="single" w:color="AAAAAA" w:sz="1" w:space="0"/>
+              <w:top w:val="single" w:sz="1" w:space="0" w:color="AAAAAA"/>
+              <w:left w:val="single" w:sz="1" w:space="0" w:color="AAAAAA"/>
+              <w:bottom w:val="single" w:sz="1" w:space="0" w:color="AAAAAA"/>
+              <w:right w:val="single" w:sz="1" w:space="0" w:color="AAAAAA"/>
             </w:tcBorders>
             <w:shd w:val="clear" w:color="auto" w:fill="EBF3FA"/>
             <w:tcMar>
@@ -11987,10 +12031,10 @@
             <w:tcW w:w="7360" w:type="dxa"/>
             <w:gridSpan w:val="2"/>
             <w:tcBorders>
-              <w:top w:val="single" w:color="AAAAAA" w:sz="1" w:space="0"/>
-              <w:left w:val="single" w:color="AAAAAA" w:sz="1" w:space="0"/>
-              <w:bottom w:val="single" w:color="AAAAAA" w:sz="1" w:space="0"/>
-              <w:right w:val="single" w:color="AAAAAA" w:sz="1" w:space="0"/>
+              <w:top w:val="single" w:sz="1" w:space="0" w:color="AAAAAA"/>
+              <w:left w:val="single" w:sz="1" w:space="0" w:color="AAAAAA"/>
+              <w:bottom w:val="single" w:sz="1" w:space="0" w:color="AAAAAA"/>
+              <w:right w:val="single" w:sz="1" w:space="0" w:color="AAAAAA"/>
             </w:tcBorders>
             <w:shd w:val="clear" w:color="auto" w:fill="D5E8F0"/>
             <w:tcMar>
@@ -12017,10 +12061,10 @@
           <w:tcPr>
             <w:tcW w:w="2000" w:type="dxa"/>
             <w:tcBorders>
-              <w:top w:val="single" w:color="AAAAAA" w:sz="1" w:space="0"/>
-              <w:left w:val="single" w:color="AAAAAA" w:sz="1" w:space="0"/>
-              <w:bottom w:val="single" w:color="AAAAAA" w:sz="1" w:space="0"/>
-              <w:right w:val="single" w:color="AAAAAA" w:sz="1" w:space="0"/>
+              <w:top w:val="single" w:sz="1" w:space="0" w:color="AAAAAA"/>
+              <w:left w:val="single" w:sz="1" w:space="0" w:color="AAAAAA"/>
+              <w:bottom w:val="single" w:sz="1" w:space="0" w:color="AAAAAA"/>
+              <w:right w:val="single" w:sz="1" w:space="0" w:color="AAAAAA"/>
             </w:tcBorders>
             <w:shd w:val="clear" w:color="auto" w:fill="D5E8F0"/>
             <w:tcMar>
@@ -12052,10 +12096,10 @@
           <w:tcPr>
             <w:tcW w:w="500" w:type="dxa"/>
             <w:tcBorders>
-              <w:top w:val="single" w:color="AAAAAA" w:sz="1" w:space="0"/>
-              <w:left w:val="single" w:color="AAAAAA" w:sz="1" w:space="0"/>
-              <w:bottom w:val="single" w:color="AAAAAA" w:sz="1" w:space="0"/>
-              <w:right w:val="single" w:color="AAAAAA" w:sz="1" w:space="0"/>
+              <w:top w:val="single" w:sz="1" w:space="0" w:color="AAAAAA"/>
+              <w:left w:val="single" w:sz="1" w:space="0" w:color="AAAAAA"/>
+              <w:bottom w:val="single" w:sz="1" w:space="0" w:color="AAAAAA"/>
+              <w:right w:val="single" w:sz="1" w:space="0" w:color="AAAAAA"/>
             </w:tcBorders>
             <w:shd w:val="clear" w:color="auto" w:fill="EBF3FA"/>
             <w:tcMar>
@@ -12078,6 +12122,7 @@
                 <w:sz w:val="20"/>
                 <w:szCs w:val="20"/>
               </w:rPr>
+              <w:lastRenderedPageBreak/>
               <w:t>13</w:t>
             </w:r>
           </w:p>
@@ -12086,10 +12131,10 @@
           <w:tcPr>
             <w:tcW w:w="6860" w:type="dxa"/>
             <w:tcBorders>
-              <w:top w:val="single" w:color="AAAAAA" w:sz="1" w:space="0"/>
-              <w:left w:val="single" w:color="AAAAAA" w:sz="1" w:space="0"/>
-              <w:bottom w:val="single" w:color="AAAAAA" w:sz="1" w:space="0"/>
-              <w:right w:val="single" w:color="AAAAAA" w:sz="1" w:space="0"/>
+              <w:top w:val="single" w:sz="1" w:space="0" w:color="AAAAAA"/>
+              <w:left w:val="single" w:sz="1" w:space="0" w:color="AAAAAA"/>
+              <w:bottom w:val="single" w:sz="1" w:space="0" w:color="AAAAAA"/>
+              <w:right w:val="single" w:sz="1" w:space="0" w:color="AAAAAA"/>
             </w:tcBorders>
             <w:shd w:val="clear" w:color="auto" w:fill="EBF3FA"/>
             <w:tcMar>
@@ -12115,10 +12160,10 @@
           <w:tcPr>
             <w:tcW w:w="2000" w:type="dxa"/>
             <w:tcBorders>
-              <w:top w:val="single" w:color="AAAAAA" w:sz="1" w:space="0"/>
-              <w:left w:val="single" w:color="AAAAAA" w:sz="1" w:space="0"/>
-              <w:bottom w:val="single" w:color="AAAAAA" w:sz="1" w:space="0"/>
-              <w:right w:val="single" w:color="AAAAAA" w:sz="1" w:space="0"/>
+              <w:top w:val="single" w:sz="1" w:space="0" w:color="AAAAAA"/>
+              <w:left w:val="single" w:sz="1" w:space="0" w:color="AAAAAA"/>
+              <w:bottom w:val="single" w:sz="1" w:space="0" w:color="AAAAAA"/>
+              <w:right w:val="single" w:sz="1" w:space="0" w:color="AAAAAA"/>
             </w:tcBorders>
             <w:shd w:val="clear" w:color="auto" w:fill="EBF3FA"/>
             <w:tcMar>
@@ -12149,10 +12194,10 @@
           <w:tcPr>
             <w:tcW w:w="500" w:type="dxa"/>
             <w:tcBorders>
-              <w:top w:val="single" w:color="AAAAAA" w:sz="1" w:space="0"/>
-              <w:left w:val="single" w:color="AAAAAA" w:sz="1" w:space="0"/>
-              <w:bottom w:val="single" w:color="AAAAAA" w:sz="1" w:space="0"/>
-              <w:right w:val="single" w:color="AAAAAA" w:sz="1" w:space="0"/>
+              <w:top w:val="single" w:sz="1" w:space="0" w:color="AAAAAA"/>
+              <w:left w:val="single" w:sz="1" w:space="0" w:color="AAAAAA"/>
+              <w:bottom w:val="single" w:sz="1" w:space="0" w:color="AAAAAA"/>
+              <w:right w:val="single" w:sz="1" w:space="0" w:color="AAAAAA"/>
             </w:tcBorders>
             <w:shd w:val="clear" w:color="auto" w:fill="FFFFFF"/>
             <w:tcMar>
@@ -12183,10 +12228,10 @@
           <w:tcPr>
             <w:tcW w:w="6860" w:type="dxa"/>
             <w:tcBorders>
-              <w:top w:val="single" w:color="AAAAAA" w:sz="1" w:space="0"/>
-              <w:left w:val="single" w:color="AAAAAA" w:sz="1" w:space="0"/>
-              <w:bottom w:val="single" w:color="AAAAAA" w:sz="1" w:space="0"/>
-              <w:right w:val="single" w:color="AAAAAA" w:sz="1" w:space="0"/>
+              <w:top w:val="single" w:sz="1" w:space="0" w:color="AAAAAA"/>
+              <w:left w:val="single" w:sz="1" w:space="0" w:color="AAAAAA"/>
+              <w:bottom w:val="single" w:sz="1" w:space="0" w:color="AAAAAA"/>
+              <w:right w:val="single" w:sz="1" w:space="0" w:color="AAAAAA"/>
             </w:tcBorders>
             <w:shd w:val="clear" w:color="auto" w:fill="FFFFFF"/>
             <w:tcMar>
@@ -12212,10 +12257,10 @@
           <w:tcPr>
             <w:tcW w:w="2000" w:type="dxa"/>
             <w:tcBorders>
-              <w:top w:val="single" w:color="AAAAAA" w:sz="1" w:space="0"/>
-              <w:left w:val="single" w:color="AAAAAA" w:sz="1" w:space="0"/>
-              <w:bottom w:val="single" w:color="AAAAAA" w:sz="1" w:space="0"/>
-              <w:right w:val="single" w:color="AAAAAA" w:sz="1" w:space="0"/>
+              <w:top w:val="single" w:sz="1" w:space="0" w:color="AAAAAA"/>
+              <w:left w:val="single" w:sz="1" w:space="0" w:color="AAAAAA"/>
+              <w:bottom w:val="single" w:sz="1" w:space="0" w:color="AAAAAA"/>
+              <w:right w:val="single" w:sz="1" w:space="0" w:color="AAAAAA"/>
             </w:tcBorders>
             <w:shd w:val="clear" w:color="auto" w:fill="FFFFFF"/>
             <w:tcMar>
@@ -12246,10 +12291,10 @@
           <w:tcPr>
             <w:tcW w:w="500" w:type="dxa"/>
             <w:tcBorders>
-              <w:top w:val="single" w:color="AAAAAA" w:sz="1" w:space="0"/>
-              <w:left w:val="single" w:color="AAAAAA" w:sz="1" w:space="0"/>
-              <w:bottom w:val="single" w:color="AAAAAA" w:sz="1" w:space="0"/>
-              <w:right w:val="single" w:color="AAAAAA" w:sz="1" w:space="0"/>
+              <w:top w:val="single" w:sz="1" w:space="0" w:color="AAAAAA"/>
+              <w:left w:val="single" w:sz="1" w:space="0" w:color="AAAAAA"/>
+              <w:bottom w:val="single" w:sz="1" w:space="0" w:color="AAAAAA"/>
+              <w:right w:val="single" w:sz="1" w:space="0" w:color="AAAAAA"/>
             </w:tcBorders>
             <w:shd w:val="clear" w:color="auto" w:fill="EBF3FA"/>
             <w:tcMar>
@@ -12280,10 +12325,10 @@
           <w:tcPr>
             <w:tcW w:w="6860" w:type="dxa"/>
             <w:tcBorders>
-              <w:top w:val="single" w:color="AAAAAA" w:sz="1" w:space="0"/>
-              <w:left w:val="single" w:color="AAAAAA" w:sz="1" w:space="0"/>
-              <w:bottom w:val="single" w:color="AAAAAA" w:sz="1" w:space="0"/>
-              <w:right w:val="single" w:color="AAAAAA" w:sz="1" w:space="0"/>
+              <w:top w:val="single" w:sz="1" w:space="0" w:color="AAAAAA"/>
+              <w:left w:val="single" w:sz="1" w:space="0" w:color="AAAAAA"/>
+              <w:bottom w:val="single" w:sz="1" w:space="0" w:color="AAAAAA"/>
+              <w:right w:val="single" w:sz="1" w:space="0" w:color="AAAAAA"/>
             </w:tcBorders>
             <w:shd w:val="clear" w:color="auto" w:fill="EBF3FA"/>
             <w:tcMar>
@@ -12309,10 +12354,10 @@
           <w:tcPr>
             <w:tcW w:w="2000" w:type="dxa"/>
             <w:tcBorders>
-              <w:top w:val="single" w:color="AAAAAA" w:sz="1" w:space="0"/>
-              <w:left w:val="single" w:color="AAAAAA" w:sz="1" w:space="0"/>
-              <w:bottom w:val="single" w:color="AAAAAA" w:sz="1" w:space="0"/>
-              <w:right w:val="single" w:color="AAAAAA" w:sz="1" w:space="0"/>
+              <w:top w:val="single" w:sz="1" w:space="0" w:color="AAAAAA"/>
+              <w:left w:val="single" w:sz="1" w:space="0" w:color="AAAAAA"/>
+              <w:bottom w:val="single" w:sz="1" w:space="0" w:color="AAAAAA"/>
+              <w:right w:val="single" w:sz="1" w:space="0" w:color="AAAAAA"/>
             </w:tcBorders>
             <w:shd w:val="clear" w:color="auto" w:fill="EBF3FA"/>
             <w:tcMar>
@@ -12344,10 +12389,10 @@
             <w:tcW w:w="7360" w:type="dxa"/>
             <w:gridSpan w:val="2"/>
             <w:tcBorders>
-              <w:top w:val="single" w:color="AAAAAA" w:sz="1" w:space="0"/>
-              <w:left w:val="single" w:color="AAAAAA" w:sz="1" w:space="0"/>
-              <w:bottom w:val="single" w:color="AAAAAA" w:sz="1" w:space="0"/>
-              <w:right w:val="single" w:color="AAAAAA" w:sz="1" w:space="0"/>
+              <w:top w:val="single" w:sz="1" w:space="0" w:color="AAAAAA"/>
+              <w:left w:val="single" w:sz="1" w:space="0" w:color="AAAAAA"/>
+              <w:bottom w:val="single" w:sz="1" w:space="0" w:color="AAAAAA"/>
+              <w:right w:val="single" w:sz="1" w:space="0" w:color="AAAAAA"/>
             </w:tcBorders>
             <w:shd w:val="clear" w:color="auto" w:fill="D5E8F0"/>
             <w:tcMar>
@@ -12374,10 +12419,10 @@
           <w:tcPr>
             <w:tcW w:w="2000" w:type="dxa"/>
             <w:tcBorders>
-              <w:top w:val="single" w:color="AAAAAA" w:sz="1" w:space="0"/>
-              <w:left w:val="single" w:color="AAAAAA" w:sz="1" w:space="0"/>
-              <w:bottom w:val="single" w:color="AAAAAA" w:sz="1" w:space="0"/>
-              <w:right w:val="single" w:color="AAAAAA" w:sz="1" w:space="0"/>
+              <w:top w:val="single" w:sz="1" w:space="0" w:color="AAAAAA"/>
+              <w:left w:val="single" w:sz="1" w:space="0" w:color="AAAAAA"/>
+              <w:bottom w:val="single" w:sz="1" w:space="0" w:color="AAAAAA"/>
+              <w:right w:val="single" w:sz="1" w:space="0" w:color="AAAAAA"/>
             </w:tcBorders>
             <w:shd w:val="clear" w:color="auto" w:fill="D5E8F0"/>
             <w:tcMar>
@@ -12409,10 +12454,10 @@
           <w:tcPr>
             <w:tcW w:w="500" w:type="dxa"/>
             <w:tcBorders>
-              <w:top w:val="single" w:color="AAAAAA" w:sz="1" w:space="0"/>
-              <w:left w:val="single" w:color="AAAAAA" w:sz="1" w:space="0"/>
-              <w:bottom w:val="single" w:color="AAAAAA" w:sz="1" w:space="0"/>
-              <w:right w:val="single" w:color="AAAAAA" w:sz="1" w:space="0"/>
+              <w:top w:val="single" w:sz="1" w:space="0" w:color="AAAAAA"/>
+              <w:left w:val="single" w:sz="1" w:space="0" w:color="AAAAAA"/>
+              <w:bottom w:val="single" w:sz="1" w:space="0" w:color="AAAAAA"/>
+              <w:right w:val="single" w:sz="1" w:space="0" w:color="AAAAAA"/>
             </w:tcBorders>
             <w:shd w:val="clear" w:color="auto" w:fill="EBF3FA"/>
             <w:tcMar>
@@ -12443,10 +12488,10 @@
           <w:tcPr>
             <w:tcW w:w="6860" w:type="dxa"/>
             <w:tcBorders>
-              <w:top w:val="single" w:color="AAAAAA" w:sz="1" w:space="0"/>
-              <w:left w:val="single" w:color="AAAAAA" w:sz="1" w:space="0"/>
-              <w:bottom w:val="single" w:color="AAAAAA" w:sz="1" w:space="0"/>
-              <w:right w:val="single" w:color="AAAAAA" w:sz="1" w:space="0"/>
+              <w:top w:val="single" w:sz="1" w:space="0" w:color="AAAAAA"/>
+              <w:left w:val="single" w:sz="1" w:space="0" w:color="AAAAAA"/>
+              <w:bottom w:val="single" w:sz="1" w:space="0" w:color="AAAAAA"/>
+              <w:right w:val="single" w:sz="1" w:space="0" w:color="AAAAAA"/>
             </w:tcBorders>
             <w:shd w:val="clear" w:color="auto" w:fill="EBF3FA"/>
             <w:tcMar>
@@ -12472,10 +12517,10 @@
           <w:tcPr>
             <w:tcW w:w="2000" w:type="dxa"/>
             <w:tcBorders>
-              <w:top w:val="single" w:color="AAAAAA" w:sz="1" w:space="0"/>
-              <w:left w:val="single" w:color="AAAAAA" w:sz="1" w:space="0"/>
-              <w:bottom w:val="single" w:color="AAAAAA" w:sz="1" w:space="0"/>
-              <w:right w:val="single" w:color="AAAAAA" w:sz="1" w:space="0"/>
+              <w:top w:val="single" w:sz="1" w:space="0" w:color="AAAAAA"/>
+              <w:left w:val="single" w:sz="1" w:space="0" w:color="AAAAAA"/>
+              <w:bottom w:val="single" w:sz="1" w:space="0" w:color="AAAAAA"/>
+              <w:right w:val="single" w:sz="1" w:space="0" w:color="AAAAAA"/>
             </w:tcBorders>
             <w:shd w:val="clear" w:color="auto" w:fill="EBF3FA"/>
             <w:tcMar>
@@ -12506,10 +12551,10 @@
           <w:tcPr>
             <w:tcW w:w="500" w:type="dxa"/>
             <w:tcBorders>
-              <w:top w:val="single" w:color="AAAAAA" w:sz="1" w:space="0"/>
-              <w:left w:val="single" w:color="AAAAAA" w:sz="1" w:space="0"/>
-              <w:bottom w:val="single" w:color="AAAAAA" w:sz="1" w:space="0"/>
-              <w:right w:val="single" w:color="AAAAAA" w:sz="1" w:space="0"/>
+              <w:top w:val="single" w:sz="1" w:space="0" w:color="AAAAAA"/>
+              <w:left w:val="single" w:sz="1" w:space="0" w:color="AAAAAA"/>
+              <w:bottom w:val="single" w:sz="1" w:space="0" w:color="AAAAAA"/>
+              <w:right w:val="single" w:sz="1" w:space="0" w:color="AAAAAA"/>
             </w:tcBorders>
             <w:shd w:val="clear" w:color="auto" w:fill="FFFFFF"/>
             <w:tcMar>
@@ -12540,10 +12585,10 @@
           <w:tcPr>
             <w:tcW w:w="6860" w:type="dxa"/>
             <w:tcBorders>
-              <w:top w:val="single" w:color="AAAAAA" w:sz="1" w:space="0"/>
-              <w:left w:val="single" w:color="AAAAAA" w:sz="1" w:space="0"/>
-              <w:bottom w:val="single" w:color="AAAAAA" w:sz="1" w:space="0"/>
-              <w:right w:val="single" w:color="AAAAAA" w:sz="1" w:space="0"/>
+              <w:top w:val="single" w:sz="1" w:space="0" w:color="AAAAAA"/>
+              <w:left w:val="single" w:sz="1" w:space="0" w:color="AAAAAA"/>
+              <w:bottom w:val="single" w:sz="1" w:space="0" w:color="AAAAAA"/>
+              <w:right w:val="single" w:sz="1" w:space="0" w:color="AAAAAA"/>
             </w:tcBorders>
             <w:shd w:val="clear" w:color="auto" w:fill="FFFFFF"/>
             <w:tcMar>
@@ -12569,10 +12614,10 @@
           <w:tcPr>
             <w:tcW w:w="2000" w:type="dxa"/>
             <w:tcBorders>
-              <w:top w:val="single" w:color="AAAAAA" w:sz="1" w:space="0"/>
-              <w:left w:val="single" w:color="AAAAAA" w:sz="1" w:space="0"/>
-              <w:bottom w:val="single" w:color="AAAAAA" w:sz="1" w:space="0"/>
-              <w:right w:val="single" w:color="AAAAAA" w:sz="1" w:space="0"/>
+              <w:top w:val="single" w:sz="1" w:space="0" w:color="AAAAAA"/>
+              <w:left w:val="single" w:sz="1" w:space="0" w:color="AAAAAA"/>
+              <w:bottom w:val="single" w:sz="1" w:space="0" w:color="AAAAAA"/>
+              <w:right w:val="single" w:sz="1" w:space="0" w:color="AAAAAA"/>
             </w:tcBorders>
             <w:shd w:val="clear" w:color="auto" w:fill="FFFFFF"/>
             <w:tcMar>
@@ -12604,10 +12649,10 @@
             <w:tcW w:w="7360" w:type="dxa"/>
             <w:gridSpan w:val="2"/>
             <w:tcBorders>
-              <w:top w:val="single" w:color="AAAAAA" w:sz="1" w:space="0"/>
-              <w:left w:val="single" w:color="AAAAAA" w:sz="1" w:space="0"/>
-              <w:bottom w:val="single" w:color="AAAAAA" w:sz="1" w:space="0"/>
-              <w:right w:val="single" w:color="AAAAAA" w:sz="1" w:space="0"/>
+              <w:top w:val="single" w:sz="1" w:space="0" w:color="AAAAAA"/>
+              <w:left w:val="single" w:sz="1" w:space="0" w:color="AAAAAA"/>
+              <w:bottom w:val="single" w:sz="1" w:space="0" w:color="AAAAAA"/>
+              <w:right w:val="single" w:sz="1" w:space="0" w:color="AAAAAA"/>
             </w:tcBorders>
             <w:shd w:val="clear" w:color="auto" w:fill="1F3864"/>
             <w:tcMar>
@@ -12637,10 +12682,10 @@
           <w:tcPr>
             <w:tcW w:w="2000" w:type="dxa"/>
             <w:tcBorders>
-              <w:top w:val="single" w:color="AAAAAA" w:sz="1" w:space="0"/>
-              <w:left w:val="single" w:color="AAAAAA" w:sz="1" w:space="0"/>
-              <w:bottom w:val="single" w:color="AAAAAA" w:sz="1" w:space="0"/>
-              <w:right w:val="single" w:color="AAAAAA" w:sz="1" w:space="0"/>
+              <w:top w:val="single" w:sz="1" w:space="0" w:color="AAAAAA"/>
+              <w:left w:val="single" w:sz="1" w:space="0" w:color="AAAAAA"/>
+              <w:bottom w:val="single" w:sz="1" w:space="0" w:color="AAAAAA"/>
+              <w:right w:val="single" w:sz="1" w:space="0" w:color="AAAAAA"/>
             </w:tcBorders>
             <w:shd w:val="clear" w:color="auto" w:fill="1F3864"/>
             <w:tcMar>
@@ -12679,6 +12724,7 @@
         <w:pStyle w:val="Heading1"/>
       </w:pPr>
       <w:r>
+        <w:lastRenderedPageBreak/>
         <w:t>SUBMISSION REQUIREMENTS</w:t>
       </w:r>
     </w:p>
@@ -12879,12 +12925,12 @@
       <w:tblPr>
         <w:tblW w:w="9360" w:type="dxa"/>
         <w:tblBorders>
-          <w:top w:val="single" w:color="auto" w:sz="4" w:space="0"/>
-          <w:left w:val="single" w:color="auto" w:sz="4" w:space="0"/>
-          <w:bottom w:val="single" w:color="auto" w:sz="4" w:space="0"/>
-          <w:right w:val="single" w:color="auto" w:sz="4" w:space="0"/>
-          <w:insideH w:val="single" w:color="auto" w:sz="4" w:space="0"/>
-          <w:insideV w:val="single" w:color="auto" w:sz="4" w:space="0"/>
+          <w:top w:val="single" w:sz="4" w:space="0" w:color="auto"/>
+          <w:left w:val="single" w:sz="4" w:space="0" w:color="auto"/>
+          <w:bottom w:val="single" w:sz="4" w:space="0" w:color="auto"/>
+          <w:right w:val="single" w:sz="4" w:space="0" w:color="auto"/>
+          <w:insideH w:val="single" w:sz="4" w:space="0" w:color="auto"/>
+          <w:insideV w:val="single" w:sz="4" w:space="0" w:color="auto"/>
         </w:tblBorders>
         <w:tblCellMar>
           <w:left w:w="10" w:type="dxa"/>
@@ -12901,10 +12947,10 @@
           <w:tcPr>
             <w:tcW w:w="3200" w:type="dxa"/>
             <w:tcBorders>
-              <w:top w:val="single" w:color="AAAAAA" w:sz="1" w:space="0"/>
-              <w:left w:val="single" w:color="AAAAAA" w:sz="1" w:space="0"/>
-              <w:bottom w:val="single" w:color="AAAAAA" w:sz="1" w:space="0"/>
-              <w:right w:val="single" w:color="AAAAAA" w:sz="1" w:space="0"/>
+              <w:top w:val="single" w:sz="1" w:space="0" w:color="AAAAAA"/>
+              <w:left w:val="single" w:sz="1" w:space="0" w:color="AAAAAA"/>
+              <w:bottom w:val="single" w:sz="1" w:space="0" w:color="AAAAAA"/>
+              <w:right w:val="single" w:sz="1" w:space="0" w:color="AAAAAA"/>
             </w:tcBorders>
             <w:shd w:val="clear" w:color="auto" w:fill="1F3864"/>
             <w:tcMar>
@@ -12935,10 +12981,10 @@
           <w:tcPr>
             <w:tcW w:w="6160" w:type="dxa"/>
             <w:tcBorders>
-              <w:top w:val="single" w:color="AAAAAA" w:sz="1" w:space="0"/>
-              <w:left w:val="single" w:color="AAAAAA" w:sz="1" w:space="0"/>
-              <w:bottom w:val="single" w:color="AAAAAA" w:sz="1" w:space="0"/>
-              <w:right w:val="single" w:color="AAAAAA" w:sz="1" w:space="0"/>
+              <w:top w:val="single" w:sz="1" w:space="0" w:color="AAAAAA"/>
+              <w:left w:val="single" w:sz="1" w:space="0" w:color="AAAAAA"/>
+              <w:bottom w:val="single" w:sz="1" w:space="0" w:color="AAAAAA"/>
+              <w:right w:val="single" w:sz="1" w:space="0" w:color="AAAAAA"/>
             </w:tcBorders>
             <w:shd w:val="clear" w:color="auto" w:fill="1F3864"/>
             <w:tcMar>
@@ -12971,10 +13017,10 @@
           <w:tcPr>
             <w:tcW w:w="3200" w:type="dxa"/>
             <w:tcBorders>
-              <w:top w:val="single" w:color="AAAAAA" w:sz="1" w:space="0"/>
-              <w:left w:val="single" w:color="AAAAAA" w:sz="1" w:space="0"/>
-              <w:bottom w:val="single" w:color="AAAAAA" w:sz="1" w:space="0"/>
-              <w:right w:val="single" w:color="AAAAAA" w:sz="1" w:space="0"/>
+              <w:top w:val="single" w:sz="1" w:space="0" w:color="AAAAAA"/>
+              <w:left w:val="single" w:sz="1" w:space="0" w:color="AAAAAA"/>
+              <w:bottom w:val="single" w:sz="1" w:space="0" w:color="AAAAAA"/>
+              <w:right w:val="single" w:sz="1" w:space="0" w:color="AAAAAA"/>
             </w:tcBorders>
             <w:shd w:val="clear" w:color="auto" w:fill="EBF3FA"/>
             <w:tcMar>
@@ -13002,10 +13048,10 @@
           <w:tcPr>
             <w:tcW w:w="6160" w:type="dxa"/>
             <w:tcBorders>
-              <w:top w:val="single" w:color="AAAAAA" w:sz="1" w:space="0"/>
-              <w:left w:val="single" w:color="AAAAAA" w:sz="1" w:space="0"/>
-              <w:bottom w:val="single" w:color="AAAAAA" w:sz="1" w:space="0"/>
-              <w:right w:val="single" w:color="AAAAAA" w:sz="1" w:space="0"/>
+              <w:top w:val="single" w:sz="1" w:space="0" w:color="AAAAAA"/>
+              <w:left w:val="single" w:sz="1" w:space="0" w:color="AAAAAA"/>
+              <w:bottom w:val="single" w:sz="1" w:space="0" w:color="AAAAAA"/>
+              <w:right w:val="single" w:sz="1" w:space="0" w:color="AAAAAA"/>
             </w:tcBorders>
             <w:shd w:val="clear" w:color="auto" w:fill="EBF3FA"/>
             <w:tcMar>
@@ -13034,10 +13080,10 @@
           <w:tcPr>
             <w:tcW w:w="3200" w:type="dxa"/>
             <w:tcBorders>
-              <w:top w:val="single" w:color="AAAAAA" w:sz="1" w:space="0"/>
-              <w:left w:val="single" w:color="AAAAAA" w:sz="1" w:space="0"/>
-              <w:bottom w:val="single" w:color="AAAAAA" w:sz="1" w:space="0"/>
-              <w:right w:val="single" w:color="AAAAAA" w:sz="1" w:space="0"/>
+              <w:top w:val="single" w:sz="1" w:space="0" w:color="AAAAAA"/>
+              <w:left w:val="single" w:sz="1" w:space="0" w:color="AAAAAA"/>
+              <w:bottom w:val="single" w:sz="1" w:space="0" w:color="AAAAAA"/>
+              <w:right w:val="single" w:sz="1" w:space="0" w:color="AAAAAA"/>
             </w:tcBorders>
             <w:shd w:val="clear" w:color="auto" w:fill="FFFFFF"/>
             <w:tcMar>
@@ -13065,10 +13111,10 @@
           <w:tcPr>
             <w:tcW w:w="6160" w:type="dxa"/>
             <w:tcBorders>
-              <w:top w:val="single" w:color="AAAAAA" w:sz="1" w:space="0"/>
-              <w:left w:val="single" w:color="AAAAAA" w:sz="1" w:space="0"/>
-              <w:bottom w:val="single" w:color="AAAAAA" w:sz="1" w:space="0"/>
-              <w:right w:val="single" w:color="AAAAAA" w:sz="1" w:space="0"/>
+              <w:top w:val="single" w:sz="1" w:space="0" w:color="AAAAAA"/>
+              <w:left w:val="single" w:sz="1" w:space="0" w:color="AAAAAA"/>
+              <w:bottom w:val="single" w:sz="1" w:space="0" w:color="AAAAAA"/>
+              <w:right w:val="single" w:sz="1" w:space="0" w:color="AAAAAA"/>
             </w:tcBorders>
             <w:shd w:val="clear" w:color="auto" w:fill="FFFFFF"/>
             <w:tcMar>
@@ -13097,10 +13143,10 @@
           <w:tcPr>
             <w:tcW w:w="3200" w:type="dxa"/>
             <w:tcBorders>
-              <w:top w:val="single" w:color="AAAAAA" w:sz="1" w:space="0"/>
-              <w:left w:val="single" w:color="AAAAAA" w:sz="1" w:space="0"/>
-              <w:bottom w:val="single" w:color="AAAAAA" w:sz="1" w:space="0"/>
-              <w:right w:val="single" w:color="AAAAAA" w:sz="1" w:space="0"/>
+              <w:top w:val="single" w:sz="1" w:space="0" w:color="AAAAAA"/>
+              <w:left w:val="single" w:sz="1" w:space="0" w:color="AAAAAA"/>
+              <w:bottom w:val="single" w:sz="1" w:space="0" w:color="AAAAAA"/>
+              <w:right w:val="single" w:sz="1" w:space="0" w:color="AAAAAA"/>
             </w:tcBorders>
             <w:shd w:val="clear" w:color="auto" w:fill="EBF3FA"/>
             <w:tcMar>
@@ -13128,10 +13174,10 @@
           <w:tcPr>
             <w:tcW w:w="6160" w:type="dxa"/>
             <w:tcBorders>
-              <w:top w:val="single" w:color="AAAAAA" w:sz="1" w:space="0"/>
-              <w:left w:val="single" w:color="AAAAAA" w:sz="1" w:space="0"/>
-              <w:bottom w:val="single" w:color="AAAAAA" w:sz="1" w:space="0"/>
-              <w:right w:val="single" w:color="AAAAAA" w:sz="1" w:space="0"/>
+              <w:top w:val="single" w:sz="1" w:space="0" w:color="AAAAAA"/>
+              <w:left w:val="single" w:sz="1" w:space="0" w:color="AAAAAA"/>
+              <w:bottom w:val="single" w:sz="1" w:space="0" w:color="AAAAAA"/>
+              <w:right w:val="single" w:sz="1" w:space="0" w:color="AAAAAA"/>
             </w:tcBorders>
             <w:shd w:val="clear" w:color="auto" w:fill="EBF3FA"/>
             <w:tcMar>
@@ -13160,10 +13206,10 @@
           <w:tcPr>
             <w:tcW w:w="3200" w:type="dxa"/>
             <w:tcBorders>
-              <w:top w:val="single" w:color="AAAAAA" w:sz="1" w:space="0"/>
-              <w:left w:val="single" w:color="AAAAAA" w:sz="1" w:space="0"/>
-              <w:bottom w:val="single" w:color="AAAAAA" w:sz="1" w:space="0"/>
-              <w:right w:val="single" w:color="AAAAAA" w:sz="1" w:space="0"/>
+              <w:top w:val="single" w:sz="1" w:space="0" w:color="AAAAAA"/>
+              <w:left w:val="single" w:sz="1" w:space="0" w:color="AAAAAA"/>
+              <w:bottom w:val="single" w:sz="1" w:space="0" w:color="AAAAAA"/>
+              <w:right w:val="single" w:sz="1" w:space="0" w:color="AAAAAA"/>
             </w:tcBorders>
             <w:shd w:val="clear" w:color="auto" w:fill="FFFFFF"/>
             <w:tcMar>
@@ -13191,10 +13237,10 @@
           <w:tcPr>
             <w:tcW w:w="6160" w:type="dxa"/>
             <w:tcBorders>
-              <w:top w:val="single" w:color="AAAAAA" w:sz="1" w:space="0"/>
-              <w:left w:val="single" w:color="AAAAAA" w:sz="1" w:space="0"/>
-              <w:bottom w:val="single" w:color="AAAAAA" w:sz="1" w:space="0"/>
-              <w:right w:val="single" w:color="AAAAAA" w:sz="1" w:space="0"/>
+              <w:top w:val="single" w:sz="1" w:space="0" w:color="AAAAAA"/>
+              <w:left w:val="single" w:sz="1" w:space="0" w:color="AAAAAA"/>
+              <w:bottom w:val="single" w:sz="1" w:space="0" w:color="AAAAAA"/>
+              <w:right w:val="single" w:sz="1" w:space="0" w:color="AAAAAA"/>
             </w:tcBorders>
             <w:shd w:val="clear" w:color="auto" w:fill="FFFFFF"/>
             <w:tcMar>
@@ -13223,10 +13269,10 @@
           <w:tcPr>
             <w:tcW w:w="3200" w:type="dxa"/>
             <w:tcBorders>
-              <w:top w:val="single" w:color="AAAAAA" w:sz="1" w:space="0"/>
-              <w:left w:val="single" w:color="AAAAAA" w:sz="1" w:space="0"/>
-              <w:bottom w:val="single" w:color="AAAAAA" w:sz="1" w:space="0"/>
-              <w:right w:val="single" w:color="AAAAAA" w:sz="1" w:space="0"/>
+              <w:top w:val="single" w:sz="1" w:space="0" w:color="AAAAAA"/>
+              <w:left w:val="single" w:sz="1" w:space="0" w:color="AAAAAA"/>
+              <w:bottom w:val="single" w:sz="1" w:space="0" w:color="AAAAAA"/>
+              <w:right w:val="single" w:sz="1" w:space="0" w:color="AAAAAA"/>
             </w:tcBorders>
             <w:shd w:val="clear" w:color="auto" w:fill="EBF3FA"/>
             <w:tcMar>
@@ -13254,10 +13300,10 @@
           <w:tcPr>
             <w:tcW w:w="6160" w:type="dxa"/>
             <w:tcBorders>
-              <w:top w:val="single" w:color="AAAAAA" w:sz="1" w:space="0"/>
-              <w:left w:val="single" w:color="AAAAAA" w:sz="1" w:space="0"/>
-              <w:bottom w:val="single" w:color="AAAAAA" w:sz="1" w:space="0"/>
-              <w:right w:val="single" w:color="AAAAAA" w:sz="1" w:space="0"/>
+              <w:top w:val="single" w:sz="1" w:space="0" w:color="AAAAAA"/>
+              <w:left w:val="single" w:sz="1" w:space="0" w:color="AAAAAA"/>
+              <w:bottom w:val="single" w:sz="1" w:space="0" w:color="AAAAAA"/>
+              <w:right w:val="single" w:sz="1" w:space="0" w:color="AAAAAA"/>
             </w:tcBorders>
             <w:shd w:val="clear" w:color="auto" w:fill="EBF3FA"/>
             <w:tcMar>
@@ -13286,10 +13332,10 @@
           <w:tcPr>
             <w:tcW w:w="3200" w:type="dxa"/>
             <w:tcBorders>
-              <w:top w:val="single" w:color="AAAAAA" w:sz="1" w:space="0"/>
-              <w:left w:val="single" w:color="AAAAAA" w:sz="1" w:space="0"/>
-              <w:bottom w:val="single" w:color="AAAAAA" w:sz="1" w:space="0"/>
-              <w:right w:val="single" w:color="AAAAAA" w:sz="1" w:space="0"/>
+              <w:top w:val="single" w:sz="1" w:space="0" w:color="AAAAAA"/>
+              <w:left w:val="single" w:sz="1" w:space="0" w:color="AAAAAA"/>
+              <w:bottom w:val="single" w:sz="1" w:space="0" w:color="AAAAAA"/>
+              <w:right w:val="single" w:sz="1" w:space="0" w:color="AAAAAA"/>
             </w:tcBorders>
             <w:shd w:val="clear" w:color="auto" w:fill="FFFFFF"/>
             <w:tcMar>
@@ -13317,10 +13363,10 @@
           <w:tcPr>
             <w:tcW w:w="6160" w:type="dxa"/>
             <w:tcBorders>
-              <w:top w:val="single" w:color="AAAAAA" w:sz="1" w:space="0"/>
-              <w:left w:val="single" w:color="AAAAAA" w:sz="1" w:space="0"/>
-              <w:bottom w:val="single" w:color="AAAAAA" w:sz="1" w:space="0"/>
-              <w:right w:val="single" w:color="AAAAAA" w:sz="1" w:space="0"/>
+              <w:top w:val="single" w:sz="1" w:space="0" w:color="AAAAAA"/>
+              <w:left w:val="single" w:sz="1" w:space="0" w:color="AAAAAA"/>
+              <w:bottom w:val="single" w:sz="1" w:space="0" w:color="AAAAAA"/>
+              <w:right w:val="single" w:sz="1" w:space="0" w:color="AAAAAA"/>
             </w:tcBorders>
             <w:shd w:val="clear" w:color="auto" w:fill="FFFFFF"/>
             <w:tcMar>
@@ -13349,29 +13395,30 @@
           <w:tcPr>
             <w:tcW w:w="3200" w:type="dxa"/>
             <w:tcBorders>
-              <w:top w:val="single" w:color="AAAAAA" w:sz="1" w:space="0"/>
-              <w:left w:val="single" w:color="AAAAAA" w:sz="1" w:space="0"/>
-              <w:bottom w:val="single" w:color="AAAAAA" w:sz="1" w:space="0"/>
-              <w:right w:val="single" w:color="AAAAAA" w:sz="1" w:space="0"/>
-            </w:tcBorders>
-            <w:shd w:val="clear" w:color="auto" w:fill="EBF3FA"/>
-            <w:tcMar>
-              <w:top w:w="80" w:type="dxa"/>
-              <w:left w:w="120" w:type="dxa"/>
-              <w:bottom w:w="80" w:type="dxa"/>
-              <w:right w:w="120" w:type="dxa"/>
-            </w:tcMar>
-            <w:vAlign w:val="center"/>
-          </w:tcPr>
-          <w:p>
-            <w:r>
-              <w:rPr>
-                <w:b/>
-                <w:bCs/>
-                <w:color w:val="000000"/>
-                <w:sz w:val="20"/>
-                <w:szCs w:val="20"/>
-              </w:rPr>
+              <w:top w:val="single" w:sz="1" w:space="0" w:color="AAAAAA"/>
+              <w:left w:val="single" w:sz="1" w:space="0" w:color="AAAAAA"/>
+              <w:bottom w:val="single" w:sz="1" w:space="0" w:color="AAAAAA"/>
+              <w:right w:val="single" w:sz="1" w:space="0" w:color="AAAAAA"/>
+            </w:tcBorders>
+            <w:shd w:val="clear" w:color="auto" w:fill="EBF3FA"/>
+            <w:tcMar>
+              <w:top w:w="80" w:type="dxa"/>
+              <w:left w:w="120" w:type="dxa"/>
+              <w:bottom w:w="80" w:type="dxa"/>
+              <w:right w:w="120" w:type="dxa"/>
+            </w:tcMar>
+            <w:vAlign w:val="center"/>
+          </w:tcPr>
+          <w:p>
+            <w:r>
+              <w:rPr>
+                <w:b/>
+                <w:bCs/>
+                <w:color w:val="000000"/>
+                <w:sz w:val="20"/>
+                <w:szCs w:val="20"/>
+              </w:rPr>
+              <w:lastRenderedPageBreak/>
               <w:t>Live PakVista – Production Render Service (all 5 pages accessible)</w:t>
             </w:r>
           </w:p>
@@ -13380,10 +13427,10 @@
           <w:tcPr>
             <w:tcW w:w="6160" w:type="dxa"/>
             <w:tcBorders>
-              <w:top w:val="single" w:color="AAAAAA" w:sz="1" w:space="0"/>
-              <w:left w:val="single" w:color="AAAAAA" w:sz="1" w:space="0"/>
-              <w:bottom w:val="single" w:color="AAAAAA" w:sz="1" w:space="0"/>
-              <w:right w:val="single" w:color="AAAAAA" w:sz="1" w:space="0"/>
+              <w:top w:val="single" w:sz="1" w:space="0" w:color="AAAAAA"/>
+              <w:left w:val="single" w:sz="1" w:space="0" w:color="AAAAAA"/>
+              <w:bottom w:val="single" w:sz="1" w:space="0" w:color="AAAAAA"/>
+              <w:right w:val="single" w:sz="1" w:space="0" w:color="AAAAAA"/>
             </w:tcBorders>
             <w:shd w:val="clear" w:color="auto" w:fill="EBF3FA"/>
             <w:tcMar>
@@ -13412,10 +13459,10 @@
           <w:tcPr>
             <w:tcW w:w="3200" w:type="dxa"/>
             <w:tcBorders>
-              <w:top w:val="single" w:color="AAAAAA" w:sz="1" w:space="0"/>
-              <w:left w:val="single" w:color="AAAAAA" w:sz="1" w:space="0"/>
-              <w:bottom w:val="single" w:color="AAAAAA" w:sz="1" w:space="0"/>
-              <w:right w:val="single" w:color="AAAAAA" w:sz="1" w:space="0"/>
+              <w:top w:val="single" w:sz="1" w:space="0" w:color="AAAAAA"/>
+              <w:left w:val="single" w:sz="1" w:space="0" w:color="AAAAAA"/>
+              <w:bottom w:val="single" w:sz="1" w:space="0" w:color="AAAAAA"/>
+              <w:right w:val="single" w:sz="1" w:space="0" w:color="AAAAAA"/>
             </w:tcBorders>
             <w:shd w:val="clear" w:color="auto" w:fill="FFFFFF"/>
             <w:tcMar>
@@ -13443,10 +13490,10 @@
           <w:tcPr>
             <w:tcW w:w="6160" w:type="dxa"/>
             <w:tcBorders>
-              <w:top w:val="single" w:color="AAAAAA" w:sz="1" w:space="0"/>
-              <w:left w:val="single" w:color="AAAAAA" w:sz="1" w:space="0"/>
-              <w:bottom w:val="single" w:color="AAAAAA" w:sz="1" w:space="0"/>
-              <w:right w:val="single" w:color="AAAAAA" w:sz="1" w:space="0"/>
+              <w:top w:val="single" w:sz="1" w:space="0" w:color="AAAAAA"/>
+              <w:left w:val="single" w:sz="1" w:space="0" w:color="AAAAAA"/>
+              <w:bottom w:val="single" w:sz="1" w:space="0" w:color="AAAAAA"/>
+              <w:right w:val="single" w:sz="1" w:space="0" w:color="AAAAAA"/>
             </w:tcBorders>
             <w:shd w:val="clear" w:color="auto" w:fill="FFFFFF"/>
             <w:tcMar>
@@ -13508,7 +13555,7 @@
     <w:p>
       <w:pPr>
         <w:pBdr>
-          <w:bottom w:val="single" w:color="CCCCCC" w:sz="2" w:space="1"/>
+          <w:bottom w:val="single" w:sz="2" w:space="1" w:color="CCCCCC"/>
         </w:pBdr>
         <w:spacing w:before="160" w:after="40"/>
       </w:pPr>
@@ -13538,7 +13585,7 @@
     <w:p>
       <w:pPr>
         <w:pBdr>
-          <w:bottom w:val="single" w:color="CCCCCC" w:sz="2" w:space="1"/>
+          <w:bottom w:val="single" w:sz="2" w:space="1" w:color="CCCCCC"/>
         </w:pBdr>
         <w:spacing w:before="160" w:after="40"/>
       </w:pPr>
@@ -13568,7 +13615,7 @@
     <w:p>
       <w:pPr>
         <w:pBdr>
-          <w:bottom w:val="single" w:color="CCCCCC" w:sz="2" w:space="1"/>
+          <w:bottom w:val="single" w:sz="2" w:space="1" w:color="CCCCCC"/>
         </w:pBdr>
         <w:spacing w:before="160" w:after="40"/>
       </w:pPr>
@@ -13598,7 +13645,7 @@
     <w:p>
       <w:pPr>
         <w:pBdr>
-          <w:bottom w:val="single" w:color="CCCCCC" w:sz="2" w:space="1"/>
+          <w:bottom w:val="single" w:sz="2" w:space="1" w:color="CCCCCC"/>
         </w:pBdr>
         <w:spacing w:before="160" w:after="40"/>
       </w:pPr>
@@ -13628,7 +13675,7 @@
     <w:p>
       <w:pPr>
         <w:pBdr>
-          <w:bottom w:val="single" w:color="CCCCCC" w:sz="2" w:space="1"/>
+          <w:bottom w:val="single" w:sz="2" w:space="1" w:color="CCCCCC"/>
         </w:pBdr>
         <w:spacing w:before="160" w:after="40"/>
       </w:pPr>
@@ -13652,6 +13699,7 @@
         <w:pStyle w:val="Heading1"/>
       </w:pPr>
       <w:r>
+        <w:lastRenderedPageBreak/>
         <w:t>OFFICIAL REFERENCE DOCUMENTATION</w:t>
       </w:r>
     </w:p>
@@ -13671,12 +13719,12 @@
       <w:tblPr>
         <w:tblW w:w="9360" w:type="dxa"/>
         <w:tblBorders>
-          <w:top w:val="single" w:color="auto" w:sz="4" w:space="0"/>
-          <w:left w:val="single" w:color="auto" w:sz="4" w:space="0"/>
-          <w:bottom w:val="single" w:color="auto" w:sz="4" w:space="0"/>
-          <w:right w:val="single" w:color="auto" w:sz="4" w:space="0"/>
-          <w:insideH w:val="single" w:color="auto" w:sz="4" w:space="0"/>
-          <w:insideV w:val="single" w:color="auto" w:sz="4" w:space="0"/>
+          <w:top w:val="single" w:sz="4" w:space="0" w:color="auto"/>
+          <w:left w:val="single" w:sz="4" w:space="0" w:color="auto"/>
+          <w:bottom w:val="single" w:sz="4" w:space="0" w:color="auto"/>
+          <w:right w:val="single" w:sz="4" w:space="0" w:color="auto"/>
+          <w:insideH w:val="single" w:sz="4" w:space="0" w:color="auto"/>
+          <w:insideV w:val="single" w:sz="4" w:space="0" w:color="auto"/>
         </w:tblBorders>
         <w:tblCellMar>
           <w:left w:w="10" w:type="dxa"/>
@@ -13693,10 +13741,10 @@
           <w:tcPr>
             <w:tcW w:w="3400" w:type="dxa"/>
             <w:tcBorders>
-              <w:top w:val="single" w:color="AAAAAA" w:sz="1" w:space="0"/>
-              <w:left w:val="single" w:color="AAAAAA" w:sz="1" w:space="0"/>
-              <w:bottom w:val="single" w:color="AAAAAA" w:sz="1" w:space="0"/>
-              <w:right w:val="single" w:color="AAAAAA" w:sz="1" w:space="0"/>
+              <w:top w:val="single" w:sz="1" w:space="0" w:color="AAAAAA"/>
+              <w:left w:val="single" w:sz="1" w:space="0" w:color="AAAAAA"/>
+              <w:bottom w:val="single" w:sz="1" w:space="0" w:color="AAAAAA"/>
+              <w:right w:val="single" w:sz="1" w:space="0" w:color="AAAAAA"/>
             </w:tcBorders>
             <w:shd w:val="clear" w:color="auto" w:fill="1F3864"/>
             <w:tcMar>
@@ -13727,10 +13775,10 @@
           <w:tcPr>
             <w:tcW w:w="5960" w:type="dxa"/>
             <w:tcBorders>
-              <w:top w:val="single" w:color="AAAAAA" w:sz="1" w:space="0"/>
-              <w:left w:val="single" w:color="AAAAAA" w:sz="1" w:space="0"/>
-              <w:bottom w:val="single" w:color="AAAAAA" w:sz="1" w:space="0"/>
-              <w:right w:val="single" w:color="AAAAAA" w:sz="1" w:space="0"/>
+              <w:top w:val="single" w:sz="1" w:space="0" w:color="AAAAAA"/>
+              <w:left w:val="single" w:sz="1" w:space="0" w:color="AAAAAA"/>
+              <w:bottom w:val="single" w:sz="1" w:space="0" w:color="AAAAAA"/>
+              <w:right w:val="single" w:sz="1" w:space="0" w:color="AAAAAA"/>
             </w:tcBorders>
             <w:shd w:val="clear" w:color="auto" w:fill="1F3864"/>
             <w:tcMar>
@@ -13763,10 +13811,10 @@
           <w:tcPr>
             <w:tcW w:w="3400" w:type="dxa"/>
             <w:tcBorders>
-              <w:top w:val="single" w:color="AAAAAA" w:sz="1" w:space="0"/>
-              <w:left w:val="single" w:color="AAAAAA" w:sz="1" w:space="0"/>
-              <w:bottom w:val="single" w:color="AAAAAA" w:sz="1" w:space="0"/>
-              <w:right w:val="single" w:color="AAAAAA" w:sz="1" w:space="0"/>
+              <w:top w:val="single" w:sz="1" w:space="0" w:color="AAAAAA"/>
+              <w:left w:val="single" w:sz="1" w:space="0" w:color="AAAAAA"/>
+              <w:bottom w:val="single" w:sz="1" w:space="0" w:color="AAAAAA"/>
+              <w:right w:val="single" w:sz="1" w:space="0" w:color="AAAAAA"/>
             </w:tcBorders>
             <w:shd w:val="clear" w:color="auto" w:fill="EBF3FA"/>
             <w:tcMar>
@@ -13794,23 +13842,23 @@
           <w:tcPr>
             <w:tcW w:w="5960" w:type="dxa"/>
             <w:tcBorders>
-              <w:top w:val="single" w:color="AAAAAA" w:sz="1" w:space="0"/>
-              <w:left w:val="single" w:color="AAAAAA" w:sz="1" w:space="0"/>
-              <w:bottom w:val="single" w:color="AAAAAA" w:sz="1" w:space="0"/>
-              <w:right w:val="single" w:color="AAAAAA" w:sz="1" w:space="0"/>
-            </w:tcBorders>
-            <w:shd w:val="clear" w:color="auto" w:fill="EBF3FA"/>
-            <w:tcMar>
-              <w:top w:w="80" w:type="dxa"/>
-              <w:left w:w="120" w:type="dxa"/>
-              <w:bottom w:w="80" w:type="dxa"/>
-              <w:right w:w="120" w:type="dxa"/>
-            </w:tcMar>
-          </w:tcPr>
-          <w:p>
-            <w:r>
-              <w:rPr>
-                <w:rFonts w:ascii="Courier New" w:hAnsi="Courier New" w:eastAsia="Courier New" w:cs="Courier New"/>
+              <w:top w:val="single" w:sz="1" w:space="0" w:color="AAAAAA"/>
+              <w:left w:val="single" w:sz="1" w:space="0" w:color="AAAAAA"/>
+              <w:bottom w:val="single" w:sz="1" w:space="0" w:color="AAAAAA"/>
+              <w:right w:val="single" w:sz="1" w:space="0" w:color="AAAAAA"/>
+            </w:tcBorders>
+            <w:shd w:val="clear" w:color="auto" w:fill="EBF3FA"/>
+            <w:tcMar>
+              <w:top w:w="80" w:type="dxa"/>
+              <w:left w:w="120" w:type="dxa"/>
+              <w:bottom w:w="80" w:type="dxa"/>
+              <w:right w:w="120" w:type="dxa"/>
+            </w:tcMar>
+          </w:tcPr>
+          <w:p>
+            <w:r>
+              <w:rPr>
+                <w:rFonts w:ascii="Courier New" w:eastAsia="Courier New" w:hAnsi="Courier New" w:cs="Courier New"/>
                 <w:color w:val="2E75B6"/>
                 <w:sz w:val="18"/>
                 <w:szCs w:val="18"/>
@@ -13825,10 +13873,10 @@
           <w:tcPr>
             <w:tcW w:w="3400" w:type="dxa"/>
             <w:tcBorders>
-              <w:top w:val="single" w:color="AAAAAA" w:sz="1" w:space="0"/>
-              <w:left w:val="single" w:color="AAAAAA" w:sz="1" w:space="0"/>
-              <w:bottom w:val="single" w:color="AAAAAA" w:sz="1" w:space="0"/>
-              <w:right w:val="single" w:color="AAAAAA" w:sz="1" w:space="0"/>
+              <w:top w:val="single" w:sz="1" w:space="0" w:color="AAAAAA"/>
+              <w:left w:val="single" w:sz="1" w:space="0" w:color="AAAAAA"/>
+              <w:bottom w:val="single" w:sz="1" w:space="0" w:color="AAAAAA"/>
+              <w:right w:val="single" w:sz="1" w:space="0" w:color="AAAAAA"/>
             </w:tcBorders>
             <w:shd w:val="clear" w:color="auto" w:fill="FFFFFF"/>
             <w:tcMar>
@@ -13856,10 +13904,10 @@
           <w:tcPr>
             <w:tcW w:w="5960" w:type="dxa"/>
             <w:tcBorders>
-              <w:top w:val="single" w:color="AAAAAA" w:sz="1" w:space="0"/>
-              <w:left w:val="single" w:color="AAAAAA" w:sz="1" w:space="0"/>
-              <w:bottom w:val="single" w:color="AAAAAA" w:sz="1" w:space="0"/>
-              <w:right w:val="single" w:color="AAAAAA" w:sz="1" w:space="0"/>
+              <w:top w:val="single" w:sz="1" w:space="0" w:color="AAAAAA"/>
+              <w:left w:val="single" w:sz="1" w:space="0" w:color="AAAAAA"/>
+              <w:bottom w:val="single" w:sz="1" w:space="0" w:color="AAAAAA"/>
+              <w:right w:val="single" w:sz="1" w:space="0" w:color="AAAAAA"/>
             </w:tcBorders>
             <w:shd w:val="clear" w:color="auto" w:fill="FFFFFF"/>
             <w:tcMar>
@@ -13872,7 +13920,7 @@
           <w:p>
             <w:r>
               <w:rPr>
-                <w:rFonts w:ascii="Courier New" w:hAnsi="Courier New" w:eastAsia="Courier New" w:cs="Courier New"/>
+                <w:rFonts w:ascii="Courier New" w:eastAsia="Courier New" w:hAnsi="Courier New" w:cs="Courier New"/>
                 <w:color w:val="2E75B6"/>
                 <w:sz w:val="18"/>
                 <w:szCs w:val="18"/>
@@ -13887,10 +13935,10 @@
           <w:tcPr>
             <w:tcW w:w="3400" w:type="dxa"/>
             <w:tcBorders>
-              <w:top w:val="single" w:color="AAAAAA" w:sz="1" w:space="0"/>
-              <w:left w:val="single" w:color="AAAAAA" w:sz="1" w:space="0"/>
-              <w:bottom w:val="single" w:color="AAAAAA" w:sz="1" w:space="0"/>
-              <w:right w:val="single" w:color="AAAAAA" w:sz="1" w:space="0"/>
+              <w:top w:val="single" w:sz="1" w:space="0" w:color="AAAAAA"/>
+              <w:left w:val="single" w:sz="1" w:space="0" w:color="AAAAAA"/>
+              <w:bottom w:val="single" w:sz="1" w:space="0" w:color="AAAAAA"/>
+              <w:right w:val="single" w:sz="1" w:space="0" w:color="AAAAAA"/>
             </w:tcBorders>
             <w:shd w:val="clear" w:color="auto" w:fill="EBF3FA"/>
             <w:tcMar>
@@ -13918,23 +13966,23 @@
           <w:tcPr>
             <w:tcW w:w="5960" w:type="dxa"/>
             <w:tcBorders>
-              <w:top w:val="single" w:color="AAAAAA" w:sz="1" w:space="0"/>
-              <w:left w:val="single" w:color="AAAAAA" w:sz="1" w:space="0"/>
-              <w:bottom w:val="single" w:color="AAAAAA" w:sz="1" w:space="0"/>
-              <w:right w:val="single" w:color="AAAAAA" w:sz="1" w:space="0"/>
-            </w:tcBorders>
-            <w:shd w:val="clear" w:color="auto" w:fill="EBF3FA"/>
-            <w:tcMar>
-              <w:top w:w="80" w:type="dxa"/>
-              <w:left w:w="120" w:type="dxa"/>
-              <w:bottom w:w="80" w:type="dxa"/>
-              <w:right w:w="120" w:type="dxa"/>
-            </w:tcMar>
-          </w:tcPr>
-          <w:p>
-            <w:r>
-              <w:rPr>
-                <w:rFonts w:ascii="Courier New" w:hAnsi="Courier New" w:eastAsia="Courier New" w:cs="Courier New"/>
+              <w:top w:val="single" w:sz="1" w:space="0" w:color="AAAAAA"/>
+              <w:left w:val="single" w:sz="1" w:space="0" w:color="AAAAAA"/>
+              <w:bottom w:val="single" w:sz="1" w:space="0" w:color="AAAAAA"/>
+              <w:right w:val="single" w:sz="1" w:space="0" w:color="AAAAAA"/>
+            </w:tcBorders>
+            <w:shd w:val="clear" w:color="auto" w:fill="EBF3FA"/>
+            <w:tcMar>
+              <w:top w:w="80" w:type="dxa"/>
+              <w:left w:w="120" w:type="dxa"/>
+              <w:bottom w:w="80" w:type="dxa"/>
+              <w:right w:w="120" w:type="dxa"/>
+            </w:tcMar>
+          </w:tcPr>
+          <w:p>
+            <w:r>
+              <w:rPr>
+                <w:rFonts w:ascii="Courier New" w:eastAsia="Courier New" w:hAnsi="Courier New" w:cs="Courier New"/>
                 <w:color w:val="2E75B6"/>
                 <w:sz w:val="18"/>
                 <w:szCs w:val="18"/>
@@ -13949,10 +13997,10 @@
           <w:tcPr>
             <w:tcW w:w="3400" w:type="dxa"/>
             <w:tcBorders>
-              <w:top w:val="single" w:color="AAAAAA" w:sz="1" w:space="0"/>
-              <w:left w:val="single" w:color="AAAAAA" w:sz="1" w:space="0"/>
-              <w:bottom w:val="single" w:color="AAAAAA" w:sz="1" w:space="0"/>
-              <w:right w:val="single" w:color="AAAAAA" w:sz="1" w:space="0"/>
+              <w:top w:val="single" w:sz="1" w:space="0" w:color="AAAAAA"/>
+              <w:left w:val="single" w:sz="1" w:space="0" w:color="AAAAAA"/>
+              <w:bottom w:val="single" w:sz="1" w:space="0" w:color="AAAAAA"/>
+              <w:right w:val="single" w:sz="1" w:space="0" w:color="AAAAAA"/>
             </w:tcBorders>
             <w:shd w:val="clear" w:color="auto" w:fill="FFFFFF"/>
             <w:tcMar>
@@ -13980,10 +14028,10 @@
           <w:tcPr>
             <w:tcW w:w="5960" w:type="dxa"/>
             <w:tcBorders>
-              <w:top w:val="single" w:color="AAAAAA" w:sz="1" w:space="0"/>
-              <w:left w:val="single" w:color="AAAAAA" w:sz="1" w:space="0"/>
-              <w:bottom w:val="single" w:color="AAAAAA" w:sz="1" w:space="0"/>
-              <w:right w:val="single" w:color="AAAAAA" w:sz="1" w:space="0"/>
+              <w:top w:val="single" w:sz="1" w:space="0" w:color="AAAAAA"/>
+              <w:left w:val="single" w:sz="1" w:space="0" w:color="AAAAAA"/>
+              <w:bottom w:val="single" w:sz="1" w:space="0" w:color="AAAAAA"/>
+              <w:right w:val="single" w:sz="1" w:space="0" w:color="AAAAAA"/>
             </w:tcBorders>
             <w:shd w:val="clear" w:color="auto" w:fill="FFFFFF"/>
             <w:tcMar>
@@ -13996,7 +14044,7 @@
           <w:p>
             <w:r>
               <w:rPr>
-                <w:rFonts w:ascii="Courier New" w:hAnsi="Courier New" w:eastAsia="Courier New" w:cs="Courier New"/>
+                <w:rFonts w:ascii="Courier New" w:eastAsia="Courier New" w:hAnsi="Courier New" w:cs="Courier New"/>
                 <w:color w:val="2E75B6"/>
                 <w:sz w:val="18"/>
                 <w:szCs w:val="18"/>
@@ -14011,10 +14059,10 @@
           <w:tcPr>
             <w:tcW w:w="3400" w:type="dxa"/>
             <w:tcBorders>
-              <w:top w:val="single" w:color="AAAAAA" w:sz="1" w:space="0"/>
-              <w:left w:val="single" w:color="AAAAAA" w:sz="1" w:space="0"/>
-              <w:bottom w:val="single" w:color="AAAAAA" w:sz="1" w:space="0"/>
-              <w:right w:val="single" w:color="AAAAAA" w:sz="1" w:space="0"/>
+              <w:top w:val="single" w:sz="1" w:space="0" w:color="AAAAAA"/>
+              <w:left w:val="single" w:sz="1" w:space="0" w:color="AAAAAA"/>
+              <w:bottom w:val="single" w:sz="1" w:space="0" w:color="AAAAAA"/>
+              <w:right w:val="single" w:sz="1" w:space="0" w:color="AAAAAA"/>
             </w:tcBorders>
             <w:shd w:val="clear" w:color="auto" w:fill="EBF3FA"/>
             <w:tcMar>
@@ -14042,23 +14090,23 @@
           <w:tcPr>
             <w:tcW w:w="5960" w:type="dxa"/>
             <w:tcBorders>
-              <w:top w:val="single" w:color="AAAAAA" w:sz="1" w:space="0"/>
-              <w:left w:val="single" w:color="AAAAAA" w:sz="1" w:space="0"/>
-              <w:bottom w:val="single" w:color="AAAAAA" w:sz="1" w:space="0"/>
-              <w:right w:val="single" w:color="AAAAAA" w:sz="1" w:space="0"/>
-            </w:tcBorders>
-            <w:shd w:val="clear" w:color="auto" w:fill="EBF3FA"/>
-            <w:tcMar>
-              <w:top w:w="80" w:type="dxa"/>
-              <w:left w:w="120" w:type="dxa"/>
-              <w:bottom w:w="80" w:type="dxa"/>
-              <w:right w:w="120" w:type="dxa"/>
-            </w:tcMar>
-          </w:tcPr>
-          <w:p>
-            <w:r>
-              <w:rPr>
-                <w:rFonts w:ascii="Courier New" w:hAnsi="Courier New" w:eastAsia="Courier New" w:cs="Courier New"/>
+              <w:top w:val="single" w:sz="1" w:space="0" w:color="AAAAAA"/>
+              <w:left w:val="single" w:sz="1" w:space="0" w:color="AAAAAA"/>
+              <w:bottom w:val="single" w:sz="1" w:space="0" w:color="AAAAAA"/>
+              <w:right w:val="single" w:sz="1" w:space="0" w:color="AAAAAA"/>
+            </w:tcBorders>
+            <w:shd w:val="clear" w:color="auto" w:fill="EBF3FA"/>
+            <w:tcMar>
+              <w:top w:w="80" w:type="dxa"/>
+              <w:left w:w="120" w:type="dxa"/>
+              <w:bottom w:w="80" w:type="dxa"/>
+              <w:right w:w="120" w:type="dxa"/>
+            </w:tcMar>
+          </w:tcPr>
+          <w:p>
+            <w:r>
+              <w:rPr>
+                <w:rFonts w:ascii="Courier New" w:eastAsia="Courier New" w:hAnsi="Courier New" w:cs="Courier New"/>
                 <w:color w:val="2E75B6"/>
                 <w:sz w:val="18"/>
                 <w:szCs w:val="18"/>
@@ -14073,10 +14121,10 @@
           <w:tcPr>
             <w:tcW w:w="3400" w:type="dxa"/>
             <w:tcBorders>
-              <w:top w:val="single" w:color="AAAAAA" w:sz="1" w:space="0"/>
-              <w:left w:val="single" w:color="AAAAAA" w:sz="1" w:space="0"/>
-              <w:bottom w:val="single" w:color="AAAAAA" w:sz="1" w:space="0"/>
-              <w:right w:val="single" w:color="AAAAAA" w:sz="1" w:space="0"/>
+              <w:top w:val="single" w:sz="1" w:space="0" w:color="AAAAAA"/>
+              <w:left w:val="single" w:sz="1" w:space="0" w:color="AAAAAA"/>
+              <w:bottom w:val="single" w:sz="1" w:space="0" w:color="AAAAAA"/>
+              <w:right w:val="single" w:sz="1" w:space="0" w:color="AAAAAA"/>
             </w:tcBorders>
             <w:shd w:val="clear" w:color="auto" w:fill="FFFFFF"/>
             <w:tcMar>
@@ -14104,10 +14152,10 @@
           <w:tcPr>
             <w:tcW w:w="5960" w:type="dxa"/>
             <w:tcBorders>
-              <w:top w:val="single" w:color="AAAAAA" w:sz="1" w:space="0"/>
-              <w:left w:val="single" w:color="AAAAAA" w:sz="1" w:space="0"/>
-              <w:bottom w:val="single" w:color="AAAAAA" w:sz="1" w:space="0"/>
-              <w:right w:val="single" w:color="AAAAAA" w:sz="1" w:space="0"/>
+              <w:top w:val="single" w:sz="1" w:space="0" w:color="AAAAAA"/>
+              <w:left w:val="single" w:sz="1" w:space="0" w:color="AAAAAA"/>
+              <w:bottom w:val="single" w:sz="1" w:space="0" w:color="AAAAAA"/>
+              <w:right w:val="single" w:sz="1" w:space="0" w:color="AAAAAA"/>
             </w:tcBorders>
             <w:shd w:val="clear" w:color="auto" w:fill="FFFFFF"/>
             <w:tcMar>
@@ -14120,7 +14168,7 @@
           <w:p>
             <w:r>
               <w:rPr>
-                <w:rFonts w:ascii="Courier New" w:hAnsi="Courier New" w:eastAsia="Courier New" w:cs="Courier New"/>
+                <w:rFonts w:ascii="Courier New" w:eastAsia="Courier New" w:hAnsi="Courier New" w:cs="Courier New"/>
                 <w:color w:val="2E75B6"/>
                 <w:sz w:val="18"/>
                 <w:szCs w:val="18"/>
@@ -14135,10 +14183,10 @@
           <w:tcPr>
             <w:tcW w:w="3400" w:type="dxa"/>
             <w:tcBorders>
-              <w:top w:val="single" w:color="AAAAAA" w:sz="1" w:space="0"/>
-              <w:left w:val="single" w:color="AAAAAA" w:sz="1" w:space="0"/>
-              <w:bottom w:val="single" w:color="AAAAAA" w:sz="1" w:space="0"/>
-              <w:right w:val="single" w:color="AAAAAA" w:sz="1" w:space="0"/>
+              <w:top w:val="single" w:sz="1" w:space="0" w:color="AAAAAA"/>
+              <w:left w:val="single" w:sz="1" w:space="0" w:color="AAAAAA"/>
+              <w:bottom w:val="single" w:sz="1" w:space="0" w:color="AAAAAA"/>
+              <w:right w:val="single" w:sz="1" w:space="0" w:color="AAAAAA"/>
             </w:tcBorders>
             <w:shd w:val="clear" w:color="auto" w:fill="EBF3FA"/>
             <w:tcMar>
@@ -14166,23 +14214,23 @@
           <w:tcPr>
             <w:tcW w:w="5960" w:type="dxa"/>
             <w:tcBorders>
-              <w:top w:val="single" w:color="AAAAAA" w:sz="1" w:space="0"/>
-              <w:left w:val="single" w:color="AAAAAA" w:sz="1" w:space="0"/>
-              <w:bottom w:val="single" w:color="AAAAAA" w:sz="1" w:space="0"/>
-              <w:right w:val="single" w:color="AAAAAA" w:sz="1" w:space="0"/>
-            </w:tcBorders>
-            <w:shd w:val="clear" w:color="auto" w:fill="EBF3FA"/>
-            <w:tcMar>
-              <w:top w:w="80" w:type="dxa"/>
-              <w:left w:w="120" w:type="dxa"/>
-              <w:bottom w:w="80" w:type="dxa"/>
-              <w:right w:w="120" w:type="dxa"/>
-            </w:tcMar>
-          </w:tcPr>
-          <w:p>
-            <w:r>
-              <w:rPr>
-                <w:rFonts w:ascii="Courier New" w:hAnsi="Courier New" w:eastAsia="Courier New" w:cs="Courier New"/>
+              <w:top w:val="single" w:sz="1" w:space="0" w:color="AAAAAA"/>
+              <w:left w:val="single" w:sz="1" w:space="0" w:color="AAAAAA"/>
+              <w:bottom w:val="single" w:sz="1" w:space="0" w:color="AAAAAA"/>
+              <w:right w:val="single" w:sz="1" w:space="0" w:color="AAAAAA"/>
+            </w:tcBorders>
+            <w:shd w:val="clear" w:color="auto" w:fill="EBF3FA"/>
+            <w:tcMar>
+              <w:top w:w="80" w:type="dxa"/>
+              <w:left w:w="120" w:type="dxa"/>
+              <w:bottom w:w="80" w:type="dxa"/>
+              <w:right w:w="120" w:type="dxa"/>
+            </w:tcMar>
+          </w:tcPr>
+          <w:p>
+            <w:r>
+              <w:rPr>
+                <w:rFonts w:ascii="Courier New" w:eastAsia="Courier New" w:hAnsi="Courier New" w:cs="Courier New"/>
                 <w:color w:val="2E75B6"/>
                 <w:sz w:val="18"/>
                 <w:szCs w:val="18"/>
@@ -14197,10 +14245,10 @@
           <w:tcPr>
             <w:tcW w:w="3400" w:type="dxa"/>
             <w:tcBorders>
-              <w:top w:val="single" w:color="AAAAAA" w:sz="1" w:space="0"/>
-              <w:left w:val="single" w:color="AAAAAA" w:sz="1" w:space="0"/>
-              <w:bottom w:val="single" w:color="AAAAAA" w:sz="1" w:space="0"/>
-              <w:right w:val="single" w:color="AAAAAA" w:sz="1" w:space="0"/>
+              <w:top w:val="single" w:sz="1" w:space="0" w:color="AAAAAA"/>
+              <w:left w:val="single" w:sz="1" w:space="0" w:color="AAAAAA"/>
+              <w:bottom w:val="single" w:sz="1" w:space="0" w:color="AAAAAA"/>
+              <w:right w:val="single" w:sz="1" w:space="0" w:color="AAAAAA"/>
             </w:tcBorders>
             <w:shd w:val="clear" w:color="auto" w:fill="FFFFFF"/>
             <w:tcMar>
@@ -14228,10 +14276,10 @@
           <w:tcPr>
             <w:tcW w:w="5960" w:type="dxa"/>
             <w:tcBorders>
-              <w:top w:val="single" w:color="AAAAAA" w:sz="1" w:space="0"/>
-              <w:left w:val="single" w:color="AAAAAA" w:sz="1" w:space="0"/>
-              <w:bottom w:val="single" w:color="AAAAAA" w:sz="1" w:space="0"/>
-              <w:right w:val="single" w:color="AAAAAA" w:sz="1" w:space="0"/>
+              <w:top w:val="single" w:sz="1" w:space="0" w:color="AAAAAA"/>
+              <w:left w:val="single" w:sz="1" w:space="0" w:color="AAAAAA"/>
+              <w:bottom w:val="single" w:sz="1" w:space="0" w:color="AAAAAA"/>
+              <w:right w:val="single" w:sz="1" w:space="0" w:color="AAAAAA"/>
             </w:tcBorders>
             <w:shd w:val="clear" w:color="auto" w:fill="FFFFFF"/>
             <w:tcMar>
@@ -14244,7 +14292,7 @@
           <w:p>
             <w:r>
               <w:rPr>
-                <w:rFonts w:ascii="Courier New" w:hAnsi="Courier New" w:eastAsia="Courier New" w:cs="Courier New"/>
+                <w:rFonts w:ascii="Courier New" w:eastAsia="Courier New" w:hAnsi="Courier New" w:cs="Courier New"/>
                 <w:color w:val="2E75B6"/>
                 <w:sz w:val="18"/>
                 <w:szCs w:val="18"/>
@@ -14259,10 +14307,10 @@
           <w:tcPr>
             <w:tcW w:w="3400" w:type="dxa"/>
             <w:tcBorders>
-              <w:top w:val="single" w:color="AAAAAA" w:sz="1" w:space="0"/>
-              <w:left w:val="single" w:color="AAAAAA" w:sz="1" w:space="0"/>
-              <w:bottom w:val="single" w:color="AAAAAA" w:sz="1" w:space="0"/>
-              <w:right w:val="single" w:color="AAAAAA" w:sz="1" w:space="0"/>
+              <w:top w:val="single" w:sz="1" w:space="0" w:color="AAAAAA"/>
+              <w:left w:val="single" w:sz="1" w:space="0" w:color="AAAAAA"/>
+              <w:bottom w:val="single" w:sz="1" w:space="0" w:color="AAAAAA"/>
+              <w:right w:val="single" w:sz="1" w:space="0" w:color="AAAAAA"/>
             </w:tcBorders>
             <w:shd w:val="clear" w:color="auto" w:fill="EBF3FA"/>
             <w:tcMar>
@@ -14290,23 +14338,23 @@
           <w:tcPr>
             <w:tcW w:w="5960" w:type="dxa"/>
             <w:tcBorders>
-              <w:top w:val="single" w:color="AAAAAA" w:sz="1" w:space="0"/>
-              <w:left w:val="single" w:color="AAAAAA" w:sz="1" w:space="0"/>
-              <w:bottom w:val="single" w:color="AAAAAA" w:sz="1" w:space="0"/>
-              <w:right w:val="single" w:color="AAAAAA" w:sz="1" w:space="0"/>
-            </w:tcBorders>
-            <w:shd w:val="clear" w:color="auto" w:fill="EBF3FA"/>
-            <w:tcMar>
-              <w:top w:w="80" w:type="dxa"/>
-              <w:left w:w="120" w:type="dxa"/>
-              <w:bottom w:w="80" w:type="dxa"/>
-              <w:right w:w="120" w:type="dxa"/>
-            </w:tcMar>
-          </w:tcPr>
-          <w:p>
-            <w:r>
-              <w:rPr>
-                <w:rFonts w:ascii="Courier New" w:hAnsi="Courier New" w:eastAsia="Courier New" w:cs="Courier New"/>
+              <w:top w:val="single" w:sz="1" w:space="0" w:color="AAAAAA"/>
+              <w:left w:val="single" w:sz="1" w:space="0" w:color="AAAAAA"/>
+              <w:bottom w:val="single" w:sz="1" w:space="0" w:color="AAAAAA"/>
+              <w:right w:val="single" w:sz="1" w:space="0" w:color="AAAAAA"/>
+            </w:tcBorders>
+            <w:shd w:val="clear" w:color="auto" w:fill="EBF3FA"/>
+            <w:tcMar>
+              <w:top w:w="80" w:type="dxa"/>
+              <w:left w:w="120" w:type="dxa"/>
+              <w:bottom w:w="80" w:type="dxa"/>
+              <w:right w:w="120" w:type="dxa"/>
+            </w:tcMar>
+          </w:tcPr>
+          <w:p>
+            <w:r>
+              <w:rPr>
+                <w:rFonts w:ascii="Courier New" w:eastAsia="Courier New" w:hAnsi="Courier New" w:cs="Courier New"/>
                 <w:color w:val="2E75B6"/>
                 <w:sz w:val="18"/>
                 <w:szCs w:val="18"/>
@@ -14321,10 +14369,10 @@
           <w:tcPr>
             <w:tcW w:w="3400" w:type="dxa"/>
             <w:tcBorders>
-              <w:top w:val="single" w:color="AAAAAA" w:sz="1" w:space="0"/>
-              <w:left w:val="single" w:color="AAAAAA" w:sz="1" w:space="0"/>
-              <w:bottom w:val="single" w:color="AAAAAA" w:sz="1" w:space="0"/>
-              <w:right w:val="single" w:color="AAAAAA" w:sz="1" w:space="0"/>
+              <w:top w:val="single" w:sz="1" w:space="0" w:color="AAAAAA"/>
+              <w:left w:val="single" w:sz="1" w:space="0" w:color="AAAAAA"/>
+              <w:bottom w:val="single" w:sz="1" w:space="0" w:color="AAAAAA"/>
+              <w:right w:val="single" w:sz="1" w:space="0" w:color="AAAAAA"/>
             </w:tcBorders>
             <w:shd w:val="clear" w:color="auto" w:fill="FFFFFF"/>
             <w:tcMar>
@@ -14352,10 +14400,10 @@
           <w:tcPr>
             <w:tcW w:w="5960" w:type="dxa"/>
             <w:tcBorders>
-              <w:top w:val="single" w:color="AAAAAA" w:sz="1" w:space="0"/>
-              <w:left w:val="single" w:color="AAAAAA" w:sz="1" w:space="0"/>
-              <w:bottom w:val="single" w:color="AAAAAA" w:sz="1" w:space="0"/>
-              <w:right w:val="single" w:color="AAAAAA" w:sz="1" w:space="0"/>
+              <w:top w:val="single" w:sz="1" w:space="0" w:color="AAAAAA"/>
+              <w:left w:val="single" w:sz="1" w:space="0" w:color="AAAAAA"/>
+              <w:bottom w:val="single" w:sz="1" w:space="0" w:color="AAAAAA"/>
+              <w:right w:val="single" w:sz="1" w:space="0" w:color="AAAAAA"/>
             </w:tcBorders>
             <w:shd w:val="clear" w:color="auto" w:fill="FFFFFF"/>
             <w:tcMar>
@@ -14368,7 +14416,7 @@
           <w:p>
             <w:r>
               <w:rPr>
-                <w:rFonts w:ascii="Courier New" w:hAnsi="Courier New" w:eastAsia="Courier New" w:cs="Courier New"/>
+                <w:rFonts w:ascii="Courier New" w:eastAsia="Courier New" w:hAnsi="Courier New" w:cs="Courier New"/>
                 <w:color w:val="2E75B6"/>
                 <w:sz w:val="18"/>
                 <w:szCs w:val="18"/>
@@ -14383,10 +14431,10 @@
           <w:tcPr>
             <w:tcW w:w="3400" w:type="dxa"/>
             <w:tcBorders>
-              <w:top w:val="single" w:color="AAAAAA" w:sz="1" w:space="0"/>
-              <w:left w:val="single" w:color="AAAAAA" w:sz="1" w:space="0"/>
-              <w:bottom w:val="single" w:color="AAAAAA" w:sz="1" w:space="0"/>
-              <w:right w:val="single" w:color="AAAAAA" w:sz="1" w:space="0"/>
+              <w:top w:val="single" w:sz="1" w:space="0" w:color="AAAAAA"/>
+              <w:left w:val="single" w:sz="1" w:space="0" w:color="AAAAAA"/>
+              <w:bottom w:val="single" w:sz="1" w:space="0" w:color="AAAAAA"/>
+              <w:right w:val="single" w:sz="1" w:space="0" w:color="AAAAAA"/>
             </w:tcBorders>
             <w:shd w:val="clear" w:color="auto" w:fill="EBF3FA"/>
             <w:tcMar>
@@ -14414,23 +14462,23 @@
           <w:tcPr>
             <w:tcW w:w="5960" w:type="dxa"/>
             <w:tcBorders>
-              <w:top w:val="single" w:color="AAAAAA" w:sz="1" w:space="0"/>
-              <w:left w:val="single" w:color="AAAAAA" w:sz="1" w:space="0"/>
-              <w:bottom w:val="single" w:color="AAAAAA" w:sz="1" w:space="0"/>
-              <w:right w:val="single" w:color="AAAAAA" w:sz="1" w:space="0"/>
-            </w:tcBorders>
-            <w:shd w:val="clear" w:color="auto" w:fill="EBF3FA"/>
-            <w:tcMar>
-              <w:top w:w="80" w:type="dxa"/>
-              <w:left w:w="120" w:type="dxa"/>
-              <w:bottom w:w="80" w:type="dxa"/>
-              <w:right w:w="120" w:type="dxa"/>
-            </w:tcMar>
-          </w:tcPr>
-          <w:p>
-            <w:r>
-              <w:rPr>
-                <w:rFonts w:ascii="Courier New" w:hAnsi="Courier New" w:eastAsia="Courier New" w:cs="Courier New"/>
+              <w:top w:val="single" w:sz="1" w:space="0" w:color="AAAAAA"/>
+              <w:left w:val="single" w:sz="1" w:space="0" w:color="AAAAAA"/>
+              <w:bottom w:val="single" w:sz="1" w:space="0" w:color="AAAAAA"/>
+              <w:right w:val="single" w:sz="1" w:space="0" w:color="AAAAAA"/>
+            </w:tcBorders>
+            <w:shd w:val="clear" w:color="auto" w:fill="EBF3FA"/>
+            <w:tcMar>
+              <w:top w:w="80" w:type="dxa"/>
+              <w:left w:w="120" w:type="dxa"/>
+              <w:bottom w:w="80" w:type="dxa"/>
+              <w:right w:w="120" w:type="dxa"/>
+            </w:tcMar>
+          </w:tcPr>
+          <w:p>
+            <w:r>
+              <w:rPr>
+                <w:rFonts w:ascii="Courier New" w:eastAsia="Courier New" w:hAnsi="Courier New" w:cs="Courier New"/>
                 <w:color w:val="2E75B6"/>
                 <w:sz w:val="18"/>
                 <w:szCs w:val="18"/>
@@ -14445,10 +14493,10 @@
           <w:tcPr>
             <w:tcW w:w="3400" w:type="dxa"/>
             <w:tcBorders>
-              <w:top w:val="single" w:color="AAAAAA" w:sz="1" w:space="0"/>
-              <w:left w:val="single" w:color="AAAAAA" w:sz="1" w:space="0"/>
-              <w:bottom w:val="single" w:color="AAAAAA" w:sz="1" w:space="0"/>
-              <w:right w:val="single" w:color="AAAAAA" w:sz="1" w:space="0"/>
+              <w:top w:val="single" w:sz="1" w:space="0" w:color="AAAAAA"/>
+              <w:left w:val="single" w:sz="1" w:space="0" w:color="AAAAAA"/>
+              <w:bottom w:val="single" w:sz="1" w:space="0" w:color="AAAAAA"/>
+              <w:right w:val="single" w:sz="1" w:space="0" w:color="AAAAAA"/>
             </w:tcBorders>
             <w:shd w:val="clear" w:color="auto" w:fill="FFFFFF"/>
             <w:tcMar>
@@ -14476,10 +14524,10 @@
           <w:tcPr>
             <w:tcW w:w="5960" w:type="dxa"/>
             <w:tcBorders>
-              <w:top w:val="single" w:color="AAAAAA" w:sz="1" w:space="0"/>
-              <w:left w:val="single" w:color="AAAAAA" w:sz="1" w:space="0"/>
-              <w:bottom w:val="single" w:color="AAAAAA" w:sz="1" w:space="0"/>
-              <w:right w:val="single" w:color="AAAAAA" w:sz="1" w:space="0"/>
+              <w:top w:val="single" w:sz="1" w:space="0" w:color="AAAAAA"/>
+              <w:left w:val="single" w:sz="1" w:space="0" w:color="AAAAAA"/>
+              <w:bottom w:val="single" w:sz="1" w:space="0" w:color="AAAAAA"/>
+              <w:right w:val="single" w:sz="1" w:space="0" w:color="AAAAAA"/>
             </w:tcBorders>
             <w:shd w:val="clear" w:color="auto" w:fill="FFFFFF"/>
             <w:tcMar>
@@ -14492,7 +14540,7 @@
           <w:p>
             <w:r>
               <w:rPr>
-                <w:rFonts w:ascii="Courier New" w:hAnsi="Courier New" w:eastAsia="Courier New" w:cs="Courier New"/>
+                <w:rFonts w:ascii="Courier New" w:eastAsia="Courier New" w:hAnsi="Courier New" w:cs="Courier New"/>
                 <w:color w:val="2E75B6"/>
                 <w:sz w:val="18"/>
                 <w:szCs w:val="18"/>
@@ -14507,10 +14555,10 @@
           <w:tcPr>
             <w:tcW w:w="3400" w:type="dxa"/>
             <w:tcBorders>
-              <w:top w:val="single" w:color="AAAAAA" w:sz="1" w:space="0"/>
-              <w:left w:val="single" w:color="AAAAAA" w:sz="1" w:space="0"/>
-              <w:bottom w:val="single" w:color="AAAAAA" w:sz="1" w:space="0"/>
-              <w:right w:val="single" w:color="AAAAAA" w:sz="1" w:space="0"/>
+              <w:top w:val="single" w:sz="1" w:space="0" w:color="AAAAAA"/>
+              <w:left w:val="single" w:sz="1" w:space="0" w:color="AAAAAA"/>
+              <w:bottom w:val="single" w:sz="1" w:space="0" w:color="AAAAAA"/>
+              <w:right w:val="single" w:sz="1" w:space="0" w:color="AAAAAA"/>
             </w:tcBorders>
             <w:shd w:val="clear" w:color="auto" w:fill="EBF3FA"/>
             <w:tcMar>
@@ -14538,23 +14586,23 @@
           <w:tcPr>
             <w:tcW w:w="5960" w:type="dxa"/>
             <w:tcBorders>
-              <w:top w:val="single" w:color="AAAAAA" w:sz="1" w:space="0"/>
-              <w:left w:val="single" w:color="AAAAAA" w:sz="1" w:space="0"/>
-              <w:bottom w:val="single" w:color="AAAAAA" w:sz="1" w:space="0"/>
-              <w:right w:val="single" w:color="AAAAAA" w:sz="1" w:space="0"/>
-            </w:tcBorders>
-            <w:shd w:val="clear" w:color="auto" w:fill="EBF3FA"/>
-            <w:tcMar>
-              <w:top w:w="80" w:type="dxa"/>
-              <w:left w:w="120" w:type="dxa"/>
-              <w:bottom w:w="80" w:type="dxa"/>
-              <w:right w:w="120" w:type="dxa"/>
-            </w:tcMar>
-          </w:tcPr>
-          <w:p>
-            <w:r>
-              <w:rPr>
-                <w:rFonts w:ascii="Courier New" w:hAnsi="Courier New" w:eastAsia="Courier New" w:cs="Courier New"/>
+              <w:top w:val="single" w:sz="1" w:space="0" w:color="AAAAAA"/>
+              <w:left w:val="single" w:sz="1" w:space="0" w:color="AAAAAA"/>
+              <w:bottom w:val="single" w:sz="1" w:space="0" w:color="AAAAAA"/>
+              <w:right w:val="single" w:sz="1" w:space="0" w:color="AAAAAA"/>
+            </w:tcBorders>
+            <w:shd w:val="clear" w:color="auto" w:fill="EBF3FA"/>
+            <w:tcMar>
+              <w:top w:w="80" w:type="dxa"/>
+              <w:left w:w="120" w:type="dxa"/>
+              <w:bottom w:w="80" w:type="dxa"/>
+              <w:right w:w="120" w:type="dxa"/>
+            </w:tcMar>
+          </w:tcPr>
+          <w:p>
+            <w:r>
+              <w:rPr>
+                <w:rFonts w:ascii="Courier New" w:eastAsia="Courier New" w:hAnsi="Courier New" w:cs="Courier New"/>
                 <w:color w:val="2E75B6"/>
                 <w:sz w:val="18"/>
                 <w:szCs w:val="18"/>
@@ -14569,10 +14617,10 @@
           <w:tcPr>
             <w:tcW w:w="3400" w:type="dxa"/>
             <w:tcBorders>
-              <w:top w:val="single" w:color="AAAAAA" w:sz="1" w:space="0"/>
-              <w:left w:val="single" w:color="AAAAAA" w:sz="1" w:space="0"/>
-              <w:bottom w:val="single" w:color="AAAAAA" w:sz="1" w:space="0"/>
-              <w:right w:val="single" w:color="AAAAAA" w:sz="1" w:space="0"/>
+              <w:top w:val="single" w:sz="1" w:space="0" w:color="AAAAAA"/>
+              <w:left w:val="single" w:sz="1" w:space="0" w:color="AAAAAA"/>
+              <w:bottom w:val="single" w:sz="1" w:space="0" w:color="AAAAAA"/>
+              <w:right w:val="single" w:sz="1" w:space="0" w:color="AAAAAA"/>
             </w:tcBorders>
             <w:shd w:val="clear" w:color="auto" w:fill="FFFFFF"/>
             <w:tcMar>
@@ -14600,10 +14648,10 @@
           <w:tcPr>
             <w:tcW w:w="5960" w:type="dxa"/>
             <w:tcBorders>
-              <w:top w:val="single" w:color="AAAAAA" w:sz="1" w:space="0"/>
-              <w:left w:val="single" w:color="AAAAAA" w:sz="1" w:space="0"/>
-              <w:bottom w:val="single" w:color="AAAAAA" w:sz="1" w:space="0"/>
-              <w:right w:val="single" w:color="AAAAAA" w:sz="1" w:space="0"/>
+              <w:top w:val="single" w:sz="1" w:space="0" w:color="AAAAAA"/>
+              <w:left w:val="single" w:sz="1" w:space="0" w:color="AAAAAA"/>
+              <w:bottom w:val="single" w:sz="1" w:space="0" w:color="AAAAAA"/>
+              <w:right w:val="single" w:sz="1" w:space="0" w:color="AAAAAA"/>
             </w:tcBorders>
             <w:shd w:val="clear" w:color="auto" w:fill="FFFFFF"/>
             <w:tcMar>
@@ -14616,7 +14664,7 @@
           <w:p>
             <w:r>
               <w:rPr>
-                <w:rFonts w:ascii="Courier New" w:hAnsi="Courier New" w:eastAsia="Courier New" w:cs="Courier New"/>
+                <w:rFonts w:ascii="Courier New" w:eastAsia="Courier New" w:hAnsi="Courier New" w:cs="Courier New"/>
                 <w:color w:val="2E75B6"/>
                 <w:sz w:val="18"/>
                 <w:szCs w:val="18"/>
@@ -14631,10 +14679,10 @@
           <w:tcPr>
             <w:tcW w:w="3400" w:type="dxa"/>
             <w:tcBorders>
-              <w:top w:val="single" w:color="AAAAAA" w:sz="1" w:space="0"/>
-              <w:left w:val="single" w:color="AAAAAA" w:sz="1" w:space="0"/>
-              <w:bottom w:val="single" w:color="AAAAAA" w:sz="1" w:space="0"/>
-              <w:right w:val="single" w:color="AAAAAA" w:sz="1" w:space="0"/>
+              <w:top w:val="single" w:sz="1" w:space="0" w:color="AAAAAA"/>
+              <w:left w:val="single" w:sz="1" w:space="0" w:color="AAAAAA"/>
+              <w:bottom w:val="single" w:sz="1" w:space="0" w:color="AAAAAA"/>
+              <w:right w:val="single" w:sz="1" w:space="0" w:color="AAAAAA"/>
             </w:tcBorders>
             <w:shd w:val="clear" w:color="auto" w:fill="EBF3FA"/>
             <w:tcMar>
@@ -14662,23 +14710,23 @@
           <w:tcPr>
             <w:tcW w:w="5960" w:type="dxa"/>
             <w:tcBorders>
-              <w:top w:val="single" w:color="AAAAAA" w:sz="1" w:space="0"/>
-              <w:left w:val="single" w:color="AAAAAA" w:sz="1" w:space="0"/>
-              <w:bottom w:val="single" w:color="AAAAAA" w:sz="1" w:space="0"/>
-              <w:right w:val="single" w:color="AAAAAA" w:sz="1" w:space="0"/>
-            </w:tcBorders>
-            <w:shd w:val="clear" w:color="auto" w:fill="EBF3FA"/>
-            <w:tcMar>
-              <w:top w:w="80" w:type="dxa"/>
-              <w:left w:w="120" w:type="dxa"/>
-              <w:bottom w:w="80" w:type="dxa"/>
-              <w:right w:w="120" w:type="dxa"/>
-            </w:tcMar>
-          </w:tcPr>
-          <w:p>
-            <w:r>
-              <w:rPr>
-                <w:rFonts w:ascii="Courier New" w:hAnsi="Courier New" w:eastAsia="Courier New" w:cs="Courier New"/>
+              <w:top w:val="single" w:sz="1" w:space="0" w:color="AAAAAA"/>
+              <w:left w:val="single" w:sz="1" w:space="0" w:color="AAAAAA"/>
+              <w:bottom w:val="single" w:sz="1" w:space="0" w:color="AAAAAA"/>
+              <w:right w:val="single" w:sz="1" w:space="0" w:color="AAAAAA"/>
+            </w:tcBorders>
+            <w:shd w:val="clear" w:color="auto" w:fill="EBF3FA"/>
+            <w:tcMar>
+              <w:top w:w="80" w:type="dxa"/>
+              <w:left w:w="120" w:type="dxa"/>
+              <w:bottom w:w="80" w:type="dxa"/>
+              <w:right w:w="120" w:type="dxa"/>
+            </w:tcMar>
+          </w:tcPr>
+          <w:p>
+            <w:r>
+              <w:rPr>
+                <w:rFonts w:ascii="Courier New" w:eastAsia="Courier New" w:hAnsi="Courier New" w:cs="Courier New"/>
                 <w:color w:val="2E75B6"/>
                 <w:sz w:val="18"/>
                 <w:szCs w:val="18"/>
@@ -14693,10 +14741,10 @@
           <w:tcPr>
             <w:tcW w:w="3400" w:type="dxa"/>
             <w:tcBorders>
-              <w:top w:val="single" w:color="AAAAAA" w:sz="1" w:space="0"/>
-              <w:left w:val="single" w:color="AAAAAA" w:sz="1" w:space="0"/>
-              <w:bottom w:val="single" w:color="AAAAAA" w:sz="1" w:space="0"/>
-              <w:right w:val="single" w:color="AAAAAA" w:sz="1" w:space="0"/>
+              <w:top w:val="single" w:sz="1" w:space="0" w:color="AAAAAA"/>
+              <w:left w:val="single" w:sz="1" w:space="0" w:color="AAAAAA"/>
+              <w:bottom w:val="single" w:sz="1" w:space="0" w:color="AAAAAA"/>
+              <w:right w:val="single" w:sz="1" w:space="0" w:color="AAAAAA"/>
             </w:tcBorders>
             <w:shd w:val="clear" w:color="auto" w:fill="FFFFFF"/>
             <w:tcMar>
@@ -14724,10 +14772,10 @@
           <w:tcPr>
             <w:tcW w:w="5960" w:type="dxa"/>
             <w:tcBorders>
-              <w:top w:val="single" w:color="AAAAAA" w:sz="1" w:space="0"/>
-              <w:left w:val="single" w:color="AAAAAA" w:sz="1" w:space="0"/>
-              <w:bottom w:val="single" w:color="AAAAAA" w:sz="1" w:space="0"/>
-              <w:right w:val="single" w:color="AAAAAA" w:sz="1" w:space="0"/>
+              <w:top w:val="single" w:sz="1" w:space="0" w:color="AAAAAA"/>
+              <w:left w:val="single" w:sz="1" w:space="0" w:color="AAAAAA"/>
+              <w:bottom w:val="single" w:sz="1" w:space="0" w:color="AAAAAA"/>
+              <w:right w:val="single" w:sz="1" w:space="0" w:color="AAAAAA"/>
             </w:tcBorders>
             <w:shd w:val="clear" w:color="auto" w:fill="FFFFFF"/>
             <w:tcMar>
@@ -14740,7 +14788,7 @@
           <w:p>
             <w:r>
               <w:rPr>
-                <w:rFonts w:ascii="Courier New" w:hAnsi="Courier New" w:eastAsia="Courier New" w:cs="Courier New"/>
+                <w:rFonts w:ascii="Courier New" w:eastAsia="Courier New" w:hAnsi="Courier New" w:cs="Courier New"/>
                 <w:color w:val="2E75B6"/>
                 <w:sz w:val="18"/>
                 <w:szCs w:val="18"/>
@@ -14755,10 +14803,10 @@
           <w:tcPr>
             <w:tcW w:w="3400" w:type="dxa"/>
             <w:tcBorders>
-              <w:top w:val="single" w:color="AAAAAA" w:sz="1" w:space="0"/>
-              <w:left w:val="single" w:color="AAAAAA" w:sz="1" w:space="0"/>
-              <w:bottom w:val="single" w:color="AAAAAA" w:sz="1" w:space="0"/>
-              <w:right w:val="single" w:color="AAAAAA" w:sz="1" w:space="0"/>
+              <w:top w:val="single" w:sz="1" w:space="0" w:color="AAAAAA"/>
+              <w:left w:val="single" w:sz="1" w:space="0" w:color="AAAAAA"/>
+              <w:bottom w:val="single" w:sz="1" w:space="0" w:color="AAAAAA"/>
+              <w:right w:val="single" w:sz="1" w:space="0" w:color="AAAAAA"/>
             </w:tcBorders>
             <w:shd w:val="clear" w:color="auto" w:fill="EBF3FA"/>
             <w:tcMar>
@@ -14786,23 +14834,23 @@
           <w:tcPr>
             <w:tcW w:w="5960" w:type="dxa"/>
             <w:tcBorders>
-              <w:top w:val="single" w:color="AAAAAA" w:sz="1" w:space="0"/>
-              <w:left w:val="single" w:color="AAAAAA" w:sz="1" w:space="0"/>
-              <w:bottom w:val="single" w:color="AAAAAA" w:sz="1" w:space="0"/>
-              <w:right w:val="single" w:color="AAAAAA" w:sz="1" w:space="0"/>
-            </w:tcBorders>
-            <w:shd w:val="clear" w:color="auto" w:fill="EBF3FA"/>
-            <w:tcMar>
-              <w:top w:w="80" w:type="dxa"/>
-              <w:left w:w="120" w:type="dxa"/>
-              <w:bottom w:w="80" w:type="dxa"/>
-              <w:right w:w="120" w:type="dxa"/>
-            </w:tcMar>
-          </w:tcPr>
-          <w:p>
-            <w:r>
-              <w:rPr>
-                <w:rFonts w:ascii="Courier New" w:hAnsi="Courier New" w:eastAsia="Courier New" w:cs="Courier New"/>
+              <w:top w:val="single" w:sz="1" w:space="0" w:color="AAAAAA"/>
+              <w:left w:val="single" w:sz="1" w:space="0" w:color="AAAAAA"/>
+              <w:bottom w:val="single" w:sz="1" w:space="0" w:color="AAAAAA"/>
+              <w:right w:val="single" w:sz="1" w:space="0" w:color="AAAAAA"/>
+            </w:tcBorders>
+            <w:shd w:val="clear" w:color="auto" w:fill="EBF3FA"/>
+            <w:tcMar>
+              <w:top w:w="80" w:type="dxa"/>
+              <w:left w:w="120" w:type="dxa"/>
+              <w:bottom w:w="80" w:type="dxa"/>
+              <w:right w:w="120" w:type="dxa"/>
+            </w:tcMar>
+          </w:tcPr>
+          <w:p>
+            <w:r>
+              <w:rPr>
+                <w:rFonts w:ascii="Courier New" w:eastAsia="Courier New" w:hAnsi="Courier New" w:cs="Courier New"/>
                 <w:color w:val="2E75B6"/>
                 <w:sz w:val="18"/>
                 <w:szCs w:val="18"/>
@@ -14817,10 +14865,10 @@
           <w:tcPr>
             <w:tcW w:w="3400" w:type="dxa"/>
             <w:tcBorders>
-              <w:top w:val="single" w:color="AAAAAA" w:sz="1" w:space="0"/>
-              <w:left w:val="single" w:color="AAAAAA" w:sz="1" w:space="0"/>
-              <w:bottom w:val="single" w:color="AAAAAA" w:sz="1" w:space="0"/>
-              <w:right w:val="single" w:color="AAAAAA" w:sz="1" w:space="0"/>
+              <w:top w:val="single" w:sz="1" w:space="0" w:color="AAAAAA"/>
+              <w:left w:val="single" w:sz="1" w:space="0" w:color="AAAAAA"/>
+              <w:bottom w:val="single" w:sz="1" w:space="0" w:color="AAAAAA"/>
+              <w:right w:val="single" w:sz="1" w:space="0" w:color="AAAAAA"/>
             </w:tcBorders>
             <w:shd w:val="clear" w:color="auto" w:fill="FFFFFF"/>
             <w:tcMar>
@@ -14848,10 +14896,10 @@
           <w:tcPr>
             <w:tcW w:w="5960" w:type="dxa"/>
             <w:tcBorders>
-              <w:top w:val="single" w:color="AAAAAA" w:sz="1" w:space="0"/>
-              <w:left w:val="single" w:color="AAAAAA" w:sz="1" w:space="0"/>
-              <w:bottom w:val="single" w:color="AAAAAA" w:sz="1" w:space="0"/>
-              <w:right w:val="single" w:color="AAAAAA" w:sz="1" w:space="0"/>
+              <w:top w:val="single" w:sz="1" w:space="0" w:color="AAAAAA"/>
+              <w:left w:val="single" w:sz="1" w:space="0" w:color="AAAAAA"/>
+              <w:bottom w:val="single" w:sz="1" w:space="0" w:color="AAAAAA"/>
+              <w:right w:val="single" w:sz="1" w:space="0" w:color="AAAAAA"/>
             </w:tcBorders>
             <w:shd w:val="clear" w:color="auto" w:fill="FFFFFF"/>
             <w:tcMar>
@@ -14864,7 +14912,7 @@
           <w:p>
             <w:r>
               <w:rPr>
-                <w:rFonts w:ascii="Courier New" w:hAnsi="Courier New" w:eastAsia="Courier New" w:cs="Courier New"/>
+                <w:rFonts w:ascii="Courier New" w:eastAsia="Courier New" w:hAnsi="Courier New" w:cs="Courier New"/>
                 <w:color w:val="2E75B6"/>
                 <w:sz w:val="18"/>
                 <w:szCs w:val="18"/>
@@ -14879,29 +14927,30 @@
           <w:tcPr>
             <w:tcW w:w="3400" w:type="dxa"/>
             <w:tcBorders>
-              <w:top w:val="single" w:color="AAAAAA" w:sz="1" w:space="0"/>
-              <w:left w:val="single" w:color="AAAAAA" w:sz="1" w:space="0"/>
-              <w:bottom w:val="single" w:color="AAAAAA" w:sz="1" w:space="0"/>
-              <w:right w:val="single" w:color="AAAAAA" w:sz="1" w:space="0"/>
-            </w:tcBorders>
-            <w:shd w:val="clear" w:color="auto" w:fill="EBF3FA"/>
-            <w:tcMar>
-              <w:top w:w="80" w:type="dxa"/>
-              <w:left w:w="120" w:type="dxa"/>
-              <w:bottom w:w="80" w:type="dxa"/>
-              <w:right w:w="120" w:type="dxa"/>
-            </w:tcMar>
-            <w:vAlign w:val="center"/>
-          </w:tcPr>
-          <w:p>
-            <w:r>
-              <w:rPr>
-                <w:b/>
-                <w:bCs/>
-                <w:color w:val="000000"/>
-                <w:sz w:val="20"/>
-                <w:szCs w:val="20"/>
-              </w:rPr>
+              <w:top w:val="single" w:sz="1" w:space="0" w:color="AAAAAA"/>
+              <w:left w:val="single" w:sz="1" w:space="0" w:color="AAAAAA"/>
+              <w:bottom w:val="single" w:sz="1" w:space="0" w:color="AAAAAA"/>
+              <w:right w:val="single" w:sz="1" w:space="0" w:color="AAAAAA"/>
+            </w:tcBorders>
+            <w:shd w:val="clear" w:color="auto" w:fill="EBF3FA"/>
+            <w:tcMar>
+              <w:top w:w="80" w:type="dxa"/>
+              <w:left w:w="120" w:type="dxa"/>
+              <w:bottom w:w="80" w:type="dxa"/>
+              <w:right w:w="120" w:type="dxa"/>
+            </w:tcMar>
+            <w:vAlign w:val="center"/>
+          </w:tcPr>
+          <w:p>
+            <w:r>
+              <w:rPr>
+                <w:b/>
+                <w:bCs/>
+                <w:color w:val="000000"/>
+                <w:sz w:val="20"/>
+                <w:szCs w:val="20"/>
+              </w:rPr>
+              <w:lastRenderedPageBreak/>
               <w:t>CSS Custom Properties (Variables)</w:t>
             </w:r>
           </w:p>
@@ -14910,23 +14959,23 @@
           <w:tcPr>
             <w:tcW w:w="5960" w:type="dxa"/>
             <w:tcBorders>
-              <w:top w:val="single" w:color="AAAAAA" w:sz="1" w:space="0"/>
-              <w:left w:val="single" w:color="AAAAAA" w:sz="1" w:space="0"/>
-              <w:bottom w:val="single" w:color="AAAAAA" w:sz="1" w:space="0"/>
-              <w:right w:val="single" w:color="AAAAAA" w:sz="1" w:space="0"/>
-            </w:tcBorders>
-            <w:shd w:val="clear" w:color="auto" w:fill="EBF3FA"/>
-            <w:tcMar>
-              <w:top w:w="80" w:type="dxa"/>
-              <w:left w:w="120" w:type="dxa"/>
-              <w:bottom w:w="80" w:type="dxa"/>
-              <w:right w:w="120" w:type="dxa"/>
-            </w:tcMar>
-          </w:tcPr>
-          <w:p>
-            <w:r>
-              <w:rPr>
-                <w:rFonts w:ascii="Courier New" w:hAnsi="Courier New" w:eastAsia="Courier New" w:cs="Courier New"/>
+              <w:top w:val="single" w:sz="1" w:space="0" w:color="AAAAAA"/>
+              <w:left w:val="single" w:sz="1" w:space="0" w:color="AAAAAA"/>
+              <w:bottom w:val="single" w:sz="1" w:space="0" w:color="AAAAAA"/>
+              <w:right w:val="single" w:sz="1" w:space="0" w:color="AAAAAA"/>
+            </w:tcBorders>
+            <w:shd w:val="clear" w:color="auto" w:fill="EBF3FA"/>
+            <w:tcMar>
+              <w:top w:w="80" w:type="dxa"/>
+              <w:left w:w="120" w:type="dxa"/>
+              <w:bottom w:w="80" w:type="dxa"/>
+              <w:right w:w="120" w:type="dxa"/>
+            </w:tcMar>
+          </w:tcPr>
+          <w:p>
+            <w:r>
+              <w:rPr>
+                <w:rFonts w:ascii="Courier New" w:eastAsia="Courier New" w:hAnsi="Courier New" w:cs="Courier New"/>
                 <w:color w:val="2E75B6"/>
                 <w:sz w:val="18"/>
                 <w:szCs w:val="18"/>
@@ -14941,7 +14990,7 @@
     <w:sectPr>
       <w:headerReference w:type="default" r:id="rId7"/>
       <w:footerReference w:type="default" r:id="rId8"/>
-      <w:pgSz w:w="12240" w:h="15840" w:orient="portrait"/>
+      <w:pgSz w:w="12240" w:h="15840"/>
       <w:pgMar w:top="1080" w:right="1080" w:bottom="1080" w:left="1080" w:header="708" w:footer="708" w:gutter="0"/>
       <w:cols w:space="720"/>
       <w:docGrid w:linePitch="360"/>
@@ -14951,7 +15000,7 @@
 </file>
 
 <file path=word/endnotes.xml><?xml version="1.0" encoding="utf-8"?>
-<w:endnotes xmlns:wpc="http://schemas.microsoft.com/office/word/2010/wordprocessingCanvas" xmlns:cx="http://schemas.microsoft.com/office/drawing/2014/chartex" xmlns:cx1="http://schemas.microsoft.com/office/drawing/2015/9/8/chartex" xmlns:cx2="http://schemas.microsoft.com/office/drawing/2015/10/21/chartex" xmlns:cx3="http://schemas.microsoft.com/office/drawing/2016/5/9/chartex" xmlns:cx4="http://schemas.microsoft.com/office/drawing/2016/5/10/chartex" xmlns:cx5="http://schemas.microsoft.com/office/drawing/2016/5/11/chartex" xmlns:cx6="http://schemas.microsoft.com/office/drawing/2016/5/12/chartex" xmlns:cx7="http://schemas.microsoft.com/office/drawing/2016/5/13/chartex" xmlns:cx8="http://schemas.microsoft.com/office/drawing/2016/5/14/chartex" xmlns:mc="http://schemas.openxmlformats.org/markup-compatibility/2006" xmlns:aink="http://schemas.microsoft.com/office/drawing/2016/ink" xmlns:am3d="http://schemas.microsoft.com/office/drawing/2017/model3d" xmlns:o="urn:schemas-microsoft-com:office:office" xmlns:oel="http://schemas.microsoft.com/office/2019/extlst" xmlns:r="http://schemas.openxmlformats.org/officeDocument/2006/relationships" xmlns:m="http://schemas.openxmlformats.org/officeDocument/2006/math" xmlns:v="urn:schemas-microsoft-com:vml" xmlns:wp14="http://schemas.microsoft.com/office/word/2010/wordprocessingDrawing" xmlns:wp="http://schemas.openxmlformats.org/drawingml/2006/wordprocessingDrawing" xmlns:w10="urn:schemas-microsoft-com:office:word" xmlns:w="http://schemas.openxmlformats.org/wordprocessingml/2006/main" xmlns:w14="http://schemas.microsoft.com/office/word/2010/wordml" xmlns:w15="http://schemas.microsoft.com/office/word/2012/wordml" xmlns:w16cex="http://schemas.microsoft.com/office/word/2018/wordml/cex" xmlns:w16cid="http://schemas.microsoft.com/office/word/2016/wordml/cid" xmlns:w16="http://schemas.microsoft.com/office/word/2018/wordml" xmlns:w16du="http://schemas.microsoft.com/office/word/2023/wordml/word16du" xmlns:w16sdtdh="http://schemas.microsoft.com/office/word/2020/wordml/sdtdatahash" xmlns:w16sdtfl="http://schemas.microsoft.com/office/word/2024/wordml/sdtformatlock" xmlns:w16se="http://schemas.microsoft.com/office/word/2015/wordml/symex" xmlns:wpg="http://schemas.microsoft.com/office/word/2010/wordprocessingGroup" xmlns:wpi="http://schemas.microsoft.com/office/word/2010/wordprocessingInk" xmlns:wne="http://schemas.microsoft.com/office/word/2006/wordml" xmlns:wps="http://schemas.microsoft.com/office/word/2010/wordprocessingShape" mc:Ignorable="w14 w15 w16se w16cid w16 w16cex w16sdtdh w16sdtfl w16du wp14">
+<w:endnotes xmlns:wpc="http://schemas.microsoft.com/office/word/2010/wordprocessingCanvas" xmlns:mc="http://schemas.openxmlformats.org/markup-compatibility/2006" xmlns:o="urn:schemas-microsoft-com:office:office" xmlns:r="http://schemas.openxmlformats.org/officeDocument/2006/relationships" xmlns:m="http://schemas.openxmlformats.org/officeDocument/2006/math" xmlns:v="urn:schemas-microsoft-com:vml" xmlns:wp14="http://schemas.microsoft.com/office/word/2010/wordprocessingDrawing" xmlns:wp="http://schemas.openxmlformats.org/drawingml/2006/wordprocessingDrawing" xmlns:w10="urn:schemas-microsoft-com:office:word" xmlns:w="http://schemas.openxmlformats.org/wordprocessingml/2006/main" xmlns:w14="http://schemas.microsoft.com/office/word/2010/wordml" xmlns:w15="http://schemas.microsoft.com/office/word/2012/wordml" xmlns:wpg="http://schemas.microsoft.com/office/word/2010/wordprocessingGroup" xmlns:wpi="http://schemas.microsoft.com/office/word/2010/wordprocessingInk" xmlns:wne="http://schemas.microsoft.com/office/word/2006/wordml" xmlns:wps="http://schemas.microsoft.com/office/word/2010/wordprocessingShape" mc:Ignorable="w14 w15 wp14">
   <w:endnote w:type="separator" w:id="-1">
     <w:p>
       <w:r>
@@ -14973,11 +15022,11 @@
 </file>
 
 <file path=word/footer1.xml><?xml version="1.0" encoding="utf-8"?>
-<w:ftr xmlns:wpc="http://schemas.microsoft.com/office/word/2010/wordprocessingCanvas" xmlns:cx="http://schemas.microsoft.com/office/drawing/2014/chartex" xmlns:cx1="http://schemas.microsoft.com/office/drawing/2015/9/8/chartex" xmlns:cx2="http://schemas.microsoft.com/office/drawing/2015/10/21/chartex" xmlns:cx3="http://schemas.microsoft.com/office/drawing/2016/5/9/chartex" xmlns:cx4="http://schemas.microsoft.com/office/drawing/2016/5/10/chartex" xmlns:cx5="http://schemas.microsoft.com/office/drawing/2016/5/11/chartex" xmlns:cx6="http://schemas.microsoft.com/office/drawing/2016/5/12/chartex" xmlns:cx7="http://schemas.microsoft.com/office/drawing/2016/5/13/chartex" xmlns:cx8="http://schemas.microsoft.com/office/drawing/2016/5/14/chartex" xmlns:mc="http://schemas.openxmlformats.org/markup-compatibility/2006" xmlns:aink="http://schemas.microsoft.com/office/drawing/2016/ink" xmlns:am3d="http://schemas.microsoft.com/office/drawing/2017/model3d" xmlns:o="urn:schemas-microsoft-com:office:office" xmlns:oel="http://schemas.microsoft.com/office/2019/extlst" xmlns:r="http://schemas.openxmlformats.org/officeDocument/2006/relationships" xmlns:m="http://schemas.openxmlformats.org/officeDocument/2006/math" xmlns:v="urn:schemas-microsoft-com:vml" xmlns:wp14="http://schemas.microsoft.com/office/word/2010/wordprocessingDrawing" xmlns:wp="http://schemas.openxmlformats.org/drawingml/2006/wordprocessingDrawing" xmlns:w10="urn:schemas-microsoft-com:office:word" xmlns:w="http://schemas.openxmlformats.org/wordprocessingml/2006/main" xmlns:w14="http://schemas.microsoft.com/office/word/2010/wordml" xmlns:w15="http://schemas.microsoft.com/office/word/2012/wordml" xmlns:w16cex="http://schemas.microsoft.com/office/word/2018/wordml/cex" xmlns:w16cid="http://schemas.microsoft.com/office/word/2016/wordml/cid" xmlns:w16="http://schemas.microsoft.com/office/word/2018/wordml" xmlns:w16du="http://schemas.microsoft.com/office/word/2023/wordml/word16du" xmlns:w16sdtdh="http://schemas.microsoft.com/office/word/2020/wordml/sdtdatahash" xmlns:w16sdtfl="http://schemas.microsoft.com/office/word/2024/wordml/sdtformatlock" xmlns:w16se="http://schemas.microsoft.com/office/word/2015/wordml/symex" xmlns:wpg="http://schemas.microsoft.com/office/word/2010/wordprocessingGroup" xmlns:wpi="http://schemas.microsoft.com/office/word/2010/wordprocessingInk" xmlns:wne="http://schemas.microsoft.com/office/word/2006/wordml" xmlns:wps="http://schemas.microsoft.com/office/word/2010/wordprocessingShape" mc:Ignorable="w14 w15 w16se w16cid w16 w16cex w16sdtdh w16sdtfl w16du wp14">
+<w:ftr xmlns:wpc="http://schemas.microsoft.com/office/word/2010/wordprocessingCanvas" xmlns:mc="http://schemas.openxmlformats.org/markup-compatibility/2006" xmlns:o="urn:schemas-microsoft-com:office:office" xmlns:r="http://schemas.openxmlformats.org/officeDocument/2006/relationships" xmlns:m="http://schemas.openxmlformats.org/officeDocument/2006/math" xmlns:v="urn:schemas-microsoft-com:vml" xmlns:wp14="http://schemas.microsoft.com/office/word/2010/wordprocessingDrawing" xmlns:wp="http://schemas.openxmlformats.org/drawingml/2006/wordprocessingDrawing" xmlns:w10="urn:schemas-microsoft-com:office:word" xmlns:w="http://schemas.openxmlformats.org/wordprocessingml/2006/main" xmlns:w14="http://schemas.microsoft.com/office/word/2010/wordml" xmlns:w15="http://schemas.microsoft.com/office/word/2012/wordml" xmlns:wpg="http://schemas.microsoft.com/office/word/2010/wordprocessingGroup" xmlns:wpi="http://schemas.microsoft.com/office/word/2010/wordprocessingInk" xmlns:wne="http://schemas.microsoft.com/office/word/2006/wordml" xmlns:wps="http://schemas.microsoft.com/office/word/2010/wordprocessingShape" mc:Ignorable="w14 w15 wp14">
   <w:p>
     <w:pPr>
       <w:pBdr>
-        <w:top w:val="single" w:color="2E75B6" w:sz="4" w:space="1"/>
+        <w:top w:val="single" w:sz="4" w:space="1" w:color="2E75B6"/>
       </w:pBdr>
       <w:tabs>
         <w:tab w:val="right" w:pos="9026"/>
@@ -14998,13 +15047,6 @@
         <w:szCs w:val="18"/>
       </w:rPr>
       <w:tab/>
-    </w:r>
-    <w:r>
-      <w:rPr>
-        <w:color w:val="595959"/>
-        <w:sz w:val="18"/>
-        <w:szCs w:val="18"/>
-      </w:rPr>
       <w:t xml:space="preserve">Page </w:t>
     </w:r>
     <w:r>
@@ -15038,7 +15080,7 @@
         <w:sz w:val="18"/>
         <w:szCs w:val="18"/>
       </w:rPr>
-      <w:t>1</w:t>
+      <w:t>21</w:t>
     </w:r>
     <w:r>
       <w:rPr>
@@ -15087,7 +15129,7 @@
         <w:sz w:val="18"/>
         <w:szCs w:val="18"/>
       </w:rPr>
-      <w:t>28</w:t>
+      <w:t>21</w:t>
     </w:r>
     <w:r>
       <w:rPr>
@@ -15102,7 +15144,7 @@
 </file>
 
 <file path=word/footnotes.xml><?xml version="1.0" encoding="utf-8"?>
-<w:footnotes xmlns:wpc="http://schemas.microsoft.com/office/word/2010/wordprocessingCanvas" xmlns:cx="http://schemas.microsoft.com/office/drawing/2014/chartex" xmlns:cx1="http://schemas.microsoft.com/office/drawing/2015/9/8/chartex" xmlns:cx2="http://schemas.microsoft.com/office/drawing/2015/10/21/chartex" xmlns:cx3="http://schemas.microsoft.com/office/drawing/2016/5/9/chartex" xmlns:cx4="http://schemas.microsoft.com/office/drawing/2016/5/10/chartex" xmlns:cx5="http://schemas.microsoft.com/office/drawing/2016/5/11/chartex" xmlns:cx6="http://schemas.microsoft.com/office/drawing/2016/5/12/chartex" xmlns:cx7="http://schemas.microsoft.com/office/drawing/2016/5/13/chartex" xmlns:cx8="http://schemas.microsoft.com/office/drawing/2016/5/14/chartex" xmlns:mc="http://schemas.openxmlformats.org/markup-compatibility/2006" xmlns:aink="http://schemas.microsoft.com/office/drawing/2016/ink" xmlns:am3d="http://schemas.microsoft.com/office/drawing/2017/model3d" xmlns:o="urn:schemas-microsoft-com:office:office" xmlns:oel="http://schemas.microsoft.com/office/2019/extlst" xmlns:r="http://schemas.openxmlformats.org/officeDocument/2006/relationships" xmlns:m="http://schemas.openxmlformats.org/officeDocument/2006/math" xmlns:v="urn:schemas-microsoft-com:vml" xmlns:wp14="http://schemas.microsoft.com/office/word/2010/wordprocessingDrawing" xmlns:wp="http://schemas.openxmlformats.org/drawingml/2006/wordprocessingDrawing" xmlns:w10="urn:schemas-microsoft-com:office:word" xmlns:w="http://schemas.openxmlformats.org/wordprocessingml/2006/main" xmlns:w14="http://schemas.microsoft.com/office/word/2010/wordml" xmlns:w15="http://schemas.microsoft.com/office/word/2012/wordml" xmlns:w16cex="http://schemas.microsoft.com/office/word/2018/wordml/cex" xmlns:w16cid="http://schemas.microsoft.com/office/word/2016/wordml/cid" xmlns:w16="http://schemas.microsoft.com/office/word/2018/wordml" xmlns:w16du="http://schemas.microsoft.com/office/word/2023/wordml/word16du" xmlns:w16sdtdh="http://schemas.microsoft.com/office/word/2020/wordml/sdtdatahash" xmlns:w16sdtfl="http://schemas.microsoft.com/office/word/2024/wordml/sdtformatlock" xmlns:w16se="http://schemas.microsoft.com/office/word/2015/wordml/symex" xmlns:wpg="http://schemas.microsoft.com/office/word/2010/wordprocessingGroup" xmlns:wpi="http://schemas.microsoft.com/office/word/2010/wordprocessingInk" xmlns:wne="http://schemas.microsoft.com/office/word/2006/wordml" xmlns:wps="http://schemas.microsoft.com/office/word/2010/wordprocessingShape" mc:Ignorable="w14 w15 w16se w16cid w16 w16cex w16sdtdh w16sdtfl w16du wp14">
+<w:footnotes xmlns:wpc="http://schemas.microsoft.com/office/word/2010/wordprocessingCanvas" xmlns:mc="http://schemas.openxmlformats.org/markup-compatibility/2006" xmlns:o="urn:schemas-microsoft-com:office:office" xmlns:r="http://schemas.openxmlformats.org/officeDocument/2006/relationships" xmlns:m="http://schemas.openxmlformats.org/officeDocument/2006/math" xmlns:v="urn:schemas-microsoft-com:vml" xmlns:wp14="http://schemas.microsoft.com/office/word/2010/wordprocessingDrawing" xmlns:wp="http://schemas.openxmlformats.org/drawingml/2006/wordprocessingDrawing" xmlns:w10="urn:schemas-microsoft-com:office:word" xmlns:w="http://schemas.openxmlformats.org/wordprocessingml/2006/main" xmlns:w14="http://schemas.microsoft.com/office/word/2010/wordml" xmlns:w15="http://schemas.microsoft.com/office/word/2012/wordml" xmlns:wpg="http://schemas.microsoft.com/office/word/2010/wordprocessingGroup" xmlns:wpi="http://schemas.microsoft.com/office/word/2010/wordprocessingInk" xmlns:wne="http://schemas.microsoft.com/office/word/2006/wordml" xmlns:wps="http://schemas.microsoft.com/office/word/2010/wordprocessingShape" mc:Ignorable="w14 w15 wp14">
   <w:footnote w:type="separator" w:id="-1">
     <w:p>
       <w:r>
@@ -15124,11 +15166,11 @@
 </file>
 
 <file path=word/header1.xml><?xml version="1.0" encoding="utf-8"?>
-<w:hdr xmlns:wpc="http://schemas.microsoft.com/office/word/2010/wordprocessingCanvas" xmlns:cx="http://schemas.microsoft.com/office/drawing/2014/chartex" xmlns:cx1="http://schemas.microsoft.com/office/drawing/2015/9/8/chartex" xmlns:cx2="http://schemas.microsoft.com/office/drawing/2015/10/21/chartex" xmlns:cx3="http://schemas.microsoft.com/office/drawing/2016/5/9/chartex" xmlns:cx4="http://schemas.microsoft.com/office/drawing/2016/5/10/chartex" xmlns:cx5="http://schemas.microsoft.com/office/drawing/2016/5/11/chartex" xmlns:cx6="http://schemas.microsoft.com/office/drawing/2016/5/12/chartex" xmlns:cx7="http://schemas.microsoft.com/office/drawing/2016/5/13/chartex" xmlns:cx8="http://schemas.microsoft.com/office/drawing/2016/5/14/chartex" xmlns:mc="http://schemas.openxmlformats.org/markup-compatibility/2006" xmlns:aink="http://schemas.microsoft.com/office/drawing/2016/ink" xmlns:am3d="http://schemas.microsoft.com/office/drawing/2017/model3d" xmlns:o="urn:schemas-microsoft-com:office:office" xmlns:oel="http://schemas.microsoft.com/office/2019/extlst" xmlns:r="http://schemas.openxmlformats.org/officeDocument/2006/relationships" xmlns:m="http://schemas.openxmlformats.org/officeDocument/2006/math" xmlns:v="urn:schemas-microsoft-com:vml" xmlns:wp14="http://schemas.microsoft.com/office/word/2010/wordprocessingDrawing" xmlns:wp="http://schemas.openxmlformats.org/drawingml/2006/wordprocessingDrawing" xmlns:w10="urn:schemas-microsoft-com:office:word" xmlns:w="http://schemas.openxmlformats.org/wordprocessingml/2006/main" xmlns:w14="http://schemas.microsoft.com/office/word/2010/wordml" xmlns:w15="http://schemas.microsoft.com/office/word/2012/wordml" xmlns:w16cex="http://schemas.microsoft.com/office/word/2018/wordml/cex" xmlns:w16cid="http://schemas.microsoft.com/office/word/2016/wordml/cid" xmlns:w16="http://schemas.microsoft.com/office/word/2018/wordml" xmlns:w16du="http://schemas.microsoft.com/office/word/2023/wordml/word16du" xmlns:w16sdtdh="http://schemas.microsoft.com/office/word/2020/wordml/sdtdatahash" xmlns:w16sdtfl="http://schemas.microsoft.com/office/word/2024/wordml/sdtformatlock" xmlns:w16se="http://schemas.microsoft.com/office/word/2015/wordml/symex" xmlns:wpg="http://schemas.microsoft.com/office/word/2010/wordprocessingGroup" xmlns:wpi="http://schemas.microsoft.com/office/word/2010/wordprocessingInk" xmlns:wne="http://schemas.microsoft.com/office/word/2006/wordml" xmlns:wps="http://schemas.microsoft.com/office/word/2010/wordprocessingShape" mc:Ignorable="w14 w15 w16se w16cid w16 w16cex w16sdtdh w16sdtfl w16du wp14">
+<w:hdr xmlns:wpc="http://schemas.microsoft.com/office/word/2010/wordprocessingCanvas" xmlns:mc="http://schemas.openxmlformats.org/markup-compatibility/2006" xmlns:o="urn:schemas-microsoft-com:office:office" xmlns:r="http://schemas.openxmlformats.org/officeDocument/2006/relationships" xmlns:m="http://schemas.openxmlformats.org/officeDocument/2006/math" xmlns:v="urn:schemas-microsoft-com:vml" xmlns:wp14="http://schemas.microsoft.com/office/word/2010/wordprocessingDrawing" xmlns:wp="http://schemas.openxmlformats.org/drawingml/2006/wordprocessingDrawing" xmlns:w10="urn:schemas-microsoft-com:office:word" xmlns:w="http://schemas.openxmlformats.org/wordprocessingml/2006/main" xmlns:w14="http://schemas.microsoft.com/office/word/2010/wordml" xmlns:w15="http://schemas.microsoft.com/office/word/2012/wordml" xmlns:wpg="http://schemas.microsoft.com/office/word/2010/wordprocessingGroup" xmlns:wpi="http://schemas.microsoft.com/office/word/2010/wordprocessingInk" xmlns:wne="http://schemas.microsoft.com/office/word/2006/wordml" xmlns:wps="http://schemas.microsoft.com/office/word/2010/wordprocessingShape" mc:Ignorable="w14 w15 wp14">
   <w:p>
     <w:pPr>
       <w:pBdr>
-        <w:bottom w:val="single" w:color="2E75B6" w:sz="4" w:space="1"/>
+        <w:bottom w:val="single" w:sz="4" w:space="1" w:color="2E75B6"/>
       </w:pBdr>
       <w:tabs>
         <w:tab w:val="right" w:pos="9026"/>
@@ -15151,13 +15193,6 @@
         <w:szCs w:val="18"/>
       </w:rPr>
       <w:tab/>
-    </w:r>
-    <w:r>
-      <w:rPr>
-        <w:color w:val="595959"/>
-        <w:sz w:val="18"/>
-        <w:szCs w:val="18"/>
-      </w:rPr>
       <w:t>TERM PROJECT</w:t>
     </w:r>
   </w:p>
@@ -15165,7 +15200,7 @@
 </file>
 
 <file path=word/numbering.xml><?xml version="1.0" encoding="utf-8"?>
-<w:numbering xmlns:wpc="http://schemas.microsoft.com/office/word/2010/wordprocessingCanvas" xmlns:cx="http://schemas.microsoft.com/office/drawing/2014/chartex" xmlns:cx1="http://schemas.microsoft.com/office/drawing/2015/9/8/chartex" xmlns:cx2="http://schemas.microsoft.com/office/drawing/2015/10/21/chartex" xmlns:cx3="http://schemas.microsoft.com/office/drawing/2016/5/9/chartex" xmlns:cx4="http://schemas.microsoft.com/office/drawing/2016/5/10/chartex" xmlns:cx5="http://schemas.microsoft.com/office/drawing/2016/5/11/chartex" xmlns:cx6="http://schemas.microsoft.com/office/drawing/2016/5/12/chartex" xmlns:cx7="http://schemas.microsoft.com/office/drawing/2016/5/13/chartex" xmlns:cx8="http://schemas.microsoft.com/office/drawing/2016/5/14/chartex" xmlns:mc="http://schemas.openxmlformats.org/markup-compatibility/2006" xmlns:aink="http://schemas.microsoft.com/office/drawing/2016/ink" xmlns:am3d="http://schemas.microsoft.com/office/drawing/2017/model3d" xmlns:o="urn:schemas-microsoft-com:office:office" xmlns:oel="http://schemas.microsoft.com/office/2019/extlst" xmlns:r="http://schemas.openxmlformats.org/officeDocument/2006/relationships" xmlns:m="http://schemas.openxmlformats.org/officeDocument/2006/math" xmlns:v="urn:schemas-microsoft-com:vml" xmlns:wp14="http://schemas.microsoft.com/office/word/2010/wordprocessingDrawing" xmlns:wp="http://schemas.openxmlformats.org/drawingml/2006/wordprocessingDrawing" xmlns:w10="urn:schemas-microsoft-com:office:word" xmlns:w="http://schemas.openxmlformats.org/wordprocessingml/2006/main" xmlns:w14="http://schemas.microsoft.com/office/word/2010/wordml" xmlns:w15="http://schemas.microsoft.com/office/word/2012/wordml" xmlns:w16cex="http://schemas.microsoft.com/office/word/2018/wordml/cex" xmlns:w16cid="http://schemas.microsoft.com/office/word/2016/wordml/cid" xmlns:w16="http://schemas.microsoft.com/office/word/2018/wordml" xmlns:w16du="http://schemas.microsoft.com/office/word/2023/wordml/word16du" xmlns:w16sdtdh="http://schemas.microsoft.com/office/word/2020/wordml/sdtdatahash" xmlns:w16sdtfl="http://schemas.microsoft.com/office/word/2024/wordml/sdtformatlock" xmlns:w16se="http://schemas.microsoft.com/office/word/2015/wordml/symex" xmlns:wpg="http://schemas.microsoft.com/office/word/2010/wordprocessingGroup" xmlns:wpi="http://schemas.microsoft.com/office/word/2010/wordprocessingInk" xmlns:wne="http://schemas.microsoft.com/office/word/2006/wordml" xmlns:wps="http://schemas.microsoft.com/office/word/2010/wordprocessingShape" mc:Ignorable="w14 w15 w16se w16cid w16 w16cex w16sdtdh w16sdtfl w16du wp14">
+<w:numbering xmlns:wpc="http://schemas.microsoft.com/office/word/2010/wordprocessingCanvas" xmlns:mc="http://schemas.openxmlformats.org/markup-compatibility/2006" xmlns:o="urn:schemas-microsoft-com:office:office" xmlns:r="http://schemas.openxmlformats.org/officeDocument/2006/relationships" xmlns:m="http://schemas.openxmlformats.org/officeDocument/2006/math" xmlns:v="urn:schemas-microsoft-com:vml" xmlns:wp14="http://schemas.microsoft.com/office/word/2010/wordprocessingDrawing" xmlns:wp="http://schemas.openxmlformats.org/drawingml/2006/wordprocessingDrawing" xmlns:w10="urn:schemas-microsoft-com:office:word" xmlns:w="http://schemas.openxmlformats.org/wordprocessingml/2006/main" xmlns:w14="http://schemas.microsoft.com/office/word/2010/wordml" xmlns:w15="http://schemas.microsoft.com/office/word/2012/wordml" xmlns:wpg="http://schemas.microsoft.com/office/word/2010/wordprocessingGroup" xmlns:wpi="http://schemas.microsoft.com/office/word/2010/wordprocessingInk" xmlns:wne="http://schemas.microsoft.com/office/word/2006/wordml" xmlns:wps="http://schemas.microsoft.com/office/word/2010/wordprocessingShape" mc:Ignorable="w14 w15 wp14">
   <w:abstractNum w:abstractNumId="0" w15:restartNumberingAfterBreak="0">
     <w:nsid w:val="0C5F5D60"/>
     <w:multiLevelType w:val="hybridMultilevel"/>
@@ -15596,48 +15631,48 @@
       <w:lvlJc w:val="left"/>
     </w:lvl>
   </w:abstractNum>
-  <w:num w:numId="1" w16cid:durableId="1779254335">
+  <w:num w:numId="1">
     <w:abstractNumId w:val="4"/>
     <w:lvlOverride w:ilvl="0">
       <w:startOverride w:val="1"/>
     </w:lvlOverride>
   </w:num>
-  <w:num w:numId="2" w16cid:durableId="487401519">
+  <w:num w:numId="2">
     <w:abstractNumId w:val="0"/>
     <w:lvlOverride w:ilvl="0">
       <w:startOverride w:val="1"/>
     </w:lvlOverride>
   </w:num>
-  <w:num w:numId="3" w16cid:durableId="319118726">
+  <w:num w:numId="3">
     <w:abstractNumId w:val="2"/>
     <w:lvlOverride w:ilvl="0">
       <w:startOverride w:val="1"/>
     </w:lvlOverride>
   </w:num>
-  <w:num w:numId="4" w16cid:durableId="932202096">
+  <w:num w:numId="4">
     <w:abstractNumId w:val="0"/>
   </w:num>
-  <w:num w:numId="5" w16cid:durableId="1483808726">
+  <w:num w:numId="5">
     <w:abstractNumId w:val="6"/>
   </w:num>
-  <w:num w:numId="6" w16cid:durableId="1038628516">
+  <w:num w:numId="6">
     <w:abstractNumId w:val="1"/>
   </w:num>
-  <w:num w:numId="7" w16cid:durableId="2131896265">
+  <w:num w:numId="7">
     <w:abstractNumId w:val="5"/>
   </w:num>
-  <w:num w:numId="8" w16cid:durableId="168183170">
+  <w:num w:numId="8">
     <w:abstractNumId w:val="3"/>
   </w:num>
 </w:numbering>
 </file>
 
 <file path=word/styles.xml><?xml version="1.0" encoding="utf-8"?>
-<w:styles xmlns:wp14="http://schemas.microsoft.com/office/word/2010/wordprocessingDrawing" xmlns:mc="http://schemas.openxmlformats.org/markup-compatibility/2006" xmlns:r="http://schemas.openxmlformats.org/officeDocument/2006/relationships" xmlns:w="http://schemas.openxmlformats.org/wordprocessingml/2006/main" xmlns:w14="http://schemas.microsoft.com/office/word/2010/wordml" xmlns:w15="http://schemas.microsoft.com/office/word/2012/wordml" xmlns:w16cex="http://schemas.microsoft.com/office/word/2018/wordml/cex" xmlns:w16cid="http://schemas.microsoft.com/office/word/2016/wordml/cid" xmlns:w16="http://schemas.microsoft.com/office/word/2018/wordml" xmlns:w16du="http://schemas.microsoft.com/office/word/2023/wordml/word16du" xmlns:w16sdtdh="http://schemas.microsoft.com/office/word/2020/wordml/sdtdatahash" xmlns:w16sdtfl="http://schemas.microsoft.com/office/word/2024/wordml/sdtformatlock" xmlns:w16se="http://schemas.microsoft.com/office/word/2015/wordml/symex" mc:Ignorable="w14 w15 w16se w16cid w16 w16cex w16sdtdh w16sdtfl w16du wp14">
+<w:styles xmlns:mc="http://schemas.openxmlformats.org/markup-compatibility/2006" xmlns:r="http://schemas.openxmlformats.org/officeDocument/2006/relationships" xmlns:w="http://schemas.openxmlformats.org/wordprocessingml/2006/main" xmlns:w14="http://schemas.microsoft.com/office/word/2010/wordml" xmlns:w15="http://schemas.microsoft.com/office/word/2012/wordml" mc:Ignorable="w14 w15">
   <w:docDefaults>
     <w:rPrDefault>
       <w:rPr>
-        <w:rFonts w:ascii="Arial" w:hAnsi="Arial" w:eastAsia="Arial" w:cs="Arial"/>
+        <w:rFonts w:ascii="Arial" w:eastAsia="Arial" w:hAnsi="Arial" w:cs="Arial"/>
         <w:sz w:val="22"/>
         <w:szCs w:val="22"/>
         <w:lang w:val="en-US" w:eastAsia="en-US" w:bidi="ar-SA"/>
@@ -15645,17 +15680,17 @@
     </w:rPrDefault>
     <w:pPrDefault/>
   </w:docDefaults>
-  <w:latentStyles w:defLockedState="0" w:defUIPriority="99" w:defSemiHidden="0" w:defUnhideWhenUsed="0" w:defQFormat="0" w:count="376">
+  <w:latentStyles w:defLockedState="0" w:defUIPriority="99" w:defSemiHidden="0" w:defUnhideWhenUsed="0" w:defQFormat="0" w:count="371">
     <w:lsdException w:name="Normal" w:uiPriority="0" w:qFormat="1"/>
     <w:lsdException w:name="heading 1" w:uiPriority="9" w:qFormat="1"/>
-    <w:lsdException w:name="heading 2" w:uiPriority="9" w:semiHidden="1" w:unhideWhenUsed="1" w:qFormat="1"/>
-    <w:lsdException w:name="heading 3" w:uiPriority="9" w:semiHidden="1" w:unhideWhenUsed="1" w:qFormat="1"/>
-    <w:lsdException w:name="heading 4" w:uiPriority="9" w:semiHidden="1" w:unhideWhenUsed="1" w:qFormat="1"/>
-    <w:lsdException w:name="heading 5" w:uiPriority="9" w:semiHidden="1" w:unhideWhenUsed="1" w:qFormat="1"/>
-    <w:lsdException w:name="heading 6" w:uiPriority="9" w:semiHidden="1" w:unhideWhenUsed="1" w:qFormat="1"/>
-    <w:lsdException w:name="heading 7" w:uiPriority="9" w:semiHidden="1" w:unhideWhenUsed="1" w:qFormat="1"/>
-    <w:lsdException w:name="heading 8" w:uiPriority="9" w:semiHidden="1" w:unhideWhenUsed="1" w:qFormat="1"/>
-    <w:lsdException w:name="heading 9" w:uiPriority="9" w:semiHidden="1" w:unhideWhenUsed="1" w:qFormat="1"/>
+    <w:lsdException w:name="heading 2" w:semiHidden="1" w:uiPriority="9" w:unhideWhenUsed="1" w:qFormat="1"/>
+    <w:lsdException w:name="heading 3" w:semiHidden="1" w:uiPriority="9" w:unhideWhenUsed="1" w:qFormat="1"/>
+    <w:lsdException w:name="heading 4" w:semiHidden="1" w:uiPriority="9" w:unhideWhenUsed="1" w:qFormat="1"/>
+    <w:lsdException w:name="heading 5" w:semiHidden="1" w:uiPriority="9" w:unhideWhenUsed="1" w:qFormat="1"/>
+    <w:lsdException w:name="heading 6" w:semiHidden="1" w:uiPriority="9" w:unhideWhenUsed="1" w:qFormat="1"/>
+    <w:lsdException w:name="heading 7" w:semiHidden="1" w:uiPriority="9" w:unhideWhenUsed="1" w:qFormat="1"/>
+    <w:lsdException w:name="heading 8" w:semiHidden="1" w:uiPriority="9" w:unhideWhenUsed="1" w:qFormat="1"/>
+    <w:lsdException w:name="heading 9" w:semiHidden="1" w:uiPriority="9" w:unhideWhenUsed="1" w:qFormat="1"/>
     <w:lsdException w:name="index 1" w:semiHidden="1" w:unhideWhenUsed="1"/>
     <w:lsdException w:name="index 2" w:semiHidden="1" w:unhideWhenUsed="1"/>
     <w:lsdException w:name="index 3" w:semiHidden="1" w:unhideWhenUsed="1"/>
@@ -15665,22 +15700,22 @@
     <w:lsdException w:name="index 7" w:semiHidden="1" w:unhideWhenUsed="1"/>
     <w:lsdException w:name="index 8" w:semiHidden="1" w:unhideWhenUsed="1"/>
     <w:lsdException w:name="index 9" w:semiHidden="1" w:unhideWhenUsed="1"/>
-    <w:lsdException w:name="toc 1" w:uiPriority="39" w:semiHidden="1" w:unhideWhenUsed="1"/>
-    <w:lsdException w:name="toc 2" w:uiPriority="39" w:semiHidden="1" w:unhideWhenUsed="1"/>
-    <w:lsdException w:name="toc 3" w:uiPriority="39" w:semiHidden="1" w:unhideWhenUsed="1"/>
-    <w:lsdException w:name="toc 4" w:uiPriority="39" w:semiHidden="1" w:unhideWhenUsed="1"/>
-    <w:lsdException w:name="toc 5" w:uiPriority="39" w:semiHidden="1" w:unhideWhenUsed="1"/>
-    <w:lsdException w:name="toc 6" w:uiPriority="39" w:semiHidden="1" w:unhideWhenUsed="1"/>
-    <w:lsdException w:name="toc 7" w:uiPriority="39" w:semiHidden="1" w:unhideWhenUsed="1"/>
-    <w:lsdException w:name="toc 8" w:uiPriority="39" w:semiHidden="1" w:unhideWhenUsed="1"/>
-    <w:lsdException w:name="toc 9" w:uiPriority="39" w:semiHidden="1" w:unhideWhenUsed="1"/>
+    <w:lsdException w:name="toc 1" w:semiHidden="1" w:uiPriority="39" w:unhideWhenUsed="1"/>
+    <w:lsdException w:name="toc 2" w:semiHidden="1" w:uiPriority="39" w:unhideWhenUsed="1"/>
+    <w:lsdException w:name="toc 3" w:semiHidden="1" w:uiPriority="39" w:unhideWhenUsed="1"/>
+    <w:lsdException w:name="toc 4" w:semiHidden="1" w:uiPriority="39" w:unhideWhenUsed="1"/>
+    <w:lsdException w:name="toc 5" w:semiHidden="1" w:uiPriority="39" w:unhideWhenUsed="1"/>
+    <w:lsdException w:name="toc 6" w:semiHidden="1" w:uiPriority="39" w:unhideWhenUsed="1"/>
+    <w:lsdException w:name="toc 7" w:semiHidden="1" w:uiPriority="39" w:unhideWhenUsed="1"/>
+    <w:lsdException w:name="toc 8" w:semiHidden="1" w:uiPriority="39" w:unhideWhenUsed="1"/>
+    <w:lsdException w:name="toc 9" w:semiHidden="1" w:uiPriority="39" w:unhideWhenUsed="1"/>
     <w:lsdException w:name="Normal Indent" w:semiHidden="1" w:unhideWhenUsed="1"/>
     <w:lsdException w:name="footnote text" w:semiHidden="1" w:unhideWhenUsed="1"/>
     <w:lsdException w:name="annotation text" w:semiHidden="1" w:unhideWhenUsed="1"/>
     <w:lsdException w:name="header" w:semiHidden="1" w:unhideWhenUsed="1"/>
     <w:lsdException w:name="footer" w:semiHidden="1" w:unhideWhenUsed="1"/>
     <w:lsdException w:name="index heading" w:semiHidden="1" w:unhideWhenUsed="1"/>
-    <w:lsdException w:name="caption" w:uiPriority="35" w:semiHidden="1" w:unhideWhenUsed="1" w:qFormat="1"/>
+    <w:lsdException w:name="caption" w:semiHidden="1" w:uiPriority="35" w:unhideWhenUsed="1" w:qFormat="1"/>
     <w:lsdException w:name="table of figures" w:semiHidden="1" w:unhideWhenUsed="1"/>
     <w:lsdException w:name="envelope address" w:semiHidden="1" w:unhideWhenUsed="1"/>
     <w:lsdException w:name="envelope return" w:semiHidden="1" w:unhideWhenUsed="1"/>
@@ -15711,7 +15746,7 @@
     <w:lsdException w:name="Title" w:uiPriority="10" w:qFormat="1"/>
     <w:lsdException w:name="Closing" w:semiHidden="1" w:unhideWhenUsed="1"/>
     <w:lsdException w:name="Signature" w:semiHidden="1" w:unhideWhenUsed="1"/>
-    <w:lsdException w:name="Default Paragraph Font" w:uiPriority="1" w:semiHidden="1" w:unhideWhenUsed="1"/>
+    <w:lsdException w:name="Default Paragraph Font" w:semiHidden="1" w:uiPriority="1" w:unhideWhenUsed="1"/>
     <w:lsdException w:name="Body Text" w:semiHidden="1" w:unhideWhenUsed="1"/>
     <w:lsdException w:name="Body Text Indent" w:semiHidden="1" w:unhideWhenUsed="1"/>
     <w:lsdException w:name="List Continue" w:semiHidden="1" w:unhideWhenUsed="1"/>
@@ -15911,8 +15946,8 @@
     <w:lsdException w:name="Subtle Reference" w:uiPriority="31" w:qFormat="1"/>
     <w:lsdException w:name="Intense Reference" w:uiPriority="32" w:qFormat="1"/>
     <w:lsdException w:name="Book Title" w:uiPriority="33" w:qFormat="1"/>
-    <w:lsdException w:name="Bibliography" w:uiPriority="37" w:semiHidden="1" w:unhideWhenUsed="1"/>
-    <w:lsdException w:name="TOC Heading" w:uiPriority="39" w:semiHidden="1" w:unhideWhenUsed="1" w:qFormat="1"/>
+    <w:lsdException w:name="Bibliography" w:semiHidden="1" w:uiPriority="37" w:unhideWhenUsed="1"/>
+    <w:lsdException w:name="TOC Heading" w:semiHidden="1" w:uiPriority="39" w:unhideWhenUsed="1" w:qFormat="1"/>
     <w:lsdException w:name="Plain Table 1" w:uiPriority="41"/>
     <w:lsdException w:name="Plain Table 2" w:uiPriority="42"/>
     <w:lsdException w:name="Plain Table 3" w:uiPriority="43"/>
@@ -16017,13 +16052,8 @@
     <w:lsdException w:name="List Table 5 Dark Accent 6" w:uiPriority="50"/>
     <w:lsdException w:name="List Table 6 Colorful Accent 6" w:uiPriority="51"/>
     <w:lsdException w:name="List Table 7 Colorful Accent 6" w:uiPriority="52"/>
-    <w:lsdException w:name="Mention" w:semiHidden="1" w:unhideWhenUsed="1"/>
-    <w:lsdException w:name="Smart Hyperlink" w:semiHidden="1" w:unhideWhenUsed="1"/>
-    <w:lsdException w:name="Hashtag" w:semiHidden="1" w:unhideWhenUsed="1"/>
-    <w:lsdException w:name="Unresolved Mention" w:semiHidden="1" w:unhideWhenUsed="1"/>
-    <w:lsdException w:name="Smart Link" w:semiHidden="1" w:unhideWhenUsed="1"/>
   </w:latentStyles>
-  <w:style w:type="paragraph" w:styleId="Normal" w:default="1">
+  <w:style w:type="paragraph" w:default="1" w:styleId="Normal">
     <w:name w:val="Normal"/>
     <w:qFormat/>
     <w:rsid w:val="0052654E"/>
@@ -16120,13 +16150,13 @@
       <w:color w:val="1F4D78"/>
     </w:rPr>
   </w:style>
-  <w:style w:type="character" w:styleId="DefaultParagraphFont" w:default="1">
+  <w:style w:type="character" w:default="1" w:styleId="DefaultParagraphFont">
     <w:name w:val="Default Paragraph Font"/>
     <w:uiPriority w:val="1"/>
     <w:semiHidden/>
     <w:unhideWhenUsed/>
   </w:style>
-  <w:style w:type="table" w:styleId="TableNormal" w:default="1">
+  <w:style w:type="table" w:default="1" w:styleId="TableNormal">
     <w:name w:val="Normal Table"/>
     <w:uiPriority w:val="99"/>
     <w:semiHidden/>
@@ -16141,7 +16171,7 @@
       </w:tblCellMar>
     </w:tblPr>
   </w:style>
-  <w:style w:type="numbering" w:styleId="NoList" w:default="1">
+  <w:style w:type="numbering" w:default="1" w:styleId="NoList">
     <w:name w:val="No List"/>
     <w:uiPriority w:val="99"/>
     <w:semiHidden/>
@@ -16156,7 +16186,7 @@
       <w:szCs w:val="56"/>
     </w:rPr>
   </w:style>
-  <w:style w:type="paragraph" w:styleId="Strong1" w:customStyle="1">
+  <w:style w:type="paragraph" w:customStyle="1" w:styleId="Strong1">
     <w:name w:val="Strong1"/>
     <w:qFormat/>
     <w:rPr>
@@ -16197,7 +16227,7 @@
       <w:szCs w:val="20"/>
     </w:rPr>
   </w:style>
-  <w:style w:type="character" w:styleId="FootnoteTextChar" w:customStyle="1">
+  <w:style w:type="character" w:customStyle="1" w:styleId="FootnoteTextChar">
     <w:name w:val="Footnote Text Char"/>
     <w:link w:val="FootnoteText"/>
     <w:uiPriority w:val="99"/>
@@ -16228,7 +16258,7 @@
       <w:szCs w:val="20"/>
     </w:rPr>
   </w:style>
-  <w:style w:type="character" w:styleId="EndnoteTextChar" w:customStyle="1">
+  <w:style w:type="character" w:customStyle="1" w:styleId="EndnoteTextChar">
     <w:name w:val="Endnote Text Char"/>
     <w:link w:val="EndnoteText"/>
     <w:uiPriority w:val="99"/>
@@ -16243,7 +16273,7 @@
 </file>
 
 <file path=word/theme/theme1.xml><?xml version="1.0" encoding="utf-8"?>
-<a:theme xmlns:a="http://schemas.openxmlformats.org/drawingml/2006/main" xmlns:thm15="http://schemas.microsoft.com/office/thememl/2012/main" name="Office Theme">
+<a:theme xmlns:a="http://schemas.openxmlformats.org/drawingml/2006/main" name="Office Theme">
   <a:themeElements>
     <a:clrScheme name="Office">
       <a:dk1>

--- a/DF_TermProject_Spring2026.docx
+++ b/DF_TermProject_Spring2026.docx
@@ -1,6 +1,6 @@
 
 <file path=word/document.xml><?xml version="1.0" encoding="utf-8"?>
-<w:document xmlns:wpc="http://schemas.microsoft.com/office/word/2010/wordprocessingCanvas" xmlns:mc="http://schemas.openxmlformats.org/markup-compatibility/2006" xmlns:o="urn:schemas-microsoft-com:office:office" xmlns:r="http://schemas.openxmlformats.org/officeDocument/2006/relationships" xmlns:m="http://schemas.openxmlformats.org/officeDocument/2006/math" xmlns:v="urn:schemas-microsoft-com:vml" xmlns:wp14="http://schemas.microsoft.com/office/word/2010/wordprocessingDrawing" xmlns:wp="http://schemas.openxmlformats.org/drawingml/2006/wordprocessingDrawing" xmlns:w10="urn:schemas-microsoft-com:office:word" xmlns:w="http://schemas.openxmlformats.org/wordprocessingml/2006/main" xmlns:w14="http://schemas.microsoft.com/office/word/2010/wordml" xmlns:w15="http://schemas.microsoft.com/office/word/2012/wordml" xmlns:wpg="http://schemas.microsoft.com/office/word/2010/wordprocessingGroup" xmlns:wpi="http://schemas.microsoft.com/office/word/2010/wordprocessingInk" xmlns:wne="http://schemas.microsoft.com/office/word/2006/wordml" xmlns:wps="http://schemas.microsoft.com/office/word/2010/wordprocessingShape" mc:Ignorable="w14 w15 wp14">
+<w:document xmlns:wpc="http://schemas.microsoft.com/office/word/2010/wordprocessingCanvas" xmlns:cx="http://schemas.microsoft.com/office/drawing/2014/chartex" xmlns:cx1="http://schemas.microsoft.com/office/drawing/2015/9/8/chartex" xmlns:cx2="http://schemas.microsoft.com/office/drawing/2015/10/21/chartex" xmlns:cx3="http://schemas.microsoft.com/office/drawing/2016/5/9/chartex" xmlns:cx4="http://schemas.microsoft.com/office/drawing/2016/5/10/chartex" xmlns:cx5="http://schemas.microsoft.com/office/drawing/2016/5/11/chartex" xmlns:cx6="http://schemas.microsoft.com/office/drawing/2016/5/12/chartex" xmlns:cx7="http://schemas.microsoft.com/office/drawing/2016/5/13/chartex" xmlns:cx8="http://schemas.microsoft.com/office/drawing/2016/5/14/chartex" xmlns:mc="http://schemas.openxmlformats.org/markup-compatibility/2006" xmlns:aink="http://schemas.microsoft.com/office/drawing/2016/ink" xmlns:am3d="http://schemas.microsoft.com/office/drawing/2017/model3d" xmlns:o="urn:schemas-microsoft-com:office:office" xmlns:oel="http://schemas.microsoft.com/office/2019/extlst" xmlns:r="http://schemas.openxmlformats.org/officeDocument/2006/relationships" xmlns:m="http://schemas.openxmlformats.org/officeDocument/2006/math" xmlns:v="urn:schemas-microsoft-com:vml" xmlns:wp14="http://schemas.microsoft.com/office/word/2010/wordprocessingDrawing" xmlns:wp="http://schemas.openxmlformats.org/drawingml/2006/wordprocessingDrawing" xmlns:w10="urn:schemas-microsoft-com:office:word" xmlns:w="http://schemas.openxmlformats.org/wordprocessingml/2006/main" xmlns:w14="http://schemas.microsoft.com/office/word/2010/wordml" xmlns:w15="http://schemas.microsoft.com/office/word/2012/wordml" xmlns:w16cex="http://schemas.microsoft.com/office/word/2018/wordml/cex" xmlns:w16cid="http://schemas.microsoft.com/office/word/2016/wordml/cid" xmlns:w16="http://schemas.microsoft.com/office/word/2018/wordml" xmlns:w16du="http://schemas.microsoft.com/office/word/2023/wordml/word16du" xmlns:w16sdtdh="http://schemas.microsoft.com/office/word/2020/wordml/sdtdatahash" xmlns:w16sdtfl="http://schemas.microsoft.com/office/word/2024/wordml/sdtformatlock" xmlns:w16se="http://schemas.microsoft.com/office/word/2015/wordml/symex" xmlns:wpg="http://schemas.microsoft.com/office/word/2010/wordprocessingGroup" xmlns:wpi="http://schemas.microsoft.com/office/word/2010/wordprocessingInk" xmlns:wne="http://schemas.microsoft.com/office/word/2006/wordml" xmlns:wps="http://schemas.microsoft.com/office/word/2010/wordprocessingShape" mc:Ignorable="w14 w15 w16se w16cid w16 w16cex w16sdtdh w16sdtfl w16du wp14">
   <w:body>
     <w:p>
       <w:pPr>
@@ -428,7 +428,7 @@
     <w:p/>
     <w:tbl>
       <w:tblPr>
-        <w:tblW w:w="10078" w:type="dxa"/>
+        <w:tblW w:w="8900" w:type="dxa"/>
         <w:tblBorders>
           <w:top w:val="single" w:sz="4" w:space="0" w:color="auto"/>
           <w:left w:val="single" w:sz="4" w:space="0" w:color="auto"/>
@@ -444,26 +444,26 @@
         <w:tblLook w:val="04A0" w:firstRow="1" w:lastRow="0" w:firstColumn="1" w:lastColumn="0" w:noHBand="0" w:noVBand="1"/>
       </w:tblPr>
       <w:tblGrid>
-        <w:gridCol w:w="415"/>
-        <w:gridCol w:w="1044"/>
-        <w:gridCol w:w="1466"/>
-        <w:gridCol w:w="1409"/>
-        <w:gridCol w:w="980"/>
-        <w:gridCol w:w="980"/>
-        <w:gridCol w:w="2557"/>
-        <w:gridCol w:w="1227"/>
+        <w:gridCol w:w="452"/>
+        <w:gridCol w:w="985"/>
+        <w:gridCol w:w="1208"/>
+        <w:gridCol w:w="1663"/>
+        <w:gridCol w:w="1141"/>
+        <w:gridCol w:w="1141"/>
+        <w:gridCol w:w="974"/>
+        <w:gridCol w:w="1441"/>
       </w:tblGrid>
       <w:tr>
         <w:tc>
           <w:tcPr>
-            <w:tcW w:w="443" w:type="dxa"/>
-            <w:tcBorders>
-              <w:top w:val="single" w:sz="1" w:space="0" w:color="AAAAAA"/>
-              <w:left w:val="single" w:sz="1" w:space="0" w:color="AAAAAA"/>
-              <w:bottom w:val="single" w:sz="1" w:space="0" w:color="AAAAAA"/>
-              <w:right w:val="single" w:sz="1" w:space="0" w:color="AAAAAA"/>
-            </w:tcBorders>
-            <w:shd w:val="clear" w:color="auto" w:fill="1F3864" w:themeFill="accent1" w:themeFillShade="80"/>
+            <w:tcW w:w="500" w:type="dxa"/>
+            <w:tcBorders>
+              <w:top w:val="single" w:sz="1" w:space="0" w:color="AAAAAA"/>
+              <w:left w:val="single" w:sz="1" w:space="0" w:color="AAAAAA"/>
+              <w:bottom w:val="single" w:sz="1" w:space="0" w:color="AAAAAA"/>
+              <w:right w:val="single" w:sz="1" w:space="0" w:color="AAAAAA"/>
+            </w:tcBorders>
+            <w:shd w:val="clear" w:color="auto" w:fill="1F3864"/>
             <w:tcMar>
               <w:top w:w="80" w:type="dxa"/>
               <w:left w:w="120" w:type="dxa"/>
@@ -490,14 +490,14 @@
         </w:tc>
         <w:tc>
           <w:tcPr>
-            <w:tcW w:w="1180" w:type="dxa"/>
-            <w:tcBorders>
-              <w:top w:val="single" w:sz="1" w:space="0" w:color="AAAAAA"/>
-              <w:left w:val="single" w:sz="1" w:space="0" w:color="AAAAAA"/>
-              <w:bottom w:val="single" w:sz="1" w:space="0" w:color="AAAAAA"/>
-              <w:right w:val="single" w:sz="1" w:space="0" w:color="AAAAAA"/>
-            </w:tcBorders>
-            <w:shd w:val="clear" w:color="auto" w:fill="1F3864" w:themeFill="accent1" w:themeFillShade="80"/>
+            <w:tcW w:w="1400" w:type="dxa"/>
+            <w:tcBorders>
+              <w:top w:val="single" w:sz="1" w:space="0" w:color="AAAAAA"/>
+              <w:left w:val="single" w:sz="1" w:space="0" w:color="AAAAAA"/>
+              <w:bottom w:val="single" w:sz="1" w:space="0" w:color="AAAAAA"/>
+              <w:right w:val="single" w:sz="1" w:space="0" w:color="AAAAAA"/>
+            </w:tcBorders>
+            <w:shd w:val="clear" w:color="auto" w:fill="1F3864"/>
             <w:tcMar>
               <w:top w:w="80" w:type="dxa"/>
               <w:left w:w="120" w:type="dxa"/>
@@ -524,14 +524,14 @@
         </w:tc>
         <w:tc>
           <w:tcPr>
-            <w:tcW w:w="1263" w:type="dxa"/>
-            <w:tcBorders>
-              <w:top w:val="single" w:sz="1" w:space="0" w:color="AAAAAA"/>
-              <w:left w:val="single" w:sz="1" w:space="0" w:color="AAAAAA"/>
-              <w:bottom w:val="single" w:sz="1" w:space="0" w:color="AAAAAA"/>
-              <w:right w:val="single" w:sz="1" w:space="0" w:color="AAAAAA"/>
-            </w:tcBorders>
-            <w:shd w:val="clear" w:color="auto" w:fill="1F3864" w:themeFill="accent1" w:themeFillShade="80"/>
+            <w:tcW w:w="1400" w:type="dxa"/>
+            <w:tcBorders>
+              <w:top w:val="single" w:sz="1" w:space="0" w:color="AAAAAA"/>
+              <w:left w:val="single" w:sz="1" w:space="0" w:color="AAAAAA"/>
+              <w:bottom w:val="single" w:sz="1" w:space="0" w:color="AAAAAA"/>
+              <w:right w:val="single" w:sz="1" w:space="0" w:color="AAAAAA"/>
+            </w:tcBorders>
+            <w:shd w:val="clear" w:color="auto" w:fill="1F3864"/>
             <w:tcMar>
               <w:top w:w="80" w:type="dxa"/>
               <w:left w:w="120" w:type="dxa"/>
@@ -558,14 +558,14 @@
         </w:tc>
         <w:tc>
           <w:tcPr>
-            <w:tcW w:w="1607" w:type="dxa"/>
-            <w:tcBorders>
-              <w:top w:val="single" w:sz="1" w:space="0" w:color="AAAAAA"/>
-              <w:left w:val="single" w:sz="1" w:space="0" w:color="AAAAAA"/>
-              <w:bottom w:val="single" w:sz="1" w:space="0" w:color="AAAAAA"/>
-              <w:right w:val="single" w:sz="1" w:space="0" w:color="AAAAAA"/>
-            </w:tcBorders>
-            <w:shd w:val="clear" w:color="auto" w:fill="1F3864" w:themeFill="accent1" w:themeFillShade="80"/>
+            <w:tcW w:w="1100" w:type="dxa"/>
+            <w:tcBorders>
+              <w:top w:val="single" w:sz="1" w:space="0" w:color="AAAAAA"/>
+              <w:left w:val="single" w:sz="1" w:space="0" w:color="AAAAAA"/>
+              <w:bottom w:val="single" w:sz="1" w:space="0" w:color="AAAAAA"/>
+              <w:right w:val="single" w:sz="1" w:space="0" w:color="AAAAAA"/>
+            </w:tcBorders>
+            <w:shd w:val="clear" w:color="auto" w:fill="1F3864"/>
             <w:tcMar>
               <w:top w:w="80" w:type="dxa"/>
               <w:left w:w="120" w:type="dxa"/>
@@ -592,14 +592,14 @@
         </w:tc>
         <w:tc>
           <w:tcPr>
-            <w:tcW w:w="1106" w:type="dxa"/>
-            <w:tcBorders>
-              <w:top w:val="single" w:sz="1" w:space="0" w:color="AAAAAA"/>
-              <w:left w:val="single" w:sz="1" w:space="0" w:color="AAAAAA"/>
-              <w:bottom w:val="single" w:sz="1" w:space="0" w:color="AAAAAA"/>
-              <w:right w:val="single" w:sz="1" w:space="0" w:color="AAAAAA"/>
-            </w:tcBorders>
-            <w:shd w:val="clear" w:color="auto" w:fill="1F3864" w:themeFill="accent1" w:themeFillShade="80"/>
+            <w:tcW w:w="1200" w:type="dxa"/>
+            <w:tcBorders>
+              <w:top w:val="single" w:sz="1" w:space="0" w:color="AAAAAA"/>
+              <w:left w:val="single" w:sz="1" w:space="0" w:color="AAAAAA"/>
+              <w:bottom w:val="single" w:sz="1" w:space="0" w:color="AAAAAA"/>
+              <w:right w:val="single" w:sz="1" w:space="0" w:color="AAAAAA"/>
+            </w:tcBorders>
+            <w:shd w:val="clear" w:color="auto" w:fill="1F3864"/>
             <w:tcMar>
               <w:top w:w="80" w:type="dxa"/>
               <w:left w:w="120" w:type="dxa"/>
@@ -626,14 +626,14 @@
         </w:tc>
         <w:tc>
           <w:tcPr>
-            <w:tcW w:w="1106" w:type="dxa"/>
-            <w:tcBorders>
-              <w:top w:val="single" w:sz="1" w:space="0" w:color="AAAAAA"/>
-              <w:left w:val="single" w:sz="1" w:space="0" w:color="AAAAAA"/>
-              <w:bottom w:val="single" w:sz="1" w:space="0" w:color="AAAAAA"/>
-              <w:right w:val="single" w:sz="1" w:space="0" w:color="AAAAAA"/>
-            </w:tcBorders>
-            <w:shd w:val="clear" w:color="auto" w:fill="1F3864" w:themeFill="accent1" w:themeFillShade="80"/>
+            <w:tcW w:w="1200" w:type="dxa"/>
+            <w:tcBorders>
+              <w:top w:val="single" w:sz="1" w:space="0" w:color="AAAAAA"/>
+              <w:left w:val="single" w:sz="1" w:space="0" w:color="AAAAAA"/>
+              <w:bottom w:val="single" w:sz="1" w:space="0" w:color="AAAAAA"/>
+              <w:right w:val="single" w:sz="1" w:space="0" w:color="AAAAAA"/>
+            </w:tcBorders>
+            <w:shd w:val="clear" w:color="auto" w:fill="1F3864"/>
             <w:tcMar>
               <w:top w:w="80" w:type="dxa"/>
               <w:left w:w="120" w:type="dxa"/>
@@ -660,14 +660,14 @@
         </w:tc>
         <w:tc>
           <w:tcPr>
-            <w:tcW w:w="1979" w:type="dxa"/>
-            <w:tcBorders>
-              <w:top w:val="single" w:sz="1" w:space="0" w:color="AAAAAA"/>
-              <w:left w:val="single" w:sz="1" w:space="0" w:color="AAAAAA"/>
-              <w:bottom w:val="single" w:sz="1" w:space="0" w:color="AAAAAA"/>
-              <w:right w:val="single" w:sz="1" w:space="0" w:color="AAAAAA"/>
-            </w:tcBorders>
-            <w:shd w:val="clear" w:color="auto" w:fill="1F3864" w:themeFill="accent1" w:themeFillShade="80"/>
+            <w:tcW w:w="1200" w:type="dxa"/>
+            <w:tcBorders>
+              <w:top w:val="single" w:sz="1" w:space="0" w:color="AAAAAA"/>
+              <w:left w:val="single" w:sz="1" w:space="0" w:color="AAAAAA"/>
+              <w:bottom w:val="single" w:sz="1" w:space="0" w:color="AAAAAA"/>
+              <w:right w:val="single" w:sz="1" w:space="0" w:color="AAAAAA"/>
+            </w:tcBorders>
+            <w:shd w:val="clear" w:color="auto" w:fill="1F3864"/>
             <w:tcMar>
               <w:top w:w="80" w:type="dxa"/>
               <w:left w:w="120" w:type="dxa"/>
@@ -694,14 +694,14 @@
         </w:tc>
         <w:tc>
           <w:tcPr>
-            <w:tcW w:w="1394" w:type="dxa"/>
-            <w:tcBorders>
-              <w:top w:val="single" w:sz="1" w:space="0" w:color="AAAAAA"/>
-              <w:left w:val="single" w:sz="1" w:space="0" w:color="AAAAAA"/>
-              <w:bottom w:val="single" w:sz="1" w:space="0" w:color="AAAAAA"/>
-              <w:right w:val="single" w:sz="1" w:space="0" w:color="AAAAAA"/>
-            </w:tcBorders>
-            <w:shd w:val="clear" w:color="auto" w:fill="1F3864" w:themeFill="accent1" w:themeFillShade="80"/>
+            <w:tcW w:w="900" w:type="dxa"/>
+            <w:tcBorders>
+              <w:top w:val="single" w:sz="1" w:space="0" w:color="AAAAAA"/>
+              <w:left w:val="single" w:sz="1" w:space="0" w:color="AAAAAA"/>
+              <w:bottom w:val="single" w:sz="1" w:space="0" w:color="AAAAAA"/>
+              <w:right w:val="single" w:sz="1" w:space="0" w:color="AAAAAA"/>
+            </w:tcBorders>
+            <w:shd w:val="clear" w:color="auto" w:fill="1F3864"/>
             <w:tcMar>
               <w:top w:w="80" w:type="dxa"/>
               <w:left w:w="120" w:type="dxa"/>
@@ -730,206 +730,169 @@
       <w:tr>
         <w:tc>
           <w:tcPr>
-            <w:tcW w:w="443" w:type="dxa"/>
-            <w:tcBorders>
-              <w:top w:val="single" w:sz="1" w:space="0" w:color="AAAAAA"/>
-              <w:left w:val="single" w:sz="1" w:space="0" w:color="AAAAAA"/>
-              <w:bottom w:val="single" w:sz="1" w:space="0" w:color="AAAAAA"/>
-              <w:right w:val="single" w:sz="1" w:space="0" w:color="AAAAAA"/>
-            </w:tcBorders>
-            <w:shd w:val="clear" w:color="auto" w:fill="FFFFFF" w:themeFill="background1"/>
-            <w:tcMar>
-              <w:top w:w="80" w:type="dxa"/>
-              <w:left w:w="120" w:type="dxa"/>
-              <w:bottom w:w="80" w:type="dxa"/>
-              <w:right w:w="120" w:type="dxa"/>
-            </w:tcMar>
-            <w:vAlign w:val="center"/>
-          </w:tcPr>
-          <w:p>
-            <w:r>
-              <w:t>1</w:t>
-            </w:r>
-          </w:p>
-        </w:tc>
-        <w:tc>
-          <w:tcPr>
-            <w:tcW w:w="1180" w:type="dxa"/>
-            <w:tcBorders>
-              <w:top w:val="single" w:sz="1" w:space="0" w:color="AAAAAA"/>
-              <w:left w:val="single" w:sz="1" w:space="0" w:color="AAAAAA"/>
-              <w:bottom w:val="single" w:sz="1" w:space="0" w:color="AAAAAA"/>
-              <w:right w:val="single" w:sz="1" w:space="0" w:color="AAAAAA"/>
-            </w:tcBorders>
-            <w:shd w:val="clear" w:color="auto" w:fill="FFFFFF" w:themeFill="background1"/>
-            <w:tcMar>
-              <w:top w:w="80" w:type="dxa"/>
-              <w:left w:w="120" w:type="dxa"/>
-              <w:bottom w:w="80" w:type="dxa"/>
-              <w:right w:w="120" w:type="dxa"/>
-            </w:tcMar>
-            <w:vAlign w:val="center"/>
-          </w:tcPr>
-          <w:p>
-            <w:r>
-              <w:t>AbdulAziz</w:t>
-            </w:r>
-          </w:p>
-        </w:tc>
-        <w:tc>
-          <w:tcPr>
-            <w:tcW w:w="1263" w:type="dxa"/>
-            <w:tcBorders>
-              <w:top w:val="single" w:sz="1" w:space="0" w:color="AAAAAA"/>
-              <w:left w:val="single" w:sz="1" w:space="0" w:color="AAAAAA"/>
-              <w:bottom w:val="single" w:sz="1" w:space="0" w:color="AAAAAA"/>
-              <w:right w:val="single" w:sz="1" w:space="0" w:color="AAAAAA"/>
-            </w:tcBorders>
-            <w:shd w:val="clear" w:color="auto" w:fill="FFFFFF" w:themeFill="background1"/>
-            <w:tcMar>
-              <w:top w:w="80" w:type="dxa"/>
-              <w:left w:w="120" w:type="dxa"/>
-              <w:bottom w:w="80" w:type="dxa"/>
-              <w:right w:w="120" w:type="dxa"/>
-            </w:tcMar>
-            <w:vAlign w:val="center"/>
-          </w:tcPr>
-          <w:p>
-            <w:r>
-              <w:t>Aziz6587-cell</w:t>
-            </w:r>
-          </w:p>
-        </w:tc>
-        <w:tc>
-          <w:tcPr>
-            <w:tcW w:w="1607" w:type="dxa"/>
-            <w:tcBorders>
-              <w:top w:val="single" w:sz="1" w:space="0" w:color="AAAAAA"/>
-              <w:left w:val="single" w:sz="1" w:space="0" w:color="AAAAAA"/>
-              <w:bottom w:val="single" w:sz="1" w:space="0" w:color="AAAAAA"/>
-              <w:right w:val="single" w:sz="1" w:space="0" w:color="AAAAAA"/>
-            </w:tcBorders>
-            <w:shd w:val="clear" w:color="auto" w:fill="FFFFFF" w:themeFill="background1"/>
-            <w:tcMar>
-              <w:top w:w="80" w:type="dxa"/>
-              <w:left w:w="120" w:type="dxa"/>
-              <w:bottom w:w="80" w:type="dxa"/>
-              <w:right w:w="120" w:type="dxa"/>
-            </w:tcMar>
-            <w:vAlign w:val="center"/>
-          </w:tcPr>
-          <w:p>
-            <w:r>
-              <w:t>Lead</w:t>
-            </w:r>
-          </w:p>
-        </w:tc>
-        <w:tc>
-          <w:tcPr>
-            <w:tcW w:w="1106" w:type="dxa"/>
-            <w:tcBorders>
-              <w:top w:val="single" w:sz="1" w:space="0" w:color="AAAAAA"/>
-              <w:left w:val="single" w:sz="1" w:space="0" w:color="AAAAAA"/>
-              <w:bottom w:val="single" w:sz="1" w:space="0" w:color="AAAAAA"/>
-              <w:right w:val="single" w:sz="1" w:space="0" w:color="AAAAAA"/>
-            </w:tcBorders>
-            <w:shd w:val="clear" w:color="auto" w:fill="FFFFFF" w:themeFill="background1"/>
-            <w:tcMar>
-              <w:top w:w="80" w:type="dxa"/>
-              <w:left w:w="120" w:type="dxa"/>
-              <w:bottom w:w="80" w:type="dxa"/>
-              <w:right w:w="120" w:type="dxa"/>
-            </w:tcMar>
-            <w:vAlign w:val="center"/>
-          </w:tcPr>
-          <w:p>
-            <w:r>
-              <w:t>ci-dev</w:t>
-            </w:r>
-          </w:p>
-          <w:p>
-            <w:r>
-              <w:t>cd-prod</w:t>
-            </w:r>
-          </w:p>
-        </w:tc>
-        <w:tc>
-          <w:tcPr>
-            <w:tcW w:w="1106" w:type="dxa"/>
-            <w:tcBorders>
-              <w:top w:val="single" w:sz="1" w:space="0" w:color="AAAAAA"/>
-              <w:left w:val="single" w:sz="1" w:space="0" w:color="AAAAAA"/>
-              <w:bottom w:val="single" w:sz="1" w:space="0" w:color="AAAAAA"/>
-              <w:right w:val="single" w:sz="1" w:space="0" w:color="AAAAAA"/>
-            </w:tcBorders>
-            <w:shd w:val="clear" w:color="auto" w:fill="FFFFFF" w:themeFill="background1"/>
-            <w:tcMar>
-              <w:top w:w="80" w:type="dxa"/>
-              <w:left w:w="120" w:type="dxa"/>
-              <w:bottom w:w="80" w:type="dxa"/>
-              <w:right w:w="120" w:type="dxa"/>
-            </w:tcMar>
-            <w:vAlign w:val="center"/>
-          </w:tcPr>
-          <w:p>
-            <w:r>
-              <w:t>index</w:t>
-            </w:r>
-          </w:p>
-        </w:tc>
-        <w:tc>
-          <w:tcPr>
-            <w:tcW w:w="1979" w:type="dxa"/>
-            <w:tcBorders>
-              <w:top w:val="single" w:sz="1" w:space="0" w:color="AAAAAA"/>
-              <w:left w:val="single" w:sz="1" w:space="0" w:color="AAAAAA"/>
-              <w:bottom w:val="single" w:sz="1" w:space="0" w:color="AAAAAA"/>
-              <w:right w:val="single" w:sz="1" w:space="0" w:color="AAAAAA"/>
-            </w:tcBorders>
-            <w:shd w:val="clear" w:color="auto" w:fill="FFFFFF" w:themeFill="background1"/>
-            <w:tcMar>
-              <w:top w:w="80" w:type="dxa"/>
-              <w:left w:w="120" w:type="dxa"/>
-              <w:bottom w:w="80" w:type="dxa"/>
-              <w:right w:w="120" w:type="dxa"/>
-            </w:tcMar>
-            <w:vAlign w:val="center"/>
-          </w:tcPr>
-          <w:p>
-            <w:r>
-              <w:t>features/aziz6587-cell/index</w:t>
-            </w:r>
-          </w:p>
-        </w:tc>
-        <w:tc>
-          <w:tcPr>
-            <w:tcW w:w="1394" w:type="dxa"/>
-            <w:tcBorders>
-              <w:top w:val="single" w:sz="1" w:space="0" w:color="AAAAAA"/>
-              <w:left w:val="single" w:sz="1" w:space="0" w:color="AAAAAA"/>
-              <w:bottom w:val="single" w:sz="1" w:space="0" w:color="AAAAAA"/>
-              <w:right w:val="single" w:sz="1" w:space="0" w:color="AAAAAA"/>
-            </w:tcBorders>
-            <w:shd w:val="clear" w:color="auto" w:fill="FFFFFF" w:themeFill="background1"/>
-            <w:tcMar>
-              <w:top w:w="80" w:type="dxa"/>
-              <w:left w:w="120" w:type="dxa"/>
-              <w:bottom w:w="80" w:type="dxa"/>
-              <w:right w:w="120" w:type="dxa"/>
-            </w:tcMar>
-            <w:vAlign w:val="center"/>
-          </w:tcPr>
-          <w:p>
-            <w:r>
-              <w:t>N</w:t>
-            </w:r>
-          </w:p>
+            <w:tcW w:w="500" w:type="dxa"/>
+            <w:tcBorders>
+              <w:top w:val="single" w:sz="1" w:space="0" w:color="AAAAAA"/>
+              <w:left w:val="single" w:sz="1" w:space="0" w:color="AAAAAA"/>
+              <w:bottom w:val="single" w:sz="1" w:space="0" w:color="AAAAAA"/>
+              <w:right w:val="single" w:sz="1" w:space="0" w:color="AAAAAA"/>
+            </w:tcBorders>
+            <w:shd w:val="clear" w:color="auto" w:fill="FFFFFF"/>
+            <w:tcMar>
+              <w:top w:w="80" w:type="dxa"/>
+              <w:left w:w="120" w:type="dxa"/>
+              <w:bottom w:w="80" w:type="dxa"/>
+              <w:right w:w="120" w:type="dxa"/>
+            </w:tcMar>
+            <w:vAlign w:val="center"/>
+          </w:tcPr>
+          <w:p/>
+        </w:tc>
+        <w:tc>
+          <w:tcPr>
+            <w:tcW w:w="1400" w:type="dxa"/>
+            <w:tcBorders>
+              <w:top w:val="single" w:sz="1" w:space="0" w:color="AAAAAA"/>
+              <w:left w:val="single" w:sz="1" w:space="0" w:color="AAAAAA"/>
+              <w:bottom w:val="single" w:sz="1" w:space="0" w:color="AAAAAA"/>
+              <w:right w:val="single" w:sz="1" w:space="0" w:color="AAAAAA"/>
+            </w:tcBorders>
+            <w:shd w:val="clear" w:color="auto" w:fill="FFFFFF"/>
+            <w:tcMar>
+              <w:top w:w="80" w:type="dxa"/>
+              <w:left w:w="120" w:type="dxa"/>
+              <w:bottom w:w="80" w:type="dxa"/>
+              <w:right w:w="120" w:type="dxa"/>
+            </w:tcMar>
+            <w:vAlign w:val="center"/>
+          </w:tcPr>
+          <w:p/>
+        </w:tc>
+        <w:tc>
+          <w:tcPr>
+            <w:tcW w:w="1400" w:type="dxa"/>
+            <w:tcBorders>
+              <w:top w:val="single" w:sz="1" w:space="0" w:color="AAAAAA"/>
+              <w:left w:val="single" w:sz="1" w:space="0" w:color="AAAAAA"/>
+              <w:bottom w:val="single" w:sz="1" w:space="0" w:color="AAAAAA"/>
+              <w:right w:val="single" w:sz="1" w:space="0" w:color="AAAAAA"/>
+            </w:tcBorders>
+            <w:shd w:val="clear" w:color="auto" w:fill="FFFFFF"/>
+            <w:tcMar>
+              <w:top w:w="80" w:type="dxa"/>
+              <w:left w:w="120" w:type="dxa"/>
+              <w:bottom w:w="80" w:type="dxa"/>
+              <w:right w:w="120" w:type="dxa"/>
+            </w:tcMar>
+            <w:vAlign w:val="center"/>
+          </w:tcPr>
+          <w:p/>
+        </w:tc>
+        <w:tc>
+          <w:tcPr>
+            <w:tcW w:w="1100" w:type="dxa"/>
+            <w:tcBorders>
+              <w:top w:val="single" w:sz="1" w:space="0" w:color="AAAAAA"/>
+              <w:left w:val="single" w:sz="1" w:space="0" w:color="AAAAAA"/>
+              <w:bottom w:val="single" w:sz="1" w:space="0" w:color="AAAAAA"/>
+              <w:right w:val="single" w:sz="1" w:space="0" w:color="AAAAAA"/>
+            </w:tcBorders>
+            <w:shd w:val="clear" w:color="auto" w:fill="FFFFFF"/>
+            <w:tcMar>
+              <w:top w:w="80" w:type="dxa"/>
+              <w:left w:w="120" w:type="dxa"/>
+              <w:bottom w:w="80" w:type="dxa"/>
+              <w:right w:w="120" w:type="dxa"/>
+            </w:tcMar>
+            <w:vAlign w:val="center"/>
+          </w:tcPr>
+          <w:p/>
+        </w:tc>
+        <w:tc>
+          <w:tcPr>
+            <w:tcW w:w="1200" w:type="dxa"/>
+            <w:tcBorders>
+              <w:top w:val="single" w:sz="1" w:space="0" w:color="AAAAAA"/>
+              <w:left w:val="single" w:sz="1" w:space="0" w:color="AAAAAA"/>
+              <w:bottom w:val="single" w:sz="1" w:space="0" w:color="AAAAAA"/>
+              <w:right w:val="single" w:sz="1" w:space="0" w:color="AAAAAA"/>
+            </w:tcBorders>
+            <w:shd w:val="clear" w:color="auto" w:fill="FFFFFF"/>
+            <w:tcMar>
+              <w:top w:w="80" w:type="dxa"/>
+              <w:left w:w="120" w:type="dxa"/>
+              <w:bottom w:w="80" w:type="dxa"/>
+              <w:right w:w="120" w:type="dxa"/>
+            </w:tcMar>
+            <w:vAlign w:val="center"/>
+          </w:tcPr>
+          <w:p/>
+        </w:tc>
+        <w:tc>
+          <w:tcPr>
+            <w:tcW w:w="1200" w:type="dxa"/>
+            <w:tcBorders>
+              <w:top w:val="single" w:sz="1" w:space="0" w:color="AAAAAA"/>
+              <w:left w:val="single" w:sz="1" w:space="0" w:color="AAAAAA"/>
+              <w:bottom w:val="single" w:sz="1" w:space="0" w:color="AAAAAA"/>
+              <w:right w:val="single" w:sz="1" w:space="0" w:color="AAAAAA"/>
+            </w:tcBorders>
+            <w:shd w:val="clear" w:color="auto" w:fill="FFFFFF"/>
+            <w:tcMar>
+              <w:top w:w="80" w:type="dxa"/>
+              <w:left w:w="120" w:type="dxa"/>
+              <w:bottom w:w="80" w:type="dxa"/>
+              <w:right w:w="120" w:type="dxa"/>
+            </w:tcMar>
+            <w:vAlign w:val="center"/>
+          </w:tcPr>
+          <w:p/>
+        </w:tc>
+        <w:tc>
+          <w:tcPr>
+            <w:tcW w:w="1200" w:type="dxa"/>
+            <w:tcBorders>
+              <w:top w:val="single" w:sz="1" w:space="0" w:color="AAAAAA"/>
+              <w:left w:val="single" w:sz="1" w:space="0" w:color="AAAAAA"/>
+              <w:bottom w:val="single" w:sz="1" w:space="0" w:color="AAAAAA"/>
+              <w:right w:val="single" w:sz="1" w:space="0" w:color="AAAAAA"/>
+            </w:tcBorders>
+            <w:shd w:val="clear" w:color="auto" w:fill="FFFFFF"/>
+            <w:tcMar>
+              <w:top w:w="80" w:type="dxa"/>
+              <w:left w:w="120" w:type="dxa"/>
+              <w:bottom w:w="80" w:type="dxa"/>
+              <w:right w:w="120" w:type="dxa"/>
+            </w:tcMar>
+            <w:vAlign w:val="center"/>
+          </w:tcPr>
+          <w:p/>
+        </w:tc>
+        <w:tc>
+          <w:tcPr>
+            <w:tcW w:w="900" w:type="dxa"/>
+            <w:tcBorders>
+              <w:top w:val="single" w:sz="1" w:space="0" w:color="AAAAAA"/>
+              <w:left w:val="single" w:sz="1" w:space="0" w:color="AAAAAA"/>
+              <w:bottom w:val="single" w:sz="1" w:space="0" w:color="AAAAAA"/>
+              <w:right w:val="single" w:sz="1" w:space="0" w:color="AAAAAA"/>
+            </w:tcBorders>
+            <w:shd w:val="clear" w:color="auto" w:fill="FFFFFF"/>
+            <w:tcMar>
+              <w:top w:w="80" w:type="dxa"/>
+              <w:left w:w="120" w:type="dxa"/>
+              <w:bottom w:w="80" w:type="dxa"/>
+              <w:right w:w="120" w:type="dxa"/>
+            </w:tcMar>
+            <w:vAlign w:val="center"/>
+          </w:tcPr>
+          <w:p/>
         </w:tc>
       </w:tr>
       <w:tr>
         <w:tc>
           <w:tcPr>
-            <w:tcW w:w="443" w:type="dxa"/>
+            <w:tcW w:w="500" w:type="dxa"/>
             <w:tcBorders>
               <w:top w:val="single" w:sz="1" w:space="0" w:color="AAAAAA"/>
               <w:left w:val="single" w:sz="1" w:space="0" w:color="AAAAAA"/>
@@ -949,195 +912,156 @@
         </w:tc>
         <w:tc>
           <w:tcPr>
-            <w:tcW w:w="1180" w:type="dxa"/>
-            <w:tcBorders>
-              <w:top w:val="single" w:sz="1" w:space="0" w:color="AAAAAA"/>
-              <w:left w:val="single" w:sz="1" w:space="0" w:color="AAAAAA"/>
-              <w:bottom w:val="single" w:sz="1" w:space="0" w:color="AAAAAA"/>
-              <w:right w:val="single" w:sz="1" w:space="0" w:color="AAAAAA"/>
-            </w:tcBorders>
-            <w:shd w:val="clear" w:color="auto" w:fill="EBF3FA"/>
-            <w:tcMar>
-              <w:top w:w="80" w:type="dxa"/>
-              <w:left w:w="120" w:type="dxa"/>
-              <w:bottom w:w="80" w:type="dxa"/>
-              <w:right w:w="120" w:type="dxa"/>
-            </w:tcMar>
-            <w:vAlign w:val="center"/>
-          </w:tcPr>
-          <w:p>
-            <w:r>
-              <w:t>Haris Mahmood</w:t>
-            </w:r>
-          </w:p>
-        </w:tc>
-        <w:tc>
-          <w:tcPr>
-            <w:tcW w:w="1263" w:type="dxa"/>
-            <w:tcBorders>
-              <w:top w:val="single" w:sz="1" w:space="0" w:color="AAAAAA"/>
-              <w:left w:val="single" w:sz="1" w:space="0" w:color="AAAAAA"/>
-              <w:bottom w:val="single" w:sz="1" w:space="0" w:color="AAAAAA"/>
-              <w:right w:val="single" w:sz="1" w:space="0" w:color="AAAAAA"/>
-            </w:tcBorders>
-            <w:shd w:val="clear" w:color="auto" w:fill="EBF3FA"/>
-            <w:tcMar>
-              <w:top w:w="80" w:type="dxa"/>
-              <w:left w:w="120" w:type="dxa"/>
-              <w:bottom w:w="80" w:type="dxa"/>
-              <w:right w:w="120" w:type="dxa"/>
-            </w:tcMar>
-            <w:vAlign w:val="center"/>
-          </w:tcPr>
-          <w:p>
-            <w:r>
-              <w:t>Notharry0</w:t>
-            </w:r>
-          </w:p>
-        </w:tc>
-        <w:tc>
-          <w:tcPr>
-            <w:tcW w:w="1607" w:type="dxa"/>
-            <w:tcBorders>
-              <w:top w:val="single" w:sz="1" w:space="0" w:color="AAAAAA"/>
-              <w:left w:val="single" w:sz="1" w:space="0" w:color="AAAAAA"/>
-              <w:bottom w:val="single" w:sz="1" w:space="0" w:color="AAAAAA"/>
-              <w:right w:val="single" w:sz="1" w:space="0" w:color="AAAAAA"/>
-            </w:tcBorders>
-            <w:shd w:val="clear" w:color="auto" w:fill="EBF3FA"/>
-            <w:tcMar>
-              <w:top w:w="80" w:type="dxa"/>
-              <w:left w:w="120" w:type="dxa"/>
-              <w:bottom w:w="80" w:type="dxa"/>
-              <w:right w:w="120" w:type="dxa"/>
-            </w:tcMar>
-            <w:vAlign w:val="center"/>
-          </w:tcPr>
-          <w:p>
-            <w:r>
-              <w:t>memBer</w:t>
-            </w:r>
-          </w:p>
-        </w:tc>
-        <w:tc>
-          <w:tcPr>
-            <w:tcW w:w="1106" w:type="dxa"/>
-            <w:tcBorders>
-              <w:top w:val="single" w:sz="1" w:space="0" w:color="AAAAAA"/>
-              <w:left w:val="single" w:sz="1" w:space="0" w:color="AAAAAA"/>
-              <w:bottom w:val="single" w:sz="1" w:space="0" w:color="AAAAAA"/>
-              <w:right w:val="single" w:sz="1" w:space="0" w:color="AAAAAA"/>
-            </w:tcBorders>
-            <w:shd w:val="clear" w:color="auto" w:fill="EBF3FA"/>
-            <w:tcMar>
-              <w:top w:w="80" w:type="dxa"/>
-              <w:left w:w="120" w:type="dxa"/>
-              <w:bottom w:w="80" w:type="dxa"/>
-              <w:right w:w="120" w:type="dxa"/>
-            </w:tcMar>
-            <w:vAlign w:val="center"/>
-          </w:tcPr>
-          <w:p>
-            <w:r>
-              <w:t xml:space="preserve">Ci_ </w:t>
-            </w:r>
-            <w:r>
-              <w:t>staging</w:t>
-            </w:r>
-          </w:p>
-        </w:tc>
-        <w:tc>
-          <w:tcPr>
-            <w:tcW w:w="1106" w:type="dxa"/>
-            <w:tcBorders>
-              <w:top w:val="single" w:sz="1" w:space="0" w:color="AAAAAA"/>
-              <w:left w:val="single" w:sz="1" w:space="0" w:color="AAAAAA"/>
-              <w:bottom w:val="single" w:sz="1" w:space="0" w:color="AAAAAA"/>
-              <w:right w:val="single" w:sz="1" w:space="0" w:color="AAAAAA"/>
-            </w:tcBorders>
-            <w:shd w:val="clear" w:color="auto" w:fill="EBF3FA"/>
-            <w:tcMar>
-              <w:top w:w="80" w:type="dxa"/>
-              <w:left w:w="120" w:type="dxa"/>
-              <w:bottom w:w="80" w:type="dxa"/>
-              <w:right w:w="120" w:type="dxa"/>
-            </w:tcMar>
-            <w:vAlign w:val="center"/>
-          </w:tcPr>
-          <w:p>
-            <w:r>
-              <w:t>karachi</w:t>
-            </w:r>
-          </w:p>
-        </w:tc>
-        <w:tc>
-          <w:tcPr>
-            <w:tcW w:w="1979" w:type="dxa"/>
-            <w:tcBorders>
-              <w:top w:val="single" w:sz="1" w:space="0" w:color="AAAAAA"/>
-              <w:left w:val="single" w:sz="1" w:space="0" w:color="AAAAAA"/>
-              <w:bottom w:val="single" w:sz="1" w:space="0" w:color="AAAAAA"/>
-              <w:right w:val="single" w:sz="1" w:space="0" w:color="AAAAAA"/>
-            </w:tcBorders>
-            <w:shd w:val="clear" w:color="auto" w:fill="EBF3FA"/>
-            <w:tcMar>
-              <w:top w:w="80" w:type="dxa"/>
-              <w:left w:w="120" w:type="dxa"/>
-              <w:bottom w:w="80" w:type="dxa"/>
-              <w:right w:w="120" w:type="dxa"/>
-            </w:tcMar>
-            <w:vAlign w:val="center"/>
-          </w:tcPr>
-          <w:p>
-            <w:r>
-              <w:rPr>
-                <w:rFonts w:ascii="Lucida Console" w:hAnsi="Lucida Console" w:cs="Lucida Console"/>
-                <w:color w:val="00A89A"/>
-                <w:sz w:val="18"/>
-                <w:szCs w:val="18"/>
-              </w:rPr>
-              <w:t>features/notharry0/karachi</w:t>
-            </w:r>
-          </w:p>
-        </w:tc>
-        <w:tc>
-          <w:tcPr>
-            <w:tcW w:w="1394" w:type="dxa"/>
-            <w:tcBorders>
-              <w:top w:val="single" w:sz="1" w:space="0" w:color="AAAAAA"/>
-              <w:left w:val="single" w:sz="1" w:space="0" w:color="AAAAAA"/>
-              <w:bottom w:val="single" w:sz="1" w:space="0" w:color="AAAAAA"/>
-              <w:right w:val="single" w:sz="1" w:space="0" w:color="AAAAAA"/>
-            </w:tcBorders>
-            <w:shd w:val="clear" w:color="auto" w:fill="EBF3FA"/>
-            <w:tcMar>
-              <w:top w:w="80" w:type="dxa"/>
-              <w:left w:w="120" w:type="dxa"/>
-              <w:bottom w:w="80" w:type="dxa"/>
-              <w:right w:w="120" w:type="dxa"/>
-            </w:tcMar>
-            <w:vAlign w:val="center"/>
-          </w:tcPr>
-          <w:p>
-            <w:r>
-              <w:t>N</w:t>
-            </w:r>
-            <w:bookmarkStart w:id="0" w:name="_GoBack"/>
-            <w:bookmarkEnd w:id="0"/>
-          </w:p>
+            <w:tcW w:w="1400" w:type="dxa"/>
+            <w:tcBorders>
+              <w:top w:val="single" w:sz="1" w:space="0" w:color="AAAAAA"/>
+              <w:left w:val="single" w:sz="1" w:space="0" w:color="AAAAAA"/>
+              <w:bottom w:val="single" w:sz="1" w:space="0" w:color="AAAAAA"/>
+              <w:right w:val="single" w:sz="1" w:space="0" w:color="AAAAAA"/>
+            </w:tcBorders>
+            <w:shd w:val="clear" w:color="auto" w:fill="EBF3FA"/>
+            <w:tcMar>
+              <w:top w:w="80" w:type="dxa"/>
+              <w:left w:w="120" w:type="dxa"/>
+              <w:bottom w:w="80" w:type="dxa"/>
+              <w:right w:w="120" w:type="dxa"/>
+            </w:tcMar>
+            <w:vAlign w:val="center"/>
+          </w:tcPr>
+          <w:p/>
+        </w:tc>
+        <w:tc>
+          <w:tcPr>
+            <w:tcW w:w="1400" w:type="dxa"/>
+            <w:tcBorders>
+              <w:top w:val="single" w:sz="1" w:space="0" w:color="AAAAAA"/>
+              <w:left w:val="single" w:sz="1" w:space="0" w:color="AAAAAA"/>
+              <w:bottom w:val="single" w:sz="1" w:space="0" w:color="AAAAAA"/>
+              <w:right w:val="single" w:sz="1" w:space="0" w:color="AAAAAA"/>
+            </w:tcBorders>
+            <w:shd w:val="clear" w:color="auto" w:fill="EBF3FA"/>
+            <w:tcMar>
+              <w:top w:w="80" w:type="dxa"/>
+              <w:left w:w="120" w:type="dxa"/>
+              <w:bottom w:w="80" w:type="dxa"/>
+              <w:right w:w="120" w:type="dxa"/>
+            </w:tcMar>
+            <w:vAlign w:val="center"/>
+          </w:tcPr>
+          <w:p/>
+        </w:tc>
+        <w:tc>
+          <w:tcPr>
+            <w:tcW w:w="1100" w:type="dxa"/>
+            <w:tcBorders>
+              <w:top w:val="single" w:sz="1" w:space="0" w:color="AAAAAA"/>
+              <w:left w:val="single" w:sz="1" w:space="0" w:color="AAAAAA"/>
+              <w:bottom w:val="single" w:sz="1" w:space="0" w:color="AAAAAA"/>
+              <w:right w:val="single" w:sz="1" w:space="0" w:color="AAAAAA"/>
+            </w:tcBorders>
+            <w:shd w:val="clear" w:color="auto" w:fill="EBF3FA"/>
+            <w:tcMar>
+              <w:top w:w="80" w:type="dxa"/>
+              <w:left w:w="120" w:type="dxa"/>
+              <w:bottom w:w="80" w:type="dxa"/>
+              <w:right w:w="120" w:type="dxa"/>
+            </w:tcMar>
+            <w:vAlign w:val="center"/>
+          </w:tcPr>
+          <w:p/>
+        </w:tc>
+        <w:tc>
+          <w:tcPr>
+            <w:tcW w:w="1200" w:type="dxa"/>
+            <w:tcBorders>
+              <w:top w:val="single" w:sz="1" w:space="0" w:color="AAAAAA"/>
+              <w:left w:val="single" w:sz="1" w:space="0" w:color="AAAAAA"/>
+              <w:bottom w:val="single" w:sz="1" w:space="0" w:color="AAAAAA"/>
+              <w:right w:val="single" w:sz="1" w:space="0" w:color="AAAAAA"/>
+            </w:tcBorders>
+            <w:shd w:val="clear" w:color="auto" w:fill="EBF3FA"/>
+            <w:tcMar>
+              <w:top w:w="80" w:type="dxa"/>
+              <w:left w:w="120" w:type="dxa"/>
+              <w:bottom w:w="80" w:type="dxa"/>
+              <w:right w:w="120" w:type="dxa"/>
+            </w:tcMar>
+            <w:vAlign w:val="center"/>
+          </w:tcPr>
+          <w:p/>
+        </w:tc>
+        <w:tc>
+          <w:tcPr>
+            <w:tcW w:w="1200" w:type="dxa"/>
+            <w:tcBorders>
+              <w:top w:val="single" w:sz="1" w:space="0" w:color="AAAAAA"/>
+              <w:left w:val="single" w:sz="1" w:space="0" w:color="AAAAAA"/>
+              <w:bottom w:val="single" w:sz="1" w:space="0" w:color="AAAAAA"/>
+              <w:right w:val="single" w:sz="1" w:space="0" w:color="AAAAAA"/>
+            </w:tcBorders>
+            <w:shd w:val="clear" w:color="auto" w:fill="EBF3FA"/>
+            <w:tcMar>
+              <w:top w:w="80" w:type="dxa"/>
+              <w:left w:w="120" w:type="dxa"/>
+              <w:bottom w:w="80" w:type="dxa"/>
+              <w:right w:w="120" w:type="dxa"/>
+            </w:tcMar>
+            <w:vAlign w:val="center"/>
+          </w:tcPr>
+          <w:p/>
+        </w:tc>
+        <w:tc>
+          <w:tcPr>
+            <w:tcW w:w="1200" w:type="dxa"/>
+            <w:tcBorders>
+              <w:top w:val="single" w:sz="1" w:space="0" w:color="AAAAAA"/>
+              <w:left w:val="single" w:sz="1" w:space="0" w:color="AAAAAA"/>
+              <w:bottom w:val="single" w:sz="1" w:space="0" w:color="AAAAAA"/>
+              <w:right w:val="single" w:sz="1" w:space="0" w:color="AAAAAA"/>
+            </w:tcBorders>
+            <w:shd w:val="clear" w:color="auto" w:fill="EBF3FA"/>
+            <w:tcMar>
+              <w:top w:w="80" w:type="dxa"/>
+              <w:left w:w="120" w:type="dxa"/>
+              <w:bottom w:w="80" w:type="dxa"/>
+              <w:right w:w="120" w:type="dxa"/>
+            </w:tcMar>
+            <w:vAlign w:val="center"/>
+          </w:tcPr>
+          <w:p/>
+        </w:tc>
+        <w:tc>
+          <w:tcPr>
+            <w:tcW w:w="900" w:type="dxa"/>
+            <w:tcBorders>
+              <w:top w:val="single" w:sz="1" w:space="0" w:color="AAAAAA"/>
+              <w:left w:val="single" w:sz="1" w:space="0" w:color="AAAAAA"/>
+              <w:bottom w:val="single" w:sz="1" w:space="0" w:color="AAAAAA"/>
+              <w:right w:val="single" w:sz="1" w:space="0" w:color="AAAAAA"/>
+            </w:tcBorders>
+            <w:shd w:val="clear" w:color="auto" w:fill="EBF3FA"/>
+            <w:tcMar>
+              <w:top w:w="80" w:type="dxa"/>
+              <w:left w:w="120" w:type="dxa"/>
+              <w:bottom w:w="80" w:type="dxa"/>
+              <w:right w:w="120" w:type="dxa"/>
+            </w:tcMar>
+            <w:vAlign w:val="center"/>
+          </w:tcPr>
+          <w:p/>
         </w:tc>
       </w:tr>
       <w:tr>
         <w:tc>
           <w:tcPr>
-            <w:tcW w:w="443" w:type="dxa"/>
-            <w:tcBorders>
-              <w:top w:val="single" w:sz="1" w:space="0" w:color="AAAAAA"/>
-              <w:left w:val="single" w:sz="1" w:space="0" w:color="AAAAAA"/>
-              <w:bottom w:val="single" w:sz="1" w:space="0" w:color="AAAAAA"/>
-              <w:right w:val="single" w:sz="1" w:space="0" w:color="AAAAAA"/>
-            </w:tcBorders>
-            <w:shd w:val="clear" w:color="auto" w:fill="FFFFFF" w:themeFill="background1"/>
+            <w:tcW w:w="500" w:type="dxa"/>
+            <w:tcBorders>
+              <w:top w:val="single" w:sz="1" w:space="0" w:color="AAAAAA"/>
+              <w:left w:val="single" w:sz="1" w:space="0" w:color="AAAAAA"/>
+              <w:bottom w:val="single" w:sz="1" w:space="0" w:color="AAAAAA"/>
+              <w:right w:val="single" w:sz="1" w:space="0" w:color="AAAAAA"/>
+            </w:tcBorders>
+            <w:shd w:val="clear" w:color="auto" w:fill="FFFFFF"/>
             <w:tcMar>
               <w:top w:w="80" w:type="dxa"/>
               <w:left w:w="120" w:type="dxa"/>
@@ -1150,14 +1074,14 @@
         </w:tc>
         <w:tc>
           <w:tcPr>
-            <w:tcW w:w="1180" w:type="dxa"/>
-            <w:tcBorders>
-              <w:top w:val="single" w:sz="1" w:space="0" w:color="AAAAAA"/>
-              <w:left w:val="single" w:sz="1" w:space="0" w:color="AAAAAA"/>
-              <w:bottom w:val="single" w:sz="1" w:space="0" w:color="AAAAAA"/>
-              <w:right w:val="single" w:sz="1" w:space="0" w:color="AAAAAA"/>
-            </w:tcBorders>
-            <w:shd w:val="clear" w:color="auto" w:fill="FFFFFF" w:themeFill="background1"/>
+            <w:tcW w:w="1400" w:type="dxa"/>
+            <w:tcBorders>
+              <w:top w:val="single" w:sz="1" w:space="0" w:color="AAAAAA"/>
+              <w:left w:val="single" w:sz="1" w:space="0" w:color="AAAAAA"/>
+              <w:bottom w:val="single" w:sz="1" w:space="0" w:color="AAAAAA"/>
+              <w:right w:val="single" w:sz="1" w:space="0" w:color="AAAAAA"/>
+            </w:tcBorders>
+            <w:shd w:val="clear" w:color="auto" w:fill="FFFFFF"/>
             <w:tcMar>
               <w:top w:w="80" w:type="dxa"/>
               <w:left w:w="120" w:type="dxa"/>
@@ -1170,14 +1094,14 @@
         </w:tc>
         <w:tc>
           <w:tcPr>
-            <w:tcW w:w="1263" w:type="dxa"/>
-            <w:tcBorders>
-              <w:top w:val="single" w:sz="1" w:space="0" w:color="AAAAAA"/>
-              <w:left w:val="single" w:sz="1" w:space="0" w:color="AAAAAA"/>
-              <w:bottom w:val="single" w:sz="1" w:space="0" w:color="AAAAAA"/>
-              <w:right w:val="single" w:sz="1" w:space="0" w:color="AAAAAA"/>
-            </w:tcBorders>
-            <w:shd w:val="clear" w:color="auto" w:fill="FFFFFF" w:themeFill="background1"/>
+            <w:tcW w:w="1400" w:type="dxa"/>
+            <w:tcBorders>
+              <w:top w:val="single" w:sz="1" w:space="0" w:color="AAAAAA"/>
+              <w:left w:val="single" w:sz="1" w:space="0" w:color="AAAAAA"/>
+              <w:bottom w:val="single" w:sz="1" w:space="0" w:color="AAAAAA"/>
+              <w:right w:val="single" w:sz="1" w:space="0" w:color="AAAAAA"/>
+            </w:tcBorders>
+            <w:shd w:val="clear" w:color="auto" w:fill="FFFFFF"/>
             <w:tcMar>
               <w:top w:w="80" w:type="dxa"/>
               <w:left w:w="120" w:type="dxa"/>
@@ -1190,14 +1114,14 @@
         </w:tc>
         <w:tc>
           <w:tcPr>
-            <w:tcW w:w="1607" w:type="dxa"/>
-            <w:tcBorders>
-              <w:top w:val="single" w:sz="1" w:space="0" w:color="AAAAAA"/>
-              <w:left w:val="single" w:sz="1" w:space="0" w:color="AAAAAA"/>
-              <w:bottom w:val="single" w:sz="1" w:space="0" w:color="AAAAAA"/>
-              <w:right w:val="single" w:sz="1" w:space="0" w:color="AAAAAA"/>
-            </w:tcBorders>
-            <w:shd w:val="clear" w:color="auto" w:fill="FFFFFF" w:themeFill="background1"/>
+            <w:tcW w:w="1100" w:type="dxa"/>
+            <w:tcBorders>
+              <w:top w:val="single" w:sz="1" w:space="0" w:color="AAAAAA"/>
+              <w:left w:val="single" w:sz="1" w:space="0" w:color="AAAAAA"/>
+              <w:bottom w:val="single" w:sz="1" w:space="0" w:color="AAAAAA"/>
+              <w:right w:val="single" w:sz="1" w:space="0" w:color="AAAAAA"/>
+            </w:tcBorders>
+            <w:shd w:val="clear" w:color="auto" w:fill="FFFFFF"/>
             <w:tcMar>
               <w:top w:w="80" w:type="dxa"/>
               <w:left w:w="120" w:type="dxa"/>
@@ -1210,14 +1134,14 @@
         </w:tc>
         <w:tc>
           <w:tcPr>
-            <w:tcW w:w="1106" w:type="dxa"/>
-            <w:tcBorders>
-              <w:top w:val="single" w:sz="1" w:space="0" w:color="AAAAAA"/>
-              <w:left w:val="single" w:sz="1" w:space="0" w:color="AAAAAA"/>
-              <w:bottom w:val="single" w:sz="1" w:space="0" w:color="AAAAAA"/>
-              <w:right w:val="single" w:sz="1" w:space="0" w:color="AAAAAA"/>
-            </w:tcBorders>
-            <w:shd w:val="clear" w:color="auto" w:fill="FFFFFF" w:themeFill="background1"/>
+            <w:tcW w:w="1200" w:type="dxa"/>
+            <w:tcBorders>
+              <w:top w:val="single" w:sz="1" w:space="0" w:color="AAAAAA"/>
+              <w:left w:val="single" w:sz="1" w:space="0" w:color="AAAAAA"/>
+              <w:bottom w:val="single" w:sz="1" w:space="0" w:color="AAAAAA"/>
+              <w:right w:val="single" w:sz="1" w:space="0" w:color="AAAAAA"/>
+            </w:tcBorders>
+            <w:shd w:val="clear" w:color="auto" w:fill="FFFFFF"/>
             <w:tcMar>
               <w:top w:w="80" w:type="dxa"/>
               <w:left w:w="120" w:type="dxa"/>
@@ -1230,14 +1154,14 @@
         </w:tc>
         <w:tc>
           <w:tcPr>
-            <w:tcW w:w="1106" w:type="dxa"/>
-            <w:tcBorders>
-              <w:top w:val="single" w:sz="1" w:space="0" w:color="AAAAAA"/>
-              <w:left w:val="single" w:sz="1" w:space="0" w:color="AAAAAA"/>
-              <w:bottom w:val="single" w:sz="1" w:space="0" w:color="AAAAAA"/>
-              <w:right w:val="single" w:sz="1" w:space="0" w:color="AAAAAA"/>
-            </w:tcBorders>
-            <w:shd w:val="clear" w:color="auto" w:fill="FFFFFF" w:themeFill="background1"/>
+            <w:tcW w:w="1200" w:type="dxa"/>
+            <w:tcBorders>
+              <w:top w:val="single" w:sz="1" w:space="0" w:color="AAAAAA"/>
+              <w:left w:val="single" w:sz="1" w:space="0" w:color="AAAAAA"/>
+              <w:bottom w:val="single" w:sz="1" w:space="0" w:color="AAAAAA"/>
+              <w:right w:val="single" w:sz="1" w:space="0" w:color="AAAAAA"/>
+            </w:tcBorders>
+            <w:shd w:val="clear" w:color="auto" w:fill="FFFFFF"/>
             <w:tcMar>
               <w:top w:w="80" w:type="dxa"/>
               <w:left w:w="120" w:type="dxa"/>
@@ -1250,14 +1174,14 @@
         </w:tc>
         <w:tc>
           <w:tcPr>
-            <w:tcW w:w="1979" w:type="dxa"/>
-            <w:tcBorders>
-              <w:top w:val="single" w:sz="1" w:space="0" w:color="AAAAAA"/>
-              <w:left w:val="single" w:sz="1" w:space="0" w:color="AAAAAA"/>
-              <w:bottom w:val="single" w:sz="1" w:space="0" w:color="AAAAAA"/>
-              <w:right w:val="single" w:sz="1" w:space="0" w:color="AAAAAA"/>
-            </w:tcBorders>
-            <w:shd w:val="clear" w:color="auto" w:fill="FFFFFF" w:themeFill="background1"/>
+            <w:tcW w:w="1200" w:type="dxa"/>
+            <w:tcBorders>
+              <w:top w:val="single" w:sz="1" w:space="0" w:color="AAAAAA"/>
+              <w:left w:val="single" w:sz="1" w:space="0" w:color="AAAAAA"/>
+              <w:bottom w:val="single" w:sz="1" w:space="0" w:color="AAAAAA"/>
+              <w:right w:val="single" w:sz="1" w:space="0" w:color="AAAAAA"/>
+            </w:tcBorders>
+            <w:shd w:val="clear" w:color="auto" w:fill="FFFFFF"/>
             <w:tcMar>
               <w:top w:w="80" w:type="dxa"/>
               <w:left w:w="120" w:type="dxa"/>
@@ -1270,14 +1194,14 @@
         </w:tc>
         <w:tc>
           <w:tcPr>
-            <w:tcW w:w="1394" w:type="dxa"/>
-            <w:tcBorders>
-              <w:top w:val="single" w:sz="1" w:space="0" w:color="AAAAAA"/>
-              <w:left w:val="single" w:sz="1" w:space="0" w:color="AAAAAA"/>
-              <w:bottom w:val="single" w:sz="1" w:space="0" w:color="AAAAAA"/>
-              <w:right w:val="single" w:sz="1" w:space="0" w:color="AAAAAA"/>
-            </w:tcBorders>
-            <w:shd w:val="clear" w:color="auto" w:fill="FFFFFF" w:themeFill="background1"/>
+            <w:tcW w:w="900" w:type="dxa"/>
+            <w:tcBorders>
+              <w:top w:val="single" w:sz="1" w:space="0" w:color="AAAAAA"/>
+              <w:left w:val="single" w:sz="1" w:space="0" w:color="AAAAAA"/>
+              <w:bottom w:val="single" w:sz="1" w:space="0" w:color="AAAAAA"/>
+              <w:right w:val="single" w:sz="1" w:space="0" w:color="AAAAAA"/>
+            </w:tcBorders>
+            <w:shd w:val="clear" w:color="auto" w:fill="FFFFFF"/>
             <w:tcMar>
               <w:top w:w="80" w:type="dxa"/>
               <w:left w:w="120" w:type="dxa"/>
@@ -1292,389 +1216,325 @@
       <w:tr>
         <w:tc>
           <w:tcPr>
-            <w:tcW w:w="443" w:type="dxa"/>
-            <w:tcBorders>
-              <w:top w:val="single" w:sz="1" w:space="0" w:color="AAAAAA"/>
-              <w:left w:val="single" w:sz="1" w:space="0" w:color="AAAAAA"/>
-              <w:bottom w:val="single" w:sz="1" w:space="0" w:color="AAAAAA"/>
-              <w:right w:val="single" w:sz="1" w:space="0" w:color="AAAAAA"/>
-            </w:tcBorders>
-            <w:shd w:val="clear" w:color="auto" w:fill="EBF3FA"/>
-            <w:tcMar>
-              <w:top w:w="80" w:type="dxa"/>
-              <w:left w:w="120" w:type="dxa"/>
-              <w:bottom w:w="80" w:type="dxa"/>
-              <w:right w:w="120" w:type="dxa"/>
-            </w:tcMar>
-            <w:vAlign w:val="center"/>
-          </w:tcPr>
-          <w:p>
-            <w:r>
-              <w:t>4</w:t>
-            </w:r>
-          </w:p>
-        </w:tc>
-        <w:tc>
-          <w:tcPr>
-            <w:tcW w:w="1180" w:type="dxa"/>
-            <w:tcBorders>
-              <w:top w:val="single" w:sz="1" w:space="0" w:color="AAAAAA"/>
-              <w:left w:val="single" w:sz="1" w:space="0" w:color="AAAAAA"/>
-              <w:bottom w:val="single" w:sz="1" w:space="0" w:color="AAAAAA"/>
-              <w:right w:val="single" w:sz="1" w:space="0" w:color="AAAAAA"/>
-            </w:tcBorders>
-            <w:shd w:val="clear" w:color="auto" w:fill="EBF3FA"/>
-            <w:tcMar>
-              <w:top w:w="80" w:type="dxa"/>
-              <w:left w:w="120" w:type="dxa"/>
-              <w:bottom w:w="80" w:type="dxa"/>
-              <w:right w:w="120" w:type="dxa"/>
-            </w:tcMar>
-            <w:vAlign w:val="center"/>
-          </w:tcPr>
-          <w:p>
-            <w:r>
-              <w:t>Arslan Ali</w:t>
-            </w:r>
-          </w:p>
-        </w:tc>
-        <w:tc>
-          <w:tcPr>
-            <w:tcW w:w="1263" w:type="dxa"/>
-            <w:tcBorders>
-              <w:top w:val="single" w:sz="1" w:space="0" w:color="AAAAAA"/>
-              <w:left w:val="single" w:sz="1" w:space="0" w:color="AAAAAA"/>
-              <w:bottom w:val="single" w:sz="1" w:space="0" w:color="AAAAAA"/>
-              <w:right w:val="single" w:sz="1" w:space="0" w:color="AAAAAA"/>
-            </w:tcBorders>
-            <w:shd w:val="clear" w:color="auto" w:fill="EBF3FA"/>
-            <w:tcMar>
-              <w:top w:w="80" w:type="dxa"/>
-              <w:left w:w="120" w:type="dxa"/>
-              <w:bottom w:w="80" w:type="dxa"/>
-              <w:right w:w="120" w:type="dxa"/>
-            </w:tcMar>
-            <w:vAlign w:val="center"/>
-          </w:tcPr>
-          <w:p>
-            <w:r>
-              <w:t>ali0arslan8</w:t>
-            </w:r>
-          </w:p>
-        </w:tc>
-        <w:tc>
-          <w:tcPr>
-            <w:tcW w:w="1607" w:type="dxa"/>
-            <w:tcBorders>
-              <w:top w:val="single" w:sz="1" w:space="0" w:color="AAAAAA"/>
-              <w:left w:val="single" w:sz="1" w:space="0" w:color="AAAAAA"/>
-              <w:bottom w:val="single" w:sz="1" w:space="0" w:color="AAAAAA"/>
-              <w:right w:val="single" w:sz="1" w:space="0" w:color="AAAAAA"/>
-            </w:tcBorders>
-            <w:shd w:val="clear" w:color="auto" w:fill="EBF3FA"/>
-            <w:tcMar>
-              <w:top w:w="80" w:type="dxa"/>
-              <w:left w:w="120" w:type="dxa"/>
-              <w:bottom w:w="80" w:type="dxa"/>
-              <w:right w:w="120" w:type="dxa"/>
-            </w:tcMar>
-            <w:vAlign w:val="center"/>
-          </w:tcPr>
-          <w:p>
-            <w:r>
-              <w:t>member</w:t>
-            </w:r>
-          </w:p>
-        </w:tc>
-        <w:tc>
-          <w:tcPr>
-            <w:tcW w:w="1106" w:type="dxa"/>
-            <w:tcBorders>
-              <w:top w:val="single" w:sz="1" w:space="0" w:color="AAAAAA"/>
-              <w:left w:val="single" w:sz="1" w:space="0" w:color="AAAAAA"/>
-              <w:bottom w:val="single" w:sz="1" w:space="0" w:color="AAAAAA"/>
-              <w:right w:val="single" w:sz="1" w:space="0" w:color="AAAAAA"/>
-            </w:tcBorders>
-            <w:shd w:val="clear" w:color="auto" w:fill="EBF3FA"/>
-            <w:tcMar>
-              <w:top w:w="80" w:type="dxa"/>
-              <w:left w:w="120" w:type="dxa"/>
-              <w:bottom w:w="80" w:type="dxa"/>
-              <w:right w:w="120" w:type="dxa"/>
-            </w:tcMar>
-            <w:vAlign w:val="center"/>
-          </w:tcPr>
-          <w:p>
-            <w:r>
-              <w:t>cd-dev</w:t>
-            </w:r>
-          </w:p>
-        </w:tc>
-        <w:tc>
-          <w:tcPr>
-            <w:tcW w:w="1106" w:type="dxa"/>
-            <w:tcBorders>
-              <w:top w:val="single" w:sz="1" w:space="0" w:color="AAAAAA"/>
-              <w:left w:val="single" w:sz="1" w:space="0" w:color="AAAAAA"/>
-              <w:bottom w:val="single" w:sz="1" w:space="0" w:color="AAAAAA"/>
-              <w:right w:val="single" w:sz="1" w:space="0" w:color="AAAAAA"/>
-            </w:tcBorders>
-            <w:shd w:val="clear" w:color="auto" w:fill="EBF3FA"/>
-            <w:tcMar>
-              <w:top w:w="80" w:type="dxa"/>
-              <w:left w:w="120" w:type="dxa"/>
-              <w:bottom w:w="80" w:type="dxa"/>
-              <w:right w:w="120" w:type="dxa"/>
-            </w:tcMar>
-            <w:vAlign w:val="center"/>
-          </w:tcPr>
-          <w:p>
-            <w:r>
-              <w:t>lahore</w:t>
-            </w:r>
-          </w:p>
-        </w:tc>
-        <w:tc>
-          <w:tcPr>
-            <w:tcW w:w="1979" w:type="dxa"/>
-            <w:tcBorders>
-              <w:top w:val="single" w:sz="1" w:space="0" w:color="AAAAAA"/>
-              <w:left w:val="single" w:sz="1" w:space="0" w:color="AAAAAA"/>
-              <w:bottom w:val="single" w:sz="1" w:space="0" w:color="AAAAAA"/>
-              <w:right w:val="single" w:sz="1" w:space="0" w:color="AAAAAA"/>
-            </w:tcBorders>
-            <w:shd w:val="clear" w:color="auto" w:fill="EBF3FA"/>
-            <w:tcMar>
-              <w:top w:w="80" w:type="dxa"/>
-              <w:left w:w="120" w:type="dxa"/>
-              <w:bottom w:w="80" w:type="dxa"/>
-              <w:right w:w="120" w:type="dxa"/>
-            </w:tcMar>
-            <w:vAlign w:val="center"/>
-          </w:tcPr>
-          <w:p>
-            <w:r>
-              <w:t>Feature/ali0arslan8/lahore</w:t>
-            </w:r>
-          </w:p>
-        </w:tc>
-        <w:tc>
-          <w:tcPr>
-            <w:tcW w:w="1394" w:type="dxa"/>
-            <w:tcBorders>
-              <w:top w:val="single" w:sz="1" w:space="0" w:color="AAAAAA"/>
-              <w:left w:val="single" w:sz="1" w:space="0" w:color="AAAAAA"/>
-              <w:bottom w:val="single" w:sz="1" w:space="0" w:color="AAAAAA"/>
-              <w:right w:val="single" w:sz="1" w:space="0" w:color="AAAAAA"/>
-            </w:tcBorders>
-            <w:shd w:val="clear" w:color="auto" w:fill="EBF3FA"/>
-            <w:tcMar>
-              <w:top w:w="80" w:type="dxa"/>
-              <w:left w:w="120" w:type="dxa"/>
-              <w:bottom w:w="80" w:type="dxa"/>
-              <w:right w:w="120" w:type="dxa"/>
-            </w:tcMar>
-            <w:vAlign w:val="center"/>
-          </w:tcPr>
-          <w:p>
-            <w:r>
-              <w:t>n</w:t>
-            </w:r>
-          </w:p>
+            <w:tcW w:w="500" w:type="dxa"/>
+            <w:tcBorders>
+              <w:top w:val="single" w:sz="1" w:space="0" w:color="AAAAAA"/>
+              <w:left w:val="single" w:sz="1" w:space="0" w:color="AAAAAA"/>
+              <w:bottom w:val="single" w:sz="1" w:space="0" w:color="AAAAAA"/>
+              <w:right w:val="single" w:sz="1" w:space="0" w:color="AAAAAA"/>
+            </w:tcBorders>
+            <w:shd w:val="clear" w:color="auto" w:fill="EBF3FA"/>
+            <w:tcMar>
+              <w:top w:w="80" w:type="dxa"/>
+              <w:left w:w="120" w:type="dxa"/>
+              <w:bottom w:w="80" w:type="dxa"/>
+              <w:right w:w="120" w:type="dxa"/>
+            </w:tcMar>
+            <w:vAlign w:val="center"/>
+          </w:tcPr>
+          <w:p/>
+        </w:tc>
+        <w:tc>
+          <w:tcPr>
+            <w:tcW w:w="1400" w:type="dxa"/>
+            <w:tcBorders>
+              <w:top w:val="single" w:sz="1" w:space="0" w:color="AAAAAA"/>
+              <w:left w:val="single" w:sz="1" w:space="0" w:color="AAAAAA"/>
+              <w:bottom w:val="single" w:sz="1" w:space="0" w:color="AAAAAA"/>
+              <w:right w:val="single" w:sz="1" w:space="0" w:color="AAAAAA"/>
+            </w:tcBorders>
+            <w:shd w:val="clear" w:color="auto" w:fill="EBF3FA"/>
+            <w:tcMar>
+              <w:top w:w="80" w:type="dxa"/>
+              <w:left w:w="120" w:type="dxa"/>
+              <w:bottom w:w="80" w:type="dxa"/>
+              <w:right w:w="120" w:type="dxa"/>
+            </w:tcMar>
+            <w:vAlign w:val="center"/>
+          </w:tcPr>
+          <w:p/>
+        </w:tc>
+        <w:tc>
+          <w:tcPr>
+            <w:tcW w:w="1400" w:type="dxa"/>
+            <w:tcBorders>
+              <w:top w:val="single" w:sz="1" w:space="0" w:color="AAAAAA"/>
+              <w:left w:val="single" w:sz="1" w:space="0" w:color="AAAAAA"/>
+              <w:bottom w:val="single" w:sz="1" w:space="0" w:color="AAAAAA"/>
+              <w:right w:val="single" w:sz="1" w:space="0" w:color="AAAAAA"/>
+            </w:tcBorders>
+            <w:shd w:val="clear" w:color="auto" w:fill="EBF3FA"/>
+            <w:tcMar>
+              <w:top w:w="80" w:type="dxa"/>
+              <w:left w:w="120" w:type="dxa"/>
+              <w:bottom w:w="80" w:type="dxa"/>
+              <w:right w:w="120" w:type="dxa"/>
+            </w:tcMar>
+            <w:vAlign w:val="center"/>
+          </w:tcPr>
+          <w:p/>
+        </w:tc>
+        <w:tc>
+          <w:tcPr>
+            <w:tcW w:w="1100" w:type="dxa"/>
+            <w:tcBorders>
+              <w:top w:val="single" w:sz="1" w:space="0" w:color="AAAAAA"/>
+              <w:left w:val="single" w:sz="1" w:space="0" w:color="AAAAAA"/>
+              <w:bottom w:val="single" w:sz="1" w:space="0" w:color="AAAAAA"/>
+              <w:right w:val="single" w:sz="1" w:space="0" w:color="AAAAAA"/>
+            </w:tcBorders>
+            <w:shd w:val="clear" w:color="auto" w:fill="EBF3FA"/>
+            <w:tcMar>
+              <w:top w:w="80" w:type="dxa"/>
+              <w:left w:w="120" w:type="dxa"/>
+              <w:bottom w:w="80" w:type="dxa"/>
+              <w:right w:w="120" w:type="dxa"/>
+            </w:tcMar>
+            <w:vAlign w:val="center"/>
+          </w:tcPr>
+          <w:p/>
+        </w:tc>
+        <w:tc>
+          <w:tcPr>
+            <w:tcW w:w="1200" w:type="dxa"/>
+            <w:tcBorders>
+              <w:top w:val="single" w:sz="1" w:space="0" w:color="AAAAAA"/>
+              <w:left w:val="single" w:sz="1" w:space="0" w:color="AAAAAA"/>
+              <w:bottom w:val="single" w:sz="1" w:space="0" w:color="AAAAAA"/>
+              <w:right w:val="single" w:sz="1" w:space="0" w:color="AAAAAA"/>
+            </w:tcBorders>
+            <w:shd w:val="clear" w:color="auto" w:fill="EBF3FA"/>
+            <w:tcMar>
+              <w:top w:w="80" w:type="dxa"/>
+              <w:left w:w="120" w:type="dxa"/>
+              <w:bottom w:w="80" w:type="dxa"/>
+              <w:right w:w="120" w:type="dxa"/>
+            </w:tcMar>
+            <w:vAlign w:val="center"/>
+          </w:tcPr>
+          <w:p/>
+        </w:tc>
+        <w:tc>
+          <w:tcPr>
+            <w:tcW w:w="1200" w:type="dxa"/>
+            <w:tcBorders>
+              <w:top w:val="single" w:sz="1" w:space="0" w:color="AAAAAA"/>
+              <w:left w:val="single" w:sz="1" w:space="0" w:color="AAAAAA"/>
+              <w:bottom w:val="single" w:sz="1" w:space="0" w:color="AAAAAA"/>
+              <w:right w:val="single" w:sz="1" w:space="0" w:color="AAAAAA"/>
+            </w:tcBorders>
+            <w:shd w:val="clear" w:color="auto" w:fill="EBF3FA"/>
+            <w:tcMar>
+              <w:top w:w="80" w:type="dxa"/>
+              <w:left w:w="120" w:type="dxa"/>
+              <w:bottom w:w="80" w:type="dxa"/>
+              <w:right w:w="120" w:type="dxa"/>
+            </w:tcMar>
+            <w:vAlign w:val="center"/>
+          </w:tcPr>
+          <w:p/>
+        </w:tc>
+        <w:tc>
+          <w:tcPr>
+            <w:tcW w:w="1200" w:type="dxa"/>
+            <w:tcBorders>
+              <w:top w:val="single" w:sz="1" w:space="0" w:color="AAAAAA"/>
+              <w:left w:val="single" w:sz="1" w:space="0" w:color="AAAAAA"/>
+              <w:bottom w:val="single" w:sz="1" w:space="0" w:color="AAAAAA"/>
+              <w:right w:val="single" w:sz="1" w:space="0" w:color="AAAAAA"/>
+            </w:tcBorders>
+            <w:shd w:val="clear" w:color="auto" w:fill="EBF3FA"/>
+            <w:tcMar>
+              <w:top w:w="80" w:type="dxa"/>
+              <w:left w:w="120" w:type="dxa"/>
+              <w:bottom w:w="80" w:type="dxa"/>
+              <w:right w:w="120" w:type="dxa"/>
+            </w:tcMar>
+            <w:vAlign w:val="center"/>
+          </w:tcPr>
+          <w:p/>
+        </w:tc>
+        <w:tc>
+          <w:tcPr>
+            <w:tcW w:w="900" w:type="dxa"/>
+            <w:tcBorders>
+              <w:top w:val="single" w:sz="1" w:space="0" w:color="AAAAAA"/>
+              <w:left w:val="single" w:sz="1" w:space="0" w:color="AAAAAA"/>
+              <w:bottom w:val="single" w:sz="1" w:space="0" w:color="AAAAAA"/>
+              <w:right w:val="single" w:sz="1" w:space="0" w:color="AAAAAA"/>
+            </w:tcBorders>
+            <w:shd w:val="clear" w:color="auto" w:fill="EBF3FA"/>
+            <w:tcMar>
+              <w:top w:w="80" w:type="dxa"/>
+              <w:left w:w="120" w:type="dxa"/>
+              <w:bottom w:w="80" w:type="dxa"/>
+              <w:right w:w="120" w:type="dxa"/>
+            </w:tcMar>
+            <w:vAlign w:val="center"/>
+          </w:tcPr>
+          <w:p/>
         </w:tc>
       </w:tr>
       <w:tr>
         <w:tc>
           <w:tcPr>
-            <w:tcW w:w="443" w:type="dxa"/>
-            <w:tcBorders>
-              <w:top w:val="single" w:sz="1" w:space="0" w:color="AAAAAA"/>
-              <w:left w:val="single" w:sz="1" w:space="0" w:color="AAAAAA"/>
-              <w:bottom w:val="single" w:sz="1" w:space="0" w:color="AAAAAA"/>
-              <w:right w:val="single" w:sz="1" w:space="0" w:color="AAAAAA"/>
-            </w:tcBorders>
-            <w:shd w:val="clear" w:color="auto" w:fill="FFFFFF" w:themeFill="background1"/>
-            <w:tcMar>
-              <w:top w:w="80" w:type="dxa"/>
-              <w:left w:w="120" w:type="dxa"/>
-              <w:bottom w:w="80" w:type="dxa"/>
-              <w:right w:w="120" w:type="dxa"/>
-            </w:tcMar>
-            <w:vAlign w:val="center"/>
-          </w:tcPr>
-          <w:p>
-            <w:r>
-              <w:t>5</w:t>
-            </w:r>
-          </w:p>
-        </w:tc>
-        <w:tc>
-          <w:tcPr>
-            <w:tcW w:w="1180" w:type="dxa"/>
-            <w:tcBorders>
-              <w:top w:val="single" w:sz="1" w:space="0" w:color="AAAAAA"/>
-              <w:left w:val="single" w:sz="1" w:space="0" w:color="AAAAAA"/>
-              <w:bottom w:val="single" w:sz="1" w:space="0" w:color="AAAAAA"/>
-              <w:right w:val="single" w:sz="1" w:space="0" w:color="AAAAAA"/>
-            </w:tcBorders>
-            <w:shd w:val="clear" w:color="auto" w:fill="FFFFFF" w:themeFill="background1"/>
-            <w:tcMar>
-              <w:top w:w="80" w:type="dxa"/>
-              <w:left w:w="120" w:type="dxa"/>
-              <w:bottom w:w="80" w:type="dxa"/>
-              <w:right w:w="120" w:type="dxa"/>
-            </w:tcMar>
-            <w:vAlign w:val="center"/>
-          </w:tcPr>
-          <w:p>
-            <w:r>
-              <w:t>M.Usama</w:t>
-            </w:r>
-          </w:p>
-        </w:tc>
-        <w:tc>
-          <w:tcPr>
-            <w:tcW w:w="1263" w:type="dxa"/>
-            <w:tcBorders>
-              <w:top w:val="single" w:sz="1" w:space="0" w:color="AAAAAA"/>
-              <w:left w:val="single" w:sz="1" w:space="0" w:color="AAAAAA"/>
-              <w:bottom w:val="single" w:sz="1" w:space="0" w:color="AAAAAA"/>
-              <w:right w:val="single" w:sz="1" w:space="0" w:color="AAAAAA"/>
-            </w:tcBorders>
-            <w:shd w:val="clear" w:color="auto" w:fill="FFFFFF" w:themeFill="background1"/>
-            <w:tcMar>
-              <w:top w:w="80" w:type="dxa"/>
-              <w:left w:w="120" w:type="dxa"/>
-              <w:bottom w:w="80" w:type="dxa"/>
-              <w:right w:w="120" w:type="dxa"/>
-            </w:tcMar>
-            <w:vAlign w:val="center"/>
-          </w:tcPr>
-          <w:p>
-            <w:r>
-              <w:t>Usamaucp243-blip</w:t>
-            </w:r>
-          </w:p>
-        </w:tc>
-        <w:tc>
-          <w:tcPr>
-            <w:tcW w:w="1607" w:type="dxa"/>
-            <w:tcBorders>
-              <w:top w:val="single" w:sz="1" w:space="0" w:color="AAAAAA"/>
-              <w:left w:val="single" w:sz="1" w:space="0" w:color="AAAAAA"/>
-              <w:bottom w:val="single" w:sz="1" w:space="0" w:color="AAAAAA"/>
-              <w:right w:val="single" w:sz="1" w:space="0" w:color="AAAAAA"/>
-            </w:tcBorders>
-            <w:shd w:val="clear" w:color="auto" w:fill="FFFFFF" w:themeFill="background1"/>
-            <w:tcMar>
-              <w:top w:w="80" w:type="dxa"/>
-              <w:left w:w="120" w:type="dxa"/>
-              <w:bottom w:w="80" w:type="dxa"/>
-              <w:right w:w="120" w:type="dxa"/>
-            </w:tcMar>
-            <w:vAlign w:val="center"/>
-          </w:tcPr>
-          <w:p>
-            <w:r>
-              <w:t>member</w:t>
-            </w:r>
-          </w:p>
-        </w:tc>
-        <w:tc>
-          <w:tcPr>
-            <w:tcW w:w="1106" w:type="dxa"/>
-            <w:tcBorders>
-              <w:top w:val="single" w:sz="1" w:space="0" w:color="AAAAAA"/>
-              <w:left w:val="single" w:sz="1" w:space="0" w:color="AAAAAA"/>
-              <w:bottom w:val="single" w:sz="1" w:space="0" w:color="AAAAAA"/>
-              <w:right w:val="single" w:sz="1" w:space="0" w:color="AAAAAA"/>
-            </w:tcBorders>
-            <w:shd w:val="clear" w:color="auto" w:fill="FFFFFF" w:themeFill="background1"/>
-            <w:tcMar>
-              <w:top w:w="80" w:type="dxa"/>
-              <w:left w:w="120" w:type="dxa"/>
-              <w:bottom w:w="80" w:type="dxa"/>
-              <w:right w:w="120" w:type="dxa"/>
-            </w:tcMar>
-            <w:vAlign w:val="center"/>
-          </w:tcPr>
-          <w:p>
-            <w:r>
-              <w:t>cd-staging</w:t>
-            </w:r>
-          </w:p>
-        </w:tc>
-        <w:tc>
-          <w:tcPr>
-            <w:tcW w:w="1106" w:type="dxa"/>
-            <w:tcBorders>
-              <w:top w:val="single" w:sz="1" w:space="0" w:color="AAAAAA"/>
-              <w:left w:val="single" w:sz="1" w:space="0" w:color="AAAAAA"/>
-              <w:bottom w:val="single" w:sz="1" w:space="0" w:color="AAAAAA"/>
-              <w:right w:val="single" w:sz="1" w:space="0" w:color="AAAAAA"/>
-            </w:tcBorders>
-            <w:shd w:val="clear" w:color="auto" w:fill="FFFFFF" w:themeFill="background1"/>
-            <w:tcMar>
-              <w:top w:w="80" w:type="dxa"/>
-              <w:left w:w="120" w:type="dxa"/>
-              <w:bottom w:w="80" w:type="dxa"/>
-              <w:right w:w="120" w:type="dxa"/>
-            </w:tcMar>
-            <w:vAlign w:val="center"/>
-          </w:tcPr>
-          <w:p>
-            <w:r>
-              <w:t>hunza</w:t>
-            </w:r>
-          </w:p>
-        </w:tc>
-        <w:tc>
-          <w:tcPr>
-            <w:tcW w:w="1979" w:type="dxa"/>
-            <w:tcBorders>
-              <w:top w:val="single" w:sz="1" w:space="0" w:color="AAAAAA"/>
-              <w:left w:val="single" w:sz="1" w:space="0" w:color="AAAAAA"/>
-              <w:bottom w:val="single" w:sz="1" w:space="0" w:color="AAAAAA"/>
-              <w:right w:val="single" w:sz="1" w:space="0" w:color="AAAAAA"/>
-            </w:tcBorders>
-            <w:shd w:val="clear" w:color="auto" w:fill="FFFFFF" w:themeFill="background1"/>
-            <w:tcMar>
-              <w:top w:w="80" w:type="dxa"/>
-              <w:left w:w="120" w:type="dxa"/>
-              <w:bottom w:w="80" w:type="dxa"/>
-              <w:right w:w="120" w:type="dxa"/>
-            </w:tcMar>
-            <w:vAlign w:val="center"/>
-          </w:tcPr>
-          <w:p>
-            <w:r>
-              <w:t>Feature/usamaucp243-blip/hunza</w:t>
-            </w:r>
-          </w:p>
-        </w:tc>
-        <w:tc>
-          <w:tcPr>
-            <w:tcW w:w="1394" w:type="dxa"/>
-            <w:tcBorders>
-              <w:top w:val="single" w:sz="1" w:space="0" w:color="AAAAAA"/>
-              <w:left w:val="single" w:sz="1" w:space="0" w:color="AAAAAA"/>
-              <w:bottom w:val="single" w:sz="1" w:space="0" w:color="AAAAAA"/>
-              <w:right w:val="single" w:sz="1" w:space="0" w:color="AAAAAA"/>
-            </w:tcBorders>
-            <w:shd w:val="clear" w:color="auto" w:fill="FFFFFF" w:themeFill="background1"/>
-            <w:tcMar>
-              <w:top w:w="80" w:type="dxa"/>
-              <w:left w:w="120" w:type="dxa"/>
-              <w:bottom w:w="80" w:type="dxa"/>
-              <w:right w:w="120" w:type="dxa"/>
-            </w:tcMar>
-            <w:vAlign w:val="center"/>
-          </w:tcPr>
-          <w:p>
-            <w:r>
-              <w:t>N</w:t>
-            </w:r>
-          </w:p>
+            <w:tcW w:w="500" w:type="dxa"/>
+            <w:tcBorders>
+              <w:top w:val="single" w:sz="1" w:space="0" w:color="AAAAAA"/>
+              <w:left w:val="single" w:sz="1" w:space="0" w:color="AAAAAA"/>
+              <w:bottom w:val="single" w:sz="1" w:space="0" w:color="AAAAAA"/>
+              <w:right w:val="single" w:sz="1" w:space="0" w:color="AAAAAA"/>
+            </w:tcBorders>
+            <w:shd w:val="clear" w:color="auto" w:fill="FFFFFF"/>
+            <w:tcMar>
+              <w:top w:w="80" w:type="dxa"/>
+              <w:left w:w="120" w:type="dxa"/>
+              <w:bottom w:w="80" w:type="dxa"/>
+              <w:right w:w="120" w:type="dxa"/>
+            </w:tcMar>
+            <w:vAlign w:val="center"/>
+          </w:tcPr>
+          <w:p/>
+        </w:tc>
+        <w:tc>
+          <w:tcPr>
+            <w:tcW w:w="1400" w:type="dxa"/>
+            <w:tcBorders>
+              <w:top w:val="single" w:sz="1" w:space="0" w:color="AAAAAA"/>
+              <w:left w:val="single" w:sz="1" w:space="0" w:color="AAAAAA"/>
+              <w:bottom w:val="single" w:sz="1" w:space="0" w:color="AAAAAA"/>
+              <w:right w:val="single" w:sz="1" w:space="0" w:color="AAAAAA"/>
+            </w:tcBorders>
+            <w:shd w:val="clear" w:color="auto" w:fill="FFFFFF"/>
+            <w:tcMar>
+              <w:top w:w="80" w:type="dxa"/>
+              <w:left w:w="120" w:type="dxa"/>
+              <w:bottom w:w="80" w:type="dxa"/>
+              <w:right w:w="120" w:type="dxa"/>
+            </w:tcMar>
+            <w:vAlign w:val="center"/>
+          </w:tcPr>
+          <w:p/>
+        </w:tc>
+        <w:tc>
+          <w:tcPr>
+            <w:tcW w:w="1400" w:type="dxa"/>
+            <w:tcBorders>
+              <w:top w:val="single" w:sz="1" w:space="0" w:color="AAAAAA"/>
+              <w:left w:val="single" w:sz="1" w:space="0" w:color="AAAAAA"/>
+              <w:bottom w:val="single" w:sz="1" w:space="0" w:color="AAAAAA"/>
+              <w:right w:val="single" w:sz="1" w:space="0" w:color="AAAAAA"/>
+            </w:tcBorders>
+            <w:shd w:val="clear" w:color="auto" w:fill="FFFFFF"/>
+            <w:tcMar>
+              <w:top w:w="80" w:type="dxa"/>
+              <w:left w:w="120" w:type="dxa"/>
+              <w:bottom w:w="80" w:type="dxa"/>
+              <w:right w:w="120" w:type="dxa"/>
+            </w:tcMar>
+            <w:vAlign w:val="center"/>
+          </w:tcPr>
+          <w:p/>
+        </w:tc>
+        <w:tc>
+          <w:tcPr>
+            <w:tcW w:w="1100" w:type="dxa"/>
+            <w:tcBorders>
+              <w:top w:val="single" w:sz="1" w:space="0" w:color="AAAAAA"/>
+              <w:left w:val="single" w:sz="1" w:space="0" w:color="AAAAAA"/>
+              <w:bottom w:val="single" w:sz="1" w:space="0" w:color="AAAAAA"/>
+              <w:right w:val="single" w:sz="1" w:space="0" w:color="AAAAAA"/>
+            </w:tcBorders>
+            <w:shd w:val="clear" w:color="auto" w:fill="FFFFFF"/>
+            <w:tcMar>
+              <w:top w:w="80" w:type="dxa"/>
+              <w:left w:w="120" w:type="dxa"/>
+              <w:bottom w:w="80" w:type="dxa"/>
+              <w:right w:w="120" w:type="dxa"/>
+            </w:tcMar>
+            <w:vAlign w:val="center"/>
+          </w:tcPr>
+          <w:p/>
+        </w:tc>
+        <w:tc>
+          <w:tcPr>
+            <w:tcW w:w="1200" w:type="dxa"/>
+            <w:tcBorders>
+              <w:top w:val="single" w:sz="1" w:space="0" w:color="AAAAAA"/>
+              <w:left w:val="single" w:sz="1" w:space="0" w:color="AAAAAA"/>
+              <w:bottom w:val="single" w:sz="1" w:space="0" w:color="AAAAAA"/>
+              <w:right w:val="single" w:sz="1" w:space="0" w:color="AAAAAA"/>
+            </w:tcBorders>
+            <w:shd w:val="clear" w:color="auto" w:fill="FFFFFF"/>
+            <w:tcMar>
+              <w:top w:w="80" w:type="dxa"/>
+              <w:left w:w="120" w:type="dxa"/>
+              <w:bottom w:w="80" w:type="dxa"/>
+              <w:right w:w="120" w:type="dxa"/>
+            </w:tcMar>
+            <w:vAlign w:val="center"/>
+          </w:tcPr>
+          <w:p/>
+        </w:tc>
+        <w:tc>
+          <w:tcPr>
+            <w:tcW w:w="1200" w:type="dxa"/>
+            <w:tcBorders>
+              <w:top w:val="single" w:sz="1" w:space="0" w:color="AAAAAA"/>
+              <w:left w:val="single" w:sz="1" w:space="0" w:color="AAAAAA"/>
+              <w:bottom w:val="single" w:sz="1" w:space="0" w:color="AAAAAA"/>
+              <w:right w:val="single" w:sz="1" w:space="0" w:color="AAAAAA"/>
+            </w:tcBorders>
+            <w:shd w:val="clear" w:color="auto" w:fill="FFFFFF"/>
+            <w:tcMar>
+              <w:top w:w="80" w:type="dxa"/>
+              <w:left w:w="120" w:type="dxa"/>
+              <w:bottom w:w="80" w:type="dxa"/>
+              <w:right w:w="120" w:type="dxa"/>
+            </w:tcMar>
+            <w:vAlign w:val="center"/>
+          </w:tcPr>
+          <w:p/>
+        </w:tc>
+        <w:tc>
+          <w:tcPr>
+            <w:tcW w:w="1200" w:type="dxa"/>
+            <w:tcBorders>
+              <w:top w:val="single" w:sz="1" w:space="0" w:color="AAAAAA"/>
+              <w:left w:val="single" w:sz="1" w:space="0" w:color="AAAAAA"/>
+              <w:bottom w:val="single" w:sz="1" w:space="0" w:color="AAAAAA"/>
+              <w:right w:val="single" w:sz="1" w:space="0" w:color="AAAAAA"/>
+            </w:tcBorders>
+            <w:shd w:val="clear" w:color="auto" w:fill="FFFFFF"/>
+            <w:tcMar>
+              <w:top w:w="80" w:type="dxa"/>
+              <w:left w:w="120" w:type="dxa"/>
+              <w:bottom w:w="80" w:type="dxa"/>
+              <w:right w:w="120" w:type="dxa"/>
+            </w:tcMar>
+            <w:vAlign w:val="center"/>
+          </w:tcPr>
+          <w:p/>
+        </w:tc>
+        <w:tc>
+          <w:tcPr>
+            <w:tcW w:w="900" w:type="dxa"/>
+            <w:tcBorders>
+              <w:top w:val="single" w:sz="1" w:space="0" w:color="AAAAAA"/>
+              <w:left w:val="single" w:sz="1" w:space="0" w:color="AAAAAA"/>
+              <w:bottom w:val="single" w:sz="1" w:space="0" w:color="AAAAAA"/>
+              <w:right w:val="single" w:sz="1" w:space="0" w:color="AAAAAA"/>
+            </w:tcBorders>
+            <w:shd w:val="clear" w:color="auto" w:fill="FFFFFF"/>
+            <w:tcMar>
+              <w:top w:w="80" w:type="dxa"/>
+              <w:left w:w="120" w:type="dxa"/>
+              <w:bottom w:w="80" w:type="dxa"/>
+              <w:right w:w="120" w:type="dxa"/>
+            </w:tcMar>
+            <w:vAlign w:val="center"/>
+          </w:tcPr>
+          <w:p/>
         </w:tc>
       </w:tr>
     </w:tbl>
@@ -2011,6 +1871,7 @@
                 <w:sz w:val="20"/>
                 <w:szCs w:val="20"/>
               </w:rPr>
+              <w:lastRenderedPageBreak/>
               <w:t>Development</w:t>
             </w:r>
           </w:p>
@@ -3526,7 +3387,16 @@
                 <w:sz w:val="20"/>
                 <w:szCs w:val="20"/>
               </w:rPr>
-              <w:t xml:space="preserve"> HTML &amp; CSS Linting, Building with Parcel,</w:t>
+              <w:t xml:space="preserve"> HTML &amp; CSS Linting, Building with </w:t>
+            </w:r>
+            <w:r>
+              <w:rPr>
+                <w:color w:val="000000"/>
+                <w:sz w:val="20"/>
+                <w:szCs w:val="20"/>
+              </w:rPr>
+              <w:lastRenderedPageBreak/>
+              <w:t>Parcel,</w:t>
             </w:r>
             <w:r>
               <w:rPr>
@@ -3570,6 +3440,7 @@
                 <w:sz w:val="20"/>
                 <w:szCs w:val="20"/>
               </w:rPr>
+              <w:lastRenderedPageBreak/>
               <w:t>2</w:t>
             </w:r>
           </w:p>
@@ -4498,7 +4369,6 @@
           <w:sz w:val="19"/>
           <w:szCs w:val="19"/>
         </w:rPr>
-        <w:lastRenderedPageBreak/>
         <w:t>Feature Branch → PR to develop → ci-dev.yml builds &amp; pushes :dev-latest → PR merged → push on develop → cd-dev.yml deploys to pakvista-dev on Render → Live PakVista Development updated.</w:t>
       </w:r>
     </w:p>
@@ -15000,7 +14870,7 @@
 </file>
 
 <file path=word/endnotes.xml><?xml version="1.0" encoding="utf-8"?>
-<w:endnotes xmlns:wpc="http://schemas.microsoft.com/office/word/2010/wordprocessingCanvas" xmlns:mc="http://schemas.openxmlformats.org/markup-compatibility/2006" xmlns:o="urn:schemas-microsoft-com:office:office" xmlns:r="http://schemas.openxmlformats.org/officeDocument/2006/relationships" xmlns:m="http://schemas.openxmlformats.org/officeDocument/2006/math" xmlns:v="urn:schemas-microsoft-com:vml" xmlns:wp14="http://schemas.microsoft.com/office/word/2010/wordprocessingDrawing" xmlns:wp="http://schemas.openxmlformats.org/drawingml/2006/wordprocessingDrawing" xmlns:w10="urn:schemas-microsoft-com:office:word" xmlns:w="http://schemas.openxmlformats.org/wordprocessingml/2006/main" xmlns:w14="http://schemas.microsoft.com/office/word/2010/wordml" xmlns:w15="http://schemas.microsoft.com/office/word/2012/wordml" xmlns:wpg="http://schemas.microsoft.com/office/word/2010/wordprocessingGroup" xmlns:wpi="http://schemas.microsoft.com/office/word/2010/wordprocessingInk" xmlns:wne="http://schemas.microsoft.com/office/word/2006/wordml" xmlns:wps="http://schemas.microsoft.com/office/word/2010/wordprocessingShape" mc:Ignorable="w14 w15 wp14">
+<w:endnotes xmlns:wpc="http://schemas.microsoft.com/office/word/2010/wordprocessingCanvas" xmlns:cx="http://schemas.microsoft.com/office/drawing/2014/chartex" xmlns:cx1="http://schemas.microsoft.com/office/drawing/2015/9/8/chartex" xmlns:cx2="http://schemas.microsoft.com/office/drawing/2015/10/21/chartex" xmlns:cx3="http://schemas.microsoft.com/office/drawing/2016/5/9/chartex" xmlns:cx4="http://schemas.microsoft.com/office/drawing/2016/5/10/chartex" xmlns:cx5="http://schemas.microsoft.com/office/drawing/2016/5/11/chartex" xmlns:cx6="http://schemas.microsoft.com/office/drawing/2016/5/12/chartex" xmlns:cx7="http://schemas.microsoft.com/office/drawing/2016/5/13/chartex" xmlns:cx8="http://schemas.microsoft.com/office/drawing/2016/5/14/chartex" xmlns:mc="http://schemas.openxmlformats.org/markup-compatibility/2006" xmlns:aink="http://schemas.microsoft.com/office/drawing/2016/ink" xmlns:am3d="http://schemas.microsoft.com/office/drawing/2017/model3d" xmlns:o="urn:schemas-microsoft-com:office:office" xmlns:oel="http://schemas.microsoft.com/office/2019/extlst" xmlns:r="http://schemas.openxmlformats.org/officeDocument/2006/relationships" xmlns:m="http://schemas.openxmlformats.org/officeDocument/2006/math" xmlns:v="urn:schemas-microsoft-com:vml" xmlns:wp14="http://schemas.microsoft.com/office/word/2010/wordprocessingDrawing" xmlns:wp="http://schemas.openxmlformats.org/drawingml/2006/wordprocessingDrawing" xmlns:w10="urn:schemas-microsoft-com:office:word" xmlns:w="http://schemas.openxmlformats.org/wordprocessingml/2006/main" xmlns:w14="http://schemas.microsoft.com/office/word/2010/wordml" xmlns:w15="http://schemas.microsoft.com/office/word/2012/wordml" xmlns:w16cex="http://schemas.microsoft.com/office/word/2018/wordml/cex" xmlns:w16cid="http://schemas.microsoft.com/office/word/2016/wordml/cid" xmlns:w16="http://schemas.microsoft.com/office/word/2018/wordml" xmlns:w16du="http://schemas.microsoft.com/office/word/2023/wordml/word16du" xmlns:w16sdtdh="http://schemas.microsoft.com/office/word/2020/wordml/sdtdatahash" xmlns:w16sdtfl="http://schemas.microsoft.com/office/word/2024/wordml/sdtformatlock" xmlns:w16se="http://schemas.microsoft.com/office/word/2015/wordml/symex" xmlns:wpg="http://schemas.microsoft.com/office/word/2010/wordprocessingGroup" xmlns:wpi="http://schemas.microsoft.com/office/word/2010/wordprocessingInk" xmlns:wne="http://schemas.microsoft.com/office/word/2006/wordml" xmlns:wps="http://schemas.microsoft.com/office/word/2010/wordprocessingShape" mc:Ignorable="w14 w15 w16se w16cid w16 w16cex w16sdtdh w16sdtfl w16du wp14">
   <w:endnote w:type="separator" w:id="-1">
     <w:p>
       <w:r>
@@ -15014,15 +14884,12 @@
         <w:continuationSeparator/>
       </w:r>
     </w:p>
-  </w:endnote>
-  <w:endnote w:type="continuationNotice" w:id="1">
-    <w:p/>
   </w:endnote>
 </w:endnotes>
 </file>
 
 <file path=word/footer1.xml><?xml version="1.0" encoding="utf-8"?>
-<w:ftr xmlns:wpc="http://schemas.microsoft.com/office/word/2010/wordprocessingCanvas" xmlns:mc="http://schemas.openxmlformats.org/markup-compatibility/2006" xmlns:o="urn:schemas-microsoft-com:office:office" xmlns:r="http://schemas.openxmlformats.org/officeDocument/2006/relationships" xmlns:m="http://schemas.openxmlformats.org/officeDocument/2006/math" xmlns:v="urn:schemas-microsoft-com:vml" xmlns:wp14="http://schemas.microsoft.com/office/word/2010/wordprocessingDrawing" xmlns:wp="http://schemas.openxmlformats.org/drawingml/2006/wordprocessingDrawing" xmlns:w10="urn:schemas-microsoft-com:office:word" xmlns:w="http://schemas.openxmlformats.org/wordprocessingml/2006/main" xmlns:w14="http://schemas.microsoft.com/office/word/2010/wordml" xmlns:w15="http://schemas.microsoft.com/office/word/2012/wordml" xmlns:wpg="http://schemas.microsoft.com/office/word/2010/wordprocessingGroup" xmlns:wpi="http://schemas.microsoft.com/office/word/2010/wordprocessingInk" xmlns:wne="http://schemas.microsoft.com/office/word/2006/wordml" xmlns:wps="http://schemas.microsoft.com/office/word/2010/wordprocessingShape" mc:Ignorable="w14 w15 wp14">
+<w:ftr xmlns:wpc="http://schemas.microsoft.com/office/word/2010/wordprocessingCanvas" xmlns:cx="http://schemas.microsoft.com/office/drawing/2014/chartex" xmlns:cx1="http://schemas.microsoft.com/office/drawing/2015/9/8/chartex" xmlns:cx2="http://schemas.microsoft.com/office/drawing/2015/10/21/chartex" xmlns:cx3="http://schemas.microsoft.com/office/drawing/2016/5/9/chartex" xmlns:cx4="http://schemas.microsoft.com/office/drawing/2016/5/10/chartex" xmlns:cx5="http://schemas.microsoft.com/office/drawing/2016/5/11/chartex" xmlns:cx6="http://schemas.microsoft.com/office/drawing/2016/5/12/chartex" xmlns:cx7="http://schemas.microsoft.com/office/drawing/2016/5/13/chartex" xmlns:cx8="http://schemas.microsoft.com/office/drawing/2016/5/14/chartex" xmlns:mc="http://schemas.openxmlformats.org/markup-compatibility/2006" xmlns:aink="http://schemas.microsoft.com/office/drawing/2016/ink" xmlns:am3d="http://schemas.microsoft.com/office/drawing/2017/model3d" xmlns:o="urn:schemas-microsoft-com:office:office" xmlns:oel="http://schemas.microsoft.com/office/2019/extlst" xmlns:r="http://schemas.openxmlformats.org/officeDocument/2006/relationships" xmlns:m="http://schemas.openxmlformats.org/officeDocument/2006/math" xmlns:v="urn:schemas-microsoft-com:vml" xmlns:wp14="http://schemas.microsoft.com/office/word/2010/wordprocessingDrawing" xmlns:wp="http://schemas.openxmlformats.org/drawingml/2006/wordprocessingDrawing" xmlns:w10="urn:schemas-microsoft-com:office:word" xmlns:w="http://schemas.openxmlformats.org/wordprocessingml/2006/main" xmlns:w14="http://schemas.microsoft.com/office/word/2010/wordml" xmlns:w15="http://schemas.microsoft.com/office/word/2012/wordml" xmlns:w16cex="http://schemas.microsoft.com/office/word/2018/wordml/cex" xmlns:w16cid="http://schemas.microsoft.com/office/word/2016/wordml/cid" xmlns:w16="http://schemas.microsoft.com/office/word/2018/wordml" xmlns:w16du="http://schemas.microsoft.com/office/word/2023/wordml/word16du" xmlns:w16sdtdh="http://schemas.microsoft.com/office/word/2020/wordml/sdtdatahash" xmlns:w16sdtfl="http://schemas.microsoft.com/office/word/2024/wordml/sdtformatlock" xmlns:w16se="http://schemas.microsoft.com/office/word/2015/wordml/symex" xmlns:wpg="http://schemas.microsoft.com/office/word/2010/wordprocessingGroup" xmlns:wpi="http://schemas.microsoft.com/office/word/2010/wordprocessingInk" xmlns:wne="http://schemas.microsoft.com/office/word/2006/wordml" xmlns:wps="http://schemas.microsoft.com/office/word/2010/wordprocessingShape" mc:Ignorable="w14 w15 w16se w16cid w16 w16cex w16sdtdh w16sdtfl w16du wp14">
   <w:p>
     <w:pPr>
       <w:pBdr>
@@ -15080,7 +14947,7 @@
         <w:sz w:val="18"/>
         <w:szCs w:val="18"/>
       </w:rPr>
-      <w:t>21</w:t>
+      <w:t>1</w:t>
     </w:r>
     <w:r>
       <w:rPr>
@@ -15129,7 +14996,7 @@
         <w:sz w:val="18"/>
         <w:szCs w:val="18"/>
       </w:rPr>
-      <w:t>21</w:t>
+      <w:t>2</w:t>
     </w:r>
     <w:r>
       <w:rPr>
@@ -15144,7 +15011,7 @@
 </file>
 
 <file path=word/footnotes.xml><?xml version="1.0" encoding="utf-8"?>
-<w:footnotes xmlns:wpc="http://schemas.microsoft.com/office/word/2010/wordprocessingCanvas" xmlns:mc="http://schemas.openxmlformats.org/markup-compatibility/2006" xmlns:o="urn:schemas-microsoft-com:office:office" xmlns:r="http://schemas.openxmlformats.org/officeDocument/2006/relationships" xmlns:m="http://schemas.openxmlformats.org/officeDocument/2006/math" xmlns:v="urn:schemas-microsoft-com:vml" xmlns:wp14="http://schemas.microsoft.com/office/word/2010/wordprocessingDrawing" xmlns:wp="http://schemas.openxmlformats.org/drawingml/2006/wordprocessingDrawing" xmlns:w10="urn:schemas-microsoft-com:office:word" xmlns:w="http://schemas.openxmlformats.org/wordprocessingml/2006/main" xmlns:w14="http://schemas.microsoft.com/office/word/2010/wordml" xmlns:w15="http://schemas.microsoft.com/office/word/2012/wordml" xmlns:wpg="http://schemas.microsoft.com/office/word/2010/wordprocessingGroup" xmlns:wpi="http://schemas.microsoft.com/office/word/2010/wordprocessingInk" xmlns:wne="http://schemas.microsoft.com/office/word/2006/wordml" xmlns:wps="http://schemas.microsoft.com/office/word/2010/wordprocessingShape" mc:Ignorable="w14 w15 wp14">
+<w:footnotes xmlns:wpc="http://schemas.microsoft.com/office/word/2010/wordprocessingCanvas" xmlns:cx="http://schemas.microsoft.com/office/drawing/2014/chartex" xmlns:cx1="http://schemas.microsoft.com/office/drawing/2015/9/8/chartex" xmlns:cx2="http://schemas.microsoft.com/office/drawing/2015/10/21/chartex" xmlns:cx3="http://schemas.microsoft.com/office/drawing/2016/5/9/chartex" xmlns:cx4="http://schemas.microsoft.com/office/drawing/2016/5/10/chartex" xmlns:cx5="http://schemas.microsoft.com/office/drawing/2016/5/11/chartex" xmlns:cx6="http://schemas.microsoft.com/office/drawing/2016/5/12/chartex" xmlns:cx7="http://schemas.microsoft.com/office/drawing/2016/5/13/chartex" xmlns:cx8="http://schemas.microsoft.com/office/drawing/2016/5/14/chartex" xmlns:mc="http://schemas.openxmlformats.org/markup-compatibility/2006" xmlns:aink="http://schemas.microsoft.com/office/drawing/2016/ink" xmlns:am3d="http://schemas.microsoft.com/office/drawing/2017/model3d" xmlns:o="urn:schemas-microsoft-com:office:office" xmlns:oel="http://schemas.microsoft.com/office/2019/extlst" xmlns:r="http://schemas.openxmlformats.org/officeDocument/2006/relationships" xmlns:m="http://schemas.openxmlformats.org/officeDocument/2006/math" xmlns:v="urn:schemas-microsoft-com:vml" xmlns:wp14="http://schemas.microsoft.com/office/word/2010/wordprocessingDrawing" xmlns:wp="http://schemas.openxmlformats.org/drawingml/2006/wordprocessingDrawing" xmlns:w10="urn:schemas-microsoft-com:office:word" xmlns:w="http://schemas.openxmlformats.org/wordprocessingml/2006/main" xmlns:w14="http://schemas.microsoft.com/office/word/2010/wordml" xmlns:w15="http://schemas.microsoft.com/office/word/2012/wordml" xmlns:w16cex="http://schemas.microsoft.com/office/word/2018/wordml/cex" xmlns:w16cid="http://schemas.microsoft.com/office/word/2016/wordml/cid" xmlns:w16="http://schemas.microsoft.com/office/word/2018/wordml" xmlns:w16du="http://schemas.microsoft.com/office/word/2023/wordml/word16du" xmlns:w16sdtdh="http://schemas.microsoft.com/office/word/2020/wordml/sdtdatahash" xmlns:w16sdtfl="http://schemas.microsoft.com/office/word/2024/wordml/sdtformatlock" xmlns:w16se="http://schemas.microsoft.com/office/word/2015/wordml/symex" xmlns:wpg="http://schemas.microsoft.com/office/word/2010/wordprocessingGroup" xmlns:wpi="http://schemas.microsoft.com/office/word/2010/wordprocessingInk" xmlns:wne="http://schemas.microsoft.com/office/word/2006/wordml" xmlns:wps="http://schemas.microsoft.com/office/word/2010/wordprocessingShape" mc:Ignorable="w14 w15 w16se w16cid w16 w16cex w16sdtdh w16sdtfl w16du wp14">
   <w:footnote w:type="separator" w:id="-1">
     <w:p>
       <w:r>
@@ -15158,15 +15025,12 @@
         <w:continuationSeparator/>
       </w:r>
     </w:p>
-  </w:footnote>
-  <w:footnote w:type="continuationNotice" w:id="1">
-    <w:p/>
   </w:footnote>
 </w:footnotes>
 </file>
 
 <file path=word/header1.xml><?xml version="1.0" encoding="utf-8"?>
-<w:hdr xmlns:wpc="http://schemas.microsoft.com/office/word/2010/wordprocessingCanvas" xmlns:mc="http://schemas.openxmlformats.org/markup-compatibility/2006" xmlns:o="urn:schemas-microsoft-com:office:office" xmlns:r="http://schemas.openxmlformats.org/officeDocument/2006/relationships" xmlns:m="http://schemas.openxmlformats.org/officeDocument/2006/math" xmlns:v="urn:schemas-microsoft-com:vml" xmlns:wp14="http://schemas.microsoft.com/office/word/2010/wordprocessingDrawing" xmlns:wp="http://schemas.openxmlformats.org/drawingml/2006/wordprocessingDrawing" xmlns:w10="urn:schemas-microsoft-com:office:word" xmlns:w="http://schemas.openxmlformats.org/wordprocessingml/2006/main" xmlns:w14="http://schemas.microsoft.com/office/word/2010/wordml" xmlns:w15="http://schemas.microsoft.com/office/word/2012/wordml" xmlns:wpg="http://schemas.microsoft.com/office/word/2010/wordprocessingGroup" xmlns:wpi="http://schemas.microsoft.com/office/word/2010/wordprocessingInk" xmlns:wne="http://schemas.microsoft.com/office/word/2006/wordml" xmlns:wps="http://schemas.microsoft.com/office/word/2010/wordprocessingShape" mc:Ignorable="w14 w15 wp14">
+<w:hdr xmlns:wpc="http://schemas.microsoft.com/office/word/2010/wordprocessingCanvas" xmlns:cx="http://schemas.microsoft.com/office/drawing/2014/chartex" xmlns:cx1="http://schemas.microsoft.com/office/drawing/2015/9/8/chartex" xmlns:cx2="http://schemas.microsoft.com/office/drawing/2015/10/21/chartex" xmlns:cx3="http://schemas.microsoft.com/office/drawing/2016/5/9/chartex" xmlns:cx4="http://schemas.microsoft.com/office/drawing/2016/5/10/chartex" xmlns:cx5="http://schemas.microsoft.com/office/drawing/2016/5/11/chartex" xmlns:cx6="http://schemas.microsoft.com/office/drawing/2016/5/12/chartex" xmlns:cx7="http://schemas.microsoft.com/office/drawing/2016/5/13/chartex" xmlns:cx8="http://schemas.microsoft.com/office/drawing/2016/5/14/chartex" xmlns:mc="http://schemas.openxmlformats.org/markup-compatibility/2006" xmlns:aink="http://schemas.microsoft.com/office/drawing/2016/ink" xmlns:am3d="http://schemas.microsoft.com/office/drawing/2017/model3d" xmlns:o="urn:schemas-microsoft-com:office:office" xmlns:oel="http://schemas.microsoft.com/office/2019/extlst" xmlns:r="http://schemas.openxmlformats.org/officeDocument/2006/relationships" xmlns:m="http://schemas.openxmlformats.org/officeDocument/2006/math" xmlns:v="urn:schemas-microsoft-com:vml" xmlns:wp14="http://schemas.microsoft.com/office/word/2010/wordprocessingDrawing" xmlns:wp="http://schemas.openxmlformats.org/drawingml/2006/wordprocessingDrawing" xmlns:w10="urn:schemas-microsoft-com:office:word" xmlns:w="http://schemas.openxmlformats.org/wordprocessingml/2006/main" xmlns:w14="http://schemas.microsoft.com/office/word/2010/wordml" xmlns:w15="http://schemas.microsoft.com/office/word/2012/wordml" xmlns:w16cex="http://schemas.microsoft.com/office/word/2018/wordml/cex" xmlns:w16cid="http://schemas.microsoft.com/office/word/2016/wordml/cid" xmlns:w16="http://schemas.microsoft.com/office/word/2018/wordml" xmlns:w16du="http://schemas.microsoft.com/office/word/2023/wordml/word16du" xmlns:w16sdtdh="http://schemas.microsoft.com/office/word/2020/wordml/sdtdatahash" xmlns:w16sdtfl="http://schemas.microsoft.com/office/word/2024/wordml/sdtformatlock" xmlns:w16se="http://schemas.microsoft.com/office/word/2015/wordml/symex" xmlns:wpg="http://schemas.microsoft.com/office/word/2010/wordprocessingGroup" xmlns:wpi="http://schemas.microsoft.com/office/word/2010/wordprocessingInk" xmlns:wne="http://schemas.microsoft.com/office/word/2006/wordml" xmlns:wps="http://schemas.microsoft.com/office/word/2010/wordprocessingShape" mc:Ignorable="w14 w15 w16se w16cid w16 w16cex w16sdtdh w16sdtfl w16du wp14">
   <w:p>
     <w:pPr>
       <w:pBdr>
@@ -15200,7 +15064,7 @@
 </file>
 
 <file path=word/numbering.xml><?xml version="1.0" encoding="utf-8"?>
-<w:numbering xmlns:wpc="http://schemas.microsoft.com/office/word/2010/wordprocessingCanvas" xmlns:mc="http://schemas.openxmlformats.org/markup-compatibility/2006" xmlns:o="urn:schemas-microsoft-com:office:office" xmlns:r="http://schemas.openxmlformats.org/officeDocument/2006/relationships" xmlns:m="http://schemas.openxmlformats.org/officeDocument/2006/math" xmlns:v="urn:schemas-microsoft-com:vml" xmlns:wp14="http://schemas.microsoft.com/office/word/2010/wordprocessingDrawing" xmlns:wp="http://schemas.openxmlformats.org/drawingml/2006/wordprocessingDrawing" xmlns:w10="urn:schemas-microsoft-com:office:word" xmlns:w="http://schemas.openxmlformats.org/wordprocessingml/2006/main" xmlns:w14="http://schemas.microsoft.com/office/word/2010/wordml" xmlns:w15="http://schemas.microsoft.com/office/word/2012/wordml" xmlns:wpg="http://schemas.microsoft.com/office/word/2010/wordprocessingGroup" xmlns:wpi="http://schemas.microsoft.com/office/word/2010/wordprocessingInk" xmlns:wne="http://schemas.microsoft.com/office/word/2006/wordml" xmlns:wps="http://schemas.microsoft.com/office/word/2010/wordprocessingShape" mc:Ignorable="w14 w15 wp14">
+<w:numbering xmlns:wpc="http://schemas.microsoft.com/office/word/2010/wordprocessingCanvas" xmlns:cx="http://schemas.microsoft.com/office/drawing/2014/chartex" xmlns:cx1="http://schemas.microsoft.com/office/drawing/2015/9/8/chartex" xmlns:cx2="http://schemas.microsoft.com/office/drawing/2015/10/21/chartex" xmlns:cx3="http://schemas.microsoft.com/office/drawing/2016/5/9/chartex" xmlns:cx4="http://schemas.microsoft.com/office/drawing/2016/5/10/chartex" xmlns:cx5="http://schemas.microsoft.com/office/drawing/2016/5/11/chartex" xmlns:cx6="http://schemas.microsoft.com/office/drawing/2016/5/12/chartex" xmlns:cx7="http://schemas.microsoft.com/office/drawing/2016/5/13/chartex" xmlns:cx8="http://schemas.microsoft.com/office/drawing/2016/5/14/chartex" xmlns:mc="http://schemas.openxmlformats.org/markup-compatibility/2006" xmlns:aink="http://schemas.microsoft.com/office/drawing/2016/ink" xmlns:am3d="http://schemas.microsoft.com/office/drawing/2017/model3d" xmlns:o="urn:schemas-microsoft-com:office:office" xmlns:oel="http://schemas.microsoft.com/office/2019/extlst" xmlns:r="http://schemas.openxmlformats.org/officeDocument/2006/relationships" xmlns:m="http://schemas.openxmlformats.org/officeDocument/2006/math" xmlns:v="urn:schemas-microsoft-com:vml" xmlns:wp14="http://schemas.microsoft.com/office/word/2010/wordprocessingDrawing" xmlns:wp="http://schemas.openxmlformats.org/drawingml/2006/wordprocessingDrawing" xmlns:w10="urn:schemas-microsoft-com:office:word" xmlns:w="http://schemas.openxmlformats.org/wordprocessingml/2006/main" xmlns:w14="http://schemas.microsoft.com/office/word/2010/wordml" xmlns:w15="http://schemas.microsoft.com/office/word/2012/wordml" xmlns:w16cex="http://schemas.microsoft.com/office/word/2018/wordml/cex" xmlns:w16cid="http://schemas.microsoft.com/office/word/2016/wordml/cid" xmlns:w16="http://schemas.microsoft.com/office/word/2018/wordml" xmlns:w16du="http://schemas.microsoft.com/office/word/2023/wordml/word16du" xmlns:w16sdtdh="http://schemas.microsoft.com/office/word/2020/wordml/sdtdatahash" xmlns:w16sdtfl="http://schemas.microsoft.com/office/word/2024/wordml/sdtformatlock" xmlns:w16se="http://schemas.microsoft.com/office/word/2015/wordml/symex" xmlns:wpg="http://schemas.microsoft.com/office/word/2010/wordprocessingGroup" xmlns:wpi="http://schemas.microsoft.com/office/word/2010/wordprocessingInk" xmlns:wne="http://schemas.microsoft.com/office/word/2006/wordml" xmlns:wps="http://schemas.microsoft.com/office/word/2010/wordprocessingShape" mc:Ignorable="w14 w15 w16se w16cid w16 w16cex w16sdtdh w16sdtfl w16du wp14">
   <w:abstractNum w:abstractNumId="0" w15:restartNumberingAfterBreak="0">
     <w:nsid w:val="0C5F5D60"/>
     <w:multiLevelType w:val="hybridMultilevel"/>
@@ -15631,44 +15495,44 @@
       <w:lvlJc w:val="left"/>
     </w:lvl>
   </w:abstractNum>
-  <w:num w:numId="1">
+  <w:num w:numId="1" w16cid:durableId="2117942478">
     <w:abstractNumId w:val="4"/>
     <w:lvlOverride w:ilvl="0">
       <w:startOverride w:val="1"/>
     </w:lvlOverride>
   </w:num>
-  <w:num w:numId="2">
+  <w:num w:numId="2" w16cid:durableId="83378792">
     <w:abstractNumId w:val="0"/>
     <w:lvlOverride w:ilvl="0">
       <w:startOverride w:val="1"/>
     </w:lvlOverride>
   </w:num>
-  <w:num w:numId="3">
+  <w:num w:numId="3" w16cid:durableId="109058998">
     <w:abstractNumId w:val="2"/>
     <w:lvlOverride w:ilvl="0">
       <w:startOverride w:val="1"/>
     </w:lvlOverride>
   </w:num>
-  <w:num w:numId="4">
+  <w:num w:numId="4" w16cid:durableId="1097016307">
     <w:abstractNumId w:val="0"/>
   </w:num>
-  <w:num w:numId="5">
+  <w:num w:numId="5" w16cid:durableId="148984198">
     <w:abstractNumId w:val="6"/>
   </w:num>
-  <w:num w:numId="6">
+  <w:num w:numId="6" w16cid:durableId="1898860815">
     <w:abstractNumId w:val="1"/>
   </w:num>
-  <w:num w:numId="7">
+  <w:num w:numId="7" w16cid:durableId="2025783913">
     <w:abstractNumId w:val="5"/>
   </w:num>
-  <w:num w:numId="8">
+  <w:num w:numId="8" w16cid:durableId="1904019393">
     <w:abstractNumId w:val="3"/>
   </w:num>
 </w:numbering>
 </file>
 
 <file path=word/styles.xml><?xml version="1.0" encoding="utf-8"?>
-<w:styles xmlns:mc="http://schemas.openxmlformats.org/markup-compatibility/2006" xmlns:r="http://schemas.openxmlformats.org/officeDocument/2006/relationships" xmlns:w="http://schemas.openxmlformats.org/wordprocessingml/2006/main" xmlns:w14="http://schemas.microsoft.com/office/word/2010/wordml" xmlns:w15="http://schemas.microsoft.com/office/word/2012/wordml" mc:Ignorable="w14 w15">
+<w:styles xmlns:mc="http://schemas.openxmlformats.org/markup-compatibility/2006" xmlns:r="http://schemas.openxmlformats.org/officeDocument/2006/relationships" xmlns:w="http://schemas.openxmlformats.org/wordprocessingml/2006/main" xmlns:w14="http://schemas.microsoft.com/office/word/2010/wordml" xmlns:w15="http://schemas.microsoft.com/office/word/2012/wordml" xmlns:w16cex="http://schemas.microsoft.com/office/word/2018/wordml/cex" xmlns:w16cid="http://schemas.microsoft.com/office/word/2016/wordml/cid" xmlns:w16="http://schemas.microsoft.com/office/word/2018/wordml" xmlns:w16du="http://schemas.microsoft.com/office/word/2023/wordml/word16du" xmlns:w16sdtdh="http://schemas.microsoft.com/office/word/2020/wordml/sdtdatahash" xmlns:w16sdtfl="http://schemas.microsoft.com/office/word/2024/wordml/sdtformatlock" xmlns:w16se="http://schemas.microsoft.com/office/word/2015/wordml/symex" mc:Ignorable="w14 w15 w16se w16cid w16 w16cex w16sdtdh w16sdtfl w16du">
   <w:docDefaults>
     <w:rPrDefault>
       <w:rPr>
@@ -15680,7 +15544,7 @@
     </w:rPrDefault>
     <w:pPrDefault/>
   </w:docDefaults>
-  <w:latentStyles w:defLockedState="0" w:defUIPriority="99" w:defSemiHidden="0" w:defUnhideWhenUsed="0" w:defQFormat="0" w:count="371">
+  <w:latentStyles w:defLockedState="0" w:defUIPriority="99" w:defSemiHidden="0" w:defUnhideWhenUsed="0" w:defQFormat="0" w:count="376">
     <w:lsdException w:name="Normal" w:uiPriority="0" w:qFormat="1"/>
     <w:lsdException w:name="heading 1" w:uiPriority="9" w:qFormat="1"/>
     <w:lsdException w:name="heading 2" w:semiHidden="1" w:uiPriority="9" w:unhideWhenUsed="1" w:qFormat="1"/>
@@ -15860,7 +15724,7 @@
     <w:lsdException w:name="Medium Shading 2 Accent 1" w:uiPriority="64"/>
     <w:lsdException w:name="Medium List 1 Accent 1" w:uiPriority="65"/>
     <w:lsdException w:name="Revision" w:semiHidden="1"/>
-    <w:lsdException w:name="List Paragraph" w:uiPriority="0" w:qFormat="1"/>
+    <w:lsdException w:name="List Paragraph" w:uiPriority="34" w:qFormat="1"/>
     <w:lsdException w:name="Quote" w:uiPriority="29" w:qFormat="1"/>
     <w:lsdException w:name="Intense Quote" w:uiPriority="30" w:qFormat="1"/>
     <w:lsdException w:name="Medium List 2 Accent 1" w:uiPriority="66"/>
@@ -16052,6 +15916,11 @@
     <w:lsdException w:name="List Table 5 Dark Accent 6" w:uiPriority="50"/>
     <w:lsdException w:name="List Table 6 Colorful Accent 6" w:uiPriority="51"/>
     <w:lsdException w:name="List Table 7 Colorful Accent 6" w:uiPriority="52"/>
+    <w:lsdException w:name="Mention" w:semiHidden="1" w:unhideWhenUsed="1"/>
+    <w:lsdException w:name="Smart Hyperlink" w:semiHidden="1" w:unhideWhenUsed="1"/>
+    <w:lsdException w:name="Hashtag" w:semiHidden="1" w:unhideWhenUsed="1"/>
+    <w:lsdException w:name="Unresolved Mention" w:semiHidden="1" w:unhideWhenUsed="1"/>
+    <w:lsdException w:name="Smart Link" w:semiHidden="1" w:unhideWhenUsed="1"/>
   </w:latentStyles>
   <w:style w:type="paragraph" w:default="1" w:styleId="Normal">
     <w:name w:val="Normal"/>
